--- a/Project Progress Report/Assignment_Phase_1-Thanh_Tran-24247169.docx
+++ b/Project Progress Report/Assignment_Phase_1-Thanh_Tran-24247169.docx
@@ -142,6 +142,7 @@
     </w:p>
     <w:p>
       <w:pPr>
+        <w:jc w:val="center"/>
         <w:rPr>
           <w:rFonts w:ascii="Arial" w:hAnsi="Arial" w:cs="Arial"/>
           <w:b/>
@@ -150,10 +151,7 @@
           <w:szCs w:val="44"/>
         </w:rPr>
       </w:pPr>
-    </w:p>
-    <w:p>
-      <w:pPr>
-        <w:jc w:val="center"/>
+      <w:r>
         <w:rPr>
           <w:rFonts w:ascii="Arial" w:hAnsi="Arial" w:cs="Arial"/>
           <w:b/>
@@ -161,7 +159,8 @@
           <w:sz w:val="44"/>
           <w:szCs w:val="44"/>
         </w:rPr>
-      </w:pPr>
+        <w:t>ENSE706</w:t>
+      </w:r>
       <w:r>
         <w:rPr>
           <w:rFonts w:ascii="Arial" w:hAnsi="Arial" w:cs="Arial"/>
@@ -170,12 +169,9 @@
           <w:sz w:val="44"/>
           <w:szCs w:val="44"/>
         </w:rPr>
-        <w:t>COMP716 - Highly Secure Systems</w:t>
-      </w:r>
-    </w:p>
-    <w:p>
-      <w:pPr>
-        <w:jc w:val="center"/>
+        <w:t xml:space="preserve"> -</w:t>
+      </w:r>
+      <w:r>
         <w:rPr>
           <w:rFonts w:ascii="Arial" w:hAnsi="Arial" w:cs="Arial"/>
           <w:b/>
@@ -183,8 +179,12 @@
           <w:sz w:val="44"/>
           <w:szCs w:val="44"/>
         </w:rPr>
-      </w:pPr>
-      <w:r>
+        <w:t xml:space="preserve"> Data Process and </w:t>
+      </w:r>
+    </w:p>
+    <w:p>
+      <w:pPr>
+        <w:jc w:val="center"/>
         <w:rPr>
           <w:rFonts w:ascii="Arial" w:hAnsi="Arial" w:cs="Arial"/>
           <w:b/>
@@ -192,7 +192,50 @@
           <w:sz w:val="44"/>
           <w:szCs w:val="44"/>
         </w:rPr>
-        <w:t>Assignment 1</w:t>
+      </w:pPr>
+      <w:r>
+        <w:rPr>
+          <w:rFonts w:ascii="Arial" w:hAnsi="Arial" w:cs="Arial"/>
+          <w:b/>
+          <w:bCs/>
+          <w:sz w:val="44"/>
+          <w:szCs w:val="44"/>
+        </w:rPr>
+        <w:t>Software Modelling</w:t>
+      </w:r>
+    </w:p>
+    <w:p>
+      <w:pPr>
+        <w:jc w:val="center"/>
+        <w:rPr>
+          <w:rFonts w:ascii="Arial" w:hAnsi="Arial" w:cs="Arial"/>
+          <w:b/>
+          <w:bCs/>
+          <w:sz w:val="44"/>
+          <w:szCs w:val="44"/>
+        </w:rPr>
+      </w:pPr>
+    </w:p>
+    <w:p>
+      <w:pPr>
+        <w:jc w:val="center"/>
+        <w:rPr>
+          <w:rFonts w:ascii="Arial" w:hAnsi="Arial" w:cs="Arial"/>
+          <w:b/>
+          <w:bCs/>
+          <w:sz w:val="44"/>
+          <w:szCs w:val="44"/>
+        </w:rPr>
+      </w:pPr>
+      <w:r>
+        <w:rPr>
+          <w:rFonts w:ascii="Arial" w:hAnsi="Arial" w:cs="Arial"/>
+          <w:b/>
+          <w:bCs/>
+          <w:sz w:val="44"/>
+          <w:szCs w:val="44"/>
+        </w:rPr>
+        <w:t>Project Progress Report</w:t>
       </w:r>
     </w:p>
     <w:p>
@@ -469,13 +512,7 @@
         <w:rPr>
           <w:rFonts w:ascii="Arial" w:hAnsi="Arial" w:cs="Arial"/>
         </w:rPr>
-        <w:t>The selected system involves several key stakeholders and user roles with distinct responsibilities. Students interact with the system to search for courses, submit enrolment requests, and view their enrolment status. Academic staff are responsible for managing course-related information and monitoring enrolled students. Administrative staff handle the review and approval of enrolment requests, while finance staff process payments required to confirm enrolments. In addition, IT staff support the technical operation of the system, and university management may rely on system data for planning and decision-making. These roles demonstrate the need for a system that supports multiple users with different responsibilities and access levels.</w:t>
-      </w:r>
-      <w:r>
-        <w:rPr>
-          <w:rFonts w:ascii="Arial" w:hAnsi="Arial" w:cs="Arial"/>
-        </w:rPr>
-        <w:t xml:space="preserve"> </w:t>
+        <w:t xml:space="preserve">The selected system involves several key stakeholders and user roles with distinct responsibilities. Students interact with the system to search for courses, submit enrolment requests, and view their enrolment status. Academic staff are responsible for managing course-related information and monitoring enrolled students. Administrative staff handle the review and approval of enrolment requests, while finance staff process payments required to confirm enrolments. In addition, IT staff support the technical operation of the system, and university management may rely on system data for planning and decision-making. These roles demonstrate the need for a system that supports multiple users with different responsibilities and access levels. </w:t>
       </w:r>
     </w:p>
     <w:p>
@@ -490,13 +527,7 @@
         <w:rPr>
           <w:rFonts w:ascii="Arial" w:hAnsi="Arial" w:cs="Arial"/>
         </w:rPr>
-        <w:t>The selected system directly supports the university’s core function of delivering education by enabling students to enrol in courses and ensuring that institutional rules, such as prerequisites and course capacity limits, are enforced. The system also facilitates coordination between different parts of the organisation by supporting workflows such as enrolment submission, approval, and payment processing.</w:t>
-      </w:r>
-      <w:r>
-        <w:rPr>
-          <w:rFonts w:ascii="Arial" w:hAnsi="Arial" w:cs="Arial"/>
-        </w:rPr>
-        <w:t xml:space="preserve"> </w:t>
+        <w:t xml:space="preserve">The selected system directly supports the university’s core function of delivering education by enabling students to enrol in courses and ensuring that institutional rules, such as prerequisites and course capacity limits, are enforced. The system also facilitates coordination between different parts of the organisation by supporting workflows such as enrolment submission, approval, and payment processing. </w:t>
       </w:r>
       <w:r>
         <w:rPr>
@@ -1576,6 +1607,7 @@
   <w:style w:type="character" w:default="1" w:styleId="DefaultParagraphFont">
     <w:name w:val="Default Paragraph Font"/>
     <w:uiPriority w:val="1"/>
+    <w:semiHidden/>
     <w:unhideWhenUsed/>
   </w:style>
   <w:style w:type="table" w:default="1" w:styleId="TableNormal">

--- a/Project Progress Report/Assignment_Phase_1-Thanh_Tran-24247169.docx
+++ b/Project Progress Report/Assignment_Phase_1-Thanh_Tran-24247169.docx
@@ -359,6 +359,7 @@
           <w:ilvl w:val="0"/>
           <w:numId w:val="3"/>
         </w:numPr>
+        <w:spacing w:line="360" w:lineRule="auto"/>
         <w:ind w:left="284"/>
         <w:rPr>
           <w:rFonts w:ascii="Arial" w:hAnsi="Arial" w:cs="Arial"/>
@@ -390,6 +391,7 @@
     </w:p>
     <w:p>
       <w:pPr>
+        <w:spacing w:line="360" w:lineRule="auto"/>
         <w:rPr>
           <w:rFonts w:ascii="Arial" w:eastAsiaTheme="majorEastAsia" w:hAnsi="Arial" w:cs="Arial"/>
           <w:color w:val="0F4761" w:themeColor="accent1" w:themeShade="BF"/>
@@ -411,6 +413,7 @@
           <w:ilvl w:val="0"/>
           <w:numId w:val="3"/>
         </w:numPr>
+        <w:spacing w:line="360" w:lineRule="auto"/>
         <w:ind w:left="284"/>
         <w:rPr>
           <w:rFonts w:ascii="Arial" w:hAnsi="Arial" w:cs="Arial"/>
@@ -436,6 +439,7 @@
     </w:p>
     <w:p>
       <w:pPr>
+        <w:spacing w:line="360" w:lineRule="auto"/>
         <w:ind w:left="284"/>
         <w:jc w:val="both"/>
         <w:rPr>
@@ -460,6 +464,7 @@
     </w:p>
     <w:p>
       <w:pPr>
+        <w:spacing w:line="360" w:lineRule="auto"/>
         <w:ind w:left="284"/>
         <w:jc w:val="both"/>
         <w:rPr>
@@ -502,6 +507,7 @@
     </w:p>
     <w:p>
       <w:pPr>
+        <w:spacing w:line="360" w:lineRule="auto"/>
         <w:ind w:left="284"/>
         <w:jc w:val="both"/>
         <w:rPr>
@@ -517,6 +523,7 @@
     </w:p>
     <w:p>
       <w:pPr>
+        <w:spacing w:line="360" w:lineRule="auto"/>
         <w:ind w:left="284"/>
         <w:jc w:val="both"/>
         <w:rPr>
@@ -543,7 +550,7 @@
           <w:ilvl w:val="0"/>
           <w:numId w:val="3"/>
         </w:numPr>
-        <w:spacing w:before="0" w:after="0"/>
+        <w:spacing w:before="0" w:after="0" w:line="360" w:lineRule="auto"/>
         <w:ind w:left="284"/>
         <w:rPr>
           <w:rFonts w:ascii="Arial" w:hAnsi="Arial" w:cs="Arial"/>
@@ -570,7 +577,7 @@
     <w:p>
       <w:pPr>
         <w:pStyle w:val="Heading1"/>
-        <w:spacing w:before="0"/>
+        <w:spacing w:before="0" w:line="360" w:lineRule="auto"/>
         <w:ind w:left="284"/>
         <w:rPr>
           <w:rFonts w:ascii="Arial" w:hAnsi="Arial" w:cs="Arial"/>
@@ -590,65 +597,9 @@
           <w:sz w:val="28"/>
           <w:szCs w:val="28"/>
         </w:rPr>
-        <w:t>2.1. Problem statement</w:t>
-      </w:r>
-    </w:p>
-    <w:p>
-      <w:pPr>
-        <w:ind w:left="851"/>
-        <w:jc w:val="both"/>
-        <w:rPr>
-          <w:rFonts w:ascii="Arial" w:hAnsi="Arial" w:cs="Arial"/>
-        </w:rPr>
-      </w:pPr>
-      <w:r>
-        <w:rPr>
-          <w:rFonts w:ascii="Arial" w:hAnsi="Arial" w:cs="Arial"/>
-        </w:rPr>
-        <w:t>AUT</w:t>
-      </w:r>
-      <w:r>
-        <w:rPr>
-          <w:rFonts w:ascii="Arial" w:hAnsi="Arial" w:cs="Arial"/>
-        </w:rPr>
-        <w:t xml:space="preserve"> requires a Student Enrolment and Course Management System to manage course selection, enrolment, and related processes. Students should be able to search for available courses, enrol in them, and view their enrolled courses. The system should automatically check prerequisites and course availability before allowing enrolment.</w:t>
-      </w:r>
-    </w:p>
-    <w:p>
-      <w:pPr>
-        <w:ind w:left="851"/>
-        <w:jc w:val="both"/>
-        <w:rPr>
-          <w:rFonts w:ascii="Arial" w:hAnsi="Arial" w:cs="Arial"/>
-        </w:rPr>
-      </w:pPr>
-      <w:r>
-        <w:rPr>
-          <w:rFonts w:ascii="Arial" w:hAnsi="Arial" w:cs="Arial"/>
-        </w:rPr>
-        <w:t>Staff should be able to review and approve enrolment requests, manage course information, and process payments to confirm enrolments. Different responsibilities are handled by different parts of the university, and the system must support smooth coordination between them.</w:t>
-      </w:r>
-    </w:p>
-    <w:p>
-      <w:pPr>
-        <w:ind w:left="851"/>
-        <w:jc w:val="both"/>
-        <w:rPr>
-          <w:rFonts w:ascii="Arial" w:hAnsi="Arial" w:cs="Arial"/>
-        </w:rPr>
-      </w:pPr>
-      <w:r>
-        <w:rPr>
-          <w:rFonts w:ascii="Arial" w:hAnsi="Arial" w:cs="Arial"/>
-        </w:rPr>
-        <w:t>The system should be accessible through a web browser on any device, support multiple users at the same time, and ensure that all data is accurate, secure, and up to date.</w:t>
-      </w:r>
-    </w:p>
-    <w:p>
-      <w:pPr>
-        <w:pStyle w:val="Heading1"/>
-        <w:spacing w:before="0"/>
-        <w:ind w:left="284"/>
+        <w:t>3</w:t>
+      </w:r>
+      <w:r>
         <w:rPr>
           <w:rFonts w:ascii="Arial" w:hAnsi="Arial" w:cs="Arial"/>
           <w:b/>
@@ -657,8 +608,158 @@
           <w:sz w:val="28"/>
           <w:szCs w:val="28"/>
         </w:rPr>
-      </w:pPr>
-      <w:r>
+        <w:t>.1. Problem statement</w:t>
+      </w:r>
+    </w:p>
+    <w:p>
+      <w:pPr>
+        <w:spacing w:line="360" w:lineRule="auto"/>
+        <w:ind w:left="851"/>
+        <w:jc w:val="both"/>
+        <w:rPr>
+          <w:rFonts w:ascii="Arial" w:hAnsi="Arial" w:cs="Arial"/>
+        </w:rPr>
+      </w:pPr>
+      <w:r>
+        <w:rPr>
+          <w:rFonts w:ascii="Arial" w:hAnsi="Arial" w:cs="Arial"/>
+        </w:rPr>
+        <w:t>The current enrolment process at Auckland University of Technology relies heavily on manual, paper-based procedures for managing student enrolment and course administration. This approach creates several operational challenges, including lost or misplaced enrolment forms, manual prerequisite checks prone to errors, delays in enrolment approval—especially during peak periods—and difficulty tracking student progress or course capacity. These inefficiencies result in slow processing times, inconsistent data, limited accessibility, and poor coordination between departments.</w:t>
+      </w:r>
+    </w:p>
+    <w:p>
+      <w:pPr>
+        <w:spacing w:line="360" w:lineRule="auto"/>
+        <w:ind w:left="851"/>
+        <w:jc w:val="both"/>
+        <w:rPr>
+          <w:rFonts w:ascii="Arial" w:hAnsi="Arial" w:cs="Arial"/>
+        </w:rPr>
+      </w:pPr>
+      <w:r>
+        <w:rPr>
+          <w:rFonts w:ascii="Arial" w:hAnsi="Arial" w:cs="Arial"/>
+        </w:rPr>
+        <w:t xml:space="preserve">To address these issues, </w:t>
+      </w:r>
+      <w:r>
+        <w:rPr>
+          <w:rFonts w:ascii="Arial" w:hAnsi="Arial" w:cs="Arial"/>
+        </w:rPr>
+        <w:t>AUT</w:t>
+      </w:r>
+      <w:r>
+        <w:rPr>
+          <w:rFonts w:ascii="Arial" w:hAnsi="Arial" w:cs="Arial"/>
+        </w:rPr>
+        <w:t xml:space="preserve"> requires a Student Enrolment and Course Management System to manage course selection, enrolment, and related </w:t>
+      </w:r>
+      <w:r>
+        <w:rPr>
+          <w:rFonts w:ascii="Arial" w:hAnsi="Arial" w:cs="Arial"/>
+        </w:rPr>
+        <w:t xml:space="preserve">academic </w:t>
+      </w:r>
+      <w:r>
+        <w:rPr>
+          <w:rFonts w:ascii="Arial" w:hAnsi="Arial" w:cs="Arial"/>
+        </w:rPr>
+        <w:t xml:space="preserve">processes. </w:t>
+      </w:r>
+      <w:r>
+        <w:rPr>
+          <w:rFonts w:ascii="Arial" w:hAnsi="Arial" w:cs="Arial"/>
+        </w:rPr>
+        <w:t>The system must operate across multiple departments, including the Academic Department, Registry/Admissions Office, and Finance Department, each responsible for different aspects of the enrolment workflow.</w:t>
+      </w:r>
+      <w:r>
+        <w:t xml:space="preserve"> </w:t>
+      </w:r>
+      <w:r>
+        <w:rPr>
+          <w:rFonts w:ascii="Arial" w:hAnsi="Arial" w:cs="Arial"/>
+        </w:rPr>
+        <w:t>The system must support both domestic and international students, who may have different enrolment requirements, fee structures, and approval processes.</w:t>
+      </w:r>
+    </w:p>
+    <w:p>
+      <w:pPr>
+        <w:spacing w:line="360" w:lineRule="auto"/>
+        <w:ind w:left="851"/>
+        <w:jc w:val="both"/>
+        <w:rPr>
+          <w:rFonts w:ascii="Arial" w:hAnsi="Arial" w:cs="Arial"/>
+        </w:rPr>
+      </w:pPr>
+      <w:r>
+        <w:rPr>
+          <w:rFonts w:ascii="Arial" w:hAnsi="Arial" w:cs="Arial"/>
+        </w:rPr>
+        <w:t>Students should be able to search for available courses, enrol in them, and view their enrolled courses through the system. The system must automatically enforce key business rules, such as checking prerequisites, validating course availability, and preventing timetable conflicts before confirming enrolment. When selecting courses, students will be able to view a timetable of the courses they have chosen, and the system will automatically detect any clashes and display them visually. Students can then adjust their selection based on these clashes to ensure a feasible schedule.</w:t>
+      </w:r>
+    </w:p>
+    <w:p>
+      <w:pPr>
+        <w:spacing w:line="360" w:lineRule="auto"/>
+        <w:ind w:left="851"/>
+        <w:jc w:val="both"/>
+        <w:rPr>
+          <w:rFonts w:ascii="Arial" w:hAnsi="Arial" w:cs="Arial"/>
+        </w:rPr>
+      </w:pPr>
+      <w:r>
+        <w:rPr>
+          <w:rFonts w:ascii="Arial" w:hAnsi="Arial" w:cs="Arial"/>
+        </w:rPr>
+        <w:t xml:space="preserve">Staff members will perform distinct tasks depending on their department. Academic Department staff are responsible for maintaining course information, including course descriptions, prerequisites, capacity limits, and timetable details. Registry/Admissions Office staff review and approve student enrolment requests, </w:t>
+      </w:r>
+      <w:r>
+        <w:rPr>
+          <w:rFonts w:ascii="Arial" w:hAnsi="Arial" w:cs="Arial"/>
+        </w:rPr>
+        <w:lastRenderedPageBreak/>
+        <w:t>ensuring that all prerequisite, course availability, and timetable clash rules are satisfied. Finance Department staff process tuition and course-related payments and confirm enrolments only after successful payment verification. Since these responsibilities are distributed across departments, the system must ensure efficient coordination, secure data sharing, and real-time updates among all stakeholders</w:t>
+      </w:r>
+      <w:r>
+        <w:rPr>
+          <w:rFonts w:ascii="Arial" w:hAnsi="Arial" w:cs="Arial"/>
+        </w:rPr>
+        <w:t>.</w:t>
+      </w:r>
+    </w:p>
+    <w:p>
+      <w:pPr>
+        <w:spacing w:line="360" w:lineRule="auto"/>
+        <w:ind w:left="851"/>
+        <w:jc w:val="both"/>
+        <w:rPr>
+          <w:rFonts w:ascii="Arial" w:hAnsi="Arial" w:cs="Arial"/>
+        </w:rPr>
+      </w:pPr>
+      <w:r>
+        <w:rPr>
+          <w:rFonts w:ascii="Arial" w:hAnsi="Arial" w:cs="Arial"/>
+        </w:rPr>
+        <w:t xml:space="preserve">The proposed system will be a web-based application accessible through a browser on any device. It must support multiple concurrent users while ensuring data accuracy, security, and real-time updates. By replacing the existing manual process, the system aims to improve operational efficiency, reduce errors, and enhance the overall user experience for </w:t>
+      </w:r>
+      <w:r>
+        <w:rPr>
+          <w:rFonts w:ascii="Arial" w:hAnsi="Arial" w:cs="Arial"/>
+        </w:rPr>
+        <w:t>both domestic and international students, as well as staff</w:t>
+      </w:r>
+      <w:r>
+        <w:rPr>
+          <w:rFonts w:ascii="Arial" w:hAnsi="Arial" w:cs="Arial"/>
+        </w:rPr>
+        <w:t>.</w:t>
+      </w:r>
+    </w:p>
+    <w:p>
+      <w:pPr>
+        <w:pStyle w:val="Heading1"/>
+        <w:spacing w:before="0" w:line="360" w:lineRule="auto"/>
+        <w:ind w:left="284"/>
         <w:rPr>
           <w:rFonts w:ascii="Arial" w:hAnsi="Arial" w:cs="Arial"/>
           <w:b/>
@@ -667,8 +768,7 @@
           <w:sz w:val="28"/>
           <w:szCs w:val="28"/>
         </w:rPr>
-        <w:t>2.</w:t>
-      </w:r>
+      </w:pPr>
       <w:r>
         <w:rPr>
           <w:rFonts w:ascii="Arial" w:hAnsi="Arial" w:cs="Arial"/>
@@ -678,7 +778,7 @@
           <w:sz w:val="28"/>
           <w:szCs w:val="28"/>
         </w:rPr>
-        <w:t>2</w:t>
+        <w:t>3</w:t>
       </w:r>
       <w:r>
         <w:rPr>
@@ -689,7 +789,7 @@
           <w:sz w:val="28"/>
           <w:szCs w:val="28"/>
         </w:rPr>
-        <w:t xml:space="preserve">. </w:t>
+        <w:t>.</w:t>
       </w:r>
       <w:r>
         <w:rPr>
@@ -700,16 +800,1840 @@
           <w:sz w:val="28"/>
           <w:szCs w:val="28"/>
         </w:rPr>
+        <w:t>2</w:t>
+      </w:r>
+      <w:r>
+        <w:rPr>
+          <w:rFonts w:ascii="Arial" w:hAnsi="Arial" w:cs="Arial"/>
+          <w:b/>
+          <w:bCs/>
+          <w:color w:val="EE0000"/>
+          <w:sz w:val="28"/>
+          <w:szCs w:val="28"/>
+        </w:rPr>
+        <w:t xml:space="preserve">. </w:t>
+      </w:r>
+      <w:r>
+        <w:rPr>
+          <w:rFonts w:ascii="Arial" w:hAnsi="Arial" w:cs="Arial"/>
+          <w:b/>
+          <w:bCs/>
+          <w:color w:val="EE0000"/>
+          <w:sz w:val="28"/>
+          <w:szCs w:val="28"/>
+        </w:rPr>
         <w:t>Requirement Analysis</w:t>
       </w:r>
     </w:p>
     <w:p>
       <w:pPr>
-        <w:ind w:left="567"/>
-        <w:rPr>
-          <w:rFonts w:ascii="Arial" w:hAnsi="Arial" w:cs="Arial"/>
-        </w:rPr>
-      </w:pPr>
+        <w:pStyle w:val="Heading2"/>
+        <w:ind w:left="851"/>
+        <w:rPr>
+          <w:rFonts w:ascii="Arial" w:hAnsi="Arial" w:cs="Arial"/>
+          <w:b/>
+          <w:bCs/>
+          <w:color w:val="EE0000"/>
+          <w:sz w:val="24"/>
+          <w:szCs w:val="24"/>
+        </w:rPr>
+      </w:pPr>
+      <w:r>
+        <w:rPr>
+          <w:rFonts w:ascii="Arial" w:hAnsi="Arial" w:cs="Arial"/>
+          <w:b/>
+          <w:bCs/>
+          <w:color w:val="EE0000"/>
+          <w:sz w:val="24"/>
+          <w:szCs w:val="24"/>
+        </w:rPr>
+        <w:t>i.</w:t>
+      </w:r>
+      <w:r>
+        <w:rPr>
+          <w:rFonts w:ascii="Arial" w:hAnsi="Arial" w:cs="Arial"/>
+          <w:b/>
+          <w:bCs/>
+          <w:color w:val="EE0000"/>
+          <w:sz w:val="24"/>
+          <w:szCs w:val="24"/>
+        </w:rPr>
+        <w:t xml:space="preserve"> Stakeholders and Roles</w:t>
+      </w:r>
+    </w:p>
+    <w:p>
+      <w:pPr>
+        <w:spacing w:line="360" w:lineRule="auto"/>
+        <w:ind w:left="1134"/>
+        <w:rPr>
+          <w:rFonts w:ascii="Arial" w:hAnsi="Arial" w:cs="Arial"/>
+        </w:rPr>
+      </w:pPr>
+      <w:r>
+        <w:rPr>
+          <w:rFonts w:ascii="Arial" w:hAnsi="Arial" w:cs="Arial"/>
+        </w:rPr>
+        <w:t>Based on the problem statement, the key stakeholders and their respective roles are identified as follows</w:t>
+      </w:r>
+      <w:r>
+        <w:rPr>
+          <w:rFonts w:ascii="Arial" w:hAnsi="Arial" w:cs="Arial"/>
+        </w:rPr>
+        <w:t xml:space="preserve">: </w:t>
+      </w:r>
+    </w:p>
+    <w:p>
+      <w:pPr>
+        <w:pStyle w:val="ListParagraph"/>
+        <w:numPr>
+          <w:ilvl w:val="0"/>
+          <w:numId w:val="4"/>
+        </w:numPr>
+        <w:spacing w:line="360" w:lineRule="auto"/>
+        <w:ind w:left="1560"/>
+        <w:rPr>
+          <w:rFonts w:ascii="Arial" w:hAnsi="Arial" w:cs="Arial"/>
+        </w:rPr>
+      </w:pPr>
+      <w:r>
+        <w:rPr>
+          <w:rFonts w:ascii="Arial" w:hAnsi="Arial" w:cs="Arial"/>
+          <w:b/>
+          <w:bCs/>
+        </w:rPr>
+        <w:t>Student (Domestic / International)</w:t>
+      </w:r>
+      <w:r>
+        <w:rPr>
+          <w:rFonts w:ascii="Arial" w:hAnsi="Arial" w:cs="Arial"/>
+          <w:b/>
+          <w:bCs/>
+        </w:rPr>
+        <w:t>:</w:t>
+      </w:r>
+      <w:r>
+        <w:rPr>
+          <w:rFonts w:ascii="Arial" w:hAnsi="Arial" w:cs="Arial"/>
+        </w:rPr>
+        <w:t xml:space="preserve"> </w:t>
+      </w:r>
+      <w:r>
+        <w:rPr>
+          <w:rFonts w:ascii="Arial" w:hAnsi="Arial" w:cs="Arial"/>
+        </w:rPr>
+        <w:t>Search courses, enrol, view enrolled courses, check timetable and clashes, manage enrolment requests</w:t>
+      </w:r>
+    </w:p>
+    <w:p>
+      <w:pPr>
+        <w:pStyle w:val="ListParagraph"/>
+        <w:numPr>
+          <w:ilvl w:val="0"/>
+          <w:numId w:val="4"/>
+        </w:numPr>
+        <w:spacing w:line="360" w:lineRule="auto"/>
+        <w:ind w:left="1560"/>
+        <w:rPr>
+          <w:rFonts w:ascii="Arial" w:hAnsi="Arial" w:cs="Arial"/>
+        </w:rPr>
+      </w:pPr>
+      <w:r>
+        <w:rPr>
+          <w:rFonts w:ascii="Arial" w:hAnsi="Arial" w:cs="Arial"/>
+          <w:b/>
+          <w:bCs/>
+        </w:rPr>
+        <w:t>Academic Department Staff</w:t>
+      </w:r>
+      <w:r>
+        <w:rPr>
+          <w:rFonts w:ascii="Arial" w:hAnsi="Arial" w:cs="Arial"/>
+          <w:b/>
+          <w:bCs/>
+        </w:rPr>
+        <w:t>:</w:t>
+      </w:r>
+      <w:r>
+        <w:rPr>
+          <w:rFonts w:ascii="Arial" w:hAnsi="Arial" w:cs="Arial"/>
+        </w:rPr>
+        <w:t xml:space="preserve"> </w:t>
+      </w:r>
+      <w:r>
+        <w:rPr>
+          <w:rFonts w:ascii="Arial" w:hAnsi="Arial" w:cs="Arial"/>
+        </w:rPr>
+        <w:t>Maintain course information, prerequisites, capacity, timetable details</w:t>
+      </w:r>
+    </w:p>
+    <w:p>
+      <w:pPr>
+        <w:pStyle w:val="ListParagraph"/>
+        <w:numPr>
+          <w:ilvl w:val="0"/>
+          <w:numId w:val="4"/>
+        </w:numPr>
+        <w:spacing w:line="360" w:lineRule="auto"/>
+        <w:ind w:left="1560"/>
+        <w:rPr>
+          <w:rFonts w:ascii="Arial" w:hAnsi="Arial" w:cs="Arial"/>
+        </w:rPr>
+      </w:pPr>
+      <w:r>
+        <w:rPr>
+          <w:rFonts w:ascii="Arial" w:hAnsi="Arial" w:cs="Arial"/>
+          <w:b/>
+          <w:bCs/>
+        </w:rPr>
+        <w:t>Registry / Admissions Staff</w:t>
+      </w:r>
+      <w:r>
+        <w:rPr>
+          <w:rFonts w:ascii="Arial" w:hAnsi="Arial" w:cs="Arial"/>
+          <w:b/>
+          <w:bCs/>
+        </w:rPr>
+        <w:t>:</w:t>
+      </w:r>
+      <w:r>
+        <w:rPr>
+          <w:rFonts w:ascii="Arial" w:hAnsi="Arial" w:cs="Arial"/>
+        </w:rPr>
+        <w:t xml:space="preserve"> </w:t>
+      </w:r>
+      <w:r>
+        <w:rPr>
+          <w:rFonts w:ascii="Arial" w:hAnsi="Arial" w:cs="Arial"/>
+        </w:rPr>
+        <w:t>Review and approve enrolment requests, enforce enrolment rules (prerequisites, timetable conflicts)</w:t>
+      </w:r>
+    </w:p>
+    <w:p>
+      <w:pPr>
+        <w:pStyle w:val="ListParagraph"/>
+        <w:numPr>
+          <w:ilvl w:val="0"/>
+          <w:numId w:val="4"/>
+        </w:numPr>
+        <w:spacing w:line="360" w:lineRule="auto"/>
+        <w:ind w:left="1560"/>
+        <w:rPr>
+          <w:rFonts w:ascii="Arial" w:hAnsi="Arial" w:cs="Arial"/>
+        </w:rPr>
+      </w:pPr>
+      <w:r>
+        <w:rPr>
+          <w:rFonts w:ascii="Arial" w:hAnsi="Arial" w:cs="Arial"/>
+          <w:b/>
+          <w:bCs/>
+        </w:rPr>
+        <w:t>Finance Department Staff</w:t>
+      </w:r>
+      <w:r>
+        <w:rPr>
+          <w:rFonts w:ascii="Arial" w:hAnsi="Arial" w:cs="Arial"/>
+          <w:b/>
+          <w:bCs/>
+        </w:rPr>
+        <w:t>:</w:t>
+      </w:r>
+      <w:r>
+        <w:rPr>
+          <w:rFonts w:ascii="Arial" w:hAnsi="Arial" w:cs="Arial"/>
+        </w:rPr>
+        <w:t xml:space="preserve"> </w:t>
+      </w:r>
+      <w:r>
+        <w:rPr>
+          <w:rFonts w:ascii="Arial" w:hAnsi="Arial" w:cs="Arial"/>
+        </w:rPr>
+        <w:t>Process tuition/course payments, confirm enrolment upon payment verification</w:t>
+      </w:r>
+    </w:p>
+    <w:p>
+      <w:pPr>
+        <w:pStyle w:val="ListParagraph"/>
+        <w:numPr>
+          <w:ilvl w:val="0"/>
+          <w:numId w:val="4"/>
+        </w:numPr>
+        <w:spacing w:line="360" w:lineRule="auto"/>
+        <w:ind w:left="1560"/>
+        <w:rPr>
+          <w:rFonts w:ascii="Arial" w:hAnsi="Arial" w:cs="Arial"/>
+        </w:rPr>
+      </w:pPr>
+      <w:r>
+        <w:rPr>
+          <w:rFonts w:ascii="Arial" w:hAnsi="Arial" w:cs="Arial"/>
+          <w:b/>
+          <w:bCs/>
+        </w:rPr>
+        <w:t>System Administrator</w:t>
+      </w:r>
+      <w:r>
+        <w:rPr>
+          <w:rFonts w:ascii="Arial" w:hAnsi="Arial" w:cs="Arial"/>
+          <w:b/>
+          <w:bCs/>
+        </w:rPr>
+        <w:t>:</w:t>
+      </w:r>
+      <w:r>
+        <w:rPr>
+          <w:rFonts w:ascii="Arial" w:hAnsi="Arial" w:cs="Arial"/>
+        </w:rPr>
+        <w:t xml:space="preserve"> </w:t>
+      </w:r>
+      <w:r>
+        <w:rPr>
+          <w:rFonts w:ascii="Arial" w:hAnsi="Arial" w:cs="Arial"/>
+        </w:rPr>
+        <w:t>Manage user accounts, access control, ensure system uptime and security</w:t>
+      </w:r>
+    </w:p>
+    <w:p>
+      <w:pPr>
+        <w:pStyle w:val="Heading2"/>
+        <w:ind w:left="851"/>
+        <w:rPr>
+          <w:rFonts w:ascii="Arial" w:hAnsi="Arial" w:cs="Arial"/>
+          <w:b/>
+          <w:bCs/>
+          <w:color w:val="EE0000"/>
+          <w:sz w:val="24"/>
+          <w:szCs w:val="24"/>
+        </w:rPr>
+      </w:pPr>
+      <w:r>
+        <w:rPr>
+          <w:rFonts w:ascii="Arial" w:hAnsi="Arial" w:cs="Arial"/>
+          <w:b/>
+          <w:bCs/>
+          <w:color w:val="EE0000"/>
+          <w:sz w:val="24"/>
+          <w:szCs w:val="24"/>
+        </w:rPr>
+        <w:lastRenderedPageBreak/>
+        <w:t>i</w:t>
+      </w:r>
+      <w:r>
+        <w:rPr>
+          <w:rFonts w:ascii="Arial" w:hAnsi="Arial" w:cs="Arial"/>
+          <w:b/>
+          <w:bCs/>
+          <w:color w:val="EE0000"/>
+          <w:sz w:val="24"/>
+          <w:szCs w:val="24"/>
+        </w:rPr>
+        <w:t>i.</w:t>
+      </w:r>
+      <w:r>
+        <w:rPr>
+          <w:rFonts w:ascii="Arial" w:hAnsi="Arial" w:cs="Arial"/>
+          <w:b/>
+          <w:bCs/>
+          <w:color w:val="EE0000"/>
+          <w:sz w:val="24"/>
+          <w:szCs w:val="24"/>
+        </w:rPr>
+        <w:t xml:space="preserve"> Functional Requirement</w:t>
+      </w:r>
+      <w:r>
+        <w:rPr>
+          <w:rFonts w:ascii="Arial" w:hAnsi="Arial" w:cs="Arial"/>
+          <w:b/>
+          <w:bCs/>
+          <w:color w:val="EE0000"/>
+          <w:sz w:val="24"/>
+          <w:szCs w:val="24"/>
+        </w:rPr>
+        <w:t>s</w:t>
+      </w:r>
+    </w:p>
+    <w:p>
+      <w:pPr>
+        <w:spacing w:line="360" w:lineRule="auto"/>
+        <w:ind w:left="1134"/>
+        <w:rPr>
+          <w:rFonts w:ascii="Arial" w:hAnsi="Arial" w:cs="Arial"/>
+        </w:rPr>
+      </w:pPr>
+      <w:r>
+        <w:rPr>
+          <w:rFonts w:ascii="Arial" w:hAnsi="Arial" w:cs="Arial"/>
+        </w:rPr>
+        <w:t>Based on the problem statement, the system’s key functional requirements</w:t>
+      </w:r>
+      <w:r>
+        <w:rPr>
+          <w:rFonts w:ascii="Arial" w:hAnsi="Arial" w:cs="Arial"/>
+        </w:rPr>
+        <w:t xml:space="preserve"> </w:t>
+      </w:r>
+      <w:r>
+        <w:rPr>
+          <w:rFonts w:ascii="Arial" w:hAnsi="Arial" w:cs="Arial"/>
+        </w:rPr>
+        <w:t>are identified as follows</w:t>
+      </w:r>
+      <w:r>
+        <w:rPr>
+          <w:rFonts w:ascii="Arial" w:hAnsi="Arial" w:cs="Arial"/>
+        </w:rPr>
+        <w:t xml:space="preserve">: </w:t>
+      </w:r>
+    </w:p>
+    <w:p>
+      <w:pPr>
+        <w:pStyle w:val="ListParagraph"/>
+        <w:numPr>
+          <w:ilvl w:val="0"/>
+          <w:numId w:val="5"/>
+        </w:numPr>
+        <w:spacing w:line="360" w:lineRule="auto"/>
+        <w:ind w:left="1560"/>
+        <w:rPr>
+          <w:rFonts w:ascii="Arial" w:hAnsi="Arial" w:cs="Arial"/>
+        </w:rPr>
+      </w:pPr>
+      <w:r>
+        <w:rPr>
+          <w:rFonts w:ascii="Arial" w:hAnsi="Arial" w:cs="Arial"/>
+        </w:rPr>
+        <w:t>Course Search and Viewing</w:t>
+      </w:r>
+      <w:r>
+        <w:rPr>
+          <w:rFonts w:ascii="Arial" w:hAnsi="Arial" w:cs="Arial"/>
+        </w:rPr>
+        <w:t>:</w:t>
+      </w:r>
+    </w:p>
+    <w:p>
+      <w:pPr>
+        <w:pStyle w:val="ListParagraph"/>
+        <w:numPr>
+          <w:ilvl w:val="1"/>
+          <w:numId w:val="5"/>
+        </w:numPr>
+        <w:spacing w:line="360" w:lineRule="auto"/>
+        <w:ind w:left="1843"/>
+        <w:rPr>
+          <w:rFonts w:ascii="Arial" w:hAnsi="Arial" w:cs="Arial"/>
+        </w:rPr>
+      </w:pPr>
+      <w:r>
+        <w:rPr>
+          <w:rFonts w:ascii="Arial" w:hAnsi="Arial" w:cs="Arial"/>
+        </w:rPr>
+        <w:t>The system shall allow students to search for available courses by course code, course name, or department.</w:t>
+      </w:r>
+    </w:p>
+    <w:p>
+      <w:pPr>
+        <w:pStyle w:val="ListParagraph"/>
+        <w:numPr>
+          <w:ilvl w:val="1"/>
+          <w:numId w:val="5"/>
+        </w:numPr>
+        <w:spacing w:line="360" w:lineRule="auto"/>
+        <w:ind w:left="1843"/>
+        <w:rPr>
+          <w:rFonts w:ascii="Arial" w:hAnsi="Arial" w:cs="Arial"/>
+        </w:rPr>
+      </w:pPr>
+      <w:r>
+        <w:rPr>
+          <w:rFonts w:ascii="Arial" w:hAnsi="Arial" w:cs="Arial"/>
+        </w:rPr>
+        <w:t>The system shall display detailed course information, including course description, prerequisites, capacity, and timetable.</w:t>
+      </w:r>
+    </w:p>
+    <w:p>
+      <w:pPr>
+        <w:pStyle w:val="ListParagraph"/>
+        <w:numPr>
+          <w:ilvl w:val="0"/>
+          <w:numId w:val="5"/>
+        </w:numPr>
+        <w:spacing w:line="360" w:lineRule="auto"/>
+        <w:ind w:left="1560"/>
+        <w:rPr>
+          <w:rFonts w:ascii="Arial" w:hAnsi="Arial" w:cs="Arial"/>
+        </w:rPr>
+      </w:pPr>
+      <w:r>
+        <w:rPr>
+          <w:rFonts w:ascii="Arial" w:hAnsi="Arial" w:cs="Arial"/>
+        </w:rPr>
+        <w:t>Course Enrolment</w:t>
+      </w:r>
+      <w:r>
+        <w:rPr>
+          <w:rFonts w:ascii="Arial" w:hAnsi="Arial" w:cs="Arial"/>
+        </w:rPr>
+        <w:t>:</w:t>
+      </w:r>
+    </w:p>
+    <w:p>
+      <w:pPr>
+        <w:pStyle w:val="ListParagraph"/>
+        <w:numPr>
+          <w:ilvl w:val="1"/>
+          <w:numId w:val="5"/>
+        </w:numPr>
+        <w:spacing w:line="360" w:lineRule="auto"/>
+        <w:ind w:left="1843"/>
+        <w:rPr>
+          <w:rFonts w:ascii="Arial" w:hAnsi="Arial" w:cs="Arial"/>
+        </w:rPr>
+      </w:pPr>
+      <w:r>
+        <w:rPr>
+          <w:rFonts w:ascii="Arial" w:hAnsi="Arial" w:cs="Arial"/>
+        </w:rPr>
+        <w:t>The system shall allow students to enrol in selected courses.</w:t>
+      </w:r>
+    </w:p>
+    <w:p>
+      <w:pPr>
+        <w:pStyle w:val="ListParagraph"/>
+        <w:numPr>
+          <w:ilvl w:val="1"/>
+          <w:numId w:val="5"/>
+        </w:numPr>
+        <w:spacing w:line="360" w:lineRule="auto"/>
+        <w:ind w:left="1843"/>
+        <w:rPr>
+          <w:rFonts w:ascii="Arial" w:hAnsi="Arial" w:cs="Arial"/>
+        </w:rPr>
+      </w:pPr>
+      <w:r>
+        <w:rPr>
+          <w:rFonts w:ascii="Arial" w:hAnsi="Arial" w:cs="Arial"/>
+        </w:rPr>
+        <w:t>The system shall automatically check prerequisites before allowing enrolment.</w:t>
+      </w:r>
+    </w:p>
+    <w:p>
+      <w:pPr>
+        <w:pStyle w:val="ListParagraph"/>
+        <w:numPr>
+          <w:ilvl w:val="1"/>
+          <w:numId w:val="5"/>
+        </w:numPr>
+        <w:spacing w:line="360" w:lineRule="auto"/>
+        <w:ind w:left="1843"/>
+        <w:rPr>
+          <w:rFonts w:ascii="Arial" w:hAnsi="Arial" w:cs="Arial"/>
+        </w:rPr>
+      </w:pPr>
+      <w:r>
+        <w:rPr>
+          <w:rFonts w:ascii="Arial" w:hAnsi="Arial" w:cs="Arial"/>
+        </w:rPr>
+        <w:t>The system shall automatically verify course availability before confirming enrolment.</w:t>
+      </w:r>
+    </w:p>
+    <w:p>
+      <w:pPr>
+        <w:pStyle w:val="ListParagraph"/>
+        <w:numPr>
+          <w:ilvl w:val="1"/>
+          <w:numId w:val="5"/>
+        </w:numPr>
+        <w:spacing w:line="360" w:lineRule="auto"/>
+        <w:ind w:left="1843"/>
+        <w:rPr>
+          <w:rFonts w:ascii="Arial" w:hAnsi="Arial" w:cs="Arial"/>
+        </w:rPr>
+      </w:pPr>
+      <w:r>
+        <w:rPr>
+          <w:rFonts w:ascii="Arial" w:hAnsi="Arial" w:cs="Arial"/>
+        </w:rPr>
+        <w:t>The system shall detect timetable clashes and notify students before enrolment confirmation.</w:t>
+      </w:r>
+    </w:p>
+    <w:p>
+      <w:pPr>
+        <w:pStyle w:val="ListParagraph"/>
+        <w:numPr>
+          <w:ilvl w:val="1"/>
+          <w:numId w:val="5"/>
+        </w:numPr>
+        <w:spacing w:line="360" w:lineRule="auto"/>
+        <w:ind w:left="1843"/>
+        <w:rPr>
+          <w:rFonts w:ascii="Arial" w:hAnsi="Arial" w:cs="Arial"/>
+        </w:rPr>
+      </w:pPr>
+      <w:r>
+        <w:rPr>
+          <w:rFonts w:ascii="Arial" w:hAnsi="Arial" w:cs="Arial"/>
+        </w:rPr>
+        <w:t>The system shall allow students to adjust their course selection if timetable conflicts are detected.</w:t>
+      </w:r>
+    </w:p>
+    <w:p>
+      <w:pPr>
+        <w:pStyle w:val="ListParagraph"/>
+        <w:numPr>
+          <w:ilvl w:val="0"/>
+          <w:numId w:val="5"/>
+        </w:numPr>
+        <w:spacing w:line="360" w:lineRule="auto"/>
+        <w:ind w:left="1560"/>
+        <w:rPr>
+          <w:rFonts w:ascii="Arial" w:hAnsi="Arial" w:cs="Arial"/>
+        </w:rPr>
+      </w:pPr>
+      <w:r>
+        <w:rPr>
+          <w:rFonts w:ascii="Arial" w:hAnsi="Arial" w:cs="Arial"/>
+        </w:rPr>
+        <w:t>Timetable Management (Enrolment View)</w:t>
+      </w:r>
+      <w:r>
+        <w:rPr>
+          <w:rFonts w:ascii="Arial" w:hAnsi="Arial" w:cs="Arial"/>
+        </w:rPr>
+        <w:t>:</w:t>
+      </w:r>
+    </w:p>
+    <w:p>
+      <w:pPr>
+        <w:pStyle w:val="ListParagraph"/>
+        <w:numPr>
+          <w:ilvl w:val="1"/>
+          <w:numId w:val="5"/>
+        </w:numPr>
+        <w:spacing w:line="360" w:lineRule="auto"/>
+        <w:ind w:left="1843"/>
+        <w:rPr>
+          <w:rFonts w:ascii="Arial" w:hAnsi="Arial" w:cs="Arial"/>
+        </w:rPr>
+      </w:pPr>
+      <w:r>
+        <w:rPr>
+          <w:rFonts w:ascii="Arial" w:hAnsi="Arial" w:cs="Arial"/>
+        </w:rPr>
+        <w:t>The system shall display a timetable of the student’s enrolled courses.</w:t>
+      </w:r>
+    </w:p>
+    <w:p>
+      <w:pPr>
+        <w:pStyle w:val="ListParagraph"/>
+        <w:numPr>
+          <w:ilvl w:val="1"/>
+          <w:numId w:val="5"/>
+        </w:numPr>
+        <w:spacing w:line="360" w:lineRule="auto"/>
+        <w:ind w:left="1843"/>
+        <w:rPr>
+          <w:rFonts w:ascii="Arial" w:hAnsi="Arial" w:cs="Arial"/>
+        </w:rPr>
+      </w:pPr>
+      <w:r>
+        <w:rPr>
+          <w:rFonts w:ascii="Arial" w:hAnsi="Arial" w:cs="Arial"/>
+        </w:rPr>
+        <w:t>The system shall visually highlight any timetable clashes between selected courses.</w:t>
+      </w:r>
+    </w:p>
+    <w:p>
+      <w:pPr>
+        <w:pStyle w:val="ListParagraph"/>
+        <w:numPr>
+          <w:ilvl w:val="0"/>
+          <w:numId w:val="5"/>
+        </w:numPr>
+        <w:spacing w:line="360" w:lineRule="auto"/>
+        <w:ind w:left="1560"/>
+        <w:rPr>
+          <w:rFonts w:ascii="Arial" w:hAnsi="Arial" w:cs="Arial"/>
+        </w:rPr>
+      </w:pPr>
+      <w:r>
+        <w:rPr>
+          <w:rFonts w:ascii="Arial" w:hAnsi="Arial" w:cs="Arial"/>
+        </w:rPr>
+        <w:t>Staff Course Management</w:t>
+      </w:r>
+      <w:r>
+        <w:rPr>
+          <w:rFonts w:ascii="Arial" w:hAnsi="Arial" w:cs="Arial"/>
+        </w:rPr>
+        <w:t>:</w:t>
+      </w:r>
+    </w:p>
+    <w:p>
+      <w:pPr>
+        <w:pStyle w:val="ListParagraph"/>
+        <w:numPr>
+          <w:ilvl w:val="1"/>
+          <w:numId w:val="5"/>
+        </w:numPr>
+        <w:spacing w:line="360" w:lineRule="auto"/>
+        <w:ind w:left="1843"/>
+        <w:rPr>
+          <w:rFonts w:ascii="Arial" w:hAnsi="Arial" w:cs="Arial"/>
+        </w:rPr>
+      </w:pPr>
+      <w:r>
+        <w:rPr>
+          <w:rFonts w:ascii="Arial" w:hAnsi="Arial" w:cs="Arial"/>
+        </w:rPr>
+        <w:t>The system shall allow Academic Department staff to add, update, and remove course information, including descriptions, prerequisites, capacity, and timetable details.</w:t>
+      </w:r>
+    </w:p>
+    <w:p>
+      <w:pPr>
+        <w:pStyle w:val="ListParagraph"/>
+        <w:numPr>
+          <w:ilvl w:val="1"/>
+          <w:numId w:val="5"/>
+        </w:numPr>
+        <w:spacing w:line="360" w:lineRule="auto"/>
+        <w:ind w:left="1843"/>
+        <w:rPr>
+          <w:rFonts w:ascii="Arial" w:hAnsi="Arial" w:cs="Arial"/>
+        </w:rPr>
+      </w:pPr>
+      <w:r>
+        <w:rPr>
+          <w:rFonts w:ascii="Arial" w:hAnsi="Arial" w:cs="Arial"/>
+        </w:rPr>
+        <w:t>The system shall allow Registry/Admissions staff to review and approve student enrolment requests.</w:t>
+      </w:r>
+    </w:p>
+    <w:p>
+      <w:pPr>
+        <w:pStyle w:val="ListParagraph"/>
+        <w:numPr>
+          <w:ilvl w:val="1"/>
+          <w:numId w:val="5"/>
+        </w:numPr>
+        <w:spacing w:line="360" w:lineRule="auto"/>
+        <w:ind w:left="1843"/>
+        <w:rPr>
+          <w:rFonts w:ascii="Arial" w:hAnsi="Arial" w:cs="Arial"/>
+        </w:rPr>
+      </w:pPr>
+      <w:r>
+        <w:rPr>
+          <w:rFonts w:ascii="Arial" w:hAnsi="Arial" w:cs="Arial"/>
+        </w:rPr>
+        <w:t>The system shall enforce prerequisite, course capacity, and timetable clash rules during approval.</w:t>
+      </w:r>
+    </w:p>
+    <w:p>
+      <w:pPr>
+        <w:pStyle w:val="ListParagraph"/>
+        <w:numPr>
+          <w:ilvl w:val="0"/>
+          <w:numId w:val="5"/>
+        </w:numPr>
+        <w:spacing w:line="360" w:lineRule="auto"/>
+        <w:ind w:left="1560"/>
+        <w:rPr>
+          <w:rFonts w:ascii="Arial" w:hAnsi="Arial" w:cs="Arial"/>
+        </w:rPr>
+      </w:pPr>
+      <w:r>
+        <w:rPr>
+          <w:rFonts w:ascii="Arial" w:hAnsi="Arial" w:cs="Arial"/>
+        </w:rPr>
+        <w:t>Payment Processing and Enrolment Confirmation</w:t>
+      </w:r>
+      <w:r>
+        <w:rPr>
+          <w:rFonts w:ascii="Arial" w:hAnsi="Arial" w:cs="Arial"/>
+        </w:rPr>
+        <w:t>:</w:t>
+      </w:r>
+    </w:p>
+    <w:p>
+      <w:pPr>
+        <w:pStyle w:val="ListParagraph"/>
+        <w:numPr>
+          <w:ilvl w:val="1"/>
+          <w:numId w:val="5"/>
+        </w:numPr>
+        <w:spacing w:line="360" w:lineRule="auto"/>
+        <w:ind w:left="1843"/>
+        <w:rPr>
+          <w:rFonts w:ascii="Arial" w:hAnsi="Arial" w:cs="Arial"/>
+        </w:rPr>
+      </w:pPr>
+      <w:r>
+        <w:rPr>
+          <w:rFonts w:ascii="Arial" w:hAnsi="Arial" w:cs="Arial"/>
+        </w:rPr>
+        <w:lastRenderedPageBreak/>
+        <w:t>The system shall allow Finance Department staff to process tuition and course-related payments.</w:t>
+      </w:r>
+    </w:p>
+    <w:p>
+      <w:pPr>
+        <w:pStyle w:val="ListParagraph"/>
+        <w:numPr>
+          <w:ilvl w:val="1"/>
+          <w:numId w:val="5"/>
+        </w:numPr>
+        <w:spacing w:line="360" w:lineRule="auto"/>
+        <w:ind w:left="1843"/>
+        <w:rPr>
+          <w:rFonts w:ascii="Arial" w:hAnsi="Arial" w:cs="Arial"/>
+        </w:rPr>
+      </w:pPr>
+      <w:r>
+        <w:rPr>
+          <w:rFonts w:ascii="Arial" w:hAnsi="Arial" w:cs="Arial"/>
+        </w:rPr>
+        <w:t>The system shall confirm student enrolment only after successful payment verification.</w:t>
+      </w:r>
+    </w:p>
+    <w:p>
+      <w:pPr>
+        <w:pStyle w:val="ListParagraph"/>
+        <w:numPr>
+          <w:ilvl w:val="1"/>
+          <w:numId w:val="5"/>
+        </w:numPr>
+        <w:spacing w:line="360" w:lineRule="auto"/>
+        <w:ind w:left="1843"/>
+        <w:rPr>
+          <w:rFonts w:ascii="Arial" w:hAnsi="Arial" w:cs="Arial"/>
+        </w:rPr>
+      </w:pPr>
+      <w:r>
+        <w:rPr>
+          <w:rFonts w:ascii="Arial" w:hAnsi="Arial" w:cs="Arial"/>
+        </w:rPr>
+        <w:t>The system shall automatically update enrolment status after payment confirmation.</w:t>
+      </w:r>
+    </w:p>
+    <w:p>
+      <w:pPr>
+        <w:pStyle w:val="ListParagraph"/>
+        <w:numPr>
+          <w:ilvl w:val="0"/>
+          <w:numId w:val="5"/>
+        </w:numPr>
+        <w:spacing w:line="360" w:lineRule="auto"/>
+        <w:ind w:left="1560"/>
+        <w:rPr>
+          <w:rFonts w:ascii="Arial" w:hAnsi="Arial" w:cs="Arial"/>
+        </w:rPr>
+      </w:pPr>
+      <w:r>
+        <w:rPr>
+          <w:rFonts w:ascii="Arial" w:hAnsi="Arial" w:cs="Arial"/>
+        </w:rPr>
+        <w:t>Notifications</w:t>
+      </w:r>
+      <w:r>
+        <w:rPr>
+          <w:rFonts w:ascii="Arial" w:hAnsi="Arial" w:cs="Arial"/>
+        </w:rPr>
+        <w:t>:</w:t>
+      </w:r>
+    </w:p>
+    <w:p>
+      <w:pPr>
+        <w:pStyle w:val="ListParagraph"/>
+        <w:numPr>
+          <w:ilvl w:val="1"/>
+          <w:numId w:val="5"/>
+        </w:numPr>
+        <w:spacing w:line="360" w:lineRule="auto"/>
+        <w:ind w:left="1843"/>
+        <w:rPr>
+          <w:rFonts w:ascii="Arial" w:hAnsi="Arial" w:cs="Arial"/>
+        </w:rPr>
+      </w:pPr>
+      <w:r>
+        <w:rPr>
+          <w:rFonts w:ascii="Arial" w:hAnsi="Arial" w:cs="Arial"/>
+        </w:rPr>
+        <w:t>The system shall notify students of successful enrolment confirmation.</w:t>
+      </w:r>
+    </w:p>
+    <w:p>
+      <w:pPr>
+        <w:pStyle w:val="ListParagraph"/>
+        <w:numPr>
+          <w:ilvl w:val="1"/>
+          <w:numId w:val="5"/>
+        </w:numPr>
+        <w:spacing w:line="360" w:lineRule="auto"/>
+        <w:ind w:left="1843"/>
+        <w:rPr>
+          <w:rFonts w:ascii="Arial" w:hAnsi="Arial" w:cs="Arial"/>
+        </w:rPr>
+      </w:pPr>
+      <w:r>
+        <w:rPr>
+          <w:rFonts w:ascii="Arial" w:hAnsi="Arial" w:cs="Arial"/>
+        </w:rPr>
+        <w:t>The system shall notify students of any enrolment issues, including timetable clashes or prerequisite violations.</w:t>
+      </w:r>
+    </w:p>
+    <w:p>
+      <w:pPr>
+        <w:pStyle w:val="ListParagraph"/>
+        <w:numPr>
+          <w:ilvl w:val="1"/>
+          <w:numId w:val="5"/>
+        </w:numPr>
+        <w:spacing w:line="360" w:lineRule="auto"/>
+        <w:ind w:left="1843"/>
+        <w:rPr>
+          <w:rFonts w:ascii="Arial" w:hAnsi="Arial" w:cs="Arial"/>
+        </w:rPr>
+      </w:pPr>
+      <w:r>
+        <w:rPr>
+          <w:rFonts w:ascii="Arial" w:hAnsi="Arial" w:cs="Arial"/>
+        </w:rPr>
+        <w:t>The system shall notify staff of pending enrolment requests requiring approval.</w:t>
+      </w:r>
+    </w:p>
+    <w:p>
+      <w:pPr>
+        <w:pStyle w:val="ListParagraph"/>
+        <w:numPr>
+          <w:ilvl w:val="0"/>
+          <w:numId w:val="5"/>
+        </w:numPr>
+        <w:spacing w:line="360" w:lineRule="auto"/>
+        <w:ind w:left="1560"/>
+        <w:rPr>
+          <w:rFonts w:ascii="Arial" w:hAnsi="Arial" w:cs="Arial"/>
+        </w:rPr>
+      </w:pPr>
+      <w:r>
+        <w:rPr>
+          <w:rFonts w:ascii="Arial" w:hAnsi="Arial" w:cs="Arial"/>
+        </w:rPr>
+        <w:t>User Access and Security</w:t>
+      </w:r>
+      <w:r>
+        <w:rPr>
+          <w:rFonts w:ascii="Arial" w:hAnsi="Arial" w:cs="Arial"/>
+        </w:rPr>
+        <w:t>:</w:t>
+      </w:r>
+    </w:p>
+    <w:p>
+      <w:pPr>
+        <w:pStyle w:val="ListParagraph"/>
+        <w:numPr>
+          <w:ilvl w:val="1"/>
+          <w:numId w:val="5"/>
+        </w:numPr>
+        <w:spacing w:line="360" w:lineRule="auto"/>
+        <w:ind w:left="1843"/>
+        <w:rPr>
+          <w:rFonts w:ascii="Arial" w:hAnsi="Arial" w:cs="Arial"/>
+        </w:rPr>
+      </w:pPr>
+      <w:r>
+        <w:rPr>
+          <w:rFonts w:ascii="Arial" w:hAnsi="Arial" w:cs="Arial"/>
+        </w:rPr>
+        <w:t>The system shall restrict access to features based on user roles (Student, Academic Staff, Registry Staff, Finance Staff).</w:t>
+      </w:r>
+    </w:p>
+    <w:p>
+      <w:pPr>
+        <w:pStyle w:val="ListParagraph"/>
+        <w:numPr>
+          <w:ilvl w:val="1"/>
+          <w:numId w:val="5"/>
+        </w:numPr>
+        <w:spacing w:line="360" w:lineRule="auto"/>
+        <w:ind w:left="1843"/>
+        <w:rPr>
+          <w:rFonts w:ascii="Arial" w:hAnsi="Arial" w:cs="Arial"/>
+        </w:rPr>
+      </w:pPr>
+      <w:r>
+        <w:rPr>
+          <w:rFonts w:ascii="Arial" w:hAnsi="Arial" w:cs="Arial"/>
+        </w:rPr>
+        <w:t>The system shall require authentication before allowing access to any student or staff data.</w:t>
+      </w:r>
+    </w:p>
+    <w:p>
+      <w:pPr>
+        <w:pStyle w:val="ListParagraph"/>
+        <w:numPr>
+          <w:ilvl w:val="0"/>
+          <w:numId w:val="5"/>
+        </w:numPr>
+        <w:spacing w:line="360" w:lineRule="auto"/>
+        <w:ind w:left="1560"/>
+        <w:rPr>
+          <w:rFonts w:ascii="Arial" w:hAnsi="Arial" w:cs="Arial"/>
+        </w:rPr>
+      </w:pPr>
+      <w:r>
+        <w:rPr>
+          <w:rFonts w:ascii="Arial" w:hAnsi="Arial" w:cs="Arial"/>
+        </w:rPr>
+        <w:t>Reporting and Audit</w:t>
+      </w:r>
+      <w:r>
+        <w:rPr>
+          <w:rFonts w:ascii="Arial" w:hAnsi="Arial" w:cs="Arial"/>
+        </w:rPr>
+        <w:t>:</w:t>
+      </w:r>
+    </w:p>
+    <w:p>
+      <w:pPr>
+        <w:pStyle w:val="ListParagraph"/>
+        <w:numPr>
+          <w:ilvl w:val="1"/>
+          <w:numId w:val="5"/>
+        </w:numPr>
+        <w:spacing w:line="360" w:lineRule="auto"/>
+        <w:ind w:left="1843"/>
+        <w:rPr>
+          <w:rFonts w:ascii="Arial" w:hAnsi="Arial" w:cs="Arial"/>
+        </w:rPr>
+      </w:pPr>
+      <w:r>
+        <w:rPr>
+          <w:rFonts w:ascii="Arial" w:hAnsi="Arial" w:cs="Arial"/>
+        </w:rPr>
+        <w:t>The system shall generate enrolment reports for students, courses, and departments.</w:t>
+      </w:r>
+    </w:p>
+    <w:p>
+      <w:pPr>
+        <w:pStyle w:val="ListParagraph"/>
+        <w:numPr>
+          <w:ilvl w:val="1"/>
+          <w:numId w:val="5"/>
+        </w:numPr>
+        <w:spacing w:line="360" w:lineRule="auto"/>
+        <w:ind w:left="1843"/>
+        <w:rPr>
+          <w:rFonts w:ascii="Arial" w:hAnsi="Arial" w:cs="Arial"/>
+        </w:rPr>
+      </w:pPr>
+      <w:r>
+        <w:rPr>
+          <w:rFonts w:ascii="Arial" w:hAnsi="Arial" w:cs="Arial"/>
+        </w:rPr>
+        <w:t>The system shall maintain an audit trail of all enrolment, approval, and payment transactions.</w:t>
+      </w:r>
+    </w:p>
+    <w:p>
+      <w:pPr>
+        <w:pStyle w:val="Heading2"/>
+        <w:ind w:left="851"/>
+        <w:rPr>
+          <w:rFonts w:ascii="Arial" w:hAnsi="Arial" w:cs="Arial"/>
+          <w:b/>
+          <w:bCs/>
+          <w:color w:val="EE0000"/>
+          <w:sz w:val="24"/>
+          <w:szCs w:val="24"/>
+        </w:rPr>
+      </w:pPr>
+      <w:r>
+        <w:rPr>
+          <w:rFonts w:ascii="Arial" w:hAnsi="Arial" w:cs="Arial"/>
+          <w:b/>
+          <w:bCs/>
+          <w:color w:val="EE0000"/>
+          <w:sz w:val="24"/>
+          <w:szCs w:val="24"/>
+        </w:rPr>
+        <w:t>i</w:t>
+      </w:r>
+      <w:r>
+        <w:rPr>
+          <w:rFonts w:ascii="Arial" w:hAnsi="Arial" w:cs="Arial"/>
+          <w:b/>
+          <w:bCs/>
+          <w:color w:val="EE0000"/>
+          <w:sz w:val="24"/>
+          <w:szCs w:val="24"/>
+        </w:rPr>
+        <w:t>i</w:t>
+      </w:r>
+      <w:r>
+        <w:rPr>
+          <w:rFonts w:ascii="Arial" w:hAnsi="Arial" w:cs="Arial"/>
+          <w:b/>
+          <w:bCs/>
+          <w:color w:val="EE0000"/>
+          <w:sz w:val="24"/>
+          <w:szCs w:val="24"/>
+        </w:rPr>
+        <w:t>i.</w:t>
+      </w:r>
+      <w:r>
+        <w:rPr>
+          <w:rFonts w:ascii="Arial" w:hAnsi="Arial" w:cs="Arial"/>
+          <w:b/>
+          <w:bCs/>
+          <w:color w:val="EE0000"/>
+          <w:sz w:val="24"/>
+          <w:szCs w:val="24"/>
+        </w:rPr>
+        <w:t xml:space="preserve"> </w:t>
+      </w:r>
+      <w:r>
+        <w:rPr>
+          <w:rFonts w:ascii="Arial" w:hAnsi="Arial" w:cs="Arial"/>
+          <w:b/>
+          <w:bCs/>
+          <w:color w:val="EE0000"/>
+          <w:sz w:val="24"/>
+          <w:szCs w:val="24"/>
+        </w:rPr>
+        <w:t>Non-</w:t>
+      </w:r>
+      <w:r>
+        <w:rPr>
+          <w:rFonts w:ascii="Arial" w:hAnsi="Arial" w:cs="Arial"/>
+          <w:b/>
+          <w:bCs/>
+          <w:color w:val="EE0000"/>
+          <w:sz w:val="24"/>
+          <w:szCs w:val="24"/>
+        </w:rPr>
+        <w:t>Functional Requirement</w:t>
+      </w:r>
+      <w:r>
+        <w:rPr>
+          <w:rFonts w:ascii="Arial" w:hAnsi="Arial" w:cs="Arial"/>
+          <w:b/>
+          <w:bCs/>
+          <w:color w:val="EE0000"/>
+          <w:sz w:val="24"/>
+          <w:szCs w:val="24"/>
+        </w:rPr>
+        <w:t>s</w:t>
+      </w:r>
+    </w:p>
+    <w:p>
+      <w:pPr>
+        <w:spacing w:line="360" w:lineRule="auto"/>
+        <w:ind w:left="1134"/>
+        <w:rPr>
+          <w:rFonts w:ascii="Arial" w:hAnsi="Arial" w:cs="Arial"/>
+        </w:rPr>
+      </w:pPr>
+      <w:r>
+        <w:rPr>
+          <w:rFonts w:ascii="Arial" w:hAnsi="Arial" w:cs="Arial"/>
+        </w:rPr>
+        <w:t xml:space="preserve">Based on the problem statement, the system’s key </w:t>
+      </w:r>
+      <w:r>
+        <w:rPr>
+          <w:rFonts w:ascii="Arial" w:hAnsi="Arial" w:cs="Arial"/>
+        </w:rPr>
+        <w:t>non-</w:t>
+      </w:r>
+      <w:r>
+        <w:rPr>
+          <w:rFonts w:ascii="Arial" w:hAnsi="Arial" w:cs="Arial"/>
+        </w:rPr>
+        <w:t>functional requirements</w:t>
+      </w:r>
+      <w:r>
+        <w:rPr>
+          <w:rFonts w:ascii="Arial" w:hAnsi="Arial" w:cs="Arial"/>
+        </w:rPr>
+        <w:t xml:space="preserve"> </w:t>
+      </w:r>
+      <w:r>
+        <w:rPr>
+          <w:rFonts w:ascii="Arial" w:hAnsi="Arial" w:cs="Arial"/>
+        </w:rPr>
+        <w:t>are identified as follows</w:t>
+      </w:r>
+      <w:r>
+        <w:rPr>
+          <w:rFonts w:ascii="Arial" w:hAnsi="Arial" w:cs="Arial"/>
+        </w:rPr>
+        <w:t xml:space="preserve">: </w:t>
+      </w:r>
+    </w:p>
+    <w:p>
+      <w:pPr>
+        <w:pStyle w:val="ListParagraph"/>
+        <w:numPr>
+          <w:ilvl w:val="0"/>
+          <w:numId w:val="6"/>
+        </w:numPr>
+        <w:spacing w:line="360" w:lineRule="auto"/>
+        <w:ind w:left="1560"/>
+        <w:rPr>
+          <w:rFonts w:ascii="Arial" w:hAnsi="Arial" w:cs="Arial"/>
+        </w:rPr>
+      </w:pPr>
+      <w:r>
+        <w:rPr>
+          <w:rFonts w:ascii="Arial" w:hAnsi="Arial" w:cs="Arial"/>
+        </w:rPr>
+        <w:t>Performance</w:t>
+      </w:r>
+      <w:r>
+        <w:rPr>
+          <w:rFonts w:ascii="Arial" w:hAnsi="Arial" w:cs="Arial"/>
+        </w:rPr>
+        <w:t>:</w:t>
+      </w:r>
+    </w:p>
+    <w:p>
+      <w:pPr>
+        <w:pStyle w:val="ListParagraph"/>
+        <w:numPr>
+          <w:ilvl w:val="1"/>
+          <w:numId w:val="6"/>
+        </w:numPr>
+        <w:spacing w:line="360" w:lineRule="auto"/>
+        <w:ind w:left="1843"/>
+        <w:rPr>
+          <w:rFonts w:ascii="Arial" w:hAnsi="Arial" w:cs="Arial"/>
+        </w:rPr>
+      </w:pPr>
+      <w:r>
+        <w:rPr>
+          <w:rFonts w:ascii="Arial" w:hAnsi="Arial" w:cs="Arial"/>
+        </w:rPr>
+        <w:t>The system shall respond to course search, enrolment, or timetable requests within 2 seconds under normal load conditions.</w:t>
+      </w:r>
+    </w:p>
+    <w:p>
+      <w:pPr>
+        <w:pStyle w:val="ListParagraph"/>
+        <w:numPr>
+          <w:ilvl w:val="1"/>
+          <w:numId w:val="6"/>
+        </w:numPr>
+        <w:spacing w:line="360" w:lineRule="auto"/>
+        <w:ind w:left="1843"/>
+        <w:rPr>
+          <w:rFonts w:ascii="Arial" w:hAnsi="Arial" w:cs="Arial"/>
+        </w:rPr>
+      </w:pPr>
+      <w:r>
+        <w:rPr>
+          <w:rFonts w:ascii="Arial" w:hAnsi="Arial" w:cs="Arial"/>
+        </w:rPr>
+        <w:t>Ensures smooth and efficient user experience for students and staff.</w:t>
+      </w:r>
+    </w:p>
+    <w:p>
+      <w:pPr>
+        <w:pStyle w:val="ListParagraph"/>
+        <w:numPr>
+          <w:ilvl w:val="0"/>
+          <w:numId w:val="6"/>
+        </w:numPr>
+        <w:spacing w:line="360" w:lineRule="auto"/>
+        <w:ind w:left="1560"/>
+        <w:rPr>
+          <w:rFonts w:ascii="Arial" w:hAnsi="Arial" w:cs="Arial"/>
+        </w:rPr>
+      </w:pPr>
+      <w:r>
+        <w:rPr>
+          <w:rFonts w:ascii="Arial" w:hAnsi="Arial" w:cs="Arial"/>
+        </w:rPr>
+        <w:t>Scalability</w:t>
+      </w:r>
+      <w:r>
+        <w:rPr>
+          <w:rFonts w:ascii="Arial" w:hAnsi="Arial" w:cs="Arial"/>
+        </w:rPr>
+        <w:t>:</w:t>
+      </w:r>
+    </w:p>
+    <w:p>
+      <w:pPr>
+        <w:pStyle w:val="ListParagraph"/>
+        <w:numPr>
+          <w:ilvl w:val="1"/>
+          <w:numId w:val="6"/>
+        </w:numPr>
+        <w:spacing w:line="360" w:lineRule="auto"/>
+        <w:ind w:left="1843"/>
+        <w:rPr>
+          <w:rFonts w:ascii="Arial" w:hAnsi="Arial" w:cs="Arial"/>
+        </w:rPr>
+      </w:pPr>
+      <w:r>
+        <w:rPr>
+          <w:rFonts w:ascii="Arial" w:hAnsi="Arial" w:cs="Arial"/>
+        </w:rPr>
+        <w:lastRenderedPageBreak/>
+        <w:t xml:space="preserve">The system shall support at least </w:t>
+      </w:r>
+      <w:r>
+        <w:rPr>
+          <w:rFonts w:ascii="Arial" w:hAnsi="Arial" w:cs="Arial"/>
+        </w:rPr>
+        <w:t>10</w:t>
+      </w:r>
+      <w:r>
+        <w:rPr>
+          <w:rFonts w:ascii="Arial" w:hAnsi="Arial" w:cs="Arial"/>
+        </w:rPr>
+        <w:t>,000 concurrent users without degradation of performance.</w:t>
+      </w:r>
+    </w:p>
+    <w:p>
+      <w:pPr>
+        <w:pStyle w:val="ListParagraph"/>
+        <w:numPr>
+          <w:ilvl w:val="1"/>
+          <w:numId w:val="6"/>
+        </w:numPr>
+        <w:spacing w:line="360" w:lineRule="auto"/>
+        <w:ind w:left="1843"/>
+        <w:rPr>
+          <w:rFonts w:ascii="Arial" w:hAnsi="Arial" w:cs="Arial"/>
+        </w:rPr>
+      </w:pPr>
+      <w:r>
+        <w:rPr>
+          <w:rFonts w:ascii="Arial" w:hAnsi="Arial" w:cs="Arial"/>
+        </w:rPr>
+        <w:t>Supports peak enrolment periods and multiple simultaneous users.</w:t>
+      </w:r>
+    </w:p>
+    <w:p>
+      <w:pPr>
+        <w:pStyle w:val="ListParagraph"/>
+        <w:numPr>
+          <w:ilvl w:val="0"/>
+          <w:numId w:val="6"/>
+        </w:numPr>
+        <w:spacing w:line="360" w:lineRule="auto"/>
+        <w:ind w:left="1560"/>
+        <w:rPr>
+          <w:rFonts w:ascii="Arial" w:hAnsi="Arial" w:cs="Arial"/>
+        </w:rPr>
+      </w:pPr>
+      <w:r>
+        <w:rPr>
+          <w:rFonts w:ascii="Arial" w:hAnsi="Arial" w:cs="Arial"/>
+        </w:rPr>
+        <w:t>Security</w:t>
+      </w:r>
+      <w:r>
+        <w:rPr>
+          <w:rFonts w:ascii="Arial" w:hAnsi="Arial" w:cs="Arial"/>
+        </w:rPr>
+        <w:t>:</w:t>
+      </w:r>
+    </w:p>
+    <w:p>
+      <w:pPr>
+        <w:pStyle w:val="ListParagraph"/>
+        <w:numPr>
+          <w:ilvl w:val="1"/>
+          <w:numId w:val="6"/>
+        </w:numPr>
+        <w:spacing w:line="360" w:lineRule="auto"/>
+        <w:ind w:left="1843"/>
+        <w:rPr>
+          <w:rFonts w:ascii="Arial" w:hAnsi="Arial" w:cs="Arial"/>
+        </w:rPr>
+      </w:pPr>
+      <w:r>
+        <w:rPr>
+          <w:rFonts w:ascii="Arial" w:hAnsi="Arial" w:cs="Arial"/>
+        </w:rPr>
+        <w:t>The system shall implement role-based access control to restrict access based on user type (Student, Academic Staff, Registry Staff, Finance Staff).</w:t>
+      </w:r>
+    </w:p>
+    <w:p>
+      <w:pPr>
+        <w:pStyle w:val="ListParagraph"/>
+        <w:numPr>
+          <w:ilvl w:val="1"/>
+          <w:numId w:val="6"/>
+        </w:numPr>
+        <w:spacing w:line="360" w:lineRule="auto"/>
+        <w:ind w:left="1843"/>
+        <w:rPr>
+          <w:rFonts w:ascii="Arial" w:hAnsi="Arial" w:cs="Arial"/>
+        </w:rPr>
+      </w:pPr>
+      <w:r>
+        <w:rPr>
+          <w:rFonts w:ascii="Arial" w:hAnsi="Arial" w:cs="Arial"/>
+        </w:rPr>
+        <w:t>Protects sensitive student and financial data.</w:t>
+      </w:r>
+    </w:p>
+    <w:p>
+      <w:pPr>
+        <w:pStyle w:val="ListParagraph"/>
+        <w:numPr>
+          <w:ilvl w:val="0"/>
+          <w:numId w:val="6"/>
+        </w:numPr>
+        <w:spacing w:line="360" w:lineRule="auto"/>
+        <w:ind w:left="1560"/>
+        <w:rPr>
+          <w:rFonts w:ascii="Arial" w:hAnsi="Arial" w:cs="Arial"/>
+        </w:rPr>
+      </w:pPr>
+      <w:r>
+        <w:rPr>
+          <w:rFonts w:ascii="Arial" w:hAnsi="Arial" w:cs="Arial"/>
+        </w:rPr>
+        <w:t>Data Protection</w:t>
+      </w:r>
+      <w:r>
+        <w:rPr>
+          <w:rFonts w:ascii="Arial" w:hAnsi="Arial" w:cs="Arial"/>
+        </w:rPr>
+        <w:t>:</w:t>
+      </w:r>
+    </w:p>
+    <w:p>
+      <w:pPr>
+        <w:pStyle w:val="ListParagraph"/>
+        <w:numPr>
+          <w:ilvl w:val="1"/>
+          <w:numId w:val="6"/>
+        </w:numPr>
+        <w:spacing w:line="360" w:lineRule="auto"/>
+        <w:ind w:left="1843"/>
+        <w:rPr>
+          <w:rFonts w:ascii="Arial" w:hAnsi="Arial" w:cs="Arial"/>
+        </w:rPr>
+      </w:pPr>
+      <w:r>
+        <w:rPr>
+          <w:rFonts w:ascii="Arial" w:hAnsi="Arial" w:cs="Arial"/>
+        </w:rPr>
+        <w:t>The system shall encrypt sensitive data both at rest and in transit.</w:t>
+      </w:r>
+    </w:p>
+    <w:p>
+      <w:pPr>
+        <w:pStyle w:val="ListParagraph"/>
+        <w:numPr>
+          <w:ilvl w:val="1"/>
+          <w:numId w:val="6"/>
+        </w:numPr>
+        <w:spacing w:line="360" w:lineRule="auto"/>
+        <w:ind w:left="1843"/>
+        <w:rPr>
+          <w:rFonts w:ascii="Arial" w:hAnsi="Arial" w:cs="Arial"/>
+        </w:rPr>
+      </w:pPr>
+      <w:r>
+        <w:rPr>
+          <w:rFonts w:ascii="Arial" w:hAnsi="Arial" w:cs="Arial"/>
+        </w:rPr>
+        <w:t>Ensures confidentiality and compliance with privacy regulations.</w:t>
+      </w:r>
+    </w:p>
+    <w:p>
+      <w:pPr>
+        <w:pStyle w:val="ListParagraph"/>
+        <w:numPr>
+          <w:ilvl w:val="0"/>
+          <w:numId w:val="6"/>
+        </w:numPr>
+        <w:spacing w:line="360" w:lineRule="auto"/>
+        <w:ind w:left="1560"/>
+        <w:rPr>
+          <w:rFonts w:ascii="Arial" w:hAnsi="Arial" w:cs="Arial"/>
+        </w:rPr>
+      </w:pPr>
+      <w:r>
+        <w:rPr>
+          <w:rFonts w:ascii="Arial" w:hAnsi="Arial" w:cs="Arial"/>
+        </w:rPr>
+        <w:t>Availability / Reliability</w:t>
+      </w:r>
+      <w:r>
+        <w:rPr>
+          <w:rFonts w:ascii="Arial" w:hAnsi="Arial" w:cs="Arial"/>
+        </w:rPr>
+        <w:t>:</w:t>
+      </w:r>
+    </w:p>
+    <w:p>
+      <w:pPr>
+        <w:pStyle w:val="ListParagraph"/>
+        <w:numPr>
+          <w:ilvl w:val="1"/>
+          <w:numId w:val="6"/>
+        </w:numPr>
+        <w:spacing w:line="360" w:lineRule="auto"/>
+        <w:ind w:left="1843"/>
+        <w:rPr>
+          <w:rFonts w:ascii="Arial" w:hAnsi="Arial" w:cs="Arial"/>
+        </w:rPr>
+      </w:pPr>
+      <w:r>
+        <w:rPr>
+          <w:rFonts w:ascii="Arial" w:hAnsi="Arial" w:cs="Arial"/>
+        </w:rPr>
+        <w:t>The system shall maintain at least 99.5% uptime during enrolment periods.</w:t>
+      </w:r>
+    </w:p>
+    <w:p>
+      <w:pPr>
+        <w:pStyle w:val="ListParagraph"/>
+        <w:numPr>
+          <w:ilvl w:val="1"/>
+          <w:numId w:val="6"/>
+        </w:numPr>
+        <w:spacing w:line="360" w:lineRule="auto"/>
+        <w:ind w:left="1843"/>
+        <w:rPr>
+          <w:rFonts w:ascii="Arial" w:hAnsi="Arial" w:cs="Arial"/>
+        </w:rPr>
+      </w:pPr>
+      <w:r>
+        <w:rPr>
+          <w:rFonts w:ascii="Arial" w:hAnsi="Arial" w:cs="Arial"/>
+        </w:rPr>
+        <w:t>Ensures continuous availability for critical university operations.</w:t>
+      </w:r>
+    </w:p>
+    <w:p>
+      <w:pPr>
+        <w:pStyle w:val="ListParagraph"/>
+        <w:numPr>
+          <w:ilvl w:val="0"/>
+          <w:numId w:val="6"/>
+        </w:numPr>
+        <w:spacing w:line="360" w:lineRule="auto"/>
+        <w:ind w:left="1560"/>
+        <w:rPr>
+          <w:rFonts w:ascii="Arial" w:hAnsi="Arial" w:cs="Arial"/>
+        </w:rPr>
+      </w:pPr>
+      <w:r>
+        <w:rPr>
+          <w:rFonts w:ascii="Arial" w:hAnsi="Arial" w:cs="Arial"/>
+        </w:rPr>
+        <w:t>Usability</w:t>
+      </w:r>
+      <w:r>
+        <w:rPr>
+          <w:rFonts w:ascii="Arial" w:hAnsi="Arial" w:cs="Arial"/>
+        </w:rPr>
+        <w:t>:</w:t>
+      </w:r>
+    </w:p>
+    <w:p>
+      <w:pPr>
+        <w:pStyle w:val="ListParagraph"/>
+        <w:numPr>
+          <w:ilvl w:val="1"/>
+          <w:numId w:val="6"/>
+        </w:numPr>
+        <w:spacing w:line="360" w:lineRule="auto"/>
+        <w:ind w:left="1843"/>
+        <w:rPr>
+          <w:rFonts w:ascii="Arial" w:hAnsi="Arial" w:cs="Arial"/>
+        </w:rPr>
+      </w:pPr>
+      <w:r>
+        <w:rPr>
+          <w:rFonts w:ascii="Arial" w:hAnsi="Arial" w:cs="Arial"/>
+        </w:rPr>
+        <w:t>The system shall provide a web interface accessible on desktop, tablet, and mobile devices.</w:t>
+      </w:r>
+    </w:p>
+    <w:p>
+      <w:pPr>
+        <w:pStyle w:val="ListParagraph"/>
+        <w:numPr>
+          <w:ilvl w:val="1"/>
+          <w:numId w:val="6"/>
+        </w:numPr>
+        <w:spacing w:line="360" w:lineRule="auto"/>
+        <w:ind w:left="1843"/>
+        <w:rPr>
+          <w:rFonts w:ascii="Arial" w:hAnsi="Arial" w:cs="Arial"/>
+        </w:rPr>
+      </w:pPr>
+      <w:r>
+        <w:rPr>
+          <w:rFonts w:ascii="Arial" w:hAnsi="Arial" w:cs="Arial"/>
+        </w:rPr>
+        <w:t>Enhances accessibility and user satisfaction.</w:t>
+      </w:r>
+    </w:p>
+    <w:p>
+      <w:pPr>
+        <w:pStyle w:val="ListParagraph"/>
+        <w:numPr>
+          <w:ilvl w:val="0"/>
+          <w:numId w:val="6"/>
+        </w:numPr>
+        <w:spacing w:line="360" w:lineRule="auto"/>
+        <w:ind w:left="1560"/>
+        <w:rPr>
+          <w:rFonts w:ascii="Arial" w:hAnsi="Arial" w:cs="Arial"/>
+        </w:rPr>
+      </w:pPr>
+      <w:r>
+        <w:rPr>
+          <w:rFonts w:ascii="Arial" w:hAnsi="Arial" w:cs="Arial"/>
+        </w:rPr>
+        <w:t>Data Accuracy</w:t>
+      </w:r>
+      <w:r>
+        <w:rPr>
+          <w:rFonts w:ascii="Arial" w:hAnsi="Arial" w:cs="Arial"/>
+        </w:rPr>
+        <w:t>:</w:t>
+      </w:r>
+    </w:p>
+    <w:p>
+      <w:pPr>
+        <w:pStyle w:val="ListParagraph"/>
+        <w:numPr>
+          <w:ilvl w:val="1"/>
+          <w:numId w:val="6"/>
+        </w:numPr>
+        <w:spacing w:line="360" w:lineRule="auto"/>
+        <w:ind w:left="1843"/>
+        <w:rPr>
+          <w:rFonts w:ascii="Arial" w:hAnsi="Arial" w:cs="Arial"/>
+        </w:rPr>
+      </w:pPr>
+      <w:r>
+        <w:rPr>
+          <w:rFonts w:ascii="Arial" w:hAnsi="Arial" w:cs="Arial"/>
+        </w:rPr>
+        <w:t>The system shall maintain accurate and up-to-date course, enrolment, and student data.</w:t>
+      </w:r>
+    </w:p>
+    <w:p>
+      <w:pPr>
+        <w:pStyle w:val="ListParagraph"/>
+        <w:numPr>
+          <w:ilvl w:val="1"/>
+          <w:numId w:val="6"/>
+        </w:numPr>
+        <w:spacing w:line="360" w:lineRule="auto"/>
+        <w:ind w:left="1843"/>
+        <w:rPr>
+          <w:rFonts w:ascii="Arial" w:hAnsi="Arial" w:cs="Arial"/>
+        </w:rPr>
+      </w:pPr>
+      <w:r>
+        <w:rPr>
+          <w:rFonts w:ascii="Arial" w:hAnsi="Arial" w:cs="Arial"/>
+        </w:rPr>
+        <w:t>Prevents enrolment errors and ensures reliable reporting.</w:t>
+      </w:r>
+    </w:p>
+    <w:p>
+      <w:pPr>
+        <w:pStyle w:val="ListParagraph"/>
+        <w:numPr>
+          <w:ilvl w:val="0"/>
+          <w:numId w:val="6"/>
+        </w:numPr>
+        <w:spacing w:line="360" w:lineRule="auto"/>
+        <w:ind w:left="1560"/>
+        <w:rPr>
+          <w:rFonts w:ascii="Arial" w:hAnsi="Arial" w:cs="Arial"/>
+        </w:rPr>
+      </w:pPr>
+      <w:r>
+        <w:rPr>
+          <w:rFonts w:ascii="Arial" w:hAnsi="Arial" w:cs="Arial"/>
+        </w:rPr>
+        <w:t>Maintainability</w:t>
+      </w:r>
+      <w:r>
+        <w:rPr>
+          <w:rFonts w:ascii="Arial" w:hAnsi="Arial" w:cs="Arial"/>
+        </w:rPr>
+        <w:t>:</w:t>
+      </w:r>
+    </w:p>
+    <w:p>
+      <w:pPr>
+        <w:pStyle w:val="ListParagraph"/>
+        <w:numPr>
+          <w:ilvl w:val="1"/>
+          <w:numId w:val="6"/>
+        </w:numPr>
+        <w:spacing w:line="360" w:lineRule="auto"/>
+        <w:ind w:left="1843"/>
+        <w:rPr>
+          <w:rFonts w:ascii="Arial" w:hAnsi="Arial" w:cs="Arial"/>
+        </w:rPr>
+      </w:pPr>
+      <w:r>
+        <w:rPr>
+          <w:rFonts w:ascii="Arial" w:hAnsi="Arial" w:cs="Arial"/>
+        </w:rPr>
+        <w:t>The system shall follow object-oriented principles and align with UML design specifications.</w:t>
+      </w:r>
+    </w:p>
+    <w:p>
+      <w:pPr>
+        <w:pStyle w:val="ListParagraph"/>
+        <w:numPr>
+          <w:ilvl w:val="1"/>
+          <w:numId w:val="6"/>
+        </w:numPr>
+        <w:spacing w:line="360" w:lineRule="auto"/>
+        <w:ind w:left="1843"/>
+        <w:rPr>
+          <w:rFonts w:ascii="Arial" w:hAnsi="Arial" w:cs="Arial"/>
+        </w:rPr>
+      </w:pPr>
+      <w:r>
+        <w:rPr>
+          <w:rFonts w:ascii="Arial" w:hAnsi="Arial" w:cs="Arial"/>
+        </w:rPr>
+        <w:t>Simplifies future updates or modifications.</w:t>
+      </w:r>
+    </w:p>
+    <w:p>
+      <w:pPr>
+        <w:pStyle w:val="ListParagraph"/>
+        <w:numPr>
+          <w:ilvl w:val="0"/>
+          <w:numId w:val="6"/>
+        </w:numPr>
+        <w:spacing w:line="360" w:lineRule="auto"/>
+        <w:ind w:left="1560"/>
+        <w:rPr>
+          <w:rFonts w:ascii="Arial" w:hAnsi="Arial" w:cs="Arial"/>
+        </w:rPr>
+      </w:pPr>
+      <w:r>
+        <w:rPr>
+          <w:rFonts w:ascii="Arial" w:hAnsi="Arial" w:cs="Arial"/>
+        </w:rPr>
+        <w:t>Auditability</w:t>
+      </w:r>
+      <w:r>
+        <w:rPr>
+          <w:rFonts w:ascii="Arial" w:hAnsi="Arial" w:cs="Arial"/>
+        </w:rPr>
+        <w:t>:</w:t>
+      </w:r>
+    </w:p>
+    <w:p>
+      <w:pPr>
+        <w:pStyle w:val="ListParagraph"/>
+        <w:numPr>
+          <w:ilvl w:val="1"/>
+          <w:numId w:val="6"/>
+        </w:numPr>
+        <w:spacing w:line="360" w:lineRule="auto"/>
+        <w:rPr>
+          <w:rFonts w:ascii="Arial" w:hAnsi="Arial" w:cs="Arial"/>
+        </w:rPr>
+      </w:pPr>
+      <w:r>
+        <w:rPr>
+          <w:rFonts w:ascii="Arial" w:hAnsi="Arial" w:cs="Arial"/>
+        </w:rPr>
+        <w:t>The system shall log all enrolment, approval, and payment transactions.</w:t>
+      </w:r>
+    </w:p>
+    <w:p>
+      <w:pPr>
+        <w:pStyle w:val="ListParagraph"/>
+        <w:numPr>
+          <w:ilvl w:val="1"/>
+          <w:numId w:val="6"/>
+        </w:numPr>
+        <w:spacing w:line="360" w:lineRule="auto"/>
+        <w:rPr>
+          <w:rFonts w:ascii="Arial" w:hAnsi="Arial" w:cs="Arial"/>
+        </w:rPr>
+      </w:pPr>
+      <w:r>
+        <w:rPr>
+          <w:rFonts w:ascii="Arial" w:hAnsi="Arial" w:cs="Arial"/>
+        </w:rPr>
+        <w:t>Supports accountability, transparency, and dispute resolution.</w:t>
+      </w:r>
+    </w:p>
+    <w:p>
+      <w:pPr>
+        <w:pStyle w:val="ListParagraph"/>
+        <w:numPr>
+          <w:ilvl w:val="0"/>
+          <w:numId w:val="6"/>
+        </w:numPr>
+        <w:spacing w:line="360" w:lineRule="auto"/>
+        <w:ind w:left="1560"/>
+        <w:rPr>
+          <w:rFonts w:ascii="Arial" w:hAnsi="Arial" w:cs="Arial"/>
+        </w:rPr>
+      </w:pPr>
+      <w:r>
+        <w:rPr>
+          <w:rFonts w:ascii="Arial" w:hAnsi="Arial" w:cs="Arial"/>
+        </w:rPr>
+        <w:lastRenderedPageBreak/>
+        <w:t>Interoperability</w:t>
+      </w:r>
+    </w:p>
+    <w:p>
+      <w:pPr>
+        <w:pStyle w:val="ListParagraph"/>
+        <w:numPr>
+          <w:ilvl w:val="1"/>
+          <w:numId w:val="6"/>
+        </w:numPr>
+        <w:spacing w:line="360" w:lineRule="auto"/>
+        <w:ind w:left="1843"/>
+        <w:rPr>
+          <w:rFonts w:ascii="Arial" w:hAnsi="Arial" w:cs="Arial"/>
+        </w:rPr>
+      </w:pPr>
+      <w:r>
+        <w:rPr>
+          <w:rFonts w:ascii="Arial" w:hAnsi="Arial" w:cs="Arial"/>
+        </w:rPr>
+        <w:t>The system shall support integration with existing AUT systems (e.g., student database, finance system).</w:t>
+      </w:r>
+    </w:p>
+    <w:p>
+      <w:pPr>
+        <w:pStyle w:val="ListParagraph"/>
+        <w:numPr>
+          <w:ilvl w:val="1"/>
+          <w:numId w:val="6"/>
+        </w:numPr>
+        <w:spacing w:line="360" w:lineRule="auto"/>
+        <w:ind w:left="1843"/>
+        <w:rPr>
+          <w:rFonts w:ascii="Arial" w:hAnsi="Arial" w:cs="Arial"/>
+        </w:rPr>
+      </w:pPr>
+      <w:r>
+        <w:rPr>
+          <w:rFonts w:ascii="Arial" w:hAnsi="Arial" w:cs="Arial"/>
+        </w:rPr>
+        <w:t>Ensures smooth coordination between departments and prevents data silos.</w:t>
+      </w:r>
     </w:p>
     <w:sectPr>
       <w:pgSz w:w="12240" w:h="15840"/>
@@ -899,6 +2823,232 @@
     </w:lvl>
   </w:abstractNum>
   <w:abstractNum w:abstractNumId="2" w15:restartNumberingAfterBreak="0">
+    <w:nsid w:val="443143D4"/>
+    <w:multiLevelType w:val="hybridMultilevel"/>
+    <w:tmpl w:val="BC7C5D7E"/>
+    <w:lvl w:ilvl="0" w:tplc="04090001">
+      <w:start w:val="1"/>
+      <w:numFmt w:val="bullet"/>
+      <w:lvlText w:val=""/>
+      <w:lvlJc w:val="left"/>
+      <w:pPr>
+        <w:ind w:left="2280" w:hanging="360"/>
+      </w:pPr>
+      <w:rPr>
+        <w:rFonts w:ascii="Symbol" w:hAnsi="Symbol" w:hint="default"/>
+      </w:rPr>
+    </w:lvl>
+    <w:lvl w:ilvl="1" w:tplc="04090003">
+      <w:start w:val="1"/>
+      <w:numFmt w:val="bullet"/>
+      <w:lvlText w:val="o"/>
+      <w:lvlJc w:val="left"/>
+      <w:pPr>
+        <w:ind w:left="3000" w:hanging="360"/>
+      </w:pPr>
+      <w:rPr>
+        <w:rFonts w:ascii="Courier New" w:hAnsi="Courier New" w:cs="Courier New" w:hint="default"/>
+      </w:rPr>
+    </w:lvl>
+    <w:lvl w:ilvl="2" w:tplc="04090005" w:tentative="1">
+      <w:start w:val="1"/>
+      <w:numFmt w:val="bullet"/>
+      <w:lvlText w:val=""/>
+      <w:lvlJc w:val="left"/>
+      <w:pPr>
+        <w:ind w:left="3720" w:hanging="360"/>
+      </w:pPr>
+      <w:rPr>
+        <w:rFonts w:ascii="Wingdings" w:hAnsi="Wingdings" w:hint="default"/>
+      </w:rPr>
+    </w:lvl>
+    <w:lvl w:ilvl="3" w:tplc="04090001" w:tentative="1">
+      <w:start w:val="1"/>
+      <w:numFmt w:val="bullet"/>
+      <w:lvlText w:val=""/>
+      <w:lvlJc w:val="left"/>
+      <w:pPr>
+        <w:ind w:left="4440" w:hanging="360"/>
+      </w:pPr>
+      <w:rPr>
+        <w:rFonts w:ascii="Symbol" w:hAnsi="Symbol" w:hint="default"/>
+      </w:rPr>
+    </w:lvl>
+    <w:lvl w:ilvl="4" w:tplc="04090003" w:tentative="1">
+      <w:start w:val="1"/>
+      <w:numFmt w:val="bullet"/>
+      <w:lvlText w:val="o"/>
+      <w:lvlJc w:val="left"/>
+      <w:pPr>
+        <w:ind w:left="5160" w:hanging="360"/>
+      </w:pPr>
+      <w:rPr>
+        <w:rFonts w:ascii="Courier New" w:hAnsi="Courier New" w:cs="Courier New" w:hint="default"/>
+      </w:rPr>
+    </w:lvl>
+    <w:lvl w:ilvl="5" w:tplc="04090005" w:tentative="1">
+      <w:start w:val="1"/>
+      <w:numFmt w:val="bullet"/>
+      <w:lvlText w:val=""/>
+      <w:lvlJc w:val="left"/>
+      <w:pPr>
+        <w:ind w:left="5880" w:hanging="360"/>
+      </w:pPr>
+      <w:rPr>
+        <w:rFonts w:ascii="Wingdings" w:hAnsi="Wingdings" w:hint="default"/>
+      </w:rPr>
+    </w:lvl>
+    <w:lvl w:ilvl="6" w:tplc="04090001" w:tentative="1">
+      <w:start w:val="1"/>
+      <w:numFmt w:val="bullet"/>
+      <w:lvlText w:val=""/>
+      <w:lvlJc w:val="left"/>
+      <w:pPr>
+        <w:ind w:left="6600" w:hanging="360"/>
+      </w:pPr>
+      <w:rPr>
+        <w:rFonts w:ascii="Symbol" w:hAnsi="Symbol" w:hint="default"/>
+      </w:rPr>
+    </w:lvl>
+    <w:lvl w:ilvl="7" w:tplc="04090003" w:tentative="1">
+      <w:start w:val="1"/>
+      <w:numFmt w:val="bullet"/>
+      <w:lvlText w:val="o"/>
+      <w:lvlJc w:val="left"/>
+      <w:pPr>
+        <w:ind w:left="7320" w:hanging="360"/>
+      </w:pPr>
+      <w:rPr>
+        <w:rFonts w:ascii="Courier New" w:hAnsi="Courier New" w:cs="Courier New" w:hint="default"/>
+      </w:rPr>
+    </w:lvl>
+    <w:lvl w:ilvl="8" w:tplc="04090005" w:tentative="1">
+      <w:start w:val="1"/>
+      <w:numFmt w:val="bullet"/>
+      <w:lvlText w:val=""/>
+      <w:lvlJc w:val="left"/>
+      <w:pPr>
+        <w:ind w:left="8040" w:hanging="360"/>
+      </w:pPr>
+      <w:rPr>
+        <w:rFonts w:ascii="Wingdings" w:hAnsi="Wingdings" w:hint="default"/>
+      </w:rPr>
+    </w:lvl>
+  </w:abstractNum>
+  <w:abstractNum w:abstractNumId="3" w15:restartNumberingAfterBreak="0">
+    <w:nsid w:val="4E9208C8"/>
+    <w:multiLevelType w:val="hybridMultilevel"/>
+    <w:tmpl w:val="054A6BDE"/>
+    <w:lvl w:ilvl="0" w:tplc="04090001">
+      <w:start w:val="1"/>
+      <w:numFmt w:val="bullet"/>
+      <w:lvlText w:val=""/>
+      <w:lvlJc w:val="left"/>
+      <w:pPr>
+        <w:ind w:left="1854" w:hanging="360"/>
+      </w:pPr>
+      <w:rPr>
+        <w:rFonts w:ascii="Symbol" w:hAnsi="Symbol" w:hint="default"/>
+      </w:rPr>
+    </w:lvl>
+    <w:lvl w:ilvl="1" w:tplc="04090003" w:tentative="1">
+      <w:start w:val="1"/>
+      <w:numFmt w:val="bullet"/>
+      <w:lvlText w:val="o"/>
+      <w:lvlJc w:val="left"/>
+      <w:pPr>
+        <w:ind w:left="2574" w:hanging="360"/>
+      </w:pPr>
+      <w:rPr>
+        <w:rFonts w:ascii="Courier New" w:hAnsi="Courier New" w:cs="Courier New" w:hint="default"/>
+      </w:rPr>
+    </w:lvl>
+    <w:lvl w:ilvl="2" w:tplc="04090005" w:tentative="1">
+      <w:start w:val="1"/>
+      <w:numFmt w:val="bullet"/>
+      <w:lvlText w:val=""/>
+      <w:lvlJc w:val="left"/>
+      <w:pPr>
+        <w:ind w:left="3294" w:hanging="360"/>
+      </w:pPr>
+      <w:rPr>
+        <w:rFonts w:ascii="Wingdings" w:hAnsi="Wingdings" w:hint="default"/>
+      </w:rPr>
+    </w:lvl>
+    <w:lvl w:ilvl="3" w:tplc="04090001" w:tentative="1">
+      <w:start w:val="1"/>
+      <w:numFmt w:val="bullet"/>
+      <w:lvlText w:val=""/>
+      <w:lvlJc w:val="left"/>
+      <w:pPr>
+        <w:ind w:left="4014" w:hanging="360"/>
+      </w:pPr>
+      <w:rPr>
+        <w:rFonts w:ascii="Symbol" w:hAnsi="Symbol" w:hint="default"/>
+      </w:rPr>
+    </w:lvl>
+    <w:lvl w:ilvl="4" w:tplc="04090003" w:tentative="1">
+      <w:start w:val="1"/>
+      <w:numFmt w:val="bullet"/>
+      <w:lvlText w:val="o"/>
+      <w:lvlJc w:val="left"/>
+      <w:pPr>
+        <w:ind w:left="4734" w:hanging="360"/>
+      </w:pPr>
+      <w:rPr>
+        <w:rFonts w:ascii="Courier New" w:hAnsi="Courier New" w:cs="Courier New" w:hint="default"/>
+      </w:rPr>
+    </w:lvl>
+    <w:lvl w:ilvl="5" w:tplc="04090005" w:tentative="1">
+      <w:start w:val="1"/>
+      <w:numFmt w:val="bullet"/>
+      <w:lvlText w:val=""/>
+      <w:lvlJc w:val="left"/>
+      <w:pPr>
+        <w:ind w:left="5454" w:hanging="360"/>
+      </w:pPr>
+      <w:rPr>
+        <w:rFonts w:ascii="Wingdings" w:hAnsi="Wingdings" w:hint="default"/>
+      </w:rPr>
+    </w:lvl>
+    <w:lvl w:ilvl="6" w:tplc="04090001" w:tentative="1">
+      <w:start w:val="1"/>
+      <w:numFmt w:val="bullet"/>
+      <w:lvlText w:val=""/>
+      <w:lvlJc w:val="left"/>
+      <w:pPr>
+        <w:ind w:left="6174" w:hanging="360"/>
+      </w:pPr>
+      <w:rPr>
+        <w:rFonts w:ascii="Symbol" w:hAnsi="Symbol" w:hint="default"/>
+      </w:rPr>
+    </w:lvl>
+    <w:lvl w:ilvl="7" w:tplc="04090003" w:tentative="1">
+      <w:start w:val="1"/>
+      <w:numFmt w:val="bullet"/>
+      <w:lvlText w:val="o"/>
+      <w:lvlJc w:val="left"/>
+      <w:pPr>
+        <w:ind w:left="6894" w:hanging="360"/>
+      </w:pPr>
+      <w:rPr>
+        <w:rFonts w:ascii="Courier New" w:hAnsi="Courier New" w:cs="Courier New" w:hint="default"/>
+      </w:rPr>
+    </w:lvl>
+    <w:lvl w:ilvl="8" w:tplc="04090005" w:tentative="1">
+      <w:start w:val="1"/>
+      <w:numFmt w:val="bullet"/>
+      <w:lvlText w:val=""/>
+      <w:lvlJc w:val="left"/>
+      <w:pPr>
+        <w:ind w:left="7614" w:hanging="360"/>
+      </w:pPr>
+      <w:rPr>
+        <w:rFonts w:ascii="Wingdings" w:hAnsi="Wingdings" w:hint="default"/>
+      </w:rPr>
+    </w:lvl>
+  </w:abstractNum>
+  <w:abstractNum w:abstractNumId="4" w15:restartNumberingAfterBreak="0">
     <w:nsid w:val="50B90995"/>
     <w:multiLevelType w:val="hybridMultilevel"/>
     <w:tmpl w:val="F4EC91BE"/>
@@ -987,14 +3137,136 @@
       </w:pPr>
     </w:lvl>
   </w:abstractNum>
+  <w:abstractNum w:abstractNumId="5" w15:restartNumberingAfterBreak="0">
+    <w:nsid w:val="584223CC"/>
+    <w:multiLevelType w:val="hybridMultilevel"/>
+    <w:tmpl w:val="15AE2CB0"/>
+    <w:lvl w:ilvl="0" w:tplc="04090001">
+      <w:start w:val="1"/>
+      <w:numFmt w:val="bullet"/>
+      <w:lvlText w:val=""/>
+      <w:lvlJc w:val="left"/>
+      <w:pPr>
+        <w:ind w:left="720" w:hanging="360"/>
+      </w:pPr>
+      <w:rPr>
+        <w:rFonts w:ascii="Symbol" w:hAnsi="Symbol" w:hint="default"/>
+      </w:rPr>
+    </w:lvl>
+    <w:lvl w:ilvl="1" w:tplc="04090003">
+      <w:start w:val="1"/>
+      <w:numFmt w:val="bullet"/>
+      <w:lvlText w:val="o"/>
+      <w:lvlJc w:val="left"/>
+      <w:pPr>
+        <w:ind w:left="1440" w:hanging="360"/>
+      </w:pPr>
+      <w:rPr>
+        <w:rFonts w:ascii="Courier New" w:hAnsi="Courier New" w:cs="Courier New" w:hint="default"/>
+      </w:rPr>
+    </w:lvl>
+    <w:lvl w:ilvl="2" w:tplc="04090005" w:tentative="1">
+      <w:start w:val="1"/>
+      <w:numFmt w:val="bullet"/>
+      <w:lvlText w:val=""/>
+      <w:lvlJc w:val="left"/>
+      <w:pPr>
+        <w:ind w:left="2160" w:hanging="360"/>
+      </w:pPr>
+      <w:rPr>
+        <w:rFonts w:ascii="Wingdings" w:hAnsi="Wingdings" w:hint="default"/>
+      </w:rPr>
+    </w:lvl>
+    <w:lvl w:ilvl="3" w:tplc="04090001" w:tentative="1">
+      <w:start w:val="1"/>
+      <w:numFmt w:val="bullet"/>
+      <w:lvlText w:val=""/>
+      <w:lvlJc w:val="left"/>
+      <w:pPr>
+        <w:ind w:left="2880" w:hanging="360"/>
+      </w:pPr>
+      <w:rPr>
+        <w:rFonts w:ascii="Symbol" w:hAnsi="Symbol" w:hint="default"/>
+      </w:rPr>
+    </w:lvl>
+    <w:lvl w:ilvl="4" w:tplc="04090003" w:tentative="1">
+      <w:start w:val="1"/>
+      <w:numFmt w:val="bullet"/>
+      <w:lvlText w:val="o"/>
+      <w:lvlJc w:val="left"/>
+      <w:pPr>
+        <w:ind w:left="3600" w:hanging="360"/>
+      </w:pPr>
+      <w:rPr>
+        <w:rFonts w:ascii="Courier New" w:hAnsi="Courier New" w:cs="Courier New" w:hint="default"/>
+      </w:rPr>
+    </w:lvl>
+    <w:lvl w:ilvl="5" w:tplc="04090005" w:tentative="1">
+      <w:start w:val="1"/>
+      <w:numFmt w:val="bullet"/>
+      <w:lvlText w:val=""/>
+      <w:lvlJc w:val="left"/>
+      <w:pPr>
+        <w:ind w:left="4320" w:hanging="360"/>
+      </w:pPr>
+      <w:rPr>
+        <w:rFonts w:ascii="Wingdings" w:hAnsi="Wingdings" w:hint="default"/>
+      </w:rPr>
+    </w:lvl>
+    <w:lvl w:ilvl="6" w:tplc="04090001" w:tentative="1">
+      <w:start w:val="1"/>
+      <w:numFmt w:val="bullet"/>
+      <w:lvlText w:val=""/>
+      <w:lvlJc w:val="left"/>
+      <w:pPr>
+        <w:ind w:left="5040" w:hanging="360"/>
+      </w:pPr>
+      <w:rPr>
+        <w:rFonts w:ascii="Symbol" w:hAnsi="Symbol" w:hint="default"/>
+      </w:rPr>
+    </w:lvl>
+    <w:lvl w:ilvl="7" w:tplc="04090003" w:tentative="1">
+      <w:start w:val="1"/>
+      <w:numFmt w:val="bullet"/>
+      <w:lvlText w:val="o"/>
+      <w:lvlJc w:val="left"/>
+      <w:pPr>
+        <w:ind w:left="5760" w:hanging="360"/>
+      </w:pPr>
+      <w:rPr>
+        <w:rFonts w:ascii="Courier New" w:hAnsi="Courier New" w:cs="Courier New" w:hint="default"/>
+      </w:rPr>
+    </w:lvl>
+    <w:lvl w:ilvl="8" w:tplc="04090005" w:tentative="1">
+      <w:start w:val="1"/>
+      <w:numFmt w:val="bullet"/>
+      <w:lvlText w:val=""/>
+      <w:lvlJc w:val="left"/>
+      <w:pPr>
+        <w:ind w:left="6480" w:hanging="360"/>
+      </w:pPr>
+      <w:rPr>
+        <w:rFonts w:ascii="Wingdings" w:hAnsi="Wingdings" w:hint="default"/>
+      </w:rPr>
+    </w:lvl>
+  </w:abstractNum>
   <w:num w:numId="1" w16cid:durableId="1045522712">
-    <w:abstractNumId w:val="2"/>
+    <w:abstractNumId w:val="4"/>
   </w:num>
   <w:num w:numId="2" w16cid:durableId="1914701475">
     <w:abstractNumId w:val="0"/>
   </w:num>
   <w:num w:numId="3" w16cid:durableId="1264529151">
     <w:abstractNumId w:val="1"/>
+  </w:num>
+  <w:num w:numId="4" w16cid:durableId="1411461418">
+    <w:abstractNumId w:val="3"/>
+  </w:num>
+  <w:num w:numId="5" w16cid:durableId="185103095">
+    <w:abstractNumId w:val="2"/>
+  </w:num>
+  <w:num w:numId="6" w16cid:durableId="1852379492">
+    <w:abstractNumId w:val="5"/>
   </w:num>
 </w:numbering>
 </file>
@@ -1432,7 +3704,6 @@
     <w:next w:val="Normal"/>
     <w:link w:val="Heading2Char"/>
     <w:uiPriority w:val="9"/>
-    <w:semiHidden/>
     <w:unhideWhenUsed/>
     <w:qFormat/>
     <w:rsid w:val="0045132F"/>
@@ -1607,7 +3878,6 @@
   <w:style w:type="character" w:default="1" w:styleId="DefaultParagraphFont">
     <w:name w:val="Default Paragraph Font"/>
     <w:uiPriority w:val="1"/>
-    <w:semiHidden/>
     <w:unhideWhenUsed/>
   </w:style>
   <w:style w:type="table" w:default="1" w:styleId="TableNormal">
@@ -1649,7 +3919,6 @@
     <w:basedOn w:val="DefaultParagraphFont"/>
     <w:link w:val="Heading2"/>
     <w:uiPriority w:val="9"/>
-    <w:semiHidden/>
     <w:rsid w:val="0045132F"/>
     <w:rPr>
       <w:rFonts w:asciiTheme="majorHAnsi" w:eastAsiaTheme="majorEastAsia" w:hAnsiTheme="majorHAnsi" w:cstheme="majorBidi"/>

--- a/Project Progress Report/Assignment_Phase_1-Thanh_Tran-24247169.docx
+++ b/Project Progress Report/Assignment_Phase_1-Thanh_Tran-24247169.docx
@@ -43,7 +43,7 @@
                     </pic:cNvPicPr>
                   </pic:nvPicPr>
                   <pic:blipFill>
-                    <a:blip r:embed="rId5" cstate="print">
+                    <a:blip r:embed="rId8" cstate="print">
                       <a:extLst>
                         <a:ext uri="{28A0092B-C50C-407E-A947-70E740481C1C}">
                           <a14:useLocalDpi xmlns:a14="http://schemas.microsoft.com/office/drawing/2010/main" val="0"/>
@@ -354,44 +354,6 @@
     </w:p>
     <w:p>
       <w:pPr>
-        <w:pStyle w:val="Heading1"/>
-        <w:numPr>
-          <w:ilvl w:val="0"/>
-          <w:numId w:val="3"/>
-        </w:numPr>
-        <w:spacing w:line="360" w:lineRule="auto"/>
-        <w:ind w:left="284"/>
-        <w:rPr>
-          <w:rFonts w:ascii="Arial" w:hAnsi="Arial" w:cs="Arial"/>
-          <w:b/>
-          <w:bCs/>
-          <w:color w:val="EE0000"/>
-          <w:sz w:val="32"/>
-          <w:szCs w:val="32"/>
-        </w:rPr>
-      </w:pPr>
-      <w:r>
-        <w:rPr>
-          <w:rFonts w:ascii="Arial" w:hAnsi="Arial" w:cs="Arial"/>
-        </w:rPr>
-        <w:br w:type="page"/>
-      </w:r>
-      <w:r>
-        <w:rPr>
-          <w:rFonts w:ascii="Arial" w:hAnsi="Arial" w:cs="Arial"/>
-          <w:b/>
-          <w:bCs/>
-          <w:color w:val="EE0000"/>
-          <w:sz w:val="32"/>
-          <w:szCs w:val="32"/>
-        </w:rPr>
-        <w:lastRenderedPageBreak/>
-        <w:t>Introduction</w:t>
-      </w:r>
-    </w:p>
-    <w:p>
-      <w:pPr>
-        <w:spacing w:line="360" w:lineRule="auto"/>
         <w:rPr>
           <w:rFonts w:ascii="Arial" w:eastAsiaTheme="majorEastAsia" w:hAnsi="Arial" w:cs="Arial"/>
           <w:color w:val="0F4761" w:themeColor="accent1" w:themeShade="BF"/>
@@ -406,15 +368,8 @@
         <w:br w:type="page"/>
       </w:r>
     </w:p>
-    <w:p>
-      <w:pPr>
-        <w:pStyle w:val="Heading1"/>
-        <w:numPr>
-          <w:ilvl w:val="0"/>
-          <w:numId w:val="3"/>
-        </w:numPr>
-        <w:spacing w:line="360" w:lineRule="auto"/>
-        <w:ind w:left="284"/>
+    <w:sdt>
+      <w:sdtPr>
         <w:rPr>
           <w:rFonts w:ascii="Arial" w:hAnsi="Arial" w:cs="Arial"/>
           <w:b/>
@@ -423,8 +378,1156 @@
           <w:sz w:val="32"/>
           <w:szCs w:val="32"/>
         </w:rPr>
-      </w:pPr>
-      <w:r>
+        <w:id w:val="-89772428"/>
+        <w:docPartObj>
+          <w:docPartGallery w:val="Table of Contents"/>
+          <w:docPartUnique/>
+        </w:docPartObj>
+      </w:sdtPr>
+      <w:sdtEndPr>
+        <w:rPr>
+          <w:rFonts w:asciiTheme="minorHAnsi" w:hAnsiTheme="minorHAnsi" w:cstheme="minorBidi"/>
+          <w:noProof/>
+          <w:color w:val="auto"/>
+          <w:sz w:val="24"/>
+          <w:szCs w:val="24"/>
+        </w:rPr>
+      </w:sdtEndPr>
+      <w:sdtContent>
+        <w:p>
+          <w:pPr>
+            <w:rPr>
+              <w:rFonts w:ascii="Arial" w:hAnsi="Arial" w:cs="Arial"/>
+              <w:b/>
+              <w:bCs/>
+              <w:color w:val="EE0000"/>
+              <w:sz w:val="32"/>
+              <w:szCs w:val="32"/>
+            </w:rPr>
+          </w:pPr>
+          <w:r>
+            <w:rPr>
+              <w:rFonts w:ascii="Arial" w:hAnsi="Arial" w:cs="Arial"/>
+              <w:b/>
+              <w:bCs/>
+              <w:color w:val="EE0000"/>
+              <w:sz w:val="32"/>
+              <w:szCs w:val="32"/>
+            </w:rPr>
+            <w:t>Contents</w:t>
+          </w:r>
+        </w:p>
+        <w:p>
+          <w:pPr>
+            <w:pStyle w:val="TOC1"/>
+            <w:tabs>
+              <w:tab w:val="left" w:pos="480"/>
+              <w:tab w:val="right" w:leader="dot" w:pos="9350"/>
+            </w:tabs>
+            <w:rPr>
+              <w:noProof/>
+              <w:lang w:val="en-US" w:eastAsia="en-US"/>
+            </w:rPr>
+          </w:pPr>
+          <w:r>
+            <w:fldChar w:fldCharType="begin"/>
+          </w:r>
+          <w:r>
+            <w:instrText xml:space="preserve"> TOC \o "1-3" \h \z \u </w:instrText>
+          </w:r>
+          <w:r>
+            <w:fldChar w:fldCharType="separate"/>
+          </w:r>
+          <w:hyperlink w:anchor="_Toc226030421" w:history="1">
+            <w:r>
+              <w:rPr>
+                <w:rStyle w:val="Hyperlink"/>
+                <w:rFonts w:ascii="Arial" w:hAnsi="Arial" w:cs="Arial"/>
+                <w:b/>
+                <w:bCs/>
+                <w:noProof/>
+              </w:rPr>
+              <w:t>1.</w:t>
+            </w:r>
+            <w:r>
+              <w:rPr>
+                <w:noProof/>
+                <w:lang w:val="en-US" w:eastAsia="en-US"/>
+              </w:rPr>
+              <w:tab/>
+            </w:r>
+            <w:r>
+              <w:rPr>
+                <w:rStyle w:val="Hyperlink"/>
+                <w:rFonts w:ascii="Arial" w:hAnsi="Arial" w:cs="Arial"/>
+                <w:b/>
+                <w:bCs/>
+                <w:noProof/>
+              </w:rPr>
+              <w:t>Introduction</w:t>
+            </w:r>
+            <w:r>
+              <w:rPr>
+                <w:noProof/>
+                <w:webHidden/>
+              </w:rPr>
+              <w:tab/>
+            </w:r>
+            <w:r>
+              <w:rPr>
+                <w:noProof/>
+                <w:webHidden/>
+              </w:rPr>
+              <w:fldChar w:fldCharType="begin"/>
+            </w:r>
+            <w:r>
+              <w:rPr>
+                <w:noProof/>
+                <w:webHidden/>
+              </w:rPr>
+              <w:instrText xml:space="preserve"> PAGEREF _Toc226030421 \h </w:instrText>
+            </w:r>
+            <w:r>
+              <w:rPr>
+                <w:noProof/>
+                <w:webHidden/>
+              </w:rPr>
+            </w:r>
+            <w:r>
+              <w:rPr>
+                <w:noProof/>
+                <w:webHidden/>
+              </w:rPr>
+              <w:fldChar w:fldCharType="separate"/>
+            </w:r>
+            <w:r>
+              <w:rPr>
+                <w:noProof/>
+                <w:webHidden/>
+              </w:rPr>
+              <w:t>1</w:t>
+            </w:r>
+            <w:r>
+              <w:rPr>
+                <w:noProof/>
+                <w:webHidden/>
+              </w:rPr>
+              <w:fldChar w:fldCharType="end"/>
+            </w:r>
+          </w:hyperlink>
+        </w:p>
+        <w:p>
+          <w:pPr>
+            <w:pStyle w:val="TOC1"/>
+            <w:tabs>
+              <w:tab w:val="left" w:pos="480"/>
+              <w:tab w:val="right" w:leader="dot" w:pos="9350"/>
+            </w:tabs>
+            <w:rPr>
+              <w:noProof/>
+              <w:lang w:val="en-US" w:eastAsia="en-US"/>
+            </w:rPr>
+          </w:pPr>
+          <w:hyperlink w:anchor="_Toc226030422" w:history="1">
+            <w:r>
+              <w:rPr>
+                <w:rStyle w:val="Hyperlink"/>
+                <w:rFonts w:ascii="Arial" w:hAnsi="Arial" w:cs="Arial"/>
+                <w:b/>
+                <w:bCs/>
+                <w:noProof/>
+              </w:rPr>
+              <w:t>2.</w:t>
+            </w:r>
+            <w:r>
+              <w:rPr>
+                <w:noProof/>
+                <w:lang w:val="en-US" w:eastAsia="en-US"/>
+              </w:rPr>
+              <w:tab/>
+            </w:r>
+            <w:r>
+              <w:rPr>
+                <w:rStyle w:val="Hyperlink"/>
+                <w:rFonts w:ascii="Arial" w:hAnsi="Arial" w:cs="Arial"/>
+                <w:b/>
+                <w:bCs/>
+                <w:noProof/>
+              </w:rPr>
+              <w:t>Organisation Selection and Analysis</w:t>
+            </w:r>
+            <w:r>
+              <w:rPr>
+                <w:noProof/>
+                <w:webHidden/>
+              </w:rPr>
+              <w:tab/>
+            </w:r>
+            <w:r>
+              <w:rPr>
+                <w:noProof/>
+                <w:webHidden/>
+              </w:rPr>
+              <w:fldChar w:fldCharType="begin"/>
+            </w:r>
+            <w:r>
+              <w:rPr>
+                <w:noProof/>
+                <w:webHidden/>
+              </w:rPr>
+              <w:instrText xml:space="preserve"> PAGEREF _Toc226030422 \h </w:instrText>
+            </w:r>
+            <w:r>
+              <w:rPr>
+                <w:noProof/>
+                <w:webHidden/>
+              </w:rPr>
+            </w:r>
+            <w:r>
+              <w:rPr>
+                <w:noProof/>
+                <w:webHidden/>
+              </w:rPr>
+              <w:fldChar w:fldCharType="separate"/>
+            </w:r>
+            <w:r>
+              <w:rPr>
+                <w:noProof/>
+                <w:webHidden/>
+              </w:rPr>
+              <w:t>2</w:t>
+            </w:r>
+            <w:r>
+              <w:rPr>
+                <w:noProof/>
+                <w:webHidden/>
+              </w:rPr>
+              <w:fldChar w:fldCharType="end"/>
+            </w:r>
+          </w:hyperlink>
+        </w:p>
+        <w:p>
+          <w:pPr>
+            <w:pStyle w:val="TOC1"/>
+            <w:tabs>
+              <w:tab w:val="left" w:pos="480"/>
+              <w:tab w:val="right" w:leader="dot" w:pos="9350"/>
+            </w:tabs>
+            <w:rPr>
+              <w:noProof/>
+              <w:lang w:val="en-US" w:eastAsia="en-US"/>
+            </w:rPr>
+          </w:pPr>
+          <w:hyperlink w:anchor="_Toc226030423" w:history="1">
+            <w:r>
+              <w:rPr>
+                <w:rStyle w:val="Hyperlink"/>
+                <w:rFonts w:ascii="Arial" w:hAnsi="Arial" w:cs="Arial"/>
+                <w:b/>
+                <w:bCs/>
+                <w:noProof/>
+              </w:rPr>
+              <w:t>3.</w:t>
+            </w:r>
+            <w:r>
+              <w:rPr>
+                <w:noProof/>
+                <w:lang w:val="en-US" w:eastAsia="en-US"/>
+              </w:rPr>
+              <w:tab/>
+            </w:r>
+            <w:r>
+              <w:rPr>
+                <w:rStyle w:val="Hyperlink"/>
+                <w:rFonts w:ascii="Arial" w:hAnsi="Arial" w:cs="Arial"/>
+                <w:b/>
+                <w:bCs/>
+                <w:noProof/>
+              </w:rPr>
+              <w:t>Requirements Engineering</w:t>
+            </w:r>
+            <w:r>
+              <w:rPr>
+                <w:noProof/>
+                <w:webHidden/>
+              </w:rPr>
+              <w:tab/>
+            </w:r>
+            <w:r>
+              <w:rPr>
+                <w:noProof/>
+                <w:webHidden/>
+              </w:rPr>
+              <w:fldChar w:fldCharType="begin"/>
+            </w:r>
+            <w:r>
+              <w:rPr>
+                <w:noProof/>
+                <w:webHidden/>
+              </w:rPr>
+              <w:instrText xml:space="preserve"> PAGEREF _Toc226030423 \h </w:instrText>
+            </w:r>
+            <w:r>
+              <w:rPr>
+                <w:noProof/>
+                <w:webHidden/>
+              </w:rPr>
+            </w:r>
+            <w:r>
+              <w:rPr>
+                <w:noProof/>
+                <w:webHidden/>
+              </w:rPr>
+              <w:fldChar w:fldCharType="separate"/>
+            </w:r>
+            <w:r>
+              <w:rPr>
+                <w:noProof/>
+                <w:webHidden/>
+              </w:rPr>
+              <w:t>3</w:t>
+            </w:r>
+            <w:r>
+              <w:rPr>
+                <w:noProof/>
+                <w:webHidden/>
+              </w:rPr>
+              <w:fldChar w:fldCharType="end"/>
+            </w:r>
+          </w:hyperlink>
+        </w:p>
+        <w:p>
+          <w:pPr>
+            <w:pStyle w:val="TOC2"/>
+            <w:tabs>
+              <w:tab w:val="right" w:leader="dot" w:pos="9350"/>
+            </w:tabs>
+            <w:rPr>
+              <w:noProof/>
+              <w:lang w:val="en-US" w:eastAsia="en-US"/>
+            </w:rPr>
+          </w:pPr>
+          <w:hyperlink w:anchor="_Toc226030424" w:history="1">
+            <w:r>
+              <w:rPr>
+                <w:rStyle w:val="Hyperlink"/>
+                <w:rFonts w:ascii="Arial" w:hAnsi="Arial" w:cs="Arial"/>
+                <w:b/>
+                <w:bCs/>
+                <w:noProof/>
+              </w:rPr>
+              <w:t>3.1. Problem statement</w:t>
+            </w:r>
+            <w:r>
+              <w:rPr>
+                <w:noProof/>
+                <w:webHidden/>
+              </w:rPr>
+              <w:tab/>
+            </w:r>
+            <w:r>
+              <w:rPr>
+                <w:noProof/>
+                <w:webHidden/>
+              </w:rPr>
+              <w:fldChar w:fldCharType="begin"/>
+            </w:r>
+            <w:r>
+              <w:rPr>
+                <w:noProof/>
+                <w:webHidden/>
+              </w:rPr>
+              <w:instrText xml:space="preserve"> PAGEREF _Toc226030424 \h </w:instrText>
+            </w:r>
+            <w:r>
+              <w:rPr>
+                <w:noProof/>
+                <w:webHidden/>
+              </w:rPr>
+            </w:r>
+            <w:r>
+              <w:rPr>
+                <w:noProof/>
+                <w:webHidden/>
+              </w:rPr>
+              <w:fldChar w:fldCharType="separate"/>
+            </w:r>
+            <w:r>
+              <w:rPr>
+                <w:noProof/>
+                <w:webHidden/>
+              </w:rPr>
+              <w:t>3</w:t>
+            </w:r>
+            <w:r>
+              <w:rPr>
+                <w:noProof/>
+                <w:webHidden/>
+              </w:rPr>
+              <w:fldChar w:fldCharType="end"/>
+            </w:r>
+          </w:hyperlink>
+        </w:p>
+        <w:p>
+          <w:pPr>
+            <w:pStyle w:val="TOC2"/>
+            <w:tabs>
+              <w:tab w:val="right" w:leader="dot" w:pos="9350"/>
+            </w:tabs>
+            <w:rPr>
+              <w:noProof/>
+              <w:lang w:val="en-US" w:eastAsia="en-US"/>
+            </w:rPr>
+          </w:pPr>
+          <w:hyperlink w:anchor="_Toc226030425" w:history="1">
+            <w:r>
+              <w:rPr>
+                <w:rStyle w:val="Hyperlink"/>
+                <w:rFonts w:ascii="Arial" w:hAnsi="Arial" w:cs="Arial"/>
+                <w:b/>
+                <w:bCs/>
+                <w:noProof/>
+              </w:rPr>
+              <w:t>3.2. Requirement Analysis</w:t>
+            </w:r>
+            <w:r>
+              <w:rPr>
+                <w:noProof/>
+                <w:webHidden/>
+              </w:rPr>
+              <w:tab/>
+            </w:r>
+            <w:r>
+              <w:rPr>
+                <w:noProof/>
+                <w:webHidden/>
+              </w:rPr>
+              <w:fldChar w:fldCharType="begin"/>
+            </w:r>
+            <w:r>
+              <w:rPr>
+                <w:noProof/>
+                <w:webHidden/>
+              </w:rPr>
+              <w:instrText xml:space="preserve"> PAGEREF _Toc226030425 \h </w:instrText>
+            </w:r>
+            <w:r>
+              <w:rPr>
+                <w:noProof/>
+                <w:webHidden/>
+              </w:rPr>
+            </w:r>
+            <w:r>
+              <w:rPr>
+                <w:noProof/>
+                <w:webHidden/>
+              </w:rPr>
+              <w:fldChar w:fldCharType="separate"/>
+            </w:r>
+            <w:r>
+              <w:rPr>
+                <w:noProof/>
+                <w:webHidden/>
+              </w:rPr>
+              <w:t>4</w:t>
+            </w:r>
+            <w:r>
+              <w:rPr>
+                <w:noProof/>
+                <w:webHidden/>
+              </w:rPr>
+              <w:fldChar w:fldCharType="end"/>
+            </w:r>
+          </w:hyperlink>
+        </w:p>
+        <w:p>
+          <w:pPr>
+            <w:pStyle w:val="TOC3"/>
+            <w:tabs>
+              <w:tab w:val="right" w:leader="dot" w:pos="9350"/>
+            </w:tabs>
+            <w:rPr>
+              <w:noProof/>
+              <w:lang w:val="en-US" w:eastAsia="en-US"/>
+            </w:rPr>
+          </w:pPr>
+          <w:hyperlink w:anchor="_Toc226030426" w:history="1">
+            <w:r>
+              <w:rPr>
+                <w:rStyle w:val="Hyperlink"/>
+                <w:rFonts w:ascii="Arial" w:hAnsi="Arial" w:cs="Arial"/>
+                <w:b/>
+                <w:bCs/>
+                <w:noProof/>
+              </w:rPr>
+              <w:t>i. Stakeholders and Roles</w:t>
+            </w:r>
+            <w:r>
+              <w:rPr>
+                <w:noProof/>
+                <w:webHidden/>
+              </w:rPr>
+              <w:tab/>
+            </w:r>
+            <w:r>
+              <w:rPr>
+                <w:noProof/>
+                <w:webHidden/>
+              </w:rPr>
+              <w:fldChar w:fldCharType="begin"/>
+            </w:r>
+            <w:r>
+              <w:rPr>
+                <w:noProof/>
+                <w:webHidden/>
+              </w:rPr>
+              <w:instrText xml:space="preserve"> PAGEREF _Toc226030426 \h </w:instrText>
+            </w:r>
+            <w:r>
+              <w:rPr>
+                <w:noProof/>
+                <w:webHidden/>
+              </w:rPr>
+            </w:r>
+            <w:r>
+              <w:rPr>
+                <w:noProof/>
+                <w:webHidden/>
+              </w:rPr>
+              <w:fldChar w:fldCharType="separate"/>
+            </w:r>
+            <w:r>
+              <w:rPr>
+                <w:noProof/>
+                <w:webHidden/>
+              </w:rPr>
+              <w:t>4</w:t>
+            </w:r>
+            <w:r>
+              <w:rPr>
+                <w:noProof/>
+                <w:webHidden/>
+              </w:rPr>
+              <w:fldChar w:fldCharType="end"/>
+            </w:r>
+          </w:hyperlink>
+        </w:p>
+        <w:p>
+          <w:pPr>
+            <w:pStyle w:val="TOC3"/>
+            <w:tabs>
+              <w:tab w:val="right" w:leader="dot" w:pos="9350"/>
+            </w:tabs>
+            <w:rPr>
+              <w:noProof/>
+              <w:lang w:val="en-US" w:eastAsia="en-US"/>
+            </w:rPr>
+          </w:pPr>
+          <w:hyperlink w:anchor="_Toc226030427" w:history="1">
+            <w:r>
+              <w:rPr>
+                <w:rStyle w:val="Hyperlink"/>
+                <w:rFonts w:ascii="Arial" w:hAnsi="Arial" w:cs="Arial"/>
+                <w:b/>
+                <w:bCs/>
+                <w:noProof/>
+              </w:rPr>
+              <w:t>ii. Functional Requirements</w:t>
+            </w:r>
+            <w:r>
+              <w:rPr>
+                <w:noProof/>
+                <w:webHidden/>
+              </w:rPr>
+              <w:tab/>
+            </w:r>
+            <w:r>
+              <w:rPr>
+                <w:noProof/>
+                <w:webHidden/>
+              </w:rPr>
+              <w:fldChar w:fldCharType="begin"/>
+            </w:r>
+            <w:r>
+              <w:rPr>
+                <w:noProof/>
+                <w:webHidden/>
+              </w:rPr>
+              <w:instrText xml:space="preserve"> PAGEREF _Toc226030427 \h </w:instrText>
+            </w:r>
+            <w:r>
+              <w:rPr>
+                <w:noProof/>
+                <w:webHidden/>
+              </w:rPr>
+            </w:r>
+            <w:r>
+              <w:rPr>
+                <w:noProof/>
+                <w:webHidden/>
+              </w:rPr>
+              <w:fldChar w:fldCharType="separate"/>
+            </w:r>
+            <w:r>
+              <w:rPr>
+                <w:noProof/>
+                <w:webHidden/>
+              </w:rPr>
+              <w:t>5</w:t>
+            </w:r>
+            <w:r>
+              <w:rPr>
+                <w:noProof/>
+                <w:webHidden/>
+              </w:rPr>
+              <w:fldChar w:fldCharType="end"/>
+            </w:r>
+          </w:hyperlink>
+        </w:p>
+        <w:p>
+          <w:pPr>
+            <w:pStyle w:val="TOC3"/>
+            <w:tabs>
+              <w:tab w:val="right" w:leader="dot" w:pos="9350"/>
+            </w:tabs>
+            <w:rPr>
+              <w:noProof/>
+              <w:lang w:val="en-US" w:eastAsia="en-US"/>
+            </w:rPr>
+          </w:pPr>
+          <w:hyperlink w:anchor="_Toc226030428" w:history="1">
+            <w:r>
+              <w:rPr>
+                <w:rStyle w:val="Hyperlink"/>
+                <w:rFonts w:ascii="Arial" w:hAnsi="Arial" w:cs="Arial"/>
+                <w:b/>
+                <w:bCs/>
+                <w:noProof/>
+              </w:rPr>
+              <w:t>iii. Non-Functional Requirements</w:t>
+            </w:r>
+            <w:r>
+              <w:rPr>
+                <w:noProof/>
+                <w:webHidden/>
+              </w:rPr>
+              <w:tab/>
+            </w:r>
+            <w:r>
+              <w:rPr>
+                <w:noProof/>
+                <w:webHidden/>
+              </w:rPr>
+              <w:fldChar w:fldCharType="begin"/>
+            </w:r>
+            <w:r>
+              <w:rPr>
+                <w:noProof/>
+                <w:webHidden/>
+              </w:rPr>
+              <w:instrText xml:space="preserve"> PAGEREF _Toc226030428 \h </w:instrText>
+            </w:r>
+            <w:r>
+              <w:rPr>
+                <w:noProof/>
+                <w:webHidden/>
+              </w:rPr>
+            </w:r>
+            <w:r>
+              <w:rPr>
+                <w:noProof/>
+                <w:webHidden/>
+              </w:rPr>
+              <w:fldChar w:fldCharType="separate"/>
+            </w:r>
+            <w:r>
+              <w:rPr>
+                <w:noProof/>
+                <w:webHidden/>
+              </w:rPr>
+              <w:t>6</w:t>
+            </w:r>
+            <w:r>
+              <w:rPr>
+                <w:noProof/>
+                <w:webHidden/>
+              </w:rPr>
+              <w:fldChar w:fldCharType="end"/>
+            </w:r>
+          </w:hyperlink>
+        </w:p>
+        <w:p>
+          <w:pPr>
+            <w:pStyle w:val="TOC1"/>
+            <w:tabs>
+              <w:tab w:val="left" w:pos="480"/>
+              <w:tab w:val="right" w:leader="dot" w:pos="9350"/>
+            </w:tabs>
+            <w:rPr>
+              <w:noProof/>
+              <w:lang w:val="en-US" w:eastAsia="en-US"/>
+            </w:rPr>
+          </w:pPr>
+          <w:hyperlink w:anchor="_Toc226030429" w:history="1">
+            <w:r>
+              <w:rPr>
+                <w:rStyle w:val="Hyperlink"/>
+                <w:rFonts w:ascii="Arial" w:hAnsi="Arial" w:cs="Arial"/>
+                <w:b/>
+                <w:bCs/>
+                <w:noProof/>
+              </w:rPr>
+              <w:t>4.</w:t>
+            </w:r>
+            <w:r>
+              <w:rPr>
+                <w:noProof/>
+                <w:lang w:val="en-US" w:eastAsia="en-US"/>
+              </w:rPr>
+              <w:tab/>
+            </w:r>
+            <w:r>
+              <w:rPr>
+                <w:rStyle w:val="Hyperlink"/>
+                <w:rFonts w:ascii="Arial" w:hAnsi="Arial" w:cs="Arial"/>
+                <w:b/>
+                <w:bCs/>
+                <w:noProof/>
+              </w:rPr>
+              <w:t>Use case diagram</w:t>
+            </w:r>
+            <w:r>
+              <w:rPr>
+                <w:noProof/>
+                <w:webHidden/>
+              </w:rPr>
+              <w:tab/>
+            </w:r>
+            <w:r>
+              <w:rPr>
+                <w:noProof/>
+                <w:webHidden/>
+              </w:rPr>
+              <w:fldChar w:fldCharType="begin"/>
+            </w:r>
+            <w:r>
+              <w:rPr>
+                <w:noProof/>
+                <w:webHidden/>
+              </w:rPr>
+              <w:instrText xml:space="preserve"> PAGEREF _Toc226030429 \h </w:instrText>
+            </w:r>
+            <w:r>
+              <w:rPr>
+                <w:noProof/>
+                <w:webHidden/>
+              </w:rPr>
+            </w:r>
+            <w:r>
+              <w:rPr>
+                <w:noProof/>
+                <w:webHidden/>
+              </w:rPr>
+              <w:fldChar w:fldCharType="separate"/>
+            </w:r>
+            <w:r>
+              <w:rPr>
+                <w:noProof/>
+                <w:webHidden/>
+              </w:rPr>
+              <w:t>9</w:t>
+            </w:r>
+            <w:r>
+              <w:rPr>
+                <w:noProof/>
+                <w:webHidden/>
+              </w:rPr>
+              <w:fldChar w:fldCharType="end"/>
+            </w:r>
+          </w:hyperlink>
+        </w:p>
+        <w:p>
+          <w:pPr>
+            <w:pStyle w:val="TOC1"/>
+            <w:tabs>
+              <w:tab w:val="left" w:pos="480"/>
+              <w:tab w:val="right" w:leader="dot" w:pos="9350"/>
+            </w:tabs>
+            <w:rPr>
+              <w:noProof/>
+              <w:lang w:val="en-US" w:eastAsia="en-US"/>
+            </w:rPr>
+          </w:pPr>
+          <w:hyperlink w:anchor="_Toc226030430" w:history="1">
+            <w:r>
+              <w:rPr>
+                <w:rStyle w:val="Hyperlink"/>
+                <w:rFonts w:ascii="Arial" w:hAnsi="Arial" w:cs="Arial"/>
+                <w:b/>
+                <w:bCs/>
+                <w:noProof/>
+              </w:rPr>
+              <w:t>5.</w:t>
+            </w:r>
+            <w:r>
+              <w:rPr>
+                <w:noProof/>
+                <w:lang w:val="en-US" w:eastAsia="en-US"/>
+              </w:rPr>
+              <w:tab/>
+            </w:r>
+            <w:r>
+              <w:rPr>
+                <w:rStyle w:val="Hyperlink"/>
+                <w:rFonts w:ascii="Arial" w:hAnsi="Arial" w:cs="Arial"/>
+                <w:b/>
+                <w:bCs/>
+                <w:noProof/>
+              </w:rPr>
+              <w:t>Class diagram</w:t>
+            </w:r>
+            <w:r>
+              <w:rPr>
+                <w:noProof/>
+                <w:webHidden/>
+              </w:rPr>
+              <w:tab/>
+            </w:r>
+            <w:r>
+              <w:rPr>
+                <w:noProof/>
+                <w:webHidden/>
+              </w:rPr>
+              <w:fldChar w:fldCharType="begin"/>
+            </w:r>
+            <w:r>
+              <w:rPr>
+                <w:noProof/>
+                <w:webHidden/>
+              </w:rPr>
+              <w:instrText xml:space="preserve"> PAGEREF _Toc226030430 \h </w:instrText>
+            </w:r>
+            <w:r>
+              <w:rPr>
+                <w:noProof/>
+                <w:webHidden/>
+              </w:rPr>
+            </w:r>
+            <w:r>
+              <w:rPr>
+                <w:noProof/>
+                <w:webHidden/>
+              </w:rPr>
+              <w:fldChar w:fldCharType="separate"/>
+            </w:r>
+            <w:r>
+              <w:rPr>
+                <w:noProof/>
+                <w:webHidden/>
+              </w:rPr>
+              <w:t>10</w:t>
+            </w:r>
+            <w:r>
+              <w:rPr>
+                <w:noProof/>
+                <w:webHidden/>
+              </w:rPr>
+              <w:fldChar w:fldCharType="end"/>
+            </w:r>
+          </w:hyperlink>
+        </w:p>
+        <w:p>
+          <w:pPr>
+            <w:pStyle w:val="TOC1"/>
+            <w:tabs>
+              <w:tab w:val="left" w:pos="480"/>
+              <w:tab w:val="right" w:leader="dot" w:pos="9350"/>
+            </w:tabs>
+            <w:rPr>
+              <w:noProof/>
+              <w:lang w:val="en-US" w:eastAsia="en-US"/>
+            </w:rPr>
+          </w:pPr>
+          <w:hyperlink w:anchor="_Toc226030431" w:history="1">
+            <w:r>
+              <w:rPr>
+                <w:rStyle w:val="Hyperlink"/>
+                <w:rFonts w:ascii="Arial" w:hAnsi="Arial" w:cs="Arial"/>
+                <w:b/>
+                <w:bCs/>
+                <w:noProof/>
+              </w:rPr>
+              <w:t>6.</w:t>
+            </w:r>
+            <w:r>
+              <w:rPr>
+                <w:noProof/>
+                <w:lang w:val="en-US" w:eastAsia="en-US"/>
+              </w:rPr>
+              <w:tab/>
+            </w:r>
+            <w:r>
+              <w:rPr>
+                <w:rStyle w:val="Hyperlink"/>
+                <w:rFonts w:ascii="Arial" w:hAnsi="Arial" w:cs="Arial"/>
+                <w:b/>
+                <w:bCs/>
+                <w:noProof/>
+              </w:rPr>
+              <w:t>C# Implementation</w:t>
+            </w:r>
+            <w:r>
+              <w:rPr>
+                <w:noProof/>
+                <w:webHidden/>
+              </w:rPr>
+              <w:tab/>
+            </w:r>
+            <w:r>
+              <w:rPr>
+                <w:noProof/>
+                <w:webHidden/>
+              </w:rPr>
+              <w:fldChar w:fldCharType="begin"/>
+            </w:r>
+            <w:r>
+              <w:rPr>
+                <w:noProof/>
+                <w:webHidden/>
+              </w:rPr>
+              <w:instrText xml:space="preserve"> PAGEREF _Toc226030431 \h </w:instrText>
+            </w:r>
+            <w:r>
+              <w:rPr>
+                <w:noProof/>
+                <w:webHidden/>
+              </w:rPr>
+            </w:r>
+            <w:r>
+              <w:rPr>
+                <w:noProof/>
+                <w:webHidden/>
+              </w:rPr>
+              <w:fldChar w:fldCharType="separate"/>
+            </w:r>
+            <w:r>
+              <w:rPr>
+                <w:noProof/>
+                <w:webHidden/>
+              </w:rPr>
+              <w:t>11</w:t>
+            </w:r>
+            <w:r>
+              <w:rPr>
+                <w:noProof/>
+                <w:webHidden/>
+              </w:rPr>
+              <w:fldChar w:fldCharType="end"/>
+            </w:r>
+          </w:hyperlink>
+        </w:p>
+        <w:p>
+          <w:pPr>
+            <w:pStyle w:val="TOC1"/>
+            <w:tabs>
+              <w:tab w:val="left" w:pos="480"/>
+              <w:tab w:val="right" w:leader="dot" w:pos="9350"/>
+            </w:tabs>
+            <w:rPr>
+              <w:noProof/>
+              <w:lang w:val="en-US" w:eastAsia="en-US"/>
+            </w:rPr>
+          </w:pPr>
+          <w:hyperlink w:anchor="_Toc226030432" w:history="1">
+            <w:r>
+              <w:rPr>
+                <w:rStyle w:val="Hyperlink"/>
+                <w:rFonts w:ascii="Arial" w:hAnsi="Arial" w:cs="Arial"/>
+                <w:b/>
+                <w:bCs/>
+                <w:noProof/>
+              </w:rPr>
+              <w:t>7.</w:t>
+            </w:r>
+            <w:r>
+              <w:rPr>
+                <w:noProof/>
+                <w:lang w:val="en-US" w:eastAsia="en-US"/>
+              </w:rPr>
+              <w:tab/>
+            </w:r>
+            <w:r>
+              <w:rPr>
+                <w:rStyle w:val="Hyperlink"/>
+                <w:rFonts w:ascii="Arial" w:hAnsi="Arial" w:cs="Arial"/>
+                <w:b/>
+                <w:bCs/>
+                <w:noProof/>
+              </w:rPr>
+              <w:t>Conclusion</w:t>
+            </w:r>
+            <w:r>
+              <w:rPr>
+                <w:noProof/>
+                <w:webHidden/>
+              </w:rPr>
+              <w:tab/>
+            </w:r>
+            <w:r>
+              <w:rPr>
+                <w:noProof/>
+                <w:webHidden/>
+              </w:rPr>
+              <w:fldChar w:fldCharType="begin"/>
+            </w:r>
+            <w:r>
+              <w:rPr>
+                <w:noProof/>
+                <w:webHidden/>
+              </w:rPr>
+              <w:instrText xml:space="preserve"> PAGEREF _Toc226030432 \h </w:instrText>
+            </w:r>
+            <w:r>
+              <w:rPr>
+                <w:noProof/>
+                <w:webHidden/>
+              </w:rPr>
+            </w:r>
+            <w:r>
+              <w:rPr>
+                <w:noProof/>
+                <w:webHidden/>
+              </w:rPr>
+              <w:fldChar w:fldCharType="separate"/>
+            </w:r>
+            <w:r>
+              <w:rPr>
+                <w:noProof/>
+                <w:webHidden/>
+              </w:rPr>
+              <w:t>12</w:t>
+            </w:r>
+            <w:r>
+              <w:rPr>
+                <w:noProof/>
+                <w:webHidden/>
+              </w:rPr>
+              <w:fldChar w:fldCharType="end"/>
+            </w:r>
+          </w:hyperlink>
+        </w:p>
+        <w:p>
+          <w:pPr>
+            <w:pStyle w:val="TOC1"/>
+            <w:tabs>
+              <w:tab w:val="right" w:leader="dot" w:pos="9350"/>
+            </w:tabs>
+            <w:rPr>
+              <w:noProof/>
+              <w:lang w:val="en-US" w:eastAsia="en-US"/>
+            </w:rPr>
+          </w:pPr>
+          <w:hyperlink w:anchor="_Toc226030433" w:history="1">
+            <w:r>
+              <w:rPr>
+                <w:rStyle w:val="Hyperlink"/>
+                <w:rFonts w:ascii="Arial" w:hAnsi="Arial" w:cs="Arial"/>
+                <w:b/>
+                <w:bCs/>
+                <w:noProof/>
+              </w:rPr>
+              <w:t>References</w:t>
+            </w:r>
+            <w:r>
+              <w:rPr>
+                <w:noProof/>
+                <w:webHidden/>
+              </w:rPr>
+              <w:tab/>
+            </w:r>
+            <w:r>
+              <w:rPr>
+                <w:noProof/>
+                <w:webHidden/>
+              </w:rPr>
+              <w:fldChar w:fldCharType="begin"/>
+            </w:r>
+            <w:r>
+              <w:rPr>
+                <w:noProof/>
+                <w:webHidden/>
+              </w:rPr>
+              <w:instrText xml:space="preserve"> PAGEREF _Toc226030433 \h </w:instrText>
+            </w:r>
+            <w:r>
+              <w:rPr>
+                <w:noProof/>
+                <w:webHidden/>
+              </w:rPr>
+            </w:r>
+            <w:r>
+              <w:rPr>
+                <w:noProof/>
+                <w:webHidden/>
+              </w:rPr>
+              <w:fldChar w:fldCharType="separate"/>
+            </w:r>
+            <w:r>
+              <w:rPr>
+                <w:noProof/>
+                <w:webHidden/>
+              </w:rPr>
+              <w:t>13</w:t>
+            </w:r>
+            <w:r>
+              <w:rPr>
+                <w:noProof/>
+                <w:webHidden/>
+              </w:rPr>
+              <w:fldChar w:fldCharType="end"/>
+            </w:r>
+          </w:hyperlink>
+        </w:p>
+        <w:p>
+          <w:r>
+            <w:rPr>
+              <w:b/>
+              <w:bCs/>
+              <w:noProof/>
+            </w:rPr>
+            <w:fldChar w:fldCharType="end"/>
+          </w:r>
+        </w:p>
+      </w:sdtContent>
+    </w:sdt>
+    <w:p>
+      <w:pPr>
+        <w:rPr>
+          <w:rFonts w:ascii="Arial" w:hAnsi="Arial" w:cs="Arial"/>
+        </w:rPr>
+        <w:sectPr>
+          <w:pgSz w:w="12240" w:h="15840"/>
+          <w:pgMar w:top="1440" w:right="1440" w:bottom="1440" w:left="1440" w:header="708" w:footer="708" w:gutter="0"/>
+          <w:cols w:space="708"/>
+          <w:docGrid w:linePitch="360"/>
+        </w:sectPr>
+      </w:pPr>
+      <w:r>
+        <w:rPr>
+          <w:rFonts w:ascii="Arial" w:hAnsi="Arial" w:cs="Arial"/>
+        </w:rPr>
+        <w:br w:type="page"/>
+      </w:r>
+    </w:p>
+    <w:p>
+      <w:pPr>
+        <w:pStyle w:val="Heading1"/>
+        <w:numPr>
+          <w:ilvl w:val="0"/>
+          <w:numId w:val="3"/>
+        </w:numPr>
+        <w:spacing w:line="360" w:lineRule="auto"/>
+        <w:ind w:left="284"/>
         <w:rPr>
           <w:rFonts w:ascii="Arial" w:hAnsi="Arial" w:cs="Arial"/>
           <w:b/>
@@ -433,125 +1536,9 @@
           <w:sz w:val="32"/>
           <w:szCs w:val="32"/>
         </w:rPr>
-        <w:lastRenderedPageBreak/>
-        <w:t>Organisation Selection and Analysis</w:t>
-      </w:r>
-    </w:p>
-    <w:p>
-      <w:pPr>
-        <w:spacing w:line="360" w:lineRule="auto"/>
-        <w:ind w:left="284"/>
-        <w:jc w:val="both"/>
-        <w:rPr>
-          <w:rFonts w:ascii="Arial" w:hAnsi="Arial" w:cs="Arial"/>
-        </w:rPr>
-      </w:pPr>
-      <w:r>
-        <w:rPr>
-          <w:rFonts w:ascii="Arial" w:hAnsi="Arial" w:cs="Arial"/>
-        </w:rPr>
-        <w:t>The selected organisation for this project is Auckland University of Technology (AUT), a well-established public university located in New Zealand. AUT is recognised as one of the country’s largest tertiary institutions, with 26,708 of enrolled students and over 4,046 staff members.</w:t>
-      </w:r>
-      <w:r>
-        <w:t xml:space="preserve"> </w:t>
-      </w:r>
-      <w:r>
-        <w:rPr>
-          <w:rFonts w:ascii="Arial" w:hAnsi="Arial" w:cs="Arial"/>
-        </w:rPr>
-        <w:t>The university operates across multiple campuses and delivers a wide range of undergraduate and postgraduate programmes, demonstrating both its scale and operational complexity.</w:t>
-      </w:r>
-    </w:p>
-    <w:p>
-      <w:pPr>
-        <w:spacing w:line="360" w:lineRule="auto"/>
-        <w:ind w:left="284"/>
-        <w:jc w:val="both"/>
-        <w:rPr>
-          <w:rFonts w:ascii="Arial" w:hAnsi="Arial" w:cs="Arial"/>
-        </w:rPr>
-      </w:pPr>
-      <w:r>
-        <w:rPr>
-          <w:rFonts w:ascii="Arial" w:hAnsi="Arial" w:cs="Arial"/>
-        </w:rPr>
-        <w:t>AUT has a well-established organisational structure consisting of multiple departments that support its academic and administrative functions. These include academic faculties responsible for teaching and course delivery, administrative units managing student records and enrolment processes, financial services handling tuition fees and payments, and information technology services maintaining system infrastructure.</w:t>
-      </w:r>
-      <w:r>
-        <w:t xml:space="preserve"> </w:t>
-      </w:r>
-      <w:r>
-        <w:rPr>
-          <w:rFonts w:ascii="Arial" w:hAnsi="Arial" w:cs="Arial"/>
-        </w:rPr>
-        <w:t>The presence of these distinct functional areas requires coordinated operations supported by integrated information systems.</w:t>
-      </w:r>
-      <w:r>
-        <w:rPr>
-          <w:rFonts w:ascii="Arial" w:hAnsi="Arial" w:cs="Arial"/>
-        </w:rPr>
-        <w:t xml:space="preserve"> Among these systems, t</w:t>
-      </w:r>
-      <w:r>
-        <w:rPr>
-          <w:rFonts w:ascii="Arial" w:hAnsi="Arial" w:cs="Arial"/>
-        </w:rPr>
-        <w:t>he Student Enrolment and Course Management System is selected as the focus of this project</w:t>
-      </w:r>
-      <w:r>
-        <w:rPr>
-          <w:rFonts w:ascii="Arial" w:hAnsi="Arial" w:cs="Arial"/>
-        </w:rPr>
-        <w:t>.</w:t>
-      </w:r>
-    </w:p>
-    <w:p>
-      <w:pPr>
-        <w:spacing w:line="360" w:lineRule="auto"/>
-        <w:ind w:left="284"/>
-        <w:jc w:val="both"/>
-        <w:rPr>
-          <w:rFonts w:ascii="Arial" w:hAnsi="Arial" w:cs="Arial"/>
-        </w:rPr>
-      </w:pPr>
-      <w:r>
-        <w:rPr>
-          <w:rFonts w:ascii="Arial" w:hAnsi="Arial" w:cs="Arial"/>
-        </w:rPr>
-        <w:t xml:space="preserve">The selected system involves several key stakeholders and user roles with distinct responsibilities. Students interact with the system to search for courses, submit enrolment requests, and view their enrolment status. Academic staff are responsible for managing course-related information and monitoring enrolled students. Administrative staff handle the review and approval of enrolment requests, while finance staff process payments required to confirm enrolments. In addition, IT staff support the technical operation of the system, and university management may rely on system data for planning and decision-making. These roles demonstrate the need for a system that supports multiple users with different responsibilities and access levels. </w:t>
-      </w:r>
-    </w:p>
-    <w:p>
-      <w:pPr>
-        <w:spacing w:line="360" w:lineRule="auto"/>
-        <w:ind w:left="284"/>
-        <w:jc w:val="both"/>
-        <w:rPr>
-          <w:rFonts w:ascii="Arial" w:hAnsi="Arial" w:cs="Arial"/>
-        </w:rPr>
-      </w:pPr>
-      <w:r>
-        <w:rPr>
-          <w:rFonts w:ascii="Arial" w:hAnsi="Arial" w:cs="Arial"/>
-        </w:rPr>
-        <w:t xml:space="preserve">The selected system directly supports the university’s core function of delivering education by enabling students to enrol in courses and ensuring that institutional rules, such as prerequisites and course capacity limits, are enforced. The system also facilitates coordination between different parts of the organisation by supporting workflows such as enrolment submission, approval, and payment processing. </w:t>
-      </w:r>
-      <w:r>
-        <w:rPr>
-          <w:rFonts w:ascii="Arial" w:hAnsi="Arial" w:cs="Arial"/>
-        </w:rPr>
-        <w:br w:type="page"/>
-      </w:r>
-    </w:p>
-    <w:p>
-      <w:pPr>
-        <w:pStyle w:val="Heading1"/>
-        <w:numPr>
-          <w:ilvl w:val="0"/>
-          <w:numId w:val="3"/>
-        </w:numPr>
-        <w:spacing w:before="0" w:after="0" w:line="360" w:lineRule="auto"/>
-        <w:ind w:left="284"/>
+      </w:pPr>
+      <w:bookmarkStart w:id="1" w:name="_Toc226030421"/>
+      <w:r>
         <w:rPr>
           <w:rFonts w:ascii="Arial" w:hAnsi="Arial" w:cs="Arial"/>
           <w:b/>
@@ -560,8 +1547,107 @@
           <w:sz w:val="32"/>
           <w:szCs w:val="32"/>
         </w:rPr>
-      </w:pPr>
-      <w:r>
+        <w:lastRenderedPageBreak/>
+        <w:t>Introduction</w:t>
+      </w:r>
+      <w:bookmarkEnd w:id="1"/>
+    </w:p>
+    <w:p>
+      <w:pPr>
+        <w:spacing w:line="360" w:lineRule="auto"/>
+        <w:ind w:left="284"/>
+        <w:jc w:val="both"/>
+        <w:rPr>
+          <w:rFonts w:ascii="Arial" w:hAnsi="Arial" w:cs="Arial"/>
+        </w:rPr>
+      </w:pPr>
+      <w:r>
+        <w:rPr>
+          <w:rFonts w:ascii="Arial" w:hAnsi="Arial" w:cs="Arial"/>
+        </w:rPr>
+        <w:t xml:space="preserve">Modern medium to large organisations </w:t>
+      </w:r>
+      <w:proofErr w:type="gramStart"/>
+      <w:r>
+        <w:rPr>
+          <w:rFonts w:ascii="Arial" w:hAnsi="Arial" w:cs="Arial"/>
+        </w:rPr>
+        <w:t>depend</w:t>
+      </w:r>
+      <w:proofErr w:type="gramEnd"/>
+      <w:r>
+        <w:rPr>
+          <w:rFonts w:ascii="Arial" w:hAnsi="Arial" w:cs="Arial"/>
+        </w:rPr>
+        <w:t xml:space="preserve"> on advanced software systems to manage operations, coordinate between departments, and support decision-making. However, these systems are often developed over time without proper design practices, leading to maintenance challenges, scalability issues, and increased long-term risks.</w:t>
+      </w:r>
+    </w:p>
+    <w:p>
+      <w:pPr>
+        <w:spacing w:line="360" w:lineRule="auto"/>
+        <w:ind w:left="284"/>
+        <w:jc w:val="both"/>
+        <w:rPr>
+          <w:rFonts w:ascii="Arial" w:hAnsi="Arial" w:cs="Arial"/>
+        </w:rPr>
+      </w:pPr>
+      <w:r>
+        <w:rPr>
+          <w:rFonts w:ascii="Arial" w:hAnsi="Arial" w:cs="Arial"/>
+        </w:rPr>
+        <w:t>This project focuses on analysing, modelling, and designing a business-critical information system within a real-world organisational context. The aim is to apply rigorous engineering techniques and Unified Modelling Language (UML) to develop a clear and structured system model, which will later be translated into an object-oriented implementation using C#.</w:t>
+      </w:r>
+    </w:p>
+    <w:p>
+      <w:pPr>
+        <w:spacing w:line="360" w:lineRule="auto"/>
+        <w:ind w:left="284"/>
+        <w:jc w:val="both"/>
+        <w:rPr>
+          <w:rFonts w:ascii="Arial" w:hAnsi="Arial" w:cs="Arial"/>
+        </w:rPr>
+      </w:pPr>
+      <w:r>
+        <w:rPr>
+          <w:rFonts w:ascii="Arial" w:hAnsi="Arial" w:cs="Arial"/>
+        </w:rPr>
+        <w:t>The report is structured into several stages. It begins with organisational selection and system analysis, identifying the departmental structure, stakeholders, and system scope. This is followed by requirements engineering, where functional and non-functional requirements are defined and linked to stakeholder needs. UML modelling is then used to represent system functionality through use case diagrams and descriptions, followed by an initial class diagram that outlines the system’s structure and supports implementation planning.</w:t>
+      </w:r>
+    </w:p>
+    <w:p>
+      <w:pPr>
+        <w:spacing w:line="360" w:lineRule="auto"/>
+        <w:ind w:left="284"/>
+        <w:jc w:val="both"/>
+        <w:rPr>
+          <w:rFonts w:ascii="Arial" w:eastAsiaTheme="majorEastAsia" w:hAnsi="Arial" w:cs="Arial"/>
+          <w:color w:val="0F4761" w:themeColor="accent1" w:themeShade="BF"/>
+          <w:sz w:val="40"/>
+          <w:szCs w:val="40"/>
+        </w:rPr>
+      </w:pPr>
+      <w:r>
+        <w:rPr>
+          <w:rFonts w:ascii="Arial" w:hAnsi="Arial" w:cs="Arial"/>
+        </w:rPr>
+        <w:t>The project also considers potential design limitations before implementation and incorporates version control practices using GitHub to reflect real-world development. Overall, this project demonstrates how structured modelling supports the software development lifecycle and contributes to building scalable, maintainable, and reliable systems.</w:t>
+      </w:r>
+      <w:r>
+        <w:rPr>
+          <w:rFonts w:ascii="Arial" w:hAnsi="Arial" w:cs="Arial"/>
+        </w:rPr>
+        <w:br w:type="page"/>
+      </w:r>
+    </w:p>
+    <w:p>
+      <w:pPr>
+        <w:pStyle w:val="Heading1"/>
+        <w:numPr>
+          <w:ilvl w:val="0"/>
+          <w:numId w:val="3"/>
+        </w:numPr>
+        <w:spacing w:line="360" w:lineRule="auto"/>
+        <w:ind w:left="284"/>
         <w:rPr>
           <w:rFonts w:ascii="Arial" w:hAnsi="Arial" w:cs="Arial"/>
           <w:b/>
@@ -570,13 +1656,164 @@
           <w:sz w:val="32"/>
           <w:szCs w:val="32"/>
         </w:rPr>
+      </w:pPr>
+      <w:bookmarkStart w:id="2" w:name="_Toc226030422"/>
+      <w:r>
+        <w:rPr>
+          <w:rFonts w:ascii="Arial" w:hAnsi="Arial" w:cs="Arial"/>
+          <w:b/>
+          <w:bCs/>
+          <w:color w:val="EE0000"/>
+          <w:sz w:val="32"/>
+          <w:szCs w:val="32"/>
+        </w:rPr>
+        <w:lastRenderedPageBreak/>
+        <w:t>Organisation Selection and Analysis</w:t>
+      </w:r>
+      <w:bookmarkEnd w:id="2"/>
+    </w:p>
+    <w:p>
+      <w:pPr>
+        <w:spacing w:line="360" w:lineRule="auto"/>
+        <w:ind w:left="284"/>
+        <w:jc w:val="both"/>
+        <w:rPr>
+          <w:rFonts w:ascii="Arial" w:hAnsi="Arial" w:cs="Arial"/>
+        </w:rPr>
+      </w:pPr>
+      <w:r>
+        <w:rPr>
+          <w:rFonts w:ascii="Arial" w:hAnsi="Arial" w:cs="Arial"/>
+        </w:rPr>
+        <w:t>The selected organisation for this project is Auckland University of Technology (AUT), a well-established public university located in New Zealand. AUT is recognised as one of the country’s largest tertiary institutions, with 26,708 of enrolled students and over 4,046 staff members.</w:t>
+      </w:r>
+      <w:r>
+        <w:t xml:space="preserve"> </w:t>
+      </w:r>
+      <w:r>
+        <w:rPr>
+          <w:rFonts w:ascii="Arial" w:hAnsi="Arial" w:cs="Arial"/>
+        </w:rPr>
+        <w:t>The university operates across multiple campuses and delivers a wide range of undergraduate and postgraduate programmes, demonstrating both its scale and operational complexity.</w:t>
+      </w:r>
+    </w:p>
+    <w:p>
+      <w:pPr>
+        <w:spacing w:line="360" w:lineRule="auto"/>
+        <w:ind w:left="284"/>
+        <w:jc w:val="both"/>
+        <w:rPr>
+          <w:rFonts w:ascii="Arial" w:hAnsi="Arial" w:cs="Arial"/>
+        </w:rPr>
+      </w:pPr>
+      <w:r>
+        <w:rPr>
+          <w:rFonts w:ascii="Arial" w:hAnsi="Arial" w:cs="Arial"/>
+        </w:rPr>
+        <w:t>AUT has a well-established organisational structure consisting of multiple departments that support its academic and administrative functions. These include academic faculties responsible for teaching and course delivery, administrative units managing student records and enrolment processes, financial services handling tuition fees and payments, and information technology services maintaining system infrastructure.</w:t>
+      </w:r>
+      <w:r>
+        <w:t xml:space="preserve"> </w:t>
+      </w:r>
+      <w:r>
+        <w:rPr>
+          <w:rFonts w:ascii="Arial" w:hAnsi="Arial" w:cs="Arial"/>
+        </w:rPr>
+        <w:t>The presence of these distinct functional areas requires coordinated operations supported by integrated information systems.</w:t>
+      </w:r>
+      <w:r>
+        <w:rPr>
+          <w:rFonts w:ascii="Arial" w:hAnsi="Arial" w:cs="Arial"/>
+        </w:rPr>
+        <w:t xml:space="preserve"> Among these systems, t</w:t>
+      </w:r>
+      <w:r>
+        <w:rPr>
+          <w:rFonts w:ascii="Arial" w:hAnsi="Arial" w:cs="Arial"/>
+        </w:rPr>
+        <w:t>he Student Enrolment and Course Management System is selected as the focus of this project</w:t>
+      </w:r>
+      <w:r>
+        <w:rPr>
+          <w:rFonts w:ascii="Arial" w:hAnsi="Arial" w:cs="Arial"/>
+        </w:rPr>
+        <w:t>.</w:t>
+      </w:r>
+    </w:p>
+    <w:p>
+      <w:pPr>
+        <w:spacing w:line="360" w:lineRule="auto"/>
+        <w:ind w:left="284"/>
+        <w:jc w:val="both"/>
+        <w:rPr>
+          <w:rFonts w:ascii="Arial" w:hAnsi="Arial" w:cs="Arial"/>
+        </w:rPr>
+      </w:pPr>
+      <w:r>
+        <w:rPr>
+          <w:rFonts w:ascii="Arial" w:hAnsi="Arial" w:cs="Arial"/>
+        </w:rPr>
+        <w:t xml:space="preserve">The selected system involves several key stakeholders and user roles with distinct responsibilities. Students interact with the system to search for courses, submit enrolment requests, and view their enrolment status. Academic staff are responsible for managing course-related information and monitoring enrolled students. Administrative staff handle the review and approval of enrolment requests, while finance staff process payments required to confirm enrolments. In addition, IT staff support the technical operation of the system, and university management may rely on system data for planning and decision-making. These roles demonstrate the need for a system that supports multiple users with different responsibilities and access levels. </w:t>
+      </w:r>
+    </w:p>
+    <w:p>
+      <w:pPr>
+        <w:spacing w:line="360" w:lineRule="auto"/>
+        <w:ind w:left="284"/>
+        <w:jc w:val="both"/>
+        <w:rPr>
+          <w:rFonts w:ascii="Arial" w:hAnsi="Arial" w:cs="Arial"/>
+        </w:rPr>
+      </w:pPr>
+      <w:r>
+        <w:rPr>
+          <w:rFonts w:ascii="Arial" w:hAnsi="Arial" w:cs="Arial"/>
+        </w:rPr>
+        <w:t xml:space="preserve">The selected system directly supports the university’s core function of delivering education by enabling students to enrol in courses and ensuring that institutional rules, such as prerequisites and course capacity limits, are enforced. The system also facilitates coordination between different parts of the organisation by supporting workflows such as enrolment submission, approval, and payment processing. </w:t>
+      </w:r>
+      <w:r>
+        <w:rPr>
+          <w:rFonts w:ascii="Arial" w:hAnsi="Arial" w:cs="Arial"/>
+        </w:rPr>
+        <w:br w:type="page"/>
+      </w:r>
+    </w:p>
+    <w:p>
+      <w:pPr>
+        <w:pStyle w:val="Heading1"/>
+        <w:numPr>
+          <w:ilvl w:val="0"/>
+          <w:numId w:val="3"/>
+        </w:numPr>
+        <w:spacing w:before="0" w:after="0" w:line="360" w:lineRule="auto"/>
+        <w:ind w:left="284"/>
+        <w:rPr>
+          <w:rFonts w:ascii="Arial" w:hAnsi="Arial" w:cs="Arial"/>
+          <w:b/>
+          <w:bCs/>
+          <w:color w:val="EE0000"/>
+          <w:sz w:val="32"/>
+          <w:szCs w:val="32"/>
+        </w:rPr>
+      </w:pPr>
+      <w:bookmarkStart w:id="3" w:name="_Toc226030423"/>
+      <w:r>
+        <w:rPr>
+          <w:rFonts w:ascii="Arial" w:hAnsi="Arial" w:cs="Arial"/>
+          <w:b/>
+          <w:bCs/>
+          <w:color w:val="EE0000"/>
+          <w:sz w:val="32"/>
+          <w:szCs w:val="32"/>
+        </w:rPr>
         <w:lastRenderedPageBreak/>
         <w:t>Requirements Engineering</w:t>
       </w:r>
-    </w:p>
-    <w:p>
-      <w:pPr>
-        <w:pStyle w:val="Heading1"/>
+      <w:bookmarkEnd w:id="3"/>
+    </w:p>
+    <w:p>
+      <w:pPr>
+        <w:pStyle w:val="Heading2"/>
         <w:spacing w:before="0" w:line="360" w:lineRule="auto"/>
         <w:ind w:left="284"/>
         <w:rPr>
@@ -588,6 +1825,7 @@
           <w:szCs w:val="28"/>
         </w:rPr>
       </w:pPr>
+      <w:bookmarkStart w:id="4" w:name="_Toc226030424"/>
       <w:r>
         <w:rPr>
           <w:rFonts w:ascii="Arial" w:hAnsi="Arial" w:cs="Arial"/>
@@ -610,6 +1848,7 @@
         </w:rPr>
         <w:t>.1. Problem statement</w:t>
       </w:r>
+      <w:bookmarkEnd w:id="4"/>
     </w:p>
     <w:p>
       <w:pPr>
@@ -757,7 +1996,7 @@
     </w:p>
     <w:p>
       <w:pPr>
-        <w:pStyle w:val="Heading1"/>
+        <w:pStyle w:val="Heading2"/>
         <w:spacing w:before="0" w:line="360" w:lineRule="auto"/>
         <w:ind w:left="284"/>
         <w:rPr>
@@ -769,6 +2008,7 @@
           <w:szCs w:val="28"/>
         </w:rPr>
       </w:pPr>
+      <w:bookmarkStart w:id="5" w:name="_Toc226030425"/>
       <w:r>
         <w:rPr>
           <w:rFonts w:ascii="Arial" w:hAnsi="Arial" w:cs="Arial"/>
@@ -824,10 +2064,11 @@
         </w:rPr>
         <w:t>Requirement Analysis</w:t>
       </w:r>
-    </w:p>
-    <w:p>
-      <w:pPr>
-        <w:pStyle w:val="Heading2"/>
+      <w:bookmarkEnd w:id="5"/>
+    </w:p>
+    <w:p>
+      <w:pPr>
+        <w:pStyle w:val="Heading3"/>
         <w:ind w:left="851"/>
         <w:rPr>
           <w:rFonts w:ascii="Arial" w:hAnsi="Arial" w:cs="Arial"/>
@@ -838,6 +2079,7 @@
           <w:szCs w:val="24"/>
         </w:rPr>
       </w:pPr>
+      <w:bookmarkStart w:id="6" w:name="_Toc226030426"/>
       <w:r>
         <w:rPr>
           <w:rFonts w:ascii="Arial" w:hAnsi="Arial" w:cs="Arial"/>
@@ -860,6 +2102,7 @@
         </w:rPr>
         <w:t xml:space="preserve"> Stakeholders and Roles</w:t>
       </w:r>
+      <w:bookmarkEnd w:id="6"/>
     </w:p>
     <w:p>
       <w:pPr>
@@ -901,27 +2144,13 @@
           <w:b/>
           <w:bCs/>
         </w:rPr>
-        <w:t>Student (Domestic / International)</w:t>
-      </w:r>
-      <w:r>
-        <w:rPr>
-          <w:rFonts w:ascii="Arial" w:hAnsi="Arial" w:cs="Arial"/>
-          <w:b/>
-          <w:bCs/>
-        </w:rPr>
-        <w:t>:</w:t>
-      </w:r>
-      <w:r>
-        <w:rPr>
-          <w:rFonts w:ascii="Arial" w:hAnsi="Arial" w:cs="Arial"/>
-        </w:rPr>
-        <w:t xml:space="preserve"> </w:t>
-      </w:r>
-      <w:r>
-        <w:rPr>
-          <w:rFonts w:ascii="Arial" w:hAnsi="Arial" w:cs="Arial"/>
-        </w:rPr>
-        <w:t>Search courses, enrol, view enrolled courses, check timetable and clashes, manage enrolment requests</w:t>
+        <w:t>Student (Domestic / International):</w:t>
+      </w:r>
+      <w:r>
+        <w:rPr>
+          <w:rFonts w:ascii="Arial" w:hAnsi="Arial" w:cs="Arial"/>
+        </w:rPr>
+        <w:t xml:space="preserve"> Search courses, enrol, view enrolled courses, check timetable and clashes, manage enrolment requests</w:t>
       </w:r>
     </w:p>
     <w:p>
@@ -943,27 +2172,13 @@
           <w:b/>
           <w:bCs/>
         </w:rPr>
-        <w:t>Academic Department Staff</w:t>
-      </w:r>
-      <w:r>
-        <w:rPr>
-          <w:rFonts w:ascii="Arial" w:hAnsi="Arial" w:cs="Arial"/>
-          <w:b/>
-          <w:bCs/>
-        </w:rPr>
-        <w:t>:</w:t>
-      </w:r>
-      <w:r>
-        <w:rPr>
-          <w:rFonts w:ascii="Arial" w:hAnsi="Arial" w:cs="Arial"/>
-        </w:rPr>
-        <w:t xml:space="preserve"> </w:t>
-      </w:r>
-      <w:r>
-        <w:rPr>
-          <w:rFonts w:ascii="Arial" w:hAnsi="Arial" w:cs="Arial"/>
-        </w:rPr>
-        <w:t>Maintain course information, prerequisites, capacity, timetable details</w:t>
+        <w:t>Academic Department Staff:</w:t>
+      </w:r>
+      <w:r>
+        <w:rPr>
+          <w:rFonts w:ascii="Arial" w:hAnsi="Arial" w:cs="Arial"/>
+        </w:rPr>
+        <w:t xml:space="preserve"> Maintain course information, prerequisites, capacity, timetable details</w:t>
       </w:r>
     </w:p>
     <w:p>
@@ -985,27 +2200,13 @@
           <w:b/>
           <w:bCs/>
         </w:rPr>
-        <w:t>Registry / Admissions Staff</w:t>
-      </w:r>
-      <w:r>
-        <w:rPr>
-          <w:rFonts w:ascii="Arial" w:hAnsi="Arial" w:cs="Arial"/>
-          <w:b/>
-          <w:bCs/>
-        </w:rPr>
-        <w:t>:</w:t>
-      </w:r>
-      <w:r>
-        <w:rPr>
-          <w:rFonts w:ascii="Arial" w:hAnsi="Arial" w:cs="Arial"/>
-        </w:rPr>
-        <w:t xml:space="preserve"> </w:t>
-      </w:r>
-      <w:r>
-        <w:rPr>
-          <w:rFonts w:ascii="Arial" w:hAnsi="Arial" w:cs="Arial"/>
-        </w:rPr>
-        <w:t>Review and approve enrolment requests, enforce enrolment rules (prerequisites, timetable conflicts)</w:t>
+        <w:t>Registry / Admissions Staff:</w:t>
+      </w:r>
+      <w:r>
+        <w:rPr>
+          <w:rFonts w:ascii="Arial" w:hAnsi="Arial" w:cs="Arial"/>
+        </w:rPr>
+        <w:t xml:space="preserve"> Review and approve enrolment requests, enforce enrolment rules (prerequisites, timetable conflicts)</w:t>
       </w:r>
     </w:p>
     <w:p>
@@ -1027,27 +2228,13 @@
           <w:b/>
           <w:bCs/>
         </w:rPr>
-        <w:t>Finance Department Staff</w:t>
-      </w:r>
-      <w:r>
-        <w:rPr>
-          <w:rFonts w:ascii="Arial" w:hAnsi="Arial" w:cs="Arial"/>
-          <w:b/>
-          <w:bCs/>
-        </w:rPr>
-        <w:t>:</w:t>
-      </w:r>
-      <w:r>
-        <w:rPr>
-          <w:rFonts w:ascii="Arial" w:hAnsi="Arial" w:cs="Arial"/>
-        </w:rPr>
-        <w:t xml:space="preserve"> </w:t>
-      </w:r>
-      <w:r>
-        <w:rPr>
-          <w:rFonts w:ascii="Arial" w:hAnsi="Arial" w:cs="Arial"/>
-        </w:rPr>
-        <w:t>Process tuition/course payments, confirm enrolment upon payment verification</w:t>
+        <w:t>Finance Department Staff:</w:t>
+      </w:r>
+      <w:r>
+        <w:rPr>
+          <w:rFonts w:ascii="Arial" w:hAnsi="Arial" w:cs="Arial"/>
+        </w:rPr>
+        <w:t xml:space="preserve"> Process tuition/course payments, confirm enrolment upon payment verification</w:t>
       </w:r>
     </w:p>
     <w:p>
@@ -1069,32 +2256,18 @@
           <w:b/>
           <w:bCs/>
         </w:rPr>
-        <w:t>System Administrator</w:t>
-      </w:r>
-      <w:r>
-        <w:rPr>
-          <w:rFonts w:ascii="Arial" w:hAnsi="Arial" w:cs="Arial"/>
-          <w:b/>
-          <w:bCs/>
-        </w:rPr>
-        <w:t>:</w:t>
-      </w:r>
-      <w:r>
-        <w:rPr>
-          <w:rFonts w:ascii="Arial" w:hAnsi="Arial" w:cs="Arial"/>
-        </w:rPr>
-        <w:t xml:space="preserve"> </w:t>
-      </w:r>
-      <w:r>
-        <w:rPr>
-          <w:rFonts w:ascii="Arial" w:hAnsi="Arial" w:cs="Arial"/>
-        </w:rPr>
-        <w:t>Manage user accounts, access control, ensure system uptime and security</w:t>
-      </w:r>
-    </w:p>
-    <w:p>
-      <w:pPr>
-        <w:pStyle w:val="Heading2"/>
+        <w:t>System Administrator:</w:t>
+      </w:r>
+      <w:r>
+        <w:rPr>
+          <w:rFonts w:ascii="Arial" w:hAnsi="Arial" w:cs="Arial"/>
+        </w:rPr>
+        <w:t xml:space="preserve"> Manage user accounts, access control, ensure system uptime and security</w:t>
+      </w:r>
+    </w:p>
+    <w:p>
+      <w:pPr>
+        <w:pStyle w:val="Heading3"/>
         <w:ind w:left="851"/>
         <w:rPr>
           <w:rFonts w:ascii="Arial" w:hAnsi="Arial" w:cs="Arial"/>
@@ -1105,6 +2278,7 @@
           <w:szCs w:val="24"/>
         </w:rPr>
       </w:pPr>
+      <w:bookmarkStart w:id="7" w:name="_Toc226030427"/>
       <w:r>
         <w:rPr>
           <w:rFonts w:ascii="Arial" w:hAnsi="Arial" w:cs="Arial"/>
@@ -1115,7 +2289,7 @@
           <w:szCs w:val="24"/>
         </w:rPr>
         <w:lastRenderedPageBreak/>
-        <w:t>i</w:t>
+        <w:t>ii.</w:t>
       </w:r>
       <w:r>
         <w:rPr>
@@ -1126,7 +2300,7 @@
           <w:sz w:val="24"/>
           <w:szCs w:val="24"/>
         </w:rPr>
-        <w:t>i.</w:t>
+        <w:t xml:space="preserve"> Functional Requirement</w:t>
       </w:r>
       <w:r>
         <w:rPr>
@@ -1137,9 +2311,696 @@
           <w:sz w:val="24"/>
           <w:szCs w:val="24"/>
         </w:rPr>
-        <w:t xml:space="preserve"> Functional Requirement</w:t>
-      </w:r>
-      <w:r>
+        <w:t>s</w:t>
+      </w:r>
+      <w:bookmarkEnd w:id="7"/>
+    </w:p>
+    <w:p>
+      <w:pPr>
+        <w:spacing w:line="360" w:lineRule="auto"/>
+        <w:ind w:left="1134"/>
+        <w:rPr>
+          <w:rFonts w:ascii="Arial" w:hAnsi="Arial" w:cs="Arial"/>
+        </w:rPr>
+      </w:pPr>
+      <w:r>
+        <w:rPr>
+          <w:rFonts w:ascii="Arial" w:hAnsi="Arial" w:cs="Arial"/>
+        </w:rPr>
+        <w:t>Based on the problem statement, the system’s key functional requirements</w:t>
+      </w:r>
+      <w:r>
+        <w:rPr>
+          <w:rFonts w:ascii="Arial" w:hAnsi="Arial" w:cs="Arial"/>
+        </w:rPr>
+        <w:t xml:space="preserve"> </w:t>
+      </w:r>
+      <w:r>
+        <w:rPr>
+          <w:rFonts w:ascii="Arial" w:hAnsi="Arial" w:cs="Arial"/>
+        </w:rPr>
+        <w:t>are identified as follows</w:t>
+      </w:r>
+      <w:r>
+        <w:rPr>
+          <w:rFonts w:ascii="Arial" w:hAnsi="Arial" w:cs="Arial"/>
+        </w:rPr>
+        <w:t xml:space="preserve">: </w:t>
+      </w:r>
+    </w:p>
+    <w:p>
+      <w:pPr>
+        <w:pStyle w:val="ListParagraph"/>
+        <w:numPr>
+          <w:ilvl w:val="0"/>
+          <w:numId w:val="5"/>
+        </w:numPr>
+        <w:spacing w:line="360" w:lineRule="auto"/>
+        <w:ind w:left="1560"/>
+        <w:rPr>
+          <w:rFonts w:ascii="Arial" w:hAnsi="Arial" w:cs="Arial"/>
+        </w:rPr>
+      </w:pPr>
+      <w:r>
+        <w:rPr>
+          <w:rFonts w:ascii="Arial" w:hAnsi="Arial" w:cs="Arial"/>
+        </w:rPr>
+        <w:t>Course Search and Viewing</w:t>
+      </w:r>
+      <w:r>
+        <w:rPr>
+          <w:rFonts w:ascii="Arial" w:hAnsi="Arial" w:cs="Arial"/>
+        </w:rPr>
+        <w:t>:</w:t>
+      </w:r>
+    </w:p>
+    <w:p>
+      <w:pPr>
+        <w:pStyle w:val="ListParagraph"/>
+        <w:numPr>
+          <w:ilvl w:val="1"/>
+          <w:numId w:val="5"/>
+        </w:numPr>
+        <w:spacing w:line="360" w:lineRule="auto"/>
+        <w:ind w:left="1843"/>
+        <w:rPr>
+          <w:rFonts w:ascii="Arial" w:hAnsi="Arial" w:cs="Arial"/>
+        </w:rPr>
+      </w:pPr>
+      <w:r>
+        <w:rPr>
+          <w:rFonts w:ascii="Arial" w:hAnsi="Arial" w:cs="Arial"/>
+        </w:rPr>
+        <w:t>The system shall allow students to search for available courses by course code, course name, or department.</w:t>
+      </w:r>
+    </w:p>
+    <w:p>
+      <w:pPr>
+        <w:pStyle w:val="ListParagraph"/>
+        <w:numPr>
+          <w:ilvl w:val="1"/>
+          <w:numId w:val="5"/>
+        </w:numPr>
+        <w:spacing w:line="360" w:lineRule="auto"/>
+        <w:ind w:left="1843"/>
+        <w:rPr>
+          <w:rFonts w:ascii="Arial" w:hAnsi="Arial" w:cs="Arial"/>
+        </w:rPr>
+      </w:pPr>
+      <w:r>
+        <w:rPr>
+          <w:rFonts w:ascii="Arial" w:hAnsi="Arial" w:cs="Arial"/>
+        </w:rPr>
+        <w:t>The system shall display detailed course information, including course description, prerequisites, capacity, and timetable.</w:t>
+      </w:r>
+    </w:p>
+    <w:p>
+      <w:pPr>
+        <w:pStyle w:val="ListParagraph"/>
+        <w:numPr>
+          <w:ilvl w:val="0"/>
+          <w:numId w:val="5"/>
+        </w:numPr>
+        <w:spacing w:line="360" w:lineRule="auto"/>
+        <w:ind w:left="1560"/>
+        <w:rPr>
+          <w:rFonts w:ascii="Arial" w:hAnsi="Arial" w:cs="Arial"/>
+        </w:rPr>
+      </w:pPr>
+      <w:r>
+        <w:rPr>
+          <w:rFonts w:ascii="Arial" w:hAnsi="Arial" w:cs="Arial"/>
+        </w:rPr>
+        <w:t>Course Enrolment</w:t>
+      </w:r>
+      <w:r>
+        <w:rPr>
+          <w:rFonts w:ascii="Arial" w:hAnsi="Arial" w:cs="Arial"/>
+        </w:rPr>
+        <w:t>:</w:t>
+      </w:r>
+    </w:p>
+    <w:p>
+      <w:pPr>
+        <w:pStyle w:val="ListParagraph"/>
+        <w:numPr>
+          <w:ilvl w:val="1"/>
+          <w:numId w:val="5"/>
+        </w:numPr>
+        <w:spacing w:line="360" w:lineRule="auto"/>
+        <w:ind w:left="1843"/>
+        <w:rPr>
+          <w:rFonts w:ascii="Arial" w:hAnsi="Arial" w:cs="Arial"/>
+        </w:rPr>
+      </w:pPr>
+      <w:r>
+        <w:rPr>
+          <w:rFonts w:ascii="Arial" w:hAnsi="Arial" w:cs="Arial"/>
+        </w:rPr>
+        <w:t>The system shall allow students to enrol in selected courses.</w:t>
+      </w:r>
+    </w:p>
+    <w:p>
+      <w:pPr>
+        <w:pStyle w:val="ListParagraph"/>
+        <w:numPr>
+          <w:ilvl w:val="1"/>
+          <w:numId w:val="5"/>
+        </w:numPr>
+        <w:spacing w:line="360" w:lineRule="auto"/>
+        <w:ind w:left="1843"/>
+        <w:rPr>
+          <w:rFonts w:ascii="Arial" w:hAnsi="Arial" w:cs="Arial"/>
+        </w:rPr>
+      </w:pPr>
+      <w:r>
+        <w:rPr>
+          <w:rFonts w:ascii="Arial" w:hAnsi="Arial" w:cs="Arial"/>
+        </w:rPr>
+        <w:t>The system shall automatically check prerequisites before allowing enrolment.</w:t>
+      </w:r>
+    </w:p>
+    <w:p>
+      <w:pPr>
+        <w:pStyle w:val="ListParagraph"/>
+        <w:numPr>
+          <w:ilvl w:val="1"/>
+          <w:numId w:val="5"/>
+        </w:numPr>
+        <w:spacing w:line="360" w:lineRule="auto"/>
+        <w:ind w:left="1843"/>
+        <w:rPr>
+          <w:rFonts w:ascii="Arial" w:hAnsi="Arial" w:cs="Arial"/>
+        </w:rPr>
+      </w:pPr>
+      <w:r>
+        <w:rPr>
+          <w:rFonts w:ascii="Arial" w:hAnsi="Arial" w:cs="Arial"/>
+        </w:rPr>
+        <w:t>The system shall automatically verify course availability before confirming enrolment.</w:t>
+      </w:r>
+    </w:p>
+    <w:p>
+      <w:pPr>
+        <w:pStyle w:val="ListParagraph"/>
+        <w:numPr>
+          <w:ilvl w:val="1"/>
+          <w:numId w:val="5"/>
+        </w:numPr>
+        <w:spacing w:line="360" w:lineRule="auto"/>
+        <w:ind w:left="1843"/>
+        <w:rPr>
+          <w:rFonts w:ascii="Arial" w:hAnsi="Arial" w:cs="Arial"/>
+        </w:rPr>
+      </w:pPr>
+      <w:r>
+        <w:rPr>
+          <w:rFonts w:ascii="Arial" w:hAnsi="Arial" w:cs="Arial"/>
+        </w:rPr>
+        <w:t>The system shall detect timetable clashes and notify students before enrolment confirmation.</w:t>
+      </w:r>
+    </w:p>
+    <w:p>
+      <w:pPr>
+        <w:pStyle w:val="ListParagraph"/>
+        <w:numPr>
+          <w:ilvl w:val="1"/>
+          <w:numId w:val="5"/>
+        </w:numPr>
+        <w:spacing w:line="360" w:lineRule="auto"/>
+        <w:ind w:left="1843"/>
+        <w:rPr>
+          <w:rFonts w:ascii="Arial" w:hAnsi="Arial" w:cs="Arial"/>
+        </w:rPr>
+      </w:pPr>
+      <w:r>
+        <w:rPr>
+          <w:rFonts w:ascii="Arial" w:hAnsi="Arial" w:cs="Arial"/>
+        </w:rPr>
+        <w:t>The system shall allow students to adjust their course selection if timetable conflicts are detected.</w:t>
+      </w:r>
+    </w:p>
+    <w:p>
+      <w:pPr>
+        <w:pStyle w:val="ListParagraph"/>
+        <w:numPr>
+          <w:ilvl w:val="0"/>
+          <w:numId w:val="5"/>
+        </w:numPr>
+        <w:spacing w:line="360" w:lineRule="auto"/>
+        <w:ind w:left="1560"/>
+        <w:rPr>
+          <w:rFonts w:ascii="Arial" w:hAnsi="Arial" w:cs="Arial"/>
+        </w:rPr>
+      </w:pPr>
+      <w:r>
+        <w:rPr>
+          <w:rFonts w:ascii="Arial" w:hAnsi="Arial" w:cs="Arial"/>
+        </w:rPr>
+        <w:t>Timetable Management (Enrolment View)</w:t>
+      </w:r>
+      <w:r>
+        <w:rPr>
+          <w:rFonts w:ascii="Arial" w:hAnsi="Arial" w:cs="Arial"/>
+        </w:rPr>
+        <w:t>:</w:t>
+      </w:r>
+    </w:p>
+    <w:p>
+      <w:pPr>
+        <w:pStyle w:val="ListParagraph"/>
+        <w:numPr>
+          <w:ilvl w:val="1"/>
+          <w:numId w:val="5"/>
+        </w:numPr>
+        <w:spacing w:line="360" w:lineRule="auto"/>
+        <w:ind w:left="1843"/>
+        <w:rPr>
+          <w:rFonts w:ascii="Arial" w:hAnsi="Arial" w:cs="Arial"/>
+        </w:rPr>
+      </w:pPr>
+      <w:r>
+        <w:rPr>
+          <w:rFonts w:ascii="Arial" w:hAnsi="Arial" w:cs="Arial"/>
+        </w:rPr>
+        <w:t>The system shall display a timetable of the student’s enrolled courses.</w:t>
+      </w:r>
+    </w:p>
+    <w:p>
+      <w:pPr>
+        <w:pStyle w:val="ListParagraph"/>
+        <w:numPr>
+          <w:ilvl w:val="1"/>
+          <w:numId w:val="5"/>
+        </w:numPr>
+        <w:spacing w:line="360" w:lineRule="auto"/>
+        <w:ind w:left="1843"/>
+        <w:rPr>
+          <w:rFonts w:ascii="Arial" w:hAnsi="Arial" w:cs="Arial"/>
+        </w:rPr>
+      </w:pPr>
+      <w:r>
+        <w:rPr>
+          <w:rFonts w:ascii="Arial" w:hAnsi="Arial" w:cs="Arial"/>
+        </w:rPr>
+        <w:t>The system shall visually highlight any timetable clashes between selected courses.</w:t>
+      </w:r>
+    </w:p>
+    <w:p>
+      <w:pPr>
+        <w:pStyle w:val="ListParagraph"/>
+        <w:numPr>
+          <w:ilvl w:val="0"/>
+          <w:numId w:val="5"/>
+        </w:numPr>
+        <w:spacing w:line="360" w:lineRule="auto"/>
+        <w:ind w:left="1560"/>
+        <w:rPr>
+          <w:rFonts w:ascii="Arial" w:hAnsi="Arial" w:cs="Arial"/>
+        </w:rPr>
+      </w:pPr>
+      <w:r>
+        <w:rPr>
+          <w:rFonts w:ascii="Arial" w:hAnsi="Arial" w:cs="Arial"/>
+        </w:rPr>
+        <w:t>Staff Course Management</w:t>
+      </w:r>
+      <w:r>
+        <w:rPr>
+          <w:rFonts w:ascii="Arial" w:hAnsi="Arial" w:cs="Arial"/>
+        </w:rPr>
+        <w:t>:</w:t>
+      </w:r>
+    </w:p>
+    <w:p>
+      <w:pPr>
+        <w:pStyle w:val="ListParagraph"/>
+        <w:numPr>
+          <w:ilvl w:val="1"/>
+          <w:numId w:val="5"/>
+        </w:numPr>
+        <w:spacing w:line="360" w:lineRule="auto"/>
+        <w:ind w:left="1843"/>
+        <w:rPr>
+          <w:rFonts w:ascii="Arial" w:hAnsi="Arial" w:cs="Arial"/>
+        </w:rPr>
+      </w:pPr>
+      <w:r>
+        <w:rPr>
+          <w:rFonts w:ascii="Arial" w:hAnsi="Arial" w:cs="Arial"/>
+        </w:rPr>
+        <w:t>The system shall allow Academic Department staff to add, update, and remove course information, including descriptions, prerequisites, capacity, and timetable details.</w:t>
+      </w:r>
+    </w:p>
+    <w:p>
+      <w:pPr>
+        <w:pStyle w:val="ListParagraph"/>
+        <w:numPr>
+          <w:ilvl w:val="1"/>
+          <w:numId w:val="5"/>
+        </w:numPr>
+        <w:spacing w:line="360" w:lineRule="auto"/>
+        <w:ind w:left="1843"/>
+        <w:rPr>
+          <w:rFonts w:ascii="Arial" w:hAnsi="Arial" w:cs="Arial"/>
+        </w:rPr>
+      </w:pPr>
+      <w:r>
+        <w:rPr>
+          <w:rFonts w:ascii="Arial" w:hAnsi="Arial" w:cs="Arial"/>
+        </w:rPr>
+        <w:t>The system shall allow Registry/Admissions staff to review and approve student enrolment requests.</w:t>
+      </w:r>
+    </w:p>
+    <w:p>
+      <w:pPr>
+        <w:pStyle w:val="ListParagraph"/>
+        <w:numPr>
+          <w:ilvl w:val="1"/>
+          <w:numId w:val="5"/>
+        </w:numPr>
+        <w:spacing w:line="360" w:lineRule="auto"/>
+        <w:ind w:left="1843"/>
+        <w:rPr>
+          <w:rFonts w:ascii="Arial" w:hAnsi="Arial" w:cs="Arial"/>
+        </w:rPr>
+      </w:pPr>
+      <w:r>
+        <w:rPr>
+          <w:rFonts w:ascii="Arial" w:hAnsi="Arial" w:cs="Arial"/>
+        </w:rPr>
+        <w:t>The system shall enforce prerequisite, course capacity, and timetable clash rules during approval.</w:t>
+      </w:r>
+    </w:p>
+    <w:p>
+      <w:pPr>
+        <w:pStyle w:val="ListParagraph"/>
+        <w:numPr>
+          <w:ilvl w:val="0"/>
+          <w:numId w:val="5"/>
+        </w:numPr>
+        <w:spacing w:line="360" w:lineRule="auto"/>
+        <w:ind w:left="1560"/>
+        <w:rPr>
+          <w:rFonts w:ascii="Arial" w:hAnsi="Arial" w:cs="Arial"/>
+        </w:rPr>
+      </w:pPr>
+      <w:r>
+        <w:rPr>
+          <w:rFonts w:ascii="Arial" w:hAnsi="Arial" w:cs="Arial"/>
+        </w:rPr>
+        <w:t>Payment Processing and Enrolment Confirmation</w:t>
+      </w:r>
+      <w:r>
+        <w:rPr>
+          <w:rFonts w:ascii="Arial" w:hAnsi="Arial" w:cs="Arial"/>
+        </w:rPr>
+        <w:t>:</w:t>
+      </w:r>
+    </w:p>
+    <w:p>
+      <w:pPr>
+        <w:pStyle w:val="ListParagraph"/>
+        <w:numPr>
+          <w:ilvl w:val="1"/>
+          <w:numId w:val="5"/>
+        </w:numPr>
+        <w:spacing w:line="360" w:lineRule="auto"/>
+        <w:ind w:left="1843"/>
+        <w:rPr>
+          <w:rFonts w:ascii="Arial" w:hAnsi="Arial" w:cs="Arial"/>
+        </w:rPr>
+      </w:pPr>
+      <w:r>
+        <w:rPr>
+          <w:rFonts w:ascii="Arial" w:hAnsi="Arial" w:cs="Arial"/>
+        </w:rPr>
+        <w:lastRenderedPageBreak/>
+        <w:t>The system shall allow Finance Department staff to process tuition and course-related payments.</w:t>
+      </w:r>
+    </w:p>
+    <w:p>
+      <w:pPr>
+        <w:pStyle w:val="ListParagraph"/>
+        <w:numPr>
+          <w:ilvl w:val="1"/>
+          <w:numId w:val="5"/>
+        </w:numPr>
+        <w:spacing w:line="360" w:lineRule="auto"/>
+        <w:ind w:left="1843"/>
+        <w:rPr>
+          <w:rFonts w:ascii="Arial" w:hAnsi="Arial" w:cs="Arial"/>
+        </w:rPr>
+      </w:pPr>
+      <w:r>
+        <w:rPr>
+          <w:rFonts w:ascii="Arial" w:hAnsi="Arial" w:cs="Arial"/>
+        </w:rPr>
+        <w:t>The system shall confirm student enrolment only after successful payment verification.</w:t>
+      </w:r>
+    </w:p>
+    <w:p>
+      <w:pPr>
+        <w:pStyle w:val="ListParagraph"/>
+        <w:numPr>
+          <w:ilvl w:val="1"/>
+          <w:numId w:val="5"/>
+        </w:numPr>
+        <w:spacing w:line="360" w:lineRule="auto"/>
+        <w:ind w:left="1843"/>
+        <w:rPr>
+          <w:rFonts w:ascii="Arial" w:hAnsi="Arial" w:cs="Arial"/>
+        </w:rPr>
+      </w:pPr>
+      <w:r>
+        <w:rPr>
+          <w:rFonts w:ascii="Arial" w:hAnsi="Arial" w:cs="Arial"/>
+        </w:rPr>
+        <w:t>The system shall automatically update enrolment status after payment confirmation.</w:t>
+      </w:r>
+    </w:p>
+    <w:p>
+      <w:pPr>
+        <w:pStyle w:val="ListParagraph"/>
+        <w:numPr>
+          <w:ilvl w:val="0"/>
+          <w:numId w:val="5"/>
+        </w:numPr>
+        <w:spacing w:line="360" w:lineRule="auto"/>
+        <w:ind w:left="1560"/>
+        <w:rPr>
+          <w:rFonts w:ascii="Arial" w:hAnsi="Arial" w:cs="Arial"/>
+        </w:rPr>
+      </w:pPr>
+      <w:r>
+        <w:rPr>
+          <w:rFonts w:ascii="Arial" w:hAnsi="Arial" w:cs="Arial"/>
+        </w:rPr>
+        <w:t>Notifications</w:t>
+      </w:r>
+      <w:r>
+        <w:rPr>
+          <w:rFonts w:ascii="Arial" w:hAnsi="Arial" w:cs="Arial"/>
+        </w:rPr>
+        <w:t>:</w:t>
+      </w:r>
+    </w:p>
+    <w:p>
+      <w:pPr>
+        <w:pStyle w:val="ListParagraph"/>
+        <w:numPr>
+          <w:ilvl w:val="1"/>
+          <w:numId w:val="5"/>
+        </w:numPr>
+        <w:spacing w:line="360" w:lineRule="auto"/>
+        <w:ind w:left="1843"/>
+        <w:rPr>
+          <w:rFonts w:ascii="Arial" w:hAnsi="Arial" w:cs="Arial"/>
+        </w:rPr>
+      </w:pPr>
+      <w:r>
+        <w:rPr>
+          <w:rFonts w:ascii="Arial" w:hAnsi="Arial" w:cs="Arial"/>
+        </w:rPr>
+        <w:t>The system shall notify students of successful enrolment confirmation.</w:t>
+      </w:r>
+    </w:p>
+    <w:p>
+      <w:pPr>
+        <w:pStyle w:val="ListParagraph"/>
+        <w:numPr>
+          <w:ilvl w:val="1"/>
+          <w:numId w:val="5"/>
+        </w:numPr>
+        <w:spacing w:line="360" w:lineRule="auto"/>
+        <w:ind w:left="1843"/>
+        <w:rPr>
+          <w:rFonts w:ascii="Arial" w:hAnsi="Arial" w:cs="Arial"/>
+        </w:rPr>
+      </w:pPr>
+      <w:r>
+        <w:rPr>
+          <w:rFonts w:ascii="Arial" w:hAnsi="Arial" w:cs="Arial"/>
+        </w:rPr>
+        <w:t>The system shall notify students of any enrolment issues, including timetable clashes or prerequisite violations.</w:t>
+      </w:r>
+    </w:p>
+    <w:p>
+      <w:pPr>
+        <w:pStyle w:val="ListParagraph"/>
+        <w:numPr>
+          <w:ilvl w:val="1"/>
+          <w:numId w:val="5"/>
+        </w:numPr>
+        <w:spacing w:line="360" w:lineRule="auto"/>
+        <w:ind w:left="1843"/>
+        <w:rPr>
+          <w:rFonts w:ascii="Arial" w:hAnsi="Arial" w:cs="Arial"/>
+        </w:rPr>
+      </w:pPr>
+      <w:r>
+        <w:rPr>
+          <w:rFonts w:ascii="Arial" w:hAnsi="Arial" w:cs="Arial"/>
+        </w:rPr>
+        <w:t>The system shall notify staff of pending enrolment requests requiring approval.</w:t>
+      </w:r>
+    </w:p>
+    <w:p>
+      <w:pPr>
+        <w:pStyle w:val="ListParagraph"/>
+        <w:numPr>
+          <w:ilvl w:val="0"/>
+          <w:numId w:val="5"/>
+        </w:numPr>
+        <w:spacing w:line="360" w:lineRule="auto"/>
+        <w:ind w:left="1560"/>
+        <w:rPr>
+          <w:rFonts w:ascii="Arial" w:hAnsi="Arial" w:cs="Arial"/>
+        </w:rPr>
+      </w:pPr>
+      <w:r>
+        <w:rPr>
+          <w:rFonts w:ascii="Arial" w:hAnsi="Arial" w:cs="Arial"/>
+        </w:rPr>
+        <w:t>User Access and Security</w:t>
+      </w:r>
+      <w:r>
+        <w:rPr>
+          <w:rFonts w:ascii="Arial" w:hAnsi="Arial" w:cs="Arial"/>
+        </w:rPr>
+        <w:t>:</w:t>
+      </w:r>
+    </w:p>
+    <w:p>
+      <w:pPr>
+        <w:pStyle w:val="ListParagraph"/>
+        <w:numPr>
+          <w:ilvl w:val="1"/>
+          <w:numId w:val="5"/>
+        </w:numPr>
+        <w:spacing w:line="360" w:lineRule="auto"/>
+        <w:ind w:left="1843"/>
+        <w:rPr>
+          <w:rFonts w:ascii="Arial" w:hAnsi="Arial" w:cs="Arial"/>
+        </w:rPr>
+      </w:pPr>
+      <w:r>
+        <w:rPr>
+          <w:rFonts w:ascii="Arial" w:hAnsi="Arial" w:cs="Arial"/>
+        </w:rPr>
+        <w:t>The system shall restrict access to features based on user roles (Student, Academic Staff, Registry Staff, Finance Staff).</w:t>
+      </w:r>
+    </w:p>
+    <w:p>
+      <w:pPr>
+        <w:pStyle w:val="ListParagraph"/>
+        <w:numPr>
+          <w:ilvl w:val="1"/>
+          <w:numId w:val="5"/>
+        </w:numPr>
+        <w:spacing w:line="360" w:lineRule="auto"/>
+        <w:ind w:left="1843"/>
+        <w:rPr>
+          <w:rFonts w:ascii="Arial" w:hAnsi="Arial" w:cs="Arial"/>
+        </w:rPr>
+      </w:pPr>
+      <w:r>
+        <w:rPr>
+          <w:rFonts w:ascii="Arial" w:hAnsi="Arial" w:cs="Arial"/>
+        </w:rPr>
+        <w:t>The system shall require authentication before allowing access to any student or staff data.</w:t>
+      </w:r>
+    </w:p>
+    <w:p>
+      <w:pPr>
+        <w:pStyle w:val="ListParagraph"/>
+        <w:numPr>
+          <w:ilvl w:val="0"/>
+          <w:numId w:val="5"/>
+        </w:numPr>
+        <w:spacing w:line="360" w:lineRule="auto"/>
+        <w:ind w:left="1560"/>
+        <w:rPr>
+          <w:rFonts w:ascii="Arial" w:hAnsi="Arial" w:cs="Arial"/>
+        </w:rPr>
+      </w:pPr>
+      <w:r>
+        <w:rPr>
+          <w:rFonts w:ascii="Arial" w:hAnsi="Arial" w:cs="Arial"/>
+        </w:rPr>
+        <w:t>Reporting and Audit</w:t>
+      </w:r>
+      <w:r>
+        <w:rPr>
+          <w:rFonts w:ascii="Arial" w:hAnsi="Arial" w:cs="Arial"/>
+        </w:rPr>
+        <w:t>:</w:t>
+      </w:r>
+    </w:p>
+    <w:p>
+      <w:pPr>
+        <w:pStyle w:val="ListParagraph"/>
+        <w:numPr>
+          <w:ilvl w:val="1"/>
+          <w:numId w:val="5"/>
+        </w:numPr>
+        <w:spacing w:line="360" w:lineRule="auto"/>
+        <w:ind w:left="1843"/>
+        <w:rPr>
+          <w:rFonts w:ascii="Arial" w:hAnsi="Arial" w:cs="Arial"/>
+        </w:rPr>
+      </w:pPr>
+      <w:r>
+        <w:rPr>
+          <w:rFonts w:ascii="Arial" w:hAnsi="Arial" w:cs="Arial"/>
+        </w:rPr>
+        <w:t>The system shall generate enrolment reports for students, courses, and departments.</w:t>
+      </w:r>
+    </w:p>
+    <w:p>
+      <w:pPr>
+        <w:pStyle w:val="ListParagraph"/>
+        <w:numPr>
+          <w:ilvl w:val="1"/>
+          <w:numId w:val="5"/>
+        </w:numPr>
+        <w:spacing w:line="360" w:lineRule="auto"/>
+        <w:ind w:left="1843"/>
+        <w:rPr>
+          <w:rFonts w:ascii="Arial" w:hAnsi="Arial" w:cs="Arial"/>
+        </w:rPr>
+      </w:pPr>
+      <w:r>
+        <w:rPr>
+          <w:rFonts w:ascii="Arial" w:hAnsi="Arial" w:cs="Arial"/>
+        </w:rPr>
+        <w:t>The system shall maintain an audit trail of all enrolment, approval, and payment transactions.</w:t>
+      </w:r>
+    </w:p>
+    <w:p>
+      <w:pPr>
+        <w:pStyle w:val="Heading3"/>
+        <w:ind w:left="851"/>
         <w:rPr>
           <w:rFonts w:ascii="Arial" w:hAnsi="Arial" w:cs="Arial"/>
           <w:b/>
@@ -1148,695 +3009,9 @@
           <w:sz w:val="24"/>
           <w:szCs w:val="24"/>
         </w:rPr>
-        <w:t>s</w:t>
-      </w:r>
-    </w:p>
-    <w:p>
-      <w:pPr>
-        <w:spacing w:line="360" w:lineRule="auto"/>
-        <w:ind w:left="1134"/>
-        <w:rPr>
-          <w:rFonts w:ascii="Arial" w:hAnsi="Arial" w:cs="Arial"/>
-        </w:rPr>
-      </w:pPr>
-      <w:r>
-        <w:rPr>
-          <w:rFonts w:ascii="Arial" w:hAnsi="Arial" w:cs="Arial"/>
-        </w:rPr>
-        <w:t>Based on the problem statement, the system’s key functional requirements</w:t>
-      </w:r>
-      <w:r>
-        <w:rPr>
-          <w:rFonts w:ascii="Arial" w:hAnsi="Arial" w:cs="Arial"/>
-        </w:rPr>
-        <w:t xml:space="preserve"> </w:t>
-      </w:r>
-      <w:r>
-        <w:rPr>
-          <w:rFonts w:ascii="Arial" w:hAnsi="Arial" w:cs="Arial"/>
-        </w:rPr>
-        <w:t>are identified as follows</w:t>
-      </w:r>
-      <w:r>
-        <w:rPr>
-          <w:rFonts w:ascii="Arial" w:hAnsi="Arial" w:cs="Arial"/>
-        </w:rPr>
-        <w:t xml:space="preserve">: </w:t>
-      </w:r>
-    </w:p>
-    <w:p>
-      <w:pPr>
-        <w:pStyle w:val="ListParagraph"/>
-        <w:numPr>
-          <w:ilvl w:val="0"/>
-          <w:numId w:val="5"/>
-        </w:numPr>
-        <w:spacing w:line="360" w:lineRule="auto"/>
-        <w:ind w:left="1560"/>
-        <w:rPr>
-          <w:rFonts w:ascii="Arial" w:hAnsi="Arial" w:cs="Arial"/>
-        </w:rPr>
-      </w:pPr>
-      <w:r>
-        <w:rPr>
-          <w:rFonts w:ascii="Arial" w:hAnsi="Arial" w:cs="Arial"/>
-        </w:rPr>
-        <w:t>Course Search and Viewing</w:t>
-      </w:r>
-      <w:r>
-        <w:rPr>
-          <w:rFonts w:ascii="Arial" w:hAnsi="Arial" w:cs="Arial"/>
-        </w:rPr>
-        <w:t>:</w:t>
-      </w:r>
-    </w:p>
-    <w:p>
-      <w:pPr>
-        <w:pStyle w:val="ListParagraph"/>
-        <w:numPr>
-          <w:ilvl w:val="1"/>
-          <w:numId w:val="5"/>
-        </w:numPr>
-        <w:spacing w:line="360" w:lineRule="auto"/>
-        <w:ind w:left="1843"/>
-        <w:rPr>
-          <w:rFonts w:ascii="Arial" w:hAnsi="Arial" w:cs="Arial"/>
-        </w:rPr>
-      </w:pPr>
-      <w:r>
-        <w:rPr>
-          <w:rFonts w:ascii="Arial" w:hAnsi="Arial" w:cs="Arial"/>
-        </w:rPr>
-        <w:t>The system shall allow students to search for available courses by course code, course name, or department.</w:t>
-      </w:r>
-    </w:p>
-    <w:p>
-      <w:pPr>
-        <w:pStyle w:val="ListParagraph"/>
-        <w:numPr>
-          <w:ilvl w:val="1"/>
-          <w:numId w:val="5"/>
-        </w:numPr>
-        <w:spacing w:line="360" w:lineRule="auto"/>
-        <w:ind w:left="1843"/>
-        <w:rPr>
-          <w:rFonts w:ascii="Arial" w:hAnsi="Arial" w:cs="Arial"/>
-        </w:rPr>
-      </w:pPr>
-      <w:r>
-        <w:rPr>
-          <w:rFonts w:ascii="Arial" w:hAnsi="Arial" w:cs="Arial"/>
-        </w:rPr>
-        <w:t>The system shall display detailed course information, including course description, prerequisites, capacity, and timetable.</w:t>
-      </w:r>
-    </w:p>
-    <w:p>
-      <w:pPr>
-        <w:pStyle w:val="ListParagraph"/>
-        <w:numPr>
-          <w:ilvl w:val="0"/>
-          <w:numId w:val="5"/>
-        </w:numPr>
-        <w:spacing w:line="360" w:lineRule="auto"/>
-        <w:ind w:left="1560"/>
-        <w:rPr>
-          <w:rFonts w:ascii="Arial" w:hAnsi="Arial" w:cs="Arial"/>
-        </w:rPr>
-      </w:pPr>
-      <w:r>
-        <w:rPr>
-          <w:rFonts w:ascii="Arial" w:hAnsi="Arial" w:cs="Arial"/>
-        </w:rPr>
-        <w:t>Course Enrolment</w:t>
-      </w:r>
-      <w:r>
-        <w:rPr>
-          <w:rFonts w:ascii="Arial" w:hAnsi="Arial" w:cs="Arial"/>
-        </w:rPr>
-        <w:t>:</w:t>
-      </w:r>
-    </w:p>
-    <w:p>
-      <w:pPr>
-        <w:pStyle w:val="ListParagraph"/>
-        <w:numPr>
-          <w:ilvl w:val="1"/>
-          <w:numId w:val="5"/>
-        </w:numPr>
-        <w:spacing w:line="360" w:lineRule="auto"/>
-        <w:ind w:left="1843"/>
-        <w:rPr>
-          <w:rFonts w:ascii="Arial" w:hAnsi="Arial" w:cs="Arial"/>
-        </w:rPr>
-      </w:pPr>
-      <w:r>
-        <w:rPr>
-          <w:rFonts w:ascii="Arial" w:hAnsi="Arial" w:cs="Arial"/>
-        </w:rPr>
-        <w:t>The system shall allow students to enrol in selected courses.</w:t>
-      </w:r>
-    </w:p>
-    <w:p>
-      <w:pPr>
-        <w:pStyle w:val="ListParagraph"/>
-        <w:numPr>
-          <w:ilvl w:val="1"/>
-          <w:numId w:val="5"/>
-        </w:numPr>
-        <w:spacing w:line="360" w:lineRule="auto"/>
-        <w:ind w:left="1843"/>
-        <w:rPr>
-          <w:rFonts w:ascii="Arial" w:hAnsi="Arial" w:cs="Arial"/>
-        </w:rPr>
-      </w:pPr>
-      <w:r>
-        <w:rPr>
-          <w:rFonts w:ascii="Arial" w:hAnsi="Arial" w:cs="Arial"/>
-        </w:rPr>
-        <w:t>The system shall automatically check prerequisites before allowing enrolment.</w:t>
-      </w:r>
-    </w:p>
-    <w:p>
-      <w:pPr>
-        <w:pStyle w:val="ListParagraph"/>
-        <w:numPr>
-          <w:ilvl w:val="1"/>
-          <w:numId w:val="5"/>
-        </w:numPr>
-        <w:spacing w:line="360" w:lineRule="auto"/>
-        <w:ind w:left="1843"/>
-        <w:rPr>
-          <w:rFonts w:ascii="Arial" w:hAnsi="Arial" w:cs="Arial"/>
-        </w:rPr>
-      </w:pPr>
-      <w:r>
-        <w:rPr>
-          <w:rFonts w:ascii="Arial" w:hAnsi="Arial" w:cs="Arial"/>
-        </w:rPr>
-        <w:t>The system shall automatically verify course availability before confirming enrolment.</w:t>
-      </w:r>
-    </w:p>
-    <w:p>
-      <w:pPr>
-        <w:pStyle w:val="ListParagraph"/>
-        <w:numPr>
-          <w:ilvl w:val="1"/>
-          <w:numId w:val="5"/>
-        </w:numPr>
-        <w:spacing w:line="360" w:lineRule="auto"/>
-        <w:ind w:left="1843"/>
-        <w:rPr>
-          <w:rFonts w:ascii="Arial" w:hAnsi="Arial" w:cs="Arial"/>
-        </w:rPr>
-      </w:pPr>
-      <w:r>
-        <w:rPr>
-          <w:rFonts w:ascii="Arial" w:hAnsi="Arial" w:cs="Arial"/>
-        </w:rPr>
-        <w:t>The system shall detect timetable clashes and notify students before enrolment confirmation.</w:t>
-      </w:r>
-    </w:p>
-    <w:p>
-      <w:pPr>
-        <w:pStyle w:val="ListParagraph"/>
-        <w:numPr>
-          <w:ilvl w:val="1"/>
-          <w:numId w:val="5"/>
-        </w:numPr>
-        <w:spacing w:line="360" w:lineRule="auto"/>
-        <w:ind w:left="1843"/>
-        <w:rPr>
-          <w:rFonts w:ascii="Arial" w:hAnsi="Arial" w:cs="Arial"/>
-        </w:rPr>
-      </w:pPr>
-      <w:r>
-        <w:rPr>
-          <w:rFonts w:ascii="Arial" w:hAnsi="Arial" w:cs="Arial"/>
-        </w:rPr>
-        <w:t>The system shall allow students to adjust their course selection if timetable conflicts are detected.</w:t>
-      </w:r>
-    </w:p>
-    <w:p>
-      <w:pPr>
-        <w:pStyle w:val="ListParagraph"/>
-        <w:numPr>
-          <w:ilvl w:val="0"/>
-          <w:numId w:val="5"/>
-        </w:numPr>
-        <w:spacing w:line="360" w:lineRule="auto"/>
-        <w:ind w:left="1560"/>
-        <w:rPr>
-          <w:rFonts w:ascii="Arial" w:hAnsi="Arial" w:cs="Arial"/>
-        </w:rPr>
-      </w:pPr>
-      <w:r>
-        <w:rPr>
-          <w:rFonts w:ascii="Arial" w:hAnsi="Arial" w:cs="Arial"/>
-        </w:rPr>
-        <w:t>Timetable Management (Enrolment View)</w:t>
-      </w:r>
-      <w:r>
-        <w:rPr>
-          <w:rFonts w:ascii="Arial" w:hAnsi="Arial" w:cs="Arial"/>
-        </w:rPr>
-        <w:t>:</w:t>
-      </w:r>
-    </w:p>
-    <w:p>
-      <w:pPr>
-        <w:pStyle w:val="ListParagraph"/>
-        <w:numPr>
-          <w:ilvl w:val="1"/>
-          <w:numId w:val="5"/>
-        </w:numPr>
-        <w:spacing w:line="360" w:lineRule="auto"/>
-        <w:ind w:left="1843"/>
-        <w:rPr>
-          <w:rFonts w:ascii="Arial" w:hAnsi="Arial" w:cs="Arial"/>
-        </w:rPr>
-      </w:pPr>
-      <w:r>
-        <w:rPr>
-          <w:rFonts w:ascii="Arial" w:hAnsi="Arial" w:cs="Arial"/>
-        </w:rPr>
-        <w:t>The system shall display a timetable of the student’s enrolled courses.</w:t>
-      </w:r>
-    </w:p>
-    <w:p>
-      <w:pPr>
-        <w:pStyle w:val="ListParagraph"/>
-        <w:numPr>
-          <w:ilvl w:val="1"/>
-          <w:numId w:val="5"/>
-        </w:numPr>
-        <w:spacing w:line="360" w:lineRule="auto"/>
-        <w:ind w:left="1843"/>
-        <w:rPr>
-          <w:rFonts w:ascii="Arial" w:hAnsi="Arial" w:cs="Arial"/>
-        </w:rPr>
-      </w:pPr>
-      <w:r>
-        <w:rPr>
-          <w:rFonts w:ascii="Arial" w:hAnsi="Arial" w:cs="Arial"/>
-        </w:rPr>
-        <w:t>The system shall visually highlight any timetable clashes between selected courses.</w:t>
-      </w:r>
-    </w:p>
-    <w:p>
-      <w:pPr>
-        <w:pStyle w:val="ListParagraph"/>
-        <w:numPr>
-          <w:ilvl w:val="0"/>
-          <w:numId w:val="5"/>
-        </w:numPr>
-        <w:spacing w:line="360" w:lineRule="auto"/>
-        <w:ind w:left="1560"/>
-        <w:rPr>
-          <w:rFonts w:ascii="Arial" w:hAnsi="Arial" w:cs="Arial"/>
-        </w:rPr>
-      </w:pPr>
-      <w:r>
-        <w:rPr>
-          <w:rFonts w:ascii="Arial" w:hAnsi="Arial" w:cs="Arial"/>
-        </w:rPr>
-        <w:t>Staff Course Management</w:t>
-      </w:r>
-      <w:r>
-        <w:rPr>
-          <w:rFonts w:ascii="Arial" w:hAnsi="Arial" w:cs="Arial"/>
-        </w:rPr>
-        <w:t>:</w:t>
-      </w:r>
-    </w:p>
-    <w:p>
-      <w:pPr>
-        <w:pStyle w:val="ListParagraph"/>
-        <w:numPr>
-          <w:ilvl w:val="1"/>
-          <w:numId w:val="5"/>
-        </w:numPr>
-        <w:spacing w:line="360" w:lineRule="auto"/>
-        <w:ind w:left="1843"/>
-        <w:rPr>
-          <w:rFonts w:ascii="Arial" w:hAnsi="Arial" w:cs="Arial"/>
-        </w:rPr>
-      </w:pPr>
-      <w:r>
-        <w:rPr>
-          <w:rFonts w:ascii="Arial" w:hAnsi="Arial" w:cs="Arial"/>
-        </w:rPr>
-        <w:t>The system shall allow Academic Department staff to add, update, and remove course information, including descriptions, prerequisites, capacity, and timetable details.</w:t>
-      </w:r>
-    </w:p>
-    <w:p>
-      <w:pPr>
-        <w:pStyle w:val="ListParagraph"/>
-        <w:numPr>
-          <w:ilvl w:val="1"/>
-          <w:numId w:val="5"/>
-        </w:numPr>
-        <w:spacing w:line="360" w:lineRule="auto"/>
-        <w:ind w:left="1843"/>
-        <w:rPr>
-          <w:rFonts w:ascii="Arial" w:hAnsi="Arial" w:cs="Arial"/>
-        </w:rPr>
-      </w:pPr>
-      <w:r>
-        <w:rPr>
-          <w:rFonts w:ascii="Arial" w:hAnsi="Arial" w:cs="Arial"/>
-        </w:rPr>
-        <w:t>The system shall allow Registry/Admissions staff to review and approve student enrolment requests.</w:t>
-      </w:r>
-    </w:p>
-    <w:p>
-      <w:pPr>
-        <w:pStyle w:val="ListParagraph"/>
-        <w:numPr>
-          <w:ilvl w:val="1"/>
-          <w:numId w:val="5"/>
-        </w:numPr>
-        <w:spacing w:line="360" w:lineRule="auto"/>
-        <w:ind w:left="1843"/>
-        <w:rPr>
-          <w:rFonts w:ascii="Arial" w:hAnsi="Arial" w:cs="Arial"/>
-        </w:rPr>
-      </w:pPr>
-      <w:r>
-        <w:rPr>
-          <w:rFonts w:ascii="Arial" w:hAnsi="Arial" w:cs="Arial"/>
-        </w:rPr>
-        <w:t>The system shall enforce prerequisite, course capacity, and timetable clash rules during approval.</w:t>
-      </w:r>
-    </w:p>
-    <w:p>
-      <w:pPr>
-        <w:pStyle w:val="ListParagraph"/>
-        <w:numPr>
-          <w:ilvl w:val="0"/>
-          <w:numId w:val="5"/>
-        </w:numPr>
-        <w:spacing w:line="360" w:lineRule="auto"/>
-        <w:ind w:left="1560"/>
-        <w:rPr>
-          <w:rFonts w:ascii="Arial" w:hAnsi="Arial" w:cs="Arial"/>
-        </w:rPr>
-      </w:pPr>
-      <w:r>
-        <w:rPr>
-          <w:rFonts w:ascii="Arial" w:hAnsi="Arial" w:cs="Arial"/>
-        </w:rPr>
-        <w:t>Payment Processing and Enrolment Confirmation</w:t>
-      </w:r>
-      <w:r>
-        <w:rPr>
-          <w:rFonts w:ascii="Arial" w:hAnsi="Arial" w:cs="Arial"/>
-        </w:rPr>
-        <w:t>:</w:t>
-      </w:r>
-    </w:p>
-    <w:p>
-      <w:pPr>
-        <w:pStyle w:val="ListParagraph"/>
-        <w:numPr>
-          <w:ilvl w:val="1"/>
-          <w:numId w:val="5"/>
-        </w:numPr>
-        <w:spacing w:line="360" w:lineRule="auto"/>
-        <w:ind w:left="1843"/>
-        <w:rPr>
-          <w:rFonts w:ascii="Arial" w:hAnsi="Arial" w:cs="Arial"/>
-        </w:rPr>
-      </w:pPr>
-      <w:r>
-        <w:rPr>
-          <w:rFonts w:ascii="Arial" w:hAnsi="Arial" w:cs="Arial"/>
-        </w:rPr>
-        <w:lastRenderedPageBreak/>
-        <w:t>The system shall allow Finance Department staff to process tuition and course-related payments.</w:t>
-      </w:r>
-    </w:p>
-    <w:p>
-      <w:pPr>
-        <w:pStyle w:val="ListParagraph"/>
-        <w:numPr>
-          <w:ilvl w:val="1"/>
-          <w:numId w:val="5"/>
-        </w:numPr>
-        <w:spacing w:line="360" w:lineRule="auto"/>
-        <w:ind w:left="1843"/>
-        <w:rPr>
-          <w:rFonts w:ascii="Arial" w:hAnsi="Arial" w:cs="Arial"/>
-        </w:rPr>
-      </w:pPr>
-      <w:r>
-        <w:rPr>
-          <w:rFonts w:ascii="Arial" w:hAnsi="Arial" w:cs="Arial"/>
-        </w:rPr>
-        <w:t>The system shall confirm student enrolment only after successful payment verification.</w:t>
-      </w:r>
-    </w:p>
-    <w:p>
-      <w:pPr>
-        <w:pStyle w:val="ListParagraph"/>
-        <w:numPr>
-          <w:ilvl w:val="1"/>
-          <w:numId w:val="5"/>
-        </w:numPr>
-        <w:spacing w:line="360" w:lineRule="auto"/>
-        <w:ind w:left="1843"/>
-        <w:rPr>
-          <w:rFonts w:ascii="Arial" w:hAnsi="Arial" w:cs="Arial"/>
-        </w:rPr>
-      </w:pPr>
-      <w:r>
-        <w:rPr>
-          <w:rFonts w:ascii="Arial" w:hAnsi="Arial" w:cs="Arial"/>
-        </w:rPr>
-        <w:t>The system shall automatically update enrolment status after payment confirmation.</w:t>
-      </w:r>
-    </w:p>
-    <w:p>
-      <w:pPr>
-        <w:pStyle w:val="ListParagraph"/>
-        <w:numPr>
-          <w:ilvl w:val="0"/>
-          <w:numId w:val="5"/>
-        </w:numPr>
-        <w:spacing w:line="360" w:lineRule="auto"/>
-        <w:ind w:left="1560"/>
-        <w:rPr>
-          <w:rFonts w:ascii="Arial" w:hAnsi="Arial" w:cs="Arial"/>
-        </w:rPr>
-      </w:pPr>
-      <w:r>
-        <w:rPr>
-          <w:rFonts w:ascii="Arial" w:hAnsi="Arial" w:cs="Arial"/>
-        </w:rPr>
-        <w:t>Notifications</w:t>
-      </w:r>
-      <w:r>
-        <w:rPr>
-          <w:rFonts w:ascii="Arial" w:hAnsi="Arial" w:cs="Arial"/>
-        </w:rPr>
-        <w:t>:</w:t>
-      </w:r>
-    </w:p>
-    <w:p>
-      <w:pPr>
-        <w:pStyle w:val="ListParagraph"/>
-        <w:numPr>
-          <w:ilvl w:val="1"/>
-          <w:numId w:val="5"/>
-        </w:numPr>
-        <w:spacing w:line="360" w:lineRule="auto"/>
-        <w:ind w:left="1843"/>
-        <w:rPr>
-          <w:rFonts w:ascii="Arial" w:hAnsi="Arial" w:cs="Arial"/>
-        </w:rPr>
-      </w:pPr>
-      <w:r>
-        <w:rPr>
-          <w:rFonts w:ascii="Arial" w:hAnsi="Arial" w:cs="Arial"/>
-        </w:rPr>
-        <w:t>The system shall notify students of successful enrolment confirmation.</w:t>
-      </w:r>
-    </w:p>
-    <w:p>
-      <w:pPr>
-        <w:pStyle w:val="ListParagraph"/>
-        <w:numPr>
-          <w:ilvl w:val="1"/>
-          <w:numId w:val="5"/>
-        </w:numPr>
-        <w:spacing w:line="360" w:lineRule="auto"/>
-        <w:ind w:left="1843"/>
-        <w:rPr>
-          <w:rFonts w:ascii="Arial" w:hAnsi="Arial" w:cs="Arial"/>
-        </w:rPr>
-      </w:pPr>
-      <w:r>
-        <w:rPr>
-          <w:rFonts w:ascii="Arial" w:hAnsi="Arial" w:cs="Arial"/>
-        </w:rPr>
-        <w:t>The system shall notify students of any enrolment issues, including timetable clashes or prerequisite violations.</w:t>
-      </w:r>
-    </w:p>
-    <w:p>
-      <w:pPr>
-        <w:pStyle w:val="ListParagraph"/>
-        <w:numPr>
-          <w:ilvl w:val="1"/>
-          <w:numId w:val="5"/>
-        </w:numPr>
-        <w:spacing w:line="360" w:lineRule="auto"/>
-        <w:ind w:left="1843"/>
-        <w:rPr>
-          <w:rFonts w:ascii="Arial" w:hAnsi="Arial" w:cs="Arial"/>
-        </w:rPr>
-      </w:pPr>
-      <w:r>
-        <w:rPr>
-          <w:rFonts w:ascii="Arial" w:hAnsi="Arial" w:cs="Arial"/>
-        </w:rPr>
-        <w:t>The system shall notify staff of pending enrolment requests requiring approval.</w:t>
-      </w:r>
-    </w:p>
-    <w:p>
-      <w:pPr>
-        <w:pStyle w:val="ListParagraph"/>
-        <w:numPr>
-          <w:ilvl w:val="0"/>
-          <w:numId w:val="5"/>
-        </w:numPr>
-        <w:spacing w:line="360" w:lineRule="auto"/>
-        <w:ind w:left="1560"/>
-        <w:rPr>
-          <w:rFonts w:ascii="Arial" w:hAnsi="Arial" w:cs="Arial"/>
-        </w:rPr>
-      </w:pPr>
-      <w:r>
-        <w:rPr>
-          <w:rFonts w:ascii="Arial" w:hAnsi="Arial" w:cs="Arial"/>
-        </w:rPr>
-        <w:t>User Access and Security</w:t>
-      </w:r>
-      <w:r>
-        <w:rPr>
-          <w:rFonts w:ascii="Arial" w:hAnsi="Arial" w:cs="Arial"/>
-        </w:rPr>
-        <w:t>:</w:t>
-      </w:r>
-    </w:p>
-    <w:p>
-      <w:pPr>
-        <w:pStyle w:val="ListParagraph"/>
-        <w:numPr>
-          <w:ilvl w:val="1"/>
-          <w:numId w:val="5"/>
-        </w:numPr>
-        <w:spacing w:line="360" w:lineRule="auto"/>
-        <w:ind w:left="1843"/>
-        <w:rPr>
-          <w:rFonts w:ascii="Arial" w:hAnsi="Arial" w:cs="Arial"/>
-        </w:rPr>
-      </w:pPr>
-      <w:r>
-        <w:rPr>
-          <w:rFonts w:ascii="Arial" w:hAnsi="Arial" w:cs="Arial"/>
-        </w:rPr>
-        <w:t>The system shall restrict access to features based on user roles (Student, Academic Staff, Registry Staff, Finance Staff).</w:t>
-      </w:r>
-    </w:p>
-    <w:p>
-      <w:pPr>
-        <w:pStyle w:val="ListParagraph"/>
-        <w:numPr>
-          <w:ilvl w:val="1"/>
-          <w:numId w:val="5"/>
-        </w:numPr>
-        <w:spacing w:line="360" w:lineRule="auto"/>
-        <w:ind w:left="1843"/>
-        <w:rPr>
-          <w:rFonts w:ascii="Arial" w:hAnsi="Arial" w:cs="Arial"/>
-        </w:rPr>
-      </w:pPr>
-      <w:r>
-        <w:rPr>
-          <w:rFonts w:ascii="Arial" w:hAnsi="Arial" w:cs="Arial"/>
-        </w:rPr>
-        <w:t>The system shall require authentication before allowing access to any student or staff data.</w:t>
-      </w:r>
-    </w:p>
-    <w:p>
-      <w:pPr>
-        <w:pStyle w:val="ListParagraph"/>
-        <w:numPr>
-          <w:ilvl w:val="0"/>
-          <w:numId w:val="5"/>
-        </w:numPr>
-        <w:spacing w:line="360" w:lineRule="auto"/>
-        <w:ind w:left="1560"/>
-        <w:rPr>
-          <w:rFonts w:ascii="Arial" w:hAnsi="Arial" w:cs="Arial"/>
-        </w:rPr>
-      </w:pPr>
-      <w:r>
-        <w:rPr>
-          <w:rFonts w:ascii="Arial" w:hAnsi="Arial" w:cs="Arial"/>
-        </w:rPr>
-        <w:t>Reporting and Audit</w:t>
-      </w:r>
-      <w:r>
-        <w:rPr>
-          <w:rFonts w:ascii="Arial" w:hAnsi="Arial" w:cs="Arial"/>
-        </w:rPr>
-        <w:t>:</w:t>
-      </w:r>
-    </w:p>
-    <w:p>
-      <w:pPr>
-        <w:pStyle w:val="ListParagraph"/>
-        <w:numPr>
-          <w:ilvl w:val="1"/>
-          <w:numId w:val="5"/>
-        </w:numPr>
-        <w:spacing w:line="360" w:lineRule="auto"/>
-        <w:ind w:left="1843"/>
-        <w:rPr>
-          <w:rFonts w:ascii="Arial" w:hAnsi="Arial" w:cs="Arial"/>
-        </w:rPr>
-      </w:pPr>
-      <w:r>
-        <w:rPr>
-          <w:rFonts w:ascii="Arial" w:hAnsi="Arial" w:cs="Arial"/>
-        </w:rPr>
-        <w:t>The system shall generate enrolment reports for students, courses, and departments.</w:t>
-      </w:r>
-    </w:p>
-    <w:p>
-      <w:pPr>
-        <w:pStyle w:val="ListParagraph"/>
-        <w:numPr>
-          <w:ilvl w:val="1"/>
-          <w:numId w:val="5"/>
-        </w:numPr>
-        <w:spacing w:line="360" w:lineRule="auto"/>
-        <w:ind w:left="1843"/>
-        <w:rPr>
-          <w:rFonts w:ascii="Arial" w:hAnsi="Arial" w:cs="Arial"/>
-        </w:rPr>
-      </w:pPr>
-      <w:r>
-        <w:rPr>
-          <w:rFonts w:ascii="Arial" w:hAnsi="Arial" w:cs="Arial"/>
-        </w:rPr>
-        <w:t>The system shall maintain an audit trail of all enrolment, approval, and payment transactions.</w:t>
-      </w:r>
-    </w:p>
-    <w:p>
-      <w:pPr>
-        <w:pStyle w:val="Heading2"/>
-        <w:ind w:left="851"/>
+      </w:pPr>
+      <w:bookmarkStart w:id="8" w:name="_Toc226030428"/>
+      <w:r>
         <w:rPr>
           <w:rFonts w:ascii="Arial" w:hAnsi="Arial" w:cs="Arial"/>
           <w:b/>
@@ -1845,7 +3020,8 @@
           <w:sz w:val="24"/>
           <w:szCs w:val="24"/>
         </w:rPr>
-      </w:pPr>
+        <w:t>i</w:t>
+      </w:r>
       <w:r>
         <w:rPr>
           <w:rFonts w:ascii="Arial" w:hAnsi="Arial" w:cs="Arial"/>
@@ -1866,7 +3042,7 @@
           <w:sz w:val="24"/>
           <w:szCs w:val="24"/>
         </w:rPr>
-        <w:t>i</w:t>
+        <w:t>i.</w:t>
       </w:r>
       <w:r>
         <w:rPr>
@@ -1877,7 +3053,7 @@
           <w:sz w:val="24"/>
           <w:szCs w:val="24"/>
         </w:rPr>
-        <w:t>i.</w:t>
+        <w:t xml:space="preserve"> </w:t>
       </w:r>
       <w:r>
         <w:rPr>
@@ -1888,7 +3064,7 @@
           <w:sz w:val="24"/>
           <w:szCs w:val="24"/>
         </w:rPr>
-        <w:t xml:space="preserve"> </w:t>
+        <w:t>Non-</w:t>
       </w:r>
       <w:r>
         <w:rPr>
@@ -1899,7 +3075,7 @@
           <w:sz w:val="24"/>
           <w:szCs w:val="24"/>
         </w:rPr>
-        <w:t>Non-</w:t>
+        <w:t>Functional Requirement</w:t>
       </w:r>
       <w:r>
         <w:rPr>
@@ -1910,19 +3086,9 @@
           <w:sz w:val="24"/>
           <w:szCs w:val="24"/>
         </w:rPr>
-        <w:t>Functional Requirement</w:t>
-      </w:r>
-      <w:r>
-        <w:rPr>
-          <w:rFonts w:ascii="Arial" w:hAnsi="Arial" w:cs="Arial"/>
-          <w:b/>
-          <w:bCs/>
-          <w:color w:val="EE0000"/>
-          <w:sz w:val="24"/>
-          <w:szCs w:val="24"/>
-        </w:rPr>
         <w:t>s</w:t>
       </w:r>
+      <w:bookmarkEnd w:id="8"/>
     </w:p>
     <w:p>
       <w:pPr>
@@ -2591,7 +3757,6 @@
         <w:rPr>
           <w:rFonts w:ascii="Arial" w:hAnsi="Arial" w:cs="Arial"/>
         </w:rPr>
-        <w:lastRenderedPageBreak/>
         <w:t>Interoperability</w:t>
       </w:r>
     </w:p>
@@ -2612,6 +3777,7 @@
         <w:rPr>
           <w:rFonts w:ascii="Arial" w:hAnsi="Arial" w:cs="Arial"/>
         </w:rPr>
+        <w:lastRenderedPageBreak/>
         <w:t>The system shall support integration with existing AUT systems (e.g., student database, finance system).</w:t>
       </w:r>
     </w:p>
@@ -2635,14 +3801,521 @@
         <w:t>Ensures smooth coordination between departments and prevents data silos.</w:t>
       </w:r>
     </w:p>
+    <w:p>
+      <w:pPr>
+        <w:rPr>
+          <w:rFonts w:ascii="Arial" w:hAnsi="Arial" w:cs="Arial"/>
+        </w:rPr>
+      </w:pPr>
+      <w:r>
+        <w:rPr>
+          <w:rFonts w:ascii="Arial" w:hAnsi="Arial" w:cs="Arial"/>
+        </w:rPr>
+        <w:br w:type="page"/>
+      </w:r>
+    </w:p>
+    <w:p>
+      <w:pPr>
+        <w:pStyle w:val="Heading1"/>
+        <w:numPr>
+          <w:ilvl w:val="0"/>
+          <w:numId w:val="3"/>
+        </w:numPr>
+        <w:spacing w:before="0" w:after="0" w:line="360" w:lineRule="auto"/>
+        <w:ind w:left="284"/>
+        <w:rPr>
+          <w:rFonts w:ascii="Arial" w:hAnsi="Arial" w:cs="Arial"/>
+          <w:b/>
+          <w:bCs/>
+          <w:color w:val="EE0000"/>
+          <w:sz w:val="32"/>
+          <w:szCs w:val="32"/>
+        </w:rPr>
+      </w:pPr>
+      <w:bookmarkStart w:id="9" w:name="_Toc226030429"/>
+      <w:r>
+        <w:rPr>
+          <w:rFonts w:ascii="Arial" w:hAnsi="Arial" w:cs="Arial"/>
+          <w:b/>
+          <w:bCs/>
+          <w:color w:val="EE0000"/>
+          <w:sz w:val="32"/>
+          <w:szCs w:val="32"/>
+        </w:rPr>
+        <w:lastRenderedPageBreak/>
+        <w:t xml:space="preserve">Use </w:t>
+      </w:r>
+      <w:r>
+        <w:rPr>
+          <w:rFonts w:ascii="Arial" w:hAnsi="Arial" w:cs="Arial"/>
+          <w:b/>
+          <w:bCs/>
+          <w:color w:val="EE0000"/>
+          <w:sz w:val="32"/>
+          <w:szCs w:val="32"/>
+        </w:rPr>
+        <w:t>c</w:t>
+      </w:r>
+      <w:r>
+        <w:rPr>
+          <w:rFonts w:ascii="Arial" w:hAnsi="Arial" w:cs="Arial"/>
+          <w:b/>
+          <w:bCs/>
+          <w:color w:val="EE0000"/>
+          <w:sz w:val="32"/>
+          <w:szCs w:val="32"/>
+        </w:rPr>
+        <w:t>ase diagram</w:t>
+      </w:r>
+      <w:bookmarkEnd w:id="9"/>
+    </w:p>
+    <w:p>
+      <w:pPr>
+        <w:spacing w:line="360" w:lineRule="auto"/>
+        <w:ind w:left="284"/>
+        <w:rPr>
+          <w:rFonts w:ascii="Arial" w:hAnsi="Arial" w:cs="Arial"/>
+        </w:rPr>
+      </w:pPr>
+    </w:p>
+    <w:p>
+      <w:pPr>
+        <w:rPr>
+          <w:rFonts w:ascii="Arial" w:hAnsi="Arial" w:cs="Arial"/>
+        </w:rPr>
+      </w:pPr>
+      <w:r>
+        <w:rPr>
+          <w:rFonts w:ascii="Arial" w:hAnsi="Arial" w:cs="Arial"/>
+        </w:rPr>
+        <w:br w:type="page"/>
+      </w:r>
+    </w:p>
+    <w:p>
+      <w:pPr>
+        <w:pStyle w:val="Heading1"/>
+        <w:numPr>
+          <w:ilvl w:val="0"/>
+          <w:numId w:val="3"/>
+        </w:numPr>
+        <w:spacing w:before="0" w:after="0" w:line="360" w:lineRule="auto"/>
+        <w:ind w:left="284"/>
+        <w:rPr>
+          <w:rFonts w:ascii="Arial" w:hAnsi="Arial" w:cs="Arial"/>
+          <w:b/>
+          <w:bCs/>
+          <w:color w:val="EE0000"/>
+          <w:sz w:val="32"/>
+          <w:szCs w:val="32"/>
+        </w:rPr>
+      </w:pPr>
+      <w:bookmarkStart w:id="10" w:name="_Toc226030430"/>
+      <w:r>
+        <w:rPr>
+          <w:rFonts w:ascii="Arial" w:hAnsi="Arial" w:cs="Arial"/>
+          <w:b/>
+          <w:bCs/>
+          <w:color w:val="EE0000"/>
+          <w:sz w:val="32"/>
+          <w:szCs w:val="32"/>
+        </w:rPr>
+        <w:lastRenderedPageBreak/>
+        <w:t>Class</w:t>
+      </w:r>
+      <w:r>
+        <w:rPr>
+          <w:rFonts w:ascii="Arial" w:hAnsi="Arial" w:cs="Arial"/>
+          <w:b/>
+          <w:bCs/>
+          <w:color w:val="EE0000"/>
+          <w:sz w:val="32"/>
+          <w:szCs w:val="32"/>
+        </w:rPr>
+        <w:t xml:space="preserve"> diagram</w:t>
+      </w:r>
+      <w:bookmarkEnd w:id="10"/>
+    </w:p>
+    <w:p>
+      <w:pPr>
+        <w:spacing w:line="360" w:lineRule="auto"/>
+        <w:ind w:left="284"/>
+        <w:rPr>
+          <w:rFonts w:ascii="Arial" w:hAnsi="Arial" w:cs="Arial"/>
+        </w:rPr>
+      </w:pPr>
+    </w:p>
+    <w:p>
+      <w:pPr>
+        <w:rPr>
+          <w:rFonts w:ascii="Arial" w:hAnsi="Arial" w:cs="Arial"/>
+        </w:rPr>
+      </w:pPr>
+      <w:r>
+        <w:rPr>
+          <w:rFonts w:ascii="Arial" w:hAnsi="Arial" w:cs="Arial"/>
+        </w:rPr>
+        <w:br w:type="page"/>
+      </w:r>
+    </w:p>
+    <w:p>
+      <w:pPr>
+        <w:pStyle w:val="Heading1"/>
+        <w:numPr>
+          <w:ilvl w:val="0"/>
+          <w:numId w:val="3"/>
+        </w:numPr>
+        <w:spacing w:before="0" w:after="0" w:line="360" w:lineRule="auto"/>
+        <w:ind w:left="284"/>
+        <w:rPr>
+          <w:rFonts w:ascii="Arial" w:hAnsi="Arial" w:cs="Arial"/>
+          <w:b/>
+          <w:bCs/>
+          <w:color w:val="EE0000"/>
+          <w:sz w:val="32"/>
+          <w:szCs w:val="32"/>
+        </w:rPr>
+      </w:pPr>
+      <w:bookmarkStart w:id="11" w:name="_Toc226030431"/>
+      <w:r>
+        <w:rPr>
+          <w:rFonts w:ascii="Arial" w:hAnsi="Arial" w:cs="Arial"/>
+          <w:b/>
+          <w:bCs/>
+          <w:color w:val="EE0000"/>
+          <w:sz w:val="32"/>
+          <w:szCs w:val="32"/>
+        </w:rPr>
+        <w:lastRenderedPageBreak/>
+        <w:t>C# Implementation</w:t>
+      </w:r>
+      <w:bookmarkEnd w:id="11"/>
+    </w:p>
+    <w:p>
+      <w:pPr>
+        <w:spacing w:line="360" w:lineRule="auto"/>
+        <w:ind w:left="284"/>
+        <w:rPr>
+          <w:rFonts w:ascii="Arial" w:hAnsi="Arial" w:cs="Arial"/>
+        </w:rPr>
+      </w:pPr>
+    </w:p>
+    <w:p>
+      <w:pPr>
+        <w:spacing w:line="360" w:lineRule="auto"/>
+        <w:ind w:left="284"/>
+        <w:rPr>
+          <w:rFonts w:ascii="Arial" w:hAnsi="Arial" w:cs="Arial"/>
+        </w:rPr>
+      </w:pPr>
+    </w:p>
+    <w:p>
+      <w:pPr>
+        <w:rPr>
+          <w:rFonts w:ascii="Arial" w:hAnsi="Arial" w:cs="Arial"/>
+        </w:rPr>
+      </w:pPr>
+      <w:r>
+        <w:rPr>
+          <w:rFonts w:ascii="Arial" w:hAnsi="Arial" w:cs="Arial"/>
+        </w:rPr>
+        <w:br w:type="page"/>
+      </w:r>
+    </w:p>
+    <w:p>
+      <w:pPr>
+        <w:pStyle w:val="Heading1"/>
+        <w:numPr>
+          <w:ilvl w:val="0"/>
+          <w:numId w:val="3"/>
+        </w:numPr>
+        <w:spacing w:before="0" w:after="0" w:line="360" w:lineRule="auto"/>
+        <w:ind w:left="284"/>
+        <w:rPr>
+          <w:rFonts w:ascii="Arial" w:hAnsi="Arial" w:cs="Arial"/>
+          <w:b/>
+          <w:bCs/>
+          <w:color w:val="EE0000"/>
+          <w:sz w:val="32"/>
+          <w:szCs w:val="32"/>
+        </w:rPr>
+      </w:pPr>
+      <w:bookmarkStart w:id="12" w:name="_Toc226030432"/>
+      <w:r>
+        <w:rPr>
+          <w:rFonts w:ascii="Arial" w:hAnsi="Arial" w:cs="Arial"/>
+          <w:b/>
+          <w:bCs/>
+          <w:color w:val="EE0000"/>
+          <w:sz w:val="32"/>
+          <w:szCs w:val="32"/>
+        </w:rPr>
+        <w:lastRenderedPageBreak/>
+        <w:t>C</w:t>
+      </w:r>
+      <w:r>
+        <w:rPr>
+          <w:rFonts w:ascii="Arial" w:hAnsi="Arial" w:cs="Arial"/>
+          <w:b/>
+          <w:bCs/>
+          <w:color w:val="EE0000"/>
+          <w:sz w:val="32"/>
+          <w:szCs w:val="32"/>
+        </w:rPr>
+        <w:t>onclusion</w:t>
+      </w:r>
+      <w:bookmarkEnd w:id="12"/>
+    </w:p>
+    <w:p>
+      <w:pPr>
+        <w:spacing w:line="360" w:lineRule="auto"/>
+        <w:ind w:left="284"/>
+        <w:rPr>
+          <w:rFonts w:ascii="Arial" w:hAnsi="Arial" w:cs="Arial"/>
+        </w:rPr>
+      </w:pPr>
+    </w:p>
+    <w:p>
+      <w:pPr>
+        <w:spacing w:line="360" w:lineRule="auto"/>
+        <w:ind w:left="284"/>
+        <w:rPr>
+          <w:rFonts w:ascii="Arial" w:hAnsi="Arial" w:cs="Arial"/>
+        </w:rPr>
+      </w:pPr>
+    </w:p>
+    <w:p>
+      <w:pPr>
+        <w:spacing w:line="360" w:lineRule="auto"/>
+        <w:ind w:left="284"/>
+        <w:rPr>
+          <w:rFonts w:ascii="Arial" w:hAnsi="Arial" w:cs="Arial"/>
+        </w:rPr>
+      </w:pPr>
+    </w:p>
+    <w:p>
+      <w:pPr>
+        <w:rPr>
+          <w:rFonts w:ascii="Arial" w:hAnsi="Arial" w:cs="Arial"/>
+        </w:rPr>
+      </w:pPr>
+      <w:r>
+        <w:rPr>
+          <w:rFonts w:ascii="Arial" w:hAnsi="Arial" w:cs="Arial"/>
+        </w:rPr>
+        <w:br w:type="page"/>
+      </w:r>
+    </w:p>
+    <w:p>
+      <w:pPr>
+        <w:pStyle w:val="Heading1"/>
+        <w:spacing w:before="0" w:after="0" w:line="360" w:lineRule="auto"/>
+        <w:rPr>
+          <w:rFonts w:ascii="Arial" w:hAnsi="Arial" w:cs="Arial"/>
+          <w:b/>
+          <w:bCs/>
+          <w:color w:val="EE0000"/>
+          <w:sz w:val="32"/>
+          <w:szCs w:val="32"/>
+        </w:rPr>
+      </w:pPr>
+      <w:bookmarkStart w:id="13" w:name="_Toc226030433"/>
+      <w:r>
+        <w:rPr>
+          <w:rFonts w:ascii="Arial" w:hAnsi="Arial" w:cs="Arial"/>
+          <w:b/>
+          <w:bCs/>
+          <w:color w:val="EE0000"/>
+          <w:sz w:val="32"/>
+          <w:szCs w:val="32"/>
+        </w:rPr>
+        <w:lastRenderedPageBreak/>
+        <w:t>References</w:t>
+      </w:r>
+      <w:bookmarkEnd w:id="13"/>
+    </w:p>
+    <w:p>
+      <w:pPr>
+        <w:spacing w:line="360" w:lineRule="auto"/>
+        <w:ind w:left="284"/>
+        <w:rPr>
+          <w:rFonts w:ascii="Arial" w:hAnsi="Arial" w:cs="Arial"/>
+        </w:rPr>
+      </w:pPr>
+    </w:p>
+    <w:p>
+      <w:pPr>
+        <w:spacing w:line="360" w:lineRule="auto"/>
+        <w:ind w:left="284"/>
+        <w:rPr>
+          <w:rFonts w:ascii="Arial" w:hAnsi="Arial" w:cs="Arial"/>
+        </w:rPr>
+      </w:pPr>
+    </w:p>
+    <w:p>
+      <w:pPr>
+        <w:spacing w:line="360" w:lineRule="auto"/>
+        <w:ind w:left="284"/>
+        <w:rPr>
+          <w:rFonts w:ascii="Arial" w:hAnsi="Arial" w:cs="Arial"/>
+        </w:rPr>
+      </w:pPr>
+    </w:p>
+    <w:p>
+      <w:pPr>
+        <w:spacing w:line="360" w:lineRule="auto"/>
+        <w:ind w:left="284"/>
+        <w:rPr>
+          <w:rFonts w:ascii="Arial" w:hAnsi="Arial" w:cs="Arial"/>
+        </w:rPr>
+      </w:pPr>
+    </w:p>
     <w:sectPr>
+      <w:footerReference w:type="default" r:id="rId9"/>
       <w:pgSz w:w="12240" w:h="15840"/>
       <w:pgMar w:top="1440" w:right="1440" w:bottom="1440" w:left="1440" w:header="708" w:footer="708" w:gutter="0"/>
+      <w:pgNumType w:start="1"/>
       <w:cols w:space="708"/>
       <w:docGrid w:linePitch="360"/>
     </w:sectPr>
   </w:body>
 </w:document>
+</file>
+
+<file path=word/endnotes.xml><?xml version="1.0" encoding="utf-8"?>
+<w:endnotes xmlns:wpc="http://schemas.microsoft.com/office/word/2010/wordprocessingCanvas" xmlns:cx="http://schemas.microsoft.com/office/drawing/2014/chartex" xmlns:cx1="http://schemas.microsoft.com/office/drawing/2015/9/8/chartex" xmlns:cx2="http://schemas.microsoft.com/office/drawing/2015/10/21/chartex" xmlns:cx3="http://schemas.microsoft.com/office/drawing/2016/5/9/chartex" xmlns:cx4="http://schemas.microsoft.com/office/drawing/2016/5/10/chartex" xmlns:cx5="http://schemas.microsoft.com/office/drawing/2016/5/11/chartex" xmlns:cx6="http://schemas.microsoft.com/office/drawing/2016/5/12/chartex" xmlns:cx7="http://schemas.microsoft.com/office/drawing/2016/5/13/chartex" xmlns:cx8="http://schemas.microsoft.com/office/drawing/2016/5/14/chartex" xmlns:mc="http://schemas.openxmlformats.org/markup-compatibility/2006" xmlns:aink="http://schemas.microsoft.com/office/drawing/2016/ink" xmlns:am3d="http://schemas.microsoft.com/office/drawing/2017/model3d" xmlns:o="urn:schemas-microsoft-com:office:office" xmlns:oel="http://schemas.microsoft.com/office/2019/extlst" xmlns:r="http://schemas.openxmlformats.org/officeDocument/2006/relationships" xmlns:m="http://schemas.openxmlformats.org/officeDocument/2006/math" xmlns:v="urn:schemas-microsoft-com:vml" xmlns:wp14="http://schemas.microsoft.com/office/word/2010/wordprocessingDrawing" xmlns:wp="http://schemas.openxmlformats.org/drawingml/2006/wordprocessingDrawing" xmlns:w10="urn:schemas-microsoft-com:office:word" xmlns:w="http://schemas.openxmlformats.org/wordprocessingml/2006/main" xmlns:w14="http://schemas.microsoft.com/office/word/2010/wordml" xmlns:w15="http://schemas.microsoft.com/office/word/2012/wordml" xmlns:w16cex="http://schemas.microsoft.com/office/word/2018/wordml/cex" xmlns:w16cid="http://schemas.microsoft.com/office/word/2016/wordml/cid" xmlns:w16="http://schemas.microsoft.com/office/word/2018/wordml" xmlns:w16du="http://schemas.microsoft.com/office/word/2023/wordml/word16du" xmlns:w16sdtdh="http://schemas.microsoft.com/office/word/2020/wordml/sdtdatahash" xmlns:w16sdtfl="http://schemas.microsoft.com/office/word/2024/wordml/sdtformatlock" xmlns:w16se="http://schemas.microsoft.com/office/word/2015/wordml/symex" xmlns:wpg="http://schemas.microsoft.com/office/word/2010/wordprocessingGroup" xmlns:wpi="http://schemas.microsoft.com/office/word/2010/wordprocessingInk" xmlns:wne="http://schemas.microsoft.com/office/word/2006/wordml" xmlns:wps="http://schemas.microsoft.com/office/word/2010/wordprocessingShape" mc:Ignorable="w14 w15 w16se w16cid w16 w16cex w16sdtdh w16sdtfl w16du wp14">
+  <w:endnote w:type="separator" w:id="-1">
+    <w:p>
+      <w:pPr>
+        <w:spacing w:after="0" w:line="240" w:lineRule="auto"/>
+      </w:pPr>
+      <w:r>
+        <w:separator/>
+      </w:r>
+    </w:p>
+  </w:endnote>
+  <w:endnote w:type="continuationSeparator" w:id="0">
+    <w:p>
+      <w:pPr>
+        <w:spacing w:after="0" w:line="240" w:lineRule="auto"/>
+      </w:pPr>
+      <w:r>
+        <w:continuationSeparator/>
+      </w:r>
+    </w:p>
+  </w:endnote>
+</w:endnotes>
+</file>
+
+<file path=word/footer1.xml><?xml version="1.0" encoding="utf-8"?>
+<w:ftr xmlns:wpc="http://schemas.microsoft.com/office/word/2010/wordprocessingCanvas" xmlns:cx="http://schemas.microsoft.com/office/drawing/2014/chartex" xmlns:cx1="http://schemas.microsoft.com/office/drawing/2015/9/8/chartex" xmlns:cx2="http://schemas.microsoft.com/office/drawing/2015/10/21/chartex" xmlns:cx3="http://schemas.microsoft.com/office/drawing/2016/5/9/chartex" xmlns:cx4="http://schemas.microsoft.com/office/drawing/2016/5/10/chartex" xmlns:cx5="http://schemas.microsoft.com/office/drawing/2016/5/11/chartex" xmlns:cx6="http://schemas.microsoft.com/office/drawing/2016/5/12/chartex" xmlns:cx7="http://schemas.microsoft.com/office/drawing/2016/5/13/chartex" xmlns:cx8="http://schemas.microsoft.com/office/drawing/2016/5/14/chartex" xmlns:mc="http://schemas.openxmlformats.org/markup-compatibility/2006" xmlns:aink="http://schemas.microsoft.com/office/drawing/2016/ink" xmlns:am3d="http://schemas.microsoft.com/office/drawing/2017/model3d" xmlns:o="urn:schemas-microsoft-com:office:office" xmlns:oel="http://schemas.microsoft.com/office/2019/extlst" xmlns:r="http://schemas.openxmlformats.org/officeDocument/2006/relationships" xmlns:m="http://schemas.openxmlformats.org/officeDocument/2006/math" xmlns:v="urn:schemas-microsoft-com:vml" xmlns:wp14="http://schemas.microsoft.com/office/word/2010/wordprocessingDrawing" xmlns:wp="http://schemas.openxmlformats.org/drawingml/2006/wordprocessingDrawing" xmlns:w10="urn:schemas-microsoft-com:office:word" xmlns:w="http://schemas.openxmlformats.org/wordprocessingml/2006/main" xmlns:w14="http://schemas.microsoft.com/office/word/2010/wordml" xmlns:w15="http://schemas.microsoft.com/office/word/2012/wordml" xmlns:w16cex="http://schemas.microsoft.com/office/word/2018/wordml/cex" xmlns:w16cid="http://schemas.microsoft.com/office/word/2016/wordml/cid" xmlns:w16="http://schemas.microsoft.com/office/word/2018/wordml" xmlns:w16du="http://schemas.microsoft.com/office/word/2023/wordml/word16du" xmlns:w16sdtdh="http://schemas.microsoft.com/office/word/2020/wordml/sdtdatahash" xmlns:w16sdtfl="http://schemas.microsoft.com/office/word/2024/wordml/sdtformatlock" xmlns:w16se="http://schemas.microsoft.com/office/word/2015/wordml/symex" xmlns:wpg="http://schemas.microsoft.com/office/word/2010/wordprocessingGroup" xmlns:wpi="http://schemas.microsoft.com/office/word/2010/wordprocessingInk" xmlns:wne="http://schemas.microsoft.com/office/word/2006/wordml" xmlns:wps="http://schemas.microsoft.com/office/word/2010/wordprocessingShape" mc:Ignorable="w14 w15 w16se w16cid w16 w16cex w16sdtdh w16sdtfl w16du wp14">
+  <w:sdt>
+    <w:sdtPr>
+      <w:id w:val="-1366671273"/>
+      <w:docPartObj>
+        <w:docPartGallery w:val="Page Numbers (Bottom of Page)"/>
+        <w:docPartUnique/>
+      </w:docPartObj>
+    </w:sdtPr>
+    <w:sdtContent>
+      <w:sdt>
+        <w:sdtPr>
+          <w:id w:val="-1657149182"/>
+          <w:docPartObj>
+            <w:docPartGallery w:val="Page Numbers (Top of Page)"/>
+            <w:docPartUnique/>
+          </w:docPartObj>
+        </w:sdtPr>
+        <w:sdtContent>
+          <w:p>
+            <w:pPr>
+              <w:pStyle w:val="Footer"/>
+              <w:jc w:val="right"/>
+            </w:pPr>
+            <w:r>
+              <w:t xml:space="preserve">Page </w:t>
+            </w:r>
+            <w:r>
+              <w:rPr>
+                <w:b/>
+                <w:bCs/>
+              </w:rPr>
+              <w:fldChar w:fldCharType="begin"/>
+            </w:r>
+            <w:r>
+              <w:rPr>
+                <w:b/>
+                <w:bCs/>
+              </w:rPr>
+              <w:instrText xml:space="preserve"> PAGE </w:instrText>
+            </w:r>
+            <w:r>
+              <w:rPr>
+                <w:b/>
+                <w:bCs/>
+              </w:rPr>
+              <w:fldChar w:fldCharType="separate"/>
+            </w:r>
+            <w:r>
+              <w:rPr>
+                <w:b/>
+                <w:bCs/>
+                <w:noProof/>
+              </w:rPr>
+              <w:t>2</w:t>
+            </w:r>
+            <w:r>
+              <w:rPr>
+                <w:b/>
+                <w:bCs/>
+              </w:rPr>
+              <w:fldChar w:fldCharType="end"/>
+            </w:r>
+            <w:r>
+              <w:t xml:space="preserve"> of </w:t>
+            </w:r>
+            <w:r>
+              <w:rPr>
+                <w:b/>
+                <w:bCs/>
+              </w:rPr>
+              <w:t>13</w:t>
+            </w:r>
+          </w:p>
+        </w:sdtContent>
+      </w:sdt>
+    </w:sdtContent>
+  </w:sdt>
+  <w:p>
+    <w:pPr>
+      <w:pStyle w:val="Footer"/>
+    </w:pPr>
+  </w:p>
+</w:ftr>
+</file>
+
+<file path=word/footnotes.xml><?xml version="1.0" encoding="utf-8"?>
+<w:footnotes xmlns:wpc="http://schemas.microsoft.com/office/word/2010/wordprocessingCanvas" xmlns:cx="http://schemas.microsoft.com/office/drawing/2014/chartex" xmlns:cx1="http://schemas.microsoft.com/office/drawing/2015/9/8/chartex" xmlns:cx2="http://schemas.microsoft.com/office/drawing/2015/10/21/chartex" xmlns:cx3="http://schemas.microsoft.com/office/drawing/2016/5/9/chartex" xmlns:cx4="http://schemas.microsoft.com/office/drawing/2016/5/10/chartex" xmlns:cx5="http://schemas.microsoft.com/office/drawing/2016/5/11/chartex" xmlns:cx6="http://schemas.microsoft.com/office/drawing/2016/5/12/chartex" xmlns:cx7="http://schemas.microsoft.com/office/drawing/2016/5/13/chartex" xmlns:cx8="http://schemas.microsoft.com/office/drawing/2016/5/14/chartex" xmlns:mc="http://schemas.openxmlformats.org/markup-compatibility/2006" xmlns:aink="http://schemas.microsoft.com/office/drawing/2016/ink" xmlns:am3d="http://schemas.microsoft.com/office/drawing/2017/model3d" xmlns:o="urn:schemas-microsoft-com:office:office" xmlns:oel="http://schemas.microsoft.com/office/2019/extlst" xmlns:r="http://schemas.openxmlformats.org/officeDocument/2006/relationships" xmlns:m="http://schemas.openxmlformats.org/officeDocument/2006/math" xmlns:v="urn:schemas-microsoft-com:vml" xmlns:wp14="http://schemas.microsoft.com/office/word/2010/wordprocessingDrawing" xmlns:wp="http://schemas.openxmlformats.org/drawingml/2006/wordprocessingDrawing" xmlns:w10="urn:schemas-microsoft-com:office:word" xmlns:w="http://schemas.openxmlformats.org/wordprocessingml/2006/main" xmlns:w14="http://schemas.microsoft.com/office/word/2010/wordml" xmlns:w15="http://schemas.microsoft.com/office/word/2012/wordml" xmlns:w16cex="http://schemas.microsoft.com/office/word/2018/wordml/cex" xmlns:w16cid="http://schemas.microsoft.com/office/word/2016/wordml/cid" xmlns:w16="http://schemas.microsoft.com/office/word/2018/wordml" xmlns:w16du="http://schemas.microsoft.com/office/word/2023/wordml/word16du" xmlns:w16sdtdh="http://schemas.microsoft.com/office/word/2020/wordml/sdtdatahash" xmlns:w16sdtfl="http://schemas.microsoft.com/office/word/2024/wordml/sdtformatlock" xmlns:w16se="http://schemas.microsoft.com/office/word/2015/wordml/symex" xmlns:wpg="http://schemas.microsoft.com/office/word/2010/wordprocessingGroup" xmlns:wpi="http://schemas.microsoft.com/office/word/2010/wordprocessingInk" xmlns:wne="http://schemas.microsoft.com/office/word/2006/wordml" xmlns:wps="http://schemas.microsoft.com/office/word/2010/wordprocessingShape" mc:Ignorable="w14 w15 w16se w16cid w16 w16cex w16sdtdh w16sdtfl w16du wp14">
+  <w:footnote w:type="separator" w:id="-1">
+    <w:p>
+      <w:pPr>
+        <w:spacing w:after="0" w:line="240" w:lineRule="auto"/>
+      </w:pPr>
+      <w:r>
+        <w:separator/>
+      </w:r>
+    </w:p>
+  </w:footnote>
+  <w:footnote w:type="continuationSeparator" w:id="0">
+    <w:p>
+      <w:pPr>
+        <w:spacing w:after="0" w:line="240" w:lineRule="auto"/>
+      </w:pPr>
+      <w:r>
+        <w:continuationSeparator/>
+      </w:r>
+    </w:p>
+  </w:footnote>
+</w:footnotes>
 </file>
 
 <file path=word/numbering.xml><?xml version="1.0" encoding="utf-8"?>
@@ -3726,7 +5399,6 @@
     <w:next w:val="Normal"/>
     <w:link w:val="Heading3Char"/>
     <w:uiPriority w:val="9"/>
-    <w:semiHidden/>
     <w:unhideWhenUsed/>
     <w:qFormat/>
     <w:rsid w:val="0045132F"/>
@@ -3932,7 +5604,6 @@
     <w:basedOn w:val="DefaultParagraphFont"/>
     <w:link w:val="Heading3"/>
     <w:uiPriority w:val="9"/>
-    <w:semiHidden/>
     <w:rsid w:val="0045132F"/>
     <w:rPr>
       <w:rFonts w:eastAsiaTheme="majorEastAsia" w:cstheme="majorBidi"/>
@@ -4208,6 +5879,127 @@
         <w:insideV w:val="single" w:sz="4" w:space="0" w:color="auto"/>
       </w:tblBorders>
     </w:tblPr>
+  </w:style>
+  <w:style w:type="paragraph" w:styleId="TOCHeading">
+    <w:name w:val="TOC Heading"/>
+    <w:basedOn w:val="Heading1"/>
+    <w:next w:val="Normal"/>
+    <w:uiPriority w:val="39"/>
+    <w:unhideWhenUsed/>
+    <w:qFormat/>
+    <w:rsid w:val="00274CF3"/>
+    <w:pPr>
+      <w:spacing w:before="240" w:after="0" w:line="259" w:lineRule="auto"/>
+      <w:outlineLvl w:val="9"/>
+    </w:pPr>
+    <w:rPr>
+      <w:kern w:val="0"/>
+      <w:sz w:val="32"/>
+      <w:szCs w:val="32"/>
+      <w:lang w:val="en-US" w:eastAsia="en-US"/>
+      <w14:ligatures w14:val="none"/>
+    </w:rPr>
+  </w:style>
+  <w:style w:type="paragraph" w:styleId="TOC1">
+    <w:name w:val="toc 1"/>
+    <w:basedOn w:val="Normal"/>
+    <w:next w:val="Normal"/>
+    <w:autoRedefine/>
+    <w:uiPriority w:val="39"/>
+    <w:unhideWhenUsed/>
+    <w:rsid w:val="00274CF3"/>
+    <w:pPr>
+      <w:spacing w:after="100"/>
+    </w:pPr>
+  </w:style>
+  <w:style w:type="paragraph" w:styleId="TOC2">
+    <w:name w:val="toc 2"/>
+    <w:basedOn w:val="Normal"/>
+    <w:next w:val="Normal"/>
+    <w:autoRedefine/>
+    <w:uiPriority w:val="39"/>
+    <w:unhideWhenUsed/>
+    <w:rsid w:val="00274CF3"/>
+    <w:pPr>
+      <w:spacing w:after="100"/>
+      <w:ind w:left="240"/>
+    </w:pPr>
+  </w:style>
+  <w:style w:type="character" w:styleId="Hyperlink">
+    <w:name w:val="Hyperlink"/>
+    <w:basedOn w:val="DefaultParagraphFont"/>
+    <w:uiPriority w:val="99"/>
+    <w:unhideWhenUsed/>
+    <w:rsid w:val="00274CF3"/>
+    <w:rPr>
+      <w:color w:val="467886" w:themeColor="hyperlink"/>
+      <w:u w:val="single"/>
+    </w:rPr>
+  </w:style>
+  <w:style w:type="paragraph" w:styleId="TOC3">
+    <w:name w:val="toc 3"/>
+    <w:basedOn w:val="Normal"/>
+    <w:next w:val="Normal"/>
+    <w:autoRedefine/>
+    <w:uiPriority w:val="39"/>
+    <w:unhideWhenUsed/>
+    <w:rsid w:val="00C2236E"/>
+    <w:pPr>
+      <w:spacing w:after="100"/>
+      <w:ind w:left="480"/>
+    </w:pPr>
+  </w:style>
+  <w:style w:type="paragraph" w:styleId="Header">
+    <w:name w:val="header"/>
+    <w:basedOn w:val="Normal"/>
+    <w:link w:val="HeaderChar"/>
+    <w:uiPriority w:val="99"/>
+    <w:unhideWhenUsed/>
+    <w:rsid w:val="006A29BC"/>
+    <w:pPr>
+      <w:tabs>
+        <w:tab w:val="center" w:pos="4680"/>
+        <w:tab w:val="right" w:pos="9360"/>
+      </w:tabs>
+      <w:spacing w:after="0" w:line="240" w:lineRule="auto"/>
+    </w:pPr>
+  </w:style>
+  <w:style w:type="character" w:customStyle="1" w:styleId="HeaderChar">
+    <w:name w:val="Header Char"/>
+    <w:basedOn w:val="DefaultParagraphFont"/>
+    <w:link w:val="Header"/>
+    <w:uiPriority w:val="99"/>
+    <w:rsid w:val="006A29BC"/>
+    <w:rPr>
+      <w:rFonts w:eastAsiaTheme="minorEastAsia"/>
+      <w:lang w:val="en-NZ" w:eastAsia="zh-CN"/>
+    </w:rPr>
+  </w:style>
+  <w:style w:type="paragraph" w:styleId="Footer">
+    <w:name w:val="footer"/>
+    <w:basedOn w:val="Normal"/>
+    <w:link w:val="FooterChar"/>
+    <w:uiPriority w:val="99"/>
+    <w:unhideWhenUsed/>
+    <w:rsid w:val="006A29BC"/>
+    <w:pPr>
+      <w:tabs>
+        <w:tab w:val="center" w:pos="4680"/>
+        <w:tab w:val="right" w:pos="9360"/>
+      </w:tabs>
+      <w:spacing w:after="0" w:line="240" w:lineRule="auto"/>
+    </w:pPr>
+  </w:style>
+  <w:style w:type="character" w:customStyle="1" w:styleId="FooterChar">
+    <w:name w:val="Footer Char"/>
+    <w:basedOn w:val="DefaultParagraphFont"/>
+    <w:link w:val="Footer"/>
+    <w:uiPriority w:val="99"/>
+    <w:rsid w:val="006A29BC"/>
+    <w:rPr>
+      <w:rFonts w:eastAsiaTheme="minorEastAsia"/>
+      <w:lang w:val="en-NZ" w:eastAsia="zh-CN"/>
+    </w:rPr>
   </w:style>
 </w:styles>
 </file>
@@ -4525,4 +6317,16 @@
     </a:ext>
   </a:extLst>
 </a:theme>
+</file>
+
+<file path=customXml/item1.xml><?xml version="1.0" encoding="utf-8"?>
+<b:Sources xmlns:b="http://schemas.openxmlformats.org/officeDocument/2006/bibliography" xmlns="http://schemas.openxmlformats.org/officeDocument/2006/bibliography" SelectedStyle="\APASixthEditionOfficeOnline.xsl" StyleName="APA" Version="6"/>
+</file>
+
+<file path=customXml/itemProps1.xml><?xml version="1.0" encoding="utf-8"?>
+<ds:datastoreItem xmlns:ds="http://schemas.openxmlformats.org/officeDocument/2006/customXml" ds:itemID="{CA99E9EE-01C5-450B-8A1F-209CDEC2E104}">
+  <ds:schemaRefs>
+    <ds:schemaRef ds:uri="http://schemas.openxmlformats.org/officeDocument/2006/bibliography"/>
+  </ds:schemaRefs>
+</ds:datastoreItem>
 </file>
--- a/Project Progress Report/Assignment_Phase_1-Thanh_Tran-24247169.docx
+++ b/Project Progress Report/Assignment_Phase_1-Thanh_Tran-24247169.docx
@@ -371,14 +371,17 @@
     <w:sdt>
       <w:sdtPr>
         <w:rPr>
-          <w:rFonts w:ascii="Arial" w:hAnsi="Arial" w:cs="Arial"/>
-          <w:b/>
-          <w:bCs/>
-          <w:color w:val="EE0000"/>
-          <w:sz w:val="32"/>
-          <w:szCs w:val="32"/>
-        </w:rPr>
-        <w:id w:val="-89772428"/>
+          <w:rFonts w:ascii="Arial" w:eastAsiaTheme="minorEastAsia" w:hAnsi="Arial" w:cs="Arial"/>
+          <w:b/>
+          <w:bCs/>
+          <w:color w:val="EE0000"/>
+          <w:kern w:val="2"/>
+          <w:sz w:val="24"/>
+          <w:szCs w:val="24"/>
+          <w:lang w:val="en-NZ" w:eastAsia="zh-CN"/>
+          <w14:ligatures w14:val="standardContextual"/>
+        </w:rPr>
+        <w:id w:val="-559936108"/>
         <w:docPartObj>
           <w:docPartGallery w:val="Table of Contents"/>
           <w:docPartUnique/>
@@ -389,20 +392,17 @@
           <w:rFonts w:asciiTheme="minorHAnsi" w:hAnsiTheme="minorHAnsi" w:cstheme="minorBidi"/>
           <w:noProof/>
           <w:color w:val="auto"/>
-          <w:sz w:val="24"/>
-          <w:szCs w:val="24"/>
         </w:rPr>
       </w:sdtEndPr>
       <w:sdtContent>
         <w:p>
           <w:pPr>
+            <w:pStyle w:val="TOCHeading"/>
             <w:rPr>
               <w:rFonts w:ascii="Arial" w:hAnsi="Arial" w:cs="Arial"/>
               <w:b/>
               <w:bCs/>
               <w:color w:val="EE0000"/>
-              <w:sz w:val="32"/>
-              <w:szCs w:val="32"/>
             </w:rPr>
           </w:pPr>
           <w:r>
@@ -411,10 +411,8 @@
               <w:b/>
               <w:bCs/>
               <w:color w:val="EE0000"/>
-              <w:sz w:val="32"/>
-              <w:szCs w:val="32"/>
             </w:rPr>
-            <w:t>Contents</w:t>
+            <w:t>Table of Contents</w:t>
           </w:r>
         </w:p>
         <w:p>
@@ -438,7 +436,7 @@
           <w:r>
             <w:fldChar w:fldCharType="separate"/>
           </w:r>
-          <w:hyperlink w:anchor="_Toc226030421" w:history="1">
+          <w:hyperlink w:anchor="_Toc226899721" w:history="1">
             <w:r>
               <w:rPr>
                 <w:rStyle w:val="Hyperlink"/>
@@ -485,7 +483,7 @@
                 <w:noProof/>
                 <w:webHidden/>
               </w:rPr>
-              <w:instrText xml:space="preserve"> PAGEREF _Toc226030421 \h </w:instrText>
+              <w:instrText xml:space="preserve"> PAGEREF _Toc226899721 \h </w:instrText>
             </w:r>
             <w:r>
               <w:rPr>
@@ -528,7 +526,7 @@
               <w:lang w:val="en-US" w:eastAsia="en-US"/>
             </w:rPr>
           </w:pPr>
-          <w:hyperlink w:anchor="_Toc226030422" w:history="1">
+          <w:hyperlink w:anchor="_Toc226899722" w:history="1">
             <w:r>
               <w:rPr>
                 <w:rStyle w:val="Hyperlink"/>
@@ -554,7 +552,7 @@
                 <w:bCs/>
                 <w:noProof/>
               </w:rPr>
-              <w:t>Organisation Selection and Analysis</w:t>
+              <w:t>Organisational and System Analysis</w:t>
             </w:r>
             <w:r>
               <w:rPr>
@@ -575,7 +573,7 @@
                 <w:noProof/>
                 <w:webHidden/>
               </w:rPr>
-              <w:instrText xml:space="preserve"> PAGEREF _Toc226030422 \h </w:instrText>
+              <w:instrText xml:space="preserve"> PAGEREF _Toc226899722 \h </w:instrText>
             </w:r>
             <w:r>
               <w:rPr>
@@ -596,6 +594,582 @@
                 <w:webHidden/>
               </w:rPr>
               <w:t>2</w:t>
+            </w:r>
+            <w:r>
+              <w:rPr>
+                <w:noProof/>
+                <w:webHidden/>
+              </w:rPr>
+              <w:fldChar w:fldCharType="end"/>
+            </w:r>
+          </w:hyperlink>
+        </w:p>
+        <w:p>
+          <w:pPr>
+            <w:pStyle w:val="TOC2"/>
+            <w:tabs>
+              <w:tab w:val="right" w:leader="dot" w:pos="9350"/>
+            </w:tabs>
+            <w:rPr>
+              <w:noProof/>
+              <w:lang w:val="en-US" w:eastAsia="en-US"/>
+            </w:rPr>
+          </w:pPr>
+          <w:hyperlink w:anchor="_Toc226899723" w:history="1">
+            <w:r>
+              <w:rPr>
+                <w:rStyle w:val="Hyperlink"/>
+                <w:rFonts w:ascii="Arial" w:hAnsi="Arial" w:cs="Arial"/>
+                <w:b/>
+                <w:bCs/>
+                <w:noProof/>
+              </w:rPr>
+              <w:t>2.1. Overview of the selected organisation</w:t>
+            </w:r>
+            <w:r>
+              <w:rPr>
+                <w:noProof/>
+                <w:webHidden/>
+              </w:rPr>
+              <w:tab/>
+            </w:r>
+            <w:r>
+              <w:rPr>
+                <w:noProof/>
+                <w:webHidden/>
+              </w:rPr>
+              <w:fldChar w:fldCharType="begin"/>
+            </w:r>
+            <w:r>
+              <w:rPr>
+                <w:noProof/>
+                <w:webHidden/>
+              </w:rPr>
+              <w:instrText xml:space="preserve"> PAGEREF _Toc226899723 \h </w:instrText>
+            </w:r>
+            <w:r>
+              <w:rPr>
+                <w:noProof/>
+                <w:webHidden/>
+              </w:rPr>
+            </w:r>
+            <w:r>
+              <w:rPr>
+                <w:noProof/>
+                <w:webHidden/>
+              </w:rPr>
+              <w:fldChar w:fldCharType="separate"/>
+            </w:r>
+            <w:r>
+              <w:rPr>
+                <w:noProof/>
+                <w:webHidden/>
+              </w:rPr>
+              <w:t>2</w:t>
+            </w:r>
+            <w:r>
+              <w:rPr>
+                <w:noProof/>
+                <w:webHidden/>
+              </w:rPr>
+              <w:fldChar w:fldCharType="end"/>
+            </w:r>
+          </w:hyperlink>
+        </w:p>
+        <w:p>
+          <w:pPr>
+            <w:pStyle w:val="TOC2"/>
+            <w:tabs>
+              <w:tab w:val="right" w:leader="dot" w:pos="9350"/>
+            </w:tabs>
+            <w:rPr>
+              <w:noProof/>
+              <w:lang w:val="en-US" w:eastAsia="en-US"/>
+            </w:rPr>
+          </w:pPr>
+          <w:hyperlink w:anchor="_Toc226899724" w:history="1">
+            <w:r>
+              <w:rPr>
+                <w:rStyle w:val="Hyperlink"/>
+                <w:rFonts w:ascii="Arial" w:hAnsi="Arial" w:cs="Arial"/>
+                <w:b/>
+                <w:bCs/>
+                <w:noProof/>
+              </w:rPr>
+              <w:t>2.2. Departmental structure and responsibilities</w:t>
+            </w:r>
+            <w:r>
+              <w:rPr>
+                <w:noProof/>
+                <w:webHidden/>
+              </w:rPr>
+              <w:tab/>
+            </w:r>
+            <w:r>
+              <w:rPr>
+                <w:noProof/>
+                <w:webHidden/>
+              </w:rPr>
+              <w:fldChar w:fldCharType="begin"/>
+            </w:r>
+            <w:r>
+              <w:rPr>
+                <w:noProof/>
+                <w:webHidden/>
+              </w:rPr>
+              <w:instrText xml:space="preserve"> PAGEREF _Toc226899724 \h </w:instrText>
+            </w:r>
+            <w:r>
+              <w:rPr>
+                <w:noProof/>
+                <w:webHidden/>
+              </w:rPr>
+            </w:r>
+            <w:r>
+              <w:rPr>
+                <w:noProof/>
+                <w:webHidden/>
+              </w:rPr>
+              <w:fldChar w:fldCharType="separate"/>
+            </w:r>
+            <w:r>
+              <w:rPr>
+                <w:noProof/>
+                <w:webHidden/>
+              </w:rPr>
+              <w:t>2</w:t>
+            </w:r>
+            <w:r>
+              <w:rPr>
+                <w:noProof/>
+                <w:webHidden/>
+              </w:rPr>
+              <w:fldChar w:fldCharType="end"/>
+            </w:r>
+          </w:hyperlink>
+        </w:p>
+        <w:p>
+          <w:pPr>
+            <w:pStyle w:val="TOC2"/>
+            <w:tabs>
+              <w:tab w:val="right" w:leader="dot" w:pos="9350"/>
+            </w:tabs>
+            <w:rPr>
+              <w:noProof/>
+              <w:lang w:val="en-US" w:eastAsia="en-US"/>
+            </w:rPr>
+          </w:pPr>
+          <w:hyperlink w:anchor="_Toc226899725" w:history="1">
+            <w:r>
+              <w:rPr>
+                <w:rStyle w:val="Hyperlink"/>
+                <w:rFonts w:ascii="Arial" w:hAnsi="Arial" w:cs="Arial"/>
+                <w:b/>
+                <w:bCs/>
+                <w:noProof/>
+              </w:rPr>
+              <w:t>2.3. Stakeholders and user roles</w:t>
+            </w:r>
+            <w:r>
+              <w:rPr>
+                <w:noProof/>
+                <w:webHidden/>
+              </w:rPr>
+              <w:tab/>
+            </w:r>
+            <w:r>
+              <w:rPr>
+                <w:noProof/>
+                <w:webHidden/>
+              </w:rPr>
+              <w:fldChar w:fldCharType="begin"/>
+            </w:r>
+            <w:r>
+              <w:rPr>
+                <w:noProof/>
+                <w:webHidden/>
+              </w:rPr>
+              <w:instrText xml:space="preserve"> PAGEREF _Toc226899725 \h </w:instrText>
+            </w:r>
+            <w:r>
+              <w:rPr>
+                <w:noProof/>
+                <w:webHidden/>
+              </w:rPr>
+            </w:r>
+            <w:r>
+              <w:rPr>
+                <w:noProof/>
+                <w:webHidden/>
+              </w:rPr>
+              <w:fldChar w:fldCharType="separate"/>
+            </w:r>
+            <w:r>
+              <w:rPr>
+                <w:noProof/>
+                <w:webHidden/>
+              </w:rPr>
+              <w:t>3</w:t>
+            </w:r>
+            <w:r>
+              <w:rPr>
+                <w:noProof/>
+                <w:webHidden/>
+              </w:rPr>
+              <w:fldChar w:fldCharType="end"/>
+            </w:r>
+          </w:hyperlink>
+        </w:p>
+        <w:p>
+          <w:pPr>
+            <w:pStyle w:val="TOC2"/>
+            <w:tabs>
+              <w:tab w:val="right" w:leader="dot" w:pos="9350"/>
+            </w:tabs>
+            <w:rPr>
+              <w:noProof/>
+              <w:lang w:val="en-US" w:eastAsia="en-US"/>
+            </w:rPr>
+          </w:pPr>
+          <w:hyperlink w:anchor="_Toc226899726" w:history="1">
+            <w:r>
+              <w:rPr>
+                <w:rStyle w:val="Hyperlink"/>
+                <w:rFonts w:ascii="Arial" w:hAnsi="Arial" w:cs="Arial"/>
+                <w:b/>
+                <w:bCs/>
+                <w:noProof/>
+              </w:rPr>
+              <w:t>2.4. Problem statement</w:t>
+            </w:r>
+            <w:r>
+              <w:rPr>
+                <w:noProof/>
+                <w:webHidden/>
+              </w:rPr>
+              <w:tab/>
+            </w:r>
+            <w:r>
+              <w:rPr>
+                <w:noProof/>
+                <w:webHidden/>
+              </w:rPr>
+              <w:fldChar w:fldCharType="begin"/>
+            </w:r>
+            <w:r>
+              <w:rPr>
+                <w:noProof/>
+                <w:webHidden/>
+              </w:rPr>
+              <w:instrText xml:space="preserve"> PAGEREF _Toc226899726 \h </w:instrText>
+            </w:r>
+            <w:r>
+              <w:rPr>
+                <w:noProof/>
+                <w:webHidden/>
+              </w:rPr>
+            </w:r>
+            <w:r>
+              <w:rPr>
+                <w:noProof/>
+                <w:webHidden/>
+              </w:rPr>
+              <w:fldChar w:fldCharType="separate"/>
+            </w:r>
+            <w:r>
+              <w:rPr>
+                <w:noProof/>
+                <w:webHidden/>
+              </w:rPr>
+              <w:t>3</w:t>
+            </w:r>
+            <w:r>
+              <w:rPr>
+                <w:noProof/>
+                <w:webHidden/>
+              </w:rPr>
+              <w:fldChar w:fldCharType="end"/>
+            </w:r>
+          </w:hyperlink>
+        </w:p>
+        <w:p>
+          <w:pPr>
+            <w:pStyle w:val="TOC2"/>
+            <w:tabs>
+              <w:tab w:val="right" w:leader="dot" w:pos="9350"/>
+            </w:tabs>
+            <w:rPr>
+              <w:noProof/>
+              <w:lang w:val="en-US" w:eastAsia="en-US"/>
+            </w:rPr>
+          </w:pPr>
+          <w:hyperlink w:anchor="_Toc226899727" w:history="1">
+            <w:r>
+              <w:rPr>
+                <w:rStyle w:val="Hyperlink"/>
+                <w:rFonts w:ascii="Arial" w:hAnsi="Arial" w:cs="Arial"/>
+                <w:b/>
+                <w:bCs/>
+                <w:noProof/>
+              </w:rPr>
+              <w:t>2.5. System scope, boundaries, and assumptions</w:t>
+            </w:r>
+            <w:r>
+              <w:rPr>
+                <w:noProof/>
+                <w:webHidden/>
+              </w:rPr>
+              <w:tab/>
+            </w:r>
+            <w:r>
+              <w:rPr>
+                <w:noProof/>
+                <w:webHidden/>
+              </w:rPr>
+              <w:fldChar w:fldCharType="begin"/>
+            </w:r>
+            <w:r>
+              <w:rPr>
+                <w:noProof/>
+                <w:webHidden/>
+              </w:rPr>
+              <w:instrText xml:space="preserve"> PAGEREF _Toc226899727 \h </w:instrText>
+            </w:r>
+            <w:r>
+              <w:rPr>
+                <w:noProof/>
+                <w:webHidden/>
+              </w:rPr>
+            </w:r>
+            <w:r>
+              <w:rPr>
+                <w:noProof/>
+                <w:webHidden/>
+              </w:rPr>
+              <w:fldChar w:fldCharType="separate"/>
+            </w:r>
+            <w:r>
+              <w:rPr>
+                <w:noProof/>
+                <w:webHidden/>
+              </w:rPr>
+              <w:t>5</w:t>
+            </w:r>
+            <w:r>
+              <w:rPr>
+                <w:noProof/>
+                <w:webHidden/>
+              </w:rPr>
+              <w:fldChar w:fldCharType="end"/>
+            </w:r>
+          </w:hyperlink>
+        </w:p>
+        <w:p>
+          <w:pPr>
+            <w:pStyle w:val="TOC3"/>
+            <w:tabs>
+              <w:tab w:val="right" w:leader="dot" w:pos="9350"/>
+            </w:tabs>
+            <w:rPr>
+              <w:noProof/>
+              <w:lang w:val="en-US" w:eastAsia="en-US"/>
+            </w:rPr>
+          </w:pPr>
+          <w:hyperlink w:anchor="_Toc226899728" w:history="1">
+            <w:r>
+              <w:rPr>
+                <w:rStyle w:val="Hyperlink"/>
+                <w:rFonts w:ascii="Arial" w:hAnsi="Arial" w:cs="Arial"/>
+                <w:b/>
+                <w:bCs/>
+                <w:noProof/>
+              </w:rPr>
+              <w:t>i. System scope</w:t>
+            </w:r>
+            <w:r>
+              <w:rPr>
+                <w:noProof/>
+                <w:webHidden/>
+              </w:rPr>
+              <w:tab/>
+            </w:r>
+            <w:r>
+              <w:rPr>
+                <w:noProof/>
+                <w:webHidden/>
+              </w:rPr>
+              <w:fldChar w:fldCharType="begin"/>
+            </w:r>
+            <w:r>
+              <w:rPr>
+                <w:noProof/>
+                <w:webHidden/>
+              </w:rPr>
+              <w:instrText xml:space="preserve"> PAGEREF _Toc226899728 \h </w:instrText>
+            </w:r>
+            <w:r>
+              <w:rPr>
+                <w:noProof/>
+                <w:webHidden/>
+              </w:rPr>
+            </w:r>
+            <w:r>
+              <w:rPr>
+                <w:noProof/>
+                <w:webHidden/>
+              </w:rPr>
+              <w:fldChar w:fldCharType="separate"/>
+            </w:r>
+            <w:r>
+              <w:rPr>
+                <w:noProof/>
+                <w:webHidden/>
+              </w:rPr>
+              <w:t>5</w:t>
+            </w:r>
+            <w:r>
+              <w:rPr>
+                <w:noProof/>
+                <w:webHidden/>
+              </w:rPr>
+              <w:fldChar w:fldCharType="end"/>
+            </w:r>
+          </w:hyperlink>
+        </w:p>
+        <w:p>
+          <w:pPr>
+            <w:pStyle w:val="TOC3"/>
+            <w:tabs>
+              <w:tab w:val="right" w:leader="dot" w:pos="9350"/>
+            </w:tabs>
+            <w:rPr>
+              <w:noProof/>
+              <w:lang w:val="en-US" w:eastAsia="en-US"/>
+            </w:rPr>
+          </w:pPr>
+          <w:hyperlink w:anchor="_Toc226899729" w:history="1">
+            <w:r>
+              <w:rPr>
+                <w:rStyle w:val="Hyperlink"/>
+                <w:rFonts w:ascii="Arial" w:hAnsi="Arial" w:cs="Arial"/>
+                <w:b/>
+                <w:bCs/>
+                <w:noProof/>
+              </w:rPr>
+              <w:t>ii. System boundaries</w:t>
+            </w:r>
+            <w:r>
+              <w:rPr>
+                <w:noProof/>
+                <w:webHidden/>
+              </w:rPr>
+              <w:tab/>
+            </w:r>
+            <w:r>
+              <w:rPr>
+                <w:noProof/>
+                <w:webHidden/>
+              </w:rPr>
+              <w:fldChar w:fldCharType="begin"/>
+            </w:r>
+            <w:r>
+              <w:rPr>
+                <w:noProof/>
+                <w:webHidden/>
+              </w:rPr>
+              <w:instrText xml:space="preserve"> PAGEREF _Toc226899729 \h </w:instrText>
+            </w:r>
+            <w:r>
+              <w:rPr>
+                <w:noProof/>
+                <w:webHidden/>
+              </w:rPr>
+            </w:r>
+            <w:r>
+              <w:rPr>
+                <w:noProof/>
+                <w:webHidden/>
+              </w:rPr>
+              <w:fldChar w:fldCharType="separate"/>
+            </w:r>
+            <w:r>
+              <w:rPr>
+                <w:noProof/>
+                <w:webHidden/>
+              </w:rPr>
+              <w:t>5</w:t>
+            </w:r>
+            <w:r>
+              <w:rPr>
+                <w:noProof/>
+                <w:webHidden/>
+              </w:rPr>
+              <w:fldChar w:fldCharType="end"/>
+            </w:r>
+          </w:hyperlink>
+        </w:p>
+        <w:p>
+          <w:pPr>
+            <w:pStyle w:val="TOC3"/>
+            <w:tabs>
+              <w:tab w:val="right" w:leader="dot" w:pos="9350"/>
+            </w:tabs>
+            <w:rPr>
+              <w:noProof/>
+              <w:lang w:val="en-US" w:eastAsia="en-US"/>
+            </w:rPr>
+          </w:pPr>
+          <w:hyperlink w:anchor="_Toc226899730" w:history="1">
+            <w:r>
+              <w:rPr>
+                <w:rStyle w:val="Hyperlink"/>
+                <w:rFonts w:ascii="Arial" w:hAnsi="Arial" w:cs="Arial"/>
+                <w:b/>
+                <w:bCs/>
+                <w:noProof/>
+              </w:rPr>
+              <w:t>iii. Assumptions</w:t>
+            </w:r>
+            <w:r>
+              <w:rPr>
+                <w:noProof/>
+                <w:webHidden/>
+              </w:rPr>
+              <w:tab/>
+            </w:r>
+            <w:r>
+              <w:rPr>
+                <w:noProof/>
+                <w:webHidden/>
+              </w:rPr>
+              <w:fldChar w:fldCharType="begin"/>
+            </w:r>
+            <w:r>
+              <w:rPr>
+                <w:noProof/>
+                <w:webHidden/>
+              </w:rPr>
+              <w:instrText xml:space="preserve"> PAGEREF _Toc226899730 \h </w:instrText>
+            </w:r>
+            <w:r>
+              <w:rPr>
+                <w:noProof/>
+                <w:webHidden/>
+              </w:rPr>
+            </w:r>
+            <w:r>
+              <w:rPr>
+                <w:noProof/>
+                <w:webHidden/>
+              </w:rPr>
+              <w:fldChar w:fldCharType="separate"/>
+            </w:r>
+            <w:r>
+              <w:rPr>
+                <w:noProof/>
+                <w:webHidden/>
+              </w:rPr>
+              <w:t>5</w:t>
             </w:r>
             <w:r>
               <w:rPr>
@@ -618,7 +1192,7 @@
               <w:lang w:val="en-US" w:eastAsia="en-US"/>
             </w:rPr>
           </w:pPr>
-          <w:hyperlink w:anchor="_Toc226030423" w:history="1">
+          <w:hyperlink w:anchor="_Toc226899731" w:history="1">
             <w:r>
               <w:rPr>
                 <w:rStyle w:val="Hyperlink"/>
@@ -665,7 +1239,7 @@
                 <w:noProof/>
                 <w:webHidden/>
               </w:rPr>
-              <w:instrText xml:space="preserve"> PAGEREF _Toc226030423 \h </w:instrText>
+              <w:instrText xml:space="preserve"> PAGEREF _Toc226899731 \h </w:instrText>
             </w:r>
             <w:r>
               <w:rPr>
@@ -685,7 +1259,7 @@
                 <w:noProof/>
                 <w:webHidden/>
               </w:rPr>
-              <w:t>3</w:t>
+              <w:t>6</w:t>
             </w:r>
             <w:r>
               <w:rPr>
@@ -707,7 +1281,7 @@
               <w:lang w:val="en-US" w:eastAsia="en-US"/>
             </w:rPr>
           </w:pPr>
-          <w:hyperlink w:anchor="_Toc226030424" w:history="1">
+          <w:hyperlink w:anchor="_Toc226899732" w:history="1">
             <w:r>
               <w:rPr>
                 <w:rStyle w:val="Hyperlink"/>
@@ -716,7 +1290,7 @@
                 <w:bCs/>
                 <w:noProof/>
               </w:rPr>
-              <w:t>3.1. Problem statement</w:t>
+              <w:t>3.1. Requirement Analysis</w:t>
             </w:r>
             <w:r>
               <w:rPr>
@@ -737,7 +1311,7 @@
                 <w:noProof/>
                 <w:webHidden/>
               </w:rPr>
-              <w:instrText xml:space="preserve"> PAGEREF _Toc226030424 \h </w:instrText>
+              <w:instrText xml:space="preserve"> PAGEREF _Toc226899732 \h </w:instrText>
             </w:r>
             <w:r>
               <w:rPr>
@@ -757,79 +1331,7 @@
                 <w:noProof/>
                 <w:webHidden/>
               </w:rPr>
-              <w:t>3</w:t>
-            </w:r>
-            <w:r>
-              <w:rPr>
-                <w:noProof/>
-                <w:webHidden/>
-              </w:rPr>
-              <w:fldChar w:fldCharType="end"/>
-            </w:r>
-          </w:hyperlink>
-        </w:p>
-        <w:p>
-          <w:pPr>
-            <w:pStyle w:val="TOC2"/>
-            <w:tabs>
-              <w:tab w:val="right" w:leader="dot" w:pos="9350"/>
-            </w:tabs>
-            <w:rPr>
-              <w:noProof/>
-              <w:lang w:val="en-US" w:eastAsia="en-US"/>
-            </w:rPr>
-          </w:pPr>
-          <w:hyperlink w:anchor="_Toc226030425" w:history="1">
-            <w:r>
-              <w:rPr>
-                <w:rStyle w:val="Hyperlink"/>
-                <w:rFonts w:ascii="Arial" w:hAnsi="Arial" w:cs="Arial"/>
-                <w:b/>
-                <w:bCs/>
-                <w:noProof/>
-              </w:rPr>
-              <w:t>3.2. Requirement Analysis</w:t>
-            </w:r>
-            <w:r>
-              <w:rPr>
-                <w:noProof/>
-                <w:webHidden/>
-              </w:rPr>
-              <w:tab/>
-            </w:r>
-            <w:r>
-              <w:rPr>
-                <w:noProof/>
-                <w:webHidden/>
-              </w:rPr>
-              <w:fldChar w:fldCharType="begin"/>
-            </w:r>
-            <w:r>
-              <w:rPr>
-                <w:noProof/>
-                <w:webHidden/>
-              </w:rPr>
-              <w:instrText xml:space="preserve"> PAGEREF _Toc226030425 \h </w:instrText>
-            </w:r>
-            <w:r>
-              <w:rPr>
-                <w:noProof/>
-                <w:webHidden/>
-              </w:rPr>
-            </w:r>
-            <w:r>
-              <w:rPr>
-                <w:noProof/>
-                <w:webHidden/>
-              </w:rPr>
-              <w:fldChar w:fldCharType="separate"/>
-            </w:r>
-            <w:r>
-              <w:rPr>
-                <w:noProof/>
-                <w:webHidden/>
-              </w:rPr>
-              <w:t>4</w:t>
+              <w:t>6</w:t>
             </w:r>
             <w:r>
               <w:rPr>
@@ -851,7 +1353,7 @@
               <w:lang w:val="en-US" w:eastAsia="en-US"/>
             </w:rPr>
           </w:pPr>
-          <w:hyperlink w:anchor="_Toc226030426" w:history="1">
+          <w:hyperlink w:anchor="_Toc226899733" w:history="1">
             <w:r>
               <w:rPr>
                 <w:rStyle w:val="Hyperlink"/>
@@ -881,7 +1383,7 @@
                 <w:noProof/>
                 <w:webHidden/>
               </w:rPr>
-              <w:instrText xml:space="preserve"> PAGEREF _Toc226030426 \h </w:instrText>
+              <w:instrText xml:space="preserve"> PAGEREF _Toc226899733 \h </w:instrText>
             </w:r>
             <w:r>
               <w:rPr>
@@ -901,7 +1403,7 @@
                 <w:noProof/>
                 <w:webHidden/>
               </w:rPr>
-              <w:t>4</w:t>
+              <w:t>6</w:t>
             </w:r>
             <w:r>
               <w:rPr>
@@ -923,7 +1425,7 @@
               <w:lang w:val="en-US" w:eastAsia="en-US"/>
             </w:rPr>
           </w:pPr>
-          <w:hyperlink w:anchor="_Toc226030427" w:history="1">
+          <w:hyperlink w:anchor="_Toc226899734" w:history="1">
             <w:r>
               <w:rPr>
                 <w:rStyle w:val="Hyperlink"/>
@@ -953,7 +1455,7 @@
                 <w:noProof/>
                 <w:webHidden/>
               </w:rPr>
-              <w:instrText xml:space="preserve"> PAGEREF _Toc226030427 \h </w:instrText>
+              <w:instrText xml:space="preserve"> PAGEREF _Toc226899734 \h </w:instrText>
             </w:r>
             <w:r>
               <w:rPr>
@@ -973,7 +1475,7 @@
                 <w:noProof/>
                 <w:webHidden/>
               </w:rPr>
-              <w:t>5</w:t>
+              <w:t>6</w:t>
             </w:r>
             <w:r>
               <w:rPr>
@@ -995,7 +1497,7 @@
               <w:lang w:val="en-US" w:eastAsia="en-US"/>
             </w:rPr>
           </w:pPr>
-          <w:hyperlink w:anchor="_Toc226030428" w:history="1">
+          <w:hyperlink w:anchor="_Toc226899735" w:history="1">
             <w:r>
               <w:rPr>
                 <w:rStyle w:val="Hyperlink"/>
@@ -1025,7 +1527,7 @@
                 <w:noProof/>
                 <w:webHidden/>
               </w:rPr>
-              <w:instrText xml:space="preserve"> PAGEREF _Toc226030428 \h </w:instrText>
+              <w:instrText xml:space="preserve"> PAGEREF _Toc226899735 \h </w:instrText>
             </w:r>
             <w:r>
               <w:rPr>
@@ -1045,7 +1547,7 @@
                 <w:noProof/>
                 <w:webHidden/>
               </w:rPr>
-              <w:t>6</w:t>
+              <w:t>8</w:t>
             </w:r>
             <w:r>
               <w:rPr>
@@ -1068,7 +1570,7 @@
               <w:lang w:val="en-US" w:eastAsia="en-US"/>
             </w:rPr>
           </w:pPr>
-          <w:hyperlink w:anchor="_Toc226030429" w:history="1">
+          <w:hyperlink w:anchor="_Toc226899736" w:history="1">
             <w:r>
               <w:rPr>
                 <w:rStyle w:val="Hyperlink"/>
@@ -1115,7 +1617,7 @@
                 <w:noProof/>
                 <w:webHidden/>
               </w:rPr>
-              <w:instrText xml:space="preserve"> PAGEREF _Toc226030429 \h </w:instrText>
+              <w:instrText xml:space="preserve"> PAGEREF _Toc226899736 \h </w:instrText>
             </w:r>
             <w:r>
               <w:rPr>
@@ -1135,7 +1637,7 @@
                 <w:noProof/>
                 <w:webHidden/>
               </w:rPr>
-              <w:t>9</w:t>
+              <w:t>10</w:t>
             </w:r>
             <w:r>
               <w:rPr>
@@ -1158,7 +1660,7 @@
               <w:lang w:val="en-US" w:eastAsia="en-US"/>
             </w:rPr>
           </w:pPr>
-          <w:hyperlink w:anchor="_Toc226030430" w:history="1">
+          <w:hyperlink w:anchor="_Toc226899737" w:history="1">
             <w:r>
               <w:rPr>
                 <w:rStyle w:val="Hyperlink"/>
@@ -1205,7 +1707,7 @@
                 <w:noProof/>
                 <w:webHidden/>
               </w:rPr>
-              <w:instrText xml:space="preserve"> PAGEREF _Toc226030430 \h </w:instrText>
+              <w:instrText xml:space="preserve"> PAGEREF _Toc226899737 \h </w:instrText>
             </w:r>
             <w:r>
               <w:rPr>
@@ -1225,7 +1727,7 @@
                 <w:noProof/>
                 <w:webHidden/>
               </w:rPr>
-              <w:t>10</w:t>
+              <w:t>11</w:t>
             </w:r>
             <w:r>
               <w:rPr>
@@ -1248,7 +1750,7 @@
               <w:lang w:val="en-US" w:eastAsia="en-US"/>
             </w:rPr>
           </w:pPr>
-          <w:hyperlink w:anchor="_Toc226030431" w:history="1">
+          <w:hyperlink w:anchor="_Toc226899738" w:history="1">
             <w:r>
               <w:rPr>
                 <w:rStyle w:val="Hyperlink"/>
@@ -1295,7 +1797,7 @@
                 <w:noProof/>
                 <w:webHidden/>
               </w:rPr>
-              <w:instrText xml:space="preserve"> PAGEREF _Toc226030431 \h </w:instrText>
+              <w:instrText xml:space="preserve"> PAGEREF _Toc226899738 \h </w:instrText>
             </w:r>
             <w:r>
               <w:rPr>
@@ -1315,7 +1817,7 @@
                 <w:noProof/>
                 <w:webHidden/>
               </w:rPr>
-              <w:t>11</w:t>
+              <w:t>12</w:t>
             </w:r>
             <w:r>
               <w:rPr>
@@ -1338,7 +1840,7 @@
               <w:lang w:val="en-US" w:eastAsia="en-US"/>
             </w:rPr>
           </w:pPr>
-          <w:hyperlink w:anchor="_Toc226030432" w:history="1">
+          <w:hyperlink w:anchor="_Toc226899739" w:history="1">
             <w:r>
               <w:rPr>
                 <w:rStyle w:val="Hyperlink"/>
@@ -1385,7 +1887,7 @@
                 <w:noProof/>
                 <w:webHidden/>
               </w:rPr>
-              <w:instrText xml:space="preserve"> PAGEREF _Toc226030432 \h </w:instrText>
+              <w:instrText xml:space="preserve"> PAGEREF _Toc226899739 \h </w:instrText>
             </w:r>
             <w:r>
               <w:rPr>
@@ -1405,7 +1907,7 @@
                 <w:noProof/>
                 <w:webHidden/>
               </w:rPr>
-              <w:t>12</w:t>
+              <w:t>13</w:t>
             </w:r>
             <w:r>
               <w:rPr>
@@ -1427,7 +1929,7 @@
               <w:lang w:val="en-US" w:eastAsia="en-US"/>
             </w:rPr>
           </w:pPr>
-          <w:hyperlink w:anchor="_Toc226030433" w:history="1">
+          <w:hyperlink w:anchor="_Toc226899740" w:history="1">
             <w:r>
               <w:rPr>
                 <w:rStyle w:val="Hyperlink"/>
@@ -1457,7 +1959,7 @@
                 <w:noProof/>
                 <w:webHidden/>
               </w:rPr>
-              <w:instrText xml:space="preserve"> PAGEREF _Toc226030433 \h </w:instrText>
+              <w:instrText xml:space="preserve"> PAGEREF _Toc226899740 \h </w:instrText>
             </w:r>
             <w:r>
               <w:rPr>
@@ -1477,7 +1979,7 @@
                 <w:noProof/>
                 <w:webHidden/>
               </w:rPr>
-              <w:t>13</w:t>
+              <w:t>14</w:t>
             </w:r>
             <w:r>
               <w:rPr>
@@ -1537,7 +2039,7 @@
           <w:szCs w:val="32"/>
         </w:rPr>
       </w:pPr>
-      <w:bookmarkStart w:id="1" w:name="_Toc226030421"/>
+      <w:bookmarkStart w:id="1" w:name="_Toc226899721"/>
       <w:r>
         <w:rPr>
           <w:rFonts w:ascii="Arial" w:hAnsi="Arial" w:cs="Arial"/>
@@ -1565,21 +2067,7 @@
         <w:rPr>
           <w:rFonts w:ascii="Arial" w:hAnsi="Arial" w:cs="Arial"/>
         </w:rPr>
-        <w:t xml:space="preserve">Modern medium to large organisations </w:t>
-      </w:r>
-      <w:proofErr w:type="gramStart"/>
-      <w:r>
-        <w:rPr>
-          <w:rFonts w:ascii="Arial" w:hAnsi="Arial" w:cs="Arial"/>
-        </w:rPr>
-        <w:t>depend</w:t>
-      </w:r>
-      <w:proofErr w:type="gramEnd"/>
-      <w:r>
-        <w:rPr>
-          <w:rFonts w:ascii="Arial" w:hAnsi="Arial" w:cs="Arial"/>
-        </w:rPr>
-        <w:t xml:space="preserve"> on advanced software systems to manage operations, coordinate between departments, and support decision-making. However, these systems are often developed over time without proper design practices, leading to maintenance challenges, scalability issues, and increased long-term risks.</w:t>
+        <w:t>Modern medium to large organisations depend on advanced software systems to manage operations, coordinate between departments, and support decision-making. However, these systems are often developed over time without proper design practices, leading to maintenance challenges, scalability issues, and increased long-term risks.</w:t>
       </w:r>
     </w:p>
     <w:p>
@@ -1657,7 +2145,7 @@
           <w:szCs w:val="32"/>
         </w:rPr>
       </w:pPr>
-      <w:bookmarkStart w:id="2" w:name="_Toc226030422"/>
+      <w:bookmarkStart w:id="2" w:name="_Toc226899722"/>
       <w:r>
         <w:rPr>
           <w:rFonts w:ascii="Arial" w:hAnsi="Arial" w:cs="Arial"/>
@@ -1668,14 +2156,86 @@
           <w:szCs w:val="32"/>
         </w:rPr>
         <w:lastRenderedPageBreak/>
-        <w:t>Organisation Selection and Analysis</w:t>
+        <w:t>Organisational and System</w:t>
+      </w:r>
+      <w:r>
+        <w:rPr>
+          <w:rFonts w:ascii="Arial" w:hAnsi="Arial" w:cs="Arial"/>
+          <w:b/>
+          <w:bCs/>
+          <w:color w:val="EE0000"/>
+          <w:sz w:val="32"/>
+          <w:szCs w:val="32"/>
+        </w:rPr>
+        <w:t xml:space="preserve"> </w:t>
+      </w:r>
+      <w:r>
+        <w:rPr>
+          <w:rFonts w:ascii="Arial" w:hAnsi="Arial" w:cs="Arial"/>
+          <w:b/>
+          <w:bCs/>
+          <w:color w:val="EE0000"/>
+          <w:sz w:val="32"/>
+          <w:szCs w:val="32"/>
+        </w:rPr>
+        <w:t>Analysis</w:t>
       </w:r>
       <w:bookmarkEnd w:id="2"/>
     </w:p>
     <w:p>
       <w:pPr>
-        <w:spacing w:line="360" w:lineRule="auto"/>
+        <w:pStyle w:val="Heading2"/>
+        <w:spacing w:before="0" w:line="360" w:lineRule="auto"/>
         <w:ind w:left="284"/>
+        <w:rPr>
+          <w:rFonts w:ascii="Arial" w:hAnsi="Arial" w:cs="Arial"/>
+          <w:b/>
+          <w:bCs/>
+          <w:color w:val="EE0000"/>
+          <w:sz w:val="28"/>
+          <w:szCs w:val="28"/>
+        </w:rPr>
+      </w:pPr>
+      <w:bookmarkStart w:id="3" w:name="_Toc226899723"/>
+      <w:r>
+        <w:rPr>
+          <w:rFonts w:ascii="Arial" w:hAnsi="Arial" w:cs="Arial"/>
+          <w:b/>
+          <w:bCs/>
+          <w:color w:val="EE0000"/>
+          <w:sz w:val="28"/>
+          <w:szCs w:val="28"/>
+        </w:rPr>
+        <w:t>2</w:t>
+      </w:r>
+      <w:r>
+        <w:rPr>
+          <w:rFonts w:ascii="Arial" w:hAnsi="Arial" w:cs="Arial"/>
+          <w:b/>
+          <w:bCs/>
+          <w:color w:val="EE0000"/>
+          <w:sz w:val="28"/>
+          <w:szCs w:val="28"/>
+        </w:rPr>
+        <w:t xml:space="preserve">.1. </w:t>
+      </w:r>
+      <w:r>
+        <w:rPr>
+          <w:rFonts w:ascii="Arial" w:hAnsi="Arial" w:cs="Arial"/>
+          <w:b/>
+          <w:bCs/>
+          <w:color w:val="EE0000"/>
+          <w:sz w:val="28"/>
+          <w:szCs w:val="28"/>
+        </w:rPr>
+        <w:t>Overview of the selected organisation</w:t>
+      </w:r>
+      <w:bookmarkEnd w:id="3"/>
+    </w:p>
+    <w:p>
+      <w:pPr>
+        <w:spacing w:line="360" w:lineRule="auto"/>
+        <w:ind w:left="567"/>
         <w:jc w:val="both"/>
         <w:rPr>
           <w:rFonts w:ascii="Arial" w:hAnsi="Arial" w:cs="Arial"/>
@@ -1685,7 +2245,223 @@
         <w:rPr>
           <w:rFonts w:ascii="Arial" w:hAnsi="Arial" w:cs="Arial"/>
         </w:rPr>
-        <w:t>The selected organisation for this project is Auckland University of Technology (AUT), a well-established public university located in New Zealand. AUT is recognised as one of the country’s largest tertiary institutions, with 26,708 of enrolled students and over 4,046 staff members.</w:t>
+        <w:t>The selected organisation for this project is Auckland University of Technology (AUT), a prominent public university formally established in 2000 in New Zealand</w:t>
+      </w:r>
+      <w:r>
+        <w:rPr>
+          <w:rFonts w:ascii="Arial" w:hAnsi="Arial" w:cs="Arial"/>
+        </w:rPr>
+        <w:t xml:space="preserve">. AUT is recognised as one of </w:t>
+      </w:r>
+      <w:r>
+        <w:rPr>
+          <w:rFonts w:ascii="Arial" w:hAnsi="Arial" w:cs="Arial"/>
+        </w:rPr>
+        <w:t xml:space="preserve">the nation's </w:t>
+      </w:r>
+      <w:r>
+        <w:rPr>
+          <w:rFonts w:ascii="Arial" w:hAnsi="Arial" w:cs="Arial"/>
+        </w:rPr>
+        <w:t xml:space="preserve">largest tertiary institutions, </w:t>
+      </w:r>
+      <w:r>
+        <w:rPr>
+          <w:rFonts w:ascii="Arial" w:hAnsi="Arial" w:cs="Arial"/>
+        </w:rPr>
+        <w:t xml:space="preserve">with 26,708 enrolled domestic and international students and over 4,046 staff members </w:t>
+      </w:r>
+      <w:r>
+        <w:rPr>
+          <w:rFonts w:ascii="Arial" w:hAnsi="Arial" w:cs="Arial"/>
+        </w:rPr>
+        <w:t>in 2025</w:t>
+      </w:r>
+      <w:r>
+        <w:rPr>
+          <w:rFonts w:ascii="Arial" w:hAnsi="Arial" w:cs="Arial"/>
+        </w:rPr>
+        <w:t xml:space="preserve">. </w:t>
+      </w:r>
+      <w:r>
+        <w:rPr>
+          <w:rFonts w:ascii="Arial" w:hAnsi="Arial" w:cs="Arial"/>
+        </w:rPr>
+        <w:t xml:space="preserve">The university operates across multiple campuses and delivers a wide range of undergraduate and postgraduate programmes, </w:t>
+      </w:r>
+      <w:r>
+        <w:rPr>
+          <w:rFonts w:ascii="Arial" w:hAnsi="Arial" w:cs="Arial"/>
+        </w:rPr>
+        <w:t>reflecting a high degree of operational scale</w:t>
+      </w:r>
+      <w:r>
+        <w:rPr>
+          <w:rFonts w:ascii="Arial" w:hAnsi="Arial" w:cs="Arial"/>
+        </w:rPr>
+        <w:t xml:space="preserve"> and complexity</w:t>
+      </w:r>
+      <w:r>
+        <w:rPr>
+          <w:rFonts w:ascii="Arial" w:hAnsi="Arial" w:cs="Arial"/>
+        </w:rPr>
+        <w:t xml:space="preserve"> (</w:t>
+      </w:r>
+      <w:r>
+        <w:rPr>
+          <w:rFonts w:ascii="Arial" w:hAnsi="Arial" w:cs="Arial"/>
+        </w:rPr>
+        <w:t>AUT</w:t>
+      </w:r>
+      <w:r>
+        <w:rPr>
+          <w:rFonts w:ascii="Arial" w:hAnsi="Arial" w:cs="Arial"/>
+        </w:rPr>
+        <w:t>,</w:t>
+      </w:r>
+      <w:r>
+        <w:rPr>
+          <w:rFonts w:ascii="Arial" w:hAnsi="Arial" w:cs="Arial"/>
+        </w:rPr>
+        <w:t xml:space="preserve"> n.d.</w:t>
+      </w:r>
+      <w:r>
+        <w:rPr>
+          <w:rFonts w:ascii="Arial" w:hAnsi="Arial" w:cs="Arial"/>
+        </w:rPr>
+        <w:t>-a</w:t>
+      </w:r>
+      <w:r>
+        <w:rPr>
+          <w:rFonts w:ascii="Arial" w:hAnsi="Arial" w:cs="Arial"/>
+        </w:rPr>
+        <w:t>)</w:t>
+      </w:r>
+      <w:r>
+        <w:rPr>
+          <w:rFonts w:ascii="Arial" w:hAnsi="Arial" w:cs="Arial"/>
+        </w:rPr>
+        <w:t>.</w:t>
+      </w:r>
+    </w:p>
+    <w:p>
+      <w:pPr>
+        <w:pStyle w:val="Heading2"/>
+        <w:spacing w:before="0" w:line="360" w:lineRule="auto"/>
+        <w:ind w:left="284"/>
+        <w:rPr>
+          <w:rFonts w:ascii="Arial" w:hAnsi="Arial" w:cs="Arial"/>
+          <w:b/>
+          <w:bCs/>
+          <w:color w:val="EE0000"/>
+          <w:sz w:val="28"/>
+          <w:szCs w:val="28"/>
+        </w:rPr>
+      </w:pPr>
+      <w:bookmarkStart w:id="4" w:name="_Toc226899724"/>
+      <w:r>
+        <w:rPr>
+          <w:rFonts w:ascii="Arial" w:hAnsi="Arial" w:cs="Arial"/>
+          <w:b/>
+          <w:bCs/>
+          <w:color w:val="EE0000"/>
+          <w:sz w:val="28"/>
+          <w:szCs w:val="28"/>
+        </w:rPr>
+        <w:t>2</w:t>
+      </w:r>
+      <w:r>
+        <w:rPr>
+          <w:rFonts w:ascii="Arial" w:hAnsi="Arial" w:cs="Arial"/>
+          <w:b/>
+          <w:bCs/>
+          <w:color w:val="EE0000"/>
+          <w:sz w:val="28"/>
+          <w:szCs w:val="28"/>
+        </w:rPr>
+        <w:t>.</w:t>
+      </w:r>
+      <w:r>
+        <w:rPr>
+          <w:rFonts w:ascii="Arial" w:hAnsi="Arial" w:cs="Arial"/>
+          <w:b/>
+          <w:bCs/>
+          <w:color w:val="EE0000"/>
+          <w:sz w:val="28"/>
+          <w:szCs w:val="28"/>
+        </w:rPr>
+        <w:t>2</w:t>
+      </w:r>
+      <w:r>
+        <w:rPr>
+          <w:rFonts w:ascii="Arial" w:hAnsi="Arial" w:cs="Arial"/>
+          <w:b/>
+          <w:bCs/>
+          <w:color w:val="EE0000"/>
+          <w:sz w:val="28"/>
+          <w:szCs w:val="28"/>
+        </w:rPr>
+        <w:t xml:space="preserve">. </w:t>
+      </w:r>
+      <w:r>
+        <w:rPr>
+          <w:rFonts w:ascii="Arial" w:hAnsi="Arial" w:cs="Arial"/>
+          <w:b/>
+          <w:bCs/>
+          <w:color w:val="EE0000"/>
+          <w:sz w:val="28"/>
+          <w:szCs w:val="28"/>
+        </w:rPr>
+        <w:t>Departmental structure and responsibilities</w:t>
+      </w:r>
+      <w:bookmarkEnd w:id="4"/>
+    </w:p>
+    <w:p>
+      <w:pPr>
+        <w:spacing w:line="360" w:lineRule="auto"/>
+        <w:ind w:left="567"/>
+        <w:jc w:val="both"/>
+        <w:rPr>
+          <w:rFonts w:ascii="Arial" w:hAnsi="Arial" w:cs="Arial"/>
+        </w:rPr>
+      </w:pPr>
+      <w:r>
+        <w:rPr>
+          <w:rFonts w:ascii="Arial" w:hAnsi="Arial" w:cs="Arial"/>
+        </w:rPr>
+        <w:t>AUT has a well-established organisational structure consisting of multiple departments that support its academic and administrative functions</w:t>
+      </w:r>
+      <w:r>
+        <w:rPr>
+          <w:rFonts w:ascii="Arial" w:hAnsi="Arial" w:cs="Arial"/>
+        </w:rPr>
+        <w:t xml:space="preserve">, </w:t>
+      </w:r>
+      <w:r>
+        <w:rPr>
+          <w:rFonts w:ascii="Arial" w:hAnsi="Arial" w:cs="Arial"/>
+        </w:rPr>
+        <w:t>including but not limited to the following:</w:t>
+      </w:r>
+    </w:p>
+    <w:p>
+      <w:pPr>
+        <w:pStyle w:val="ListParagraph"/>
+        <w:numPr>
+          <w:ilvl w:val="0"/>
+          <w:numId w:val="7"/>
+        </w:numPr>
+        <w:spacing w:line="360" w:lineRule="auto"/>
+        <w:jc w:val="both"/>
+        <w:rPr>
+          <w:rFonts w:ascii="Arial" w:hAnsi="Arial" w:cs="Arial"/>
+        </w:rPr>
+      </w:pPr>
+      <w:r>
+        <w:rPr>
+          <w:rFonts w:ascii="Arial" w:hAnsi="Arial" w:cs="Arial"/>
+        </w:rPr>
+        <w:t>Academic Departments</w:t>
       </w:r>
       <w:r>
         <w:t xml:space="preserve"> </w:t>
@@ -1694,13 +2470,532 @@
         <w:rPr>
           <w:rFonts w:ascii="Arial" w:hAnsi="Arial" w:cs="Arial"/>
         </w:rPr>
-        <w:t>The university operates across multiple campuses and delivers a wide range of undergraduate and postgraduate programmes, demonstrating both its scale and operational complexity.</w:t>
-      </w:r>
-    </w:p>
-    <w:p>
-      <w:pPr>
-        <w:spacing w:line="360" w:lineRule="auto"/>
+        <w:t>(Faculties)</w:t>
+      </w:r>
+      <w:r>
+        <w:rPr>
+          <w:rFonts w:ascii="Arial" w:hAnsi="Arial" w:cs="Arial"/>
+        </w:rPr>
+        <w:t>: Responsible for course delivery, curriculum design, research activities, and maintaining academic standards</w:t>
+      </w:r>
+      <w:r>
+        <w:rPr>
+          <w:rFonts w:ascii="Arial" w:hAnsi="Arial" w:cs="Arial"/>
+        </w:rPr>
+        <w:t xml:space="preserve"> </w:t>
+      </w:r>
+      <w:r>
+        <w:rPr>
+          <w:rFonts w:ascii="Arial" w:hAnsi="Arial" w:cs="Arial"/>
+        </w:rPr>
+        <w:t>across</w:t>
+      </w:r>
+      <w:r>
+        <w:rPr>
+          <w:rFonts w:ascii="Arial" w:hAnsi="Arial" w:cs="Arial"/>
+        </w:rPr>
+        <w:t xml:space="preserve"> 5</w:t>
+      </w:r>
+      <w:r>
+        <w:rPr>
+          <w:rFonts w:ascii="Arial" w:hAnsi="Arial" w:cs="Arial"/>
+        </w:rPr>
+        <w:t xml:space="preserve"> faculties and 15 schools </w:t>
+      </w:r>
+      <w:r>
+        <w:rPr>
+          <w:rFonts w:ascii="Arial" w:hAnsi="Arial" w:cs="Arial"/>
+        </w:rPr>
+        <w:t xml:space="preserve">(AUT, </w:t>
+      </w:r>
+      <w:r>
+        <w:rPr>
+          <w:rFonts w:ascii="Arial" w:hAnsi="Arial" w:cs="Arial"/>
+        </w:rPr>
+        <w:t>n.d.</w:t>
+      </w:r>
+      <w:r>
+        <w:rPr>
+          <w:rFonts w:ascii="Arial" w:hAnsi="Arial" w:cs="Arial"/>
+        </w:rPr>
+        <w:t>-b</w:t>
+      </w:r>
+      <w:r>
+        <w:rPr>
+          <w:rFonts w:ascii="Arial" w:hAnsi="Arial" w:cs="Arial"/>
+        </w:rPr>
+        <w:t>)</w:t>
+      </w:r>
+      <w:r>
+        <w:rPr>
+          <w:rFonts w:ascii="Arial" w:hAnsi="Arial" w:cs="Arial"/>
+        </w:rPr>
+        <w:t>.</w:t>
+      </w:r>
+    </w:p>
+    <w:p>
+      <w:pPr>
+        <w:pStyle w:val="ListParagraph"/>
+        <w:numPr>
+          <w:ilvl w:val="0"/>
+          <w:numId w:val="7"/>
+        </w:numPr>
+        <w:spacing w:line="360" w:lineRule="auto"/>
+        <w:jc w:val="both"/>
+        <w:rPr>
+          <w:rFonts w:ascii="Arial" w:hAnsi="Arial" w:cs="Arial"/>
+        </w:rPr>
+      </w:pPr>
+      <w:r>
+        <w:rPr>
+          <w:rFonts w:ascii="Arial" w:hAnsi="Arial" w:cs="Arial"/>
+        </w:rPr>
+        <w:t>Student Services</w:t>
+      </w:r>
+      <w:r>
+        <w:rPr>
+          <w:rFonts w:ascii="Arial" w:hAnsi="Arial" w:cs="Arial"/>
+        </w:rPr>
+        <w:t xml:space="preserve"> </w:t>
+      </w:r>
+      <w:r>
+        <w:rPr>
+          <w:rFonts w:ascii="Arial" w:hAnsi="Arial" w:cs="Arial"/>
+        </w:rPr>
+        <w:t>Department</w:t>
+      </w:r>
+      <w:r>
+        <w:rPr>
+          <w:rFonts w:ascii="Arial" w:hAnsi="Arial" w:cs="Arial"/>
+        </w:rPr>
+        <w:t xml:space="preserve">: Provides student support including enrolment assistance, </w:t>
+      </w:r>
+      <w:r>
+        <w:rPr>
+          <w:rFonts w:ascii="Arial" w:hAnsi="Arial" w:cs="Arial"/>
+        </w:rPr>
+        <w:t xml:space="preserve">academic advice, counselling, and career </w:t>
+      </w:r>
+      <w:r>
+        <w:rPr>
+          <w:rFonts w:ascii="Arial" w:hAnsi="Arial" w:cs="Arial"/>
+        </w:rPr>
+        <w:t>support</w:t>
+      </w:r>
+      <w:r>
+        <w:rPr>
+          <w:rFonts w:ascii="Arial" w:hAnsi="Arial" w:cs="Arial"/>
+        </w:rPr>
+        <w:t xml:space="preserve"> (AUT, </w:t>
+      </w:r>
+      <w:r>
+        <w:rPr>
+          <w:rFonts w:ascii="Arial" w:hAnsi="Arial" w:cs="Arial"/>
+        </w:rPr>
+        <w:t>n.d.</w:t>
+      </w:r>
+      <w:r>
+        <w:rPr>
+          <w:rFonts w:ascii="Arial" w:hAnsi="Arial" w:cs="Arial"/>
+        </w:rPr>
+        <w:t>-c</w:t>
+      </w:r>
+      <w:r>
+        <w:rPr>
+          <w:rFonts w:ascii="Arial" w:hAnsi="Arial" w:cs="Arial"/>
+        </w:rPr>
+        <w:t>)</w:t>
+      </w:r>
+      <w:r>
+        <w:rPr>
+          <w:rFonts w:ascii="Arial" w:hAnsi="Arial" w:cs="Arial"/>
+        </w:rPr>
+        <w:t>.</w:t>
+      </w:r>
+    </w:p>
+    <w:p>
+      <w:pPr>
+        <w:pStyle w:val="ListParagraph"/>
+        <w:numPr>
+          <w:ilvl w:val="0"/>
+          <w:numId w:val="7"/>
+        </w:numPr>
+        <w:spacing w:line="360" w:lineRule="auto"/>
+        <w:jc w:val="both"/>
+        <w:rPr>
+          <w:rFonts w:ascii="Arial" w:hAnsi="Arial" w:cs="Arial"/>
+        </w:rPr>
+      </w:pPr>
+      <w:r>
+        <w:rPr>
+          <w:rFonts w:ascii="Arial" w:hAnsi="Arial" w:cs="Arial"/>
+        </w:rPr>
+        <w:t>Academic Registry</w:t>
+      </w:r>
+      <w:r>
+        <w:rPr>
+          <w:rFonts w:ascii="Arial" w:hAnsi="Arial" w:cs="Arial"/>
+        </w:rPr>
+        <w:t xml:space="preserve"> </w:t>
+      </w:r>
+      <w:r>
+        <w:rPr>
+          <w:rFonts w:ascii="Arial" w:hAnsi="Arial" w:cs="Arial"/>
+        </w:rPr>
+        <w:t>Department</w:t>
+      </w:r>
+      <w:r>
+        <w:rPr>
+          <w:rFonts w:ascii="Arial" w:hAnsi="Arial" w:cs="Arial"/>
+        </w:rPr>
+        <w:t>: Manages</w:t>
+      </w:r>
+      <w:r>
+        <w:rPr>
+          <w:rFonts w:ascii="Arial" w:hAnsi="Arial" w:cs="Arial"/>
+        </w:rPr>
+        <w:t xml:space="preserve"> </w:t>
+      </w:r>
+      <w:r>
+        <w:rPr>
+          <w:rFonts w:ascii="Arial" w:hAnsi="Arial" w:cs="Arial"/>
+        </w:rPr>
+        <w:t>enrolments, course registration, academic records, timetables, and graduation processes</w:t>
+      </w:r>
+      <w:r>
+        <w:rPr>
+          <w:rFonts w:ascii="Arial" w:hAnsi="Arial" w:cs="Arial"/>
+        </w:rPr>
+        <w:t xml:space="preserve"> (AUT, </w:t>
+      </w:r>
+      <w:r>
+        <w:rPr>
+          <w:rFonts w:ascii="Arial" w:hAnsi="Arial" w:cs="Arial"/>
+        </w:rPr>
+        <w:t>n.d.</w:t>
+      </w:r>
+      <w:r>
+        <w:rPr>
+          <w:rFonts w:ascii="Arial" w:hAnsi="Arial" w:cs="Arial"/>
+        </w:rPr>
+        <w:t>-d</w:t>
+      </w:r>
+      <w:r>
+        <w:rPr>
+          <w:rFonts w:ascii="Arial" w:hAnsi="Arial" w:cs="Arial"/>
+        </w:rPr>
+        <w:t>)</w:t>
+      </w:r>
+      <w:r>
+        <w:rPr>
+          <w:rFonts w:ascii="Arial" w:hAnsi="Arial" w:cs="Arial"/>
+        </w:rPr>
+        <w:t>.</w:t>
+      </w:r>
+    </w:p>
+    <w:p>
+      <w:pPr>
+        <w:pStyle w:val="ListParagraph"/>
+        <w:numPr>
+          <w:ilvl w:val="0"/>
+          <w:numId w:val="7"/>
+        </w:numPr>
+        <w:spacing w:line="360" w:lineRule="auto"/>
+        <w:jc w:val="both"/>
+        <w:rPr>
+          <w:rFonts w:ascii="Arial" w:hAnsi="Arial" w:cs="Arial"/>
+        </w:rPr>
+      </w:pPr>
+      <w:r>
+        <w:rPr>
+          <w:rFonts w:ascii="Arial" w:hAnsi="Arial" w:cs="Arial"/>
+        </w:rPr>
+        <w:t>IT</w:t>
+      </w:r>
+      <w:r>
+        <w:rPr>
+          <w:rFonts w:ascii="Arial" w:hAnsi="Arial" w:cs="Arial"/>
+        </w:rPr>
+        <w:t xml:space="preserve"> </w:t>
+      </w:r>
+      <w:r>
+        <w:rPr>
+          <w:rFonts w:ascii="Arial" w:hAnsi="Arial" w:cs="Arial"/>
+        </w:rPr>
+        <w:t>Department</w:t>
+      </w:r>
+      <w:r>
+        <w:rPr>
+          <w:rFonts w:ascii="Arial" w:hAnsi="Arial" w:cs="Arial"/>
+        </w:rPr>
+        <w:t xml:space="preserve">: </w:t>
+      </w:r>
+      <w:r>
+        <w:rPr>
+          <w:rFonts w:ascii="Arial" w:hAnsi="Arial" w:cs="Arial"/>
+        </w:rPr>
+        <w:t xml:space="preserve">Responsible for managing university-wide digital infrastructure and services, including network access, user authentication, email systems, cybersecurity, printing services, and technical support </w:t>
+      </w:r>
+      <w:r>
+        <w:rPr>
+          <w:rFonts w:ascii="Arial" w:hAnsi="Arial" w:cs="Arial"/>
+        </w:rPr>
+        <w:t xml:space="preserve">(AUT, </w:t>
+      </w:r>
+      <w:r>
+        <w:rPr>
+          <w:rFonts w:ascii="Arial" w:hAnsi="Arial" w:cs="Arial"/>
+        </w:rPr>
+        <w:t>n.d.-e</w:t>
+      </w:r>
+      <w:r>
+        <w:rPr>
+          <w:rFonts w:ascii="Arial" w:hAnsi="Arial" w:cs="Arial"/>
+        </w:rPr>
+        <w:t>)</w:t>
+      </w:r>
+      <w:r>
+        <w:rPr>
+          <w:rFonts w:ascii="Arial" w:hAnsi="Arial" w:cs="Arial"/>
+        </w:rPr>
+        <w:t>.</w:t>
+      </w:r>
+    </w:p>
+    <w:p>
+      <w:pPr>
+        <w:pStyle w:val="ListParagraph"/>
+        <w:numPr>
+          <w:ilvl w:val="0"/>
+          <w:numId w:val="7"/>
+        </w:numPr>
+        <w:spacing w:line="360" w:lineRule="auto"/>
+        <w:jc w:val="both"/>
+        <w:rPr>
+          <w:rFonts w:ascii="Arial" w:hAnsi="Arial" w:cs="Arial"/>
+        </w:rPr>
+      </w:pPr>
+      <w:r>
+        <w:rPr>
+          <w:rFonts w:ascii="Arial" w:hAnsi="Arial" w:cs="Arial"/>
+        </w:rPr>
+        <w:t xml:space="preserve">Finance Department: </w:t>
+      </w:r>
+      <w:r>
+        <w:rPr>
+          <w:rFonts w:ascii="Arial" w:hAnsi="Arial" w:cs="Arial"/>
+        </w:rPr>
+        <w:t>Responsible for managing institutional budgeting, financial planning, tuition fee administration, procurement support, financial reporting, and allocation of university resources</w:t>
+      </w:r>
+      <w:r>
+        <w:rPr>
+          <w:rFonts w:ascii="Arial" w:hAnsi="Arial" w:cs="Arial"/>
+        </w:rPr>
+        <w:t xml:space="preserve"> (AUT, </w:t>
+      </w:r>
+      <w:r>
+        <w:rPr>
+          <w:rFonts w:ascii="Arial" w:hAnsi="Arial" w:cs="Arial"/>
+        </w:rPr>
+        <w:t>n.d.-f</w:t>
+      </w:r>
+      <w:r>
+        <w:rPr>
+          <w:rFonts w:ascii="Arial" w:hAnsi="Arial" w:cs="Arial"/>
+        </w:rPr>
+        <w:t>)</w:t>
+      </w:r>
+      <w:r>
+        <w:rPr>
+          <w:rFonts w:ascii="Arial" w:hAnsi="Arial" w:cs="Arial"/>
+        </w:rPr>
+        <w:t>.</w:t>
+      </w:r>
+    </w:p>
+    <w:p>
+      <w:pPr>
+        <w:spacing w:line="360" w:lineRule="auto"/>
+        <w:ind w:left="567"/>
+        <w:jc w:val="both"/>
+        <w:rPr>
+          <w:rFonts w:ascii="Arial" w:hAnsi="Arial" w:cs="Arial"/>
+        </w:rPr>
+      </w:pPr>
+      <w:r>
+        <w:rPr>
+          <w:rFonts w:ascii="Arial" w:hAnsi="Arial" w:cs="Arial"/>
+        </w:rPr>
+        <w:t>The presence of these distinct functional areas requires coordinated operations supported by integrated information systems</w:t>
+      </w:r>
+      <w:r>
+        <w:rPr>
+          <w:rFonts w:ascii="Arial" w:hAnsi="Arial" w:cs="Arial"/>
+        </w:rPr>
+        <w:t xml:space="preserve">, such as the </w:t>
+      </w:r>
+      <w:r>
+        <w:rPr>
+          <w:rFonts w:ascii="Arial" w:hAnsi="Arial" w:cs="Arial"/>
+        </w:rPr>
+        <w:t xml:space="preserve">Student Enrolment and </w:t>
+      </w:r>
+      <w:r>
+        <w:rPr>
+          <w:rFonts w:ascii="Arial" w:hAnsi="Arial" w:cs="Arial"/>
+        </w:rPr>
+        <w:lastRenderedPageBreak/>
+        <w:t>Course Management System</w:t>
+      </w:r>
+      <w:r>
+        <w:rPr>
+          <w:rFonts w:ascii="Arial" w:hAnsi="Arial" w:cs="Arial"/>
+        </w:rPr>
+        <w:t xml:space="preserve">, </w:t>
+      </w:r>
+      <w:r>
+        <w:rPr>
+          <w:rFonts w:ascii="Arial" w:hAnsi="Arial" w:cs="Arial"/>
+        </w:rPr>
+        <w:t>Finance and Payment System</w:t>
+      </w:r>
+      <w:r>
+        <w:rPr>
+          <w:rFonts w:ascii="Arial" w:hAnsi="Arial" w:cs="Arial"/>
+        </w:rPr>
+        <w:t xml:space="preserve">, and </w:t>
+      </w:r>
+      <w:r>
+        <w:rPr>
+          <w:rFonts w:ascii="Arial" w:hAnsi="Arial" w:cs="Arial"/>
+        </w:rPr>
+        <w:t>Library Management System</w:t>
+      </w:r>
+      <w:r>
+        <w:rPr>
+          <w:rFonts w:ascii="Arial" w:hAnsi="Arial" w:cs="Arial"/>
+        </w:rPr>
+        <w:t>.</w:t>
+      </w:r>
+    </w:p>
+    <w:p>
+      <w:pPr>
+        <w:pStyle w:val="Heading2"/>
+        <w:spacing w:before="0" w:line="360" w:lineRule="auto"/>
         <w:ind w:left="284"/>
+        <w:rPr>
+          <w:rFonts w:ascii="Arial" w:hAnsi="Arial" w:cs="Arial"/>
+          <w:b/>
+          <w:bCs/>
+          <w:color w:val="EE0000"/>
+          <w:sz w:val="28"/>
+          <w:szCs w:val="28"/>
+        </w:rPr>
+      </w:pPr>
+      <w:bookmarkStart w:id="5" w:name="_Toc226899725"/>
+      <w:r>
+        <w:rPr>
+          <w:rFonts w:ascii="Arial" w:hAnsi="Arial" w:cs="Arial"/>
+          <w:b/>
+          <w:bCs/>
+          <w:color w:val="EE0000"/>
+          <w:sz w:val="28"/>
+          <w:szCs w:val="28"/>
+        </w:rPr>
+        <w:t>2</w:t>
+      </w:r>
+      <w:r>
+        <w:rPr>
+          <w:rFonts w:ascii="Arial" w:hAnsi="Arial" w:cs="Arial"/>
+          <w:b/>
+          <w:bCs/>
+          <w:color w:val="EE0000"/>
+          <w:sz w:val="28"/>
+          <w:szCs w:val="28"/>
+        </w:rPr>
+        <w:t>.</w:t>
+      </w:r>
+      <w:r>
+        <w:rPr>
+          <w:rFonts w:ascii="Arial" w:hAnsi="Arial" w:cs="Arial"/>
+          <w:b/>
+          <w:bCs/>
+          <w:color w:val="EE0000"/>
+          <w:sz w:val="28"/>
+          <w:szCs w:val="28"/>
+        </w:rPr>
+        <w:t>3</w:t>
+      </w:r>
+      <w:r>
+        <w:rPr>
+          <w:rFonts w:ascii="Arial" w:hAnsi="Arial" w:cs="Arial"/>
+          <w:b/>
+          <w:bCs/>
+          <w:color w:val="EE0000"/>
+          <w:sz w:val="28"/>
+          <w:szCs w:val="28"/>
+        </w:rPr>
+        <w:t xml:space="preserve">. </w:t>
+      </w:r>
+      <w:r>
+        <w:rPr>
+          <w:rFonts w:ascii="Arial" w:hAnsi="Arial" w:cs="Arial"/>
+          <w:b/>
+          <w:bCs/>
+          <w:color w:val="EE0000"/>
+          <w:sz w:val="28"/>
+          <w:szCs w:val="28"/>
+        </w:rPr>
+        <w:t xml:space="preserve">Stakeholders and </w:t>
+      </w:r>
+      <w:r>
+        <w:rPr>
+          <w:rFonts w:ascii="Arial" w:hAnsi="Arial" w:cs="Arial"/>
+          <w:b/>
+          <w:bCs/>
+          <w:color w:val="EE0000"/>
+          <w:sz w:val="28"/>
+          <w:szCs w:val="28"/>
+        </w:rPr>
+        <w:t>u</w:t>
+      </w:r>
+      <w:r>
+        <w:rPr>
+          <w:rFonts w:ascii="Arial" w:hAnsi="Arial" w:cs="Arial"/>
+          <w:b/>
+          <w:bCs/>
+          <w:color w:val="EE0000"/>
+          <w:sz w:val="28"/>
+          <w:szCs w:val="28"/>
+        </w:rPr>
+        <w:t xml:space="preserve">ser </w:t>
+      </w:r>
+      <w:r>
+        <w:rPr>
+          <w:rFonts w:ascii="Arial" w:hAnsi="Arial" w:cs="Arial"/>
+          <w:b/>
+          <w:bCs/>
+          <w:color w:val="EE0000"/>
+          <w:sz w:val="28"/>
+          <w:szCs w:val="28"/>
+        </w:rPr>
+        <w:t>r</w:t>
+      </w:r>
+      <w:r>
+        <w:rPr>
+          <w:rFonts w:ascii="Arial" w:hAnsi="Arial" w:cs="Arial"/>
+          <w:b/>
+          <w:bCs/>
+          <w:color w:val="EE0000"/>
+          <w:sz w:val="28"/>
+          <w:szCs w:val="28"/>
+        </w:rPr>
+        <w:t>oles</w:t>
+      </w:r>
+      <w:bookmarkEnd w:id="5"/>
+    </w:p>
+    <w:p>
+      <w:pPr>
+        <w:spacing w:line="360" w:lineRule="auto"/>
+        <w:ind w:left="567"/>
         <w:jc w:val="both"/>
         <w:rPr>
           <w:rFonts w:ascii="Arial" w:hAnsi="Arial" w:cs="Arial"/>
@@ -1710,7 +3005,333 @@
         <w:rPr>
           <w:rFonts w:ascii="Arial" w:hAnsi="Arial" w:cs="Arial"/>
         </w:rPr>
-        <w:t>AUT has a well-established organisational structure consisting of multiple departments that support its academic and administrative functions. These include academic faculties responsible for teaching and course delivery, administrative units managing student records and enrolment processes, financial services handling tuition fees and payments, and information technology services maintaining system infrastructure.</w:t>
+        <w:t>The</w:t>
+      </w:r>
+      <w:r>
+        <w:rPr>
+          <w:rFonts w:ascii="Arial" w:hAnsi="Arial" w:cs="Arial"/>
+        </w:rPr>
+        <w:t>se</w:t>
+      </w:r>
+      <w:r>
+        <w:rPr>
+          <w:rFonts w:ascii="Arial" w:hAnsi="Arial" w:cs="Arial"/>
+        </w:rPr>
+        <w:t xml:space="preserve"> system</w:t>
+      </w:r>
+      <w:r>
+        <w:rPr>
+          <w:rFonts w:ascii="Arial" w:hAnsi="Arial" w:cs="Arial"/>
+        </w:rPr>
+        <w:t>s</w:t>
+      </w:r>
+      <w:r>
+        <w:rPr>
+          <w:rFonts w:ascii="Arial" w:hAnsi="Arial" w:cs="Arial"/>
+        </w:rPr>
+        <w:t xml:space="preserve"> involve multiple stakeholders with distinct roles and responsibilities</w:t>
+      </w:r>
+      <w:r>
+        <w:rPr>
+          <w:rFonts w:ascii="Arial" w:hAnsi="Arial" w:cs="Arial"/>
+        </w:rPr>
+        <w:t xml:space="preserve"> such as</w:t>
+      </w:r>
+      <w:r>
+        <w:rPr>
+          <w:rFonts w:ascii="Arial" w:hAnsi="Arial" w:cs="Arial"/>
+        </w:rPr>
+        <w:t>:</w:t>
+      </w:r>
+    </w:p>
+    <w:p>
+      <w:pPr>
+        <w:pStyle w:val="ListParagraph"/>
+        <w:numPr>
+          <w:ilvl w:val="0"/>
+          <w:numId w:val="8"/>
+        </w:numPr>
+        <w:spacing w:line="360" w:lineRule="auto"/>
+        <w:jc w:val="both"/>
+        <w:rPr>
+          <w:rFonts w:ascii="Arial" w:hAnsi="Arial" w:cs="Arial"/>
+        </w:rPr>
+      </w:pPr>
+      <w:r>
+        <w:rPr>
+          <w:rFonts w:ascii="Arial" w:hAnsi="Arial" w:cs="Arial"/>
+        </w:rPr>
+        <w:t>Students: Search for courses, submit enrolment requests, and view enrolment status and timetables.</w:t>
+      </w:r>
+    </w:p>
+    <w:p>
+      <w:pPr>
+        <w:pStyle w:val="ListParagraph"/>
+        <w:numPr>
+          <w:ilvl w:val="0"/>
+          <w:numId w:val="8"/>
+        </w:numPr>
+        <w:spacing w:line="360" w:lineRule="auto"/>
+        <w:jc w:val="both"/>
+        <w:rPr>
+          <w:rFonts w:ascii="Arial" w:hAnsi="Arial" w:cs="Arial"/>
+        </w:rPr>
+      </w:pPr>
+      <w:r>
+        <w:rPr>
+          <w:rFonts w:ascii="Arial" w:hAnsi="Arial" w:cs="Arial"/>
+        </w:rPr>
+        <w:t>Academic Staff: Manage course information, including prerequisites, schedules, and capacity limits.</w:t>
+      </w:r>
+    </w:p>
+    <w:p>
+      <w:pPr>
+        <w:pStyle w:val="ListParagraph"/>
+        <w:numPr>
+          <w:ilvl w:val="0"/>
+          <w:numId w:val="8"/>
+        </w:numPr>
+        <w:spacing w:line="360" w:lineRule="auto"/>
+        <w:jc w:val="both"/>
+        <w:rPr>
+          <w:rFonts w:ascii="Arial" w:hAnsi="Arial" w:cs="Arial"/>
+        </w:rPr>
+      </w:pPr>
+      <w:r>
+        <w:rPr>
+          <w:rFonts w:ascii="Arial" w:hAnsi="Arial" w:cs="Arial"/>
+        </w:rPr>
+        <w:t>Registry Staff: Review and approve enrolment requests in accordance with academic and administrative rules.</w:t>
+      </w:r>
+    </w:p>
+    <w:p>
+      <w:pPr>
+        <w:pStyle w:val="ListParagraph"/>
+        <w:numPr>
+          <w:ilvl w:val="0"/>
+          <w:numId w:val="8"/>
+        </w:numPr>
+        <w:spacing w:line="360" w:lineRule="auto"/>
+        <w:jc w:val="both"/>
+        <w:rPr>
+          <w:rFonts w:ascii="Arial" w:hAnsi="Arial" w:cs="Arial"/>
+        </w:rPr>
+      </w:pPr>
+      <w:r>
+        <w:rPr>
+          <w:rFonts w:ascii="Arial" w:hAnsi="Arial" w:cs="Arial"/>
+        </w:rPr>
+        <w:t>Finance Staff: Process payments and confirm enrolments upon successful payment verification.</w:t>
+      </w:r>
+    </w:p>
+    <w:p>
+      <w:pPr>
+        <w:pStyle w:val="ListParagraph"/>
+        <w:numPr>
+          <w:ilvl w:val="0"/>
+          <w:numId w:val="8"/>
+        </w:numPr>
+        <w:spacing w:line="360" w:lineRule="auto"/>
+        <w:jc w:val="both"/>
+        <w:rPr>
+          <w:rFonts w:ascii="Arial" w:hAnsi="Arial" w:cs="Arial"/>
+        </w:rPr>
+      </w:pPr>
+      <w:r>
+        <w:rPr>
+          <w:rFonts w:ascii="Arial" w:hAnsi="Arial" w:cs="Arial"/>
+        </w:rPr>
+        <w:t>IT Staff: Maintain system infrastructure, ensure availability, and provide technical support.</w:t>
+      </w:r>
+    </w:p>
+    <w:p>
+      <w:pPr>
+        <w:pStyle w:val="ListParagraph"/>
+        <w:numPr>
+          <w:ilvl w:val="0"/>
+          <w:numId w:val="8"/>
+        </w:numPr>
+        <w:spacing w:line="360" w:lineRule="auto"/>
+        <w:jc w:val="both"/>
+        <w:rPr>
+          <w:rFonts w:ascii="Arial" w:hAnsi="Arial" w:cs="Arial"/>
+        </w:rPr>
+      </w:pPr>
+      <w:r>
+        <w:rPr>
+          <w:rFonts w:ascii="Arial" w:hAnsi="Arial" w:cs="Arial"/>
+        </w:rPr>
+        <w:t>University Management: Access system data for reporting, strategic planning, and decision-making</w:t>
+      </w:r>
+      <w:r>
+        <w:rPr>
+          <w:rFonts w:ascii="Arial" w:hAnsi="Arial" w:cs="Arial"/>
+        </w:rPr>
+        <w:t>.</w:t>
+      </w:r>
+    </w:p>
+    <w:p>
+      <w:pPr>
+        <w:spacing w:line="360" w:lineRule="auto"/>
+        <w:ind w:left="567"/>
+        <w:jc w:val="both"/>
+        <w:rPr>
+          <w:rFonts w:ascii="Arial" w:hAnsi="Arial" w:cs="Arial"/>
+        </w:rPr>
+      </w:pPr>
+      <w:r>
+        <w:rPr>
+          <w:rFonts w:ascii="Arial" w:hAnsi="Arial" w:cs="Arial"/>
+        </w:rPr>
+        <w:t>The diversity of stakeholders highlights the need for a system that supports multiple user roles with controlled access and responsibilities.</w:t>
+      </w:r>
+      <w:r>
+        <w:rPr>
+          <w:rFonts w:ascii="Arial" w:hAnsi="Arial" w:cs="Arial"/>
+        </w:rPr>
+        <w:t xml:space="preserve"> Among these systems, t</w:t>
+      </w:r>
+      <w:r>
+        <w:rPr>
+          <w:rFonts w:ascii="Arial" w:hAnsi="Arial" w:cs="Arial"/>
+        </w:rPr>
+        <w:t>he Student Enrolment and Course Management System is selected as the focus of this project</w:t>
+      </w:r>
+      <w:r>
+        <w:rPr>
+          <w:rFonts w:ascii="Arial" w:hAnsi="Arial" w:cs="Arial"/>
+        </w:rPr>
+        <w:t>.</w:t>
+      </w:r>
+    </w:p>
+    <w:p>
+      <w:pPr>
+        <w:pStyle w:val="Heading2"/>
+        <w:spacing w:before="0" w:line="360" w:lineRule="auto"/>
+        <w:ind w:left="284"/>
+        <w:rPr>
+          <w:rFonts w:ascii="Arial" w:hAnsi="Arial" w:cs="Arial"/>
+          <w:b/>
+          <w:bCs/>
+          <w:color w:val="EE0000"/>
+          <w:sz w:val="28"/>
+          <w:szCs w:val="28"/>
+        </w:rPr>
+      </w:pPr>
+      <w:bookmarkStart w:id="6" w:name="_Toc226899726"/>
+      <w:r>
+        <w:rPr>
+          <w:rFonts w:ascii="Arial" w:hAnsi="Arial" w:cs="Arial"/>
+          <w:b/>
+          <w:bCs/>
+          <w:color w:val="EE0000"/>
+          <w:sz w:val="28"/>
+          <w:szCs w:val="28"/>
+        </w:rPr>
+        <w:t>2</w:t>
+      </w:r>
+      <w:r>
+        <w:rPr>
+          <w:rFonts w:ascii="Arial" w:hAnsi="Arial" w:cs="Arial"/>
+          <w:b/>
+          <w:bCs/>
+          <w:color w:val="EE0000"/>
+          <w:sz w:val="28"/>
+          <w:szCs w:val="28"/>
+        </w:rPr>
+        <w:t>.</w:t>
+      </w:r>
+      <w:r>
+        <w:rPr>
+          <w:rFonts w:ascii="Arial" w:hAnsi="Arial" w:cs="Arial"/>
+          <w:b/>
+          <w:bCs/>
+          <w:color w:val="EE0000"/>
+          <w:sz w:val="28"/>
+          <w:szCs w:val="28"/>
+        </w:rPr>
+        <w:t>4</w:t>
+      </w:r>
+      <w:r>
+        <w:rPr>
+          <w:rFonts w:ascii="Arial" w:hAnsi="Arial" w:cs="Arial"/>
+          <w:b/>
+          <w:bCs/>
+          <w:color w:val="EE0000"/>
+          <w:sz w:val="28"/>
+          <w:szCs w:val="28"/>
+        </w:rPr>
+        <w:t>. Problem statement</w:t>
+      </w:r>
+      <w:bookmarkEnd w:id="6"/>
+    </w:p>
+    <w:p>
+      <w:pPr>
+        <w:spacing w:line="360" w:lineRule="auto"/>
+        <w:ind w:left="567"/>
+        <w:jc w:val="both"/>
+        <w:rPr>
+          <w:rFonts w:ascii="Arial" w:hAnsi="Arial" w:cs="Arial"/>
+        </w:rPr>
+      </w:pPr>
+      <w:r>
+        <w:rPr>
+          <w:rFonts w:ascii="Arial" w:hAnsi="Arial" w:cs="Arial"/>
+        </w:rPr>
+        <w:t xml:space="preserve">The current enrolment process at Auckland University of Technology relies heavily on manual, paper-based procedures for managing student enrolment and course administration. This approach creates several operational challenges, including lost or misplaced enrolment forms, manual prerequisite checks prone to errors, delays in enrolment approval—especially during peak periods—and difficulty tracking student progress or course capacity. These inefficiencies result in slow processing </w:t>
+      </w:r>
+      <w:r>
+        <w:rPr>
+          <w:rFonts w:ascii="Arial" w:hAnsi="Arial" w:cs="Arial"/>
+        </w:rPr>
+        <w:lastRenderedPageBreak/>
+        <w:t>times, inconsistent data, limited accessibility, and poor coordination between departments.</w:t>
+      </w:r>
+    </w:p>
+    <w:p>
+      <w:pPr>
+        <w:spacing w:line="360" w:lineRule="auto"/>
+        <w:ind w:left="567"/>
+        <w:jc w:val="both"/>
+        <w:rPr>
+          <w:rFonts w:ascii="Arial" w:hAnsi="Arial" w:cs="Arial"/>
+        </w:rPr>
+      </w:pPr>
+      <w:r>
+        <w:rPr>
+          <w:rFonts w:ascii="Arial" w:hAnsi="Arial" w:cs="Arial"/>
+        </w:rPr>
+        <w:t xml:space="preserve">To address these issues, </w:t>
+      </w:r>
+      <w:r>
+        <w:rPr>
+          <w:rFonts w:ascii="Arial" w:hAnsi="Arial" w:cs="Arial"/>
+        </w:rPr>
+        <w:t>AUT</w:t>
+      </w:r>
+      <w:r>
+        <w:rPr>
+          <w:rFonts w:ascii="Arial" w:hAnsi="Arial" w:cs="Arial"/>
+        </w:rPr>
+        <w:t xml:space="preserve"> requires a Student Enrolment and Course Management System to manage course selection, enrolment, and related </w:t>
+      </w:r>
+      <w:r>
+        <w:rPr>
+          <w:rFonts w:ascii="Arial" w:hAnsi="Arial" w:cs="Arial"/>
+        </w:rPr>
+        <w:t xml:space="preserve">academic </w:t>
+      </w:r>
+      <w:r>
+        <w:rPr>
+          <w:rFonts w:ascii="Arial" w:hAnsi="Arial" w:cs="Arial"/>
+        </w:rPr>
+        <w:t xml:space="preserve">processes. </w:t>
+      </w:r>
+      <w:r>
+        <w:rPr>
+          <w:rFonts w:ascii="Arial" w:hAnsi="Arial" w:cs="Arial"/>
+        </w:rPr>
+        <w:t>The system must operate across multiple departments, including the Academic Department, Registry/Admissions Office, and Finance Department, each responsible for different aspects of the enrolment workflow.</w:t>
       </w:r>
       <w:r>
         <w:t xml:space="preserve"> </w:t>
@@ -1719,19 +3340,39 @@
         <w:rPr>
           <w:rFonts w:ascii="Arial" w:hAnsi="Arial" w:cs="Arial"/>
         </w:rPr>
-        <w:t>The presence of these distinct functional areas requires coordinated operations supported by integrated information systems.</w:t>
-      </w:r>
-      <w:r>
-        <w:rPr>
-          <w:rFonts w:ascii="Arial" w:hAnsi="Arial" w:cs="Arial"/>
-        </w:rPr>
-        <w:t xml:space="preserve"> Among these systems, t</w:t>
-      </w:r>
-      <w:r>
-        <w:rPr>
-          <w:rFonts w:ascii="Arial" w:hAnsi="Arial" w:cs="Arial"/>
-        </w:rPr>
-        <w:t>he Student Enrolment and Course Management System is selected as the focus of this project</w:t>
+        <w:t>The system must support both domestic and international students, who may have different enrolment requirements, fee structures, and approval processes.</w:t>
+      </w:r>
+    </w:p>
+    <w:p>
+      <w:pPr>
+        <w:spacing w:line="360" w:lineRule="auto"/>
+        <w:ind w:left="567"/>
+        <w:jc w:val="both"/>
+        <w:rPr>
+          <w:rFonts w:ascii="Arial" w:hAnsi="Arial" w:cs="Arial"/>
+        </w:rPr>
+      </w:pPr>
+      <w:r>
+        <w:rPr>
+          <w:rFonts w:ascii="Arial" w:hAnsi="Arial" w:cs="Arial"/>
+        </w:rPr>
+        <w:t>Students should be able to search for available courses, enrol in them, and view their enrolled courses through the system. The system must automatically enforce key business rules, such as checking prerequisites, validating course availability, and preventing timetable conflicts before confirming enrolment. When selecting courses, students will be able to view a timetable of the courses they have chosen, and the system will automatically detect any clashes and display them visually. Students can then adjust their selection based on these clashes to ensure a feasible schedule.</w:t>
+      </w:r>
+    </w:p>
+    <w:p>
+      <w:pPr>
+        <w:spacing w:line="360" w:lineRule="auto"/>
+        <w:ind w:left="567"/>
+        <w:jc w:val="both"/>
+        <w:rPr>
+          <w:rFonts w:ascii="Arial" w:hAnsi="Arial" w:cs="Arial"/>
+        </w:rPr>
+      </w:pPr>
+      <w:r>
+        <w:rPr>
+          <w:rFonts w:ascii="Arial" w:hAnsi="Arial" w:cs="Arial"/>
+        </w:rPr>
+        <w:t>Staff members will perform distinct tasks depending on their department. Academic Department staff are responsible for maintaining course information, including course descriptions, prerequisites, capacity limits, and timetable details. Registry/Admissions Office staff review and approve student enrolment requests, ensuring that all prerequisite, course availability, and timetable clash rules are satisfied. Finance Department staff process tuition and course-related payments and confirm enrolments only after successful payment verification. Since these responsibilities are distributed across departments, the system must ensure efficient coordination, secure data sharing, and real-time updates among all stakeholders</w:t>
       </w:r>
       <w:r>
         <w:rPr>
@@ -1743,7 +3384,251 @@
     <w:p>
       <w:pPr>
         <w:spacing w:line="360" w:lineRule="auto"/>
+        <w:ind w:left="567"/>
+        <w:jc w:val="both"/>
+        <w:rPr>
+          <w:rFonts w:ascii="Arial" w:hAnsi="Arial" w:cs="Arial"/>
+        </w:rPr>
+      </w:pPr>
+      <w:r>
+        <w:rPr>
+          <w:rFonts w:ascii="Arial" w:hAnsi="Arial" w:cs="Arial"/>
+        </w:rPr>
+        <w:t xml:space="preserve">The proposed system will be a web-based application accessible through a browser on any device. It must support multiple concurrent users while ensuring data accuracy, security, and real-time updates. By replacing the existing manual process, </w:t>
+      </w:r>
+      <w:r>
+        <w:rPr>
+          <w:rFonts w:ascii="Arial" w:hAnsi="Arial" w:cs="Arial"/>
+        </w:rPr>
+        <w:lastRenderedPageBreak/>
+        <w:t xml:space="preserve">the system aims to improve operational efficiency, reduce errors, and enhance the overall user experience for </w:t>
+      </w:r>
+      <w:r>
+        <w:rPr>
+          <w:rFonts w:ascii="Arial" w:hAnsi="Arial" w:cs="Arial"/>
+        </w:rPr>
+        <w:t>both domestic and international students, as well as staff</w:t>
+      </w:r>
+      <w:r>
+        <w:rPr>
+          <w:rFonts w:ascii="Arial" w:hAnsi="Arial" w:cs="Arial"/>
+        </w:rPr>
+        <w:t>.</w:t>
+      </w:r>
+    </w:p>
+    <w:p>
+      <w:pPr>
+        <w:pStyle w:val="Heading2"/>
+        <w:spacing w:before="0" w:line="360" w:lineRule="auto"/>
         <w:ind w:left="284"/>
+        <w:rPr>
+          <w:rFonts w:ascii="Arial" w:hAnsi="Arial" w:cs="Arial"/>
+          <w:b/>
+          <w:bCs/>
+          <w:color w:val="EE0000"/>
+          <w:sz w:val="28"/>
+          <w:szCs w:val="28"/>
+        </w:rPr>
+      </w:pPr>
+      <w:bookmarkStart w:id="7" w:name="_Toc226899727"/>
+      <w:r>
+        <w:rPr>
+          <w:rFonts w:ascii="Arial" w:hAnsi="Arial" w:cs="Arial"/>
+          <w:b/>
+          <w:bCs/>
+          <w:color w:val="EE0000"/>
+          <w:sz w:val="28"/>
+          <w:szCs w:val="28"/>
+        </w:rPr>
+        <w:t>2</w:t>
+      </w:r>
+      <w:r>
+        <w:rPr>
+          <w:rFonts w:ascii="Arial" w:hAnsi="Arial" w:cs="Arial"/>
+          <w:b/>
+          <w:bCs/>
+          <w:color w:val="EE0000"/>
+          <w:sz w:val="28"/>
+          <w:szCs w:val="28"/>
+        </w:rPr>
+        <w:t>.</w:t>
+      </w:r>
+      <w:r>
+        <w:rPr>
+          <w:rFonts w:ascii="Arial" w:hAnsi="Arial" w:cs="Arial"/>
+          <w:b/>
+          <w:bCs/>
+          <w:color w:val="EE0000"/>
+          <w:sz w:val="28"/>
+          <w:szCs w:val="28"/>
+        </w:rPr>
+        <w:t>5</w:t>
+      </w:r>
+      <w:r>
+        <w:rPr>
+          <w:rFonts w:ascii="Arial" w:hAnsi="Arial" w:cs="Arial"/>
+          <w:b/>
+          <w:bCs/>
+          <w:color w:val="EE0000"/>
+          <w:sz w:val="28"/>
+          <w:szCs w:val="28"/>
+        </w:rPr>
+        <w:t xml:space="preserve">. </w:t>
+      </w:r>
+      <w:r>
+        <w:rPr>
+          <w:rFonts w:ascii="Arial" w:hAnsi="Arial" w:cs="Arial"/>
+          <w:b/>
+          <w:bCs/>
+          <w:color w:val="EE0000"/>
+          <w:sz w:val="28"/>
+          <w:szCs w:val="28"/>
+        </w:rPr>
+        <w:t xml:space="preserve">System </w:t>
+      </w:r>
+      <w:r>
+        <w:rPr>
+          <w:rFonts w:ascii="Arial" w:hAnsi="Arial" w:cs="Arial"/>
+          <w:b/>
+          <w:bCs/>
+          <w:color w:val="EE0000"/>
+          <w:sz w:val="28"/>
+          <w:szCs w:val="28"/>
+        </w:rPr>
+        <w:t>s</w:t>
+      </w:r>
+      <w:r>
+        <w:rPr>
+          <w:rFonts w:ascii="Arial" w:hAnsi="Arial" w:cs="Arial"/>
+          <w:b/>
+          <w:bCs/>
+          <w:color w:val="EE0000"/>
+          <w:sz w:val="28"/>
+          <w:szCs w:val="28"/>
+        </w:rPr>
+        <w:t xml:space="preserve">cope, </w:t>
+      </w:r>
+      <w:r>
+        <w:rPr>
+          <w:rFonts w:ascii="Arial" w:hAnsi="Arial" w:cs="Arial"/>
+          <w:b/>
+          <w:bCs/>
+          <w:color w:val="EE0000"/>
+          <w:sz w:val="28"/>
+          <w:szCs w:val="28"/>
+        </w:rPr>
+        <w:t>b</w:t>
+      </w:r>
+      <w:r>
+        <w:rPr>
+          <w:rFonts w:ascii="Arial" w:hAnsi="Arial" w:cs="Arial"/>
+          <w:b/>
+          <w:bCs/>
+          <w:color w:val="EE0000"/>
+          <w:sz w:val="28"/>
+          <w:szCs w:val="28"/>
+        </w:rPr>
+        <w:t xml:space="preserve">oundaries, and </w:t>
+      </w:r>
+      <w:r>
+        <w:rPr>
+          <w:rFonts w:ascii="Arial" w:hAnsi="Arial" w:cs="Arial"/>
+          <w:b/>
+          <w:bCs/>
+          <w:color w:val="EE0000"/>
+          <w:sz w:val="28"/>
+          <w:szCs w:val="28"/>
+        </w:rPr>
+        <w:t>a</w:t>
+      </w:r>
+      <w:r>
+        <w:rPr>
+          <w:rFonts w:ascii="Arial" w:hAnsi="Arial" w:cs="Arial"/>
+          <w:b/>
+          <w:bCs/>
+          <w:color w:val="EE0000"/>
+          <w:sz w:val="28"/>
+          <w:szCs w:val="28"/>
+        </w:rPr>
+        <w:t>ssumptions</w:t>
+      </w:r>
+      <w:bookmarkEnd w:id="7"/>
+    </w:p>
+    <w:p>
+      <w:pPr>
+        <w:pStyle w:val="Heading3"/>
+        <w:ind w:left="567"/>
+        <w:rPr>
+          <w:rFonts w:ascii="Arial" w:hAnsi="Arial" w:cs="Arial"/>
+          <w:b/>
+          <w:bCs/>
+          <w:color w:val="EE0000"/>
+          <w:sz w:val="24"/>
+          <w:szCs w:val="24"/>
+        </w:rPr>
+      </w:pPr>
+      <w:bookmarkStart w:id="8" w:name="_Toc226899728"/>
+      <w:r>
+        <w:rPr>
+          <w:rFonts w:ascii="Arial" w:hAnsi="Arial" w:cs="Arial"/>
+          <w:b/>
+          <w:bCs/>
+          <w:color w:val="EE0000"/>
+          <w:sz w:val="24"/>
+          <w:szCs w:val="24"/>
+        </w:rPr>
+        <w:t>i.</w:t>
+      </w:r>
+      <w:r>
+        <w:rPr>
+          <w:rFonts w:ascii="Arial" w:hAnsi="Arial" w:cs="Arial"/>
+          <w:b/>
+          <w:bCs/>
+          <w:color w:val="EE0000"/>
+          <w:sz w:val="24"/>
+          <w:szCs w:val="24"/>
+        </w:rPr>
+        <w:t xml:space="preserve"> </w:t>
+      </w:r>
+      <w:r>
+        <w:rPr>
+          <w:rFonts w:ascii="Arial" w:hAnsi="Arial" w:cs="Arial"/>
+          <w:b/>
+          <w:bCs/>
+          <w:color w:val="EE0000"/>
+          <w:sz w:val="24"/>
+          <w:szCs w:val="24"/>
+        </w:rPr>
+        <w:t xml:space="preserve">System </w:t>
+      </w:r>
+      <w:r>
+        <w:rPr>
+          <w:rFonts w:ascii="Arial" w:hAnsi="Arial" w:cs="Arial"/>
+          <w:b/>
+          <w:bCs/>
+          <w:color w:val="EE0000"/>
+          <w:sz w:val="24"/>
+          <w:szCs w:val="24"/>
+        </w:rPr>
+        <w:t>s</w:t>
+      </w:r>
+      <w:r>
+        <w:rPr>
+          <w:rFonts w:ascii="Arial" w:hAnsi="Arial" w:cs="Arial"/>
+          <w:b/>
+          <w:bCs/>
+          <w:color w:val="EE0000"/>
+          <w:sz w:val="24"/>
+          <w:szCs w:val="24"/>
+        </w:rPr>
+        <w:t>cope</w:t>
+      </w:r>
+      <w:bookmarkEnd w:id="8"/>
+    </w:p>
+    <w:p>
+      <w:pPr>
+        <w:spacing w:line="360" w:lineRule="auto"/>
+        <w:ind w:left="851"/>
         <w:jc w:val="both"/>
         <w:rPr>
           <w:rFonts w:ascii="Arial" w:hAnsi="Arial" w:cs="Arial"/>
@@ -1753,13 +3638,29 @@
         <w:rPr>
           <w:rFonts w:ascii="Arial" w:hAnsi="Arial" w:cs="Arial"/>
         </w:rPr>
-        <w:t xml:space="preserve">The selected system involves several key stakeholders and user roles with distinct responsibilities. Students interact with the system to search for courses, submit enrolment requests, and view their enrolment status. Academic staff are responsible for managing course-related information and monitoring enrolled students. Administrative staff handle the review and approval of enrolment requests, while finance staff process payments required to confirm enrolments. In addition, IT staff support the technical operation of the system, and university management may rely on system data for planning and decision-making. These roles demonstrate the need for a system that supports multiple users with different responsibilities and access levels. </w:t>
-      </w:r>
-    </w:p>
-    <w:p>
-      <w:pPr>
-        <w:spacing w:line="360" w:lineRule="auto"/>
-        <w:ind w:left="284"/>
+        <w:t>The proposed</w:t>
+      </w:r>
+      <w:r>
+        <w:rPr>
+          <w:rFonts w:ascii="Arial" w:hAnsi="Arial" w:cs="Arial"/>
+        </w:rPr>
+        <w:t xml:space="preserve"> </w:t>
+      </w:r>
+      <w:r>
+        <w:rPr>
+          <w:rFonts w:ascii="Arial" w:hAnsi="Arial" w:cs="Arial"/>
+        </w:rPr>
+        <w:t>Student Enrolment and Course Management System will:</w:t>
+      </w:r>
+    </w:p>
+    <w:p>
+      <w:pPr>
+        <w:pStyle w:val="ListParagraph"/>
+        <w:numPr>
+          <w:ilvl w:val="0"/>
+          <w:numId w:val="10"/>
+        </w:numPr>
+        <w:spacing w:line="360" w:lineRule="auto"/>
         <w:jc w:val="both"/>
         <w:rPr>
           <w:rFonts w:ascii="Arial" w:hAnsi="Arial" w:cs="Arial"/>
@@ -1769,7 +3670,479 @@
         <w:rPr>
           <w:rFonts w:ascii="Arial" w:hAnsi="Arial" w:cs="Arial"/>
         </w:rPr>
-        <w:t xml:space="preserve">The selected system directly supports the university’s core function of delivering education by enabling students to enrol in courses and ensuring that institutional rules, such as prerequisites and course capacity limits, are enforced. The system also facilitates coordination between different parts of the organisation by supporting workflows such as enrolment submission, approval, and payment processing. </w:t>
+        <w:t>Support course search, selection, and enrolment</w:t>
+      </w:r>
+    </w:p>
+    <w:p>
+      <w:pPr>
+        <w:pStyle w:val="ListParagraph"/>
+        <w:numPr>
+          <w:ilvl w:val="0"/>
+          <w:numId w:val="10"/>
+        </w:numPr>
+        <w:spacing w:line="360" w:lineRule="auto"/>
+        <w:jc w:val="both"/>
+        <w:rPr>
+          <w:rFonts w:ascii="Arial" w:hAnsi="Arial" w:cs="Arial"/>
+        </w:rPr>
+      </w:pPr>
+      <w:r>
+        <w:rPr>
+          <w:rFonts w:ascii="Arial" w:hAnsi="Arial" w:cs="Arial"/>
+        </w:rPr>
+        <w:t>Enforce business rules such as prerequisites, course capacity, and timetable conflict detection</w:t>
+      </w:r>
+    </w:p>
+    <w:p>
+      <w:pPr>
+        <w:pStyle w:val="ListParagraph"/>
+        <w:numPr>
+          <w:ilvl w:val="0"/>
+          <w:numId w:val="10"/>
+        </w:numPr>
+        <w:spacing w:line="360" w:lineRule="auto"/>
+        <w:jc w:val="both"/>
+        <w:rPr>
+          <w:rFonts w:ascii="Arial" w:hAnsi="Arial" w:cs="Arial"/>
+        </w:rPr>
+      </w:pPr>
+      <w:r>
+        <w:rPr>
+          <w:rFonts w:ascii="Arial" w:hAnsi="Arial" w:cs="Arial"/>
+        </w:rPr>
+        <w:t>Enable enrolment approval workflows across departments</w:t>
+      </w:r>
+    </w:p>
+    <w:p>
+      <w:pPr>
+        <w:pStyle w:val="ListParagraph"/>
+        <w:numPr>
+          <w:ilvl w:val="0"/>
+          <w:numId w:val="10"/>
+        </w:numPr>
+        <w:spacing w:line="360" w:lineRule="auto"/>
+        <w:jc w:val="both"/>
+        <w:rPr>
+          <w:rFonts w:ascii="Arial" w:hAnsi="Arial" w:cs="Arial"/>
+        </w:rPr>
+      </w:pPr>
+      <w:r>
+        <w:rPr>
+          <w:rFonts w:ascii="Arial" w:hAnsi="Arial" w:cs="Arial"/>
+        </w:rPr>
+        <w:t>Integrate payment processing for enrolment confirmation</w:t>
+      </w:r>
+    </w:p>
+    <w:p>
+      <w:pPr>
+        <w:pStyle w:val="ListParagraph"/>
+        <w:numPr>
+          <w:ilvl w:val="0"/>
+          <w:numId w:val="10"/>
+        </w:numPr>
+        <w:spacing w:line="360" w:lineRule="auto"/>
+        <w:jc w:val="both"/>
+        <w:rPr>
+          <w:rFonts w:ascii="Arial" w:hAnsi="Arial" w:cs="Arial"/>
+        </w:rPr>
+      </w:pPr>
+      <w:r>
+        <w:rPr>
+          <w:rFonts w:ascii="Arial" w:hAnsi="Arial" w:cs="Arial"/>
+        </w:rPr>
+        <w:t>Provide timetable visualisation and real-time updates</w:t>
+      </w:r>
+    </w:p>
+    <w:p>
+      <w:pPr>
+        <w:spacing w:line="360" w:lineRule="auto"/>
+        <w:ind w:left="851"/>
+        <w:jc w:val="both"/>
+        <w:rPr>
+          <w:rFonts w:ascii="Arial" w:hAnsi="Arial" w:cs="Arial"/>
+        </w:rPr>
+      </w:pPr>
+      <w:r>
+        <w:rPr>
+          <w:rFonts w:ascii="Arial" w:hAnsi="Arial" w:cs="Arial"/>
+        </w:rPr>
+        <w:t>Th</w:t>
+      </w:r>
+      <w:r>
+        <w:rPr>
+          <w:rFonts w:ascii="Arial" w:hAnsi="Arial" w:cs="Arial"/>
+        </w:rPr>
+        <w:t>is</w:t>
+      </w:r>
+      <w:r>
+        <w:rPr>
+          <w:rFonts w:ascii="Arial" w:hAnsi="Arial" w:cs="Arial"/>
+        </w:rPr>
+        <w:t xml:space="preserve"> system will involve three departments</w:t>
+      </w:r>
+      <w:r>
+        <w:rPr>
+          <w:rFonts w:ascii="Arial" w:hAnsi="Arial" w:cs="Arial"/>
+        </w:rPr>
+        <w:t>:</w:t>
+      </w:r>
+      <w:r>
+        <w:rPr>
+          <w:rFonts w:ascii="Arial" w:hAnsi="Arial" w:cs="Arial"/>
+        </w:rPr>
+        <w:t xml:space="preserve"> Academic Departments, </w:t>
+      </w:r>
+      <w:r>
+        <w:rPr>
+          <w:rFonts w:ascii="Arial" w:hAnsi="Arial" w:cs="Arial"/>
+        </w:rPr>
+        <w:t>Academic Registry</w:t>
+      </w:r>
+      <w:r>
+        <w:rPr>
+          <w:rFonts w:ascii="Arial" w:hAnsi="Arial" w:cs="Arial"/>
+        </w:rPr>
+        <w:t xml:space="preserve"> </w:t>
+      </w:r>
+      <w:r>
+        <w:rPr>
+          <w:rFonts w:ascii="Arial" w:hAnsi="Arial" w:cs="Arial"/>
+        </w:rPr>
+        <w:t>Department</w:t>
+      </w:r>
+      <w:r>
+        <w:rPr>
+          <w:rFonts w:ascii="Arial" w:hAnsi="Arial" w:cs="Arial"/>
+        </w:rPr>
+        <w:t>, and Finance Department</w:t>
+      </w:r>
+      <w:r>
+        <w:rPr>
+          <w:rFonts w:ascii="Arial" w:hAnsi="Arial" w:cs="Arial"/>
+        </w:rPr>
+        <w:t>.</w:t>
+      </w:r>
+    </w:p>
+    <w:p>
+      <w:pPr>
+        <w:pStyle w:val="Heading3"/>
+        <w:ind w:left="567"/>
+        <w:rPr>
+          <w:rFonts w:ascii="Arial" w:hAnsi="Arial" w:cs="Arial"/>
+          <w:b/>
+          <w:bCs/>
+          <w:color w:val="EE0000"/>
+          <w:sz w:val="24"/>
+          <w:szCs w:val="24"/>
+        </w:rPr>
+      </w:pPr>
+      <w:bookmarkStart w:id="9" w:name="_Toc226899729"/>
+      <w:r>
+        <w:rPr>
+          <w:rFonts w:ascii="Arial" w:hAnsi="Arial" w:cs="Arial"/>
+          <w:b/>
+          <w:bCs/>
+          <w:color w:val="EE0000"/>
+          <w:sz w:val="24"/>
+          <w:szCs w:val="24"/>
+        </w:rPr>
+        <w:t>ii.</w:t>
+      </w:r>
+      <w:r>
+        <w:rPr>
+          <w:rFonts w:ascii="Arial" w:hAnsi="Arial" w:cs="Arial"/>
+          <w:b/>
+          <w:bCs/>
+          <w:color w:val="EE0000"/>
+          <w:sz w:val="24"/>
+          <w:szCs w:val="24"/>
+        </w:rPr>
+        <w:t xml:space="preserve"> </w:t>
+      </w:r>
+      <w:r>
+        <w:rPr>
+          <w:rFonts w:ascii="Arial" w:hAnsi="Arial" w:cs="Arial"/>
+          <w:b/>
+          <w:bCs/>
+          <w:color w:val="EE0000"/>
+          <w:sz w:val="24"/>
+          <w:szCs w:val="24"/>
+        </w:rPr>
+        <w:t xml:space="preserve">System </w:t>
+      </w:r>
+      <w:r>
+        <w:rPr>
+          <w:rFonts w:ascii="Arial" w:hAnsi="Arial" w:cs="Arial"/>
+          <w:b/>
+          <w:bCs/>
+          <w:color w:val="EE0000"/>
+          <w:sz w:val="24"/>
+          <w:szCs w:val="24"/>
+        </w:rPr>
+        <w:t>b</w:t>
+      </w:r>
+      <w:r>
+        <w:rPr>
+          <w:rFonts w:ascii="Arial" w:hAnsi="Arial" w:cs="Arial"/>
+          <w:b/>
+          <w:bCs/>
+          <w:color w:val="EE0000"/>
+          <w:sz w:val="24"/>
+          <w:szCs w:val="24"/>
+        </w:rPr>
+        <w:t>oundaries</w:t>
+      </w:r>
+      <w:bookmarkEnd w:id="9"/>
+    </w:p>
+    <w:p>
+      <w:pPr>
+        <w:spacing w:line="360" w:lineRule="auto"/>
+        <w:ind w:left="851"/>
+        <w:jc w:val="both"/>
+        <w:rPr>
+          <w:rFonts w:ascii="Arial" w:hAnsi="Arial" w:cs="Arial"/>
+        </w:rPr>
+      </w:pPr>
+      <w:r>
+        <w:rPr>
+          <w:rFonts w:ascii="Arial" w:hAnsi="Arial" w:cs="Arial"/>
+        </w:rPr>
+        <w:t>The system will not handle academic grading</w:t>
+      </w:r>
+      <w:r>
+        <w:rPr>
+          <w:rFonts w:ascii="Arial" w:hAnsi="Arial" w:cs="Arial"/>
+        </w:rPr>
+        <w:t>,</w:t>
+      </w:r>
+      <w:r>
+        <w:rPr>
+          <w:rFonts w:ascii="Arial" w:hAnsi="Arial" w:cs="Arial"/>
+        </w:rPr>
+        <w:t xml:space="preserve"> transcript generation, </w:t>
+      </w:r>
+      <w:r>
+        <w:rPr>
+          <w:rFonts w:ascii="Arial" w:hAnsi="Arial" w:cs="Arial"/>
+        </w:rPr>
+        <w:t>or</w:t>
+      </w:r>
+      <w:r>
+        <w:rPr>
+          <w:rFonts w:ascii="Arial" w:hAnsi="Arial" w:cs="Arial"/>
+        </w:rPr>
+        <w:t xml:space="preserve"> manage staff payroll functions. Additionally, it does not deliver teaching content, as its purpose is limited to administrative and operational coordination</w:t>
+      </w:r>
+      <w:r>
+        <w:rPr>
+          <w:rFonts w:ascii="Arial" w:hAnsi="Arial" w:cs="Arial"/>
+        </w:rPr>
+        <w:t>.</w:t>
+      </w:r>
+    </w:p>
+    <w:p>
+      <w:pPr>
+        <w:pStyle w:val="Heading3"/>
+        <w:ind w:left="567"/>
+        <w:rPr>
+          <w:rFonts w:ascii="Arial" w:hAnsi="Arial" w:cs="Arial"/>
+          <w:b/>
+          <w:bCs/>
+          <w:color w:val="EE0000"/>
+          <w:sz w:val="24"/>
+          <w:szCs w:val="24"/>
+        </w:rPr>
+      </w:pPr>
+      <w:bookmarkStart w:id="10" w:name="_Toc226899730"/>
+      <w:r>
+        <w:rPr>
+          <w:rFonts w:ascii="Arial" w:hAnsi="Arial" w:cs="Arial"/>
+          <w:b/>
+          <w:bCs/>
+          <w:color w:val="EE0000"/>
+          <w:sz w:val="24"/>
+          <w:szCs w:val="24"/>
+        </w:rPr>
+        <w:t>iii.</w:t>
+      </w:r>
+      <w:r>
+        <w:rPr>
+          <w:rFonts w:ascii="Arial" w:hAnsi="Arial" w:cs="Arial"/>
+          <w:b/>
+          <w:bCs/>
+          <w:color w:val="EE0000"/>
+          <w:sz w:val="24"/>
+          <w:szCs w:val="24"/>
+        </w:rPr>
+        <w:t xml:space="preserve"> </w:t>
+      </w:r>
+      <w:r>
+        <w:rPr>
+          <w:rFonts w:ascii="Arial" w:hAnsi="Arial" w:cs="Arial"/>
+          <w:b/>
+          <w:bCs/>
+          <w:color w:val="EE0000"/>
+          <w:sz w:val="24"/>
+          <w:szCs w:val="24"/>
+        </w:rPr>
+        <w:t>Assumptions</w:t>
+      </w:r>
+      <w:bookmarkEnd w:id="10"/>
+    </w:p>
+    <w:p>
+      <w:pPr>
+        <w:spacing w:line="360" w:lineRule="auto"/>
+        <w:ind w:left="851"/>
+        <w:jc w:val="both"/>
+        <w:rPr>
+          <w:rFonts w:ascii="Arial" w:hAnsi="Arial" w:cs="Arial"/>
+        </w:rPr>
+      </w:pPr>
+      <w:r>
+        <w:rPr>
+          <w:rFonts w:ascii="Arial" w:hAnsi="Arial" w:cs="Arial"/>
+        </w:rPr>
+        <w:t>The</w:t>
+      </w:r>
+      <w:r>
+        <w:rPr>
+          <w:rFonts w:ascii="Arial" w:hAnsi="Arial" w:cs="Arial"/>
+        </w:rPr>
+        <w:t xml:space="preserve"> following assumptions are made for </w:t>
+      </w:r>
+      <w:r>
+        <w:rPr>
+          <w:rFonts w:ascii="Arial" w:hAnsi="Arial" w:cs="Arial"/>
+        </w:rPr>
+        <w:t>the</w:t>
+      </w:r>
+      <w:r>
+        <w:rPr>
+          <w:rFonts w:ascii="Arial" w:hAnsi="Arial" w:cs="Arial"/>
+        </w:rPr>
+        <w:t xml:space="preserve"> system</w:t>
+      </w:r>
+      <w:r>
+        <w:rPr>
+          <w:rFonts w:ascii="Arial" w:hAnsi="Arial" w:cs="Arial"/>
+        </w:rPr>
+        <w:t>:</w:t>
+      </w:r>
+    </w:p>
+    <w:p>
+      <w:pPr>
+        <w:pStyle w:val="ListParagraph"/>
+        <w:numPr>
+          <w:ilvl w:val="0"/>
+          <w:numId w:val="9"/>
+        </w:numPr>
+        <w:spacing w:line="360" w:lineRule="auto"/>
+        <w:jc w:val="both"/>
+        <w:rPr>
+          <w:rFonts w:ascii="Arial" w:hAnsi="Arial" w:cs="Arial"/>
+        </w:rPr>
+      </w:pPr>
+      <w:r>
+        <w:rPr>
+          <w:rFonts w:ascii="Arial" w:hAnsi="Arial" w:cs="Arial"/>
+        </w:rPr>
+        <w:t>All users have access to a web browser and stable internet connection.</w:t>
+      </w:r>
+    </w:p>
+    <w:p>
+      <w:pPr>
+        <w:pStyle w:val="ListParagraph"/>
+        <w:numPr>
+          <w:ilvl w:val="0"/>
+          <w:numId w:val="9"/>
+        </w:numPr>
+        <w:spacing w:line="360" w:lineRule="auto"/>
+        <w:jc w:val="both"/>
+        <w:rPr>
+          <w:rFonts w:ascii="Arial" w:hAnsi="Arial" w:cs="Arial"/>
+        </w:rPr>
+      </w:pPr>
+      <w:r>
+        <w:rPr>
+          <w:rFonts w:ascii="Arial" w:hAnsi="Arial" w:cs="Arial"/>
+        </w:rPr>
+        <w:t>Users are pre-authenticated</w:t>
+      </w:r>
+      <w:r>
+        <w:rPr>
+          <w:rFonts w:ascii="Arial" w:hAnsi="Arial" w:cs="Arial"/>
+        </w:rPr>
+        <w:t xml:space="preserve"> by the university</w:t>
+      </w:r>
+      <w:r>
+        <w:rPr>
+          <w:rFonts w:ascii="Arial" w:hAnsi="Arial" w:cs="Arial"/>
+        </w:rPr>
+        <w:t xml:space="preserve"> before accessing </w:t>
+      </w:r>
+      <w:r>
+        <w:rPr>
+          <w:rFonts w:ascii="Arial" w:hAnsi="Arial" w:cs="Arial"/>
+        </w:rPr>
+        <w:t>the</w:t>
+      </w:r>
+      <w:r>
+        <w:rPr>
+          <w:rFonts w:ascii="Arial" w:hAnsi="Arial" w:cs="Arial"/>
+        </w:rPr>
+        <w:t xml:space="preserve"> system.</w:t>
+      </w:r>
+    </w:p>
+    <w:p>
+      <w:pPr>
+        <w:pStyle w:val="ListParagraph"/>
+        <w:numPr>
+          <w:ilvl w:val="0"/>
+          <w:numId w:val="9"/>
+        </w:numPr>
+        <w:spacing w:line="360" w:lineRule="auto"/>
+        <w:jc w:val="both"/>
+        <w:rPr>
+          <w:rFonts w:ascii="Arial" w:hAnsi="Arial" w:cs="Arial"/>
+        </w:rPr>
+      </w:pPr>
+      <w:r>
+        <w:rPr>
+          <w:rFonts w:ascii="Arial" w:hAnsi="Arial" w:cs="Arial"/>
+        </w:rPr>
+        <w:t>The system integrates with a third-party payment processor rather than storing sensitive payment information</w:t>
+      </w:r>
+      <w:r>
+        <w:rPr>
+          <w:rFonts w:ascii="Arial" w:hAnsi="Arial" w:cs="Arial"/>
+        </w:rPr>
+        <w:t>.</w:t>
+      </w:r>
+    </w:p>
+    <w:p>
+      <w:pPr>
+        <w:pStyle w:val="ListParagraph"/>
+        <w:numPr>
+          <w:ilvl w:val="0"/>
+          <w:numId w:val="9"/>
+        </w:numPr>
+        <w:spacing w:line="360" w:lineRule="auto"/>
+        <w:jc w:val="both"/>
+        <w:rPr>
+          <w:rFonts w:ascii="Arial" w:hAnsi="Arial" w:cs="Arial"/>
+        </w:rPr>
+      </w:pPr>
+      <w:r>
+        <w:rPr>
+          <w:rFonts w:ascii="Arial" w:hAnsi="Arial" w:cs="Arial"/>
+        </w:rPr>
+        <w:t>All departments follow standardised workflows supported by the system</w:t>
+      </w:r>
+      <w:r>
+        <w:rPr>
+          <w:rFonts w:ascii="Arial" w:hAnsi="Arial" w:cs="Arial"/>
+        </w:rPr>
+        <w:t>.</w:t>
       </w:r>
       <w:r>
         <w:rPr>
@@ -1796,7 +4169,7 @@
           <w:szCs w:val="32"/>
         </w:rPr>
       </w:pPr>
-      <w:bookmarkStart w:id="3" w:name="_Toc226030423"/>
+      <w:bookmarkStart w:id="11" w:name="_Toc226899731"/>
       <w:r>
         <w:rPr>
           <w:rFonts w:ascii="Arial" w:hAnsi="Arial" w:cs="Arial"/>
@@ -1809,7 +4182,7 @@
         <w:lastRenderedPageBreak/>
         <w:t>Requirements Engineering</w:t>
       </w:r>
-      <w:bookmarkEnd w:id="3"/>
+      <w:bookmarkEnd w:id="11"/>
     </w:p>
     <w:p>
       <w:pPr>
@@ -1825,7 +4198,7 @@
           <w:szCs w:val="28"/>
         </w:rPr>
       </w:pPr>
-      <w:bookmarkStart w:id="4" w:name="_Toc226030424"/>
+      <w:bookmarkStart w:id="12" w:name="_Toc226899732"/>
       <w:r>
         <w:rPr>
           <w:rFonts w:ascii="Arial" w:hAnsi="Arial" w:cs="Arial"/>
@@ -1846,159 +4219,9 @@
           <w:sz w:val="28"/>
           <w:szCs w:val="28"/>
         </w:rPr>
-        <w:t>.1. Problem statement</w:t>
-      </w:r>
-      <w:bookmarkEnd w:id="4"/>
-    </w:p>
-    <w:p>
-      <w:pPr>
-        <w:spacing w:line="360" w:lineRule="auto"/>
-        <w:ind w:left="851"/>
-        <w:jc w:val="both"/>
-        <w:rPr>
-          <w:rFonts w:ascii="Arial" w:hAnsi="Arial" w:cs="Arial"/>
-        </w:rPr>
-      </w:pPr>
-      <w:r>
-        <w:rPr>
-          <w:rFonts w:ascii="Arial" w:hAnsi="Arial" w:cs="Arial"/>
-        </w:rPr>
-        <w:t>The current enrolment process at Auckland University of Technology relies heavily on manual, paper-based procedures for managing student enrolment and course administration. This approach creates several operational challenges, including lost or misplaced enrolment forms, manual prerequisite checks prone to errors, delays in enrolment approval—especially during peak periods—and difficulty tracking student progress or course capacity. These inefficiencies result in slow processing times, inconsistent data, limited accessibility, and poor coordination between departments.</w:t>
-      </w:r>
-    </w:p>
-    <w:p>
-      <w:pPr>
-        <w:spacing w:line="360" w:lineRule="auto"/>
-        <w:ind w:left="851"/>
-        <w:jc w:val="both"/>
-        <w:rPr>
-          <w:rFonts w:ascii="Arial" w:hAnsi="Arial" w:cs="Arial"/>
-        </w:rPr>
-      </w:pPr>
-      <w:r>
-        <w:rPr>
-          <w:rFonts w:ascii="Arial" w:hAnsi="Arial" w:cs="Arial"/>
-        </w:rPr>
-        <w:t xml:space="preserve">To address these issues, </w:t>
-      </w:r>
-      <w:r>
-        <w:rPr>
-          <w:rFonts w:ascii="Arial" w:hAnsi="Arial" w:cs="Arial"/>
-        </w:rPr>
-        <w:t>AUT</w:t>
-      </w:r>
-      <w:r>
-        <w:rPr>
-          <w:rFonts w:ascii="Arial" w:hAnsi="Arial" w:cs="Arial"/>
-        </w:rPr>
-        <w:t xml:space="preserve"> requires a Student Enrolment and Course Management System to manage course selection, enrolment, and related </w:t>
-      </w:r>
-      <w:r>
-        <w:rPr>
-          <w:rFonts w:ascii="Arial" w:hAnsi="Arial" w:cs="Arial"/>
-        </w:rPr>
-        <w:t xml:space="preserve">academic </w:t>
-      </w:r>
-      <w:r>
-        <w:rPr>
-          <w:rFonts w:ascii="Arial" w:hAnsi="Arial" w:cs="Arial"/>
-        </w:rPr>
-        <w:t xml:space="preserve">processes. </w:t>
-      </w:r>
-      <w:r>
-        <w:rPr>
-          <w:rFonts w:ascii="Arial" w:hAnsi="Arial" w:cs="Arial"/>
-        </w:rPr>
-        <w:t>The system must operate across multiple departments, including the Academic Department, Registry/Admissions Office, and Finance Department, each responsible for different aspects of the enrolment workflow.</w:t>
-      </w:r>
-      <w:r>
-        <w:t xml:space="preserve"> </w:t>
-      </w:r>
-      <w:r>
-        <w:rPr>
-          <w:rFonts w:ascii="Arial" w:hAnsi="Arial" w:cs="Arial"/>
-        </w:rPr>
-        <w:t>The system must support both domestic and international students, who may have different enrolment requirements, fee structures, and approval processes.</w:t>
-      </w:r>
-    </w:p>
-    <w:p>
-      <w:pPr>
-        <w:spacing w:line="360" w:lineRule="auto"/>
-        <w:ind w:left="851"/>
-        <w:jc w:val="both"/>
-        <w:rPr>
-          <w:rFonts w:ascii="Arial" w:hAnsi="Arial" w:cs="Arial"/>
-        </w:rPr>
-      </w:pPr>
-      <w:r>
-        <w:rPr>
-          <w:rFonts w:ascii="Arial" w:hAnsi="Arial" w:cs="Arial"/>
-        </w:rPr>
-        <w:t>Students should be able to search for available courses, enrol in them, and view their enrolled courses through the system. The system must automatically enforce key business rules, such as checking prerequisites, validating course availability, and preventing timetable conflicts before confirming enrolment. When selecting courses, students will be able to view a timetable of the courses they have chosen, and the system will automatically detect any clashes and display them visually. Students can then adjust their selection based on these clashes to ensure a feasible schedule.</w:t>
-      </w:r>
-    </w:p>
-    <w:p>
-      <w:pPr>
-        <w:spacing w:line="360" w:lineRule="auto"/>
-        <w:ind w:left="851"/>
-        <w:jc w:val="both"/>
-        <w:rPr>
-          <w:rFonts w:ascii="Arial" w:hAnsi="Arial" w:cs="Arial"/>
-        </w:rPr>
-      </w:pPr>
-      <w:r>
-        <w:rPr>
-          <w:rFonts w:ascii="Arial" w:hAnsi="Arial" w:cs="Arial"/>
-        </w:rPr>
-        <w:t xml:space="preserve">Staff members will perform distinct tasks depending on their department. Academic Department staff are responsible for maintaining course information, including course descriptions, prerequisites, capacity limits, and timetable details. Registry/Admissions Office staff review and approve student enrolment requests, </w:t>
-      </w:r>
-      <w:r>
-        <w:rPr>
-          <w:rFonts w:ascii="Arial" w:hAnsi="Arial" w:cs="Arial"/>
-        </w:rPr>
-        <w:lastRenderedPageBreak/>
-        <w:t>ensuring that all prerequisite, course availability, and timetable clash rules are satisfied. Finance Department staff process tuition and course-related payments and confirm enrolments only after successful payment verification. Since these responsibilities are distributed across departments, the system must ensure efficient coordination, secure data sharing, and real-time updates among all stakeholders</w:t>
-      </w:r>
-      <w:r>
-        <w:rPr>
-          <w:rFonts w:ascii="Arial" w:hAnsi="Arial" w:cs="Arial"/>
-        </w:rPr>
         <w:t>.</w:t>
       </w:r>
-    </w:p>
-    <w:p>
-      <w:pPr>
-        <w:spacing w:line="360" w:lineRule="auto"/>
-        <w:ind w:left="851"/>
-        <w:jc w:val="both"/>
-        <w:rPr>
-          <w:rFonts w:ascii="Arial" w:hAnsi="Arial" w:cs="Arial"/>
-        </w:rPr>
-      </w:pPr>
-      <w:r>
-        <w:rPr>
-          <w:rFonts w:ascii="Arial" w:hAnsi="Arial" w:cs="Arial"/>
-        </w:rPr>
-        <w:t xml:space="preserve">The proposed system will be a web-based application accessible through a browser on any device. It must support multiple concurrent users while ensuring data accuracy, security, and real-time updates. By replacing the existing manual process, the system aims to improve operational efficiency, reduce errors, and enhance the overall user experience for </w:t>
-      </w:r>
-      <w:r>
-        <w:rPr>
-          <w:rFonts w:ascii="Arial" w:hAnsi="Arial" w:cs="Arial"/>
-        </w:rPr>
-        <w:t>both domestic and international students, as well as staff</w:t>
-      </w:r>
-      <w:r>
-        <w:rPr>
-          <w:rFonts w:ascii="Arial" w:hAnsi="Arial" w:cs="Arial"/>
-        </w:rPr>
-        <w:t>.</w:t>
-      </w:r>
-    </w:p>
-    <w:p>
-      <w:pPr>
-        <w:pStyle w:val="Heading2"/>
-        <w:spacing w:before="0" w:line="360" w:lineRule="auto"/>
-        <w:ind w:left="284"/>
+      <w:r>
         <w:rPr>
           <w:rFonts w:ascii="Arial" w:hAnsi="Arial" w:cs="Arial"/>
           <w:b/>
@@ -2007,8 +4230,8 @@
           <w:sz w:val="28"/>
           <w:szCs w:val="28"/>
         </w:rPr>
-      </w:pPr>
-      <w:bookmarkStart w:id="5" w:name="_Toc226030425"/>
+        <w:t>1</w:t>
+      </w:r>
       <w:r>
         <w:rPr>
           <w:rFonts w:ascii="Arial" w:hAnsi="Arial" w:cs="Arial"/>
@@ -2018,7 +4241,7 @@
           <w:sz w:val="28"/>
           <w:szCs w:val="28"/>
         </w:rPr>
-        <w:t>3</w:t>
+        <w:t xml:space="preserve">. </w:t>
       </w:r>
       <w:r>
         <w:rPr>
@@ -2029,42 +4252,9 @@
           <w:sz w:val="28"/>
           <w:szCs w:val="28"/>
         </w:rPr>
-        <w:t>.</w:t>
-      </w:r>
-      <w:r>
-        <w:rPr>
-          <w:rFonts w:ascii="Arial" w:hAnsi="Arial" w:cs="Arial"/>
-          <w:b/>
-          <w:bCs/>
-          <w:color w:val="EE0000"/>
-          <w:sz w:val="28"/>
-          <w:szCs w:val="28"/>
-        </w:rPr>
-        <w:t>2</w:t>
-      </w:r>
-      <w:r>
-        <w:rPr>
-          <w:rFonts w:ascii="Arial" w:hAnsi="Arial" w:cs="Arial"/>
-          <w:b/>
-          <w:bCs/>
-          <w:color w:val="EE0000"/>
-          <w:sz w:val="28"/>
-          <w:szCs w:val="28"/>
-        </w:rPr>
-        <w:t xml:space="preserve">. </w:t>
-      </w:r>
-      <w:r>
-        <w:rPr>
-          <w:rFonts w:ascii="Arial" w:hAnsi="Arial" w:cs="Arial"/>
-          <w:b/>
-          <w:bCs/>
-          <w:color w:val="EE0000"/>
-          <w:sz w:val="28"/>
-          <w:szCs w:val="28"/>
-        </w:rPr>
         <w:t>Requirement Analysis</w:t>
       </w:r>
-      <w:bookmarkEnd w:id="5"/>
+      <w:bookmarkEnd w:id="12"/>
     </w:p>
     <w:p>
       <w:pPr>
@@ -2079,7 +4269,7 @@
           <w:szCs w:val="24"/>
         </w:rPr>
       </w:pPr>
-      <w:bookmarkStart w:id="6" w:name="_Toc226030426"/>
+      <w:bookmarkStart w:id="13" w:name="_Toc226899733"/>
       <w:r>
         <w:rPr>
           <w:rFonts w:ascii="Arial" w:hAnsi="Arial" w:cs="Arial"/>
@@ -2102,7 +4292,7 @@
         </w:rPr>
         <w:t xml:space="preserve"> Stakeholders and Roles</w:t>
       </w:r>
-      <w:bookmarkEnd w:id="6"/>
+      <w:bookmarkEnd w:id="13"/>
     </w:p>
     <w:p>
       <w:pPr>
@@ -2278,7 +4468,7 @@
           <w:szCs w:val="24"/>
         </w:rPr>
       </w:pPr>
-      <w:bookmarkStart w:id="7" w:name="_Toc226030427"/>
+      <w:bookmarkStart w:id="14" w:name="_Toc226899734"/>
       <w:r>
         <w:rPr>
           <w:rFonts w:ascii="Arial" w:hAnsi="Arial" w:cs="Arial"/>
@@ -2288,7 +4478,6 @@
           <w:sz w:val="24"/>
           <w:szCs w:val="24"/>
         </w:rPr>
-        <w:lastRenderedPageBreak/>
         <w:t>ii.</w:t>
       </w:r>
       <w:r>
@@ -2313,7 +4502,7 @@
         </w:rPr>
         <w:t>s</w:t>
       </w:r>
-      <w:bookmarkEnd w:id="7"/>
+      <w:bookmarkEnd w:id="14"/>
     </w:p>
     <w:p>
       <w:pPr>
@@ -2497,6 +4686,7 @@
         <w:rPr>
           <w:rFonts w:ascii="Arial" w:hAnsi="Arial" w:cs="Arial"/>
         </w:rPr>
+        <w:lastRenderedPageBreak/>
         <w:t>The system shall automatically verify course availability before confirming enrolment.</w:t>
       </w:r>
     </w:p>
@@ -2735,7 +4925,6 @@
         <w:rPr>
           <w:rFonts w:ascii="Arial" w:hAnsi="Arial" w:cs="Arial"/>
         </w:rPr>
-        <w:lastRenderedPageBreak/>
         <w:t>The system shall allow Finance Department staff to process tuition and course-related payments.</w:t>
       </w:r>
     </w:p>
@@ -2882,6 +5071,7 @@
         <w:rPr>
           <w:rFonts w:ascii="Arial" w:hAnsi="Arial" w:cs="Arial"/>
         </w:rPr>
+        <w:lastRenderedPageBreak/>
         <w:t>User Access and Security</w:t>
       </w:r>
       <w:r>
@@ -3010,7 +5200,7 @@
           <w:szCs w:val="24"/>
         </w:rPr>
       </w:pPr>
-      <w:bookmarkStart w:id="8" w:name="_Toc226030428"/>
+      <w:bookmarkStart w:id="15" w:name="_Toc226899735"/>
       <w:r>
         <w:rPr>
           <w:rFonts w:ascii="Arial" w:hAnsi="Arial" w:cs="Arial"/>
@@ -3088,7 +5278,7 @@
         </w:rPr>
         <w:t>s</w:t>
       </w:r>
-      <w:bookmarkEnd w:id="8"/>
+      <w:bookmarkEnd w:id="15"/>
     </w:p>
     <w:p>
       <w:pPr>
@@ -3244,7 +5434,6 @@
         <w:rPr>
           <w:rFonts w:ascii="Arial" w:hAnsi="Arial" w:cs="Arial"/>
         </w:rPr>
-        <w:lastRenderedPageBreak/>
         <w:t xml:space="preserve">The system shall support at least </w:t>
       </w:r>
       <w:r>
@@ -3455,6 +5644,7 @@
         <w:rPr>
           <w:rFonts w:ascii="Arial" w:hAnsi="Arial" w:cs="Arial"/>
         </w:rPr>
+        <w:lastRenderedPageBreak/>
         <w:t>The system shall maintain at least 99.5% uptime during enrolment periods.</w:t>
       </w:r>
     </w:p>
@@ -3777,7 +5967,6 @@
         <w:rPr>
           <w:rFonts w:ascii="Arial" w:hAnsi="Arial" w:cs="Arial"/>
         </w:rPr>
-        <w:lastRenderedPageBreak/>
         <w:t>The system shall support integration with existing AUT systems (e.g., student database, finance system).</w:t>
       </w:r>
     </w:p>
@@ -3832,7 +6021,7 @@
           <w:szCs w:val="32"/>
         </w:rPr>
       </w:pPr>
-      <w:bookmarkStart w:id="9" w:name="_Toc226030429"/>
+      <w:bookmarkStart w:id="16" w:name="_Toc226899736"/>
       <w:r>
         <w:rPr>
           <w:rFonts w:ascii="Arial" w:hAnsi="Arial" w:cs="Arial"/>
@@ -3867,7 +6056,7 @@
         </w:rPr>
         <w:t>ase diagram</w:t>
       </w:r>
-      <w:bookmarkEnd w:id="9"/>
+      <w:bookmarkEnd w:id="16"/>
     </w:p>
     <w:p>
       <w:pPr>
@@ -3909,7 +6098,7 @@
           <w:szCs w:val="32"/>
         </w:rPr>
       </w:pPr>
-      <w:bookmarkStart w:id="10" w:name="_Toc226030430"/>
+      <w:bookmarkStart w:id="17" w:name="_Toc226899737"/>
       <w:r>
         <w:rPr>
           <w:rFonts w:ascii="Arial" w:hAnsi="Arial" w:cs="Arial"/>
@@ -3933,7 +6122,7 @@
         </w:rPr>
         <w:t xml:space="preserve"> diagram</w:t>
       </w:r>
-      <w:bookmarkEnd w:id="10"/>
+      <w:bookmarkEnd w:id="17"/>
     </w:p>
     <w:p>
       <w:pPr>
@@ -3975,7 +6164,7 @@
           <w:szCs w:val="32"/>
         </w:rPr>
       </w:pPr>
-      <w:bookmarkStart w:id="11" w:name="_Toc226030431"/>
+      <w:bookmarkStart w:id="18" w:name="_Toc226899738"/>
       <w:r>
         <w:rPr>
           <w:rFonts w:ascii="Arial" w:hAnsi="Arial" w:cs="Arial"/>
@@ -3988,7 +6177,7 @@
         <w:lastRenderedPageBreak/>
         <w:t>C# Implementation</w:t>
       </w:r>
-      <w:bookmarkEnd w:id="11"/>
+      <w:bookmarkEnd w:id="18"/>
     </w:p>
     <w:p>
       <w:pPr>
@@ -4039,7 +6228,7 @@
           <w:szCs w:val="32"/>
         </w:rPr>
       </w:pPr>
-      <w:bookmarkStart w:id="12" w:name="_Toc226030432"/>
+      <w:bookmarkStart w:id="19" w:name="_Toc226899739"/>
       <w:r>
         <w:rPr>
           <w:rFonts w:ascii="Arial" w:hAnsi="Arial" w:cs="Arial"/>
@@ -4063,7 +6252,7 @@
         </w:rPr>
         <w:t>onclusion</w:t>
       </w:r>
-      <w:bookmarkEnd w:id="12"/>
+      <w:bookmarkEnd w:id="19"/>
     </w:p>
     <w:p>
       <w:pPr>
@@ -4118,7 +6307,7 @@
           <w:szCs w:val="32"/>
         </w:rPr>
       </w:pPr>
-      <w:bookmarkStart w:id="13" w:name="_Toc226030433"/>
+      <w:bookmarkStart w:id="20" w:name="_Toc226899740"/>
       <w:r>
         <w:rPr>
           <w:rFonts w:ascii="Arial" w:hAnsi="Arial" w:cs="Arial"/>
@@ -4131,7 +6320,312 @@
         <w:lastRenderedPageBreak/>
         <w:t>References</w:t>
       </w:r>
-      <w:bookmarkEnd w:id="13"/>
+      <w:bookmarkEnd w:id="20"/>
+    </w:p>
+    <w:p>
+      <w:pPr>
+        <w:spacing w:line="360" w:lineRule="auto"/>
+        <w:ind w:left="567" w:hanging="567"/>
+        <w:rPr>
+          <w:rFonts w:ascii="Arial" w:hAnsi="Arial" w:cs="Arial"/>
+        </w:rPr>
+      </w:pPr>
+      <w:r>
+        <w:rPr>
+          <w:rFonts w:ascii="Arial" w:hAnsi="Arial" w:cs="Arial"/>
+        </w:rPr>
+        <w:t>AUT (n.d.</w:t>
+      </w:r>
+      <w:r>
+        <w:rPr>
+          <w:rFonts w:ascii="Arial" w:hAnsi="Arial" w:cs="Arial"/>
+        </w:rPr>
+        <w:t>-a</w:t>
+      </w:r>
+      <w:r>
+        <w:rPr>
+          <w:rFonts w:ascii="Arial" w:hAnsi="Arial" w:cs="Arial"/>
+        </w:rPr>
+        <w:t xml:space="preserve">). </w:t>
+      </w:r>
+      <w:r>
+        <w:rPr>
+          <w:rFonts w:ascii="Arial" w:hAnsi="Arial" w:cs="Arial"/>
+          <w:i/>
+          <w:iCs/>
+        </w:rPr>
+        <w:t>Facts and figures about AUT</w:t>
+      </w:r>
+      <w:r>
+        <w:rPr>
+          <w:rFonts w:ascii="Arial" w:hAnsi="Arial" w:cs="Arial"/>
+        </w:rPr>
+        <w:t xml:space="preserve">. </w:t>
+      </w:r>
+      <w:hyperlink r:id="rId9" w:history="1">
+        <w:r>
+          <w:rPr>
+            <w:rStyle w:val="Hyperlink"/>
+            <w:rFonts w:ascii="Arial" w:hAnsi="Arial" w:cs="Arial"/>
+          </w:rPr>
+          <w:t>https://www.aut.ac.nz/about/auts-leadership/fact-and-figures-about-aut</w:t>
+        </w:r>
+      </w:hyperlink>
+    </w:p>
+    <w:p>
+      <w:pPr>
+        <w:spacing w:line="360" w:lineRule="auto"/>
+        <w:ind w:left="567" w:hanging="567"/>
+        <w:rPr>
+          <w:rFonts w:ascii="Arial" w:hAnsi="Arial" w:cs="Arial"/>
+        </w:rPr>
+      </w:pPr>
+      <w:r>
+        <w:rPr>
+          <w:rFonts w:ascii="Arial" w:hAnsi="Arial" w:cs="Arial"/>
+        </w:rPr>
+        <w:t xml:space="preserve">AUT (n.d.-b). </w:t>
+      </w:r>
+      <w:r>
+        <w:rPr>
+          <w:rFonts w:ascii="Arial" w:hAnsi="Arial" w:cs="Arial"/>
+          <w:i/>
+          <w:iCs/>
+        </w:rPr>
+        <w:t>AUT faculties and schools</w:t>
+      </w:r>
+      <w:r>
+        <w:rPr>
+          <w:rFonts w:ascii="Arial" w:hAnsi="Arial" w:cs="Arial"/>
+        </w:rPr>
+        <w:t>.</w:t>
+      </w:r>
+      <w:r>
+        <w:t xml:space="preserve"> </w:t>
+      </w:r>
+      <w:hyperlink r:id="rId10" w:history="1">
+        <w:r>
+          <w:rPr>
+            <w:rStyle w:val="Hyperlink"/>
+            <w:rFonts w:ascii="Arial" w:hAnsi="Arial" w:cs="Arial"/>
+          </w:rPr>
+          <w:t>https://www.aut.ac.nz/about/faculties-and-schools</w:t>
+        </w:r>
+      </w:hyperlink>
+    </w:p>
+    <w:p>
+      <w:pPr>
+        <w:spacing w:line="360" w:lineRule="auto"/>
+        <w:ind w:left="567" w:hanging="567"/>
+        <w:rPr>
+          <w:rFonts w:ascii="Arial" w:hAnsi="Arial" w:cs="Arial"/>
+        </w:rPr>
+      </w:pPr>
+      <w:r>
+        <w:rPr>
+          <w:rFonts w:ascii="Arial" w:hAnsi="Arial" w:cs="Arial"/>
+        </w:rPr>
+        <w:t>AUT (n.d.-</w:t>
+      </w:r>
+      <w:r>
+        <w:rPr>
+          <w:rFonts w:ascii="Arial" w:hAnsi="Arial" w:cs="Arial"/>
+        </w:rPr>
+        <w:t>c</w:t>
+      </w:r>
+      <w:r>
+        <w:rPr>
+          <w:rFonts w:ascii="Arial" w:hAnsi="Arial" w:cs="Arial"/>
+        </w:rPr>
+        <w:t xml:space="preserve">). </w:t>
+      </w:r>
+      <w:r>
+        <w:rPr>
+          <w:rFonts w:ascii="Arial" w:hAnsi="Arial" w:cs="Arial"/>
+          <w:i/>
+          <w:iCs/>
+        </w:rPr>
+        <w:t>Student services online</w:t>
+      </w:r>
+      <w:r>
+        <w:rPr>
+          <w:rFonts w:ascii="Arial" w:hAnsi="Arial" w:cs="Arial"/>
+        </w:rPr>
+        <w:t xml:space="preserve">. </w:t>
+      </w:r>
+      <w:hyperlink r:id="rId11" w:history="1">
+        <w:r>
+          <w:rPr>
+            <w:rStyle w:val="Hyperlink"/>
+            <w:rFonts w:ascii="Arial" w:hAnsi="Arial" w:cs="Arial"/>
+          </w:rPr>
+          <w:t>https://www.aut.ac.nz/student-life/studying/student-services-online</w:t>
+        </w:r>
+      </w:hyperlink>
+    </w:p>
+    <w:p>
+      <w:pPr>
+        <w:spacing w:line="360" w:lineRule="auto"/>
+        <w:ind w:left="567" w:hanging="567"/>
+        <w:rPr>
+          <w:rFonts w:ascii="Arial" w:hAnsi="Arial" w:cs="Arial"/>
+          <w:i/>
+          <w:iCs/>
+        </w:rPr>
+      </w:pPr>
+      <w:r>
+        <w:rPr>
+          <w:rFonts w:ascii="Arial" w:hAnsi="Arial" w:cs="Arial"/>
+        </w:rPr>
+        <w:t>AUT (n.d.-</w:t>
+      </w:r>
+      <w:r>
+        <w:rPr>
+          <w:rFonts w:ascii="Arial" w:hAnsi="Arial" w:cs="Arial"/>
+        </w:rPr>
+        <w:t>d</w:t>
+      </w:r>
+      <w:r>
+        <w:rPr>
+          <w:rFonts w:ascii="Arial" w:hAnsi="Arial" w:cs="Arial"/>
+        </w:rPr>
+        <w:t xml:space="preserve">). </w:t>
+      </w:r>
+      <w:r>
+        <w:rPr>
+          <w:rFonts w:ascii="Arial" w:hAnsi="Arial" w:cs="Arial"/>
+          <w:i/>
+          <w:iCs/>
+        </w:rPr>
+        <w:t xml:space="preserve">Enrolling in courses and classes. </w:t>
+      </w:r>
+      <w:hyperlink r:id="rId12" w:history="1">
+        <w:r>
+          <w:rPr>
+            <w:rStyle w:val="Hyperlink"/>
+            <w:rFonts w:ascii="Arial" w:hAnsi="Arial" w:cs="Arial"/>
+          </w:rPr>
+          <w:t>https://www.aut.ac.nz/student-life/studying/enrolling-in-courses-and-classes</w:t>
+        </w:r>
+      </w:hyperlink>
+    </w:p>
+    <w:p>
+      <w:pPr>
+        <w:spacing w:line="360" w:lineRule="auto"/>
+        <w:ind w:left="567" w:hanging="567"/>
+        <w:rPr>
+          <w:rFonts w:ascii="Arial" w:hAnsi="Arial" w:cs="Arial"/>
+        </w:rPr>
+      </w:pPr>
+      <w:r>
+        <w:rPr>
+          <w:rFonts w:ascii="Arial" w:hAnsi="Arial" w:cs="Arial"/>
+        </w:rPr>
+        <w:t>AUT (n.d.-</w:t>
+      </w:r>
+      <w:r>
+        <w:rPr>
+          <w:rFonts w:ascii="Arial" w:hAnsi="Arial" w:cs="Arial"/>
+        </w:rPr>
+        <w:t>e</w:t>
+      </w:r>
+      <w:r>
+        <w:rPr>
+          <w:rFonts w:ascii="Arial" w:hAnsi="Arial" w:cs="Arial"/>
+        </w:rPr>
+        <w:t xml:space="preserve">). </w:t>
+      </w:r>
+      <w:r>
+        <w:rPr>
+          <w:rFonts w:ascii="Arial" w:hAnsi="Arial" w:cs="Arial"/>
+          <w:i/>
+          <w:iCs/>
+        </w:rPr>
+        <w:t>IT services</w:t>
+      </w:r>
+      <w:r>
+        <w:rPr>
+          <w:rFonts w:ascii="Arial" w:hAnsi="Arial" w:cs="Arial"/>
+        </w:rPr>
+        <w:t xml:space="preserve">. </w:t>
+      </w:r>
+      <w:hyperlink r:id="rId13" w:history="1">
+        <w:r>
+          <w:rPr>
+            <w:rStyle w:val="Hyperlink"/>
+            <w:rFonts w:ascii="Arial" w:hAnsi="Arial" w:cs="Arial"/>
+          </w:rPr>
+          <w:t>https://www.aut.ac.nz/student-life/studying/it-services</w:t>
+        </w:r>
+      </w:hyperlink>
+    </w:p>
+    <w:p>
+      <w:pPr>
+        <w:spacing w:line="360" w:lineRule="auto"/>
+        <w:ind w:left="567" w:hanging="567"/>
+        <w:rPr>
+          <w:rFonts w:ascii="Arial" w:hAnsi="Arial" w:cs="Arial"/>
+        </w:rPr>
+      </w:pPr>
+      <w:r>
+        <w:rPr>
+          <w:rFonts w:ascii="Arial" w:hAnsi="Arial" w:cs="Arial"/>
+        </w:rPr>
+        <w:t>AUT (n.d.-</w:t>
+      </w:r>
+      <w:r>
+        <w:rPr>
+          <w:rFonts w:ascii="Arial" w:hAnsi="Arial" w:cs="Arial"/>
+        </w:rPr>
+        <w:t>f</w:t>
+      </w:r>
+      <w:r>
+        <w:rPr>
+          <w:rFonts w:ascii="Arial" w:hAnsi="Arial" w:cs="Arial"/>
+        </w:rPr>
+        <w:t xml:space="preserve">). </w:t>
+      </w:r>
+      <w:r>
+        <w:rPr>
+          <w:rFonts w:ascii="Arial" w:hAnsi="Arial" w:cs="Arial"/>
+          <w:i/>
+          <w:iCs/>
+        </w:rPr>
+        <w:t>Financial services and support for students</w:t>
+      </w:r>
+      <w:r>
+        <w:rPr>
+          <w:rFonts w:ascii="Arial" w:hAnsi="Arial" w:cs="Arial"/>
+        </w:rPr>
+        <w:t xml:space="preserve">. </w:t>
+      </w:r>
+      <w:hyperlink r:id="rId14" w:history="1">
+        <w:r>
+          <w:rPr>
+            <w:rStyle w:val="Hyperlink"/>
+            <w:rFonts w:ascii="Arial" w:hAnsi="Arial" w:cs="Arial"/>
+          </w:rPr>
+          <w:t>https://www.aut.ac.nz/student-life/support-services/student-hub/financial-support</w:t>
+        </w:r>
+      </w:hyperlink>
+    </w:p>
+    <w:p>
+      <w:pPr>
+        <w:spacing w:line="360" w:lineRule="auto"/>
+        <w:ind w:left="567" w:hanging="567"/>
+        <w:rPr>
+          <w:rFonts w:ascii="Arial" w:hAnsi="Arial" w:cs="Arial"/>
+        </w:rPr>
+      </w:pPr>
+    </w:p>
+    <w:p>
+      <w:pPr>
+        <w:spacing w:line="360" w:lineRule="auto"/>
+        <w:ind w:left="567" w:hanging="567"/>
+        <w:rPr>
+          <w:rFonts w:ascii="Arial" w:hAnsi="Arial" w:cs="Arial"/>
+        </w:rPr>
+      </w:pPr>
     </w:p>
     <w:p>
       <w:pPr>
@@ -4160,17 +6654,8 @@
         </w:rPr>
       </w:pPr>
     </w:p>
-    <w:p>
-      <w:pPr>
-        <w:spacing w:line="360" w:lineRule="auto"/>
-        <w:ind w:left="284"/>
-        <w:rPr>
-          <w:rFonts w:ascii="Arial" w:hAnsi="Arial" w:cs="Arial"/>
-        </w:rPr>
-      </w:pPr>
-    </w:p>
     <w:sectPr>
-      <w:footerReference w:type="default" r:id="rId9"/>
+      <w:footerReference w:type="default" r:id="rId15"/>
       <w:pgSz w:w="12240" w:h="15840"/>
       <w:pgMar w:top="1440" w:right="1440" w:bottom="1440" w:left="1440" w:header="708" w:footer="708" w:gutter="0"/>
       <w:pgNumType w:start="1"/>
@@ -4321,6 +6806,119 @@
 <file path=word/numbering.xml><?xml version="1.0" encoding="utf-8"?>
 <w:numbering xmlns:wpc="http://schemas.microsoft.com/office/word/2010/wordprocessingCanvas" xmlns:cx="http://schemas.microsoft.com/office/drawing/2014/chartex" xmlns:cx1="http://schemas.microsoft.com/office/drawing/2015/9/8/chartex" xmlns:cx2="http://schemas.microsoft.com/office/drawing/2015/10/21/chartex" xmlns:cx3="http://schemas.microsoft.com/office/drawing/2016/5/9/chartex" xmlns:cx4="http://schemas.microsoft.com/office/drawing/2016/5/10/chartex" xmlns:cx5="http://schemas.microsoft.com/office/drawing/2016/5/11/chartex" xmlns:cx6="http://schemas.microsoft.com/office/drawing/2016/5/12/chartex" xmlns:cx7="http://schemas.microsoft.com/office/drawing/2016/5/13/chartex" xmlns:cx8="http://schemas.microsoft.com/office/drawing/2016/5/14/chartex" xmlns:mc="http://schemas.openxmlformats.org/markup-compatibility/2006" xmlns:aink="http://schemas.microsoft.com/office/drawing/2016/ink" xmlns:am3d="http://schemas.microsoft.com/office/drawing/2017/model3d" xmlns:o="urn:schemas-microsoft-com:office:office" xmlns:oel="http://schemas.microsoft.com/office/2019/extlst" xmlns:r="http://schemas.openxmlformats.org/officeDocument/2006/relationships" xmlns:m="http://schemas.openxmlformats.org/officeDocument/2006/math" xmlns:v="urn:schemas-microsoft-com:vml" xmlns:wp14="http://schemas.microsoft.com/office/word/2010/wordprocessingDrawing" xmlns:wp="http://schemas.openxmlformats.org/drawingml/2006/wordprocessingDrawing" xmlns:w10="urn:schemas-microsoft-com:office:word" xmlns:w="http://schemas.openxmlformats.org/wordprocessingml/2006/main" xmlns:w14="http://schemas.microsoft.com/office/word/2010/wordml" xmlns:w15="http://schemas.microsoft.com/office/word/2012/wordml" xmlns:w16cex="http://schemas.microsoft.com/office/word/2018/wordml/cex" xmlns:w16cid="http://schemas.microsoft.com/office/word/2016/wordml/cid" xmlns:w16="http://schemas.microsoft.com/office/word/2018/wordml" xmlns:w16du="http://schemas.microsoft.com/office/word/2023/wordml/word16du" xmlns:w16sdtdh="http://schemas.microsoft.com/office/word/2020/wordml/sdtdatahash" xmlns:w16sdtfl="http://schemas.microsoft.com/office/word/2024/wordml/sdtformatlock" xmlns:w16se="http://schemas.microsoft.com/office/word/2015/wordml/symex" xmlns:wpg="http://schemas.microsoft.com/office/word/2010/wordprocessingGroup" xmlns:wpi="http://schemas.microsoft.com/office/word/2010/wordprocessingInk" xmlns:wne="http://schemas.microsoft.com/office/word/2006/wordml" xmlns:wps="http://schemas.microsoft.com/office/word/2010/wordprocessingShape" mc:Ignorable="w14 w15 w16se w16cid w16 w16cex w16sdtdh w16sdtfl w16du wp14">
   <w:abstractNum w:abstractNumId="0" w15:restartNumberingAfterBreak="0">
+    <w:nsid w:val="00A147AC"/>
+    <w:multiLevelType w:val="hybridMultilevel"/>
+    <w:tmpl w:val="A27A89E8"/>
+    <w:lvl w:ilvl="0" w:tplc="04090001">
+      <w:start w:val="1"/>
+      <w:numFmt w:val="bullet"/>
+      <w:lvlText w:val=""/>
+      <w:lvlJc w:val="left"/>
+      <w:pPr>
+        <w:ind w:left="1287" w:hanging="360"/>
+      </w:pPr>
+      <w:rPr>
+        <w:rFonts w:ascii="Symbol" w:hAnsi="Symbol" w:hint="default"/>
+      </w:rPr>
+    </w:lvl>
+    <w:lvl w:ilvl="1" w:tplc="04090003" w:tentative="1">
+      <w:start w:val="1"/>
+      <w:numFmt w:val="bullet"/>
+      <w:lvlText w:val="o"/>
+      <w:lvlJc w:val="left"/>
+      <w:pPr>
+        <w:ind w:left="2007" w:hanging="360"/>
+      </w:pPr>
+      <w:rPr>
+        <w:rFonts w:ascii="Courier New" w:hAnsi="Courier New" w:cs="Courier New" w:hint="default"/>
+      </w:rPr>
+    </w:lvl>
+    <w:lvl w:ilvl="2" w:tplc="04090005" w:tentative="1">
+      <w:start w:val="1"/>
+      <w:numFmt w:val="bullet"/>
+      <w:lvlText w:val=""/>
+      <w:lvlJc w:val="left"/>
+      <w:pPr>
+        <w:ind w:left="2727" w:hanging="360"/>
+      </w:pPr>
+      <w:rPr>
+        <w:rFonts w:ascii="Wingdings" w:hAnsi="Wingdings" w:hint="default"/>
+      </w:rPr>
+    </w:lvl>
+    <w:lvl w:ilvl="3" w:tplc="04090001" w:tentative="1">
+      <w:start w:val="1"/>
+      <w:numFmt w:val="bullet"/>
+      <w:lvlText w:val=""/>
+      <w:lvlJc w:val="left"/>
+      <w:pPr>
+        <w:ind w:left="3447" w:hanging="360"/>
+      </w:pPr>
+      <w:rPr>
+        <w:rFonts w:ascii="Symbol" w:hAnsi="Symbol" w:hint="default"/>
+      </w:rPr>
+    </w:lvl>
+    <w:lvl w:ilvl="4" w:tplc="04090003" w:tentative="1">
+      <w:start w:val="1"/>
+      <w:numFmt w:val="bullet"/>
+      <w:lvlText w:val="o"/>
+      <w:lvlJc w:val="left"/>
+      <w:pPr>
+        <w:ind w:left="4167" w:hanging="360"/>
+      </w:pPr>
+      <w:rPr>
+        <w:rFonts w:ascii="Courier New" w:hAnsi="Courier New" w:cs="Courier New" w:hint="default"/>
+      </w:rPr>
+    </w:lvl>
+    <w:lvl w:ilvl="5" w:tplc="04090005" w:tentative="1">
+      <w:start w:val="1"/>
+      <w:numFmt w:val="bullet"/>
+      <w:lvlText w:val=""/>
+      <w:lvlJc w:val="left"/>
+      <w:pPr>
+        <w:ind w:left="4887" w:hanging="360"/>
+      </w:pPr>
+      <w:rPr>
+        <w:rFonts w:ascii="Wingdings" w:hAnsi="Wingdings" w:hint="default"/>
+      </w:rPr>
+    </w:lvl>
+    <w:lvl w:ilvl="6" w:tplc="04090001" w:tentative="1">
+      <w:start w:val="1"/>
+      <w:numFmt w:val="bullet"/>
+      <w:lvlText w:val=""/>
+      <w:lvlJc w:val="left"/>
+      <w:pPr>
+        <w:ind w:left="5607" w:hanging="360"/>
+      </w:pPr>
+      <w:rPr>
+        <w:rFonts w:ascii="Symbol" w:hAnsi="Symbol" w:hint="default"/>
+      </w:rPr>
+    </w:lvl>
+    <w:lvl w:ilvl="7" w:tplc="04090003" w:tentative="1">
+      <w:start w:val="1"/>
+      <w:numFmt w:val="bullet"/>
+      <w:lvlText w:val="o"/>
+      <w:lvlJc w:val="left"/>
+      <w:pPr>
+        <w:ind w:left="6327" w:hanging="360"/>
+      </w:pPr>
+      <w:rPr>
+        <w:rFonts w:ascii="Courier New" w:hAnsi="Courier New" w:cs="Courier New" w:hint="default"/>
+      </w:rPr>
+    </w:lvl>
+    <w:lvl w:ilvl="8" w:tplc="04090005" w:tentative="1">
+      <w:start w:val="1"/>
+      <w:numFmt w:val="bullet"/>
+      <w:lvlText w:val=""/>
+      <w:lvlJc w:val="left"/>
+      <w:pPr>
+        <w:ind w:left="7047" w:hanging="360"/>
+      </w:pPr>
+      <w:rPr>
+        <w:rFonts w:ascii="Wingdings" w:hAnsi="Wingdings" w:hint="default"/>
+      </w:rPr>
+    </w:lvl>
+  </w:abstractNum>
+  <w:abstractNum w:abstractNumId="1" w15:restartNumberingAfterBreak="0">
     <w:nsid w:val="0B0D1D50"/>
     <w:multiLevelType w:val="hybridMultilevel"/>
     <w:tmpl w:val="751C5454"/>
@@ -4409,7 +7007,7 @@
       </w:pPr>
     </w:lvl>
   </w:abstractNum>
-  <w:abstractNum w:abstractNumId="1" w15:restartNumberingAfterBreak="0">
+  <w:abstractNum w:abstractNumId="2" w15:restartNumberingAfterBreak="0">
     <w:nsid w:val="2EC15A1A"/>
     <w:multiLevelType w:val="hybridMultilevel"/>
     <w:tmpl w:val="C5665E78"/>
@@ -4495,7 +7093,7 @@
       </w:pPr>
     </w:lvl>
   </w:abstractNum>
-  <w:abstractNum w:abstractNumId="2" w15:restartNumberingAfterBreak="0">
+  <w:abstractNum w:abstractNumId="3" w15:restartNumberingAfterBreak="0">
     <w:nsid w:val="443143D4"/>
     <w:multiLevelType w:val="hybridMultilevel"/>
     <w:tmpl w:val="BC7C5D7E"/>
@@ -4608,7 +7206,7 @@
       </w:rPr>
     </w:lvl>
   </w:abstractNum>
-  <w:abstractNum w:abstractNumId="3" w15:restartNumberingAfterBreak="0">
+  <w:abstractNum w:abstractNumId="4" w15:restartNumberingAfterBreak="0">
     <w:nsid w:val="4E9208C8"/>
     <w:multiLevelType w:val="hybridMultilevel"/>
     <w:tmpl w:val="054A6BDE"/>
@@ -4721,7 +7319,7 @@
       </w:rPr>
     </w:lvl>
   </w:abstractNum>
-  <w:abstractNum w:abstractNumId="4" w15:restartNumberingAfterBreak="0">
+  <w:abstractNum w:abstractNumId="5" w15:restartNumberingAfterBreak="0">
     <w:nsid w:val="50B90995"/>
     <w:multiLevelType w:val="hybridMultilevel"/>
     <w:tmpl w:val="F4EC91BE"/>
@@ -4810,7 +7408,120 @@
       </w:pPr>
     </w:lvl>
   </w:abstractNum>
-  <w:abstractNum w:abstractNumId="5" w15:restartNumberingAfterBreak="0">
+  <w:abstractNum w:abstractNumId="6" w15:restartNumberingAfterBreak="0">
+    <w:nsid w:val="5729116B"/>
+    <w:multiLevelType w:val="hybridMultilevel"/>
+    <w:tmpl w:val="BB74E996"/>
+    <w:lvl w:ilvl="0" w:tplc="04090001">
+      <w:start w:val="1"/>
+      <w:numFmt w:val="bullet"/>
+      <w:lvlText w:val=""/>
+      <w:lvlJc w:val="left"/>
+      <w:pPr>
+        <w:ind w:left="1287" w:hanging="360"/>
+      </w:pPr>
+      <w:rPr>
+        <w:rFonts w:ascii="Symbol" w:hAnsi="Symbol" w:hint="default"/>
+      </w:rPr>
+    </w:lvl>
+    <w:lvl w:ilvl="1" w:tplc="04090003" w:tentative="1">
+      <w:start w:val="1"/>
+      <w:numFmt w:val="bullet"/>
+      <w:lvlText w:val="o"/>
+      <w:lvlJc w:val="left"/>
+      <w:pPr>
+        <w:ind w:left="2007" w:hanging="360"/>
+      </w:pPr>
+      <w:rPr>
+        <w:rFonts w:ascii="Courier New" w:hAnsi="Courier New" w:cs="Courier New" w:hint="default"/>
+      </w:rPr>
+    </w:lvl>
+    <w:lvl w:ilvl="2" w:tplc="04090005" w:tentative="1">
+      <w:start w:val="1"/>
+      <w:numFmt w:val="bullet"/>
+      <w:lvlText w:val=""/>
+      <w:lvlJc w:val="left"/>
+      <w:pPr>
+        <w:ind w:left="2727" w:hanging="360"/>
+      </w:pPr>
+      <w:rPr>
+        <w:rFonts w:ascii="Wingdings" w:hAnsi="Wingdings" w:hint="default"/>
+      </w:rPr>
+    </w:lvl>
+    <w:lvl w:ilvl="3" w:tplc="04090001" w:tentative="1">
+      <w:start w:val="1"/>
+      <w:numFmt w:val="bullet"/>
+      <w:lvlText w:val=""/>
+      <w:lvlJc w:val="left"/>
+      <w:pPr>
+        <w:ind w:left="3447" w:hanging="360"/>
+      </w:pPr>
+      <w:rPr>
+        <w:rFonts w:ascii="Symbol" w:hAnsi="Symbol" w:hint="default"/>
+      </w:rPr>
+    </w:lvl>
+    <w:lvl w:ilvl="4" w:tplc="04090003" w:tentative="1">
+      <w:start w:val="1"/>
+      <w:numFmt w:val="bullet"/>
+      <w:lvlText w:val="o"/>
+      <w:lvlJc w:val="left"/>
+      <w:pPr>
+        <w:ind w:left="4167" w:hanging="360"/>
+      </w:pPr>
+      <w:rPr>
+        <w:rFonts w:ascii="Courier New" w:hAnsi="Courier New" w:cs="Courier New" w:hint="default"/>
+      </w:rPr>
+    </w:lvl>
+    <w:lvl w:ilvl="5" w:tplc="04090005" w:tentative="1">
+      <w:start w:val="1"/>
+      <w:numFmt w:val="bullet"/>
+      <w:lvlText w:val=""/>
+      <w:lvlJc w:val="left"/>
+      <w:pPr>
+        <w:ind w:left="4887" w:hanging="360"/>
+      </w:pPr>
+      <w:rPr>
+        <w:rFonts w:ascii="Wingdings" w:hAnsi="Wingdings" w:hint="default"/>
+      </w:rPr>
+    </w:lvl>
+    <w:lvl w:ilvl="6" w:tplc="04090001" w:tentative="1">
+      <w:start w:val="1"/>
+      <w:numFmt w:val="bullet"/>
+      <w:lvlText w:val=""/>
+      <w:lvlJc w:val="left"/>
+      <w:pPr>
+        <w:ind w:left="5607" w:hanging="360"/>
+      </w:pPr>
+      <w:rPr>
+        <w:rFonts w:ascii="Symbol" w:hAnsi="Symbol" w:hint="default"/>
+      </w:rPr>
+    </w:lvl>
+    <w:lvl w:ilvl="7" w:tplc="04090003" w:tentative="1">
+      <w:start w:val="1"/>
+      <w:numFmt w:val="bullet"/>
+      <w:lvlText w:val="o"/>
+      <w:lvlJc w:val="left"/>
+      <w:pPr>
+        <w:ind w:left="6327" w:hanging="360"/>
+      </w:pPr>
+      <w:rPr>
+        <w:rFonts w:ascii="Courier New" w:hAnsi="Courier New" w:cs="Courier New" w:hint="default"/>
+      </w:rPr>
+    </w:lvl>
+    <w:lvl w:ilvl="8" w:tplc="04090005" w:tentative="1">
+      <w:start w:val="1"/>
+      <w:numFmt w:val="bullet"/>
+      <w:lvlText w:val=""/>
+      <w:lvlJc w:val="left"/>
+      <w:pPr>
+        <w:ind w:left="7047" w:hanging="360"/>
+      </w:pPr>
+      <w:rPr>
+        <w:rFonts w:ascii="Wingdings" w:hAnsi="Wingdings" w:hint="default"/>
+      </w:rPr>
+    </w:lvl>
+  </w:abstractNum>
+  <w:abstractNum w:abstractNumId="7" w15:restartNumberingAfterBreak="0">
     <w:nsid w:val="584223CC"/>
     <w:multiLevelType w:val="hybridMultilevel"/>
     <w:tmpl w:val="15AE2CB0"/>
@@ -4923,23 +7634,261 @@
       </w:rPr>
     </w:lvl>
   </w:abstractNum>
+  <w:abstractNum w:abstractNumId="8" w15:restartNumberingAfterBreak="0">
+    <w:nsid w:val="5A3C6B9D"/>
+    <w:multiLevelType w:val="hybridMultilevel"/>
+    <w:tmpl w:val="8A963DA4"/>
+    <w:lvl w:ilvl="0" w:tplc="04090001">
+      <w:start w:val="1"/>
+      <w:numFmt w:val="bullet"/>
+      <w:lvlText w:val=""/>
+      <w:lvlJc w:val="left"/>
+      <w:pPr>
+        <w:ind w:left="1571" w:hanging="360"/>
+      </w:pPr>
+      <w:rPr>
+        <w:rFonts w:ascii="Symbol" w:hAnsi="Symbol" w:hint="default"/>
+      </w:rPr>
+    </w:lvl>
+    <w:lvl w:ilvl="1" w:tplc="04090003" w:tentative="1">
+      <w:start w:val="1"/>
+      <w:numFmt w:val="bullet"/>
+      <w:lvlText w:val="o"/>
+      <w:lvlJc w:val="left"/>
+      <w:pPr>
+        <w:ind w:left="2291" w:hanging="360"/>
+      </w:pPr>
+      <w:rPr>
+        <w:rFonts w:ascii="Courier New" w:hAnsi="Courier New" w:cs="Courier New" w:hint="default"/>
+      </w:rPr>
+    </w:lvl>
+    <w:lvl w:ilvl="2" w:tplc="04090005" w:tentative="1">
+      <w:start w:val="1"/>
+      <w:numFmt w:val="bullet"/>
+      <w:lvlText w:val=""/>
+      <w:lvlJc w:val="left"/>
+      <w:pPr>
+        <w:ind w:left="3011" w:hanging="360"/>
+      </w:pPr>
+      <w:rPr>
+        <w:rFonts w:ascii="Wingdings" w:hAnsi="Wingdings" w:hint="default"/>
+      </w:rPr>
+    </w:lvl>
+    <w:lvl w:ilvl="3" w:tplc="04090001" w:tentative="1">
+      <w:start w:val="1"/>
+      <w:numFmt w:val="bullet"/>
+      <w:lvlText w:val=""/>
+      <w:lvlJc w:val="left"/>
+      <w:pPr>
+        <w:ind w:left="3731" w:hanging="360"/>
+      </w:pPr>
+      <w:rPr>
+        <w:rFonts w:ascii="Symbol" w:hAnsi="Symbol" w:hint="default"/>
+      </w:rPr>
+    </w:lvl>
+    <w:lvl w:ilvl="4" w:tplc="04090003" w:tentative="1">
+      <w:start w:val="1"/>
+      <w:numFmt w:val="bullet"/>
+      <w:lvlText w:val="o"/>
+      <w:lvlJc w:val="left"/>
+      <w:pPr>
+        <w:ind w:left="4451" w:hanging="360"/>
+      </w:pPr>
+      <w:rPr>
+        <w:rFonts w:ascii="Courier New" w:hAnsi="Courier New" w:cs="Courier New" w:hint="default"/>
+      </w:rPr>
+    </w:lvl>
+    <w:lvl w:ilvl="5" w:tplc="04090005" w:tentative="1">
+      <w:start w:val="1"/>
+      <w:numFmt w:val="bullet"/>
+      <w:lvlText w:val=""/>
+      <w:lvlJc w:val="left"/>
+      <w:pPr>
+        <w:ind w:left="5171" w:hanging="360"/>
+      </w:pPr>
+      <w:rPr>
+        <w:rFonts w:ascii="Wingdings" w:hAnsi="Wingdings" w:hint="default"/>
+      </w:rPr>
+    </w:lvl>
+    <w:lvl w:ilvl="6" w:tplc="04090001" w:tentative="1">
+      <w:start w:val="1"/>
+      <w:numFmt w:val="bullet"/>
+      <w:lvlText w:val=""/>
+      <w:lvlJc w:val="left"/>
+      <w:pPr>
+        <w:ind w:left="5891" w:hanging="360"/>
+      </w:pPr>
+      <w:rPr>
+        <w:rFonts w:ascii="Symbol" w:hAnsi="Symbol" w:hint="default"/>
+      </w:rPr>
+    </w:lvl>
+    <w:lvl w:ilvl="7" w:tplc="04090003" w:tentative="1">
+      <w:start w:val="1"/>
+      <w:numFmt w:val="bullet"/>
+      <w:lvlText w:val="o"/>
+      <w:lvlJc w:val="left"/>
+      <w:pPr>
+        <w:ind w:left="6611" w:hanging="360"/>
+      </w:pPr>
+      <w:rPr>
+        <w:rFonts w:ascii="Courier New" w:hAnsi="Courier New" w:cs="Courier New" w:hint="default"/>
+      </w:rPr>
+    </w:lvl>
+    <w:lvl w:ilvl="8" w:tplc="04090005" w:tentative="1">
+      <w:start w:val="1"/>
+      <w:numFmt w:val="bullet"/>
+      <w:lvlText w:val=""/>
+      <w:lvlJc w:val="left"/>
+      <w:pPr>
+        <w:ind w:left="7331" w:hanging="360"/>
+      </w:pPr>
+      <w:rPr>
+        <w:rFonts w:ascii="Wingdings" w:hAnsi="Wingdings" w:hint="default"/>
+      </w:rPr>
+    </w:lvl>
+  </w:abstractNum>
+  <w:abstractNum w:abstractNumId="9" w15:restartNumberingAfterBreak="0">
+    <w:nsid w:val="7C2F5FFD"/>
+    <w:multiLevelType w:val="hybridMultilevel"/>
+    <w:tmpl w:val="7C0C3FE6"/>
+    <w:lvl w:ilvl="0" w:tplc="04090001">
+      <w:start w:val="1"/>
+      <w:numFmt w:val="bullet"/>
+      <w:lvlText w:val=""/>
+      <w:lvlJc w:val="left"/>
+      <w:pPr>
+        <w:ind w:left="1571" w:hanging="360"/>
+      </w:pPr>
+      <w:rPr>
+        <w:rFonts w:ascii="Symbol" w:hAnsi="Symbol" w:hint="default"/>
+      </w:rPr>
+    </w:lvl>
+    <w:lvl w:ilvl="1" w:tplc="04090003" w:tentative="1">
+      <w:start w:val="1"/>
+      <w:numFmt w:val="bullet"/>
+      <w:lvlText w:val="o"/>
+      <w:lvlJc w:val="left"/>
+      <w:pPr>
+        <w:ind w:left="2291" w:hanging="360"/>
+      </w:pPr>
+      <w:rPr>
+        <w:rFonts w:ascii="Courier New" w:hAnsi="Courier New" w:cs="Courier New" w:hint="default"/>
+      </w:rPr>
+    </w:lvl>
+    <w:lvl w:ilvl="2" w:tplc="04090005" w:tentative="1">
+      <w:start w:val="1"/>
+      <w:numFmt w:val="bullet"/>
+      <w:lvlText w:val=""/>
+      <w:lvlJc w:val="left"/>
+      <w:pPr>
+        <w:ind w:left="3011" w:hanging="360"/>
+      </w:pPr>
+      <w:rPr>
+        <w:rFonts w:ascii="Wingdings" w:hAnsi="Wingdings" w:hint="default"/>
+      </w:rPr>
+    </w:lvl>
+    <w:lvl w:ilvl="3" w:tplc="04090001" w:tentative="1">
+      <w:start w:val="1"/>
+      <w:numFmt w:val="bullet"/>
+      <w:lvlText w:val=""/>
+      <w:lvlJc w:val="left"/>
+      <w:pPr>
+        <w:ind w:left="3731" w:hanging="360"/>
+      </w:pPr>
+      <w:rPr>
+        <w:rFonts w:ascii="Symbol" w:hAnsi="Symbol" w:hint="default"/>
+      </w:rPr>
+    </w:lvl>
+    <w:lvl w:ilvl="4" w:tplc="04090003" w:tentative="1">
+      <w:start w:val="1"/>
+      <w:numFmt w:val="bullet"/>
+      <w:lvlText w:val="o"/>
+      <w:lvlJc w:val="left"/>
+      <w:pPr>
+        <w:ind w:left="4451" w:hanging="360"/>
+      </w:pPr>
+      <w:rPr>
+        <w:rFonts w:ascii="Courier New" w:hAnsi="Courier New" w:cs="Courier New" w:hint="default"/>
+      </w:rPr>
+    </w:lvl>
+    <w:lvl w:ilvl="5" w:tplc="04090005" w:tentative="1">
+      <w:start w:val="1"/>
+      <w:numFmt w:val="bullet"/>
+      <w:lvlText w:val=""/>
+      <w:lvlJc w:val="left"/>
+      <w:pPr>
+        <w:ind w:left="5171" w:hanging="360"/>
+      </w:pPr>
+      <w:rPr>
+        <w:rFonts w:ascii="Wingdings" w:hAnsi="Wingdings" w:hint="default"/>
+      </w:rPr>
+    </w:lvl>
+    <w:lvl w:ilvl="6" w:tplc="04090001" w:tentative="1">
+      <w:start w:val="1"/>
+      <w:numFmt w:val="bullet"/>
+      <w:lvlText w:val=""/>
+      <w:lvlJc w:val="left"/>
+      <w:pPr>
+        <w:ind w:left="5891" w:hanging="360"/>
+      </w:pPr>
+      <w:rPr>
+        <w:rFonts w:ascii="Symbol" w:hAnsi="Symbol" w:hint="default"/>
+      </w:rPr>
+    </w:lvl>
+    <w:lvl w:ilvl="7" w:tplc="04090003" w:tentative="1">
+      <w:start w:val="1"/>
+      <w:numFmt w:val="bullet"/>
+      <w:lvlText w:val="o"/>
+      <w:lvlJc w:val="left"/>
+      <w:pPr>
+        <w:ind w:left="6611" w:hanging="360"/>
+      </w:pPr>
+      <w:rPr>
+        <w:rFonts w:ascii="Courier New" w:hAnsi="Courier New" w:cs="Courier New" w:hint="default"/>
+      </w:rPr>
+    </w:lvl>
+    <w:lvl w:ilvl="8" w:tplc="04090005" w:tentative="1">
+      <w:start w:val="1"/>
+      <w:numFmt w:val="bullet"/>
+      <w:lvlText w:val=""/>
+      <w:lvlJc w:val="left"/>
+      <w:pPr>
+        <w:ind w:left="7331" w:hanging="360"/>
+      </w:pPr>
+      <w:rPr>
+        <w:rFonts w:ascii="Wingdings" w:hAnsi="Wingdings" w:hint="default"/>
+      </w:rPr>
+    </w:lvl>
+  </w:abstractNum>
   <w:num w:numId="1" w16cid:durableId="1045522712">
+    <w:abstractNumId w:val="5"/>
+  </w:num>
+  <w:num w:numId="2" w16cid:durableId="1914701475">
+    <w:abstractNumId w:val="1"/>
+  </w:num>
+  <w:num w:numId="3" w16cid:durableId="1264529151">
+    <w:abstractNumId w:val="2"/>
+  </w:num>
+  <w:num w:numId="4" w16cid:durableId="1411461418">
     <w:abstractNumId w:val="4"/>
   </w:num>
-  <w:num w:numId="2" w16cid:durableId="1914701475">
+  <w:num w:numId="5" w16cid:durableId="185103095">
+    <w:abstractNumId w:val="3"/>
+  </w:num>
+  <w:num w:numId="6" w16cid:durableId="1852379492">
+    <w:abstractNumId w:val="7"/>
+  </w:num>
+  <w:num w:numId="7" w16cid:durableId="1846623942">
     <w:abstractNumId w:val="0"/>
   </w:num>
-  <w:num w:numId="3" w16cid:durableId="1264529151">
-    <w:abstractNumId w:val="1"/>
+  <w:num w:numId="8" w16cid:durableId="385762116">
+    <w:abstractNumId w:val="6"/>
   </w:num>
-  <w:num w:numId="4" w16cid:durableId="1411461418">
-    <w:abstractNumId w:val="3"/>
+  <w:num w:numId="9" w16cid:durableId="1558129866">
+    <w:abstractNumId w:val="9"/>
   </w:num>
-  <w:num w:numId="5" w16cid:durableId="185103095">
-    <w:abstractNumId w:val="2"/>
-  </w:num>
-  <w:num w:numId="6" w16cid:durableId="1852379492">
-    <w:abstractNumId w:val="5"/>
+  <w:num w:numId="10" w16cid:durableId="1390153760">
+    <w:abstractNumId w:val="8"/>
   </w:num>
 </w:numbering>
 </file>
@@ -5550,6 +8499,7 @@
   <w:style w:type="character" w:default="1" w:styleId="DefaultParagraphFont">
     <w:name w:val="Default Paragraph Font"/>
     <w:uiPriority w:val="1"/>
+    <w:semiHidden/>
     <w:unhideWhenUsed/>
   </w:style>
   <w:style w:type="table" w:default="1" w:styleId="TableNormal">
@@ -6001,6 +8951,30 @@
       <w:lang w:val="en-NZ" w:eastAsia="zh-CN"/>
     </w:rPr>
   </w:style>
+  <w:style w:type="character" w:styleId="UnresolvedMention">
+    <w:name w:val="Unresolved Mention"/>
+    <w:basedOn w:val="DefaultParagraphFont"/>
+    <w:uiPriority w:val="99"/>
+    <w:semiHidden/>
+    <w:unhideWhenUsed/>
+    <w:rsid w:val="00D9337E"/>
+    <w:rPr>
+      <w:color w:val="605E5C"/>
+      <w:shd w:val="clear" w:color="auto" w:fill="E1DFDD"/>
+    </w:rPr>
+  </w:style>
+  <w:style w:type="character" w:styleId="FollowedHyperlink">
+    <w:name w:val="FollowedHyperlink"/>
+    <w:basedOn w:val="DefaultParagraphFont"/>
+    <w:uiPriority w:val="99"/>
+    <w:semiHidden/>
+    <w:unhideWhenUsed/>
+    <w:rsid w:val="004E3290"/>
+    <w:rPr>
+      <w:color w:val="96607D" w:themeColor="followedHyperlink"/>
+      <w:u w:val="single"/>
+    </w:rPr>
+  </w:style>
 </w:styles>
 </file>
 

--- a/Project Progress Report/Assignment_Phase_1-Thanh_Tran-24247169.docx
+++ b/Project Progress Report/Assignment_Phase_1-Thanh_Tran-24247169.docx
@@ -2067,7 +2067,19 @@
         <w:rPr>
           <w:rFonts w:ascii="Arial" w:hAnsi="Arial" w:cs="Arial"/>
         </w:rPr>
-        <w:t>Modern medium to large organisations depend on advanced software systems to manage operations, coordinate between departments, and support decision-making. However, these systems are often developed over time without proper design practices, leading to maintenance challenges, scalability issues, and increased long-term risks.</w:t>
+        <w:t xml:space="preserve">Modern medium to large organisations </w:t>
+      </w:r>
+      <w:r>
+        <w:rPr>
+          <w:rFonts w:ascii="Arial" w:hAnsi="Arial" w:cs="Arial"/>
+        </w:rPr>
+        <w:t>reply</w:t>
+      </w:r>
+      <w:r>
+        <w:rPr>
+          <w:rFonts w:ascii="Arial" w:hAnsi="Arial" w:cs="Arial"/>
+        </w:rPr>
+        <w:t xml:space="preserve"> on advanced software systems to manage operations, coordinate between departments, and support decision-making. However, these systems are often developed over time without proper design practices, leading to maintenance challenges, scalability issues, and increased long-term risks.</w:t>
       </w:r>
     </w:p>
     <w:p>
@@ -2346,6 +2358,189 @@
     </w:p>
     <w:p>
       <w:pPr>
+        <w:keepNext/>
+        <w:spacing w:line="360" w:lineRule="auto"/>
+        <w:ind w:left="567"/>
+        <w:jc w:val="both"/>
+      </w:pPr>
+      <w:r>
+        <w:rPr>
+          <w:noProof/>
+        </w:rPr>
+        <w:drawing>
+          <wp:inline distT="0" distB="0" distL="0" distR="0" wp14:anchorId="3D976CD4" wp14:editId="2402AFA2">
+            <wp:extent cx="5582056" cy="3725545"/>
+            <wp:effectExtent l="0" t="0" r="0" b="8255"/>
+            <wp:docPr id="419774353" name="Picture 1" descr="wz-building"/>
+            <wp:cNvGraphicFramePr>
+              <a:graphicFrameLocks xmlns:a="http://schemas.openxmlformats.org/drawingml/2006/main" noChangeAspect="1"/>
+            </wp:cNvGraphicFramePr>
+            <a:graphic xmlns:a="http://schemas.openxmlformats.org/drawingml/2006/main">
+              <a:graphicData uri="http://schemas.openxmlformats.org/drawingml/2006/picture">
+                <pic:pic xmlns:pic="http://schemas.openxmlformats.org/drawingml/2006/picture">
+                  <pic:nvPicPr>
+                    <pic:cNvPr id="0" name="Picture 1" descr="wz-building"/>
+                    <pic:cNvPicPr>
+                      <a:picLocks noChangeAspect="1" noChangeArrowheads="1"/>
+                    </pic:cNvPicPr>
+                  </pic:nvPicPr>
+                  <pic:blipFill>
+                    <a:blip r:embed="rId9">
+                      <a:extLst>
+                        <a:ext uri="{28A0092B-C50C-407E-A947-70E740481C1C}">
+                          <a14:useLocalDpi xmlns:a14="http://schemas.microsoft.com/office/drawing/2010/main" val="0"/>
+                        </a:ext>
+                      </a:extLst>
+                    </a:blip>
+                    <a:srcRect/>
+                    <a:stretch>
+                      <a:fillRect/>
+                    </a:stretch>
+                  </pic:blipFill>
+                  <pic:spPr bwMode="auto">
+                    <a:xfrm>
+                      <a:off x="0" y="0"/>
+                      <a:ext cx="5585519" cy="3727856"/>
+                    </a:xfrm>
+                    <a:prstGeom prst="rect">
+                      <a:avLst/>
+                    </a:prstGeom>
+                    <a:noFill/>
+                    <a:ln>
+                      <a:noFill/>
+                    </a:ln>
+                  </pic:spPr>
+                </pic:pic>
+              </a:graphicData>
+            </a:graphic>
+          </wp:inline>
+        </w:drawing>
+      </w:r>
+    </w:p>
+    <w:p>
+      <w:pPr>
+        <w:pStyle w:val="Caption"/>
+        <w:ind w:left="567"/>
+        <w:jc w:val="both"/>
+        <w:rPr>
+          <w:rFonts w:ascii="Arial" w:hAnsi="Arial" w:cs="Arial"/>
+          <w:b/>
+          <w:bCs/>
+          <w:i w:val="0"/>
+          <w:iCs w:val="0"/>
+          <w:color w:val="215E99" w:themeColor="text2" w:themeTint="BF"/>
+          <w:sz w:val="24"/>
+          <w:szCs w:val="24"/>
+        </w:rPr>
+      </w:pPr>
+      <w:r>
+        <w:rPr>
+          <w:rFonts w:ascii="Arial" w:hAnsi="Arial" w:cs="Arial"/>
+          <w:b/>
+          <w:bCs/>
+          <w:i w:val="0"/>
+          <w:iCs w:val="0"/>
+          <w:color w:val="215E99" w:themeColor="text2" w:themeTint="BF"/>
+          <w:sz w:val="24"/>
+          <w:szCs w:val="24"/>
+        </w:rPr>
+        <w:t xml:space="preserve">Figure </w:t>
+      </w:r>
+      <w:r>
+        <w:rPr>
+          <w:rFonts w:ascii="Arial" w:hAnsi="Arial" w:cs="Arial"/>
+          <w:b/>
+          <w:bCs/>
+          <w:i w:val="0"/>
+          <w:iCs w:val="0"/>
+          <w:color w:val="215E99" w:themeColor="text2" w:themeTint="BF"/>
+          <w:sz w:val="24"/>
+          <w:szCs w:val="24"/>
+        </w:rPr>
+        <w:fldChar w:fldCharType="begin"/>
+      </w:r>
+      <w:r>
+        <w:rPr>
+          <w:rFonts w:ascii="Arial" w:hAnsi="Arial" w:cs="Arial"/>
+          <w:b/>
+          <w:bCs/>
+          <w:i w:val="0"/>
+          <w:iCs w:val="0"/>
+          <w:color w:val="215E99" w:themeColor="text2" w:themeTint="BF"/>
+          <w:sz w:val="24"/>
+          <w:szCs w:val="24"/>
+        </w:rPr>
+        <w:instrText xml:space="preserve"> SEQ Figure \* ARABIC </w:instrText>
+      </w:r>
+      <w:r>
+        <w:rPr>
+          <w:rFonts w:ascii="Arial" w:hAnsi="Arial" w:cs="Arial"/>
+          <w:b/>
+          <w:bCs/>
+          <w:i w:val="0"/>
+          <w:iCs w:val="0"/>
+          <w:color w:val="215E99" w:themeColor="text2" w:themeTint="BF"/>
+          <w:sz w:val="24"/>
+          <w:szCs w:val="24"/>
+        </w:rPr>
+        <w:fldChar w:fldCharType="separate"/>
+      </w:r>
+      <w:r>
+        <w:rPr>
+          <w:rFonts w:ascii="Arial" w:hAnsi="Arial" w:cs="Arial"/>
+          <w:b/>
+          <w:bCs/>
+          <w:i w:val="0"/>
+          <w:iCs w:val="0"/>
+          <w:noProof/>
+          <w:color w:val="215E99" w:themeColor="text2" w:themeTint="BF"/>
+          <w:sz w:val="24"/>
+          <w:szCs w:val="24"/>
+        </w:rPr>
+        <w:t>1</w:t>
+      </w:r>
+      <w:r>
+        <w:rPr>
+          <w:rFonts w:ascii="Arial" w:hAnsi="Arial" w:cs="Arial"/>
+          <w:b/>
+          <w:bCs/>
+          <w:i w:val="0"/>
+          <w:iCs w:val="0"/>
+          <w:color w:val="215E99" w:themeColor="text2" w:themeTint="BF"/>
+          <w:sz w:val="24"/>
+          <w:szCs w:val="24"/>
+        </w:rPr>
+        <w:fldChar w:fldCharType="end"/>
+      </w:r>
+      <w:r>
+        <w:rPr>
+          <w:rFonts w:ascii="Arial" w:hAnsi="Arial" w:cs="Arial"/>
+          <w:b/>
+          <w:bCs/>
+          <w:i w:val="0"/>
+          <w:iCs w:val="0"/>
+          <w:color w:val="215E99" w:themeColor="text2" w:themeTint="BF"/>
+          <w:sz w:val="24"/>
+          <w:szCs w:val="24"/>
+        </w:rPr>
+        <w:t>: AUT's building</w:t>
+      </w:r>
+      <w:r>
+        <w:rPr>
+          <w:rFonts w:ascii="Arial" w:hAnsi="Arial" w:cs="Arial"/>
+          <w:b/>
+          <w:bCs/>
+          <w:i w:val="0"/>
+          <w:iCs w:val="0"/>
+          <w:color w:val="215E99" w:themeColor="text2" w:themeTint="BF"/>
+          <w:sz w:val="24"/>
+          <w:szCs w:val="24"/>
+        </w:rPr>
+        <w:t xml:space="preserve"> (AUT, 2018)</w:t>
+      </w:r>
+    </w:p>
+    <w:p>
+      <w:pPr>
         <w:pStyle w:val="Heading2"/>
         <w:spacing w:before="0" w:line="360" w:lineRule="auto"/>
         <w:ind w:left="284"/>
@@ -2418,7 +2613,7 @@
     </w:p>
     <w:p>
       <w:pPr>
-        <w:spacing w:line="360" w:lineRule="auto"/>
+        <w:spacing w:after="0" w:line="360" w:lineRule="auto"/>
         <w:ind w:left="567"/>
         <w:jc w:val="both"/>
         <w:rPr>
@@ -2460,23 +2655,40 @@
       <w:r>
         <w:rPr>
           <w:rFonts w:ascii="Arial" w:hAnsi="Arial" w:cs="Arial"/>
-        </w:rPr>
+          <w:b/>
+          <w:bCs/>
+        </w:rPr>
+        <w:lastRenderedPageBreak/>
         <w:t>Academic Departments</w:t>
       </w:r>
       <w:r>
+        <w:rPr>
+          <w:b/>
+          <w:bCs/>
+        </w:rPr>
         <w:t xml:space="preserve"> </w:t>
       </w:r>
       <w:r>
         <w:rPr>
           <w:rFonts w:ascii="Arial" w:hAnsi="Arial" w:cs="Arial"/>
+          <w:b/>
+          <w:bCs/>
         </w:rPr>
         <w:t>(Faculties)</w:t>
       </w:r>
       <w:r>
         <w:rPr>
           <w:rFonts w:ascii="Arial" w:hAnsi="Arial" w:cs="Arial"/>
-        </w:rPr>
-        <w:t>: Responsible for course delivery, curriculum design, research activities, and maintaining academic standards</w:t>
+          <w:b/>
+          <w:bCs/>
+        </w:rPr>
+        <w:t>:</w:t>
+      </w:r>
+      <w:r>
+        <w:rPr>
+          <w:rFonts w:ascii="Arial" w:hAnsi="Arial" w:cs="Arial"/>
+        </w:rPr>
+        <w:t xml:space="preserve"> Responsible for course delivery, curriculum design, research activities, and maintaining academic standards</w:t>
       </w:r>
       <w:r>
         <w:rPr>
@@ -2549,26 +2761,32 @@
       <w:r>
         <w:rPr>
           <w:rFonts w:ascii="Arial" w:hAnsi="Arial" w:cs="Arial"/>
+          <w:b/>
+          <w:bCs/>
         </w:rPr>
         <w:t>Student Services</w:t>
       </w:r>
       <w:r>
         <w:rPr>
           <w:rFonts w:ascii="Arial" w:hAnsi="Arial" w:cs="Arial"/>
-        </w:rPr>
-        <w:t xml:space="preserve"> </w:t>
-      </w:r>
-      <w:r>
-        <w:rPr>
-          <w:rFonts w:ascii="Arial" w:hAnsi="Arial" w:cs="Arial"/>
-        </w:rPr>
-        <w:t>Department</w:t>
-      </w:r>
-      <w:r>
-        <w:rPr>
-          <w:rFonts w:ascii="Arial" w:hAnsi="Arial" w:cs="Arial"/>
-        </w:rPr>
-        <w:t xml:space="preserve">: Provides student support including enrolment assistance, </w:t>
+          <w:b/>
+          <w:bCs/>
+        </w:rPr>
+        <w:t xml:space="preserve"> Department</w:t>
+      </w:r>
+      <w:r>
+        <w:rPr>
+          <w:rFonts w:ascii="Arial" w:hAnsi="Arial" w:cs="Arial"/>
+          <w:b/>
+          <w:bCs/>
+        </w:rPr>
+        <w:t>:</w:t>
+      </w:r>
+      <w:r>
+        <w:rPr>
+          <w:rFonts w:ascii="Arial" w:hAnsi="Arial" w:cs="Arial"/>
+        </w:rPr>
+        <w:t xml:space="preserve"> Provides student support including enrolment assistance, </w:t>
       </w:r>
       <w:r>
         <w:rPr>
@@ -2629,26 +2847,32 @@
       <w:r>
         <w:rPr>
           <w:rFonts w:ascii="Arial" w:hAnsi="Arial" w:cs="Arial"/>
+          <w:b/>
+          <w:bCs/>
         </w:rPr>
         <w:t>Academic Registry</w:t>
       </w:r>
       <w:r>
         <w:rPr>
           <w:rFonts w:ascii="Arial" w:hAnsi="Arial" w:cs="Arial"/>
-        </w:rPr>
-        <w:t xml:space="preserve"> </w:t>
-      </w:r>
-      <w:r>
-        <w:rPr>
-          <w:rFonts w:ascii="Arial" w:hAnsi="Arial" w:cs="Arial"/>
-        </w:rPr>
-        <w:t>Department</w:t>
-      </w:r>
-      <w:r>
-        <w:rPr>
-          <w:rFonts w:ascii="Arial" w:hAnsi="Arial" w:cs="Arial"/>
-        </w:rPr>
-        <w:t>: Manages</w:t>
+          <w:b/>
+          <w:bCs/>
+        </w:rPr>
+        <w:t xml:space="preserve"> Department</w:t>
+      </w:r>
+      <w:r>
+        <w:rPr>
+          <w:rFonts w:ascii="Arial" w:hAnsi="Arial" w:cs="Arial"/>
+          <w:b/>
+          <w:bCs/>
+        </w:rPr>
+        <w:t>:</w:t>
+      </w:r>
+      <w:r>
+        <w:rPr>
+          <w:rFonts w:ascii="Arial" w:hAnsi="Arial" w:cs="Arial"/>
+        </w:rPr>
+        <w:t xml:space="preserve"> Manages</w:t>
       </w:r>
       <w:r>
         <w:rPr>
@@ -2709,26 +2933,40 @@
       <w:r>
         <w:rPr>
           <w:rFonts w:ascii="Arial" w:hAnsi="Arial" w:cs="Arial"/>
+          <w:b/>
+          <w:bCs/>
         </w:rPr>
         <w:t>IT</w:t>
       </w:r>
       <w:r>
         <w:rPr>
           <w:rFonts w:ascii="Arial" w:hAnsi="Arial" w:cs="Arial"/>
+          <w:b/>
+          <w:bCs/>
         </w:rPr>
         <w:t xml:space="preserve"> </w:t>
       </w:r>
       <w:r>
         <w:rPr>
           <w:rFonts w:ascii="Arial" w:hAnsi="Arial" w:cs="Arial"/>
+          <w:b/>
+          <w:bCs/>
         </w:rPr>
         <w:t>Department</w:t>
       </w:r>
       <w:r>
         <w:rPr>
           <w:rFonts w:ascii="Arial" w:hAnsi="Arial" w:cs="Arial"/>
-        </w:rPr>
-        <w:t xml:space="preserve">: </w:t>
+          <w:b/>
+          <w:bCs/>
+        </w:rPr>
+        <w:t>:</w:t>
+      </w:r>
+      <w:r>
+        <w:rPr>
+          <w:rFonts w:ascii="Arial" w:hAnsi="Arial" w:cs="Arial"/>
+        </w:rPr>
+        <w:t xml:space="preserve"> </w:t>
       </w:r>
       <w:r>
         <w:rPr>
@@ -2777,8 +3015,16 @@
       <w:r>
         <w:rPr>
           <w:rFonts w:ascii="Arial" w:hAnsi="Arial" w:cs="Arial"/>
-        </w:rPr>
-        <w:t xml:space="preserve">Finance Department: </w:t>
+          <w:b/>
+          <w:bCs/>
+        </w:rPr>
+        <w:t>Finance Department:</w:t>
+      </w:r>
+      <w:r>
+        <w:rPr>
+          <w:rFonts w:ascii="Arial" w:hAnsi="Arial" w:cs="Arial"/>
+        </w:rPr>
+        <w:t xml:space="preserve"> </w:t>
       </w:r>
       <w:r>
         <w:rPr>
@@ -2836,14 +3082,7 @@
         <w:rPr>
           <w:rFonts w:ascii="Arial" w:hAnsi="Arial" w:cs="Arial"/>
         </w:rPr>
-        <w:t xml:space="preserve">Student Enrolment and </w:t>
-      </w:r>
-      <w:r>
-        <w:rPr>
-          <w:rFonts w:ascii="Arial" w:hAnsi="Arial" w:cs="Arial"/>
-        </w:rPr>
-        <w:lastRenderedPageBreak/>
-        <w:t>Course Management System</w:t>
+        <w:t>Student Enrolment and Course Management System</w:t>
       </w:r>
       <w:r>
         <w:rPr>
@@ -2868,6 +3107,30 @@
           <w:rFonts w:ascii="Arial" w:hAnsi="Arial" w:cs="Arial"/>
         </w:rPr>
         <w:t>Library Management System</w:t>
+      </w:r>
+      <w:r>
+        <w:rPr>
+          <w:rFonts w:ascii="Arial" w:hAnsi="Arial" w:cs="Arial"/>
+        </w:rPr>
+        <w:t>.</w:t>
+      </w:r>
+      <w:r>
+        <w:rPr>
+          <w:rFonts w:ascii="Arial" w:hAnsi="Arial" w:cs="Arial"/>
+        </w:rPr>
+        <w:t xml:space="preserve"> </w:t>
+      </w:r>
+      <w:r>
+        <w:rPr>
+          <w:rFonts w:ascii="Arial" w:hAnsi="Arial" w:cs="Arial"/>
+        </w:rPr>
+        <w:t>Among these systems, t</w:t>
+      </w:r>
+      <w:r>
+        <w:rPr>
+          <w:rFonts w:ascii="Arial" w:hAnsi="Arial" w:cs="Arial"/>
+        </w:rPr>
+        <w:t>he Student Enrolment and Course Management System is selected as the focus of this project</w:t>
       </w:r>
       <w:r>
         <w:rPr>
@@ -2890,7 +3153,7 @@
           <w:szCs w:val="28"/>
         </w:rPr>
       </w:pPr>
-      <w:bookmarkStart w:id="5" w:name="_Toc226899725"/>
+      <w:bookmarkStart w:id="5" w:name="_Toc226899726"/>
       <w:r>
         <w:rPr>
           <w:rFonts w:ascii="Arial" w:hAnsi="Arial" w:cs="Arial"/>
@@ -2933,9 +3196,268 @@
           <w:sz w:val="28"/>
           <w:szCs w:val="28"/>
         </w:rPr>
-        <w:t xml:space="preserve">. </w:t>
-      </w:r>
-      <w:r>
+        <w:t>. Problem statement</w:t>
+      </w:r>
+      <w:bookmarkEnd w:id="5"/>
+    </w:p>
+    <w:p>
+      <w:pPr>
+        <w:spacing w:line="360" w:lineRule="auto"/>
+        <w:ind w:left="567"/>
+        <w:jc w:val="both"/>
+        <w:rPr>
+          <w:rFonts w:ascii="Arial" w:hAnsi="Arial" w:cs="Arial"/>
+        </w:rPr>
+      </w:pPr>
+      <w:r>
+        <w:rPr>
+          <w:rFonts w:ascii="Arial" w:hAnsi="Arial" w:cs="Arial"/>
+        </w:rPr>
+        <w:t>The current enrolment process at Auckland University of Technology relies heavily on manual, paper-based procedures for managing student enrolment and course administration. This approach creates several operational challenges, including lost or misplaced enrolment forms, manual prerequisite checks prone to errors, delays in enrolment approval—especially during peak periods—and difficulty tracking student progress or course capacity. These inefficiencies result in slow processing times, inconsistent data, limited accessibility, and poor coordination between departments.</w:t>
+      </w:r>
+    </w:p>
+    <w:p>
+      <w:pPr>
+        <w:spacing w:line="360" w:lineRule="auto"/>
+        <w:ind w:left="567"/>
+        <w:jc w:val="both"/>
+        <w:rPr>
+          <w:rFonts w:ascii="Arial" w:hAnsi="Arial" w:cs="Arial"/>
+        </w:rPr>
+      </w:pPr>
+      <w:r>
+        <w:rPr>
+          <w:rFonts w:ascii="Arial" w:hAnsi="Arial" w:cs="Arial"/>
+        </w:rPr>
+        <w:lastRenderedPageBreak/>
+        <w:t xml:space="preserve">To address these issues, </w:t>
+      </w:r>
+      <w:r>
+        <w:rPr>
+          <w:rFonts w:ascii="Arial" w:hAnsi="Arial" w:cs="Arial"/>
+        </w:rPr>
+        <w:t>AUT</w:t>
+      </w:r>
+      <w:r>
+        <w:rPr>
+          <w:rFonts w:ascii="Arial" w:hAnsi="Arial" w:cs="Arial"/>
+        </w:rPr>
+        <w:t xml:space="preserve"> requires a Student Enrolment and Course Management System to manage course selection, enrolment, and related </w:t>
+      </w:r>
+      <w:r>
+        <w:rPr>
+          <w:rFonts w:ascii="Arial" w:hAnsi="Arial" w:cs="Arial"/>
+        </w:rPr>
+        <w:t xml:space="preserve">academic </w:t>
+      </w:r>
+      <w:r>
+        <w:rPr>
+          <w:rFonts w:ascii="Arial" w:hAnsi="Arial" w:cs="Arial"/>
+        </w:rPr>
+        <w:t xml:space="preserve">processes. </w:t>
+      </w:r>
+      <w:r>
+        <w:rPr>
+          <w:rFonts w:ascii="Arial" w:hAnsi="Arial" w:cs="Arial"/>
+        </w:rPr>
+        <w:t>The system must operate across multiple departments, including the Academic Department</w:t>
+      </w:r>
+      <w:r>
+        <w:rPr>
+          <w:rFonts w:ascii="Arial" w:hAnsi="Arial" w:cs="Arial"/>
+        </w:rPr>
+        <w:t>s</w:t>
+      </w:r>
+      <w:r>
+        <w:rPr>
+          <w:rFonts w:ascii="Arial" w:hAnsi="Arial" w:cs="Arial"/>
+        </w:rPr>
+        <w:t xml:space="preserve">, </w:t>
+      </w:r>
+      <w:r>
+        <w:rPr>
+          <w:rFonts w:ascii="Arial" w:hAnsi="Arial" w:cs="Arial"/>
+        </w:rPr>
+        <w:t xml:space="preserve">Academic </w:t>
+      </w:r>
+      <w:r>
+        <w:rPr>
+          <w:rFonts w:ascii="Arial" w:hAnsi="Arial" w:cs="Arial"/>
+        </w:rPr>
+        <w:t>Registry</w:t>
+      </w:r>
+      <w:r>
+        <w:rPr>
+          <w:rFonts w:ascii="Arial" w:hAnsi="Arial" w:cs="Arial"/>
+        </w:rPr>
+        <w:t xml:space="preserve"> </w:t>
+      </w:r>
+      <w:r>
+        <w:rPr>
+          <w:rFonts w:ascii="Arial" w:hAnsi="Arial" w:cs="Arial"/>
+        </w:rPr>
+        <w:t>Department</w:t>
+      </w:r>
+      <w:r>
+        <w:rPr>
+          <w:rFonts w:ascii="Arial" w:hAnsi="Arial" w:cs="Arial"/>
+        </w:rPr>
+        <w:t>, and Finance Department, each responsible for different aspects of the enrolment workflow.</w:t>
+      </w:r>
+      <w:r>
+        <w:t xml:space="preserve"> </w:t>
+      </w:r>
+      <w:r>
+        <w:rPr>
+          <w:rFonts w:ascii="Arial" w:hAnsi="Arial" w:cs="Arial"/>
+        </w:rPr>
+        <w:t>The system must support both domestic and international students, who may have different enrolment requirements, fee structures, and approval processes.</w:t>
+      </w:r>
+    </w:p>
+    <w:p>
+      <w:pPr>
+        <w:spacing w:line="360" w:lineRule="auto"/>
+        <w:ind w:left="567"/>
+        <w:jc w:val="both"/>
+        <w:rPr>
+          <w:rFonts w:ascii="Arial" w:hAnsi="Arial" w:cs="Arial"/>
+        </w:rPr>
+      </w:pPr>
+      <w:r>
+        <w:rPr>
+          <w:rFonts w:ascii="Arial" w:hAnsi="Arial" w:cs="Arial"/>
+        </w:rPr>
+        <w:t>Students should be able to search for available courses, enrol in them, and view their enrolled courses through the system. The system must enforce key business rules, such as checking prerequisites, validating course availability, and preventing timetable conflicts before confirming enrolment. When selecting courses, students will be able to view a timetable of the courses they have chosen, and the system will automatically detect any clashes and display them visually. Students can then adjust their selection based on these clashes to ensure a feasible schedule.</w:t>
+      </w:r>
+    </w:p>
+    <w:p>
+      <w:pPr>
+        <w:spacing w:line="360" w:lineRule="auto"/>
+        <w:ind w:left="567"/>
+        <w:jc w:val="both"/>
+        <w:rPr>
+          <w:rFonts w:ascii="Arial" w:hAnsi="Arial" w:cs="Arial"/>
+        </w:rPr>
+      </w:pPr>
+      <w:r>
+        <w:rPr>
+          <w:rFonts w:ascii="Arial" w:hAnsi="Arial" w:cs="Arial"/>
+        </w:rPr>
+        <w:t>Academic Department</w:t>
+      </w:r>
+      <w:r>
+        <w:rPr>
+          <w:rFonts w:ascii="Arial" w:hAnsi="Arial" w:cs="Arial"/>
+        </w:rPr>
+        <w:t>s</w:t>
+      </w:r>
+      <w:r>
+        <w:rPr>
+          <w:rFonts w:ascii="Arial" w:hAnsi="Arial" w:cs="Arial"/>
+        </w:rPr>
+        <w:t xml:space="preserve"> staff should be able to manage course information, including course descriptions, prerequisites, capacity limits, and timetable details. They ensure that all course-related data is accurate, up to date, and accessible to students during the enrolment process.</w:t>
+      </w:r>
+    </w:p>
+    <w:p>
+      <w:pPr>
+        <w:spacing w:line="360" w:lineRule="auto"/>
+        <w:ind w:left="567"/>
+        <w:jc w:val="both"/>
+        <w:rPr>
+          <w:rFonts w:ascii="Arial" w:hAnsi="Arial" w:cs="Arial"/>
+        </w:rPr>
+      </w:pPr>
+      <w:r>
+        <w:rPr>
+          <w:rFonts w:ascii="Arial" w:hAnsi="Arial" w:cs="Arial"/>
+        </w:rPr>
+        <w:t xml:space="preserve">Academic </w:t>
+      </w:r>
+      <w:r>
+        <w:rPr>
+          <w:rFonts w:ascii="Arial" w:hAnsi="Arial" w:cs="Arial"/>
+        </w:rPr>
+        <w:t>Registry staff should be able to review and approve student enrolment requests in accordance with academic and administrative rules. They verify that prerequisite requirements are satisfied, course capacity is available, and no timetable conflicts exist before confirming enrolment decisions.</w:t>
+      </w:r>
+    </w:p>
+    <w:p>
+      <w:pPr>
+        <w:spacing w:line="360" w:lineRule="auto"/>
+        <w:ind w:left="567"/>
+        <w:jc w:val="both"/>
+        <w:rPr>
+          <w:rFonts w:ascii="Arial" w:hAnsi="Arial" w:cs="Arial"/>
+        </w:rPr>
+      </w:pPr>
+      <w:r>
+        <w:rPr>
+          <w:rFonts w:ascii="Arial" w:hAnsi="Arial" w:cs="Arial"/>
+        </w:rPr>
+        <w:t>Finance staff should be able to process tuition and course-related payments and confirm enrolments only after successful payment verification. They ensure that all financial transactions are completed accurately and that students meet payment requirements before their enrolment is finalised.</w:t>
+      </w:r>
+    </w:p>
+    <w:p>
+      <w:pPr>
+        <w:spacing w:line="360" w:lineRule="auto"/>
+        <w:ind w:left="567"/>
+        <w:jc w:val="both"/>
+        <w:rPr>
+          <w:rFonts w:ascii="Arial" w:hAnsi="Arial" w:cs="Arial"/>
+        </w:rPr>
+      </w:pPr>
+      <w:r>
+        <w:rPr>
+          <w:rFonts w:ascii="Arial" w:hAnsi="Arial" w:cs="Arial"/>
+        </w:rPr>
+        <w:t>The system must support seamless integration of these functions to ensure a consistent data flow between departments</w:t>
+      </w:r>
+      <w:r>
+        <w:rPr>
+          <w:rFonts w:ascii="Arial" w:hAnsi="Arial" w:cs="Arial"/>
+        </w:rPr>
+        <w:t>, as well as</w:t>
+      </w:r>
+      <w:r>
+        <w:rPr>
+          <w:rFonts w:ascii="Arial" w:hAnsi="Arial" w:cs="Arial"/>
+        </w:rPr>
+        <w:t xml:space="preserve"> secure and real-time data sharing among all stakeholders.</w:t>
+      </w:r>
+    </w:p>
+    <w:p>
+      <w:pPr>
+        <w:spacing w:line="360" w:lineRule="auto"/>
+        <w:ind w:left="567"/>
+        <w:jc w:val="both"/>
+        <w:rPr>
+          <w:rFonts w:ascii="Arial" w:hAnsi="Arial" w:cs="Arial"/>
+        </w:rPr>
+      </w:pPr>
+      <w:r>
+        <w:rPr>
+          <w:rFonts w:ascii="Arial" w:hAnsi="Arial" w:cs="Arial"/>
+        </w:rPr>
+        <w:lastRenderedPageBreak/>
+        <w:t xml:space="preserve">The proposed system will be a web-based application accessible through a browser on any device. It must support multiple concurrent users while ensuring data accuracy, security, and real-time updates. By replacing the existing manual process, the system aims to improve operational efficiency, reduce errors, and enhance the overall user experience for </w:t>
+      </w:r>
+      <w:r>
+        <w:rPr>
+          <w:rFonts w:ascii="Arial" w:hAnsi="Arial" w:cs="Arial"/>
+        </w:rPr>
+        <w:t>both domestic and international students, as well as staff</w:t>
+      </w:r>
+      <w:r>
+        <w:rPr>
+          <w:rFonts w:ascii="Arial" w:hAnsi="Arial" w:cs="Arial"/>
+        </w:rPr>
+        <w:t>.</w:t>
+      </w:r>
+    </w:p>
+    <w:p>
+      <w:pPr>
+        <w:pStyle w:val="Heading2"/>
+        <w:spacing w:before="0" w:line="360" w:lineRule="auto"/>
+        <w:ind w:left="284"/>
         <w:rPr>
           <w:rFonts w:ascii="Arial" w:hAnsi="Arial" w:cs="Arial"/>
           <w:b/>
@@ -2944,8 +3466,9 @@
           <w:sz w:val="28"/>
           <w:szCs w:val="28"/>
         </w:rPr>
-        <w:t xml:space="preserve">Stakeholders and </w:t>
-      </w:r>
+      </w:pPr>
+      <w:bookmarkStart w:id="6" w:name="_Toc226899727"/>
+      <w:bookmarkStart w:id="7" w:name="_Toc226899725"/>
       <w:r>
         <w:rPr>
           <w:rFonts w:ascii="Arial" w:hAnsi="Arial" w:cs="Arial"/>
@@ -2955,7 +3478,7 @@
           <w:sz w:val="28"/>
           <w:szCs w:val="28"/>
         </w:rPr>
-        <w:t>u</w:t>
+        <w:t>2</w:t>
       </w:r>
       <w:r>
         <w:rPr>
@@ -2966,7 +3489,7 @@
           <w:sz w:val="28"/>
           <w:szCs w:val="28"/>
         </w:rPr>
-        <w:t xml:space="preserve">ser </w:t>
+        <w:t>.</w:t>
       </w:r>
       <w:r>
         <w:rPr>
@@ -2977,7 +3500,7 @@
           <w:sz w:val="28"/>
           <w:szCs w:val="28"/>
         </w:rPr>
-        <w:t>r</w:t>
+        <w:t>4</w:t>
       </w:r>
       <w:r>
         <w:rPr>
@@ -2988,60 +3511,194 @@
           <w:sz w:val="28"/>
           <w:szCs w:val="28"/>
         </w:rPr>
+        <w:t xml:space="preserve">. </w:t>
+      </w:r>
+      <w:r>
+        <w:rPr>
+          <w:rFonts w:ascii="Arial" w:hAnsi="Arial" w:cs="Arial"/>
+          <w:b/>
+          <w:bCs/>
+          <w:color w:val="EE0000"/>
+          <w:sz w:val="28"/>
+          <w:szCs w:val="28"/>
+        </w:rPr>
+        <w:t xml:space="preserve">Stakeholders and </w:t>
+      </w:r>
+      <w:r>
+        <w:rPr>
+          <w:rFonts w:ascii="Arial" w:hAnsi="Arial" w:cs="Arial"/>
+          <w:b/>
+          <w:bCs/>
+          <w:color w:val="EE0000"/>
+          <w:sz w:val="28"/>
+          <w:szCs w:val="28"/>
+        </w:rPr>
+        <w:t>u</w:t>
+      </w:r>
+      <w:r>
+        <w:rPr>
+          <w:rFonts w:ascii="Arial" w:hAnsi="Arial" w:cs="Arial"/>
+          <w:b/>
+          <w:bCs/>
+          <w:color w:val="EE0000"/>
+          <w:sz w:val="28"/>
+          <w:szCs w:val="28"/>
+        </w:rPr>
+        <w:t xml:space="preserve">ser </w:t>
+      </w:r>
+      <w:r>
+        <w:rPr>
+          <w:rFonts w:ascii="Arial" w:hAnsi="Arial" w:cs="Arial"/>
+          <w:b/>
+          <w:bCs/>
+          <w:color w:val="EE0000"/>
+          <w:sz w:val="28"/>
+          <w:szCs w:val="28"/>
+        </w:rPr>
+        <w:t>r</w:t>
+      </w:r>
+      <w:r>
+        <w:rPr>
+          <w:rFonts w:ascii="Arial" w:hAnsi="Arial" w:cs="Arial"/>
+          <w:b/>
+          <w:bCs/>
+          <w:color w:val="EE0000"/>
+          <w:sz w:val="28"/>
+          <w:szCs w:val="28"/>
+        </w:rPr>
         <w:t>oles</w:t>
       </w:r>
-      <w:bookmarkEnd w:id="5"/>
-    </w:p>
-    <w:p>
-      <w:pPr>
-        <w:spacing w:line="360" w:lineRule="auto"/>
+      <w:bookmarkEnd w:id="7"/>
+    </w:p>
+    <w:p>
+      <w:pPr>
+        <w:spacing w:after="0" w:line="360" w:lineRule="auto"/>
         <w:ind w:left="567"/>
-        <w:jc w:val="both"/>
-        <w:rPr>
-          <w:rFonts w:ascii="Arial" w:hAnsi="Arial" w:cs="Arial"/>
-        </w:rPr>
-      </w:pPr>
-      <w:r>
-        <w:rPr>
-          <w:rFonts w:ascii="Arial" w:hAnsi="Arial" w:cs="Arial"/>
-        </w:rPr>
-        <w:t>The</w:t>
-      </w:r>
-      <w:r>
-        <w:rPr>
-          <w:rFonts w:ascii="Arial" w:hAnsi="Arial" w:cs="Arial"/>
-        </w:rPr>
-        <w:t>se</w:t>
-      </w:r>
-      <w:r>
-        <w:rPr>
-          <w:rFonts w:ascii="Arial" w:hAnsi="Arial" w:cs="Arial"/>
-        </w:rPr>
-        <w:t xml:space="preserve"> system</w:t>
-      </w:r>
-      <w:r>
-        <w:rPr>
-          <w:rFonts w:ascii="Arial" w:hAnsi="Arial" w:cs="Arial"/>
+        <w:rPr>
+          <w:rFonts w:ascii="Arial" w:hAnsi="Arial" w:cs="Arial"/>
+        </w:rPr>
+      </w:pPr>
+      <w:r>
+        <w:rPr>
+          <w:rFonts w:ascii="Arial" w:hAnsi="Arial" w:cs="Arial"/>
+        </w:rPr>
+        <w:t>Based on the problem statement, the key stakeholders and their respective roles are identified as follows</w:t>
+      </w:r>
+      <w:r>
+        <w:rPr>
+          <w:rFonts w:ascii="Arial" w:hAnsi="Arial" w:cs="Arial"/>
+        </w:rPr>
+        <w:t xml:space="preserve">: </w:t>
+      </w:r>
+    </w:p>
+    <w:p>
+      <w:pPr>
+        <w:pStyle w:val="ListParagraph"/>
+        <w:numPr>
+          <w:ilvl w:val="0"/>
+          <w:numId w:val="11"/>
+        </w:numPr>
+        <w:spacing w:line="360" w:lineRule="auto"/>
+        <w:rPr>
+          <w:rFonts w:ascii="Arial" w:hAnsi="Arial" w:cs="Arial"/>
+        </w:rPr>
+      </w:pPr>
+      <w:r>
+        <w:rPr>
+          <w:rFonts w:ascii="Arial" w:hAnsi="Arial" w:cs="Arial"/>
+          <w:b/>
+          <w:bCs/>
+        </w:rPr>
+        <w:t>Student (Domestic / International):</w:t>
+      </w:r>
+      <w:r>
+        <w:rPr>
+          <w:rFonts w:ascii="Arial" w:hAnsi="Arial" w:cs="Arial"/>
+        </w:rPr>
+        <w:t xml:space="preserve"> </w:t>
+      </w:r>
+      <w:r>
+        <w:rPr>
+          <w:rFonts w:ascii="Arial" w:hAnsi="Arial" w:cs="Arial"/>
+        </w:rPr>
+        <w:t>S</w:t>
+      </w:r>
+      <w:r>
+        <w:rPr>
+          <w:rFonts w:ascii="Arial" w:hAnsi="Arial" w:cs="Arial"/>
+        </w:rPr>
+        <w:t>earch for courses, view timetables and detect clashes, enrol in courses, and manage enrolment requests</w:t>
+      </w:r>
+    </w:p>
+    <w:p>
+      <w:pPr>
+        <w:pStyle w:val="ListParagraph"/>
+        <w:numPr>
+          <w:ilvl w:val="0"/>
+          <w:numId w:val="11"/>
+        </w:numPr>
+        <w:spacing w:line="360" w:lineRule="auto"/>
+        <w:rPr>
+          <w:rFonts w:ascii="Arial" w:hAnsi="Arial" w:cs="Arial"/>
+        </w:rPr>
+      </w:pPr>
+      <w:r>
+        <w:rPr>
+          <w:rFonts w:ascii="Arial" w:hAnsi="Arial" w:cs="Arial"/>
+          <w:b/>
+          <w:bCs/>
+        </w:rPr>
+        <w:t>Academic Department</w:t>
+      </w:r>
+      <w:r>
+        <w:rPr>
+          <w:rFonts w:ascii="Arial" w:hAnsi="Arial" w:cs="Arial"/>
+          <w:b/>
+          <w:bCs/>
         </w:rPr>
         <w:t>s</w:t>
       </w:r>
       <w:r>
         <w:rPr>
           <w:rFonts w:ascii="Arial" w:hAnsi="Arial" w:cs="Arial"/>
-        </w:rPr>
-        <w:t xml:space="preserve"> involve multiple stakeholders with distinct roles and responsibilities</w:t>
-      </w:r>
-      <w:r>
-        <w:rPr>
-          <w:rFonts w:ascii="Arial" w:hAnsi="Arial" w:cs="Arial"/>
-        </w:rPr>
-        <w:t xml:space="preserve"> such as</w:t>
-      </w:r>
-      <w:r>
-        <w:rPr>
-          <w:rFonts w:ascii="Arial" w:hAnsi="Arial" w:cs="Arial"/>
-        </w:rPr>
-        <w:t>:</w:t>
+          <w:b/>
+          <w:bCs/>
+        </w:rPr>
+        <w:t xml:space="preserve"> </w:t>
+      </w:r>
+      <w:r>
+        <w:rPr>
+          <w:rFonts w:ascii="Arial" w:hAnsi="Arial" w:cs="Arial"/>
+          <w:b/>
+          <w:bCs/>
+        </w:rPr>
+        <w:t>s</w:t>
+      </w:r>
+      <w:r>
+        <w:rPr>
+          <w:rFonts w:ascii="Arial" w:hAnsi="Arial" w:cs="Arial"/>
+          <w:b/>
+          <w:bCs/>
+        </w:rPr>
+        <w:t>taff:</w:t>
+      </w:r>
+      <w:r>
+        <w:rPr>
+          <w:rFonts w:ascii="Arial" w:hAnsi="Arial" w:cs="Arial"/>
+        </w:rPr>
+        <w:t xml:space="preserve"> </w:t>
+      </w:r>
+      <w:r>
+        <w:rPr>
+          <w:rFonts w:ascii="Arial" w:hAnsi="Arial" w:cs="Arial"/>
+        </w:rPr>
+        <w:t xml:space="preserve">Manage </w:t>
+      </w:r>
+      <w:r>
+        <w:rPr>
+          <w:rFonts w:ascii="Arial" w:hAnsi="Arial" w:cs="Arial"/>
+        </w:rPr>
+        <w:t>course information, prerequisites, capacity, timetable details</w:t>
       </w:r>
     </w:p>
     <w:p>
@@ -3060,8 +3717,113 @@
       <w:r>
         <w:rPr>
           <w:rFonts w:ascii="Arial" w:hAnsi="Arial" w:cs="Arial"/>
-        </w:rPr>
-        <w:t>Students: Search for courses, submit enrolment requests, and view enrolment status and timetables.</w:t>
+          <w:b/>
+          <w:bCs/>
+        </w:rPr>
+        <w:t xml:space="preserve">Academic </w:t>
+      </w:r>
+      <w:r>
+        <w:rPr>
+          <w:rFonts w:ascii="Arial" w:hAnsi="Arial" w:cs="Arial"/>
+          <w:b/>
+          <w:bCs/>
+        </w:rPr>
+        <w:t xml:space="preserve">Registry </w:t>
+      </w:r>
+      <w:r>
+        <w:rPr>
+          <w:rFonts w:ascii="Arial" w:hAnsi="Arial" w:cs="Arial"/>
+          <w:b/>
+          <w:bCs/>
+        </w:rPr>
+        <w:t>s</w:t>
+      </w:r>
+      <w:r>
+        <w:rPr>
+          <w:rFonts w:ascii="Arial" w:hAnsi="Arial" w:cs="Arial"/>
+          <w:b/>
+          <w:bCs/>
+        </w:rPr>
+        <w:t>taff:</w:t>
+      </w:r>
+      <w:r>
+        <w:rPr>
+          <w:rFonts w:ascii="Arial" w:hAnsi="Arial" w:cs="Arial"/>
+        </w:rPr>
+        <w:t xml:space="preserve"> Review and approve enrolment requests</w:t>
+      </w:r>
+      <w:r>
+        <w:rPr>
+          <w:rFonts w:ascii="Arial" w:hAnsi="Arial" w:cs="Arial"/>
+        </w:rPr>
+        <w:t xml:space="preserve"> </w:t>
+      </w:r>
+      <w:r>
+        <w:rPr>
+          <w:rFonts w:ascii="Arial" w:hAnsi="Arial" w:cs="Arial"/>
+        </w:rPr>
+        <w:t>in accordance with academic and administrative rules</w:t>
+      </w:r>
+    </w:p>
+    <w:p>
+      <w:pPr>
+        <w:pStyle w:val="ListParagraph"/>
+        <w:numPr>
+          <w:ilvl w:val="0"/>
+          <w:numId w:val="11"/>
+        </w:numPr>
+        <w:spacing w:line="360" w:lineRule="auto"/>
+        <w:rPr>
+          <w:rFonts w:ascii="Arial" w:hAnsi="Arial" w:cs="Arial"/>
+        </w:rPr>
+      </w:pPr>
+      <w:r>
+        <w:rPr>
+          <w:rFonts w:ascii="Arial" w:hAnsi="Arial" w:cs="Arial"/>
+          <w:b/>
+          <w:bCs/>
+        </w:rPr>
+        <w:t xml:space="preserve">Finance </w:t>
+      </w:r>
+      <w:r>
+        <w:rPr>
+          <w:rFonts w:ascii="Arial" w:hAnsi="Arial" w:cs="Arial"/>
+          <w:b/>
+          <w:bCs/>
+        </w:rPr>
+        <w:t>s</w:t>
+      </w:r>
+      <w:r>
+        <w:rPr>
+          <w:rFonts w:ascii="Arial" w:hAnsi="Arial" w:cs="Arial"/>
+          <w:b/>
+          <w:bCs/>
+        </w:rPr>
+        <w:t>taff:</w:t>
+      </w:r>
+      <w:r>
+        <w:rPr>
+          <w:rFonts w:ascii="Arial" w:hAnsi="Arial" w:cs="Arial"/>
+        </w:rPr>
+        <w:t xml:space="preserve"> Process tuition/course payments, confirm enrolment upon</w:t>
+      </w:r>
+      <w:r>
+        <w:rPr>
+          <w:rFonts w:ascii="Arial" w:hAnsi="Arial" w:cs="Arial"/>
+        </w:rPr>
+        <w:t xml:space="preserve"> </w:t>
+      </w:r>
+      <w:r>
+        <w:rPr>
+          <w:rFonts w:ascii="Arial" w:hAnsi="Arial" w:cs="Arial"/>
+        </w:rPr>
+        <w:t>successful</w:t>
+      </w:r>
+      <w:r>
+        <w:rPr>
+          <w:rFonts w:ascii="Arial" w:hAnsi="Arial" w:cs="Arial"/>
+        </w:rPr>
+        <w:t xml:space="preserve"> payment verification</w:t>
       </w:r>
     </w:p>
     <w:p>
@@ -3080,8 +3842,32 @@
       <w:r>
         <w:rPr>
           <w:rFonts w:ascii="Arial" w:hAnsi="Arial" w:cs="Arial"/>
-        </w:rPr>
-        <w:t>Academic Staff: Manage course information, including prerequisites, schedules, and capacity limits.</w:t>
+          <w:b/>
+          <w:bCs/>
+        </w:rPr>
+        <w:t xml:space="preserve">IT </w:t>
+      </w:r>
+      <w:r>
+        <w:rPr>
+          <w:rFonts w:ascii="Arial" w:hAnsi="Arial" w:cs="Arial"/>
+          <w:b/>
+          <w:bCs/>
+        </w:rPr>
+        <w:t>s</w:t>
+      </w:r>
+      <w:r>
+        <w:rPr>
+          <w:rFonts w:ascii="Arial" w:hAnsi="Arial" w:cs="Arial"/>
+          <w:b/>
+          <w:bCs/>
+        </w:rPr>
+        <w:t>taff:</w:t>
+      </w:r>
+      <w:r>
+        <w:rPr>
+          <w:rFonts w:ascii="Arial" w:hAnsi="Arial" w:cs="Arial"/>
+        </w:rPr>
+        <w:t xml:space="preserve"> Maintain system infrastructure, ensure availability, and provide technical support</w:t>
       </w:r>
     </w:p>
     <w:p>
@@ -3092,82 +3878,23 @@
           <w:numId w:val="8"/>
         </w:numPr>
         <w:spacing w:line="360" w:lineRule="auto"/>
-        <w:jc w:val="both"/>
-        <w:rPr>
-          <w:rFonts w:ascii="Arial" w:hAnsi="Arial" w:cs="Arial"/>
-        </w:rPr>
-      </w:pPr>
-      <w:r>
-        <w:rPr>
-          <w:rFonts w:ascii="Arial" w:hAnsi="Arial" w:cs="Arial"/>
-        </w:rPr>
-        <w:t>Registry Staff: Review and approve enrolment requests in accordance with academic and administrative rules.</w:t>
-      </w:r>
-    </w:p>
-    <w:p>
-      <w:pPr>
-        <w:pStyle w:val="ListParagraph"/>
-        <w:numPr>
-          <w:ilvl w:val="0"/>
-          <w:numId w:val="8"/>
-        </w:numPr>
-        <w:spacing w:line="360" w:lineRule="auto"/>
-        <w:jc w:val="both"/>
-        <w:rPr>
-          <w:rFonts w:ascii="Arial" w:hAnsi="Arial" w:cs="Arial"/>
-        </w:rPr>
-      </w:pPr>
-      <w:r>
-        <w:rPr>
-          <w:rFonts w:ascii="Arial" w:hAnsi="Arial" w:cs="Arial"/>
-        </w:rPr>
-        <w:t>Finance Staff: Process payments and confirm enrolments upon successful payment verification.</w:t>
-      </w:r>
-    </w:p>
-    <w:p>
-      <w:pPr>
-        <w:pStyle w:val="ListParagraph"/>
-        <w:numPr>
-          <w:ilvl w:val="0"/>
-          <w:numId w:val="8"/>
-        </w:numPr>
-        <w:spacing w:line="360" w:lineRule="auto"/>
-        <w:jc w:val="both"/>
-        <w:rPr>
-          <w:rFonts w:ascii="Arial" w:hAnsi="Arial" w:cs="Arial"/>
-        </w:rPr>
-      </w:pPr>
-      <w:r>
-        <w:rPr>
-          <w:rFonts w:ascii="Arial" w:hAnsi="Arial" w:cs="Arial"/>
-        </w:rPr>
-        <w:t>IT Staff: Maintain system infrastructure, ensure availability, and provide technical support.</w:t>
-      </w:r>
-    </w:p>
-    <w:p>
-      <w:pPr>
-        <w:pStyle w:val="ListParagraph"/>
-        <w:numPr>
-          <w:ilvl w:val="0"/>
-          <w:numId w:val="8"/>
-        </w:numPr>
-        <w:spacing w:line="360" w:lineRule="auto"/>
-        <w:jc w:val="both"/>
-        <w:rPr>
-          <w:rFonts w:ascii="Arial" w:hAnsi="Arial" w:cs="Arial"/>
-        </w:rPr>
-      </w:pPr>
-      <w:r>
-        <w:rPr>
-          <w:rFonts w:ascii="Arial" w:hAnsi="Arial" w:cs="Arial"/>
-        </w:rPr>
-        <w:t>University Management: Access system data for reporting, strategic planning, and decision-making</w:t>
-      </w:r>
-      <w:r>
-        <w:rPr>
-          <w:rFonts w:ascii="Arial" w:hAnsi="Arial" w:cs="Arial"/>
-        </w:rPr>
-        <w:t>.</w:t>
+        <w:rPr>
+          <w:rFonts w:ascii="Arial" w:hAnsi="Arial" w:cs="Arial"/>
+        </w:rPr>
+      </w:pPr>
+      <w:r>
+        <w:rPr>
+          <w:rFonts w:ascii="Arial" w:hAnsi="Arial" w:cs="Arial"/>
+          <w:b/>
+          <w:bCs/>
+        </w:rPr>
+        <w:t>System Administrator:</w:t>
+      </w:r>
+      <w:r>
+        <w:rPr>
+          <w:rFonts w:ascii="Arial" w:hAnsi="Arial" w:cs="Arial"/>
+        </w:rPr>
+        <w:t xml:space="preserve"> Manage user accounts, access control, ensure system uptime and security</w:t>
       </w:r>
     </w:p>
     <w:p>
@@ -3183,25 +3910,25 @@
         <w:rPr>
           <w:rFonts w:ascii="Arial" w:hAnsi="Arial" w:cs="Arial"/>
         </w:rPr>
-        <w:t>The diversity of stakeholders highlights the need for a system that supports multiple user roles with controlled access and responsibilities.</w:t>
-      </w:r>
-      <w:r>
-        <w:rPr>
-          <w:rFonts w:ascii="Arial" w:hAnsi="Arial" w:cs="Arial"/>
-        </w:rPr>
-        <w:t xml:space="preserve"> Among these systems, t</w:t>
-      </w:r>
-      <w:r>
-        <w:rPr>
-          <w:rFonts w:ascii="Arial" w:hAnsi="Arial" w:cs="Arial"/>
-        </w:rPr>
-        <w:t>he Student Enrolment and Course Management System is selected as the focus of this project</w:t>
-      </w:r>
-      <w:r>
-        <w:rPr>
-          <w:rFonts w:ascii="Arial" w:hAnsi="Arial" w:cs="Arial"/>
-        </w:rPr>
-        <w:t>.</w:t>
+        <w:t>Th</w:t>
+      </w:r>
+      <w:r>
+        <w:rPr>
+          <w:rFonts w:ascii="Arial" w:hAnsi="Arial" w:cs="Arial"/>
+        </w:rPr>
+        <w:t>is</w:t>
+      </w:r>
+      <w:r>
+        <w:rPr>
+          <w:rFonts w:ascii="Arial" w:hAnsi="Arial" w:cs="Arial"/>
+        </w:rPr>
+        <w:t xml:space="preserve"> diversity of stakeholders highlights the need for a system that supports multiple user roles with controlled access and responsibilities.</w:t>
+      </w:r>
+      <w:r>
+        <w:rPr>
+          <w:rFonts w:ascii="Arial" w:hAnsi="Arial" w:cs="Arial"/>
+        </w:rPr>
+        <w:t xml:space="preserve"> </w:t>
       </w:r>
     </w:p>
     <w:p>
@@ -3218,7 +3945,6 @@
           <w:szCs w:val="28"/>
         </w:rPr>
       </w:pPr>
-      <w:bookmarkStart w:id="6" w:name="_Toc226899726"/>
       <w:r>
         <w:rPr>
           <w:rFonts w:ascii="Arial" w:hAnsi="Arial" w:cs="Arial"/>
@@ -3250,7 +3976,7 @@
           <w:sz w:val="28"/>
           <w:szCs w:val="28"/>
         </w:rPr>
-        <w:t>4</w:t>
+        <w:t>5</w:t>
       </w:r>
       <w:r>
         <w:rPr>
@@ -3261,166 +3987,9 @@
           <w:sz w:val="28"/>
           <w:szCs w:val="28"/>
         </w:rPr>
-        <w:t>. Problem statement</w:t>
-      </w:r>
-      <w:bookmarkEnd w:id="6"/>
-    </w:p>
-    <w:p>
-      <w:pPr>
-        <w:spacing w:line="360" w:lineRule="auto"/>
-        <w:ind w:left="567"/>
-        <w:jc w:val="both"/>
-        <w:rPr>
-          <w:rFonts w:ascii="Arial" w:hAnsi="Arial" w:cs="Arial"/>
-        </w:rPr>
-      </w:pPr>
-      <w:r>
-        <w:rPr>
-          <w:rFonts w:ascii="Arial" w:hAnsi="Arial" w:cs="Arial"/>
-        </w:rPr>
-        <w:t xml:space="preserve">The current enrolment process at Auckland University of Technology relies heavily on manual, paper-based procedures for managing student enrolment and course administration. This approach creates several operational challenges, including lost or misplaced enrolment forms, manual prerequisite checks prone to errors, delays in enrolment approval—especially during peak periods—and difficulty tracking student progress or course capacity. These inefficiencies result in slow processing </w:t>
-      </w:r>
-      <w:r>
-        <w:rPr>
-          <w:rFonts w:ascii="Arial" w:hAnsi="Arial" w:cs="Arial"/>
-        </w:rPr>
-        <w:lastRenderedPageBreak/>
-        <w:t>times, inconsistent data, limited accessibility, and poor coordination between departments.</w:t>
-      </w:r>
-    </w:p>
-    <w:p>
-      <w:pPr>
-        <w:spacing w:line="360" w:lineRule="auto"/>
-        <w:ind w:left="567"/>
-        <w:jc w:val="both"/>
-        <w:rPr>
-          <w:rFonts w:ascii="Arial" w:hAnsi="Arial" w:cs="Arial"/>
-        </w:rPr>
-      </w:pPr>
-      <w:r>
-        <w:rPr>
-          <w:rFonts w:ascii="Arial" w:hAnsi="Arial" w:cs="Arial"/>
-        </w:rPr>
-        <w:t xml:space="preserve">To address these issues, </w:t>
-      </w:r>
-      <w:r>
-        <w:rPr>
-          <w:rFonts w:ascii="Arial" w:hAnsi="Arial" w:cs="Arial"/>
-        </w:rPr>
-        <w:t>AUT</w:t>
-      </w:r>
-      <w:r>
-        <w:rPr>
-          <w:rFonts w:ascii="Arial" w:hAnsi="Arial" w:cs="Arial"/>
-        </w:rPr>
-        <w:t xml:space="preserve"> requires a Student Enrolment and Course Management System to manage course selection, enrolment, and related </w:t>
-      </w:r>
-      <w:r>
-        <w:rPr>
-          <w:rFonts w:ascii="Arial" w:hAnsi="Arial" w:cs="Arial"/>
-        </w:rPr>
-        <w:t xml:space="preserve">academic </w:t>
-      </w:r>
-      <w:r>
-        <w:rPr>
-          <w:rFonts w:ascii="Arial" w:hAnsi="Arial" w:cs="Arial"/>
-        </w:rPr>
-        <w:t xml:space="preserve">processes. </w:t>
-      </w:r>
-      <w:r>
-        <w:rPr>
-          <w:rFonts w:ascii="Arial" w:hAnsi="Arial" w:cs="Arial"/>
-        </w:rPr>
-        <w:t>The system must operate across multiple departments, including the Academic Department, Registry/Admissions Office, and Finance Department, each responsible for different aspects of the enrolment workflow.</w:t>
-      </w:r>
-      <w:r>
-        <w:t xml:space="preserve"> </w:t>
-      </w:r>
-      <w:r>
-        <w:rPr>
-          <w:rFonts w:ascii="Arial" w:hAnsi="Arial" w:cs="Arial"/>
-        </w:rPr>
-        <w:t>The system must support both domestic and international students, who may have different enrolment requirements, fee structures, and approval processes.</w:t>
-      </w:r>
-    </w:p>
-    <w:p>
-      <w:pPr>
-        <w:spacing w:line="360" w:lineRule="auto"/>
-        <w:ind w:left="567"/>
-        <w:jc w:val="both"/>
-        <w:rPr>
-          <w:rFonts w:ascii="Arial" w:hAnsi="Arial" w:cs="Arial"/>
-        </w:rPr>
-      </w:pPr>
-      <w:r>
-        <w:rPr>
-          <w:rFonts w:ascii="Arial" w:hAnsi="Arial" w:cs="Arial"/>
-        </w:rPr>
-        <w:t>Students should be able to search for available courses, enrol in them, and view their enrolled courses through the system. The system must automatically enforce key business rules, such as checking prerequisites, validating course availability, and preventing timetable conflicts before confirming enrolment. When selecting courses, students will be able to view a timetable of the courses they have chosen, and the system will automatically detect any clashes and display them visually. Students can then adjust their selection based on these clashes to ensure a feasible schedule.</w:t>
-      </w:r>
-    </w:p>
-    <w:p>
-      <w:pPr>
-        <w:spacing w:line="360" w:lineRule="auto"/>
-        <w:ind w:left="567"/>
-        <w:jc w:val="both"/>
-        <w:rPr>
-          <w:rFonts w:ascii="Arial" w:hAnsi="Arial" w:cs="Arial"/>
-        </w:rPr>
-      </w:pPr>
-      <w:r>
-        <w:rPr>
-          <w:rFonts w:ascii="Arial" w:hAnsi="Arial" w:cs="Arial"/>
-        </w:rPr>
-        <w:t>Staff members will perform distinct tasks depending on their department. Academic Department staff are responsible for maintaining course information, including course descriptions, prerequisites, capacity limits, and timetable details. Registry/Admissions Office staff review and approve student enrolment requests, ensuring that all prerequisite, course availability, and timetable clash rules are satisfied. Finance Department staff process tuition and course-related payments and confirm enrolments only after successful payment verification. Since these responsibilities are distributed across departments, the system must ensure efficient coordination, secure data sharing, and real-time updates among all stakeholders</w:t>
-      </w:r>
-      <w:r>
-        <w:rPr>
-          <w:rFonts w:ascii="Arial" w:hAnsi="Arial" w:cs="Arial"/>
-        </w:rPr>
-        <w:t>.</w:t>
-      </w:r>
-    </w:p>
-    <w:p>
-      <w:pPr>
-        <w:spacing w:line="360" w:lineRule="auto"/>
-        <w:ind w:left="567"/>
-        <w:jc w:val="both"/>
-        <w:rPr>
-          <w:rFonts w:ascii="Arial" w:hAnsi="Arial" w:cs="Arial"/>
-        </w:rPr>
-      </w:pPr>
-      <w:r>
-        <w:rPr>
-          <w:rFonts w:ascii="Arial" w:hAnsi="Arial" w:cs="Arial"/>
-        </w:rPr>
-        <w:t xml:space="preserve">The proposed system will be a web-based application accessible through a browser on any device. It must support multiple concurrent users while ensuring data accuracy, security, and real-time updates. By replacing the existing manual process, </w:t>
-      </w:r>
-      <w:r>
-        <w:rPr>
-          <w:rFonts w:ascii="Arial" w:hAnsi="Arial" w:cs="Arial"/>
-        </w:rPr>
-        <w:lastRenderedPageBreak/>
-        <w:t xml:space="preserve">the system aims to improve operational efficiency, reduce errors, and enhance the overall user experience for </w:t>
-      </w:r>
-      <w:r>
-        <w:rPr>
-          <w:rFonts w:ascii="Arial" w:hAnsi="Arial" w:cs="Arial"/>
-        </w:rPr>
-        <w:t>both domestic and international students, as well as staff</w:t>
-      </w:r>
-      <w:r>
-        <w:rPr>
-          <w:rFonts w:ascii="Arial" w:hAnsi="Arial" w:cs="Arial"/>
-        </w:rPr>
-        <w:t>.</w:t>
-      </w:r>
-    </w:p>
-    <w:p>
-      <w:pPr>
-        <w:pStyle w:val="Heading2"/>
-        <w:spacing w:before="0" w:line="360" w:lineRule="auto"/>
-        <w:ind w:left="284"/>
+        <w:t xml:space="preserve">. </w:t>
+      </w:r>
+      <w:r>
         <w:rPr>
           <w:rFonts w:ascii="Arial" w:hAnsi="Arial" w:cs="Arial"/>
           <w:b/>
@@ -3429,8 +3998,8 @@
           <w:sz w:val="28"/>
           <w:szCs w:val="28"/>
         </w:rPr>
-      </w:pPr>
-      <w:bookmarkStart w:id="7" w:name="_Toc226899727"/>
+        <w:t xml:space="preserve">System </w:t>
+      </w:r>
       <w:r>
         <w:rPr>
           <w:rFonts w:ascii="Arial" w:hAnsi="Arial" w:cs="Arial"/>
@@ -3440,7 +4009,7 @@
           <w:sz w:val="28"/>
           <w:szCs w:val="28"/>
         </w:rPr>
-        <w:t>2</w:t>
+        <w:t>s</w:t>
       </w:r>
       <w:r>
         <w:rPr>
@@ -3451,7 +4020,7 @@
           <w:sz w:val="28"/>
           <w:szCs w:val="28"/>
         </w:rPr>
-        <w:t>.</w:t>
+        <w:t xml:space="preserve">cope, </w:t>
       </w:r>
       <w:r>
         <w:rPr>
@@ -3462,7 +4031,7 @@
           <w:sz w:val="28"/>
           <w:szCs w:val="28"/>
         </w:rPr>
-        <w:t>5</w:t>
+        <w:t>b</w:t>
       </w:r>
       <w:r>
         <w:rPr>
@@ -3473,7 +4042,7 @@
           <w:sz w:val="28"/>
           <w:szCs w:val="28"/>
         </w:rPr>
-        <w:t xml:space="preserve">. </w:t>
+        <w:t xml:space="preserve">oundaries, and </w:t>
       </w:r>
       <w:r>
         <w:rPr>
@@ -3484,7 +4053,7 @@
           <w:sz w:val="28"/>
           <w:szCs w:val="28"/>
         </w:rPr>
-        <w:t xml:space="preserve">System </w:t>
+        <w:t>a</w:t>
       </w:r>
       <w:r>
         <w:rPr>
@@ -3495,64 +4064,9 @@
           <w:sz w:val="28"/>
           <w:szCs w:val="28"/>
         </w:rPr>
-        <w:t>s</w:t>
-      </w:r>
-      <w:r>
-        <w:rPr>
-          <w:rFonts w:ascii="Arial" w:hAnsi="Arial" w:cs="Arial"/>
-          <w:b/>
-          <w:bCs/>
-          <w:color w:val="EE0000"/>
-          <w:sz w:val="28"/>
-          <w:szCs w:val="28"/>
-        </w:rPr>
-        <w:t xml:space="preserve">cope, </w:t>
-      </w:r>
-      <w:r>
-        <w:rPr>
-          <w:rFonts w:ascii="Arial" w:hAnsi="Arial" w:cs="Arial"/>
-          <w:b/>
-          <w:bCs/>
-          <w:color w:val="EE0000"/>
-          <w:sz w:val="28"/>
-          <w:szCs w:val="28"/>
-        </w:rPr>
-        <w:t>b</w:t>
-      </w:r>
-      <w:r>
-        <w:rPr>
-          <w:rFonts w:ascii="Arial" w:hAnsi="Arial" w:cs="Arial"/>
-          <w:b/>
-          <w:bCs/>
-          <w:color w:val="EE0000"/>
-          <w:sz w:val="28"/>
-          <w:szCs w:val="28"/>
-        </w:rPr>
-        <w:t xml:space="preserve">oundaries, and </w:t>
-      </w:r>
-      <w:r>
-        <w:rPr>
-          <w:rFonts w:ascii="Arial" w:hAnsi="Arial" w:cs="Arial"/>
-          <w:b/>
-          <w:bCs/>
-          <w:color w:val="EE0000"/>
-          <w:sz w:val="28"/>
-          <w:szCs w:val="28"/>
-        </w:rPr>
-        <w:t>a</w:t>
-      </w:r>
-      <w:r>
-        <w:rPr>
-          <w:rFonts w:ascii="Arial" w:hAnsi="Arial" w:cs="Arial"/>
-          <w:b/>
-          <w:bCs/>
-          <w:color w:val="EE0000"/>
-          <w:sz w:val="28"/>
-          <w:szCs w:val="28"/>
-        </w:rPr>
         <w:t>ssumptions</w:t>
       </w:r>
-      <w:bookmarkEnd w:id="7"/>
+      <w:bookmarkEnd w:id="6"/>
     </w:p>
     <w:p>
       <w:pPr>
@@ -3627,7 +4141,7 @@
     </w:p>
     <w:p>
       <w:pPr>
-        <w:spacing w:line="360" w:lineRule="auto"/>
+        <w:spacing w:after="0" w:line="360" w:lineRule="auto"/>
         <w:ind w:left="851"/>
         <w:jc w:val="both"/>
         <w:rPr>
@@ -3730,6 +4244,7 @@
         <w:rPr>
           <w:rFonts w:ascii="Arial" w:hAnsi="Arial" w:cs="Arial"/>
         </w:rPr>
+        <w:lastRenderedPageBreak/>
         <w:t>Integrate payment processing for enrolment confirmation</w:t>
       </w:r>
     </w:p>
@@ -3778,7 +4293,19 @@
         <w:rPr>
           <w:rFonts w:ascii="Arial" w:hAnsi="Arial" w:cs="Arial"/>
         </w:rPr>
-        <w:t xml:space="preserve"> system will involve three departments</w:t>
+        <w:t xml:space="preserve"> system will involve </w:t>
+      </w:r>
+      <w:r>
+        <w:rPr>
+          <w:rFonts w:ascii="Arial" w:hAnsi="Arial" w:cs="Arial"/>
+        </w:rPr>
+        <w:t>three</w:t>
+      </w:r>
+      <w:r>
+        <w:rPr>
+          <w:rFonts w:ascii="Arial" w:hAnsi="Arial" w:cs="Arial"/>
+        </w:rPr>
+        <w:t xml:space="preserve"> departments</w:t>
       </w:r>
       <w:r>
         <w:rPr>
@@ -3814,7 +4341,19 @@
         <w:rPr>
           <w:rFonts w:ascii="Arial" w:hAnsi="Arial" w:cs="Arial"/>
         </w:rPr>
-        <w:t>, and Finance Department</w:t>
+        <w:t xml:space="preserve">, </w:t>
+      </w:r>
+      <w:r>
+        <w:rPr>
+          <w:rFonts w:ascii="Arial" w:hAnsi="Arial" w:cs="Arial"/>
+        </w:rPr>
+        <w:t xml:space="preserve">and </w:t>
+      </w:r>
+      <w:r>
+        <w:rPr>
+          <w:rFonts w:ascii="Arial" w:hAnsi="Arial" w:cs="Arial"/>
+        </w:rPr>
+        <w:t>Finance Department</w:t>
       </w:r>
       <w:r>
         <w:rPr>
@@ -3991,7 +4530,7 @@
     </w:p>
     <w:p>
       <w:pPr>
-        <w:spacing w:line="360" w:lineRule="auto"/>
+        <w:spacing w:after="0" w:line="360" w:lineRule="auto"/>
         <w:ind w:left="851"/>
         <w:jc w:val="both"/>
         <w:rPr>
@@ -4243,6 +4782,7 @@
         </w:rPr>
         <w:t xml:space="preserve">. </w:t>
       </w:r>
+      <w:bookmarkEnd w:id="12"/>
       <w:r>
         <w:rPr>
           <w:rFonts w:ascii="Arial" w:hAnsi="Arial" w:cs="Arial"/>
@@ -4252,61 +4792,34 @@
           <w:sz w:val="28"/>
           <w:szCs w:val="28"/>
         </w:rPr>
-        <w:t>Requirement Analysis</w:t>
-      </w:r>
-      <w:bookmarkEnd w:id="12"/>
-    </w:p>
-    <w:p>
-      <w:pPr>
-        <w:pStyle w:val="Heading3"/>
-        <w:ind w:left="851"/>
-        <w:rPr>
-          <w:rFonts w:ascii="Arial" w:hAnsi="Arial" w:cs="Arial"/>
-          <w:b/>
-          <w:bCs/>
-          <w:color w:val="EE0000"/>
-          <w:sz w:val="24"/>
-          <w:szCs w:val="24"/>
-        </w:rPr>
-      </w:pPr>
-      <w:bookmarkStart w:id="13" w:name="_Toc226899733"/>
-      <w:r>
-        <w:rPr>
-          <w:rFonts w:ascii="Arial" w:hAnsi="Arial" w:cs="Arial"/>
-          <w:b/>
-          <w:bCs/>
-          <w:color w:val="EE0000"/>
-          <w:sz w:val="24"/>
-          <w:szCs w:val="24"/>
-        </w:rPr>
-        <w:t>i.</w:t>
-      </w:r>
-      <w:r>
-        <w:rPr>
-          <w:rFonts w:ascii="Arial" w:hAnsi="Arial" w:cs="Arial"/>
-          <w:b/>
-          <w:bCs/>
-          <w:color w:val="EE0000"/>
-          <w:sz w:val="24"/>
-          <w:szCs w:val="24"/>
-        </w:rPr>
-        <w:t xml:space="preserve"> Stakeholders and Roles</w:t>
-      </w:r>
-      <w:bookmarkEnd w:id="13"/>
-    </w:p>
-    <w:p>
-      <w:pPr>
-        <w:spacing w:line="360" w:lineRule="auto"/>
-        <w:ind w:left="1134"/>
-        <w:rPr>
-          <w:rFonts w:ascii="Arial" w:hAnsi="Arial" w:cs="Arial"/>
-        </w:rPr>
-      </w:pPr>
-      <w:r>
-        <w:rPr>
-          <w:rFonts w:ascii="Arial" w:hAnsi="Arial" w:cs="Arial"/>
-        </w:rPr>
-        <w:t>Based on the problem statement, the key stakeholders and their respective roles are identified as follows</w:t>
+        <w:t>Functional Requirements</w:t>
+      </w:r>
+    </w:p>
+    <w:p>
+      <w:pPr>
+        <w:spacing w:line="360" w:lineRule="auto"/>
+        <w:ind w:left="567"/>
+        <w:rPr>
+          <w:rFonts w:ascii="Arial" w:hAnsi="Arial" w:cs="Arial"/>
+        </w:rPr>
+      </w:pPr>
+      <w:r>
+        <w:rPr>
+          <w:rFonts w:ascii="Arial" w:hAnsi="Arial" w:cs="Arial"/>
+        </w:rPr>
+        <w:t>Based on the problem statement, the system’s key functional requirements</w:t>
+      </w:r>
+      <w:r>
+        <w:rPr>
+          <w:rFonts w:ascii="Arial" w:hAnsi="Arial" w:cs="Arial"/>
+        </w:rPr>
+        <w:t xml:space="preserve"> </w:t>
+      </w:r>
+      <w:r>
+        <w:rPr>
+          <w:rFonts w:ascii="Arial" w:hAnsi="Arial" w:cs="Arial"/>
+        </w:rPr>
+        <w:t>are identified as follows</w:t>
       </w:r>
       <w:r>
         <w:rPr>
@@ -4320,27 +4833,58 @@
         <w:pStyle w:val="ListParagraph"/>
         <w:numPr>
           <w:ilvl w:val="0"/>
-          <w:numId w:val="4"/>
+          <w:numId w:val="12"/>
         </w:numPr>
         <w:spacing w:line="360" w:lineRule="auto"/>
-        <w:ind w:left="1560"/>
-        <w:rPr>
-          <w:rFonts w:ascii="Arial" w:hAnsi="Arial" w:cs="Arial"/>
-        </w:rPr>
-      </w:pPr>
-      <w:r>
-        <w:rPr>
-          <w:rFonts w:ascii="Arial" w:hAnsi="Arial" w:cs="Arial"/>
-          <w:b/>
-          <w:bCs/>
-        </w:rPr>
-        <w:t>Student (Domestic / International):</w:t>
-      </w:r>
-      <w:r>
-        <w:rPr>
-          <w:rFonts w:ascii="Arial" w:hAnsi="Arial" w:cs="Arial"/>
-        </w:rPr>
-        <w:t xml:space="preserve"> Search courses, enrol, view enrolled courses, check timetable and clashes, manage enrolment requests</w:t>
+        <w:rPr>
+          <w:rFonts w:ascii="Arial" w:hAnsi="Arial" w:cs="Arial"/>
+        </w:rPr>
+      </w:pPr>
+      <w:r>
+        <w:rPr>
+          <w:rFonts w:ascii="Arial" w:hAnsi="Arial" w:cs="Arial"/>
+        </w:rPr>
+        <w:t>Course Search and Viewing:</w:t>
+      </w:r>
+    </w:p>
+    <w:p>
+      <w:pPr>
+        <w:pStyle w:val="ListParagraph"/>
+        <w:numPr>
+          <w:ilvl w:val="1"/>
+          <w:numId w:val="12"/>
+        </w:numPr>
+        <w:spacing w:line="360" w:lineRule="auto"/>
+        <w:ind w:left="1843"/>
+        <w:rPr>
+          <w:rFonts w:ascii="Arial" w:hAnsi="Arial" w:cs="Arial"/>
+        </w:rPr>
+      </w:pPr>
+      <w:r>
+        <w:rPr>
+          <w:rFonts w:ascii="Arial" w:hAnsi="Arial" w:cs="Arial"/>
+        </w:rPr>
+        <w:t>The system shall allow students to search for available courses by course code, course name, or department.</w:t>
+      </w:r>
+    </w:p>
+    <w:p>
+      <w:pPr>
+        <w:pStyle w:val="ListParagraph"/>
+        <w:numPr>
+          <w:ilvl w:val="1"/>
+          <w:numId w:val="12"/>
+        </w:numPr>
+        <w:spacing w:line="360" w:lineRule="auto"/>
+        <w:ind w:left="1843"/>
+        <w:rPr>
+          <w:rFonts w:ascii="Arial" w:hAnsi="Arial" w:cs="Arial"/>
+        </w:rPr>
+      </w:pPr>
+      <w:r>
+        <w:rPr>
+          <w:rFonts w:ascii="Arial" w:hAnsi="Arial" w:cs="Arial"/>
+        </w:rPr>
+        <w:t>The system shall display detailed course information, including course description, prerequisites, capacity, and timetable.</w:t>
       </w:r>
     </w:p>
     <w:p>
@@ -4348,219 +4892,18 @@
         <w:pStyle w:val="ListParagraph"/>
         <w:numPr>
           <w:ilvl w:val="0"/>
-          <w:numId w:val="4"/>
+          <w:numId w:val="12"/>
         </w:numPr>
         <w:spacing w:line="360" w:lineRule="auto"/>
-        <w:ind w:left="1560"/>
-        <w:rPr>
-          <w:rFonts w:ascii="Arial" w:hAnsi="Arial" w:cs="Arial"/>
-        </w:rPr>
-      </w:pPr>
-      <w:r>
-        <w:rPr>
-          <w:rFonts w:ascii="Arial" w:hAnsi="Arial" w:cs="Arial"/>
-          <w:b/>
-          <w:bCs/>
-        </w:rPr>
-        <w:t>Academic Department Staff:</w:t>
-      </w:r>
-      <w:r>
-        <w:rPr>
-          <w:rFonts w:ascii="Arial" w:hAnsi="Arial" w:cs="Arial"/>
-        </w:rPr>
-        <w:t xml:space="preserve"> Maintain course information, prerequisites, capacity, timetable details</w:t>
-      </w:r>
-    </w:p>
-    <w:p>
-      <w:pPr>
-        <w:pStyle w:val="ListParagraph"/>
-        <w:numPr>
-          <w:ilvl w:val="0"/>
-          <w:numId w:val="4"/>
-        </w:numPr>
-        <w:spacing w:line="360" w:lineRule="auto"/>
-        <w:ind w:left="1560"/>
-        <w:rPr>
-          <w:rFonts w:ascii="Arial" w:hAnsi="Arial" w:cs="Arial"/>
-        </w:rPr>
-      </w:pPr>
-      <w:r>
-        <w:rPr>
-          <w:rFonts w:ascii="Arial" w:hAnsi="Arial" w:cs="Arial"/>
-          <w:b/>
-          <w:bCs/>
-        </w:rPr>
-        <w:t>Registry / Admissions Staff:</w:t>
-      </w:r>
-      <w:r>
-        <w:rPr>
-          <w:rFonts w:ascii="Arial" w:hAnsi="Arial" w:cs="Arial"/>
-        </w:rPr>
-        <w:t xml:space="preserve"> Review and approve enrolment requests, enforce enrolment rules (prerequisites, timetable conflicts)</w:t>
-      </w:r>
-    </w:p>
-    <w:p>
-      <w:pPr>
-        <w:pStyle w:val="ListParagraph"/>
-        <w:numPr>
-          <w:ilvl w:val="0"/>
-          <w:numId w:val="4"/>
-        </w:numPr>
-        <w:spacing w:line="360" w:lineRule="auto"/>
-        <w:ind w:left="1560"/>
-        <w:rPr>
-          <w:rFonts w:ascii="Arial" w:hAnsi="Arial" w:cs="Arial"/>
-        </w:rPr>
-      </w:pPr>
-      <w:r>
-        <w:rPr>
-          <w:rFonts w:ascii="Arial" w:hAnsi="Arial" w:cs="Arial"/>
-          <w:b/>
-          <w:bCs/>
-        </w:rPr>
-        <w:t>Finance Department Staff:</w:t>
-      </w:r>
-      <w:r>
-        <w:rPr>
-          <w:rFonts w:ascii="Arial" w:hAnsi="Arial" w:cs="Arial"/>
-        </w:rPr>
-        <w:t xml:space="preserve"> Process tuition/course payments, confirm enrolment upon payment verification</w:t>
-      </w:r>
-    </w:p>
-    <w:p>
-      <w:pPr>
-        <w:pStyle w:val="ListParagraph"/>
-        <w:numPr>
-          <w:ilvl w:val="0"/>
-          <w:numId w:val="4"/>
-        </w:numPr>
-        <w:spacing w:line="360" w:lineRule="auto"/>
-        <w:ind w:left="1560"/>
-        <w:rPr>
-          <w:rFonts w:ascii="Arial" w:hAnsi="Arial" w:cs="Arial"/>
-        </w:rPr>
-      </w:pPr>
-      <w:r>
-        <w:rPr>
-          <w:rFonts w:ascii="Arial" w:hAnsi="Arial" w:cs="Arial"/>
-          <w:b/>
-          <w:bCs/>
-        </w:rPr>
-        <w:t>System Administrator:</w:t>
-      </w:r>
-      <w:r>
-        <w:rPr>
-          <w:rFonts w:ascii="Arial" w:hAnsi="Arial" w:cs="Arial"/>
-        </w:rPr>
-        <w:t xml:space="preserve"> Manage user accounts, access control, ensure system uptime and security</w:t>
-      </w:r>
-    </w:p>
-    <w:p>
-      <w:pPr>
-        <w:pStyle w:val="Heading3"/>
-        <w:ind w:left="851"/>
-        <w:rPr>
-          <w:rFonts w:ascii="Arial" w:hAnsi="Arial" w:cs="Arial"/>
-          <w:b/>
-          <w:bCs/>
-          <w:color w:val="EE0000"/>
-          <w:sz w:val="24"/>
-          <w:szCs w:val="24"/>
-        </w:rPr>
-      </w:pPr>
-      <w:bookmarkStart w:id="14" w:name="_Toc226899734"/>
-      <w:r>
-        <w:rPr>
-          <w:rFonts w:ascii="Arial" w:hAnsi="Arial" w:cs="Arial"/>
-          <w:b/>
-          <w:bCs/>
-          <w:color w:val="EE0000"/>
-          <w:sz w:val="24"/>
-          <w:szCs w:val="24"/>
-        </w:rPr>
-        <w:t>ii.</w:t>
-      </w:r>
-      <w:r>
-        <w:rPr>
-          <w:rFonts w:ascii="Arial" w:hAnsi="Arial" w:cs="Arial"/>
-          <w:b/>
-          <w:bCs/>
-          <w:color w:val="EE0000"/>
-          <w:sz w:val="24"/>
-          <w:szCs w:val="24"/>
-        </w:rPr>
-        <w:t xml:space="preserve"> Functional Requirement</w:t>
-      </w:r>
-      <w:r>
-        <w:rPr>
-          <w:rFonts w:ascii="Arial" w:hAnsi="Arial" w:cs="Arial"/>
-          <w:b/>
-          <w:bCs/>
-          <w:color w:val="EE0000"/>
-          <w:sz w:val="24"/>
-          <w:szCs w:val="24"/>
-        </w:rPr>
-        <w:t>s</w:t>
-      </w:r>
-      <w:bookmarkEnd w:id="14"/>
-    </w:p>
-    <w:p>
-      <w:pPr>
-        <w:spacing w:line="360" w:lineRule="auto"/>
-        <w:ind w:left="1134"/>
-        <w:rPr>
-          <w:rFonts w:ascii="Arial" w:hAnsi="Arial" w:cs="Arial"/>
-        </w:rPr>
-      </w:pPr>
-      <w:r>
-        <w:rPr>
-          <w:rFonts w:ascii="Arial" w:hAnsi="Arial" w:cs="Arial"/>
-        </w:rPr>
-        <w:t>Based on the problem statement, the system’s key functional requirements</w:t>
-      </w:r>
-      <w:r>
-        <w:rPr>
-          <w:rFonts w:ascii="Arial" w:hAnsi="Arial" w:cs="Arial"/>
-        </w:rPr>
-        <w:t xml:space="preserve"> </w:t>
-      </w:r>
-      <w:r>
-        <w:rPr>
-          <w:rFonts w:ascii="Arial" w:hAnsi="Arial" w:cs="Arial"/>
-        </w:rPr>
-        <w:t>are identified as follows</w:t>
-      </w:r>
-      <w:r>
-        <w:rPr>
-          <w:rFonts w:ascii="Arial" w:hAnsi="Arial" w:cs="Arial"/>
-        </w:rPr>
-        <w:t xml:space="preserve">: </w:t>
-      </w:r>
-    </w:p>
-    <w:p>
-      <w:pPr>
-        <w:pStyle w:val="ListParagraph"/>
-        <w:numPr>
-          <w:ilvl w:val="0"/>
-          <w:numId w:val="5"/>
-        </w:numPr>
-        <w:spacing w:line="360" w:lineRule="auto"/>
-        <w:ind w:left="1560"/>
-        <w:rPr>
-          <w:rFonts w:ascii="Arial" w:hAnsi="Arial" w:cs="Arial"/>
-        </w:rPr>
-      </w:pPr>
-      <w:r>
-        <w:rPr>
-          <w:rFonts w:ascii="Arial" w:hAnsi="Arial" w:cs="Arial"/>
-        </w:rPr>
-        <w:t>Course Search and Viewing</w:t>
-      </w:r>
-      <w:r>
-        <w:rPr>
-          <w:rFonts w:ascii="Arial" w:hAnsi="Arial" w:cs="Arial"/>
-        </w:rPr>
-        <w:t>:</w:t>
+        <w:rPr>
+          <w:rFonts w:ascii="Arial" w:hAnsi="Arial" w:cs="Arial"/>
+        </w:rPr>
+      </w:pPr>
+      <w:r>
+        <w:rPr>
+          <w:rFonts w:ascii="Arial" w:hAnsi="Arial" w:cs="Arial"/>
+        </w:rPr>
+        <w:t>Course Enrolment:</w:t>
       </w:r>
     </w:p>
     <w:p>
@@ -4580,7 +4923,7 @@
         <w:rPr>
           <w:rFonts w:ascii="Arial" w:hAnsi="Arial" w:cs="Arial"/>
         </w:rPr>
-        <w:t>The system shall allow students to search for available courses by course code, course name, or department.</w:t>
+        <w:t>The system shall allow students to enrol in selected courses.</w:t>
       </w:r>
     </w:p>
     <w:p>
@@ -4600,33 +4943,7 @@
         <w:rPr>
           <w:rFonts w:ascii="Arial" w:hAnsi="Arial" w:cs="Arial"/>
         </w:rPr>
-        <w:t>The system shall display detailed course information, including course description, prerequisites, capacity, and timetable.</w:t>
-      </w:r>
-    </w:p>
-    <w:p>
-      <w:pPr>
-        <w:pStyle w:val="ListParagraph"/>
-        <w:numPr>
-          <w:ilvl w:val="0"/>
-          <w:numId w:val="5"/>
-        </w:numPr>
-        <w:spacing w:line="360" w:lineRule="auto"/>
-        <w:ind w:left="1560"/>
-        <w:rPr>
-          <w:rFonts w:ascii="Arial" w:hAnsi="Arial" w:cs="Arial"/>
-        </w:rPr>
-      </w:pPr>
-      <w:r>
-        <w:rPr>
-          <w:rFonts w:ascii="Arial" w:hAnsi="Arial" w:cs="Arial"/>
-        </w:rPr>
-        <w:t>Course Enrolment</w:t>
-      </w:r>
-      <w:r>
-        <w:rPr>
-          <w:rFonts w:ascii="Arial" w:hAnsi="Arial" w:cs="Arial"/>
-        </w:rPr>
-        <w:t>:</w:t>
+        <w:t>The system shall automatically check prerequisites before allowing enrolment.</w:t>
       </w:r>
     </w:p>
     <w:p>
@@ -4646,7 +4963,7 @@
         <w:rPr>
           <w:rFonts w:ascii="Arial" w:hAnsi="Arial" w:cs="Arial"/>
         </w:rPr>
-        <w:t>The system shall allow students to enrol in selected courses.</w:t>
+        <w:t>The system shall automatically verify course availability before confirming enrolment.</w:t>
       </w:r>
     </w:p>
     <w:p>
@@ -4666,7 +4983,7 @@
         <w:rPr>
           <w:rFonts w:ascii="Arial" w:hAnsi="Arial" w:cs="Arial"/>
         </w:rPr>
-        <w:t>The system shall automatically check prerequisites before allowing enrolment.</w:t>
+        <w:t>The system shall detect timetable clashes and notify students before enrolment confirmation.</w:t>
       </w:r>
     </w:p>
     <w:p>
@@ -4686,8 +5003,26 @@
         <w:rPr>
           <w:rFonts w:ascii="Arial" w:hAnsi="Arial" w:cs="Arial"/>
         </w:rPr>
-        <w:lastRenderedPageBreak/>
-        <w:t>The system shall automatically verify course availability before confirming enrolment.</w:t>
+        <w:t>The system shall allow students to adjust their course selection if timetable conflicts are detected.</w:t>
+      </w:r>
+    </w:p>
+    <w:p>
+      <w:pPr>
+        <w:pStyle w:val="ListParagraph"/>
+        <w:numPr>
+          <w:ilvl w:val="0"/>
+          <w:numId w:val="12"/>
+        </w:numPr>
+        <w:spacing w:line="360" w:lineRule="auto"/>
+        <w:rPr>
+          <w:rFonts w:ascii="Arial" w:hAnsi="Arial" w:cs="Arial"/>
+        </w:rPr>
+      </w:pPr>
+      <w:r>
+        <w:rPr>
+          <w:rFonts w:ascii="Arial" w:hAnsi="Arial" w:cs="Arial"/>
+        </w:rPr>
+        <w:t>Timetable Management (Enrolment View):</w:t>
       </w:r>
     </w:p>
     <w:p>
@@ -4707,7 +5042,7 @@
         <w:rPr>
           <w:rFonts w:ascii="Arial" w:hAnsi="Arial" w:cs="Arial"/>
         </w:rPr>
-        <w:t>The system shall detect timetable clashes and notify students before enrolment confirmation.</w:t>
+        <w:t>The system shall display a timetable of the student’s enrolled courses.</w:t>
       </w:r>
     </w:p>
     <w:p>
@@ -4727,7 +5062,7 @@
         <w:rPr>
           <w:rFonts w:ascii="Arial" w:hAnsi="Arial" w:cs="Arial"/>
         </w:rPr>
-        <w:t>The system shall allow students to adjust their course selection if timetable conflicts are detected.</w:t>
+        <w:t>The system shall visually highlight any timetable clashes between selected courses.</w:t>
       </w:r>
     </w:p>
     <w:p>
@@ -4735,25 +5070,18 @@
         <w:pStyle w:val="ListParagraph"/>
         <w:numPr>
           <w:ilvl w:val="0"/>
-          <w:numId w:val="5"/>
+          <w:numId w:val="12"/>
         </w:numPr>
         <w:spacing w:line="360" w:lineRule="auto"/>
-        <w:ind w:left="1560"/>
-        <w:rPr>
-          <w:rFonts w:ascii="Arial" w:hAnsi="Arial" w:cs="Arial"/>
-        </w:rPr>
-      </w:pPr>
-      <w:r>
-        <w:rPr>
-          <w:rFonts w:ascii="Arial" w:hAnsi="Arial" w:cs="Arial"/>
-        </w:rPr>
-        <w:t>Timetable Management (Enrolment View)</w:t>
-      </w:r>
-      <w:r>
-        <w:rPr>
-          <w:rFonts w:ascii="Arial" w:hAnsi="Arial" w:cs="Arial"/>
-        </w:rPr>
-        <w:t>:</w:t>
+        <w:rPr>
+          <w:rFonts w:ascii="Arial" w:hAnsi="Arial" w:cs="Arial"/>
+        </w:rPr>
+      </w:pPr>
+      <w:r>
+        <w:rPr>
+          <w:rFonts w:ascii="Arial" w:hAnsi="Arial" w:cs="Arial"/>
+        </w:rPr>
+        <w:t>Staff Course Management:</w:t>
       </w:r>
     </w:p>
     <w:p>
@@ -4773,7 +5101,19 @@
         <w:rPr>
           <w:rFonts w:ascii="Arial" w:hAnsi="Arial" w:cs="Arial"/>
         </w:rPr>
-        <w:t>The system shall display a timetable of the student’s enrolled courses.</w:t>
+        <w:t>The system shall allow Academic Department</w:t>
+      </w:r>
+      <w:r>
+        <w:rPr>
+          <w:rFonts w:ascii="Arial" w:hAnsi="Arial" w:cs="Arial"/>
+        </w:rPr>
+        <w:t>s</w:t>
+      </w:r>
+      <w:r>
+        <w:rPr>
+          <w:rFonts w:ascii="Arial" w:hAnsi="Arial" w:cs="Arial"/>
+        </w:rPr>
+        <w:t xml:space="preserve"> staff to add, update, and remove course information, including descriptions, prerequisites, capacity, and timetable details.</w:t>
       </w:r>
     </w:p>
     <w:p>
@@ -4793,33 +5133,7 @@
         <w:rPr>
           <w:rFonts w:ascii="Arial" w:hAnsi="Arial" w:cs="Arial"/>
         </w:rPr>
-        <w:t>The system shall visually highlight any timetable clashes between selected courses.</w:t>
-      </w:r>
-    </w:p>
-    <w:p>
-      <w:pPr>
-        <w:pStyle w:val="ListParagraph"/>
-        <w:numPr>
-          <w:ilvl w:val="0"/>
-          <w:numId w:val="5"/>
-        </w:numPr>
-        <w:spacing w:line="360" w:lineRule="auto"/>
-        <w:ind w:left="1560"/>
-        <w:rPr>
-          <w:rFonts w:ascii="Arial" w:hAnsi="Arial" w:cs="Arial"/>
-        </w:rPr>
-      </w:pPr>
-      <w:r>
-        <w:rPr>
-          <w:rFonts w:ascii="Arial" w:hAnsi="Arial" w:cs="Arial"/>
-        </w:rPr>
-        <w:t>Staff Course Management</w:t>
-      </w:r>
-      <w:r>
-        <w:rPr>
-          <w:rFonts w:ascii="Arial" w:hAnsi="Arial" w:cs="Arial"/>
-        </w:rPr>
-        <w:t>:</w:t>
+        <w:t>The system shall allow Registry/Admissions staff to review and approve student enrolment requests.</w:t>
       </w:r>
     </w:p>
     <w:p>
@@ -4839,7 +5153,27 @@
         <w:rPr>
           <w:rFonts w:ascii="Arial" w:hAnsi="Arial" w:cs="Arial"/>
         </w:rPr>
-        <w:t>The system shall allow Academic Department staff to add, update, and remove course information, including descriptions, prerequisites, capacity, and timetable details.</w:t>
+        <w:lastRenderedPageBreak/>
+        <w:t>The system shall enforce prerequisite, course capacity, and timetable clash rules during approval.</w:t>
+      </w:r>
+    </w:p>
+    <w:p>
+      <w:pPr>
+        <w:pStyle w:val="ListParagraph"/>
+        <w:numPr>
+          <w:ilvl w:val="0"/>
+          <w:numId w:val="12"/>
+        </w:numPr>
+        <w:spacing w:line="360" w:lineRule="auto"/>
+        <w:rPr>
+          <w:rFonts w:ascii="Arial" w:hAnsi="Arial" w:cs="Arial"/>
+        </w:rPr>
+      </w:pPr>
+      <w:r>
+        <w:rPr>
+          <w:rFonts w:ascii="Arial" w:hAnsi="Arial" w:cs="Arial"/>
+        </w:rPr>
+        <w:t>Payment Processing and Enrolment Confirmation:</w:t>
       </w:r>
     </w:p>
     <w:p>
@@ -4859,7 +5193,7 @@
         <w:rPr>
           <w:rFonts w:ascii="Arial" w:hAnsi="Arial" w:cs="Arial"/>
         </w:rPr>
-        <w:t>The system shall allow Registry/Admissions staff to review and approve student enrolment requests.</w:t>
+        <w:t>The system shall allow Finance Department staff to process tuition and course-related payments.</w:t>
       </w:r>
     </w:p>
     <w:p>
@@ -4879,33 +5213,7 @@
         <w:rPr>
           <w:rFonts w:ascii="Arial" w:hAnsi="Arial" w:cs="Arial"/>
         </w:rPr>
-        <w:t>The system shall enforce prerequisite, course capacity, and timetable clash rules during approval.</w:t>
-      </w:r>
-    </w:p>
-    <w:p>
-      <w:pPr>
-        <w:pStyle w:val="ListParagraph"/>
-        <w:numPr>
-          <w:ilvl w:val="0"/>
-          <w:numId w:val="5"/>
-        </w:numPr>
-        <w:spacing w:line="360" w:lineRule="auto"/>
-        <w:ind w:left="1560"/>
-        <w:rPr>
-          <w:rFonts w:ascii="Arial" w:hAnsi="Arial" w:cs="Arial"/>
-        </w:rPr>
-      </w:pPr>
-      <w:r>
-        <w:rPr>
-          <w:rFonts w:ascii="Arial" w:hAnsi="Arial" w:cs="Arial"/>
-        </w:rPr>
-        <w:t>Payment Processing and Enrolment Confirmation</w:t>
-      </w:r>
-      <w:r>
-        <w:rPr>
-          <w:rFonts w:ascii="Arial" w:hAnsi="Arial" w:cs="Arial"/>
-        </w:rPr>
-        <w:t>:</w:t>
+        <w:t>The system shall confirm student enrolment only after successful payment verification.</w:t>
       </w:r>
     </w:p>
     <w:p>
@@ -4925,7 +5233,26 @@
         <w:rPr>
           <w:rFonts w:ascii="Arial" w:hAnsi="Arial" w:cs="Arial"/>
         </w:rPr>
-        <w:t>The system shall allow Finance Department staff to process tuition and course-related payments.</w:t>
+        <w:t>The system shall automatically update enrolment status after payment confirmation.</w:t>
+      </w:r>
+    </w:p>
+    <w:p>
+      <w:pPr>
+        <w:pStyle w:val="ListParagraph"/>
+        <w:numPr>
+          <w:ilvl w:val="0"/>
+          <w:numId w:val="12"/>
+        </w:numPr>
+        <w:spacing w:line="360" w:lineRule="auto"/>
+        <w:rPr>
+          <w:rFonts w:ascii="Arial" w:hAnsi="Arial" w:cs="Arial"/>
+        </w:rPr>
+      </w:pPr>
+      <w:r>
+        <w:rPr>
+          <w:rFonts w:ascii="Arial" w:hAnsi="Arial" w:cs="Arial"/>
+        </w:rPr>
+        <w:t>Notifications:</w:t>
       </w:r>
     </w:p>
     <w:p>
@@ -4945,7 +5272,7 @@
         <w:rPr>
           <w:rFonts w:ascii="Arial" w:hAnsi="Arial" w:cs="Arial"/>
         </w:rPr>
-        <w:t>The system shall confirm student enrolment only after successful payment verification.</w:t>
+        <w:t>The system shall notify students of successful enrolment confirmation.</w:t>
       </w:r>
     </w:p>
     <w:p>
@@ -4965,33 +5292,7 @@
         <w:rPr>
           <w:rFonts w:ascii="Arial" w:hAnsi="Arial" w:cs="Arial"/>
         </w:rPr>
-        <w:t>The system shall automatically update enrolment status after payment confirmation.</w:t>
-      </w:r>
-    </w:p>
-    <w:p>
-      <w:pPr>
-        <w:pStyle w:val="ListParagraph"/>
-        <w:numPr>
-          <w:ilvl w:val="0"/>
-          <w:numId w:val="5"/>
-        </w:numPr>
-        <w:spacing w:line="360" w:lineRule="auto"/>
-        <w:ind w:left="1560"/>
-        <w:rPr>
-          <w:rFonts w:ascii="Arial" w:hAnsi="Arial" w:cs="Arial"/>
-        </w:rPr>
-      </w:pPr>
-      <w:r>
-        <w:rPr>
-          <w:rFonts w:ascii="Arial" w:hAnsi="Arial" w:cs="Arial"/>
-        </w:rPr>
-        <w:t>Notifications</w:t>
-      </w:r>
-      <w:r>
-        <w:rPr>
-          <w:rFonts w:ascii="Arial" w:hAnsi="Arial" w:cs="Arial"/>
-        </w:rPr>
-        <w:t>:</w:t>
+        <w:t>The system shall notify students of any enrolment issues, including timetable clashes or prerequisite violations.</w:t>
       </w:r>
     </w:p>
     <w:p>
@@ -5011,7 +5312,26 @@
         <w:rPr>
           <w:rFonts w:ascii="Arial" w:hAnsi="Arial" w:cs="Arial"/>
         </w:rPr>
-        <w:t>The system shall notify students of successful enrolment confirmation.</w:t>
+        <w:t>The system shall notify staff of pending enrolment requests requiring approval.</w:t>
+      </w:r>
+    </w:p>
+    <w:p>
+      <w:pPr>
+        <w:pStyle w:val="ListParagraph"/>
+        <w:numPr>
+          <w:ilvl w:val="0"/>
+          <w:numId w:val="12"/>
+        </w:numPr>
+        <w:spacing w:line="360" w:lineRule="auto"/>
+        <w:rPr>
+          <w:rFonts w:ascii="Arial" w:hAnsi="Arial" w:cs="Arial"/>
+        </w:rPr>
+      </w:pPr>
+      <w:r>
+        <w:rPr>
+          <w:rFonts w:ascii="Arial" w:hAnsi="Arial" w:cs="Arial"/>
+        </w:rPr>
+        <w:t>User Access and Security:</w:t>
       </w:r>
     </w:p>
     <w:p>
@@ -5031,7 +5351,7 @@
         <w:rPr>
           <w:rFonts w:ascii="Arial" w:hAnsi="Arial" w:cs="Arial"/>
         </w:rPr>
-        <w:t>The system shall notify students of any enrolment issues, including timetable clashes or prerequisite violations.</w:t>
+        <w:t>The system shall restrict access to features based on user roles (Student, Academic Staff, Registry Staff, Finance Staff).</w:t>
       </w:r>
     </w:p>
     <w:p>
@@ -5051,7 +5371,7 @@
         <w:rPr>
           <w:rFonts w:ascii="Arial" w:hAnsi="Arial" w:cs="Arial"/>
         </w:rPr>
-        <w:t>The system shall notify staff of pending enrolment requests requiring approval.</w:t>
+        <w:t>The system shall require authentication before allowing access to any student or staff data.</w:t>
       </w:r>
     </w:p>
     <w:p>
@@ -5059,26 +5379,18 @@
         <w:pStyle w:val="ListParagraph"/>
         <w:numPr>
           <w:ilvl w:val="0"/>
-          <w:numId w:val="5"/>
+          <w:numId w:val="12"/>
         </w:numPr>
         <w:spacing w:line="360" w:lineRule="auto"/>
-        <w:ind w:left="1560"/>
-        <w:rPr>
-          <w:rFonts w:ascii="Arial" w:hAnsi="Arial" w:cs="Arial"/>
-        </w:rPr>
-      </w:pPr>
-      <w:r>
-        <w:rPr>
-          <w:rFonts w:ascii="Arial" w:hAnsi="Arial" w:cs="Arial"/>
-        </w:rPr>
-        <w:lastRenderedPageBreak/>
-        <w:t>User Access and Security</w:t>
-      </w:r>
-      <w:r>
-        <w:rPr>
-          <w:rFonts w:ascii="Arial" w:hAnsi="Arial" w:cs="Arial"/>
-        </w:rPr>
-        <w:t>:</w:t>
+        <w:rPr>
+          <w:rFonts w:ascii="Arial" w:hAnsi="Arial" w:cs="Arial"/>
+        </w:rPr>
+      </w:pPr>
+      <w:r>
+        <w:rPr>
+          <w:rFonts w:ascii="Arial" w:hAnsi="Arial" w:cs="Arial"/>
+        </w:rPr>
+        <w:t>Reporting and Audit:</w:t>
       </w:r>
     </w:p>
     <w:p>
@@ -5098,7 +5410,7 @@
         <w:rPr>
           <w:rFonts w:ascii="Arial" w:hAnsi="Arial" w:cs="Arial"/>
         </w:rPr>
-        <w:t>The system shall restrict access to features based on user roles (Student, Academic Staff, Registry Staff, Finance Staff).</w:t>
+        <w:t>The system shall generate enrolment reports for students, courses, and departments.</w:t>
       </w:r>
     </w:p>
     <w:p>
@@ -5118,7 +5430,133 @@
         <w:rPr>
           <w:rFonts w:ascii="Arial" w:hAnsi="Arial" w:cs="Arial"/>
         </w:rPr>
-        <w:t>The system shall require authentication before allowing access to any student or staff data.</w:t>
+        <w:t>The system shall maintain an audit trail of all enrolment, approval, and payment transactions.</w:t>
+      </w:r>
+    </w:p>
+    <w:p>
+      <w:pPr>
+        <w:pStyle w:val="Heading2"/>
+        <w:spacing w:before="0" w:line="360" w:lineRule="auto"/>
+        <w:ind w:left="284"/>
+        <w:rPr>
+          <w:rFonts w:ascii="Arial" w:hAnsi="Arial" w:cs="Arial"/>
+          <w:b/>
+          <w:bCs/>
+          <w:color w:val="EE0000"/>
+          <w:sz w:val="28"/>
+          <w:szCs w:val="28"/>
+        </w:rPr>
+      </w:pPr>
+      <w:r>
+        <w:rPr>
+          <w:rFonts w:ascii="Arial" w:hAnsi="Arial" w:cs="Arial"/>
+          <w:b/>
+          <w:bCs/>
+          <w:color w:val="EE0000"/>
+          <w:sz w:val="28"/>
+          <w:szCs w:val="28"/>
+        </w:rPr>
+        <w:t>3</w:t>
+      </w:r>
+      <w:r>
+        <w:rPr>
+          <w:rFonts w:ascii="Arial" w:hAnsi="Arial" w:cs="Arial"/>
+          <w:b/>
+          <w:bCs/>
+          <w:color w:val="EE0000"/>
+          <w:sz w:val="28"/>
+          <w:szCs w:val="28"/>
+        </w:rPr>
+        <w:t>.</w:t>
+      </w:r>
+      <w:r>
+        <w:rPr>
+          <w:rFonts w:ascii="Arial" w:hAnsi="Arial" w:cs="Arial"/>
+          <w:b/>
+          <w:bCs/>
+          <w:color w:val="EE0000"/>
+          <w:sz w:val="28"/>
+          <w:szCs w:val="28"/>
+        </w:rPr>
+        <w:t>2</w:t>
+      </w:r>
+      <w:r>
+        <w:rPr>
+          <w:rFonts w:ascii="Arial" w:hAnsi="Arial" w:cs="Arial"/>
+          <w:b/>
+          <w:bCs/>
+          <w:color w:val="EE0000"/>
+          <w:sz w:val="28"/>
+          <w:szCs w:val="28"/>
+        </w:rPr>
+        <w:t xml:space="preserve">. </w:t>
+      </w:r>
+      <w:r>
+        <w:rPr>
+          <w:rFonts w:ascii="Arial" w:hAnsi="Arial" w:cs="Arial"/>
+          <w:b/>
+          <w:bCs/>
+          <w:color w:val="EE0000"/>
+          <w:sz w:val="28"/>
+          <w:szCs w:val="28"/>
+        </w:rPr>
+        <w:t>Non-</w:t>
+      </w:r>
+      <w:r>
+        <w:rPr>
+          <w:rFonts w:ascii="Arial" w:hAnsi="Arial" w:cs="Arial"/>
+          <w:b/>
+          <w:bCs/>
+          <w:color w:val="EE0000"/>
+          <w:sz w:val="28"/>
+          <w:szCs w:val="28"/>
+        </w:rPr>
+        <w:t>Functional Requirements</w:t>
+      </w:r>
+    </w:p>
+    <w:p>
+      <w:pPr>
+        <w:spacing w:line="360" w:lineRule="auto"/>
+        <w:ind w:left="567"/>
+        <w:rPr>
+          <w:rFonts w:ascii="Arial" w:hAnsi="Arial" w:cs="Arial"/>
+        </w:rPr>
+      </w:pPr>
+      <w:r>
+        <w:rPr>
+          <w:rFonts w:ascii="Arial" w:hAnsi="Arial" w:cs="Arial"/>
+        </w:rPr>
+        <w:t xml:space="preserve">Based on the problem statement, the system’s key </w:t>
+      </w:r>
+      <w:r>
+        <w:rPr>
+          <w:rFonts w:ascii="Arial" w:hAnsi="Arial" w:cs="Arial"/>
+        </w:rPr>
+        <w:t>non-</w:t>
+      </w:r>
+      <w:r>
+        <w:rPr>
+          <w:rFonts w:ascii="Arial" w:hAnsi="Arial" w:cs="Arial"/>
+        </w:rPr>
+        <w:t>functional requirements</w:t>
+      </w:r>
+      <w:r>
+        <w:rPr>
+          <w:rFonts w:ascii="Arial" w:hAnsi="Arial" w:cs="Arial"/>
+        </w:rPr>
+        <w:t xml:space="preserve"> </w:t>
+      </w:r>
+      <w:r>
+        <w:rPr>
+          <w:rFonts w:ascii="Arial" w:hAnsi="Arial" w:cs="Arial"/>
+        </w:rPr>
+        <w:t>are identified as follows</w:t>
+      </w:r>
+      <w:r>
+        <w:rPr>
+          <w:rFonts w:ascii="Arial" w:hAnsi="Arial" w:cs="Arial"/>
+        </w:rPr>
+        <w:t xml:space="preserve">: </w:t>
       </w:r>
     </w:p>
     <w:p>
@@ -5126,214 +5564,9 @@
         <w:pStyle w:val="ListParagraph"/>
         <w:numPr>
           <w:ilvl w:val="0"/>
-          <w:numId w:val="5"/>
+          <w:numId w:val="14"/>
         </w:numPr>
         <w:spacing w:line="360" w:lineRule="auto"/>
-        <w:ind w:left="1560"/>
-        <w:rPr>
-          <w:rFonts w:ascii="Arial" w:hAnsi="Arial" w:cs="Arial"/>
-        </w:rPr>
-      </w:pPr>
-      <w:r>
-        <w:rPr>
-          <w:rFonts w:ascii="Arial" w:hAnsi="Arial" w:cs="Arial"/>
-        </w:rPr>
-        <w:t>Reporting and Audit</w:t>
-      </w:r>
-      <w:r>
-        <w:rPr>
-          <w:rFonts w:ascii="Arial" w:hAnsi="Arial" w:cs="Arial"/>
-        </w:rPr>
-        <w:t>:</w:t>
-      </w:r>
-    </w:p>
-    <w:p>
-      <w:pPr>
-        <w:pStyle w:val="ListParagraph"/>
-        <w:numPr>
-          <w:ilvl w:val="1"/>
-          <w:numId w:val="5"/>
-        </w:numPr>
-        <w:spacing w:line="360" w:lineRule="auto"/>
-        <w:ind w:left="1843"/>
-        <w:rPr>
-          <w:rFonts w:ascii="Arial" w:hAnsi="Arial" w:cs="Arial"/>
-        </w:rPr>
-      </w:pPr>
-      <w:r>
-        <w:rPr>
-          <w:rFonts w:ascii="Arial" w:hAnsi="Arial" w:cs="Arial"/>
-        </w:rPr>
-        <w:t>The system shall generate enrolment reports for students, courses, and departments.</w:t>
-      </w:r>
-    </w:p>
-    <w:p>
-      <w:pPr>
-        <w:pStyle w:val="ListParagraph"/>
-        <w:numPr>
-          <w:ilvl w:val="1"/>
-          <w:numId w:val="5"/>
-        </w:numPr>
-        <w:spacing w:line="360" w:lineRule="auto"/>
-        <w:ind w:left="1843"/>
-        <w:rPr>
-          <w:rFonts w:ascii="Arial" w:hAnsi="Arial" w:cs="Arial"/>
-        </w:rPr>
-      </w:pPr>
-      <w:r>
-        <w:rPr>
-          <w:rFonts w:ascii="Arial" w:hAnsi="Arial" w:cs="Arial"/>
-        </w:rPr>
-        <w:t>The system shall maintain an audit trail of all enrolment, approval, and payment transactions.</w:t>
-      </w:r>
-    </w:p>
-    <w:p>
-      <w:pPr>
-        <w:pStyle w:val="Heading3"/>
-        <w:ind w:left="851"/>
-        <w:rPr>
-          <w:rFonts w:ascii="Arial" w:hAnsi="Arial" w:cs="Arial"/>
-          <w:b/>
-          <w:bCs/>
-          <w:color w:val="EE0000"/>
-          <w:sz w:val="24"/>
-          <w:szCs w:val="24"/>
-        </w:rPr>
-      </w:pPr>
-      <w:bookmarkStart w:id="15" w:name="_Toc226899735"/>
-      <w:r>
-        <w:rPr>
-          <w:rFonts w:ascii="Arial" w:hAnsi="Arial" w:cs="Arial"/>
-          <w:b/>
-          <w:bCs/>
-          <w:color w:val="EE0000"/>
-          <w:sz w:val="24"/>
-          <w:szCs w:val="24"/>
-        </w:rPr>
-        <w:t>i</w:t>
-      </w:r>
-      <w:r>
-        <w:rPr>
-          <w:rFonts w:ascii="Arial" w:hAnsi="Arial" w:cs="Arial"/>
-          <w:b/>
-          <w:bCs/>
-          <w:color w:val="EE0000"/>
-          <w:sz w:val="24"/>
-          <w:szCs w:val="24"/>
-        </w:rPr>
-        <w:t>i</w:t>
-      </w:r>
-      <w:r>
-        <w:rPr>
-          <w:rFonts w:ascii="Arial" w:hAnsi="Arial" w:cs="Arial"/>
-          <w:b/>
-          <w:bCs/>
-          <w:color w:val="EE0000"/>
-          <w:sz w:val="24"/>
-          <w:szCs w:val="24"/>
-        </w:rPr>
-        <w:t>i.</w:t>
-      </w:r>
-      <w:r>
-        <w:rPr>
-          <w:rFonts w:ascii="Arial" w:hAnsi="Arial" w:cs="Arial"/>
-          <w:b/>
-          <w:bCs/>
-          <w:color w:val="EE0000"/>
-          <w:sz w:val="24"/>
-          <w:szCs w:val="24"/>
-        </w:rPr>
-        <w:t xml:space="preserve"> </w:t>
-      </w:r>
-      <w:r>
-        <w:rPr>
-          <w:rFonts w:ascii="Arial" w:hAnsi="Arial" w:cs="Arial"/>
-          <w:b/>
-          <w:bCs/>
-          <w:color w:val="EE0000"/>
-          <w:sz w:val="24"/>
-          <w:szCs w:val="24"/>
-        </w:rPr>
-        <w:t>Non-</w:t>
-      </w:r>
-      <w:r>
-        <w:rPr>
-          <w:rFonts w:ascii="Arial" w:hAnsi="Arial" w:cs="Arial"/>
-          <w:b/>
-          <w:bCs/>
-          <w:color w:val="EE0000"/>
-          <w:sz w:val="24"/>
-          <w:szCs w:val="24"/>
-        </w:rPr>
-        <w:t>Functional Requirement</w:t>
-      </w:r>
-      <w:r>
-        <w:rPr>
-          <w:rFonts w:ascii="Arial" w:hAnsi="Arial" w:cs="Arial"/>
-          <w:b/>
-          <w:bCs/>
-          <w:color w:val="EE0000"/>
-          <w:sz w:val="24"/>
-          <w:szCs w:val="24"/>
-        </w:rPr>
-        <w:t>s</w:t>
-      </w:r>
-      <w:bookmarkEnd w:id="15"/>
-    </w:p>
-    <w:p>
-      <w:pPr>
-        <w:spacing w:line="360" w:lineRule="auto"/>
-        <w:ind w:left="1134"/>
-        <w:rPr>
-          <w:rFonts w:ascii="Arial" w:hAnsi="Arial" w:cs="Arial"/>
-        </w:rPr>
-      </w:pPr>
-      <w:r>
-        <w:rPr>
-          <w:rFonts w:ascii="Arial" w:hAnsi="Arial" w:cs="Arial"/>
-        </w:rPr>
-        <w:t xml:space="preserve">Based on the problem statement, the system’s key </w:t>
-      </w:r>
-      <w:r>
-        <w:rPr>
-          <w:rFonts w:ascii="Arial" w:hAnsi="Arial" w:cs="Arial"/>
-        </w:rPr>
-        <w:t>non-</w:t>
-      </w:r>
-      <w:r>
-        <w:rPr>
-          <w:rFonts w:ascii="Arial" w:hAnsi="Arial" w:cs="Arial"/>
-        </w:rPr>
-        <w:t>functional requirements</w:t>
-      </w:r>
-      <w:r>
-        <w:rPr>
-          <w:rFonts w:ascii="Arial" w:hAnsi="Arial" w:cs="Arial"/>
-        </w:rPr>
-        <w:t xml:space="preserve"> </w:t>
-      </w:r>
-      <w:r>
-        <w:rPr>
-          <w:rFonts w:ascii="Arial" w:hAnsi="Arial" w:cs="Arial"/>
-        </w:rPr>
-        <w:t>are identified as follows</w:t>
-      </w:r>
-      <w:r>
-        <w:rPr>
-          <w:rFonts w:ascii="Arial" w:hAnsi="Arial" w:cs="Arial"/>
-        </w:rPr>
-        <w:t xml:space="preserve">: </w:t>
-      </w:r>
-    </w:p>
-    <w:p>
-      <w:pPr>
-        <w:pStyle w:val="ListParagraph"/>
-        <w:numPr>
-          <w:ilvl w:val="0"/>
-          <w:numId w:val="6"/>
-        </w:numPr>
-        <w:spacing w:line="360" w:lineRule="auto"/>
-        <w:ind w:left="1560"/>
         <w:rPr>
           <w:rFonts w:ascii="Arial" w:hAnsi="Arial" w:cs="Arial"/>
         </w:rPr>
@@ -5368,6 +5601,7 @@
         <w:rPr>
           <w:rFonts w:ascii="Arial" w:hAnsi="Arial" w:cs="Arial"/>
         </w:rPr>
+        <w:lastRenderedPageBreak/>
         <w:t>The system shall respond to course search, enrolment, or timetable requests within 2 seconds under normal load conditions.</w:t>
       </w:r>
     </w:p>
@@ -5396,10 +5630,9 @@
         <w:pStyle w:val="ListParagraph"/>
         <w:numPr>
           <w:ilvl w:val="0"/>
-          <w:numId w:val="6"/>
+          <w:numId w:val="14"/>
         </w:numPr>
         <w:spacing w:line="360" w:lineRule="auto"/>
-        <w:ind w:left="1560"/>
         <w:rPr>
           <w:rFonts w:ascii="Arial" w:hAnsi="Arial" w:cs="Arial"/>
         </w:rPr>
@@ -5474,10 +5707,9 @@
         <w:pStyle w:val="ListParagraph"/>
         <w:numPr>
           <w:ilvl w:val="0"/>
-          <w:numId w:val="6"/>
+          <w:numId w:val="14"/>
         </w:numPr>
         <w:spacing w:line="360" w:lineRule="auto"/>
-        <w:ind w:left="1560"/>
         <w:rPr>
           <w:rFonts w:ascii="Arial" w:hAnsi="Arial" w:cs="Arial"/>
         </w:rPr>
@@ -5540,10 +5772,9 @@
         <w:pStyle w:val="ListParagraph"/>
         <w:numPr>
           <w:ilvl w:val="0"/>
-          <w:numId w:val="6"/>
+          <w:numId w:val="14"/>
         </w:numPr>
         <w:spacing w:line="360" w:lineRule="auto"/>
-        <w:ind w:left="1560"/>
         <w:rPr>
           <w:rFonts w:ascii="Arial" w:hAnsi="Arial" w:cs="Arial"/>
         </w:rPr>
@@ -5606,10 +5837,9 @@
         <w:pStyle w:val="ListParagraph"/>
         <w:numPr>
           <w:ilvl w:val="0"/>
-          <w:numId w:val="6"/>
+          <w:numId w:val="14"/>
         </w:numPr>
         <w:spacing w:line="360" w:lineRule="auto"/>
-        <w:ind w:left="1560"/>
         <w:rPr>
           <w:rFonts w:ascii="Arial" w:hAnsi="Arial" w:cs="Arial"/>
         </w:rPr>
@@ -5644,7 +5874,6 @@
         <w:rPr>
           <w:rFonts w:ascii="Arial" w:hAnsi="Arial" w:cs="Arial"/>
         </w:rPr>
-        <w:lastRenderedPageBreak/>
         <w:t>The system shall maintain at least 99.5% uptime during enrolment periods.</w:t>
       </w:r>
     </w:p>
@@ -5673,10 +5902,9 @@
         <w:pStyle w:val="ListParagraph"/>
         <w:numPr>
           <w:ilvl w:val="0"/>
-          <w:numId w:val="6"/>
+          <w:numId w:val="14"/>
         </w:numPr>
         <w:spacing w:line="360" w:lineRule="auto"/>
-        <w:ind w:left="1560"/>
         <w:rPr>
           <w:rFonts w:ascii="Arial" w:hAnsi="Arial" w:cs="Arial"/>
         </w:rPr>
@@ -5739,10 +5967,9 @@
         <w:pStyle w:val="ListParagraph"/>
         <w:numPr>
           <w:ilvl w:val="0"/>
-          <w:numId w:val="6"/>
+          <w:numId w:val="14"/>
         </w:numPr>
         <w:spacing w:line="360" w:lineRule="auto"/>
-        <w:ind w:left="1560"/>
         <w:rPr>
           <w:rFonts w:ascii="Arial" w:hAnsi="Arial" w:cs="Arial"/>
         </w:rPr>
@@ -5805,10 +6032,9 @@
         <w:pStyle w:val="ListParagraph"/>
         <w:numPr>
           <w:ilvl w:val="0"/>
-          <w:numId w:val="6"/>
+          <w:numId w:val="14"/>
         </w:numPr>
         <w:spacing w:line="360" w:lineRule="auto"/>
-        <w:ind w:left="1560"/>
         <w:rPr>
           <w:rFonts w:ascii="Arial" w:hAnsi="Arial" w:cs="Arial"/>
         </w:rPr>
@@ -5871,18 +6097,18 @@
         <w:pStyle w:val="ListParagraph"/>
         <w:numPr>
           <w:ilvl w:val="0"/>
-          <w:numId w:val="6"/>
+          <w:numId w:val="14"/>
         </w:numPr>
         <w:spacing w:line="360" w:lineRule="auto"/>
-        <w:ind w:left="1560"/>
-        <w:rPr>
-          <w:rFonts w:ascii="Arial" w:hAnsi="Arial" w:cs="Arial"/>
-        </w:rPr>
-      </w:pPr>
-      <w:r>
-        <w:rPr>
-          <w:rFonts w:ascii="Arial" w:hAnsi="Arial" w:cs="Arial"/>
-        </w:rPr>
+        <w:rPr>
+          <w:rFonts w:ascii="Arial" w:hAnsi="Arial" w:cs="Arial"/>
+        </w:rPr>
+      </w:pPr>
+      <w:r>
+        <w:rPr>
+          <w:rFonts w:ascii="Arial" w:hAnsi="Arial" w:cs="Arial"/>
+        </w:rPr>
+        <w:lastRenderedPageBreak/>
         <w:t>Auditability</w:t>
       </w:r>
       <w:r>
@@ -5900,6 +6126,7 @@
           <w:numId w:val="6"/>
         </w:numPr>
         <w:spacing w:line="360" w:lineRule="auto"/>
+        <w:ind w:left="1843"/>
         <w:rPr>
           <w:rFonts w:ascii="Arial" w:hAnsi="Arial" w:cs="Arial"/>
         </w:rPr>
@@ -5919,6 +6146,7 @@
           <w:numId w:val="6"/>
         </w:numPr>
         <w:spacing w:line="360" w:lineRule="auto"/>
+        <w:ind w:left="1843"/>
         <w:rPr>
           <w:rFonts w:ascii="Arial" w:hAnsi="Arial" w:cs="Arial"/>
         </w:rPr>
@@ -5935,10 +6163,9 @@
         <w:pStyle w:val="ListParagraph"/>
         <w:numPr>
           <w:ilvl w:val="0"/>
-          <w:numId w:val="6"/>
+          <w:numId w:val="14"/>
         </w:numPr>
         <w:spacing w:line="360" w:lineRule="auto"/>
-        <w:ind w:left="1560"/>
         <w:rPr>
           <w:rFonts w:ascii="Arial" w:hAnsi="Arial" w:cs="Arial"/>
         </w:rPr>
@@ -6021,7 +6248,7 @@
           <w:szCs w:val="32"/>
         </w:rPr>
       </w:pPr>
-      <w:bookmarkStart w:id="16" w:name="_Toc226899736"/>
+      <w:bookmarkStart w:id="13" w:name="_Toc226899736"/>
       <w:r>
         <w:rPr>
           <w:rFonts w:ascii="Arial" w:hAnsi="Arial" w:cs="Arial"/>
@@ -6056,7 +6283,7 @@
         </w:rPr>
         <w:t>ase diagram</w:t>
       </w:r>
-      <w:bookmarkEnd w:id="16"/>
+      <w:bookmarkEnd w:id="13"/>
     </w:p>
     <w:p>
       <w:pPr>
@@ -6098,7 +6325,7 @@
           <w:szCs w:val="32"/>
         </w:rPr>
       </w:pPr>
-      <w:bookmarkStart w:id="17" w:name="_Toc226899737"/>
+      <w:bookmarkStart w:id="14" w:name="_Toc226899737"/>
       <w:r>
         <w:rPr>
           <w:rFonts w:ascii="Arial" w:hAnsi="Arial" w:cs="Arial"/>
@@ -6122,7 +6349,7 @@
         </w:rPr>
         <w:t xml:space="preserve"> diagram</w:t>
       </w:r>
-      <w:bookmarkEnd w:id="17"/>
+      <w:bookmarkEnd w:id="14"/>
     </w:p>
     <w:p>
       <w:pPr>
@@ -6164,7 +6391,7 @@
           <w:szCs w:val="32"/>
         </w:rPr>
       </w:pPr>
-      <w:bookmarkStart w:id="18" w:name="_Toc226899738"/>
+      <w:bookmarkStart w:id="15" w:name="_Toc226899738"/>
       <w:r>
         <w:rPr>
           <w:rFonts w:ascii="Arial" w:hAnsi="Arial" w:cs="Arial"/>
@@ -6177,7 +6404,7 @@
         <w:lastRenderedPageBreak/>
         <w:t>C# Implementation</w:t>
       </w:r>
-      <w:bookmarkEnd w:id="18"/>
+      <w:bookmarkEnd w:id="15"/>
     </w:p>
     <w:p>
       <w:pPr>
@@ -6228,7 +6455,7 @@
           <w:szCs w:val="32"/>
         </w:rPr>
       </w:pPr>
-      <w:bookmarkStart w:id="19" w:name="_Toc226899739"/>
+      <w:bookmarkStart w:id="16" w:name="_Toc226899739"/>
       <w:r>
         <w:rPr>
           <w:rFonts w:ascii="Arial" w:hAnsi="Arial" w:cs="Arial"/>
@@ -6252,7 +6479,7 @@
         </w:rPr>
         <w:t>onclusion</w:t>
       </w:r>
-      <w:bookmarkEnd w:id="19"/>
+      <w:bookmarkEnd w:id="16"/>
     </w:p>
     <w:p>
       <w:pPr>
@@ -6307,7 +6534,7 @@
           <w:szCs w:val="32"/>
         </w:rPr>
       </w:pPr>
-      <w:bookmarkStart w:id="20" w:name="_Toc226899740"/>
+      <w:bookmarkStart w:id="17" w:name="_Toc226899740"/>
       <w:r>
         <w:rPr>
           <w:rFonts w:ascii="Arial" w:hAnsi="Arial" w:cs="Arial"/>
@@ -6320,7 +6547,31 @@
         <w:lastRenderedPageBreak/>
         <w:t>References</w:t>
       </w:r>
-      <w:bookmarkEnd w:id="20"/>
+      <w:bookmarkEnd w:id="17"/>
+    </w:p>
+    <w:p>
+      <w:pPr>
+        <w:spacing w:line="360" w:lineRule="auto"/>
+        <w:ind w:left="567" w:hanging="567"/>
+        <w:rPr>
+          <w:rFonts w:ascii="Arial" w:hAnsi="Arial" w:cs="Arial"/>
+        </w:rPr>
+      </w:pPr>
+      <w:r>
+        <w:rPr>
+          <w:rFonts w:ascii="Arial" w:hAnsi="Arial" w:cs="Arial"/>
+        </w:rPr>
+        <w:t xml:space="preserve">AUT (2018). City Campus’ newest building now open. </w:t>
+      </w:r>
+      <w:hyperlink r:id="rId10" w:history="1">
+        <w:r>
+          <w:rPr>
+            <w:rStyle w:val="Hyperlink"/>
+            <w:rFonts w:ascii="Arial" w:hAnsi="Arial" w:cs="Arial"/>
+          </w:rPr>
+          <w:t>https://www.aut.ac.nz/news/stories/city-campus-newest-building-now-open</w:t>
+        </w:r>
+      </w:hyperlink>
     </w:p>
     <w:p>
       <w:pPr>
@@ -6362,7 +6613,7 @@
         </w:rPr>
         <w:t xml:space="preserve">. </w:t>
       </w:r>
-      <w:hyperlink r:id="rId9" w:history="1">
+      <w:hyperlink r:id="rId11" w:history="1">
         <w:r>
           <w:rPr>
             <w:rStyle w:val="Hyperlink"/>
@@ -6403,7 +6654,7 @@
       <w:r>
         <w:t xml:space="preserve"> </w:t>
       </w:r>
-      <w:hyperlink r:id="rId10" w:history="1">
+      <w:hyperlink r:id="rId12" w:history="1">
         <w:r>
           <w:rPr>
             <w:rStyle w:val="Hyperlink"/>
@@ -6453,7 +6704,7 @@
         </w:rPr>
         <w:t xml:space="preserve">. </w:t>
       </w:r>
-      <w:hyperlink r:id="rId11" w:history="1">
+      <w:hyperlink r:id="rId13" w:history="1">
         <w:r>
           <w:rPr>
             <w:rStyle w:val="Hyperlink"/>
@@ -6499,7 +6750,7 @@
         </w:rPr>
         <w:t xml:space="preserve">Enrolling in courses and classes. </w:t>
       </w:r>
-      <w:hyperlink r:id="rId12" w:history="1">
+      <w:hyperlink r:id="rId14" w:history="1">
         <w:r>
           <w:rPr>
             <w:rStyle w:val="Hyperlink"/>
@@ -6549,7 +6800,7 @@
         </w:rPr>
         <w:t xml:space="preserve">. </w:t>
       </w:r>
-      <w:hyperlink r:id="rId13" w:history="1">
+      <w:hyperlink r:id="rId15" w:history="1">
         <w:r>
           <w:rPr>
             <w:rStyle w:val="Hyperlink"/>
@@ -6599,7 +6850,7 @@
         </w:rPr>
         <w:t xml:space="preserve">. </w:t>
       </w:r>
-      <w:hyperlink r:id="rId14" w:history="1">
+      <w:hyperlink r:id="rId16" w:history="1">
         <w:r>
           <w:rPr>
             <w:rStyle w:val="Hyperlink"/>
@@ -6655,7 +6906,7 @@
       </w:pPr>
     </w:p>
     <w:sectPr>
-      <w:footerReference w:type="default" r:id="rId15"/>
+      <w:footerReference w:type="default" r:id="rId17"/>
       <w:pgSz w:w="12240" w:h="15840"/>
       <w:pgMar w:top="1440" w:right="1440" w:bottom="1440" w:left="1440" w:header="708" w:footer="708" w:gutter="0"/>
       <w:pgNumType w:start="1"/>
@@ -7008,6 +7259,119 @@
     </w:lvl>
   </w:abstractNum>
   <w:abstractNum w:abstractNumId="2" w15:restartNumberingAfterBreak="0">
+    <w:nsid w:val="208A1330"/>
+    <w:multiLevelType w:val="hybridMultilevel"/>
+    <w:tmpl w:val="0972A492"/>
+    <w:lvl w:ilvl="0" w:tplc="04090001">
+      <w:start w:val="1"/>
+      <w:numFmt w:val="bullet"/>
+      <w:lvlText w:val=""/>
+      <w:lvlJc w:val="left"/>
+      <w:pPr>
+        <w:ind w:left="1287" w:hanging="360"/>
+      </w:pPr>
+      <w:rPr>
+        <w:rFonts w:ascii="Symbol" w:hAnsi="Symbol" w:hint="default"/>
+      </w:rPr>
+    </w:lvl>
+    <w:lvl w:ilvl="1" w:tplc="04090003">
+      <w:start w:val="1"/>
+      <w:numFmt w:val="bullet"/>
+      <w:lvlText w:val="o"/>
+      <w:lvlJc w:val="left"/>
+      <w:pPr>
+        <w:ind w:left="2007" w:hanging="360"/>
+      </w:pPr>
+      <w:rPr>
+        <w:rFonts w:ascii="Courier New" w:hAnsi="Courier New" w:cs="Courier New" w:hint="default"/>
+      </w:rPr>
+    </w:lvl>
+    <w:lvl w:ilvl="2" w:tplc="04090005">
+      <w:start w:val="1"/>
+      <w:numFmt w:val="bullet"/>
+      <w:lvlText w:val=""/>
+      <w:lvlJc w:val="left"/>
+      <w:pPr>
+        <w:ind w:left="2727" w:hanging="360"/>
+      </w:pPr>
+      <w:rPr>
+        <w:rFonts w:ascii="Wingdings" w:hAnsi="Wingdings" w:hint="default"/>
+      </w:rPr>
+    </w:lvl>
+    <w:lvl w:ilvl="3" w:tplc="04090001">
+      <w:start w:val="1"/>
+      <w:numFmt w:val="bullet"/>
+      <w:lvlText w:val=""/>
+      <w:lvlJc w:val="left"/>
+      <w:pPr>
+        <w:ind w:left="3447" w:hanging="360"/>
+      </w:pPr>
+      <w:rPr>
+        <w:rFonts w:ascii="Symbol" w:hAnsi="Symbol" w:hint="default"/>
+      </w:rPr>
+    </w:lvl>
+    <w:lvl w:ilvl="4" w:tplc="04090003">
+      <w:start w:val="1"/>
+      <w:numFmt w:val="bullet"/>
+      <w:lvlText w:val="o"/>
+      <w:lvlJc w:val="left"/>
+      <w:pPr>
+        <w:ind w:left="4167" w:hanging="360"/>
+      </w:pPr>
+      <w:rPr>
+        <w:rFonts w:ascii="Courier New" w:hAnsi="Courier New" w:cs="Courier New" w:hint="default"/>
+      </w:rPr>
+    </w:lvl>
+    <w:lvl w:ilvl="5" w:tplc="04090005">
+      <w:start w:val="1"/>
+      <w:numFmt w:val="bullet"/>
+      <w:lvlText w:val=""/>
+      <w:lvlJc w:val="left"/>
+      <w:pPr>
+        <w:ind w:left="4887" w:hanging="360"/>
+      </w:pPr>
+      <w:rPr>
+        <w:rFonts w:ascii="Wingdings" w:hAnsi="Wingdings" w:hint="default"/>
+      </w:rPr>
+    </w:lvl>
+    <w:lvl w:ilvl="6" w:tplc="04090001" w:tentative="1">
+      <w:start w:val="1"/>
+      <w:numFmt w:val="bullet"/>
+      <w:lvlText w:val=""/>
+      <w:lvlJc w:val="left"/>
+      <w:pPr>
+        <w:ind w:left="5607" w:hanging="360"/>
+      </w:pPr>
+      <w:rPr>
+        <w:rFonts w:ascii="Symbol" w:hAnsi="Symbol" w:hint="default"/>
+      </w:rPr>
+    </w:lvl>
+    <w:lvl w:ilvl="7" w:tplc="04090003" w:tentative="1">
+      <w:start w:val="1"/>
+      <w:numFmt w:val="bullet"/>
+      <w:lvlText w:val="o"/>
+      <w:lvlJc w:val="left"/>
+      <w:pPr>
+        <w:ind w:left="6327" w:hanging="360"/>
+      </w:pPr>
+      <w:rPr>
+        <w:rFonts w:ascii="Courier New" w:hAnsi="Courier New" w:cs="Courier New" w:hint="default"/>
+      </w:rPr>
+    </w:lvl>
+    <w:lvl w:ilvl="8" w:tplc="04090005" w:tentative="1">
+      <w:start w:val="1"/>
+      <w:numFmt w:val="bullet"/>
+      <w:lvlText w:val=""/>
+      <w:lvlJc w:val="left"/>
+      <w:pPr>
+        <w:ind w:left="7047" w:hanging="360"/>
+      </w:pPr>
+      <w:rPr>
+        <w:rFonts w:ascii="Wingdings" w:hAnsi="Wingdings" w:hint="default"/>
+      </w:rPr>
+    </w:lvl>
+  </w:abstractNum>
+  <w:abstractNum w:abstractNumId="3" w15:restartNumberingAfterBreak="0">
     <w:nsid w:val="2EC15A1A"/>
     <w:multiLevelType w:val="hybridMultilevel"/>
     <w:tmpl w:val="C5665E78"/>
@@ -7093,7 +7457,120 @@
       </w:pPr>
     </w:lvl>
   </w:abstractNum>
-  <w:abstractNum w:abstractNumId="3" w15:restartNumberingAfterBreak="0">
+  <w:abstractNum w:abstractNumId="4" w15:restartNumberingAfterBreak="0">
+    <w:nsid w:val="3725559B"/>
+    <w:multiLevelType w:val="hybridMultilevel"/>
+    <w:tmpl w:val="BDCA7D84"/>
+    <w:lvl w:ilvl="0" w:tplc="04090003">
+      <w:start w:val="1"/>
+      <w:numFmt w:val="bullet"/>
+      <w:lvlText w:val="o"/>
+      <w:lvlJc w:val="left"/>
+      <w:pPr>
+        <w:ind w:left="1287" w:hanging="360"/>
+      </w:pPr>
+      <w:rPr>
+        <w:rFonts w:ascii="Courier New" w:hAnsi="Courier New" w:cs="Courier New" w:hint="default"/>
+      </w:rPr>
+    </w:lvl>
+    <w:lvl w:ilvl="1" w:tplc="04090003">
+      <w:start w:val="1"/>
+      <w:numFmt w:val="bullet"/>
+      <w:lvlText w:val="o"/>
+      <w:lvlJc w:val="left"/>
+      <w:pPr>
+        <w:ind w:left="2007" w:hanging="360"/>
+      </w:pPr>
+      <w:rPr>
+        <w:rFonts w:ascii="Courier New" w:hAnsi="Courier New" w:cs="Courier New" w:hint="default"/>
+      </w:rPr>
+    </w:lvl>
+    <w:lvl w:ilvl="2" w:tplc="04090005" w:tentative="1">
+      <w:start w:val="1"/>
+      <w:numFmt w:val="bullet"/>
+      <w:lvlText w:val=""/>
+      <w:lvlJc w:val="left"/>
+      <w:pPr>
+        <w:ind w:left="2727" w:hanging="360"/>
+      </w:pPr>
+      <w:rPr>
+        <w:rFonts w:ascii="Wingdings" w:hAnsi="Wingdings" w:hint="default"/>
+      </w:rPr>
+    </w:lvl>
+    <w:lvl w:ilvl="3" w:tplc="04090001" w:tentative="1">
+      <w:start w:val="1"/>
+      <w:numFmt w:val="bullet"/>
+      <w:lvlText w:val=""/>
+      <w:lvlJc w:val="left"/>
+      <w:pPr>
+        <w:ind w:left="3447" w:hanging="360"/>
+      </w:pPr>
+      <w:rPr>
+        <w:rFonts w:ascii="Symbol" w:hAnsi="Symbol" w:hint="default"/>
+      </w:rPr>
+    </w:lvl>
+    <w:lvl w:ilvl="4" w:tplc="04090003" w:tentative="1">
+      <w:start w:val="1"/>
+      <w:numFmt w:val="bullet"/>
+      <w:lvlText w:val="o"/>
+      <w:lvlJc w:val="left"/>
+      <w:pPr>
+        <w:ind w:left="4167" w:hanging="360"/>
+      </w:pPr>
+      <w:rPr>
+        <w:rFonts w:ascii="Courier New" w:hAnsi="Courier New" w:cs="Courier New" w:hint="default"/>
+      </w:rPr>
+    </w:lvl>
+    <w:lvl w:ilvl="5" w:tplc="04090005" w:tentative="1">
+      <w:start w:val="1"/>
+      <w:numFmt w:val="bullet"/>
+      <w:lvlText w:val=""/>
+      <w:lvlJc w:val="left"/>
+      <w:pPr>
+        <w:ind w:left="4887" w:hanging="360"/>
+      </w:pPr>
+      <w:rPr>
+        <w:rFonts w:ascii="Wingdings" w:hAnsi="Wingdings" w:hint="default"/>
+      </w:rPr>
+    </w:lvl>
+    <w:lvl w:ilvl="6" w:tplc="04090001" w:tentative="1">
+      <w:start w:val="1"/>
+      <w:numFmt w:val="bullet"/>
+      <w:lvlText w:val=""/>
+      <w:lvlJc w:val="left"/>
+      <w:pPr>
+        <w:ind w:left="5607" w:hanging="360"/>
+      </w:pPr>
+      <w:rPr>
+        <w:rFonts w:ascii="Symbol" w:hAnsi="Symbol" w:hint="default"/>
+      </w:rPr>
+    </w:lvl>
+    <w:lvl w:ilvl="7" w:tplc="04090003" w:tentative="1">
+      <w:start w:val="1"/>
+      <w:numFmt w:val="bullet"/>
+      <w:lvlText w:val="o"/>
+      <w:lvlJc w:val="left"/>
+      <w:pPr>
+        <w:ind w:left="6327" w:hanging="360"/>
+      </w:pPr>
+      <w:rPr>
+        <w:rFonts w:ascii="Courier New" w:hAnsi="Courier New" w:cs="Courier New" w:hint="default"/>
+      </w:rPr>
+    </w:lvl>
+    <w:lvl w:ilvl="8" w:tplc="04090005" w:tentative="1">
+      <w:start w:val="1"/>
+      <w:numFmt w:val="bullet"/>
+      <w:lvlText w:val=""/>
+      <w:lvlJc w:val="left"/>
+      <w:pPr>
+        <w:ind w:left="7047" w:hanging="360"/>
+      </w:pPr>
+      <w:rPr>
+        <w:rFonts w:ascii="Wingdings" w:hAnsi="Wingdings" w:hint="default"/>
+      </w:rPr>
+    </w:lvl>
+  </w:abstractNum>
+  <w:abstractNum w:abstractNumId="5" w15:restartNumberingAfterBreak="0">
     <w:nsid w:val="443143D4"/>
     <w:multiLevelType w:val="hybridMultilevel"/>
     <w:tmpl w:val="BC7C5D7E"/>
@@ -7121,7 +7598,7 @@
         <w:rFonts w:ascii="Courier New" w:hAnsi="Courier New" w:cs="Courier New" w:hint="default"/>
       </w:rPr>
     </w:lvl>
-    <w:lvl w:ilvl="2" w:tplc="04090005" w:tentative="1">
+    <w:lvl w:ilvl="2" w:tplc="04090005">
       <w:start w:val="1"/>
       <w:numFmt w:val="bullet"/>
       <w:lvlText w:val=""/>
@@ -7133,7 +7610,7 @@
         <w:rFonts w:ascii="Wingdings" w:hAnsi="Wingdings" w:hint="default"/>
       </w:rPr>
     </w:lvl>
-    <w:lvl w:ilvl="3" w:tplc="04090001" w:tentative="1">
+    <w:lvl w:ilvl="3" w:tplc="04090001">
       <w:start w:val="1"/>
       <w:numFmt w:val="bullet"/>
       <w:lvlText w:val=""/>
@@ -7145,7 +7622,7 @@
         <w:rFonts w:ascii="Symbol" w:hAnsi="Symbol" w:hint="default"/>
       </w:rPr>
     </w:lvl>
-    <w:lvl w:ilvl="4" w:tplc="04090003" w:tentative="1">
+    <w:lvl w:ilvl="4" w:tplc="04090003">
       <w:start w:val="1"/>
       <w:numFmt w:val="bullet"/>
       <w:lvlText w:val="o"/>
@@ -7157,7 +7634,7 @@
         <w:rFonts w:ascii="Courier New" w:hAnsi="Courier New" w:cs="Courier New" w:hint="default"/>
       </w:rPr>
     </w:lvl>
-    <w:lvl w:ilvl="5" w:tplc="04090005" w:tentative="1">
+    <w:lvl w:ilvl="5" w:tplc="04090005">
       <w:start w:val="1"/>
       <w:numFmt w:val="bullet"/>
       <w:lvlText w:val=""/>
@@ -7169,7 +7646,7 @@
         <w:rFonts w:ascii="Wingdings" w:hAnsi="Wingdings" w:hint="default"/>
       </w:rPr>
     </w:lvl>
-    <w:lvl w:ilvl="6" w:tplc="04090001" w:tentative="1">
+    <w:lvl w:ilvl="6" w:tplc="04090001">
       <w:start w:val="1"/>
       <w:numFmt w:val="bullet"/>
       <w:lvlText w:val=""/>
@@ -7181,7 +7658,7 @@
         <w:rFonts w:ascii="Symbol" w:hAnsi="Symbol" w:hint="default"/>
       </w:rPr>
     </w:lvl>
-    <w:lvl w:ilvl="7" w:tplc="04090003" w:tentative="1">
+    <w:lvl w:ilvl="7" w:tplc="04090003">
       <w:start w:val="1"/>
       <w:numFmt w:val="bullet"/>
       <w:lvlText w:val="o"/>
@@ -7193,7 +7670,7 @@
         <w:rFonts w:ascii="Courier New" w:hAnsi="Courier New" w:cs="Courier New" w:hint="default"/>
       </w:rPr>
     </w:lvl>
-    <w:lvl w:ilvl="8" w:tplc="04090005" w:tentative="1">
+    <w:lvl w:ilvl="8" w:tplc="04090005">
       <w:start w:val="1"/>
       <w:numFmt w:val="bullet"/>
       <w:lvlText w:val=""/>
@@ -7206,7 +7683,7 @@
       </w:rPr>
     </w:lvl>
   </w:abstractNum>
-  <w:abstractNum w:abstractNumId="4" w15:restartNumberingAfterBreak="0">
+  <w:abstractNum w:abstractNumId="6" w15:restartNumberingAfterBreak="0">
     <w:nsid w:val="4E9208C8"/>
     <w:multiLevelType w:val="hybridMultilevel"/>
     <w:tmpl w:val="054A6BDE"/>
@@ -7319,7 +7796,7 @@
       </w:rPr>
     </w:lvl>
   </w:abstractNum>
-  <w:abstractNum w:abstractNumId="5" w15:restartNumberingAfterBreak="0">
+  <w:abstractNum w:abstractNumId="7" w15:restartNumberingAfterBreak="0">
     <w:nsid w:val="50B90995"/>
     <w:multiLevelType w:val="hybridMultilevel"/>
     <w:tmpl w:val="F4EC91BE"/>
@@ -7408,7 +7885,233 @@
       </w:pPr>
     </w:lvl>
   </w:abstractNum>
-  <w:abstractNum w:abstractNumId="6" w15:restartNumberingAfterBreak="0">
+  <w:abstractNum w:abstractNumId="8" w15:restartNumberingAfterBreak="0">
+    <w:nsid w:val="515E5162"/>
+    <w:multiLevelType w:val="hybridMultilevel"/>
+    <w:tmpl w:val="B216AA34"/>
+    <w:lvl w:ilvl="0" w:tplc="04090001">
+      <w:start w:val="1"/>
+      <w:numFmt w:val="bullet"/>
+      <w:lvlText w:val=""/>
+      <w:lvlJc w:val="left"/>
+      <w:pPr>
+        <w:ind w:left="1287" w:hanging="360"/>
+      </w:pPr>
+      <w:rPr>
+        <w:rFonts w:ascii="Symbol" w:hAnsi="Symbol" w:hint="default"/>
+      </w:rPr>
+    </w:lvl>
+    <w:lvl w:ilvl="1" w:tplc="04090003" w:tentative="1">
+      <w:start w:val="1"/>
+      <w:numFmt w:val="bullet"/>
+      <w:lvlText w:val="o"/>
+      <w:lvlJc w:val="left"/>
+      <w:pPr>
+        <w:ind w:left="2007" w:hanging="360"/>
+      </w:pPr>
+      <w:rPr>
+        <w:rFonts w:ascii="Courier New" w:hAnsi="Courier New" w:cs="Courier New" w:hint="default"/>
+      </w:rPr>
+    </w:lvl>
+    <w:lvl w:ilvl="2" w:tplc="04090005" w:tentative="1">
+      <w:start w:val="1"/>
+      <w:numFmt w:val="bullet"/>
+      <w:lvlText w:val=""/>
+      <w:lvlJc w:val="left"/>
+      <w:pPr>
+        <w:ind w:left="2727" w:hanging="360"/>
+      </w:pPr>
+      <w:rPr>
+        <w:rFonts w:ascii="Wingdings" w:hAnsi="Wingdings" w:hint="default"/>
+      </w:rPr>
+    </w:lvl>
+    <w:lvl w:ilvl="3" w:tplc="04090001" w:tentative="1">
+      <w:start w:val="1"/>
+      <w:numFmt w:val="bullet"/>
+      <w:lvlText w:val=""/>
+      <w:lvlJc w:val="left"/>
+      <w:pPr>
+        <w:ind w:left="3447" w:hanging="360"/>
+      </w:pPr>
+      <w:rPr>
+        <w:rFonts w:ascii="Symbol" w:hAnsi="Symbol" w:hint="default"/>
+      </w:rPr>
+    </w:lvl>
+    <w:lvl w:ilvl="4" w:tplc="04090003" w:tentative="1">
+      <w:start w:val="1"/>
+      <w:numFmt w:val="bullet"/>
+      <w:lvlText w:val="o"/>
+      <w:lvlJc w:val="left"/>
+      <w:pPr>
+        <w:ind w:left="4167" w:hanging="360"/>
+      </w:pPr>
+      <w:rPr>
+        <w:rFonts w:ascii="Courier New" w:hAnsi="Courier New" w:cs="Courier New" w:hint="default"/>
+      </w:rPr>
+    </w:lvl>
+    <w:lvl w:ilvl="5" w:tplc="04090005" w:tentative="1">
+      <w:start w:val="1"/>
+      <w:numFmt w:val="bullet"/>
+      <w:lvlText w:val=""/>
+      <w:lvlJc w:val="left"/>
+      <w:pPr>
+        <w:ind w:left="4887" w:hanging="360"/>
+      </w:pPr>
+      <w:rPr>
+        <w:rFonts w:ascii="Wingdings" w:hAnsi="Wingdings" w:hint="default"/>
+      </w:rPr>
+    </w:lvl>
+    <w:lvl w:ilvl="6" w:tplc="04090001" w:tentative="1">
+      <w:start w:val="1"/>
+      <w:numFmt w:val="bullet"/>
+      <w:lvlText w:val=""/>
+      <w:lvlJc w:val="left"/>
+      <w:pPr>
+        <w:ind w:left="5607" w:hanging="360"/>
+      </w:pPr>
+      <w:rPr>
+        <w:rFonts w:ascii="Symbol" w:hAnsi="Symbol" w:hint="default"/>
+      </w:rPr>
+    </w:lvl>
+    <w:lvl w:ilvl="7" w:tplc="04090003" w:tentative="1">
+      <w:start w:val="1"/>
+      <w:numFmt w:val="bullet"/>
+      <w:lvlText w:val="o"/>
+      <w:lvlJc w:val="left"/>
+      <w:pPr>
+        <w:ind w:left="6327" w:hanging="360"/>
+      </w:pPr>
+      <w:rPr>
+        <w:rFonts w:ascii="Courier New" w:hAnsi="Courier New" w:cs="Courier New" w:hint="default"/>
+      </w:rPr>
+    </w:lvl>
+    <w:lvl w:ilvl="8" w:tplc="04090005" w:tentative="1">
+      <w:start w:val="1"/>
+      <w:numFmt w:val="bullet"/>
+      <w:lvlText w:val=""/>
+      <w:lvlJc w:val="left"/>
+      <w:pPr>
+        <w:ind w:left="7047" w:hanging="360"/>
+      </w:pPr>
+      <w:rPr>
+        <w:rFonts w:ascii="Wingdings" w:hAnsi="Wingdings" w:hint="default"/>
+      </w:rPr>
+    </w:lvl>
+  </w:abstractNum>
+  <w:abstractNum w:abstractNumId="9" w15:restartNumberingAfterBreak="0">
+    <w:nsid w:val="533430E6"/>
+    <w:multiLevelType w:val="hybridMultilevel"/>
+    <w:tmpl w:val="05DE65C6"/>
+    <w:lvl w:ilvl="0" w:tplc="04090001">
+      <w:start w:val="1"/>
+      <w:numFmt w:val="bullet"/>
+      <w:lvlText w:val=""/>
+      <w:lvlJc w:val="left"/>
+      <w:pPr>
+        <w:ind w:left="1287" w:hanging="360"/>
+      </w:pPr>
+      <w:rPr>
+        <w:rFonts w:ascii="Symbol" w:hAnsi="Symbol" w:hint="default"/>
+      </w:rPr>
+    </w:lvl>
+    <w:lvl w:ilvl="1" w:tplc="FFFFFFFF">
+      <w:start w:val="1"/>
+      <w:numFmt w:val="bullet"/>
+      <w:lvlText w:val="o"/>
+      <w:lvlJc w:val="left"/>
+      <w:pPr>
+        <w:ind w:left="2007" w:hanging="360"/>
+      </w:pPr>
+      <w:rPr>
+        <w:rFonts w:ascii="Courier New" w:hAnsi="Courier New" w:cs="Courier New" w:hint="default"/>
+      </w:rPr>
+    </w:lvl>
+    <w:lvl w:ilvl="2" w:tplc="FFFFFFFF" w:tentative="1">
+      <w:start w:val="1"/>
+      <w:numFmt w:val="bullet"/>
+      <w:lvlText w:val=""/>
+      <w:lvlJc w:val="left"/>
+      <w:pPr>
+        <w:ind w:left="2727" w:hanging="360"/>
+      </w:pPr>
+      <w:rPr>
+        <w:rFonts w:ascii="Wingdings" w:hAnsi="Wingdings" w:hint="default"/>
+      </w:rPr>
+    </w:lvl>
+    <w:lvl w:ilvl="3" w:tplc="FFFFFFFF" w:tentative="1">
+      <w:start w:val="1"/>
+      <w:numFmt w:val="bullet"/>
+      <w:lvlText w:val=""/>
+      <w:lvlJc w:val="left"/>
+      <w:pPr>
+        <w:ind w:left="3447" w:hanging="360"/>
+      </w:pPr>
+      <w:rPr>
+        <w:rFonts w:ascii="Symbol" w:hAnsi="Symbol" w:hint="default"/>
+      </w:rPr>
+    </w:lvl>
+    <w:lvl w:ilvl="4" w:tplc="FFFFFFFF" w:tentative="1">
+      <w:start w:val="1"/>
+      <w:numFmt w:val="bullet"/>
+      <w:lvlText w:val="o"/>
+      <w:lvlJc w:val="left"/>
+      <w:pPr>
+        <w:ind w:left="4167" w:hanging="360"/>
+      </w:pPr>
+      <w:rPr>
+        <w:rFonts w:ascii="Courier New" w:hAnsi="Courier New" w:cs="Courier New" w:hint="default"/>
+      </w:rPr>
+    </w:lvl>
+    <w:lvl w:ilvl="5" w:tplc="FFFFFFFF" w:tentative="1">
+      <w:start w:val="1"/>
+      <w:numFmt w:val="bullet"/>
+      <w:lvlText w:val=""/>
+      <w:lvlJc w:val="left"/>
+      <w:pPr>
+        <w:ind w:left="4887" w:hanging="360"/>
+      </w:pPr>
+      <w:rPr>
+        <w:rFonts w:ascii="Wingdings" w:hAnsi="Wingdings" w:hint="default"/>
+      </w:rPr>
+    </w:lvl>
+    <w:lvl w:ilvl="6" w:tplc="FFFFFFFF" w:tentative="1">
+      <w:start w:val="1"/>
+      <w:numFmt w:val="bullet"/>
+      <w:lvlText w:val=""/>
+      <w:lvlJc w:val="left"/>
+      <w:pPr>
+        <w:ind w:left="5607" w:hanging="360"/>
+      </w:pPr>
+      <w:rPr>
+        <w:rFonts w:ascii="Symbol" w:hAnsi="Symbol" w:hint="default"/>
+      </w:rPr>
+    </w:lvl>
+    <w:lvl w:ilvl="7" w:tplc="FFFFFFFF" w:tentative="1">
+      <w:start w:val="1"/>
+      <w:numFmt w:val="bullet"/>
+      <w:lvlText w:val="o"/>
+      <w:lvlJc w:val="left"/>
+      <w:pPr>
+        <w:ind w:left="6327" w:hanging="360"/>
+      </w:pPr>
+      <w:rPr>
+        <w:rFonts w:ascii="Courier New" w:hAnsi="Courier New" w:cs="Courier New" w:hint="default"/>
+      </w:rPr>
+    </w:lvl>
+    <w:lvl w:ilvl="8" w:tplc="FFFFFFFF" w:tentative="1">
+      <w:start w:val="1"/>
+      <w:numFmt w:val="bullet"/>
+      <w:lvlText w:val=""/>
+      <w:lvlJc w:val="left"/>
+      <w:pPr>
+        <w:ind w:left="7047" w:hanging="360"/>
+      </w:pPr>
+      <w:rPr>
+        <w:rFonts w:ascii="Wingdings" w:hAnsi="Wingdings" w:hint="default"/>
+      </w:rPr>
+    </w:lvl>
+  </w:abstractNum>
+  <w:abstractNum w:abstractNumId="10" w15:restartNumberingAfterBreak="0">
     <w:nsid w:val="5729116B"/>
     <w:multiLevelType w:val="hybridMultilevel"/>
     <w:tmpl w:val="BB74E996"/>
@@ -7521,7 +8224,7 @@
       </w:rPr>
     </w:lvl>
   </w:abstractNum>
-  <w:abstractNum w:abstractNumId="7" w15:restartNumberingAfterBreak="0">
+  <w:abstractNum w:abstractNumId="11" w15:restartNumberingAfterBreak="0">
     <w:nsid w:val="584223CC"/>
     <w:multiLevelType w:val="hybridMultilevel"/>
     <w:tmpl w:val="15AE2CB0"/>
@@ -7634,7 +8337,7 @@
       </w:rPr>
     </w:lvl>
   </w:abstractNum>
-  <w:abstractNum w:abstractNumId="8" w15:restartNumberingAfterBreak="0">
+  <w:abstractNum w:abstractNumId="12" w15:restartNumberingAfterBreak="0">
     <w:nsid w:val="5A3C6B9D"/>
     <w:multiLevelType w:val="hybridMultilevel"/>
     <w:tmpl w:val="8A963DA4"/>
@@ -7747,7 +8450,7 @@
       </w:rPr>
     </w:lvl>
   </w:abstractNum>
-  <w:abstractNum w:abstractNumId="9" w15:restartNumberingAfterBreak="0">
+  <w:abstractNum w:abstractNumId="13" w15:restartNumberingAfterBreak="0">
     <w:nsid w:val="7C2F5FFD"/>
     <w:multiLevelType w:val="hybridMultilevel"/>
     <w:tmpl w:val="7C0C3FE6"/>
@@ -7861,34 +8564,46 @@
     </w:lvl>
   </w:abstractNum>
   <w:num w:numId="1" w16cid:durableId="1045522712">
-    <w:abstractNumId w:val="5"/>
+    <w:abstractNumId w:val="7"/>
   </w:num>
   <w:num w:numId="2" w16cid:durableId="1914701475">
     <w:abstractNumId w:val="1"/>
   </w:num>
   <w:num w:numId="3" w16cid:durableId="1264529151">
-    <w:abstractNumId w:val="2"/>
+    <w:abstractNumId w:val="3"/>
   </w:num>
   <w:num w:numId="4" w16cid:durableId="1411461418">
-    <w:abstractNumId w:val="4"/>
+    <w:abstractNumId w:val="6"/>
   </w:num>
   <w:num w:numId="5" w16cid:durableId="185103095">
-    <w:abstractNumId w:val="3"/>
+    <w:abstractNumId w:val="5"/>
   </w:num>
   <w:num w:numId="6" w16cid:durableId="1852379492">
-    <w:abstractNumId w:val="7"/>
+    <w:abstractNumId w:val="11"/>
   </w:num>
   <w:num w:numId="7" w16cid:durableId="1846623942">
     <w:abstractNumId w:val="0"/>
   </w:num>
   <w:num w:numId="8" w16cid:durableId="385762116">
-    <w:abstractNumId w:val="6"/>
+    <w:abstractNumId w:val="10"/>
   </w:num>
   <w:num w:numId="9" w16cid:durableId="1558129866">
-    <w:abstractNumId w:val="9"/>
+    <w:abstractNumId w:val="13"/>
   </w:num>
   <w:num w:numId="10" w16cid:durableId="1390153760">
+    <w:abstractNumId w:val="12"/>
+  </w:num>
+  <w:num w:numId="11" w16cid:durableId="94328686">
     <w:abstractNumId w:val="8"/>
+  </w:num>
+  <w:num w:numId="12" w16cid:durableId="1291398037">
+    <w:abstractNumId w:val="2"/>
+  </w:num>
+  <w:num w:numId="13" w16cid:durableId="1274365881">
+    <w:abstractNumId w:val="4"/>
+  </w:num>
+  <w:num w:numId="14" w16cid:durableId="569733674">
+    <w:abstractNumId w:val="9"/>
   </w:num>
 </w:numbering>
 </file>
@@ -8975,6 +9690,25 @@
       <w:u w:val="single"/>
     </w:rPr>
   </w:style>
+  <w:style w:type="paragraph" w:styleId="Caption">
+    <w:name w:val="caption"/>
+    <w:basedOn w:val="Normal"/>
+    <w:next w:val="Normal"/>
+    <w:uiPriority w:val="35"/>
+    <w:unhideWhenUsed/>
+    <w:qFormat/>
+    <w:rsid w:val="008A130F"/>
+    <w:pPr>
+      <w:spacing w:after="200" w:line="240" w:lineRule="auto"/>
+    </w:pPr>
+    <w:rPr>
+      <w:i/>
+      <w:iCs/>
+      <w:color w:val="0E2841" w:themeColor="text2"/>
+      <w:sz w:val="18"/>
+      <w:szCs w:val="18"/>
+    </w:rPr>
+  </w:style>
 </w:styles>
 </file>
 

--- a/Project Progress Report/Assignment_Phase_1-Thanh_Tran-24247169.docx
+++ b/Project Progress Report/Assignment_Phase_1-Thanh_Tran-24247169.docx
@@ -4,6 +4,7 @@
   <w:body>
     <w:p>
       <w:pPr>
+        <w:jc w:val="both"/>
         <w:rPr>
           <w:rFonts w:ascii="Arial" w:hAnsi="Arial" w:cs="Arial"/>
           <w:b/>
@@ -109,6 +110,7 @@
     </w:p>
     <w:p>
       <w:pPr>
+        <w:jc w:val="both"/>
         <w:rPr>
           <w:rFonts w:ascii="Arial" w:hAnsi="Arial" w:cs="Arial"/>
           <w:b/>
@@ -120,6 +122,7 @@
     </w:p>
     <w:p>
       <w:pPr>
+        <w:jc w:val="both"/>
         <w:rPr>
           <w:rFonts w:ascii="Arial" w:hAnsi="Arial" w:cs="Arial"/>
           <w:b/>
@@ -131,6 +134,7 @@
     </w:p>
     <w:p>
       <w:pPr>
+        <w:jc w:val="both"/>
         <w:rPr>
           <w:rFonts w:ascii="Arial" w:hAnsi="Arial" w:cs="Arial"/>
           <w:b/>
@@ -179,7 +183,7 @@
           <w:sz w:val="44"/>
           <w:szCs w:val="44"/>
         </w:rPr>
-        <w:t xml:space="preserve"> Data Process and </w:t>
+        <w:t xml:space="preserve"> Data Process and</w:t>
       </w:r>
     </w:p>
     <w:p>
@@ -354,6 +358,7 @@
     </w:p>
     <w:p>
       <w:pPr>
+        <w:jc w:val="center"/>
         <w:rPr>
           <w:rFonts w:ascii="Arial" w:eastAsiaTheme="majorEastAsia" w:hAnsi="Arial" w:cs="Arial"/>
           <w:color w:val="0F4761" w:themeColor="accent1" w:themeShade="BF"/>
@@ -398,6 +403,7 @@
         <w:p>
           <w:pPr>
             <w:pStyle w:val="TOCHeading"/>
+            <w:jc w:val="both"/>
             <w:rPr>
               <w:rFonts w:ascii="Arial" w:hAnsi="Arial" w:cs="Arial"/>
               <w:b/>
@@ -436,7 +442,7 @@
           <w:r>
             <w:fldChar w:fldCharType="separate"/>
           </w:r>
-          <w:hyperlink w:anchor="_Toc226899721" w:history="1">
+          <w:hyperlink w:anchor="_Toc227105541" w:history="1">
             <w:r>
               <w:rPr>
                 <w:rStyle w:val="Hyperlink"/>
@@ -483,7 +489,7 @@
                 <w:noProof/>
                 <w:webHidden/>
               </w:rPr>
-              <w:instrText xml:space="preserve"> PAGEREF _Toc226899721 \h </w:instrText>
+              <w:instrText xml:space="preserve"> PAGEREF _Toc227105541 \h </w:instrText>
             </w:r>
             <w:r>
               <w:rPr>
@@ -526,7 +532,7 @@
               <w:lang w:val="en-US" w:eastAsia="en-US"/>
             </w:rPr>
           </w:pPr>
-          <w:hyperlink w:anchor="_Toc226899722" w:history="1">
+          <w:hyperlink w:anchor="_Toc227105542" w:history="1">
             <w:r>
               <w:rPr>
                 <w:rStyle w:val="Hyperlink"/>
@@ -552,7 +558,7 @@
                 <w:bCs/>
                 <w:noProof/>
               </w:rPr>
-              <w:t>Organisational and System Analysis</w:t>
+              <w:t>Organisational and system analysis</w:t>
             </w:r>
             <w:r>
               <w:rPr>
@@ -573,7 +579,7 @@
                 <w:noProof/>
                 <w:webHidden/>
               </w:rPr>
-              <w:instrText xml:space="preserve"> PAGEREF _Toc226899722 \h </w:instrText>
+              <w:instrText xml:space="preserve"> PAGEREF _Toc227105542 \h </w:instrText>
             </w:r>
             <w:r>
               <w:rPr>
@@ -615,7 +621,7 @@
               <w:lang w:val="en-US" w:eastAsia="en-US"/>
             </w:rPr>
           </w:pPr>
-          <w:hyperlink w:anchor="_Toc226899723" w:history="1">
+          <w:hyperlink w:anchor="_Toc227105543" w:history="1">
             <w:r>
               <w:rPr>
                 <w:rStyle w:val="Hyperlink"/>
@@ -645,7 +651,7 @@
                 <w:noProof/>
                 <w:webHidden/>
               </w:rPr>
-              <w:instrText xml:space="preserve"> PAGEREF _Toc226899723 \h </w:instrText>
+              <w:instrText xml:space="preserve"> PAGEREF _Toc227105543 \h </w:instrText>
             </w:r>
             <w:r>
               <w:rPr>
@@ -687,7 +693,7 @@
               <w:lang w:val="en-US" w:eastAsia="en-US"/>
             </w:rPr>
           </w:pPr>
-          <w:hyperlink w:anchor="_Toc226899724" w:history="1">
+          <w:hyperlink w:anchor="_Toc227105544" w:history="1">
             <w:r>
               <w:rPr>
                 <w:rStyle w:val="Hyperlink"/>
@@ -717,7 +723,7 @@
                 <w:noProof/>
                 <w:webHidden/>
               </w:rPr>
-              <w:instrText xml:space="preserve"> PAGEREF _Toc226899724 \h </w:instrText>
+              <w:instrText xml:space="preserve"> PAGEREF _Toc227105544 \h </w:instrText>
             </w:r>
             <w:r>
               <w:rPr>
@@ -759,7 +765,7 @@
               <w:lang w:val="en-US" w:eastAsia="en-US"/>
             </w:rPr>
           </w:pPr>
-          <w:hyperlink w:anchor="_Toc226899725" w:history="1">
+          <w:hyperlink w:anchor="_Toc227105545" w:history="1">
             <w:r>
               <w:rPr>
                 <w:rStyle w:val="Hyperlink"/>
@@ -768,7 +774,7 @@
                 <w:bCs/>
                 <w:noProof/>
               </w:rPr>
-              <w:t>2.3. Stakeholders and user roles</w:t>
+              <w:t>2.3. Problem statement</w:t>
             </w:r>
             <w:r>
               <w:rPr>
@@ -789,7 +795,7 @@
                 <w:noProof/>
                 <w:webHidden/>
               </w:rPr>
-              <w:instrText xml:space="preserve"> PAGEREF _Toc226899725 \h </w:instrText>
+              <w:instrText xml:space="preserve"> PAGEREF _Toc227105545 \h </w:instrText>
             </w:r>
             <w:r>
               <w:rPr>
@@ -831,7 +837,7 @@
               <w:lang w:val="en-US" w:eastAsia="en-US"/>
             </w:rPr>
           </w:pPr>
-          <w:hyperlink w:anchor="_Toc226899726" w:history="1">
+          <w:hyperlink w:anchor="_Toc227105546" w:history="1">
             <w:r>
               <w:rPr>
                 <w:rStyle w:val="Hyperlink"/>
@@ -840,7 +846,7 @@
                 <w:bCs/>
                 <w:noProof/>
               </w:rPr>
-              <w:t>2.4. Problem statement</w:t>
+              <w:t>2.4. Stakeholders and user roles</w:t>
             </w:r>
             <w:r>
               <w:rPr>
@@ -861,7 +867,7 @@
                 <w:noProof/>
                 <w:webHidden/>
               </w:rPr>
-              <w:instrText xml:space="preserve"> PAGEREF _Toc226899726 \h </w:instrText>
+              <w:instrText xml:space="preserve"> PAGEREF _Toc227105546 \h </w:instrText>
             </w:r>
             <w:r>
               <w:rPr>
@@ -881,7 +887,7 @@
                 <w:noProof/>
                 <w:webHidden/>
               </w:rPr>
-              <w:t>3</w:t>
+              <w:t>5</w:t>
             </w:r>
             <w:r>
               <w:rPr>
@@ -903,7 +909,7 @@
               <w:lang w:val="en-US" w:eastAsia="en-US"/>
             </w:rPr>
           </w:pPr>
-          <w:hyperlink w:anchor="_Toc226899727" w:history="1">
+          <w:hyperlink w:anchor="_Toc227105547" w:history="1">
             <w:r>
               <w:rPr>
                 <w:rStyle w:val="Hyperlink"/>
@@ -933,7 +939,7 @@
                 <w:noProof/>
                 <w:webHidden/>
               </w:rPr>
-              <w:instrText xml:space="preserve"> PAGEREF _Toc226899727 \h </w:instrText>
+              <w:instrText xml:space="preserve"> PAGEREF _Toc227105547 \h </w:instrText>
             </w:r>
             <w:r>
               <w:rPr>
@@ -975,7 +981,7 @@
               <w:lang w:val="en-US" w:eastAsia="en-US"/>
             </w:rPr>
           </w:pPr>
-          <w:hyperlink w:anchor="_Toc226899728" w:history="1">
+          <w:hyperlink w:anchor="_Toc227105548" w:history="1">
             <w:r>
               <w:rPr>
                 <w:rStyle w:val="Hyperlink"/>
@@ -1005,7 +1011,7 @@
                 <w:noProof/>
                 <w:webHidden/>
               </w:rPr>
-              <w:instrText xml:space="preserve"> PAGEREF _Toc226899728 \h </w:instrText>
+              <w:instrText xml:space="preserve"> PAGEREF _Toc227105548 \h </w:instrText>
             </w:r>
             <w:r>
               <w:rPr>
@@ -1025,7 +1031,7 @@
                 <w:noProof/>
                 <w:webHidden/>
               </w:rPr>
-              <w:t>5</w:t>
+              <w:t>6</w:t>
             </w:r>
             <w:r>
               <w:rPr>
@@ -1047,7 +1053,7 @@
               <w:lang w:val="en-US" w:eastAsia="en-US"/>
             </w:rPr>
           </w:pPr>
-          <w:hyperlink w:anchor="_Toc226899729" w:history="1">
+          <w:hyperlink w:anchor="_Toc227105549" w:history="1">
             <w:r>
               <w:rPr>
                 <w:rStyle w:val="Hyperlink"/>
@@ -1077,7 +1083,7 @@
                 <w:noProof/>
                 <w:webHidden/>
               </w:rPr>
-              <w:instrText xml:space="preserve"> PAGEREF _Toc226899729 \h </w:instrText>
+              <w:instrText xml:space="preserve"> PAGEREF _Toc227105549 \h </w:instrText>
             </w:r>
             <w:r>
               <w:rPr>
@@ -1097,7 +1103,7 @@
                 <w:noProof/>
                 <w:webHidden/>
               </w:rPr>
-              <w:t>5</w:t>
+              <w:t>6</w:t>
             </w:r>
             <w:r>
               <w:rPr>
@@ -1119,7 +1125,7 @@
               <w:lang w:val="en-US" w:eastAsia="en-US"/>
             </w:rPr>
           </w:pPr>
-          <w:hyperlink w:anchor="_Toc226899730" w:history="1">
+          <w:hyperlink w:anchor="_Toc227105550" w:history="1">
             <w:r>
               <w:rPr>
                 <w:rStyle w:val="Hyperlink"/>
@@ -1149,7 +1155,7 @@
                 <w:noProof/>
                 <w:webHidden/>
               </w:rPr>
-              <w:instrText xml:space="preserve"> PAGEREF _Toc226899730 \h </w:instrText>
+              <w:instrText xml:space="preserve"> PAGEREF _Toc227105550 \h </w:instrText>
             </w:r>
             <w:r>
               <w:rPr>
@@ -1169,7 +1175,7 @@
                 <w:noProof/>
                 <w:webHidden/>
               </w:rPr>
-              <w:t>5</w:t>
+              <w:t>6</w:t>
             </w:r>
             <w:r>
               <w:rPr>
@@ -1192,7 +1198,7 @@
               <w:lang w:val="en-US" w:eastAsia="en-US"/>
             </w:rPr>
           </w:pPr>
-          <w:hyperlink w:anchor="_Toc226899731" w:history="1">
+          <w:hyperlink w:anchor="_Toc227105551" w:history="1">
             <w:r>
               <w:rPr>
                 <w:rStyle w:val="Hyperlink"/>
@@ -1218,7 +1224,7 @@
                 <w:bCs/>
                 <w:noProof/>
               </w:rPr>
-              <w:t>Requirements Engineering</w:t>
+              <w:t>Requirements engineering</w:t>
             </w:r>
             <w:r>
               <w:rPr>
@@ -1239,7 +1245,7 @@
                 <w:noProof/>
                 <w:webHidden/>
               </w:rPr>
-              <w:instrText xml:space="preserve"> PAGEREF _Toc226899731 \h </w:instrText>
+              <w:instrText xml:space="preserve"> PAGEREF _Toc227105551 \h </w:instrText>
             </w:r>
             <w:r>
               <w:rPr>
@@ -1259,7 +1265,7 @@
                 <w:noProof/>
                 <w:webHidden/>
               </w:rPr>
-              <w:t>6</w:t>
+              <w:t>8</w:t>
             </w:r>
             <w:r>
               <w:rPr>
@@ -1281,7 +1287,7 @@
               <w:lang w:val="en-US" w:eastAsia="en-US"/>
             </w:rPr>
           </w:pPr>
-          <w:hyperlink w:anchor="_Toc226899732" w:history="1">
+          <w:hyperlink w:anchor="_Toc227105552" w:history="1">
             <w:r>
               <w:rPr>
                 <w:rStyle w:val="Hyperlink"/>
@@ -1290,7 +1296,7 @@
                 <w:bCs/>
                 <w:noProof/>
               </w:rPr>
-              <w:t>3.1. Requirement Analysis</w:t>
+              <w:t>3.1. Requirements elicitation</w:t>
             </w:r>
             <w:r>
               <w:rPr>
@@ -1311,7 +1317,7 @@
                 <w:noProof/>
                 <w:webHidden/>
               </w:rPr>
-              <w:instrText xml:space="preserve"> PAGEREF _Toc226899732 \h </w:instrText>
+              <w:instrText xml:space="preserve"> PAGEREF _Toc227105552 \h </w:instrText>
             </w:r>
             <w:r>
               <w:rPr>
@@ -1331,7 +1337,7 @@
                 <w:noProof/>
                 <w:webHidden/>
               </w:rPr>
-              <w:t>6</w:t>
+              <w:t>8</w:t>
             </w:r>
             <w:r>
               <w:rPr>
@@ -1353,7 +1359,7 @@
               <w:lang w:val="en-US" w:eastAsia="en-US"/>
             </w:rPr>
           </w:pPr>
-          <w:hyperlink w:anchor="_Toc226899733" w:history="1">
+          <w:hyperlink w:anchor="_Toc227105553" w:history="1">
             <w:r>
               <w:rPr>
                 <w:rStyle w:val="Hyperlink"/>
@@ -1362,7 +1368,7 @@
                 <w:bCs/>
                 <w:noProof/>
               </w:rPr>
-              <w:t>i. Stakeholders and Roles</w:t>
+              <w:t>i. Problem statement analysis</w:t>
             </w:r>
             <w:r>
               <w:rPr>
@@ -1383,7 +1389,7 @@
                 <w:noProof/>
                 <w:webHidden/>
               </w:rPr>
-              <w:instrText xml:space="preserve"> PAGEREF _Toc226899733 \h </w:instrText>
+              <w:instrText xml:space="preserve"> PAGEREF _Toc227105553 \h </w:instrText>
             </w:r>
             <w:r>
               <w:rPr>
@@ -1403,7 +1409,7 @@
                 <w:noProof/>
                 <w:webHidden/>
               </w:rPr>
-              <w:t>6</w:t>
+              <w:t>8</w:t>
             </w:r>
             <w:r>
               <w:rPr>
@@ -1425,7 +1431,7 @@
               <w:lang w:val="en-US" w:eastAsia="en-US"/>
             </w:rPr>
           </w:pPr>
-          <w:hyperlink w:anchor="_Toc226899734" w:history="1">
+          <w:hyperlink w:anchor="_Toc227105554" w:history="1">
             <w:r>
               <w:rPr>
                 <w:rStyle w:val="Hyperlink"/>
@@ -1434,7 +1440,7 @@
                 <w:bCs/>
                 <w:noProof/>
               </w:rPr>
-              <w:t>ii. Functional Requirements</w:t>
+              <w:t>ii. Existing document analysis</w:t>
             </w:r>
             <w:r>
               <w:rPr>
@@ -1455,7 +1461,7 @@
                 <w:noProof/>
                 <w:webHidden/>
               </w:rPr>
-              <w:instrText xml:space="preserve"> PAGEREF _Toc226899734 \h </w:instrText>
+              <w:instrText xml:space="preserve"> PAGEREF _Toc227105554 \h </w:instrText>
             </w:r>
             <w:r>
               <w:rPr>
@@ -1475,7 +1481,7 @@
                 <w:noProof/>
                 <w:webHidden/>
               </w:rPr>
-              <w:t>6</w:t>
+              <w:t>9</w:t>
             </w:r>
             <w:r>
               <w:rPr>
@@ -1497,7 +1503,7 @@
               <w:lang w:val="en-US" w:eastAsia="en-US"/>
             </w:rPr>
           </w:pPr>
-          <w:hyperlink w:anchor="_Toc226899735" w:history="1">
+          <w:hyperlink w:anchor="_Toc227105555" w:history="1">
             <w:r>
               <w:rPr>
                 <w:rStyle w:val="Hyperlink"/>
@@ -1506,7 +1512,7 @@
                 <w:bCs/>
                 <w:noProof/>
               </w:rPr>
-              <w:t>iii. Non-Functional Requirements</w:t>
+              <w:t>iii. Observation of existing system</w:t>
             </w:r>
             <w:r>
               <w:rPr>
@@ -1527,7 +1533,7 @@
                 <w:noProof/>
                 <w:webHidden/>
               </w:rPr>
-              <w:instrText xml:space="preserve"> PAGEREF _Toc226899735 \h </w:instrText>
+              <w:instrText xml:space="preserve"> PAGEREF _Toc227105555 \h </w:instrText>
             </w:r>
             <w:r>
               <w:rPr>
@@ -1547,7 +1553,223 @@
                 <w:noProof/>
                 <w:webHidden/>
               </w:rPr>
-              <w:t>8</w:t>
+              <w:t>10</w:t>
+            </w:r>
+            <w:r>
+              <w:rPr>
+                <w:noProof/>
+                <w:webHidden/>
+              </w:rPr>
+              <w:fldChar w:fldCharType="end"/>
+            </w:r>
+          </w:hyperlink>
+        </w:p>
+        <w:p>
+          <w:pPr>
+            <w:pStyle w:val="TOC2"/>
+            <w:tabs>
+              <w:tab w:val="right" w:leader="dot" w:pos="9350"/>
+            </w:tabs>
+            <w:rPr>
+              <w:noProof/>
+              <w:lang w:val="en-US" w:eastAsia="en-US"/>
+            </w:rPr>
+          </w:pPr>
+          <w:hyperlink w:anchor="_Toc227105556" w:history="1">
+            <w:r>
+              <w:rPr>
+                <w:rStyle w:val="Hyperlink"/>
+                <w:rFonts w:ascii="Arial" w:hAnsi="Arial" w:cs="Arial"/>
+                <w:b/>
+                <w:bCs/>
+                <w:noProof/>
+              </w:rPr>
+              <w:t>3.2. User requirements</w:t>
+            </w:r>
+            <w:r>
+              <w:rPr>
+                <w:noProof/>
+                <w:webHidden/>
+              </w:rPr>
+              <w:tab/>
+            </w:r>
+            <w:r>
+              <w:rPr>
+                <w:noProof/>
+                <w:webHidden/>
+              </w:rPr>
+              <w:fldChar w:fldCharType="begin"/>
+            </w:r>
+            <w:r>
+              <w:rPr>
+                <w:noProof/>
+                <w:webHidden/>
+              </w:rPr>
+              <w:instrText xml:space="preserve"> PAGEREF _Toc227105556 \h </w:instrText>
+            </w:r>
+            <w:r>
+              <w:rPr>
+                <w:noProof/>
+                <w:webHidden/>
+              </w:rPr>
+            </w:r>
+            <w:r>
+              <w:rPr>
+                <w:noProof/>
+                <w:webHidden/>
+              </w:rPr>
+              <w:fldChar w:fldCharType="separate"/>
+            </w:r>
+            <w:r>
+              <w:rPr>
+                <w:noProof/>
+                <w:webHidden/>
+              </w:rPr>
+              <w:t>12</w:t>
+            </w:r>
+            <w:r>
+              <w:rPr>
+                <w:noProof/>
+                <w:webHidden/>
+              </w:rPr>
+              <w:fldChar w:fldCharType="end"/>
+            </w:r>
+          </w:hyperlink>
+        </w:p>
+        <w:p>
+          <w:pPr>
+            <w:pStyle w:val="TOC2"/>
+            <w:tabs>
+              <w:tab w:val="right" w:leader="dot" w:pos="9350"/>
+            </w:tabs>
+            <w:rPr>
+              <w:noProof/>
+              <w:lang w:val="en-US" w:eastAsia="en-US"/>
+            </w:rPr>
+          </w:pPr>
+          <w:hyperlink w:anchor="_Toc227105557" w:history="1">
+            <w:r>
+              <w:rPr>
+                <w:rStyle w:val="Hyperlink"/>
+                <w:rFonts w:ascii="Arial" w:hAnsi="Arial" w:cs="Arial"/>
+                <w:b/>
+                <w:bCs/>
+                <w:noProof/>
+              </w:rPr>
+              <w:t>3.3. Functional requirements</w:t>
+            </w:r>
+            <w:r>
+              <w:rPr>
+                <w:noProof/>
+                <w:webHidden/>
+              </w:rPr>
+              <w:tab/>
+            </w:r>
+            <w:r>
+              <w:rPr>
+                <w:noProof/>
+                <w:webHidden/>
+              </w:rPr>
+              <w:fldChar w:fldCharType="begin"/>
+            </w:r>
+            <w:r>
+              <w:rPr>
+                <w:noProof/>
+                <w:webHidden/>
+              </w:rPr>
+              <w:instrText xml:space="preserve"> PAGEREF _Toc227105557 \h </w:instrText>
+            </w:r>
+            <w:r>
+              <w:rPr>
+                <w:noProof/>
+                <w:webHidden/>
+              </w:rPr>
+            </w:r>
+            <w:r>
+              <w:rPr>
+                <w:noProof/>
+                <w:webHidden/>
+              </w:rPr>
+              <w:fldChar w:fldCharType="separate"/>
+            </w:r>
+            <w:r>
+              <w:rPr>
+                <w:noProof/>
+                <w:webHidden/>
+              </w:rPr>
+              <w:t>13</w:t>
+            </w:r>
+            <w:r>
+              <w:rPr>
+                <w:noProof/>
+                <w:webHidden/>
+              </w:rPr>
+              <w:fldChar w:fldCharType="end"/>
+            </w:r>
+          </w:hyperlink>
+        </w:p>
+        <w:p>
+          <w:pPr>
+            <w:pStyle w:val="TOC2"/>
+            <w:tabs>
+              <w:tab w:val="right" w:leader="dot" w:pos="9350"/>
+            </w:tabs>
+            <w:rPr>
+              <w:noProof/>
+              <w:lang w:val="en-US" w:eastAsia="en-US"/>
+            </w:rPr>
+          </w:pPr>
+          <w:hyperlink w:anchor="_Toc227105558" w:history="1">
+            <w:r>
+              <w:rPr>
+                <w:rStyle w:val="Hyperlink"/>
+                <w:rFonts w:ascii="Arial" w:hAnsi="Arial" w:cs="Arial"/>
+                <w:b/>
+                <w:bCs/>
+                <w:noProof/>
+              </w:rPr>
+              <w:t>3.4. Non-functional requirements</w:t>
+            </w:r>
+            <w:r>
+              <w:rPr>
+                <w:noProof/>
+                <w:webHidden/>
+              </w:rPr>
+              <w:tab/>
+            </w:r>
+            <w:r>
+              <w:rPr>
+                <w:noProof/>
+                <w:webHidden/>
+              </w:rPr>
+              <w:fldChar w:fldCharType="begin"/>
+            </w:r>
+            <w:r>
+              <w:rPr>
+                <w:noProof/>
+                <w:webHidden/>
+              </w:rPr>
+              <w:instrText xml:space="preserve"> PAGEREF _Toc227105558 \h </w:instrText>
+            </w:r>
+            <w:r>
+              <w:rPr>
+                <w:noProof/>
+                <w:webHidden/>
+              </w:rPr>
+            </w:r>
+            <w:r>
+              <w:rPr>
+                <w:noProof/>
+                <w:webHidden/>
+              </w:rPr>
+              <w:fldChar w:fldCharType="separate"/>
+            </w:r>
+            <w:r>
+              <w:rPr>
+                <w:noProof/>
+                <w:webHidden/>
+              </w:rPr>
+              <w:t>15</w:t>
             </w:r>
             <w:r>
               <w:rPr>
@@ -1570,7 +1792,7 @@
               <w:lang w:val="en-US" w:eastAsia="en-US"/>
             </w:rPr>
           </w:pPr>
-          <w:hyperlink w:anchor="_Toc226899736" w:history="1">
+          <w:hyperlink w:anchor="_Toc227105559" w:history="1">
             <w:r>
               <w:rPr>
                 <w:rStyle w:val="Hyperlink"/>
@@ -1617,7 +1839,7 @@
                 <w:noProof/>
                 <w:webHidden/>
               </w:rPr>
-              <w:instrText xml:space="preserve"> PAGEREF _Toc226899736 \h </w:instrText>
+              <w:instrText xml:space="preserve"> PAGEREF _Toc227105559 \h </w:instrText>
             </w:r>
             <w:r>
               <w:rPr>
@@ -1637,7 +1859,7 @@
                 <w:noProof/>
                 <w:webHidden/>
               </w:rPr>
-              <w:t>10</w:t>
+              <w:t>17</w:t>
             </w:r>
             <w:r>
               <w:rPr>
@@ -1660,7 +1882,7 @@
               <w:lang w:val="en-US" w:eastAsia="en-US"/>
             </w:rPr>
           </w:pPr>
-          <w:hyperlink w:anchor="_Toc226899737" w:history="1">
+          <w:hyperlink w:anchor="_Toc227105560" w:history="1">
             <w:r>
               <w:rPr>
                 <w:rStyle w:val="Hyperlink"/>
@@ -1707,7 +1929,7 @@
                 <w:noProof/>
                 <w:webHidden/>
               </w:rPr>
-              <w:instrText xml:space="preserve"> PAGEREF _Toc226899737 \h </w:instrText>
+              <w:instrText xml:space="preserve"> PAGEREF _Toc227105560 \h </w:instrText>
             </w:r>
             <w:r>
               <w:rPr>
@@ -1727,7 +1949,7 @@
                 <w:noProof/>
                 <w:webHidden/>
               </w:rPr>
-              <w:t>11</w:t>
+              <w:t>18</w:t>
             </w:r>
             <w:r>
               <w:rPr>
@@ -1750,7 +1972,7 @@
               <w:lang w:val="en-US" w:eastAsia="en-US"/>
             </w:rPr>
           </w:pPr>
-          <w:hyperlink w:anchor="_Toc226899738" w:history="1">
+          <w:hyperlink w:anchor="_Toc227105561" w:history="1">
             <w:r>
               <w:rPr>
                 <w:rStyle w:val="Hyperlink"/>
@@ -1776,7 +1998,7 @@
                 <w:bCs/>
                 <w:noProof/>
               </w:rPr>
-              <w:t>C# Implementation</w:t>
+              <w:t>C# implementation</w:t>
             </w:r>
             <w:r>
               <w:rPr>
@@ -1797,7 +2019,7 @@
                 <w:noProof/>
                 <w:webHidden/>
               </w:rPr>
-              <w:instrText xml:space="preserve"> PAGEREF _Toc226899738 \h </w:instrText>
+              <w:instrText xml:space="preserve"> PAGEREF _Toc227105561 \h </w:instrText>
             </w:r>
             <w:r>
               <w:rPr>
@@ -1817,7 +2039,7 @@
                 <w:noProof/>
                 <w:webHidden/>
               </w:rPr>
-              <w:t>12</w:t>
+              <w:t>19</w:t>
             </w:r>
             <w:r>
               <w:rPr>
@@ -1840,7 +2062,7 @@
               <w:lang w:val="en-US" w:eastAsia="en-US"/>
             </w:rPr>
           </w:pPr>
-          <w:hyperlink w:anchor="_Toc226899739" w:history="1">
+          <w:hyperlink w:anchor="_Toc227105562" w:history="1">
             <w:r>
               <w:rPr>
                 <w:rStyle w:val="Hyperlink"/>
@@ -1887,7 +2109,7 @@
                 <w:noProof/>
                 <w:webHidden/>
               </w:rPr>
-              <w:instrText xml:space="preserve"> PAGEREF _Toc226899739 \h </w:instrText>
+              <w:instrText xml:space="preserve"> PAGEREF _Toc227105562 \h </w:instrText>
             </w:r>
             <w:r>
               <w:rPr>
@@ -1907,7 +2129,7 @@
                 <w:noProof/>
                 <w:webHidden/>
               </w:rPr>
-              <w:t>13</w:t>
+              <w:t>20</w:t>
             </w:r>
             <w:r>
               <w:rPr>
@@ -1929,7 +2151,7 @@
               <w:lang w:val="en-US" w:eastAsia="en-US"/>
             </w:rPr>
           </w:pPr>
-          <w:hyperlink w:anchor="_Toc226899740" w:history="1">
+          <w:hyperlink w:anchor="_Toc227105563" w:history="1">
             <w:r>
               <w:rPr>
                 <w:rStyle w:val="Hyperlink"/>
@@ -1959,7 +2181,7 @@
                 <w:noProof/>
                 <w:webHidden/>
               </w:rPr>
-              <w:instrText xml:space="preserve"> PAGEREF _Toc226899740 \h </w:instrText>
+              <w:instrText xml:space="preserve"> PAGEREF _Toc227105563 \h </w:instrText>
             </w:r>
             <w:r>
               <w:rPr>
@@ -1979,7 +2201,7 @@
                 <w:noProof/>
                 <w:webHidden/>
               </w:rPr>
-              <w:t>14</w:t>
+              <w:t>21</w:t>
             </w:r>
             <w:r>
               <w:rPr>
@@ -1991,6 +2213,9 @@
           </w:hyperlink>
         </w:p>
         <w:p>
+          <w:pPr>
+            <w:jc w:val="both"/>
+          </w:pPr>
           <w:r>
             <w:rPr>
               <w:b/>
@@ -2004,6 +2229,7 @@
     </w:sdt>
     <w:p>
       <w:pPr>
+        <w:jc w:val="both"/>
         <w:rPr>
           <w:rFonts w:ascii="Arial" w:hAnsi="Arial" w:cs="Arial"/>
         </w:rPr>
@@ -2030,6 +2256,7 @@
         </w:numPr>
         <w:spacing w:line="360" w:lineRule="auto"/>
         <w:ind w:left="284"/>
+        <w:jc w:val="both"/>
         <w:rPr>
           <w:rFonts w:ascii="Arial" w:hAnsi="Arial" w:cs="Arial"/>
           <w:b/>
@@ -2039,7 +2266,7 @@
           <w:szCs w:val="32"/>
         </w:rPr>
       </w:pPr>
-      <w:bookmarkStart w:id="1" w:name="_Toc226899721"/>
+      <w:bookmarkStart w:id="1" w:name="_Toc227105541"/>
       <w:r>
         <w:rPr>
           <w:rFonts w:ascii="Arial" w:hAnsi="Arial" w:cs="Arial"/>
@@ -2069,12 +2296,14 @@
         </w:rPr>
         <w:t xml:space="preserve">Modern medium to large organisations </w:t>
       </w:r>
+      <w:proofErr w:type="gramStart"/>
       <w:r>
         <w:rPr>
           <w:rFonts w:ascii="Arial" w:hAnsi="Arial" w:cs="Arial"/>
         </w:rPr>
         <w:t>reply</w:t>
       </w:r>
+      <w:proofErr w:type="gramEnd"/>
       <w:r>
         <w:rPr>
           <w:rFonts w:ascii="Arial" w:hAnsi="Arial" w:cs="Arial"/>
@@ -2148,6 +2377,7 @@
         </w:numPr>
         <w:spacing w:line="360" w:lineRule="auto"/>
         <w:ind w:left="284"/>
+        <w:jc w:val="both"/>
         <w:rPr>
           <w:rFonts w:ascii="Arial" w:hAnsi="Arial" w:cs="Arial"/>
           <w:b/>
@@ -2157,7 +2387,7 @@
           <w:szCs w:val="32"/>
         </w:rPr>
       </w:pPr>
-      <w:bookmarkStart w:id="2" w:name="_Toc226899722"/>
+      <w:bookmarkStart w:id="2" w:name="_Toc227105542"/>
       <w:r>
         <w:rPr>
           <w:rFonts w:ascii="Arial" w:hAnsi="Arial" w:cs="Arial"/>
@@ -2168,7 +2398,7 @@
           <w:szCs w:val="32"/>
         </w:rPr>
         <w:lastRenderedPageBreak/>
-        <w:t>Organisational and System</w:t>
+        <w:t xml:space="preserve">Organisational and </w:t>
       </w:r>
       <w:r>
         <w:rPr>
@@ -2179,7 +2409,7 @@
           <w:sz w:val="32"/>
           <w:szCs w:val="32"/>
         </w:rPr>
-        <w:t xml:space="preserve"> </w:t>
+        <w:t>s</w:t>
       </w:r>
       <w:r>
         <w:rPr>
@@ -2190,7 +2420,40 @@
           <w:sz w:val="32"/>
           <w:szCs w:val="32"/>
         </w:rPr>
-        <w:t>Analysis</w:t>
+        <w:t>ystem</w:t>
+      </w:r>
+      <w:r>
+        <w:rPr>
+          <w:rFonts w:ascii="Arial" w:hAnsi="Arial" w:cs="Arial"/>
+          <w:b/>
+          <w:bCs/>
+          <w:color w:val="EE0000"/>
+          <w:sz w:val="32"/>
+          <w:szCs w:val="32"/>
+        </w:rPr>
+        <w:t xml:space="preserve"> </w:t>
+      </w:r>
+      <w:r>
+        <w:rPr>
+          <w:rFonts w:ascii="Arial" w:hAnsi="Arial" w:cs="Arial"/>
+          <w:b/>
+          <w:bCs/>
+          <w:color w:val="EE0000"/>
+          <w:sz w:val="32"/>
+          <w:szCs w:val="32"/>
+        </w:rPr>
+        <w:t>a</w:t>
+      </w:r>
+      <w:r>
+        <w:rPr>
+          <w:rFonts w:ascii="Arial" w:hAnsi="Arial" w:cs="Arial"/>
+          <w:b/>
+          <w:bCs/>
+          <w:color w:val="EE0000"/>
+          <w:sz w:val="32"/>
+          <w:szCs w:val="32"/>
+        </w:rPr>
+        <w:t>nalysis</w:t>
       </w:r>
       <w:bookmarkEnd w:id="2"/>
     </w:p>
@@ -2199,6 +2462,7 @@
         <w:pStyle w:val="Heading2"/>
         <w:spacing w:before="0" w:line="360" w:lineRule="auto"/>
         <w:ind w:left="284"/>
+        <w:jc w:val="both"/>
         <w:rPr>
           <w:rFonts w:ascii="Arial" w:hAnsi="Arial" w:cs="Arial"/>
           <w:b/>
@@ -2208,7 +2472,7 @@
           <w:szCs w:val="28"/>
         </w:rPr>
       </w:pPr>
-      <w:bookmarkStart w:id="3" w:name="_Toc226899723"/>
+      <w:bookmarkStart w:id="3" w:name="_Toc227105543"/>
       <w:r>
         <w:rPr>
           <w:rFonts w:ascii="Arial" w:hAnsi="Arial" w:cs="Arial"/>
@@ -2359,7 +2623,7 @@
     <w:p>
       <w:pPr>
         <w:keepNext/>
-        <w:spacing w:line="360" w:lineRule="auto"/>
+        <w:spacing w:after="0" w:line="360" w:lineRule="auto"/>
         <w:ind w:left="567"/>
         <w:jc w:val="both"/>
       </w:pPr>
@@ -2544,6 +2808,7 @@
         <w:pStyle w:val="Heading2"/>
         <w:spacing w:before="0" w:line="360" w:lineRule="auto"/>
         <w:ind w:left="284"/>
+        <w:jc w:val="both"/>
         <w:rPr>
           <w:rFonts w:ascii="Arial" w:hAnsi="Arial" w:cs="Arial"/>
           <w:b/>
@@ -2553,7 +2818,7 @@
           <w:szCs w:val="28"/>
         </w:rPr>
       </w:pPr>
-      <w:bookmarkStart w:id="4" w:name="_Toc226899724"/>
+      <w:bookmarkStart w:id="4" w:name="_Toc227105544"/>
       <w:r>
         <w:rPr>
           <w:rFonts w:ascii="Arial" w:hAnsi="Arial" w:cs="Arial"/>
@@ -3144,6 +3409,7 @@
         <w:pStyle w:val="Heading2"/>
         <w:spacing w:before="0" w:line="360" w:lineRule="auto"/>
         <w:ind w:left="284"/>
+        <w:jc w:val="both"/>
         <w:rPr>
           <w:rFonts w:ascii="Arial" w:hAnsi="Arial" w:cs="Arial"/>
           <w:b/>
@@ -3153,7 +3419,7 @@
           <w:szCs w:val="28"/>
         </w:rPr>
       </w:pPr>
-      <w:bookmarkStart w:id="5" w:name="_Toc226899726"/>
+      <w:bookmarkStart w:id="5" w:name="_Toc227105545"/>
       <w:r>
         <w:rPr>
           <w:rFonts w:ascii="Arial" w:hAnsi="Arial" w:cs="Arial"/>
@@ -3213,7 +3479,19 @@
         <w:rPr>
           <w:rFonts w:ascii="Arial" w:hAnsi="Arial" w:cs="Arial"/>
         </w:rPr>
-        <w:t>The current enrolment process at Auckland University of Technology relies heavily on manual, paper-based procedures for managing student enrolment and course administration. This approach creates several operational challenges, including lost or misplaced enrolment forms, manual prerequisite checks prone to errors, delays in enrolment approval—especially during peak periods—and difficulty tracking student progress or course capacity. These inefficiencies result in slow processing times, inconsistent data, limited accessibility, and poor coordination between departments.</w:t>
+        <w:t xml:space="preserve">The current enrolment process at </w:t>
+      </w:r>
+      <w:r>
+        <w:rPr>
+          <w:rFonts w:ascii="Arial" w:hAnsi="Arial" w:cs="Arial"/>
+        </w:rPr>
+        <w:t>AUT</w:t>
+      </w:r>
+      <w:r>
+        <w:rPr>
+          <w:rFonts w:ascii="Arial" w:hAnsi="Arial" w:cs="Arial"/>
+        </w:rPr>
+        <w:t xml:space="preserve"> relies heavily on manual, paper-based procedures for managing student enrolment and course administration. This approach creates several operational challenges, including lost or misplaced enrolment forms, manual prerequisite checks prone to errors, delays in enrolment approval—especially during peak periods—and difficulty tracking student progress or course capacity. These inefficiencies result in slow processing times, inconsistent data, limited accessibility, and poor coordination between departments.</w:t>
       </w:r>
     </w:p>
     <w:p>
@@ -3343,19 +3621,7 @@
         <w:rPr>
           <w:rFonts w:ascii="Arial" w:hAnsi="Arial" w:cs="Arial"/>
         </w:rPr>
-        <w:t>Academic Department</w:t>
-      </w:r>
-      <w:r>
-        <w:rPr>
-          <w:rFonts w:ascii="Arial" w:hAnsi="Arial" w:cs="Arial"/>
-        </w:rPr>
-        <w:t>s</w:t>
-      </w:r>
-      <w:r>
-        <w:rPr>
-          <w:rFonts w:ascii="Arial" w:hAnsi="Arial" w:cs="Arial"/>
-        </w:rPr>
-        <w:t xml:space="preserve"> staff should be able to manage course information, including course descriptions, prerequisites, capacity limits, and timetable details. They ensure that all course-related data is accurate, up to date, and accessible to students during the enrolment process.</w:t>
+        <w:t>Academic Department staff should be able to manage course information, including course descriptions, prerequisites, capacity limits, and timetable details. They ensure that all course-related data is accurate, up to date, and accessible to students during the enrolment process.</w:t>
       </w:r>
     </w:p>
     <w:p>
@@ -3393,7 +3659,13 @@
         <w:rPr>
           <w:rFonts w:ascii="Arial" w:hAnsi="Arial" w:cs="Arial"/>
         </w:rPr>
-        <w:t>Finance staff should be able to process tuition and course-related payments and confirm enrolments only after successful payment verification. They ensure that all financial transactions are completed accurately and that students meet payment requirements before their enrolment is finalised.</w:t>
+        <w:t>Finance staff should be able to monitor and manage tuition and course-related payments, while the system automatically verifies payment status through integration with a payment service. Enrolments are only confirmed after successful payment verification. Finance staff ensure that all financial transactions are accurate and handle exceptional cases such as failed payments or refunds before enrolment is finalised</w:t>
+      </w:r>
+      <w:r>
+        <w:rPr>
+          <w:rFonts w:ascii="Arial" w:hAnsi="Arial" w:cs="Arial"/>
+        </w:rPr>
+        <w:t>.</w:t>
       </w:r>
     </w:p>
     <w:p>
@@ -3409,6 +3681,7 @@
         <w:rPr>
           <w:rFonts w:ascii="Arial" w:hAnsi="Arial" w:cs="Arial"/>
         </w:rPr>
+        <w:lastRenderedPageBreak/>
         <w:t>The system must support seamless integration of these functions to ensure a consistent data flow between departments</w:t>
       </w:r>
       <w:r>
@@ -3437,7 +3710,6 @@
         <w:rPr>
           <w:rFonts w:ascii="Arial" w:hAnsi="Arial" w:cs="Arial"/>
         </w:rPr>
-        <w:lastRenderedPageBreak/>
         <w:t xml:space="preserve">The proposed system will be a web-based application accessible through a browser on any device. It must support multiple concurrent users while ensuring data accuracy, security, and real-time updates. By replacing the existing manual process, the system aims to improve operational efficiency, reduce errors, and enhance the overall user experience for </w:t>
       </w:r>
       <w:r>
@@ -3458,6 +3730,7 @@
         <w:pStyle w:val="Heading2"/>
         <w:spacing w:before="0" w:line="360" w:lineRule="auto"/>
         <w:ind w:left="284"/>
+        <w:jc w:val="both"/>
         <w:rPr>
           <w:rFonts w:ascii="Arial" w:hAnsi="Arial" w:cs="Arial"/>
           <w:b/>
@@ -3467,8 +3740,7 @@
           <w:szCs w:val="28"/>
         </w:rPr>
       </w:pPr>
-      <w:bookmarkStart w:id="6" w:name="_Toc226899727"/>
-      <w:bookmarkStart w:id="7" w:name="_Toc226899725"/>
+      <w:bookmarkStart w:id="6" w:name="_Toc227105546"/>
       <w:r>
         <w:rPr>
           <w:rFonts w:ascii="Arial" w:hAnsi="Arial" w:cs="Arial"/>
@@ -3568,12 +3840,13 @@
         </w:rPr>
         <w:t>oles</w:t>
       </w:r>
-      <w:bookmarkEnd w:id="7"/>
+      <w:bookmarkEnd w:id="6"/>
     </w:p>
     <w:p>
       <w:pPr>
         <w:spacing w:after="0" w:line="360" w:lineRule="auto"/>
         <w:ind w:left="567"/>
+        <w:jc w:val="both"/>
         <w:rPr>
           <w:rFonts w:ascii="Arial" w:hAnsi="Arial" w:cs="Arial"/>
         </w:rPr>
@@ -3599,6 +3872,7 @@
           <w:numId w:val="11"/>
         </w:numPr>
         <w:spacing w:line="360" w:lineRule="auto"/>
+        <w:jc w:val="both"/>
         <w:rPr>
           <w:rFonts w:ascii="Arial" w:hAnsi="Arial" w:cs="Arial"/>
         </w:rPr>
@@ -3638,33 +3912,18 @@
           <w:numId w:val="11"/>
         </w:numPr>
         <w:spacing w:line="360" w:lineRule="auto"/>
-        <w:rPr>
-          <w:rFonts w:ascii="Arial" w:hAnsi="Arial" w:cs="Arial"/>
-        </w:rPr>
-      </w:pPr>
-      <w:r>
-        <w:rPr>
-          <w:rFonts w:ascii="Arial" w:hAnsi="Arial" w:cs="Arial"/>
-          <w:b/>
-          <w:bCs/>
-        </w:rPr>
-        <w:t>Academic Department</w:t>
-      </w:r>
-      <w:r>
-        <w:rPr>
-          <w:rFonts w:ascii="Arial" w:hAnsi="Arial" w:cs="Arial"/>
-          <w:b/>
-          <w:bCs/>
-        </w:rPr>
-        <w:t>s</w:t>
-      </w:r>
-      <w:r>
-        <w:rPr>
-          <w:rFonts w:ascii="Arial" w:hAnsi="Arial" w:cs="Arial"/>
-          <w:b/>
-          <w:bCs/>
-        </w:rPr>
-        <w:t xml:space="preserve"> </w:t>
+        <w:jc w:val="both"/>
+        <w:rPr>
+          <w:rFonts w:ascii="Arial" w:hAnsi="Arial" w:cs="Arial"/>
+        </w:rPr>
+      </w:pPr>
+      <w:r>
+        <w:rPr>
+          <w:rFonts w:ascii="Arial" w:hAnsi="Arial" w:cs="Arial"/>
+          <w:b/>
+          <w:bCs/>
+        </w:rPr>
+        <w:t xml:space="preserve">Academic Department </w:t>
       </w:r>
       <w:r>
         <w:rPr>
@@ -3750,13 +4009,7 @@
         <w:rPr>
           <w:rFonts w:ascii="Arial" w:hAnsi="Arial" w:cs="Arial"/>
         </w:rPr>
-        <w:t xml:space="preserve"> Review and approve enrolment requests</w:t>
-      </w:r>
-      <w:r>
-        <w:rPr>
-          <w:rFonts w:ascii="Arial" w:hAnsi="Arial" w:cs="Arial"/>
-        </w:rPr>
-        <w:t xml:space="preserve"> </w:t>
+        <w:t xml:space="preserve"> Review and approve enrolment requests </w:t>
       </w:r>
       <w:r>
         <w:rPr>
@@ -3773,6 +4026,7 @@
           <w:numId w:val="11"/>
         </w:numPr>
         <w:spacing w:line="360" w:lineRule="auto"/>
+        <w:jc w:val="both"/>
         <w:rPr>
           <w:rFonts w:ascii="Arial" w:hAnsi="Arial" w:cs="Arial"/>
         </w:rPr>
@@ -3878,17 +4132,34 @@
           <w:numId w:val="8"/>
         </w:numPr>
         <w:spacing w:line="360" w:lineRule="auto"/>
-        <w:rPr>
-          <w:rFonts w:ascii="Arial" w:hAnsi="Arial" w:cs="Arial"/>
-        </w:rPr>
-      </w:pPr>
-      <w:r>
-        <w:rPr>
-          <w:rFonts w:ascii="Arial" w:hAnsi="Arial" w:cs="Arial"/>
-          <w:b/>
-          <w:bCs/>
-        </w:rPr>
-        <w:t>System Administrator:</w:t>
+        <w:jc w:val="both"/>
+        <w:rPr>
+          <w:rFonts w:ascii="Arial" w:hAnsi="Arial" w:cs="Arial"/>
+        </w:rPr>
+      </w:pPr>
+      <w:r>
+        <w:rPr>
+          <w:rFonts w:ascii="Arial" w:hAnsi="Arial" w:cs="Arial"/>
+          <w:b/>
+          <w:bCs/>
+        </w:rPr>
+        <w:t>System Administrator</w:t>
+      </w:r>
+      <w:r>
+        <w:rPr>
+          <w:rFonts w:ascii="Arial" w:hAnsi="Arial" w:cs="Arial"/>
+          <w:b/>
+          <w:bCs/>
+        </w:rPr>
+        <w:t>s</w:t>
+      </w:r>
+      <w:r>
+        <w:rPr>
+          <w:rFonts w:ascii="Arial" w:hAnsi="Arial" w:cs="Arial"/>
+          <w:b/>
+          <w:bCs/>
+        </w:rPr>
+        <w:t>:</w:t>
       </w:r>
       <w:r>
         <w:rPr>
@@ -3936,6 +4207,7 @@
         <w:pStyle w:val="Heading2"/>
         <w:spacing w:before="0" w:line="360" w:lineRule="auto"/>
         <w:ind w:left="284"/>
+        <w:jc w:val="both"/>
         <w:rPr>
           <w:rFonts w:ascii="Arial" w:hAnsi="Arial" w:cs="Arial"/>
           <w:b/>
@@ -3945,6 +4217,7 @@
           <w:szCs w:val="28"/>
         </w:rPr>
       </w:pPr>
+      <w:bookmarkStart w:id="7" w:name="_Toc227105547"/>
       <w:r>
         <w:rPr>
           <w:rFonts w:ascii="Arial" w:hAnsi="Arial" w:cs="Arial"/>
@@ -4066,12 +4339,36 @@
         </w:rPr>
         <w:t>ssumptions</w:t>
       </w:r>
-      <w:bookmarkEnd w:id="6"/>
+      <w:bookmarkEnd w:id="7"/>
+    </w:p>
+    <w:p>
+      <w:pPr>
+        <w:spacing w:line="360" w:lineRule="auto"/>
+        <w:ind w:left="567"/>
+        <w:jc w:val="both"/>
+        <w:rPr>
+          <w:rFonts w:ascii="Arial" w:hAnsi="Arial" w:cs="Arial"/>
+        </w:rPr>
+      </w:pPr>
+      <w:r>
+        <w:rPr>
+          <w:rFonts w:ascii="Arial" w:hAnsi="Arial" w:cs="Arial"/>
+        </w:rPr>
+        <w:t xml:space="preserve">The Student Enrolment and Course Management System is required to address the inefficiencies associated with the current manual enrolment process, reduce errors in prerequisite verification and course allocation, improve coordination between </w:t>
+      </w:r>
+      <w:r>
+        <w:rPr>
+          <w:rFonts w:ascii="Arial" w:hAnsi="Arial" w:cs="Arial"/>
+        </w:rPr>
+        <w:lastRenderedPageBreak/>
+        <w:t>departments, and enhance the accessibility and overall enrolment experience for both domestic and international students.</w:t>
+      </w:r>
     </w:p>
     <w:p>
       <w:pPr>
         <w:pStyle w:val="Heading3"/>
         <w:ind w:left="567"/>
+        <w:jc w:val="both"/>
         <w:rPr>
           <w:rFonts w:ascii="Arial" w:hAnsi="Arial" w:cs="Arial"/>
           <w:b/>
@@ -4081,7 +4378,7 @@
           <w:szCs w:val="24"/>
         </w:rPr>
       </w:pPr>
-      <w:bookmarkStart w:id="8" w:name="_Toc226899728"/>
+      <w:bookmarkStart w:id="8" w:name="_Toc227105548"/>
       <w:r>
         <w:rPr>
           <w:rFonts w:ascii="Arial" w:hAnsi="Arial" w:cs="Arial"/>
@@ -4152,7 +4449,13 @@
         <w:rPr>
           <w:rFonts w:ascii="Arial" w:hAnsi="Arial" w:cs="Arial"/>
         </w:rPr>
-        <w:t>The proposed</w:t>
+        <w:t xml:space="preserve">The proposed system </w:t>
+      </w:r>
+      <w:r>
+        <w:rPr>
+          <w:rFonts w:ascii="Arial" w:hAnsi="Arial" w:cs="Arial"/>
+        </w:rPr>
+        <w:t>involves</w:t>
       </w:r>
       <w:r>
         <w:rPr>
@@ -4164,7 +4467,97 @@
         <w:rPr>
           <w:rFonts w:ascii="Arial" w:hAnsi="Arial" w:cs="Arial"/>
         </w:rPr>
-        <w:t>Student Enrolment and Course Management System will:</w:t>
+        <w:t>three</w:t>
+      </w:r>
+      <w:r>
+        <w:rPr>
+          <w:rFonts w:ascii="Arial" w:hAnsi="Arial" w:cs="Arial"/>
+        </w:rPr>
+        <w:t xml:space="preserve"> departments</w:t>
+      </w:r>
+      <w:r>
+        <w:rPr>
+          <w:rFonts w:ascii="Arial" w:hAnsi="Arial" w:cs="Arial"/>
+        </w:rPr>
+        <w:t>:</w:t>
+      </w:r>
+      <w:r>
+        <w:rPr>
+          <w:rFonts w:ascii="Arial" w:hAnsi="Arial" w:cs="Arial"/>
+        </w:rPr>
+        <w:t xml:space="preserve"> Academic Departments, </w:t>
+      </w:r>
+      <w:r>
+        <w:rPr>
+          <w:rFonts w:ascii="Arial" w:hAnsi="Arial" w:cs="Arial"/>
+        </w:rPr>
+        <w:t>Academic Registry</w:t>
+      </w:r>
+      <w:r>
+        <w:rPr>
+          <w:rFonts w:ascii="Arial" w:hAnsi="Arial" w:cs="Arial"/>
+        </w:rPr>
+        <w:t xml:space="preserve"> </w:t>
+      </w:r>
+      <w:r>
+        <w:rPr>
+          <w:rFonts w:ascii="Arial" w:hAnsi="Arial" w:cs="Arial"/>
+        </w:rPr>
+        <w:t>Department</w:t>
+      </w:r>
+      <w:r>
+        <w:rPr>
+          <w:rFonts w:ascii="Arial" w:hAnsi="Arial" w:cs="Arial"/>
+        </w:rPr>
+        <w:t xml:space="preserve">, </w:t>
+      </w:r>
+      <w:r>
+        <w:rPr>
+          <w:rFonts w:ascii="Arial" w:hAnsi="Arial" w:cs="Arial"/>
+        </w:rPr>
+        <w:t xml:space="preserve">and </w:t>
+      </w:r>
+      <w:r>
+        <w:rPr>
+          <w:rFonts w:ascii="Arial" w:hAnsi="Arial" w:cs="Arial"/>
+        </w:rPr>
+        <w:t>Finance Department</w:t>
+      </w:r>
+      <w:r>
+        <w:rPr>
+          <w:rFonts w:ascii="Arial" w:hAnsi="Arial" w:cs="Arial"/>
+        </w:rPr>
+        <w:t xml:space="preserve">. It </w:t>
+      </w:r>
+      <w:r>
+        <w:rPr>
+          <w:rFonts w:ascii="Arial" w:hAnsi="Arial" w:cs="Arial"/>
+        </w:rPr>
+        <w:t>supports</w:t>
+      </w:r>
+      <w:r>
+        <w:rPr>
+          <w:rFonts w:ascii="Arial" w:hAnsi="Arial" w:cs="Arial"/>
+        </w:rPr>
+        <w:t xml:space="preserve"> core enrolment operations across multiple departments and user roles, including students, academic department staff, academic registry staff, finance staff, IT staff, and system administrator</w:t>
+      </w:r>
+      <w:r>
+        <w:rPr>
+          <w:rFonts w:ascii="Arial" w:hAnsi="Arial" w:cs="Arial"/>
+        </w:rPr>
+        <w:t>s</w:t>
+      </w:r>
+      <w:r>
+        <w:rPr>
+          <w:rFonts w:ascii="Arial" w:hAnsi="Arial" w:cs="Arial"/>
+        </w:rPr>
+        <w:t>. Specifically, the system will</w:t>
+      </w:r>
+      <w:r>
+        <w:rPr>
+          <w:rFonts w:ascii="Arial" w:hAnsi="Arial" w:cs="Arial"/>
+        </w:rPr>
+        <w:t>:</w:t>
       </w:r>
     </w:p>
     <w:p>
@@ -4244,7 +4637,6 @@
         <w:rPr>
           <w:rFonts w:ascii="Arial" w:hAnsi="Arial" w:cs="Arial"/>
         </w:rPr>
-        <w:lastRenderedPageBreak/>
         <w:t>Integrate payment processing for enrolment confirmation</w:t>
       </w:r>
     </w:p>
@@ -4270,102 +4662,9 @@
     </w:p>
     <w:p>
       <w:pPr>
-        <w:spacing w:line="360" w:lineRule="auto"/>
-        <w:ind w:left="851"/>
-        <w:jc w:val="both"/>
-        <w:rPr>
-          <w:rFonts w:ascii="Arial" w:hAnsi="Arial" w:cs="Arial"/>
-        </w:rPr>
-      </w:pPr>
-      <w:r>
-        <w:rPr>
-          <w:rFonts w:ascii="Arial" w:hAnsi="Arial" w:cs="Arial"/>
-        </w:rPr>
-        <w:t>Th</w:t>
-      </w:r>
-      <w:r>
-        <w:rPr>
-          <w:rFonts w:ascii="Arial" w:hAnsi="Arial" w:cs="Arial"/>
-        </w:rPr>
-        <w:t>is</w:t>
-      </w:r>
-      <w:r>
-        <w:rPr>
-          <w:rFonts w:ascii="Arial" w:hAnsi="Arial" w:cs="Arial"/>
-        </w:rPr>
-        <w:t xml:space="preserve"> system will involve </w:t>
-      </w:r>
-      <w:r>
-        <w:rPr>
-          <w:rFonts w:ascii="Arial" w:hAnsi="Arial" w:cs="Arial"/>
-        </w:rPr>
-        <w:t>three</w:t>
-      </w:r>
-      <w:r>
-        <w:rPr>
-          <w:rFonts w:ascii="Arial" w:hAnsi="Arial" w:cs="Arial"/>
-        </w:rPr>
-        <w:t xml:space="preserve"> departments</w:t>
-      </w:r>
-      <w:r>
-        <w:rPr>
-          <w:rFonts w:ascii="Arial" w:hAnsi="Arial" w:cs="Arial"/>
-        </w:rPr>
-        <w:t>:</w:t>
-      </w:r>
-      <w:r>
-        <w:rPr>
-          <w:rFonts w:ascii="Arial" w:hAnsi="Arial" w:cs="Arial"/>
-        </w:rPr>
-        <w:t xml:space="preserve"> Academic Departments, </w:t>
-      </w:r>
-      <w:r>
-        <w:rPr>
-          <w:rFonts w:ascii="Arial" w:hAnsi="Arial" w:cs="Arial"/>
-        </w:rPr>
-        <w:t>Academic Registry</w:t>
-      </w:r>
-      <w:r>
-        <w:rPr>
-          <w:rFonts w:ascii="Arial" w:hAnsi="Arial" w:cs="Arial"/>
-        </w:rPr>
-        <w:t xml:space="preserve"> </w:t>
-      </w:r>
-      <w:r>
-        <w:rPr>
-          <w:rFonts w:ascii="Arial" w:hAnsi="Arial" w:cs="Arial"/>
-        </w:rPr>
-        <w:t>Department</w:t>
-      </w:r>
-      <w:r>
-        <w:rPr>
-          <w:rFonts w:ascii="Arial" w:hAnsi="Arial" w:cs="Arial"/>
-        </w:rPr>
-        <w:t xml:space="preserve">, </w:t>
-      </w:r>
-      <w:r>
-        <w:rPr>
-          <w:rFonts w:ascii="Arial" w:hAnsi="Arial" w:cs="Arial"/>
-        </w:rPr>
-        <w:t xml:space="preserve">and </w:t>
-      </w:r>
-      <w:r>
-        <w:rPr>
-          <w:rFonts w:ascii="Arial" w:hAnsi="Arial" w:cs="Arial"/>
-        </w:rPr>
-        <w:t>Finance Department</w:t>
-      </w:r>
-      <w:r>
-        <w:rPr>
-          <w:rFonts w:ascii="Arial" w:hAnsi="Arial" w:cs="Arial"/>
-        </w:rPr>
-        <w:t>.</w:t>
-      </w:r>
-    </w:p>
-    <w:p>
-      <w:pPr>
         <w:pStyle w:val="Heading3"/>
         <w:ind w:left="567"/>
+        <w:jc w:val="both"/>
         <w:rPr>
           <w:rFonts w:ascii="Arial" w:hAnsi="Arial" w:cs="Arial"/>
           <w:b/>
@@ -4375,7 +4674,7 @@
           <w:szCs w:val="24"/>
         </w:rPr>
       </w:pPr>
-      <w:bookmarkStart w:id="9" w:name="_Toc226899729"/>
+      <w:bookmarkStart w:id="9" w:name="_Toc227105549"/>
       <w:r>
         <w:rPr>
           <w:rFonts w:ascii="Arial" w:hAnsi="Arial" w:cs="Arial"/>
@@ -4446,31 +4745,7 @@
         <w:rPr>
           <w:rFonts w:ascii="Arial" w:hAnsi="Arial" w:cs="Arial"/>
         </w:rPr>
-        <w:t>The system will not handle academic grading</w:t>
-      </w:r>
-      <w:r>
-        <w:rPr>
-          <w:rFonts w:ascii="Arial" w:hAnsi="Arial" w:cs="Arial"/>
-        </w:rPr>
-        <w:t>,</w:t>
-      </w:r>
-      <w:r>
-        <w:rPr>
-          <w:rFonts w:ascii="Arial" w:hAnsi="Arial" w:cs="Arial"/>
-        </w:rPr>
-        <w:t xml:space="preserve"> transcript generation, </w:t>
-      </w:r>
-      <w:r>
-        <w:rPr>
-          <w:rFonts w:ascii="Arial" w:hAnsi="Arial" w:cs="Arial"/>
-        </w:rPr>
-        <w:t>or</w:t>
-      </w:r>
-      <w:r>
-        <w:rPr>
-          <w:rFonts w:ascii="Arial" w:hAnsi="Arial" w:cs="Arial"/>
-        </w:rPr>
-        <w:t xml:space="preserve"> manage staff payroll functions. Additionally, it does not deliver teaching content, as its purpose is limited to administrative and operational coordination</w:t>
+        <w:t>The system is limited to enrolment and course management functions and does not include academic grading, transcript generation, or staff payroll management. Additionally, it does not deliver teaching content, as its purpose is restricted to administrative and operational coordination. These exclusions ensure that the system remains focused and avoids overlap with other institutional systems</w:t>
       </w:r>
       <w:r>
         <w:rPr>
@@ -4483,6 +4758,7 @@
       <w:pPr>
         <w:pStyle w:val="Heading3"/>
         <w:ind w:left="567"/>
+        <w:jc w:val="both"/>
         <w:rPr>
           <w:rFonts w:ascii="Arial" w:hAnsi="Arial" w:cs="Arial"/>
           <w:b/>
@@ -4492,7 +4768,7 @@
           <w:szCs w:val="24"/>
         </w:rPr>
       </w:pPr>
-      <w:bookmarkStart w:id="10" w:name="_Toc226899730"/>
+      <w:bookmarkStart w:id="10" w:name="_Toc227105550"/>
       <w:r>
         <w:rPr>
           <w:rFonts w:ascii="Arial" w:hAnsi="Arial" w:cs="Arial"/>
@@ -4649,7 +4925,31 @@
         <w:rPr>
           <w:rFonts w:ascii="Arial" w:hAnsi="Arial" w:cs="Arial"/>
         </w:rPr>
-        <w:t>The system integrates with a third-party payment processor rather than storing sensitive payment information</w:t>
+        <w:t xml:space="preserve">The system integrates with a third-party payment processor </w:t>
+      </w:r>
+      <w:r>
+        <w:rPr>
+          <w:rFonts w:ascii="Arial" w:hAnsi="Arial" w:cs="Arial"/>
+        </w:rPr>
+        <w:t>and does not</w:t>
+      </w:r>
+      <w:r>
+        <w:rPr>
+          <w:rFonts w:ascii="Arial" w:hAnsi="Arial" w:cs="Arial"/>
+        </w:rPr>
+        <w:t xml:space="preserve"> stor</w:t>
+      </w:r>
+      <w:r>
+        <w:rPr>
+          <w:rFonts w:ascii="Arial" w:hAnsi="Arial" w:cs="Arial"/>
+        </w:rPr>
+        <w:t>e</w:t>
+      </w:r>
+      <w:r>
+        <w:rPr>
+          <w:rFonts w:ascii="Arial" w:hAnsi="Arial" w:cs="Arial"/>
+        </w:rPr>
+        <w:t xml:space="preserve"> sensitive payment information</w:t>
       </w:r>
       <w:r>
         <w:rPr>
@@ -4683,6 +4983,47 @@
         </w:rPr>
         <w:t>.</w:t>
       </w:r>
+    </w:p>
+    <w:p>
+      <w:pPr>
+        <w:pStyle w:val="ListParagraph"/>
+        <w:numPr>
+          <w:ilvl w:val="0"/>
+          <w:numId w:val="9"/>
+        </w:numPr>
+        <w:spacing w:line="360" w:lineRule="auto"/>
+        <w:jc w:val="both"/>
+        <w:rPr>
+          <w:rFonts w:ascii="Arial" w:hAnsi="Arial" w:cs="Arial"/>
+        </w:rPr>
+      </w:pPr>
+      <w:r>
+        <w:rPr>
+          <w:rFonts w:ascii="Arial" w:hAnsi="Arial" w:cs="Arial"/>
+        </w:rPr>
+        <w:t>Course and student data provided by departments are accurate and up to date</w:t>
+      </w:r>
+    </w:p>
+    <w:p>
+      <w:pPr>
+        <w:pStyle w:val="ListParagraph"/>
+        <w:numPr>
+          <w:ilvl w:val="0"/>
+          <w:numId w:val="9"/>
+        </w:numPr>
+        <w:spacing w:line="360" w:lineRule="auto"/>
+        <w:jc w:val="both"/>
+        <w:rPr>
+          <w:rFonts w:ascii="Arial" w:hAnsi="Arial" w:cs="Arial"/>
+        </w:rPr>
+      </w:pPr>
+      <w:r>
+        <w:rPr>
+          <w:rFonts w:ascii="Arial" w:hAnsi="Arial" w:cs="Arial"/>
+        </w:rPr>
+        <w:lastRenderedPageBreak/>
+        <w:t xml:space="preserve">The system supports concurrent access by multiple users without data inconsistency </w:t>
+      </w:r>
       <w:r>
         <w:rPr>
           <w:rFonts w:ascii="Arial" w:hAnsi="Arial" w:cs="Arial"/>
@@ -4699,6 +5040,7 @@
         </w:numPr>
         <w:spacing w:before="0" w:after="0" w:line="360" w:lineRule="auto"/>
         <w:ind w:left="284"/>
+        <w:jc w:val="both"/>
         <w:rPr>
           <w:rFonts w:ascii="Arial" w:hAnsi="Arial" w:cs="Arial"/>
           <w:b/>
@@ -4708,7 +5050,7 @@
           <w:szCs w:val="32"/>
         </w:rPr>
       </w:pPr>
-      <w:bookmarkStart w:id="11" w:name="_Toc226899731"/>
+      <w:bookmarkStart w:id="11" w:name="_Toc227105551"/>
       <w:r>
         <w:rPr>
           <w:rFonts w:ascii="Arial" w:hAnsi="Arial" w:cs="Arial"/>
@@ -4719,7 +5061,29 @@
           <w:szCs w:val="32"/>
         </w:rPr>
         <w:lastRenderedPageBreak/>
-        <w:t>Requirements Engineering</w:t>
+        <w:t xml:space="preserve">Requirements </w:t>
+      </w:r>
+      <w:r>
+        <w:rPr>
+          <w:rFonts w:ascii="Arial" w:hAnsi="Arial" w:cs="Arial"/>
+          <w:b/>
+          <w:bCs/>
+          <w:color w:val="EE0000"/>
+          <w:sz w:val="32"/>
+          <w:szCs w:val="32"/>
+        </w:rPr>
+        <w:t>e</w:t>
+      </w:r>
+      <w:r>
+        <w:rPr>
+          <w:rFonts w:ascii="Arial" w:hAnsi="Arial" w:cs="Arial"/>
+          <w:b/>
+          <w:bCs/>
+          <w:color w:val="EE0000"/>
+          <w:sz w:val="32"/>
+          <w:szCs w:val="32"/>
+        </w:rPr>
+        <w:t>ngineering</w:t>
       </w:r>
       <w:bookmarkEnd w:id="11"/>
     </w:p>
@@ -4728,6 +5092,7 @@
         <w:pStyle w:val="Heading2"/>
         <w:spacing w:before="0" w:line="360" w:lineRule="auto"/>
         <w:ind w:left="284"/>
+        <w:jc w:val="both"/>
         <w:rPr>
           <w:rFonts w:ascii="Arial" w:hAnsi="Arial" w:cs="Arial"/>
           <w:b/>
@@ -4737,7 +5102,7 @@
           <w:szCs w:val="28"/>
         </w:rPr>
       </w:pPr>
-      <w:bookmarkStart w:id="12" w:name="_Toc226899732"/>
+      <w:bookmarkStart w:id="12" w:name="_Toc227105552"/>
       <w:r>
         <w:rPr>
           <w:rFonts w:ascii="Arial" w:hAnsi="Arial" w:cs="Arial"/>
@@ -4782,7 +5147,6 @@
         </w:rPr>
         <w:t xml:space="preserve">. </w:t>
       </w:r>
-      <w:bookmarkEnd w:id="12"/>
       <w:r>
         <w:rPr>
           <w:rFonts w:ascii="Arial" w:hAnsi="Arial" w:cs="Arial"/>
@@ -4792,22 +5156,64 @@
           <w:sz w:val="28"/>
           <w:szCs w:val="28"/>
         </w:rPr>
-        <w:t>Functional Requirements</w:t>
-      </w:r>
+        <w:t xml:space="preserve">Requirements </w:t>
+      </w:r>
+      <w:r>
+        <w:rPr>
+          <w:rFonts w:ascii="Arial" w:hAnsi="Arial" w:cs="Arial"/>
+          <w:b/>
+          <w:bCs/>
+          <w:color w:val="EE0000"/>
+          <w:sz w:val="28"/>
+          <w:szCs w:val="28"/>
+        </w:rPr>
+        <w:t>e</w:t>
+      </w:r>
+      <w:r>
+        <w:rPr>
+          <w:rFonts w:ascii="Arial" w:hAnsi="Arial" w:cs="Arial"/>
+          <w:b/>
+          <w:bCs/>
+          <w:color w:val="EE0000"/>
+          <w:sz w:val="28"/>
+          <w:szCs w:val="28"/>
+        </w:rPr>
+        <w:t>licitation</w:t>
+      </w:r>
+      <w:bookmarkEnd w:id="12"/>
     </w:p>
     <w:p>
       <w:pPr>
         <w:spacing w:line="360" w:lineRule="auto"/>
         <w:ind w:left="567"/>
-        <w:rPr>
-          <w:rFonts w:ascii="Arial" w:hAnsi="Arial" w:cs="Arial"/>
-        </w:rPr>
-      </w:pPr>
-      <w:r>
-        <w:rPr>
-          <w:rFonts w:ascii="Arial" w:hAnsi="Arial" w:cs="Arial"/>
-        </w:rPr>
-        <w:t>Based on the problem statement, the system’s key functional requirements</w:t>
+        <w:jc w:val="both"/>
+        <w:rPr>
+          <w:rFonts w:ascii="Arial" w:hAnsi="Arial" w:cs="Arial"/>
+        </w:rPr>
+      </w:pPr>
+      <w:r>
+        <w:rPr>
+          <w:rFonts w:ascii="Arial" w:hAnsi="Arial" w:cs="Arial"/>
+        </w:rPr>
+        <w:t xml:space="preserve">The requirements for the Student Enrolment and Course Management System were elicited using a combination of </w:t>
+      </w:r>
+      <w:r>
+        <w:rPr>
+          <w:rFonts w:ascii="Arial" w:hAnsi="Arial" w:cs="Arial"/>
+        </w:rPr>
+        <w:t xml:space="preserve">problem statement </w:t>
+      </w:r>
+      <w:r>
+        <w:rPr>
+          <w:rFonts w:ascii="Arial" w:hAnsi="Arial" w:cs="Arial"/>
+        </w:rPr>
+        <w:t>analysis</w:t>
+      </w:r>
+      <w:r>
+        <w:rPr>
+          <w:rFonts w:ascii="Arial" w:hAnsi="Arial" w:cs="Arial"/>
+        </w:rPr>
+        <w:t>,</w:t>
       </w:r>
       <w:r>
         <w:rPr>
@@ -4819,13 +5225,185 @@
         <w:rPr>
           <w:rFonts w:ascii="Arial" w:hAnsi="Arial" w:cs="Arial"/>
         </w:rPr>
-        <w:t>are identified as follows</w:t>
-      </w:r>
-      <w:r>
-        <w:rPr>
-          <w:rFonts w:ascii="Arial" w:hAnsi="Arial" w:cs="Arial"/>
-        </w:rPr>
-        <w:t xml:space="preserve">: </w:t>
+        <w:t xml:space="preserve">existing </w:t>
+      </w:r>
+      <w:r>
+        <w:rPr>
+          <w:rFonts w:ascii="Arial" w:hAnsi="Arial" w:cs="Arial"/>
+        </w:rPr>
+        <w:t>document analysis,</w:t>
+      </w:r>
+      <w:r>
+        <w:rPr>
+          <w:rFonts w:ascii="Arial" w:hAnsi="Arial" w:cs="Arial"/>
+        </w:rPr>
+        <w:t xml:space="preserve"> observation of existing system</w:t>
+      </w:r>
+      <w:r>
+        <w:rPr>
+          <w:rFonts w:ascii="Arial" w:hAnsi="Arial" w:cs="Arial"/>
+        </w:rPr>
+        <w:t>, and qu</w:t>
+      </w:r>
+      <w:r>
+        <w:rPr>
+          <w:rFonts w:ascii="Arial" w:hAnsi="Arial" w:cs="Arial"/>
+        </w:rPr>
+        <w:t>estionnaires for</w:t>
+      </w:r>
+      <w:r>
+        <w:rPr>
+          <w:rFonts w:ascii="Arial" w:hAnsi="Arial" w:cs="Arial"/>
+        </w:rPr>
+        <w:t xml:space="preserve"> </w:t>
+      </w:r>
+      <w:r>
+        <w:rPr>
+          <w:rFonts w:ascii="Arial" w:hAnsi="Arial" w:cs="Arial"/>
+        </w:rPr>
+        <w:t xml:space="preserve">stakeholder </w:t>
+      </w:r>
+      <w:r>
+        <w:rPr>
+          <w:rFonts w:ascii="Arial" w:hAnsi="Arial" w:cs="Arial"/>
+        </w:rPr>
+        <w:t>to ensure accuracy, completeness, and traceability.</w:t>
+      </w:r>
+      <w:r>
+        <w:rPr>
+          <w:rFonts w:ascii="Arial" w:hAnsi="Arial" w:cs="Arial"/>
+        </w:rPr>
+        <w:t xml:space="preserve"> </w:t>
+      </w:r>
+    </w:p>
+    <w:p>
+      <w:pPr>
+        <w:pStyle w:val="Heading3"/>
+        <w:ind w:left="567"/>
+        <w:jc w:val="both"/>
+        <w:rPr>
+          <w:rFonts w:ascii="Arial" w:hAnsi="Arial" w:cs="Arial"/>
+          <w:b/>
+          <w:bCs/>
+          <w:color w:val="EE0000"/>
+          <w:sz w:val="24"/>
+          <w:szCs w:val="24"/>
+        </w:rPr>
+      </w:pPr>
+      <w:bookmarkStart w:id="13" w:name="_Toc227105553"/>
+      <w:r>
+        <w:rPr>
+          <w:rFonts w:ascii="Arial" w:hAnsi="Arial" w:cs="Arial"/>
+          <w:b/>
+          <w:bCs/>
+          <w:color w:val="EE0000"/>
+          <w:sz w:val="24"/>
+          <w:szCs w:val="24"/>
+        </w:rPr>
+        <w:t>i.</w:t>
+      </w:r>
+      <w:r>
+        <w:rPr>
+          <w:rFonts w:ascii="Arial" w:hAnsi="Arial" w:cs="Arial"/>
+          <w:b/>
+          <w:bCs/>
+          <w:color w:val="EE0000"/>
+          <w:sz w:val="24"/>
+          <w:szCs w:val="24"/>
+        </w:rPr>
+        <w:t xml:space="preserve"> </w:t>
+      </w:r>
+      <w:r>
+        <w:rPr>
+          <w:rFonts w:ascii="Arial" w:hAnsi="Arial" w:cs="Arial"/>
+          <w:b/>
+          <w:bCs/>
+          <w:color w:val="EE0000"/>
+          <w:sz w:val="24"/>
+          <w:szCs w:val="24"/>
+        </w:rPr>
+        <w:t>P</w:t>
+      </w:r>
+      <w:r>
+        <w:rPr>
+          <w:rFonts w:ascii="Arial" w:hAnsi="Arial" w:cs="Arial"/>
+          <w:b/>
+          <w:bCs/>
+          <w:color w:val="EE0000"/>
+          <w:sz w:val="24"/>
+          <w:szCs w:val="24"/>
+        </w:rPr>
+        <w:t xml:space="preserve">roblem statement </w:t>
+      </w:r>
+      <w:r>
+        <w:rPr>
+          <w:rFonts w:ascii="Arial" w:hAnsi="Arial" w:cs="Arial"/>
+          <w:b/>
+          <w:bCs/>
+          <w:color w:val="EE0000"/>
+          <w:sz w:val="24"/>
+          <w:szCs w:val="24"/>
+        </w:rPr>
+        <w:t>analysis</w:t>
+      </w:r>
+      <w:bookmarkEnd w:id="13"/>
+    </w:p>
+    <w:p>
+      <w:pPr>
+        <w:spacing w:after="0" w:line="360" w:lineRule="auto"/>
+        <w:ind w:left="851"/>
+        <w:jc w:val="both"/>
+        <w:rPr>
+          <w:rFonts w:ascii="Arial" w:hAnsi="Arial" w:cs="Arial"/>
+        </w:rPr>
+      </w:pPr>
+      <w:r>
+        <w:rPr>
+          <w:rFonts w:ascii="Arial" w:hAnsi="Arial" w:cs="Arial"/>
+        </w:rPr>
+        <w:t>Firstly, the problem statement was analysed to identify the key system requirements based</w:t>
+      </w:r>
+      <w:r>
+        <w:rPr>
+          <w:rFonts w:ascii="Arial" w:hAnsi="Arial" w:cs="Arial"/>
+        </w:rPr>
+        <w:t xml:space="preserve"> on</w:t>
+      </w:r>
+      <w:r>
+        <w:rPr>
+          <w:rFonts w:ascii="Arial" w:hAnsi="Arial" w:cs="Arial"/>
+        </w:rPr>
+        <w:t xml:space="preserve"> </w:t>
+      </w:r>
+      <w:r>
+        <w:rPr>
+          <w:rFonts w:ascii="Arial" w:hAnsi="Arial" w:cs="Arial"/>
+        </w:rPr>
+        <w:t xml:space="preserve">the </w:t>
+      </w:r>
+      <w:r>
+        <w:rPr>
+          <w:rFonts w:ascii="Arial" w:hAnsi="Arial" w:cs="Arial"/>
+        </w:rPr>
+        <w:t>requirements</w:t>
+      </w:r>
+      <w:r>
+        <w:rPr>
+          <w:rFonts w:ascii="Arial" w:hAnsi="Arial" w:cs="Arial"/>
+        </w:rPr>
+        <w:t xml:space="preserve"> from AUT</w:t>
+      </w:r>
+      <w:r>
+        <w:rPr>
+          <w:rFonts w:ascii="Arial" w:hAnsi="Arial" w:cs="Arial"/>
+        </w:rPr>
+        <w:t>, several system requirements were identified</w:t>
+      </w:r>
+      <w:r>
+        <w:rPr>
+          <w:rFonts w:ascii="Arial" w:hAnsi="Arial" w:cs="Arial"/>
+        </w:rPr>
+        <w:t>:</w:t>
       </w:r>
     </w:p>
     <w:p>
@@ -4833,58 +5411,19 @@
         <w:pStyle w:val="ListParagraph"/>
         <w:numPr>
           <w:ilvl w:val="0"/>
-          <w:numId w:val="12"/>
-        </w:numPr>
-        <w:spacing w:line="360" w:lineRule="auto"/>
-        <w:rPr>
-          <w:rFonts w:ascii="Arial" w:hAnsi="Arial" w:cs="Arial"/>
-        </w:rPr>
-      </w:pPr>
-      <w:r>
-        <w:rPr>
-          <w:rFonts w:ascii="Arial" w:hAnsi="Arial" w:cs="Arial"/>
-        </w:rPr>
-        <w:t>Course Search and Viewing:</w:t>
-      </w:r>
-    </w:p>
-    <w:p>
-      <w:pPr>
-        <w:pStyle w:val="ListParagraph"/>
-        <w:numPr>
-          <w:ilvl w:val="1"/>
-          <w:numId w:val="12"/>
-        </w:numPr>
-        <w:spacing w:line="360" w:lineRule="auto"/>
-        <w:ind w:left="1843"/>
-        <w:rPr>
-          <w:rFonts w:ascii="Arial" w:hAnsi="Arial" w:cs="Arial"/>
-        </w:rPr>
-      </w:pPr>
-      <w:r>
-        <w:rPr>
-          <w:rFonts w:ascii="Arial" w:hAnsi="Arial" w:cs="Arial"/>
-        </w:rPr>
-        <w:t>The system shall allow students to search for available courses by course code, course name, or department.</w:t>
-      </w:r>
-    </w:p>
-    <w:p>
-      <w:pPr>
-        <w:pStyle w:val="ListParagraph"/>
-        <w:numPr>
-          <w:ilvl w:val="1"/>
-          <w:numId w:val="12"/>
-        </w:numPr>
-        <w:spacing w:line="360" w:lineRule="auto"/>
-        <w:ind w:left="1843"/>
-        <w:rPr>
-          <w:rFonts w:ascii="Arial" w:hAnsi="Arial" w:cs="Arial"/>
-        </w:rPr>
-      </w:pPr>
-      <w:r>
-        <w:rPr>
-          <w:rFonts w:ascii="Arial" w:hAnsi="Arial" w:cs="Arial"/>
-        </w:rPr>
-        <w:t>The system shall display detailed course information, including course description, prerequisites, capacity, and timetable.</w:t>
+          <w:numId w:val="15"/>
+        </w:numPr>
+        <w:spacing w:after="0" w:line="360" w:lineRule="auto"/>
+        <w:jc w:val="both"/>
+        <w:rPr>
+          <w:rFonts w:ascii="Arial" w:hAnsi="Arial" w:cs="Arial"/>
+        </w:rPr>
+      </w:pPr>
+      <w:r>
+        <w:rPr>
+          <w:rFonts w:ascii="Arial" w:hAnsi="Arial" w:cs="Arial"/>
+        </w:rPr>
+        <w:t>The need for students to search, select, and enrol in courses indicates that the system shall provide functionality for course search, course selection, and enrolment management.</w:t>
       </w:r>
     </w:p>
     <w:p>
@@ -4892,118 +5431,19 @@
         <w:pStyle w:val="ListParagraph"/>
         <w:numPr>
           <w:ilvl w:val="0"/>
-          <w:numId w:val="12"/>
-        </w:numPr>
-        <w:spacing w:line="360" w:lineRule="auto"/>
-        <w:rPr>
-          <w:rFonts w:ascii="Arial" w:hAnsi="Arial" w:cs="Arial"/>
-        </w:rPr>
-      </w:pPr>
-      <w:r>
-        <w:rPr>
-          <w:rFonts w:ascii="Arial" w:hAnsi="Arial" w:cs="Arial"/>
-        </w:rPr>
-        <w:t>Course Enrolment:</w:t>
-      </w:r>
-    </w:p>
-    <w:p>
-      <w:pPr>
-        <w:pStyle w:val="ListParagraph"/>
-        <w:numPr>
-          <w:ilvl w:val="1"/>
-          <w:numId w:val="5"/>
-        </w:numPr>
-        <w:spacing w:line="360" w:lineRule="auto"/>
-        <w:ind w:left="1843"/>
-        <w:rPr>
-          <w:rFonts w:ascii="Arial" w:hAnsi="Arial" w:cs="Arial"/>
-        </w:rPr>
-      </w:pPr>
-      <w:r>
-        <w:rPr>
-          <w:rFonts w:ascii="Arial" w:hAnsi="Arial" w:cs="Arial"/>
-        </w:rPr>
-        <w:t>The system shall allow students to enrol in selected courses.</w:t>
-      </w:r>
-    </w:p>
-    <w:p>
-      <w:pPr>
-        <w:pStyle w:val="ListParagraph"/>
-        <w:numPr>
-          <w:ilvl w:val="1"/>
-          <w:numId w:val="5"/>
-        </w:numPr>
-        <w:spacing w:line="360" w:lineRule="auto"/>
-        <w:ind w:left="1843"/>
-        <w:rPr>
-          <w:rFonts w:ascii="Arial" w:hAnsi="Arial" w:cs="Arial"/>
-        </w:rPr>
-      </w:pPr>
-      <w:r>
-        <w:rPr>
-          <w:rFonts w:ascii="Arial" w:hAnsi="Arial" w:cs="Arial"/>
-        </w:rPr>
-        <w:t>The system shall automatically check prerequisites before allowing enrolment.</w:t>
-      </w:r>
-    </w:p>
-    <w:p>
-      <w:pPr>
-        <w:pStyle w:val="ListParagraph"/>
-        <w:numPr>
-          <w:ilvl w:val="1"/>
-          <w:numId w:val="5"/>
-        </w:numPr>
-        <w:spacing w:line="360" w:lineRule="auto"/>
-        <w:ind w:left="1843"/>
-        <w:rPr>
-          <w:rFonts w:ascii="Arial" w:hAnsi="Arial" w:cs="Arial"/>
-        </w:rPr>
-      </w:pPr>
-      <w:r>
-        <w:rPr>
-          <w:rFonts w:ascii="Arial" w:hAnsi="Arial" w:cs="Arial"/>
-        </w:rPr>
-        <w:t>The system shall automatically verify course availability before confirming enrolment.</w:t>
-      </w:r>
-    </w:p>
-    <w:p>
-      <w:pPr>
-        <w:pStyle w:val="ListParagraph"/>
-        <w:numPr>
-          <w:ilvl w:val="1"/>
-          <w:numId w:val="5"/>
-        </w:numPr>
-        <w:spacing w:line="360" w:lineRule="auto"/>
-        <w:ind w:left="1843"/>
-        <w:rPr>
-          <w:rFonts w:ascii="Arial" w:hAnsi="Arial" w:cs="Arial"/>
-        </w:rPr>
-      </w:pPr>
-      <w:r>
-        <w:rPr>
-          <w:rFonts w:ascii="Arial" w:hAnsi="Arial" w:cs="Arial"/>
-        </w:rPr>
-        <w:t>The system shall detect timetable clashes and notify students before enrolment confirmation.</w:t>
-      </w:r>
-    </w:p>
-    <w:p>
-      <w:pPr>
-        <w:pStyle w:val="ListParagraph"/>
-        <w:numPr>
-          <w:ilvl w:val="1"/>
-          <w:numId w:val="5"/>
-        </w:numPr>
-        <w:spacing w:line="360" w:lineRule="auto"/>
-        <w:ind w:left="1843"/>
-        <w:rPr>
-          <w:rFonts w:ascii="Arial" w:hAnsi="Arial" w:cs="Arial"/>
-        </w:rPr>
-      </w:pPr>
-      <w:r>
-        <w:rPr>
-          <w:rFonts w:ascii="Arial" w:hAnsi="Arial" w:cs="Arial"/>
-        </w:rPr>
-        <w:t>The system shall allow students to adjust their course selection if timetable conflicts are detected.</w:t>
+          <w:numId w:val="15"/>
+        </w:numPr>
+        <w:spacing w:after="0" w:line="360" w:lineRule="auto"/>
+        <w:jc w:val="both"/>
+        <w:rPr>
+          <w:rFonts w:ascii="Arial" w:hAnsi="Arial" w:cs="Arial"/>
+        </w:rPr>
+      </w:pPr>
+      <w:r>
+        <w:rPr>
+          <w:rFonts w:ascii="Arial" w:hAnsi="Arial" w:cs="Arial"/>
+        </w:rPr>
+        <w:t>The requirement for students to view their enrolled courses and timetable suggests that the system shall provide timetable visualisation and allow students to view and manage their enrolled courses.</w:t>
       </w:r>
     </w:p>
     <w:p>
@@ -5011,58 +5451,19 @@
         <w:pStyle w:val="ListParagraph"/>
         <w:numPr>
           <w:ilvl w:val="0"/>
-          <w:numId w:val="12"/>
-        </w:numPr>
-        <w:spacing w:line="360" w:lineRule="auto"/>
-        <w:rPr>
-          <w:rFonts w:ascii="Arial" w:hAnsi="Arial" w:cs="Arial"/>
-        </w:rPr>
-      </w:pPr>
-      <w:r>
-        <w:rPr>
-          <w:rFonts w:ascii="Arial" w:hAnsi="Arial" w:cs="Arial"/>
-        </w:rPr>
-        <w:t>Timetable Management (Enrolment View):</w:t>
-      </w:r>
-    </w:p>
-    <w:p>
-      <w:pPr>
-        <w:pStyle w:val="ListParagraph"/>
-        <w:numPr>
-          <w:ilvl w:val="1"/>
-          <w:numId w:val="5"/>
-        </w:numPr>
-        <w:spacing w:line="360" w:lineRule="auto"/>
-        <w:ind w:left="1843"/>
-        <w:rPr>
-          <w:rFonts w:ascii="Arial" w:hAnsi="Arial" w:cs="Arial"/>
-        </w:rPr>
-      </w:pPr>
-      <w:r>
-        <w:rPr>
-          <w:rFonts w:ascii="Arial" w:hAnsi="Arial" w:cs="Arial"/>
-        </w:rPr>
-        <w:t>The system shall display a timetable of the student’s enrolled courses.</w:t>
-      </w:r>
-    </w:p>
-    <w:p>
-      <w:pPr>
-        <w:pStyle w:val="ListParagraph"/>
-        <w:numPr>
-          <w:ilvl w:val="1"/>
-          <w:numId w:val="5"/>
-        </w:numPr>
-        <w:spacing w:line="360" w:lineRule="auto"/>
-        <w:ind w:left="1843"/>
-        <w:rPr>
-          <w:rFonts w:ascii="Arial" w:hAnsi="Arial" w:cs="Arial"/>
-        </w:rPr>
-      </w:pPr>
-      <w:r>
-        <w:rPr>
-          <w:rFonts w:ascii="Arial" w:hAnsi="Arial" w:cs="Arial"/>
-        </w:rPr>
-        <w:t>The system shall visually highlight any timetable clashes between selected courses.</w:t>
+          <w:numId w:val="15"/>
+        </w:numPr>
+        <w:spacing w:after="0" w:line="360" w:lineRule="auto"/>
+        <w:jc w:val="both"/>
+        <w:rPr>
+          <w:rFonts w:ascii="Arial" w:hAnsi="Arial" w:cs="Arial"/>
+        </w:rPr>
+      </w:pPr>
+      <w:r>
+        <w:rPr>
+          <w:rFonts w:ascii="Arial" w:hAnsi="Arial" w:cs="Arial"/>
+        </w:rPr>
+        <w:t>The need to check prerequisites, course availability, and timetable conflicts indicates that the system shall automatically validate prerequisite requirements, check course capacity, and detect timetable clashes before confirming enrolment.</w:t>
       </w:r>
     </w:p>
     <w:p>
@@ -5070,91 +5471,132 @@
         <w:pStyle w:val="ListParagraph"/>
         <w:numPr>
           <w:ilvl w:val="0"/>
-          <w:numId w:val="12"/>
-        </w:numPr>
-        <w:spacing w:line="360" w:lineRule="auto"/>
-        <w:rPr>
-          <w:rFonts w:ascii="Arial" w:hAnsi="Arial" w:cs="Arial"/>
-        </w:rPr>
-      </w:pPr>
-      <w:r>
-        <w:rPr>
-          <w:rFonts w:ascii="Arial" w:hAnsi="Arial" w:cs="Arial"/>
-        </w:rPr>
-        <w:t>Staff Course Management:</w:t>
-      </w:r>
-    </w:p>
-    <w:p>
-      <w:pPr>
-        <w:pStyle w:val="ListParagraph"/>
-        <w:numPr>
-          <w:ilvl w:val="1"/>
-          <w:numId w:val="5"/>
-        </w:numPr>
-        <w:spacing w:line="360" w:lineRule="auto"/>
-        <w:ind w:left="1843"/>
-        <w:rPr>
-          <w:rFonts w:ascii="Arial" w:hAnsi="Arial" w:cs="Arial"/>
-        </w:rPr>
-      </w:pPr>
-      <w:r>
-        <w:rPr>
-          <w:rFonts w:ascii="Arial" w:hAnsi="Arial" w:cs="Arial"/>
-        </w:rPr>
-        <w:t>The system shall allow Academic Department</w:t>
-      </w:r>
-      <w:r>
-        <w:rPr>
-          <w:rFonts w:ascii="Arial" w:hAnsi="Arial" w:cs="Arial"/>
-        </w:rPr>
-        <w:t>s</w:t>
-      </w:r>
-      <w:r>
-        <w:rPr>
-          <w:rFonts w:ascii="Arial" w:hAnsi="Arial" w:cs="Arial"/>
-        </w:rPr>
-        <w:t xml:space="preserve"> staff to add, update, and remove course information, including descriptions, prerequisites, capacity, and timetable details.</w:t>
-      </w:r>
-    </w:p>
-    <w:p>
-      <w:pPr>
-        <w:pStyle w:val="ListParagraph"/>
-        <w:numPr>
-          <w:ilvl w:val="1"/>
-          <w:numId w:val="5"/>
-        </w:numPr>
-        <w:spacing w:line="360" w:lineRule="auto"/>
-        <w:ind w:left="1843"/>
-        <w:rPr>
-          <w:rFonts w:ascii="Arial" w:hAnsi="Arial" w:cs="Arial"/>
-        </w:rPr>
-      </w:pPr>
-      <w:r>
-        <w:rPr>
-          <w:rFonts w:ascii="Arial" w:hAnsi="Arial" w:cs="Arial"/>
-        </w:rPr>
-        <w:t>The system shall allow Registry/Admissions staff to review and approve student enrolment requests.</w:t>
-      </w:r>
-    </w:p>
-    <w:p>
-      <w:pPr>
-        <w:pStyle w:val="ListParagraph"/>
-        <w:numPr>
-          <w:ilvl w:val="1"/>
-          <w:numId w:val="5"/>
-        </w:numPr>
-        <w:spacing w:line="360" w:lineRule="auto"/>
-        <w:ind w:left="1843"/>
-        <w:rPr>
-          <w:rFonts w:ascii="Arial" w:hAnsi="Arial" w:cs="Arial"/>
-        </w:rPr>
-      </w:pPr>
+          <w:numId w:val="15"/>
+        </w:numPr>
+        <w:spacing w:after="0" w:line="360" w:lineRule="auto"/>
+        <w:jc w:val="both"/>
+        <w:rPr>
+          <w:rFonts w:ascii="Arial" w:hAnsi="Arial" w:cs="Arial"/>
+        </w:rPr>
+      </w:pPr>
+      <w:r>
+        <w:rPr>
+          <w:rFonts w:ascii="Arial" w:hAnsi="Arial" w:cs="Arial"/>
+        </w:rPr>
+        <w:t>The requirement for academic department staff to manage course information suggests that the system shall allow staff to view</w:t>
+      </w:r>
+      <w:r>
+        <w:rPr>
+          <w:rFonts w:ascii="Arial" w:hAnsi="Arial" w:cs="Arial"/>
+        </w:rPr>
+        <w:t xml:space="preserve"> and</w:t>
+      </w:r>
+      <w:r>
+        <w:rPr>
+          <w:rFonts w:ascii="Arial" w:hAnsi="Arial" w:cs="Arial"/>
+        </w:rPr>
+        <w:t xml:space="preserve"> update course details, </w:t>
+      </w:r>
+      <w:r>
+        <w:rPr>
+          <w:rFonts w:ascii="Arial" w:hAnsi="Arial" w:cs="Arial"/>
+        </w:rPr>
+        <w:t>as well as</w:t>
+      </w:r>
+      <w:r>
+        <w:rPr>
+          <w:rFonts w:ascii="Arial" w:hAnsi="Arial" w:cs="Arial"/>
+        </w:rPr>
+        <w:t xml:space="preserve"> integrate with existing systems to ensure course information is accurate and up to date.</w:t>
+      </w:r>
+    </w:p>
+    <w:p>
+      <w:pPr>
+        <w:pStyle w:val="ListParagraph"/>
+        <w:numPr>
+          <w:ilvl w:val="0"/>
+          <w:numId w:val="15"/>
+        </w:numPr>
+        <w:spacing w:after="0" w:line="360" w:lineRule="auto"/>
+        <w:jc w:val="both"/>
+        <w:rPr>
+          <w:rFonts w:ascii="Arial" w:hAnsi="Arial" w:cs="Arial"/>
+        </w:rPr>
+      </w:pPr>
+      <w:r>
+        <w:rPr>
+          <w:rFonts w:ascii="Arial" w:hAnsi="Arial" w:cs="Arial"/>
+        </w:rPr>
+        <w:t xml:space="preserve">The need for </w:t>
+      </w:r>
+      <w:r>
+        <w:rPr>
+          <w:rFonts w:ascii="Arial" w:hAnsi="Arial" w:cs="Arial"/>
+        </w:rPr>
+        <w:t>a</w:t>
+      </w:r>
+      <w:r>
+        <w:rPr>
+          <w:rFonts w:ascii="Arial" w:hAnsi="Arial" w:cs="Arial"/>
+        </w:rPr>
+        <w:t xml:space="preserve">cademic </w:t>
+      </w:r>
+      <w:r>
+        <w:rPr>
+          <w:rFonts w:ascii="Arial" w:hAnsi="Arial" w:cs="Arial"/>
+        </w:rPr>
+        <w:t>r</w:t>
+      </w:r>
+      <w:r>
+        <w:rPr>
+          <w:rFonts w:ascii="Arial" w:hAnsi="Arial" w:cs="Arial"/>
+        </w:rPr>
+        <w:t>egistry staff to review and approve enrolments indicates that the system shall support an enrolment approval workflow based on academic and administrative rules.</w:t>
+      </w:r>
+    </w:p>
+    <w:p>
+      <w:pPr>
+        <w:pStyle w:val="ListParagraph"/>
+        <w:numPr>
+          <w:ilvl w:val="0"/>
+          <w:numId w:val="15"/>
+        </w:numPr>
+        <w:spacing w:after="0" w:line="360" w:lineRule="auto"/>
+        <w:jc w:val="both"/>
+        <w:rPr>
+          <w:rFonts w:ascii="Arial" w:hAnsi="Arial" w:cs="Arial"/>
+        </w:rPr>
+      </w:pPr>
+      <w:r>
+        <w:rPr>
+          <w:rFonts w:ascii="Arial" w:hAnsi="Arial" w:cs="Arial"/>
+        </w:rPr>
+        <w:t xml:space="preserve">The requirement for </w:t>
+      </w:r>
+      <w:r>
+        <w:rPr>
+          <w:rFonts w:ascii="Arial" w:hAnsi="Arial" w:cs="Arial"/>
+        </w:rPr>
+        <w:t>f</w:t>
+      </w:r>
+      <w:r>
+        <w:rPr>
+          <w:rFonts w:ascii="Arial" w:hAnsi="Arial" w:cs="Arial"/>
+        </w:rPr>
+        <w:t xml:space="preserve">inance staff to monitor and manage payments and confirm enrolments suggests that the system shall support payment processing, automatically verify payment status, and confirm enrolment </w:t>
+      </w:r>
       <w:r>
         <w:rPr>
           <w:rFonts w:ascii="Arial" w:hAnsi="Arial" w:cs="Arial"/>
         </w:rPr>
         <w:lastRenderedPageBreak/>
-        <w:t>The system shall enforce prerequisite, course capacity, and timetable clash rules during approval.</w:t>
+        <w:t>only after successful payment, while allowing finance staff to handle exceptional cases</w:t>
+      </w:r>
+      <w:r>
+        <w:rPr>
+          <w:rFonts w:ascii="Arial" w:hAnsi="Arial" w:cs="Arial"/>
+        </w:rPr>
+        <w:t>.</w:t>
       </w:r>
     </w:p>
     <w:p>
@@ -5162,78 +5604,19 @@
         <w:pStyle w:val="ListParagraph"/>
         <w:numPr>
           <w:ilvl w:val="0"/>
-          <w:numId w:val="12"/>
-        </w:numPr>
-        <w:spacing w:line="360" w:lineRule="auto"/>
-        <w:rPr>
-          <w:rFonts w:ascii="Arial" w:hAnsi="Arial" w:cs="Arial"/>
-        </w:rPr>
-      </w:pPr>
-      <w:r>
-        <w:rPr>
-          <w:rFonts w:ascii="Arial" w:hAnsi="Arial" w:cs="Arial"/>
-        </w:rPr>
-        <w:t>Payment Processing and Enrolment Confirmation:</w:t>
-      </w:r>
-    </w:p>
-    <w:p>
-      <w:pPr>
-        <w:pStyle w:val="ListParagraph"/>
-        <w:numPr>
-          <w:ilvl w:val="1"/>
-          <w:numId w:val="5"/>
-        </w:numPr>
-        <w:spacing w:line="360" w:lineRule="auto"/>
-        <w:ind w:left="1843"/>
-        <w:rPr>
-          <w:rFonts w:ascii="Arial" w:hAnsi="Arial" w:cs="Arial"/>
-        </w:rPr>
-      </w:pPr>
-      <w:r>
-        <w:rPr>
-          <w:rFonts w:ascii="Arial" w:hAnsi="Arial" w:cs="Arial"/>
-        </w:rPr>
-        <w:t>The system shall allow Finance Department staff to process tuition and course-related payments.</w:t>
-      </w:r>
-    </w:p>
-    <w:p>
-      <w:pPr>
-        <w:pStyle w:val="ListParagraph"/>
-        <w:numPr>
-          <w:ilvl w:val="1"/>
-          <w:numId w:val="5"/>
-        </w:numPr>
-        <w:spacing w:line="360" w:lineRule="auto"/>
-        <w:ind w:left="1843"/>
-        <w:rPr>
-          <w:rFonts w:ascii="Arial" w:hAnsi="Arial" w:cs="Arial"/>
-        </w:rPr>
-      </w:pPr>
-      <w:r>
-        <w:rPr>
-          <w:rFonts w:ascii="Arial" w:hAnsi="Arial" w:cs="Arial"/>
-        </w:rPr>
-        <w:t>The system shall confirm student enrolment only after successful payment verification.</w:t>
-      </w:r>
-    </w:p>
-    <w:p>
-      <w:pPr>
-        <w:pStyle w:val="ListParagraph"/>
-        <w:numPr>
-          <w:ilvl w:val="1"/>
-          <w:numId w:val="5"/>
-        </w:numPr>
-        <w:spacing w:line="360" w:lineRule="auto"/>
-        <w:ind w:left="1843"/>
-        <w:rPr>
-          <w:rFonts w:ascii="Arial" w:hAnsi="Arial" w:cs="Arial"/>
-        </w:rPr>
-      </w:pPr>
-      <w:r>
-        <w:rPr>
-          <w:rFonts w:ascii="Arial" w:hAnsi="Arial" w:cs="Arial"/>
-        </w:rPr>
-        <w:t>The system shall automatically update enrolment status after payment confirmation.</w:t>
+          <w:numId w:val="15"/>
+        </w:numPr>
+        <w:spacing w:after="0" w:line="360" w:lineRule="auto"/>
+        <w:jc w:val="both"/>
+        <w:rPr>
+          <w:rFonts w:ascii="Arial" w:hAnsi="Arial" w:cs="Arial"/>
+        </w:rPr>
+      </w:pPr>
+      <w:r>
+        <w:rPr>
+          <w:rFonts w:ascii="Arial" w:hAnsi="Arial" w:cs="Arial"/>
+        </w:rPr>
+        <w:t>The need for coordination across multiple departments indicates that the system shall support integrated workflows and real-time data sharing between departments.</w:t>
       </w:r>
     </w:p>
     <w:p>
@@ -5241,78 +5624,19 @@
         <w:pStyle w:val="ListParagraph"/>
         <w:numPr>
           <w:ilvl w:val="0"/>
-          <w:numId w:val="12"/>
-        </w:numPr>
-        <w:spacing w:line="360" w:lineRule="auto"/>
-        <w:rPr>
-          <w:rFonts w:ascii="Arial" w:hAnsi="Arial" w:cs="Arial"/>
-        </w:rPr>
-      </w:pPr>
-      <w:r>
-        <w:rPr>
-          <w:rFonts w:ascii="Arial" w:hAnsi="Arial" w:cs="Arial"/>
-        </w:rPr>
-        <w:t>Notifications:</w:t>
-      </w:r>
-    </w:p>
-    <w:p>
-      <w:pPr>
-        <w:pStyle w:val="ListParagraph"/>
-        <w:numPr>
-          <w:ilvl w:val="1"/>
-          <w:numId w:val="5"/>
-        </w:numPr>
-        <w:spacing w:line="360" w:lineRule="auto"/>
-        <w:ind w:left="1843"/>
-        <w:rPr>
-          <w:rFonts w:ascii="Arial" w:hAnsi="Arial" w:cs="Arial"/>
-        </w:rPr>
-      </w:pPr>
-      <w:r>
-        <w:rPr>
-          <w:rFonts w:ascii="Arial" w:hAnsi="Arial" w:cs="Arial"/>
-        </w:rPr>
-        <w:t>The system shall notify students of successful enrolment confirmation.</w:t>
-      </w:r>
-    </w:p>
-    <w:p>
-      <w:pPr>
-        <w:pStyle w:val="ListParagraph"/>
-        <w:numPr>
-          <w:ilvl w:val="1"/>
-          <w:numId w:val="5"/>
-        </w:numPr>
-        <w:spacing w:line="360" w:lineRule="auto"/>
-        <w:ind w:left="1843"/>
-        <w:rPr>
-          <w:rFonts w:ascii="Arial" w:hAnsi="Arial" w:cs="Arial"/>
-        </w:rPr>
-      </w:pPr>
-      <w:r>
-        <w:rPr>
-          <w:rFonts w:ascii="Arial" w:hAnsi="Arial" w:cs="Arial"/>
-        </w:rPr>
-        <w:t>The system shall notify students of any enrolment issues, including timetable clashes or prerequisite violations.</w:t>
-      </w:r>
-    </w:p>
-    <w:p>
-      <w:pPr>
-        <w:pStyle w:val="ListParagraph"/>
-        <w:numPr>
-          <w:ilvl w:val="1"/>
-          <w:numId w:val="5"/>
-        </w:numPr>
-        <w:spacing w:line="360" w:lineRule="auto"/>
-        <w:ind w:left="1843"/>
-        <w:rPr>
-          <w:rFonts w:ascii="Arial" w:hAnsi="Arial" w:cs="Arial"/>
-        </w:rPr>
-      </w:pPr>
-      <w:r>
-        <w:rPr>
-          <w:rFonts w:ascii="Arial" w:hAnsi="Arial" w:cs="Arial"/>
-        </w:rPr>
-        <w:t>The system shall notify staff of pending enrolment requests requiring approval.</w:t>
+          <w:numId w:val="15"/>
+        </w:numPr>
+        <w:spacing w:after="0" w:line="360" w:lineRule="auto"/>
+        <w:jc w:val="both"/>
+        <w:rPr>
+          <w:rFonts w:ascii="Arial" w:hAnsi="Arial" w:cs="Arial"/>
+        </w:rPr>
+      </w:pPr>
+      <w:r>
+        <w:rPr>
+          <w:rFonts w:ascii="Arial" w:hAnsi="Arial" w:cs="Arial"/>
+        </w:rPr>
+        <w:t>The requirement to support both domestic and international students suggests that the system shall handle different enrolment rules, fee structures, and approval processes.</w:t>
       </w:r>
     </w:p>
     <w:p>
@@ -5320,58 +5644,19 @@
         <w:pStyle w:val="ListParagraph"/>
         <w:numPr>
           <w:ilvl w:val="0"/>
-          <w:numId w:val="12"/>
-        </w:numPr>
-        <w:spacing w:line="360" w:lineRule="auto"/>
-        <w:rPr>
-          <w:rFonts w:ascii="Arial" w:hAnsi="Arial" w:cs="Arial"/>
-        </w:rPr>
-      </w:pPr>
-      <w:r>
-        <w:rPr>
-          <w:rFonts w:ascii="Arial" w:hAnsi="Arial" w:cs="Arial"/>
-        </w:rPr>
-        <w:t>User Access and Security:</w:t>
-      </w:r>
-    </w:p>
-    <w:p>
-      <w:pPr>
-        <w:pStyle w:val="ListParagraph"/>
-        <w:numPr>
-          <w:ilvl w:val="1"/>
-          <w:numId w:val="5"/>
-        </w:numPr>
-        <w:spacing w:line="360" w:lineRule="auto"/>
-        <w:ind w:left="1843"/>
-        <w:rPr>
-          <w:rFonts w:ascii="Arial" w:hAnsi="Arial" w:cs="Arial"/>
-        </w:rPr>
-      </w:pPr>
-      <w:r>
-        <w:rPr>
-          <w:rFonts w:ascii="Arial" w:hAnsi="Arial" w:cs="Arial"/>
-        </w:rPr>
-        <w:t>The system shall restrict access to features based on user roles (Student, Academic Staff, Registry Staff, Finance Staff).</w:t>
-      </w:r>
-    </w:p>
-    <w:p>
-      <w:pPr>
-        <w:pStyle w:val="ListParagraph"/>
-        <w:numPr>
-          <w:ilvl w:val="1"/>
-          <w:numId w:val="5"/>
-        </w:numPr>
-        <w:spacing w:line="360" w:lineRule="auto"/>
-        <w:ind w:left="1843"/>
-        <w:rPr>
-          <w:rFonts w:ascii="Arial" w:hAnsi="Arial" w:cs="Arial"/>
-        </w:rPr>
-      </w:pPr>
-      <w:r>
-        <w:rPr>
-          <w:rFonts w:ascii="Arial" w:hAnsi="Arial" w:cs="Arial"/>
-        </w:rPr>
-        <w:t>The system shall require authentication before allowing access to any student or staff data.</w:t>
+          <w:numId w:val="15"/>
+        </w:numPr>
+        <w:spacing w:after="0" w:line="360" w:lineRule="auto"/>
+        <w:jc w:val="both"/>
+        <w:rPr>
+          <w:rFonts w:ascii="Arial" w:hAnsi="Arial" w:cs="Arial"/>
+        </w:rPr>
+      </w:pPr>
+      <w:r>
+        <w:rPr>
+          <w:rFonts w:ascii="Arial" w:hAnsi="Arial" w:cs="Arial"/>
+        </w:rPr>
+        <w:t>The requirement for a web-based system accessible on multiple devices indicates that the system shall be accessible through a web browser and support multiple concurrent users.</w:t>
       </w:r>
     </w:p>
     <w:p>
@@ -5379,58 +5664,858 @@
         <w:pStyle w:val="ListParagraph"/>
         <w:numPr>
           <w:ilvl w:val="0"/>
-          <w:numId w:val="12"/>
-        </w:numPr>
-        <w:spacing w:line="360" w:lineRule="auto"/>
-        <w:rPr>
-          <w:rFonts w:ascii="Arial" w:hAnsi="Arial" w:cs="Arial"/>
-        </w:rPr>
-      </w:pPr>
-      <w:r>
-        <w:rPr>
-          <w:rFonts w:ascii="Arial" w:hAnsi="Arial" w:cs="Arial"/>
-        </w:rPr>
-        <w:t>Reporting and Audit:</w:t>
-      </w:r>
-    </w:p>
-    <w:p>
-      <w:pPr>
-        <w:pStyle w:val="ListParagraph"/>
-        <w:numPr>
-          <w:ilvl w:val="1"/>
-          <w:numId w:val="5"/>
-        </w:numPr>
-        <w:spacing w:line="360" w:lineRule="auto"/>
-        <w:ind w:left="1843"/>
-        <w:rPr>
-          <w:rFonts w:ascii="Arial" w:hAnsi="Arial" w:cs="Arial"/>
-        </w:rPr>
-      </w:pPr>
-      <w:r>
-        <w:rPr>
-          <w:rFonts w:ascii="Arial" w:hAnsi="Arial" w:cs="Arial"/>
-        </w:rPr>
-        <w:t>The system shall generate enrolment reports for students, courses, and departments.</w:t>
-      </w:r>
-    </w:p>
-    <w:p>
-      <w:pPr>
-        <w:pStyle w:val="ListParagraph"/>
-        <w:numPr>
-          <w:ilvl w:val="1"/>
-          <w:numId w:val="5"/>
-        </w:numPr>
-        <w:spacing w:line="360" w:lineRule="auto"/>
-        <w:ind w:left="1843"/>
-        <w:rPr>
-          <w:rFonts w:ascii="Arial" w:hAnsi="Arial" w:cs="Arial"/>
-        </w:rPr>
-      </w:pPr>
-      <w:r>
-        <w:rPr>
-          <w:rFonts w:ascii="Arial" w:hAnsi="Arial" w:cs="Arial"/>
-        </w:rPr>
-        <w:t>The system shall maintain an audit trail of all enrolment, approval, and payment transactions.</w:t>
+          <w:numId w:val="15"/>
+        </w:numPr>
+        <w:spacing w:after="0" w:line="360" w:lineRule="auto"/>
+        <w:jc w:val="both"/>
+        <w:rPr>
+          <w:rFonts w:ascii="Arial" w:hAnsi="Arial" w:cs="Arial"/>
+        </w:rPr>
+      </w:pPr>
+      <w:r>
+        <w:rPr>
+          <w:rFonts w:ascii="Arial" w:hAnsi="Arial" w:cs="Arial"/>
+        </w:rPr>
+        <w:t>The need for improved efficiency, accuracy, and user experience indicates that the system shall provide real-time updates, ensure data consistency, and reduce manual processing</w:t>
+      </w:r>
+      <w:r>
+        <w:rPr>
+          <w:rFonts w:ascii="Arial" w:hAnsi="Arial" w:cs="Arial"/>
+        </w:rPr>
+        <w:t>.</w:t>
+      </w:r>
+    </w:p>
+    <w:p>
+      <w:pPr>
+        <w:pStyle w:val="ListParagraph"/>
+        <w:spacing w:after="0" w:line="360" w:lineRule="auto"/>
+        <w:ind w:left="851"/>
+        <w:jc w:val="both"/>
+        <w:rPr>
+          <w:rFonts w:ascii="Arial" w:hAnsi="Arial" w:cs="Arial"/>
+        </w:rPr>
+      </w:pPr>
+      <w:r>
+        <w:rPr>
+          <w:rFonts w:ascii="Arial" w:hAnsi="Arial" w:cs="Arial"/>
+        </w:rPr>
+        <w:t>This analysis ensures that the identified requirements directly address the key problems in the current system and support the development of a more efficient and reliable enrolment process.</w:t>
+      </w:r>
+    </w:p>
+    <w:p>
+      <w:pPr>
+        <w:pStyle w:val="Heading3"/>
+        <w:ind w:left="567"/>
+        <w:jc w:val="both"/>
+        <w:rPr>
+          <w:rFonts w:ascii="Arial" w:hAnsi="Arial" w:cs="Arial"/>
+          <w:b/>
+          <w:bCs/>
+          <w:color w:val="EE0000"/>
+          <w:sz w:val="24"/>
+          <w:szCs w:val="24"/>
+        </w:rPr>
+      </w:pPr>
+      <w:bookmarkStart w:id="14" w:name="_Toc227105554"/>
+      <w:r>
+        <w:rPr>
+          <w:rFonts w:ascii="Arial" w:hAnsi="Arial" w:cs="Arial"/>
+          <w:b/>
+          <w:bCs/>
+          <w:color w:val="EE0000"/>
+          <w:sz w:val="24"/>
+          <w:szCs w:val="24"/>
+        </w:rPr>
+        <w:t>i</w:t>
+      </w:r>
+      <w:r>
+        <w:rPr>
+          <w:rFonts w:ascii="Arial" w:hAnsi="Arial" w:cs="Arial"/>
+          <w:b/>
+          <w:bCs/>
+          <w:color w:val="EE0000"/>
+          <w:sz w:val="24"/>
+          <w:szCs w:val="24"/>
+        </w:rPr>
+        <w:t>i</w:t>
+      </w:r>
+      <w:r>
+        <w:rPr>
+          <w:rFonts w:ascii="Arial" w:hAnsi="Arial" w:cs="Arial"/>
+          <w:b/>
+          <w:bCs/>
+          <w:color w:val="EE0000"/>
+          <w:sz w:val="24"/>
+          <w:szCs w:val="24"/>
+        </w:rPr>
+        <w:t>.</w:t>
+      </w:r>
+      <w:r>
+        <w:rPr>
+          <w:rFonts w:ascii="Arial" w:hAnsi="Arial" w:cs="Arial"/>
+          <w:b/>
+          <w:bCs/>
+          <w:color w:val="EE0000"/>
+          <w:sz w:val="24"/>
+          <w:szCs w:val="24"/>
+        </w:rPr>
+        <w:t xml:space="preserve"> </w:t>
+      </w:r>
+      <w:r>
+        <w:rPr>
+          <w:rFonts w:ascii="Arial" w:hAnsi="Arial" w:cs="Arial"/>
+          <w:b/>
+          <w:bCs/>
+          <w:color w:val="EE0000"/>
+          <w:sz w:val="24"/>
+          <w:szCs w:val="24"/>
+        </w:rPr>
+        <w:t>E</w:t>
+      </w:r>
+      <w:r>
+        <w:rPr>
+          <w:rFonts w:ascii="Arial" w:hAnsi="Arial" w:cs="Arial"/>
+          <w:b/>
+          <w:bCs/>
+          <w:color w:val="EE0000"/>
+          <w:sz w:val="24"/>
+          <w:szCs w:val="24"/>
+        </w:rPr>
+        <w:t xml:space="preserve">xisting </w:t>
+      </w:r>
+      <w:r>
+        <w:rPr>
+          <w:rFonts w:ascii="Arial" w:hAnsi="Arial" w:cs="Arial"/>
+          <w:b/>
+          <w:bCs/>
+          <w:color w:val="EE0000"/>
+          <w:sz w:val="24"/>
+          <w:szCs w:val="24"/>
+        </w:rPr>
+        <w:t>d</w:t>
+      </w:r>
+      <w:r>
+        <w:rPr>
+          <w:rFonts w:ascii="Arial" w:hAnsi="Arial" w:cs="Arial"/>
+          <w:b/>
+          <w:bCs/>
+          <w:color w:val="EE0000"/>
+          <w:sz w:val="24"/>
+          <w:szCs w:val="24"/>
+        </w:rPr>
+        <w:t>ocument analysis</w:t>
+      </w:r>
+      <w:bookmarkEnd w:id="14"/>
+    </w:p>
+    <w:p>
+      <w:pPr>
+        <w:spacing w:after="0" w:line="360" w:lineRule="auto"/>
+        <w:ind w:left="851"/>
+        <w:jc w:val="both"/>
+        <w:rPr>
+          <w:rFonts w:ascii="Arial" w:hAnsi="Arial" w:cs="Arial"/>
+        </w:rPr>
+      </w:pPr>
+      <w:r>
+        <w:rPr>
+          <w:rFonts w:ascii="Arial" w:hAnsi="Arial" w:cs="Arial"/>
+        </w:rPr>
+        <w:t>Secondly</w:t>
+      </w:r>
+      <w:r>
+        <w:rPr>
+          <w:rFonts w:ascii="Arial" w:hAnsi="Arial" w:cs="Arial"/>
+        </w:rPr>
+        <w:t>, document analysis was conducted using the “Enrolling in courses and classes” guideline published by AUT. The analysed document outlines the student enrolment process, course selection rules, and administrative constraints that govern how students enrol in courses and classes (AUT, n.d.-d).</w:t>
+      </w:r>
+    </w:p>
+    <w:p>
+      <w:pPr>
+        <w:spacing w:after="0" w:line="360" w:lineRule="auto"/>
+        <w:ind w:left="851"/>
+        <w:jc w:val="both"/>
+        <w:rPr>
+          <w:rFonts w:ascii="Arial" w:hAnsi="Arial" w:cs="Arial"/>
+        </w:rPr>
+      </w:pPr>
+      <w:r>
+        <w:rPr>
+          <w:rFonts w:ascii="Arial" w:hAnsi="Arial" w:cs="Arial"/>
+        </w:rPr>
+        <w:t>From this document, several explicit system requirements were identified and derived based on the recommendations provided</w:t>
+      </w:r>
+      <w:r>
+        <w:rPr>
+          <w:rFonts w:ascii="Arial" w:hAnsi="Arial" w:cs="Arial"/>
+        </w:rPr>
+        <w:t>:</w:t>
+      </w:r>
+    </w:p>
+    <w:p>
+      <w:pPr>
+        <w:pStyle w:val="ListParagraph"/>
+        <w:numPr>
+          <w:ilvl w:val="0"/>
+          <w:numId w:val="10"/>
+        </w:numPr>
+        <w:spacing w:line="360" w:lineRule="auto"/>
+        <w:jc w:val="both"/>
+        <w:rPr>
+          <w:rFonts w:ascii="Arial" w:hAnsi="Arial" w:cs="Arial"/>
+        </w:rPr>
+      </w:pPr>
+      <w:r>
+        <w:rPr>
+          <w:rFonts w:ascii="Arial" w:hAnsi="Arial" w:cs="Arial"/>
+        </w:rPr>
+        <w:t>S</w:t>
+      </w:r>
+      <w:r>
+        <w:rPr>
+          <w:rFonts w:ascii="Arial" w:hAnsi="Arial" w:cs="Arial"/>
+        </w:rPr>
+        <w:t>tudents can search for courses by name or topic leads to the requirement that the system shall provide course search functionality based on multiple criteria (e.g., course name, topic, or programme).</w:t>
+      </w:r>
+    </w:p>
+    <w:p>
+      <w:pPr>
+        <w:pStyle w:val="ListParagraph"/>
+        <w:numPr>
+          <w:ilvl w:val="0"/>
+          <w:numId w:val="10"/>
+        </w:numPr>
+        <w:spacing w:line="360" w:lineRule="auto"/>
+        <w:jc w:val="both"/>
+        <w:rPr>
+          <w:rFonts w:ascii="Arial" w:hAnsi="Arial" w:cs="Arial"/>
+        </w:rPr>
+      </w:pPr>
+      <w:r>
+        <w:rPr>
+          <w:rFonts w:ascii="Arial" w:hAnsi="Arial" w:cs="Arial"/>
+        </w:rPr>
+        <w:t>S</w:t>
+      </w:r>
+      <w:r>
+        <w:rPr>
+          <w:rFonts w:ascii="Arial" w:hAnsi="Arial" w:cs="Arial"/>
+        </w:rPr>
+        <w:t xml:space="preserve">tudents should not enrol in courses with timetable clashes </w:t>
+      </w:r>
+      <w:r>
+        <w:rPr>
+          <w:rFonts w:ascii="Arial" w:hAnsi="Arial" w:cs="Arial"/>
+        </w:rPr>
+        <w:t xml:space="preserve">leads to the requirement </w:t>
+      </w:r>
+      <w:r>
+        <w:rPr>
+          <w:rFonts w:ascii="Arial" w:hAnsi="Arial" w:cs="Arial"/>
+        </w:rPr>
+        <w:t>that the system shall automatically detect and notify students of timetable conflicts during course selection.</w:t>
+      </w:r>
+    </w:p>
+    <w:p>
+      <w:pPr>
+        <w:pStyle w:val="ListParagraph"/>
+        <w:numPr>
+          <w:ilvl w:val="0"/>
+          <w:numId w:val="10"/>
+        </w:numPr>
+        <w:spacing w:line="360" w:lineRule="auto"/>
+        <w:jc w:val="both"/>
+        <w:rPr>
+          <w:rFonts w:ascii="Arial" w:hAnsi="Arial" w:cs="Arial"/>
+        </w:rPr>
+      </w:pPr>
+      <w:r>
+        <w:rPr>
+          <w:rFonts w:ascii="Arial" w:hAnsi="Arial" w:cs="Arial"/>
+        </w:rPr>
+        <w:lastRenderedPageBreak/>
+        <w:t>S</w:t>
+      </w:r>
+      <w:r>
+        <w:rPr>
+          <w:rFonts w:ascii="Arial" w:hAnsi="Arial" w:cs="Arial"/>
+        </w:rPr>
+        <w:t>tudents must meet prerequisite requirements before enrolling leads to the requirement that the system shall validate prerequisite completion before allowing enrolment.</w:t>
+      </w:r>
+    </w:p>
+    <w:p>
+      <w:pPr>
+        <w:pStyle w:val="ListParagraph"/>
+        <w:numPr>
+          <w:ilvl w:val="0"/>
+          <w:numId w:val="10"/>
+        </w:numPr>
+        <w:spacing w:line="360" w:lineRule="auto"/>
+        <w:jc w:val="both"/>
+        <w:rPr>
+          <w:rFonts w:ascii="Arial" w:hAnsi="Arial" w:cs="Arial"/>
+        </w:rPr>
+      </w:pPr>
+      <w:r>
+        <w:rPr>
+          <w:rFonts w:ascii="Arial" w:hAnsi="Arial" w:cs="Arial"/>
+        </w:rPr>
+        <w:t>S</w:t>
+      </w:r>
+      <w:r>
+        <w:rPr>
+          <w:rFonts w:ascii="Arial" w:hAnsi="Arial" w:cs="Arial"/>
+        </w:rPr>
+        <w:t>tudents should</w:t>
+      </w:r>
+      <w:r>
+        <w:rPr>
+          <w:rFonts w:ascii="Arial" w:hAnsi="Arial" w:cs="Arial"/>
+        </w:rPr>
+        <w:t xml:space="preserve"> enrol in compulsory courses first due to limited capacity </w:t>
+      </w:r>
+      <w:r>
+        <w:rPr>
+          <w:rFonts w:ascii="Arial" w:hAnsi="Arial" w:cs="Arial"/>
+        </w:rPr>
+        <w:t>leads to the requirement that</w:t>
+      </w:r>
+      <w:r>
+        <w:rPr>
+          <w:rFonts w:ascii="Arial" w:hAnsi="Arial" w:cs="Arial"/>
+        </w:rPr>
+        <w:t xml:space="preserve"> the system shall</w:t>
+      </w:r>
+      <w:r>
+        <w:rPr>
+          <w:rFonts w:ascii="Arial" w:hAnsi="Arial" w:cs="Arial"/>
+        </w:rPr>
+        <w:t xml:space="preserve"> display </w:t>
+      </w:r>
+      <w:r>
+        <w:rPr>
+          <w:rFonts w:ascii="Arial" w:hAnsi="Arial" w:cs="Arial"/>
+        </w:rPr>
+        <w:t xml:space="preserve">course capacity limits and </w:t>
+      </w:r>
+      <w:r>
+        <w:rPr>
+          <w:rFonts w:ascii="Arial" w:hAnsi="Arial" w:cs="Arial"/>
+        </w:rPr>
+        <w:t>real-time availability of course slots</w:t>
+      </w:r>
+      <w:r>
+        <w:rPr>
+          <w:rFonts w:ascii="Arial" w:hAnsi="Arial" w:cs="Arial"/>
+        </w:rPr>
+        <w:t>.</w:t>
+      </w:r>
+    </w:p>
+    <w:p>
+      <w:pPr>
+        <w:pStyle w:val="ListParagraph"/>
+        <w:numPr>
+          <w:ilvl w:val="0"/>
+          <w:numId w:val="10"/>
+        </w:numPr>
+        <w:spacing w:line="360" w:lineRule="auto"/>
+        <w:jc w:val="both"/>
+        <w:rPr>
+          <w:rFonts w:ascii="Arial" w:hAnsi="Arial" w:cs="Arial"/>
+        </w:rPr>
+      </w:pPr>
+      <w:r>
+        <w:rPr>
+          <w:rFonts w:ascii="Arial" w:hAnsi="Arial" w:cs="Arial"/>
+        </w:rPr>
+        <w:t>S</w:t>
+      </w:r>
+      <w:r>
+        <w:rPr>
+          <w:rFonts w:ascii="Arial" w:hAnsi="Arial" w:cs="Arial"/>
+        </w:rPr>
+        <w:t xml:space="preserve">tudents should </w:t>
+      </w:r>
+      <w:r>
+        <w:rPr>
+          <w:rFonts w:ascii="Arial" w:hAnsi="Arial" w:cs="Arial"/>
+        </w:rPr>
+        <w:t xml:space="preserve">plan enrolment across the academic year </w:t>
+      </w:r>
+      <w:r>
+        <w:rPr>
+          <w:rFonts w:ascii="Arial" w:hAnsi="Arial" w:cs="Arial"/>
+        </w:rPr>
+        <w:t xml:space="preserve">leads to the requirement </w:t>
+      </w:r>
+      <w:r>
+        <w:rPr>
+          <w:rFonts w:ascii="Arial" w:hAnsi="Arial" w:cs="Arial"/>
+        </w:rPr>
+        <w:t xml:space="preserve">that </w:t>
+      </w:r>
+      <w:r>
+        <w:rPr>
+          <w:rFonts w:ascii="Arial" w:hAnsi="Arial" w:cs="Arial"/>
+        </w:rPr>
+        <w:t>the system shall provide timetable visualisation and course scheduling information to support enrolment planning</w:t>
+      </w:r>
+      <w:r>
+        <w:rPr>
+          <w:rFonts w:ascii="Arial" w:hAnsi="Arial" w:cs="Arial"/>
+        </w:rPr>
+        <w:t>.</w:t>
+      </w:r>
+    </w:p>
+    <w:p>
+      <w:pPr>
+        <w:spacing w:after="0" w:line="360" w:lineRule="auto"/>
+        <w:ind w:left="851"/>
+        <w:jc w:val="both"/>
+        <w:rPr>
+          <w:rFonts w:ascii="Arial" w:hAnsi="Arial" w:cs="Arial"/>
+        </w:rPr>
+      </w:pPr>
+      <w:r>
+        <w:rPr>
+          <w:rFonts w:ascii="Arial" w:hAnsi="Arial" w:cs="Arial"/>
+        </w:rPr>
+        <w:t>This document analysis ensures that the proposed system aligns with actual institutional policies and student guidance</w:t>
+      </w:r>
+      <w:r>
+        <w:rPr>
+          <w:rFonts w:ascii="Arial" w:hAnsi="Arial" w:cs="Arial"/>
+        </w:rPr>
+        <w:t xml:space="preserve"> </w:t>
+      </w:r>
+      <w:r>
+        <w:rPr>
+          <w:rFonts w:ascii="Arial" w:hAnsi="Arial" w:cs="Arial"/>
+        </w:rPr>
+        <w:t>instead of</w:t>
+      </w:r>
+      <w:r>
+        <w:rPr>
+          <w:rFonts w:ascii="Arial" w:hAnsi="Arial" w:cs="Arial"/>
+        </w:rPr>
+        <w:t xml:space="preserve"> assumptions. It also provides a reliable foundation for defining business rules </w:t>
+      </w:r>
+      <w:r>
+        <w:rPr>
+          <w:rFonts w:ascii="Arial" w:hAnsi="Arial" w:cs="Arial"/>
+        </w:rPr>
+        <w:t>that the system must follow</w:t>
+      </w:r>
+      <w:r>
+        <w:rPr>
+          <w:rFonts w:ascii="Arial" w:hAnsi="Arial" w:cs="Arial"/>
+        </w:rPr>
+        <w:t>.</w:t>
+      </w:r>
+    </w:p>
+    <w:p>
+      <w:pPr>
+        <w:pStyle w:val="Heading3"/>
+        <w:ind w:left="567"/>
+        <w:jc w:val="both"/>
+        <w:rPr>
+          <w:rFonts w:ascii="Arial" w:hAnsi="Arial" w:cs="Arial"/>
+          <w:b/>
+          <w:bCs/>
+          <w:color w:val="EE0000"/>
+          <w:sz w:val="24"/>
+          <w:szCs w:val="24"/>
+        </w:rPr>
+      </w:pPr>
+      <w:bookmarkStart w:id="15" w:name="_Toc227105555"/>
+      <w:r>
+        <w:rPr>
+          <w:rFonts w:ascii="Arial" w:hAnsi="Arial" w:cs="Arial"/>
+          <w:b/>
+          <w:bCs/>
+          <w:color w:val="EE0000"/>
+          <w:sz w:val="24"/>
+          <w:szCs w:val="24"/>
+        </w:rPr>
+        <w:t>iii.</w:t>
+      </w:r>
+      <w:r>
+        <w:rPr>
+          <w:rFonts w:ascii="Arial" w:hAnsi="Arial" w:cs="Arial"/>
+          <w:b/>
+          <w:bCs/>
+          <w:color w:val="EE0000"/>
+          <w:sz w:val="24"/>
+          <w:szCs w:val="24"/>
+        </w:rPr>
+        <w:t xml:space="preserve"> </w:t>
+      </w:r>
+      <w:r>
+        <w:rPr>
+          <w:rFonts w:ascii="Arial" w:hAnsi="Arial" w:cs="Arial"/>
+          <w:b/>
+          <w:bCs/>
+          <w:color w:val="EE0000"/>
+          <w:sz w:val="24"/>
+          <w:szCs w:val="24"/>
+        </w:rPr>
+        <w:t>Observation of existing system</w:t>
+      </w:r>
+      <w:bookmarkEnd w:id="15"/>
+    </w:p>
+    <w:p>
+      <w:pPr>
+        <w:spacing w:after="0" w:line="360" w:lineRule="auto"/>
+        <w:ind w:left="851"/>
+        <w:jc w:val="both"/>
+        <w:rPr>
+          <w:rFonts w:ascii="Arial" w:hAnsi="Arial" w:cs="Arial"/>
+        </w:rPr>
+      </w:pPr>
+      <w:r>
+        <w:rPr>
+          <w:rFonts w:ascii="Arial" w:hAnsi="Arial" w:cs="Arial"/>
+        </w:rPr>
+        <w:t xml:space="preserve">Thirdly, observation of the current manual workflow for the course enrolment process at AUT has been conducted. The current process relies on a combination of paper forms, email communication, and spreadsheet tracking between different departments, which results in delays, inconsistencies, and limited ability to track </w:t>
+      </w:r>
+      <w:r>
+        <w:rPr>
+          <w:rFonts w:ascii="Arial" w:hAnsi="Arial" w:cs="Arial"/>
+        </w:rPr>
+        <w:t xml:space="preserve">enrolment </w:t>
+      </w:r>
+      <w:r>
+        <w:rPr>
+          <w:rFonts w:ascii="Arial" w:hAnsi="Arial" w:cs="Arial"/>
+        </w:rPr>
+        <w:t xml:space="preserve">status in real time. </w:t>
+      </w:r>
+    </w:p>
+    <w:p>
+      <w:pPr>
+        <w:spacing w:after="0" w:line="360" w:lineRule="auto"/>
+        <w:ind w:left="851"/>
+        <w:jc w:val="both"/>
+        <w:rPr>
+          <w:rFonts w:ascii="Arial" w:hAnsi="Arial" w:cs="Arial"/>
+        </w:rPr>
+      </w:pPr>
+      <w:r>
+        <w:rPr>
+          <w:rFonts w:ascii="Arial" w:hAnsi="Arial" w:cs="Arial"/>
+        </w:rPr>
+        <w:t xml:space="preserve">In the current process, students first obtain enrolment forms online or from faculty offices. They manually fill in the course selections and submit the forms to the Academic Registry Department for review. Academic registry staff then manually check student eligibility by referring to separate systems and spreadsheets to confirm prerequisites, programme requirements, and course availability. If any issues are identified, such as missing prerequisites or timetable clashes, the form is returned to the student for correction, causing additional delays. </w:t>
+      </w:r>
+    </w:p>
+    <w:p>
+      <w:pPr>
+        <w:spacing w:after="0" w:line="360" w:lineRule="auto"/>
+        <w:ind w:left="851"/>
+        <w:jc w:val="both"/>
+        <w:rPr>
+          <w:rFonts w:ascii="Arial" w:hAnsi="Arial" w:cs="Arial"/>
+        </w:rPr>
+      </w:pPr>
+      <w:r>
+        <w:rPr>
+          <w:rFonts w:ascii="Arial" w:hAnsi="Arial" w:cs="Arial"/>
+        </w:rPr>
+        <w:t xml:space="preserve">Course availability is managed separately by academic department staff using spreadsheets or internal systems, which are not always updated in real time. This leads to students attempting to enrol in courses that are already full. Checking for </w:t>
+      </w:r>
+      <w:r>
+        <w:rPr>
+          <w:rFonts w:ascii="Arial" w:hAnsi="Arial" w:cs="Arial"/>
+        </w:rPr>
+        <w:lastRenderedPageBreak/>
+        <w:t xml:space="preserve">timetable clashes </w:t>
+      </w:r>
+      <w:r>
+        <w:rPr>
+          <w:rFonts w:ascii="Arial" w:hAnsi="Arial" w:cs="Arial"/>
+        </w:rPr>
+        <w:t>is</w:t>
+      </w:r>
+      <w:r>
+        <w:rPr>
+          <w:rFonts w:ascii="Arial" w:hAnsi="Arial" w:cs="Arial"/>
+        </w:rPr>
+        <w:t xml:space="preserve"> also done manually by comparing course schedules, which increases the risk of human error. </w:t>
+      </w:r>
+    </w:p>
+    <w:p>
+      <w:pPr>
+        <w:spacing w:after="0" w:line="360" w:lineRule="auto"/>
+        <w:ind w:left="851"/>
+        <w:jc w:val="both"/>
+        <w:rPr>
+          <w:rFonts w:ascii="Arial" w:hAnsi="Arial" w:cs="Arial"/>
+        </w:rPr>
+      </w:pPr>
+      <w:r>
+        <w:rPr>
+          <w:rFonts w:ascii="Arial" w:hAnsi="Arial" w:cs="Arial"/>
+        </w:rPr>
+        <w:t xml:space="preserve">After enrolment is approved, the enrolment request is forwarded to the Finance Department. Students are required to make payments through another AUT system or external payment channel, and proof of payment is manually verified by finance staff before enrolment is confirmed. This process can be delayed due to missing payment records or processing time differences between systems. </w:t>
+      </w:r>
+    </w:p>
+    <w:p>
+      <w:pPr>
+        <w:spacing w:after="0" w:line="360" w:lineRule="auto"/>
+        <w:ind w:left="851"/>
+        <w:jc w:val="both"/>
+        <w:rPr>
+          <w:rFonts w:ascii="Arial" w:hAnsi="Arial" w:cs="Arial"/>
+        </w:rPr>
+      </w:pPr>
+      <w:r>
+        <w:rPr>
+          <w:rFonts w:ascii="Arial" w:hAnsi="Arial" w:cs="Arial"/>
+        </w:rPr>
+        <w:t>From this observation, several system requirements were identified</w:t>
+      </w:r>
+      <w:r>
+        <w:rPr>
+          <w:rFonts w:ascii="Arial" w:hAnsi="Arial" w:cs="Arial"/>
+        </w:rPr>
+        <w:t>:</w:t>
+      </w:r>
+    </w:p>
+    <w:p>
+      <w:pPr>
+        <w:pStyle w:val="ListParagraph"/>
+        <w:numPr>
+          <w:ilvl w:val="0"/>
+          <w:numId w:val="10"/>
+        </w:numPr>
+        <w:spacing w:line="360" w:lineRule="auto"/>
+        <w:jc w:val="both"/>
+        <w:rPr>
+          <w:rFonts w:ascii="Arial" w:hAnsi="Arial" w:cs="Arial"/>
+        </w:rPr>
+      </w:pPr>
+      <w:r>
+        <w:rPr>
+          <w:rFonts w:ascii="Arial" w:hAnsi="Arial" w:cs="Arial"/>
+        </w:rPr>
+        <w:t>The reliance on spreadsheets and separate systems for course availability indicates that the system shall maintain real-time course capacity updates.</w:t>
+      </w:r>
+    </w:p>
+    <w:p>
+      <w:pPr>
+        <w:pStyle w:val="ListParagraph"/>
+        <w:numPr>
+          <w:ilvl w:val="0"/>
+          <w:numId w:val="10"/>
+        </w:numPr>
+        <w:spacing w:line="360" w:lineRule="auto"/>
+        <w:jc w:val="both"/>
+        <w:rPr>
+          <w:rFonts w:ascii="Arial" w:hAnsi="Arial" w:cs="Arial"/>
+        </w:rPr>
+      </w:pPr>
+      <w:r>
+        <w:rPr>
+          <w:rFonts w:ascii="Arial" w:hAnsi="Arial" w:cs="Arial"/>
+        </w:rPr>
+        <w:t>The manual checking of prerequisites and programme requirements indicates that the system shall automatically validate student eligibility before enrolment submission.</w:t>
+      </w:r>
+    </w:p>
+    <w:p>
+      <w:pPr>
+        <w:pStyle w:val="ListParagraph"/>
+        <w:numPr>
+          <w:ilvl w:val="0"/>
+          <w:numId w:val="10"/>
+        </w:numPr>
+        <w:spacing w:line="360" w:lineRule="auto"/>
+        <w:jc w:val="both"/>
+        <w:rPr>
+          <w:rFonts w:ascii="Arial" w:hAnsi="Arial" w:cs="Arial"/>
+        </w:rPr>
+      </w:pPr>
+      <w:r>
+        <w:rPr>
+          <w:rFonts w:ascii="Arial" w:hAnsi="Arial" w:cs="Arial"/>
+        </w:rPr>
+        <w:t>The manual comparison of timetables indicates that the system shall automatically detect and prevent timetable clashes during course selection.</w:t>
+      </w:r>
+    </w:p>
+    <w:p>
+      <w:pPr>
+        <w:pStyle w:val="ListParagraph"/>
+        <w:numPr>
+          <w:ilvl w:val="0"/>
+          <w:numId w:val="10"/>
+        </w:numPr>
+        <w:spacing w:line="360" w:lineRule="auto"/>
+        <w:jc w:val="both"/>
+        <w:rPr>
+          <w:rFonts w:ascii="Arial" w:hAnsi="Arial" w:cs="Arial"/>
+        </w:rPr>
+      </w:pPr>
+      <w:r>
+        <w:rPr>
+          <w:rFonts w:ascii="Arial" w:hAnsi="Arial" w:cs="Arial"/>
+        </w:rPr>
+        <w:t>The need to submit and resubmit forms indicates that the system shall allow students to modify and resubmit enrolment requests within the system</w:t>
+      </w:r>
+      <w:r>
+        <w:rPr>
+          <w:rFonts w:ascii="Arial" w:hAnsi="Arial" w:cs="Arial"/>
+        </w:rPr>
+        <w:t>.</w:t>
+      </w:r>
+    </w:p>
+    <w:p>
+      <w:pPr>
+        <w:pStyle w:val="ListParagraph"/>
+        <w:numPr>
+          <w:ilvl w:val="0"/>
+          <w:numId w:val="10"/>
+        </w:numPr>
+        <w:spacing w:line="360" w:lineRule="auto"/>
+        <w:jc w:val="both"/>
+        <w:rPr>
+          <w:rFonts w:ascii="Arial" w:hAnsi="Arial" w:cs="Arial"/>
+        </w:rPr>
+      </w:pPr>
+      <w:r>
+        <w:rPr>
+          <w:rFonts w:ascii="Arial" w:hAnsi="Arial" w:cs="Arial"/>
+        </w:rPr>
+        <w:t>The separate handling of payments and manual verification indicates that the system shall integrate with a payment system and</w:t>
+      </w:r>
+      <w:r>
+        <w:rPr>
+          <w:rFonts w:ascii="Arial" w:hAnsi="Arial" w:cs="Arial"/>
+        </w:rPr>
+        <w:t xml:space="preserve"> </w:t>
+      </w:r>
+      <w:r>
+        <w:rPr>
+          <w:rFonts w:ascii="Arial" w:hAnsi="Arial" w:cs="Arial"/>
+        </w:rPr>
+        <w:t>automatically verify payment status after student</w:t>
+      </w:r>
+      <w:r>
+        <w:rPr>
+          <w:rFonts w:ascii="Arial" w:hAnsi="Arial" w:cs="Arial"/>
+        </w:rPr>
+        <w:t xml:space="preserve">s </w:t>
+      </w:r>
+      <w:r>
+        <w:rPr>
+          <w:rFonts w:ascii="Arial" w:hAnsi="Arial" w:cs="Arial"/>
+        </w:rPr>
+        <w:t>complete  payment through another AUT system or external payment channel.</w:t>
+      </w:r>
+    </w:p>
+    <w:p>
+      <w:pPr>
+        <w:pStyle w:val="ListParagraph"/>
+        <w:numPr>
+          <w:ilvl w:val="0"/>
+          <w:numId w:val="10"/>
+        </w:numPr>
+        <w:spacing w:line="360" w:lineRule="auto"/>
+        <w:jc w:val="both"/>
+        <w:rPr>
+          <w:rFonts w:ascii="Arial" w:hAnsi="Arial" w:cs="Arial"/>
+        </w:rPr>
+      </w:pPr>
+      <w:r>
+        <w:rPr>
+          <w:rFonts w:ascii="Arial" w:hAnsi="Arial" w:cs="Arial"/>
+        </w:rPr>
+        <w:t>The limited ability to track enrolment status in real time indicates that the system shall provide real-time tracking of enrolment status for students and staff.</w:t>
+      </w:r>
+    </w:p>
+    <w:p>
+      <w:pPr>
+        <w:pStyle w:val="ListParagraph"/>
+        <w:numPr>
+          <w:ilvl w:val="0"/>
+          <w:numId w:val="10"/>
+        </w:numPr>
+        <w:spacing w:line="360" w:lineRule="auto"/>
+        <w:jc w:val="both"/>
+        <w:rPr>
+          <w:rFonts w:ascii="Arial" w:hAnsi="Arial" w:cs="Arial"/>
+        </w:rPr>
+      </w:pPr>
+      <w:r>
+        <w:rPr>
+          <w:rFonts w:ascii="Arial" w:hAnsi="Arial" w:cs="Arial"/>
+        </w:rPr>
+        <w:t>The reliance on separate systems for eligibility checking indicates that the system shall integrate with existing university systems to retrieve student, course, and enrolment data.</w:t>
+      </w:r>
+    </w:p>
+    <w:p>
+      <w:pPr>
+        <w:pStyle w:val="ListParagraph"/>
+        <w:numPr>
+          <w:ilvl w:val="0"/>
+          <w:numId w:val="10"/>
+        </w:numPr>
+        <w:spacing w:line="360" w:lineRule="auto"/>
+        <w:jc w:val="both"/>
+        <w:rPr>
+          <w:rFonts w:ascii="Arial" w:hAnsi="Arial" w:cs="Arial"/>
+        </w:rPr>
+      </w:pPr>
+      <w:r>
+        <w:rPr>
+          <w:rFonts w:ascii="Arial" w:hAnsi="Arial" w:cs="Arial"/>
+        </w:rPr>
+        <w:lastRenderedPageBreak/>
+        <w:t>The lack of a unified system across departments indicates that the system shall support integrated workflows and real-time data sharing between Academic Departments, Academic Registry, and Finance Department</w:t>
+      </w:r>
+      <w:r>
+        <w:rPr>
+          <w:rFonts w:ascii="Arial" w:hAnsi="Arial" w:cs="Arial"/>
+        </w:rPr>
+        <w:t>.</w:t>
+      </w:r>
+    </w:p>
+    <w:p>
+      <w:pPr>
+        <w:pStyle w:val="ListParagraph"/>
+        <w:numPr>
+          <w:ilvl w:val="0"/>
+          <w:numId w:val="10"/>
+        </w:numPr>
+        <w:spacing w:line="360" w:lineRule="auto"/>
+        <w:jc w:val="both"/>
+        <w:rPr>
+          <w:rFonts w:ascii="Arial" w:hAnsi="Arial" w:cs="Arial"/>
+        </w:rPr>
+      </w:pPr>
+      <w:r>
+        <w:rPr>
+          <w:rFonts w:ascii="Arial" w:hAnsi="Arial" w:cs="Arial"/>
+        </w:rPr>
+        <w:t>The involvement of multiple departments in the enrolment process indicates that the system shall support role-based access for different user types.</w:t>
+      </w:r>
+    </w:p>
+    <w:p>
+      <w:pPr>
+        <w:spacing w:after="0" w:line="360" w:lineRule="auto"/>
+        <w:ind w:left="851"/>
+        <w:jc w:val="both"/>
+        <w:rPr>
+          <w:rFonts w:ascii="Arial" w:hAnsi="Arial" w:cs="Arial"/>
+        </w:rPr>
+      </w:pPr>
+      <w:r>
+        <w:rPr>
+          <w:rFonts w:ascii="Arial" w:hAnsi="Arial" w:cs="Arial"/>
+        </w:rPr>
+        <w:t>This observation highlights inefficiencies in the current manual process and provides a clear foundation for designing a more efficient, automated, and integrated enrolment system</w:t>
+      </w:r>
+      <w:r>
+        <w:rPr>
+          <w:rFonts w:ascii="Arial" w:hAnsi="Arial" w:cs="Arial"/>
+        </w:rPr>
+        <w:t>.</w:t>
       </w:r>
     </w:p>
     <w:p>
@@ -5438,6 +6523,7 @@
         <w:pStyle w:val="Heading2"/>
         <w:spacing w:before="0" w:line="360" w:lineRule="auto"/>
         <w:ind w:left="284"/>
+        <w:jc w:val="both"/>
         <w:rPr>
           <w:rFonts w:ascii="Arial" w:hAnsi="Arial" w:cs="Arial"/>
           <w:b/>
@@ -5447,6 +6533,7 @@
           <w:szCs w:val="28"/>
         </w:rPr>
       </w:pPr>
+      <w:bookmarkStart w:id="16" w:name="_Toc227105556"/>
       <w:r>
         <w:rPr>
           <w:rFonts w:ascii="Arial" w:hAnsi="Arial" w:cs="Arial"/>
@@ -5500,7 +6587,7 @@
           <w:sz w:val="28"/>
           <w:szCs w:val="28"/>
         </w:rPr>
-        <w:t>Non-</w:t>
+        <w:t>User r</w:t>
       </w:r>
       <w:r>
         <w:rPr>
@@ -5511,13 +6598,1452 @@
           <w:sz w:val="28"/>
           <w:szCs w:val="28"/>
         </w:rPr>
-        <w:t>Functional Requirements</w:t>
-      </w:r>
+        <w:t>equirements</w:t>
+      </w:r>
+      <w:bookmarkEnd w:id="16"/>
     </w:p>
     <w:p>
       <w:pPr>
         <w:spacing w:line="360" w:lineRule="auto"/>
         <w:ind w:left="567"/>
+        <w:jc w:val="both"/>
+        <w:rPr>
+          <w:rFonts w:ascii="Arial" w:hAnsi="Arial" w:cs="Arial"/>
+        </w:rPr>
+      </w:pPr>
+      <w:r>
+        <w:rPr>
+          <w:rFonts w:ascii="Arial" w:hAnsi="Arial" w:cs="Arial"/>
+        </w:rPr>
+        <w:t>Based on the derived requirements from the problem statement analysis, existing document analysis, and observation of the existing system, the user requirements that describe what each user needs to do with the system are identified as follows</w:t>
+      </w:r>
+      <w:r>
+        <w:rPr>
+          <w:rFonts w:ascii="Arial" w:hAnsi="Arial" w:cs="Arial"/>
+        </w:rPr>
+        <w:t xml:space="preserve">: </w:t>
+      </w:r>
+    </w:p>
+    <w:p>
+      <w:pPr>
+        <w:pStyle w:val="ListParagraph"/>
+        <w:numPr>
+          <w:ilvl w:val="0"/>
+          <w:numId w:val="16"/>
+        </w:numPr>
+        <w:spacing w:line="360" w:lineRule="auto"/>
+        <w:jc w:val="both"/>
+        <w:rPr>
+          <w:rFonts w:ascii="Arial" w:hAnsi="Arial" w:cs="Arial"/>
+        </w:rPr>
+      </w:pPr>
+      <w:r>
+        <w:rPr>
+          <w:rFonts w:ascii="Arial" w:hAnsi="Arial" w:cs="Arial"/>
+        </w:rPr>
+        <w:t>Students should be able to:</w:t>
+      </w:r>
+    </w:p>
+    <w:p>
+      <w:pPr>
+        <w:pStyle w:val="ListParagraph"/>
+        <w:numPr>
+          <w:ilvl w:val="1"/>
+          <w:numId w:val="16"/>
+        </w:numPr>
+        <w:spacing w:line="360" w:lineRule="auto"/>
+        <w:jc w:val="both"/>
+        <w:rPr>
+          <w:rFonts w:ascii="Arial" w:hAnsi="Arial" w:cs="Arial"/>
+        </w:rPr>
+      </w:pPr>
+      <w:r>
+        <w:rPr>
+          <w:rFonts w:ascii="Arial" w:hAnsi="Arial" w:cs="Arial"/>
+        </w:rPr>
+        <w:t>Search for available courses based on different criteria such as course name, topic, or programme.</w:t>
+      </w:r>
+    </w:p>
+    <w:p>
+      <w:pPr>
+        <w:pStyle w:val="ListParagraph"/>
+        <w:numPr>
+          <w:ilvl w:val="1"/>
+          <w:numId w:val="16"/>
+        </w:numPr>
+        <w:spacing w:line="360" w:lineRule="auto"/>
+        <w:jc w:val="both"/>
+        <w:rPr>
+          <w:rFonts w:ascii="Arial" w:hAnsi="Arial" w:cs="Arial"/>
+        </w:rPr>
+      </w:pPr>
+      <w:r>
+        <w:rPr>
+          <w:rFonts w:ascii="Arial" w:hAnsi="Arial" w:cs="Arial"/>
+        </w:rPr>
+        <w:t>View course details, including prerequisites, timetable, and course availability.</w:t>
+      </w:r>
+    </w:p>
+    <w:p>
+      <w:pPr>
+        <w:pStyle w:val="ListParagraph"/>
+        <w:numPr>
+          <w:ilvl w:val="1"/>
+          <w:numId w:val="16"/>
+        </w:numPr>
+        <w:spacing w:line="360" w:lineRule="auto"/>
+        <w:jc w:val="both"/>
+        <w:rPr>
+          <w:rFonts w:ascii="Arial" w:hAnsi="Arial" w:cs="Arial"/>
+        </w:rPr>
+      </w:pPr>
+      <w:r>
+        <w:rPr>
+          <w:rFonts w:ascii="Arial" w:hAnsi="Arial" w:cs="Arial"/>
+        </w:rPr>
+        <w:t>Select and enrol in courses.</w:t>
+      </w:r>
+    </w:p>
+    <w:p>
+      <w:pPr>
+        <w:pStyle w:val="ListParagraph"/>
+        <w:numPr>
+          <w:ilvl w:val="1"/>
+          <w:numId w:val="16"/>
+        </w:numPr>
+        <w:spacing w:line="360" w:lineRule="auto"/>
+        <w:jc w:val="both"/>
+        <w:rPr>
+          <w:rFonts w:ascii="Arial" w:hAnsi="Arial" w:cs="Arial"/>
+        </w:rPr>
+      </w:pPr>
+      <w:r>
+        <w:rPr>
+          <w:rFonts w:ascii="Arial" w:hAnsi="Arial" w:cs="Arial"/>
+        </w:rPr>
+        <w:t>View their enrolled courses and timetable.</w:t>
+      </w:r>
+    </w:p>
+    <w:p>
+      <w:pPr>
+        <w:pStyle w:val="ListParagraph"/>
+        <w:numPr>
+          <w:ilvl w:val="1"/>
+          <w:numId w:val="16"/>
+        </w:numPr>
+        <w:spacing w:line="360" w:lineRule="auto"/>
+        <w:jc w:val="both"/>
+        <w:rPr>
+          <w:rFonts w:ascii="Arial" w:hAnsi="Arial" w:cs="Arial"/>
+        </w:rPr>
+      </w:pPr>
+      <w:r>
+        <w:rPr>
+          <w:rFonts w:ascii="Arial" w:hAnsi="Arial" w:cs="Arial"/>
+        </w:rPr>
+        <w:t>Receive notifications or feedback when enrolment issues occur, such as timetable clashes, missing prerequisites, or full courses.</w:t>
+      </w:r>
+    </w:p>
+    <w:p>
+      <w:pPr>
+        <w:pStyle w:val="ListParagraph"/>
+        <w:numPr>
+          <w:ilvl w:val="1"/>
+          <w:numId w:val="16"/>
+        </w:numPr>
+        <w:spacing w:line="360" w:lineRule="auto"/>
+        <w:jc w:val="both"/>
+        <w:rPr>
+          <w:rFonts w:ascii="Arial" w:hAnsi="Arial" w:cs="Arial"/>
+        </w:rPr>
+      </w:pPr>
+      <w:r>
+        <w:rPr>
+          <w:rFonts w:ascii="Arial" w:hAnsi="Arial" w:cs="Arial"/>
+        </w:rPr>
+        <w:t>Modify and resubmit enrolment requests if changes are required.</w:t>
+      </w:r>
+    </w:p>
+    <w:p>
+      <w:pPr>
+        <w:pStyle w:val="ListParagraph"/>
+        <w:numPr>
+          <w:ilvl w:val="1"/>
+          <w:numId w:val="16"/>
+        </w:numPr>
+        <w:spacing w:line="360" w:lineRule="auto"/>
+        <w:jc w:val="both"/>
+        <w:rPr>
+          <w:rFonts w:ascii="Arial" w:hAnsi="Arial" w:cs="Arial"/>
+        </w:rPr>
+      </w:pPr>
+      <w:r>
+        <w:rPr>
+          <w:rFonts w:ascii="Arial" w:hAnsi="Arial" w:cs="Arial"/>
+        </w:rPr>
+        <w:t>Track the status of their enrolment in real time.</w:t>
+      </w:r>
+    </w:p>
+    <w:p>
+      <w:pPr>
+        <w:pStyle w:val="ListParagraph"/>
+        <w:numPr>
+          <w:ilvl w:val="1"/>
+          <w:numId w:val="16"/>
+        </w:numPr>
+        <w:spacing w:line="360" w:lineRule="auto"/>
+        <w:jc w:val="both"/>
+        <w:rPr>
+          <w:rFonts w:ascii="Arial" w:hAnsi="Arial" w:cs="Arial"/>
+        </w:rPr>
+      </w:pPr>
+      <w:r>
+        <w:rPr>
+          <w:rFonts w:ascii="Arial" w:hAnsi="Arial" w:cs="Arial"/>
+        </w:rPr>
+        <w:t>Make payments through an external payment system and have their payment status reflected in the system.</w:t>
+      </w:r>
+    </w:p>
+    <w:p>
+      <w:pPr>
+        <w:pStyle w:val="ListParagraph"/>
+        <w:numPr>
+          <w:ilvl w:val="0"/>
+          <w:numId w:val="16"/>
+        </w:numPr>
+        <w:spacing w:line="360" w:lineRule="auto"/>
+        <w:jc w:val="both"/>
+        <w:rPr>
+          <w:rFonts w:ascii="Arial" w:hAnsi="Arial" w:cs="Arial"/>
+        </w:rPr>
+      </w:pPr>
+      <w:r>
+        <w:rPr>
+          <w:rFonts w:ascii="Arial" w:hAnsi="Arial" w:cs="Arial"/>
+        </w:rPr>
+        <w:t xml:space="preserve">Academic </w:t>
+      </w:r>
+      <w:r>
+        <w:rPr>
+          <w:rFonts w:ascii="Arial" w:hAnsi="Arial" w:cs="Arial"/>
+        </w:rPr>
+        <w:t>d</w:t>
+      </w:r>
+      <w:r>
+        <w:rPr>
+          <w:rFonts w:ascii="Arial" w:hAnsi="Arial" w:cs="Arial"/>
+        </w:rPr>
+        <w:t>epartment staff should be able to:</w:t>
+      </w:r>
+    </w:p>
+    <w:p>
+      <w:pPr>
+        <w:pStyle w:val="ListParagraph"/>
+        <w:numPr>
+          <w:ilvl w:val="1"/>
+          <w:numId w:val="16"/>
+        </w:numPr>
+        <w:spacing w:line="360" w:lineRule="auto"/>
+        <w:jc w:val="both"/>
+        <w:rPr>
+          <w:rFonts w:ascii="Arial" w:hAnsi="Arial" w:cs="Arial"/>
+        </w:rPr>
+      </w:pPr>
+      <w:r>
+        <w:rPr>
+          <w:rFonts w:ascii="Arial" w:hAnsi="Arial" w:cs="Arial"/>
+        </w:rPr>
+        <w:t>View and update course information, including course descriptions, prerequisites, capacity limits, and timetable details.</w:t>
+      </w:r>
+    </w:p>
+    <w:p>
+      <w:pPr>
+        <w:pStyle w:val="ListParagraph"/>
+        <w:numPr>
+          <w:ilvl w:val="1"/>
+          <w:numId w:val="16"/>
+        </w:numPr>
+        <w:spacing w:line="360" w:lineRule="auto"/>
+        <w:jc w:val="both"/>
+        <w:rPr>
+          <w:rFonts w:ascii="Arial" w:hAnsi="Arial" w:cs="Arial"/>
+        </w:rPr>
+      </w:pPr>
+      <w:r>
+        <w:rPr>
+          <w:rFonts w:ascii="Arial" w:hAnsi="Arial" w:cs="Arial"/>
+        </w:rPr>
+        <w:lastRenderedPageBreak/>
+        <w:t>Ensure course information is accurate and up to date through integration with existing systems.</w:t>
+      </w:r>
+    </w:p>
+    <w:p>
+      <w:pPr>
+        <w:pStyle w:val="ListParagraph"/>
+        <w:numPr>
+          <w:ilvl w:val="0"/>
+          <w:numId w:val="16"/>
+        </w:numPr>
+        <w:spacing w:line="360" w:lineRule="auto"/>
+        <w:jc w:val="both"/>
+        <w:rPr>
+          <w:rFonts w:ascii="Arial" w:hAnsi="Arial" w:cs="Arial"/>
+        </w:rPr>
+      </w:pPr>
+      <w:r>
+        <w:rPr>
+          <w:rFonts w:ascii="Arial" w:hAnsi="Arial" w:cs="Arial"/>
+        </w:rPr>
+        <w:t xml:space="preserve">Academic </w:t>
+      </w:r>
+      <w:r>
+        <w:rPr>
+          <w:rFonts w:ascii="Arial" w:hAnsi="Arial" w:cs="Arial"/>
+        </w:rPr>
+        <w:t>r</w:t>
+      </w:r>
+      <w:r>
+        <w:rPr>
+          <w:rFonts w:ascii="Arial" w:hAnsi="Arial" w:cs="Arial"/>
+        </w:rPr>
+        <w:t>egistry staff should be able to:</w:t>
+      </w:r>
+    </w:p>
+    <w:p>
+      <w:pPr>
+        <w:pStyle w:val="ListParagraph"/>
+        <w:numPr>
+          <w:ilvl w:val="1"/>
+          <w:numId w:val="16"/>
+        </w:numPr>
+        <w:spacing w:line="360" w:lineRule="auto"/>
+        <w:jc w:val="both"/>
+        <w:rPr>
+          <w:rFonts w:ascii="Arial" w:hAnsi="Arial" w:cs="Arial"/>
+        </w:rPr>
+      </w:pPr>
+      <w:r>
+        <w:rPr>
+          <w:rFonts w:ascii="Arial" w:hAnsi="Arial" w:cs="Arial"/>
+        </w:rPr>
+        <w:t>Review and process student enrolment requests.</w:t>
+      </w:r>
+    </w:p>
+    <w:p>
+      <w:pPr>
+        <w:pStyle w:val="ListParagraph"/>
+        <w:numPr>
+          <w:ilvl w:val="1"/>
+          <w:numId w:val="16"/>
+        </w:numPr>
+        <w:spacing w:line="360" w:lineRule="auto"/>
+        <w:jc w:val="both"/>
+        <w:rPr>
+          <w:rFonts w:ascii="Arial" w:hAnsi="Arial" w:cs="Arial"/>
+        </w:rPr>
+      </w:pPr>
+      <w:r>
+        <w:rPr>
+          <w:rFonts w:ascii="Arial" w:hAnsi="Arial" w:cs="Arial"/>
+        </w:rPr>
+        <w:t>Check student eligibility based on prerequisites, programme requirements, and course availability.</w:t>
+      </w:r>
+    </w:p>
+    <w:p>
+      <w:pPr>
+        <w:pStyle w:val="ListParagraph"/>
+        <w:numPr>
+          <w:ilvl w:val="1"/>
+          <w:numId w:val="16"/>
+        </w:numPr>
+        <w:spacing w:line="360" w:lineRule="auto"/>
+        <w:jc w:val="both"/>
+        <w:rPr>
+          <w:rFonts w:ascii="Arial" w:hAnsi="Arial" w:cs="Arial"/>
+        </w:rPr>
+      </w:pPr>
+      <w:r>
+        <w:rPr>
+          <w:rFonts w:ascii="Arial" w:hAnsi="Arial" w:cs="Arial"/>
+        </w:rPr>
+        <w:t>Approve or reject enrolment requests based on academic and administrative rules.</w:t>
+      </w:r>
+    </w:p>
+    <w:p>
+      <w:pPr>
+        <w:pStyle w:val="ListParagraph"/>
+        <w:numPr>
+          <w:ilvl w:val="1"/>
+          <w:numId w:val="16"/>
+        </w:numPr>
+        <w:spacing w:line="360" w:lineRule="auto"/>
+        <w:jc w:val="both"/>
+        <w:rPr>
+          <w:rFonts w:ascii="Arial" w:hAnsi="Arial" w:cs="Arial"/>
+        </w:rPr>
+      </w:pPr>
+      <w:r>
+        <w:rPr>
+          <w:rFonts w:ascii="Arial" w:hAnsi="Arial" w:cs="Arial"/>
+        </w:rPr>
+        <w:t>Monitor enrolment status and ensure the enrolment process follows the required workflow.</w:t>
+      </w:r>
+    </w:p>
+    <w:p>
+      <w:pPr>
+        <w:pStyle w:val="ListParagraph"/>
+        <w:numPr>
+          <w:ilvl w:val="0"/>
+          <w:numId w:val="16"/>
+        </w:numPr>
+        <w:spacing w:line="360" w:lineRule="auto"/>
+        <w:jc w:val="both"/>
+        <w:rPr>
+          <w:rFonts w:ascii="Arial" w:hAnsi="Arial" w:cs="Arial"/>
+        </w:rPr>
+      </w:pPr>
+      <w:r>
+        <w:rPr>
+          <w:rFonts w:ascii="Arial" w:hAnsi="Arial" w:cs="Arial"/>
+        </w:rPr>
+        <w:t>Finance staff should be able to:</w:t>
+      </w:r>
+    </w:p>
+    <w:p>
+      <w:pPr>
+        <w:pStyle w:val="ListParagraph"/>
+        <w:numPr>
+          <w:ilvl w:val="1"/>
+          <w:numId w:val="16"/>
+        </w:numPr>
+        <w:spacing w:line="360" w:lineRule="auto"/>
+        <w:jc w:val="both"/>
+        <w:rPr>
+          <w:rFonts w:ascii="Arial" w:hAnsi="Arial" w:cs="Arial"/>
+        </w:rPr>
+      </w:pPr>
+      <w:r>
+        <w:rPr>
+          <w:rFonts w:ascii="Arial" w:hAnsi="Arial" w:cs="Arial"/>
+        </w:rPr>
+        <w:t>Monitor student payment transactions through the system.</w:t>
+      </w:r>
+    </w:p>
+    <w:p>
+      <w:pPr>
+        <w:pStyle w:val="ListParagraph"/>
+        <w:numPr>
+          <w:ilvl w:val="1"/>
+          <w:numId w:val="16"/>
+        </w:numPr>
+        <w:spacing w:line="360" w:lineRule="auto"/>
+        <w:jc w:val="both"/>
+        <w:rPr>
+          <w:rFonts w:ascii="Arial" w:hAnsi="Arial" w:cs="Arial"/>
+        </w:rPr>
+      </w:pPr>
+      <w:r>
+        <w:rPr>
+          <w:rFonts w:ascii="Arial" w:hAnsi="Arial" w:cs="Arial"/>
+        </w:rPr>
+        <w:t>Verify payment status received from external payment systems.</w:t>
+      </w:r>
+    </w:p>
+    <w:p>
+      <w:pPr>
+        <w:pStyle w:val="ListParagraph"/>
+        <w:numPr>
+          <w:ilvl w:val="1"/>
+          <w:numId w:val="16"/>
+        </w:numPr>
+        <w:spacing w:line="360" w:lineRule="auto"/>
+        <w:jc w:val="both"/>
+        <w:rPr>
+          <w:rFonts w:ascii="Arial" w:hAnsi="Arial" w:cs="Arial"/>
+        </w:rPr>
+      </w:pPr>
+      <w:r>
+        <w:rPr>
+          <w:rFonts w:ascii="Arial" w:hAnsi="Arial" w:cs="Arial"/>
+        </w:rPr>
+        <w:t>Handle exceptional cases such as missing, failed, or delayed payments.</w:t>
+      </w:r>
+    </w:p>
+    <w:p>
+      <w:pPr>
+        <w:pStyle w:val="ListParagraph"/>
+        <w:numPr>
+          <w:ilvl w:val="1"/>
+          <w:numId w:val="16"/>
+        </w:numPr>
+        <w:spacing w:line="360" w:lineRule="auto"/>
+        <w:jc w:val="both"/>
+        <w:rPr>
+          <w:rFonts w:ascii="Arial" w:hAnsi="Arial" w:cs="Arial"/>
+        </w:rPr>
+      </w:pPr>
+      <w:r>
+        <w:rPr>
+          <w:rFonts w:ascii="Arial" w:hAnsi="Arial" w:cs="Arial"/>
+        </w:rPr>
+        <w:t>Ensure enrolments are only confirmed after successful payment verification.</w:t>
+      </w:r>
+    </w:p>
+    <w:p>
+      <w:pPr>
+        <w:pStyle w:val="ListParagraph"/>
+        <w:numPr>
+          <w:ilvl w:val="0"/>
+          <w:numId w:val="16"/>
+        </w:numPr>
+        <w:spacing w:line="360" w:lineRule="auto"/>
+        <w:jc w:val="both"/>
+        <w:rPr>
+          <w:rFonts w:ascii="Arial" w:hAnsi="Arial" w:cs="Arial"/>
+        </w:rPr>
+      </w:pPr>
+      <w:r>
+        <w:rPr>
+          <w:rFonts w:ascii="Arial" w:hAnsi="Arial" w:cs="Arial"/>
+        </w:rPr>
+        <w:t>System Administrators / IT staff should be able to:</w:t>
+      </w:r>
+    </w:p>
+    <w:p>
+      <w:pPr>
+        <w:pStyle w:val="ListParagraph"/>
+        <w:numPr>
+          <w:ilvl w:val="1"/>
+          <w:numId w:val="16"/>
+        </w:numPr>
+        <w:spacing w:line="360" w:lineRule="auto"/>
+        <w:jc w:val="both"/>
+        <w:rPr>
+          <w:rFonts w:ascii="Arial" w:hAnsi="Arial" w:cs="Arial"/>
+        </w:rPr>
+      </w:pPr>
+      <w:r>
+        <w:rPr>
+          <w:rFonts w:ascii="Arial" w:hAnsi="Arial" w:cs="Arial"/>
+        </w:rPr>
+        <w:t>Manage user access and roles within the system.</w:t>
+      </w:r>
+    </w:p>
+    <w:p>
+      <w:pPr>
+        <w:pStyle w:val="ListParagraph"/>
+        <w:numPr>
+          <w:ilvl w:val="1"/>
+          <w:numId w:val="16"/>
+        </w:numPr>
+        <w:spacing w:line="360" w:lineRule="auto"/>
+        <w:jc w:val="both"/>
+        <w:rPr>
+          <w:rFonts w:ascii="Arial" w:hAnsi="Arial" w:cs="Arial"/>
+        </w:rPr>
+      </w:pPr>
+      <w:r>
+        <w:rPr>
+          <w:rFonts w:ascii="Arial" w:hAnsi="Arial" w:cs="Arial"/>
+        </w:rPr>
+        <w:t>Maintain system availability and ensure smooth operation.</w:t>
+      </w:r>
+    </w:p>
+    <w:p>
+      <w:pPr>
+        <w:pStyle w:val="ListParagraph"/>
+        <w:numPr>
+          <w:ilvl w:val="1"/>
+          <w:numId w:val="16"/>
+        </w:numPr>
+        <w:spacing w:line="360" w:lineRule="auto"/>
+        <w:jc w:val="both"/>
+        <w:rPr>
+          <w:rFonts w:ascii="Arial" w:hAnsi="Arial" w:cs="Arial"/>
+        </w:rPr>
+      </w:pPr>
+      <w:r>
+        <w:rPr>
+          <w:rFonts w:ascii="Arial" w:hAnsi="Arial" w:cs="Arial"/>
+        </w:rPr>
+        <w:t>Support integration with external systems such as payment systems and university databases.</w:t>
+      </w:r>
+    </w:p>
+    <w:p>
+      <w:pPr>
+        <w:pStyle w:val="Heading2"/>
+        <w:spacing w:before="0" w:line="360" w:lineRule="auto"/>
+        <w:ind w:left="284"/>
+        <w:jc w:val="both"/>
+        <w:rPr>
+          <w:rFonts w:ascii="Arial" w:hAnsi="Arial" w:cs="Arial"/>
+          <w:b/>
+          <w:bCs/>
+          <w:color w:val="EE0000"/>
+          <w:sz w:val="28"/>
+          <w:szCs w:val="28"/>
+        </w:rPr>
+      </w:pPr>
+      <w:bookmarkStart w:id="17" w:name="_Toc227105557"/>
+      <w:r>
+        <w:rPr>
+          <w:rFonts w:ascii="Arial" w:hAnsi="Arial" w:cs="Arial"/>
+          <w:b/>
+          <w:bCs/>
+          <w:color w:val="EE0000"/>
+          <w:sz w:val="28"/>
+          <w:szCs w:val="28"/>
+        </w:rPr>
+        <w:t>3</w:t>
+      </w:r>
+      <w:r>
+        <w:rPr>
+          <w:rFonts w:ascii="Arial" w:hAnsi="Arial" w:cs="Arial"/>
+          <w:b/>
+          <w:bCs/>
+          <w:color w:val="EE0000"/>
+          <w:sz w:val="28"/>
+          <w:szCs w:val="28"/>
+        </w:rPr>
+        <w:t>.</w:t>
+      </w:r>
+      <w:r>
+        <w:rPr>
+          <w:rFonts w:ascii="Arial" w:hAnsi="Arial" w:cs="Arial"/>
+          <w:b/>
+          <w:bCs/>
+          <w:color w:val="EE0000"/>
+          <w:sz w:val="28"/>
+          <w:szCs w:val="28"/>
+        </w:rPr>
+        <w:t>3</w:t>
+      </w:r>
+      <w:r>
+        <w:rPr>
+          <w:rFonts w:ascii="Arial" w:hAnsi="Arial" w:cs="Arial"/>
+          <w:b/>
+          <w:bCs/>
+          <w:color w:val="EE0000"/>
+          <w:sz w:val="28"/>
+          <w:szCs w:val="28"/>
+        </w:rPr>
+        <w:t xml:space="preserve">. </w:t>
+      </w:r>
+      <w:r>
+        <w:rPr>
+          <w:rFonts w:ascii="Arial" w:hAnsi="Arial" w:cs="Arial"/>
+          <w:b/>
+          <w:bCs/>
+          <w:color w:val="EE0000"/>
+          <w:sz w:val="28"/>
+          <w:szCs w:val="28"/>
+        </w:rPr>
+        <w:t xml:space="preserve">Functional </w:t>
+      </w:r>
+      <w:r>
+        <w:rPr>
+          <w:rFonts w:ascii="Arial" w:hAnsi="Arial" w:cs="Arial"/>
+          <w:b/>
+          <w:bCs/>
+          <w:color w:val="EE0000"/>
+          <w:sz w:val="28"/>
+          <w:szCs w:val="28"/>
+        </w:rPr>
+        <w:t>r</w:t>
+      </w:r>
+      <w:r>
+        <w:rPr>
+          <w:rFonts w:ascii="Arial" w:hAnsi="Arial" w:cs="Arial"/>
+          <w:b/>
+          <w:bCs/>
+          <w:color w:val="EE0000"/>
+          <w:sz w:val="28"/>
+          <w:szCs w:val="28"/>
+        </w:rPr>
+        <w:t>equirements</w:t>
+      </w:r>
+      <w:bookmarkEnd w:id="17"/>
+    </w:p>
+    <w:p>
+      <w:pPr>
+        <w:spacing w:line="360" w:lineRule="auto"/>
+        <w:ind w:left="567"/>
+        <w:jc w:val="both"/>
+        <w:rPr>
+          <w:rFonts w:ascii="Arial" w:hAnsi="Arial" w:cs="Arial"/>
+        </w:rPr>
+      </w:pPr>
+      <w:r>
+        <w:rPr>
+          <w:rFonts w:ascii="Arial" w:hAnsi="Arial" w:cs="Arial"/>
+        </w:rPr>
+        <w:t>Based on the problem statement, the system’s key functional requirements</w:t>
+      </w:r>
+      <w:r>
+        <w:rPr>
+          <w:rFonts w:ascii="Arial" w:hAnsi="Arial" w:cs="Arial"/>
+        </w:rPr>
+        <w:t xml:space="preserve"> </w:t>
+      </w:r>
+      <w:r>
+        <w:rPr>
+          <w:rFonts w:ascii="Arial" w:hAnsi="Arial" w:cs="Arial"/>
+        </w:rPr>
+        <w:t>are identified as follows</w:t>
+      </w:r>
+      <w:r>
+        <w:rPr>
+          <w:rFonts w:ascii="Arial" w:hAnsi="Arial" w:cs="Arial"/>
+        </w:rPr>
+        <w:t xml:space="preserve">: </w:t>
+      </w:r>
+    </w:p>
+    <w:p>
+      <w:pPr>
+        <w:pStyle w:val="ListParagraph"/>
+        <w:numPr>
+          <w:ilvl w:val="0"/>
+          <w:numId w:val="12"/>
+        </w:numPr>
+        <w:spacing w:line="360" w:lineRule="auto"/>
+        <w:jc w:val="both"/>
+        <w:rPr>
+          <w:rFonts w:ascii="Arial" w:hAnsi="Arial" w:cs="Arial"/>
+        </w:rPr>
+      </w:pPr>
+      <w:r>
+        <w:rPr>
+          <w:rFonts w:ascii="Arial" w:hAnsi="Arial" w:cs="Arial"/>
+        </w:rPr>
+        <w:t>Course Search and Viewing:</w:t>
+      </w:r>
+    </w:p>
+    <w:p>
+      <w:pPr>
+        <w:pStyle w:val="ListParagraph"/>
+        <w:numPr>
+          <w:ilvl w:val="1"/>
+          <w:numId w:val="12"/>
+        </w:numPr>
+        <w:spacing w:line="360" w:lineRule="auto"/>
+        <w:ind w:left="1843"/>
+        <w:jc w:val="both"/>
+        <w:rPr>
+          <w:rFonts w:ascii="Arial" w:hAnsi="Arial" w:cs="Arial"/>
+        </w:rPr>
+      </w:pPr>
+      <w:r>
+        <w:rPr>
+          <w:rFonts w:ascii="Arial" w:hAnsi="Arial" w:cs="Arial"/>
+        </w:rPr>
+        <w:t>The system shall allow students to search for available courses by course code, course name, or department.</w:t>
+      </w:r>
+    </w:p>
+    <w:p>
+      <w:pPr>
+        <w:pStyle w:val="ListParagraph"/>
+        <w:numPr>
+          <w:ilvl w:val="1"/>
+          <w:numId w:val="12"/>
+        </w:numPr>
+        <w:spacing w:line="360" w:lineRule="auto"/>
+        <w:ind w:left="1843"/>
+        <w:jc w:val="both"/>
+        <w:rPr>
+          <w:rFonts w:ascii="Arial" w:hAnsi="Arial" w:cs="Arial"/>
+        </w:rPr>
+      </w:pPr>
+      <w:r>
+        <w:rPr>
+          <w:rFonts w:ascii="Arial" w:hAnsi="Arial" w:cs="Arial"/>
+        </w:rPr>
+        <w:t>The system shall display detailed course information, including course description, prerequisites, capacity, and timetable.</w:t>
+      </w:r>
+    </w:p>
+    <w:p>
+      <w:pPr>
+        <w:pStyle w:val="ListParagraph"/>
+        <w:numPr>
+          <w:ilvl w:val="0"/>
+          <w:numId w:val="12"/>
+        </w:numPr>
+        <w:spacing w:line="360" w:lineRule="auto"/>
+        <w:jc w:val="both"/>
+        <w:rPr>
+          <w:rFonts w:ascii="Arial" w:hAnsi="Arial" w:cs="Arial"/>
+        </w:rPr>
+      </w:pPr>
+      <w:r>
+        <w:rPr>
+          <w:rFonts w:ascii="Arial" w:hAnsi="Arial" w:cs="Arial"/>
+        </w:rPr>
+        <w:lastRenderedPageBreak/>
+        <w:t>Course Enrolment:</w:t>
+      </w:r>
+    </w:p>
+    <w:p>
+      <w:pPr>
+        <w:pStyle w:val="ListParagraph"/>
+        <w:numPr>
+          <w:ilvl w:val="1"/>
+          <w:numId w:val="5"/>
+        </w:numPr>
+        <w:spacing w:line="360" w:lineRule="auto"/>
+        <w:ind w:left="1843"/>
+        <w:jc w:val="both"/>
+        <w:rPr>
+          <w:rFonts w:ascii="Arial" w:hAnsi="Arial" w:cs="Arial"/>
+        </w:rPr>
+      </w:pPr>
+      <w:r>
+        <w:rPr>
+          <w:rFonts w:ascii="Arial" w:hAnsi="Arial" w:cs="Arial"/>
+        </w:rPr>
+        <w:t>The system shall allow students to enrol in selected courses.</w:t>
+      </w:r>
+    </w:p>
+    <w:p>
+      <w:pPr>
+        <w:pStyle w:val="ListParagraph"/>
+        <w:numPr>
+          <w:ilvl w:val="1"/>
+          <w:numId w:val="5"/>
+        </w:numPr>
+        <w:spacing w:line="360" w:lineRule="auto"/>
+        <w:ind w:left="1843"/>
+        <w:jc w:val="both"/>
+        <w:rPr>
+          <w:rFonts w:ascii="Arial" w:hAnsi="Arial" w:cs="Arial"/>
+        </w:rPr>
+      </w:pPr>
+      <w:r>
+        <w:rPr>
+          <w:rFonts w:ascii="Arial" w:hAnsi="Arial" w:cs="Arial"/>
+        </w:rPr>
+        <w:t>The system shall automatically check prerequisites before allowing enrolment.</w:t>
+      </w:r>
+    </w:p>
+    <w:p>
+      <w:pPr>
+        <w:pStyle w:val="ListParagraph"/>
+        <w:numPr>
+          <w:ilvl w:val="1"/>
+          <w:numId w:val="5"/>
+        </w:numPr>
+        <w:spacing w:line="360" w:lineRule="auto"/>
+        <w:ind w:left="1843"/>
+        <w:jc w:val="both"/>
+        <w:rPr>
+          <w:rFonts w:ascii="Arial" w:hAnsi="Arial" w:cs="Arial"/>
+        </w:rPr>
+      </w:pPr>
+      <w:r>
+        <w:rPr>
+          <w:rFonts w:ascii="Arial" w:hAnsi="Arial" w:cs="Arial"/>
+        </w:rPr>
+        <w:t>The system shall automatically verify course availability before confirming enrolment.</w:t>
+      </w:r>
+    </w:p>
+    <w:p>
+      <w:pPr>
+        <w:pStyle w:val="ListParagraph"/>
+        <w:numPr>
+          <w:ilvl w:val="1"/>
+          <w:numId w:val="5"/>
+        </w:numPr>
+        <w:spacing w:line="360" w:lineRule="auto"/>
+        <w:ind w:left="1843"/>
+        <w:jc w:val="both"/>
+        <w:rPr>
+          <w:rFonts w:ascii="Arial" w:hAnsi="Arial" w:cs="Arial"/>
+        </w:rPr>
+      </w:pPr>
+      <w:r>
+        <w:rPr>
+          <w:rFonts w:ascii="Arial" w:hAnsi="Arial" w:cs="Arial"/>
+        </w:rPr>
+        <w:t>The system shall detect timetable clashes and notify students before enrolment confirmation.</w:t>
+      </w:r>
+    </w:p>
+    <w:p>
+      <w:pPr>
+        <w:pStyle w:val="ListParagraph"/>
+        <w:numPr>
+          <w:ilvl w:val="1"/>
+          <w:numId w:val="5"/>
+        </w:numPr>
+        <w:spacing w:line="360" w:lineRule="auto"/>
+        <w:ind w:left="1843"/>
+        <w:jc w:val="both"/>
+        <w:rPr>
+          <w:rFonts w:ascii="Arial" w:hAnsi="Arial" w:cs="Arial"/>
+        </w:rPr>
+      </w:pPr>
+      <w:r>
+        <w:rPr>
+          <w:rFonts w:ascii="Arial" w:hAnsi="Arial" w:cs="Arial"/>
+        </w:rPr>
+        <w:t>The system shall allow students to adjust their course selection if timetable conflicts are detected.</w:t>
+      </w:r>
+    </w:p>
+    <w:p>
+      <w:pPr>
+        <w:pStyle w:val="ListParagraph"/>
+        <w:numPr>
+          <w:ilvl w:val="0"/>
+          <w:numId w:val="12"/>
+        </w:numPr>
+        <w:spacing w:line="360" w:lineRule="auto"/>
+        <w:jc w:val="both"/>
+        <w:rPr>
+          <w:rFonts w:ascii="Arial" w:hAnsi="Arial" w:cs="Arial"/>
+        </w:rPr>
+      </w:pPr>
+      <w:r>
+        <w:rPr>
+          <w:rFonts w:ascii="Arial" w:hAnsi="Arial" w:cs="Arial"/>
+        </w:rPr>
+        <w:t>Timetable Management (Enrolment View):</w:t>
+      </w:r>
+    </w:p>
+    <w:p>
+      <w:pPr>
+        <w:pStyle w:val="ListParagraph"/>
+        <w:numPr>
+          <w:ilvl w:val="1"/>
+          <w:numId w:val="5"/>
+        </w:numPr>
+        <w:spacing w:line="360" w:lineRule="auto"/>
+        <w:ind w:left="1843"/>
+        <w:jc w:val="both"/>
+        <w:rPr>
+          <w:rFonts w:ascii="Arial" w:hAnsi="Arial" w:cs="Arial"/>
+        </w:rPr>
+      </w:pPr>
+      <w:r>
+        <w:rPr>
+          <w:rFonts w:ascii="Arial" w:hAnsi="Arial" w:cs="Arial"/>
+        </w:rPr>
+        <w:t>The system shall display a timetable of the student’s enrolled courses.</w:t>
+      </w:r>
+    </w:p>
+    <w:p>
+      <w:pPr>
+        <w:pStyle w:val="ListParagraph"/>
+        <w:numPr>
+          <w:ilvl w:val="1"/>
+          <w:numId w:val="5"/>
+        </w:numPr>
+        <w:spacing w:line="360" w:lineRule="auto"/>
+        <w:ind w:left="1843"/>
+        <w:jc w:val="both"/>
+        <w:rPr>
+          <w:rFonts w:ascii="Arial" w:hAnsi="Arial" w:cs="Arial"/>
+        </w:rPr>
+      </w:pPr>
+      <w:r>
+        <w:rPr>
+          <w:rFonts w:ascii="Arial" w:hAnsi="Arial" w:cs="Arial"/>
+        </w:rPr>
+        <w:t>The system shall visually highlight any timetable clashes between selected courses.</w:t>
+      </w:r>
+    </w:p>
+    <w:p>
+      <w:pPr>
+        <w:pStyle w:val="ListParagraph"/>
+        <w:numPr>
+          <w:ilvl w:val="0"/>
+          <w:numId w:val="12"/>
+        </w:numPr>
+        <w:spacing w:line="360" w:lineRule="auto"/>
+        <w:jc w:val="both"/>
+        <w:rPr>
+          <w:rFonts w:ascii="Arial" w:hAnsi="Arial" w:cs="Arial"/>
+        </w:rPr>
+      </w:pPr>
+      <w:r>
+        <w:rPr>
+          <w:rFonts w:ascii="Arial" w:hAnsi="Arial" w:cs="Arial"/>
+        </w:rPr>
+        <w:t>Staff Course Management:</w:t>
+      </w:r>
+    </w:p>
+    <w:p>
+      <w:pPr>
+        <w:pStyle w:val="ListParagraph"/>
+        <w:numPr>
+          <w:ilvl w:val="1"/>
+          <w:numId w:val="5"/>
+        </w:numPr>
+        <w:spacing w:line="360" w:lineRule="auto"/>
+        <w:ind w:left="1843"/>
+        <w:jc w:val="both"/>
+        <w:rPr>
+          <w:rFonts w:ascii="Arial" w:hAnsi="Arial" w:cs="Arial"/>
+        </w:rPr>
+      </w:pPr>
+      <w:r>
+        <w:rPr>
+          <w:rFonts w:ascii="Arial" w:hAnsi="Arial" w:cs="Arial"/>
+        </w:rPr>
+        <w:t>The system shall allow Academic Department staff to add, update, and remove course information, including descriptions, prerequisites, capacity, and timetable details.</w:t>
+      </w:r>
+    </w:p>
+    <w:p>
+      <w:pPr>
+        <w:pStyle w:val="ListParagraph"/>
+        <w:numPr>
+          <w:ilvl w:val="1"/>
+          <w:numId w:val="5"/>
+        </w:numPr>
+        <w:spacing w:line="360" w:lineRule="auto"/>
+        <w:ind w:left="1843"/>
+        <w:jc w:val="both"/>
+        <w:rPr>
+          <w:rFonts w:ascii="Arial" w:hAnsi="Arial" w:cs="Arial"/>
+        </w:rPr>
+      </w:pPr>
+      <w:r>
+        <w:rPr>
+          <w:rFonts w:ascii="Arial" w:hAnsi="Arial" w:cs="Arial"/>
+        </w:rPr>
+        <w:t>The system shall allow Registry/Admissions staff to review and approve student enrolment requests.</w:t>
+      </w:r>
+    </w:p>
+    <w:p>
+      <w:pPr>
+        <w:pStyle w:val="ListParagraph"/>
+        <w:numPr>
+          <w:ilvl w:val="1"/>
+          <w:numId w:val="5"/>
+        </w:numPr>
+        <w:spacing w:line="360" w:lineRule="auto"/>
+        <w:ind w:left="1843"/>
+        <w:jc w:val="both"/>
+        <w:rPr>
+          <w:rFonts w:ascii="Arial" w:hAnsi="Arial" w:cs="Arial"/>
+        </w:rPr>
+      </w:pPr>
+      <w:r>
+        <w:rPr>
+          <w:rFonts w:ascii="Arial" w:hAnsi="Arial" w:cs="Arial"/>
+        </w:rPr>
+        <w:t>The system shall enforce prerequisite, course capacity, and timetable clash rules during approval.</w:t>
+      </w:r>
+    </w:p>
+    <w:p>
+      <w:pPr>
+        <w:pStyle w:val="ListParagraph"/>
+        <w:numPr>
+          <w:ilvl w:val="0"/>
+          <w:numId w:val="12"/>
+        </w:numPr>
+        <w:spacing w:line="360" w:lineRule="auto"/>
+        <w:jc w:val="both"/>
+        <w:rPr>
+          <w:rFonts w:ascii="Arial" w:hAnsi="Arial" w:cs="Arial"/>
+        </w:rPr>
+      </w:pPr>
+      <w:r>
+        <w:rPr>
+          <w:rFonts w:ascii="Arial" w:hAnsi="Arial" w:cs="Arial"/>
+        </w:rPr>
+        <w:t>Payment Processing and Enrolment Confirmation:</w:t>
+      </w:r>
+    </w:p>
+    <w:p>
+      <w:pPr>
+        <w:pStyle w:val="ListParagraph"/>
+        <w:numPr>
+          <w:ilvl w:val="1"/>
+          <w:numId w:val="5"/>
+        </w:numPr>
+        <w:spacing w:line="360" w:lineRule="auto"/>
+        <w:ind w:left="1843"/>
+        <w:jc w:val="both"/>
+        <w:rPr>
+          <w:rFonts w:ascii="Arial" w:hAnsi="Arial" w:cs="Arial"/>
+        </w:rPr>
+      </w:pPr>
+      <w:r>
+        <w:rPr>
+          <w:rFonts w:ascii="Arial" w:hAnsi="Arial" w:cs="Arial"/>
+        </w:rPr>
+        <w:t>The system shall allow Finance Department staff to process tuition and course-related payments.</w:t>
+      </w:r>
+    </w:p>
+    <w:p>
+      <w:pPr>
+        <w:pStyle w:val="ListParagraph"/>
+        <w:numPr>
+          <w:ilvl w:val="1"/>
+          <w:numId w:val="5"/>
+        </w:numPr>
+        <w:spacing w:line="360" w:lineRule="auto"/>
+        <w:ind w:left="1843"/>
+        <w:jc w:val="both"/>
+        <w:rPr>
+          <w:rFonts w:ascii="Arial" w:hAnsi="Arial" w:cs="Arial"/>
+        </w:rPr>
+      </w:pPr>
+      <w:r>
+        <w:rPr>
+          <w:rFonts w:ascii="Arial" w:hAnsi="Arial" w:cs="Arial"/>
+        </w:rPr>
+        <w:t>The system shall confirm student enrolment only after successful payment verification.</w:t>
+      </w:r>
+    </w:p>
+    <w:p>
+      <w:pPr>
+        <w:pStyle w:val="ListParagraph"/>
+        <w:numPr>
+          <w:ilvl w:val="1"/>
+          <w:numId w:val="5"/>
+        </w:numPr>
+        <w:spacing w:line="360" w:lineRule="auto"/>
+        <w:ind w:left="1843"/>
+        <w:jc w:val="both"/>
+        <w:rPr>
+          <w:rFonts w:ascii="Arial" w:hAnsi="Arial" w:cs="Arial"/>
+        </w:rPr>
+      </w:pPr>
+      <w:r>
+        <w:rPr>
+          <w:rFonts w:ascii="Arial" w:hAnsi="Arial" w:cs="Arial"/>
+        </w:rPr>
+        <w:t>The system shall automatically update enrolment status after payment confirmation.</w:t>
+      </w:r>
+    </w:p>
+    <w:p>
+      <w:pPr>
+        <w:pStyle w:val="ListParagraph"/>
+        <w:numPr>
+          <w:ilvl w:val="0"/>
+          <w:numId w:val="12"/>
+        </w:numPr>
+        <w:spacing w:line="360" w:lineRule="auto"/>
+        <w:jc w:val="both"/>
+        <w:rPr>
+          <w:rFonts w:ascii="Arial" w:hAnsi="Arial" w:cs="Arial"/>
+        </w:rPr>
+      </w:pPr>
+      <w:r>
+        <w:rPr>
+          <w:rFonts w:ascii="Arial" w:hAnsi="Arial" w:cs="Arial"/>
+        </w:rPr>
+        <w:t>Notifications:</w:t>
+      </w:r>
+    </w:p>
+    <w:p>
+      <w:pPr>
+        <w:pStyle w:val="ListParagraph"/>
+        <w:numPr>
+          <w:ilvl w:val="1"/>
+          <w:numId w:val="5"/>
+        </w:numPr>
+        <w:spacing w:line="360" w:lineRule="auto"/>
+        <w:ind w:left="1843"/>
+        <w:jc w:val="both"/>
+        <w:rPr>
+          <w:rFonts w:ascii="Arial" w:hAnsi="Arial" w:cs="Arial"/>
+        </w:rPr>
+      </w:pPr>
+      <w:r>
+        <w:rPr>
+          <w:rFonts w:ascii="Arial" w:hAnsi="Arial" w:cs="Arial"/>
+        </w:rPr>
+        <w:t>The system shall notify students of successful enrolment confirmation.</w:t>
+      </w:r>
+    </w:p>
+    <w:p>
+      <w:pPr>
+        <w:pStyle w:val="ListParagraph"/>
+        <w:numPr>
+          <w:ilvl w:val="1"/>
+          <w:numId w:val="5"/>
+        </w:numPr>
+        <w:spacing w:line="360" w:lineRule="auto"/>
+        <w:ind w:left="1843"/>
+        <w:jc w:val="both"/>
+        <w:rPr>
+          <w:rFonts w:ascii="Arial" w:hAnsi="Arial" w:cs="Arial"/>
+        </w:rPr>
+      </w:pPr>
+      <w:r>
+        <w:rPr>
+          <w:rFonts w:ascii="Arial" w:hAnsi="Arial" w:cs="Arial"/>
+        </w:rPr>
+        <w:lastRenderedPageBreak/>
+        <w:t>The system shall notify students of any enrolment issues, including timetable clashes or prerequisite violations.</w:t>
+      </w:r>
+    </w:p>
+    <w:p>
+      <w:pPr>
+        <w:pStyle w:val="ListParagraph"/>
+        <w:numPr>
+          <w:ilvl w:val="1"/>
+          <w:numId w:val="5"/>
+        </w:numPr>
+        <w:spacing w:line="360" w:lineRule="auto"/>
+        <w:ind w:left="1843"/>
+        <w:jc w:val="both"/>
+        <w:rPr>
+          <w:rFonts w:ascii="Arial" w:hAnsi="Arial" w:cs="Arial"/>
+        </w:rPr>
+      </w:pPr>
+      <w:r>
+        <w:rPr>
+          <w:rFonts w:ascii="Arial" w:hAnsi="Arial" w:cs="Arial"/>
+        </w:rPr>
+        <w:t>The system shall notify staff of pending enrolment requests requiring approval.</w:t>
+      </w:r>
+    </w:p>
+    <w:p>
+      <w:pPr>
+        <w:pStyle w:val="ListParagraph"/>
+        <w:numPr>
+          <w:ilvl w:val="0"/>
+          <w:numId w:val="12"/>
+        </w:numPr>
+        <w:spacing w:line="360" w:lineRule="auto"/>
+        <w:jc w:val="both"/>
+        <w:rPr>
+          <w:rFonts w:ascii="Arial" w:hAnsi="Arial" w:cs="Arial"/>
+        </w:rPr>
+      </w:pPr>
+      <w:r>
+        <w:rPr>
+          <w:rFonts w:ascii="Arial" w:hAnsi="Arial" w:cs="Arial"/>
+        </w:rPr>
+        <w:t>User Access and Security:</w:t>
+      </w:r>
+    </w:p>
+    <w:p>
+      <w:pPr>
+        <w:pStyle w:val="ListParagraph"/>
+        <w:numPr>
+          <w:ilvl w:val="1"/>
+          <w:numId w:val="5"/>
+        </w:numPr>
+        <w:spacing w:line="360" w:lineRule="auto"/>
+        <w:ind w:left="1843"/>
+        <w:jc w:val="both"/>
+        <w:rPr>
+          <w:rFonts w:ascii="Arial" w:hAnsi="Arial" w:cs="Arial"/>
+        </w:rPr>
+      </w:pPr>
+      <w:r>
+        <w:rPr>
+          <w:rFonts w:ascii="Arial" w:hAnsi="Arial" w:cs="Arial"/>
+        </w:rPr>
+        <w:t>The system shall restrict access to features based on user roles (Student, Academic Staff, Registry Staff, Finance Staff).</w:t>
+      </w:r>
+    </w:p>
+    <w:p>
+      <w:pPr>
+        <w:pStyle w:val="ListParagraph"/>
+        <w:numPr>
+          <w:ilvl w:val="1"/>
+          <w:numId w:val="5"/>
+        </w:numPr>
+        <w:spacing w:line="360" w:lineRule="auto"/>
+        <w:ind w:left="1843"/>
+        <w:jc w:val="both"/>
+        <w:rPr>
+          <w:rFonts w:ascii="Arial" w:hAnsi="Arial" w:cs="Arial"/>
+        </w:rPr>
+      </w:pPr>
+      <w:r>
+        <w:rPr>
+          <w:rFonts w:ascii="Arial" w:hAnsi="Arial" w:cs="Arial"/>
+        </w:rPr>
+        <w:t>The system shall require authentication before allowing access to any student or staff data.</w:t>
+      </w:r>
+    </w:p>
+    <w:p>
+      <w:pPr>
+        <w:pStyle w:val="ListParagraph"/>
+        <w:numPr>
+          <w:ilvl w:val="0"/>
+          <w:numId w:val="12"/>
+        </w:numPr>
+        <w:spacing w:line="360" w:lineRule="auto"/>
+        <w:jc w:val="both"/>
+        <w:rPr>
+          <w:rFonts w:ascii="Arial" w:hAnsi="Arial" w:cs="Arial"/>
+        </w:rPr>
+      </w:pPr>
+      <w:r>
+        <w:rPr>
+          <w:rFonts w:ascii="Arial" w:hAnsi="Arial" w:cs="Arial"/>
+        </w:rPr>
+        <w:t>Reporting and Audit:</w:t>
+      </w:r>
+    </w:p>
+    <w:p>
+      <w:pPr>
+        <w:pStyle w:val="ListParagraph"/>
+        <w:numPr>
+          <w:ilvl w:val="1"/>
+          <w:numId w:val="5"/>
+        </w:numPr>
+        <w:spacing w:line="360" w:lineRule="auto"/>
+        <w:ind w:left="1843"/>
+        <w:jc w:val="both"/>
+        <w:rPr>
+          <w:rFonts w:ascii="Arial" w:hAnsi="Arial" w:cs="Arial"/>
+        </w:rPr>
+      </w:pPr>
+      <w:r>
+        <w:rPr>
+          <w:rFonts w:ascii="Arial" w:hAnsi="Arial" w:cs="Arial"/>
+        </w:rPr>
+        <w:t>The system shall generate enrolment reports for students, courses, and departments.</w:t>
+      </w:r>
+    </w:p>
+    <w:p>
+      <w:pPr>
+        <w:pStyle w:val="ListParagraph"/>
+        <w:numPr>
+          <w:ilvl w:val="1"/>
+          <w:numId w:val="5"/>
+        </w:numPr>
+        <w:spacing w:line="360" w:lineRule="auto"/>
+        <w:ind w:left="1843"/>
+        <w:jc w:val="both"/>
+        <w:rPr>
+          <w:rFonts w:ascii="Arial" w:hAnsi="Arial" w:cs="Arial"/>
+        </w:rPr>
+      </w:pPr>
+      <w:r>
+        <w:rPr>
+          <w:rFonts w:ascii="Arial" w:hAnsi="Arial" w:cs="Arial"/>
+        </w:rPr>
+        <w:t>The system shall maintain an audit trail of all enrolment, approval, and payment transactions.</w:t>
+      </w:r>
+    </w:p>
+    <w:p>
+      <w:pPr>
+        <w:pStyle w:val="Heading2"/>
+        <w:spacing w:before="0" w:line="360" w:lineRule="auto"/>
+        <w:ind w:left="284"/>
+        <w:jc w:val="both"/>
+        <w:rPr>
+          <w:rFonts w:ascii="Arial" w:hAnsi="Arial" w:cs="Arial"/>
+          <w:b/>
+          <w:bCs/>
+          <w:color w:val="EE0000"/>
+          <w:sz w:val="28"/>
+          <w:szCs w:val="28"/>
+        </w:rPr>
+      </w:pPr>
+      <w:bookmarkStart w:id="18" w:name="_Toc227105558"/>
+      <w:r>
+        <w:rPr>
+          <w:rFonts w:ascii="Arial" w:hAnsi="Arial" w:cs="Arial"/>
+          <w:b/>
+          <w:bCs/>
+          <w:color w:val="EE0000"/>
+          <w:sz w:val="28"/>
+          <w:szCs w:val="28"/>
+        </w:rPr>
+        <w:t>3</w:t>
+      </w:r>
+      <w:r>
+        <w:rPr>
+          <w:rFonts w:ascii="Arial" w:hAnsi="Arial" w:cs="Arial"/>
+          <w:b/>
+          <w:bCs/>
+          <w:color w:val="EE0000"/>
+          <w:sz w:val="28"/>
+          <w:szCs w:val="28"/>
+        </w:rPr>
+        <w:t>.</w:t>
+      </w:r>
+      <w:r>
+        <w:rPr>
+          <w:rFonts w:ascii="Arial" w:hAnsi="Arial" w:cs="Arial"/>
+          <w:b/>
+          <w:bCs/>
+          <w:color w:val="EE0000"/>
+          <w:sz w:val="28"/>
+          <w:szCs w:val="28"/>
+        </w:rPr>
+        <w:t>4</w:t>
+      </w:r>
+      <w:r>
+        <w:rPr>
+          <w:rFonts w:ascii="Arial" w:hAnsi="Arial" w:cs="Arial"/>
+          <w:b/>
+          <w:bCs/>
+          <w:color w:val="EE0000"/>
+          <w:sz w:val="28"/>
+          <w:szCs w:val="28"/>
+        </w:rPr>
+        <w:t xml:space="preserve">. </w:t>
+      </w:r>
+      <w:r>
+        <w:rPr>
+          <w:rFonts w:ascii="Arial" w:hAnsi="Arial" w:cs="Arial"/>
+          <w:b/>
+          <w:bCs/>
+          <w:color w:val="EE0000"/>
+          <w:sz w:val="28"/>
+          <w:szCs w:val="28"/>
+        </w:rPr>
+        <w:t>Non-</w:t>
+      </w:r>
+      <w:r>
+        <w:rPr>
+          <w:rFonts w:ascii="Arial" w:hAnsi="Arial" w:cs="Arial"/>
+          <w:b/>
+          <w:bCs/>
+          <w:color w:val="EE0000"/>
+          <w:sz w:val="28"/>
+          <w:szCs w:val="28"/>
+        </w:rPr>
+        <w:t>f</w:t>
+      </w:r>
+      <w:r>
+        <w:rPr>
+          <w:rFonts w:ascii="Arial" w:hAnsi="Arial" w:cs="Arial"/>
+          <w:b/>
+          <w:bCs/>
+          <w:color w:val="EE0000"/>
+          <w:sz w:val="28"/>
+          <w:szCs w:val="28"/>
+        </w:rPr>
+        <w:t xml:space="preserve">unctional </w:t>
+      </w:r>
+      <w:r>
+        <w:rPr>
+          <w:rFonts w:ascii="Arial" w:hAnsi="Arial" w:cs="Arial"/>
+          <w:b/>
+          <w:bCs/>
+          <w:color w:val="EE0000"/>
+          <w:sz w:val="28"/>
+          <w:szCs w:val="28"/>
+        </w:rPr>
+        <w:t>r</w:t>
+      </w:r>
+      <w:r>
+        <w:rPr>
+          <w:rFonts w:ascii="Arial" w:hAnsi="Arial" w:cs="Arial"/>
+          <w:b/>
+          <w:bCs/>
+          <w:color w:val="EE0000"/>
+          <w:sz w:val="28"/>
+          <w:szCs w:val="28"/>
+        </w:rPr>
+        <w:t>equirements</w:t>
+      </w:r>
+      <w:bookmarkEnd w:id="18"/>
+    </w:p>
+    <w:p>
+      <w:pPr>
+        <w:spacing w:line="360" w:lineRule="auto"/>
+        <w:ind w:left="567"/>
+        <w:jc w:val="both"/>
         <w:rPr>
           <w:rFonts w:ascii="Arial" w:hAnsi="Arial" w:cs="Arial"/>
         </w:rPr>
@@ -5567,6 +8093,7 @@
           <w:numId w:val="14"/>
         </w:numPr>
         <w:spacing w:line="360" w:lineRule="auto"/>
+        <w:jc w:val="both"/>
         <w:rPr>
           <w:rFonts w:ascii="Arial" w:hAnsi="Arial" w:cs="Arial"/>
         </w:rPr>
@@ -5593,15 +8120,15 @@
         </w:numPr>
         <w:spacing w:line="360" w:lineRule="auto"/>
         <w:ind w:left="1843"/>
-        <w:rPr>
-          <w:rFonts w:ascii="Arial" w:hAnsi="Arial" w:cs="Arial"/>
-        </w:rPr>
-      </w:pPr>
-      <w:r>
-        <w:rPr>
-          <w:rFonts w:ascii="Arial" w:hAnsi="Arial" w:cs="Arial"/>
-        </w:rPr>
-        <w:lastRenderedPageBreak/>
+        <w:jc w:val="both"/>
+        <w:rPr>
+          <w:rFonts w:ascii="Arial" w:hAnsi="Arial" w:cs="Arial"/>
+        </w:rPr>
+      </w:pPr>
+      <w:r>
+        <w:rPr>
+          <w:rFonts w:ascii="Arial" w:hAnsi="Arial" w:cs="Arial"/>
+        </w:rPr>
         <w:t>The system shall respond to course search, enrolment, or timetable requests within 2 seconds under normal load conditions.</w:t>
       </w:r>
     </w:p>
@@ -5614,6 +8141,7 @@
         </w:numPr>
         <w:spacing w:line="360" w:lineRule="auto"/>
         <w:ind w:left="1843"/>
+        <w:jc w:val="both"/>
         <w:rPr>
           <w:rFonts w:ascii="Arial" w:hAnsi="Arial" w:cs="Arial"/>
         </w:rPr>
@@ -5633,6 +8161,7 @@
           <w:numId w:val="14"/>
         </w:numPr>
         <w:spacing w:line="360" w:lineRule="auto"/>
+        <w:jc w:val="both"/>
         <w:rPr>
           <w:rFonts w:ascii="Arial" w:hAnsi="Arial" w:cs="Arial"/>
         </w:rPr>
@@ -5659,6 +8188,7 @@
         </w:numPr>
         <w:spacing w:line="360" w:lineRule="auto"/>
         <w:ind w:left="1843"/>
+        <w:jc w:val="both"/>
         <w:rPr>
           <w:rFonts w:ascii="Arial" w:hAnsi="Arial" w:cs="Arial"/>
         </w:rPr>
@@ -5691,6 +8221,7 @@
         </w:numPr>
         <w:spacing w:line="360" w:lineRule="auto"/>
         <w:ind w:left="1843"/>
+        <w:jc w:val="both"/>
         <w:rPr>
           <w:rFonts w:ascii="Arial" w:hAnsi="Arial" w:cs="Arial"/>
         </w:rPr>
@@ -5710,6 +8241,7 @@
           <w:numId w:val="14"/>
         </w:numPr>
         <w:spacing w:line="360" w:lineRule="auto"/>
+        <w:jc w:val="both"/>
         <w:rPr>
           <w:rFonts w:ascii="Arial" w:hAnsi="Arial" w:cs="Arial"/>
         </w:rPr>
@@ -5736,6 +8268,7 @@
         </w:numPr>
         <w:spacing w:line="360" w:lineRule="auto"/>
         <w:ind w:left="1843"/>
+        <w:jc w:val="both"/>
         <w:rPr>
           <w:rFonts w:ascii="Arial" w:hAnsi="Arial" w:cs="Arial"/>
         </w:rPr>
@@ -5756,6 +8289,7 @@
         </w:numPr>
         <w:spacing w:line="360" w:lineRule="auto"/>
         <w:ind w:left="1843"/>
+        <w:jc w:val="both"/>
         <w:rPr>
           <w:rFonts w:ascii="Arial" w:hAnsi="Arial" w:cs="Arial"/>
         </w:rPr>
@@ -5775,14 +8309,16 @@
           <w:numId w:val="14"/>
         </w:numPr>
         <w:spacing w:line="360" w:lineRule="auto"/>
-        <w:rPr>
-          <w:rFonts w:ascii="Arial" w:hAnsi="Arial" w:cs="Arial"/>
-        </w:rPr>
-      </w:pPr>
-      <w:r>
-        <w:rPr>
-          <w:rFonts w:ascii="Arial" w:hAnsi="Arial" w:cs="Arial"/>
-        </w:rPr>
+        <w:jc w:val="both"/>
+        <w:rPr>
+          <w:rFonts w:ascii="Arial" w:hAnsi="Arial" w:cs="Arial"/>
+        </w:rPr>
+      </w:pPr>
+      <w:r>
+        <w:rPr>
+          <w:rFonts w:ascii="Arial" w:hAnsi="Arial" w:cs="Arial"/>
+        </w:rPr>
+        <w:lastRenderedPageBreak/>
         <w:t>Data Protection</w:t>
       </w:r>
       <w:r>
@@ -5801,6 +8337,7 @@
         </w:numPr>
         <w:spacing w:line="360" w:lineRule="auto"/>
         <w:ind w:left="1843"/>
+        <w:jc w:val="both"/>
         <w:rPr>
           <w:rFonts w:ascii="Arial" w:hAnsi="Arial" w:cs="Arial"/>
         </w:rPr>
@@ -5821,6 +8358,7 @@
         </w:numPr>
         <w:spacing w:line="360" w:lineRule="auto"/>
         <w:ind w:left="1843"/>
+        <w:jc w:val="both"/>
         <w:rPr>
           <w:rFonts w:ascii="Arial" w:hAnsi="Arial" w:cs="Arial"/>
         </w:rPr>
@@ -5840,6 +8378,7 @@
           <w:numId w:val="14"/>
         </w:numPr>
         <w:spacing w:line="360" w:lineRule="auto"/>
+        <w:jc w:val="both"/>
         <w:rPr>
           <w:rFonts w:ascii="Arial" w:hAnsi="Arial" w:cs="Arial"/>
         </w:rPr>
@@ -5866,6 +8405,7 @@
         </w:numPr>
         <w:spacing w:line="360" w:lineRule="auto"/>
         <w:ind w:left="1843"/>
+        <w:jc w:val="both"/>
         <w:rPr>
           <w:rFonts w:ascii="Arial" w:hAnsi="Arial" w:cs="Arial"/>
         </w:rPr>
@@ -5886,6 +8426,7 @@
         </w:numPr>
         <w:spacing w:line="360" w:lineRule="auto"/>
         <w:ind w:left="1843"/>
+        <w:jc w:val="both"/>
         <w:rPr>
           <w:rFonts w:ascii="Arial" w:hAnsi="Arial" w:cs="Arial"/>
         </w:rPr>
@@ -5905,6 +8446,7 @@
           <w:numId w:val="14"/>
         </w:numPr>
         <w:spacing w:line="360" w:lineRule="auto"/>
+        <w:jc w:val="both"/>
         <w:rPr>
           <w:rFonts w:ascii="Arial" w:hAnsi="Arial" w:cs="Arial"/>
         </w:rPr>
@@ -5931,6 +8473,7 @@
         </w:numPr>
         <w:spacing w:line="360" w:lineRule="auto"/>
         <w:ind w:left="1843"/>
+        <w:jc w:val="both"/>
         <w:rPr>
           <w:rFonts w:ascii="Arial" w:hAnsi="Arial" w:cs="Arial"/>
         </w:rPr>
@@ -5951,6 +8494,7 @@
         </w:numPr>
         <w:spacing w:line="360" w:lineRule="auto"/>
         <w:ind w:left="1843"/>
+        <w:jc w:val="both"/>
         <w:rPr>
           <w:rFonts w:ascii="Arial" w:hAnsi="Arial" w:cs="Arial"/>
         </w:rPr>
@@ -5970,6 +8514,7 @@
           <w:numId w:val="14"/>
         </w:numPr>
         <w:spacing w:line="360" w:lineRule="auto"/>
+        <w:jc w:val="both"/>
         <w:rPr>
           <w:rFonts w:ascii="Arial" w:hAnsi="Arial" w:cs="Arial"/>
         </w:rPr>
@@ -5996,6 +8541,7 @@
         </w:numPr>
         <w:spacing w:line="360" w:lineRule="auto"/>
         <w:ind w:left="1843"/>
+        <w:jc w:val="both"/>
         <w:rPr>
           <w:rFonts w:ascii="Arial" w:hAnsi="Arial" w:cs="Arial"/>
         </w:rPr>
@@ -6016,6 +8562,7 @@
         </w:numPr>
         <w:spacing w:line="360" w:lineRule="auto"/>
         <w:ind w:left="1843"/>
+        <w:jc w:val="both"/>
         <w:rPr>
           <w:rFonts w:ascii="Arial" w:hAnsi="Arial" w:cs="Arial"/>
         </w:rPr>
@@ -6035,6 +8582,7 @@
           <w:numId w:val="14"/>
         </w:numPr>
         <w:spacing w:line="360" w:lineRule="auto"/>
+        <w:jc w:val="both"/>
         <w:rPr>
           <w:rFonts w:ascii="Arial" w:hAnsi="Arial" w:cs="Arial"/>
         </w:rPr>
@@ -6061,6 +8609,7 @@
         </w:numPr>
         <w:spacing w:line="360" w:lineRule="auto"/>
         <w:ind w:left="1843"/>
+        <w:jc w:val="both"/>
         <w:rPr>
           <w:rFonts w:ascii="Arial" w:hAnsi="Arial" w:cs="Arial"/>
         </w:rPr>
@@ -6081,6 +8630,7 @@
         </w:numPr>
         <w:spacing w:line="360" w:lineRule="auto"/>
         <w:ind w:left="1843"/>
+        <w:jc w:val="both"/>
         <w:rPr>
           <w:rFonts w:ascii="Arial" w:hAnsi="Arial" w:cs="Arial"/>
         </w:rPr>
@@ -6100,15 +8650,15 @@
           <w:numId w:val="14"/>
         </w:numPr>
         <w:spacing w:line="360" w:lineRule="auto"/>
-        <w:rPr>
-          <w:rFonts w:ascii="Arial" w:hAnsi="Arial" w:cs="Arial"/>
-        </w:rPr>
-      </w:pPr>
-      <w:r>
-        <w:rPr>
-          <w:rFonts w:ascii="Arial" w:hAnsi="Arial" w:cs="Arial"/>
-        </w:rPr>
-        <w:lastRenderedPageBreak/>
+        <w:jc w:val="both"/>
+        <w:rPr>
+          <w:rFonts w:ascii="Arial" w:hAnsi="Arial" w:cs="Arial"/>
+        </w:rPr>
+      </w:pPr>
+      <w:r>
+        <w:rPr>
+          <w:rFonts w:ascii="Arial" w:hAnsi="Arial" w:cs="Arial"/>
+        </w:rPr>
         <w:t>Auditability</w:t>
       </w:r>
       <w:r>
@@ -6127,6 +8677,7 @@
         </w:numPr>
         <w:spacing w:line="360" w:lineRule="auto"/>
         <w:ind w:left="1843"/>
+        <w:jc w:val="both"/>
         <w:rPr>
           <w:rFonts w:ascii="Arial" w:hAnsi="Arial" w:cs="Arial"/>
         </w:rPr>
@@ -6147,6 +8698,7 @@
         </w:numPr>
         <w:spacing w:line="360" w:lineRule="auto"/>
         <w:ind w:left="1843"/>
+        <w:jc w:val="both"/>
         <w:rPr>
           <w:rFonts w:ascii="Arial" w:hAnsi="Arial" w:cs="Arial"/>
         </w:rPr>
@@ -6166,6 +8718,7 @@
           <w:numId w:val="14"/>
         </w:numPr>
         <w:spacing w:line="360" w:lineRule="auto"/>
+        <w:jc w:val="both"/>
         <w:rPr>
           <w:rFonts w:ascii="Arial" w:hAnsi="Arial" w:cs="Arial"/>
         </w:rPr>
@@ -6186,6 +8739,7 @@
         </w:numPr>
         <w:spacing w:line="360" w:lineRule="auto"/>
         <w:ind w:left="1843"/>
+        <w:jc w:val="both"/>
         <w:rPr>
           <w:rFonts w:ascii="Arial" w:hAnsi="Arial" w:cs="Arial"/>
         </w:rPr>
@@ -6206,6 +8760,7 @@
         </w:numPr>
         <w:spacing w:line="360" w:lineRule="auto"/>
         <w:ind w:left="1843"/>
+        <w:jc w:val="both"/>
         <w:rPr>
           <w:rFonts w:ascii="Arial" w:hAnsi="Arial" w:cs="Arial"/>
         </w:rPr>
@@ -6219,6 +8774,7 @@
     </w:p>
     <w:p>
       <w:pPr>
+        <w:jc w:val="both"/>
         <w:rPr>
           <w:rFonts w:ascii="Arial" w:hAnsi="Arial" w:cs="Arial"/>
         </w:rPr>
@@ -6239,6 +8795,7 @@
         </w:numPr>
         <w:spacing w:before="0" w:after="0" w:line="360" w:lineRule="auto"/>
         <w:ind w:left="284"/>
+        <w:jc w:val="both"/>
         <w:rPr>
           <w:rFonts w:ascii="Arial" w:hAnsi="Arial" w:cs="Arial"/>
           <w:b/>
@@ -6248,7 +8805,7 @@
           <w:szCs w:val="32"/>
         </w:rPr>
       </w:pPr>
-      <w:bookmarkStart w:id="13" w:name="_Toc226899736"/>
+      <w:bookmarkStart w:id="19" w:name="_Toc227105559"/>
       <w:r>
         <w:rPr>
           <w:rFonts w:ascii="Arial" w:hAnsi="Arial" w:cs="Arial"/>
@@ -6283,19 +8840,21 @@
         </w:rPr>
         <w:t>ase diagram</w:t>
       </w:r>
-      <w:bookmarkEnd w:id="13"/>
+      <w:bookmarkEnd w:id="19"/>
     </w:p>
     <w:p>
       <w:pPr>
         <w:spacing w:line="360" w:lineRule="auto"/>
         <w:ind w:left="284"/>
-        <w:rPr>
-          <w:rFonts w:ascii="Arial" w:hAnsi="Arial" w:cs="Arial"/>
-        </w:rPr>
-      </w:pPr>
-    </w:p>
-    <w:p>
-      <w:pPr>
+        <w:jc w:val="both"/>
+        <w:rPr>
+          <w:rFonts w:ascii="Arial" w:hAnsi="Arial" w:cs="Arial"/>
+        </w:rPr>
+      </w:pPr>
+    </w:p>
+    <w:p>
+      <w:pPr>
+        <w:jc w:val="both"/>
         <w:rPr>
           <w:rFonts w:ascii="Arial" w:hAnsi="Arial" w:cs="Arial"/>
         </w:rPr>
@@ -6316,6 +8875,7 @@
         </w:numPr>
         <w:spacing w:before="0" w:after="0" w:line="360" w:lineRule="auto"/>
         <w:ind w:left="284"/>
+        <w:jc w:val="both"/>
         <w:rPr>
           <w:rFonts w:ascii="Arial" w:hAnsi="Arial" w:cs="Arial"/>
           <w:b/>
@@ -6325,7 +8885,7 @@
           <w:szCs w:val="32"/>
         </w:rPr>
       </w:pPr>
-      <w:bookmarkStart w:id="14" w:name="_Toc226899737"/>
+      <w:bookmarkStart w:id="20" w:name="_Toc227105560"/>
       <w:r>
         <w:rPr>
           <w:rFonts w:ascii="Arial" w:hAnsi="Arial" w:cs="Arial"/>
@@ -6349,19 +8909,21 @@
         </w:rPr>
         <w:t xml:space="preserve"> diagram</w:t>
       </w:r>
-      <w:bookmarkEnd w:id="14"/>
+      <w:bookmarkEnd w:id="20"/>
     </w:p>
     <w:p>
       <w:pPr>
         <w:spacing w:line="360" w:lineRule="auto"/>
         <w:ind w:left="284"/>
-        <w:rPr>
-          <w:rFonts w:ascii="Arial" w:hAnsi="Arial" w:cs="Arial"/>
-        </w:rPr>
-      </w:pPr>
-    </w:p>
-    <w:p>
-      <w:pPr>
+        <w:jc w:val="both"/>
+        <w:rPr>
+          <w:rFonts w:ascii="Arial" w:hAnsi="Arial" w:cs="Arial"/>
+        </w:rPr>
+      </w:pPr>
+    </w:p>
+    <w:p>
+      <w:pPr>
+        <w:jc w:val="both"/>
         <w:rPr>
           <w:rFonts w:ascii="Arial" w:hAnsi="Arial" w:cs="Arial"/>
         </w:rPr>
@@ -6382,6 +8944,7 @@
         </w:numPr>
         <w:spacing w:before="0" w:after="0" w:line="360" w:lineRule="auto"/>
         <w:ind w:left="284"/>
+        <w:jc w:val="both"/>
         <w:rPr>
           <w:rFonts w:ascii="Arial" w:hAnsi="Arial" w:cs="Arial"/>
           <w:b/>
@@ -6391,7 +8954,7 @@
           <w:szCs w:val="32"/>
         </w:rPr>
       </w:pPr>
-      <w:bookmarkStart w:id="15" w:name="_Toc226899738"/>
+      <w:bookmarkStart w:id="21" w:name="_Toc227105561"/>
       <w:r>
         <w:rPr>
           <w:rFonts w:ascii="Arial" w:hAnsi="Arial" w:cs="Arial"/>
@@ -6402,14 +8965,37 @@
           <w:szCs w:val="32"/>
         </w:rPr>
         <w:lastRenderedPageBreak/>
-        <w:t>C# Implementation</w:t>
-      </w:r>
-      <w:bookmarkEnd w:id="15"/>
+        <w:t xml:space="preserve">C# </w:t>
+      </w:r>
+      <w:r>
+        <w:rPr>
+          <w:rFonts w:ascii="Arial" w:hAnsi="Arial" w:cs="Arial"/>
+          <w:b/>
+          <w:bCs/>
+          <w:color w:val="EE0000"/>
+          <w:sz w:val="32"/>
+          <w:szCs w:val="32"/>
+        </w:rPr>
+        <w:t>i</w:t>
+      </w:r>
+      <w:r>
+        <w:rPr>
+          <w:rFonts w:ascii="Arial" w:hAnsi="Arial" w:cs="Arial"/>
+          <w:b/>
+          <w:bCs/>
+          <w:color w:val="EE0000"/>
+          <w:sz w:val="32"/>
+          <w:szCs w:val="32"/>
+        </w:rPr>
+        <w:t>mplementation</w:t>
+      </w:r>
+      <w:bookmarkEnd w:id="21"/>
     </w:p>
     <w:p>
       <w:pPr>
         <w:spacing w:line="360" w:lineRule="auto"/>
         <w:ind w:left="284"/>
+        <w:jc w:val="both"/>
         <w:rPr>
           <w:rFonts w:ascii="Arial" w:hAnsi="Arial" w:cs="Arial"/>
         </w:rPr>
@@ -6419,13 +9005,15 @@
       <w:pPr>
         <w:spacing w:line="360" w:lineRule="auto"/>
         <w:ind w:left="284"/>
-        <w:rPr>
-          <w:rFonts w:ascii="Arial" w:hAnsi="Arial" w:cs="Arial"/>
-        </w:rPr>
-      </w:pPr>
-    </w:p>
-    <w:p>
-      <w:pPr>
+        <w:jc w:val="both"/>
+        <w:rPr>
+          <w:rFonts w:ascii="Arial" w:hAnsi="Arial" w:cs="Arial"/>
+        </w:rPr>
+      </w:pPr>
+    </w:p>
+    <w:p>
+      <w:pPr>
+        <w:jc w:val="both"/>
         <w:rPr>
           <w:rFonts w:ascii="Arial" w:hAnsi="Arial" w:cs="Arial"/>
         </w:rPr>
@@ -6446,6 +9034,7 @@
         </w:numPr>
         <w:spacing w:before="0" w:after="0" w:line="360" w:lineRule="auto"/>
         <w:ind w:left="284"/>
+        <w:jc w:val="both"/>
         <w:rPr>
           <w:rFonts w:ascii="Arial" w:hAnsi="Arial" w:cs="Arial"/>
           <w:b/>
@@ -6455,7 +9044,7 @@
           <w:szCs w:val="32"/>
         </w:rPr>
       </w:pPr>
-      <w:bookmarkStart w:id="16" w:name="_Toc226899739"/>
+      <w:bookmarkStart w:id="22" w:name="_Toc227105562"/>
       <w:r>
         <w:rPr>
           <w:rFonts w:ascii="Arial" w:hAnsi="Arial" w:cs="Arial"/>
@@ -6479,12 +9068,13 @@
         </w:rPr>
         <w:t>onclusion</w:t>
       </w:r>
-      <w:bookmarkEnd w:id="16"/>
+      <w:bookmarkEnd w:id="22"/>
     </w:p>
     <w:p>
       <w:pPr>
         <w:spacing w:line="360" w:lineRule="auto"/>
         <w:ind w:left="284"/>
+        <w:jc w:val="both"/>
         <w:rPr>
           <w:rFonts w:ascii="Arial" w:hAnsi="Arial" w:cs="Arial"/>
         </w:rPr>
@@ -6494,6 +9084,7 @@
       <w:pPr>
         <w:spacing w:line="360" w:lineRule="auto"/>
         <w:ind w:left="284"/>
+        <w:jc w:val="both"/>
         <w:rPr>
           <w:rFonts w:ascii="Arial" w:hAnsi="Arial" w:cs="Arial"/>
         </w:rPr>
@@ -6503,13 +9094,15 @@
       <w:pPr>
         <w:spacing w:line="360" w:lineRule="auto"/>
         <w:ind w:left="284"/>
-        <w:rPr>
-          <w:rFonts w:ascii="Arial" w:hAnsi="Arial" w:cs="Arial"/>
-        </w:rPr>
-      </w:pPr>
-    </w:p>
-    <w:p>
-      <w:pPr>
+        <w:jc w:val="both"/>
+        <w:rPr>
+          <w:rFonts w:ascii="Arial" w:hAnsi="Arial" w:cs="Arial"/>
+        </w:rPr>
+      </w:pPr>
+    </w:p>
+    <w:p>
+      <w:pPr>
+        <w:jc w:val="both"/>
         <w:rPr>
           <w:rFonts w:ascii="Arial" w:hAnsi="Arial" w:cs="Arial"/>
         </w:rPr>
@@ -6525,6 +9118,7 @@
       <w:pPr>
         <w:pStyle w:val="Heading1"/>
         <w:spacing w:before="0" w:after="0" w:line="360" w:lineRule="auto"/>
+        <w:jc w:val="both"/>
         <w:rPr>
           <w:rFonts w:ascii="Arial" w:hAnsi="Arial" w:cs="Arial"/>
           <w:b/>
@@ -6534,7 +9128,7 @@
           <w:szCs w:val="32"/>
         </w:rPr>
       </w:pPr>
-      <w:bookmarkStart w:id="17" w:name="_Toc226899740"/>
+      <w:bookmarkStart w:id="23" w:name="_Toc227105563"/>
       <w:r>
         <w:rPr>
           <w:rFonts w:ascii="Arial" w:hAnsi="Arial" w:cs="Arial"/>
@@ -6547,7 +9141,7 @@
         <w:lastRenderedPageBreak/>
         <w:t>References</w:t>
       </w:r>
-      <w:bookmarkEnd w:id="17"/>
+      <w:bookmarkEnd w:id="23"/>
     </w:p>
     <w:p>
       <w:pPr>
@@ -6864,6 +9458,7 @@
       <w:pPr>
         <w:spacing w:line="360" w:lineRule="auto"/>
         <w:ind w:left="567" w:hanging="567"/>
+        <w:jc w:val="both"/>
         <w:rPr>
           <w:rFonts w:ascii="Arial" w:hAnsi="Arial" w:cs="Arial"/>
         </w:rPr>
@@ -6873,6 +9468,7 @@
       <w:pPr>
         <w:spacing w:line="360" w:lineRule="auto"/>
         <w:ind w:left="567" w:hanging="567"/>
+        <w:jc w:val="both"/>
         <w:rPr>
           <w:rFonts w:ascii="Arial" w:hAnsi="Arial" w:cs="Arial"/>
         </w:rPr>
@@ -6882,6 +9478,7 @@
       <w:pPr>
         <w:spacing w:line="360" w:lineRule="auto"/>
         <w:ind w:left="284"/>
+        <w:jc w:val="both"/>
         <w:rPr>
           <w:rFonts w:ascii="Arial" w:hAnsi="Arial" w:cs="Arial"/>
         </w:rPr>
@@ -6891,6 +9488,7 @@
       <w:pPr>
         <w:spacing w:line="360" w:lineRule="auto"/>
         <w:ind w:left="284"/>
+        <w:jc w:val="both"/>
         <w:rPr>
           <w:rFonts w:ascii="Arial" w:hAnsi="Arial" w:cs="Arial"/>
         </w:rPr>
@@ -6900,6 +9498,7 @@
       <w:pPr>
         <w:spacing w:line="360" w:lineRule="auto"/>
         <w:ind w:left="284"/>
+        <w:jc w:val="both"/>
         <w:rPr>
           <w:rFonts w:ascii="Arial" w:hAnsi="Arial" w:cs="Arial"/>
         </w:rPr>
@@ -7259,6 +9858,119 @@
     </w:lvl>
   </w:abstractNum>
   <w:abstractNum w:abstractNumId="2" w15:restartNumberingAfterBreak="0">
+    <w:nsid w:val="0F3C10E5"/>
+    <w:multiLevelType w:val="hybridMultilevel"/>
+    <w:tmpl w:val="A3AA1926"/>
+    <w:lvl w:ilvl="0" w:tplc="04090001">
+      <w:start w:val="1"/>
+      <w:numFmt w:val="bullet"/>
+      <w:lvlText w:val=""/>
+      <w:lvlJc w:val="left"/>
+      <w:pPr>
+        <w:ind w:left="1571" w:hanging="360"/>
+      </w:pPr>
+      <w:rPr>
+        <w:rFonts w:ascii="Symbol" w:hAnsi="Symbol" w:hint="default"/>
+      </w:rPr>
+    </w:lvl>
+    <w:lvl w:ilvl="1" w:tplc="04090003" w:tentative="1">
+      <w:start w:val="1"/>
+      <w:numFmt w:val="bullet"/>
+      <w:lvlText w:val="o"/>
+      <w:lvlJc w:val="left"/>
+      <w:pPr>
+        <w:ind w:left="2291" w:hanging="360"/>
+      </w:pPr>
+      <w:rPr>
+        <w:rFonts w:ascii="Courier New" w:hAnsi="Courier New" w:cs="Courier New" w:hint="default"/>
+      </w:rPr>
+    </w:lvl>
+    <w:lvl w:ilvl="2" w:tplc="04090005" w:tentative="1">
+      <w:start w:val="1"/>
+      <w:numFmt w:val="bullet"/>
+      <w:lvlText w:val=""/>
+      <w:lvlJc w:val="left"/>
+      <w:pPr>
+        <w:ind w:left="3011" w:hanging="360"/>
+      </w:pPr>
+      <w:rPr>
+        <w:rFonts w:ascii="Wingdings" w:hAnsi="Wingdings" w:hint="default"/>
+      </w:rPr>
+    </w:lvl>
+    <w:lvl w:ilvl="3" w:tplc="04090001" w:tentative="1">
+      <w:start w:val="1"/>
+      <w:numFmt w:val="bullet"/>
+      <w:lvlText w:val=""/>
+      <w:lvlJc w:val="left"/>
+      <w:pPr>
+        <w:ind w:left="3731" w:hanging="360"/>
+      </w:pPr>
+      <w:rPr>
+        <w:rFonts w:ascii="Symbol" w:hAnsi="Symbol" w:hint="default"/>
+      </w:rPr>
+    </w:lvl>
+    <w:lvl w:ilvl="4" w:tplc="04090003" w:tentative="1">
+      <w:start w:val="1"/>
+      <w:numFmt w:val="bullet"/>
+      <w:lvlText w:val="o"/>
+      <w:lvlJc w:val="left"/>
+      <w:pPr>
+        <w:ind w:left="4451" w:hanging="360"/>
+      </w:pPr>
+      <w:rPr>
+        <w:rFonts w:ascii="Courier New" w:hAnsi="Courier New" w:cs="Courier New" w:hint="default"/>
+      </w:rPr>
+    </w:lvl>
+    <w:lvl w:ilvl="5" w:tplc="04090005" w:tentative="1">
+      <w:start w:val="1"/>
+      <w:numFmt w:val="bullet"/>
+      <w:lvlText w:val=""/>
+      <w:lvlJc w:val="left"/>
+      <w:pPr>
+        <w:ind w:left="5171" w:hanging="360"/>
+      </w:pPr>
+      <w:rPr>
+        <w:rFonts w:ascii="Wingdings" w:hAnsi="Wingdings" w:hint="default"/>
+      </w:rPr>
+    </w:lvl>
+    <w:lvl w:ilvl="6" w:tplc="04090001" w:tentative="1">
+      <w:start w:val="1"/>
+      <w:numFmt w:val="bullet"/>
+      <w:lvlText w:val=""/>
+      <w:lvlJc w:val="left"/>
+      <w:pPr>
+        <w:ind w:left="5891" w:hanging="360"/>
+      </w:pPr>
+      <w:rPr>
+        <w:rFonts w:ascii="Symbol" w:hAnsi="Symbol" w:hint="default"/>
+      </w:rPr>
+    </w:lvl>
+    <w:lvl w:ilvl="7" w:tplc="04090003" w:tentative="1">
+      <w:start w:val="1"/>
+      <w:numFmt w:val="bullet"/>
+      <w:lvlText w:val="o"/>
+      <w:lvlJc w:val="left"/>
+      <w:pPr>
+        <w:ind w:left="6611" w:hanging="360"/>
+      </w:pPr>
+      <w:rPr>
+        <w:rFonts w:ascii="Courier New" w:hAnsi="Courier New" w:cs="Courier New" w:hint="default"/>
+      </w:rPr>
+    </w:lvl>
+    <w:lvl w:ilvl="8" w:tplc="04090005" w:tentative="1">
+      <w:start w:val="1"/>
+      <w:numFmt w:val="bullet"/>
+      <w:lvlText w:val=""/>
+      <w:lvlJc w:val="left"/>
+      <w:pPr>
+        <w:ind w:left="7331" w:hanging="360"/>
+      </w:pPr>
+      <w:rPr>
+        <w:rFonts w:ascii="Wingdings" w:hAnsi="Wingdings" w:hint="default"/>
+      </w:rPr>
+    </w:lvl>
+  </w:abstractNum>
+  <w:abstractNum w:abstractNumId="3" w15:restartNumberingAfterBreak="0">
     <w:nsid w:val="208A1330"/>
     <w:multiLevelType w:val="hybridMultilevel"/>
     <w:tmpl w:val="0972A492"/>
@@ -7371,7 +10083,7 @@
       </w:rPr>
     </w:lvl>
   </w:abstractNum>
-  <w:abstractNum w:abstractNumId="3" w15:restartNumberingAfterBreak="0">
+  <w:abstractNum w:abstractNumId="4" w15:restartNumberingAfterBreak="0">
     <w:nsid w:val="2EC15A1A"/>
     <w:multiLevelType w:val="hybridMultilevel"/>
     <w:tmpl w:val="C5665E78"/>
@@ -7457,7 +10169,7 @@
       </w:pPr>
     </w:lvl>
   </w:abstractNum>
-  <w:abstractNum w:abstractNumId="4" w15:restartNumberingAfterBreak="0">
+  <w:abstractNum w:abstractNumId="5" w15:restartNumberingAfterBreak="0">
     <w:nsid w:val="3725559B"/>
     <w:multiLevelType w:val="hybridMultilevel"/>
     <w:tmpl w:val="BDCA7D84"/>
@@ -7570,7 +10282,7 @@
       </w:rPr>
     </w:lvl>
   </w:abstractNum>
-  <w:abstractNum w:abstractNumId="5" w15:restartNumberingAfterBreak="0">
+  <w:abstractNum w:abstractNumId="6" w15:restartNumberingAfterBreak="0">
     <w:nsid w:val="443143D4"/>
     <w:multiLevelType w:val="hybridMultilevel"/>
     <w:tmpl w:val="BC7C5D7E"/>
@@ -7683,7 +10395,7 @@
       </w:rPr>
     </w:lvl>
   </w:abstractNum>
-  <w:abstractNum w:abstractNumId="6" w15:restartNumberingAfterBreak="0">
+  <w:abstractNum w:abstractNumId="7" w15:restartNumberingAfterBreak="0">
     <w:nsid w:val="4E9208C8"/>
     <w:multiLevelType w:val="hybridMultilevel"/>
     <w:tmpl w:val="054A6BDE"/>
@@ -7796,7 +10508,7 @@
       </w:rPr>
     </w:lvl>
   </w:abstractNum>
-  <w:abstractNum w:abstractNumId="7" w15:restartNumberingAfterBreak="0">
+  <w:abstractNum w:abstractNumId="8" w15:restartNumberingAfterBreak="0">
     <w:nsid w:val="50B90995"/>
     <w:multiLevelType w:val="hybridMultilevel"/>
     <w:tmpl w:val="F4EC91BE"/>
@@ -7885,7 +10597,7 @@
       </w:pPr>
     </w:lvl>
   </w:abstractNum>
-  <w:abstractNum w:abstractNumId="8" w15:restartNumberingAfterBreak="0">
+  <w:abstractNum w:abstractNumId="9" w15:restartNumberingAfterBreak="0">
     <w:nsid w:val="515E5162"/>
     <w:multiLevelType w:val="hybridMultilevel"/>
     <w:tmpl w:val="B216AA34"/>
@@ -7998,7 +10710,7 @@
       </w:rPr>
     </w:lvl>
   </w:abstractNum>
-  <w:abstractNum w:abstractNumId="9" w15:restartNumberingAfterBreak="0">
+  <w:abstractNum w:abstractNumId="10" w15:restartNumberingAfterBreak="0">
     <w:nsid w:val="533430E6"/>
     <w:multiLevelType w:val="hybridMultilevel"/>
     <w:tmpl w:val="05DE65C6"/>
@@ -8111,7 +10823,7 @@
       </w:rPr>
     </w:lvl>
   </w:abstractNum>
-  <w:abstractNum w:abstractNumId="10" w15:restartNumberingAfterBreak="0">
+  <w:abstractNum w:abstractNumId="11" w15:restartNumberingAfterBreak="0">
     <w:nsid w:val="5729116B"/>
     <w:multiLevelType w:val="hybridMultilevel"/>
     <w:tmpl w:val="BB74E996"/>
@@ -8224,7 +10936,7 @@
       </w:rPr>
     </w:lvl>
   </w:abstractNum>
-  <w:abstractNum w:abstractNumId="11" w15:restartNumberingAfterBreak="0">
+  <w:abstractNum w:abstractNumId="12" w15:restartNumberingAfterBreak="0">
     <w:nsid w:val="584223CC"/>
     <w:multiLevelType w:val="hybridMultilevel"/>
     <w:tmpl w:val="15AE2CB0"/>
@@ -8337,7 +11049,7 @@
       </w:rPr>
     </w:lvl>
   </w:abstractNum>
-  <w:abstractNum w:abstractNumId="12" w15:restartNumberingAfterBreak="0">
+  <w:abstractNum w:abstractNumId="13" w15:restartNumberingAfterBreak="0">
     <w:nsid w:val="5A3C6B9D"/>
     <w:multiLevelType w:val="hybridMultilevel"/>
     <w:tmpl w:val="8A963DA4"/>
@@ -8450,7 +11162,120 @@
       </w:rPr>
     </w:lvl>
   </w:abstractNum>
-  <w:abstractNum w:abstractNumId="13" w15:restartNumberingAfterBreak="0">
+  <w:abstractNum w:abstractNumId="14" w15:restartNumberingAfterBreak="0">
+    <w:nsid w:val="6C2F091E"/>
+    <w:multiLevelType w:val="hybridMultilevel"/>
+    <w:tmpl w:val="0E44B9C4"/>
+    <w:lvl w:ilvl="0" w:tplc="04090001">
+      <w:start w:val="1"/>
+      <w:numFmt w:val="bullet"/>
+      <w:lvlText w:val=""/>
+      <w:lvlJc w:val="left"/>
+      <w:pPr>
+        <w:ind w:left="1287" w:hanging="360"/>
+      </w:pPr>
+      <w:rPr>
+        <w:rFonts w:ascii="Symbol" w:hAnsi="Symbol" w:hint="default"/>
+      </w:rPr>
+    </w:lvl>
+    <w:lvl w:ilvl="1" w:tplc="04090003">
+      <w:start w:val="1"/>
+      <w:numFmt w:val="bullet"/>
+      <w:lvlText w:val="o"/>
+      <w:lvlJc w:val="left"/>
+      <w:pPr>
+        <w:ind w:left="2007" w:hanging="360"/>
+      </w:pPr>
+      <w:rPr>
+        <w:rFonts w:ascii="Courier New" w:hAnsi="Courier New" w:cs="Courier New" w:hint="default"/>
+      </w:rPr>
+    </w:lvl>
+    <w:lvl w:ilvl="2" w:tplc="04090005" w:tentative="1">
+      <w:start w:val="1"/>
+      <w:numFmt w:val="bullet"/>
+      <w:lvlText w:val=""/>
+      <w:lvlJc w:val="left"/>
+      <w:pPr>
+        <w:ind w:left="2727" w:hanging="360"/>
+      </w:pPr>
+      <w:rPr>
+        <w:rFonts w:ascii="Wingdings" w:hAnsi="Wingdings" w:hint="default"/>
+      </w:rPr>
+    </w:lvl>
+    <w:lvl w:ilvl="3" w:tplc="04090001" w:tentative="1">
+      <w:start w:val="1"/>
+      <w:numFmt w:val="bullet"/>
+      <w:lvlText w:val=""/>
+      <w:lvlJc w:val="left"/>
+      <w:pPr>
+        <w:ind w:left="3447" w:hanging="360"/>
+      </w:pPr>
+      <w:rPr>
+        <w:rFonts w:ascii="Symbol" w:hAnsi="Symbol" w:hint="default"/>
+      </w:rPr>
+    </w:lvl>
+    <w:lvl w:ilvl="4" w:tplc="04090003" w:tentative="1">
+      <w:start w:val="1"/>
+      <w:numFmt w:val="bullet"/>
+      <w:lvlText w:val="o"/>
+      <w:lvlJc w:val="left"/>
+      <w:pPr>
+        <w:ind w:left="4167" w:hanging="360"/>
+      </w:pPr>
+      <w:rPr>
+        <w:rFonts w:ascii="Courier New" w:hAnsi="Courier New" w:cs="Courier New" w:hint="default"/>
+      </w:rPr>
+    </w:lvl>
+    <w:lvl w:ilvl="5" w:tplc="04090005" w:tentative="1">
+      <w:start w:val="1"/>
+      <w:numFmt w:val="bullet"/>
+      <w:lvlText w:val=""/>
+      <w:lvlJc w:val="left"/>
+      <w:pPr>
+        <w:ind w:left="4887" w:hanging="360"/>
+      </w:pPr>
+      <w:rPr>
+        <w:rFonts w:ascii="Wingdings" w:hAnsi="Wingdings" w:hint="default"/>
+      </w:rPr>
+    </w:lvl>
+    <w:lvl w:ilvl="6" w:tplc="04090001" w:tentative="1">
+      <w:start w:val="1"/>
+      <w:numFmt w:val="bullet"/>
+      <w:lvlText w:val=""/>
+      <w:lvlJc w:val="left"/>
+      <w:pPr>
+        <w:ind w:left="5607" w:hanging="360"/>
+      </w:pPr>
+      <w:rPr>
+        <w:rFonts w:ascii="Symbol" w:hAnsi="Symbol" w:hint="default"/>
+      </w:rPr>
+    </w:lvl>
+    <w:lvl w:ilvl="7" w:tplc="04090003" w:tentative="1">
+      <w:start w:val="1"/>
+      <w:numFmt w:val="bullet"/>
+      <w:lvlText w:val="o"/>
+      <w:lvlJc w:val="left"/>
+      <w:pPr>
+        <w:ind w:left="6327" w:hanging="360"/>
+      </w:pPr>
+      <w:rPr>
+        <w:rFonts w:ascii="Courier New" w:hAnsi="Courier New" w:cs="Courier New" w:hint="default"/>
+      </w:rPr>
+    </w:lvl>
+    <w:lvl w:ilvl="8" w:tplc="04090005" w:tentative="1">
+      <w:start w:val="1"/>
+      <w:numFmt w:val="bullet"/>
+      <w:lvlText w:val=""/>
+      <w:lvlJc w:val="left"/>
+      <w:pPr>
+        <w:ind w:left="7047" w:hanging="360"/>
+      </w:pPr>
+      <w:rPr>
+        <w:rFonts w:ascii="Wingdings" w:hAnsi="Wingdings" w:hint="default"/>
+      </w:rPr>
+    </w:lvl>
+  </w:abstractNum>
+  <w:abstractNum w:abstractNumId="15" w15:restartNumberingAfterBreak="0">
     <w:nsid w:val="7C2F5FFD"/>
     <w:multiLevelType w:val="hybridMultilevel"/>
     <w:tmpl w:val="7C0C3FE6"/>
@@ -8564,46 +11389,52 @@
     </w:lvl>
   </w:abstractNum>
   <w:num w:numId="1" w16cid:durableId="1045522712">
-    <w:abstractNumId w:val="7"/>
+    <w:abstractNumId w:val="8"/>
   </w:num>
   <w:num w:numId="2" w16cid:durableId="1914701475">
     <w:abstractNumId w:val="1"/>
   </w:num>
   <w:num w:numId="3" w16cid:durableId="1264529151">
-    <w:abstractNumId w:val="3"/>
+    <w:abstractNumId w:val="4"/>
   </w:num>
   <w:num w:numId="4" w16cid:durableId="1411461418">
+    <w:abstractNumId w:val="7"/>
+  </w:num>
+  <w:num w:numId="5" w16cid:durableId="185103095">
     <w:abstractNumId w:val="6"/>
   </w:num>
-  <w:num w:numId="5" w16cid:durableId="185103095">
-    <w:abstractNumId w:val="5"/>
-  </w:num>
   <w:num w:numId="6" w16cid:durableId="1852379492">
-    <w:abstractNumId w:val="11"/>
+    <w:abstractNumId w:val="12"/>
   </w:num>
   <w:num w:numId="7" w16cid:durableId="1846623942">
     <w:abstractNumId w:val="0"/>
   </w:num>
   <w:num w:numId="8" w16cid:durableId="385762116">
+    <w:abstractNumId w:val="11"/>
+  </w:num>
+  <w:num w:numId="9" w16cid:durableId="1558129866">
+    <w:abstractNumId w:val="15"/>
+  </w:num>
+  <w:num w:numId="10" w16cid:durableId="1390153760">
+    <w:abstractNumId w:val="13"/>
+  </w:num>
+  <w:num w:numId="11" w16cid:durableId="94328686">
+    <w:abstractNumId w:val="9"/>
+  </w:num>
+  <w:num w:numId="12" w16cid:durableId="1291398037">
+    <w:abstractNumId w:val="3"/>
+  </w:num>
+  <w:num w:numId="13" w16cid:durableId="1274365881">
+    <w:abstractNumId w:val="5"/>
+  </w:num>
+  <w:num w:numId="14" w16cid:durableId="569733674">
     <w:abstractNumId w:val="10"/>
   </w:num>
-  <w:num w:numId="9" w16cid:durableId="1558129866">
-    <w:abstractNumId w:val="13"/>
-  </w:num>
-  <w:num w:numId="10" w16cid:durableId="1390153760">
-    <w:abstractNumId w:val="12"/>
-  </w:num>
-  <w:num w:numId="11" w16cid:durableId="94328686">
-    <w:abstractNumId w:val="8"/>
-  </w:num>
-  <w:num w:numId="12" w16cid:durableId="1291398037">
+  <w:num w:numId="15" w16cid:durableId="1075132196">
     <w:abstractNumId w:val="2"/>
   </w:num>
-  <w:num w:numId="13" w16cid:durableId="1274365881">
-    <w:abstractNumId w:val="4"/>
-  </w:num>
-  <w:num w:numId="14" w16cid:durableId="569733674">
-    <w:abstractNumId w:val="9"/>
+  <w:num w:numId="16" w16cid:durableId="1985357084">
+    <w:abstractNumId w:val="14"/>
   </w:num>
 </w:numbering>
 </file>

--- a/Project Progress Report/Assignment_Phase_1-Thanh_Tran-24247169.docx
+++ b/Project Progress Report/Assignment_Phase_1-Thanh_Tran-24247169.docx
@@ -442,7 +442,7 @@
           <w:r>
             <w:fldChar w:fldCharType="separate"/>
           </w:r>
-          <w:hyperlink w:anchor="_Toc227105541" w:history="1">
+          <w:hyperlink w:anchor="_Toc227153811" w:history="1">
             <w:r>
               <w:rPr>
                 <w:rStyle w:val="Hyperlink"/>
@@ -489,7 +489,7 @@
                 <w:noProof/>
                 <w:webHidden/>
               </w:rPr>
-              <w:instrText xml:space="preserve"> PAGEREF _Toc227105541 \h </w:instrText>
+              <w:instrText xml:space="preserve"> PAGEREF _Toc227153811 \h </w:instrText>
             </w:r>
             <w:r>
               <w:rPr>
@@ -532,7 +532,7 @@
               <w:lang w:val="en-US" w:eastAsia="en-US"/>
             </w:rPr>
           </w:pPr>
-          <w:hyperlink w:anchor="_Toc227105542" w:history="1">
+          <w:hyperlink w:anchor="_Toc227153812" w:history="1">
             <w:r>
               <w:rPr>
                 <w:rStyle w:val="Hyperlink"/>
@@ -579,7 +579,7 @@
                 <w:noProof/>
                 <w:webHidden/>
               </w:rPr>
-              <w:instrText xml:space="preserve"> PAGEREF _Toc227105542 \h </w:instrText>
+              <w:instrText xml:space="preserve"> PAGEREF _Toc227153812 \h </w:instrText>
             </w:r>
             <w:r>
               <w:rPr>
@@ -621,7 +621,7 @@
               <w:lang w:val="en-US" w:eastAsia="en-US"/>
             </w:rPr>
           </w:pPr>
-          <w:hyperlink w:anchor="_Toc227105543" w:history="1">
+          <w:hyperlink w:anchor="_Toc227153813" w:history="1">
             <w:r>
               <w:rPr>
                 <w:rStyle w:val="Hyperlink"/>
@@ -651,7 +651,7 @@
                 <w:noProof/>
                 <w:webHidden/>
               </w:rPr>
-              <w:instrText xml:space="preserve"> PAGEREF _Toc227105543 \h </w:instrText>
+              <w:instrText xml:space="preserve"> PAGEREF _Toc227153813 \h </w:instrText>
             </w:r>
             <w:r>
               <w:rPr>
@@ -693,7 +693,7 @@
               <w:lang w:val="en-US" w:eastAsia="en-US"/>
             </w:rPr>
           </w:pPr>
-          <w:hyperlink w:anchor="_Toc227105544" w:history="1">
+          <w:hyperlink w:anchor="_Toc227153814" w:history="1">
             <w:r>
               <w:rPr>
                 <w:rStyle w:val="Hyperlink"/>
@@ -723,7 +723,7 @@
                 <w:noProof/>
                 <w:webHidden/>
               </w:rPr>
-              <w:instrText xml:space="preserve"> PAGEREF _Toc227105544 \h </w:instrText>
+              <w:instrText xml:space="preserve"> PAGEREF _Toc227153814 \h </w:instrText>
             </w:r>
             <w:r>
               <w:rPr>
@@ -765,7 +765,7 @@
               <w:lang w:val="en-US" w:eastAsia="en-US"/>
             </w:rPr>
           </w:pPr>
-          <w:hyperlink w:anchor="_Toc227105545" w:history="1">
+          <w:hyperlink w:anchor="_Toc227153815" w:history="1">
             <w:r>
               <w:rPr>
                 <w:rStyle w:val="Hyperlink"/>
@@ -795,7 +795,7 @@
                 <w:noProof/>
                 <w:webHidden/>
               </w:rPr>
-              <w:instrText xml:space="preserve"> PAGEREF _Toc227105545 \h </w:instrText>
+              <w:instrText xml:space="preserve"> PAGEREF _Toc227153815 \h </w:instrText>
             </w:r>
             <w:r>
               <w:rPr>
@@ -837,7 +837,7 @@
               <w:lang w:val="en-US" w:eastAsia="en-US"/>
             </w:rPr>
           </w:pPr>
-          <w:hyperlink w:anchor="_Toc227105546" w:history="1">
+          <w:hyperlink w:anchor="_Toc227153816" w:history="1">
             <w:r>
               <w:rPr>
                 <w:rStyle w:val="Hyperlink"/>
@@ -867,7 +867,7 @@
                 <w:noProof/>
                 <w:webHidden/>
               </w:rPr>
-              <w:instrText xml:space="preserve"> PAGEREF _Toc227105546 \h </w:instrText>
+              <w:instrText xml:space="preserve"> PAGEREF _Toc227153816 \h </w:instrText>
             </w:r>
             <w:r>
               <w:rPr>
@@ -909,7 +909,7 @@
               <w:lang w:val="en-US" w:eastAsia="en-US"/>
             </w:rPr>
           </w:pPr>
-          <w:hyperlink w:anchor="_Toc227105547" w:history="1">
+          <w:hyperlink w:anchor="_Toc227153817" w:history="1">
             <w:r>
               <w:rPr>
                 <w:rStyle w:val="Hyperlink"/>
@@ -939,7 +939,7 @@
                 <w:noProof/>
                 <w:webHidden/>
               </w:rPr>
-              <w:instrText xml:space="preserve"> PAGEREF _Toc227105547 \h </w:instrText>
+              <w:instrText xml:space="preserve"> PAGEREF _Toc227153817 \h </w:instrText>
             </w:r>
             <w:r>
               <w:rPr>
@@ -981,7 +981,7 @@
               <w:lang w:val="en-US" w:eastAsia="en-US"/>
             </w:rPr>
           </w:pPr>
-          <w:hyperlink w:anchor="_Toc227105548" w:history="1">
+          <w:hyperlink w:anchor="_Toc227153818" w:history="1">
             <w:r>
               <w:rPr>
                 <w:rStyle w:val="Hyperlink"/>
@@ -1011,7 +1011,7 @@
                 <w:noProof/>
                 <w:webHidden/>
               </w:rPr>
-              <w:instrText xml:space="preserve"> PAGEREF _Toc227105548 \h </w:instrText>
+              <w:instrText xml:space="preserve"> PAGEREF _Toc227153818 \h </w:instrText>
             </w:r>
             <w:r>
               <w:rPr>
@@ -1053,7 +1053,7 @@
               <w:lang w:val="en-US" w:eastAsia="en-US"/>
             </w:rPr>
           </w:pPr>
-          <w:hyperlink w:anchor="_Toc227105549" w:history="1">
+          <w:hyperlink w:anchor="_Toc227153819" w:history="1">
             <w:r>
               <w:rPr>
                 <w:rStyle w:val="Hyperlink"/>
@@ -1083,7 +1083,7 @@
                 <w:noProof/>
                 <w:webHidden/>
               </w:rPr>
-              <w:instrText xml:space="preserve"> PAGEREF _Toc227105549 \h </w:instrText>
+              <w:instrText xml:space="preserve"> PAGEREF _Toc227153819 \h </w:instrText>
             </w:r>
             <w:r>
               <w:rPr>
@@ -1125,7 +1125,7 @@
               <w:lang w:val="en-US" w:eastAsia="en-US"/>
             </w:rPr>
           </w:pPr>
-          <w:hyperlink w:anchor="_Toc227105550" w:history="1">
+          <w:hyperlink w:anchor="_Toc227153820" w:history="1">
             <w:r>
               <w:rPr>
                 <w:rStyle w:val="Hyperlink"/>
@@ -1155,7 +1155,7 @@
                 <w:noProof/>
                 <w:webHidden/>
               </w:rPr>
-              <w:instrText xml:space="preserve"> PAGEREF _Toc227105550 \h </w:instrText>
+              <w:instrText xml:space="preserve"> PAGEREF _Toc227153820 \h </w:instrText>
             </w:r>
             <w:r>
               <w:rPr>
@@ -1198,7 +1198,7 @@
               <w:lang w:val="en-US" w:eastAsia="en-US"/>
             </w:rPr>
           </w:pPr>
-          <w:hyperlink w:anchor="_Toc227105551" w:history="1">
+          <w:hyperlink w:anchor="_Toc227153821" w:history="1">
             <w:r>
               <w:rPr>
                 <w:rStyle w:val="Hyperlink"/>
@@ -1245,7 +1245,7 @@
                 <w:noProof/>
                 <w:webHidden/>
               </w:rPr>
-              <w:instrText xml:space="preserve"> PAGEREF _Toc227105551 \h </w:instrText>
+              <w:instrText xml:space="preserve"> PAGEREF _Toc227153821 \h </w:instrText>
             </w:r>
             <w:r>
               <w:rPr>
@@ -1287,7 +1287,7 @@
               <w:lang w:val="en-US" w:eastAsia="en-US"/>
             </w:rPr>
           </w:pPr>
-          <w:hyperlink w:anchor="_Toc227105552" w:history="1">
+          <w:hyperlink w:anchor="_Toc227153822" w:history="1">
             <w:r>
               <w:rPr>
                 <w:rStyle w:val="Hyperlink"/>
@@ -1317,7 +1317,7 @@
                 <w:noProof/>
                 <w:webHidden/>
               </w:rPr>
-              <w:instrText xml:space="preserve"> PAGEREF _Toc227105552 \h </w:instrText>
+              <w:instrText xml:space="preserve"> PAGEREF _Toc227153822 \h </w:instrText>
             </w:r>
             <w:r>
               <w:rPr>
@@ -1359,7 +1359,7 @@
               <w:lang w:val="en-US" w:eastAsia="en-US"/>
             </w:rPr>
           </w:pPr>
-          <w:hyperlink w:anchor="_Toc227105553" w:history="1">
+          <w:hyperlink w:anchor="_Toc227153823" w:history="1">
             <w:r>
               <w:rPr>
                 <w:rStyle w:val="Hyperlink"/>
@@ -1389,7 +1389,7 @@
                 <w:noProof/>
                 <w:webHidden/>
               </w:rPr>
-              <w:instrText xml:space="preserve"> PAGEREF _Toc227105553 \h </w:instrText>
+              <w:instrText xml:space="preserve"> PAGEREF _Toc227153823 \h </w:instrText>
             </w:r>
             <w:r>
               <w:rPr>
@@ -1431,7 +1431,7 @@
               <w:lang w:val="en-US" w:eastAsia="en-US"/>
             </w:rPr>
           </w:pPr>
-          <w:hyperlink w:anchor="_Toc227105554" w:history="1">
+          <w:hyperlink w:anchor="_Toc227153824" w:history="1">
             <w:r>
               <w:rPr>
                 <w:rStyle w:val="Hyperlink"/>
@@ -1461,7 +1461,7 @@
                 <w:noProof/>
                 <w:webHidden/>
               </w:rPr>
-              <w:instrText xml:space="preserve"> PAGEREF _Toc227105554 \h </w:instrText>
+              <w:instrText xml:space="preserve"> PAGEREF _Toc227153824 \h </w:instrText>
             </w:r>
             <w:r>
               <w:rPr>
@@ -1503,7 +1503,7 @@
               <w:lang w:val="en-US" w:eastAsia="en-US"/>
             </w:rPr>
           </w:pPr>
-          <w:hyperlink w:anchor="_Toc227105555" w:history="1">
+          <w:hyperlink w:anchor="_Toc227153825" w:history="1">
             <w:r>
               <w:rPr>
                 <w:rStyle w:val="Hyperlink"/>
@@ -1533,7 +1533,7 @@
                 <w:noProof/>
                 <w:webHidden/>
               </w:rPr>
-              <w:instrText xml:space="preserve"> PAGEREF _Toc227105555 \h </w:instrText>
+              <w:instrText xml:space="preserve"> PAGEREF _Toc227153825 \h </w:instrText>
             </w:r>
             <w:r>
               <w:rPr>
@@ -1554,6 +1554,78 @@
                 <w:webHidden/>
               </w:rPr>
               <w:t>10</w:t>
+            </w:r>
+            <w:r>
+              <w:rPr>
+                <w:noProof/>
+                <w:webHidden/>
+              </w:rPr>
+              <w:fldChar w:fldCharType="end"/>
+            </w:r>
+          </w:hyperlink>
+        </w:p>
+        <w:p>
+          <w:pPr>
+            <w:pStyle w:val="TOC3"/>
+            <w:tabs>
+              <w:tab w:val="right" w:leader="dot" w:pos="9350"/>
+            </w:tabs>
+            <w:rPr>
+              <w:noProof/>
+              <w:lang w:val="en-US" w:eastAsia="en-US"/>
+            </w:rPr>
+          </w:pPr>
+          <w:hyperlink w:anchor="_Toc227153826" w:history="1">
+            <w:r>
+              <w:rPr>
+                <w:rStyle w:val="Hyperlink"/>
+                <w:rFonts w:ascii="Arial" w:hAnsi="Arial" w:cs="Arial"/>
+                <w:b/>
+                <w:bCs/>
+                <w:noProof/>
+              </w:rPr>
+              <w:t>iv. Stakeholder interview</w:t>
+            </w:r>
+            <w:r>
+              <w:rPr>
+                <w:noProof/>
+                <w:webHidden/>
+              </w:rPr>
+              <w:tab/>
+            </w:r>
+            <w:r>
+              <w:rPr>
+                <w:noProof/>
+                <w:webHidden/>
+              </w:rPr>
+              <w:fldChar w:fldCharType="begin"/>
+            </w:r>
+            <w:r>
+              <w:rPr>
+                <w:noProof/>
+                <w:webHidden/>
+              </w:rPr>
+              <w:instrText xml:space="preserve"> PAGEREF _Toc227153826 \h </w:instrText>
+            </w:r>
+            <w:r>
+              <w:rPr>
+                <w:noProof/>
+                <w:webHidden/>
+              </w:rPr>
+            </w:r>
+            <w:r>
+              <w:rPr>
+                <w:noProof/>
+                <w:webHidden/>
+              </w:rPr>
+              <w:fldChar w:fldCharType="separate"/>
+            </w:r>
+            <w:r>
+              <w:rPr>
+                <w:noProof/>
+                <w:webHidden/>
+              </w:rPr>
+              <w:t>12</w:t>
             </w:r>
             <w:r>
               <w:rPr>
@@ -1575,7 +1647,7 @@
               <w:lang w:val="en-US" w:eastAsia="en-US"/>
             </w:rPr>
           </w:pPr>
-          <w:hyperlink w:anchor="_Toc227105556" w:history="1">
+          <w:hyperlink w:anchor="_Toc227153827" w:history="1">
             <w:r>
               <w:rPr>
                 <w:rStyle w:val="Hyperlink"/>
@@ -1584,7 +1656,7 @@
                 <w:bCs/>
                 <w:noProof/>
               </w:rPr>
-              <w:t>3.2. User requirements</w:t>
+              <w:t>3.2. User and system requirements</w:t>
             </w:r>
             <w:r>
               <w:rPr>
@@ -1605,7 +1677,7 @@
                 <w:noProof/>
                 <w:webHidden/>
               </w:rPr>
-              <w:instrText xml:space="preserve"> PAGEREF _Toc227105556 \h </w:instrText>
+              <w:instrText xml:space="preserve"> PAGEREF _Toc227153827 \h </w:instrText>
             </w:r>
             <w:r>
               <w:rPr>
@@ -1625,7 +1697,151 @@
                 <w:noProof/>
                 <w:webHidden/>
               </w:rPr>
-              <w:t>12</w:t>
+              <w:t>14</w:t>
+            </w:r>
+            <w:r>
+              <w:rPr>
+                <w:noProof/>
+                <w:webHidden/>
+              </w:rPr>
+              <w:fldChar w:fldCharType="end"/>
+            </w:r>
+          </w:hyperlink>
+        </w:p>
+        <w:p>
+          <w:pPr>
+            <w:pStyle w:val="TOC3"/>
+            <w:tabs>
+              <w:tab w:val="right" w:leader="dot" w:pos="9350"/>
+            </w:tabs>
+            <w:rPr>
+              <w:noProof/>
+              <w:lang w:val="en-US" w:eastAsia="en-US"/>
+            </w:rPr>
+          </w:pPr>
+          <w:hyperlink w:anchor="_Toc227153828" w:history="1">
+            <w:r>
+              <w:rPr>
+                <w:rStyle w:val="Hyperlink"/>
+                <w:rFonts w:ascii="Arial" w:hAnsi="Arial" w:cs="Arial"/>
+                <w:b/>
+                <w:bCs/>
+                <w:noProof/>
+              </w:rPr>
+              <w:t>i. User requirements</w:t>
+            </w:r>
+            <w:r>
+              <w:rPr>
+                <w:noProof/>
+                <w:webHidden/>
+              </w:rPr>
+              <w:tab/>
+            </w:r>
+            <w:r>
+              <w:rPr>
+                <w:noProof/>
+                <w:webHidden/>
+              </w:rPr>
+              <w:fldChar w:fldCharType="begin"/>
+            </w:r>
+            <w:r>
+              <w:rPr>
+                <w:noProof/>
+                <w:webHidden/>
+              </w:rPr>
+              <w:instrText xml:space="preserve"> PAGEREF _Toc227153828 \h </w:instrText>
+            </w:r>
+            <w:r>
+              <w:rPr>
+                <w:noProof/>
+                <w:webHidden/>
+              </w:rPr>
+            </w:r>
+            <w:r>
+              <w:rPr>
+                <w:noProof/>
+                <w:webHidden/>
+              </w:rPr>
+              <w:fldChar w:fldCharType="separate"/>
+            </w:r>
+            <w:r>
+              <w:rPr>
+                <w:noProof/>
+                <w:webHidden/>
+              </w:rPr>
+              <w:t>14</w:t>
+            </w:r>
+            <w:r>
+              <w:rPr>
+                <w:noProof/>
+                <w:webHidden/>
+              </w:rPr>
+              <w:fldChar w:fldCharType="end"/>
+            </w:r>
+          </w:hyperlink>
+        </w:p>
+        <w:p>
+          <w:pPr>
+            <w:pStyle w:val="TOC3"/>
+            <w:tabs>
+              <w:tab w:val="right" w:leader="dot" w:pos="9350"/>
+            </w:tabs>
+            <w:rPr>
+              <w:noProof/>
+              <w:lang w:val="en-US" w:eastAsia="en-US"/>
+            </w:rPr>
+          </w:pPr>
+          <w:hyperlink w:anchor="_Toc227153829" w:history="1">
+            <w:r>
+              <w:rPr>
+                <w:rStyle w:val="Hyperlink"/>
+                <w:rFonts w:ascii="Arial" w:hAnsi="Arial" w:cs="Arial"/>
+                <w:b/>
+                <w:bCs/>
+                <w:noProof/>
+              </w:rPr>
+              <w:t>ii. System requirements</w:t>
+            </w:r>
+            <w:r>
+              <w:rPr>
+                <w:noProof/>
+                <w:webHidden/>
+              </w:rPr>
+              <w:tab/>
+            </w:r>
+            <w:r>
+              <w:rPr>
+                <w:noProof/>
+                <w:webHidden/>
+              </w:rPr>
+              <w:fldChar w:fldCharType="begin"/>
+            </w:r>
+            <w:r>
+              <w:rPr>
+                <w:noProof/>
+                <w:webHidden/>
+              </w:rPr>
+              <w:instrText xml:space="preserve"> PAGEREF _Toc227153829 \h </w:instrText>
+            </w:r>
+            <w:r>
+              <w:rPr>
+                <w:noProof/>
+                <w:webHidden/>
+              </w:rPr>
+            </w:r>
+            <w:r>
+              <w:rPr>
+                <w:noProof/>
+                <w:webHidden/>
+              </w:rPr>
+              <w:fldChar w:fldCharType="separate"/>
+            </w:r>
+            <w:r>
+              <w:rPr>
+                <w:noProof/>
+                <w:webHidden/>
+              </w:rPr>
+              <w:t>16</w:t>
             </w:r>
             <w:r>
               <w:rPr>
@@ -1647,7 +1863,7 @@
               <w:lang w:val="en-US" w:eastAsia="en-US"/>
             </w:rPr>
           </w:pPr>
-          <w:hyperlink w:anchor="_Toc227105557" w:history="1">
+          <w:hyperlink w:anchor="_Toc227153830" w:history="1">
             <w:r>
               <w:rPr>
                 <w:rStyle w:val="Hyperlink"/>
@@ -1656,7 +1872,27 @@
                 <w:bCs/>
                 <w:noProof/>
               </w:rPr>
-              <w:t>3.3. Functional requirements</w:t>
+              <w:t>3.3. Functional r</w:t>
+            </w:r>
+            <w:r>
+              <w:rPr>
+                <w:rStyle w:val="Hyperlink"/>
+                <w:rFonts w:ascii="Arial" w:hAnsi="Arial" w:cs="Arial"/>
+                <w:b/>
+                <w:bCs/>
+                <w:noProof/>
+              </w:rPr>
+              <w:t>e</w:t>
+            </w:r>
+            <w:r>
+              <w:rPr>
+                <w:rStyle w:val="Hyperlink"/>
+                <w:rFonts w:ascii="Arial" w:hAnsi="Arial" w:cs="Arial"/>
+                <w:b/>
+                <w:bCs/>
+                <w:noProof/>
+              </w:rPr>
+              <w:t>quirements</w:t>
             </w:r>
             <w:r>
               <w:rPr>
@@ -1677,7 +1913,7 @@
                 <w:noProof/>
                 <w:webHidden/>
               </w:rPr>
-              <w:instrText xml:space="preserve"> PAGEREF _Toc227105557 \h </w:instrText>
+              <w:instrText xml:space="preserve"> PAGEREF _Toc227153830 \h </w:instrText>
             </w:r>
             <w:r>
               <w:rPr>
@@ -1697,7 +1933,7 @@
                 <w:noProof/>
                 <w:webHidden/>
               </w:rPr>
-              <w:t>13</w:t>
+              <w:t>16</w:t>
             </w:r>
             <w:r>
               <w:rPr>
@@ -1719,7 +1955,7 @@
               <w:lang w:val="en-US" w:eastAsia="en-US"/>
             </w:rPr>
           </w:pPr>
-          <w:hyperlink w:anchor="_Toc227105558" w:history="1">
+          <w:hyperlink w:anchor="_Toc227153831" w:history="1">
             <w:r>
               <w:rPr>
                 <w:rStyle w:val="Hyperlink"/>
@@ -1749,7 +1985,7 @@
                 <w:noProof/>
                 <w:webHidden/>
               </w:rPr>
-              <w:instrText xml:space="preserve"> PAGEREF _Toc227105558 \h </w:instrText>
+              <w:instrText xml:space="preserve"> PAGEREF _Toc227153831 \h </w:instrText>
             </w:r>
             <w:r>
               <w:rPr>
@@ -1769,7 +2005,7 @@
                 <w:noProof/>
                 <w:webHidden/>
               </w:rPr>
-              <w:t>15</w:t>
+              <w:t>18</w:t>
             </w:r>
             <w:r>
               <w:rPr>
@@ -1792,7 +2028,7 @@
               <w:lang w:val="en-US" w:eastAsia="en-US"/>
             </w:rPr>
           </w:pPr>
-          <w:hyperlink w:anchor="_Toc227105559" w:history="1">
+          <w:hyperlink w:anchor="_Toc227153832" w:history="1">
             <w:r>
               <w:rPr>
                 <w:rStyle w:val="Hyperlink"/>
@@ -1839,7 +2075,7 @@
                 <w:noProof/>
                 <w:webHidden/>
               </w:rPr>
-              <w:instrText xml:space="preserve"> PAGEREF _Toc227105559 \h </w:instrText>
+              <w:instrText xml:space="preserve"> PAGEREF _Toc227153832 \h </w:instrText>
             </w:r>
             <w:r>
               <w:rPr>
@@ -1859,7 +2095,7 @@
                 <w:noProof/>
                 <w:webHidden/>
               </w:rPr>
-              <w:t>17</w:t>
+              <w:t>20</w:t>
             </w:r>
             <w:r>
               <w:rPr>
@@ -1882,7 +2118,7 @@
               <w:lang w:val="en-US" w:eastAsia="en-US"/>
             </w:rPr>
           </w:pPr>
-          <w:hyperlink w:anchor="_Toc227105560" w:history="1">
+          <w:hyperlink w:anchor="_Toc227153833" w:history="1">
             <w:r>
               <w:rPr>
                 <w:rStyle w:val="Hyperlink"/>
@@ -1929,7 +2165,7 @@
                 <w:noProof/>
                 <w:webHidden/>
               </w:rPr>
-              <w:instrText xml:space="preserve"> PAGEREF _Toc227105560 \h </w:instrText>
+              <w:instrText xml:space="preserve"> PAGEREF _Toc227153833 \h </w:instrText>
             </w:r>
             <w:r>
               <w:rPr>
@@ -1949,7 +2185,7 @@
                 <w:noProof/>
                 <w:webHidden/>
               </w:rPr>
-              <w:t>18</w:t>
+              <w:t>21</w:t>
             </w:r>
             <w:r>
               <w:rPr>
@@ -1972,7 +2208,7 @@
               <w:lang w:val="en-US" w:eastAsia="en-US"/>
             </w:rPr>
           </w:pPr>
-          <w:hyperlink w:anchor="_Toc227105561" w:history="1">
+          <w:hyperlink w:anchor="_Toc227153834" w:history="1">
             <w:r>
               <w:rPr>
                 <w:rStyle w:val="Hyperlink"/>
@@ -2019,7 +2255,7 @@
                 <w:noProof/>
                 <w:webHidden/>
               </w:rPr>
-              <w:instrText xml:space="preserve"> PAGEREF _Toc227105561 \h </w:instrText>
+              <w:instrText xml:space="preserve"> PAGEREF _Toc227153834 \h </w:instrText>
             </w:r>
             <w:r>
               <w:rPr>
@@ -2039,7 +2275,7 @@
                 <w:noProof/>
                 <w:webHidden/>
               </w:rPr>
-              <w:t>19</w:t>
+              <w:t>22</w:t>
             </w:r>
             <w:r>
               <w:rPr>
@@ -2062,7 +2298,7 @@
               <w:lang w:val="en-US" w:eastAsia="en-US"/>
             </w:rPr>
           </w:pPr>
-          <w:hyperlink w:anchor="_Toc227105562" w:history="1">
+          <w:hyperlink w:anchor="_Toc227153835" w:history="1">
             <w:r>
               <w:rPr>
                 <w:rStyle w:val="Hyperlink"/>
@@ -2109,7 +2345,7 @@
                 <w:noProof/>
                 <w:webHidden/>
               </w:rPr>
-              <w:instrText xml:space="preserve"> PAGEREF _Toc227105562 \h </w:instrText>
+              <w:instrText xml:space="preserve"> PAGEREF _Toc227153835 \h </w:instrText>
             </w:r>
             <w:r>
               <w:rPr>
@@ -2129,7 +2365,7 @@
                 <w:noProof/>
                 <w:webHidden/>
               </w:rPr>
-              <w:t>20</w:t>
+              <w:t>23</w:t>
             </w:r>
             <w:r>
               <w:rPr>
@@ -2151,7 +2387,7 @@
               <w:lang w:val="en-US" w:eastAsia="en-US"/>
             </w:rPr>
           </w:pPr>
-          <w:hyperlink w:anchor="_Toc227105563" w:history="1">
+          <w:hyperlink w:anchor="_Toc227153836" w:history="1">
             <w:r>
               <w:rPr>
                 <w:rStyle w:val="Hyperlink"/>
@@ -2181,7 +2417,7 @@
                 <w:noProof/>
                 <w:webHidden/>
               </w:rPr>
-              <w:instrText xml:space="preserve"> PAGEREF _Toc227105563 \h </w:instrText>
+              <w:instrText xml:space="preserve"> PAGEREF _Toc227153836 \h </w:instrText>
             </w:r>
             <w:r>
               <w:rPr>
@@ -2201,7 +2437,7 @@
                 <w:noProof/>
                 <w:webHidden/>
               </w:rPr>
-              <w:t>21</w:t>
+              <w:t>24</w:t>
             </w:r>
             <w:r>
               <w:rPr>
@@ -2266,7 +2502,7 @@
           <w:szCs w:val="32"/>
         </w:rPr>
       </w:pPr>
-      <w:bookmarkStart w:id="1" w:name="_Toc227105541"/>
+      <w:bookmarkStart w:id="1" w:name="_Toc227153811"/>
       <w:r>
         <w:rPr>
           <w:rFonts w:ascii="Arial" w:hAnsi="Arial" w:cs="Arial"/>
@@ -2387,7 +2623,7 @@
           <w:szCs w:val="32"/>
         </w:rPr>
       </w:pPr>
-      <w:bookmarkStart w:id="2" w:name="_Toc227105542"/>
+      <w:bookmarkStart w:id="2" w:name="_Toc227153812"/>
       <w:r>
         <w:rPr>
           <w:rFonts w:ascii="Arial" w:hAnsi="Arial" w:cs="Arial"/>
@@ -2472,7 +2708,7 @@
           <w:szCs w:val="28"/>
         </w:rPr>
       </w:pPr>
-      <w:bookmarkStart w:id="3" w:name="_Toc227105543"/>
+      <w:bookmarkStart w:id="3" w:name="_Toc227153813"/>
       <w:r>
         <w:rPr>
           <w:rFonts w:ascii="Arial" w:hAnsi="Arial" w:cs="Arial"/>
@@ -2818,7 +3054,7 @@
           <w:szCs w:val="28"/>
         </w:rPr>
       </w:pPr>
-      <w:bookmarkStart w:id="4" w:name="_Toc227105544"/>
+      <w:bookmarkStart w:id="4" w:name="_Toc227153814"/>
       <w:r>
         <w:rPr>
           <w:rFonts w:ascii="Arial" w:hAnsi="Arial" w:cs="Arial"/>
@@ -3419,7 +3655,7 @@
           <w:szCs w:val="28"/>
         </w:rPr>
       </w:pPr>
-      <w:bookmarkStart w:id="5" w:name="_Toc227105545"/>
+      <w:bookmarkStart w:id="5" w:name="_Toc227153815"/>
       <w:r>
         <w:rPr>
           <w:rFonts w:ascii="Arial" w:hAnsi="Arial" w:cs="Arial"/>
@@ -3740,7 +3976,7 @@
           <w:szCs w:val="28"/>
         </w:rPr>
       </w:pPr>
-      <w:bookmarkStart w:id="6" w:name="_Toc227105546"/>
+      <w:bookmarkStart w:id="6" w:name="_Toc227153816"/>
       <w:r>
         <w:rPr>
           <w:rFonts w:ascii="Arial" w:hAnsi="Arial" w:cs="Arial"/>
@@ -4217,7 +4453,7 @@
           <w:szCs w:val="28"/>
         </w:rPr>
       </w:pPr>
-      <w:bookmarkStart w:id="7" w:name="_Toc227105547"/>
+      <w:bookmarkStart w:id="7" w:name="_Toc227153817"/>
       <w:r>
         <w:rPr>
           <w:rFonts w:ascii="Arial" w:hAnsi="Arial" w:cs="Arial"/>
@@ -4378,7 +4614,7 @@
           <w:szCs w:val="24"/>
         </w:rPr>
       </w:pPr>
-      <w:bookmarkStart w:id="8" w:name="_Toc227105548"/>
+      <w:bookmarkStart w:id="8" w:name="_Toc227153818"/>
       <w:r>
         <w:rPr>
           <w:rFonts w:ascii="Arial" w:hAnsi="Arial" w:cs="Arial"/>
@@ -4674,7 +4910,7 @@
           <w:szCs w:val="24"/>
         </w:rPr>
       </w:pPr>
-      <w:bookmarkStart w:id="9" w:name="_Toc227105549"/>
+      <w:bookmarkStart w:id="9" w:name="_Toc227153819"/>
       <w:r>
         <w:rPr>
           <w:rFonts w:ascii="Arial" w:hAnsi="Arial" w:cs="Arial"/>
@@ -4768,7 +5004,7 @@
           <w:szCs w:val="24"/>
         </w:rPr>
       </w:pPr>
-      <w:bookmarkStart w:id="10" w:name="_Toc227105550"/>
+      <w:bookmarkStart w:id="10" w:name="_Toc227153820"/>
       <w:r>
         <w:rPr>
           <w:rFonts w:ascii="Arial" w:hAnsi="Arial" w:cs="Arial"/>
@@ -5050,7 +5286,7 @@
           <w:szCs w:val="32"/>
         </w:rPr>
       </w:pPr>
-      <w:bookmarkStart w:id="11" w:name="_Toc227105551"/>
+      <w:bookmarkStart w:id="11" w:name="_Toc227153821"/>
       <w:r>
         <w:rPr>
           <w:rFonts w:ascii="Arial" w:hAnsi="Arial" w:cs="Arial"/>
@@ -5102,7 +5338,7 @@
           <w:szCs w:val="28"/>
         </w:rPr>
       </w:pPr>
-      <w:bookmarkStart w:id="12" w:name="_Toc227105552"/>
+      <w:bookmarkStart w:id="12" w:name="_Toc227153822"/>
       <w:r>
         <w:rPr>
           <w:rFonts w:ascii="Arial" w:hAnsi="Arial" w:cs="Arial"/>
@@ -5290,7 +5526,7 @@
           <w:szCs w:val="24"/>
         </w:rPr>
       </w:pPr>
-      <w:bookmarkStart w:id="13" w:name="_Toc227105553"/>
+      <w:bookmarkStart w:id="13" w:name="_Toc227153823"/>
       <w:r>
         <w:rPr>
           <w:rFonts w:ascii="Arial" w:hAnsi="Arial" w:cs="Arial"/>
@@ -5716,7 +5952,7 @@
           <w:szCs w:val="24"/>
         </w:rPr>
       </w:pPr>
-      <w:bookmarkStart w:id="14" w:name="_Toc227105554"/>
+      <w:bookmarkStart w:id="14" w:name="_Toc227153824"/>
       <w:r>
         <w:rPr>
           <w:rFonts w:ascii="Arial" w:hAnsi="Arial" w:cs="Arial"/>
@@ -6126,7 +6362,7 @@
           <w:szCs w:val="24"/>
         </w:rPr>
       </w:pPr>
-      <w:bookmarkStart w:id="15" w:name="_Toc227105555"/>
+      <w:bookmarkStart w:id="15" w:name="_Toc227153825"/>
       <w:r>
         <w:rPr>
           <w:rFonts w:ascii="Arial" w:hAnsi="Arial" w:cs="Arial"/>
@@ -6254,7 +6490,19 @@
         <w:rPr>
           <w:rFonts w:ascii="Arial" w:hAnsi="Arial" w:cs="Arial"/>
         </w:rPr>
-        <w:t xml:space="preserve">After enrolment is approved, the enrolment request is forwarded to the Finance Department. Students are required to make payments through another AUT system or external payment channel, and proof of payment is manually verified by finance staff before enrolment is confirmed. This process can be delayed due to missing payment records or processing time differences between systems. </w:t>
+        <w:t xml:space="preserve">After enrolment is approved, the enrolment request is forwarded to the Finance Department. Students are required to make payments through another AUT system or external payment channel, and proof of payment is manually verified by finance staff before enrolment is confirmed. This process can be delayed due to missing payment records or </w:t>
+      </w:r>
+      <w:r>
+        <w:rPr>
+          <w:rFonts w:ascii="Arial" w:hAnsi="Arial" w:cs="Arial"/>
+        </w:rPr>
+        <w:t>differences in processing time between systems</w:t>
+      </w:r>
+      <w:r>
+        <w:rPr>
+          <w:rFonts w:ascii="Arial" w:hAnsi="Arial" w:cs="Arial"/>
+        </w:rPr>
+        <w:t xml:space="preserve">. </w:t>
       </w:r>
     </w:p>
     <w:p>
@@ -6382,31 +6630,7 @@
         <w:rPr>
           <w:rFonts w:ascii="Arial" w:hAnsi="Arial" w:cs="Arial"/>
         </w:rPr>
-        <w:t>The separate handling of payments and manual verification indicates that the system shall integrate with a payment system and</w:t>
-      </w:r>
-      <w:r>
-        <w:rPr>
-          <w:rFonts w:ascii="Arial" w:hAnsi="Arial" w:cs="Arial"/>
-        </w:rPr>
-        <w:t xml:space="preserve"> </w:t>
-      </w:r>
-      <w:r>
-        <w:rPr>
-          <w:rFonts w:ascii="Arial" w:hAnsi="Arial" w:cs="Arial"/>
-        </w:rPr>
-        <w:t>automatically verify payment status after student</w:t>
-      </w:r>
-      <w:r>
-        <w:rPr>
-          <w:rFonts w:ascii="Arial" w:hAnsi="Arial" w:cs="Arial"/>
-        </w:rPr>
-        <w:t xml:space="preserve">s </w:t>
-      </w:r>
-      <w:r>
-        <w:rPr>
-          <w:rFonts w:ascii="Arial" w:hAnsi="Arial" w:cs="Arial"/>
-        </w:rPr>
-        <w:t>complete  payment through another AUT system or external payment channel.</w:t>
+        <w:t>The separate handling of payments and manual verification indicates that the system shall integrate with an external payment system and automatically verify payment status.</w:t>
       </w:r>
     </w:p>
     <w:p>
@@ -6426,7 +6650,13 @@
         <w:rPr>
           <w:rFonts w:ascii="Arial" w:hAnsi="Arial" w:cs="Arial"/>
         </w:rPr>
-        <w:t>The limited ability to track enrolment status in real time indicates that the system shall provide real-time tracking of enrolment status for students and staff.</w:t>
+        <w:t>The manual verification of payments and delays in enrolment  confirmation indicate that the system shall automatically confirm enrolment only after successful payment verification</w:t>
+      </w:r>
+      <w:r>
+        <w:rPr>
+          <w:rFonts w:ascii="Arial" w:hAnsi="Arial" w:cs="Arial"/>
+        </w:rPr>
+        <w:t>.</w:t>
       </w:r>
     </w:p>
     <w:p>
@@ -6446,7 +6676,7 @@
         <w:rPr>
           <w:rFonts w:ascii="Arial" w:hAnsi="Arial" w:cs="Arial"/>
         </w:rPr>
-        <w:t>The reliance on separate systems for eligibility checking indicates that the system shall integrate with existing university systems to retrieve student, course, and enrolment data.</w:t>
+        <w:t>The limited ability to track enrolment status in real time indicates that the system shall provide real-time tracking of enrolment status for students and staff.</w:t>
       </w:r>
     </w:p>
     <w:p>
@@ -6466,6 +6696,26 @@
         <w:rPr>
           <w:rFonts w:ascii="Arial" w:hAnsi="Arial" w:cs="Arial"/>
         </w:rPr>
+        <w:t>The reliance on separate systems for eligibility checking indicates that the system shall integrate with existing university systems to retrieve student, course, and enrolment data.</w:t>
+      </w:r>
+    </w:p>
+    <w:p>
+      <w:pPr>
+        <w:pStyle w:val="ListParagraph"/>
+        <w:numPr>
+          <w:ilvl w:val="0"/>
+          <w:numId w:val="10"/>
+        </w:numPr>
+        <w:spacing w:line="360" w:lineRule="auto"/>
+        <w:jc w:val="both"/>
+        <w:rPr>
+          <w:rFonts w:ascii="Arial" w:hAnsi="Arial" w:cs="Arial"/>
+        </w:rPr>
+      </w:pPr>
+      <w:r>
+        <w:rPr>
+          <w:rFonts w:ascii="Arial" w:hAnsi="Arial" w:cs="Arial"/>
+        </w:rPr>
         <w:lastRenderedPageBreak/>
         <w:t>The lack of a unified system across departments indicates that the system shall support integrated workflows and real-time data sharing between Academic Departments, Academic Registry, and Finance Department</w:t>
       </w:r>
@@ -6516,6 +6766,997 @@
           <w:rFonts w:ascii="Arial" w:hAnsi="Arial" w:cs="Arial"/>
         </w:rPr>
         <w:t>.</w:t>
+      </w:r>
+    </w:p>
+    <w:p>
+      <w:pPr>
+        <w:pStyle w:val="Heading3"/>
+        <w:ind w:left="567"/>
+        <w:jc w:val="both"/>
+        <w:rPr>
+          <w:rFonts w:ascii="Arial" w:hAnsi="Arial" w:cs="Arial"/>
+          <w:b/>
+          <w:bCs/>
+          <w:color w:val="EE0000"/>
+          <w:sz w:val="24"/>
+          <w:szCs w:val="24"/>
+        </w:rPr>
+      </w:pPr>
+      <w:bookmarkStart w:id="16" w:name="_Toc227153826"/>
+      <w:r>
+        <w:rPr>
+          <w:rFonts w:ascii="Arial" w:hAnsi="Arial" w:cs="Arial"/>
+          <w:b/>
+          <w:bCs/>
+          <w:color w:val="EE0000"/>
+          <w:sz w:val="24"/>
+          <w:szCs w:val="24"/>
+        </w:rPr>
+        <w:t>i</w:t>
+      </w:r>
+      <w:r>
+        <w:rPr>
+          <w:rFonts w:ascii="Arial" w:hAnsi="Arial" w:cs="Arial"/>
+          <w:b/>
+          <w:bCs/>
+          <w:color w:val="EE0000"/>
+          <w:sz w:val="24"/>
+          <w:szCs w:val="24"/>
+        </w:rPr>
+        <w:t>v</w:t>
+      </w:r>
+      <w:r>
+        <w:rPr>
+          <w:rFonts w:ascii="Arial" w:hAnsi="Arial" w:cs="Arial"/>
+          <w:b/>
+          <w:bCs/>
+          <w:color w:val="EE0000"/>
+          <w:sz w:val="24"/>
+          <w:szCs w:val="24"/>
+        </w:rPr>
+        <w:t>.</w:t>
+      </w:r>
+      <w:r>
+        <w:rPr>
+          <w:rFonts w:ascii="Arial" w:hAnsi="Arial" w:cs="Arial"/>
+          <w:b/>
+          <w:bCs/>
+          <w:color w:val="EE0000"/>
+          <w:sz w:val="24"/>
+          <w:szCs w:val="24"/>
+        </w:rPr>
+        <w:t xml:space="preserve"> </w:t>
+      </w:r>
+      <w:r>
+        <w:rPr>
+          <w:rFonts w:ascii="Arial" w:hAnsi="Arial" w:cs="Arial"/>
+          <w:b/>
+          <w:bCs/>
+          <w:color w:val="EE0000"/>
+          <w:sz w:val="24"/>
+          <w:szCs w:val="24"/>
+        </w:rPr>
+        <w:t xml:space="preserve">Stakeholder </w:t>
+      </w:r>
+      <w:r>
+        <w:rPr>
+          <w:rFonts w:ascii="Arial" w:hAnsi="Arial" w:cs="Arial"/>
+          <w:b/>
+          <w:bCs/>
+          <w:color w:val="EE0000"/>
+          <w:sz w:val="24"/>
+          <w:szCs w:val="24"/>
+        </w:rPr>
+        <w:t>i</w:t>
+      </w:r>
+      <w:r>
+        <w:rPr>
+          <w:rFonts w:ascii="Arial" w:hAnsi="Arial" w:cs="Arial"/>
+          <w:b/>
+          <w:bCs/>
+          <w:color w:val="EE0000"/>
+          <w:sz w:val="24"/>
+          <w:szCs w:val="24"/>
+        </w:rPr>
+        <w:t>nterview</w:t>
+      </w:r>
+      <w:bookmarkEnd w:id="16"/>
+    </w:p>
+    <w:p>
+      <w:pPr>
+        <w:spacing w:after="0" w:line="360" w:lineRule="auto"/>
+        <w:ind w:left="851"/>
+        <w:jc w:val="both"/>
+        <w:rPr>
+          <w:rFonts w:ascii="Arial" w:hAnsi="Arial" w:cs="Arial"/>
+        </w:rPr>
+      </w:pPr>
+      <w:r>
+        <w:rPr>
+          <w:rFonts w:ascii="Arial" w:hAnsi="Arial" w:cs="Arial"/>
+        </w:rPr>
+        <w:t>Besides the above requirements elicitation methods, stakeholder interviews (simulated) were considered to gather further insights into system administration, security, and technical requirements that are not clearly visible in the current enrolment workflow.</w:t>
+      </w:r>
+    </w:p>
+    <w:p>
+      <w:pPr>
+        <w:spacing w:after="0" w:line="360" w:lineRule="auto"/>
+        <w:ind w:left="851"/>
+        <w:jc w:val="both"/>
+        <w:rPr>
+          <w:rFonts w:ascii="Arial" w:hAnsi="Arial" w:cs="Arial"/>
+        </w:rPr>
+      </w:pPr>
+      <w:r>
+        <w:rPr>
+          <w:rFonts w:ascii="Arial" w:hAnsi="Arial" w:cs="Arial"/>
+        </w:rPr>
+        <w:t xml:space="preserve">The interview was conducted with </w:t>
+      </w:r>
+      <w:r>
+        <w:rPr>
+          <w:rFonts w:ascii="Arial" w:hAnsi="Arial" w:cs="Arial"/>
+        </w:rPr>
+        <w:t>a</w:t>
+      </w:r>
+      <w:r>
+        <w:rPr>
+          <w:rFonts w:ascii="Arial" w:hAnsi="Arial" w:cs="Arial"/>
+        </w:rPr>
+        <w:t xml:space="preserve">cademic </w:t>
+      </w:r>
+      <w:r>
+        <w:rPr>
+          <w:rFonts w:ascii="Arial" w:hAnsi="Arial" w:cs="Arial"/>
+        </w:rPr>
+        <w:t>r</w:t>
+      </w:r>
+      <w:r>
+        <w:rPr>
+          <w:rFonts w:ascii="Arial" w:hAnsi="Arial" w:cs="Arial"/>
+        </w:rPr>
+        <w:t>egistry staff, IT support staff, and system administration personnel involved in the operation of the proposed system.</w:t>
+      </w:r>
+    </w:p>
+    <w:p>
+      <w:pPr>
+        <w:spacing w:after="0" w:line="360" w:lineRule="auto"/>
+        <w:ind w:left="851"/>
+        <w:jc w:val="both"/>
+        <w:rPr>
+          <w:rFonts w:ascii="Arial" w:hAnsi="Arial" w:cs="Arial"/>
+        </w:rPr>
+      </w:pPr>
+      <w:r>
+        <w:rPr>
+          <w:rFonts w:ascii="Arial" w:hAnsi="Arial" w:cs="Arial"/>
+        </w:rPr>
+        <w:t>The following questions and answers were conducted during the interview</w:t>
+      </w:r>
+      <w:r>
+        <w:rPr>
+          <w:rFonts w:ascii="Arial" w:hAnsi="Arial" w:cs="Arial"/>
+        </w:rPr>
+        <w:t>:</w:t>
+      </w:r>
+    </w:p>
+    <w:p>
+      <w:pPr>
+        <w:pStyle w:val="ListParagraph"/>
+        <w:numPr>
+          <w:ilvl w:val="0"/>
+          <w:numId w:val="19"/>
+        </w:numPr>
+        <w:spacing w:after="0" w:line="360" w:lineRule="auto"/>
+        <w:jc w:val="both"/>
+        <w:rPr>
+          <w:rFonts w:ascii="Arial" w:hAnsi="Arial" w:cs="Arial"/>
+        </w:rPr>
+      </w:pPr>
+      <w:r>
+        <w:rPr>
+          <w:rFonts w:ascii="Arial" w:hAnsi="Arial" w:cs="Arial"/>
+          <w:b/>
+          <w:bCs/>
+        </w:rPr>
+        <w:t xml:space="preserve">Academic </w:t>
+      </w:r>
+      <w:r>
+        <w:rPr>
+          <w:rFonts w:ascii="Arial" w:hAnsi="Arial" w:cs="Arial"/>
+          <w:b/>
+          <w:bCs/>
+        </w:rPr>
+        <w:t>r</w:t>
+      </w:r>
+      <w:r>
+        <w:rPr>
+          <w:rFonts w:ascii="Arial" w:hAnsi="Arial" w:cs="Arial"/>
+          <w:b/>
+          <w:bCs/>
+        </w:rPr>
+        <w:t>egistry staff</w:t>
+      </w:r>
+      <w:r>
+        <w:rPr>
+          <w:rFonts w:ascii="Arial" w:hAnsi="Arial" w:cs="Arial"/>
+          <w:b/>
+          <w:bCs/>
+        </w:rPr>
+        <w:t xml:space="preserve"> </w:t>
+      </w:r>
+      <w:r>
+        <w:rPr>
+          <w:rFonts w:ascii="Arial" w:hAnsi="Arial" w:cs="Arial"/>
+          <w:b/>
+          <w:bCs/>
+        </w:rPr>
+        <w:t>interview</w:t>
+      </w:r>
+      <w:r>
+        <w:rPr>
+          <w:rFonts w:ascii="Arial" w:hAnsi="Arial" w:cs="Arial"/>
+          <w:b/>
+          <w:bCs/>
+        </w:rPr>
+        <w:t>:</w:t>
+      </w:r>
+    </w:p>
+    <w:p>
+      <w:pPr>
+        <w:pStyle w:val="ListParagraph"/>
+        <w:numPr>
+          <w:ilvl w:val="1"/>
+          <w:numId w:val="19"/>
+        </w:numPr>
+        <w:spacing w:after="0" w:line="360" w:lineRule="auto"/>
+        <w:jc w:val="both"/>
+        <w:rPr>
+          <w:rFonts w:ascii="Arial" w:hAnsi="Arial" w:cs="Arial"/>
+        </w:rPr>
+      </w:pPr>
+      <w:r>
+        <w:rPr>
+          <w:rFonts w:ascii="Arial" w:hAnsi="Arial" w:cs="Arial"/>
+          <w:b/>
+          <w:bCs/>
+        </w:rPr>
+        <w:t>Question:</w:t>
+      </w:r>
+      <w:r>
+        <w:rPr>
+          <w:rFonts w:ascii="Arial" w:hAnsi="Arial" w:cs="Arial"/>
+        </w:rPr>
+        <w:t xml:space="preserve"> </w:t>
+      </w:r>
+      <w:r>
+        <w:rPr>
+          <w:rFonts w:ascii="Arial" w:hAnsi="Arial" w:cs="Arial"/>
+        </w:rPr>
+        <w:t>How are exceptional enrolment cases handled when students do not meet standard prerequisites?</w:t>
+      </w:r>
+    </w:p>
+    <w:p>
+      <w:pPr>
+        <w:pStyle w:val="ListParagraph"/>
+        <w:spacing w:after="0" w:line="360" w:lineRule="auto"/>
+        <w:ind w:left="2291"/>
+        <w:jc w:val="both"/>
+        <w:rPr>
+          <w:rFonts w:ascii="Arial" w:hAnsi="Arial" w:cs="Arial"/>
+        </w:rPr>
+      </w:pPr>
+      <w:r>
+        <w:rPr>
+          <w:rFonts w:ascii="Arial" w:hAnsi="Arial" w:cs="Arial"/>
+          <w:b/>
+          <w:bCs/>
+        </w:rPr>
+        <w:t>Answer</w:t>
+      </w:r>
+      <w:r>
+        <w:rPr>
+          <w:rFonts w:ascii="Arial" w:hAnsi="Arial" w:cs="Arial"/>
+          <w:b/>
+          <w:bCs/>
+        </w:rPr>
+        <w:t>:</w:t>
+      </w:r>
+      <w:r>
+        <w:rPr>
+          <w:rFonts w:ascii="Arial" w:hAnsi="Arial" w:cs="Arial"/>
+        </w:rPr>
+        <w:t xml:space="preserve"> </w:t>
+      </w:r>
+      <w:r>
+        <w:rPr>
+          <w:rFonts w:ascii="Arial" w:hAnsi="Arial" w:cs="Arial"/>
+        </w:rPr>
+        <w:t>I need to review e</w:t>
+      </w:r>
+      <w:r>
+        <w:rPr>
+          <w:rFonts w:ascii="Arial" w:hAnsi="Arial" w:cs="Arial"/>
+        </w:rPr>
+        <w:t>xceptional enrolment cases. Students who do not meet standard prerequisites may be required to provide evidence of prior learning or equivalent courses. Based on academic judgement and programme requirements, prerequisite overrides or manual approvals may be granted in special circumstances.</w:t>
+      </w:r>
+    </w:p>
+    <w:p>
+      <w:pPr>
+        <w:pStyle w:val="ListParagraph"/>
+        <w:numPr>
+          <w:ilvl w:val="0"/>
+          <w:numId w:val="17"/>
+        </w:numPr>
+        <w:spacing w:after="0" w:line="360" w:lineRule="auto"/>
+        <w:jc w:val="both"/>
+        <w:rPr>
+          <w:rFonts w:ascii="Arial" w:hAnsi="Arial" w:cs="Arial"/>
+          <w:b/>
+          <w:bCs/>
+        </w:rPr>
+      </w:pPr>
+      <w:r>
+        <w:rPr>
+          <w:rFonts w:ascii="Arial" w:hAnsi="Arial" w:cs="Arial"/>
+          <w:b/>
+          <w:bCs/>
+        </w:rPr>
+        <w:t xml:space="preserve">System </w:t>
+      </w:r>
+      <w:r>
+        <w:rPr>
+          <w:rFonts w:ascii="Arial" w:hAnsi="Arial" w:cs="Arial"/>
+          <w:b/>
+          <w:bCs/>
+        </w:rPr>
+        <w:t>a</w:t>
+      </w:r>
+      <w:r>
+        <w:rPr>
+          <w:rFonts w:ascii="Arial" w:hAnsi="Arial" w:cs="Arial"/>
+          <w:b/>
+          <w:bCs/>
+        </w:rPr>
+        <w:t>dministrator</w:t>
+      </w:r>
+      <w:r>
+        <w:rPr>
+          <w:rFonts w:ascii="Arial" w:hAnsi="Arial" w:cs="Arial"/>
+          <w:b/>
+          <w:bCs/>
+        </w:rPr>
+        <w:t xml:space="preserve"> </w:t>
+      </w:r>
+      <w:r>
+        <w:rPr>
+          <w:rFonts w:ascii="Arial" w:hAnsi="Arial" w:cs="Arial"/>
+          <w:b/>
+          <w:bCs/>
+        </w:rPr>
+        <w:t>interview</w:t>
+      </w:r>
+      <w:r>
+        <w:rPr>
+          <w:rFonts w:ascii="Arial" w:hAnsi="Arial" w:cs="Arial"/>
+          <w:b/>
+          <w:bCs/>
+        </w:rPr>
+        <w:t>:</w:t>
+      </w:r>
+    </w:p>
+    <w:p>
+      <w:pPr>
+        <w:pStyle w:val="ListParagraph"/>
+        <w:numPr>
+          <w:ilvl w:val="1"/>
+          <w:numId w:val="17"/>
+        </w:numPr>
+        <w:spacing w:after="0" w:line="360" w:lineRule="auto"/>
+        <w:jc w:val="both"/>
+        <w:rPr>
+          <w:rFonts w:ascii="Arial" w:hAnsi="Arial" w:cs="Arial"/>
+        </w:rPr>
+      </w:pPr>
+      <w:r>
+        <w:rPr>
+          <w:rFonts w:ascii="Arial" w:hAnsi="Arial" w:cs="Arial"/>
+          <w:b/>
+          <w:bCs/>
+        </w:rPr>
+        <w:t>Question</w:t>
+      </w:r>
+      <w:r>
+        <w:rPr>
+          <w:rFonts w:ascii="Arial" w:hAnsi="Arial" w:cs="Arial"/>
+          <w:b/>
+          <w:bCs/>
+        </w:rPr>
+        <w:t>:</w:t>
+      </w:r>
+      <w:r>
+        <w:rPr>
+          <w:rFonts w:ascii="Arial" w:hAnsi="Arial" w:cs="Arial"/>
+        </w:rPr>
+        <w:t xml:space="preserve"> </w:t>
+      </w:r>
+      <w:r>
+        <w:rPr>
+          <w:rFonts w:ascii="Arial" w:hAnsi="Arial" w:cs="Arial"/>
+        </w:rPr>
+        <w:t>What level of control is required for managing user accounts and access permissions across different roles?</w:t>
+      </w:r>
+    </w:p>
+    <w:p>
+      <w:pPr>
+        <w:pStyle w:val="ListParagraph"/>
+        <w:spacing w:after="0" w:line="360" w:lineRule="auto"/>
+        <w:ind w:left="2291"/>
+        <w:jc w:val="both"/>
+        <w:rPr>
+          <w:rFonts w:ascii="Arial" w:hAnsi="Arial" w:cs="Arial"/>
+        </w:rPr>
+      </w:pPr>
+      <w:r>
+        <w:rPr>
+          <w:rFonts w:ascii="Arial" w:hAnsi="Arial" w:cs="Arial"/>
+          <w:b/>
+          <w:bCs/>
+        </w:rPr>
+        <w:lastRenderedPageBreak/>
+        <w:t>Answer:</w:t>
+      </w:r>
+      <w:r>
+        <w:rPr>
+          <w:rFonts w:ascii="Arial" w:hAnsi="Arial" w:cs="Arial"/>
+        </w:rPr>
+        <w:t xml:space="preserve"> User accounts must be managed using role-based access control. Each user type, such as students, </w:t>
+      </w:r>
+      <w:r>
+        <w:rPr>
+          <w:rFonts w:ascii="Arial" w:hAnsi="Arial" w:cs="Arial"/>
+        </w:rPr>
+        <w:t>a</w:t>
+      </w:r>
+      <w:r>
+        <w:rPr>
+          <w:rFonts w:ascii="Arial" w:hAnsi="Arial" w:cs="Arial"/>
+        </w:rPr>
+        <w:t xml:space="preserve">cademic </w:t>
+      </w:r>
+      <w:r>
+        <w:rPr>
+          <w:rFonts w:ascii="Arial" w:hAnsi="Arial" w:cs="Arial"/>
+        </w:rPr>
+        <w:t>r</w:t>
+      </w:r>
+      <w:r>
+        <w:rPr>
+          <w:rFonts w:ascii="Arial" w:hAnsi="Arial" w:cs="Arial"/>
+        </w:rPr>
+        <w:t xml:space="preserve">egistry staff, </w:t>
+      </w:r>
+      <w:r>
+        <w:rPr>
+          <w:rFonts w:ascii="Arial" w:hAnsi="Arial" w:cs="Arial"/>
+        </w:rPr>
+        <w:t>a</w:t>
+      </w:r>
+      <w:r>
+        <w:rPr>
+          <w:rFonts w:ascii="Arial" w:hAnsi="Arial" w:cs="Arial"/>
+        </w:rPr>
+        <w:t xml:space="preserve">cademic </w:t>
+      </w:r>
+      <w:r>
+        <w:rPr>
+          <w:rFonts w:ascii="Arial" w:hAnsi="Arial" w:cs="Arial"/>
+        </w:rPr>
+        <w:t>d</w:t>
+      </w:r>
+      <w:r>
+        <w:rPr>
+          <w:rFonts w:ascii="Arial" w:hAnsi="Arial" w:cs="Arial"/>
+        </w:rPr>
+        <w:t xml:space="preserve">epartment staff, </w:t>
+      </w:r>
+      <w:r>
+        <w:rPr>
+          <w:rFonts w:ascii="Arial" w:hAnsi="Arial" w:cs="Arial"/>
+        </w:rPr>
+        <w:t>f</w:t>
+      </w:r>
+      <w:r>
+        <w:rPr>
+          <w:rFonts w:ascii="Arial" w:hAnsi="Arial" w:cs="Arial"/>
+        </w:rPr>
+        <w:t>inance staff, IT staff, and system administrators, is assigned specific permissions based on their responsibilities. This ensures users can only access functions relevant to their role.</w:t>
+      </w:r>
+    </w:p>
+    <w:p>
+      <w:pPr>
+        <w:pStyle w:val="ListParagraph"/>
+        <w:numPr>
+          <w:ilvl w:val="1"/>
+          <w:numId w:val="17"/>
+        </w:numPr>
+        <w:spacing w:after="0" w:line="360" w:lineRule="auto"/>
+        <w:jc w:val="both"/>
+        <w:rPr>
+          <w:rFonts w:ascii="Arial" w:hAnsi="Arial" w:cs="Arial"/>
+        </w:rPr>
+      </w:pPr>
+      <w:r>
+        <w:rPr>
+          <w:rFonts w:ascii="Arial" w:hAnsi="Arial" w:cs="Arial"/>
+          <w:b/>
+          <w:bCs/>
+        </w:rPr>
+        <w:t>Question:</w:t>
+      </w:r>
+      <w:r>
+        <w:rPr>
+          <w:rFonts w:ascii="Arial" w:hAnsi="Arial" w:cs="Arial"/>
+        </w:rPr>
+        <w:t xml:space="preserve"> </w:t>
+      </w:r>
+      <w:r>
+        <w:rPr>
+          <w:rFonts w:ascii="Arial" w:hAnsi="Arial" w:cs="Arial"/>
+        </w:rPr>
+        <w:t>What security measures are required to ensure system activity can be tracked and audited?</w:t>
+      </w:r>
+    </w:p>
+    <w:p>
+      <w:pPr>
+        <w:pStyle w:val="ListParagraph"/>
+        <w:spacing w:after="0" w:line="360" w:lineRule="auto"/>
+        <w:ind w:left="2291"/>
+        <w:jc w:val="both"/>
+        <w:rPr>
+          <w:rFonts w:ascii="Arial" w:hAnsi="Arial" w:cs="Arial"/>
+        </w:rPr>
+      </w:pPr>
+      <w:r>
+        <w:rPr>
+          <w:rFonts w:ascii="Arial" w:hAnsi="Arial" w:cs="Arial"/>
+          <w:b/>
+          <w:bCs/>
+        </w:rPr>
+        <w:t>Answer:</w:t>
+      </w:r>
+      <w:r>
+        <w:rPr>
+          <w:rFonts w:ascii="Arial" w:hAnsi="Arial" w:cs="Arial"/>
+        </w:rPr>
+        <w:t xml:space="preserve"> The system should maintain audit logs that record all important user activities such as enrolment actions, approvals, course updates, and system configuration changes. These logs support security monitoring, accountability, and troubleshooting when required.</w:t>
+      </w:r>
+    </w:p>
+    <w:p>
+      <w:pPr>
+        <w:pStyle w:val="ListParagraph"/>
+        <w:numPr>
+          <w:ilvl w:val="1"/>
+          <w:numId w:val="17"/>
+        </w:numPr>
+        <w:spacing w:after="0" w:line="360" w:lineRule="auto"/>
+        <w:jc w:val="both"/>
+        <w:rPr>
+          <w:rFonts w:ascii="Arial" w:hAnsi="Arial" w:cs="Arial"/>
+        </w:rPr>
+      </w:pPr>
+      <w:r>
+        <w:rPr>
+          <w:rFonts w:ascii="Arial" w:hAnsi="Arial" w:cs="Arial"/>
+          <w:b/>
+          <w:bCs/>
+        </w:rPr>
+        <w:t>Question:</w:t>
+      </w:r>
+      <w:r>
+        <w:rPr>
+          <w:rFonts w:ascii="Arial" w:hAnsi="Arial" w:cs="Arial"/>
+        </w:rPr>
+        <w:t xml:space="preserve"> </w:t>
+      </w:r>
+      <w:r>
+        <w:rPr>
+          <w:rFonts w:ascii="Arial" w:hAnsi="Arial" w:cs="Arial"/>
+        </w:rPr>
+        <w:t>How should the system support configuration of academic rules such as enrolment periods and course limits?</w:t>
+      </w:r>
+    </w:p>
+    <w:p>
+      <w:pPr>
+        <w:pStyle w:val="ListParagraph"/>
+        <w:spacing w:after="0" w:line="360" w:lineRule="auto"/>
+        <w:ind w:left="2291"/>
+        <w:jc w:val="both"/>
+        <w:rPr>
+          <w:rFonts w:ascii="Arial" w:hAnsi="Arial" w:cs="Arial"/>
+        </w:rPr>
+      </w:pPr>
+      <w:r>
+        <w:rPr>
+          <w:rFonts w:ascii="Arial" w:hAnsi="Arial" w:cs="Arial"/>
+          <w:b/>
+          <w:bCs/>
+        </w:rPr>
+        <w:t>Answer:</w:t>
+      </w:r>
+      <w:r>
+        <w:rPr>
+          <w:rFonts w:ascii="Arial" w:hAnsi="Arial" w:cs="Arial"/>
+        </w:rPr>
+        <w:t xml:space="preserve"> The system should allow system administrators to configure academic rules such as enrolment periods, course capacity limits, prerequisite rules, and enrolment deadlines. These settings ensure the system can be adjusted for different academic terms without requiring major system changes.</w:t>
+      </w:r>
+    </w:p>
+    <w:p>
+      <w:pPr>
+        <w:pStyle w:val="ListParagraph"/>
+        <w:numPr>
+          <w:ilvl w:val="0"/>
+          <w:numId w:val="17"/>
+        </w:numPr>
+        <w:spacing w:after="0" w:line="360" w:lineRule="auto"/>
+        <w:jc w:val="both"/>
+        <w:rPr>
+          <w:rFonts w:ascii="Arial" w:hAnsi="Arial" w:cs="Arial"/>
+          <w:b/>
+          <w:bCs/>
+        </w:rPr>
+      </w:pPr>
+      <w:r>
+        <w:rPr>
+          <w:rFonts w:ascii="Arial" w:hAnsi="Arial" w:cs="Arial"/>
+          <w:b/>
+          <w:bCs/>
+        </w:rPr>
+        <w:t xml:space="preserve">IT </w:t>
+      </w:r>
+      <w:r>
+        <w:rPr>
+          <w:rFonts w:ascii="Arial" w:hAnsi="Arial" w:cs="Arial"/>
+          <w:b/>
+          <w:bCs/>
+        </w:rPr>
+        <w:t xml:space="preserve">staff </w:t>
+      </w:r>
+      <w:r>
+        <w:rPr>
+          <w:rFonts w:ascii="Arial" w:hAnsi="Arial" w:cs="Arial"/>
+          <w:b/>
+          <w:bCs/>
+        </w:rPr>
+        <w:t>interview:</w:t>
+      </w:r>
+    </w:p>
+    <w:p>
+      <w:pPr>
+        <w:pStyle w:val="ListParagraph"/>
+        <w:numPr>
+          <w:ilvl w:val="1"/>
+          <w:numId w:val="17"/>
+        </w:numPr>
+        <w:spacing w:after="0" w:line="360" w:lineRule="auto"/>
+        <w:jc w:val="both"/>
+        <w:rPr>
+          <w:rFonts w:ascii="Arial" w:hAnsi="Arial" w:cs="Arial"/>
+        </w:rPr>
+      </w:pPr>
+      <w:r>
+        <w:rPr>
+          <w:rFonts w:ascii="Arial" w:hAnsi="Arial" w:cs="Arial"/>
+          <w:b/>
+          <w:bCs/>
+        </w:rPr>
+        <w:t>Question:</w:t>
+      </w:r>
+      <w:r>
+        <w:rPr>
+          <w:rFonts w:ascii="Arial" w:hAnsi="Arial" w:cs="Arial"/>
+        </w:rPr>
+        <w:t xml:space="preserve"> </w:t>
+      </w:r>
+      <w:r>
+        <w:rPr>
+          <w:rFonts w:ascii="Arial" w:hAnsi="Arial" w:cs="Arial"/>
+        </w:rPr>
+        <w:t xml:space="preserve">What technical responsibilities are required from </w:t>
+      </w:r>
+      <w:r>
+        <w:rPr>
+          <w:rFonts w:ascii="Arial" w:hAnsi="Arial" w:cs="Arial"/>
+        </w:rPr>
+        <w:t>you</w:t>
+      </w:r>
+      <w:r>
+        <w:rPr>
+          <w:rFonts w:ascii="Arial" w:hAnsi="Arial" w:cs="Arial"/>
+        </w:rPr>
+        <w:t xml:space="preserve"> to maintain system availability and integration with external systems?</w:t>
+      </w:r>
+    </w:p>
+    <w:p>
+      <w:pPr>
+        <w:pStyle w:val="ListParagraph"/>
+        <w:spacing w:after="0" w:line="360" w:lineRule="auto"/>
+        <w:ind w:left="2291"/>
+        <w:jc w:val="both"/>
+        <w:rPr>
+          <w:rFonts w:ascii="Arial" w:hAnsi="Arial" w:cs="Arial"/>
+        </w:rPr>
+      </w:pPr>
+      <w:r>
+        <w:rPr>
+          <w:rFonts w:ascii="Arial" w:hAnsi="Arial" w:cs="Arial"/>
+          <w:b/>
+          <w:bCs/>
+        </w:rPr>
+        <w:t>Answer:</w:t>
+      </w:r>
+      <w:r>
+        <w:rPr>
+          <w:rFonts w:ascii="Arial" w:hAnsi="Arial" w:cs="Arial"/>
+        </w:rPr>
+        <w:t xml:space="preserve"> </w:t>
+      </w:r>
+      <w:r>
+        <w:rPr>
+          <w:rFonts w:ascii="Arial" w:hAnsi="Arial" w:cs="Arial"/>
+        </w:rPr>
+        <w:t>I am</w:t>
+      </w:r>
+      <w:r>
+        <w:rPr>
+          <w:rFonts w:ascii="Arial" w:hAnsi="Arial" w:cs="Arial"/>
+        </w:rPr>
+        <w:t xml:space="preserve"> responsible for maintaining system uptime, performance, and database integrity. </w:t>
+      </w:r>
+      <w:r>
+        <w:rPr>
+          <w:rFonts w:ascii="Arial" w:hAnsi="Arial" w:cs="Arial"/>
+        </w:rPr>
+        <w:t>I</w:t>
+      </w:r>
+      <w:r>
+        <w:rPr>
+          <w:rFonts w:ascii="Arial" w:hAnsi="Arial" w:cs="Arial"/>
+        </w:rPr>
+        <w:t xml:space="preserve"> also manage integration with the university’s central database and external systems to ensure accurate and consistent data exchange across enrolment, course management, and payment services.</w:t>
+      </w:r>
+    </w:p>
+    <w:p>
+      <w:pPr>
+        <w:spacing w:after="0" w:line="360" w:lineRule="auto"/>
+        <w:ind w:left="851"/>
+        <w:jc w:val="both"/>
+        <w:rPr>
+          <w:rFonts w:ascii="Arial" w:hAnsi="Arial" w:cs="Arial"/>
+        </w:rPr>
+      </w:pPr>
+      <w:r>
+        <w:rPr>
+          <w:rFonts w:ascii="Arial" w:hAnsi="Arial" w:cs="Arial"/>
+        </w:rPr>
+        <w:t>From the responses, several system requirements were identified</w:t>
+      </w:r>
+      <w:r>
+        <w:rPr>
+          <w:rFonts w:ascii="Arial" w:hAnsi="Arial" w:cs="Arial"/>
+        </w:rPr>
+        <w:t>:</w:t>
+      </w:r>
+    </w:p>
+    <w:p>
+      <w:pPr>
+        <w:pStyle w:val="ListParagraph"/>
+        <w:numPr>
+          <w:ilvl w:val="0"/>
+          <w:numId w:val="18"/>
+        </w:numPr>
+        <w:spacing w:after="0" w:line="360" w:lineRule="auto"/>
+        <w:jc w:val="both"/>
+        <w:rPr>
+          <w:rFonts w:ascii="Arial" w:hAnsi="Arial" w:cs="Arial"/>
+        </w:rPr>
+      </w:pPr>
+      <w:r>
+        <w:rPr>
+          <w:rFonts w:ascii="Arial" w:hAnsi="Arial" w:cs="Arial"/>
+        </w:rPr>
+        <w:t>The n</w:t>
+      </w:r>
+      <w:r>
+        <w:rPr>
+          <w:rFonts w:ascii="Arial" w:hAnsi="Arial" w:cs="Arial"/>
+        </w:rPr>
+        <w:t xml:space="preserve">eed to handle exceptional academic cases indicates that the system shall allow </w:t>
+      </w:r>
+      <w:r>
+        <w:rPr>
+          <w:rFonts w:ascii="Arial" w:hAnsi="Arial" w:cs="Arial"/>
+        </w:rPr>
+        <w:t>a</w:t>
+      </w:r>
+      <w:r>
+        <w:rPr>
+          <w:rFonts w:ascii="Arial" w:hAnsi="Arial" w:cs="Arial"/>
+        </w:rPr>
+        <w:t xml:space="preserve">cademic </w:t>
+      </w:r>
+      <w:r>
+        <w:rPr>
+          <w:rFonts w:ascii="Arial" w:hAnsi="Arial" w:cs="Arial"/>
+        </w:rPr>
+        <w:t>r</w:t>
+      </w:r>
+      <w:r>
+        <w:rPr>
+          <w:rFonts w:ascii="Arial" w:hAnsi="Arial" w:cs="Arial"/>
+        </w:rPr>
+        <w:t xml:space="preserve">egistry staff </w:t>
+      </w:r>
+      <w:r>
+        <w:rPr>
+          <w:rFonts w:ascii="Arial" w:hAnsi="Arial" w:cs="Arial"/>
+        </w:rPr>
+        <w:t xml:space="preserve">to grant prerequisite overrides or </w:t>
+      </w:r>
+      <w:r>
+        <w:rPr>
+          <w:rFonts w:ascii="Arial" w:hAnsi="Arial" w:cs="Arial"/>
+        </w:rPr>
+        <w:lastRenderedPageBreak/>
+        <w:t>approve enrolment requests for students with prior learning or special circumstances.</w:t>
+      </w:r>
+    </w:p>
+    <w:p>
+      <w:pPr>
+        <w:pStyle w:val="ListParagraph"/>
+        <w:numPr>
+          <w:ilvl w:val="0"/>
+          <w:numId w:val="18"/>
+        </w:numPr>
+        <w:spacing w:after="0" w:line="360" w:lineRule="auto"/>
+        <w:jc w:val="both"/>
+        <w:rPr>
+          <w:rFonts w:ascii="Arial" w:hAnsi="Arial" w:cs="Arial"/>
+        </w:rPr>
+      </w:pPr>
+      <w:r>
+        <w:rPr>
+          <w:rFonts w:ascii="Arial" w:hAnsi="Arial" w:cs="Arial"/>
+        </w:rPr>
+        <w:t xml:space="preserve">The requirement for secure access to system functions indicates that the system shall support role-based access control for different user types, including students, academic staff, </w:t>
+      </w:r>
+      <w:r>
+        <w:rPr>
+          <w:rFonts w:ascii="Arial" w:hAnsi="Arial" w:cs="Arial"/>
+        </w:rPr>
+        <w:t xml:space="preserve">academic </w:t>
+      </w:r>
+      <w:r>
+        <w:rPr>
+          <w:rFonts w:ascii="Arial" w:hAnsi="Arial" w:cs="Arial"/>
+        </w:rPr>
+        <w:t>r</w:t>
+      </w:r>
+      <w:r>
+        <w:rPr>
+          <w:rFonts w:ascii="Arial" w:hAnsi="Arial" w:cs="Arial"/>
+        </w:rPr>
+        <w:t>egistry staff</w:t>
+      </w:r>
+      <w:r>
+        <w:rPr>
+          <w:rFonts w:ascii="Arial" w:hAnsi="Arial" w:cs="Arial"/>
+        </w:rPr>
+        <w:t>,</w:t>
+      </w:r>
+      <w:r>
+        <w:rPr>
+          <w:rFonts w:ascii="Arial" w:hAnsi="Arial" w:cs="Arial"/>
+        </w:rPr>
+        <w:t xml:space="preserve"> </w:t>
+      </w:r>
+      <w:r>
+        <w:rPr>
+          <w:rFonts w:ascii="Arial" w:hAnsi="Arial" w:cs="Arial"/>
+        </w:rPr>
+        <w:t>finance staff, IT staff, and system administrators.</w:t>
+      </w:r>
+    </w:p>
+    <w:p>
+      <w:pPr>
+        <w:pStyle w:val="ListParagraph"/>
+        <w:numPr>
+          <w:ilvl w:val="0"/>
+          <w:numId w:val="18"/>
+        </w:numPr>
+        <w:spacing w:after="0" w:line="360" w:lineRule="auto"/>
+        <w:jc w:val="both"/>
+        <w:rPr>
+          <w:rFonts w:ascii="Arial" w:hAnsi="Arial" w:cs="Arial"/>
+        </w:rPr>
+      </w:pPr>
+      <w:r>
+        <w:rPr>
+          <w:rFonts w:ascii="Arial" w:hAnsi="Arial" w:cs="Arial"/>
+        </w:rPr>
+        <w:t>The need for security monitoring and accountability indicates that the system shall maintain audit logs of user activities for tracking system usage and supporting security compliance.</w:t>
+      </w:r>
+    </w:p>
+    <w:p>
+      <w:pPr>
+        <w:pStyle w:val="ListParagraph"/>
+        <w:numPr>
+          <w:ilvl w:val="0"/>
+          <w:numId w:val="18"/>
+        </w:numPr>
+        <w:spacing w:after="0" w:line="360" w:lineRule="auto"/>
+        <w:jc w:val="both"/>
+        <w:rPr>
+          <w:rFonts w:ascii="Arial" w:hAnsi="Arial" w:cs="Arial"/>
+        </w:rPr>
+      </w:pPr>
+      <w:r>
+        <w:rPr>
+          <w:rFonts w:ascii="Arial" w:hAnsi="Arial" w:cs="Arial"/>
+        </w:rPr>
+        <w:t>The requirement for system stability and operational support indicates that IT staff shall be able to monitor system performance, maintain system uptime, and resolve technical issues.</w:t>
+      </w:r>
+    </w:p>
+    <w:p>
+      <w:pPr>
+        <w:pStyle w:val="ListParagraph"/>
+        <w:numPr>
+          <w:ilvl w:val="0"/>
+          <w:numId w:val="18"/>
+        </w:numPr>
+        <w:spacing w:after="0" w:line="360" w:lineRule="auto"/>
+        <w:jc w:val="both"/>
+        <w:rPr>
+          <w:rFonts w:ascii="Arial" w:hAnsi="Arial" w:cs="Arial"/>
+        </w:rPr>
+      </w:pPr>
+      <w:r>
+        <w:rPr>
+          <w:rFonts w:ascii="Arial" w:hAnsi="Arial" w:cs="Arial"/>
+        </w:rPr>
+        <w:t>The need for flexible system configuration indicates that system administrators shall be able to configure system-wide settings such as enrolment periods, course capacity limits, and enrolment rules.</w:t>
+      </w:r>
+    </w:p>
+    <w:p>
+      <w:pPr>
+        <w:pStyle w:val="ListParagraph"/>
+        <w:numPr>
+          <w:ilvl w:val="0"/>
+          <w:numId w:val="18"/>
+        </w:numPr>
+        <w:spacing w:after="0" w:line="360" w:lineRule="auto"/>
+        <w:jc w:val="both"/>
+        <w:rPr>
+          <w:rFonts w:ascii="Arial" w:hAnsi="Arial" w:cs="Arial"/>
+        </w:rPr>
+      </w:pPr>
+      <w:r>
+        <w:rPr>
+          <w:rFonts w:ascii="Arial" w:hAnsi="Arial" w:cs="Arial"/>
+        </w:rPr>
+        <w:t xml:space="preserve">The requirement for integration management indicates that IT staff shall manage integration between the university’s central database and external systems, </w:t>
+      </w:r>
+      <w:r>
+        <w:rPr>
+          <w:rFonts w:ascii="Arial" w:hAnsi="Arial" w:cs="Arial"/>
+        </w:rPr>
+        <w:t>such as payment services and course information systems</w:t>
+      </w:r>
+      <w:r>
+        <w:rPr>
+          <w:rFonts w:ascii="Arial" w:hAnsi="Arial" w:cs="Arial"/>
+        </w:rPr>
+        <w:t>, to ensure accurate data exchange.</w:t>
       </w:r>
     </w:p>
     <w:p>
@@ -6533,7 +7774,7 @@
           <w:szCs w:val="28"/>
         </w:rPr>
       </w:pPr>
-      <w:bookmarkStart w:id="16" w:name="_Toc227105556"/>
+      <w:bookmarkStart w:id="17" w:name="_Toc227153827"/>
       <w:r>
         <w:rPr>
           <w:rFonts w:ascii="Arial" w:hAnsi="Arial" w:cs="Arial"/>
@@ -6587,7 +7828,7 @@
           <w:sz w:val="28"/>
           <w:szCs w:val="28"/>
         </w:rPr>
-        <w:t>User r</w:t>
+        <w:t xml:space="preserve">User </w:t>
       </w:r>
       <w:r>
         <w:rPr>
@@ -6598,24 +7839,114 @@
           <w:sz w:val="28"/>
           <w:szCs w:val="28"/>
         </w:rPr>
+        <w:t xml:space="preserve">and system </w:t>
+      </w:r>
+      <w:r>
+        <w:rPr>
+          <w:rFonts w:ascii="Arial" w:hAnsi="Arial" w:cs="Arial"/>
+          <w:b/>
+          <w:bCs/>
+          <w:color w:val="EE0000"/>
+          <w:sz w:val="28"/>
+          <w:szCs w:val="28"/>
+        </w:rPr>
+        <w:t>r</w:t>
+      </w:r>
+      <w:r>
+        <w:rPr>
+          <w:rFonts w:ascii="Arial" w:hAnsi="Arial" w:cs="Arial"/>
+          <w:b/>
+          <w:bCs/>
+          <w:color w:val="EE0000"/>
+          <w:sz w:val="28"/>
+          <w:szCs w:val="28"/>
+        </w:rPr>
         <w:t>equirements</w:t>
       </w:r>
-      <w:bookmarkEnd w:id="16"/>
-    </w:p>
-    <w:p>
-      <w:pPr>
-        <w:spacing w:line="360" w:lineRule="auto"/>
+      <w:bookmarkEnd w:id="17"/>
+    </w:p>
+    <w:p>
+      <w:pPr>
+        <w:pStyle w:val="Heading3"/>
         <w:ind w:left="567"/>
         <w:jc w:val="both"/>
         <w:rPr>
           <w:rFonts w:ascii="Arial" w:hAnsi="Arial" w:cs="Arial"/>
-        </w:rPr>
-      </w:pPr>
-      <w:r>
-        <w:rPr>
-          <w:rFonts w:ascii="Arial" w:hAnsi="Arial" w:cs="Arial"/>
-        </w:rPr>
-        <w:t>Based on the derived requirements from the problem statement analysis, existing document analysis, and observation of the existing system, the user requirements that describe what each user needs to do with the system are identified as follows</w:t>
+          <w:b/>
+          <w:bCs/>
+          <w:color w:val="EE0000"/>
+          <w:sz w:val="24"/>
+          <w:szCs w:val="24"/>
+        </w:rPr>
+      </w:pPr>
+      <w:bookmarkStart w:id="18" w:name="_Toc227153828"/>
+      <w:r>
+        <w:rPr>
+          <w:rFonts w:ascii="Arial" w:hAnsi="Arial" w:cs="Arial"/>
+          <w:b/>
+          <w:bCs/>
+          <w:color w:val="EE0000"/>
+          <w:sz w:val="24"/>
+          <w:szCs w:val="24"/>
+        </w:rPr>
+        <w:t>i.</w:t>
+      </w:r>
+      <w:r>
+        <w:rPr>
+          <w:rFonts w:ascii="Arial" w:hAnsi="Arial" w:cs="Arial"/>
+          <w:b/>
+          <w:bCs/>
+          <w:color w:val="EE0000"/>
+          <w:sz w:val="24"/>
+          <w:szCs w:val="24"/>
+        </w:rPr>
+        <w:t xml:space="preserve"> </w:t>
+      </w:r>
+      <w:r>
+        <w:rPr>
+          <w:rFonts w:ascii="Arial" w:hAnsi="Arial" w:cs="Arial"/>
+          <w:b/>
+          <w:bCs/>
+          <w:color w:val="EE0000"/>
+          <w:sz w:val="24"/>
+          <w:szCs w:val="24"/>
+        </w:rPr>
+        <w:t>User requirements</w:t>
+      </w:r>
+      <w:bookmarkEnd w:id="18"/>
+    </w:p>
+    <w:p>
+      <w:pPr>
+        <w:spacing w:line="360" w:lineRule="auto"/>
+        <w:ind w:left="851"/>
+        <w:jc w:val="both"/>
+        <w:rPr>
+          <w:rFonts w:ascii="Arial" w:hAnsi="Arial" w:cs="Arial"/>
+        </w:rPr>
+      </w:pPr>
+      <w:r>
+        <w:rPr>
+          <w:rFonts w:ascii="Arial" w:hAnsi="Arial" w:cs="Arial"/>
+        </w:rPr>
+        <w:t xml:space="preserve">Based on </w:t>
+      </w:r>
+      <w:r>
+        <w:rPr>
+          <w:rFonts w:ascii="Arial" w:hAnsi="Arial" w:cs="Arial"/>
+        </w:rPr>
+        <w:t>the above requirements elicitation methods</w:t>
+      </w:r>
+      <w:r>
+        <w:rPr>
+          <w:rFonts w:ascii="Arial" w:hAnsi="Arial" w:cs="Arial"/>
+        </w:rPr>
+        <w:t xml:space="preserve">, </w:t>
+      </w:r>
+      <w:r>
+        <w:rPr>
+          <w:rFonts w:ascii="Arial" w:hAnsi="Arial" w:cs="Arial"/>
+        </w:rPr>
+        <w:t>the user requirements that describe what each user needs to do with the system are identified as follows</w:t>
       </w:r>
       <w:r>
         <w:rPr>
@@ -6632,6 +7963,7 @@
           <w:numId w:val="16"/>
         </w:numPr>
         <w:spacing w:line="360" w:lineRule="auto"/>
+        <w:ind w:left="1560"/>
         <w:jc w:val="both"/>
         <w:rPr>
           <w:rFonts w:ascii="Arial" w:hAnsi="Arial" w:cs="Arial"/>
@@ -6652,6 +7984,7 @@
           <w:numId w:val="16"/>
         </w:numPr>
         <w:spacing w:line="360" w:lineRule="auto"/>
+        <w:ind w:left="2127"/>
         <w:jc w:val="both"/>
         <w:rPr>
           <w:rFonts w:ascii="Arial" w:hAnsi="Arial" w:cs="Arial"/>
@@ -6672,6 +8005,7 @@
           <w:numId w:val="16"/>
         </w:numPr>
         <w:spacing w:line="360" w:lineRule="auto"/>
+        <w:ind w:left="2127"/>
         <w:jc w:val="both"/>
         <w:rPr>
           <w:rFonts w:ascii="Arial" w:hAnsi="Arial" w:cs="Arial"/>
@@ -6692,6 +8026,7 @@
           <w:numId w:val="16"/>
         </w:numPr>
         <w:spacing w:line="360" w:lineRule="auto"/>
+        <w:ind w:left="2127"/>
         <w:jc w:val="both"/>
         <w:rPr>
           <w:rFonts w:ascii="Arial" w:hAnsi="Arial" w:cs="Arial"/>
@@ -6712,6 +8047,7 @@
           <w:numId w:val="16"/>
         </w:numPr>
         <w:spacing w:line="360" w:lineRule="auto"/>
+        <w:ind w:left="2127"/>
         <w:jc w:val="both"/>
         <w:rPr>
           <w:rFonts w:ascii="Arial" w:hAnsi="Arial" w:cs="Arial"/>
@@ -6732,15 +8068,17 @@
           <w:numId w:val="16"/>
         </w:numPr>
         <w:spacing w:line="360" w:lineRule="auto"/>
-        <w:jc w:val="both"/>
-        <w:rPr>
-          <w:rFonts w:ascii="Arial" w:hAnsi="Arial" w:cs="Arial"/>
-        </w:rPr>
-      </w:pPr>
-      <w:r>
-        <w:rPr>
-          <w:rFonts w:ascii="Arial" w:hAnsi="Arial" w:cs="Arial"/>
-        </w:rPr>
+        <w:ind w:left="2127"/>
+        <w:jc w:val="both"/>
+        <w:rPr>
+          <w:rFonts w:ascii="Arial" w:hAnsi="Arial" w:cs="Arial"/>
+        </w:rPr>
+      </w:pPr>
+      <w:r>
+        <w:rPr>
+          <w:rFonts w:ascii="Arial" w:hAnsi="Arial" w:cs="Arial"/>
+        </w:rPr>
+        <w:lastRenderedPageBreak/>
         <w:t>Receive notifications or feedback when enrolment issues occur, such as timetable clashes, missing prerequisites, or full courses.</w:t>
       </w:r>
     </w:p>
@@ -6752,6 +8090,7 @@
           <w:numId w:val="16"/>
         </w:numPr>
         <w:spacing w:line="360" w:lineRule="auto"/>
+        <w:ind w:left="2127"/>
         <w:jc w:val="both"/>
         <w:rPr>
           <w:rFonts w:ascii="Arial" w:hAnsi="Arial" w:cs="Arial"/>
@@ -6772,6 +8111,7 @@
           <w:numId w:val="16"/>
         </w:numPr>
         <w:spacing w:line="360" w:lineRule="auto"/>
+        <w:ind w:left="2127"/>
         <w:jc w:val="both"/>
         <w:rPr>
           <w:rFonts w:ascii="Arial" w:hAnsi="Arial" w:cs="Arial"/>
@@ -6782,6 +8122,39 @@
           <w:rFonts w:ascii="Arial" w:hAnsi="Arial" w:cs="Arial"/>
         </w:rPr>
         <w:t>Track the status of their enrolment in real time.</w:t>
+      </w:r>
+    </w:p>
+    <w:p>
+      <w:pPr>
+        <w:pStyle w:val="ListParagraph"/>
+        <w:numPr>
+          <w:ilvl w:val="0"/>
+          <w:numId w:val="16"/>
+        </w:numPr>
+        <w:spacing w:line="360" w:lineRule="auto"/>
+        <w:ind w:left="1560"/>
+        <w:jc w:val="both"/>
+        <w:rPr>
+          <w:rFonts w:ascii="Arial" w:hAnsi="Arial" w:cs="Arial"/>
+        </w:rPr>
+      </w:pPr>
+      <w:r>
+        <w:rPr>
+          <w:rFonts w:ascii="Arial" w:hAnsi="Arial" w:cs="Arial"/>
+        </w:rPr>
+        <w:t xml:space="preserve">Academic </w:t>
+      </w:r>
+      <w:r>
+        <w:rPr>
+          <w:rFonts w:ascii="Arial" w:hAnsi="Arial" w:cs="Arial"/>
+        </w:rPr>
+        <w:t>d</w:t>
+      </w:r>
+      <w:r>
+        <w:rPr>
+          <w:rFonts w:ascii="Arial" w:hAnsi="Arial" w:cs="Arial"/>
+        </w:rPr>
+        <w:t>epartment staff should be able to:</w:t>
       </w:r>
     </w:p>
     <w:p>
@@ -6792,16 +8165,56 @@
           <w:numId w:val="16"/>
         </w:numPr>
         <w:spacing w:line="360" w:lineRule="auto"/>
-        <w:jc w:val="both"/>
-        <w:rPr>
-          <w:rFonts w:ascii="Arial" w:hAnsi="Arial" w:cs="Arial"/>
-        </w:rPr>
-      </w:pPr>
-      <w:r>
-        <w:rPr>
-          <w:rFonts w:ascii="Arial" w:hAnsi="Arial" w:cs="Arial"/>
-        </w:rPr>
-        <w:t>Make payments through an external payment system and have their payment status reflected in the system.</w:t>
+        <w:ind w:left="2127"/>
+        <w:jc w:val="both"/>
+        <w:rPr>
+          <w:rFonts w:ascii="Arial" w:hAnsi="Arial" w:cs="Arial"/>
+        </w:rPr>
+      </w:pPr>
+      <w:r>
+        <w:rPr>
+          <w:rFonts w:ascii="Arial" w:hAnsi="Arial" w:cs="Arial"/>
+        </w:rPr>
+        <w:t xml:space="preserve">View and update course information, including course descriptions, prerequisites, </w:t>
+      </w:r>
+      <w:r>
+        <w:rPr>
+          <w:rFonts w:ascii="Arial" w:hAnsi="Arial" w:cs="Arial"/>
+        </w:rPr>
+        <w:t>co-requisites</w:t>
+      </w:r>
+      <w:r>
+        <w:rPr>
+          <w:rFonts w:ascii="Arial" w:hAnsi="Arial" w:cs="Arial"/>
+        </w:rPr>
+        <w:t xml:space="preserve">, </w:t>
+      </w:r>
+      <w:r>
+        <w:rPr>
+          <w:rFonts w:ascii="Arial" w:hAnsi="Arial" w:cs="Arial"/>
+        </w:rPr>
+        <w:t>capacity limits, and timetable details.</w:t>
+      </w:r>
+    </w:p>
+    <w:p>
+      <w:pPr>
+        <w:pStyle w:val="ListParagraph"/>
+        <w:numPr>
+          <w:ilvl w:val="1"/>
+          <w:numId w:val="16"/>
+        </w:numPr>
+        <w:spacing w:line="360" w:lineRule="auto"/>
+        <w:ind w:left="2127"/>
+        <w:jc w:val="both"/>
+        <w:rPr>
+          <w:rFonts w:ascii="Arial" w:hAnsi="Arial" w:cs="Arial"/>
+        </w:rPr>
+      </w:pPr>
+      <w:r>
+        <w:rPr>
+          <w:rFonts w:ascii="Arial" w:hAnsi="Arial" w:cs="Arial"/>
+        </w:rPr>
+        <w:t>Ensure course information is accurate and up to date through integration with existing systems.</w:t>
       </w:r>
     </w:p>
     <w:p>
@@ -6812,6 +8225,7 @@
           <w:numId w:val="16"/>
         </w:numPr>
         <w:spacing w:line="360" w:lineRule="auto"/>
+        <w:ind w:left="1560"/>
         <w:jc w:val="both"/>
         <w:rPr>
           <w:rFonts w:ascii="Arial" w:hAnsi="Arial" w:cs="Arial"/>
@@ -6827,13 +8241,13 @@
         <w:rPr>
           <w:rFonts w:ascii="Arial" w:hAnsi="Arial" w:cs="Arial"/>
         </w:rPr>
-        <w:t>d</w:t>
-      </w:r>
-      <w:r>
-        <w:rPr>
-          <w:rFonts w:ascii="Arial" w:hAnsi="Arial" w:cs="Arial"/>
-        </w:rPr>
-        <w:t>epartment staff should be able to:</w:t>
+        <w:t>r</w:t>
+      </w:r>
+      <w:r>
+        <w:rPr>
+          <w:rFonts w:ascii="Arial" w:hAnsi="Arial" w:cs="Arial"/>
+        </w:rPr>
+        <w:t>egistry staff should be able to:</w:t>
       </w:r>
     </w:p>
     <w:p>
@@ -6844,16 +8258,17 @@
           <w:numId w:val="16"/>
         </w:numPr>
         <w:spacing w:line="360" w:lineRule="auto"/>
-        <w:jc w:val="both"/>
-        <w:rPr>
-          <w:rFonts w:ascii="Arial" w:hAnsi="Arial" w:cs="Arial"/>
-        </w:rPr>
-      </w:pPr>
-      <w:r>
-        <w:rPr>
-          <w:rFonts w:ascii="Arial" w:hAnsi="Arial" w:cs="Arial"/>
-        </w:rPr>
-        <w:t>View and update course information, including course descriptions, prerequisites, capacity limits, and timetable details.</w:t>
+        <w:ind w:left="2127"/>
+        <w:jc w:val="both"/>
+        <w:rPr>
+          <w:rFonts w:ascii="Arial" w:hAnsi="Arial" w:cs="Arial"/>
+        </w:rPr>
+      </w:pPr>
+      <w:r>
+        <w:rPr>
+          <w:rFonts w:ascii="Arial" w:hAnsi="Arial" w:cs="Arial"/>
+        </w:rPr>
+        <w:t>Review and process student enrolment requests.</w:t>
       </w:r>
     </w:p>
     <w:p>
@@ -6864,17 +8279,80 @@
           <w:numId w:val="16"/>
         </w:numPr>
         <w:spacing w:line="360" w:lineRule="auto"/>
-        <w:jc w:val="both"/>
-        <w:rPr>
-          <w:rFonts w:ascii="Arial" w:hAnsi="Arial" w:cs="Arial"/>
-        </w:rPr>
-      </w:pPr>
-      <w:r>
-        <w:rPr>
-          <w:rFonts w:ascii="Arial" w:hAnsi="Arial" w:cs="Arial"/>
-        </w:rPr>
-        <w:lastRenderedPageBreak/>
-        <w:t>Ensure course information is accurate and up to date through integration with existing systems.</w:t>
+        <w:ind w:left="2127"/>
+        <w:jc w:val="both"/>
+        <w:rPr>
+          <w:rFonts w:ascii="Arial" w:hAnsi="Arial" w:cs="Arial"/>
+        </w:rPr>
+      </w:pPr>
+      <w:r>
+        <w:rPr>
+          <w:rFonts w:ascii="Arial" w:hAnsi="Arial" w:cs="Arial"/>
+        </w:rPr>
+        <w:t>Check student eligibility based on prerequisites, programme requirements, and course availability.</w:t>
+      </w:r>
+    </w:p>
+    <w:p>
+      <w:pPr>
+        <w:pStyle w:val="ListParagraph"/>
+        <w:numPr>
+          <w:ilvl w:val="1"/>
+          <w:numId w:val="16"/>
+        </w:numPr>
+        <w:spacing w:line="360" w:lineRule="auto"/>
+        <w:ind w:left="2127"/>
+        <w:jc w:val="both"/>
+        <w:rPr>
+          <w:rFonts w:ascii="Arial" w:hAnsi="Arial" w:cs="Arial"/>
+        </w:rPr>
+      </w:pPr>
+      <w:r>
+        <w:rPr>
+          <w:rFonts w:ascii="Arial" w:hAnsi="Arial" w:cs="Arial"/>
+        </w:rPr>
+        <w:t>Approve or reject enrolment requests based on academic and administrative rules.</w:t>
+      </w:r>
+    </w:p>
+    <w:p>
+      <w:pPr>
+        <w:pStyle w:val="ListParagraph"/>
+        <w:numPr>
+          <w:ilvl w:val="1"/>
+          <w:numId w:val="16"/>
+        </w:numPr>
+        <w:spacing w:line="360" w:lineRule="auto"/>
+        <w:ind w:left="2127"/>
+        <w:jc w:val="both"/>
+        <w:rPr>
+          <w:rFonts w:ascii="Arial" w:hAnsi="Arial" w:cs="Arial"/>
+        </w:rPr>
+      </w:pPr>
+      <w:r>
+        <w:rPr>
+          <w:rFonts w:ascii="Arial" w:hAnsi="Arial" w:cs="Arial"/>
+        </w:rPr>
+        <w:t>Grant prerequisite overrides or manual approvals for students with equivalent prior learning or special circumstances.</w:t>
+      </w:r>
+    </w:p>
+    <w:p>
+      <w:pPr>
+        <w:pStyle w:val="ListParagraph"/>
+        <w:numPr>
+          <w:ilvl w:val="1"/>
+          <w:numId w:val="16"/>
+        </w:numPr>
+        <w:spacing w:line="360" w:lineRule="auto"/>
+        <w:ind w:left="2127"/>
+        <w:jc w:val="both"/>
+        <w:rPr>
+          <w:rFonts w:ascii="Arial" w:hAnsi="Arial" w:cs="Arial"/>
+        </w:rPr>
+      </w:pPr>
+      <w:r>
+        <w:rPr>
+          <w:rFonts w:ascii="Arial" w:hAnsi="Arial" w:cs="Arial"/>
+        </w:rPr>
+        <w:t>Monitor enrolment status and ensure the enrolment process follows the required workflow.</w:t>
       </w:r>
     </w:p>
     <w:p>
@@ -6885,28 +8363,17 @@
           <w:numId w:val="16"/>
         </w:numPr>
         <w:spacing w:line="360" w:lineRule="auto"/>
-        <w:jc w:val="both"/>
-        <w:rPr>
-          <w:rFonts w:ascii="Arial" w:hAnsi="Arial" w:cs="Arial"/>
-        </w:rPr>
-      </w:pPr>
-      <w:r>
-        <w:rPr>
-          <w:rFonts w:ascii="Arial" w:hAnsi="Arial" w:cs="Arial"/>
-        </w:rPr>
-        <w:t xml:space="preserve">Academic </w:t>
-      </w:r>
-      <w:r>
-        <w:rPr>
-          <w:rFonts w:ascii="Arial" w:hAnsi="Arial" w:cs="Arial"/>
-        </w:rPr>
-        <w:t>r</w:t>
-      </w:r>
-      <w:r>
-        <w:rPr>
-          <w:rFonts w:ascii="Arial" w:hAnsi="Arial" w:cs="Arial"/>
-        </w:rPr>
-        <w:t>egistry staff should be able to:</w:t>
+        <w:ind w:left="1560"/>
+        <w:jc w:val="both"/>
+        <w:rPr>
+          <w:rFonts w:ascii="Arial" w:hAnsi="Arial" w:cs="Arial"/>
+        </w:rPr>
+      </w:pPr>
+      <w:r>
+        <w:rPr>
+          <w:rFonts w:ascii="Arial" w:hAnsi="Arial" w:cs="Arial"/>
+        </w:rPr>
+        <w:t>Finance staff should be able to:</w:t>
       </w:r>
     </w:p>
     <w:p>
@@ -6917,16 +8384,17 @@
           <w:numId w:val="16"/>
         </w:numPr>
         <w:spacing w:line="360" w:lineRule="auto"/>
-        <w:jc w:val="both"/>
-        <w:rPr>
-          <w:rFonts w:ascii="Arial" w:hAnsi="Arial" w:cs="Arial"/>
-        </w:rPr>
-      </w:pPr>
-      <w:r>
-        <w:rPr>
-          <w:rFonts w:ascii="Arial" w:hAnsi="Arial" w:cs="Arial"/>
-        </w:rPr>
-        <w:t>Review and process student enrolment requests.</w:t>
+        <w:ind w:left="2127"/>
+        <w:jc w:val="both"/>
+        <w:rPr>
+          <w:rFonts w:ascii="Arial" w:hAnsi="Arial" w:cs="Arial"/>
+        </w:rPr>
+      </w:pPr>
+      <w:r>
+        <w:rPr>
+          <w:rFonts w:ascii="Arial" w:hAnsi="Arial" w:cs="Arial"/>
+        </w:rPr>
+        <w:t>Monitor student payment transactions through the system.</w:t>
       </w:r>
     </w:p>
     <w:p>
@@ -6937,16 +8405,50 @@
           <w:numId w:val="16"/>
         </w:numPr>
         <w:spacing w:line="360" w:lineRule="auto"/>
-        <w:jc w:val="both"/>
-        <w:rPr>
-          <w:rFonts w:ascii="Arial" w:hAnsi="Arial" w:cs="Arial"/>
-        </w:rPr>
-      </w:pPr>
-      <w:r>
-        <w:rPr>
-          <w:rFonts w:ascii="Arial" w:hAnsi="Arial" w:cs="Arial"/>
-        </w:rPr>
-        <w:t>Check student eligibility based on prerequisites, programme requirements, and course availability.</w:t>
+        <w:ind w:left="2127"/>
+        <w:jc w:val="both"/>
+        <w:rPr>
+          <w:rFonts w:ascii="Arial" w:hAnsi="Arial" w:cs="Arial"/>
+        </w:rPr>
+      </w:pPr>
+      <w:r>
+        <w:rPr>
+          <w:rFonts w:ascii="Arial" w:hAnsi="Arial" w:cs="Arial"/>
+        </w:rPr>
+        <w:t>Handle exceptional cases such as missing, failed, or delayed payments.</w:t>
+      </w:r>
+    </w:p>
+    <w:p>
+      <w:pPr>
+        <w:pStyle w:val="ListParagraph"/>
+        <w:numPr>
+          <w:ilvl w:val="0"/>
+          <w:numId w:val="16"/>
+        </w:numPr>
+        <w:spacing w:line="360" w:lineRule="auto"/>
+        <w:ind w:left="1560"/>
+        <w:jc w:val="both"/>
+        <w:rPr>
+          <w:rFonts w:ascii="Arial" w:hAnsi="Arial" w:cs="Arial"/>
+        </w:rPr>
+      </w:pPr>
+      <w:r>
+        <w:rPr>
+          <w:rFonts w:ascii="Arial" w:hAnsi="Arial" w:cs="Arial"/>
+        </w:rPr>
+        <w:t xml:space="preserve">System </w:t>
+      </w:r>
+      <w:r>
+        <w:rPr>
+          <w:rFonts w:ascii="Arial" w:hAnsi="Arial" w:cs="Arial"/>
+        </w:rPr>
+        <w:t>a</w:t>
+      </w:r>
+      <w:r>
+        <w:rPr>
+          <w:rFonts w:ascii="Arial" w:hAnsi="Arial" w:cs="Arial"/>
+        </w:rPr>
+        <w:t>dministrators should be able to:</w:t>
       </w:r>
     </w:p>
     <w:p>
@@ -6957,16 +8459,17 @@
           <w:numId w:val="16"/>
         </w:numPr>
         <w:spacing w:line="360" w:lineRule="auto"/>
-        <w:jc w:val="both"/>
-        <w:rPr>
-          <w:rFonts w:ascii="Arial" w:hAnsi="Arial" w:cs="Arial"/>
-        </w:rPr>
-      </w:pPr>
-      <w:r>
-        <w:rPr>
-          <w:rFonts w:ascii="Arial" w:hAnsi="Arial" w:cs="Arial"/>
-        </w:rPr>
-        <w:t>Approve or reject enrolment requests based on academic and administrative rules.</w:t>
+        <w:ind w:left="2127"/>
+        <w:jc w:val="both"/>
+        <w:rPr>
+          <w:rFonts w:ascii="Arial" w:hAnsi="Arial" w:cs="Arial"/>
+        </w:rPr>
+      </w:pPr>
+      <w:r>
+        <w:rPr>
+          <w:rFonts w:ascii="Arial" w:hAnsi="Arial" w:cs="Arial"/>
+        </w:rPr>
+        <w:t>Manage User Roles and Access Control.</w:t>
       </w:r>
     </w:p>
     <w:p>
@@ -6977,16 +8480,38 @@
           <w:numId w:val="16"/>
         </w:numPr>
         <w:spacing w:line="360" w:lineRule="auto"/>
-        <w:jc w:val="both"/>
-        <w:rPr>
-          <w:rFonts w:ascii="Arial" w:hAnsi="Arial" w:cs="Arial"/>
-        </w:rPr>
-      </w:pPr>
-      <w:r>
-        <w:rPr>
-          <w:rFonts w:ascii="Arial" w:hAnsi="Arial" w:cs="Arial"/>
-        </w:rPr>
-        <w:t>Monitor enrolment status and ensure the enrolment process follows the required workflow.</w:t>
+        <w:ind w:left="2127"/>
+        <w:jc w:val="both"/>
+        <w:rPr>
+          <w:rFonts w:ascii="Arial" w:hAnsi="Arial" w:cs="Arial"/>
+        </w:rPr>
+      </w:pPr>
+      <w:r>
+        <w:rPr>
+          <w:rFonts w:ascii="Arial" w:hAnsi="Arial" w:cs="Arial"/>
+        </w:rPr>
+        <w:t>Configure system-wide settings such as enrolment periods, course limits, and system rules.</w:t>
+      </w:r>
+    </w:p>
+    <w:p>
+      <w:pPr>
+        <w:pStyle w:val="ListParagraph"/>
+        <w:numPr>
+          <w:ilvl w:val="1"/>
+          <w:numId w:val="16"/>
+        </w:numPr>
+        <w:spacing w:line="360" w:lineRule="auto"/>
+        <w:ind w:left="2127"/>
+        <w:jc w:val="both"/>
+        <w:rPr>
+          <w:rFonts w:ascii="Arial" w:hAnsi="Arial" w:cs="Arial"/>
+        </w:rPr>
+      </w:pPr>
+      <w:r>
+        <w:rPr>
+          <w:rFonts w:ascii="Arial" w:hAnsi="Arial" w:cs="Arial"/>
+        </w:rPr>
+        <w:t>Review system audit logs for security compliance.</w:t>
       </w:r>
     </w:p>
     <w:p>
@@ -6997,16 +8522,17 @@
           <w:numId w:val="16"/>
         </w:numPr>
         <w:spacing w:line="360" w:lineRule="auto"/>
-        <w:jc w:val="both"/>
-        <w:rPr>
-          <w:rFonts w:ascii="Arial" w:hAnsi="Arial" w:cs="Arial"/>
-        </w:rPr>
-      </w:pPr>
-      <w:r>
-        <w:rPr>
-          <w:rFonts w:ascii="Arial" w:hAnsi="Arial" w:cs="Arial"/>
-        </w:rPr>
-        <w:t>Finance staff should be able to:</w:t>
+        <w:ind w:left="1560"/>
+        <w:jc w:val="both"/>
+        <w:rPr>
+          <w:rFonts w:ascii="Arial" w:hAnsi="Arial" w:cs="Arial"/>
+        </w:rPr>
+      </w:pPr>
+      <w:r>
+        <w:rPr>
+          <w:rFonts w:ascii="Arial" w:hAnsi="Arial" w:cs="Arial"/>
+        </w:rPr>
+        <w:t>IT staff should be able to:</w:t>
       </w:r>
     </w:p>
     <w:p>
@@ -7017,16 +8543,17 @@
           <w:numId w:val="16"/>
         </w:numPr>
         <w:spacing w:line="360" w:lineRule="auto"/>
-        <w:jc w:val="both"/>
-        <w:rPr>
-          <w:rFonts w:ascii="Arial" w:hAnsi="Arial" w:cs="Arial"/>
-        </w:rPr>
-      </w:pPr>
-      <w:r>
-        <w:rPr>
-          <w:rFonts w:ascii="Arial" w:hAnsi="Arial" w:cs="Arial"/>
-        </w:rPr>
-        <w:t>Monitor student payment transactions through the system.</w:t>
+        <w:ind w:left="2127"/>
+        <w:jc w:val="both"/>
+        <w:rPr>
+          <w:rFonts w:ascii="Arial" w:hAnsi="Arial" w:cs="Arial"/>
+        </w:rPr>
+      </w:pPr>
+      <w:r>
+        <w:rPr>
+          <w:rFonts w:ascii="Arial" w:hAnsi="Arial" w:cs="Arial"/>
+        </w:rPr>
+        <w:t>Maintain system uptime and database integrity.</w:t>
       </w:r>
     </w:p>
     <w:p>
@@ -7037,16 +8564,24 @@
           <w:numId w:val="16"/>
         </w:numPr>
         <w:spacing w:line="360" w:lineRule="auto"/>
-        <w:jc w:val="both"/>
-        <w:rPr>
-          <w:rFonts w:ascii="Arial" w:hAnsi="Arial" w:cs="Arial"/>
-        </w:rPr>
-      </w:pPr>
-      <w:r>
-        <w:rPr>
-          <w:rFonts w:ascii="Arial" w:hAnsi="Arial" w:cs="Arial"/>
-        </w:rPr>
-        <w:t>Verify payment status received from external payment systems.</w:t>
+        <w:ind w:left="2127"/>
+        <w:jc w:val="both"/>
+        <w:rPr>
+          <w:rFonts w:ascii="Arial" w:hAnsi="Arial" w:cs="Arial"/>
+        </w:rPr>
+      </w:pPr>
+      <w:r>
+        <w:rPr>
+          <w:rFonts w:ascii="Arial" w:hAnsi="Arial" w:cs="Arial"/>
+        </w:rPr>
+        <w:lastRenderedPageBreak/>
+        <w:t>Manage integration with the university’s central database and external systems such as payment services and course information systems to support accurate and consistent data exchange</w:t>
+      </w:r>
+      <w:r>
+        <w:rPr>
+          <w:rFonts w:ascii="Arial" w:hAnsi="Arial" w:cs="Arial"/>
+        </w:rPr>
+        <w:t>.</w:t>
       </w:r>
     </w:p>
     <w:p>
@@ -7057,36 +8592,128 @@
           <w:numId w:val="16"/>
         </w:numPr>
         <w:spacing w:line="360" w:lineRule="auto"/>
-        <w:jc w:val="both"/>
-        <w:rPr>
-          <w:rFonts w:ascii="Arial" w:hAnsi="Arial" w:cs="Arial"/>
-        </w:rPr>
-      </w:pPr>
-      <w:r>
-        <w:rPr>
-          <w:rFonts w:ascii="Arial" w:hAnsi="Arial" w:cs="Arial"/>
-        </w:rPr>
-        <w:t>Handle exceptional cases such as missing, failed, or delayed payments.</w:t>
-      </w:r>
-    </w:p>
-    <w:p>
-      <w:pPr>
-        <w:pStyle w:val="ListParagraph"/>
-        <w:numPr>
-          <w:ilvl w:val="1"/>
-          <w:numId w:val="16"/>
-        </w:numPr>
-        <w:spacing w:line="360" w:lineRule="auto"/>
-        <w:jc w:val="both"/>
-        <w:rPr>
-          <w:rFonts w:ascii="Arial" w:hAnsi="Arial" w:cs="Arial"/>
-        </w:rPr>
-      </w:pPr>
-      <w:r>
-        <w:rPr>
-          <w:rFonts w:ascii="Arial" w:hAnsi="Arial" w:cs="Arial"/>
-        </w:rPr>
-        <w:t>Ensure enrolments are only confirmed after successful payment verification.</w:t>
+        <w:ind w:left="2127"/>
+        <w:jc w:val="both"/>
+        <w:rPr>
+          <w:rFonts w:ascii="Arial" w:hAnsi="Arial" w:cs="Arial"/>
+        </w:rPr>
+      </w:pPr>
+      <w:r>
+        <w:rPr>
+          <w:rFonts w:ascii="Arial" w:hAnsi="Arial" w:cs="Arial"/>
+        </w:rPr>
+        <w:t>Monitor system performance and resolve technical issues</w:t>
+      </w:r>
+      <w:r>
+        <w:rPr>
+          <w:rFonts w:ascii="Arial" w:hAnsi="Arial" w:cs="Arial"/>
+        </w:rPr>
+        <w:t>.</w:t>
+      </w:r>
+    </w:p>
+    <w:p>
+      <w:pPr>
+        <w:pStyle w:val="Heading3"/>
+        <w:ind w:left="567"/>
+        <w:jc w:val="both"/>
+        <w:rPr>
+          <w:rFonts w:ascii="Arial" w:hAnsi="Arial" w:cs="Arial"/>
+          <w:b/>
+          <w:bCs/>
+          <w:color w:val="EE0000"/>
+          <w:sz w:val="24"/>
+          <w:szCs w:val="24"/>
+        </w:rPr>
+      </w:pPr>
+      <w:bookmarkStart w:id="19" w:name="_Toc227153829"/>
+      <w:r>
+        <w:rPr>
+          <w:rFonts w:ascii="Arial" w:hAnsi="Arial" w:cs="Arial"/>
+          <w:b/>
+          <w:bCs/>
+          <w:color w:val="EE0000"/>
+          <w:sz w:val="24"/>
+          <w:szCs w:val="24"/>
+        </w:rPr>
+        <w:t>i</w:t>
+      </w:r>
+      <w:r>
+        <w:rPr>
+          <w:rFonts w:ascii="Arial" w:hAnsi="Arial" w:cs="Arial"/>
+          <w:b/>
+          <w:bCs/>
+          <w:color w:val="EE0000"/>
+          <w:sz w:val="24"/>
+          <w:szCs w:val="24"/>
+        </w:rPr>
+        <w:t>i</w:t>
+      </w:r>
+      <w:r>
+        <w:rPr>
+          <w:rFonts w:ascii="Arial" w:hAnsi="Arial" w:cs="Arial"/>
+          <w:b/>
+          <w:bCs/>
+          <w:color w:val="EE0000"/>
+          <w:sz w:val="24"/>
+          <w:szCs w:val="24"/>
+        </w:rPr>
+        <w:t>.</w:t>
+      </w:r>
+      <w:r>
+        <w:rPr>
+          <w:rFonts w:ascii="Arial" w:hAnsi="Arial" w:cs="Arial"/>
+          <w:b/>
+          <w:bCs/>
+          <w:color w:val="EE0000"/>
+          <w:sz w:val="24"/>
+          <w:szCs w:val="24"/>
+        </w:rPr>
+        <w:t xml:space="preserve"> </w:t>
+      </w:r>
+      <w:r>
+        <w:rPr>
+          <w:rFonts w:ascii="Arial" w:hAnsi="Arial" w:cs="Arial"/>
+          <w:b/>
+          <w:bCs/>
+          <w:color w:val="EE0000"/>
+          <w:sz w:val="24"/>
+          <w:szCs w:val="24"/>
+        </w:rPr>
+        <w:t>System</w:t>
+      </w:r>
+      <w:r>
+        <w:rPr>
+          <w:rFonts w:ascii="Arial" w:hAnsi="Arial" w:cs="Arial"/>
+          <w:b/>
+          <w:bCs/>
+          <w:color w:val="EE0000"/>
+          <w:sz w:val="24"/>
+          <w:szCs w:val="24"/>
+        </w:rPr>
+        <w:t xml:space="preserve"> requirements</w:t>
+      </w:r>
+      <w:bookmarkEnd w:id="19"/>
+    </w:p>
+    <w:p>
+      <w:pPr>
+        <w:spacing w:line="360" w:lineRule="auto"/>
+        <w:ind w:left="851"/>
+        <w:jc w:val="both"/>
+        <w:rPr>
+          <w:rFonts w:ascii="Arial" w:hAnsi="Arial" w:cs="Arial"/>
+        </w:rPr>
+      </w:pPr>
+      <w:r>
+        <w:rPr>
+          <w:rFonts w:ascii="Arial" w:hAnsi="Arial" w:cs="Arial"/>
+        </w:rPr>
+        <w:t>Based on the above requirements elicitation methods, the system requirements that describe what the system shall do are identified as follows</w:t>
+      </w:r>
+      <w:r>
+        <w:rPr>
+          <w:rFonts w:ascii="Arial" w:hAnsi="Arial" w:cs="Arial"/>
+        </w:rPr>
+        <w:t xml:space="preserve">: </w:t>
       </w:r>
     </w:p>
     <w:p>
@@ -7094,79 +8721,51 @@
         <w:pStyle w:val="ListParagraph"/>
         <w:numPr>
           <w:ilvl w:val="0"/>
-          <w:numId w:val="16"/>
-        </w:numPr>
-        <w:spacing w:line="360" w:lineRule="auto"/>
-        <w:jc w:val="both"/>
-        <w:rPr>
-          <w:rFonts w:ascii="Arial" w:hAnsi="Arial" w:cs="Arial"/>
-        </w:rPr>
-      </w:pPr>
-      <w:r>
-        <w:rPr>
-          <w:rFonts w:ascii="Arial" w:hAnsi="Arial" w:cs="Arial"/>
-        </w:rPr>
-        <w:t>System Administrators / IT staff should be able to:</w:t>
-      </w:r>
-    </w:p>
-    <w:p>
-      <w:pPr>
-        <w:pStyle w:val="ListParagraph"/>
-        <w:numPr>
-          <w:ilvl w:val="1"/>
-          <w:numId w:val="16"/>
-        </w:numPr>
-        <w:spacing w:line="360" w:lineRule="auto"/>
-        <w:jc w:val="both"/>
-        <w:rPr>
-          <w:rFonts w:ascii="Arial" w:hAnsi="Arial" w:cs="Arial"/>
-        </w:rPr>
-      </w:pPr>
-      <w:r>
-        <w:rPr>
-          <w:rFonts w:ascii="Arial" w:hAnsi="Arial" w:cs="Arial"/>
-        </w:rPr>
-        <w:t>Manage user access and roles within the system.</w:t>
-      </w:r>
-    </w:p>
-    <w:p>
-      <w:pPr>
-        <w:pStyle w:val="ListParagraph"/>
-        <w:numPr>
-          <w:ilvl w:val="1"/>
-          <w:numId w:val="16"/>
-        </w:numPr>
-        <w:spacing w:line="360" w:lineRule="auto"/>
-        <w:jc w:val="both"/>
-        <w:rPr>
-          <w:rFonts w:ascii="Arial" w:hAnsi="Arial" w:cs="Arial"/>
-        </w:rPr>
-      </w:pPr>
-      <w:r>
-        <w:rPr>
-          <w:rFonts w:ascii="Arial" w:hAnsi="Arial" w:cs="Arial"/>
-        </w:rPr>
-        <w:t>Maintain system availability and ensure smooth operation.</w:t>
-      </w:r>
-    </w:p>
-    <w:p>
-      <w:pPr>
-        <w:pStyle w:val="ListParagraph"/>
-        <w:numPr>
-          <w:ilvl w:val="1"/>
-          <w:numId w:val="16"/>
-        </w:numPr>
-        <w:spacing w:line="360" w:lineRule="auto"/>
-        <w:jc w:val="both"/>
-        <w:rPr>
-          <w:rFonts w:ascii="Arial" w:hAnsi="Arial" w:cs="Arial"/>
-        </w:rPr>
-      </w:pPr>
-      <w:r>
-        <w:rPr>
-          <w:rFonts w:ascii="Arial" w:hAnsi="Arial" w:cs="Arial"/>
-        </w:rPr>
-        <w:t>Support integration with external systems such as payment systems and university databases.</w:t>
+          <w:numId w:val="21"/>
+        </w:numPr>
+        <w:spacing w:line="360" w:lineRule="auto"/>
+        <w:jc w:val="both"/>
+        <w:rPr>
+          <w:rFonts w:ascii="Arial" w:hAnsi="Arial" w:cs="Arial"/>
+        </w:rPr>
+      </w:pPr>
+      <w:r>
+        <w:rPr>
+          <w:rFonts w:ascii="Arial" w:hAnsi="Arial" w:cs="Arial"/>
+        </w:rPr>
+        <w:t>The system shall automatically validate prerequisite requirements, check course capacity, and detect timetable clashes, and notify students of any issues before confirming enrolment</w:t>
+      </w:r>
+      <w:r>
+        <w:rPr>
+          <w:rFonts w:ascii="Arial" w:hAnsi="Arial" w:cs="Arial"/>
+        </w:rPr>
+        <w:t>.</w:t>
+      </w:r>
+    </w:p>
+    <w:p>
+      <w:pPr>
+        <w:pStyle w:val="ListParagraph"/>
+        <w:numPr>
+          <w:ilvl w:val="0"/>
+          <w:numId w:val="21"/>
+        </w:numPr>
+        <w:spacing w:line="360" w:lineRule="auto"/>
+        <w:jc w:val="both"/>
+        <w:rPr>
+          <w:rFonts w:ascii="Arial" w:hAnsi="Arial" w:cs="Arial"/>
+        </w:rPr>
+      </w:pPr>
+      <w:r>
+        <w:rPr>
+          <w:rFonts w:ascii="Arial" w:hAnsi="Arial" w:cs="Arial"/>
+        </w:rPr>
+        <w:t>The system shall automatically verify payment status through integration with an external payment system and confirm enrolment only after successful payment verification</w:t>
+      </w:r>
+      <w:r>
+        <w:rPr>
+          <w:rFonts w:ascii="Arial" w:hAnsi="Arial" w:cs="Arial"/>
+        </w:rPr>
+        <w:t>.</w:t>
       </w:r>
     </w:p>
     <w:p>
@@ -7184,7 +8783,7 @@
           <w:szCs w:val="28"/>
         </w:rPr>
       </w:pPr>
-      <w:bookmarkStart w:id="17" w:name="_Toc227105557"/>
+      <w:bookmarkStart w:id="20" w:name="_Toc227153830"/>
       <w:r>
         <w:rPr>
           <w:rFonts w:ascii="Arial" w:hAnsi="Arial" w:cs="Arial"/>
@@ -7262,7 +8861,7 @@
         </w:rPr>
         <w:t>equirements</w:t>
       </w:r>
-      <w:bookmarkEnd w:id="17"/>
+      <w:bookmarkEnd w:id="20"/>
     </w:p>
     <w:p>
       <w:pPr>
@@ -7377,7 +8976,6 @@
         <w:rPr>
           <w:rFonts w:ascii="Arial" w:hAnsi="Arial" w:cs="Arial"/>
         </w:rPr>
-        <w:lastRenderedPageBreak/>
         <w:t>Course Enrolment:</w:t>
       </w:r>
     </w:p>
@@ -7483,6 +9081,7 @@
         <w:rPr>
           <w:rFonts w:ascii="Arial" w:hAnsi="Arial" w:cs="Arial"/>
         </w:rPr>
+        <w:lastRenderedPageBreak/>
         <w:t>The system shall allow students to adjust their course selection if timetable conflicts are detected.</w:t>
       </w:r>
     </w:p>
@@ -7773,7 +9372,6 @@
         <w:rPr>
           <w:rFonts w:ascii="Arial" w:hAnsi="Arial" w:cs="Arial"/>
         </w:rPr>
-        <w:lastRenderedPageBreak/>
         <w:t>The system shall notify students of any enrolment issues, including timetable clashes or prerequisite violations.</w:t>
       </w:r>
     </w:p>
@@ -7857,6 +9455,7 @@
         <w:rPr>
           <w:rFonts w:ascii="Arial" w:hAnsi="Arial" w:cs="Arial"/>
         </w:rPr>
+        <w:lastRenderedPageBreak/>
         <w:t>The system shall require authentication before allowing access to any student or staff data.</w:t>
       </w:r>
     </w:p>
@@ -7937,7 +9536,7 @@
           <w:szCs w:val="28"/>
         </w:rPr>
       </w:pPr>
-      <w:bookmarkStart w:id="18" w:name="_Toc227105558"/>
+      <w:bookmarkStart w:id="21" w:name="_Toc227153831"/>
       <w:r>
         <w:rPr>
           <w:rFonts w:ascii="Arial" w:hAnsi="Arial" w:cs="Arial"/>
@@ -8037,7 +9636,7 @@
         </w:rPr>
         <w:t>equirements</w:t>
       </w:r>
-      <w:bookmarkEnd w:id="18"/>
+      <w:bookmarkEnd w:id="21"/>
     </w:p>
     <w:p>
       <w:pPr>
@@ -8318,7 +9917,6 @@
         <w:rPr>
           <w:rFonts w:ascii="Arial" w:hAnsi="Arial" w:cs="Arial"/>
         </w:rPr>
-        <w:lastRenderedPageBreak/>
         <w:t>Data Protection</w:t>
       </w:r>
       <w:r>
@@ -8455,6 +10053,7 @@
         <w:rPr>
           <w:rFonts w:ascii="Arial" w:hAnsi="Arial" w:cs="Arial"/>
         </w:rPr>
+        <w:lastRenderedPageBreak/>
         <w:t>Usability</w:t>
       </w:r>
       <w:r>
@@ -8805,7 +10404,7 @@
           <w:szCs w:val="32"/>
         </w:rPr>
       </w:pPr>
-      <w:bookmarkStart w:id="19" w:name="_Toc227105559"/>
+      <w:bookmarkStart w:id="22" w:name="_Toc227153832"/>
       <w:r>
         <w:rPr>
           <w:rFonts w:ascii="Arial" w:hAnsi="Arial" w:cs="Arial"/>
@@ -8840,7 +10439,7 @@
         </w:rPr>
         <w:t>ase diagram</w:t>
       </w:r>
-      <w:bookmarkEnd w:id="19"/>
+      <w:bookmarkEnd w:id="22"/>
     </w:p>
     <w:p>
       <w:pPr>
@@ -8885,7 +10484,7 @@
           <w:szCs w:val="32"/>
         </w:rPr>
       </w:pPr>
-      <w:bookmarkStart w:id="20" w:name="_Toc227105560"/>
+      <w:bookmarkStart w:id="23" w:name="_Toc227153833"/>
       <w:r>
         <w:rPr>
           <w:rFonts w:ascii="Arial" w:hAnsi="Arial" w:cs="Arial"/>
@@ -8909,7 +10508,7 @@
         </w:rPr>
         <w:t xml:space="preserve"> diagram</w:t>
       </w:r>
-      <w:bookmarkEnd w:id="20"/>
+      <w:bookmarkEnd w:id="23"/>
     </w:p>
     <w:p>
       <w:pPr>
@@ -8954,7 +10553,7 @@
           <w:szCs w:val="32"/>
         </w:rPr>
       </w:pPr>
-      <w:bookmarkStart w:id="21" w:name="_Toc227105561"/>
+      <w:bookmarkStart w:id="24" w:name="_Toc227153834"/>
       <w:r>
         <w:rPr>
           <w:rFonts w:ascii="Arial" w:hAnsi="Arial" w:cs="Arial"/>
@@ -8989,7 +10588,7 @@
         </w:rPr>
         <w:t>mplementation</w:t>
       </w:r>
-      <w:bookmarkEnd w:id="21"/>
+      <w:bookmarkEnd w:id="24"/>
     </w:p>
     <w:p>
       <w:pPr>
@@ -9044,7 +10643,7 @@
           <w:szCs w:val="32"/>
         </w:rPr>
       </w:pPr>
-      <w:bookmarkStart w:id="22" w:name="_Toc227105562"/>
+      <w:bookmarkStart w:id="25" w:name="_Toc227153835"/>
       <w:r>
         <w:rPr>
           <w:rFonts w:ascii="Arial" w:hAnsi="Arial" w:cs="Arial"/>
@@ -9068,7 +10667,7 @@
         </w:rPr>
         <w:t>onclusion</w:t>
       </w:r>
-      <w:bookmarkEnd w:id="22"/>
+      <w:bookmarkEnd w:id="25"/>
     </w:p>
     <w:p>
       <w:pPr>
@@ -9128,7 +10727,7 @@
           <w:szCs w:val="32"/>
         </w:rPr>
       </w:pPr>
-      <w:bookmarkStart w:id="23" w:name="_Toc227105563"/>
+      <w:bookmarkStart w:id="26" w:name="_Toc227153836"/>
       <w:r>
         <w:rPr>
           <w:rFonts w:ascii="Arial" w:hAnsi="Arial" w:cs="Arial"/>
@@ -9141,7 +10740,7 @@
         <w:lastRenderedPageBreak/>
         <w:t>References</w:t>
       </w:r>
-      <w:bookmarkEnd w:id="23"/>
+      <w:bookmarkEnd w:id="26"/>
     </w:p>
     <w:p>
       <w:pPr>
@@ -9769,6 +11368,119 @@
     </w:lvl>
   </w:abstractNum>
   <w:abstractNum w:abstractNumId="1" w15:restartNumberingAfterBreak="0">
+    <w:nsid w:val="02FB7377"/>
+    <w:multiLevelType w:val="hybridMultilevel"/>
+    <w:tmpl w:val="F68ABFD6"/>
+    <w:lvl w:ilvl="0" w:tplc="04090001">
+      <w:start w:val="1"/>
+      <w:numFmt w:val="bullet"/>
+      <w:lvlText w:val=""/>
+      <w:lvlJc w:val="left"/>
+      <w:pPr>
+        <w:ind w:left="1571" w:hanging="360"/>
+      </w:pPr>
+      <w:rPr>
+        <w:rFonts w:ascii="Symbol" w:hAnsi="Symbol" w:hint="default"/>
+      </w:rPr>
+    </w:lvl>
+    <w:lvl w:ilvl="1" w:tplc="04090003">
+      <w:start w:val="1"/>
+      <w:numFmt w:val="bullet"/>
+      <w:lvlText w:val="o"/>
+      <w:lvlJc w:val="left"/>
+      <w:pPr>
+        <w:ind w:left="2291" w:hanging="360"/>
+      </w:pPr>
+      <w:rPr>
+        <w:rFonts w:ascii="Courier New" w:hAnsi="Courier New" w:cs="Courier New" w:hint="default"/>
+      </w:rPr>
+    </w:lvl>
+    <w:lvl w:ilvl="2" w:tplc="04090005" w:tentative="1">
+      <w:start w:val="1"/>
+      <w:numFmt w:val="bullet"/>
+      <w:lvlText w:val=""/>
+      <w:lvlJc w:val="left"/>
+      <w:pPr>
+        <w:ind w:left="3011" w:hanging="360"/>
+      </w:pPr>
+      <w:rPr>
+        <w:rFonts w:ascii="Wingdings" w:hAnsi="Wingdings" w:hint="default"/>
+      </w:rPr>
+    </w:lvl>
+    <w:lvl w:ilvl="3" w:tplc="04090001" w:tentative="1">
+      <w:start w:val="1"/>
+      <w:numFmt w:val="bullet"/>
+      <w:lvlText w:val=""/>
+      <w:lvlJc w:val="left"/>
+      <w:pPr>
+        <w:ind w:left="3731" w:hanging="360"/>
+      </w:pPr>
+      <w:rPr>
+        <w:rFonts w:ascii="Symbol" w:hAnsi="Symbol" w:hint="default"/>
+      </w:rPr>
+    </w:lvl>
+    <w:lvl w:ilvl="4" w:tplc="04090003" w:tentative="1">
+      <w:start w:val="1"/>
+      <w:numFmt w:val="bullet"/>
+      <w:lvlText w:val="o"/>
+      <w:lvlJc w:val="left"/>
+      <w:pPr>
+        <w:ind w:left="4451" w:hanging="360"/>
+      </w:pPr>
+      <w:rPr>
+        <w:rFonts w:ascii="Courier New" w:hAnsi="Courier New" w:cs="Courier New" w:hint="default"/>
+      </w:rPr>
+    </w:lvl>
+    <w:lvl w:ilvl="5" w:tplc="04090005" w:tentative="1">
+      <w:start w:val="1"/>
+      <w:numFmt w:val="bullet"/>
+      <w:lvlText w:val=""/>
+      <w:lvlJc w:val="left"/>
+      <w:pPr>
+        <w:ind w:left="5171" w:hanging="360"/>
+      </w:pPr>
+      <w:rPr>
+        <w:rFonts w:ascii="Wingdings" w:hAnsi="Wingdings" w:hint="default"/>
+      </w:rPr>
+    </w:lvl>
+    <w:lvl w:ilvl="6" w:tplc="04090001" w:tentative="1">
+      <w:start w:val="1"/>
+      <w:numFmt w:val="bullet"/>
+      <w:lvlText w:val=""/>
+      <w:lvlJc w:val="left"/>
+      <w:pPr>
+        <w:ind w:left="5891" w:hanging="360"/>
+      </w:pPr>
+      <w:rPr>
+        <w:rFonts w:ascii="Symbol" w:hAnsi="Symbol" w:hint="default"/>
+      </w:rPr>
+    </w:lvl>
+    <w:lvl w:ilvl="7" w:tplc="04090003" w:tentative="1">
+      <w:start w:val="1"/>
+      <w:numFmt w:val="bullet"/>
+      <w:lvlText w:val="o"/>
+      <w:lvlJc w:val="left"/>
+      <w:pPr>
+        <w:ind w:left="6611" w:hanging="360"/>
+      </w:pPr>
+      <w:rPr>
+        <w:rFonts w:ascii="Courier New" w:hAnsi="Courier New" w:cs="Courier New" w:hint="default"/>
+      </w:rPr>
+    </w:lvl>
+    <w:lvl w:ilvl="8" w:tplc="04090005" w:tentative="1">
+      <w:start w:val="1"/>
+      <w:numFmt w:val="bullet"/>
+      <w:lvlText w:val=""/>
+      <w:lvlJc w:val="left"/>
+      <w:pPr>
+        <w:ind w:left="7331" w:hanging="360"/>
+      </w:pPr>
+      <w:rPr>
+        <w:rFonts w:ascii="Wingdings" w:hAnsi="Wingdings" w:hint="default"/>
+      </w:rPr>
+    </w:lvl>
+  </w:abstractNum>
+  <w:abstractNum w:abstractNumId="2" w15:restartNumberingAfterBreak="0">
     <w:nsid w:val="0B0D1D50"/>
     <w:multiLevelType w:val="hybridMultilevel"/>
     <w:tmpl w:val="751C5454"/>
@@ -9857,7 +11569,7 @@
       </w:pPr>
     </w:lvl>
   </w:abstractNum>
-  <w:abstractNum w:abstractNumId="2" w15:restartNumberingAfterBreak="0">
+  <w:abstractNum w:abstractNumId="3" w15:restartNumberingAfterBreak="0">
     <w:nsid w:val="0F3C10E5"/>
     <w:multiLevelType w:val="hybridMultilevel"/>
     <w:tmpl w:val="A3AA1926"/>
@@ -9970,7 +11682,120 @@
       </w:rPr>
     </w:lvl>
   </w:abstractNum>
-  <w:abstractNum w:abstractNumId="3" w15:restartNumberingAfterBreak="0">
+  <w:abstractNum w:abstractNumId="4" w15:restartNumberingAfterBreak="0">
+    <w:nsid w:val="1A8B6F57"/>
+    <w:multiLevelType w:val="hybridMultilevel"/>
+    <w:tmpl w:val="5C604B8C"/>
+    <w:lvl w:ilvl="0" w:tplc="04090001">
+      <w:start w:val="1"/>
+      <w:numFmt w:val="bullet"/>
+      <w:lvlText w:val=""/>
+      <w:lvlJc w:val="left"/>
+      <w:pPr>
+        <w:ind w:left="1287" w:hanging="360"/>
+      </w:pPr>
+      <w:rPr>
+        <w:rFonts w:ascii="Symbol" w:hAnsi="Symbol" w:hint="default"/>
+      </w:rPr>
+    </w:lvl>
+    <w:lvl w:ilvl="1" w:tplc="04090003" w:tentative="1">
+      <w:start w:val="1"/>
+      <w:numFmt w:val="bullet"/>
+      <w:lvlText w:val="o"/>
+      <w:lvlJc w:val="left"/>
+      <w:pPr>
+        <w:ind w:left="2007" w:hanging="360"/>
+      </w:pPr>
+      <w:rPr>
+        <w:rFonts w:ascii="Courier New" w:hAnsi="Courier New" w:cs="Courier New" w:hint="default"/>
+      </w:rPr>
+    </w:lvl>
+    <w:lvl w:ilvl="2" w:tplc="04090005" w:tentative="1">
+      <w:start w:val="1"/>
+      <w:numFmt w:val="bullet"/>
+      <w:lvlText w:val=""/>
+      <w:lvlJc w:val="left"/>
+      <w:pPr>
+        <w:ind w:left="2727" w:hanging="360"/>
+      </w:pPr>
+      <w:rPr>
+        <w:rFonts w:ascii="Wingdings" w:hAnsi="Wingdings" w:hint="default"/>
+      </w:rPr>
+    </w:lvl>
+    <w:lvl w:ilvl="3" w:tplc="04090001" w:tentative="1">
+      <w:start w:val="1"/>
+      <w:numFmt w:val="bullet"/>
+      <w:lvlText w:val=""/>
+      <w:lvlJc w:val="left"/>
+      <w:pPr>
+        <w:ind w:left="3447" w:hanging="360"/>
+      </w:pPr>
+      <w:rPr>
+        <w:rFonts w:ascii="Symbol" w:hAnsi="Symbol" w:hint="default"/>
+      </w:rPr>
+    </w:lvl>
+    <w:lvl w:ilvl="4" w:tplc="04090003" w:tentative="1">
+      <w:start w:val="1"/>
+      <w:numFmt w:val="bullet"/>
+      <w:lvlText w:val="o"/>
+      <w:lvlJc w:val="left"/>
+      <w:pPr>
+        <w:ind w:left="4167" w:hanging="360"/>
+      </w:pPr>
+      <w:rPr>
+        <w:rFonts w:ascii="Courier New" w:hAnsi="Courier New" w:cs="Courier New" w:hint="default"/>
+      </w:rPr>
+    </w:lvl>
+    <w:lvl w:ilvl="5" w:tplc="04090005" w:tentative="1">
+      <w:start w:val="1"/>
+      <w:numFmt w:val="bullet"/>
+      <w:lvlText w:val=""/>
+      <w:lvlJc w:val="left"/>
+      <w:pPr>
+        <w:ind w:left="4887" w:hanging="360"/>
+      </w:pPr>
+      <w:rPr>
+        <w:rFonts w:ascii="Wingdings" w:hAnsi="Wingdings" w:hint="default"/>
+      </w:rPr>
+    </w:lvl>
+    <w:lvl w:ilvl="6" w:tplc="04090001" w:tentative="1">
+      <w:start w:val="1"/>
+      <w:numFmt w:val="bullet"/>
+      <w:lvlText w:val=""/>
+      <w:lvlJc w:val="left"/>
+      <w:pPr>
+        <w:ind w:left="5607" w:hanging="360"/>
+      </w:pPr>
+      <w:rPr>
+        <w:rFonts w:ascii="Symbol" w:hAnsi="Symbol" w:hint="default"/>
+      </w:rPr>
+    </w:lvl>
+    <w:lvl w:ilvl="7" w:tplc="04090003" w:tentative="1">
+      <w:start w:val="1"/>
+      <w:numFmt w:val="bullet"/>
+      <w:lvlText w:val="o"/>
+      <w:lvlJc w:val="left"/>
+      <w:pPr>
+        <w:ind w:left="6327" w:hanging="360"/>
+      </w:pPr>
+      <w:rPr>
+        <w:rFonts w:ascii="Courier New" w:hAnsi="Courier New" w:cs="Courier New" w:hint="default"/>
+      </w:rPr>
+    </w:lvl>
+    <w:lvl w:ilvl="8" w:tplc="04090005" w:tentative="1">
+      <w:start w:val="1"/>
+      <w:numFmt w:val="bullet"/>
+      <w:lvlText w:val=""/>
+      <w:lvlJc w:val="left"/>
+      <w:pPr>
+        <w:ind w:left="7047" w:hanging="360"/>
+      </w:pPr>
+      <w:rPr>
+        <w:rFonts w:ascii="Wingdings" w:hAnsi="Wingdings" w:hint="default"/>
+      </w:rPr>
+    </w:lvl>
+  </w:abstractNum>
+  <w:abstractNum w:abstractNumId="5" w15:restartNumberingAfterBreak="0">
     <w:nsid w:val="208A1330"/>
     <w:multiLevelType w:val="hybridMultilevel"/>
     <w:tmpl w:val="0972A492"/>
@@ -10083,7 +11908,7 @@
       </w:rPr>
     </w:lvl>
   </w:abstractNum>
-  <w:abstractNum w:abstractNumId="4" w15:restartNumberingAfterBreak="0">
+  <w:abstractNum w:abstractNumId="6" w15:restartNumberingAfterBreak="0">
     <w:nsid w:val="2EC15A1A"/>
     <w:multiLevelType w:val="hybridMultilevel"/>
     <w:tmpl w:val="C5665E78"/>
@@ -10169,7 +11994,7 @@
       </w:pPr>
     </w:lvl>
   </w:abstractNum>
-  <w:abstractNum w:abstractNumId="5" w15:restartNumberingAfterBreak="0">
+  <w:abstractNum w:abstractNumId="7" w15:restartNumberingAfterBreak="0">
     <w:nsid w:val="3725559B"/>
     <w:multiLevelType w:val="hybridMultilevel"/>
     <w:tmpl w:val="BDCA7D84"/>
@@ -10282,7 +12107,7 @@
       </w:rPr>
     </w:lvl>
   </w:abstractNum>
-  <w:abstractNum w:abstractNumId="6" w15:restartNumberingAfterBreak="0">
+  <w:abstractNum w:abstractNumId="8" w15:restartNumberingAfterBreak="0">
     <w:nsid w:val="443143D4"/>
     <w:multiLevelType w:val="hybridMultilevel"/>
     <w:tmpl w:val="BC7C5D7E"/>
@@ -10395,7 +12220,120 @@
       </w:rPr>
     </w:lvl>
   </w:abstractNum>
-  <w:abstractNum w:abstractNumId="7" w15:restartNumberingAfterBreak="0">
+  <w:abstractNum w:abstractNumId="9" w15:restartNumberingAfterBreak="0">
+    <w:nsid w:val="46E171CB"/>
+    <w:multiLevelType w:val="hybridMultilevel"/>
+    <w:tmpl w:val="6E505BDA"/>
+    <w:lvl w:ilvl="0" w:tplc="04090001">
+      <w:start w:val="1"/>
+      <w:numFmt w:val="bullet"/>
+      <w:lvlText w:val=""/>
+      <w:lvlJc w:val="left"/>
+      <w:pPr>
+        <w:ind w:left="1640" w:hanging="360"/>
+      </w:pPr>
+      <w:rPr>
+        <w:rFonts w:ascii="Symbol" w:hAnsi="Symbol" w:hint="default"/>
+      </w:rPr>
+    </w:lvl>
+    <w:lvl w:ilvl="1" w:tplc="04090003" w:tentative="1">
+      <w:start w:val="1"/>
+      <w:numFmt w:val="bullet"/>
+      <w:lvlText w:val="o"/>
+      <w:lvlJc w:val="left"/>
+      <w:pPr>
+        <w:ind w:left="2360" w:hanging="360"/>
+      </w:pPr>
+      <w:rPr>
+        <w:rFonts w:ascii="Courier New" w:hAnsi="Courier New" w:cs="Courier New" w:hint="default"/>
+      </w:rPr>
+    </w:lvl>
+    <w:lvl w:ilvl="2" w:tplc="04090005" w:tentative="1">
+      <w:start w:val="1"/>
+      <w:numFmt w:val="bullet"/>
+      <w:lvlText w:val=""/>
+      <w:lvlJc w:val="left"/>
+      <w:pPr>
+        <w:ind w:left="3080" w:hanging="360"/>
+      </w:pPr>
+      <w:rPr>
+        <w:rFonts w:ascii="Wingdings" w:hAnsi="Wingdings" w:hint="default"/>
+      </w:rPr>
+    </w:lvl>
+    <w:lvl w:ilvl="3" w:tplc="04090001" w:tentative="1">
+      <w:start w:val="1"/>
+      <w:numFmt w:val="bullet"/>
+      <w:lvlText w:val=""/>
+      <w:lvlJc w:val="left"/>
+      <w:pPr>
+        <w:ind w:left="3800" w:hanging="360"/>
+      </w:pPr>
+      <w:rPr>
+        <w:rFonts w:ascii="Symbol" w:hAnsi="Symbol" w:hint="default"/>
+      </w:rPr>
+    </w:lvl>
+    <w:lvl w:ilvl="4" w:tplc="04090003" w:tentative="1">
+      <w:start w:val="1"/>
+      <w:numFmt w:val="bullet"/>
+      <w:lvlText w:val="o"/>
+      <w:lvlJc w:val="left"/>
+      <w:pPr>
+        <w:ind w:left="4520" w:hanging="360"/>
+      </w:pPr>
+      <w:rPr>
+        <w:rFonts w:ascii="Courier New" w:hAnsi="Courier New" w:cs="Courier New" w:hint="default"/>
+      </w:rPr>
+    </w:lvl>
+    <w:lvl w:ilvl="5" w:tplc="04090005" w:tentative="1">
+      <w:start w:val="1"/>
+      <w:numFmt w:val="bullet"/>
+      <w:lvlText w:val=""/>
+      <w:lvlJc w:val="left"/>
+      <w:pPr>
+        <w:ind w:left="5240" w:hanging="360"/>
+      </w:pPr>
+      <w:rPr>
+        <w:rFonts w:ascii="Wingdings" w:hAnsi="Wingdings" w:hint="default"/>
+      </w:rPr>
+    </w:lvl>
+    <w:lvl w:ilvl="6" w:tplc="04090001" w:tentative="1">
+      <w:start w:val="1"/>
+      <w:numFmt w:val="bullet"/>
+      <w:lvlText w:val=""/>
+      <w:lvlJc w:val="left"/>
+      <w:pPr>
+        <w:ind w:left="5960" w:hanging="360"/>
+      </w:pPr>
+      <w:rPr>
+        <w:rFonts w:ascii="Symbol" w:hAnsi="Symbol" w:hint="default"/>
+      </w:rPr>
+    </w:lvl>
+    <w:lvl w:ilvl="7" w:tplc="04090003" w:tentative="1">
+      <w:start w:val="1"/>
+      <w:numFmt w:val="bullet"/>
+      <w:lvlText w:val="o"/>
+      <w:lvlJc w:val="left"/>
+      <w:pPr>
+        <w:ind w:left="6680" w:hanging="360"/>
+      </w:pPr>
+      <w:rPr>
+        <w:rFonts w:ascii="Courier New" w:hAnsi="Courier New" w:cs="Courier New" w:hint="default"/>
+      </w:rPr>
+    </w:lvl>
+    <w:lvl w:ilvl="8" w:tplc="04090005" w:tentative="1">
+      <w:start w:val="1"/>
+      <w:numFmt w:val="bullet"/>
+      <w:lvlText w:val=""/>
+      <w:lvlJc w:val="left"/>
+      <w:pPr>
+        <w:ind w:left="7400" w:hanging="360"/>
+      </w:pPr>
+      <w:rPr>
+        <w:rFonts w:ascii="Wingdings" w:hAnsi="Wingdings" w:hint="default"/>
+      </w:rPr>
+    </w:lvl>
+  </w:abstractNum>
+  <w:abstractNum w:abstractNumId="10" w15:restartNumberingAfterBreak="0">
     <w:nsid w:val="4E9208C8"/>
     <w:multiLevelType w:val="hybridMultilevel"/>
     <w:tmpl w:val="054A6BDE"/>
@@ -10508,7 +12446,7 @@
       </w:rPr>
     </w:lvl>
   </w:abstractNum>
-  <w:abstractNum w:abstractNumId="8" w15:restartNumberingAfterBreak="0">
+  <w:abstractNum w:abstractNumId="11" w15:restartNumberingAfterBreak="0">
     <w:nsid w:val="50B90995"/>
     <w:multiLevelType w:val="hybridMultilevel"/>
     <w:tmpl w:val="F4EC91BE"/>
@@ -10597,7 +12535,7 @@
       </w:pPr>
     </w:lvl>
   </w:abstractNum>
-  <w:abstractNum w:abstractNumId="9" w15:restartNumberingAfterBreak="0">
+  <w:abstractNum w:abstractNumId="12" w15:restartNumberingAfterBreak="0">
     <w:nsid w:val="515E5162"/>
     <w:multiLevelType w:val="hybridMultilevel"/>
     <w:tmpl w:val="B216AA34"/>
@@ -10710,7 +12648,7 @@
       </w:rPr>
     </w:lvl>
   </w:abstractNum>
-  <w:abstractNum w:abstractNumId="10" w15:restartNumberingAfterBreak="0">
+  <w:abstractNum w:abstractNumId="13" w15:restartNumberingAfterBreak="0">
     <w:nsid w:val="533430E6"/>
     <w:multiLevelType w:val="hybridMultilevel"/>
     <w:tmpl w:val="05DE65C6"/>
@@ -10823,7 +12761,120 @@
       </w:rPr>
     </w:lvl>
   </w:abstractNum>
-  <w:abstractNum w:abstractNumId="11" w15:restartNumberingAfterBreak="0">
+  <w:abstractNum w:abstractNumId="14" w15:restartNumberingAfterBreak="0">
+    <w:nsid w:val="55BD7A99"/>
+    <w:multiLevelType w:val="hybridMultilevel"/>
+    <w:tmpl w:val="259C26B4"/>
+    <w:lvl w:ilvl="0" w:tplc="04090001">
+      <w:start w:val="1"/>
+      <w:numFmt w:val="bullet"/>
+      <w:lvlText w:val=""/>
+      <w:lvlJc w:val="left"/>
+      <w:pPr>
+        <w:ind w:left="1571" w:hanging="360"/>
+      </w:pPr>
+      <w:rPr>
+        <w:rFonts w:ascii="Symbol" w:hAnsi="Symbol" w:hint="default"/>
+      </w:rPr>
+    </w:lvl>
+    <w:lvl w:ilvl="1" w:tplc="04090003">
+      <w:start w:val="1"/>
+      <w:numFmt w:val="bullet"/>
+      <w:lvlText w:val="o"/>
+      <w:lvlJc w:val="left"/>
+      <w:pPr>
+        <w:ind w:left="2291" w:hanging="360"/>
+      </w:pPr>
+      <w:rPr>
+        <w:rFonts w:ascii="Courier New" w:hAnsi="Courier New" w:cs="Courier New" w:hint="default"/>
+      </w:rPr>
+    </w:lvl>
+    <w:lvl w:ilvl="2" w:tplc="04090005" w:tentative="1">
+      <w:start w:val="1"/>
+      <w:numFmt w:val="bullet"/>
+      <w:lvlText w:val=""/>
+      <w:lvlJc w:val="left"/>
+      <w:pPr>
+        <w:ind w:left="3011" w:hanging="360"/>
+      </w:pPr>
+      <w:rPr>
+        <w:rFonts w:ascii="Wingdings" w:hAnsi="Wingdings" w:hint="default"/>
+      </w:rPr>
+    </w:lvl>
+    <w:lvl w:ilvl="3" w:tplc="04090001" w:tentative="1">
+      <w:start w:val="1"/>
+      <w:numFmt w:val="bullet"/>
+      <w:lvlText w:val=""/>
+      <w:lvlJc w:val="left"/>
+      <w:pPr>
+        <w:ind w:left="3731" w:hanging="360"/>
+      </w:pPr>
+      <w:rPr>
+        <w:rFonts w:ascii="Symbol" w:hAnsi="Symbol" w:hint="default"/>
+      </w:rPr>
+    </w:lvl>
+    <w:lvl w:ilvl="4" w:tplc="04090003" w:tentative="1">
+      <w:start w:val="1"/>
+      <w:numFmt w:val="bullet"/>
+      <w:lvlText w:val="o"/>
+      <w:lvlJc w:val="left"/>
+      <w:pPr>
+        <w:ind w:left="4451" w:hanging="360"/>
+      </w:pPr>
+      <w:rPr>
+        <w:rFonts w:ascii="Courier New" w:hAnsi="Courier New" w:cs="Courier New" w:hint="default"/>
+      </w:rPr>
+    </w:lvl>
+    <w:lvl w:ilvl="5" w:tplc="04090005" w:tentative="1">
+      <w:start w:val="1"/>
+      <w:numFmt w:val="bullet"/>
+      <w:lvlText w:val=""/>
+      <w:lvlJc w:val="left"/>
+      <w:pPr>
+        <w:ind w:left="5171" w:hanging="360"/>
+      </w:pPr>
+      <w:rPr>
+        <w:rFonts w:ascii="Wingdings" w:hAnsi="Wingdings" w:hint="default"/>
+      </w:rPr>
+    </w:lvl>
+    <w:lvl w:ilvl="6" w:tplc="04090001" w:tentative="1">
+      <w:start w:val="1"/>
+      <w:numFmt w:val="bullet"/>
+      <w:lvlText w:val=""/>
+      <w:lvlJc w:val="left"/>
+      <w:pPr>
+        <w:ind w:left="5891" w:hanging="360"/>
+      </w:pPr>
+      <w:rPr>
+        <w:rFonts w:ascii="Symbol" w:hAnsi="Symbol" w:hint="default"/>
+      </w:rPr>
+    </w:lvl>
+    <w:lvl w:ilvl="7" w:tplc="04090003" w:tentative="1">
+      <w:start w:val="1"/>
+      <w:numFmt w:val="bullet"/>
+      <w:lvlText w:val="o"/>
+      <w:lvlJc w:val="left"/>
+      <w:pPr>
+        <w:ind w:left="6611" w:hanging="360"/>
+      </w:pPr>
+      <w:rPr>
+        <w:rFonts w:ascii="Courier New" w:hAnsi="Courier New" w:cs="Courier New" w:hint="default"/>
+      </w:rPr>
+    </w:lvl>
+    <w:lvl w:ilvl="8" w:tplc="04090005" w:tentative="1">
+      <w:start w:val="1"/>
+      <w:numFmt w:val="bullet"/>
+      <w:lvlText w:val=""/>
+      <w:lvlJc w:val="left"/>
+      <w:pPr>
+        <w:ind w:left="7331" w:hanging="360"/>
+      </w:pPr>
+      <w:rPr>
+        <w:rFonts w:ascii="Wingdings" w:hAnsi="Wingdings" w:hint="default"/>
+      </w:rPr>
+    </w:lvl>
+  </w:abstractNum>
+  <w:abstractNum w:abstractNumId="15" w15:restartNumberingAfterBreak="0">
     <w:nsid w:val="5729116B"/>
     <w:multiLevelType w:val="hybridMultilevel"/>
     <w:tmpl w:val="BB74E996"/>
@@ -10936,7 +12987,7 @@
       </w:rPr>
     </w:lvl>
   </w:abstractNum>
-  <w:abstractNum w:abstractNumId="12" w15:restartNumberingAfterBreak="0">
+  <w:abstractNum w:abstractNumId="16" w15:restartNumberingAfterBreak="0">
     <w:nsid w:val="584223CC"/>
     <w:multiLevelType w:val="hybridMultilevel"/>
     <w:tmpl w:val="15AE2CB0"/>
@@ -11049,7 +13100,7 @@
       </w:rPr>
     </w:lvl>
   </w:abstractNum>
-  <w:abstractNum w:abstractNumId="13" w15:restartNumberingAfterBreak="0">
+  <w:abstractNum w:abstractNumId="17" w15:restartNumberingAfterBreak="0">
     <w:nsid w:val="5A3C6B9D"/>
     <w:multiLevelType w:val="hybridMultilevel"/>
     <w:tmpl w:val="8A963DA4"/>
@@ -11162,7 +13213,7 @@
       </w:rPr>
     </w:lvl>
   </w:abstractNum>
-  <w:abstractNum w:abstractNumId="14" w15:restartNumberingAfterBreak="0">
+  <w:abstractNum w:abstractNumId="18" w15:restartNumberingAfterBreak="0">
     <w:nsid w:val="6C2F091E"/>
     <w:multiLevelType w:val="hybridMultilevel"/>
     <w:tmpl w:val="0E44B9C4"/>
@@ -11275,7 +13326,120 @@
       </w:rPr>
     </w:lvl>
   </w:abstractNum>
-  <w:abstractNum w:abstractNumId="15" w15:restartNumberingAfterBreak="0">
+  <w:abstractNum w:abstractNumId="19" w15:restartNumberingAfterBreak="0">
+    <w:nsid w:val="6E7A0604"/>
+    <w:multiLevelType w:val="hybridMultilevel"/>
+    <w:tmpl w:val="03EA74EE"/>
+    <w:lvl w:ilvl="0" w:tplc="04090001">
+      <w:start w:val="1"/>
+      <w:numFmt w:val="bullet"/>
+      <w:lvlText w:val=""/>
+      <w:lvlJc w:val="left"/>
+      <w:pPr>
+        <w:ind w:left="1571" w:hanging="360"/>
+      </w:pPr>
+      <w:rPr>
+        <w:rFonts w:ascii="Symbol" w:hAnsi="Symbol" w:hint="default"/>
+      </w:rPr>
+    </w:lvl>
+    <w:lvl w:ilvl="1" w:tplc="04090003">
+      <w:start w:val="1"/>
+      <w:numFmt w:val="bullet"/>
+      <w:lvlText w:val="o"/>
+      <w:lvlJc w:val="left"/>
+      <w:pPr>
+        <w:ind w:left="2291" w:hanging="360"/>
+      </w:pPr>
+      <w:rPr>
+        <w:rFonts w:ascii="Courier New" w:hAnsi="Courier New" w:cs="Courier New" w:hint="default"/>
+      </w:rPr>
+    </w:lvl>
+    <w:lvl w:ilvl="2" w:tplc="04090005" w:tentative="1">
+      <w:start w:val="1"/>
+      <w:numFmt w:val="bullet"/>
+      <w:lvlText w:val=""/>
+      <w:lvlJc w:val="left"/>
+      <w:pPr>
+        <w:ind w:left="3011" w:hanging="360"/>
+      </w:pPr>
+      <w:rPr>
+        <w:rFonts w:ascii="Wingdings" w:hAnsi="Wingdings" w:hint="default"/>
+      </w:rPr>
+    </w:lvl>
+    <w:lvl w:ilvl="3" w:tplc="04090001" w:tentative="1">
+      <w:start w:val="1"/>
+      <w:numFmt w:val="bullet"/>
+      <w:lvlText w:val=""/>
+      <w:lvlJc w:val="left"/>
+      <w:pPr>
+        <w:ind w:left="3731" w:hanging="360"/>
+      </w:pPr>
+      <w:rPr>
+        <w:rFonts w:ascii="Symbol" w:hAnsi="Symbol" w:hint="default"/>
+      </w:rPr>
+    </w:lvl>
+    <w:lvl w:ilvl="4" w:tplc="04090003" w:tentative="1">
+      <w:start w:val="1"/>
+      <w:numFmt w:val="bullet"/>
+      <w:lvlText w:val="o"/>
+      <w:lvlJc w:val="left"/>
+      <w:pPr>
+        <w:ind w:left="4451" w:hanging="360"/>
+      </w:pPr>
+      <w:rPr>
+        <w:rFonts w:ascii="Courier New" w:hAnsi="Courier New" w:cs="Courier New" w:hint="default"/>
+      </w:rPr>
+    </w:lvl>
+    <w:lvl w:ilvl="5" w:tplc="04090005" w:tentative="1">
+      <w:start w:val="1"/>
+      <w:numFmt w:val="bullet"/>
+      <w:lvlText w:val=""/>
+      <w:lvlJc w:val="left"/>
+      <w:pPr>
+        <w:ind w:left="5171" w:hanging="360"/>
+      </w:pPr>
+      <w:rPr>
+        <w:rFonts w:ascii="Wingdings" w:hAnsi="Wingdings" w:hint="default"/>
+      </w:rPr>
+    </w:lvl>
+    <w:lvl w:ilvl="6" w:tplc="04090001" w:tentative="1">
+      <w:start w:val="1"/>
+      <w:numFmt w:val="bullet"/>
+      <w:lvlText w:val=""/>
+      <w:lvlJc w:val="left"/>
+      <w:pPr>
+        <w:ind w:left="5891" w:hanging="360"/>
+      </w:pPr>
+      <w:rPr>
+        <w:rFonts w:ascii="Symbol" w:hAnsi="Symbol" w:hint="default"/>
+      </w:rPr>
+    </w:lvl>
+    <w:lvl w:ilvl="7" w:tplc="04090003" w:tentative="1">
+      <w:start w:val="1"/>
+      <w:numFmt w:val="bullet"/>
+      <w:lvlText w:val="o"/>
+      <w:lvlJc w:val="left"/>
+      <w:pPr>
+        <w:ind w:left="6611" w:hanging="360"/>
+      </w:pPr>
+      <w:rPr>
+        <w:rFonts w:ascii="Courier New" w:hAnsi="Courier New" w:cs="Courier New" w:hint="default"/>
+      </w:rPr>
+    </w:lvl>
+    <w:lvl w:ilvl="8" w:tplc="04090005" w:tentative="1">
+      <w:start w:val="1"/>
+      <w:numFmt w:val="bullet"/>
+      <w:lvlText w:val=""/>
+      <w:lvlJc w:val="left"/>
+      <w:pPr>
+        <w:ind w:left="7331" w:hanging="360"/>
+      </w:pPr>
+      <w:rPr>
+        <w:rFonts w:ascii="Wingdings" w:hAnsi="Wingdings" w:hint="default"/>
+      </w:rPr>
+    </w:lvl>
+  </w:abstractNum>
+  <w:abstractNum w:abstractNumId="20" w15:restartNumberingAfterBreak="0">
     <w:nsid w:val="7C2F5FFD"/>
     <w:multiLevelType w:val="hybridMultilevel"/>
     <w:tmpl w:val="7C0C3FE6"/>
@@ -11389,52 +13553,67 @@
     </w:lvl>
   </w:abstractNum>
   <w:num w:numId="1" w16cid:durableId="1045522712">
+    <w:abstractNumId w:val="11"/>
+  </w:num>
+  <w:num w:numId="2" w16cid:durableId="1914701475">
+    <w:abstractNumId w:val="2"/>
+  </w:num>
+  <w:num w:numId="3" w16cid:durableId="1264529151">
+    <w:abstractNumId w:val="6"/>
+  </w:num>
+  <w:num w:numId="4" w16cid:durableId="1411461418">
+    <w:abstractNumId w:val="10"/>
+  </w:num>
+  <w:num w:numId="5" w16cid:durableId="185103095">
     <w:abstractNumId w:val="8"/>
   </w:num>
-  <w:num w:numId="2" w16cid:durableId="1914701475">
-    <w:abstractNumId w:val="1"/>
-  </w:num>
-  <w:num w:numId="3" w16cid:durableId="1264529151">
-    <w:abstractNumId w:val="4"/>
-  </w:num>
-  <w:num w:numId="4" w16cid:durableId="1411461418">
-    <w:abstractNumId w:val="7"/>
-  </w:num>
-  <w:num w:numId="5" w16cid:durableId="185103095">
-    <w:abstractNumId w:val="6"/>
-  </w:num>
   <w:num w:numId="6" w16cid:durableId="1852379492">
-    <w:abstractNumId w:val="12"/>
+    <w:abstractNumId w:val="16"/>
   </w:num>
   <w:num w:numId="7" w16cid:durableId="1846623942">
     <w:abstractNumId w:val="0"/>
   </w:num>
   <w:num w:numId="8" w16cid:durableId="385762116">
-    <w:abstractNumId w:val="11"/>
+    <w:abstractNumId w:val="15"/>
   </w:num>
   <w:num w:numId="9" w16cid:durableId="1558129866">
-    <w:abstractNumId w:val="15"/>
+    <w:abstractNumId w:val="20"/>
   </w:num>
   <w:num w:numId="10" w16cid:durableId="1390153760">
+    <w:abstractNumId w:val="17"/>
+  </w:num>
+  <w:num w:numId="11" w16cid:durableId="94328686">
+    <w:abstractNumId w:val="12"/>
+  </w:num>
+  <w:num w:numId="12" w16cid:durableId="1291398037">
+    <w:abstractNumId w:val="5"/>
+  </w:num>
+  <w:num w:numId="13" w16cid:durableId="1274365881">
+    <w:abstractNumId w:val="7"/>
+  </w:num>
+  <w:num w:numId="14" w16cid:durableId="569733674">
     <w:abstractNumId w:val="13"/>
   </w:num>
-  <w:num w:numId="11" w16cid:durableId="94328686">
+  <w:num w:numId="15" w16cid:durableId="1075132196">
+    <w:abstractNumId w:val="3"/>
+  </w:num>
+  <w:num w:numId="16" w16cid:durableId="1985357084">
+    <w:abstractNumId w:val="18"/>
+  </w:num>
+  <w:num w:numId="17" w16cid:durableId="1594624175">
+    <w:abstractNumId w:val="14"/>
+  </w:num>
+  <w:num w:numId="18" w16cid:durableId="342826157">
     <w:abstractNumId w:val="9"/>
   </w:num>
-  <w:num w:numId="12" w16cid:durableId="1291398037">
-    <w:abstractNumId w:val="3"/>
+  <w:num w:numId="19" w16cid:durableId="1603105666">
+    <w:abstractNumId w:val="1"/>
   </w:num>
-  <w:num w:numId="13" w16cid:durableId="1274365881">
-    <w:abstractNumId w:val="5"/>
+  <w:num w:numId="20" w16cid:durableId="376051927">
+    <w:abstractNumId w:val="4"/>
   </w:num>
-  <w:num w:numId="14" w16cid:durableId="569733674">
-    <w:abstractNumId w:val="10"/>
-  </w:num>
-  <w:num w:numId="15" w16cid:durableId="1075132196">
-    <w:abstractNumId w:val="2"/>
-  </w:num>
-  <w:num w:numId="16" w16cid:durableId="1985357084">
-    <w:abstractNumId w:val="14"/>
+  <w:num w:numId="21" w16cid:durableId="1478108798">
+    <w:abstractNumId w:val="19"/>
   </w:num>
 </w:numbering>
 </file>
@@ -12045,7 +14224,6 @@
   <w:style w:type="character" w:default="1" w:styleId="DefaultParagraphFont">
     <w:name w:val="Default Paragraph Font"/>
     <w:uiPriority w:val="1"/>
-    <w:semiHidden/>
     <w:unhideWhenUsed/>
   </w:style>
   <w:style w:type="table" w:default="1" w:styleId="TableNormal">

--- a/Project Progress Report/Assignment_Phase_1-Thanh_Tran-24247169.docx
+++ b/Project Progress Report/Assignment_Phase_1-Thanh_Tran-24247169.docx
@@ -442,7 +442,7 @@
           <w:r>
             <w:fldChar w:fldCharType="separate"/>
           </w:r>
-          <w:hyperlink w:anchor="_Toc227153811" w:history="1">
+          <w:hyperlink w:anchor="_Toc227195164" w:history="1">
             <w:r>
               <w:rPr>
                 <w:rStyle w:val="Hyperlink"/>
@@ -489,7 +489,7 @@
                 <w:noProof/>
                 <w:webHidden/>
               </w:rPr>
-              <w:instrText xml:space="preserve"> PAGEREF _Toc227153811 \h </w:instrText>
+              <w:instrText xml:space="preserve"> PAGEREF _Toc227195164 \h </w:instrText>
             </w:r>
             <w:r>
               <w:rPr>
@@ -532,7 +532,7 @@
               <w:lang w:val="en-US" w:eastAsia="en-US"/>
             </w:rPr>
           </w:pPr>
-          <w:hyperlink w:anchor="_Toc227153812" w:history="1">
+          <w:hyperlink w:anchor="_Toc227195165" w:history="1">
             <w:r>
               <w:rPr>
                 <w:rStyle w:val="Hyperlink"/>
@@ -579,7 +579,7 @@
                 <w:noProof/>
                 <w:webHidden/>
               </w:rPr>
-              <w:instrText xml:space="preserve"> PAGEREF _Toc227153812 \h </w:instrText>
+              <w:instrText xml:space="preserve"> PAGEREF _Toc227195165 \h </w:instrText>
             </w:r>
             <w:r>
               <w:rPr>
@@ -621,7 +621,7 @@
               <w:lang w:val="en-US" w:eastAsia="en-US"/>
             </w:rPr>
           </w:pPr>
-          <w:hyperlink w:anchor="_Toc227153813" w:history="1">
+          <w:hyperlink w:anchor="_Toc227195166" w:history="1">
             <w:r>
               <w:rPr>
                 <w:rStyle w:val="Hyperlink"/>
@@ -651,7 +651,7 @@
                 <w:noProof/>
                 <w:webHidden/>
               </w:rPr>
-              <w:instrText xml:space="preserve"> PAGEREF _Toc227153813 \h </w:instrText>
+              <w:instrText xml:space="preserve"> PAGEREF _Toc227195166 \h </w:instrText>
             </w:r>
             <w:r>
               <w:rPr>
@@ -693,7 +693,7 @@
               <w:lang w:val="en-US" w:eastAsia="en-US"/>
             </w:rPr>
           </w:pPr>
-          <w:hyperlink w:anchor="_Toc227153814" w:history="1">
+          <w:hyperlink w:anchor="_Toc227195167" w:history="1">
             <w:r>
               <w:rPr>
                 <w:rStyle w:val="Hyperlink"/>
@@ -723,7 +723,7 @@
                 <w:noProof/>
                 <w:webHidden/>
               </w:rPr>
-              <w:instrText xml:space="preserve"> PAGEREF _Toc227153814 \h </w:instrText>
+              <w:instrText xml:space="preserve"> PAGEREF _Toc227195167 \h </w:instrText>
             </w:r>
             <w:r>
               <w:rPr>
@@ -765,7 +765,7 @@
               <w:lang w:val="en-US" w:eastAsia="en-US"/>
             </w:rPr>
           </w:pPr>
-          <w:hyperlink w:anchor="_Toc227153815" w:history="1">
+          <w:hyperlink w:anchor="_Toc227195168" w:history="1">
             <w:r>
               <w:rPr>
                 <w:rStyle w:val="Hyperlink"/>
@@ -795,7 +795,7 @@
                 <w:noProof/>
                 <w:webHidden/>
               </w:rPr>
-              <w:instrText xml:space="preserve"> PAGEREF _Toc227153815 \h </w:instrText>
+              <w:instrText xml:space="preserve"> PAGEREF _Toc227195168 \h </w:instrText>
             </w:r>
             <w:r>
               <w:rPr>
@@ -837,7 +837,7 @@
               <w:lang w:val="en-US" w:eastAsia="en-US"/>
             </w:rPr>
           </w:pPr>
-          <w:hyperlink w:anchor="_Toc227153816" w:history="1">
+          <w:hyperlink w:anchor="_Toc227195169" w:history="1">
             <w:r>
               <w:rPr>
                 <w:rStyle w:val="Hyperlink"/>
@@ -867,7 +867,7 @@
                 <w:noProof/>
                 <w:webHidden/>
               </w:rPr>
-              <w:instrText xml:space="preserve"> PAGEREF _Toc227153816 \h </w:instrText>
+              <w:instrText xml:space="preserve"> PAGEREF _Toc227195169 \h </w:instrText>
             </w:r>
             <w:r>
               <w:rPr>
@@ -909,7 +909,7 @@
               <w:lang w:val="en-US" w:eastAsia="en-US"/>
             </w:rPr>
           </w:pPr>
-          <w:hyperlink w:anchor="_Toc227153817" w:history="1">
+          <w:hyperlink w:anchor="_Toc227195170" w:history="1">
             <w:r>
               <w:rPr>
                 <w:rStyle w:val="Hyperlink"/>
@@ -939,7 +939,7 @@
                 <w:noProof/>
                 <w:webHidden/>
               </w:rPr>
-              <w:instrText xml:space="preserve"> PAGEREF _Toc227153817 \h </w:instrText>
+              <w:instrText xml:space="preserve"> PAGEREF _Toc227195170 \h </w:instrText>
             </w:r>
             <w:r>
               <w:rPr>
@@ -959,7 +959,7 @@
                 <w:noProof/>
                 <w:webHidden/>
               </w:rPr>
-              <w:t>5</w:t>
+              <w:t>6</w:t>
             </w:r>
             <w:r>
               <w:rPr>
@@ -981,7 +981,7 @@
               <w:lang w:val="en-US" w:eastAsia="en-US"/>
             </w:rPr>
           </w:pPr>
-          <w:hyperlink w:anchor="_Toc227153818" w:history="1">
+          <w:hyperlink w:anchor="_Toc227195171" w:history="1">
             <w:r>
               <w:rPr>
                 <w:rStyle w:val="Hyperlink"/>
@@ -1011,7 +1011,7 @@
                 <w:noProof/>
                 <w:webHidden/>
               </w:rPr>
-              <w:instrText xml:space="preserve"> PAGEREF _Toc227153818 \h </w:instrText>
+              <w:instrText xml:space="preserve"> PAGEREF _Toc227195171 \h </w:instrText>
             </w:r>
             <w:r>
               <w:rPr>
@@ -1053,7 +1053,7 @@
               <w:lang w:val="en-US" w:eastAsia="en-US"/>
             </w:rPr>
           </w:pPr>
-          <w:hyperlink w:anchor="_Toc227153819" w:history="1">
+          <w:hyperlink w:anchor="_Toc227195172" w:history="1">
             <w:r>
               <w:rPr>
                 <w:rStyle w:val="Hyperlink"/>
@@ -1083,7 +1083,7 @@
                 <w:noProof/>
                 <w:webHidden/>
               </w:rPr>
-              <w:instrText xml:space="preserve"> PAGEREF _Toc227153819 \h </w:instrText>
+              <w:instrText xml:space="preserve"> PAGEREF _Toc227195172 \h </w:instrText>
             </w:r>
             <w:r>
               <w:rPr>
@@ -1103,7 +1103,7 @@
                 <w:noProof/>
                 <w:webHidden/>
               </w:rPr>
-              <w:t>6</w:t>
+              <w:t>7</w:t>
             </w:r>
             <w:r>
               <w:rPr>
@@ -1125,7 +1125,7 @@
               <w:lang w:val="en-US" w:eastAsia="en-US"/>
             </w:rPr>
           </w:pPr>
-          <w:hyperlink w:anchor="_Toc227153820" w:history="1">
+          <w:hyperlink w:anchor="_Toc227195173" w:history="1">
             <w:r>
               <w:rPr>
                 <w:rStyle w:val="Hyperlink"/>
@@ -1155,7 +1155,7 @@
                 <w:noProof/>
                 <w:webHidden/>
               </w:rPr>
-              <w:instrText xml:space="preserve"> PAGEREF _Toc227153820 \h </w:instrText>
+              <w:instrText xml:space="preserve"> PAGEREF _Toc227195173 \h </w:instrText>
             </w:r>
             <w:r>
               <w:rPr>
@@ -1175,7 +1175,7 @@
                 <w:noProof/>
                 <w:webHidden/>
               </w:rPr>
-              <w:t>6</w:t>
+              <w:t>7</w:t>
             </w:r>
             <w:r>
               <w:rPr>
@@ -1198,7 +1198,7 @@
               <w:lang w:val="en-US" w:eastAsia="en-US"/>
             </w:rPr>
           </w:pPr>
-          <w:hyperlink w:anchor="_Toc227153821" w:history="1">
+          <w:hyperlink w:anchor="_Toc227195174" w:history="1">
             <w:r>
               <w:rPr>
                 <w:rStyle w:val="Hyperlink"/>
@@ -1245,7 +1245,7 @@
                 <w:noProof/>
                 <w:webHidden/>
               </w:rPr>
-              <w:instrText xml:space="preserve"> PAGEREF _Toc227153821 \h </w:instrText>
+              <w:instrText xml:space="preserve"> PAGEREF _Toc227195174 \h </w:instrText>
             </w:r>
             <w:r>
               <w:rPr>
@@ -1287,7 +1287,7 @@
               <w:lang w:val="en-US" w:eastAsia="en-US"/>
             </w:rPr>
           </w:pPr>
-          <w:hyperlink w:anchor="_Toc227153822" w:history="1">
+          <w:hyperlink w:anchor="_Toc227195175" w:history="1">
             <w:r>
               <w:rPr>
                 <w:rStyle w:val="Hyperlink"/>
@@ -1317,7 +1317,7 @@
                 <w:noProof/>
                 <w:webHidden/>
               </w:rPr>
-              <w:instrText xml:space="preserve"> PAGEREF _Toc227153822 \h </w:instrText>
+              <w:instrText xml:space="preserve"> PAGEREF _Toc227195175 \h </w:instrText>
             </w:r>
             <w:r>
               <w:rPr>
@@ -1359,7 +1359,7 @@
               <w:lang w:val="en-US" w:eastAsia="en-US"/>
             </w:rPr>
           </w:pPr>
-          <w:hyperlink w:anchor="_Toc227153823" w:history="1">
+          <w:hyperlink w:anchor="_Toc227195176" w:history="1">
             <w:r>
               <w:rPr>
                 <w:rStyle w:val="Hyperlink"/>
@@ -1389,7 +1389,7 @@
                 <w:noProof/>
                 <w:webHidden/>
               </w:rPr>
-              <w:instrText xml:space="preserve"> PAGEREF _Toc227153823 \h </w:instrText>
+              <w:instrText xml:space="preserve"> PAGEREF _Toc227195176 \h </w:instrText>
             </w:r>
             <w:r>
               <w:rPr>
@@ -1431,7 +1431,7 @@
               <w:lang w:val="en-US" w:eastAsia="en-US"/>
             </w:rPr>
           </w:pPr>
-          <w:hyperlink w:anchor="_Toc227153824" w:history="1">
+          <w:hyperlink w:anchor="_Toc227195177" w:history="1">
             <w:r>
               <w:rPr>
                 <w:rStyle w:val="Hyperlink"/>
@@ -1461,7 +1461,7 @@
                 <w:noProof/>
                 <w:webHidden/>
               </w:rPr>
-              <w:instrText xml:space="preserve"> PAGEREF _Toc227153824 \h </w:instrText>
+              <w:instrText xml:space="preserve"> PAGEREF _Toc227195177 \h </w:instrText>
             </w:r>
             <w:r>
               <w:rPr>
@@ -1503,7 +1503,7 @@
               <w:lang w:val="en-US" w:eastAsia="en-US"/>
             </w:rPr>
           </w:pPr>
-          <w:hyperlink w:anchor="_Toc227153825" w:history="1">
+          <w:hyperlink w:anchor="_Toc227195178" w:history="1">
             <w:r>
               <w:rPr>
                 <w:rStyle w:val="Hyperlink"/>
@@ -1533,7 +1533,7 @@
                 <w:noProof/>
                 <w:webHidden/>
               </w:rPr>
-              <w:instrText xml:space="preserve"> PAGEREF _Toc227153825 \h </w:instrText>
+              <w:instrText xml:space="preserve"> PAGEREF _Toc227195178 \h </w:instrText>
             </w:r>
             <w:r>
               <w:rPr>
@@ -1575,7 +1575,7 @@
               <w:lang w:val="en-US" w:eastAsia="en-US"/>
             </w:rPr>
           </w:pPr>
-          <w:hyperlink w:anchor="_Toc227153826" w:history="1">
+          <w:hyperlink w:anchor="_Toc227195179" w:history="1">
             <w:r>
               <w:rPr>
                 <w:rStyle w:val="Hyperlink"/>
@@ -1605,7 +1605,7 @@
                 <w:noProof/>
                 <w:webHidden/>
               </w:rPr>
-              <w:instrText xml:space="preserve"> PAGEREF _Toc227153826 \h </w:instrText>
+              <w:instrText xml:space="preserve"> PAGEREF _Toc227195179 \h </w:instrText>
             </w:r>
             <w:r>
               <w:rPr>
@@ -1647,7 +1647,7 @@
               <w:lang w:val="en-US" w:eastAsia="en-US"/>
             </w:rPr>
           </w:pPr>
-          <w:hyperlink w:anchor="_Toc227153827" w:history="1">
+          <w:hyperlink w:anchor="_Toc227195180" w:history="1">
             <w:r>
               <w:rPr>
                 <w:rStyle w:val="Hyperlink"/>
@@ -1677,7 +1677,7 @@
                 <w:noProof/>
                 <w:webHidden/>
               </w:rPr>
-              <w:instrText xml:space="preserve"> PAGEREF _Toc227153827 \h </w:instrText>
+              <w:instrText xml:space="preserve"> PAGEREF _Toc227195180 \h </w:instrText>
             </w:r>
             <w:r>
               <w:rPr>
@@ -1697,7 +1697,7 @@
                 <w:noProof/>
                 <w:webHidden/>
               </w:rPr>
-              <w:t>14</w:t>
+              <w:t>15</w:t>
             </w:r>
             <w:r>
               <w:rPr>
@@ -1719,7 +1719,7 @@
               <w:lang w:val="en-US" w:eastAsia="en-US"/>
             </w:rPr>
           </w:pPr>
-          <w:hyperlink w:anchor="_Toc227153828" w:history="1">
+          <w:hyperlink w:anchor="_Toc227195181" w:history="1">
             <w:r>
               <w:rPr>
                 <w:rStyle w:val="Hyperlink"/>
@@ -1749,7 +1749,7 @@
                 <w:noProof/>
                 <w:webHidden/>
               </w:rPr>
-              <w:instrText xml:space="preserve"> PAGEREF _Toc227153828 \h </w:instrText>
+              <w:instrText xml:space="preserve"> PAGEREF _Toc227195181 \h </w:instrText>
             </w:r>
             <w:r>
               <w:rPr>
@@ -1769,7 +1769,7 @@
                 <w:noProof/>
                 <w:webHidden/>
               </w:rPr>
-              <w:t>14</w:t>
+              <w:t>15</w:t>
             </w:r>
             <w:r>
               <w:rPr>
@@ -1791,7 +1791,7 @@
               <w:lang w:val="en-US" w:eastAsia="en-US"/>
             </w:rPr>
           </w:pPr>
-          <w:hyperlink w:anchor="_Toc227153829" w:history="1">
+          <w:hyperlink w:anchor="_Toc227195182" w:history="1">
             <w:r>
               <w:rPr>
                 <w:rStyle w:val="Hyperlink"/>
@@ -1821,7 +1821,7 @@
                 <w:noProof/>
                 <w:webHidden/>
               </w:rPr>
-              <w:instrText xml:space="preserve"> PAGEREF _Toc227153829 \h </w:instrText>
+              <w:instrText xml:space="preserve"> PAGEREF _Toc227195182 \h </w:instrText>
             </w:r>
             <w:r>
               <w:rPr>
@@ -1863,7 +1863,7 @@
               <w:lang w:val="en-US" w:eastAsia="en-US"/>
             </w:rPr>
           </w:pPr>
-          <w:hyperlink w:anchor="_Toc227153830" w:history="1">
+          <w:hyperlink w:anchor="_Toc227195183" w:history="1">
             <w:r>
               <w:rPr>
                 <w:rStyle w:val="Hyperlink"/>
@@ -1872,27 +1872,7 @@
                 <w:bCs/>
                 <w:noProof/>
               </w:rPr>
-              <w:t>3.3. Functional r</w:t>
-            </w:r>
-            <w:r>
-              <w:rPr>
-                <w:rStyle w:val="Hyperlink"/>
-                <w:rFonts w:ascii="Arial" w:hAnsi="Arial" w:cs="Arial"/>
-                <w:b/>
-                <w:bCs/>
-                <w:noProof/>
-              </w:rPr>
-              <w:t>e</w:t>
-            </w:r>
-            <w:r>
-              <w:rPr>
-                <w:rStyle w:val="Hyperlink"/>
-                <w:rFonts w:ascii="Arial" w:hAnsi="Arial" w:cs="Arial"/>
-                <w:b/>
-                <w:bCs/>
-                <w:noProof/>
-              </w:rPr>
-              <w:t>quirements</w:t>
+              <w:t>3.3. Functional requirements</w:t>
             </w:r>
             <w:r>
               <w:rPr>
@@ -1913,7 +1893,7 @@
                 <w:noProof/>
                 <w:webHidden/>
               </w:rPr>
-              <w:instrText xml:space="preserve"> PAGEREF _Toc227153830 \h </w:instrText>
+              <w:instrText xml:space="preserve"> PAGEREF _Toc227195183 \h </w:instrText>
             </w:r>
             <w:r>
               <w:rPr>
@@ -1933,7 +1913,7 @@
                 <w:noProof/>
                 <w:webHidden/>
               </w:rPr>
-              <w:t>16</w:t>
+              <w:t>17</w:t>
             </w:r>
             <w:r>
               <w:rPr>
@@ -1955,7 +1935,7 @@
               <w:lang w:val="en-US" w:eastAsia="en-US"/>
             </w:rPr>
           </w:pPr>
-          <w:hyperlink w:anchor="_Toc227153831" w:history="1">
+          <w:hyperlink w:anchor="_Toc227195184" w:history="1">
             <w:r>
               <w:rPr>
                 <w:rStyle w:val="Hyperlink"/>
@@ -1985,7 +1965,7 @@
                 <w:noProof/>
                 <w:webHidden/>
               </w:rPr>
-              <w:instrText xml:space="preserve"> PAGEREF _Toc227153831 \h </w:instrText>
+              <w:instrText xml:space="preserve"> PAGEREF _Toc227195184 \h </w:instrText>
             </w:r>
             <w:r>
               <w:rPr>
@@ -2028,7 +2008,7 @@
               <w:lang w:val="en-US" w:eastAsia="en-US"/>
             </w:rPr>
           </w:pPr>
-          <w:hyperlink w:anchor="_Toc227153832" w:history="1">
+          <w:hyperlink w:anchor="_Toc227195185" w:history="1">
             <w:r>
               <w:rPr>
                 <w:rStyle w:val="Hyperlink"/>
@@ -2075,7 +2055,7 @@
                 <w:noProof/>
                 <w:webHidden/>
               </w:rPr>
-              <w:instrText xml:space="preserve"> PAGEREF _Toc227153832 \h </w:instrText>
+              <w:instrText xml:space="preserve"> PAGEREF _Toc227195185 \h </w:instrText>
             </w:r>
             <w:r>
               <w:rPr>
@@ -2095,7 +2075,7 @@
                 <w:noProof/>
                 <w:webHidden/>
               </w:rPr>
-              <w:t>20</w:t>
+              <w:t>19</w:t>
             </w:r>
             <w:r>
               <w:rPr>
@@ -2118,7 +2098,7 @@
               <w:lang w:val="en-US" w:eastAsia="en-US"/>
             </w:rPr>
           </w:pPr>
-          <w:hyperlink w:anchor="_Toc227153833" w:history="1">
+          <w:hyperlink w:anchor="_Toc227195186" w:history="1">
             <w:r>
               <w:rPr>
                 <w:rStyle w:val="Hyperlink"/>
@@ -2165,7 +2145,7 @@
                 <w:noProof/>
                 <w:webHidden/>
               </w:rPr>
-              <w:instrText xml:space="preserve"> PAGEREF _Toc227153833 \h </w:instrText>
+              <w:instrText xml:space="preserve"> PAGEREF _Toc227195186 \h </w:instrText>
             </w:r>
             <w:r>
               <w:rPr>
@@ -2185,7 +2165,7 @@
                 <w:noProof/>
                 <w:webHidden/>
               </w:rPr>
-              <w:t>21</w:t>
+              <w:t>20</w:t>
             </w:r>
             <w:r>
               <w:rPr>
@@ -2208,7 +2188,7 @@
               <w:lang w:val="en-US" w:eastAsia="en-US"/>
             </w:rPr>
           </w:pPr>
-          <w:hyperlink w:anchor="_Toc227153834" w:history="1">
+          <w:hyperlink w:anchor="_Toc227195187" w:history="1">
             <w:r>
               <w:rPr>
                 <w:rStyle w:val="Hyperlink"/>
@@ -2255,7 +2235,7 @@
                 <w:noProof/>
                 <w:webHidden/>
               </w:rPr>
-              <w:instrText xml:space="preserve"> PAGEREF _Toc227153834 \h </w:instrText>
+              <w:instrText xml:space="preserve"> PAGEREF _Toc227195187 \h </w:instrText>
             </w:r>
             <w:r>
               <w:rPr>
@@ -2275,7 +2255,7 @@
                 <w:noProof/>
                 <w:webHidden/>
               </w:rPr>
-              <w:t>22</w:t>
+              <w:t>21</w:t>
             </w:r>
             <w:r>
               <w:rPr>
@@ -2298,7 +2278,7 @@
               <w:lang w:val="en-US" w:eastAsia="en-US"/>
             </w:rPr>
           </w:pPr>
-          <w:hyperlink w:anchor="_Toc227153835" w:history="1">
+          <w:hyperlink w:anchor="_Toc227195188" w:history="1">
             <w:r>
               <w:rPr>
                 <w:rStyle w:val="Hyperlink"/>
@@ -2345,7 +2325,7 @@
                 <w:noProof/>
                 <w:webHidden/>
               </w:rPr>
-              <w:instrText xml:space="preserve"> PAGEREF _Toc227153835 \h </w:instrText>
+              <w:instrText xml:space="preserve"> PAGEREF _Toc227195188 \h </w:instrText>
             </w:r>
             <w:r>
               <w:rPr>
@@ -2365,7 +2345,7 @@
                 <w:noProof/>
                 <w:webHidden/>
               </w:rPr>
-              <w:t>23</w:t>
+              <w:t>22</w:t>
             </w:r>
             <w:r>
               <w:rPr>
@@ -2387,7 +2367,7 @@
               <w:lang w:val="en-US" w:eastAsia="en-US"/>
             </w:rPr>
           </w:pPr>
-          <w:hyperlink w:anchor="_Toc227153836" w:history="1">
+          <w:hyperlink w:anchor="_Toc227195189" w:history="1">
             <w:r>
               <w:rPr>
                 <w:rStyle w:val="Hyperlink"/>
@@ -2417,7 +2397,7 @@
                 <w:noProof/>
                 <w:webHidden/>
               </w:rPr>
-              <w:instrText xml:space="preserve"> PAGEREF _Toc227153836 \h </w:instrText>
+              <w:instrText xml:space="preserve"> PAGEREF _Toc227195189 \h </w:instrText>
             </w:r>
             <w:r>
               <w:rPr>
@@ -2437,7 +2417,7 @@
                 <w:noProof/>
                 <w:webHidden/>
               </w:rPr>
-              <w:t>24</w:t>
+              <w:t>23</w:t>
             </w:r>
             <w:r>
               <w:rPr>
@@ -2502,7 +2482,7 @@
           <w:szCs w:val="32"/>
         </w:rPr>
       </w:pPr>
-      <w:bookmarkStart w:id="1" w:name="_Toc227153811"/>
+      <w:bookmarkStart w:id="1" w:name="_Toc227195164"/>
       <w:r>
         <w:rPr>
           <w:rFonts w:ascii="Arial" w:hAnsi="Arial" w:cs="Arial"/>
@@ -2623,7 +2603,7 @@
           <w:szCs w:val="32"/>
         </w:rPr>
       </w:pPr>
-      <w:bookmarkStart w:id="2" w:name="_Toc227153812"/>
+      <w:bookmarkStart w:id="2" w:name="_Toc227195165"/>
       <w:r>
         <w:rPr>
           <w:rFonts w:ascii="Arial" w:hAnsi="Arial" w:cs="Arial"/>
@@ -2708,7 +2688,7 @@
           <w:szCs w:val="28"/>
         </w:rPr>
       </w:pPr>
-      <w:bookmarkStart w:id="3" w:name="_Toc227153813"/>
+      <w:bookmarkStart w:id="3" w:name="_Toc227195166"/>
       <w:r>
         <w:rPr>
           <w:rFonts w:ascii="Arial" w:hAnsi="Arial" w:cs="Arial"/>
@@ -3054,7 +3034,7 @@
           <w:szCs w:val="28"/>
         </w:rPr>
       </w:pPr>
-      <w:bookmarkStart w:id="4" w:name="_Toc227153814"/>
+      <w:bookmarkStart w:id="4" w:name="_Toc227195167"/>
       <w:r>
         <w:rPr>
           <w:rFonts w:ascii="Arial" w:hAnsi="Arial" w:cs="Arial"/>
@@ -3583,7 +3563,19 @@
         <w:rPr>
           <w:rFonts w:ascii="Arial" w:hAnsi="Arial" w:cs="Arial"/>
         </w:rPr>
-        <w:t>Student Enrolment and Course Management System</w:t>
+        <w:t>Student Enrolment</w:t>
+      </w:r>
+      <w:r>
+        <w:rPr>
+          <w:rFonts w:ascii="Arial" w:hAnsi="Arial" w:cs="Arial"/>
+        </w:rPr>
+        <w:t xml:space="preserve"> </w:t>
+      </w:r>
+      <w:r>
+        <w:rPr>
+          <w:rFonts w:ascii="Arial" w:hAnsi="Arial" w:cs="Arial"/>
+        </w:rPr>
+        <w:t>System</w:t>
       </w:r>
       <w:r>
         <w:rPr>
@@ -3595,19 +3587,37 @@
         <w:rPr>
           <w:rFonts w:ascii="Arial" w:hAnsi="Arial" w:cs="Arial"/>
         </w:rPr>
-        <w:t>Finance and Payment System</w:t>
-      </w:r>
-      <w:r>
-        <w:rPr>
-          <w:rFonts w:ascii="Arial" w:hAnsi="Arial" w:cs="Arial"/>
-        </w:rPr>
-        <w:t xml:space="preserve">, and </w:t>
-      </w:r>
-      <w:r>
-        <w:rPr>
-          <w:rFonts w:ascii="Arial" w:hAnsi="Arial" w:cs="Arial"/>
-        </w:rPr>
-        <w:t>Library Management System</w:t>
+        <w:t xml:space="preserve">Course </w:t>
+      </w:r>
+      <w:r>
+        <w:rPr>
+          <w:rFonts w:ascii="Arial" w:hAnsi="Arial" w:cs="Arial"/>
+        </w:rPr>
+        <w:t>Information</w:t>
+      </w:r>
+      <w:r>
+        <w:rPr>
+          <w:rFonts w:ascii="Arial" w:hAnsi="Arial" w:cs="Arial"/>
+        </w:rPr>
+        <w:t xml:space="preserve"> System</w:t>
+      </w:r>
+      <w:r>
+        <w:rPr>
+          <w:rFonts w:ascii="Arial" w:hAnsi="Arial" w:cs="Arial"/>
+        </w:rPr>
+        <w:t xml:space="preserve">, </w:t>
+      </w:r>
+      <w:r>
+        <w:rPr>
+          <w:rFonts w:ascii="Arial" w:hAnsi="Arial" w:cs="Arial"/>
+        </w:rPr>
+        <w:t xml:space="preserve">and </w:t>
+      </w:r>
+      <w:r>
+        <w:rPr>
+          <w:rFonts w:ascii="Arial" w:hAnsi="Arial" w:cs="Arial"/>
+        </w:rPr>
+        <w:t>Finance System</w:t>
       </w:r>
       <w:r>
         <w:rPr>
@@ -3631,7 +3641,7 @@
         <w:rPr>
           <w:rFonts w:ascii="Arial" w:hAnsi="Arial" w:cs="Arial"/>
         </w:rPr>
-        <w:t>he Student Enrolment and Course Management System is selected as the focus of this project</w:t>
+        <w:t>he Student Enrolment System is selected as the focus of this project</w:t>
       </w:r>
       <w:r>
         <w:rPr>
@@ -3655,7 +3665,7 @@
           <w:szCs w:val="28"/>
         </w:rPr>
       </w:pPr>
-      <w:bookmarkStart w:id="5" w:name="_Toc227153815"/>
+      <w:bookmarkStart w:id="5" w:name="_Toc227195168"/>
       <w:r>
         <w:rPr>
           <w:rFonts w:ascii="Arial" w:hAnsi="Arial" w:cs="Arial"/>
@@ -3727,7 +3737,19 @@
         <w:rPr>
           <w:rFonts w:ascii="Arial" w:hAnsi="Arial" w:cs="Arial"/>
         </w:rPr>
-        <w:t xml:space="preserve"> relies heavily on manual, paper-based procedures for managing student enrolment and course administration. This approach creates several operational challenges, including lost or misplaced enrolment forms, manual prerequisite checks prone to errors, delays in enrolment approval—especially during peak periods—and difficulty tracking student progress or course capacity. These inefficiencies result in slow processing times, inconsistent data, limited accessibility, and poor coordination between departments.</w:t>
+        <w:t xml:space="preserve"> relies heavily on manual, paper-based procedures for managing student enrolment and </w:t>
+      </w:r>
+      <w:r>
+        <w:rPr>
+          <w:rFonts w:ascii="Arial" w:hAnsi="Arial" w:cs="Arial"/>
+        </w:rPr>
+        <w:t>course-related processes</w:t>
+      </w:r>
+      <w:r>
+        <w:rPr>
+          <w:rFonts w:ascii="Arial" w:hAnsi="Arial" w:cs="Arial"/>
+        </w:rPr>
+        <w:t>. This approach creates several operational challenges, including lost or misplaced enrolment forms, manual prerequisite checks prone to errors, delays in enrolment approval—especially during peak periods—and difficulty tracking student progress or course capacity. These inefficiencies result in slow processing times, inconsistent data, limited accessibility, and poor coordination between departments.</w:t>
       </w:r>
     </w:p>
     <w:p>
@@ -3743,32 +3765,50 @@
         <w:rPr>
           <w:rFonts w:ascii="Arial" w:hAnsi="Arial" w:cs="Arial"/>
         </w:rPr>
+        <w:t xml:space="preserve">To address these issues, </w:t>
+      </w:r>
+      <w:r>
+        <w:rPr>
+          <w:rFonts w:ascii="Arial" w:hAnsi="Arial" w:cs="Arial"/>
+        </w:rPr>
+        <w:t>AUT</w:t>
+      </w:r>
+      <w:r>
+        <w:rPr>
+          <w:rFonts w:ascii="Arial" w:hAnsi="Arial" w:cs="Arial"/>
+        </w:rPr>
+        <w:t xml:space="preserve"> requires a Student Enrolment System to manage course selection, enrolment, and related </w:t>
+      </w:r>
+      <w:r>
+        <w:rPr>
+          <w:rFonts w:ascii="Arial" w:hAnsi="Arial" w:cs="Arial"/>
+        </w:rPr>
+        <w:t xml:space="preserve">academic </w:t>
+      </w:r>
+      <w:r>
+        <w:rPr>
+          <w:rFonts w:ascii="Arial" w:hAnsi="Arial" w:cs="Arial"/>
+        </w:rPr>
+        <w:t xml:space="preserve">processes. </w:t>
+      </w:r>
+      <w:r>
+        <w:rPr>
+          <w:rFonts w:ascii="Arial" w:hAnsi="Arial" w:cs="Arial"/>
+        </w:rPr>
+        <w:t xml:space="preserve">The system will </w:t>
+      </w:r>
+      <w:r>
+        <w:rPr>
+          <w:rFonts w:ascii="Arial" w:hAnsi="Arial" w:cs="Arial"/>
+        </w:rPr>
         <w:lastRenderedPageBreak/>
-        <w:t xml:space="preserve">To address these issues, </w:t>
-      </w:r>
-      <w:r>
-        <w:rPr>
-          <w:rFonts w:ascii="Arial" w:hAnsi="Arial" w:cs="Arial"/>
-        </w:rPr>
-        <w:t>AUT</w:t>
-      </w:r>
-      <w:r>
-        <w:rPr>
-          <w:rFonts w:ascii="Arial" w:hAnsi="Arial" w:cs="Arial"/>
-        </w:rPr>
-        <w:t xml:space="preserve"> requires a Student Enrolment and Course Management System to manage course selection, enrolment, and related </w:t>
-      </w:r>
-      <w:r>
-        <w:rPr>
-          <w:rFonts w:ascii="Arial" w:hAnsi="Arial" w:cs="Arial"/>
-        </w:rPr>
-        <w:t xml:space="preserve">academic </w:t>
-      </w:r>
-      <w:r>
-        <w:rPr>
-          <w:rFonts w:ascii="Arial" w:hAnsi="Arial" w:cs="Arial"/>
-        </w:rPr>
-        <w:t xml:space="preserve">processes. </w:t>
+        <w:t>integrate with existing university systems, including a Course Information System and a Finance System, to retrieve course data and payment status.</w:t>
+      </w:r>
+      <w:r>
+        <w:rPr>
+          <w:rFonts w:ascii="Arial" w:hAnsi="Arial" w:cs="Arial"/>
+        </w:rPr>
+        <w:t xml:space="preserve"> </w:t>
       </w:r>
       <w:r>
         <w:rPr>
@@ -3841,7 +3881,49 @@
         <w:rPr>
           <w:rFonts w:ascii="Arial" w:hAnsi="Arial" w:cs="Arial"/>
         </w:rPr>
-        <w:t>Students should be able to search for available courses, enrol in them, and view their enrolled courses through the system. The system must enforce key business rules, such as checking prerequisites, validating course availability, and preventing timetable conflicts before confirming enrolment. When selecting courses, students will be able to view a timetable of the courses they have chosen, and the system will automatically detect any clashes and display them visually. Students can then adjust their selection based on these clashes to ensure a feasible schedule.</w:t>
+        <w:t>Students should be able to search for available courses, enrol in them, and view their enrolled courses through the system. When selecting courses, students will be able to view a timetable of the courses they have chosen, and the system will automatically detect any clashes and display them visually. Students can then adjust their selection based on these clashes to ensure a feasible schedule.</w:t>
+      </w:r>
+      <w:r>
+        <w:rPr>
+          <w:rFonts w:ascii="Arial" w:hAnsi="Arial" w:cs="Arial"/>
+        </w:rPr>
+        <w:t xml:space="preserve"> </w:t>
+      </w:r>
+      <w:r>
+        <w:rPr>
+          <w:rFonts w:ascii="Arial" w:hAnsi="Arial" w:cs="Arial"/>
+        </w:rPr>
+        <w:t xml:space="preserve">The system must </w:t>
+      </w:r>
+      <w:r>
+        <w:rPr>
+          <w:rFonts w:ascii="Arial" w:hAnsi="Arial" w:cs="Arial"/>
+        </w:rPr>
+        <w:t>validate</w:t>
+      </w:r>
+      <w:r>
+        <w:rPr>
+          <w:rFonts w:ascii="Arial" w:hAnsi="Arial" w:cs="Arial"/>
+        </w:rPr>
+        <w:t xml:space="preserve"> </w:t>
+      </w:r>
+      <w:r>
+        <w:rPr>
+          <w:rFonts w:ascii="Arial" w:hAnsi="Arial" w:cs="Arial"/>
+        </w:rPr>
+        <w:t>key business rules, such as checking prerequisites, validating course availability, and preventing timetable conflicts before confirming enrolment.</w:t>
+      </w:r>
+      <w:r>
+        <w:rPr>
+          <w:rFonts w:ascii="Arial" w:hAnsi="Arial" w:cs="Arial"/>
+        </w:rPr>
+        <w:t xml:space="preserve"> </w:t>
+      </w:r>
+      <w:r>
+        <w:rPr>
+          <w:rFonts w:ascii="Arial" w:hAnsi="Arial" w:cs="Arial"/>
+        </w:rPr>
+        <w:t>To support these processes, the system retrieves student academic records from the Student Information System to validate prerequisite requirements and determine enrolment eligibility. It also retrieves course information from the Course Information System to support course selection, timetable planning, and enrolment validation.</w:t>
       </w:r>
     </w:p>
     <w:p>
@@ -3857,7 +3939,70 @@
         <w:rPr>
           <w:rFonts w:ascii="Arial" w:hAnsi="Arial" w:cs="Arial"/>
         </w:rPr>
-        <w:t>Academic Department staff should be able to manage course information, including course descriptions, prerequisites, capacity limits, and timetable details. They ensure that all course-related data is accurate, up to date, and accessible to students during the enrolment process.</w:t>
+        <w:t xml:space="preserve">Academic </w:t>
+      </w:r>
+      <w:r>
+        <w:rPr>
+          <w:rFonts w:ascii="Arial" w:hAnsi="Arial" w:cs="Arial"/>
+        </w:rPr>
+        <w:t>d</w:t>
+      </w:r>
+      <w:r>
+        <w:rPr>
+          <w:rFonts w:ascii="Arial" w:hAnsi="Arial" w:cs="Arial"/>
+        </w:rPr>
+        <w:t xml:space="preserve">epartment staff should be able to </w:t>
+      </w:r>
+      <w:r>
+        <w:rPr>
+          <w:rFonts w:ascii="Arial" w:hAnsi="Arial" w:cs="Arial"/>
+        </w:rPr>
+        <w:t xml:space="preserve">view course information retrieved from the Course Information System and access </w:t>
+      </w:r>
+      <w:r>
+        <w:rPr>
+          <w:rFonts w:ascii="Arial" w:hAnsi="Arial" w:cs="Arial"/>
+        </w:rPr>
+        <w:t>that system</w:t>
+      </w:r>
+      <w:r>
+        <w:rPr>
+          <w:rFonts w:ascii="Arial" w:hAnsi="Arial" w:cs="Arial"/>
+        </w:rPr>
+        <w:t xml:space="preserve"> to manage course details</w:t>
+      </w:r>
+      <w:r>
+        <w:rPr>
+          <w:rFonts w:ascii="Arial" w:hAnsi="Arial" w:cs="Arial"/>
+        </w:rPr>
+        <w:t>. They ensure that all course-related data is accurate, up to date</w:t>
+      </w:r>
+      <w:r>
+        <w:rPr>
+          <w:rFonts w:ascii="Arial" w:hAnsi="Arial" w:cs="Arial"/>
+        </w:rPr>
+        <w:t xml:space="preserve"> within </w:t>
+      </w:r>
+      <w:r>
+        <w:rPr>
+          <w:rFonts w:ascii="Arial" w:hAnsi="Arial" w:cs="Arial"/>
+        </w:rPr>
+        <w:t>the Course Information System</w:t>
+      </w:r>
+      <w:r>
+        <w:rPr>
+          <w:rFonts w:ascii="Arial" w:hAnsi="Arial" w:cs="Arial"/>
+        </w:rPr>
+        <w:t>, and accessible to students during the enrolment process.</w:t>
+      </w:r>
+      <w:r>
+        <w:t xml:space="preserve"> </w:t>
+      </w:r>
+      <w:r>
+        <w:rPr>
+          <w:rFonts w:ascii="Arial" w:hAnsi="Arial" w:cs="Arial"/>
+        </w:rPr>
+        <w:t>The system retrieves staff role and authorisation information from the HR System to determine whether users are permitted to access academic department functions, ensuring that only authorised staff can view and manage course-related information.</w:t>
       </w:r>
     </w:p>
     <w:p>
@@ -3873,13 +4018,29 @@
         <w:rPr>
           <w:rFonts w:ascii="Arial" w:hAnsi="Arial" w:cs="Arial"/>
         </w:rPr>
-        <w:t xml:space="preserve">Academic </w:t>
-      </w:r>
-      <w:r>
-        <w:rPr>
-          <w:rFonts w:ascii="Arial" w:hAnsi="Arial" w:cs="Arial"/>
-        </w:rPr>
-        <w:t>Registry staff should be able to review and approve student enrolment requests in accordance with academic and administrative rules. They verify that prerequisite requirements are satisfied, course capacity is available, and no timetable conflicts exist before confirming enrolment decisions.</w:t>
+        <w:t xml:space="preserve">Academic Registry staff are responsible for reviewing and approving student enrolment requests. The system provides enrolment information such as prerequisite status, course availability, and timetable conflict results to support their decision-making. Staff approve or reject enrolments based on academic requirements (such as prerequisites and programme structure) and administrative </w:t>
+      </w:r>
+      <w:r>
+        <w:rPr>
+          <w:rFonts w:ascii="Arial" w:hAnsi="Arial" w:cs="Arial"/>
+        </w:rPr>
+        <w:lastRenderedPageBreak/>
+        <w:t>rules (such as course capacity, timetable constraints, and enrolment deadlines) to ensure compliance with university policies</w:t>
+      </w:r>
+      <w:r>
+        <w:rPr>
+          <w:rFonts w:ascii="Arial" w:hAnsi="Arial" w:cs="Arial"/>
+        </w:rPr>
+        <w:t>.</w:t>
+      </w:r>
+      <w:r>
+        <w:t xml:space="preserve"> </w:t>
+      </w:r>
+      <w:r>
+        <w:rPr>
+          <w:rFonts w:ascii="Arial" w:hAnsi="Arial" w:cs="Arial"/>
+        </w:rPr>
+        <w:t>The system retrieves student academic records from the Student Information System to support the enrolment validation process, including prerequisite and programme checks.</w:t>
       </w:r>
     </w:p>
     <w:p>
@@ -3895,7 +4056,37 @@
         <w:rPr>
           <w:rFonts w:ascii="Arial" w:hAnsi="Arial" w:cs="Arial"/>
         </w:rPr>
-        <w:t>Finance staff should be able to monitor and manage tuition and course-related payments, while the system automatically verifies payment status through integration with a payment service. Enrolments are only confirmed after successful payment verification. Finance staff ensure that all financial transactions are accurate and handle exceptional cases such as failed payments or refunds before enrolment is finalised</w:t>
+        <w:t xml:space="preserve">Finance staff should be able to monitor payment status retrieved from the Finance System and access </w:t>
+      </w:r>
+      <w:r>
+        <w:rPr>
+          <w:rFonts w:ascii="Arial" w:hAnsi="Arial" w:cs="Arial"/>
+        </w:rPr>
+        <w:t>that system</w:t>
+      </w:r>
+      <w:r>
+        <w:rPr>
+          <w:rFonts w:ascii="Arial" w:hAnsi="Arial" w:cs="Arial"/>
+        </w:rPr>
+        <w:t xml:space="preserve"> </w:t>
+      </w:r>
+      <w:r>
+        <w:rPr>
+          <w:rFonts w:ascii="Arial" w:hAnsi="Arial" w:cs="Arial"/>
+        </w:rPr>
+        <w:t>to handle exceptional cases such as failed or delayed payments</w:t>
+      </w:r>
+      <w:r>
+        <w:rPr>
+          <w:rFonts w:ascii="Arial" w:hAnsi="Arial" w:cs="Arial"/>
+        </w:rPr>
+        <w:t xml:space="preserve">. </w:t>
+      </w:r>
+      <w:r>
+        <w:rPr>
+          <w:rFonts w:ascii="Arial" w:hAnsi="Arial" w:cs="Arial"/>
+        </w:rPr>
+        <w:t>The system automatically confirms enrolment only after successful payment verification retrieved from the Finance System</w:t>
       </w:r>
       <w:r>
         <w:rPr>
@@ -3917,8 +4108,25 @@
         <w:rPr>
           <w:rFonts w:ascii="Arial" w:hAnsi="Arial" w:cs="Arial"/>
         </w:rPr>
-        <w:lastRenderedPageBreak/>
-        <w:t>The system must support seamless integration of these functions to ensure a consistent data flow between departments</w:t>
+        <w:t xml:space="preserve">The system must support seamless integration </w:t>
+      </w:r>
+      <w:r>
+        <w:rPr>
+          <w:rFonts w:ascii="Arial" w:hAnsi="Arial" w:cs="Arial"/>
+        </w:rPr>
+        <w:t>between these components</w:t>
+      </w:r>
+      <w:r>
+        <w:rPr>
+          <w:rFonts w:ascii="Arial" w:hAnsi="Arial" w:cs="Arial"/>
+        </w:rPr>
+        <w:t xml:space="preserve"> </w:t>
+      </w:r>
+      <w:r>
+        <w:rPr>
+          <w:rFonts w:ascii="Arial" w:hAnsi="Arial" w:cs="Arial"/>
+        </w:rPr>
+        <w:t>to ensure a consistent data flow</w:t>
       </w:r>
       <w:r>
         <w:rPr>
@@ -3976,7 +4184,7 @@
           <w:szCs w:val="28"/>
         </w:rPr>
       </w:pPr>
-      <w:bookmarkStart w:id="6" w:name="_Toc227153816"/>
+      <w:bookmarkStart w:id="6" w:name="_Toc227195169"/>
       <w:r>
         <w:rPr>
           <w:rFonts w:ascii="Arial" w:hAnsi="Arial" w:cs="Arial"/>
@@ -4137,7 +4345,19 @@
         <w:rPr>
           <w:rFonts w:ascii="Arial" w:hAnsi="Arial" w:cs="Arial"/>
         </w:rPr>
-        <w:t>earch for courses, view timetables and detect clashes, enrol in courses, and manage enrolment requests</w:t>
+        <w:t xml:space="preserve">earch for </w:t>
+      </w:r>
+      <w:r>
+        <w:rPr>
+          <w:rFonts w:ascii="Arial" w:hAnsi="Arial" w:cs="Arial"/>
+        </w:rPr>
+        <w:t xml:space="preserve">available </w:t>
+      </w:r>
+      <w:r>
+        <w:rPr>
+          <w:rFonts w:ascii="Arial" w:hAnsi="Arial" w:cs="Arial"/>
+        </w:rPr>
+        <w:t>courses, view timetables and detect clashes, enrol in courses, and manage enrolment requests</w:t>
       </w:r>
     </w:p>
     <w:p>
@@ -4187,13 +4407,19 @@
         <w:rPr>
           <w:rFonts w:ascii="Arial" w:hAnsi="Arial" w:cs="Arial"/>
         </w:rPr>
-        <w:t xml:space="preserve">Manage </w:t>
-      </w:r>
-      <w:r>
-        <w:rPr>
-          <w:rFonts w:ascii="Arial" w:hAnsi="Arial" w:cs="Arial"/>
-        </w:rPr>
-        <w:t>course information, prerequisites, capacity, timetable details</w:t>
+        <w:t xml:space="preserve">View course information retrieved from the Course Information System and access </w:t>
+      </w:r>
+      <w:r>
+        <w:rPr>
+          <w:rFonts w:ascii="Arial" w:hAnsi="Arial" w:cs="Arial"/>
+        </w:rPr>
+        <w:t>that system</w:t>
+      </w:r>
+      <w:r>
+        <w:rPr>
+          <w:rFonts w:ascii="Arial" w:hAnsi="Arial" w:cs="Arial"/>
+        </w:rPr>
+        <w:t xml:space="preserve"> to manage course details, including course descriptions, prerequisites, capacity limits, and timetable schedules</w:t>
       </w:r>
     </w:p>
     <w:p>
@@ -4253,6 +4479,37 @@
         </w:rPr>
         <w:t>in accordance with academic and administrative rules</w:t>
       </w:r>
+      <w:r>
+        <w:rPr>
+          <w:rFonts w:ascii="Arial" w:hAnsi="Arial" w:cs="Arial"/>
+        </w:rPr>
+        <w:t xml:space="preserve">, </w:t>
+      </w:r>
+      <w:r>
+        <w:rPr>
+          <w:rFonts w:ascii="Arial" w:hAnsi="Arial" w:cs="Arial"/>
+        </w:rPr>
+        <w:t xml:space="preserve">using enrolment and </w:t>
+      </w:r>
+      <w:r>
+        <w:rPr>
+          <w:rFonts w:ascii="Arial" w:hAnsi="Arial" w:cs="Arial"/>
+        </w:rPr>
+        <w:lastRenderedPageBreak/>
+        <w:t xml:space="preserve">student academic information retrieved from the </w:t>
+      </w:r>
+      <w:r>
+        <w:rPr>
+          <w:rFonts w:ascii="Arial" w:hAnsi="Arial" w:cs="Arial"/>
+        </w:rPr>
+        <w:t xml:space="preserve">Course Information System and </w:t>
+      </w:r>
+      <w:r>
+        <w:rPr>
+          <w:rFonts w:ascii="Arial" w:hAnsi="Arial" w:cs="Arial"/>
+        </w:rPr>
+        <w:t>Student Information System</w:t>
+      </w:r>
     </w:p>
     <w:p>
       <w:pPr>
@@ -4295,25 +4552,25 @@
         <w:rPr>
           <w:rFonts w:ascii="Arial" w:hAnsi="Arial" w:cs="Arial"/>
         </w:rPr>
-        <w:t xml:space="preserve"> Process tuition/course payments, confirm enrolment upon</w:t>
-      </w:r>
-      <w:r>
-        <w:rPr>
-          <w:rFonts w:ascii="Arial" w:hAnsi="Arial" w:cs="Arial"/>
-        </w:rPr>
         <w:t xml:space="preserve"> </w:t>
       </w:r>
       <w:r>
         <w:rPr>
           <w:rFonts w:ascii="Arial" w:hAnsi="Arial" w:cs="Arial"/>
         </w:rPr>
-        <w:t>successful</w:t>
-      </w:r>
-      <w:r>
-        <w:rPr>
-          <w:rFonts w:ascii="Arial" w:hAnsi="Arial" w:cs="Arial"/>
-        </w:rPr>
-        <w:t xml:space="preserve"> payment verification</w:t>
+        <w:t xml:space="preserve">Monitor payment status retrieved from the Finance System and access </w:t>
+      </w:r>
+      <w:r>
+        <w:rPr>
+          <w:rFonts w:ascii="Arial" w:hAnsi="Arial" w:cs="Arial"/>
+        </w:rPr>
+        <w:t>that system</w:t>
+      </w:r>
+      <w:r>
+        <w:rPr>
+          <w:rFonts w:ascii="Arial" w:hAnsi="Arial" w:cs="Arial"/>
+        </w:rPr>
+        <w:t xml:space="preserve"> to handle exceptional cases</w:t>
       </w:r>
     </w:p>
     <w:p>
@@ -4453,7 +4710,7 @@
           <w:szCs w:val="28"/>
         </w:rPr>
       </w:pPr>
-      <w:bookmarkStart w:id="7" w:name="_Toc227153817"/>
+      <w:bookmarkStart w:id="7" w:name="_Toc227195170"/>
       <w:r>
         <w:rPr>
           <w:rFonts w:ascii="Arial" w:hAnsi="Arial" w:cs="Arial"/>
@@ -4590,14 +4847,49 @@
         <w:rPr>
           <w:rFonts w:ascii="Arial" w:hAnsi="Arial" w:cs="Arial"/>
         </w:rPr>
-        <w:t xml:space="preserve">The Student Enrolment and Course Management System is required to address the inefficiencies associated with the current manual enrolment process, reduce errors in prerequisite verification and course allocation, improve coordination between </w:t>
-      </w:r>
-      <w:r>
-        <w:rPr>
-          <w:rFonts w:ascii="Arial" w:hAnsi="Arial" w:cs="Arial"/>
-        </w:rPr>
-        <w:lastRenderedPageBreak/>
-        <w:t>departments, and enhance the accessibility and overall enrolment experience for both domestic and international students.</w:t>
+        <w:t xml:space="preserve">The Student Enrolment System is </w:t>
+      </w:r>
+      <w:r>
+        <w:rPr>
+          <w:rFonts w:ascii="Arial" w:hAnsi="Arial" w:cs="Arial"/>
+        </w:rPr>
+        <w:t>designed</w:t>
+      </w:r>
+      <w:r>
+        <w:rPr>
+          <w:rFonts w:ascii="Arial" w:hAnsi="Arial" w:cs="Arial"/>
+        </w:rPr>
+        <w:t xml:space="preserve"> to address the inefficiencies </w:t>
+      </w:r>
+      <w:r>
+        <w:rPr>
+          <w:rFonts w:ascii="Arial" w:hAnsi="Arial" w:cs="Arial"/>
+        </w:rPr>
+        <w:t>in</w:t>
+      </w:r>
+      <w:r>
+        <w:rPr>
+          <w:rFonts w:ascii="Arial" w:hAnsi="Arial" w:cs="Arial"/>
+        </w:rPr>
+        <w:t xml:space="preserve"> the current manual enrolment process, reduce errors in prerequisite verification and course allocation, improve coordination between departments, and enhance the accessibility and overall enrolment experience for both domestic and international students</w:t>
+      </w:r>
+      <w:r>
+        <w:rPr>
+          <w:rFonts w:ascii="Arial" w:hAnsi="Arial" w:cs="Arial"/>
+        </w:rPr>
+        <w:t xml:space="preserve"> </w:t>
+      </w:r>
+      <w:r>
+        <w:rPr>
+          <w:rFonts w:ascii="Arial" w:hAnsi="Arial" w:cs="Arial"/>
+        </w:rPr>
+        <w:t>through integration with existing university systems</w:t>
+      </w:r>
+      <w:r>
+        <w:rPr>
+          <w:rFonts w:ascii="Arial" w:hAnsi="Arial" w:cs="Arial"/>
+        </w:rPr>
+        <w:t>.</w:t>
       </w:r>
     </w:p>
     <w:p>
@@ -4614,7 +4906,7 @@
           <w:szCs w:val="24"/>
         </w:rPr>
       </w:pPr>
-      <w:bookmarkStart w:id="8" w:name="_Toc227153818"/>
+      <w:bookmarkStart w:id="8" w:name="_Toc227195171"/>
       <w:r>
         <w:rPr>
           <w:rFonts w:ascii="Arial" w:hAnsi="Arial" w:cs="Arial"/>
@@ -4691,7 +4983,49 @@
         <w:rPr>
           <w:rFonts w:ascii="Arial" w:hAnsi="Arial" w:cs="Arial"/>
         </w:rPr>
-        <w:t>involves</w:t>
+        <w:t xml:space="preserve">supports </w:t>
+      </w:r>
+      <w:r>
+        <w:rPr>
+          <w:rFonts w:ascii="Arial" w:hAnsi="Arial" w:cs="Arial"/>
+        </w:rPr>
+        <w:t xml:space="preserve">core enrolment operations </w:t>
+      </w:r>
+      <w:r>
+        <w:rPr>
+          <w:rFonts w:ascii="Arial" w:hAnsi="Arial" w:cs="Arial"/>
+        </w:rPr>
+        <w:t>across multiple departments, including Academic Departments, Academic Registry Department, and Finance Department</w:t>
+      </w:r>
+      <w:r>
+        <w:rPr>
+          <w:rFonts w:ascii="Arial" w:hAnsi="Arial" w:cs="Arial"/>
+        </w:rPr>
+        <w:t xml:space="preserve">, and </w:t>
+      </w:r>
+      <w:r>
+        <w:rPr>
+          <w:rFonts w:ascii="Arial" w:hAnsi="Arial" w:cs="Arial"/>
+        </w:rPr>
+        <w:t xml:space="preserve">integrates with existing university systems to retrieve </w:t>
+      </w:r>
+      <w:r>
+        <w:rPr>
+          <w:rFonts w:ascii="Arial" w:hAnsi="Arial" w:cs="Arial"/>
+        </w:rPr>
+        <w:t xml:space="preserve">student, </w:t>
+      </w:r>
+      <w:r>
+        <w:rPr>
+          <w:rFonts w:ascii="Arial" w:hAnsi="Arial" w:cs="Arial"/>
+        </w:rPr>
+        <w:t>course</w:t>
+      </w:r>
+      <w:r>
+        <w:rPr>
+          <w:rFonts w:ascii="Arial" w:hAnsi="Arial" w:cs="Arial"/>
+        </w:rPr>
+        <w:t>,</w:t>
       </w:r>
       <w:r>
         <w:rPr>
@@ -4703,91 +5037,19 @@
         <w:rPr>
           <w:rFonts w:ascii="Arial" w:hAnsi="Arial" w:cs="Arial"/>
         </w:rPr>
-        <w:t>three</w:t>
-      </w:r>
-      <w:r>
-        <w:rPr>
-          <w:rFonts w:ascii="Arial" w:hAnsi="Arial" w:cs="Arial"/>
-        </w:rPr>
-        <w:t xml:space="preserve"> departments</w:t>
-      </w:r>
-      <w:r>
-        <w:rPr>
-          <w:rFonts w:ascii="Arial" w:hAnsi="Arial" w:cs="Arial"/>
-        </w:rPr>
-        <w:t>:</w:t>
-      </w:r>
-      <w:r>
-        <w:rPr>
-          <w:rFonts w:ascii="Arial" w:hAnsi="Arial" w:cs="Arial"/>
-        </w:rPr>
-        <w:t xml:space="preserve"> Academic Departments, </w:t>
-      </w:r>
-      <w:r>
-        <w:rPr>
-          <w:rFonts w:ascii="Arial" w:hAnsi="Arial" w:cs="Arial"/>
-        </w:rPr>
-        <w:t>Academic Registry</w:t>
-      </w:r>
-      <w:r>
-        <w:rPr>
-          <w:rFonts w:ascii="Arial" w:hAnsi="Arial" w:cs="Arial"/>
-        </w:rPr>
-        <w:t xml:space="preserve"> </w:t>
-      </w:r>
-      <w:r>
-        <w:rPr>
-          <w:rFonts w:ascii="Arial" w:hAnsi="Arial" w:cs="Arial"/>
-        </w:rPr>
-        <w:t>Department</w:t>
-      </w:r>
-      <w:r>
-        <w:rPr>
-          <w:rFonts w:ascii="Arial" w:hAnsi="Arial" w:cs="Arial"/>
-        </w:rPr>
-        <w:t xml:space="preserve">, </w:t>
-      </w:r>
-      <w:r>
-        <w:rPr>
-          <w:rFonts w:ascii="Arial" w:hAnsi="Arial" w:cs="Arial"/>
-        </w:rPr>
-        <w:t xml:space="preserve">and </w:t>
-      </w:r>
-      <w:r>
-        <w:rPr>
-          <w:rFonts w:ascii="Arial" w:hAnsi="Arial" w:cs="Arial"/>
-        </w:rPr>
-        <w:t>Finance Department</w:t>
-      </w:r>
-      <w:r>
-        <w:rPr>
-          <w:rFonts w:ascii="Arial" w:hAnsi="Arial" w:cs="Arial"/>
-        </w:rPr>
-        <w:t xml:space="preserve">. It </w:t>
-      </w:r>
-      <w:r>
-        <w:rPr>
-          <w:rFonts w:ascii="Arial" w:hAnsi="Arial" w:cs="Arial"/>
-        </w:rPr>
-        <w:t>supports</w:t>
-      </w:r>
-      <w:r>
-        <w:rPr>
-          <w:rFonts w:ascii="Arial" w:hAnsi="Arial" w:cs="Arial"/>
-        </w:rPr>
-        <w:t xml:space="preserve"> core enrolment operations across multiple departments and user roles, including students, academic department staff, academic registry staff, finance staff, IT staff, and system administrator</w:t>
-      </w:r>
-      <w:r>
-        <w:rPr>
-          <w:rFonts w:ascii="Arial" w:hAnsi="Arial" w:cs="Arial"/>
-        </w:rPr>
-        <w:t>s</w:t>
-      </w:r>
-      <w:r>
-        <w:rPr>
-          <w:rFonts w:ascii="Arial" w:hAnsi="Arial" w:cs="Arial"/>
-        </w:rPr>
-        <w:t>. Specifically, the system will</w:t>
+        <w:t xml:space="preserve">staff, </w:t>
+      </w:r>
+      <w:r>
+        <w:rPr>
+          <w:rFonts w:ascii="Arial" w:hAnsi="Arial" w:cs="Arial"/>
+        </w:rPr>
+        <w:t>and payment data. Specifically, the system wil</w:t>
+      </w:r>
+      <w:r>
+        <w:rPr>
+          <w:rFonts w:ascii="Arial" w:hAnsi="Arial" w:cs="Arial"/>
+        </w:rPr>
+        <w:t>l</w:t>
       </w:r>
       <w:r>
         <w:rPr>
@@ -4833,7 +5095,25 @@
         <w:rPr>
           <w:rFonts w:ascii="Arial" w:hAnsi="Arial" w:cs="Arial"/>
         </w:rPr>
-        <w:t>Enforce business rules such as prerequisites, course capacity, and timetable conflict detection</w:t>
+        <w:t>V</w:t>
+      </w:r>
+      <w:r>
+        <w:rPr>
+          <w:rFonts w:ascii="Arial" w:hAnsi="Arial" w:cs="Arial"/>
+        </w:rPr>
+        <w:t>alidate</w:t>
+      </w:r>
+      <w:r>
+        <w:rPr>
+          <w:rFonts w:ascii="Arial" w:hAnsi="Arial" w:cs="Arial"/>
+        </w:rPr>
+        <w:t xml:space="preserve"> </w:t>
+      </w:r>
+      <w:r>
+        <w:rPr>
+          <w:rFonts w:ascii="Arial" w:hAnsi="Arial" w:cs="Arial"/>
+        </w:rPr>
+        <w:t>business rules such as prerequisites, course capacity, and timetable conflict detection</w:t>
       </w:r>
     </w:p>
     <w:p>
@@ -4853,7 +5133,7 @@
         <w:rPr>
           <w:rFonts w:ascii="Arial" w:hAnsi="Arial" w:cs="Arial"/>
         </w:rPr>
-        <w:t>Enable enrolment approval workflows across departments</w:t>
+        <w:t>Support enrolment approval workflows across departments</w:t>
       </w:r>
     </w:p>
     <w:p>
@@ -4873,7 +5153,37 @@
         <w:rPr>
           <w:rFonts w:ascii="Arial" w:hAnsi="Arial" w:cs="Arial"/>
         </w:rPr>
-        <w:t>Integrate payment processing for enrolment confirmation</w:t>
+        <w:t>Integrate with the</w:t>
+      </w:r>
+      <w:r>
+        <w:rPr>
+          <w:rFonts w:ascii="Arial" w:hAnsi="Arial" w:cs="Arial"/>
+        </w:rPr>
+        <w:t xml:space="preserve"> Student Information System,</w:t>
+      </w:r>
+      <w:r>
+        <w:rPr>
+          <w:rFonts w:ascii="Arial" w:hAnsi="Arial" w:cs="Arial"/>
+        </w:rPr>
+        <w:t xml:space="preserve"> Course Information System</w:t>
+      </w:r>
+      <w:r>
+        <w:rPr>
+          <w:rFonts w:ascii="Arial" w:hAnsi="Arial" w:cs="Arial"/>
+        </w:rPr>
+        <w:t>, HR System</w:t>
+      </w:r>
+      <w:r>
+        <w:rPr>
+          <w:rFonts w:ascii="Arial" w:hAnsi="Arial" w:cs="Arial"/>
+        </w:rPr>
+        <w:t>,</w:t>
+      </w:r>
+      <w:r>
+        <w:rPr>
+          <w:rFonts w:ascii="Arial" w:hAnsi="Arial" w:cs="Arial"/>
+        </w:rPr>
+        <w:t xml:space="preserve"> and Finance System for data retrieval</w:t>
       </w:r>
     </w:p>
     <w:p>
@@ -4893,7 +5203,25 @@
         <w:rPr>
           <w:rFonts w:ascii="Arial" w:hAnsi="Arial" w:cs="Arial"/>
         </w:rPr>
-        <w:t>Provide timetable visualisation and real-time updates</w:t>
+        <w:t xml:space="preserve">Provide timetable visualisation and real-time </w:t>
+      </w:r>
+      <w:r>
+        <w:rPr>
+          <w:rFonts w:ascii="Arial" w:hAnsi="Arial" w:cs="Arial"/>
+        </w:rPr>
+        <w:t xml:space="preserve">enrolment </w:t>
+      </w:r>
+      <w:r>
+        <w:rPr>
+          <w:rFonts w:ascii="Arial" w:hAnsi="Arial" w:cs="Arial"/>
+        </w:rPr>
+        <w:t>status</w:t>
+      </w:r>
+      <w:r>
+        <w:rPr>
+          <w:rFonts w:ascii="Arial" w:hAnsi="Arial" w:cs="Arial"/>
+        </w:rPr>
+        <w:t xml:space="preserve"> updates</w:t>
       </w:r>
     </w:p>
     <w:p>
@@ -4910,7 +5238,7 @@
           <w:szCs w:val="24"/>
         </w:rPr>
       </w:pPr>
-      <w:bookmarkStart w:id="9" w:name="_Toc227153819"/>
+      <w:bookmarkStart w:id="9" w:name="_Toc227195172"/>
       <w:r>
         <w:rPr>
           <w:rFonts w:ascii="Arial" w:hAnsi="Arial" w:cs="Arial"/>
@@ -4920,6 +5248,7 @@
           <w:sz w:val="24"/>
           <w:szCs w:val="24"/>
         </w:rPr>
+        <w:lastRenderedPageBreak/>
         <w:t>ii.</w:t>
       </w:r>
       <w:r>
@@ -4981,7 +5310,95 @@
         <w:rPr>
           <w:rFonts w:ascii="Arial" w:hAnsi="Arial" w:cs="Arial"/>
         </w:rPr>
-        <w:t>The system is limited to enrolment and course management functions and does not include academic grading, transcript generation, or staff payroll management. Additionally, it does not deliver teaching content, as its purpose is restricted to administrative and operational coordination. These exclusions ensure that the system remains focused and avoids overlap with other institutional systems</w:t>
+        <w:t xml:space="preserve">The system is limited to </w:t>
+      </w:r>
+      <w:r>
+        <w:rPr>
+          <w:rFonts w:ascii="Arial" w:hAnsi="Arial" w:cs="Arial"/>
+        </w:rPr>
+        <w:t>student enrolment and related administrative processes</w:t>
+      </w:r>
+      <w:r>
+        <w:rPr>
+          <w:rFonts w:ascii="Arial" w:hAnsi="Arial" w:cs="Arial"/>
+        </w:rPr>
+        <w:t xml:space="preserve">. It </w:t>
+      </w:r>
+      <w:r>
+        <w:rPr>
+          <w:rFonts w:ascii="Arial" w:hAnsi="Arial" w:cs="Arial"/>
+        </w:rPr>
+        <w:t>does not include academic grading, transcript generation,</w:t>
+      </w:r>
+      <w:r>
+        <w:rPr>
+          <w:rFonts w:ascii="Arial" w:hAnsi="Arial" w:cs="Arial"/>
+        </w:rPr>
+        <w:t xml:space="preserve"> </w:t>
+      </w:r>
+      <w:r>
+        <w:rPr>
+          <w:rFonts w:ascii="Arial" w:hAnsi="Arial" w:cs="Arial"/>
+        </w:rPr>
+        <w:t>teaching</w:t>
+      </w:r>
+      <w:r>
+        <w:rPr>
+          <w:rFonts w:ascii="Arial" w:hAnsi="Arial" w:cs="Arial"/>
+        </w:rPr>
+        <w:t xml:space="preserve"> delivery,</w:t>
+      </w:r>
+      <w:r>
+        <w:rPr>
+          <w:rFonts w:ascii="Arial" w:hAnsi="Arial" w:cs="Arial"/>
+        </w:rPr>
+        <w:t xml:space="preserve"> or staff payroll management. </w:t>
+      </w:r>
+    </w:p>
+    <w:p>
+      <w:pPr>
+        <w:spacing w:line="360" w:lineRule="auto"/>
+        <w:ind w:left="851"/>
+        <w:jc w:val="both"/>
+        <w:rPr>
+          <w:rFonts w:ascii="Arial" w:hAnsi="Arial" w:cs="Arial"/>
+        </w:rPr>
+      </w:pPr>
+      <w:r>
+        <w:rPr>
+          <w:rFonts w:ascii="Arial" w:hAnsi="Arial" w:cs="Arial"/>
+        </w:rPr>
+        <w:t xml:space="preserve">The system does not manage or modify </w:t>
+      </w:r>
+      <w:r>
+        <w:rPr>
+          <w:rFonts w:ascii="Arial" w:hAnsi="Arial" w:cs="Arial"/>
+        </w:rPr>
+        <w:t xml:space="preserve">student, staff, </w:t>
+      </w:r>
+      <w:r>
+        <w:rPr>
+          <w:rFonts w:ascii="Arial" w:hAnsi="Arial" w:cs="Arial"/>
+        </w:rPr>
+        <w:t>course or payment data directly, as these functions are handled by</w:t>
+      </w:r>
+      <w:r>
+        <w:rPr>
+          <w:rFonts w:ascii="Arial" w:hAnsi="Arial" w:cs="Arial"/>
+        </w:rPr>
+        <w:t xml:space="preserve"> </w:t>
+      </w:r>
+      <w:r>
+        <w:rPr>
+          <w:rFonts w:ascii="Arial" w:hAnsi="Arial" w:cs="Arial"/>
+        </w:rPr>
+        <w:t xml:space="preserve">integrated systems. Instead, it retrieves and displays </w:t>
+      </w:r>
+      <w:r>
+        <w:rPr>
+          <w:rFonts w:ascii="Arial" w:hAnsi="Arial" w:cs="Arial"/>
+        </w:rPr>
+        <w:t>relevant information from these systems to support enrolment operations</w:t>
       </w:r>
       <w:r>
         <w:rPr>
@@ -5004,7 +5421,7 @@
           <w:szCs w:val="24"/>
         </w:rPr>
       </w:pPr>
-      <w:bookmarkStart w:id="10" w:name="_Toc227153820"/>
+      <w:bookmarkStart w:id="10" w:name="_Toc227195173"/>
       <w:r>
         <w:rPr>
           <w:rFonts w:ascii="Arial" w:hAnsi="Arial" w:cs="Arial"/>
@@ -5161,31 +5578,7 @@
         <w:rPr>
           <w:rFonts w:ascii="Arial" w:hAnsi="Arial" w:cs="Arial"/>
         </w:rPr>
-        <w:t xml:space="preserve">The system integrates with a third-party payment processor </w:t>
-      </w:r>
-      <w:r>
-        <w:rPr>
-          <w:rFonts w:ascii="Arial" w:hAnsi="Arial" w:cs="Arial"/>
-        </w:rPr>
-        <w:t>and does not</w:t>
-      </w:r>
-      <w:r>
-        <w:rPr>
-          <w:rFonts w:ascii="Arial" w:hAnsi="Arial" w:cs="Arial"/>
-        </w:rPr>
-        <w:t xml:space="preserve"> stor</w:t>
-      </w:r>
-      <w:r>
-        <w:rPr>
-          <w:rFonts w:ascii="Arial" w:hAnsi="Arial" w:cs="Arial"/>
-        </w:rPr>
-        <w:t>e</w:t>
-      </w:r>
-      <w:r>
-        <w:rPr>
-          <w:rFonts w:ascii="Arial" w:hAnsi="Arial" w:cs="Arial"/>
-        </w:rPr>
-        <w:t xml:space="preserve"> sensitive payment information</w:t>
+        <w:t>All departments follow standardised workflows supported by the system</w:t>
       </w:r>
       <w:r>
         <w:rPr>
@@ -5211,7 +5604,19 @@
         <w:rPr>
           <w:rFonts w:ascii="Arial" w:hAnsi="Arial" w:cs="Arial"/>
         </w:rPr>
-        <w:t>All departments follow standardised workflows supported by the system</w:t>
+        <w:t xml:space="preserve">Course and student data provided by </w:t>
+      </w:r>
+      <w:r>
+        <w:rPr>
+          <w:rFonts w:ascii="Arial" w:hAnsi="Arial" w:cs="Arial"/>
+        </w:rPr>
+        <w:t xml:space="preserve">integrated systems </w:t>
+      </w:r>
+      <w:r>
+        <w:rPr>
+          <w:rFonts w:ascii="Arial" w:hAnsi="Arial" w:cs="Arial"/>
+        </w:rPr>
+        <w:t>are accurate and up to date</w:t>
       </w:r>
       <w:r>
         <w:rPr>
@@ -5237,7 +5642,13 @@
         <w:rPr>
           <w:rFonts w:ascii="Arial" w:hAnsi="Arial" w:cs="Arial"/>
         </w:rPr>
-        <w:t>Course and student data provided by departments are accurate and up to date</w:t>
+        <w:t>The system supports concurrent access by multiple users without data inconsistency</w:t>
+      </w:r>
+      <w:r>
+        <w:rPr>
+          <w:rFonts w:ascii="Arial" w:hAnsi="Arial" w:cs="Arial"/>
+        </w:rPr>
+        <w:t>.</w:t>
       </w:r>
     </w:p>
     <w:p>
@@ -5257,8 +5668,85 @@
         <w:rPr>
           <w:rFonts w:ascii="Arial" w:hAnsi="Arial" w:cs="Arial"/>
         </w:rPr>
-        <w:lastRenderedPageBreak/>
-        <w:t xml:space="preserve">The system supports concurrent access by multiple users without data inconsistency </w:t>
+        <w:t xml:space="preserve">The system integrates with AUT’s existing systems, including </w:t>
+      </w:r>
+      <w:r>
+        <w:rPr>
+          <w:rFonts w:ascii="Arial" w:hAnsi="Arial" w:cs="Arial"/>
+        </w:rPr>
+        <w:t xml:space="preserve">Student Information System, </w:t>
+      </w:r>
+      <w:r>
+        <w:rPr>
+          <w:rFonts w:ascii="Arial" w:hAnsi="Arial" w:cs="Arial"/>
+        </w:rPr>
+        <w:t>Course Information System</w:t>
+      </w:r>
+      <w:r>
+        <w:rPr>
+          <w:rFonts w:ascii="Arial" w:hAnsi="Arial" w:cs="Arial"/>
+        </w:rPr>
+        <w:t>, HR System,</w:t>
+      </w:r>
+      <w:r>
+        <w:rPr>
+          <w:rFonts w:ascii="Arial" w:hAnsi="Arial" w:cs="Arial"/>
+        </w:rPr>
+        <w:t xml:space="preserve"> and Finance System</w:t>
+      </w:r>
+      <w:r>
+        <w:rPr>
+          <w:rFonts w:ascii="Arial" w:hAnsi="Arial" w:cs="Arial"/>
+        </w:rPr>
+        <w:t>,</w:t>
+      </w:r>
+      <w:r>
+        <w:rPr>
+          <w:rFonts w:ascii="Arial" w:hAnsi="Arial" w:cs="Arial"/>
+        </w:rPr>
+        <w:t xml:space="preserve"> to retrieve </w:t>
+      </w:r>
+      <w:r>
+        <w:rPr>
+          <w:rFonts w:ascii="Arial" w:hAnsi="Arial" w:cs="Arial"/>
+        </w:rPr>
+        <w:t xml:space="preserve">student, </w:t>
+      </w:r>
+      <w:r>
+        <w:rPr>
+          <w:rFonts w:ascii="Arial" w:hAnsi="Arial" w:cs="Arial"/>
+        </w:rPr>
+        <w:t>course</w:t>
+      </w:r>
+      <w:r>
+        <w:rPr>
+          <w:rFonts w:ascii="Arial" w:hAnsi="Arial" w:cs="Arial"/>
+        </w:rPr>
+        <w:t>, staff</w:t>
+      </w:r>
+      <w:r>
+        <w:rPr>
+          <w:rFonts w:ascii="Arial" w:hAnsi="Arial" w:cs="Arial"/>
+        </w:rPr>
+        <w:t xml:space="preserve"> and payment </w:t>
+      </w:r>
+      <w:r>
+        <w:rPr>
+          <w:rFonts w:ascii="Arial" w:hAnsi="Arial" w:cs="Arial"/>
+        </w:rPr>
+        <w:t>data</w:t>
+      </w:r>
+      <w:r>
+        <w:rPr>
+          <w:rFonts w:ascii="Arial" w:hAnsi="Arial" w:cs="Arial"/>
+        </w:rPr>
+        <w:t>.</w:t>
+      </w:r>
+      <w:r>
+        <w:rPr>
+          <w:rFonts w:ascii="Arial" w:hAnsi="Arial" w:cs="Arial"/>
+        </w:rPr>
+        <w:t xml:space="preserve"> </w:t>
       </w:r>
       <w:r>
         <w:rPr>
@@ -5286,7 +5774,7 @@
           <w:szCs w:val="32"/>
         </w:rPr>
       </w:pPr>
-      <w:bookmarkStart w:id="11" w:name="_Toc227153821"/>
+      <w:bookmarkStart w:id="11" w:name="_Toc227195174"/>
       <w:r>
         <w:rPr>
           <w:rFonts w:ascii="Arial" w:hAnsi="Arial" w:cs="Arial"/>
@@ -5338,7 +5826,7 @@
           <w:szCs w:val="28"/>
         </w:rPr>
       </w:pPr>
-      <w:bookmarkStart w:id="12" w:name="_Toc227153822"/>
+      <w:bookmarkStart w:id="12" w:name="_Toc227195175"/>
       <w:r>
         <w:rPr>
           <w:rFonts w:ascii="Arial" w:hAnsi="Arial" w:cs="Arial"/>
@@ -5431,7 +5919,7 @@
         <w:rPr>
           <w:rFonts w:ascii="Arial" w:hAnsi="Arial" w:cs="Arial"/>
         </w:rPr>
-        <w:t xml:space="preserve">The requirements for the Student Enrolment and Course Management System were elicited using a combination of </w:t>
+        <w:t xml:space="preserve">The requirements for the Student Enrolment System were elicited using a combination of </w:t>
       </w:r>
       <w:r>
         <w:rPr>
@@ -5526,7 +6014,7 @@
           <w:szCs w:val="24"/>
         </w:rPr>
       </w:pPr>
-      <w:bookmarkStart w:id="13" w:name="_Toc227153823"/>
+      <w:bookmarkStart w:id="13" w:name="_Toc227195176"/>
       <w:r>
         <w:rPr>
           <w:rFonts w:ascii="Arial" w:hAnsi="Arial" w:cs="Arial"/>
@@ -5699,7 +6187,25 @@
         <w:rPr>
           <w:rFonts w:ascii="Arial" w:hAnsi="Arial" w:cs="Arial"/>
         </w:rPr>
-        <w:t>The need to check prerequisites, course availability, and timetable conflicts indicates that the system shall automatically validate prerequisite requirements, check course capacity, and detect timetable clashes before confirming enrolment.</w:t>
+        <w:t xml:space="preserve">The need to check prerequisites, course availability, and timetable conflicts indicates that the system shall </w:t>
+      </w:r>
+      <w:r>
+        <w:rPr>
+          <w:rFonts w:ascii="Arial" w:hAnsi="Arial" w:cs="Arial"/>
+        </w:rPr>
+        <w:t>retrieve student academic records from the Student Information System and retrieve course information from the Course Information System to</w:t>
+      </w:r>
+      <w:r>
+        <w:rPr>
+          <w:rFonts w:ascii="Arial" w:hAnsi="Arial" w:cs="Arial"/>
+        </w:rPr>
+        <w:t xml:space="preserve"> </w:t>
+      </w:r>
+      <w:r>
+        <w:rPr>
+          <w:rFonts w:ascii="Arial" w:hAnsi="Arial" w:cs="Arial"/>
+        </w:rPr>
+        <w:t>automatically validate prerequisite, check course capacity, and detect timetable clashes before confirming enrolment.</w:t>
       </w:r>
     </w:p>
     <w:p>
@@ -5719,31 +6225,85 @@
         <w:rPr>
           <w:rFonts w:ascii="Arial" w:hAnsi="Arial" w:cs="Arial"/>
         </w:rPr>
-        <w:t>The requirement for academic department staff to manage course information suggests that the system shall allow staff to view</w:t>
-      </w:r>
-      <w:r>
-        <w:rPr>
-          <w:rFonts w:ascii="Arial" w:hAnsi="Arial" w:cs="Arial"/>
-        </w:rPr>
-        <w:t xml:space="preserve"> and</w:t>
-      </w:r>
-      <w:r>
-        <w:rPr>
-          <w:rFonts w:ascii="Arial" w:hAnsi="Arial" w:cs="Arial"/>
-        </w:rPr>
-        <w:t xml:space="preserve"> update course details, </w:t>
-      </w:r>
-      <w:r>
-        <w:rPr>
-          <w:rFonts w:ascii="Arial" w:hAnsi="Arial" w:cs="Arial"/>
-        </w:rPr>
-        <w:t>as well as</w:t>
-      </w:r>
-      <w:r>
-        <w:rPr>
-          <w:rFonts w:ascii="Arial" w:hAnsi="Arial" w:cs="Arial"/>
-        </w:rPr>
-        <w:t xml:space="preserve"> integrate with existing systems to ensure course information is accurate and up to date.</w:t>
+        <w:t xml:space="preserve">The requirement for academic department staff to manage course information indicates that the system shall allow staff to view course information retrieved from </w:t>
+      </w:r>
+      <w:r>
+        <w:rPr>
+          <w:rFonts w:ascii="Arial" w:hAnsi="Arial" w:cs="Arial"/>
+        </w:rPr>
+        <w:t>the</w:t>
+      </w:r>
+      <w:r>
+        <w:rPr>
+          <w:rFonts w:ascii="Arial" w:hAnsi="Arial" w:cs="Arial"/>
+        </w:rPr>
+        <w:t xml:space="preserve"> </w:t>
+      </w:r>
+      <w:r>
+        <w:rPr>
+          <w:rFonts w:ascii="Arial" w:hAnsi="Arial" w:cs="Arial"/>
+        </w:rPr>
+        <w:t>C</w:t>
+      </w:r>
+      <w:r>
+        <w:rPr>
+          <w:rFonts w:ascii="Arial" w:hAnsi="Arial" w:cs="Arial"/>
+        </w:rPr>
+        <w:t xml:space="preserve">ourse </w:t>
+      </w:r>
+      <w:r>
+        <w:rPr>
+          <w:rFonts w:ascii="Arial" w:hAnsi="Arial" w:cs="Arial"/>
+        </w:rPr>
+        <w:t>I</w:t>
+      </w:r>
+      <w:r>
+        <w:rPr>
+          <w:rFonts w:ascii="Arial" w:hAnsi="Arial" w:cs="Arial"/>
+        </w:rPr>
+        <w:t xml:space="preserve">nformation </w:t>
+      </w:r>
+      <w:r>
+        <w:rPr>
+          <w:rFonts w:ascii="Arial" w:hAnsi="Arial" w:cs="Arial"/>
+        </w:rPr>
+        <w:t>S</w:t>
+      </w:r>
+      <w:r>
+        <w:rPr>
+          <w:rFonts w:ascii="Arial" w:hAnsi="Arial" w:cs="Arial"/>
+        </w:rPr>
+        <w:t xml:space="preserve">ystem and provide access to </w:t>
+      </w:r>
+      <w:r>
+        <w:rPr>
+          <w:rFonts w:ascii="Arial" w:hAnsi="Arial" w:cs="Arial"/>
+        </w:rPr>
+        <w:t>that system</w:t>
+      </w:r>
+      <w:r>
+        <w:rPr>
+          <w:rFonts w:ascii="Arial" w:hAnsi="Arial" w:cs="Arial"/>
+        </w:rPr>
+        <w:t xml:space="preserve"> to manage course details</w:t>
+      </w:r>
+      <w:r>
+        <w:rPr>
+          <w:rFonts w:ascii="Arial" w:hAnsi="Arial" w:cs="Arial"/>
+        </w:rPr>
+        <w:t>.</w:t>
+      </w:r>
+      <w:r>
+        <w:rPr>
+          <w:rFonts w:ascii="Arial" w:hAnsi="Arial" w:cs="Arial"/>
+        </w:rPr>
+        <w:t xml:space="preserve"> </w:t>
+      </w:r>
+      <w:r>
+        <w:rPr>
+          <w:rFonts w:ascii="Arial" w:hAnsi="Arial" w:cs="Arial"/>
+        </w:rPr>
+        <w:t>The system shall also retrieve staff role and authorisation information from the HR System to enforce role-based access control.</w:t>
       </w:r>
     </w:p>
     <w:p>
@@ -5763,6 +6323,7 @@
         <w:rPr>
           <w:rFonts w:ascii="Arial" w:hAnsi="Arial" w:cs="Arial"/>
         </w:rPr>
+        <w:lastRenderedPageBreak/>
         <w:t xml:space="preserve">The need for </w:t>
       </w:r>
       <w:r>
@@ -5819,14 +6380,79 @@
         <w:rPr>
           <w:rFonts w:ascii="Arial" w:hAnsi="Arial" w:cs="Arial"/>
         </w:rPr>
-        <w:t xml:space="preserve">inance staff to monitor and manage payments and confirm enrolments suggests that the system shall support payment processing, automatically verify payment status, and confirm enrolment </w:t>
-      </w:r>
-      <w:r>
-        <w:rPr>
-          <w:rFonts w:ascii="Arial" w:hAnsi="Arial" w:cs="Arial"/>
-        </w:rPr>
-        <w:lastRenderedPageBreak/>
-        <w:t>only after successful payment, while allowing finance staff to handle exceptional cases</w:t>
+        <w:t xml:space="preserve">inance staff to monitor and manage payments and confirm enrolments </w:t>
+      </w:r>
+      <w:r>
+        <w:rPr>
+          <w:rFonts w:ascii="Arial" w:hAnsi="Arial" w:cs="Arial"/>
+        </w:rPr>
+        <w:t xml:space="preserve">indicates </w:t>
+      </w:r>
+      <w:r>
+        <w:rPr>
+          <w:rFonts w:ascii="Arial" w:hAnsi="Arial" w:cs="Arial"/>
+        </w:rPr>
+        <w:t xml:space="preserve">that the system shall </w:t>
+      </w:r>
+      <w:r>
+        <w:rPr>
+          <w:rFonts w:ascii="Arial" w:hAnsi="Arial" w:cs="Arial"/>
+        </w:rPr>
+        <w:t>retrieve</w:t>
+      </w:r>
+      <w:r>
+        <w:rPr>
+          <w:rFonts w:ascii="Arial" w:hAnsi="Arial" w:cs="Arial"/>
+        </w:rPr>
+        <w:t xml:space="preserve"> payment </w:t>
+      </w:r>
+      <w:r>
+        <w:rPr>
+          <w:rFonts w:ascii="Arial" w:hAnsi="Arial" w:cs="Arial"/>
+        </w:rPr>
+        <w:t>status from the Finance System</w:t>
+      </w:r>
+      <w:r>
+        <w:rPr>
+          <w:rFonts w:ascii="Arial" w:hAnsi="Arial" w:cs="Arial"/>
+        </w:rPr>
+        <w:t xml:space="preserve">, </w:t>
+      </w:r>
+      <w:r>
+        <w:rPr>
+          <w:rFonts w:ascii="Arial" w:hAnsi="Arial" w:cs="Arial"/>
+        </w:rPr>
+        <w:t>and</w:t>
+      </w:r>
+      <w:r>
+        <w:rPr>
+          <w:rFonts w:ascii="Arial" w:hAnsi="Arial" w:cs="Arial"/>
+        </w:rPr>
+        <w:t xml:space="preserve"> confirm enrolment only after successful payment</w:t>
+      </w:r>
+      <w:r>
+        <w:rPr>
+          <w:rFonts w:ascii="Arial" w:hAnsi="Arial" w:cs="Arial"/>
+        </w:rPr>
+        <w:t xml:space="preserve"> verification</w:t>
+      </w:r>
+      <w:r>
+        <w:rPr>
+          <w:rFonts w:ascii="Arial" w:hAnsi="Arial" w:cs="Arial"/>
+        </w:rPr>
+        <w:t xml:space="preserve">, while allowing finance staff </w:t>
+      </w:r>
+      <w:r>
+        <w:rPr>
+          <w:rFonts w:ascii="Arial" w:hAnsi="Arial" w:cs="Arial"/>
+        </w:rPr>
+        <w:t xml:space="preserve">accessing that system </w:t>
+      </w:r>
+      <w:r>
+        <w:rPr>
+          <w:rFonts w:ascii="Arial" w:hAnsi="Arial" w:cs="Arial"/>
+        </w:rPr>
+        <w:t>to handle exceptional cases</w:t>
       </w:r>
       <w:r>
         <w:rPr>
@@ -5952,7 +6578,7 @@
           <w:szCs w:val="24"/>
         </w:rPr>
       </w:pPr>
-      <w:bookmarkStart w:id="14" w:name="_Toc227153824"/>
+      <w:bookmarkStart w:id="14" w:name="_Toc227195177"/>
       <w:r>
         <w:rPr>
           <w:rFonts w:ascii="Arial" w:hAnsi="Arial" w:cs="Arial"/>
@@ -6104,6 +6730,7 @@
         <w:rPr>
           <w:rFonts w:ascii="Arial" w:hAnsi="Arial" w:cs="Arial"/>
         </w:rPr>
+        <w:lastRenderedPageBreak/>
         <w:t>S</w:t>
       </w:r>
       <w:r>
@@ -6168,7 +6795,6 @@
         <w:rPr>
           <w:rFonts w:ascii="Arial" w:hAnsi="Arial" w:cs="Arial"/>
         </w:rPr>
-        <w:lastRenderedPageBreak/>
         <w:t>S</w:t>
       </w:r>
       <w:r>
@@ -6362,7 +6988,7 @@
           <w:szCs w:val="24"/>
         </w:rPr>
       </w:pPr>
-      <w:bookmarkStart w:id="15" w:name="_Toc227153825"/>
+      <w:bookmarkStart w:id="15" w:name="_Toc227195178"/>
       <w:r>
         <w:rPr>
           <w:rFonts w:ascii="Arial" w:hAnsi="Arial" w:cs="Arial"/>
@@ -6439,7 +7065,50 @@
         <w:rPr>
           <w:rFonts w:ascii="Arial" w:hAnsi="Arial" w:cs="Arial"/>
         </w:rPr>
-        <w:t xml:space="preserve">In the current process, students first obtain enrolment forms online or from faculty offices. They manually fill in the course selections and submit the forms to the Academic Registry Department for review. Academic registry staff then manually check student eligibility by referring to separate systems and spreadsheets to confirm prerequisites, programme requirements, and course availability. If any issues are identified, such as missing prerequisites or timetable clashes, the form is returned to the student for correction, causing additional delays. </w:t>
+        <w:t xml:space="preserve">In the current process, students first obtain enrolment forms online or from faculty offices. They manually fill in the course selections and submit the forms to the Academic Registry Department for review. Academic registry staff then manually check student eligibility by referring to </w:t>
+      </w:r>
+      <w:r>
+        <w:rPr>
+          <w:rFonts w:ascii="Arial" w:hAnsi="Arial" w:cs="Arial"/>
+        </w:rPr>
+        <w:t>the Student Information System</w:t>
+      </w:r>
+      <w:r>
+        <w:rPr>
+          <w:rFonts w:ascii="Arial" w:hAnsi="Arial" w:cs="Arial"/>
+        </w:rPr>
+        <w:t xml:space="preserve">, Course </w:t>
+      </w:r>
+      <w:r>
+        <w:rPr>
+          <w:rFonts w:ascii="Arial" w:hAnsi="Arial" w:cs="Arial"/>
+        </w:rPr>
+        <w:t>Information System</w:t>
+      </w:r>
+      <w:r>
+        <w:rPr>
+          <w:rFonts w:ascii="Arial" w:hAnsi="Arial" w:cs="Arial"/>
+        </w:rPr>
+        <w:t>,</w:t>
+      </w:r>
+      <w:r>
+        <w:rPr>
+          <w:rFonts w:ascii="Arial" w:hAnsi="Arial" w:cs="Arial"/>
+        </w:rPr>
+        <w:t xml:space="preserve"> </w:t>
+      </w:r>
+      <w:r>
+        <w:rPr>
+          <w:rFonts w:ascii="Arial" w:hAnsi="Arial" w:cs="Arial"/>
+        </w:rPr>
+        <w:t xml:space="preserve">and spreadsheets to confirm prerequisites, programme </w:t>
+      </w:r>
+      <w:r>
+        <w:rPr>
+          <w:rFonts w:ascii="Arial" w:hAnsi="Arial" w:cs="Arial"/>
+        </w:rPr>
+        <w:lastRenderedPageBreak/>
+        <w:t xml:space="preserve">requirements, and course availability. If any issues are identified, such as missing prerequisites or timetable clashes, the form is returned to the student for correction, causing additional delays. </w:t>
       </w:r>
     </w:p>
     <w:p>
@@ -6455,14 +7124,91 @@
         <w:rPr>
           <w:rFonts w:ascii="Arial" w:hAnsi="Arial" w:cs="Arial"/>
         </w:rPr>
-        <w:t xml:space="preserve">Course availability is managed separately by academic department staff using spreadsheets or internal systems, which are not always updated in real time. This leads to students attempting to enrol in courses that are already full. Checking for </w:t>
-      </w:r>
-      <w:r>
-        <w:rPr>
-          <w:rFonts w:ascii="Arial" w:hAnsi="Arial" w:cs="Arial"/>
-        </w:rPr>
-        <w:lastRenderedPageBreak/>
-        <w:t xml:space="preserve">timetable clashes </w:t>
+        <w:t>Course availability is managed by academic department staff</w:t>
+      </w:r>
+      <w:r>
+        <w:rPr>
+          <w:rFonts w:ascii="Arial" w:hAnsi="Arial" w:cs="Arial"/>
+        </w:rPr>
+        <w:t>. T</w:t>
+      </w:r>
+      <w:r>
+        <w:rPr>
+          <w:rFonts w:ascii="Arial" w:hAnsi="Arial" w:cs="Arial"/>
+        </w:rPr>
+        <w:t>h</w:t>
+      </w:r>
+      <w:r>
+        <w:rPr>
+          <w:rFonts w:ascii="Arial" w:hAnsi="Arial" w:cs="Arial"/>
+        </w:rPr>
+        <w:t>e</w:t>
+      </w:r>
+      <w:r>
+        <w:rPr>
+          <w:rFonts w:ascii="Arial" w:hAnsi="Arial" w:cs="Arial"/>
+        </w:rPr>
+        <w:t xml:space="preserve"> process is done manually</w:t>
+      </w:r>
+      <w:r>
+        <w:rPr>
+          <w:rFonts w:ascii="Arial" w:hAnsi="Arial" w:cs="Arial"/>
+        </w:rPr>
+        <w:t>,</w:t>
+      </w:r>
+      <w:r>
+        <w:rPr>
+          <w:rFonts w:ascii="Arial" w:hAnsi="Arial" w:cs="Arial"/>
+        </w:rPr>
+        <w:t xml:space="preserve"> so</w:t>
+      </w:r>
+      <w:r>
+        <w:rPr>
+          <w:rFonts w:ascii="Arial" w:hAnsi="Arial" w:cs="Arial"/>
+        </w:rPr>
+        <w:t xml:space="preserve"> </w:t>
+      </w:r>
+      <w:r>
+        <w:rPr>
+          <w:rFonts w:ascii="Arial" w:hAnsi="Arial" w:cs="Arial"/>
+        </w:rPr>
+        <w:t xml:space="preserve">course </w:t>
+      </w:r>
+      <w:r>
+        <w:rPr>
+          <w:rFonts w:ascii="Arial" w:hAnsi="Arial" w:cs="Arial"/>
+        </w:rPr>
+        <w:t>availability</w:t>
+      </w:r>
+      <w:r>
+        <w:rPr>
+          <w:rFonts w:ascii="Arial" w:hAnsi="Arial" w:cs="Arial"/>
+        </w:rPr>
+        <w:t xml:space="preserve"> </w:t>
+      </w:r>
+      <w:r>
+        <w:rPr>
+          <w:rFonts w:ascii="Arial" w:hAnsi="Arial" w:cs="Arial"/>
+        </w:rPr>
+        <w:t>information is not always updated in real time</w:t>
+      </w:r>
+      <w:r>
+        <w:rPr>
+          <w:rFonts w:ascii="Arial" w:hAnsi="Arial" w:cs="Arial"/>
+        </w:rPr>
+        <w:t xml:space="preserve">. This </w:t>
+      </w:r>
+      <w:r>
+        <w:rPr>
+          <w:rFonts w:ascii="Arial" w:hAnsi="Arial" w:cs="Arial"/>
+        </w:rPr>
+        <w:t>may lead</w:t>
+      </w:r>
+      <w:r>
+        <w:rPr>
+          <w:rFonts w:ascii="Arial" w:hAnsi="Arial" w:cs="Arial"/>
+        </w:rPr>
+        <w:t xml:space="preserve"> to students attempting to enrol in courses that are already full. Checking for timetable clashes </w:t>
       </w:r>
       <w:r>
         <w:rPr>
@@ -6490,7 +7236,43 @@
         <w:rPr>
           <w:rFonts w:ascii="Arial" w:hAnsi="Arial" w:cs="Arial"/>
         </w:rPr>
-        <w:t xml:space="preserve">After enrolment is approved, the enrolment request is forwarded to the Finance Department. Students are required to make payments through another AUT system or external payment channel, and proof of payment is manually verified by finance staff before enrolment is confirmed. This process can be delayed due to missing payment records or </w:t>
+        <w:t>After enrolment is approved, the enrolment request is forwarded to the Finance Department. Students are required to make payments through</w:t>
+      </w:r>
+      <w:r>
+        <w:rPr>
+          <w:rFonts w:ascii="Arial" w:hAnsi="Arial" w:cs="Arial"/>
+        </w:rPr>
+        <w:t xml:space="preserve"> the</w:t>
+      </w:r>
+      <w:r>
+        <w:rPr>
+          <w:rFonts w:ascii="Arial" w:hAnsi="Arial" w:cs="Arial"/>
+        </w:rPr>
+        <w:t xml:space="preserve"> </w:t>
+      </w:r>
+      <w:r>
+        <w:rPr>
+          <w:rFonts w:ascii="Arial" w:hAnsi="Arial" w:cs="Arial"/>
+        </w:rPr>
+        <w:t>Finance System</w:t>
+      </w:r>
+      <w:r>
+        <w:rPr>
+          <w:rFonts w:ascii="Arial" w:hAnsi="Arial" w:cs="Arial"/>
+        </w:rPr>
+        <w:t>, and payment</w:t>
+      </w:r>
+      <w:r>
+        <w:rPr>
+          <w:rFonts w:ascii="Arial" w:hAnsi="Arial" w:cs="Arial"/>
+        </w:rPr>
+        <w:t xml:space="preserve"> status</w:t>
+      </w:r>
+      <w:r>
+        <w:rPr>
+          <w:rFonts w:ascii="Arial" w:hAnsi="Arial" w:cs="Arial"/>
+        </w:rPr>
+        <w:t xml:space="preserve"> is manually verified by finance staff before enrolment is confirmed. This process can be delayed due to missing payment records or </w:t>
       </w:r>
       <w:r>
         <w:rPr>
@@ -6544,7 +7326,19 @@
         <w:rPr>
           <w:rFonts w:ascii="Arial" w:hAnsi="Arial" w:cs="Arial"/>
         </w:rPr>
-        <w:t>The reliance on spreadsheets and separate systems for course availability indicates that the system shall maintain real-time course capacity updates.</w:t>
+        <w:t xml:space="preserve">The </w:t>
+      </w:r>
+      <w:r>
+        <w:rPr>
+          <w:rFonts w:ascii="Arial" w:hAnsi="Arial" w:cs="Arial"/>
+        </w:rPr>
+        <w:t>rely</w:t>
+      </w:r>
+      <w:r>
+        <w:rPr>
+          <w:rFonts w:ascii="Arial" w:hAnsi="Arial" w:cs="Arial"/>
+        </w:rPr>
+        <w:t xml:space="preserve"> on spreadsheets and separate systems for course availability indicates that the system shall maintain real-time course capacity updates.</w:t>
       </w:r>
     </w:p>
     <w:p>
@@ -6564,7 +7358,25 @@
         <w:rPr>
           <w:rFonts w:ascii="Arial" w:hAnsi="Arial" w:cs="Arial"/>
         </w:rPr>
-        <w:t>The manual checking of prerequisites and programme requirements indicates that the system shall automatically validate student eligibility before enrolment submission.</w:t>
+        <w:t xml:space="preserve">The manual checking of prerequisites and programme requirements indicates that the system shall </w:t>
+      </w:r>
+      <w:r>
+        <w:rPr>
+          <w:rFonts w:ascii="Arial" w:hAnsi="Arial" w:cs="Arial"/>
+        </w:rPr>
+        <w:t>retrieve student academic records from the Student Information System to</w:t>
+      </w:r>
+      <w:r>
+        <w:rPr>
+          <w:rFonts w:ascii="Arial" w:hAnsi="Arial" w:cs="Arial"/>
+        </w:rPr>
+        <w:t xml:space="preserve"> </w:t>
+      </w:r>
+      <w:r>
+        <w:rPr>
+          <w:rFonts w:ascii="Arial" w:hAnsi="Arial" w:cs="Arial"/>
+        </w:rPr>
+        <w:t>automatically validate student eligibility before enrolment submission.</w:t>
       </w:r>
     </w:p>
     <w:p>
@@ -6630,7 +7442,49 @@
         <w:rPr>
           <w:rFonts w:ascii="Arial" w:hAnsi="Arial" w:cs="Arial"/>
         </w:rPr>
-        <w:t>The separate handling of payments and manual verification indicates that the system shall integrate with an external payment system and automatically verify payment status.</w:t>
+        <w:t xml:space="preserve">The separate handling of payments and manual verification indicates that the system shall integrate with </w:t>
+      </w:r>
+      <w:r>
+        <w:rPr>
+          <w:rFonts w:ascii="Arial" w:hAnsi="Arial" w:cs="Arial"/>
+        </w:rPr>
+        <w:t xml:space="preserve">the </w:t>
+      </w:r>
+      <w:r>
+        <w:rPr>
+          <w:rFonts w:ascii="Arial" w:hAnsi="Arial" w:cs="Arial"/>
+        </w:rPr>
+        <w:t>Finance</w:t>
+      </w:r>
+      <w:r>
+        <w:rPr>
+          <w:rFonts w:ascii="Arial" w:hAnsi="Arial" w:cs="Arial"/>
+        </w:rPr>
+        <w:t xml:space="preserve"> </w:t>
+      </w:r>
+      <w:r>
+        <w:rPr>
+          <w:rFonts w:ascii="Arial" w:hAnsi="Arial" w:cs="Arial"/>
+        </w:rPr>
+        <w:t>S</w:t>
+      </w:r>
+      <w:r>
+        <w:rPr>
+          <w:rFonts w:ascii="Arial" w:hAnsi="Arial" w:cs="Arial"/>
+        </w:rPr>
+        <w:t xml:space="preserve">ystem and automatically </w:t>
+      </w:r>
+      <w:r>
+        <w:rPr>
+          <w:rFonts w:ascii="Arial" w:hAnsi="Arial" w:cs="Arial"/>
+        </w:rPr>
+        <w:t xml:space="preserve">retrieve </w:t>
+      </w:r>
+      <w:r>
+        <w:rPr>
+          <w:rFonts w:ascii="Arial" w:hAnsi="Arial" w:cs="Arial"/>
+        </w:rPr>
+        <w:t>payment status.</w:t>
       </w:r>
     </w:p>
     <w:p>
@@ -6650,7 +7504,20 @@
         <w:rPr>
           <w:rFonts w:ascii="Arial" w:hAnsi="Arial" w:cs="Arial"/>
         </w:rPr>
-        <w:t>The manual verification of payments and delays in enrolment  confirmation indicate that the system shall automatically confirm enrolment only after successful payment verification</w:t>
+        <w:lastRenderedPageBreak/>
+        <w:t>The manual verification of payments and delays in enrolment  confirmation indicate</w:t>
+      </w:r>
+      <w:r>
+        <w:rPr>
+          <w:rFonts w:ascii="Arial" w:hAnsi="Arial" w:cs="Arial"/>
+        </w:rPr>
+        <w:t>s</w:t>
+      </w:r>
+      <w:r>
+        <w:rPr>
+          <w:rFonts w:ascii="Arial" w:hAnsi="Arial" w:cs="Arial"/>
+        </w:rPr>
+        <w:t xml:space="preserve"> that the system shall automatically confirm enrolment only after successful payment verification</w:t>
       </w:r>
       <w:r>
         <w:rPr>
@@ -6696,7 +7563,79 @@
         <w:rPr>
           <w:rFonts w:ascii="Arial" w:hAnsi="Arial" w:cs="Arial"/>
         </w:rPr>
-        <w:t>The reliance on separate systems for eligibility checking indicates that the system shall integrate with existing university systems to retrieve student, course, and enrolment data.</w:t>
+        <w:t xml:space="preserve">The </w:t>
+      </w:r>
+      <w:r>
+        <w:rPr>
+          <w:rFonts w:ascii="Arial" w:hAnsi="Arial" w:cs="Arial"/>
+        </w:rPr>
+        <w:t>reply</w:t>
+      </w:r>
+      <w:r>
+        <w:rPr>
+          <w:rFonts w:ascii="Arial" w:hAnsi="Arial" w:cs="Arial"/>
+        </w:rPr>
+        <w:t xml:space="preserve"> on </w:t>
+      </w:r>
+      <w:r>
+        <w:rPr>
+          <w:rFonts w:ascii="Arial" w:hAnsi="Arial" w:cs="Arial"/>
+        </w:rPr>
+        <w:t>the other systems</w:t>
+      </w:r>
+      <w:r>
+        <w:rPr>
+          <w:rFonts w:ascii="Arial" w:hAnsi="Arial" w:cs="Arial"/>
+        </w:rPr>
+        <w:t xml:space="preserve"> for eligibility checking indicates that the system shall integrate with </w:t>
+      </w:r>
+      <w:r>
+        <w:rPr>
+          <w:rFonts w:ascii="Arial" w:hAnsi="Arial" w:cs="Arial"/>
+        </w:rPr>
+        <w:t>those</w:t>
+      </w:r>
+      <w:r>
+        <w:rPr>
+          <w:rFonts w:ascii="Arial" w:hAnsi="Arial" w:cs="Arial"/>
+        </w:rPr>
+        <w:t xml:space="preserve"> syst</w:t>
+      </w:r>
+      <w:r>
+        <w:rPr>
+          <w:rFonts w:ascii="Arial" w:hAnsi="Arial" w:cs="Arial"/>
+        </w:rPr>
+        <w:t>e</w:t>
+      </w:r>
+      <w:r>
+        <w:rPr>
+          <w:rFonts w:ascii="Arial" w:hAnsi="Arial" w:cs="Arial"/>
+        </w:rPr>
+        <w:t>m</w:t>
+      </w:r>
+      <w:r>
+        <w:rPr>
+          <w:rFonts w:ascii="Arial" w:hAnsi="Arial" w:cs="Arial"/>
+        </w:rPr>
+        <w:t>s</w:t>
+      </w:r>
+      <w:r>
+        <w:rPr>
+          <w:rFonts w:ascii="Arial" w:hAnsi="Arial" w:cs="Arial"/>
+        </w:rPr>
+        <w:t xml:space="preserve"> to retrieve student, course, and </w:t>
+      </w:r>
+      <w:r>
+        <w:rPr>
+          <w:rFonts w:ascii="Arial" w:hAnsi="Arial" w:cs="Arial"/>
+        </w:rPr>
+        <w:t>payment</w:t>
+      </w:r>
+      <w:r>
+        <w:rPr>
+          <w:rFonts w:ascii="Arial" w:hAnsi="Arial" w:cs="Arial"/>
+        </w:rPr>
+        <w:t xml:space="preserve"> data.</w:t>
       </w:r>
     </w:p>
     <w:p>
@@ -6716,8 +7655,25 @@
         <w:rPr>
           <w:rFonts w:ascii="Arial" w:hAnsi="Arial" w:cs="Arial"/>
         </w:rPr>
-        <w:lastRenderedPageBreak/>
-        <w:t>The lack of a unified system across departments indicates that the system shall support integrated workflows and real-time data sharing between Academic Departments, Academic Registry, and Finance Department</w:t>
+        <w:t>The lack of a unified system across departments indicates that the system shall support integrated workflows and real-time data sharing between Academic Departments, Academic Registry</w:t>
+      </w:r>
+      <w:r>
+        <w:rPr>
+          <w:rFonts w:ascii="Arial" w:hAnsi="Arial" w:cs="Arial"/>
+        </w:rPr>
+        <w:t xml:space="preserve"> </w:t>
+      </w:r>
+      <w:r>
+        <w:rPr>
+          <w:rFonts w:ascii="Arial" w:hAnsi="Arial" w:cs="Arial"/>
+        </w:rPr>
+        <w:t>Department</w:t>
+      </w:r>
+      <w:r>
+        <w:rPr>
+          <w:rFonts w:ascii="Arial" w:hAnsi="Arial" w:cs="Arial"/>
+        </w:rPr>
+        <w:t>, and Finance Department</w:t>
       </w:r>
       <w:r>
         <w:rPr>
@@ -6782,7 +7738,7 @@
           <w:szCs w:val="24"/>
         </w:rPr>
       </w:pPr>
-      <w:bookmarkStart w:id="16" w:name="_Toc227153826"/>
+      <w:bookmarkStart w:id="16" w:name="_Toc227195179"/>
       <w:r>
         <w:rPr>
           <w:rFonts w:ascii="Arial" w:hAnsi="Arial" w:cs="Arial"/>
@@ -6792,29 +7748,7 @@
           <w:sz w:val="24"/>
           <w:szCs w:val="24"/>
         </w:rPr>
-        <w:t>i</w:t>
-      </w:r>
-      <w:r>
-        <w:rPr>
-          <w:rFonts w:ascii="Arial" w:hAnsi="Arial" w:cs="Arial"/>
-          <w:b/>
-          <w:bCs/>
-          <w:color w:val="EE0000"/>
-          <w:sz w:val="24"/>
-          <w:szCs w:val="24"/>
-        </w:rPr>
-        <w:t>v</w:t>
-      </w:r>
-      <w:r>
-        <w:rPr>
-          <w:rFonts w:ascii="Arial" w:hAnsi="Arial" w:cs="Arial"/>
-          <w:b/>
-          <w:bCs/>
-          <w:color w:val="EE0000"/>
-          <w:sz w:val="24"/>
-          <w:szCs w:val="24"/>
-        </w:rPr>
-        <w:t>.</w:t>
+        <w:t>iv.</w:t>
       </w:r>
       <w:r>
         <w:rPr>
@@ -6959,47 +7893,7 @@
           <w:b/>
           <w:bCs/>
         </w:rPr>
-        <w:t xml:space="preserve">Academic </w:t>
-      </w:r>
-      <w:r>
-        <w:rPr>
-          <w:rFonts w:ascii="Arial" w:hAnsi="Arial" w:cs="Arial"/>
-          <w:b/>
-          <w:bCs/>
-        </w:rPr>
-        <w:t>r</w:t>
-      </w:r>
-      <w:r>
-        <w:rPr>
-          <w:rFonts w:ascii="Arial" w:hAnsi="Arial" w:cs="Arial"/>
-          <w:b/>
-          <w:bCs/>
-        </w:rPr>
-        <w:t>egistry staff</w:t>
-      </w:r>
-      <w:r>
-        <w:rPr>
-          <w:rFonts w:ascii="Arial" w:hAnsi="Arial" w:cs="Arial"/>
-          <w:b/>
-          <w:bCs/>
-        </w:rPr>
-        <w:t xml:space="preserve"> </w:t>
-      </w:r>
-      <w:r>
-        <w:rPr>
-          <w:rFonts w:ascii="Arial" w:hAnsi="Arial" w:cs="Arial"/>
-          <w:b/>
-          <w:bCs/>
-        </w:rPr>
-        <w:t>interview</w:t>
-      </w:r>
-      <w:r>
-        <w:rPr>
-          <w:rFonts w:ascii="Arial" w:hAnsi="Arial" w:cs="Arial"/>
-          <w:b/>
-          <w:bCs/>
-        </w:rPr>
-        <w:t>:</w:t>
+        <w:t>Academic registry staff interview:</w:t>
       </w:r>
     </w:p>
     <w:p>
@@ -7021,6 +7915,7 @@
           <w:b/>
           <w:bCs/>
         </w:rPr>
+        <w:lastRenderedPageBreak/>
         <w:t>Question:</w:t>
       </w:r>
       <w:r>
@@ -7052,15 +7947,7 @@
           <w:b/>
           <w:bCs/>
         </w:rPr>
-        <w:t>Answer</w:t>
-      </w:r>
-      <w:r>
-        <w:rPr>
-          <w:rFonts w:ascii="Arial" w:hAnsi="Arial" w:cs="Arial"/>
-          <w:b/>
-          <w:bCs/>
-        </w:rPr>
-        <w:t>:</w:t>
+        <w:t>Answer:</w:t>
       </w:r>
       <w:r>
         <w:rPr>
@@ -7102,47 +7989,7 @@
           <w:b/>
           <w:bCs/>
         </w:rPr>
-        <w:t xml:space="preserve">System </w:t>
-      </w:r>
-      <w:r>
-        <w:rPr>
-          <w:rFonts w:ascii="Arial" w:hAnsi="Arial" w:cs="Arial"/>
-          <w:b/>
-          <w:bCs/>
-        </w:rPr>
-        <w:t>a</w:t>
-      </w:r>
-      <w:r>
-        <w:rPr>
-          <w:rFonts w:ascii="Arial" w:hAnsi="Arial" w:cs="Arial"/>
-          <w:b/>
-          <w:bCs/>
-        </w:rPr>
-        <w:t>dministrator</w:t>
-      </w:r>
-      <w:r>
-        <w:rPr>
-          <w:rFonts w:ascii="Arial" w:hAnsi="Arial" w:cs="Arial"/>
-          <w:b/>
-          <w:bCs/>
-        </w:rPr>
-        <w:t xml:space="preserve"> </w:t>
-      </w:r>
-      <w:r>
-        <w:rPr>
-          <w:rFonts w:ascii="Arial" w:hAnsi="Arial" w:cs="Arial"/>
-          <w:b/>
-          <w:bCs/>
-        </w:rPr>
-        <w:t>interview</w:t>
-      </w:r>
-      <w:r>
-        <w:rPr>
-          <w:rFonts w:ascii="Arial" w:hAnsi="Arial" w:cs="Arial"/>
-          <w:b/>
-          <w:bCs/>
-        </w:rPr>
-        <w:t>:</w:t>
+        <w:t>System administrator interview:</w:t>
       </w:r>
     </w:p>
     <w:p>
@@ -7164,15 +8011,7 @@
           <w:b/>
           <w:bCs/>
         </w:rPr>
-        <w:t>Question</w:t>
-      </w:r>
-      <w:r>
-        <w:rPr>
-          <w:rFonts w:ascii="Arial" w:hAnsi="Arial" w:cs="Arial"/>
-          <w:b/>
-          <w:bCs/>
-        </w:rPr>
-        <w:t>:</w:t>
+        <w:t>Question:</w:t>
       </w:r>
       <w:r>
         <w:rPr>
@@ -7203,7 +8042,6 @@
           <w:b/>
           <w:bCs/>
         </w:rPr>
-        <w:lastRenderedPageBreak/>
         <w:t>Answer:</w:t>
       </w:r>
       <w:r>
@@ -7412,23 +8250,8 @@
           <w:b/>
           <w:bCs/>
         </w:rPr>
-        <w:t xml:space="preserve">IT </w:t>
-      </w:r>
-      <w:r>
-        <w:rPr>
-          <w:rFonts w:ascii="Arial" w:hAnsi="Arial" w:cs="Arial"/>
-          <w:b/>
-          <w:bCs/>
-        </w:rPr>
-        <w:t xml:space="preserve">staff </w:t>
-      </w:r>
-      <w:r>
-        <w:rPr>
-          <w:rFonts w:ascii="Arial" w:hAnsi="Arial" w:cs="Arial"/>
-          <w:b/>
-          <w:bCs/>
-        </w:rPr>
-        <w:t>interview:</w:t>
+        <w:lastRenderedPageBreak/>
+        <w:t>IT staff interview:</w:t>
       </w:r>
     </w:p>
     <w:p>
@@ -7601,14 +8424,7 @@
         <w:rPr>
           <w:rFonts w:ascii="Arial" w:hAnsi="Arial" w:cs="Arial"/>
         </w:rPr>
-        <w:t xml:space="preserve">to grant prerequisite overrides or </w:t>
-      </w:r>
-      <w:r>
-        <w:rPr>
-          <w:rFonts w:ascii="Arial" w:hAnsi="Arial" w:cs="Arial"/>
-        </w:rPr>
-        <w:lastRenderedPageBreak/>
-        <w:t>approve enrolment requests for students with prior learning or special circumstances.</w:t>
+        <w:t>to grant prerequisite overrides or approve enrolment requests for students with prior learning or special circumstances.</w:t>
       </w:r>
     </w:p>
     <w:p>
@@ -7744,13 +8560,85 @@
         <w:rPr>
           <w:rFonts w:ascii="Arial" w:hAnsi="Arial" w:cs="Arial"/>
         </w:rPr>
-        <w:t xml:space="preserve">The requirement for integration management indicates that IT staff shall manage integration between the university’s central database and external systems, </w:t>
-      </w:r>
-      <w:r>
-        <w:rPr>
-          <w:rFonts w:ascii="Arial" w:hAnsi="Arial" w:cs="Arial"/>
-        </w:rPr>
-        <w:t>such as payment services and course information systems</w:t>
+        <w:t xml:space="preserve">The requirement for integration management indicates that IT staff shall manage integration between the </w:t>
+      </w:r>
+      <w:r>
+        <w:rPr>
+          <w:rFonts w:ascii="Arial" w:hAnsi="Arial" w:cs="Arial"/>
+        </w:rPr>
+        <w:t>Student Enrolment System</w:t>
+      </w:r>
+      <w:r>
+        <w:rPr>
+          <w:rFonts w:ascii="Arial" w:hAnsi="Arial" w:cs="Arial"/>
+        </w:rPr>
+        <w:t xml:space="preserve"> and </w:t>
+      </w:r>
+      <w:r>
+        <w:rPr>
+          <w:rFonts w:ascii="Arial" w:hAnsi="Arial" w:cs="Arial"/>
+        </w:rPr>
+        <w:t>other</w:t>
+      </w:r>
+      <w:r>
+        <w:rPr>
+          <w:rFonts w:ascii="Arial" w:hAnsi="Arial" w:cs="Arial"/>
+        </w:rPr>
+        <w:t xml:space="preserve"> systems, </w:t>
+      </w:r>
+      <w:r>
+        <w:rPr>
+          <w:rFonts w:ascii="Arial" w:hAnsi="Arial" w:cs="Arial"/>
+        </w:rPr>
+        <w:t xml:space="preserve">such as </w:t>
+      </w:r>
+      <w:r>
+        <w:rPr>
+          <w:rFonts w:ascii="Arial" w:hAnsi="Arial" w:cs="Arial"/>
+        </w:rPr>
+        <w:t>Finance System</w:t>
+      </w:r>
+      <w:r>
+        <w:rPr>
+          <w:rFonts w:ascii="Arial" w:hAnsi="Arial" w:cs="Arial"/>
+        </w:rPr>
+        <w:t xml:space="preserve"> and </w:t>
+      </w:r>
+      <w:r>
+        <w:rPr>
+          <w:rFonts w:ascii="Arial" w:hAnsi="Arial" w:cs="Arial"/>
+        </w:rPr>
+        <w:t>C</w:t>
+      </w:r>
+      <w:r>
+        <w:rPr>
+          <w:rFonts w:ascii="Arial" w:hAnsi="Arial" w:cs="Arial"/>
+        </w:rPr>
+        <w:t xml:space="preserve">ourse </w:t>
+      </w:r>
+      <w:r>
+        <w:rPr>
+          <w:rFonts w:ascii="Arial" w:hAnsi="Arial" w:cs="Arial"/>
+        </w:rPr>
+        <w:t>I</w:t>
+      </w:r>
+      <w:r>
+        <w:rPr>
+          <w:rFonts w:ascii="Arial" w:hAnsi="Arial" w:cs="Arial"/>
+        </w:rPr>
+        <w:t xml:space="preserve">nformation </w:t>
+      </w:r>
+      <w:r>
+        <w:rPr>
+          <w:rFonts w:ascii="Arial" w:hAnsi="Arial" w:cs="Arial"/>
+        </w:rPr>
+        <w:t>S</w:t>
+      </w:r>
+      <w:r>
+        <w:rPr>
+          <w:rFonts w:ascii="Arial" w:hAnsi="Arial" w:cs="Arial"/>
+        </w:rPr>
+        <w:t>ystem</w:t>
       </w:r>
       <w:r>
         <w:rPr>
@@ -7774,7 +8662,7 @@
           <w:szCs w:val="28"/>
         </w:rPr>
       </w:pPr>
-      <w:bookmarkStart w:id="17" w:name="_Toc227153827"/>
+      <w:bookmarkStart w:id="17" w:name="_Toc227195180"/>
       <w:r>
         <w:rPr>
           <w:rFonts w:ascii="Arial" w:hAnsi="Arial" w:cs="Arial"/>
@@ -7784,6 +8672,7 @@
           <w:sz w:val="28"/>
           <w:szCs w:val="28"/>
         </w:rPr>
+        <w:lastRenderedPageBreak/>
         <w:t>3</w:t>
       </w:r>
       <w:r>
@@ -7879,7 +8768,7 @@
           <w:szCs w:val="24"/>
         </w:rPr>
       </w:pPr>
-      <w:bookmarkStart w:id="18" w:name="_Toc227153828"/>
+      <w:bookmarkStart w:id="18" w:name="_Toc227195181"/>
       <w:r>
         <w:rPr>
           <w:rFonts w:ascii="Arial" w:hAnsi="Arial" w:cs="Arial"/>
@@ -8078,7 +8967,6 @@
         <w:rPr>
           <w:rFonts w:ascii="Arial" w:hAnsi="Arial" w:cs="Arial"/>
         </w:rPr>
-        <w:lastRenderedPageBreak/>
         <w:t>Receive notifications or feedback when enrolment issues occur, such as timetable clashes, missing prerequisites, or full courses.</w:t>
       </w:r>
     </w:p>
@@ -8175,25 +9063,49 @@
         <w:rPr>
           <w:rFonts w:ascii="Arial" w:hAnsi="Arial" w:cs="Arial"/>
         </w:rPr>
-        <w:t xml:space="preserve">View and update course information, including course descriptions, prerequisites, </w:t>
-      </w:r>
-      <w:r>
-        <w:rPr>
-          <w:rFonts w:ascii="Arial" w:hAnsi="Arial" w:cs="Arial"/>
-        </w:rPr>
-        <w:t>co-requisites</w:t>
-      </w:r>
-      <w:r>
-        <w:rPr>
-          <w:rFonts w:ascii="Arial" w:hAnsi="Arial" w:cs="Arial"/>
-        </w:rPr>
-        <w:t xml:space="preserve">, </w:t>
-      </w:r>
-      <w:r>
-        <w:rPr>
-          <w:rFonts w:ascii="Arial" w:hAnsi="Arial" w:cs="Arial"/>
-        </w:rPr>
-        <w:t>capacity limits, and timetable details.</w:t>
+        <w:t xml:space="preserve">View course information retrieved from the </w:t>
+      </w:r>
+      <w:r>
+        <w:rPr>
+          <w:rFonts w:ascii="Arial" w:hAnsi="Arial" w:cs="Arial"/>
+        </w:rPr>
+        <w:t>C</w:t>
+      </w:r>
+      <w:r>
+        <w:rPr>
+          <w:rFonts w:ascii="Arial" w:hAnsi="Arial" w:cs="Arial"/>
+        </w:rPr>
+        <w:t xml:space="preserve">ourse </w:t>
+      </w:r>
+      <w:r>
+        <w:rPr>
+          <w:rFonts w:ascii="Arial" w:hAnsi="Arial" w:cs="Arial"/>
+        </w:rPr>
+        <w:t>I</w:t>
+      </w:r>
+      <w:r>
+        <w:rPr>
+          <w:rFonts w:ascii="Arial" w:hAnsi="Arial" w:cs="Arial"/>
+        </w:rPr>
+        <w:t xml:space="preserve">nformation </w:t>
+      </w:r>
+      <w:r>
+        <w:rPr>
+          <w:rFonts w:ascii="Arial" w:hAnsi="Arial" w:cs="Arial"/>
+        </w:rPr>
+        <w:t>S</w:t>
+      </w:r>
+      <w:r>
+        <w:rPr>
+          <w:rFonts w:ascii="Arial" w:hAnsi="Arial" w:cs="Arial"/>
+        </w:rPr>
+        <w:t>ystem</w:t>
+      </w:r>
+      <w:r>
+        <w:rPr>
+          <w:rFonts w:ascii="Arial" w:hAnsi="Arial" w:cs="Arial"/>
+        </w:rPr>
+        <w:t>.</w:t>
       </w:r>
     </w:p>
     <w:p>
@@ -8214,7 +9126,67 @@
         <w:rPr>
           <w:rFonts w:ascii="Arial" w:hAnsi="Arial" w:cs="Arial"/>
         </w:rPr>
-        <w:t>Ensure course information is accurate and up to date through integration with existing systems.</w:t>
+        <w:t xml:space="preserve">Access </w:t>
+      </w:r>
+      <w:r>
+        <w:rPr>
+          <w:rFonts w:ascii="Arial" w:hAnsi="Arial" w:cs="Arial"/>
+        </w:rPr>
+        <w:t xml:space="preserve">the </w:t>
+      </w:r>
+      <w:r>
+        <w:rPr>
+          <w:rFonts w:ascii="Arial" w:hAnsi="Arial" w:cs="Arial"/>
+        </w:rPr>
+        <w:t>C</w:t>
+      </w:r>
+      <w:r>
+        <w:rPr>
+          <w:rFonts w:ascii="Arial" w:hAnsi="Arial" w:cs="Arial"/>
+        </w:rPr>
+        <w:t xml:space="preserve">ourse </w:t>
+      </w:r>
+      <w:r>
+        <w:rPr>
+          <w:rFonts w:ascii="Arial" w:hAnsi="Arial" w:cs="Arial"/>
+        </w:rPr>
+        <w:t>I</w:t>
+      </w:r>
+      <w:r>
+        <w:rPr>
+          <w:rFonts w:ascii="Arial" w:hAnsi="Arial" w:cs="Arial"/>
+        </w:rPr>
+        <w:t xml:space="preserve">nformation </w:t>
+      </w:r>
+      <w:r>
+        <w:rPr>
+          <w:rFonts w:ascii="Arial" w:hAnsi="Arial" w:cs="Arial"/>
+        </w:rPr>
+        <w:t>S</w:t>
+      </w:r>
+      <w:r>
+        <w:rPr>
+          <w:rFonts w:ascii="Arial" w:hAnsi="Arial" w:cs="Arial"/>
+        </w:rPr>
+        <w:t>ystem</w:t>
+      </w:r>
+      <w:r>
+        <w:rPr>
+          <w:rFonts w:ascii="Arial" w:hAnsi="Arial" w:cs="Arial"/>
+        </w:rPr>
+        <w:t xml:space="preserve"> </w:t>
+      </w:r>
+      <w:r>
+        <w:rPr>
+          <w:rFonts w:ascii="Arial" w:hAnsi="Arial" w:cs="Arial"/>
+        </w:rPr>
+        <w:t>to manage course details</w:t>
+      </w:r>
+      <w:r>
+        <w:rPr>
+          <w:rFonts w:ascii="Arial" w:hAnsi="Arial" w:cs="Arial"/>
+        </w:rPr>
+        <w:t>.</w:t>
       </w:r>
     </w:p>
     <w:p>
@@ -8289,7 +9261,37 @@
         <w:rPr>
           <w:rFonts w:ascii="Arial" w:hAnsi="Arial" w:cs="Arial"/>
         </w:rPr>
-        <w:t>Check student eligibility based on prerequisites, programme requirements, and course availability.</w:t>
+        <w:t xml:space="preserve">Check student eligibility </w:t>
+      </w:r>
+      <w:r>
+        <w:rPr>
+          <w:rFonts w:ascii="Arial" w:hAnsi="Arial" w:cs="Arial"/>
+        </w:rPr>
+        <w:t>using data retrieved from the Student Information System, including</w:t>
+      </w:r>
+      <w:r>
+        <w:rPr>
+          <w:rFonts w:ascii="Arial" w:hAnsi="Arial" w:cs="Arial"/>
+        </w:rPr>
+        <w:t xml:space="preserve"> </w:t>
+      </w:r>
+      <w:r>
+        <w:rPr>
+          <w:rFonts w:ascii="Arial" w:hAnsi="Arial" w:cs="Arial"/>
+        </w:rPr>
+        <w:t xml:space="preserve">prerequisites, programme requirements, and </w:t>
+      </w:r>
+      <w:r>
+        <w:rPr>
+          <w:rFonts w:ascii="Arial" w:hAnsi="Arial" w:cs="Arial"/>
+        </w:rPr>
+        <w:t>enrolment rules</w:t>
+      </w:r>
+      <w:r>
+        <w:rPr>
+          <w:rFonts w:ascii="Arial" w:hAnsi="Arial" w:cs="Arial"/>
+        </w:rPr>
+        <w:t>.</w:t>
       </w:r>
     </w:p>
     <w:p>
@@ -8373,6 +9375,7 @@
         <w:rPr>
           <w:rFonts w:ascii="Arial" w:hAnsi="Arial" w:cs="Arial"/>
         </w:rPr>
+        <w:lastRenderedPageBreak/>
         <w:t>Finance staff should be able to:</w:t>
       </w:r>
     </w:p>
@@ -8394,7 +9397,19 @@
         <w:rPr>
           <w:rFonts w:ascii="Arial" w:hAnsi="Arial" w:cs="Arial"/>
         </w:rPr>
-        <w:t>Monitor student payment transactions through the system.</w:t>
+        <w:t xml:space="preserve">Monitor student payment </w:t>
+      </w:r>
+      <w:r>
+        <w:rPr>
+          <w:rFonts w:ascii="Arial" w:hAnsi="Arial" w:cs="Arial"/>
+        </w:rPr>
+        <w:t>status retrieved from the Finance System</w:t>
+      </w:r>
+      <w:r>
+        <w:rPr>
+          <w:rFonts w:ascii="Arial" w:hAnsi="Arial" w:cs="Arial"/>
+        </w:rPr>
+        <w:t>.</w:t>
       </w:r>
     </w:p>
     <w:p>
@@ -8415,7 +9430,22 @@
         <w:rPr>
           <w:rFonts w:ascii="Arial" w:hAnsi="Arial" w:cs="Arial"/>
         </w:rPr>
-        <w:t>Handle exceptional cases such as missing, failed, or delayed payments.</w:t>
+        <w:t>Handle exceptional cases such as missing, failed, or delayed payments</w:t>
+      </w:r>
+      <w:r>
+        <w:t xml:space="preserve"> </w:t>
+      </w:r>
+      <w:r>
+        <w:rPr>
+          <w:rFonts w:ascii="Arial" w:hAnsi="Arial" w:cs="Arial"/>
+        </w:rPr>
+        <w:t>via the Finance System</w:t>
+      </w:r>
+      <w:r>
+        <w:rPr>
+          <w:rFonts w:ascii="Arial" w:hAnsi="Arial" w:cs="Arial"/>
+        </w:rPr>
+        <w:t>.</w:t>
       </w:r>
     </w:p>
     <w:p>
@@ -8469,7 +9499,25 @@
         <w:rPr>
           <w:rFonts w:ascii="Arial" w:hAnsi="Arial" w:cs="Arial"/>
         </w:rPr>
-        <w:t>Manage User Roles and Access Control.</w:t>
+        <w:t>Manage User Roles and Access Control</w:t>
+      </w:r>
+      <w:r>
+        <w:rPr>
+          <w:rFonts w:ascii="Arial" w:hAnsi="Arial" w:cs="Arial"/>
+        </w:rPr>
+        <w:t xml:space="preserve"> </w:t>
+      </w:r>
+      <w:r>
+        <w:rPr>
+          <w:rFonts w:ascii="Arial" w:hAnsi="Arial" w:cs="Arial"/>
+        </w:rPr>
+        <w:t>using role and identity information retrieved from the HR System and Student Information System</w:t>
+      </w:r>
+      <w:r>
+        <w:rPr>
+          <w:rFonts w:ascii="Arial" w:hAnsi="Arial" w:cs="Arial"/>
+        </w:rPr>
+        <w:t>.</w:t>
       </w:r>
     </w:p>
     <w:p>
@@ -8574,8 +9622,19 @@
         <w:rPr>
           <w:rFonts w:ascii="Arial" w:hAnsi="Arial" w:cs="Arial"/>
         </w:rPr>
-        <w:lastRenderedPageBreak/>
-        <w:t>Manage integration with the university’s central database and external systems such as payment services and course information systems to support accurate and consistent data exchange</w:t>
+        <w:t xml:space="preserve">Manage integration with the </w:t>
+      </w:r>
+      <w:r>
+        <w:rPr>
+          <w:rFonts w:ascii="Arial" w:hAnsi="Arial" w:cs="Arial"/>
+        </w:rPr>
+        <w:t>Student Information System, Course Information System, HR System, and Finance System</w:t>
+      </w:r>
+      <w:r>
+        <w:rPr>
+          <w:rFonts w:ascii="Arial" w:hAnsi="Arial" w:cs="Arial"/>
+        </w:rPr>
+        <w:t xml:space="preserve"> to support accurate and consistent data exchange</w:t>
       </w:r>
       <w:r>
         <w:rPr>
@@ -8625,7 +9684,7 @@
           <w:szCs w:val="24"/>
         </w:rPr>
       </w:pPr>
-      <w:bookmarkStart w:id="19" w:name="_Toc227153829"/>
+      <w:bookmarkStart w:id="19" w:name="_Toc227195182"/>
       <w:r>
         <w:rPr>
           <w:rFonts w:ascii="Arial" w:hAnsi="Arial" w:cs="Arial"/>
@@ -8635,7 +9694,7 @@
           <w:sz w:val="24"/>
           <w:szCs w:val="24"/>
         </w:rPr>
-        <w:t>i</w:t>
+        <w:t>ii.</w:t>
       </w:r>
       <w:r>
         <w:rPr>
@@ -8646,7 +9705,7 @@
           <w:sz w:val="24"/>
           <w:szCs w:val="24"/>
         </w:rPr>
-        <w:t>i</w:t>
+        <w:t xml:space="preserve"> </w:t>
       </w:r>
       <w:r>
         <w:rPr>
@@ -8657,40 +9716,7 @@
           <w:sz w:val="24"/>
           <w:szCs w:val="24"/>
         </w:rPr>
-        <w:t>.</w:t>
-      </w:r>
-      <w:r>
-        <w:rPr>
-          <w:rFonts w:ascii="Arial" w:hAnsi="Arial" w:cs="Arial"/>
-          <w:b/>
-          <w:bCs/>
-          <w:color w:val="EE0000"/>
-          <w:sz w:val="24"/>
-          <w:szCs w:val="24"/>
-        </w:rPr>
-        <w:t xml:space="preserve"> </w:t>
-      </w:r>
-      <w:r>
-        <w:rPr>
-          <w:rFonts w:ascii="Arial" w:hAnsi="Arial" w:cs="Arial"/>
-          <w:b/>
-          <w:bCs/>
-          <w:color w:val="EE0000"/>
-          <w:sz w:val="24"/>
-          <w:szCs w:val="24"/>
-        </w:rPr>
-        <w:t>System</w:t>
-      </w:r>
-      <w:r>
-        <w:rPr>
-          <w:rFonts w:ascii="Arial" w:hAnsi="Arial" w:cs="Arial"/>
-          <w:b/>
-          <w:bCs/>
-          <w:color w:val="EE0000"/>
-          <w:sz w:val="24"/>
-          <w:szCs w:val="24"/>
-        </w:rPr>
-        <w:t xml:space="preserve"> requirements</w:t>
+        <w:t>System requirements</w:t>
       </w:r>
       <w:bookmarkEnd w:id="19"/>
     </w:p>
@@ -8733,13 +9759,7 @@
         <w:rPr>
           <w:rFonts w:ascii="Arial" w:hAnsi="Arial" w:cs="Arial"/>
         </w:rPr>
-        <w:t>The system shall automatically validate prerequisite requirements, check course capacity, and detect timetable clashes, and notify students of any issues before confirming enrolment</w:t>
-      </w:r>
-      <w:r>
-        <w:rPr>
-          <w:rFonts w:ascii="Arial" w:hAnsi="Arial" w:cs="Arial"/>
-        </w:rPr>
-        <w:t>.</w:t>
+        <w:t>The system shall integrate with the Student Information System and the Course Information System to retrieve student academic records and course information to automatically validate prerequisites, course capacity, and timetable conflicts, and provide notifications to students before enrolment confirmation.</w:t>
       </w:r>
     </w:p>
     <w:p>
@@ -8759,13 +9779,40 @@
         <w:rPr>
           <w:rFonts w:ascii="Arial" w:hAnsi="Arial" w:cs="Arial"/>
         </w:rPr>
-        <w:t>The system shall automatically verify payment status through integration with an external payment system and confirm enrolment only after successful payment verification</w:t>
+        <w:t>The system shall integrate with the Finance System to retrieve payment status and confirm enrolment only after successful payment verification</w:t>
       </w:r>
       <w:r>
         <w:rPr>
           <w:rFonts w:ascii="Arial" w:hAnsi="Arial" w:cs="Arial"/>
         </w:rPr>
         <w:t>.</w:t>
+      </w:r>
+    </w:p>
+    <w:p>
+      <w:pPr>
+        <w:pStyle w:val="ListParagraph"/>
+        <w:numPr>
+          <w:ilvl w:val="0"/>
+          <w:numId w:val="21"/>
+        </w:numPr>
+        <w:spacing w:line="360" w:lineRule="auto"/>
+        <w:jc w:val="both"/>
+        <w:rPr>
+          <w:rFonts w:ascii="Arial" w:hAnsi="Arial" w:cs="Arial"/>
+        </w:rPr>
+      </w:pPr>
+      <w:r>
+        <w:rPr>
+          <w:rFonts w:ascii="Arial" w:hAnsi="Arial" w:cs="Arial"/>
+        </w:rPr>
+        <w:t xml:space="preserve">The system shall integrate with the Student Information System and the HR System to enforce role-based access control by managing user roles </w:t>
+      </w:r>
+      <w:r>
+        <w:rPr>
+          <w:rFonts w:ascii="Arial" w:hAnsi="Arial" w:cs="Arial"/>
+        </w:rPr>
+        <w:lastRenderedPageBreak/>
+        <w:t>and permissions for all user types, ensuring that users can only access system functions and data relevant to their assigned roles.</w:t>
       </w:r>
     </w:p>
     <w:p>
@@ -8783,7 +9830,7 @@
           <w:szCs w:val="28"/>
         </w:rPr>
       </w:pPr>
-      <w:bookmarkStart w:id="20" w:name="_Toc227153830"/>
+      <w:bookmarkStart w:id="20" w:name="_Toc227195183"/>
       <w:r>
         <w:rPr>
           <w:rFonts w:ascii="Arial" w:hAnsi="Arial" w:cs="Arial"/>
@@ -8865,7 +9912,7 @@
     </w:p>
     <w:p>
       <w:pPr>
-        <w:spacing w:line="360" w:lineRule="auto"/>
+        <w:spacing w:after="0" w:line="360" w:lineRule="auto"/>
         <w:ind w:left="567"/>
         <w:jc w:val="both"/>
         <w:rPr>
@@ -8876,650 +9923,1775 @@
         <w:rPr>
           <w:rFonts w:ascii="Arial" w:hAnsi="Arial" w:cs="Arial"/>
         </w:rPr>
-        <w:t>Based on the problem statement, the system’s key functional requirements</w:t>
-      </w:r>
-      <w:r>
-        <w:rPr>
-          <w:rFonts w:ascii="Arial" w:hAnsi="Arial" w:cs="Arial"/>
-        </w:rPr>
-        <w:t xml:space="preserve"> </w:t>
-      </w:r>
-      <w:r>
-        <w:rPr>
-          <w:rFonts w:ascii="Arial" w:hAnsi="Arial" w:cs="Arial"/>
-        </w:rPr>
-        <w:t>are identified as follows</w:t>
-      </w:r>
-      <w:r>
-        <w:rPr>
-          <w:rFonts w:ascii="Arial" w:hAnsi="Arial" w:cs="Arial"/>
-        </w:rPr>
-        <w:t xml:space="preserve">: </w:t>
-      </w:r>
-    </w:p>
-    <w:p>
-      <w:pPr>
-        <w:pStyle w:val="ListParagraph"/>
-        <w:numPr>
-          <w:ilvl w:val="0"/>
-          <w:numId w:val="12"/>
-        </w:numPr>
-        <w:spacing w:line="360" w:lineRule="auto"/>
-        <w:jc w:val="both"/>
-        <w:rPr>
-          <w:rFonts w:ascii="Arial" w:hAnsi="Arial" w:cs="Arial"/>
-        </w:rPr>
-      </w:pPr>
-      <w:r>
-        <w:rPr>
-          <w:rFonts w:ascii="Arial" w:hAnsi="Arial" w:cs="Arial"/>
-        </w:rPr>
-        <w:t>Course Search and Viewing:</w:t>
-      </w:r>
-    </w:p>
-    <w:p>
-      <w:pPr>
-        <w:pStyle w:val="ListParagraph"/>
-        <w:numPr>
-          <w:ilvl w:val="1"/>
-          <w:numId w:val="12"/>
-        </w:numPr>
-        <w:spacing w:line="360" w:lineRule="auto"/>
-        <w:ind w:left="1843"/>
-        <w:jc w:val="both"/>
-        <w:rPr>
-          <w:rFonts w:ascii="Arial" w:hAnsi="Arial" w:cs="Arial"/>
-        </w:rPr>
-      </w:pPr>
-      <w:r>
-        <w:rPr>
-          <w:rFonts w:ascii="Arial" w:hAnsi="Arial" w:cs="Arial"/>
-        </w:rPr>
-        <w:t>The system shall allow students to search for available courses by course code, course name, or department.</w:t>
-      </w:r>
-    </w:p>
-    <w:p>
-      <w:pPr>
-        <w:pStyle w:val="ListParagraph"/>
-        <w:numPr>
-          <w:ilvl w:val="1"/>
-          <w:numId w:val="12"/>
-        </w:numPr>
-        <w:spacing w:line="360" w:lineRule="auto"/>
-        <w:ind w:left="1843"/>
-        <w:jc w:val="both"/>
-        <w:rPr>
-          <w:rFonts w:ascii="Arial" w:hAnsi="Arial" w:cs="Arial"/>
-        </w:rPr>
-      </w:pPr>
-      <w:r>
-        <w:rPr>
-          <w:rFonts w:ascii="Arial" w:hAnsi="Arial" w:cs="Arial"/>
-        </w:rPr>
-        <w:t>The system shall display detailed course information, including course description, prerequisites, capacity, and timetable.</w:t>
-      </w:r>
-    </w:p>
-    <w:p>
-      <w:pPr>
-        <w:pStyle w:val="ListParagraph"/>
-        <w:numPr>
-          <w:ilvl w:val="0"/>
-          <w:numId w:val="12"/>
-        </w:numPr>
-        <w:spacing w:line="360" w:lineRule="auto"/>
-        <w:jc w:val="both"/>
-        <w:rPr>
-          <w:rFonts w:ascii="Arial" w:hAnsi="Arial" w:cs="Arial"/>
-        </w:rPr>
-      </w:pPr>
-      <w:r>
-        <w:rPr>
-          <w:rFonts w:ascii="Arial" w:hAnsi="Arial" w:cs="Arial"/>
-        </w:rPr>
-        <w:t>Course Enrolment:</w:t>
-      </w:r>
-    </w:p>
-    <w:p>
-      <w:pPr>
-        <w:pStyle w:val="ListParagraph"/>
-        <w:numPr>
-          <w:ilvl w:val="1"/>
-          <w:numId w:val="5"/>
-        </w:numPr>
-        <w:spacing w:line="360" w:lineRule="auto"/>
-        <w:ind w:left="1843"/>
-        <w:jc w:val="both"/>
-        <w:rPr>
-          <w:rFonts w:ascii="Arial" w:hAnsi="Arial" w:cs="Arial"/>
-        </w:rPr>
-      </w:pPr>
-      <w:r>
-        <w:rPr>
-          <w:rFonts w:ascii="Arial" w:hAnsi="Arial" w:cs="Arial"/>
-        </w:rPr>
-        <w:t>The system shall allow students to enrol in selected courses.</w:t>
-      </w:r>
-    </w:p>
-    <w:p>
-      <w:pPr>
-        <w:pStyle w:val="ListParagraph"/>
-        <w:numPr>
-          <w:ilvl w:val="1"/>
-          <w:numId w:val="5"/>
-        </w:numPr>
-        <w:spacing w:line="360" w:lineRule="auto"/>
-        <w:ind w:left="1843"/>
-        <w:jc w:val="both"/>
-        <w:rPr>
-          <w:rFonts w:ascii="Arial" w:hAnsi="Arial" w:cs="Arial"/>
-        </w:rPr>
-      </w:pPr>
-      <w:r>
-        <w:rPr>
-          <w:rFonts w:ascii="Arial" w:hAnsi="Arial" w:cs="Arial"/>
-        </w:rPr>
-        <w:t>The system shall automatically check prerequisites before allowing enrolment.</w:t>
-      </w:r>
-    </w:p>
-    <w:p>
-      <w:pPr>
-        <w:pStyle w:val="ListParagraph"/>
-        <w:numPr>
-          <w:ilvl w:val="1"/>
-          <w:numId w:val="5"/>
-        </w:numPr>
-        <w:spacing w:line="360" w:lineRule="auto"/>
-        <w:ind w:left="1843"/>
-        <w:jc w:val="both"/>
-        <w:rPr>
-          <w:rFonts w:ascii="Arial" w:hAnsi="Arial" w:cs="Arial"/>
-        </w:rPr>
-      </w:pPr>
-      <w:r>
-        <w:rPr>
-          <w:rFonts w:ascii="Arial" w:hAnsi="Arial" w:cs="Arial"/>
-        </w:rPr>
-        <w:t>The system shall automatically verify course availability before confirming enrolment.</w:t>
-      </w:r>
-    </w:p>
-    <w:p>
-      <w:pPr>
-        <w:pStyle w:val="ListParagraph"/>
-        <w:numPr>
-          <w:ilvl w:val="1"/>
-          <w:numId w:val="5"/>
-        </w:numPr>
-        <w:spacing w:line="360" w:lineRule="auto"/>
-        <w:ind w:left="1843"/>
-        <w:jc w:val="both"/>
-        <w:rPr>
-          <w:rFonts w:ascii="Arial" w:hAnsi="Arial" w:cs="Arial"/>
-        </w:rPr>
-      </w:pPr>
-      <w:r>
-        <w:rPr>
-          <w:rFonts w:ascii="Arial" w:hAnsi="Arial" w:cs="Arial"/>
-        </w:rPr>
-        <w:t>The system shall detect timetable clashes and notify students before enrolment confirmation.</w:t>
-      </w:r>
-    </w:p>
-    <w:p>
-      <w:pPr>
-        <w:pStyle w:val="ListParagraph"/>
-        <w:numPr>
-          <w:ilvl w:val="1"/>
-          <w:numId w:val="5"/>
-        </w:numPr>
-        <w:spacing w:line="360" w:lineRule="auto"/>
-        <w:ind w:left="1843"/>
-        <w:jc w:val="both"/>
-        <w:rPr>
-          <w:rFonts w:ascii="Arial" w:hAnsi="Arial" w:cs="Arial"/>
-        </w:rPr>
-      </w:pPr>
-      <w:r>
-        <w:rPr>
-          <w:rFonts w:ascii="Arial" w:hAnsi="Arial" w:cs="Arial"/>
-        </w:rPr>
-        <w:lastRenderedPageBreak/>
-        <w:t>The system shall allow students to adjust their course selection if timetable conflicts are detected.</w:t>
-      </w:r>
-    </w:p>
-    <w:p>
-      <w:pPr>
-        <w:pStyle w:val="ListParagraph"/>
-        <w:numPr>
-          <w:ilvl w:val="0"/>
-          <w:numId w:val="12"/>
-        </w:numPr>
-        <w:spacing w:line="360" w:lineRule="auto"/>
-        <w:jc w:val="both"/>
-        <w:rPr>
-          <w:rFonts w:ascii="Arial" w:hAnsi="Arial" w:cs="Arial"/>
-        </w:rPr>
-      </w:pPr>
-      <w:r>
-        <w:rPr>
-          <w:rFonts w:ascii="Arial" w:hAnsi="Arial" w:cs="Arial"/>
-        </w:rPr>
-        <w:t>Timetable Management (Enrolment View):</w:t>
-      </w:r>
-    </w:p>
-    <w:p>
-      <w:pPr>
-        <w:pStyle w:val="ListParagraph"/>
-        <w:numPr>
-          <w:ilvl w:val="1"/>
-          <w:numId w:val="5"/>
-        </w:numPr>
-        <w:spacing w:line="360" w:lineRule="auto"/>
-        <w:ind w:left="1843"/>
-        <w:jc w:val="both"/>
-        <w:rPr>
-          <w:rFonts w:ascii="Arial" w:hAnsi="Arial" w:cs="Arial"/>
-        </w:rPr>
-      </w:pPr>
-      <w:r>
-        <w:rPr>
-          <w:rFonts w:ascii="Arial" w:hAnsi="Arial" w:cs="Arial"/>
-        </w:rPr>
-        <w:t>The system shall display a timetable of the student’s enrolled courses.</w:t>
-      </w:r>
-    </w:p>
-    <w:p>
-      <w:pPr>
-        <w:pStyle w:val="ListParagraph"/>
-        <w:numPr>
-          <w:ilvl w:val="1"/>
-          <w:numId w:val="5"/>
-        </w:numPr>
-        <w:spacing w:line="360" w:lineRule="auto"/>
-        <w:ind w:left="1843"/>
-        <w:jc w:val="both"/>
-        <w:rPr>
-          <w:rFonts w:ascii="Arial" w:hAnsi="Arial" w:cs="Arial"/>
-        </w:rPr>
-      </w:pPr>
-      <w:r>
-        <w:rPr>
-          <w:rFonts w:ascii="Arial" w:hAnsi="Arial" w:cs="Arial"/>
-        </w:rPr>
-        <w:t>The system shall visually highlight any timetable clashes between selected courses.</w:t>
-      </w:r>
-    </w:p>
-    <w:p>
-      <w:pPr>
-        <w:pStyle w:val="ListParagraph"/>
-        <w:numPr>
-          <w:ilvl w:val="0"/>
-          <w:numId w:val="12"/>
-        </w:numPr>
-        <w:spacing w:line="360" w:lineRule="auto"/>
-        <w:jc w:val="both"/>
-        <w:rPr>
-          <w:rFonts w:ascii="Arial" w:hAnsi="Arial" w:cs="Arial"/>
-        </w:rPr>
-      </w:pPr>
-      <w:r>
-        <w:rPr>
-          <w:rFonts w:ascii="Arial" w:hAnsi="Arial" w:cs="Arial"/>
-        </w:rPr>
-        <w:t>Staff Course Management:</w:t>
-      </w:r>
-    </w:p>
-    <w:p>
-      <w:pPr>
-        <w:pStyle w:val="ListParagraph"/>
-        <w:numPr>
-          <w:ilvl w:val="1"/>
-          <w:numId w:val="5"/>
-        </w:numPr>
-        <w:spacing w:line="360" w:lineRule="auto"/>
-        <w:ind w:left="1843"/>
-        <w:jc w:val="both"/>
-        <w:rPr>
-          <w:rFonts w:ascii="Arial" w:hAnsi="Arial" w:cs="Arial"/>
-        </w:rPr>
-      </w:pPr>
-      <w:r>
-        <w:rPr>
-          <w:rFonts w:ascii="Arial" w:hAnsi="Arial" w:cs="Arial"/>
-        </w:rPr>
-        <w:t>The system shall allow Academic Department staff to add, update, and remove course information, including descriptions, prerequisites, capacity, and timetable details.</w:t>
-      </w:r>
-    </w:p>
-    <w:p>
-      <w:pPr>
-        <w:pStyle w:val="ListParagraph"/>
-        <w:numPr>
-          <w:ilvl w:val="1"/>
-          <w:numId w:val="5"/>
-        </w:numPr>
-        <w:spacing w:line="360" w:lineRule="auto"/>
-        <w:ind w:left="1843"/>
-        <w:jc w:val="both"/>
-        <w:rPr>
-          <w:rFonts w:ascii="Arial" w:hAnsi="Arial" w:cs="Arial"/>
-        </w:rPr>
-      </w:pPr>
-      <w:r>
-        <w:rPr>
-          <w:rFonts w:ascii="Arial" w:hAnsi="Arial" w:cs="Arial"/>
-        </w:rPr>
-        <w:t>The system shall allow Registry/Admissions staff to review and approve student enrolment requests.</w:t>
-      </w:r>
-    </w:p>
-    <w:p>
-      <w:pPr>
-        <w:pStyle w:val="ListParagraph"/>
-        <w:numPr>
-          <w:ilvl w:val="1"/>
-          <w:numId w:val="5"/>
-        </w:numPr>
-        <w:spacing w:line="360" w:lineRule="auto"/>
-        <w:ind w:left="1843"/>
-        <w:jc w:val="both"/>
-        <w:rPr>
-          <w:rFonts w:ascii="Arial" w:hAnsi="Arial" w:cs="Arial"/>
-        </w:rPr>
-      </w:pPr>
-      <w:r>
-        <w:rPr>
-          <w:rFonts w:ascii="Arial" w:hAnsi="Arial" w:cs="Arial"/>
-        </w:rPr>
-        <w:t>The system shall enforce prerequisite, course capacity, and timetable clash rules during approval.</w:t>
-      </w:r>
-    </w:p>
-    <w:p>
-      <w:pPr>
-        <w:pStyle w:val="ListParagraph"/>
-        <w:numPr>
-          <w:ilvl w:val="0"/>
-          <w:numId w:val="12"/>
-        </w:numPr>
-        <w:spacing w:line="360" w:lineRule="auto"/>
-        <w:jc w:val="both"/>
-        <w:rPr>
-          <w:rFonts w:ascii="Arial" w:hAnsi="Arial" w:cs="Arial"/>
-        </w:rPr>
-      </w:pPr>
-      <w:r>
-        <w:rPr>
-          <w:rFonts w:ascii="Arial" w:hAnsi="Arial" w:cs="Arial"/>
-        </w:rPr>
-        <w:t>Payment Processing and Enrolment Confirmation:</w:t>
-      </w:r>
-    </w:p>
-    <w:p>
-      <w:pPr>
-        <w:pStyle w:val="ListParagraph"/>
-        <w:numPr>
-          <w:ilvl w:val="1"/>
-          <w:numId w:val="5"/>
-        </w:numPr>
-        <w:spacing w:line="360" w:lineRule="auto"/>
-        <w:ind w:left="1843"/>
-        <w:jc w:val="both"/>
-        <w:rPr>
-          <w:rFonts w:ascii="Arial" w:hAnsi="Arial" w:cs="Arial"/>
-        </w:rPr>
-      </w:pPr>
-      <w:r>
-        <w:rPr>
-          <w:rFonts w:ascii="Arial" w:hAnsi="Arial" w:cs="Arial"/>
-        </w:rPr>
-        <w:t>The system shall allow Finance Department staff to process tuition and course-related payments.</w:t>
-      </w:r>
-    </w:p>
-    <w:p>
-      <w:pPr>
-        <w:pStyle w:val="ListParagraph"/>
-        <w:numPr>
-          <w:ilvl w:val="1"/>
-          <w:numId w:val="5"/>
-        </w:numPr>
-        <w:spacing w:line="360" w:lineRule="auto"/>
-        <w:ind w:left="1843"/>
-        <w:jc w:val="both"/>
-        <w:rPr>
-          <w:rFonts w:ascii="Arial" w:hAnsi="Arial" w:cs="Arial"/>
-        </w:rPr>
-      </w:pPr>
-      <w:r>
-        <w:rPr>
-          <w:rFonts w:ascii="Arial" w:hAnsi="Arial" w:cs="Arial"/>
-        </w:rPr>
-        <w:t>The system shall confirm student enrolment only after successful payment verification.</w:t>
-      </w:r>
-    </w:p>
-    <w:p>
-      <w:pPr>
-        <w:pStyle w:val="ListParagraph"/>
-        <w:numPr>
-          <w:ilvl w:val="1"/>
-          <w:numId w:val="5"/>
-        </w:numPr>
-        <w:spacing w:line="360" w:lineRule="auto"/>
-        <w:ind w:left="1843"/>
-        <w:jc w:val="both"/>
-        <w:rPr>
-          <w:rFonts w:ascii="Arial" w:hAnsi="Arial" w:cs="Arial"/>
-        </w:rPr>
-      </w:pPr>
-      <w:r>
-        <w:rPr>
-          <w:rFonts w:ascii="Arial" w:hAnsi="Arial" w:cs="Arial"/>
-        </w:rPr>
-        <w:t>The system shall automatically update enrolment status after payment confirmation.</w:t>
-      </w:r>
-    </w:p>
-    <w:p>
-      <w:pPr>
-        <w:pStyle w:val="ListParagraph"/>
-        <w:numPr>
-          <w:ilvl w:val="0"/>
-          <w:numId w:val="12"/>
-        </w:numPr>
-        <w:spacing w:line="360" w:lineRule="auto"/>
-        <w:jc w:val="both"/>
-        <w:rPr>
-          <w:rFonts w:ascii="Arial" w:hAnsi="Arial" w:cs="Arial"/>
-        </w:rPr>
-      </w:pPr>
-      <w:r>
-        <w:rPr>
-          <w:rFonts w:ascii="Arial" w:hAnsi="Arial" w:cs="Arial"/>
-        </w:rPr>
-        <w:t>Notifications:</w:t>
-      </w:r>
-    </w:p>
-    <w:p>
-      <w:pPr>
-        <w:pStyle w:val="ListParagraph"/>
-        <w:numPr>
-          <w:ilvl w:val="1"/>
-          <w:numId w:val="5"/>
-        </w:numPr>
-        <w:spacing w:line="360" w:lineRule="auto"/>
-        <w:ind w:left="1843"/>
-        <w:jc w:val="both"/>
-        <w:rPr>
-          <w:rFonts w:ascii="Arial" w:hAnsi="Arial" w:cs="Arial"/>
-        </w:rPr>
-      </w:pPr>
-      <w:r>
-        <w:rPr>
-          <w:rFonts w:ascii="Arial" w:hAnsi="Arial" w:cs="Arial"/>
-        </w:rPr>
-        <w:t>The system shall notify students of successful enrolment confirmation.</w:t>
-      </w:r>
-    </w:p>
-    <w:p>
-      <w:pPr>
-        <w:pStyle w:val="ListParagraph"/>
-        <w:numPr>
-          <w:ilvl w:val="1"/>
-          <w:numId w:val="5"/>
-        </w:numPr>
-        <w:spacing w:line="360" w:lineRule="auto"/>
-        <w:ind w:left="1843"/>
-        <w:jc w:val="both"/>
-        <w:rPr>
-          <w:rFonts w:ascii="Arial" w:hAnsi="Arial" w:cs="Arial"/>
-        </w:rPr>
-      </w:pPr>
-      <w:r>
-        <w:rPr>
-          <w:rFonts w:ascii="Arial" w:hAnsi="Arial" w:cs="Arial"/>
-        </w:rPr>
-        <w:t>The system shall notify students of any enrolment issues, including timetable clashes or prerequisite violations.</w:t>
-      </w:r>
-    </w:p>
-    <w:p>
-      <w:pPr>
-        <w:pStyle w:val="ListParagraph"/>
-        <w:numPr>
-          <w:ilvl w:val="1"/>
-          <w:numId w:val="5"/>
-        </w:numPr>
-        <w:spacing w:line="360" w:lineRule="auto"/>
-        <w:ind w:left="1843"/>
-        <w:jc w:val="both"/>
-        <w:rPr>
-          <w:rFonts w:ascii="Arial" w:hAnsi="Arial" w:cs="Arial"/>
-        </w:rPr>
-      </w:pPr>
-      <w:r>
-        <w:rPr>
-          <w:rFonts w:ascii="Arial" w:hAnsi="Arial" w:cs="Arial"/>
-        </w:rPr>
-        <w:t>The system shall notify staff of pending enrolment requests requiring approval.</w:t>
-      </w:r>
-    </w:p>
-    <w:p>
-      <w:pPr>
-        <w:pStyle w:val="ListParagraph"/>
-        <w:numPr>
-          <w:ilvl w:val="0"/>
-          <w:numId w:val="12"/>
-        </w:numPr>
-        <w:spacing w:line="360" w:lineRule="auto"/>
-        <w:jc w:val="both"/>
-        <w:rPr>
-          <w:rFonts w:ascii="Arial" w:hAnsi="Arial" w:cs="Arial"/>
-        </w:rPr>
-      </w:pPr>
-      <w:r>
-        <w:rPr>
-          <w:rFonts w:ascii="Arial" w:hAnsi="Arial" w:cs="Arial"/>
-        </w:rPr>
-        <w:t>User Access and Security:</w:t>
-      </w:r>
-    </w:p>
-    <w:p>
-      <w:pPr>
-        <w:pStyle w:val="ListParagraph"/>
-        <w:numPr>
-          <w:ilvl w:val="1"/>
-          <w:numId w:val="5"/>
-        </w:numPr>
-        <w:spacing w:line="360" w:lineRule="auto"/>
-        <w:ind w:left="1843"/>
-        <w:jc w:val="both"/>
-        <w:rPr>
-          <w:rFonts w:ascii="Arial" w:hAnsi="Arial" w:cs="Arial"/>
-        </w:rPr>
-      </w:pPr>
-      <w:r>
-        <w:rPr>
-          <w:rFonts w:ascii="Arial" w:hAnsi="Arial" w:cs="Arial"/>
-        </w:rPr>
-        <w:t>The system shall restrict access to features based on user roles (Student, Academic Staff, Registry Staff, Finance Staff).</w:t>
-      </w:r>
-    </w:p>
-    <w:p>
-      <w:pPr>
-        <w:pStyle w:val="ListParagraph"/>
-        <w:numPr>
-          <w:ilvl w:val="1"/>
-          <w:numId w:val="5"/>
-        </w:numPr>
-        <w:spacing w:line="360" w:lineRule="auto"/>
-        <w:ind w:left="1843"/>
-        <w:jc w:val="both"/>
-        <w:rPr>
-          <w:rFonts w:ascii="Arial" w:hAnsi="Arial" w:cs="Arial"/>
-        </w:rPr>
-      </w:pPr>
-      <w:r>
-        <w:rPr>
-          <w:rFonts w:ascii="Arial" w:hAnsi="Arial" w:cs="Arial"/>
-        </w:rPr>
-        <w:lastRenderedPageBreak/>
-        <w:t>The system shall require authentication before allowing access to any student or staff data.</w:t>
-      </w:r>
-    </w:p>
-    <w:p>
-      <w:pPr>
-        <w:pStyle w:val="ListParagraph"/>
-        <w:numPr>
-          <w:ilvl w:val="0"/>
-          <w:numId w:val="12"/>
-        </w:numPr>
-        <w:spacing w:line="360" w:lineRule="auto"/>
-        <w:jc w:val="both"/>
-        <w:rPr>
-          <w:rFonts w:ascii="Arial" w:hAnsi="Arial" w:cs="Arial"/>
-        </w:rPr>
-      </w:pPr>
-      <w:r>
-        <w:rPr>
-          <w:rFonts w:ascii="Arial" w:hAnsi="Arial" w:cs="Arial"/>
-        </w:rPr>
-        <w:t>Reporting and Audit:</w:t>
-      </w:r>
-    </w:p>
-    <w:p>
-      <w:pPr>
-        <w:pStyle w:val="ListParagraph"/>
-        <w:numPr>
-          <w:ilvl w:val="1"/>
-          <w:numId w:val="5"/>
-        </w:numPr>
-        <w:spacing w:line="360" w:lineRule="auto"/>
-        <w:ind w:left="1843"/>
-        <w:jc w:val="both"/>
-        <w:rPr>
-          <w:rFonts w:ascii="Arial" w:hAnsi="Arial" w:cs="Arial"/>
-        </w:rPr>
-      </w:pPr>
-      <w:r>
-        <w:rPr>
-          <w:rFonts w:ascii="Arial" w:hAnsi="Arial" w:cs="Arial"/>
-        </w:rPr>
-        <w:t>The system shall generate enrolment reports for students, courses, and departments.</w:t>
-      </w:r>
-    </w:p>
-    <w:p>
-      <w:pPr>
-        <w:pStyle w:val="ListParagraph"/>
-        <w:numPr>
-          <w:ilvl w:val="1"/>
-          <w:numId w:val="5"/>
-        </w:numPr>
-        <w:spacing w:line="360" w:lineRule="auto"/>
-        <w:ind w:left="1843"/>
-        <w:jc w:val="both"/>
-        <w:rPr>
-          <w:rFonts w:ascii="Arial" w:hAnsi="Arial" w:cs="Arial"/>
-        </w:rPr>
-      </w:pPr>
-      <w:r>
-        <w:rPr>
-          <w:rFonts w:ascii="Arial" w:hAnsi="Arial" w:cs="Arial"/>
-        </w:rPr>
-        <w:t>The system shall maintain an audit trail of all enrolment, approval, and payment transactions.</w:t>
-      </w:r>
+        <w:t>Based on the user and system requirements above, the functional requirements of the Student Enrolment System are defined as follows</w:t>
+      </w:r>
+      <w:r>
+        <w:rPr>
+          <w:rFonts w:ascii="Arial" w:hAnsi="Arial" w:cs="Arial"/>
+        </w:rPr>
+        <w:t xml:space="preserve">:  </w:t>
+      </w:r>
+    </w:p>
+    <w:tbl>
+      <w:tblPr>
+        <w:tblStyle w:val="TableGrid"/>
+        <w:tblW w:w="8760" w:type="dxa"/>
+        <w:tblInd w:w="562" w:type="dxa"/>
+        <w:tblLook w:val="04A0" w:firstRow="1" w:lastRow="0" w:firstColumn="1" w:lastColumn="0" w:noHBand="0" w:noVBand="1"/>
+      </w:tblPr>
+      <w:tblGrid>
+        <w:gridCol w:w="803"/>
+        <w:gridCol w:w="6994"/>
+        <w:gridCol w:w="963"/>
+      </w:tblGrid>
+      <w:tr>
+        <w:tc>
+          <w:tcPr>
+            <w:tcW w:w="803" w:type="dxa"/>
+            <w:vAlign w:val="center"/>
+          </w:tcPr>
+          <w:p>
+            <w:pPr>
+              <w:jc w:val="center"/>
+              <w:rPr>
+                <w:rFonts w:ascii="Arial" w:hAnsi="Arial" w:cs="Arial"/>
+              </w:rPr>
+            </w:pPr>
+            <w:r>
+              <w:rPr>
+                <w:rFonts w:ascii="Arial" w:hAnsi="Arial" w:cs="Arial"/>
+              </w:rPr>
+              <w:t>ID</w:t>
+            </w:r>
+          </w:p>
+        </w:tc>
+        <w:tc>
+          <w:tcPr>
+            <w:tcW w:w="6994" w:type="dxa"/>
+            <w:vAlign w:val="center"/>
+          </w:tcPr>
+          <w:p>
+            <w:pPr>
+              <w:jc w:val="center"/>
+              <w:rPr>
+                <w:rFonts w:ascii="Arial" w:hAnsi="Arial" w:cs="Arial"/>
+              </w:rPr>
+            </w:pPr>
+            <w:r>
+              <w:rPr>
+                <w:rFonts w:ascii="Arial" w:hAnsi="Arial" w:cs="Arial"/>
+              </w:rPr>
+              <w:t>Functional Requirement</w:t>
+            </w:r>
+          </w:p>
+        </w:tc>
+        <w:tc>
+          <w:tcPr>
+            <w:tcW w:w="963" w:type="dxa"/>
+            <w:vAlign w:val="center"/>
+          </w:tcPr>
+          <w:p>
+            <w:pPr>
+              <w:jc w:val="center"/>
+              <w:rPr>
+                <w:rFonts w:ascii="Arial" w:hAnsi="Arial" w:cs="Arial"/>
+              </w:rPr>
+            </w:pPr>
+            <w:r>
+              <w:rPr>
+                <w:rFonts w:ascii="Arial" w:hAnsi="Arial" w:cs="Arial"/>
+              </w:rPr>
+              <w:t>Priority</w:t>
+            </w:r>
+          </w:p>
+        </w:tc>
+      </w:tr>
+      <w:tr>
+        <w:tc>
+          <w:tcPr>
+            <w:tcW w:w="803" w:type="dxa"/>
+            <w:vAlign w:val="center"/>
+          </w:tcPr>
+          <w:p>
+            <w:pPr>
+              <w:jc w:val="center"/>
+              <w:rPr>
+                <w:rFonts w:ascii="Arial" w:hAnsi="Arial" w:cs="Arial"/>
+              </w:rPr>
+            </w:pPr>
+            <w:r>
+              <w:rPr>
+                <w:rFonts w:ascii="Arial" w:hAnsi="Arial" w:cs="Arial"/>
+              </w:rPr>
+              <w:t>FR1</w:t>
+            </w:r>
+          </w:p>
+        </w:tc>
+        <w:tc>
+          <w:tcPr>
+            <w:tcW w:w="6994" w:type="dxa"/>
+            <w:vAlign w:val="center"/>
+          </w:tcPr>
+          <w:p>
+            <w:pPr>
+              <w:jc w:val="both"/>
+              <w:rPr>
+                <w:rFonts w:ascii="Arial" w:hAnsi="Arial" w:cs="Arial"/>
+              </w:rPr>
+            </w:pPr>
+            <w:r>
+              <w:rPr>
+                <w:rFonts w:ascii="Arial" w:hAnsi="Arial" w:cs="Arial"/>
+              </w:rPr>
+              <w:t>The system shall allow students to search for available courses based on criteria such as course name, topic, or programme</w:t>
+            </w:r>
+          </w:p>
+        </w:tc>
+        <w:tc>
+          <w:tcPr>
+            <w:tcW w:w="963" w:type="dxa"/>
+            <w:vAlign w:val="center"/>
+          </w:tcPr>
+          <w:p>
+            <w:pPr>
+              <w:jc w:val="center"/>
+              <w:rPr>
+                <w:rFonts w:ascii="Arial" w:hAnsi="Arial" w:cs="Arial"/>
+              </w:rPr>
+            </w:pPr>
+            <w:r>
+              <w:rPr>
+                <w:rFonts w:ascii="Arial" w:hAnsi="Arial" w:cs="Arial"/>
+              </w:rPr>
+              <w:t>High</w:t>
+            </w:r>
+          </w:p>
+        </w:tc>
+      </w:tr>
+      <w:tr>
+        <w:tc>
+          <w:tcPr>
+            <w:tcW w:w="803" w:type="dxa"/>
+            <w:vAlign w:val="center"/>
+          </w:tcPr>
+          <w:p>
+            <w:pPr>
+              <w:jc w:val="center"/>
+              <w:rPr>
+                <w:rFonts w:ascii="Arial" w:hAnsi="Arial" w:cs="Arial"/>
+              </w:rPr>
+            </w:pPr>
+            <w:r>
+              <w:rPr>
+                <w:rFonts w:ascii="Arial" w:hAnsi="Arial" w:cs="Arial"/>
+              </w:rPr>
+              <w:t>FR2</w:t>
+            </w:r>
+          </w:p>
+        </w:tc>
+        <w:tc>
+          <w:tcPr>
+            <w:tcW w:w="6994" w:type="dxa"/>
+            <w:vAlign w:val="center"/>
+          </w:tcPr>
+          <w:p>
+            <w:pPr>
+              <w:jc w:val="both"/>
+              <w:rPr>
+                <w:rFonts w:ascii="Arial" w:hAnsi="Arial" w:cs="Arial"/>
+              </w:rPr>
+            </w:pPr>
+            <w:r>
+              <w:rPr>
+                <w:rFonts w:ascii="Arial" w:hAnsi="Arial" w:cs="Arial"/>
+              </w:rPr>
+              <w:t>The system shall retrieve course information from the existing course information system</w:t>
+            </w:r>
+          </w:p>
+        </w:tc>
+        <w:tc>
+          <w:tcPr>
+            <w:tcW w:w="963" w:type="dxa"/>
+            <w:vAlign w:val="center"/>
+          </w:tcPr>
+          <w:p>
+            <w:pPr>
+              <w:jc w:val="center"/>
+              <w:rPr>
+                <w:rFonts w:ascii="Arial" w:hAnsi="Arial" w:cs="Arial"/>
+              </w:rPr>
+            </w:pPr>
+            <w:r>
+              <w:rPr>
+                <w:rFonts w:ascii="Arial" w:hAnsi="Arial" w:cs="Arial"/>
+              </w:rPr>
+              <w:t>High</w:t>
+            </w:r>
+          </w:p>
+        </w:tc>
+      </w:tr>
+      <w:tr>
+        <w:tc>
+          <w:tcPr>
+            <w:tcW w:w="803" w:type="dxa"/>
+            <w:vAlign w:val="center"/>
+          </w:tcPr>
+          <w:p>
+            <w:pPr>
+              <w:jc w:val="center"/>
+              <w:rPr>
+                <w:rFonts w:ascii="Arial" w:hAnsi="Arial" w:cs="Arial"/>
+              </w:rPr>
+            </w:pPr>
+            <w:r>
+              <w:rPr>
+                <w:rFonts w:ascii="Arial" w:hAnsi="Arial" w:cs="Arial"/>
+              </w:rPr>
+              <w:t>FR3</w:t>
+            </w:r>
+          </w:p>
+        </w:tc>
+        <w:tc>
+          <w:tcPr>
+            <w:tcW w:w="6994" w:type="dxa"/>
+            <w:vAlign w:val="center"/>
+          </w:tcPr>
+          <w:p>
+            <w:pPr>
+              <w:jc w:val="both"/>
+              <w:rPr>
+                <w:rFonts w:ascii="Arial" w:hAnsi="Arial" w:cs="Arial"/>
+              </w:rPr>
+            </w:pPr>
+            <w:r>
+              <w:rPr>
+                <w:rFonts w:ascii="Arial" w:hAnsi="Arial" w:cs="Arial"/>
+              </w:rPr>
+              <w:t xml:space="preserve">The system shall allow students to view </w:t>
+            </w:r>
+            <w:r>
+              <w:rPr>
+                <w:rFonts w:ascii="Arial" w:hAnsi="Arial" w:cs="Arial"/>
+              </w:rPr>
+              <w:t>retrieved</w:t>
+            </w:r>
+            <w:r>
+              <w:rPr>
+                <w:rFonts w:ascii="Arial" w:hAnsi="Arial" w:cs="Arial"/>
+              </w:rPr>
+              <w:t xml:space="preserve"> course information, including prerequisites, timetable schedules, and course availability</w:t>
+            </w:r>
+          </w:p>
+        </w:tc>
+        <w:tc>
+          <w:tcPr>
+            <w:tcW w:w="963" w:type="dxa"/>
+            <w:vAlign w:val="center"/>
+          </w:tcPr>
+          <w:p>
+            <w:pPr>
+              <w:jc w:val="center"/>
+              <w:rPr>
+                <w:rFonts w:ascii="Arial" w:hAnsi="Arial" w:cs="Arial"/>
+              </w:rPr>
+            </w:pPr>
+            <w:r>
+              <w:rPr>
+                <w:rFonts w:ascii="Arial" w:hAnsi="Arial" w:cs="Arial"/>
+              </w:rPr>
+              <w:t>High</w:t>
+            </w:r>
+          </w:p>
+        </w:tc>
+      </w:tr>
+      <w:tr>
+        <w:tc>
+          <w:tcPr>
+            <w:tcW w:w="803" w:type="dxa"/>
+            <w:vAlign w:val="center"/>
+          </w:tcPr>
+          <w:p>
+            <w:pPr>
+              <w:jc w:val="center"/>
+              <w:rPr>
+                <w:rFonts w:ascii="Arial" w:hAnsi="Arial" w:cs="Arial"/>
+              </w:rPr>
+            </w:pPr>
+            <w:r>
+              <w:rPr>
+                <w:rFonts w:ascii="Arial" w:hAnsi="Arial" w:cs="Arial"/>
+              </w:rPr>
+              <w:t>FR4</w:t>
+            </w:r>
+          </w:p>
+        </w:tc>
+        <w:tc>
+          <w:tcPr>
+            <w:tcW w:w="6994" w:type="dxa"/>
+            <w:vAlign w:val="center"/>
+          </w:tcPr>
+          <w:p>
+            <w:pPr>
+              <w:jc w:val="both"/>
+              <w:rPr>
+                <w:rFonts w:ascii="Arial" w:hAnsi="Arial" w:cs="Arial"/>
+              </w:rPr>
+            </w:pPr>
+            <w:r>
+              <w:rPr>
+                <w:rFonts w:ascii="Arial" w:hAnsi="Arial" w:cs="Arial"/>
+              </w:rPr>
+              <w:t>The system shall allow students to select courses</w:t>
+            </w:r>
+          </w:p>
+        </w:tc>
+        <w:tc>
+          <w:tcPr>
+            <w:tcW w:w="963" w:type="dxa"/>
+            <w:vAlign w:val="center"/>
+          </w:tcPr>
+          <w:p>
+            <w:pPr>
+              <w:jc w:val="center"/>
+              <w:rPr>
+                <w:rFonts w:ascii="Arial" w:hAnsi="Arial" w:cs="Arial"/>
+              </w:rPr>
+            </w:pPr>
+            <w:r>
+              <w:rPr>
+                <w:rFonts w:ascii="Arial" w:hAnsi="Arial" w:cs="Arial"/>
+              </w:rPr>
+              <w:t>High</w:t>
+            </w:r>
+          </w:p>
+        </w:tc>
+      </w:tr>
+      <w:tr>
+        <w:tc>
+          <w:tcPr>
+            <w:tcW w:w="803" w:type="dxa"/>
+            <w:vAlign w:val="center"/>
+          </w:tcPr>
+          <w:p>
+            <w:pPr>
+              <w:jc w:val="center"/>
+              <w:rPr>
+                <w:rFonts w:ascii="Arial" w:hAnsi="Arial" w:cs="Arial"/>
+              </w:rPr>
+            </w:pPr>
+            <w:r>
+              <w:rPr>
+                <w:rFonts w:ascii="Arial" w:hAnsi="Arial" w:cs="Arial"/>
+              </w:rPr>
+              <w:t>FR5</w:t>
+            </w:r>
+          </w:p>
+        </w:tc>
+        <w:tc>
+          <w:tcPr>
+            <w:tcW w:w="6994" w:type="dxa"/>
+            <w:vAlign w:val="center"/>
+          </w:tcPr>
+          <w:p>
+            <w:pPr>
+              <w:jc w:val="both"/>
+              <w:rPr>
+                <w:rFonts w:ascii="Arial" w:hAnsi="Arial" w:cs="Arial"/>
+              </w:rPr>
+            </w:pPr>
+            <w:r>
+              <w:rPr>
+                <w:rFonts w:ascii="Arial" w:hAnsi="Arial" w:cs="Arial"/>
+              </w:rPr>
+              <w:t>The system shall allow students to enrol in courses</w:t>
+            </w:r>
+          </w:p>
+        </w:tc>
+        <w:tc>
+          <w:tcPr>
+            <w:tcW w:w="963" w:type="dxa"/>
+            <w:vAlign w:val="center"/>
+          </w:tcPr>
+          <w:p>
+            <w:pPr>
+              <w:jc w:val="center"/>
+              <w:rPr>
+                <w:rFonts w:ascii="Arial" w:hAnsi="Arial" w:cs="Arial"/>
+              </w:rPr>
+            </w:pPr>
+            <w:r>
+              <w:rPr>
+                <w:rFonts w:ascii="Arial" w:hAnsi="Arial" w:cs="Arial"/>
+              </w:rPr>
+              <w:t>High</w:t>
+            </w:r>
+          </w:p>
+        </w:tc>
+      </w:tr>
+      <w:tr>
+        <w:tc>
+          <w:tcPr>
+            <w:tcW w:w="803" w:type="dxa"/>
+            <w:vAlign w:val="center"/>
+          </w:tcPr>
+          <w:p>
+            <w:pPr>
+              <w:jc w:val="center"/>
+              <w:rPr>
+                <w:rFonts w:ascii="Arial" w:hAnsi="Arial" w:cs="Arial"/>
+              </w:rPr>
+            </w:pPr>
+            <w:r>
+              <w:rPr>
+                <w:rFonts w:ascii="Arial" w:hAnsi="Arial" w:cs="Arial"/>
+              </w:rPr>
+              <w:t>FR6</w:t>
+            </w:r>
+          </w:p>
+        </w:tc>
+        <w:tc>
+          <w:tcPr>
+            <w:tcW w:w="6994" w:type="dxa"/>
+            <w:vAlign w:val="center"/>
+          </w:tcPr>
+          <w:p>
+            <w:pPr>
+              <w:jc w:val="both"/>
+              <w:rPr>
+                <w:rFonts w:ascii="Arial" w:hAnsi="Arial" w:cs="Arial"/>
+              </w:rPr>
+            </w:pPr>
+            <w:r>
+              <w:rPr>
+                <w:rFonts w:ascii="Arial" w:hAnsi="Arial" w:cs="Arial"/>
+              </w:rPr>
+              <w:t>The system shall provide timetable visualisation for students</w:t>
+            </w:r>
+            <w:r>
+              <w:rPr>
+                <w:rFonts w:ascii="Arial" w:hAnsi="Arial" w:cs="Arial"/>
+              </w:rPr>
+              <w:t xml:space="preserve"> during </w:t>
+            </w:r>
+            <w:r>
+              <w:rPr>
+                <w:rFonts w:ascii="Arial" w:hAnsi="Arial" w:cs="Arial"/>
+              </w:rPr>
+              <w:t>enrol</w:t>
+            </w:r>
+            <w:r>
+              <w:rPr>
+                <w:rFonts w:ascii="Arial" w:hAnsi="Arial" w:cs="Arial"/>
+              </w:rPr>
+              <w:t xml:space="preserve">ment </w:t>
+            </w:r>
+          </w:p>
+        </w:tc>
+        <w:tc>
+          <w:tcPr>
+            <w:tcW w:w="963" w:type="dxa"/>
+            <w:vAlign w:val="center"/>
+          </w:tcPr>
+          <w:p>
+            <w:pPr>
+              <w:jc w:val="center"/>
+              <w:rPr>
+                <w:rFonts w:ascii="Arial" w:hAnsi="Arial" w:cs="Arial"/>
+              </w:rPr>
+            </w:pPr>
+            <w:r>
+              <w:rPr>
+                <w:rFonts w:ascii="Arial" w:hAnsi="Arial" w:cs="Arial"/>
+              </w:rPr>
+              <w:t>High</w:t>
+            </w:r>
+          </w:p>
+        </w:tc>
+      </w:tr>
+      <w:tr>
+        <w:tc>
+          <w:tcPr>
+            <w:tcW w:w="803" w:type="dxa"/>
+            <w:vAlign w:val="center"/>
+          </w:tcPr>
+          <w:p>
+            <w:pPr>
+              <w:jc w:val="center"/>
+              <w:rPr>
+                <w:rFonts w:ascii="Arial" w:hAnsi="Arial" w:cs="Arial"/>
+              </w:rPr>
+            </w:pPr>
+            <w:r>
+              <w:rPr>
+                <w:rFonts w:ascii="Arial" w:hAnsi="Arial" w:cs="Arial"/>
+              </w:rPr>
+              <w:t>FR7</w:t>
+            </w:r>
+          </w:p>
+        </w:tc>
+        <w:tc>
+          <w:tcPr>
+            <w:tcW w:w="6994" w:type="dxa"/>
+            <w:vAlign w:val="center"/>
+          </w:tcPr>
+          <w:p>
+            <w:pPr>
+              <w:jc w:val="both"/>
+              <w:rPr>
+                <w:rFonts w:ascii="Arial" w:hAnsi="Arial" w:cs="Arial"/>
+              </w:rPr>
+            </w:pPr>
+            <w:r>
+              <w:rPr>
+                <w:rFonts w:ascii="Arial" w:hAnsi="Arial" w:cs="Arial"/>
+              </w:rPr>
+              <w:t>The system shall automatically validate prerequisite requirements during enrolment</w:t>
+            </w:r>
+          </w:p>
+        </w:tc>
+        <w:tc>
+          <w:tcPr>
+            <w:tcW w:w="963" w:type="dxa"/>
+            <w:vAlign w:val="center"/>
+          </w:tcPr>
+          <w:p>
+            <w:pPr>
+              <w:jc w:val="center"/>
+              <w:rPr>
+                <w:rFonts w:ascii="Arial" w:hAnsi="Arial" w:cs="Arial"/>
+              </w:rPr>
+            </w:pPr>
+          </w:p>
+        </w:tc>
+      </w:tr>
+      <w:tr>
+        <w:tc>
+          <w:tcPr>
+            <w:tcW w:w="803" w:type="dxa"/>
+            <w:vAlign w:val="center"/>
+          </w:tcPr>
+          <w:p>
+            <w:pPr>
+              <w:jc w:val="center"/>
+              <w:rPr>
+                <w:rFonts w:ascii="Arial" w:hAnsi="Arial" w:cs="Arial"/>
+              </w:rPr>
+            </w:pPr>
+            <w:r>
+              <w:rPr>
+                <w:rFonts w:ascii="Arial" w:hAnsi="Arial" w:cs="Arial"/>
+              </w:rPr>
+              <w:t>FR8</w:t>
+            </w:r>
+          </w:p>
+        </w:tc>
+        <w:tc>
+          <w:tcPr>
+            <w:tcW w:w="6994" w:type="dxa"/>
+            <w:vAlign w:val="center"/>
+          </w:tcPr>
+          <w:p>
+            <w:pPr>
+              <w:jc w:val="both"/>
+              <w:rPr>
+                <w:rFonts w:ascii="Arial" w:hAnsi="Arial" w:cs="Arial"/>
+              </w:rPr>
+            </w:pPr>
+            <w:r>
+              <w:rPr>
+                <w:rFonts w:ascii="Arial" w:hAnsi="Arial" w:cs="Arial"/>
+              </w:rPr>
+              <w:t>The system shall automatically check course capacity during enrolment</w:t>
+            </w:r>
+          </w:p>
+        </w:tc>
+        <w:tc>
+          <w:tcPr>
+            <w:tcW w:w="963" w:type="dxa"/>
+            <w:vAlign w:val="center"/>
+          </w:tcPr>
+          <w:p>
+            <w:pPr>
+              <w:jc w:val="center"/>
+              <w:rPr>
+                <w:rFonts w:ascii="Arial" w:hAnsi="Arial" w:cs="Arial"/>
+              </w:rPr>
+            </w:pPr>
+          </w:p>
+        </w:tc>
+      </w:tr>
+      <w:tr>
+        <w:tc>
+          <w:tcPr>
+            <w:tcW w:w="803" w:type="dxa"/>
+            <w:vAlign w:val="center"/>
+          </w:tcPr>
+          <w:p>
+            <w:pPr>
+              <w:jc w:val="center"/>
+              <w:rPr>
+                <w:rFonts w:ascii="Arial" w:hAnsi="Arial" w:cs="Arial"/>
+              </w:rPr>
+            </w:pPr>
+            <w:r>
+              <w:rPr>
+                <w:rFonts w:ascii="Arial" w:hAnsi="Arial" w:cs="Arial"/>
+              </w:rPr>
+              <w:t>FR9</w:t>
+            </w:r>
+          </w:p>
+        </w:tc>
+        <w:tc>
+          <w:tcPr>
+            <w:tcW w:w="6994" w:type="dxa"/>
+            <w:vAlign w:val="center"/>
+          </w:tcPr>
+          <w:p>
+            <w:pPr>
+              <w:jc w:val="both"/>
+              <w:rPr>
+                <w:rFonts w:ascii="Arial" w:hAnsi="Arial" w:cs="Arial"/>
+              </w:rPr>
+            </w:pPr>
+            <w:r>
+              <w:rPr>
+                <w:rFonts w:ascii="Arial" w:hAnsi="Arial" w:cs="Arial"/>
+              </w:rPr>
+              <w:t>The system shall automatically detect timetable clashes during enrolment</w:t>
+            </w:r>
+          </w:p>
+        </w:tc>
+        <w:tc>
+          <w:tcPr>
+            <w:tcW w:w="963" w:type="dxa"/>
+            <w:vAlign w:val="center"/>
+          </w:tcPr>
+          <w:p>
+            <w:pPr>
+              <w:jc w:val="center"/>
+              <w:rPr>
+                <w:rFonts w:ascii="Arial" w:hAnsi="Arial" w:cs="Arial"/>
+              </w:rPr>
+            </w:pPr>
+          </w:p>
+        </w:tc>
+      </w:tr>
+      <w:tr>
+        <w:tc>
+          <w:tcPr>
+            <w:tcW w:w="803" w:type="dxa"/>
+            <w:vAlign w:val="center"/>
+          </w:tcPr>
+          <w:p>
+            <w:pPr>
+              <w:jc w:val="center"/>
+              <w:rPr>
+                <w:rFonts w:ascii="Arial" w:hAnsi="Arial" w:cs="Arial"/>
+              </w:rPr>
+            </w:pPr>
+            <w:r>
+              <w:rPr>
+                <w:rFonts w:ascii="Arial" w:hAnsi="Arial" w:cs="Arial"/>
+              </w:rPr>
+              <w:t>FR10</w:t>
+            </w:r>
+          </w:p>
+        </w:tc>
+        <w:tc>
+          <w:tcPr>
+            <w:tcW w:w="6994" w:type="dxa"/>
+            <w:vAlign w:val="center"/>
+          </w:tcPr>
+          <w:p>
+            <w:pPr>
+              <w:jc w:val="both"/>
+              <w:rPr>
+                <w:rFonts w:ascii="Arial" w:hAnsi="Arial" w:cs="Arial"/>
+              </w:rPr>
+            </w:pPr>
+            <w:r>
+              <w:rPr>
+                <w:rFonts w:ascii="Arial" w:hAnsi="Arial" w:cs="Arial"/>
+              </w:rPr>
+              <w:t xml:space="preserve">The system shall notify students of enrolment issues such as timetable conflicts, missing prerequisites, or </w:t>
+            </w:r>
+            <w:r>
+              <w:rPr>
+                <w:rFonts w:ascii="Arial" w:hAnsi="Arial" w:cs="Arial"/>
+              </w:rPr>
+              <w:t>courses being full</w:t>
+            </w:r>
+          </w:p>
+        </w:tc>
+        <w:tc>
+          <w:tcPr>
+            <w:tcW w:w="963" w:type="dxa"/>
+            <w:vAlign w:val="center"/>
+          </w:tcPr>
+          <w:p>
+            <w:pPr>
+              <w:jc w:val="center"/>
+              <w:rPr>
+                <w:rFonts w:ascii="Arial" w:hAnsi="Arial" w:cs="Arial"/>
+              </w:rPr>
+            </w:pPr>
+          </w:p>
+        </w:tc>
+      </w:tr>
+      <w:tr>
+        <w:tc>
+          <w:tcPr>
+            <w:tcW w:w="803" w:type="dxa"/>
+            <w:vAlign w:val="center"/>
+          </w:tcPr>
+          <w:p>
+            <w:pPr>
+              <w:jc w:val="center"/>
+              <w:rPr>
+                <w:rFonts w:ascii="Arial" w:hAnsi="Arial" w:cs="Arial"/>
+              </w:rPr>
+            </w:pPr>
+            <w:r>
+              <w:rPr>
+                <w:rFonts w:ascii="Arial" w:hAnsi="Arial" w:cs="Arial"/>
+              </w:rPr>
+              <w:t>FR11</w:t>
+            </w:r>
+          </w:p>
+        </w:tc>
+        <w:tc>
+          <w:tcPr>
+            <w:tcW w:w="6994" w:type="dxa"/>
+            <w:vAlign w:val="center"/>
+          </w:tcPr>
+          <w:p>
+            <w:pPr>
+              <w:jc w:val="both"/>
+              <w:rPr>
+                <w:rFonts w:ascii="Arial" w:hAnsi="Arial" w:cs="Arial"/>
+              </w:rPr>
+            </w:pPr>
+            <w:r>
+              <w:rPr>
+                <w:rFonts w:ascii="Arial" w:hAnsi="Arial" w:cs="Arial"/>
+              </w:rPr>
+              <w:t>The system shall allow students to modify and resubmit enrolment requests</w:t>
+            </w:r>
+          </w:p>
+        </w:tc>
+        <w:tc>
+          <w:tcPr>
+            <w:tcW w:w="963" w:type="dxa"/>
+            <w:vAlign w:val="center"/>
+          </w:tcPr>
+          <w:p>
+            <w:pPr>
+              <w:jc w:val="center"/>
+              <w:rPr>
+                <w:rFonts w:ascii="Arial" w:hAnsi="Arial" w:cs="Arial"/>
+              </w:rPr>
+            </w:pPr>
+          </w:p>
+        </w:tc>
+      </w:tr>
+      <w:tr>
+        <w:tc>
+          <w:tcPr>
+            <w:tcW w:w="803" w:type="dxa"/>
+            <w:vAlign w:val="center"/>
+          </w:tcPr>
+          <w:p>
+            <w:pPr>
+              <w:jc w:val="center"/>
+              <w:rPr>
+                <w:rFonts w:ascii="Arial" w:hAnsi="Arial" w:cs="Arial"/>
+              </w:rPr>
+            </w:pPr>
+            <w:r>
+              <w:rPr>
+                <w:rFonts w:ascii="Arial" w:hAnsi="Arial" w:cs="Arial"/>
+              </w:rPr>
+              <w:t>FR12</w:t>
+            </w:r>
+          </w:p>
+        </w:tc>
+        <w:tc>
+          <w:tcPr>
+            <w:tcW w:w="6994" w:type="dxa"/>
+            <w:vAlign w:val="center"/>
+          </w:tcPr>
+          <w:p>
+            <w:pPr>
+              <w:jc w:val="both"/>
+              <w:rPr>
+                <w:rFonts w:ascii="Arial" w:hAnsi="Arial" w:cs="Arial"/>
+              </w:rPr>
+            </w:pPr>
+            <w:r>
+              <w:rPr>
+                <w:rFonts w:ascii="Arial" w:hAnsi="Arial" w:cs="Arial"/>
+              </w:rPr>
+              <w:t>The system shall provide real-time tracking of enrolment status</w:t>
+            </w:r>
+          </w:p>
+        </w:tc>
+        <w:tc>
+          <w:tcPr>
+            <w:tcW w:w="963" w:type="dxa"/>
+            <w:vAlign w:val="center"/>
+          </w:tcPr>
+          <w:p>
+            <w:pPr>
+              <w:jc w:val="center"/>
+              <w:rPr>
+                <w:rFonts w:ascii="Arial" w:hAnsi="Arial" w:cs="Arial"/>
+              </w:rPr>
+            </w:pPr>
+          </w:p>
+        </w:tc>
+      </w:tr>
+      <w:tr>
+        <w:tc>
+          <w:tcPr>
+            <w:tcW w:w="803" w:type="dxa"/>
+            <w:vAlign w:val="center"/>
+          </w:tcPr>
+          <w:p>
+            <w:pPr>
+              <w:jc w:val="center"/>
+              <w:rPr>
+                <w:rFonts w:ascii="Arial" w:hAnsi="Arial" w:cs="Arial"/>
+              </w:rPr>
+            </w:pPr>
+            <w:r>
+              <w:rPr>
+                <w:rFonts w:ascii="Arial" w:hAnsi="Arial" w:cs="Arial"/>
+              </w:rPr>
+              <w:t>FR13</w:t>
+            </w:r>
+          </w:p>
+        </w:tc>
+        <w:tc>
+          <w:tcPr>
+            <w:tcW w:w="6994" w:type="dxa"/>
+            <w:vAlign w:val="center"/>
+          </w:tcPr>
+          <w:p>
+            <w:pPr>
+              <w:jc w:val="both"/>
+              <w:rPr>
+                <w:rFonts w:ascii="Arial" w:hAnsi="Arial" w:cs="Arial"/>
+              </w:rPr>
+            </w:pPr>
+            <w:r>
+              <w:rPr>
+                <w:rFonts w:ascii="Arial" w:hAnsi="Arial" w:cs="Arial"/>
+              </w:rPr>
+              <w:t>The system shall allow academic department staff to view retrieved course information</w:t>
+            </w:r>
+          </w:p>
+        </w:tc>
+        <w:tc>
+          <w:tcPr>
+            <w:tcW w:w="963" w:type="dxa"/>
+            <w:vAlign w:val="center"/>
+          </w:tcPr>
+          <w:p>
+            <w:pPr>
+              <w:jc w:val="center"/>
+              <w:rPr>
+                <w:rFonts w:ascii="Arial" w:hAnsi="Arial" w:cs="Arial"/>
+              </w:rPr>
+            </w:pPr>
+          </w:p>
+        </w:tc>
+      </w:tr>
+      <w:tr>
+        <w:tc>
+          <w:tcPr>
+            <w:tcW w:w="803" w:type="dxa"/>
+            <w:vAlign w:val="center"/>
+          </w:tcPr>
+          <w:p>
+            <w:pPr>
+              <w:jc w:val="center"/>
+              <w:rPr>
+                <w:rFonts w:ascii="Arial" w:hAnsi="Arial" w:cs="Arial"/>
+              </w:rPr>
+            </w:pPr>
+            <w:r>
+              <w:rPr>
+                <w:rFonts w:ascii="Arial" w:hAnsi="Arial" w:cs="Arial"/>
+              </w:rPr>
+              <w:t>FR14</w:t>
+            </w:r>
+          </w:p>
+        </w:tc>
+        <w:tc>
+          <w:tcPr>
+            <w:tcW w:w="6994" w:type="dxa"/>
+            <w:vAlign w:val="center"/>
+          </w:tcPr>
+          <w:p>
+            <w:pPr>
+              <w:jc w:val="both"/>
+              <w:rPr>
+                <w:rFonts w:ascii="Arial" w:hAnsi="Arial" w:cs="Arial"/>
+              </w:rPr>
+            </w:pPr>
+            <w:r>
+              <w:rPr>
+                <w:rFonts w:ascii="Arial" w:hAnsi="Arial" w:cs="Arial"/>
+              </w:rPr>
+              <w:t>The system shall allow academic department staff to access the course information system to manage course details</w:t>
+            </w:r>
+          </w:p>
+        </w:tc>
+        <w:tc>
+          <w:tcPr>
+            <w:tcW w:w="963" w:type="dxa"/>
+            <w:vAlign w:val="center"/>
+          </w:tcPr>
+          <w:p>
+            <w:pPr>
+              <w:jc w:val="center"/>
+              <w:rPr>
+                <w:rFonts w:ascii="Arial" w:hAnsi="Arial" w:cs="Arial"/>
+              </w:rPr>
+            </w:pPr>
+          </w:p>
+        </w:tc>
+      </w:tr>
+      <w:tr>
+        <w:tc>
+          <w:tcPr>
+            <w:tcW w:w="803" w:type="dxa"/>
+            <w:vAlign w:val="center"/>
+          </w:tcPr>
+          <w:p>
+            <w:pPr>
+              <w:jc w:val="center"/>
+              <w:rPr>
+                <w:rFonts w:ascii="Arial" w:hAnsi="Arial" w:cs="Arial"/>
+              </w:rPr>
+            </w:pPr>
+            <w:r>
+              <w:rPr>
+                <w:rFonts w:ascii="Arial" w:hAnsi="Arial" w:cs="Arial"/>
+              </w:rPr>
+              <w:t>FR15</w:t>
+            </w:r>
+          </w:p>
+        </w:tc>
+        <w:tc>
+          <w:tcPr>
+            <w:tcW w:w="6994" w:type="dxa"/>
+            <w:vAlign w:val="center"/>
+          </w:tcPr>
+          <w:p>
+            <w:pPr>
+              <w:jc w:val="both"/>
+              <w:rPr>
+                <w:rFonts w:ascii="Arial" w:hAnsi="Arial" w:cs="Arial"/>
+              </w:rPr>
+            </w:pPr>
+            <w:r>
+              <w:rPr>
+                <w:rFonts w:ascii="Arial" w:hAnsi="Arial" w:cs="Arial"/>
+              </w:rPr>
+              <w:t xml:space="preserve">The system shall allow </w:t>
+            </w:r>
+            <w:r>
+              <w:rPr>
+                <w:rFonts w:ascii="Arial" w:hAnsi="Arial" w:cs="Arial"/>
+              </w:rPr>
+              <w:t>a</w:t>
+            </w:r>
+            <w:r>
+              <w:rPr>
+                <w:rFonts w:ascii="Arial" w:hAnsi="Arial" w:cs="Arial"/>
+              </w:rPr>
+              <w:t xml:space="preserve">cademic </w:t>
+            </w:r>
+            <w:r>
+              <w:rPr>
+                <w:rFonts w:ascii="Arial" w:hAnsi="Arial" w:cs="Arial"/>
+              </w:rPr>
+              <w:t>r</w:t>
+            </w:r>
+            <w:r>
+              <w:rPr>
+                <w:rFonts w:ascii="Arial" w:hAnsi="Arial" w:cs="Arial"/>
+              </w:rPr>
+              <w:t>egistry staff to review enrolment requests</w:t>
+            </w:r>
+          </w:p>
+        </w:tc>
+        <w:tc>
+          <w:tcPr>
+            <w:tcW w:w="963" w:type="dxa"/>
+            <w:vAlign w:val="center"/>
+          </w:tcPr>
+          <w:p>
+            <w:pPr>
+              <w:jc w:val="center"/>
+              <w:rPr>
+                <w:rFonts w:ascii="Arial" w:hAnsi="Arial" w:cs="Arial"/>
+              </w:rPr>
+            </w:pPr>
+          </w:p>
+        </w:tc>
+      </w:tr>
+      <w:tr>
+        <w:tc>
+          <w:tcPr>
+            <w:tcW w:w="803" w:type="dxa"/>
+            <w:vAlign w:val="center"/>
+          </w:tcPr>
+          <w:p>
+            <w:pPr>
+              <w:jc w:val="center"/>
+              <w:rPr>
+                <w:rFonts w:ascii="Arial" w:hAnsi="Arial" w:cs="Arial"/>
+              </w:rPr>
+            </w:pPr>
+            <w:r>
+              <w:rPr>
+                <w:rFonts w:ascii="Arial" w:hAnsi="Arial" w:cs="Arial"/>
+              </w:rPr>
+              <w:t>FR16</w:t>
+            </w:r>
+          </w:p>
+        </w:tc>
+        <w:tc>
+          <w:tcPr>
+            <w:tcW w:w="6994" w:type="dxa"/>
+            <w:vAlign w:val="center"/>
+          </w:tcPr>
+          <w:p>
+            <w:pPr>
+              <w:jc w:val="both"/>
+              <w:rPr>
+                <w:rFonts w:ascii="Arial" w:hAnsi="Arial" w:cs="Arial"/>
+              </w:rPr>
+            </w:pPr>
+            <w:r>
+              <w:rPr>
+                <w:rFonts w:ascii="Arial" w:hAnsi="Arial" w:cs="Arial"/>
+              </w:rPr>
+              <w:t xml:space="preserve">The system shall allow </w:t>
+            </w:r>
+            <w:r>
+              <w:rPr>
+                <w:rFonts w:ascii="Arial" w:hAnsi="Arial" w:cs="Arial"/>
+              </w:rPr>
+              <w:t>a</w:t>
+            </w:r>
+            <w:r>
+              <w:rPr>
+                <w:rFonts w:ascii="Arial" w:hAnsi="Arial" w:cs="Arial"/>
+              </w:rPr>
+              <w:t xml:space="preserve">cademic </w:t>
+            </w:r>
+            <w:r>
+              <w:rPr>
+                <w:rFonts w:ascii="Arial" w:hAnsi="Arial" w:cs="Arial"/>
+              </w:rPr>
+              <w:t>r</w:t>
+            </w:r>
+            <w:r>
+              <w:rPr>
+                <w:rFonts w:ascii="Arial" w:hAnsi="Arial" w:cs="Arial"/>
+              </w:rPr>
+              <w:t>egistry staff to approve or reject enrolment requests</w:t>
+            </w:r>
+          </w:p>
+        </w:tc>
+        <w:tc>
+          <w:tcPr>
+            <w:tcW w:w="963" w:type="dxa"/>
+            <w:vAlign w:val="center"/>
+          </w:tcPr>
+          <w:p>
+            <w:pPr>
+              <w:jc w:val="center"/>
+              <w:rPr>
+                <w:rFonts w:ascii="Arial" w:hAnsi="Arial" w:cs="Arial"/>
+              </w:rPr>
+            </w:pPr>
+          </w:p>
+        </w:tc>
+      </w:tr>
+      <w:tr>
+        <w:tc>
+          <w:tcPr>
+            <w:tcW w:w="803" w:type="dxa"/>
+            <w:vAlign w:val="center"/>
+          </w:tcPr>
+          <w:p>
+            <w:pPr>
+              <w:jc w:val="center"/>
+              <w:rPr>
+                <w:rFonts w:ascii="Arial" w:hAnsi="Arial" w:cs="Arial"/>
+              </w:rPr>
+            </w:pPr>
+          </w:p>
+        </w:tc>
+        <w:tc>
+          <w:tcPr>
+            <w:tcW w:w="6994" w:type="dxa"/>
+            <w:vAlign w:val="center"/>
+          </w:tcPr>
+          <w:p>
+            <w:pPr>
+              <w:jc w:val="both"/>
+              <w:rPr>
+                <w:rFonts w:ascii="Arial" w:hAnsi="Arial" w:cs="Arial"/>
+              </w:rPr>
+            </w:pPr>
+            <w:r>
+              <w:rPr>
+                <w:rFonts w:ascii="Arial" w:hAnsi="Arial" w:cs="Arial"/>
+              </w:rPr>
+              <w:t xml:space="preserve">The system shall allow </w:t>
+            </w:r>
+            <w:r>
+              <w:rPr>
+                <w:rFonts w:ascii="Arial" w:hAnsi="Arial" w:cs="Arial"/>
+              </w:rPr>
+              <w:t>a</w:t>
+            </w:r>
+            <w:r>
+              <w:rPr>
+                <w:rFonts w:ascii="Arial" w:hAnsi="Arial" w:cs="Arial"/>
+              </w:rPr>
+              <w:t xml:space="preserve">cademic </w:t>
+            </w:r>
+            <w:r>
+              <w:rPr>
+                <w:rFonts w:ascii="Arial" w:hAnsi="Arial" w:cs="Arial"/>
+              </w:rPr>
+              <w:t>r</w:t>
+            </w:r>
+            <w:r>
+              <w:rPr>
+                <w:rFonts w:ascii="Arial" w:hAnsi="Arial" w:cs="Arial"/>
+              </w:rPr>
+              <w:t>egistry staff to grant prerequisite overrides or manual approvals</w:t>
+            </w:r>
+          </w:p>
+        </w:tc>
+        <w:tc>
+          <w:tcPr>
+            <w:tcW w:w="963" w:type="dxa"/>
+            <w:vAlign w:val="center"/>
+          </w:tcPr>
+          <w:p>
+            <w:pPr>
+              <w:jc w:val="center"/>
+              <w:rPr>
+                <w:rFonts w:ascii="Arial" w:hAnsi="Arial" w:cs="Arial"/>
+              </w:rPr>
+            </w:pPr>
+          </w:p>
+        </w:tc>
+      </w:tr>
+      <w:tr>
+        <w:tc>
+          <w:tcPr>
+            <w:tcW w:w="803" w:type="dxa"/>
+            <w:vAlign w:val="center"/>
+          </w:tcPr>
+          <w:p>
+            <w:pPr>
+              <w:jc w:val="center"/>
+              <w:rPr>
+                <w:rFonts w:ascii="Arial" w:hAnsi="Arial" w:cs="Arial"/>
+              </w:rPr>
+            </w:pPr>
+          </w:p>
+        </w:tc>
+        <w:tc>
+          <w:tcPr>
+            <w:tcW w:w="6994" w:type="dxa"/>
+            <w:vAlign w:val="center"/>
+          </w:tcPr>
+          <w:p>
+            <w:pPr>
+              <w:jc w:val="both"/>
+              <w:rPr>
+                <w:rFonts w:ascii="Arial" w:hAnsi="Arial" w:cs="Arial"/>
+              </w:rPr>
+            </w:pPr>
+          </w:p>
+        </w:tc>
+        <w:tc>
+          <w:tcPr>
+            <w:tcW w:w="963" w:type="dxa"/>
+            <w:vAlign w:val="center"/>
+          </w:tcPr>
+          <w:p>
+            <w:pPr>
+              <w:jc w:val="center"/>
+              <w:rPr>
+                <w:rFonts w:ascii="Arial" w:hAnsi="Arial" w:cs="Arial"/>
+              </w:rPr>
+            </w:pPr>
+          </w:p>
+        </w:tc>
+      </w:tr>
+      <w:tr>
+        <w:tc>
+          <w:tcPr>
+            <w:tcW w:w="803" w:type="dxa"/>
+            <w:vAlign w:val="center"/>
+          </w:tcPr>
+          <w:p>
+            <w:pPr>
+              <w:jc w:val="center"/>
+              <w:rPr>
+                <w:rFonts w:ascii="Arial" w:hAnsi="Arial" w:cs="Arial"/>
+              </w:rPr>
+            </w:pPr>
+          </w:p>
+        </w:tc>
+        <w:tc>
+          <w:tcPr>
+            <w:tcW w:w="6994" w:type="dxa"/>
+            <w:vAlign w:val="center"/>
+          </w:tcPr>
+          <w:p>
+            <w:pPr>
+              <w:jc w:val="both"/>
+              <w:rPr>
+                <w:rFonts w:ascii="Arial" w:hAnsi="Arial" w:cs="Arial"/>
+              </w:rPr>
+            </w:pPr>
+            <w:r>
+              <w:rPr>
+                <w:rFonts w:ascii="Arial" w:hAnsi="Arial" w:cs="Arial"/>
+              </w:rPr>
+              <w:t>The system shall retrieve student payment status from an external payment system</w:t>
+            </w:r>
+          </w:p>
+        </w:tc>
+        <w:tc>
+          <w:tcPr>
+            <w:tcW w:w="963" w:type="dxa"/>
+            <w:vAlign w:val="center"/>
+          </w:tcPr>
+          <w:p>
+            <w:pPr>
+              <w:jc w:val="center"/>
+              <w:rPr>
+                <w:rFonts w:ascii="Arial" w:hAnsi="Arial" w:cs="Arial"/>
+              </w:rPr>
+            </w:pPr>
+          </w:p>
+        </w:tc>
+      </w:tr>
+      <w:tr>
+        <w:tc>
+          <w:tcPr>
+            <w:tcW w:w="803" w:type="dxa"/>
+            <w:vAlign w:val="center"/>
+          </w:tcPr>
+          <w:p>
+            <w:pPr>
+              <w:jc w:val="center"/>
+              <w:rPr>
+                <w:rFonts w:ascii="Arial" w:hAnsi="Arial" w:cs="Arial"/>
+              </w:rPr>
+            </w:pPr>
+          </w:p>
+        </w:tc>
+        <w:tc>
+          <w:tcPr>
+            <w:tcW w:w="6994" w:type="dxa"/>
+            <w:vAlign w:val="center"/>
+          </w:tcPr>
+          <w:p>
+            <w:pPr>
+              <w:jc w:val="both"/>
+              <w:rPr>
+                <w:rFonts w:ascii="Arial" w:hAnsi="Arial" w:cs="Arial"/>
+              </w:rPr>
+            </w:pPr>
+            <w:r>
+              <w:rPr>
+                <w:rFonts w:ascii="Arial" w:hAnsi="Arial" w:cs="Arial"/>
+              </w:rPr>
+              <w:t>The system shall display payment status in the enrolment status view</w:t>
+            </w:r>
+          </w:p>
+        </w:tc>
+        <w:tc>
+          <w:tcPr>
+            <w:tcW w:w="963" w:type="dxa"/>
+            <w:vAlign w:val="center"/>
+          </w:tcPr>
+          <w:p>
+            <w:pPr>
+              <w:jc w:val="center"/>
+              <w:rPr>
+                <w:rFonts w:ascii="Arial" w:hAnsi="Arial" w:cs="Arial"/>
+              </w:rPr>
+            </w:pPr>
+          </w:p>
+        </w:tc>
+      </w:tr>
+      <w:tr>
+        <w:tc>
+          <w:tcPr>
+            <w:tcW w:w="803" w:type="dxa"/>
+            <w:vAlign w:val="center"/>
+          </w:tcPr>
+          <w:p>
+            <w:pPr>
+              <w:jc w:val="center"/>
+              <w:rPr>
+                <w:rFonts w:ascii="Arial" w:hAnsi="Arial" w:cs="Arial"/>
+              </w:rPr>
+            </w:pPr>
+          </w:p>
+        </w:tc>
+        <w:tc>
+          <w:tcPr>
+            <w:tcW w:w="6994" w:type="dxa"/>
+            <w:vAlign w:val="center"/>
+          </w:tcPr>
+          <w:p>
+            <w:pPr>
+              <w:jc w:val="both"/>
+              <w:rPr>
+                <w:rFonts w:ascii="Arial" w:hAnsi="Arial" w:cs="Arial"/>
+              </w:rPr>
+            </w:pPr>
+            <w:r>
+              <w:rPr>
+                <w:rFonts w:ascii="Arial" w:hAnsi="Arial" w:cs="Arial"/>
+              </w:rPr>
+              <w:t>The system shall confirm enrolment only upon receiving a successful payment status</w:t>
+            </w:r>
+          </w:p>
+        </w:tc>
+        <w:tc>
+          <w:tcPr>
+            <w:tcW w:w="963" w:type="dxa"/>
+            <w:vAlign w:val="center"/>
+          </w:tcPr>
+          <w:p>
+            <w:pPr>
+              <w:jc w:val="center"/>
+              <w:rPr>
+                <w:rFonts w:ascii="Arial" w:hAnsi="Arial" w:cs="Arial"/>
+              </w:rPr>
+            </w:pPr>
+          </w:p>
+        </w:tc>
+      </w:tr>
+      <w:tr>
+        <w:tc>
+          <w:tcPr>
+            <w:tcW w:w="803" w:type="dxa"/>
+            <w:vAlign w:val="center"/>
+          </w:tcPr>
+          <w:p>
+            <w:pPr>
+              <w:jc w:val="center"/>
+              <w:rPr>
+                <w:rFonts w:ascii="Arial" w:hAnsi="Arial" w:cs="Arial"/>
+              </w:rPr>
+            </w:pPr>
+          </w:p>
+        </w:tc>
+        <w:tc>
+          <w:tcPr>
+            <w:tcW w:w="6994" w:type="dxa"/>
+            <w:vAlign w:val="center"/>
+          </w:tcPr>
+          <w:p>
+            <w:pPr>
+              <w:jc w:val="both"/>
+              <w:rPr>
+                <w:rFonts w:ascii="Arial" w:hAnsi="Arial" w:cs="Arial"/>
+              </w:rPr>
+            </w:pPr>
+            <w:r>
+              <w:rPr>
+                <w:rFonts w:ascii="Arial" w:hAnsi="Arial" w:cs="Arial"/>
+              </w:rPr>
+              <w:t>The system shall allow finance staff to view payment status</w:t>
+            </w:r>
+          </w:p>
+        </w:tc>
+        <w:tc>
+          <w:tcPr>
+            <w:tcW w:w="963" w:type="dxa"/>
+            <w:vAlign w:val="center"/>
+          </w:tcPr>
+          <w:p>
+            <w:pPr>
+              <w:jc w:val="center"/>
+              <w:rPr>
+                <w:rFonts w:ascii="Arial" w:hAnsi="Arial" w:cs="Arial"/>
+              </w:rPr>
+            </w:pPr>
+          </w:p>
+        </w:tc>
+      </w:tr>
+      <w:tr>
+        <w:tc>
+          <w:tcPr>
+            <w:tcW w:w="803" w:type="dxa"/>
+            <w:vAlign w:val="center"/>
+          </w:tcPr>
+          <w:p>
+            <w:pPr>
+              <w:jc w:val="center"/>
+              <w:rPr>
+                <w:rFonts w:ascii="Arial" w:hAnsi="Arial" w:cs="Arial"/>
+              </w:rPr>
+            </w:pPr>
+          </w:p>
+        </w:tc>
+        <w:tc>
+          <w:tcPr>
+            <w:tcW w:w="6994" w:type="dxa"/>
+            <w:vAlign w:val="center"/>
+          </w:tcPr>
+          <w:p>
+            <w:pPr>
+              <w:jc w:val="both"/>
+              <w:rPr>
+                <w:rFonts w:ascii="Arial" w:hAnsi="Arial" w:cs="Arial"/>
+              </w:rPr>
+            </w:pPr>
+            <w:r>
+              <w:rPr>
+                <w:rFonts w:ascii="Arial" w:hAnsi="Arial" w:cs="Arial"/>
+              </w:rPr>
+              <w:t>The system shall allow finance staff to manage exceptional cases, including failed or delayed payments</w:t>
+            </w:r>
+          </w:p>
+        </w:tc>
+        <w:tc>
+          <w:tcPr>
+            <w:tcW w:w="963" w:type="dxa"/>
+            <w:vAlign w:val="center"/>
+          </w:tcPr>
+          <w:p>
+            <w:pPr>
+              <w:jc w:val="center"/>
+              <w:rPr>
+                <w:rFonts w:ascii="Arial" w:hAnsi="Arial" w:cs="Arial"/>
+              </w:rPr>
+            </w:pPr>
+          </w:p>
+        </w:tc>
+      </w:tr>
+      <w:tr>
+        <w:tc>
+          <w:tcPr>
+            <w:tcW w:w="803" w:type="dxa"/>
+            <w:vAlign w:val="center"/>
+          </w:tcPr>
+          <w:p>
+            <w:pPr>
+              <w:jc w:val="center"/>
+              <w:rPr>
+                <w:rFonts w:ascii="Arial" w:hAnsi="Arial" w:cs="Arial"/>
+              </w:rPr>
+            </w:pPr>
+          </w:p>
+        </w:tc>
+        <w:tc>
+          <w:tcPr>
+            <w:tcW w:w="6994" w:type="dxa"/>
+            <w:vAlign w:val="center"/>
+          </w:tcPr>
+          <w:p>
+            <w:pPr>
+              <w:jc w:val="both"/>
+              <w:rPr>
+                <w:rFonts w:ascii="Arial" w:hAnsi="Arial" w:cs="Arial"/>
+              </w:rPr>
+            </w:pPr>
+          </w:p>
+        </w:tc>
+        <w:tc>
+          <w:tcPr>
+            <w:tcW w:w="963" w:type="dxa"/>
+            <w:vAlign w:val="center"/>
+          </w:tcPr>
+          <w:p>
+            <w:pPr>
+              <w:jc w:val="center"/>
+              <w:rPr>
+                <w:rFonts w:ascii="Arial" w:hAnsi="Arial" w:cs="Arial"/>
+              </w:rPr>
+            </w:pPr>
+          </w:p>
+        </w:tc>
+      </w:tr>
+      <w:tr>
+        <w:tc>
+          <w:tcPr>
+            <w:tcW w:w="803" w:type="dxa"/>
+            <w:vAlign w:val="center"/>
+          </w:tcPr>
+          <w:p>
+            <w:pPr>
+              <w:jc w:val="center"/>
+              <w:rPr>
+                <w:rFonts w:ascii="Arial" w:hAnsi="Arial" w:cs="Arial"/>
+              </w:rPr>
+            </w:pPr>
+          </w:p>
+        </w:tc>
+        <w:tc>
+          <w:tcPr>
+            <w:tcW w:w="6994" w:type="dxa"/>
+            <w:vAlign w:val="center"/>
+          </w:tcPr>
+          <w:p>
+            <w:pPr>
+              <w:jc w:val="both"/>
+              <w:rPr>
+                <w:rFonts w:ascii="Arial" w:hAnsi="Arial" w:cs="Arial"/>
+              </w:rPr>
+            </w:pPr>
+            <w:r>
+              <w:rPr>
+                <w:rFonts w:ascii="Arial" w:hAnsi="Arial" w:cs="Arial"/>
+              </w:rPr>
+              <w:t>The system shall provide role-based access control for different user roles</w:t>
+            </w:r>
+          </w:p>
+        </w:tc>
+        <w:tc>
+          <w:tcPr>
+            <w:tcW w:w="963" w:type="dxa"/>
+            <w:vAlign w:val="center"/>
+          </w:tcPr>
+          <w:p>
+            <w:pPr>
+              <w:jc w:val="center"/>
+              <w:rPr>
+                <w:rFonts w:ascii="Arial" w:hAnsi="Arial" w:cs="Arial"/>
+              </w:rPr>
+            </w:pPr>
+          </w:p>
+        </w:tc>
+      </w:tr>
+      <w:tr>
+        <w:tc>
+          <w:tcPr>
+            <w:tcW w:w="803" w:type="dxa"/>
+            <w:vAlign w:val="center"/>
+          </w:tcPr>
+          <w:p>
+            <w:pPr>
+              <w:jc w:val="center"/>
+              <w:rPr>
+                <w:rFonts w:ascii="Arial" w:hAnsi="Arial" w:cs="Arial"/>
+              </w:rPr>
+            </w:pPr>
+          </w:p>
+        </w:tc>
+        <w:tc>
+          <w:tcPr>
+            <w:tcW w:w="6994" w:type="dxa"/>
+            <w:vAlign w:val="center"/>
+          </w:tcPr>
+          <w:p>
+            <w:pPr>
+              <w:jc w:val="both"/>
+              <w:rPr>
+                <w:rFonts w:ascii="Arial" w:hAnsi="Arial" w:cs="Arial"/>
+              </w:rPr>
+            </w:pPr>
+            <w:r>
+              <w:rPr>
+                <w:rFonts w:ascii="Arial" w:hAnsi="Arial" w:cs="Arial"/>
+              </w:rPr>
+              <w:t>The system shall maintain audit logs of system activities</w:t>
+            </w:r>
+          </w:p>
+        </w:tc>
+        <w:tc>
+          <w:tcPr>
+            <w:tcW w:w="963" w:type="dxa"/>
+            <w:vAlign w:val="center"/>
+          </w:tcPr>
+          <w:p>
+            <w:pPr>
+              <w:jc w:val="center"/>
+              <w:rPr>
+                <w:rFonts w:ascii="Arial" w:hAnsi="Arial" w:cs="Arial"/>
+              </w:rPr>
+            </w:pPr>
+          </w:p>
+        </w:tc>
+      </w:tr>
+      <w:tr>
+        <w:tc>
+          <w:tcPr>
+            <w:tcW w:w="803" w:type="dxa"/>
+            <w:vAlign w:val="center"/>
+          </w:tcPr>
+          <w:p>
+            <w:pPr>
+              <w:jc w:val="center"/>
+              <w:rPr>
+                <w:rFonts w:ascii="Arial" w:hAnsi="Arial" w:cs="Arial"/>
+              </w:rPr>
+            </w:pPr>
+          </w:p>
+        </w:tc>
+        <w:tc>
+          <w:tcPr>
+            <w:tcW w:w="6994" w:type="dxa"/>
+            <w:vAlign w:val="center"/>
+          </w:tcPr>
+          <w:p>
+            <w:pPr>
+              <w:jc w:val="both"/>
+              <w:rPr>
+                <w:rFonts w:ascii="Arial" w:hAnsi="Arial" w:cs="Arial"/>
+              </w:rPr>
+            </w:pPr>
+            <w:r>
+              <w:rPr>
+                <w:rFonts w:ascii="Arial" w:hAnsi="Arial" w:cs="Arial"/>
+              </w:rPr>
+              <w:t>The system shall allow system administrators to configure system-wide settings such as enrolment periods and course limits</w:t>
+            </w:r>
+          </w:p>
+        </w:tc>
+        <w:tc>
+          <w:tcPr>
+            <w:tcW w:w="963" w:type="dxa"/>
+            <w:vAlign w:val="center"/>
+          </w:tcPr>
+          <w:p>
+            <w:pPr>
+              <w:jc w:val="center"/>
+              <w:rPr>
+                <w:rFonts w:ascii="Arial" w:hAnsi="Arial" w:cs="Arial"/>
+              </w:rPr>
+            </w:pPr>
+          </w:p>
+        </w:tc>
+      </w:tr>
+      <w:tr>
+        <w:tc>
+          <w:tcPr>
+            <w:tcW w:w="803" w:type="dxa"/>
+            <w:vAlign w:val="center"/>
+          </w:tcPr>
+          <w:p>
+            <w:pPr>
+              <w:jc w:val="center"/>
+              <w:rPr>
+                <w:rFonts w:ascii="Arial" w:hAnsi="Arial" w:cs="Arial"/>
+              </w:rPr>
+            </w:pPr>
+          </w:p>
+        </w:tc>
+        <w:tc>
+          <w:tcPr>
+            <w:tcW w:w="6994" w:type="dxa"/>
+            <w:vAlign w:val="center"/>
+          </w:tcPr>
+          <w:p>
+            <w:pPr>
+              <w:jc w:val="both"/>
+              <w:rPr>
+                <w:rFonts w:ascii="Arial" w:hAnsi="Arial" w:cs="Arial"/>
+              </w:rPr>
+            </w:pPr>
+            <w:r>
+              <w:rPr>
+                <w:rFonts w:ascii="Arial" w:hAnsi="Arial" w:cs="Arial"/>
+              </w:rPr>
+              <w:t>The system shall integrate with the university’s central database and external systems to ensure accurate data exchange</w:t>
+            </w:r>
+          </w:p>
+        </w:tc>
+        <w:tc>
+          <w:tcPr>
+            <w:tcW w:w="963" w:type="dxa"/>
+            <w:vAlign w:val="center"/>
+          </w:tcPr>
+          <w:p>
+            <w:pPr>
+              <w:jc w:val="center"/>
+              <w:rPr>
+                <w:rFonts w:ascii="Arial" w:hAnsi="Arial" w:cs="Arial"/>
+              </w:rPr>
+            </w:pPr>
+          </w:p>
+        </w:tc>
+      </w:tr>
+      <w:tr>
+        <w:tc>
+          <w:tcPr>
+            <w:tcW w:w="803" w:type="dxa"/>
+            <w:vAlign w:val="center"/>
+          </w:tcPr>
+          <w:p>
+            <w:pPr>
+              <w:jc w:val="center"/>
+              <w:rPr>
+                <w:rFonts w:ascii="Arial" w:hAnsi="Arial" w:cs="Arial"/>
+              </w:rPr>
+            </w:pPr>
+          </w:p>
+        </w:tc>
+        <w:tc>
+          <w:tcPr>
+            <w:tcW w:w="6994" w:type="dxa"/>
+            <w:vAlign w:val="center"/>
+          </w:tcPr>
+          <w:p>
+            <w:pPr>
+              <w:jc w:val="both"/>
+              <w:rPr>
+                <w:rFonts w:ascii="Arial" w:hAnsi="Arial" w:cs="Arial"/>
+              </w:rPr>
+            </w:pPr>
+            <w:r>
+              <w:rPr>
+                <w:rFonts w:ascii="Arial" w:hAnsi="Arial" w:cs="Arial"/>
+              </w:rPr>
+              <w:t>The system shall support IT staff in monitoring system performance and maintaining system availability</w:t>
+            </w:r>
+          </w:p>
+        </w:tc>
+        <w:tc>
+          <w:tcPr>
+            <w:tcW w:w="963" w:type="dxa"/>
+            <w:vAlign w:val="center"/>
+          </w:tcPr>
+          <w:p>
+            <w:pPr>
+              <w:jc w:val="center"/>
+              <w:rPr>
+                <w:rFonts w:ascii="Arial" w:hAnsi="Arial" w:cs="Arial"/>
+              </w:rPr>
+            </w:pPr>
+          </w:p>
+        </w:tc>
+      </w:tr>
+    </w:tbl>
+    <w:p>
+      <w:pPr>
+        <w:jc w:val="both"/>
+        <w:rPr>
+          <w:rFonts w:ascii="Arial" w:hAnsi="Arial" w:cs="Arial"/>
+        </w:rPr>
+      </w:pPr>
     </w:p>
     <w:p>
       <w:pPr>
@@ -9536,7 +11708,7 @@
           <w:szCs w:val="28"/>
         </w:rPr>
       </w:pPr>
-      <w:bookmarkStart w:id="21" w:name="_Toc227153831"/>
+      <w:bookmarkStart w:id="21" w:name="_Toc227195184"/>
       <w:r>
         <w:rPr>
           <w:rFonts w:ascii="Arial" w:hAnsi="Arial" w:cs="Arial"/>
@@ -9590,7 +11762,7 @@
           <w:sz w:val="28"/>
           <w:szCs w:val="28"/>
         </w:rPr>
-        <w:t>Non-</w:t>
+        <w:t>Non-f</w:t>
       </w:r>
       <w:r>
         <w:rPr>
@@ -9601,7 +11773,7 @@
           <w:sz w:val="28"/>
           <w:szCs w:val="28"/>
         </w:rPr>
-        <w:t>f</w:t>
+        <w:t xml:space="preserve">unctional </w:t>
       </w:r>
       <w:r>
         <w:rPr>
@@ -9612,7 +11784,7 @@
           <w:sz w:val="28"/>
           <w:szCs w:val="28"/>
         </w:rPr>
-        <w:t xml:space="preserve">unctional </w:t>
+        <w:t>r</w:t>
       </w:r>
       <w:r>
         <w:rPr>
@@ -9623,24 +11795,12 @@
           <w:sz w:val="28"/>
           <w:szCs w:val="28"/>
         </w:rPr>
-        <w:t>r</w:t>
-      </w:r>
-      <w:r>
-        <w:rPr>
-          <w:rFonts w:ascii="Arial" w:hAnsi="Arial" w:cs="Arial"/>
-          <w:b/>
-          <w:bCs/>
-          <w:color w:val="EE0000"/>
-          <w:sz w:val="28"/>
-          <w:szCs w:val="28"/>
-        </w:rPr>
         <w:t>equirements</w:t>
       </w:r>
       <w:bookmarkEnd w:id="21"/>
     </w:p>
     <w:p>
       <w:pPr>
-        <w:spacing w:line="360" w:lineRule="auto"/>
         <w:ind w:left="567"/>
         <w:jc w:val="both"/>
         <w:rPr>
@@ -9683,701 +11843,6 @@
         </w:rPr>
         <w:t xml:space="preserve">: </w:t>
       </w:r>
-    </w:p>
-    <w:p>
-      <w:pPr>
-        <w:pStyle w:val="ListParagraph"/>
-        <w:numPr>
-          <w:ilvl w:val="0"/>
-          <w:numId w:val="14"/>
-        </w:numPr>
-        <w:spacing w:line="360" w:lineRule="auto"/>
-        <w:jc w:val="both"/>
-        <w:rPr>
-          <w:rFonts w:ascii="Arial" w:hAnsi="Arial" w:cs="Arial"/>
-        </w:rPr>
-      </w:pPr>
-      <w:r>
-        <w:rPr>
-          <w:rFonts w:ascii="Arial" w:hAnsi="Arial" w:cs="Arial"/>
-        </w:rPr>
-        <w:t>Performance</w:t>
-      </w:r>
-      <w:r>
-        <w:rPr>
-          <w:rFonts w:ascii="Arial" w:hAnsi="Arial" w:cs="Arial"/>
-        </w:rPr>
-        <w:t>:</w:t>
-      </w:r>
-    </w:p>
-    <w:p>
-      <w:pPr>
-        <w:pStyle w:val="ListParagraph"/>
-        <w:numPr>
-          <w:ilvl w:val="1"/>
-          <w:numId w:val="6"/>
-        </w:numPr>
-        <w:spacing w:line="360" w:lineRule="auto"/>
-        <w:ind w:left="1843"/>
-        <w:jc w:val="both"/>
-        <w:rPr>
-          <w:rFonts w:ascii="Arial" w:hAnsi="Arial" w:cs="Arial"/>
-        </w:rPr>
-      </w:pPr>
-      <w:r>
-        <w:rPr>
-          <w:rFonts w:ascii="Arial" w:hAnsi="Arial" w:cs="Arial"/>
-        </w:rPr>
-        <w:t>The system shall respond to course search, enrolment, or timetable requests within 2 seconds under normal load conditions.</w:t>
-      </w:r>
-    </w:p>
-    <w:p>
-      <w:pPr>
-        <w:pStyle w:val="ListParagraph"/>
-        <w:numPr>
-          <w:ilvl w:val="1"/>
-          <w:numId w:val="6"/>
-        </w:numPr>
-        <w:spacing w:line="360" w:lineRule="auto"/>
-        <w:ind w:left="1843"/>
-        <w:jc w:val="both"/>
-        <w:rPr>
-          <w:rFonts w:ascii="Arial" w:hAnsi="Arial" w:cs="Arial"/>
-        </w:rPr>
-      </w:pPr>
-      <w:r>
-        <w:rPr>
-          <w:rFonts w:ascii="Arial" w:hAnsi="Arial" w:cs="Arial"/>
-        </w:rPr>
-        <w:t>Ensures smooth and efficient user experience for students and staff.</w:t>
-      </w:r>
-    </w:p>
-    <w:p>
-      <w:pPr>
-        <w:pStyle w:val="ListParagraph"/>
-        <w:numPr>
-          <w:ilvl w:val="0"/>
-          <w:numId w:val="14"/>
-        </w:numPr>
-        <w:spacing w:line="360" w:lineRule="auto"/>
-        <w:jc w:val="both"/>
-        <w:rPr>
-          <w:rFonts w:ascii="Arial" w:hAnsi="Arial" w:cs="Arial"/>
-        </w:rPr>
-      </w:pPr>
-      <w:r>
-        <w:rPr>
-          <w:rFonts w:ascii="Arial" w:hAnsi="Arial" w:cs="Arial"/>
-        </w:rPr>
-        <w:t>Scalability</w:t>
-      </w:r>
-      <w:r>
-        <w:rPr>
-          <w:rFonts w:ascii="Arial" w:hAnsi="Arial" w:cs="Arial"/>
-        </w:rPr>
-        <w:t>:</w:t>
-      </w:r>
-    </w:p>
-    <w:p>
-      <w:pPr>
-        <w:pStyle w:val="ListParagraph"/>
-        <w:numPr>
-          <w:ilvl w:val="1"/>
-          <w:numId w:val="6"/>
-        </w:numPr>
-        <w:spacing w:line="360" w:lineRule="auto"/>
-        <w:ind w:left="1843"/>
-        <w:jc w:val="both"/>
-        <w:rPr>
-          <w:rFonts w:ascii="Arial" w:hAnsi="Arial" w:cs="Arial"/>
-        </w:rPr>
-      </w:pPr>
-      <w:r>
-        <w:rPr>
-          <w:rFonts w:ascii="Arial" w:hAnsi="Arial" w:cs="Arial"/>
-        </w:rPr>
-        <w:t xml:space="preserve">The system shall support at least </w:t>
-      </w:r>
-      <w:r>
-        <w:rPr>
-          <w:rFonts w:ascii="Arial" w:hAnsi="Arial" w:cs="Arial"/>
-        </w:rPr>
-        <w:t>10</w:t>
-      </w:r>
-      <w:r>
-        <w:rPr>
-          <w:rFonts w:ascii="Arial" w:hAnsi="Arial" w:cs="Arial"/>
-        </w:rPr>
-        <w:t>,000 concurrent users without degradation of performance.</w:t>
-      </w:r>
-    </w:p>
-    <w:p>
-      <w:pPr>
-        <w:pStyle w:val="ListParagraph"/>
-        <w:numPr>
-          <w:ilvl w:val="1"/>
-          <w:numId w:val="6"/>
-        </w:numPr>
-        <w:spacing w:line="360" w:lineRule="auto"/>
-        <w:ind w:left="1843"/>
-        <w:jc w:val="both"/>
-        <w:rPr>
-          <w:rFonts w:ascii="Arial" w:hAnsi="Arial" w:cs="Arial"/>
-        </w:rPr>
-      </w:pPr>
-      <w:r>
-        <w:rPr>
-          <w:rFonts w:ascii="Arial" w:hAnsi="Arial" w:cs="Arial"/>
-        </w:rPr>
-        <w:t>Supports peak enrolment periods and multiple simultaneous users.</w:t>
-      </w:r>
-    </w:p>
-    <w:p>
-      <w:pPr>
-        <w:pStyle w:val="ListParagraph"/>
-        <w:numPr>
-          <w:ilvl w:val="0"/>
-          <w:numId w:val="14"/>
-        </w:numPr>
-        <w:spacing w:line="360" w:lineRule="auto"/>
-        <w:jc w:val="both"/>
-        <w:rPr>
-          <w:rFonts w:ascii="Arial" w:hAnsi="Arial" w:cs="Arial"/>
-        </w:rPr>
-      </w:pPr>
-      <w:r>
-        <w:rPr>
-          <w:rFonts w:ascii="Arial" w:hAnsi="Arial" w:cs="Arial"/>
-        </w:rPr>
-        <w:t>Security</w:t>
-      </w:r>
-      <w:r>
-        <w:rPr>
-          <w:rFonts w:ascii="Arial" w:hAnsi="Arial" w:cs="Arial"/>
-        </w:rPr>
-        <w:t>:</w:t>
-      </w:r>
-    </w:p>
-    <w:p>
-      <w:pPr>
-        <w:pStyle w:val="ListParagraph"/>
-        <w:numPr>
-          <w:ilvl w:val="1"/>
-          <w:numId w:val="6"/>
-        </w:numPr>
-        <w:spacing w:line="360" w:lineRule="auto"/>
-        <w:ind w:left="1843"/>
-        <w:jc w:val="both"/>
-        <w:rPr>
-          <w:rFonts w:ascii="Arial" w:hAnsi="Arial" w:cs="Arial"/>
-        </w:rPr>
-      </w:pPr>
-      <w:r>
-        <w:rPr>
-          <w:rFonts w:ascii="Arial" w:hAnsi="Arial" w:cs="Arial"/>
-        </w:rPr>
-        <w:t>The system shall implement role-based access control to restrict access based on user type (Student, Academic Staff, Registry Staff, Finance Staff).</w:t>
-      </w:r>
-    </w:p>
-    <w:p>
-      <w:pPr>
-        <w:pStyle w:val="ListParagraph"/>
-        <w:numPr>
-          <w:ilvl w:val="1"/>
-          <w:numId w:val="6"/>
-        </w:numPr>
-        <w:spacing w:line="360" w:lineRule="auto"/>
-        <w:ind w:left="1843"/>
-        <w:jc w:val="both"/>
-        <w:rPr>
-          <w:rFonts w:ascii="Arial" w:hAnsi="Arial" w:cs="Arial"/>
-        </w:rPr>
-      </w:pPr>
-      <w:r>
-        <w:rPr>
-          <w:rFonts w:ascii="Arial" w:hAnsi="Arial" w:cs="Arial"/>
-        </w:rPr>
-        <w:t>Protects sensitive student and financial data.</w:t>
-      </w:r>
-    </w:p>
-    <w:p>
-      <w:pPr>
-        <w:pStyle w:val="ListParagraph"/>
-        <w:numPr>
-          <w:ilvl w:val="0"/>
-          <w:numId w:val="14"/>
-        </w:numPr>
-        <w:spacing w:line="360" w:lineRule="auto"/>
-        <w:jc w:val="both"/>
-        <w:rPr>
-          <w:rFonts w:ascii="Arial" w:hAnsi="Arial" w:cs="Arial"/>
-        </w:rPr>
-      </w:pPr>
-      <w:r>
-        <w:rPr>
-          <w:rFonts w:ascii="Arial" w:hAnsi="Arial" w:cs="Arial"/>
-        </w:rPr>
-        <w:t>Data Protection</w:t>
-      </w:r>
-      <w:r>
-        <w:rPr>
-          <w:rFonts w:ascii="Arial" w:hAnsi="Arial" w:cs="Arial"/>
-        </w:rPr>
-        <w:t>:</w:t>
-      </w:r>
-    </w:p>
-    <w:p>
-      <w:pPr>
-        <w:pStyle w:val="ListParagraph"/>
-        <w:numPr>
-          <w:ilvl w:val="1"/>
-          <w:numId w:val="6"/>
-        </w:numPr>
-        <w:spacing w:line="360" w:lineRule="auto"/>
-        <w:ind w:left="1843"/>
-        <w:jc w:val="both"/>
-        <w:rPr>
-          <w:rFonts w:ascii="Arial" w:hAnsi="Arial" w:cs="Arial"/>
-        </w:rPr>
-      </w:pPr>
-      <w:r>
-        <w:rPr>
-          <w:rFonts w:ascii="Arial" w:hAnsi="Arial" w:cs="Arial"/>
-        </w:rPr>
-        <w:t>The system shall encrypt sensitive data both at rest and in transit.</w:t>
-      </w:r>
-    </w:p>
-    <w:p>
-      <w:pPr>
-        <w:pStyle w:val="ListParagraph"/>
-        <w:numPr>
-          <w:ilvl w:val="1"/>
-          <w:numId w:val="6"/>
-        </w:numPr>
-        <w:spacing w:line="360" w:lineRule="auto"/>
-        <w:ind w:left="1843"/>
-        <w:jc w:val="both"/>
-        <w:rPr>
-          <w:rFonts w:ascii="Arial" w:hAnsi="Arial" w:cs="Arial"/>
-        </w:rPr>
-      </w:pPr>
-      <w:r>
-        <w:rPr>
-          <w:rFonts w:ascii="Arial" w:hAnsi="Arial" w:cs="Arial"/>
-        </w:rPr>
-        <w:t>Ensures confidentiality and compliance with privacy regulations.</w:t>
-      </w:r>
-    </w:p>
-    <w:p>
-      <w:pPr>
-        <w:pStyle w:val="ListParagraph"/>
-        <w:numPr>
-          <w:ilvl w:val="0"/>
-          <w:numId w:val="14"/>
-        </w:numPr>
-        <w:spacing w:line="360" w:lineRule="auto"/>
-        <w:jc w:val="both"/>
-        <w:rPr>
-          <w:rFonts w:ascii="Arial" w:hAnsi="Arial" w:cs="Arial"/>
-        </w:rPr>
-      </w:pPr>
-      <w:r>
-        <w:rPr>
-          <w:rFonts w:ascii="Arial" w:hAnsi="Arial" w:cs="Arial"/>
-        </w:rPr>
-        <w:t>Availability / Reliability</w:t>
-      </w:r>
-      <w:r>
-        <w:rPr>
-          <w:rFonts w:ascii="Arial" w:hAnsi="Arial" w:cs="Arial"/>
-        </w:rPr>
-        <w:t>:</w:t>
-      </w:r>
-    </w:p>
-    <w:p>
-      <w:pPr>
-        <w:pStyle w:val="ListParagraph"/>
-        <w:numPr>
-          <w:ilvl w:val="1"/>
-          <w:numId w:val="6"/>
-        </w:numPr>
-        <w:spacing w:line="360" w:lineRule="auto"/>
-        <w:ind w:left="1843"/>
-        <w:jc w:val="both"/>
-        <w:rPr>
-          <w:rFonts w:ascii="Arial" w:hAnsi="Arial" w:cs="Arial"/>
-        </w:rPr>
-      </w:pPr>
-      <w:r>
-        <w:rPr>
-          <w:rFonts w:ascii="Arial" w:hAnsi="Arial" w:cs="Arial"/>
-        </w:rPr>
-        <w:t>The system shall maintain at least 99.5% uptime during enrolment periods.</w:t>
-      </w:r>
-    </w:p>
-    <w:p>
-      <w:pPr>
-        <w:pStyle w:val="ListParagraph"/>
-        <w:numPr>
-          <w:ilvl w:val="1"/>
-          <w:numId w:val="6"/>
-        </w:numPr>
-        <w:spacing w:line="360" w:lineRule="auto"/>
-        <w:ind w:left="1843"/>
-        <w:jc w:val="both"/>
-        <w:rPr>
-          <w:rFonts w:ascii="Arial" w:hAnsi="Arial" w:cs="Arial"/>
-        </w:rPr>
-      </w:pPr>
-      <w:r>
-        <w:rPr>
-          <w:rFonts w:ascii="Arial" w:hAnsi="Arial" w:cs="Arial"/>
-        </w:rPr>
-        <w:t>Ensures continuous availability for critical university operations.</w:t>
-      </w:r>
-    </w:p>
-    <w:p>
-      <w:pPr>
-        <w:pStyle w:val="ListParagraph"/>
-        <w:numPr>
-          <w:ilvl w:val="0"/>
-          <w:numId w:val="14"/>
-        </w:numPr>
-        <w:spacing w:line="360" w:lineRule="auto"/>
-        <w:jc w:val="both"/>
-        <w:rPr>
-          <w:rFonts w:ascii="Arial" w:hAnsi="Arial" w:cs="Arial"/>
-        </w:rPr>
-      </w:pPr>
-      <w:r>
-        <w:rPr>
-          <w:rFonts w:ascii="Arial" w:hAnsi="Arial" w:cs="Arial"/>
-        </w:rPr>
-        <w:lastRenderedPageBreak/>
-        <w:t>Usability</w:t>
-      </w:r>
-      <w:r>
-        <w:rPr>
-          <w:rFonts w:ascii="Arial" w:hAnsi="Arial" w:cs="Arial"/>
-        </w:rPr>
-        <w:t>:</w:t>
-      </w:r>
-    </w:p>
-    <w:p>
-      <w:pPr>
-        <w:pStyle w:val="ListParagraph"/>
-        <w:numPr>
-          <w:ilvl w:val="1"/>
-          <w:numId w:val="6"/>
-        </w:numPr>
-        <w:spacing w:line="360" w:lineRule="auto"/>
-        <w:ind w:left="1843"/>
-        <w:jc w:val="both"/>
-        <w:rPr>
-          <w:rFonts w:ascii="Arial" w:hAnsi="Arial" w:cs="Arial"/>
-        </w:rPr>
-      </w:pPr>
-      <w:r>
-        <w:rPr>
-          <w:rFonts w:ascii="Arial" w:hAnsi="Arial" w:cs="Arial"/>
-        </w:rPr>
-        <w:t>The system shall provide a web interface accessible on desktop, tablet, and mobile devices.</w:t>
-      </w:r>
-    </w:p>
-    <w:p>
-      <w:pPr>
-        <w:pStyle w:val="ListParagraph"/>
-        <w:numPr>
-          <w:ilvl w:val="1"/>
-          <w:numId w:val="6"/>
-        </w:numPr>
-        <w:spacing w:line="360" w:lineRule="auto"/>
-        <w:ind w:left="1843"/>
-        <w:jc w:val="both"/>
-        <w:rPr>
-          <w:rFonts w:ascii="Arial" w:hAnsi="Arial" w:cs="Arial"/>
-        </w:rPr>
-      </w:pPr>
-      <w:r>
-        <w:rPr>
-          <w:rFonts w:ascii="Arial" w:hAnsi="Arial" w:cs="Arial"/>
-        </w:rPr>
-        <w:t>Enhances accessibility and user satisfaction.</w:t>
-      </w:r>
-    </w:p>
-    <w:p>
-      <w:pPr>
-        <w:pStyle w:val="ListParagraph"/>
-        <w:numPr>
-          <w:ilvl w:val="0"/>
-          <w:numId w:val="14"/>
-        </w:numPr>
-        <w:spacing w:line="360" w:lineRule="auto"/>
-        <w:jc w:val="both"/>
-        <w:rPr>
-          <w:rFonts w:ascii="Arial" w:hAnsi="Arial" w:cs="Arial"/>
-        </w:rPr>
-      </w:pPr>
-      <w:r>
-        <w:rPr>
-          <w:rFonts w:ascii="Arial" w:hAnsi="Arial" w:cs="Arial"/>
-        </w:rPr>
-        <w:t>Data Accuracy</w:t>
-      </w:r>
-      <w:r>
-        <w:rPr>
-          <w:rFonts w:ascii="Arial" w:hAnsi="Arial" w:cs="Arial"/>
-        </w:rPr>
-        <w:t>:</w:t>
-      </w:r>
-    </w:p>
-    <w:p>
-      <w:pPr>
-        <w:pStyle w:val="ListParagraph"/>
-        <w:numPr>
-          <w:ilvl w:val="1"/>
-          <w:numId w:val="6"/>
-        </w:numPr>
-        <w:spacing w:line="360" w:lineRule="auto"/>
-        <w:ind w:left="1843"/>
-        <w:jc w:val="both"/>
-        <w:rPr>
-          <w:rFonts w:ascii="Arial" w:hAnsi="Arial" w:cs="Arial"/>
-        </w:rPr>
-      </w:pPr>
-      <w:r>
-        <w:rPr>
-          <w:rFonts w:ascii="Arial" w:hAnsi="Arial" w:cs="Arial"/>
-        </w:rPr>
-        <w:t>The system shall maintain accurate and up-to-date course, enrolment, and student data.</w:t>
-      </w:r>
-    </w:p>
-    <w:p>
-      <w:pPr>
-        <w:pStyle w:val="ListParagraph"/>
-        <w:numPr>
-          <w:ilvl w:val="1"/>
-          <w:numId w:val="6"/>
-        </w:numPr>
-        <w:spacing w:line="360" w:lineRule="auto"/>
-        <w:ind w:left="1843"/>
-        <w:jc w:val="both"/>
-        <w:rPr>
-          <w:rFonts w:ascii="Arial" w:hAnsi="Arial" w:cs="Arial"/>
-        </w:rPr>
-      </w:pPr>
-      <w:r>
-        <w:rPr>
-          <w:rFonts w:ascii="Arial" w:hAnsi="Arial" w:cs="Arial"/>
-        </w:rPr>
-        <w:t>Prevents enrolment errors and ensures reliable reporting.</w:t>
-      </w:r>
-    </w:p>
-    <w:p>
-      <w:pPr>
-        <w:pStyle w:val="ListParagraph"/>
-        <w:numPr>
-          <w:ilvl w:val="0"/>
-          <w:numId w:val="14"/>
-        </w:numPr>
-        <w:spacing w:line="360" w:lineRule="auto"/>
-        <w:jc w:val="both"/>
-        <w:rPr>
-          <w:rFonts w:ascii="Arial" w:hAnsi="Arial" w:cs="Arial"/>
-        </w:rPr>
-      </w:pPr>
-      <w:r>
-        <w:rPr>
-          <w:rFonts w:ascii="Arial" w:hAnsi="Arial" w:cs="Arial"/>
-        </w:rPr>
-        <w:t>Maintainability</w:t>
-      </w:r>
-      <w:r>
-        <w:rPr>
-          <w:rFonts w:ascii="Arial" w:hAnsi="Arial" w:cs="Arial"/>
-        </w:rPr>
-        <w:t>:</w:t>
-      </w:r>
-    </w:p>
-    <w:p>
-      <w:pPr>
-        <w:pStyle w:val="ListParagraph"/>
-        <w:numPr>
-          <w:ilvl w:val="1"/>
-          <w:numId w:val="6"/>
-        </w:numPr>
-        <w:spacing w:line="360" w:lineRule="auto"/>
-        <w:ind w:left="1843"/>
-        <w:jc w:val="both"/>
-        <w:rPr>
-          <w:rFonts w:ascii="Arial" w:hAnsi="Arial" w:cs="Arial"/>
-        </w:rPr>
-      </w:pPr>
-      <w:r>
-        <w:rPr>
-          <w:rFonts w:ascii="Arial" w:hAnsi="Arial" w:cs="Arial"/>
-        </w:rPr>
-        <w:t>The system shall follow object-oriented principles and align with UML design specifications.</w:t>
-      </w:r>
-    </w:p>
-    <w:p>
-      <w:pPr>
-        <w:pStyle w:val="ListParagraph"/>
-        <w:numPr>
-          <w:ilvl w:val="1"/>
-          <w:numId w:val="6"/>
-        </w:numPr>
-        <w:spacing w:line="360" w:lineRule="auto"/>
-        <w:ind w:left="1843"/>
-        <w:jc w:val="both"/>
-        <w:rPr>
-          <w:rFonts w:ascii="Arial" w:hAnsi="Arial" w:cs="Arial"/>
-        </w:rPr>
-      </w:pPr>
-      <w:r>
-        <w:rPr>
-          <w:rFonts w:ascii="Arial" w:hAnsi="Arial" w:cs="Arial"/>
-        </w:rPr>
-        <w:t>Simplifies future updates or modifications.</w:t>
-      </w:r>
-    </w:p>
-    <w:p>
-      <w:pPr>
-        <w:pStyle w:val="ListParagraph"/>
-        <w:numPr>
-          <w:ilvl w:val="0"/>
-          <w:numId w:val="14"/>
-        </w:numPr>
-        <w:spacing w:line="360" w:lineRule="auto"/>
-        <w:jc w:val="both"/>
-        <w:rPr>
-          <w:rFonts w:ascii="Arial" w:hAnsi="Arial" w:cs="Arial"/>
-        </w:rPr>
-      </w:pPr>
-      <w:r>
-        <w:rPr>
-          <w:rFonts w:ascii="Arial" w:hAnsi="Arial" w:cs="Arial"/>
-        </w:rPr>
-        <w:t>Auditability</w:t>
-      </w:r>
-      <w:r>
-        <w:rPr>
-          <w:rFonts w:ascii="Arial" w:hAnsi="Arial" w:cs="Arial"/>
-        </w:rPr>
-        <w:t>:</w:t>
-      </w:r>
-    </w:p>
-    <w:p>
-      <w:pPr>
-        <w:pStyle w:val="ListParagraph"/>
-        <w:numPr>
-          <w:ilvl w:val="1"/>
-          <w:numId w:val="6"/>
-        </w:numPr>
-        <w:spacing w:line="360" w:lineRule="auto"/>
-        <w:ind w:left="1843"/>
-        <w:jc w:val="both"/>
-        <w:rPr>
-          <w:rFonts w:ascii="Arial" w:hAnsi="Arial" w:cs="Arial"/>
-        </w:rPr>
-      </w:pPr>
-      <w:r>
-        <w:rPr>
-          <w:rFonts w:ascii="Arial" w:hAnsi="Arial" w:cs="Arial"/>
-        </w:rPr>
-        <w:t>The system shall log all enrolment, approval, and payment transactions.</w:t>
-      </w:r>
-    </w:p>
-    <w:p>
-      <w:pPr>
-        <w:pStyle w:val="ListParagraph"/>
-        <w:numPr>
-          <w:ilvl w:val="1"/>
-          <w:numId w:val="6"/>
-        </w:numPr>
-        <w:spacing w:line="360" w:lineRule="auto"/>
-        <w:ind w:left="1843"/>
-        <w:jc w:val="both"/>
-        <w:rPr>
-          <w:rFonts w:ascii="Arial" w:hAnsi="Arial" w:cs="Arial"/>
-        </w:rPr>
-      </w:pPr>
-      <w:r>
-        <w:rPr>
-          <w:rFonts w:ascii="Arial" w:hAnsi="Arial" w:cs="Arial"/>
-        </w:rPr>
-        <w:t>Supports accountability, transparency, and dispute resolution.</w:t>
-      </w:r>
-    </w:p>
-    <w:p>
-      <w:pPr>
-        <w:pStyle w:val="ListParagraph"/>
-        <w:numPr>
-          <w:ilvl w:val="0"/>
-          <w:numId w:val="14"/>
-        </w:numPr>
-        <w:spacing w:line="360" w:lineRule="auto"/>
-        <w:jc w:val="both"/>
-        <w:rPr>
-          <w:rFonts w:ascii="Arial" w:hAnsi="Arial" w:cs="Arial"/>
-        </w:rPr>
-      </w:pPr>
-      <w:r>
-        <w:rPr>
-          <w:rFonts w:ascii="Arial" w:hAnsi="Arial" w:cs="Arial"/>
-        </w:rPr>
-        <w:t>Interoperability</w:t>
-      </w:r>
-    </w:p>
-    <w:p>
-      <w:pPr>
-        <w:pStyle w:val="ListParagraph"/>
-        <w:numPr>
-          <w:ilvl w:val="1"/>
-          <w:numId w:val="6"/>
-        </w:numPr>
-        <w:spacing w:line="360" w:lineRule="auto"/>
-        <w:ind w:left="1843"/>
-        <w:jc w:val="both"/>
-        <w:rPr>
-          <w:rFonts w:ascii="Arial" w:hAnsi="Arial" w:cs="Arial"/>
-        </w:rPr>
-      </w:pPr>
-      <w:r>
-        <w:rPr>
-          <w:rFonts w:ascii="Arial" w:hAnsi="Arial" w:cs="Arial"/>
-        </w:rPr>
-        <w:t>The system shall support integration with existing AUT systems (e.g., student database, finance system).</w:t>
-      </w:r>
-    </w:p>
-    <w:p>
-      <w:pPr>
-        <w:pStyle w:val="ListParagraph"/>
-        <w:numPr>
-          <w:ilvl w:val="1"/>
-          <w:numId w:val="6"/>
-        </w:numPr>
-        <w:spacing w:line="360" w:lineRule="auto"/>
-        <w:ind w:left="1843"/>
-        <w:jc w:val="both"/>
-        <w:rPr>
-          <w:rFonts w:ascii="Arial" w:hAnsi="Arial" w:cs="Arial"/>
-        </w:rPr>
-      </w:pPr>
-      <w:r>
-        <w:rPr>
-          <w:rFonts w:ascii="Arial" w:hAnsi="Arial" w:cs="Arial"/>
-        </w:rPr>
-        <w:t>Ensures smooth coordination between departments and prevents data silos.</w:t>
-      </w:r>
-    </w:p>
-    <w:p>
-      <w:pPr>
-        <w:jc w:val="both"/>
-        <w:rPr>
-          <w:rFonts w:ascii="Arial" w:hAnsi="Arial" w:cs="Arial"/>
-        </w:rPr>
-      </w:pPr>
       <w:r>
         <w:rPr>
           <w:rFonts w:ascii="Arial" w:hAnsi="Arial" w:cs="Arial"/>
@@ -10404,7 +11869,7 @@
           <w:szCs w:val="32"/>
         </w:rPr>
       </w:pPr>
-      <w:bookmarkStart w:id="22" w:name="_Toc227153832"/>
+      <w:bookmarkStart w:id="22" w:name="_Toc227195185"/>
       <w:r>
         <w:rPr>
           <w:rFonts w:ascii="Arial" w:hAnsi="Arial" w:cs="Arial"/>
@@ -10484,7 +11949,7 @@
           <w:szCs w:val="32"/>
         </w:rPr>
       </w:pPr>
-      <w:bookmarkStart w:id="23" w:name="_Toc227153833"/>
+      <w:bookmarkStart w:id="23" w:name="_Toc227195186"/>
       <w:r>
         <w:rPr>
           <w:rFonts w:ascii="Arial" w:hAnsi="Arial" w:cs="Arial"/>
@@ -10553,7 +12018,7 @@
           <w:szCs w:val="32"/>
         </w:rPr>
       </w:pPr>
-      <w:bookmarkStart w:id="24" w:name="_Toc227153834"/>
+      <w:bookmarkStart w:id="24" w:name="_Toc227195187"/>
       <w:r>
         <w:rPr>
           <w:rFonts w:ascii="Arial" w:hAnsi="Arial" w:cs="Arial"/>
@@ -10643,7 +12108,7 @@
           <w:szCs w:val="32"/>
         </w:rPr>
       </w:pPr>
-      <w:bookmarkStart w:id="25" w:name="_Toc227153835"/>
+      <w:bookmarkStart w:id="25" w:name="_Toc227195188"/>
       <w:r>
         <w:rPr>
           <w:rFonts w:ascii="Arial" w:hAnsi="Arial" w:cs="Arial"/>
@@ -10727,7 +12192,7 @@
           <w:szCs w:val="32"/>
         </w:rPr>
       </w:pPr>
-      <w:bookmarkStart w:id="26" w:name="_Toc227153836"/>
+      <w:bookmarkStart w:id="26" w:name="_Toc227195189"/>
       <w:r>
         <w:rPr>
           <w:rFonts w:ascii="Arial" w:hAnsi="Arial" w:cs="Arial"/>

--- a/Project Progress Report/Assignment_Phase_1-Thanh_Tran-24247169.docx
+++ b/Project Progress Report/Assignment_Phase_1-Thanh_Tran-24247169.docx
@@ -2512,14 +2512,12 @@
         </w:rPr>
         <w:t xml:space="preserve">Modern medium to large organisations </w:t>
       </w:r>
-      <w:proofErr w:type="gramStart"/>
       <w:r>
         <w:rPr>
           <w:rFonts w:ascii="Arial" w:hAnsi="Arial" w:cs="Arial"/>
         </w:rPr>
         <w:t>reply</w:t>
       </w:r>
-      <w:proofErr w:type="gramEnd"/>
       <w:r>
         <w:rPr>
           <w:rFonts w:ascii="Arial" w:hAnsi="Arial" w:cs="Arial"/>
@@ -3003,20 +3001,7 @@
           <w:sz w:val="24"/>
           <w:szCs w:val="24"/>
         </w:rPr>
-        <w:t>: AUT's building</w:t>
-      </w:r>
-      <w:r>
-        <w:rPr>
-          <w:rFonts w:ascii="Arial" w:hAnsi="Arial" w:cs="Arial"/>
-          <w:b/>
-          <w:bCs/>
-          <w:i w:val="0"/>
-          <w:iCs w:val="0"/>
-          <w:color w:val="215E99" w:themeColor="text2" w:themeTint="BF"/>
-          <w:sz w:val="24"/>
-          <w:szCs w:val="24"/>
-        </w:rPr>
-        <w:t xml:space="preserve"> (AUT, 2018)</w:t>
+        <w:t>: AUT's building (AUT, 2018)</w:t>
       </w:r>
     </w:p>
     <w:p>
@@ -3802,13 +3787,7 @@
           <w:rFonts w:ascii="Arial" w:hAnsi="Arial" w:cs="Arial"/>
         </w:rPr>
         <w:lastRenderedPageBreak/>
-        <w:t>integrate with existing university systems, including a Course Information System and a Finance System, to retrieve course data and payment status.</w:t>
-      </w:r>
-      <w:r>
-        <w:rPr>
-          <w:rFonts w:ascii="Arial" w:hAnsi="Arial" w:cs="Arial"/>
-        </w:rPr>
-        <w:t xml:space="preserve"> </w:t>
+        <w:t xml:space="preserve">integrate with existing university systems, including a Course Information System and a Finance System, to retrieve course data and payment status. </w:t>
       </w:r>
       <w:r>
         <w:rPr>
@@ -4056,37 +4035,7 @@
         <w:rPr>
           <w:rFonts w:ascii="Arial" w:hAnsi="Arial" w:cs="Arial"/>
         </w:rPr>
-        <w:t xml:space="preserve">Finance staff should be able to monitor payment status retrieved from the Finance System and access </w:t>
-      </w:r>
-      <w:r>
-        <w:rPr>
-          <w:rFonts w:ascii="Arial" w:hAnsi="Arial" w:cs="Arial"/>
-        </w:rPr>
-        <w:t>that system</w:t>
-      </w:r>
-      <w:r>
-        <w:rPr>
-          <w:rFonts w:ascii="Arial" w:hAnsi="Arial" w:cs="Arial"/>
-        </w:rPr>
-        <w:t xml:space="preserve"> </w:t>
-      </w:r>
-      <w:r>
-        <w:rPr>
-          <w:rFonts w:ascii="Arial" w:hAnsi="Arial" w:cs="Arial"/>
-        </w:rPr>
-        <w:t>to handle exceptional cases such as failed or delayed payments</w:t>
-      </w:r>
-      <w:r>
-        <w:rPr>
-          <w:rFonts w:ascii="Arial" w:hAnsi="Arial" w:cs="Arial"/>
-        </w:rPr>
-        <w:t xml:space="preserve">. </w:t>
-      </w:r>
-      <w:r>
-        <w:rPr>
-          <w:rFonts w:ascii="Arial" w:hAnsi="Arial" w:cs="Arial"/>
-        </w:rPr>
-        <w:t>The system automatically confirms enrolment only after successful payment verification retrieved from the Finance System</w:t>
+        <w:t>Finance staff should be able to monitor payment status retrieved from the Finance System and access that system to handle exceptional cases such as failed or delayed payments. For international students, the system automatically confirms enrolment only after successful course fee and insurance verification retrieved from the Finance System. For domestic students, the system can automatically confirm enrolment before payment of course fee based on applicable university financial rules and payment arrangements recorded in the Finance System</w:t>
       </w:r>
       <w:r>
         <w:rPr>
@@ -4114,13 +4063,7 @@
         <w:rPr>
           <w:rFonts w:ascii="Arial" w:hAnsi="Arial" w:cs="Arial"/>
         </w:rPr>
-        <w:t>between these components</w:t>
-      </w:r>
-      <w:r>
-        <w:rPr>
-          <w:rFonts w:ascii="Arial" w:hAnsi="Arial" w:cs="Arial"/>
-        </w:rPr>
-        <w:t xml:space="preserve"> </w:t>
+        <w:t xml:space="preserve">between these components </w:t>
       </w:r>
       <w:r>
         <w:rPr>
@@ -4441,6 +4384,7 @@
           <w:b/>
           <w:bCs/>
         </w:rPr>
+        <w:lastRenderedPageBreak/>
         <w:t xml:space="preserve">Academic </w:t>
       </w:r>
       <w:r>
@@ -4489,14 +4433,7 @@
         <w:rPr>
           <w:rFonts w:ascii="Arial" w:hAnsi="Arial" w:cs="Arial"/>
         </w:rPr>
-        <w:t xml:space="preserve">using enrolment and </w:t>
-      </w:r>
-      <w:r>
-        <w:rPr>
-          <w:rFonts w:ascii="Arial" w:hAnsi="Arial" w:cs="Arial"/>
-        </w:rPr>
-        <w:lastRenderedPageBreak/>
-        <w:t xml:space="preserve">student academic information retrieved from the </w:t>
+        <w:t xml:space="preserve">using enrolment and student academic information retrieved from the </w:t>
       </w:r>
       <w:r>
         <w:rPr>
@@ -5203,6 +5140,7 @@
         <w:rPr>
           <w:rFonts w:ascii="Arial" w:hAnsi="Arial" w:cs="Arial"/>
         </w:rPr>
+        <w:lastRenderedPageBreak/>
         <w:t xml:space="preserve">Provide timetable visualisation and real-time </w:t>
       </w:r>
       <w:r>
@@ -5248,7 +5186,6 @@
           <w:sz w:val="24"/>
           <w:szCs w:val="24"/>
         </w:rPr>
-        <w:lastRenderedPageBreak/>
         <w:t>ii.</w:t>
       </w:r>
       <w:r>
@@ -5740,13 +5677,7 @@
         <w:rPr>
           <w:rFonts w:ascii="Arial" w:hAnsi="Arial" w:cs="Arial"/>
         </w:rPr>
-        <w:t>.</w:t>
-      </w:r>
-      <w:r>
-        <w:rPr>
-          <w:rFonts w:ascii="Arial" w:hAnsi="Arial" w:cs="Arial"/>
-        </w:rPr>
-        <w:t xml:space="preserve"> </w:t>
+        <w:t xml:space="preserve">. </w:t>
       </w:r>
       <w:r>
         <w:rPr>
@@ -6368,97 +6299,7 @@
         <w:rPr>
           <w:rFonts w:ascii="Arial" w:hAnsi="Arial" w:cs="Arial"/>
         </w:rPr>
-        <w:t xml:space="preserve">The requirement for </w:t>
-      </w:r>
-      <w:r>
-        <w:rPr>
-          <w:rFonts w:ascii="Arial" w:hAnsi="Arial" w:cs="Arial"/>
-        </w:rPr>
-        <w:t>f</w:t>
-      </w:r>
-      <w:r>
-        <w:rPr>
-          <w:rFonts w:ascii="Arial" w:hAnsi="Arial" w:cs="Arial"/>
-        </w:rPr>
-        <w:t xml:space="preserve">inance staff to monitor and manage payments and confirm enrolments </w:t>
-      </w:r>
-      <w:r>
-        <w:rPr>
-          <w:rFonts w:ascii="Arial" w:hAnsi="Arial" w:cs="Arial"/>
-        </w:rPr>
-        <w:t xml:space="preserve">indicates </w:t>
-      </w:r>
-      <w:r>
-        <w:rPr>
-          <w:rFonts w:ascii="Arial" w:hAnsi="Arial" w:cs="Arial"/>
-        </w:rPr>
-        <w:t xml:space="preserve">that the system shall </w:t>
-      </w:r>
-      <w:r>
-        <w:rPr>
-          <w:rFonts w:ascii="Arial" w:hAnsi="Arial" w:cs="Arial"/>
-        </w:rPr>
-        <w:t>retrieve</w:t>
-      </w:r>
-      <w:r>
-        <w:rPr>
-          <w:rFonts w:ascii="Arial" w:hAnsi="Arial" w:cs="Arial"/>
-        </w:rPr>
-        <w:t xml:space="preserve"> payment </w:t>
-      </w:r>
-      <w:r>
-        <w:rPr>
-          <w:rFonts w:ascii="Arial" w:hAnsi="Arial" w:cs="Arial"/>
-        </w:rPr>
-        <w:t>status from the Finance System</w:t>
-      </w:r>
-      <w:r>
-        <w:rPr>
-          <w:rFonts w:ascii="Arial" w:hAnsi="Arial" w:cs="Arial"/>
-        </w:rPr>
-        <w:t xml:space="preserve">, </w:t>
-      </w:r>
-      <w:r>
-        <w:rPr>
-          <w:rFonts w:ascii="Arial" w:hAnsi="Arial" w:cs="Arial"/>
-        </w:rPr>
-        <w:t>and</w:t>
-      </w:r>
-      <w:r>
-        <w:rPr>
-          <w:rFonts w:ascii="Arial" w:hAnsi="Arial" w:cs="Arial"/>
-        </w:rPr>
-        <w:t xml:space="preserve"> confirm enrolment only after successful payment</w:t>
-      </w:r>
-      <w:r>
-        <w:rPr>
-          <w:rFonts w:ascii="Arial" w:hAnsi="Arial" w:cs="Arial"/>
-        </w:rPr>
-        <w:t xml:space="preserve"> verification</w:t>
-      </w:r>
-      <w:r>
-        <w:rPr>
-          <w:rFonts w:ascii="Arial" w:hAnsi="Arial" w:cs="Arial"/>
-        </w:rPr>
-        <w:t xml:space="preserve">, while allowing finance staff </w:t>
-      </w:r>
-      <w:r>
-        <w:rPr>
-          <w:rFonts w:ascii="Arial" w:hAnsi="Arial" w:cs="Arial"/>
-        </w:rPr>
-        <w:t xml:space="preserve">accessing that system </w:t>
-      </w:r>
-      <w:r>
-        <w:rPr>
-          <w:rFonts w:ascii="Arial" w:hAnsi="Arial" w:cs="Arial"/>
-        </w:rPr>
-        <w:t>to handle exceptional cases</w:t>
-      </w:r>
-      <w:r>
-        <w:rPr>
-          <w:rFonts w:ascii="Arial" w:hAnsi="Arial" w:cs="Arial"/>
-        </w:rPr>
-        <w:t>.</w:t>
+        <w:t>The requirement for finance staff to monitor and manage payments indicates that the system shall retrieve payment status from the Finance System, while allowing finance staff to access the Finance System to handle exceptional cases such as failed or delayed payments.</w:t>
       </w:r>
     </w:p>
     <w:p>
@@ -6478,7 +6319,13 @@
         <w:rPr>
           <w:rFonts w:ascii="Arial" w:hAnsi="Arial" w:cs="Arial"/>
         </w:rPr>
-        <w:t>The need for coordination across multiple departments indicates that the system shall support integrated workflows and real-time data sharing between departments.</w:t>
+        <w:t>The need for automatic enrolment confirmation for both international and domestic students indicates that the system shall retrieve student information from the Student Information System and financial information from the Finance System to determine enrolment eligibility and confirm enrolment according to applicable payment rules for different student types</w:t>
+      </w:r>
+      <w:r>
+        <w:rPr>
+          <w:rFonts w:ascii="Arial" w:hAnsi="Arial" w:cs="Arial"/>
+        </w:rPr>
+        <w:t>.</w:t>
       </w:r>
     </w:p>
     <w:p>
@@ -6498,7 +6345,7 @@
         <w:rPr>
           <w:rFonts w:ascii="Arial" w:hAnsi="Arial" w:cs="Arial"/>
         </w:rPr>
-        <w:t>The requirement to support both domestic and international students suggests that the system shall handle different enrolment rules, fee structures, and approval processes.</w:t>
+        <w:t>The need for coordination across multiple departments indicates that the system shall support integrated workflows and real-time data sharing between departments.</w:t>
       </w:r>
     </w:p>
     <w:p>
@@ -6518,7 +6365,7 @@
         <w:rPr>
           <w:rFonts w:ascii="Arial" w:hAnsi="Arial" w:cs="Arial"/>
         </w:rPr>
-        <w:t>The requirement for a web-based system accessible on multiple devices indicates that the system shall be accessible through a web browser and support multiple concurrent users.</w:t>
+        <w:t>The requirement to support both domestic and international students suggests that the system shall handle different enrolment rules, fee structures, and approval processes.</w:t>
       </w:r>
     </w:p>
     <w:p>
@@ -6538,6 +6385,26 @@
         <w:rPr>
           <w:rFonts w:ascii="Arial" w:hAnsi="Arial" w:cs="Arial"/>
         </w:rPr>
+        <w:t>The requirement for a web-based system accessible on multiple devices indicates that the system shall be accessible through a web browser and support multiple concurrent users.</w:t>
+      </w:r>
+    </w:p>
+    <w:p>
+      <w:pPr>
+        <w:pStyle w:val="ListParagraph"/>
+        <w:numPr>
+          <w:ilvl w:val="0"/>
+          <w:numId w:val="15"/>
+        </w:numPr>
+        <w:spacing w:after="0" w:line="360" w:lineRule="auto"/>
+        <w:jc w:val="both"/>
+        <w:rPr>
+          <w:rFonts w:ascii="Arial" w:hAnsi="Arial" w:cs="Arial"/>
+        </w:rPr>
+      </w:pPr>
+      <w:r>
+        <w:rPr>
+          <w:rFonts w:ascii="Arial" w:hAnsi="Arial" w:cs="Arial"/>
+        </w:rPr>
         <w:t>The need for improved efficiency, accuracy, and user experience indicates that the system shall provide real-time updates, ensure data consistency, and reduce manual processing</w:t>
       </w:r>
       <w:r>
@@ -6688,7 +6555,14 @@
         <w:rPr>
           <w:rFonts w:ascii="Arial" w:hAnsi="Arial" w:cs="Arial"/>
         </w:rPr>
-        <w:t>, document analysis was conducted using the “Enrolling in courses and classes” guideline published by AUT. The analysed document outlines the student enrolment process, course selection rules, and administrative constraints that govern how students enrol in courses and classes (AUT, n.d.-d).</w:t>
+        <w:t xml:space="preserve">, document analysis was conducted using the “Enrolling in courses and classes” guideline published by AUT. The analysed document outlines the student </w:t>
+      </w:r>
+      <w:r>
+        <w:rPr>
+          <w:rFonts w:ascii="Arial" w:hAnsi="Arial" w:cs="Arial"/>
+        </w:rPr>
+        <w:lastRenderedPageBreak/>
+        <w:t>enrolment process, course selection rules, and administrative constraints that govern how students enrol in courses and classes (AUT, n.d.-d).</w:t>
       </w:r>
     </w:p>
     <w:p>
@@ -6730,7 +6604,6 @@
         <w:rPr>
           <w:rFonts w:ascii="Arial" w:hAnsi="Arial" w:cs="Arial"/>
         </w:rPr>
-        <w:lastRenderedPageBreak/>
         <w:t>S</w:t>
       </w:r>
       <w:r>
@@ -7065,6 +6938,7 @@
         <w:rPr>
           <w:rFonts w:ascii="Arial" w:hAnsi="Arial" w:cs="Arial"/>
         </w:rPr>
+        <w:lastRenderedPageBreak/>
         <w:t xml:space="preserve">In the current process, students first obtain enrolment forms online or from faculty offices. They manually fill in the course selections and submit the forms to the Academic Registry Department for review. Academic registry staff then manually check student eligibility by referring to </w:t>
       </w:r>
       <w:r>
@@ -7089,26 +6963,13 @@
         <w:rPr>
           <w:rFonts w:ascii="Arial" w:hAnsi="Arial" w:cs="Arial"/>
         </w:rPr>
-        <w:t>,</w:t>
-      </w:r>
-      <w:r>
-        <w:rPr>
-          <w:rFonts w:ascii="Arial" w:hAnsi="Arial" w:cs="Arial"/>
-        </w:rPr>
-        <w:t xml:space="preserve"> </w:t>
-      </w:r>
-      <w:r>
-        <w:rPr>
-          <w:rFonts w:ascii="Arial" w:hAnsi="Arial" w:cs="Arial"/>
-        </w:rPr>
-        <w:t xml:space="preserve">and spreadsheets to confirm prerequisites, programme </w:t>
-      </w:r>
-      <w:r>
-        <w:rPr>
-          <w:rFonts w:ascii="Arial" w:hAnsi="Arial" w:cs="Arial"/>
-        </w:rPr>
-        <w:lastRenderedPageBreak/>
-        <w:t xml:space="preserve">requirements, and course availability. If any issues are identified, such as missing prerequisites or timetable clashes, the form is returned to the student for correction, causing additional delays. </w:t>
+        <w:t xml:space="preserve">, </w:t>
+      </w:r>
+      <w:r>
+        <w:rPr>
+          <w:rFonts w:ascii="Arial" w:hAnsi="Arial" w:cs="Arial"/>
+        </w:rPr>
+        <w:t xml:space="preserve">and spreadsheets to confirm prerequisites, programme requirements, and course availability. If any issues are identified, such as missing prerequisites or timetable clashes, the form is returned to the student for correction, causing additional delays. </w:t>
       </w:r>
     </w:p>
     <w:p>
@@ -7442,6 +7303,7 @@
         <w:rPr>
           <w:rFonts w:ascii="Arial" w:hAnsi="Arial" w:cs="Arial"/>
         </w:rPr>
+        <w:lastRenderedPageBreak/>
         <w:t xml:space="preserve">The separate handling of payments and manual verification indicates that the system shall integrate with </w:t>
       </w:r>
       <w:r>
@@ -7504,7 +7366,6 @@
         <w:rPr>
           <w:rFonts w:ascii="Arial" w:hAnsi="Arial" w:cs="Arial"/>
         </w:rPr>
-        <w:lastRenderedPageBreak/>
         <w:t>The manual verification of payments and delays in enrolment  confirmation indicate</w:t>
       </w:r>
       <w:r>
@@ -7865,6 +7726,7 @@
         <w:rPr>
           <w:rFonts w:ascii="Arial" w:hAnsi="Arial" w:cs="Arial"/>
         </w:rPr>
+        <w:lastRenderedPageBreak/>
         <w:t>The following questions and answers were conducted during the interview</w:t>
       </w:r>
       <w:r>
@@ -7872,6 +7734,93 @@
           <w:rFonts w:ascii="Arial" w:hAnsi="Arial" w:cs="Arial"/>
         </w:rPr>
         <w:t>:</w:t>
+      </w:r>
+    </w:p>
+    <w:p>
+      <w:pPr>
+        <w:pStyle w:val="ListParagraph"/>
+        <w:numPr>
+          <w:ilvl w:val="0"/>
+          <w:numId w:val="22"/>
+        </w:numPr>
+        <w:spacing w:after="0" w:line="360" w:lineRule="auto"/>
+        <w:jc w:val="both"/>
+        <w:rPr>
+          <w:rFonts w:ascii="Arial" w:hAnsi="Arial" w:cs="Arial"/>
+        </w:rPr>
+      </w:pPr>
+      <w:r>
+        <w:rPr>
+          <w:rFonts w:ascii="Arial" w:hAnsi="Arial" w:cs="Arial"/>
+          <w:b/>
+          <w:bCs/>
+        </w:rPr>
+        <w:t>Academic department staff interview:</w:t>
+      </w:r>
+    </w:p>
+    <w:p>
+      <w:pPr>
+        <w:pStyle w:val="ListParagraph"/>
+        <w:numPr>
+          <w:ilvl w:val="1"/>
+          <w:numId w:val="22"/>
+        </w:numPr>
+        <w:spacing w:after="0" w:line="360" w:lineRule="auto"/>
+        <w:jc w:val="both"/>
+        <w:rPr>
+          <w:rFonts w:ascii="Arial" w:hAnsi="Arial" w:cs="Arial"/>
+        </w:rPr>
+      </w:pPr>
+      <w:r>
+        <w:rPr>
+          <w:rFonts w:ascii="Arial" w:hAnsi="Arial" w:cs="Arial"/>
+          <w:b/>
+          <w:bCs/>
+        </w:rPr>
+        <w:t>Question:</w:t>
+      </w:r>
+      <w:r>
+        <w:rPr>
+          <w:rFonts w:ascii="Arial" w:hAnsi="Arial" w:cs="Arial"/>
+        </w:rPr>
+        <w:t xml:space="preserve"> How do you handle situations where students are unable to enrol for courses due to issues such as not meeting prerequisites or timetable clashes?</w:t>
+      </w:r>
+    </w:p>
+    <w:p>
+      <w:pPr>
+        <w:pStyle w:val="ListParagraph"/>
+        <w:spacing w:after="0" w:line="360" w:lineRule="auto"/>
+        <w:ind w:left="2291"/>
+        <w:jc w:val="both"/>
+        <w:rPr>
+          <w:rFonts w:ascii="Arial" w:hAnsi="Arial" w:cs="Arial"/>
+        </w:rPr>
+      </w:pPr>
+      <w:r>
+        <w:rPr>
+          <w:rFonts w:ascii="Arial" w:hAnsi="Arial" w:cs="Arial"/>
+          <w:b/>
+          <w:bCs/>
+        </w:rPr>
+        <w:t>Answer:</w:t>
+      </w:r>
+      <w:r>
+        <w:rPr>
+          <w:rFonts w:ascii="Arial" w:hAnsi="Arial" w:cs="Arial"/>
+        </w:rPr>
+        <w:t xml:space="preserve"> </w:t>
+      </w:r>
+      <w:r>
+        <w:rPr>
+          <w:rFonts w:ascii="Arial" w:hAnsi="Arial" w:cs="Arial"/>
+        </w:rPr>
+        <w:t>In those cases, students may consult with me. Based on academic judgement and programme requirements, I may grant an override (e.g., prerequisite override or timetable exception). Once the override is granted, the student is allowed to proceed with the enrolment process and enrol in the course themselves in special circumstances, such as prior learning, equivalent experience, or approved timetable exceptions</w:t>
+      </w:r>
+      <w:r>
+        <w:rPr>
+          <w:rFonts w:ascii="Arial" w:hAnsi="Arial" w:cs="Arial"/>
+        </w:rPr>
+        <w:t>.</w:t>
       </w:r>
     </w:p>
     <w:p>
@@ -7915,7 +7864,6 @@
           <w:b/>
           <w:bCs/>
         </w:rPr>
-        <w:lastRenderedPageBreak/>
         <w:t>Question:</w:t>
       </w:r>
       <w:r>
@@ -7928,7 +7876,37 @@
         <w:rPr>
           <w:rFonts w:ascii="Arial" w:hAnsi="Arial" w:cs="Arial"/>
         </w:rPr>
-        <w:t>How are exceptional enrolment cases handled when students do not meet standard prerequisites?</w:t>
+        <w:t xml:space="preserve">After an override is granted by </w:t>
+      </w:r>
+      <w:r>
+        <w:rPr>
+          <w:rFonts w:ascii="Arial" w:hAnsi="Arial" w:cs="Arial"/>
+        </w:rPr>
+        <w:t>a</w:t>
+      </w:r>
+      <w:r>
+        <w:rPr>
+          <w:rFonts w:ascii="Arial" w:hAnsi="Arial" w:cs="Arial"/>
+        </w:rPr>
+        <w:t xml:space="preserve">cademic </w:t>
+      </w:r>
+      <w:r>
+        <w:rPr>
+          <w:rFonts w:ascii="Arial" w:hAnsi="Arial" w:cs="Arial"/>
+        </w:rPr>
+        <w:t>d</w:t>
+      </w:r>
+      <w:r>
+        <w:rPr>
+          <w:rFonts w:ascii="Arial" w:hAnsi="Arial" w:cs="Arial"/>
+        </w:rPr>
+        <w:t>epartment staff, what actions do you take in processing the enrolment request</w:t>
+      </w:r>
+      <w:r>
+        <w:rPr>
+          <w:rFonts w:ascii="Arial" w:hAnsi="Arial" w:cs="Arial"/>
+        </w:rPr>
+        <w:t>?</w:t>
       </w:r>
     </w:p>
     <w:p>
@@ -7959,13 +7937,91 @@
         <w:rPr>
           <w:rFonts w:ascii="Arial" w:hAnsi="Arial" w:cs="Arial"/>
         </w:rPr>
-        <w:t>I need to review e</w:t>
-      </w:r>
-      <w:r>
-        <w:rPr>
-          <w:rFonts w:ascii="Arial" w:hAnsi="Arial" w:cs="Arial"/>
-        </w:rPr>
-        <w:t>xceptional enrolment cases. Students who do not meet standard prerequisites may be required to provide evidence of prior learning or equivalent courses. Based on academic judgement and programme requirements, prerequisite overrides or manual approvals may be granted in special circumstances.</w:t>
+        <w:t>After an override is granted, I review the enrolment request to ensure compliance with all academic and administrative rules, including programme requirements, programme structure, course capacity, the student’s enrolment load for the semester, and timetable constraints. Based on this evaluation, I approve or reject the enrolment request in accordance with university policies</w:t>
+      </w:r>
+      <w:r>
+        <w:rPr>
+          <w:rFonts w:ascii="Arial" w:hAnsi="Arial" w:cs="Arial"/>
+        </w:rPr>
+        <w:t>.</w:t>
+      </w:r>
+    </w:p>
+    <w:p>
+      <w:pPr>
+        <w:pStyle w:val="ListParagraph"/>
+        <w:numPr>
+          <w:ilvl w:val="1"/>
+          <w:numId w:val="19"/>
+        </w:numPr>
+        <w:spacing w:after="0" w:line="360" w:lineRule="auto"/>
+        <w:jc w:val="both"/>
+        <w:rPr>
+          <w:rFonts w:ascii="Arial" w:hAnsi="Arial" w:cs="Arial"/>
+        </w:rPr>
+      </w:pPr>
+      <w:r>
+        <w:rPr>
+          <w:rFonts w:ascii="Arial" w:hAnsi="Arial" w:cs="Arial"/>
+          <w:b/>
+          <w:bCs/>
+        </w:rPr>
+        <w:t>Question:</w:t>
+      </w:r>
+      <w:r>
+        <w:rPr>
+          <w:rFonts w:ascii="Arial" w:hAnsi="Arial" w:cs="Arial"/>
+        </w:rPr>
+        <w:t xml:space="preserve"> </w:t>
+      </w:r>
+      <w:r>
+        <w:rPr>
+          <w:rFonts w:ascii="Arial" w:hAnsi="Arial" w:cs="Arial"/>
+        </w:rPr>
+        <w:t>Are there any different requirements you consider for international and domestic students beyond the standard academic rules?</w:t>
+      </w:r>
+    </w:p>
+    <w:p>
+      <w:pPr>
+        <w:pStyle w:val="ListParagraph"/>
+        <w:spacing w:after="0" w:line="360" w:lineRule="auto"/>
+        <w:ind w:left="2291"/>
+        <w:jc w:val="both"/>
+        <w:rPr>
+          <w:rFonts w:ascii="Arial" w:hAnsi="Arial" w:cs="Arial"/>
+        </w:rPr>
+      </w:pPr>
+      <w:r>
+        <w:rPr>
+          <w:rFonts w:ascii="Arial" w:hAnsi="Arial" w:cs="Arial"/>
+          <w:b/>
+          <w:bCs/>
+        </w:rPr>
+        <w:t>Answer:</w:t>
+      </w:r>
+      <w:r>
+        <w:rPr>
+          <w:rFonts w:ascii="Arial" w:hAnsi="Arial" w:cs="Arial"/>
+        </w:rPr>
+        <w:t xml:space="preserve"> </w:t>
+      </w:r>
+      <w:r>
+        <w:rPr>
+          <w:rFonts w:ascii="Arial" w:hAnsi="Arial" w:cs="Arial"/>
+        </w:rPr>
+        <w:t xml:space="preserve">For domestic students, I primarily focus on standard academic requirements and institutional enrolment policies, including course progression rules and a maximum study load of 75 credits per semester. For international students, I also consider additional requirements such as visa conditions and study load limits, where full-time students are generally allowed up to 60 </w:t>
+      </w:r>
+      <w:r>
+        <w:rPr>
+          <w:rFonts w:ascii="Arial" w:hAnsi="Arial" w:cs="Arial"/>
+        </w:rPr>
+        <w:lastRenderedPageBreak/>
+        <w:t>credits per semester, while part-time study (e.g., exchange or approved reduced load) may be limited to 30 credits per semester</w:t>
+      </w:r>
+      <w:r>
+        <w:rPr>
+          <w:rFonts w:ascii="Arial" w:hAnsi="Arial" w:cs="Arial"/>
+        </w:rPr>
+        <w:t>.</w:t>
       </w:r>
     </w:p>
     <w:p>
@@ -8250,7 +8306,6 @@
           <w:b/>
           <w:bCs/>
         </w:rPr>
-        <w:lastRenderedPageBreak/>
         <w:t>IT staff interview:</w:t>
       </w:r>
     </w:p>
@@ -8346,7 +8401,14 @@
         <w:rPr>
           <w:rFonts w:ascii="Arial" w:hAnsi="Arial" w:cs="Arial"/>
         </w:rPr>
-        <w:t xml:space="preserve"> also manage integration with the university’s central database and external systems to ensure accurate and consistent data exchange across enrolment, course management, and payment services.</w:t>
+        <w:t xml:space="preserve"> also manage integration with the university’s central database and external systems to ensure </w:t>
+      </w:r>
+      <w:r>
+        <w:rPr>
+          <w:rFonts w:ascii="Arial" w:hAnsi="Arial" w:cs="Arial"/>
+        </w:rPr>
+        <w:lastRenderedPageBreak/>
+        <w:t>accurate and consistent data exchange across enrolment, course management, and payment services.</w:t>
       </w:r>
     </w:p>
     <w:p>
@@ -8388,43 +8450,13 @@
         <w:rPr>
           <w:rFonts w:ascii="Arial" w:hAnsi="Arial" w:cs="Arial"/>
         </w:rPr>
-        <w:t>The n</w:t>
-      </w:r>
-      <w:r>
-        <w:rPr>
-          <w:rFonts w:ascii="Arial" w:hAnsi="Arial" w:cs="Arial"/>
-        </w:rPr>
-        <w:t xml:space="preserve">eed to handle exceptional academic cases indicates that the system shall allow </w:t>
-      </w:r>
-      <w:r>
-        <w:rPr>
-          <w:rFonts w:ascii="Arial" w:hAnsi="Arial" w:cs="Arial"/>
-        </w:rPr>
-        <w:t>a</w:t>
-      </w:r>
-      <w:r>
-        <w:rPr>
-          <w:rFonts w:ascii="Arial" w:hAnsi="Arial" w:cs="Arial"/>
-        </w:rPr>
-        <w:t xml:space="preserve">cademic </w:t>
-      </w:r>
-      <w:r>
-        <w:rPr>
-          <w:rFonts w:ascii="Arial" w:hAnsi="Arial" w:cs="Arial"/>
-        </w:rPr>
-        <w:t>r</w:t>
-      </w:r>
-      <w:r>
-        <w:rPr>
-          <w:rFonts w:ascii="Arial" w:hAnsi="Arial" w:cs="Arial"/>
-        </w:rPr>
-        <w:t xml:space="preserve">egistry staff </w:t>
-      </w:r>
-      <w:r>
-        <w:rPr>
-          <w:rFonts w:ascii="Arial" w:hAnsi="Arial" w:cs="Arial"/>
-        </w:rPr>
-        <w:t>to grant prerequisite overrides or approve enrolment requests for students with prior learning or special circumstances.</w:t>
+        <w:t>The need to handle exceptional academic cases indicates that the system shall allow academic department staff to grant prerequisite overrides or timetable exceptions, enabling students to proceed with enrolment requests</w:t>
+      </w:r>
+      <w:r>
+        <w:rPr>
+          <w:rFonts w:ascii="Arial" w:hAnsi="Arial" w:cs="Arial"/>
+        </w:rPr>
+        <w:t>.</w:t>
       </w:r>
     </w:p>
     <w:p>
@@ -8672,7 +8704,6 @@
           <w:sz w:val="28"/>
           <w:szCs w:val="28"/>
         </w:rPr>
-        <w:lastRenderedPageBreak/>
         <w:t>3</w:t>
       </w:r>
       <w:r>
@@ -8883,6 +8914,7 @@
         <w:rPr>
           <w:rFonts w:ascii="Arial" w:hAnsi="Arial" w:cs="Arial"/>
         </w:rPr>
+        <w:lastRenderedPageBreak/>
         <w:t>Search for available courses based on different criteria such as course name, topic, or programme.</w:t>
       </w:r>
     </w:p>
@@ -9168,19 +9200,40 @@
         <w:rPr>
           <w:rFonts w:ascii="Arial" w:hAnsi="Arial" w:cs="Arial"/>
         </w:rPr>
-        <w:t>ystem</w:t>
-      </w:r>
-      <w:r>
-        <w:rPr>
-          <w:rFonts w:ascii="Arial" w:hAnsi="Arial" w:cs="Arial"/>
-        </w:rPr>
-        <w:t xml:space="preserve"> </w:t>
+        <w:t xml:space="preserve">ystem </w:t>
       </w:r>
       <w:r>
         <w:rPr>
           <w:rFonts w:ascii="Arial" w:hAnsi="Arial" w:cs="Arial"/>
         </w:rPr>
         <w:t>to manage course details</w:t>
+      </w:r>
+      <w:r>
+        <w:rPr>
+          <w:rFonts w:ascii="Arial" w:hAnsi="Arial" w:cs="Arial"/>
+        </w:rPr>
+        <w:t>.</w:t>
+      </w:r>
+    </w:p>
+    <w:p>
+      <w:pPr>
+        <w:pStyle w:val="ListParagraph"/>
+        <w:numPr>
+          <w:ilvl w:val="1"/>
+          <w:numId w:val="16"/>
+        </w:numPr>
+        <w:spacing w:line="360" w:lineRule="auto"/>
+        <w:ind w:left="2127"/>
+        <w:jc w:val="both"/>
+        <w:rPr>
+          <w:rFonts w:ascii="Arial" w:hAnsi="Arial" w:cs="Arial"/>
+        </w:rPr>
+      </w:pPr>
+      <w:r>
+        <w:rPr>
+          <w:rFonts w:ascii="Arial" w:hAnsi="Arial" w:cs="Arial"/>
+        </w:rPr>
+        <w:t>Grant prerequisite overrides or timetable exceptions to allow students to proceed with enrolment requests</w:t>
       </w:r>
       <w:r>
         <w:rPr>
@@ -9240,7 +9293,13 @@
         <w:rPr>
           <w:rFonts w:ascii="Arial" w:hAnsi="Arial" w:cs="Arial"/>
         </w:rPr>
-        <w:t>Review and process student enrolment requests.</w:t>
+        <w:t>Review and process student enrolment requests, including those with academic department overrides (e.g., prerequisite or timetable exceptions</w:t>
+      </w:r>
+      <w:r>
+        <w:rPr>
+          <w:rFonts w:ascii="Arial" w:hAnsi="Arial" w:cs="Arial"/>
+        </w:rPr>
+        <w:t>).</w:t>
       </w:r>
     </w:p>
     <w:p>
@@ -9267,13 +9326,7 @@
         <w:rPr>
           <w:rFonts w:ascii="Arial" w:hAnsi="Arial" w:cs="Arial"/>
         </w:rPr>
-        <w:t>using data retrieved from the Student Information System, including</w:t>
-      </w:r>
-      <w:r>
-        <w:rPr>
-          <w:rFonts w:ascii="Arial" w:hAnsi="Arial" w:cs="Arial"/>
-        </w:rPr>
-        <w:t xml:space="preserve"> </w:t>
+        <w:t xml:space="preserve">using data retrieved from the Student Information System, including </w:t>
       </w:r>
       <w:r>
         <w:rPr>
@@ -9312,7 +9365,13 @@
         <w:rPr>
           <w:rFonts w:ascii="Arial" w:hAnsi="Arial" w:cs="Arial"/>
         </w:rPr>
-        <w:t>Approve or reject enrolment requests based on academic and administrative rules.</w:t>
+        <w:t>Approve or reject enrolment requests based on academic and administrative rules, ensuring compliance with university policies</w:t>
+      </w:r>
+      <w:r>
+        <w:rPr>
+          <w:rFonts w:ascii="Arial" w:hAnsi="Arial" w:cs="Arial"/>
+        </w:rPr>
+        <w:t>.</w:t>
       </w:r>
     </w:p>
     <w:p>
@@ -9333,7 +9392,28 @@
         <w:rPr>
           <w:rFonts w:ascii="Arial" w:hAnsi="Arial" w:cs="Arial"/>
         </w:rPr>
-        <w:t>Grant prerequisite overrides or manual approvals for students with equivalent prior learning or special circumstances.</w:t>
+        <w:t>Monitor enrolment status and ensure the enrolment process follows the required workflow.</w:t>
+      </w:r>
+    </w:p>
+    <w:p>
+      <w:pPr>
+        <w:pStyle w:val="ListParagraph"/>
+        <w:numPr>
+          <w:ilvl w:val="0"/>
+          <w:numId w:val="16"/>
+        </w:numPr>
+        <w:spacing w:line="360" w:lineRule="auto"/>
+        <w:ind w:left="1560"/>
+        <w:jc w:val="both"/>
+        <w:rPr>
+          <w:rFonts w:ascii="Arial" w:hAnsi="Arial" w:cs="Arial"/>
+        </w:rPr>
+      </w:pPr>
+      <w:r>
+        <w:rPr>
+          <w:rFonts w:ascii="Arial" w:hAnsi="Arial" w:cs="Arial"/>
+        </w:rPr>
+        <w:t>Finance staff should be able to:</w:t>
       </w:r>
     </w:p>
     <w:p>
@@ -9354,7 +9434,55 @@
         <w:rPr>
           <w:rFonts w:ascii="Arial" w:hAnsi="Arial" w:cs="Arial"/>
         </w:rPr>
-        <w:t>Monitor enrolment status and ensure the enrolment process follows the required workflow.</w:t>
+        <w:t xml:space="preserve">Monitor student payment </w:t>
+      </w:r>
+      <w:r>
+        <w:rPr>
+          <w:rFonts w:ascii="Arial" w:hAnsi="Arial" w:cs="Arial"/>
+        </w:rPr>
+        <w:t>status retrieved from the Finance System</w:t>
+      </w:r>
+      <w:r>
+        <w:rPr>
+          <w:rFonts w:ascii="Arial" w:hAnsi="Arial" w:cs="Arial"/>
+        </w:rPr>
+        <w:t>.</w:t>
+      </w:r>
+    </w:p>
+    <w:p>
+      <w:pPr>
+        <w:pStyle w:val="ListParagraph"/>
+        <w:numPr>
+          <w:ilvl w:val="1"/>
+          <w:numId w:val="16"/>
+        </w:numPr>
+        <w:spacing w:line="360" w:lineRule="auto"/>
+        <w:ind w:left="2127"/>
+        <w:jc w:val="both"/>
+        <w:rPr>
+          <w:rFonts w:ascii="Arial" w:hAnsi="Arial" w:cs="Arial"/>
+        </w:rPr>
+      </w:pPr>
+      <w:r>
+        <w:rPr>
+          <w:rFonts w:ascii="Arial" w:hAnsi="Arial" w:cs="Arial"/>
+        </w:rPr>
+        <w:t>Handle exceptional cases such as missing, failed, or delayed payments</w:t>
+      </w:r>
+      <w:r>
+        <w:t xml:space="preserve"> </w:t>
+      </w:r>
+      <w:r>
+        <w:rPr>
+          <w:rFonts w:ascii="Arial" w:hAnsi="Arial" w:cs="Arial"/>
+        </w:rPr>
+        <w:t>via the Finance System</w:t>
+      </w:r>
+      <w:r>
+        <w:rPr>
+          <w:rFonts w:ascii="Arial" w:hAnsi="Arial" w:cs="Arial"/>
+        </w:rPr>
+        <w:t>.</w:t>
       </w:r>
     </w:p>
     <w:p>
@@ -9376,7 +9504,19 @@
           <w:rFonts w:ascii="Arial" w:hAnsi="Arial" w:cs="Arial"/>
         </w:rPr>
         <w:lastRenderedPageBreak/>
-        <w:t>Finance staff should be able to:</w:t>
+        <w:t xml:space="preserve">System </w:t>
+      </w:r>
+      <w:r>
+        <w:rPr>
+          <w:rFonts w:ascii="Arial" w:hAnsi="Arial" w:cs="Arial"/>
+        </w:rPr>
+        <w:t>a</w:t>
+      </w:r>
+      <w:r>
+        <w:rPr>
+          <w:rFonts w:ascii="Arial" w:hAnsi="Arial" w:cs="Arial"/>
+        </w:rPr>
+        <w:t>dministrators should be able to:</w:t>
       </w:r>
     </w:p>
     <w:p>
@@ -9397,13 +9537,19 @@
         <w:rPr>
           <w:rFonts w:ascii="Arial" w:hAnsi="Arial" w:cs="Arial"/>
         </w:rPr>
-        <w:t xml:space="preserve">Monitor student payment </w:t>
-      </w:r>
-      <w:r>
-        <w:rPr>
-          <w:rFonts w:ascii="Arial" w:hAnsi="Arial" w:cs="Arial"/>
-        </w:rPr>
-        <w:t>status retrieved from the Finance System</w:t>
+        <w:t>Manage User Roles and Access Control</w:t>
+      </w:r>
+      <w:r>
+        <w:rPr>
+          <w:rFonts w:ascii="Arial" w:hAnsi="Arial" w:cs="Arial"/>
+        </w:rPr>
+        <w:t xml:space="preserve"> </w:t>
+      </w:r>
+      <w:r>
+        <w:rPr>
+          <w:rFonts w:ascii="Arial" w:hAnsi="Arial" w:cs="Arial"/>
+        </w:rPr>
+        <w:t>using role and identity information retrieved from the HR System and Student Information System</w:t>
       </w:r>
       <w:r>
         <w:rPr>
@@ -9430,22 +9576,28 @@
         <w:rPr>
           <w:rFonts w:ascii="Arial" w:hAnsi="Arial" w:cs="Arial"/>
         </w:rPr>
-        <w:t>Handle exceptional cases such as missing, failed, or delayed payments</w:t>
-      </w:r>
-      <w:r>
-        <w:t xml:space="preserve"> </w:t>
-      </w:r>
-      <w:r>
-        <w:rPr>
-          <w:rFonts w:ascii="Arial" w:hAnsi="Arial" w:cs="Arial"/>
-        </w:rPr>
-        <w:t>via the Finance System</w:t>
-      </w:r>
-      <w:r>
-        <w:rPr>
-          <w:rFonts w:ascii="Arial" w:hAnsi="Arial" w:cs="Arial"/>
-        </w:rPr>
-        <w:t>.</w:t>
+        <w:t>Configure system-wide settings such as enrolment periods, course limits, and system rules.</w:t>
+      </w:r>
+    </w:p>
+    <w:p>
+      <w:pPr>
+        <w:pStyle w:val="ListParagraph"/>
+        <w:numPr>
+          <w:ilvl w:val="1"/>
+          <w:numId w:val="16"/>
+        </w:numPr>
+        <w:spacing w:line="360" w:lineRule="auto"/>
+        <w:ind w:left="2127"/>
+        <w:jc w:val="both"/>
+        <w:rPr>
+          <w:rFonts w:ascii="Arial" w:hAnsi="Arial" w:cs="Arial"/>
+        </w:rPr>
+      </w:pPr>
+      <w:r>
+        <w:rPr>
+          <w:rFonts w:ascii="Arial" w:hAnsi="Arial" w:cs="Arial"/>
+        </w:rPr>
+        <w:t>Review system audit logs for security compliance.</w:t>
       </w:r>
     </w:p>
     <w:p>
@@ -9466,19 +9618,7 @@
         <w:rPr>
           <w:rFonts w:ascii="Arial" w:hAnsi="Arial" w:cs="Arial"/>
         </w:rPr>
-        <w:t xml:space="preserve">System </w:t>
-      </w:r>
-      <w:r>
-        <w:rPr>
-          <w:rFonts w:ascii="Arial" w:hAnsi="Arial" w:cs="Arial"/>
-        </w:rPr>
-        <w:t>a</w:t>
-      </w:r>
-      <w:r>
-        <w:rPr>
-          <w:rFonts w:ascii="Arial" w:hAnsi="Arial" w:cs="Arial"/>
-        </w:rPr>
-        <w:t>dministrators should be able to:</w:t>
+        <w:t>IT staff should be able to:</w:t>
       </w:r>
     </w:p>
     <w:p>
@@ -9499,25 +9639,7 @@
         <w:rPr>
           <w:rFonts w:ascii="Arial" w:hAnsi="Arial" w:cs="Arial"/>
         </w:rPr>
-        <w:t>Manage User Roles and Access Control</w:t>
-      </w:r>
-      <w:r>
-        <w:rPr>
-          <w:rFonts w:ascii="Arial" w:hAnsi="Arial" w:cs="Arial"/>
-        </w:rPr>
-        <w:t xml:space="preserve"> </w:t>
-      </w:r>
-      <w:r>
-        <w:rPr>
-          <w:rFonts w:ascii="Arial" w:hAnsi="Arial" w:cs="Arial"/>
-        </w:rPr>
-        <w:t>using role and identity information retrieved from the HR System and Student Information System</w:t>
-      </w:r>
-      <w:r>
-        <w:rPr>
-          <w:rFonts w:ascii="Arial" w:hAnsi="Arial" w:cs="Arial"/>
-        </w:rPr>
-        <w:t>.</w:t>
+        <w:t>Maintain system uptime and database integrity.</w:t>
       </w:r>
     </w:p>
     <w:p>
@@ -9538,7 +9660,25 @@
         <w:rPr>
           <w:rFonts w:ascii="Arial" w:hAnsi="Arial" w:cs="Arial"/>
         </w:rPr>
-        <w:t>Configure system-wide settings such as enrolment periods, course limits, and system rules.</w:t>
+        <w:t xml:space="preserve">Manage integration with the </w:t>
+      </w:r>
+      <w:r>
+        <w:rPr>
+          <w:rFonts w:ascii="Arial" w:hAnsi="Arial" w:cs="Arial"/>
+        </w:rPr>
+        <w:t>Student Information System, Course Information System, HR System, and Finance System</w:t>
+      </w:r>
+      <w:r>
+        <w:rPr>
+          <w:rFonts w:ascii="Arial" w:hAnsi="Arial" w:cs="Arial"/>
+        </w:rPr>
+        <w:t xml:space="preserve"> to support accurate and consistent data exchange</w:t>
+      </w:r>
+      <w:r>
+        <w:rPr>
+          <w:rFonts w:ascii="Arial" w:hAnsi="Arial" w:cs="Arial"/>
+        </w:rPr>
+        <w:t>.</w:t>
       </w:r>
     </w:p>
     <w:p>
@@ -9559,108 +9699,6 @@
         <w:rPr>
           <w:rFonts w:ascii="Arial" w:hAnsi="Arial" w:cs="Arial"/>
         </w:rPr>
-        <w:t>Review system audit logs for security compliance.</w:t>
-      </w:r>
-    </w:p>
-    <w:p>
-      <w:pPr>
-        <w:pStyle w:val="ListParagraph"/>
-        <w:numPr>
-          <w:ilvl w:val="0"/>
-          <w:numId w:val="16"/>
-        </w:numPr>
-        <w:spacing w:line="360" w:lineRule="auto"/>
-        <w:ind w:left="1560"/>
-        <w:jc w:val="both"/>
-        <w:rPr>
-          <w:rFonts w:ascii="Arial" w:hAnsi="Arial" w:cs="Arial"/>
-        </w:rPr>
-      </w:pPr>
-      <w:r>
-        <w:rPr>
-          <w:rFonts w:ascii="Arial" w:hAnsi="Arial" w:cs="Arial"/>
-        </w:rPr>
-        <w:t>IT staff should be able to:</w:t>
-      </w:r>
-    </w:p>
-    <w:p>
-      <w:pPr>
-        <w:pStyle w:val="ListParagraph"/>
-        <w:numPr>
-          <w:ilvl w:val="1"/>
-          <w:numId w:val="16"/>
-        </w:numPr>
-        <w:spacing w:line="360" w:lineRule="auto"/>
-        <w:ind w:left="2127"/>
-        <w:jc w:val="both"/>
-        <w:rPr>
-          <w:rFonts w:ascii="Arial" w:hAnsi="Arial" w:cs="Arial"/>
-        </w:rPr>
-      </w:pPr>
-      <w:r>
-        <w:rPr>
-          <w:rFonts w:ascii="Arial" w:hAnsi="Arial" w:cs="Arial"/>
-        </w:rPr>
-        <w:t>Maintain system uptime and database integrity.</w:t>
-      </w:r>
-    </w:p>
-    <w:p>
-      <w:pPr>
-        <w:pStyle w:val="ListParagraph"/>
-        <w:numPr>
-          <w:ilvl w:val="1"/>
-          <w:numId w:val="16"/>
-        </w:numPr>
-        <w:spacing w:line="360" w:lineRule="auto"/>
-        <w:ind w:left="2127"/>
-        <w:jc w:val="both"/>
-        <w:rPr>
-          <w:rFonts w:ascii="Arial" w:hAnsi="Arial" w:cs="Arial"/>
-        </w:rPr>
-      </w:pPr>
-      <w:r>
-        <w:rPr>
-          <w:rFonts w:ascii="Arial" w:hAnsi="Arial" w:cs="Arial"/>
-        </w:rPr>
-        <w:t xml:space="preserve">Manage integration with the </w:t>
-      </w:r>
-      <w:r>
-        <w:rPr>
-          <w:rFonts w:ascii="Arial" w:hAnsi="Arial" w:cs="Arial"/>
-        </w:rPr>
-        <w:t>Student Information System, Course Information System, HR System, and Finance System</w:t>
-      </w:r>
-      <w:r>
-        <w:rPr>
-          <w:rFonts w:ascii="Arial" w:hAnsi="Arial" w:cs="Arial"/>
-        </w:rPr>
-        <w:t xml:space="preserve"> to support accurate and consistent data exchange</w:t>
-      </w:r>
-      <w:r>
-        <w:rPr>
-          <w:rFonts w:ascii="Arial" w:hAnsi="Arial" w:cs="Arial"/>
-        </w:rPr>
-        <w:t>.</w:t>
-      </w:r>
-    </w:p>
-    <w:p>
-      <w:pPr>
-        <w:pStyle w:val="ListParagraph"/>
-        <w:numPr>
-          <w:ilvl w:val="1"/>
-          <w:numId w:val="16"/>
-        </w:numPr>
-        <w:spacing w:line="360" w:lineRule="auto"/>
-        <w:ind w:left="2127"/>
-        <w:jc w:val="both"/>
-        <w:rPr>
-          <w:rFonts w:ascii="Arial" w:hAnsi="Arial" w:cs="Arial"/>
-        </w:rPr>
-      </w:pPr>
-      <w:r>
-        <w:rPr>
-          <w:rFonts w:ascii="Arial" w:hAnsi="Arial" w:cs="Arial"/>
-        </w:rPr>
         <w:t>Monitor system performance and resolve technical issues</w:t>
       </w:r>
       <w:r>
@@ -9759,7 +9797,13 @@
         <w:rPr>
           <w:rFonts w:ascii="Arial" w:hAnsi="Arial" w:cs="Arial"/>
         </w:rPr>
-        <w:t>The system shall integrate with the Student Information System and the Course Information System to retrieve student academic records and course information to automatically validate prerequisites, course capacity, and timetable conflicts, and provide notifications to students before enrolment confirmation.</w:t>
+        <w:t>The system shall integrate with the Student Information System and the Course Information System to retrieve student academic records and course information to automatically validate prerequisites, course capacity, and timetable conflicts, and provide notifications to students before enrolment confirmation</w:t>
+      </w:r>
+      <w:r>
+        <w:rPr>
+          <w:rFonts w:ascii="Arial" w:hAnsi="Arial" w:cs="Arial"/>
+        </w:rPr>
+        <w:t>.</w:t>
       </w:r>
     </w:p>
     <w:p>
@@ -9779,13 +9823,55 @@
         <w:rPr>
           <w:rFonts w:ascii="Arial" w:hAnsi="Arial" w:cs="Arial"/>
         </w:rPr>
-        <w:t>The system shall integrate with the Finance System to retrieve payment status and confirm enrolment only after successful payment verification</w:t>
-      </w:r>
-      <w:r>
-        <w:rPr>
-          <w:rFonts w:ascii="Arial" w:hAnsi="Arial" w:cs="Arial"/>
-        </w:rPr>
-        <w:t>.</w:t>
+        <w:t xml:space="preserve">The system shall support an enrolment override workflow where </w:t>
+      </w:r>
+      <w:r>
+        <w:rPr>
+          <w:rFonts w:ascii="Arial" w:hAnsi="Arial" w:cs="Arial"/>
+        </w:rPr>
+        <w:t>a</w:t>
+      </w:r>
+      <w:r>
+        <w:rPr>
+          <w:rFonts w:ascii="Arial" w:hAnsi="Arial" w:cs="Arial"/>
+        </w:rPr>
+        <w:t xml:space="preserve">cademic </w:t>
+      </w:r>
+      <w:r>
+        <w:rPr>
+          <w:rFonts w:ascii="Arial" w:hAnsi="Arial" w:cs="Arial"/>
+        </w:rPr>
+        <w:t>d</w:t>
+      </w:r>
+      <w:r>
+        <w:rPr>
+          <w:rFonts w:ascii="Arial" w:hAnsi="Arial" w:cs="Arial"/>
+        </w:rPr>
+        <w:t xml:space="preserve">epartment staff can submit prerequisite or timetable exceptions, and </w:t>
+      </w:r>
+      <w:r>
+        <w:rPr>
+          <w:rFonts w:ascii="Arial" w:hAnsi="Arial" w:cs="Arial"/>
+        </w:rPr>
+        <w:t>a</w:t>
+      </w:r>
+      <w:r>
+        <w:rPr>
+          <w:rFonts w:ascii="Arial" w:hAnsi="Arial" w:cs="Arial"/>
+        </w:rPr>
+        <w:t xml:space="preserve">cademic </w:t>
+      </w:r>
+      <w:r>
+        <w:rPr>
+          <w:rFonts w:ascii="Arial" w:hAnsi="Arial" w:cs="Arial"/>
+        </w:rPr>
+        <w:t>r</w:t>
+      </w:r>
+      <w:r>
+        <w:rPr>
+          <w:rFonts w:ascii="Arial" w:hAnsi="Arial" w:cs="Arial"/>
+        </w:rPr>
+        <w:t>egistry staff can review and approve or reject enrolment requests based on these overrides and academic policies.</w:t>
       </w:r>
     </w:p>
     <w:p>
@@ -9805,14 +9891,40 @@
         <w:rPr>
           <w:rFonts w:ascii="Arial" w:hAnsi="Arial" w:cs="Arial"/>
         </w:rPr>
-        <w:t xml:space="preserve">The system shall integrate with the Student Information System and the HR System to enforce role-based access control by managing user roles </w:t>
-      </w:r>
+        <w:t xml:space="preserve">The system shall integrate with the Finance System to retrieve payment status and </w:t>
+      </w:r>
+      <w:r>
+        <w:rPr>
+          <w:rFonts w:ascii="Arial" w:hAnsi="Arial" w:cs="Arial"/>
+        </w:rPr>
+        <w:t xml:space="preserve">automatically </w:t>
+      </w:r>
+      <w:r>
+        <w:rPr>
+          <w:rFonts w:ascii="Arial" w:hAnsi="Arial" w:cs="Arial"/>
+        </w:rPr>
+        <w:t>confirm enrolment according to applicable financial rules, including successful payment verification for international students and policy-based payment arrangements for domestic students.</w:t>
+      </w:r>
+    </w:p>
+    <w:p>
+      <w:pPr>
+        <w:pStyle w:val="ListParagraph"/>
+        <w:numPr>
+          <w:ilvl w:val="0"/>
+          <w:numId w:val="21"/>
+        </w:numPr>
+        <w:spacing w:line="360" w:lineRule="auto"/>
+        <w:jc w:val="both"/>
+        <w:rPr>
+          <w:rFonts w:ascii="Arial" w:hAnsi="Arial" w:cs="Arial"/>
+        </w:rPr>
+      </w:pPr>
       <w:r>
         <w:rPr>
           <w:rFonts w:ascii="Arial" w:hAnsi="Arial" w:cs="Arial"/>
         </w:rPr>
         <w:lastRenderedPageBreak/>
-        <w:t>and permissions for all user types, ensuring that users can only access system functions and data relevant to their assigned roles.</w:t>
+        <w:t>The system shall integrate with the Student Information System and the HR System to enforce role-based access control by managing user roles and permissions for all user types, ensuring that users can only access system functions and data relevant to their assigned roles.</w:t>
       </w:r>
     </w:p>
     <w:p>
@@ -9923,7 +10035,19 @@
         <w:rPr>
           <w:rFonts w:ascii="Arial" w:hAnsi="Arial" w:cs="Arial"/>
         </w:rPr>
-        <w:t>Based on the user and system requirements above, the functional requirements of the Student Enrolment System are defined as follows</w:t>
+        <w:t xml:space="preserve">Based on the user and system requirements, the functional requirements </w:t>
+      </w:r>
+      <w:r>
+        <w:rPr>
+          <w:rFonts w:ascii="Arial" w:hAnsi="Arial" w:cs="Arial"/>
+        </w:rPr>
+        <w:t xml:space="preserve">table </w:t>
+      </w:r>
+      <w:r>
+        <w:rPr>
+          <w:rFonts w:ascii="Arial" w:hAnsi="Arial" w:cs="Arial"/>
+        </w:rPr>
+        <w:t>of the Student Enrolment System are defined as follows</w:t>
       </w:r>
       <w:r>
         <w:rPr>
@@ -9941,8 +10065,8 @@
       </w:tblPr>
       <w:tblGrid>
         <w:gridCol w:w="803"/>
-        <w:gridCol w:w="6994"/>
-        <w:gridCol w:w="963"/>
+        <w:gridCol w:w="6887"/>
+        <w:gridCol w:w="1070"/>
       </w:tblGrid>
       <w:tr>
         <w:tc>
@@ -9967,7 +10091,7 @@
         </w:tc>
         <w:tc>
           <w:tcPr>
-            <w:tcW w:w="6994" w:type="dxa"/>
+            <w:tcW w:w="6887" w:type="dxa"/>
             <w:vAlign w:val="center"/>
           </w:tcPr>
           <w:p>
@@ -9987,7 +10111,7 @@
         </w:tc>
         <w:tc>
           <w:tcPr>
-            <w:tcW w:w="963" w:type="dxa"/>
+            <w:tcW w:w="1070" w:type="dxa"/>
             <w:vAlign w:val="center"/>
           </w:tcPr>
           <w:p>
@@ -10029,7 +10153,7 @@
         </w:tc>
         <w:tc>
           <w:tcPr>
-            <w:tcW w:w="6994" w:type="dxa"/>
+            <w:tcW w:w="6887" w:type="dxa"/>
             <w:vAlign w:val="center"/>
           </w:tcPr>
           <w:p>
@@ -10049,7 +10173,7 @@
         </w:tc>
         <w:tc>
           <w:tcPr>
-            <w:tcW w:w="963" w:type="dxa"/>
+            <w:tcW w:w="1070" w:type="dxa"/>
             <w:vAlign w:val="center"/>
           </w:tcPr>
           <w:p>
@@ -10091,7 +10215,7 @@
         </w:tc>
         <w:tc>
           <w:tcPr>
-            <w:tcW w:w="6994" w:type="dxa"/>
+            <w:tcW w:w="6887" w:type="dxa"/>
             <w:vAlign w:val="center"/>
           </w:tcPr>
           <w:p>
@@ -10105,13 +10229,49 @@
               <w:rPr>
                 <w:rFonts w:ascii="Arial" w:hAnsi="Arial" w:cs="Arial"/>
               </w:rPr>
-              <w:t>The system shall retrieve course information from the existing course information system</w:t>
+              <w:t xml:space="preserve">The system shall retrieve course information from the </w:t>
+            </w:r>
+            <w:r>
+              <w:rPr>
+                <w:rFonts w:ascii="Arial" w:hAnsi="Arial" w:cs="Arial"/>
+              </w:rPr>
+              <w:t>C</w:t>
+            </w:r>
+            <w:r>
+              <w:rPr>
+                <w:rFonts w:ascii="Arial" w:hAnsi="Arial" w:cs="Arial"/>
+              </w:rPr>
+              <w:t xml:space="preserve">ourse </w:t>
+            </w:r>
+            <w:r>
+              <w:rPr>
+                <w:rFonts w:ascii="Arial" w:hAnsi="Arial" w:cs="Arial"/>
+              </w:rPr>
+              <w:t>I</w:t>
+            </w:r>
+            <w:r>
+              <w:rPr>
+                <w:rFonts w:ascii="Arial" w:hAnsi="Arial" w:cs="Arial"/>
+              </w:rPr>
+              <w:t xml:space="preserve">nformation </w:t>
+            </w:r>
+            <w:r>
+              <w:rPr>
+                <w:rFonts w:ascii="Arial" w:hAnsi="Arial" w:cs="Arial"/>
+              </w:rPr>
+              <w:t>S</w:t>
+            </w:r>
+            <w:r>
+              <w:rPr>
+                <w:rFonts w:ascii="Arial" w:hAnsi="Arial" w:cs="Arial"/>
+              </w:rPr>
+              <w:t>ystem</w:t>
             </w:r>
           </w:p>
         </w:tc>
         <w:tc>
           <w:tcPr>
-            <w:tcW w:w="963" w:type="dxa"/>
+            <w:tcW w:w="1070" w:type="dxa"/>
             <w:vAlign w:val="center"/>
           </w:tcPr>
           <w:p>
@@ -10153,7 +10313,7 @@
         </w:tc>
         <w:tc>
           <w:tcPr>
-            <w:tcW w:w="6994" w:type="dxa"/>
+            <w:tcW w:w="6887" w:type="dxa"/>
             <w:vAlign w:val="center"/>
           </w:tcPr>
           <w:p>
@@ -10185,7 +10345,7 @@
         </w:tc>
         <w:tc>
           <w:tcPr>
-            <w:tcW w:w="963" w:type="dxa"/>
+            <w:tcW w:w="1070" w:type="dxa"/>
             <w:vAlign w:val="center"/>
           </w:tcPr>
           <w:p>
@@ -10227,7 +10387,7 @@
         </w:tc>
         <w:tc>
           <w:tcPr>
-            <w:tcW w:w="6994" w:type="dxa"/>
+            <w:tcW w:w="6887" w:type="dxa"/>
             <w:vAlign w:val="center"/>
           </w:tcPr>
           <w:p>
@@ -10247,7 +10407,7 @@
         </w:tc>
         <w:tc>
           <w:tcPr>
-            <w:tcW w:w="963" w:type="dxa"/>
+            <w:tcW w:w="1070" w:type="dxa"/>
             <w:vAlign w:val="center"/>
           </w:tcPr>
           <w:p>
@@ -10289,7 +10449,7 @@
         </w:tc>
         <w:tc>
           <w:tcPr>
-            <w:tcW w:w="6994" w:type="dxa"/>
+            <w:tcW w:w="6887" w:type="dxa"/>
             <w:vAlign w:val="center"/>
           </w:tcPr>
           <w:p>
@@ -10309,7 +10469,7 @@
         </w:tc>
         <w:tc>
           <w:tcPr>
-            <w:tcW w:w="963" w:type="dxa"/>
+            <w:tcW w:w="1070" w:type="dxa"/>
             <w:vAlign w:val="center"/>
           </w:tcPr>
           <w:p>
@@ -10351,7 +10511,7 @@
         </w:tc>
         <w:tc>
           <w:tcPr>
-            <w:tcW w:w="6994" w:type="dxa"/>
+            <w:tcW w:w="6887" w:type="dxa"/>
             <w:vAlign w:val="center"/>
           </w:tcPr>
           <w:p>
@@ -10365,31 +10525,37 @@
               <w:rPr>
                 <w:rFonts w:ascii="Arial" w:hAnsi="Arial" w:cs="Arial"/>
               </w:rPr>
-              <w:t>The system shall provide timetable visualisation for students</w:t>
-            </w:r>
-            <w:r>
-              <w:rPr>
-                <w:rFonts w:ascii="Arial" w:hAnsi="Arial" w:cs="Arial"/>
-              </w:rPr>
-              <w:t xml:space="preserve"> during </w:t>
-            </w:r>
-            <w:r>
-              <w:rPr>
-                <w:rFonts w:ascii="Arial" w:hAnsi="Arial" w:cs="Arial"/>
-              </w:rPr>
-              <w:t>enrol</w:t>
-            </w:r>
-            <w:r>
-              <w:rPr>
-                <w:rFonts w:ascii="Arial" w:hAnsi="Arial" w:cs="Arial"/>
-              </w:rPr>
-              <w:t xml:space="preserve">ment </w:t>
+              <w:t xml:space="preserve">The system shall allow students to </w:t>
+            </w:r>
+            <w:r>
+              <w:rPr>
+                <w:rFonts w:ascii="Arial" w:hAnsi="Arial" w:cs="Arial"/>
+              </w:rPr>
+              <w:t>view</w:t>
+            </w:r>
+            <w:r>
+              <w:rPr>
+                <w:rFonts w:ascii="Arial" w:hAnsi="Arial" w:cs="Arial"/>
+              </w:rPr>
+              <w:t xml:space="preserve"> </w:t>
+            </w:r>
+            <w:r>
+              <w:rPr>
+                <w:rFonts w:ascii="Arial" w:hAnsi="Arial" w:cs="Arial"/>
+              </w:rPr>
+              <w:t xml:space="preserve">list of </w:t>
+            </w:r>
+            <w:r>
+              <w:rPr>
+                <w:rFonts w:ascii="Arial" w:hAnsi="Arial" w:cs="Arial"/>
+              </w:rPr>
+              <w:t>enrolled courses</w:t>
             </w:r>
           </w:p>
         </w:tc>
         <w:tc>
           <w:tcPr>
-            <w:tcW w:w="963" w:type="dxa"/>
+            <w:tcW w:w="1070" w:type="dxa"/>
             <w:vAlign w:val="center"/>
           </w:tcPr>
           <w:p>
@@ -10431,7 +10597,7 @@
         </w:tc>
         <w:tc>
           <w:tcPr>
-            <w:tcW w:w="6994" w:type="dxa"/>
+            <w:tcW w:w="6887" w:type="dxa"/>
             <w:vAlign w:val="center"/>
           </w:tcPr>
           <w:p>
@@ -10445,13 +10611,43 @@
               <w:rPr>
                 <w:rFonts w:ascii="Arial" w:hAnsi="Arial" w:cs="Arial"/>
               </w:rPr>
-              <w:t>The system shall automatically validate prerequisite requirements during enrolment</w:t>
+              <w:t>The system shall provide timetable visualisation</w:t>
+            </w:r>
+            <w:r>
+              <w:rPr>
+                <w:rFonts w:ascii="Arial" w:hAnsi="Arial" w:cs="Arial"/>
+              </w:rPr>
+              <w:t xml:space="preserve"> of enrolled courses</w:t>
+            </w:r>
+            <w:r>
+              <w:rPr>
+                <w:rFonts w:ascii="Arial" w:hAnsi="Arial" w:cs="Arial"/>
+              </w:rPr>
+              <w:t xml:space="preserve"> for students</w:t>
+            </w:r>
+            <w:r>
+              <w:rPr>
+                <w:rFonts w:ascii="Arial" w:hAnsi="Arial" w:cs="Arial"/>
+              </w:rPr>
+              <w:t xml:space="preserve"> during </w:t>
+            </w:r>
+            <w:r>
+              <w:rPr>
+                <w:rFonts w:ascii="Arial" w:hAnsi="Arial" w:cs="Arial"/>
+              </w:rPr>
+              <w:t>enrol</w:t>
+            </w:r>
+            <w:r>
+              <w:rPr>
+                <w:rFonts w:ascii="Arial" w:hAnsi="Arial" w:cs="Arial"/>
+              </w:rPr>
+              <w:t xml:space="preserve">ment </w:t>
             </w:r>
           </w:p>
         </w:tc>
         <w:tc>
           <w:tcPr>
-            <w:tcW w:w="963" w:type="dxa"/>
+            <w:tcW w:w="1070" w:type="dxa"/>
             <w:vAlign w:val="center"/>
           </w:tcPr>
           <w:p>
@@ -10461,6 +10657,12 @@
                 <w:rFonts w:ascii="Arial" w:hAnsi="Arial" w:cs="Arial"/>
               </w:rPr>
             </w:pPr>
+            <w:r>
+              <w:rPr>
+                <w:rFonts w:ascii="Arial" w:hAnsi="Arial" w:cs="Arial"/>
+              </w:rPr>
+              <w:t>High</w:t>
+            </w:r>
           </w:p>
         </w:tc>
       </w:tr>
@@ -10487,7 +10689,7 @@
         </w:tc>
         <w:tc>
           <w:tcPr>
-            <w:tcW w:w="6994" w:type="dxa"/>
+            <w:tcW w:w="6887" w:type="dxa"/>
             <w:vAlign w:val="center"/>
           </w:tcPr>
           <w:p>
@@ -10501,13 +10703,67 @@
               <w:rPr>
                 <w:rFonts w:ascii="Arial" w:hAnsi="Arial" w:cs="Arial"/>
               </w:rPr>
-              <w:t>The system shall automatically check course capacity during enrolment</w:t>
+              <w:t>T</w:t>
+            </w:r>
+            <w:r>
+              <w:rPr>
+                <w:rFonts w:ascii="Arial" w:hAnsi="Arial" w:cs="Arial"/>
+              </w:rPr>
+              <w:t xml:space="preserve">he system shall retrieve </w:t>
+            </w:r>
+            <w:r>
+              <w:rPr>
+                <w:rFonts w:ascii="Arial" w:hAnsi="Arial" w:cs="Arial"/>
+              </w:rPr>
+              <w:t>student</w:t>
+            </w:r>
+            <w:r>
+              <w:rPr>
+                <w:rFonts w:ascii="Arial" w:hAnsi="Arial" w:cs="Arial"/>
+              </w:rPr>
+              <w:t xml:space="preserve"> information from the </w:t>
+            </w:r>
+            <w:r>
+              <w:rPr>
+                <w:rFonts w:ascii="Arial" w:hAnsi="Arial" w:cs="Arial"/>
+              </w:rPr>
+              <w:t>Student</w:t>
+            </w:r>
+            <w:r>
+              <w:rPr>
+                <w:rFonts w:ascii="Arial" w:hAnsi="Arial" w:cs="Arial"/>
+              </w:rPr>
+              <w:t xml:space="preserve"> </w:t>
+            </w:r>
+            <w:r>
+              <w:rPr>
+                <w:rFonts w:ascii="Arial" w:hAnsi="Arial" w:cs="Arial"/>
+              </w:rPr>
+              <w:t>I</w:t>
+            </w:r>
+            <w:r>
+              <w:rPr>
+                <w:rFonts w:ascii="Arial" w:hAnsi="Arial" w:cs="Arial"/>
+              </w:rPr>
+              <w:t xml:space="preserve">nformation </w:t>
+            </w:r>
+            <w:r>
+              <w:rPr>
+                <w:rFonts w:ascii="Arial" w:hAnsi="Arial" w:cs="Arial"/>
+              </w:rPr>
+              <w:t>S</w:t>
+            </w:r>
+            <w:r>
+              <w:rPr>
+                <w:rFonts w:ascii="Arial" w:hAnsi="Arial" w:cs="Arial"/>
+              </w:rPr>
+              <w:t>ystem</w:t>
             </w:r>
           </w:p>
         </w:tc>
         <w:tc>
           <w:tcPr>
-            <w:tcW w:w="963" w:type="dxa"/>
+            <w:tcW w:w="1070" w:type="dxa"/>
             <w:vAlign w:val="center"/>
           </w:tcPr>
           <w:p>
@@ -10517,6 +10773,12 @@
                 <w:rFonts w:ascii="Arial" w:hAnsi="Arial" w:cs="Arial"/>
               </w:rPr>
             </w:pPr>
+            <w:r>
+              <w:rPr>
+                <w:rFonts w:ascii="Arial" w:hAnsi="Arial" w:cs="Arial"/>
+              </w:rPr>
+              <w:t>High</w:t>
+            </w:r>
           </w:p>
         </w:tc>
       </w:tr>
@@ -10543,7 +10805,7 @@
         </w:tc>
         <w:tc>
           <w:tcPr>
-            <w:tcW w:w="6994" w:type="dxa"/>
+            <w:tcW w:w="6887" w:type="dxa"/>
             <w:vAlign w:val="center"/>
           </w:tcPr>
           <w:p>
@@ -10557,13 +10819,37 @@
               <w:rPr>
                 <w:rFonts w:ascii="Arial" w:hAnsi="Arial" w:cs="Arial"/>
               </w:rPr>
-              <w:t>The system shall automatically detect timetable clashes during enrolment</w:t>
+              <w:t>The system shall automatically validate prerequisite requirements during enrolment</w:t>
+            </w:r>
+            <w:r>
+              <w:rPr>
+                <w:rFonts w:ascii="Arial" w:hAnsi="Arial" w:cs="Arial"/>
+              </w:rPr>
+              <w:t xml:space="preserve"> </w:t>
+            </w:r>
+            <w:r>
+              <w:rPr>
+                <w:rFonts w:ascii="Arial" w:hAnsi="Arial" w:cs="Arial"/>
+              </w:rPr>
+              <w:t xml:space="preserve">using </w:t>
+            </w:r>
+            <w:r>
+              <w:rPr>
+                <w:rFonts w:ascii="Arial" w:hAnsi="Arial" w:cs="Arial"/>
+              </w:rPr>
+              <w:t>student</w:t>
+            </w:r>
+            <w:r>
+              <w:rPr>
+                <w:rFonts w:ascii="Arial" w:hAnsi="Arial" w:cs="Arial"/>
+              </w:rPr>
+              <w:t xml:space="preserve"> information</w:t>
             </w:r>
           </w:p>
         </w:tc>
         <w:tc>
           <w:tcPr>
-            <w:tcW w:w="963" w:type="dxa"/>
+            <w:tcW w:w="1070" w:type="dxa"/>
             <w:vAlign w:val="center"/>
           </w:tcPr>
           <w:p>
@@ -10573,6 +10859,12 @@
                 <w:rFonts w:ascii="Arial" w:hAnsi="Arial" w:cs="Arial"/>
               </w:rPr>
             </w:pPr>
+            <w:r>
+              <w:rPr>
+                <w:rFonts w:ascii="Arial" w:hAnsi="Arial" w:cs="Arial"/>
+              </w:rPr>
+              <w:t>High</w:t>
+            </w:r>
           </w:p>
         </w:tc>
       </w:tr>
@@ -10599,7 +10891,7 @@
         </w:tc>
         <w:tc>
           <w:tcPr>
-            <w:tcW w:w="6994" w:type="dxa"/>
+            <w:tcW w:w="6887" w:type="dxa"/>
             <w:vAlign w:val="center"/>
           </w:tcPr>
           <w:p>
@@ -10613,19 +10905,19 @@
               <w:rPr>
                 <w:rFonts w:ascii="Arial" w:hAnsi="Arial" w:cs="Arial"/>
               </w:rPr>
-              <w:t xml:space="preserve">The system shall notify students of enrolment issues such as timetable conflicts, missing prerequisites, or </w:t>
-            </w:r>
-            <w:r>
-              <w:rPr>
-                <w:rFonts w:ascii="Arial" w:hAnsi="Arial" w:cs="Arial"/>
-              </w:rPr>
-              <w:t>courses being full</w:t>
+              <w:t>The system shall automatically check course capacity during enrolment</w:t>
+            </w:r>
+            <w:r>
+              <w:rPr>
+                <w:rFonts w:ascii="Arial" w:hAnsi="Arial" w:cs="Arial"/>
+              </w:rPr>
+              <w:t xml:space="preserve"> </w:t>
             </w:r>
           </w:p>
         </w:tc>
         <w:tc>
           <w:tcPr>
-            <w:tcW w:w="963" w:type="dxa"/>
+            <w:tcW w:w="1070" w:type="dxa"/>
             <w:vAlign w:val="center"/>
           </w:tcPr>
           <w:p>
@@ -10635,6 +10927,12 @@
                 <w:rFonts w:ascii="Arial" w:hAnsi="Arial" w:cs="Arial"/>
               </w:rPr>
             </w:pPr>
+            <w:r>
+              <w:rPr>
+                <w:rFonts w:ascii="Arial" w:hAnsi="Arial" w:cs="Arial"/>
+              </w:rPr>
+              <w:t>High</w:t>
+            </w:r>
           </w:p>
         </w:tc>
       </w:tr>
@@ -10661,7 +10959,7 @@
         </w:tc>
         <w:tc>
           <w:tcPr>
-            <w:tcW w:w="6994" w:type="dxa"/>
+            <w:tcW w:w="6887" w:type="dxa"/>
             <w:vAlign w:val="center"/>
           </w:tcPr>
           <w:p>
@@ -10675,13 +10973,13 @@
               <w:rPr>
                 <w:rFonts w:ascii="Arial" w:hAnsi="Arial" w:cs="Arial"/>
               </w:rPr>
-              <w:t>The system shall allow students to modify and resubmit enrolment requests</w:t>
+              <w:t>The system shall automatically detect timetable clashes during enrolment</w:t>
             </w:r>
           </w:p>
         </w:tc>
         <w:tc>
           <w:tcPr>
-            <w:tcW w:w="963" w:type="dxa"/>
+            <w:tcW w:w="1070" w:type="dxa"/>
             <w:vAlign w:val="center"/>
           </w:tcPr>
           <w:p>
@@ -10691,6 +10989,12 @@
                 <w:rFonts w:ascii="Arial" w:hAnsi="Arial" w:cs="Arial"/>
               </w:rPr>
             </w:pPr>
+            <w:r>
+              <w:rPr>
+                <w:rFonts w:ascii="Arial" w:hAnsi="Arial" w:cs="Arial"/>
+              </w:rPr>
+              <w:t>High</w:t>
+            </w:r>
           </w:p>
         </w:tc>
       </w:tr>
@@ -10717,7 +11021,7 @@
         </w:tc>
         <w:tc>
           <w:tcPr>
-            <w:tcW w:w="6994" w:type="dxa"/>
+            <w:tcW w:w="6887" w:type="dxa"/>
             <w:vAlign w:val="center"/>
           </w:tcPr>
           <w:p>
@@ -10731,13 +11035,19 @@
               <w:rPr>
                 <w:rFonts w:ascii="Arial" w:hAnsi="Arial" w:cs="Arial"/>
               </w:rPr>
-              <w:t>The system shall provide real-time tracking of enrolment status</w:t>
+              <w:t xml:space="preserve">The system shall notify students of enrolment issues such as timetable conflicts, missing prerequisites, or </w:t>
+            </w:r>
+            <w:r>
+              <w:rPr>
+                <w:rFonts w:ascii="Arial" w:hAnsi="Arial" w:cs="Arial"/>
+              </w:rPr>
+              <w:t>courses being full</w:t>
             </w:r>
           </w:p>
         </w:tc>
         <w:tc>
           <w:tcPr>
-            <w:tcW w:w="963" w:type="dxa"/>
+            <w:tcW w:w="1070" w:type="dxa"/>
             <w:vAlign w:val="center"/>
           </w:tcPr>
           <w:p>
@@ -10747,6 +11057,12 @@
                 <w:rFonts w:ascii="Arial" w:hAnsi="Arial" w:cs="Arial"/>
               </w:rPr>
             </w:pPr>
+            <w:r>
+              <w:rPr>
+                <w:rFonts w:ascii="Arial" w:hAnsi="Arial" w:cs="Arial"/>
+              </w:rPr>
+              <w:t>High</w:t>
+            </w:r>
           </w:p>
         </w:tc>
       </w:tr>
@@ -10773,7 +11089,7 @@
         </w:tc>
         <w:tc>
           <w:tcPr>
-            <w:tcW w:w="6994" w:type="dxa"/>
+            <w:tcW w:w="6887" w:type="dxa"/>
             <w:vAlign w:val="center"/>
           </w:tcPr>
           <w:p>
@@ -10787,13 +11103,13 @@
               <w:rPr>
                 <w:rFonts w:ascii="Arial" w:hAnsi="Arial" w:cs="Arial"/>
               </w:rPr>
-              <w:t>The system shall allow academic department staff to view retrieved course information</w:t>
+              <w:t>The system shall allow students to modify and resubmit enrolment requests</w:t>
             </w:r>
           </w:p>
         </w:tc>
         <w:tc>
           <w:tcPr>
-            <w:tcW w:w="963" w:type="dxa"/>
+            <w:tcW w:w="1070" w:type="dxa"/>
             <w:vAlign w:val="center"/>
           </w:tcPr>
           <w:p>
@@ -10803,6 +11119,12 @@
                 <w:rFonts w:ascii="Arial" w:hAnsi="Arial" w:cs="Arial"/>
               </w:rPr>
             </w:pPr>
+            <w:r>
+              <w:rPr>
+                <w:rFonts w:ascii="Arial" w:hAnsi="Arial" w:cs="Arial"/>
+              </w:rPr>
+              <w:t>Medium</w:t>
+            </w:r>
           </w:p>
         </w:tc>
       </w:tr>
@@ -10829,7 +11151,7 @@
         </w:tc>
         <w:tc>
           <w:tcPr>
-            <w:tcW w:w="6994" w:type="dxa"/>
+            <w:tcW w:w="6887" w:type="dxa"/>
             <w:vAlign w:val="center"/>
           </w:tcPr>
           <w:p>
@@ -10843,13 +11165,13 @@
               <w:rPr>
                 <w:rFonts w:ascii="Arial" w:hAnsi="Arial" w:cs="Arial"/>
               </w:rPr>
-              <w:t>The system shall allow academic department staff to access the course information system to manage course details</w:t>
+              <w:t>The system shall provide real-time tracking of enrolment status</w:t>
             </w:r>
           </w:p>
         </w:tc>
         <w:tc>
           <w:tcPr>
-            <w:tcW w:w="963" w:type="dxa"/>
+            <w:tcW w:w="1070" w:type="dxa"/>
             <w:vAlign w:val="center"/>
           </w:tcPr>
           <w:p>
@@ -10859,6 +11181,12 @@
                 <w:rFonts w:ascii="Arial" w:hAnsi="Arial" w:cs="Arial"/>
               </w:rPr>
             </w:pPr>
+            <w:r>
+              <w:rPr>
+                <w:rFonts w:ascii="Arial" w:hAnsi="Arial" w:cs="Arial"/>
+              </w:rPr>
+              <w:t>High</w:t>
+            </w:r>
           </w:p>
         </w:tc>
       </w:tr>
@@ -10885,7 +11213,7 @@
         </w:tc>
         <w:tc>
           <w:tcPr>
-            <w:tcW w:w="6994" w:type="dxa"/>
+            <w:tcW w:w="6887" w:type="dxa"/>
             <w:vAlign w:val="center"/>
           </w:tcPr>
           <w:p>
@@ -10899,37 +11227,13 @@
               <w:rPr>
                 <w:rFonts w:ascii="Arial" w:hAnsi="Arial" w:cs="Arial"/>
               </w:rPr>
-              <w:t xml:space="preserve">The system shall allow </w:t>
-            </w:r>
-            <w:r>
-              <w:rPr>
-                <w:rFonts w:ascii="Arial" w:hAnsi="Arial" w:cs="Arial"/>
-              </w:rPr>
-              <w:t>a</w:t>
-            </w:r>
-            <w:r>
-              <w:rPr>
-                <w:rFonts w:ascii="Arial" w:hAnsi="Arial" w:cs="Arial"/>
-              </w:rPr>
-              <w:t xml:space="preserve">cademic </w:t>
-            </w:r>
-            <w:r>
-              <w:rPr>
-                <w:rFonts w:ascii="Arial" w:hAnsi="Arial" w:cs="Arial"/>
-              </w:rPr>
-              <w:t>r</w:t>
-            </w:r>
-            <w:r>
-              <w:rPr>
-                <w:rFonts w:ascii="Arial" w:hAnsi="Arial" w:cs="Arial"/>
-              </w:rPr>
-              <w:t>egistry staff to review enrolment requests</w:t>
+              <w:t>The system shall allow academic department staff to view course information</w:t>
             </w:r>
           </w:p>
         </w:tc>
         <w:tc>
           <w:tcPr>
-            <w:tcW w:w="963" w:type="dxa"/>
+            <w:tcW w:w="1070" w:type="dxa"/>
             <w:vAlign w:val="center"/>
           </w:tcPr>
           <w:p>
@@ -10939,6 +11243,12 @@
                 <w:rFonts w:ascii="Arial" w:hAnsi="Arial" w:cs="Arial"/>
               </w:rPr>
             </w:pPr>
+            <w:r>
+              <w:rPr>
+                <w:rFonts w:ascii="Arial" w:hAnsi="Arial" w:cs="Arial"/>
+              </w:rPr>
+              <w:t>Medium</w:t>
+            </w:r>
           </w:p>
         </w:tc>
       </w:tr>
@@ -10965,7 +11275,7 @@
         </w:tc>
         <w:tc>
           <w:tcPr>
-            <w:tcW w:w="6994" w:type="dxa"/>
+            <w:tcW w:w="6887" w:type="dxa"/>
             <w:vAlign w:val="center"/>
           </w:tcPr>
           <w:p>
@@ -10978,38 +11288,57 @@
             <w:r>
               <w:rPr>
                 <w:rFonts w:ascii="Arial" w:hAnsi="Arial" w:cs="Arial"/>
-              </w:rPr>
-              <w:t xml:space="preserve">The system shall allow </w:t>
-            </w:r>
-            <w:r>
-              <w:rPr>
-                <w:rFonts w:ascii="Arial" w:hAnsi="Arial" w:cs="Arial"/>
-              </w:rPr>
-              <w:t>a</w:t>
-            </w:r>
-            <w:r>
-              <w:rPr>
-                <w:rFonts w:ascii="Arial" w:hAnsi="Arial" w:cs="Arial"/>
-              </w:rPr>
-              <w:t xml:space="preserve">cademic </w:t>
-            </w:r>
-            <w:r>
-              <w:rPr>
-                <w:rFonts w:ascii="Arial" w:hAnsi="Arial" w:cs="Arial"/>
-              </w:rPr>
-              <w:t>r</w:t>
-            </w:r>
-            <w:r>
-              <w:rPr>
-                <w:rFonts w:ascii="Arial" w:hAnsi="Arial" w:cs="Arial"/>
-              </w:rPr>
-              <w:t>egistry staff to approve or reject enrolment requests</w:t>
+                <w:color w:val="000000" w:themeColor="text1"/>
+              </w:rPr>
+              <w:t>The system shall allow academic department staff to access the Course Information System via the</w:t>
+            </w:r>
+            <w:r>
+              <w:rPr>
+                <w:rFonts w:ascii="Arial" w:hAnsi="Arial" w:cs="Arial"/>
+                <w:color w:val="000000" w:themeColor="text1"/>
+              </w:rPr>
+              <w:t xml:space="preserve"> Student</w:t>
+            </w:r>
+            <w:r>
+              <w:rPr>
+                <w:rFonts w:ascii="Arial" w:hAnsi="Arial" w:cs="Arial"/>
+                <w:color w:val="000000" w:themeColor="text1"/>
+              </w:rPr>
+              <w:t xml:space="preserve"> </w:t>
+            </w:r>
+            <w:r>
+              <w:rPr>
+                <w:rFonts w:ascii="Arial" w:hAnsi="Arial" w:cs="Arial"/>
+                <w:color w:val="000000" w:themeColor="text1"/>
+              </w:rPr>
+              <w:t>E</w:t>
+            </w:r>
+            <w:r>
+              <w:rPr>
+                <w:rFonts w:ascii="Arial" w:hAnsi="Arial" w:cs="Arial"/>
+                <w:color w:val="000000" w:themeColor="text1"/>
+              </w:rPr>
+              <w:t xml:space="preserve">nrolment </w:t>
+            </w:r>
+            <w:r>
+              <w:rPr>
+                <w:rFonts w:ascii="Arial" w:hAnsi="Arial" w:cs="Arial"/>
+                <w:color w:val="000000" w:themeColor="text1"/>
+              </w:rPr>
+              <w:t>S</w:t>
+            </w:r>
+            <w:r>
+              <w:rPr>
+                <w:rFonts w:ascii="Arial" w:hAnsi="Arial" w:cs="Arial"/>
+                <w:color w:val="000000" w:themeColor="text1"/>
+              </w:rPr>
+              <w:t>ystem to manage course details</w:t>
             </w:r>
           </w:p>
         </w:tc>
         <w:tc>
           <w:tcPr>
-            <w:tcW w:w="963" w:type="dxa"/>
+            <w:tcW w:w="1070" w:type="dxa"/>
             <w:vAlign w:val="center"/>
           </w:tcPr>
           <w:p>
@@ -11019,6 +11348,12 @@
                 <w:rFonts w:ascii="Arial" w:hAnsi="Arial" w:cs="Arial"/>
               </w:rPr>
             </w:pPr>
+            <w:r>
+              <w:rPr>
+                <w:rFonts w:ascii="Arial" w:hAnsi="Arial" w:cs="Arial"/>
+              </w:rPr>
+              <w:t>Medium</w:t>
+            </w:r>
           </w:p>
         </w:tc>
       </w:tr>
@@ -11035,11 +11370,23 @@
                 <w:rFonts w:ascii="Arial" w:hAnsi="Arial" w:cs="Arial"/>
               </w:rPr>
             </w:pPr>
+            <w:r>
+              <w:rPr>
+                <w:rFonts w:ascii="Arial" w:hAnsi="Arial" w:cs="Arial"/>
+              </w:rPr>
+              <w:t>FR1</w:t>
+            </w:r>
+            <w:r>
+              <w:rPr>
+                <w:rFonts w:ascii="Arial" w:hAnsi="Arial" w:cs="Arial"/>
+              </w:rPr>
+              <w:t>7</w:t>
+            </w:r>
           </w:p>
         </w:tc>
         <w:tc>
           <w:tcPr>
-            <w:tcW w:w="6994" w:type="dxa"/>
+            <w:tcW w:w="6887" w:type="dxa"/>
             <w:vAlign w:val="center"/>
           </w:tcPr>
           <w:p>
@@ -11047,43 +11394,35 @@
               <w:jc w:val="both"/>
               <w:rPr>
                 <w:rFonts w:ascii="Arial" w:hAnsi="Arial" w:cs="Arial"/>
+                <w:color w:val="000000" w:themeColor="text1"/>
               </w:rPr>
             </w:pPr>
             <w:r>
               <w:rPr>
                 <w:rFonts w:ascii="Arial" w:hAnsi="Arial" w:cs="Arial"/>
-              </w:rPr>
-              <w:t xml:space="preserve">The system shall allow </w:t>
-            </w:r>
-            <w:r>
-              <w:rPr>
-                <w:rFonts w:ascii="Arial" w:hAnsi="Arial" w:cs="Arial"/>
-              </w:rPr>
-              <w:t>a</w:t>
-            </w:r>
-            <w:r>
-              <w:rPr>
-                <w:rFonts w:ascii="Arial" w:hAnsi="Arial" w:cs="Arial"/>
-              </w:rPr>
-              <w:t xml:space="preserve">cademic </w:t>
-            </w:r>
-            <w:r>
-              <w:rPr>
-                <w:rFonts w:ascii="Arial" w:hAnsi="Arial" w:cs="Arial"/>
-              </w:rPr>
-              <w:t>r</w:t>
-            </w:r>
-            <w:r>
-              <w:rPr>
-                <w:rFonts w:ascii="Arial" w:hAnsi="Arial" w:cs="Arial"/>
-              </w:rPr>
-              <w:t>egistry staff to grant prerequisite overrides or manual approvals</w:t>
+                <w:color w:val="000000" w:themeColor="text1"/>
+              </w:rPr>
+              <w:t>The system shall allow academic department staff to</w:t>
+            </w:r>
+            <w:r>
+              <w:rPr>
+                <w:rFonts w:ascii="Arial" w:hAnsi="Arial" w:cs="Arial"/>
+                <w:color w:val="000000" w:themeColor="text1"/>
+              </w:rPr>
+              <w:t xml:space="preserve"> g</w:t>
+            </w:r>
+            <w:r>
+              <w:rPr>
+                <w:rFonts w:ascii="Arial" w:hAnsi="Arial" w:cs="Arial"/>
+                <w:color w:val="000000" w:themeColor="text1"/>
+              </w:rPr>
+              <w:t>rant prerequisite overrides or timetable exceptions</w:t>
             </w:r>
           </w:p>
         </w:tc>
         <w:tc>
           <w:tcPr>
-            <w:tcW w:w="963" w:type="dxa"/>
+            <w:tcW w:w="1070" w:type="dxa"/>
             <w:vAlign w:val="center"/>
           </w:tcPr>
           <w:p>
@@ -11093,6 +11432,12 @@
                 <w:rFonts w:ascii="Arial" w:hAnsi="Arial" w:cs="Arial"/>
               </w:rPr>
             </w:pPr>
+            <w:r>
+              <w:rPr>
+                <w:rFonts w:ascii="Arial" w:hAnsi="Arial" w:cs="Arial"/>
+              </w:rPr>
+              <w:t>High</w:t>
+            </w:r>
           </w:p>
         </w:tc>
       </w:tr>
@@ -11109,11 +11454,24 @@
                 <w:rFonts w:ascii="Arial" w:hAnsi="Arial" w:cs="Arial"/>
               </w:rPr>
             </w:pPr>
+            <w:r>
+              <w:rPr>
+                <w:rFonts w:ascii="Arial" w:hAnsi="Arial" w:cs="Arial"/>
+              </w:rPr>
+              <w:lastRenderedPageBreak/>
+              <w:t>FR1</w:t>
+            </w:r>
+            <w:r>
+              <w:rPr>
+                <w:rFonts w:ascii="Arial" w:hAnsi="Arial" w:cs="Arial"/>
+              </w:rPr>
+              <w:t>8</w:t>
+            </w:r>
           </w:p>
         </w:tc>
         <w:tc>
           <w:tcPr>
-            <w:tcW w:w="6994" w:type="dxa"/>
+            <w:tcW w:w="6887" w:type="dxa"/>
             <w:vAlign w:val="center"/>
           </w:tcPr>
           <w:p>
@@ -11123,11 +11481,65 @@
                 <w:rFonts w:ascii="Arial" w:hAnsi="Arial" w:cs="Arial"/>
               </w:rPr>
             </w:pPr>
+            <w:r>
+              <w:rPr>
+                <w:rFonts w:ascii="Arial" w:hAnsi="Arial" w:cs="Arial"/>
+              </w:rPr>
+              <w:t xml:space="preserve">The system shall allow </w:t>
+            </w:r>
+            <w:r>
+              <w:rPr>
+                <w:rFonts w:ascii="Arial" w:hAnsi="Arial" w:cs="Arial"/>
+              </w:rPr>
+              <w:t>a</w:t>
+            </w:r>
+            <w:r>
+              <w:rPr>
+                <w:rFonts w:ascii="Arial" w:hAnsi="Arial" w:cs="Arial"/>
+              </w:rPr>
+              <w:t xml:space="preserve">cademic </w:t>
+            </w:r>
+            <w:r>
+              <w:rPr>
+                <w:rFonts w:ascii="Arial" w:hAnsi="Arial" w:cs="Arial"/>
+              </w:rPr>
+              <w:t>r</w:t>
+            </w:r>
+            <w:r>
+              <w:rPr>
+                <w:rFonts w:ascii="Arial" w:hAnsi="Arial" w:cs="Arial"/>
+              </w:rPr>
+              <w:t>egistry staff to</w:t>
+            </w:r>
+            <w:r>
+              <w:rPr>
+                <w:rFonts w:ascii="Arial" w:hAnsi="Arial" w:cs="Arial"/>
+              </w:rPr>
+              <w:t xml:space="preserve"> m</w:t>
+            </w:r>
+            <w:r>
+              <w:rPr>
+                <w:rFonts w:ascii="Arial" w:hAnsi="Arial" w:cs="Arial"/>
+              </w:rPr>
+              <w:t>onitor enrolment status</w:t>
+            </w:r>
+            <w:r>
+              <w:rPr>
+                <w:rFonts w:ascii="Arial" w:hAnsi="Arial" w:cs="Arial"/>
+              </w:rPr>
+              <w:t xml:space="preserve"> </w:t>
+            </w:r>
+            <w:r>
+              <w:rPr>
+                <w:rFonts w:ascii="Arial" w:hAnsi="Arial" w:cs="Arial"/>
+              </w:rPr>
+              <w:t>across all student applications</w:t>
+            </w:r>
           </w:p>
         </w:tc>
         <w:tc>
           <w:tcPr>
-            <w:tcW w:w="963" w:type="dxa"/>
+            <w:tcW w:w="1070" w:type="dxa"/>
             <w:vAlign w:val="center"/>
           </w:tcPr>
           <w:p>
@@ -11137,6 +11549,12 @@
                 <w:rFonts w:ascii="Arial" w:hAnsi="Arial" w:cs="Arial"/>
               </w:rPr>
             </w:pPr>
+            <w:r>
+              <w:rPr>
+                <w:rFonts w:ascii="Arial" w:hAnsi="Arial" w:cs="Arial"/>
+              </w:rPr>
+              <w:t>Medium</w:t>
+            </w:r>
           </w:p>
         </w:tc>
       </w:tr>
@@ -11153,11 +11571,23 @@
                 <w:rFonts w:ascii="Arial" w:hAnsi="Arial" w:cs="Arial"/>
               </w:rPr>
             </w:pPr>
+            <w:r>
+              <w:rPr>
+                <w:rFonts w:ascii="Arial" w:hAnsi="Arial" w:cs="Arial"/>
+              </w:rPr>
+              <w:t>FR1</w:t>
+            </w:r>
+            <w:r>
+              <w:rPr>
+                <w:rFonts w:ascii="Arial" w:hAnsi="Arial" w:cs="Arial"/>
+              </w:rPr>
+              <w:t>9</w:t>
+            </w:r>
           </w:p>
         </w:tc>
         <w:tc>
           <w:tcPr>
-            <w:tcW w:w="6994" w:type="dxa"/>
+            <w:tcW w:w="6887" w:type="dxa"/>
             <w:vAlign w:val="center"/>
           </w:tcPr>
           <w:p>
@@ -11171,13 +11601,49 @@
               <w:rPr>
                 <w:rFonts w:ascii="Arial" w:hAnsi="Arial" w:cs="Arial"/>
               </w:rPr>
-              <w:t>The system shall retrieve student payment status from an external payment system</w:t>
+              <w:t xml:space="preserve">The system shall allow </w:t>
+            </w:r>
+            <w:r>
+              <w:rPr>
+                <w:rFonts w:ascii="Arial" w:hAnsi="Arial" w:cs="Arial"/>
+              </w:rPr>
+              <w:t>a</w:t>
+            </w:r>
+            <w:r>
+              <w:rPr>
+                <w:rFonts w:ascii="Arial" w:hAnsi="Arial" w:cs="Arial"/>
+              </w:rPr>
+              <w:t xml:space="preserve">cademic </w:t>
+            </w:r>
+            <w:r>
+              <w:rPr>
+                <w:rFonts w:ascii="Arial" w:hAnsi="Arial" w:cs="Arial"/>
+              </w:rPr>
+              <w:t>r</w:t>
+            </w:r>
+            <w:r>
+              <w:rPr>
+                <w:rFonts w:ascii="Arial" w:hAnsi="Arial" w:cs="Arial"/>
+              </w:rPr>
+              <w:t xml:space="preserve">egistry staff to review </w:t>
+            </w:r>
+            <w:r>
+              <w:rPr>
+                <w:rFonts w:ascii="Arial" w:hAnsi="Arial" w:cs="Arial"/>
+              </w:rPr>
+              <w:t xml:space="preserve">individual </w:t>
+            </w:r>
+            <w:r>
+              <w:rPr>
+                <w:rFonts w:ascii="Arial" w:hAnsi="Arial" w:cs="Arial"/>
+              </w:rPr>
+              <w:t>enrolment requests</w:t>
             </w:r>
           </w:p>
         </w:tc>
         <w:tc>
           <w:tcPr>
-            <w:tcW w:w="963" w:type="dxa"/>
+            <w:tcW w:w="1070" w:type="dxa"/>
             <w:vAlign w:val="center"/>
           </w:tcPr>
           <w:p>
@@ -11187,6 +11653,12 @@
                 <w:rFonts w:ascii="Arial" w:hAnsi="Arial" w:cs="Arial"/>
               </w:rPr>
             </w:pPr>
+            <w:r>
+              <w:rPr>
+                <w:rFonts w:ascii="Arial" w:hAnsi="Arial" w:cs="Arial"/>
+              </w:rPr>
+              <w:t>High</w:t>
+            </w:r>
           </w:p>
         </w:tc>
       </w:tr>
@@ -11203,11 +11675,23 @@
                 <w:rFonts w:ascii="Arial" w:hAnsi="Arial" w:cs="Arial"/>
               </w:rPr>
             </w:pPr>
+            <w:r>
+              <w:rPr>
+                <w:rFonts w:ascii="Arial" w:hAnsi="Arial" w:cs="Arial"/>
+              </w:rPr>
+              <w:t>FR</w:t>
+            </w:r>
+            <w:r>
+              <w:rPr>
+                <w:rFonts w:ascii="Arial" w:hAnsi="Arial" w:cs="Arial"/>
+              </w:rPr>
+              <w:t>20</w:t>
+            </w:r>
           </w:p>
         </w:tc>
         <w:tc>
           <w:tcPr>
-            <w:tcW w:w="6994" w:type="dxa"/>
+            <w:tcW w:w="6887" w:type="dxa"/>
             <w:vAlign w:val="center"/>
           </w:tcPr>
           <w:p>
@@ -11221,13 +11705,73 @@
               <w:rPr>
                 <w:rFonts w:ascii="Arial" w:hAnsi="Arial" w:cs="Arial"/>
               </w:rPr>
-              <w:t>The system shall display payment status in the enrolment status view</w:t>
+              <w:t xml:space="preserve">The system shall allow </w:t>
+            </w:r>
+            <w:r>
+              <w:rPr>
+                <w:rFonts w:ascii="Arial" w:hAnsi="Arial" w:cs="Arial"/>
+              </w:rPr>
+              <w:t>a</w:t>
+            </w:r>
+            <w:r>
+              <w:rPr>
+                <w:rFonts w:ascii="Arial" w:hAnsi="Arial" w:cs="Arial"/>
+              </w:rPr>
+              <w:t xml:space="preserve">cademic </w:t>
+            </w:r>
+            <w:r>
+              <w:rPr>
+                <w:rFonts w:ascii="Arial" w:hAnsi="Arial" w:cs="Arial"/>
+              </w:rPr>
+              <w:t>r</w:t>
+            </w:r>
+            <w:r>
+              <w:rPr>
+                <w:rFonts w:ascii="Arial" w:hAnsi="Arial" w:cs="Arial"/>
+              </w:rPr>
+              <w:t>egistry staff to</w:t>
+            </w:r>
+            <w:r>
+              <w:rPr>
+                <w:rFonts w:ascii="Arial" w:hAnsi="Arial" w:cs="Arial"/>
+              </w:rPr>
+              <w:t xml:space="preserve"> check </w:t>
+            </w:r>
+            <w:r>
+              <w:rPr>
+                <w:rFonts w:ascii="Arial" w:hAnsi="Arial" w:cs="Arial"/>
+              </w:rPr>
+              <w:t xml:space="preserve">student eligibility using </w:t>
+            </w:r>
+            <w:r>
+              <w:rPr>
+                <w:rFonts w:ascii="Arial" w:hAnsi="Arial" w:cs="Arial"/>
+              </w:rPr>
+              <w:t>s</w:t>
+            </w:r>
+            <w:r>
+              <w:rPr>
+                <w:rFonts w:ascii="Arial" w:hAnsi="Arial" w:cs="Arial"/>
+              </w:rPr>
+              <w:t xml:space="preserve">tudent </w:t>
+            </w:r>
+            <w:r>
+              <w:rPr>
+                <w:rFonts w:ascii="Arial" w:hAnsi="Arial" w:cs="Arial"/>
+              </w:rPr>
+              <w:t>i</w:t>
+            </w:r>
+            <w:r>
+              <w:rPr>
+                <w:rFonts w:ascii="Arial" w:hAnsi="Arial" w:cs="Arial"/>
+              </w:rPr>
+              <w:t>nformation, including prerequisites, programme requirements, and enrolment rules</w:t>
             </w:r>
           </w:p>
         </w:tc>
         <w:tc>
           <w:tcPr>
-            <w:tcW w:w="963" w:type="dxa"/>
+            <w:tcW w:w="1070" w:type="dxa"/>
             <w:vAlign w:val="center"/>
           </w:tcPr>
           <w:p>
@@ -11237,6 +11781,12 @@
                 <w:rFonts w:ascii="Arial" w:hAnsi="Arial" w:cs="Arial"/>
               </w:rPr>
             </w:pPr>
+            <w:r>
+              <w:rPr>
+                <w:rFonts w:ascii="Arial" w:hAnsi="Arial" w:cs="Arial"/>
+              </w:rPr>
+              <w:t>High</w:t>
+            </w:r>
           </w:p>
         </w:tc>
       </w:tr>
@@ -11253,11 +11803,23 @@
                 <w:rFonts w:ascii="Arial" w:hAnsi="Arial" w:cs="Arial"/>
               </w:rPr>
             </w:pPr>
+            <w:r>
+              <w:rPr>
+                <w:rFonts w:ascii="Arial" w:hAnsi="Arial" w:cs="Arial"/>
+              </w:rPr>
+              <w:t>FR2</w:t>
+            </w:r>
+            <w:r>
+              <w:rPr>
+                <w:rFonts w:ascii="Arial" w:hAnsi="Arial" w:cs="Arial"/>
+              </w:rPr>
+              <w:t>1</w:t>
+            </w:r>
           </w:p>
         </w:tc>
         <w:tc>
           <w:tcPr>
-            <w:tcW w:w="6994" w:type="dxa"/>
+            <w:tcW w:w="6887" w:type="dxa"/>
             <w:vAlign w:val="center"/>
           </w:tcPr>
           <w:p>
@@ -11271,13 +11833,37 @@
               <w:rPr>
                 <w:rFonts w:ascii="Arial" w:hAnsi="Arial" w:cs="Arial"/>
               </w:rPr>
-              <w:t>The system shall confirm enrolment only upon receiving a successful payment status</w:t>
+              <w:t xml:space="preserve">The system shall allow </w:t>
+            </w:r>
+            <w:r>
+              <w:rPr>
+                <w:rFonts w:ascii="Arial" w:hAnsi="Arial" w:cs="Arial"/>
+              </w:rPr>
+              <w:t>a</w:t>
+            </w:r>
+            <w:r>
+              <w:rPr>
+                <w:rFonts w:ascii="Arial" w:hAnsi="Arial" w:cs="Arial"/>
+              </w:rPr>
+              <w:t xml:space="preserve">cademic </w:t>
+            </w:r>
+            <w:r>
+              <w:rPr>
+                <w:rFonts w:ascii="Arial" w:hAnsi="Arial" w:cs="Arial"/>
+              </w:rPr>
+              <w:t>r</w:t>
+            </w:r>
+            <w:r>
+              <w:rPr>
+                <w:rFonts w:ascii="Arial" w:hAnsi="Arial" w:cs="Arial"/>
+              </w:rPr>
+              <w:t>egistry staff to approve or reject enrolment requests</w:t>
             </w:r>
           </w:p>
         </w:tc>
         <w:tc>
           <w:tcPr>
-            <w:tcW w:w="963" w:type="dxa"/>
+            <w:tcW w:w="1070" w:type="dxa"/>
             <w:vAlign w:val="center"/>
           </w:tcPr>
           <w:p>
@@ -11287,6 +11873,12 @@
                 <w:rFonts w:ascii="Arial" w:hAnsi="Arial" w:cs="Arial"/>
               </w:rPr>
             </w:pPr>
+            <w:r>
+              <w:rPr>
+                <w:rFonts w:ascii="Arial" w:hAnsi="Arial" w:cs="Arial"/>
+              </w:rPr>
+              <w:t>High</w:t>
+            </w:r>
           </w:p>
         </w:tc>
       </w:tr>
@@ -11303,11 +11895,23 @@
                 <w:rFonts w:ascii="Arial" w:hAnsi="Arial" w:cs="Arial"/>
               </w:rPr>
             </w:pPr>
+            <w:r>
+              <w:rPr>
+                <w:rFonts w:ascii="Arial" w:hAnsi="Arial" w:cs="Arial"/>
+              </w:rPr>
+              <w:t>FR2</w:t>
+            </w:r>
+            <w:r>
+              <w:rPr>
+                <w:rFonts w:ascii="Arial" w:hAnsi="Arial" w:cs="Arial"/>
+              </w:rPr>
+              <w:t>2</w:t>
+            </w:r>
           </w:p>
         </w:tc>
         <w:tc>
           <w:tcPr>
-            <w:tcW w:w="6994" w:type="dxa"/>
+            <w:tcW w:w="6887" w:type="dxa"/>
             <w:vAlign w:val="center"/>
           </w:tcPr>
           <w:p>
@@ -11321,13 +11925,13 @@
               <w:rPr>
                 <w:rFonts w:ascii="Arial" w:hAnsi="Arial" w:cs="Arial"/>
               </w:rPr>
-              <w:t>The system shall allow finance staff to view payment status</w:t>
+              <w:t>The system shall retrieve student financial information, such as course payment status, insurance payment status (where applicable), and payment due information, from the Finance System</w:t>
             </w:r>
           </w:p>
         </w:tc>
         <w:tc>
           <w:tcPr>
-            <w:tcW w:w="963" w:type="dxa"/>
+            <w:tcW w:w="1070" w:type="dxa"/>
             <w:vAlign w:val="center"/>
           </w:tcPr>
           <w:p>
@@ -11337,6 +11941,12 @@
                 <w:rFonts w:ascii="Arial" w:hAnsi="Arial" w:cs="Arial"/>
               </w:rPr>
             </w:pPr>
+            <w:r>
+              <w:rPr>
+                <w:rFonts w:ascii="Arial" w:hAnsi="Arial" w:cs="Arial"/>
+              </w:rPr>
+              <w:t>High</w:t>
+            </w:r>
           </w:p>
         </w:tc>
       </w:tr>
@@ -11353,11 +11963,23 @@
                 <w:rFonts w:ascii="Arial" w:hAnsi="Arial" w:cs="Arial"/>
               </w:rPr>
             </w:pPr>
+            <w:r>
+              <w:rPr>
+                <w:rFonts w:ascii="Arial" w:hAnsi="Arial" w:cs="Arial"/>
+              </w:rPr>
+              <w:t>FR2</w:t>
+            </w:r>
+            <w:r>
+              <w:rPr>
+                <w:rFonts w:ascii="Arial" w:hAnsi="Arial" w:cs="Arial"/>
+              </w:rPr>
+              <w:t>3</w:t>
+            </w:r>
           </w:p>
         </w:tc>
         <w:tc>
           <w:tcPr>
-            <w:tcW w:w="6994" w:type="dxa"/>
+            <w:tcW w:w="6887" w:type="dxa"/>
             <w:vAlign w:val="center"/>
           </w:tcPr>
           <w:p>
@@ -11370,14 +11992,15 @@
             <w:r>
               <w:rPr>
                 <w:rFonts w:ascii="Arial" w:hAnsi="Arial" w:cs="Arial"/>
-              </w:rPr>
-              <w:t>The system shall allow finance staff to manage exceptional cases, including failed or delayed payments</w:t>
+                <w:color w:val="000000" w:themeColor="text1"/>
+              </w:rPr>
+              <w:t xml:space="preserve">The system shall display payment status within the enrolment status view </w:t>
             </w:r>
           </w:p>
         </w:tc>
         <w:tc>
           <w:tcPr>
-            <w:tcW w:w="963" w:type="dxa"/>
+            <w:tcW w:w="1070" w:type="dxa"/>
             <w:vAlign w:val="center"/>
           </w:tcPr>
           <w:p>
@@ -11387,6 +12010,12 @@
                 <w:rFonts w:ascii="Arial" w:hAnsi="Arial" w:cs="Arial"/>
               </w:rPr>
             </w:pPr>
+            <w:r>
+              <w:rPr>
+                <w:rFonts w:ascii="Arial" w:hAnsi="Arial" w:cs="Arial"/>
+              </w:rPr>
+              <w:t>Medium</w:t>
+            </w:r>
           </w:p>
         </w:tc>
       </w:tr>
@@ -11403,11 +12032,23 @@
                 <w:rFonts w:ascii="Arial" w:hAnsi="Arial" w:cs="Arial"/>
               </w:rPr>
             </w:pPr>
+            <w:r>
+              <w:rPr>
+                <w:rFonts w:ascii="Arial" w:hAnsi="Arial" w:cs="Arial"/>
+              </w:rPr>
+              <w:t>FR2</w:t>
+            </w:r>
+            <w:r>
+              <w:rPr>
+                <w:rFonts w:ascii="Arial" w:hAnsi="Arial" w:cs="Arial"/>
+              </w:rPr>
+              <w:t>4</w:t>
+            </w:r>
           </w:p>
         </w:tc>
         <w:tc>
           <w:tcPr>
-            <w:tcW w:w="6994" w:type="dxa"/>
+            <w:tcW w:w="6887" w:type="dxa"/>
             <w:vAlign w:val="center"/>
           </w:tcPr>
           <w:p>
@@ -11415,13 +12056,104 @@
               <w:jc w:val="both"/>
               <w:rPr>
                 <w:rFonts w:ascii="Arial" w:hAnsi="Arial" w:cs="Arial"/>
+                <w:color w:val="000000" w:themeColor="text1"/>
               </w:rPr>
             </w:pPr>
+            <w:r>
+              <w:rPr>
+                <w:rFonts w:ascii="Arial" w:hAnsi="Arial" w:cs="Arial"/>
+                <w:color w:val="000000" w:themeColor="text1"/>
+              </w:rPr>
+              <w:t xml:space="preserve">The system shall allow finance staff to </w:t>
+            </w:r>
+            <w:r>
+              <w:rPr>
+                <w:rFonts w:ascii="Arial" w:hAnsi="Arial" w:cs="Arial"/>
+                <w:color w:val="000000" w:themeColor="text1"/>
+              </w:rPr>
+              <w:t xml:space="preserve">access the </w:t>
+            </w:r>
+            <w:r>
+              <w:rPr>
+                <w:rFonts w:ascii="Arial" w:hAnsi="Arial" w:cs="Arial"/>
+                <w:color w:val="000000" w:themeColor="text1"/>
+              </w:rPr>
+              <w:t xml:space="preserve">Finance </w:t>
+            </w:r>
+            <w:r>
+              <w:rPr>
+                <w:rFonts w:ascii="Arial" w:hAnsi="Arial" w:cs="Arial"/>
+                <w:color w:val="000000" w:themeColor="text1"/>
+              </w:rPr>
+              <w:t>System via the</w:t>
+            </w:r>
+            <w:r>
+              <w:rPr>
+                <w:rFonts w:ascii="Arial" w:hAnsi="Arial" w:cs="Arial"/>
+                <w:color w:val="000000" w:themeColor="text1"/>
+              </w:rPr>
+              <w:t xml:space="preserve"> Student</w:t>
+            </w:r>
+            <w:r>
+              <w:rPr>
+                <w:rFonts w:ascii="Arial" w:hAnsi="Arial" w:cs="Arial"/>
+                <w:color w:val="000000" w:themeColor="text1"/>
+              </w:rPr>
+              <w:t xml:space="preserve"> </w:t>
+            </w:r>
+            <w:r>
+              <w:rPr>
+                <w:rFonts w:ascii="Arial" w:hAnsi="Arial" w:cs="Arial"/>
+                <w:color w:val="000000" w:themeColor="text1"/>
+              </w:rPr>
+              <w:t>E</w:t>
+            </w:r>
+            <w:r>
+              <w:rPr>
+                <w:rFonts w:ascii="Arial" w:hAnsi="Arial" w:cs="Arial"/>
+                <w:color w:val="000000" w:themeColor="text1"/>
+              </w:rPr>
+              <w:t xml:space="preserve">nrolment </w:t>
+            </w:r>
+            <w:r>
+              <w:rPr>
+                <w:rFonts w:ascii="Arial" w:hAnsi="Arial" w:cs="Arial"/>
+                <w:color w:val="000000" w:themeColor="text1"/>
+              </w:rPr>
+              <w:t>S</w:t>
+            </w:r>
+            <w:r>
+              <w:rPr>
+                <w:rFonts w:ascii="Arial" w:hAnsi="Arial" w:cs="Arial"/>
+                <w:color w:val="000000" w:themeColor="text1"/>
+              </w:rPr>
+              <w:t xml:space="preserve">ystem to </w:t>
+            </w:r>
+            <w:r>
+              <w:rPr>
+                <w:rFonts w:ascii="Arial" w:hAnsi="Arial" w:cs="Arial"/>
+                <w:color w:val="000000" w:themeColor="text1"/>
+              </w:rPr>
+              <w:t>manage exceptional cases,</w:t>
+            </w:r>
+            <w:r>
+              <w:rPr>
+                <w:color w:val="000000" w:themeColor="text1"/>
+              </w:rPr>
+              <w:t xml:space="preserve"> </w:t>
+            </w:r>
+            <w:r>
+              <w:rPr>
+                <w:rFonts w:ascii="Arial" w:hAnsi="Arial" w:cs="Arial"/>
+                <w:color w:val="000000" w:themeColor="text1"/>
+              </w:rPr>
+              <w:t>such as failed or delayed payments</w:t>
+            </w:r>
           </w:p>
         </w:tc>
         <w:tc>
           <w:tcPr>
-            <w:tcW w:w="963" w:type="dxa"/>
+            <w:tcW w:w="1070" w:type="dxa"/>
             <w:vAlign w:val="center"/>
           </w:tcPr>
           <w:p>
@@ -11431,6 +12163,12 @@
                 <w:rFonts w:ascii="Arial" w:hAnsi="Arial" w:cs="Arial"/>
               </w:rPr>
             </w:pPr>
+            <w:r>
+              <w:rPr>
+                <w:rFonts w:ascii="Arial" w:hAnsi="Arial" w:cs="Arial"/>
+              </w:rPr>
+              <w:t>Medium</w:t>
+            </w:r>
           </w:p>
         </w:tc>
       </w:tr>
@@ -11447,11 +12185,23 @@
                 <w:rFonts w:ascii="Arial" w:hAnsi="Arial" w:cs="Arial"/>
               </w:rPr>
             </w:pPr>
+            <w:r>
+              <w:rPr>
+                <w:rFonts w:ascii="Arial" w:hAnsi="Arial" w:cs="Arial"/>
+              </w:rPr>
+              <w:t>FR2</w:t>
+            </w:r>
+            <w:r>
+              <w:rPr>
+                <w:rFonts w:ascii="Arial" w:hAnsi="Arial" w:cs="Arial"/>
+              </w:rPr>
+              <w:t>5</w:t>
+            </w:r>
           </w:p>
         </w:tc>
         <w:tc>
           <w:tcPr>
-            <w:tcW w:w="6994" w:type="dxa"/>
+            <w:tcW w:w="6887" w:type="dxa"/>
             <w:vAlign w:val="center"/>
           </w:tcPr>
           <w:p>
@@ -11459,19 +12209,35 @@
               <w:jc w:val="both"/>
               <w:rPr>
                 <w:rFonts w:ascii="Arial" w:hAnsi="Arial" w:cs="Arial"/>
+                <w:color w:val="000000" w:themeColor="text1"/>
               </w:rPr>
             </w:pPr>
             <w:r>
               <w:rPr>
                 <w:rFonts w:ascii="Arial" w:hAnsi="Arial" w:cs="Arial"/>
-              </w:rPr>
-              <w:t>The system shall provide role-based access control for different user roles</w:t>
+                <w:color w:val="000000" w:themeColor="text1"/>
+              </w:rPr>
+              <w:t>The system shall</w:t>
+            </w:r>
+            <w:r>
+              <w:rPr>
+                <w:rFonts w:ascii="Arial" w:hAnsi="Arial" w:cs="Arial"/>
+                <w:color w:val="000000" w:themeColor="text1"/>
+              </w:rPr>
+              <w:t xml:space="preserve"> </w:t>
+            </w:r>
+            <w:r>
+              <w:rPr>
+                <w:rFonts w:ascii="Arial" w:hAnsi="Arial" w:cs="Arial"/>
+                <w:color w:val="000000" w:themeColor="text1"/>
+              </w:rPr>
+              <w:t>confirm enrolment for international students only after successful payment verification</w:t>
             </w:r>
           </w:p>
         </w:tc>
         <w:tc>
           <w:tcPr>
-            <w:tcW w:w="963" w:type="dxa"/>
+            <w:tcW w:w="1070" w:type="dxa"/>
             <w:vAlign w:val="center"/>
           </w:tcPr>
           <w:p>
@@ -11481,6 +12247,12 @@
                 <w:rFonts w:ascii="Arial" w:hAnsi="Arial" w:cs="Arial"/>
               </w:rPr>
             </w:pPr>
+            <w:r>
+              <w:rPr>
+                <w:rFonts w:ascii="Arial" w:hAnsi="Arial" w:cs="Arial"/>
+              </w:rPr>
+              <w:t>High</w:t>
+            </w:r>
           </w:p>
         </w:tc>
       </w:tr>
@@ -11497,11 +12269,17 @@
                 <w:rFonts w:ascii="Arial" w:hAnsi="Arial" w:cs="Arial"/>
               </w:rPr>
             </w:pPr>
+            <w:r>
+              <w:rPr>
+                <w:rFonts w:ascii="Arial" w:hAnsi="Arial" w:cs="Arial"/>
+              </w:rPr>
+              <w:t>FR26</w:t>
+            </w:r>
           </w:p>
         </w:tc>
         <w:tc>
           <w:tcPr>
-            <w:tcW w:w="6994" w:type="dxa"/>
+            <w:tcW w:w="6887" w:type="dxa"/>
             <w:vAlign w:val="center"/>
           </w:tcPr>
           <w:p>
@@ -11509,19 +12287,21 @@
               <w:jc w:val="both"/>
               <w:rPr>
                 <w:rFonts w:ascii="Arial" w:hAnsi="Arial" w:cs="Arial"/>
+                <w:color w:val="000000" w:themeColor="text1"/>
               </w:rPr>
             </w:pPr>
             <w:r>
               <w:rPr>
                 <w:rFonts w:ascii="Arial" w:hAnsi="Arial" w:cs="Arial"/>
-              </w:rPr>
-              <w:t>The system shall maintain audit logs of system activities</w:t>
+                <w:color w:val="000000" w:themeColor="text1"/>
+              </w:rPr>
+              <w:t>The system shall confirm enrolment for domestic students based on applicable financial policies</w:t>
             </w:r>
           </w:p>
         </w:tc>
         <w:tc>
           <w:tcPr>
-            <w:tcW w:w="963" w:type="dxa"/>
+            <w:tcW w:w="1070" w:type="dxa"/>
             <w:vAlign w:val="center"/>
           </w:tcPr>
           <w:p>
@@ -11531,6 +12311,12 @@
                 <w:rFonts w:ascii="Arial" w:hAnsi="Arial" w:cs="Arial"/>
               </w:rPr>
             </w:pPr>
+            <w:r>
+              <w:rPr>
+                <w:rFonts w:ascii="Arial" w:hAnsi="Arial" w:cs="Arial"/>
+              </w:rPr>
+              <w:t>High</w:t>
+            </w:r>
           </w:p>
         </w:tc>
       </w:tr>
@@ -11547,11 +12333,17 @@
                 <w:rFonts w:ascii="Arial" w:hAnsi="Arial" w:cs="Arial"/>
               </w:rPr>
             </w:pPr>
+            <w:r>
+              <w:rPr>
+                <w:rFonts w:ascii="Arial" w:hAnsi="Arial" w:cs="Arial"/>
+              </w:rPr>
+              <w:t>FR27</w:t>
+            </w:r>
           </w:p>
         </w:tc>
         <w:tc>
           <w:tcPr>
-            <w:tcW w:w="6994" w:type="dxa"/>
+            <w:tcW w:w="6887" w:type="dxa"/>
             <w:vAlign w:val="center"/>
           </w:tcPr>
           <w:p>
@@ -11559,19 +12351,62 @@
               <w:jc w:val="both"/>
               <w:rPr>
                 <w:rFonts w:ascii="Arial" w:hAnsi="Arial" w:cs="Arial"/>
+                <w:color w:val="EE0000"/>
               </w:rPr>
             </w:pPr>
             <w:r>
               <w:rPr>
                 <w:rFonts w:ascii="Arial" w:hAnsi="Arial" w:cs="Arial"/>
               </w:rPr>
-              <w:t>The system shall allow system administrators to configure system-wide settings such as enrolment periods and course limits</w:t>
+              <w:t>T</w:t>
+            </w:r>
+            <w:r>
+              <w:rPr>
+                <w:rFonts w:ascii="Arial" w:hAnsi="Arial" w:cs="Arial"/>
+              </w:rPr>
+              <w:t xml:space="preserve">he system shall retrieve </w:t>
+            </w:r>
+            <w:r>
+              <w:rPr>
+                <w:rFonts w:ascii="Arial" w:hAnsi="Arial" w:cs="Arial"/>
+              </w:rPr>
+              <w:t>HR</w:t>
+            </w:r>
+            <w:r>
+              <w:rPr>
+                <w:rFonts w:ascii="Arial" w:hAnsi="Arial" w:cs="Arial"/>
+              </w:rPr>
+              <w:t xml:space="preserve"> information from the </w:t>
+            </w:r>
+            <w:r>
+              <w:rPr>
+                <w:rFonts w:ascii="Arial" w:hAnsi="Arial" w:cs="Arial"/>
+              </w:rPr>
+              <w:t>HR</w:t>
+            </w:r>
+            <w:r>
+              <w:rPr>
+                <w:rFonts w:ascii="Arial" w:hAnsi="Arial" w:cs="Arial"/>
+              </w:rPr>
+              <w:t xml:space="preserve"> </w:t>
+            </w:r>
+            <w:r>
+              <w:rPr>
+                <w:rFonts w:ascii="Arial" w:hAnsi="Arial" w:cs="Arial"/>
+              </w:rPr>
+              <w:t>S</w:t>
+            </w:r>
+            <w:r>
+              <w:rPr>
+                <w:rFonts w:ascii="Arial" w:hAnsi="Arial" w:cs="Arial"/>
+              </w:rPr>
+              <w:t>ystem</w:t>
             </w:r>
           </w:p>
         </w:tc>
         <w:tc>
           <w:tcPr>
-            <w:tcW w:w="963" w:type="dxa"/>
+            <w:tcW w:w="1070" w:type="dxa"/>
             <w:vAlign w:val="center"/>
           </w:tcPr>
           <w:p>
@@ -11581,6 +12416,12 @@
                 <w:rFonts w:ascii="Arial" w:hAnsi="Arial" w:cs="Arial"/>
               </w:rPr>
             </w:pPr>
+            <w:r>
+              <w:rPr>
+                <w:rFonts w:ascii="Arial" w:hAnsi="Arial" w:cs="Arial"/>
+              </w:rPr>
+              <w:t>High</w:t>
+            </w:r>
           </w:p>
         </w:tc>
       </w:tr>
@@ -11597,11 +12438,17 @@
                 <w:rFonts w:ascii="Arial" w:hAnsi="Arial" w:cs="Arial"/>
               </w:rPr>
             </w:pPr>
+            <w:r>
+              <w:rPr>
+                <w:rFonts w:ascii="Arial" w:hAnsi="Arial" w:cs="Arial"/>
+              </w:rPr>
+              <w:t>FR28</w:t>
+            </w:r>
           </w:p>
         </w:tc>
         <w:tc>
           <w:tcPr>
-            <w:tcW w:w="6994" w:type="dxa"/>
+            <w:tcW w:w="6887" w:type="dxa"/>
             <w:vAlign w:val="center"/>
           </w:tcPr>
           <w:p>
@@ -11615,13 +12462,19 @@
               <w:rPr>
                 <w:rFonts w:ascii="Arial" w:hAnsi="Arial" w:cs="Arial"/>
               </w:rPr>
-              <w:t>The system shall integrate with the university’s central database and external systems to ensure accurate data exchange</w:t>
+              <w:t>The system shall provide role-based access control for different user roles</w:t>
+            </w:r>
+            <w:r>
+              <w:rPr>
+                <w:rFonts w:ascii="Arial" w:hAnsi="Arial" w:cs="Arial"/>
+              </w:rPr>
+              <w:t xml:space="preserve"> base on HR and student information</w:t>
             </w:r>
           </w:p>
         </w:tc>
         <w:tc>
           <w:tcPr>
-            <w:tcW w:w="963" w:type="dxa"/>
+            <w:tcW w:w="1070" w:type="dxa"/>
             <w:vAlign w:val="center"/>
           </w:tcPr>
           <w:p>
@@ -11631,6 +12484,12 @@
                 <w:rFonts w:ascii="Arial" w:hAnsi="Arial" w:cs="Arial"/>
               </w:rPr>
             </w:pPr>
+            <w:r>
+              <w:rPr>
+                <w:rFonts w:ascii="Arial" w:hAnsi="Arial" w:cs="Arial"/>
+              </w:rPr>
+              <w:t>High</w:t>
+            </w:r>
           </w:p>
         </w:tc>
       </w:tr>
@@ -11647,11 +12506,17 @@
                 <w:rFonts w:ascii="Arial" w:hAnsi="Arial" w:cs="Arial"/>
               </w:rPr>
             </w:pPr>
+            <w:r>
+              <w:rPr>
+                <w:rFonts w:ascii="Arial" w:hAnsi="Arial" w:cs="Arial"/>
+              </w:rPr>
+              <w:t>FR29</w:t>
+            </w:r>
           </w:p>
         </w:tc>
         <w:tc>
           <w:tcPr>
-            <w:tcW w:w="6994" w:type="dxa"/>
+            <w:tcW w:w="6887" w:type="dxa"/>
             <w:vAlign w:val="center"/>
           </w:tcPr>
           <w:p>
@@ -11665,13 +12530,13 @@
               <w:rPr>
                 <w:rFonts w:ascii="Arial" w:hAnsi="Arial" w:cs="Arial"/>
               </w:rPr>
-              <w:t>The system shall support IT staff in monitoring system performance and maintaining system availability</w:t>
+              <w:t>The system shall allow system administrators to configure system-wide settings such as enrolment periods and course limits</w:t>
             </w:r>
           </w:p>
         </w:tc>
         <w:tc>
           <w:tcPr>
-            <w:tcW w:w="963" w:type="dxa"/>
+            <w:tcW w:w="1070" w:type="dxa"/>
             <w:vAlign w:val="center"/>
           </w:tcPr>
           <w:p>
@@ -11681,17 +12546,310 @@
                 <w:rFonts w:ascii="Arial" w:hAnsi="Arial" w:cs="Arial"/>
               </w:rPr>
             </w:pPr>
+            <w:r>
+              <w:rPr>
+                <w:rFonts w:ascii="Arial" w:hAnsi="Arial" w:cs="Arial"/>
+              </w:rPr>
+              <w:t>Medium</w:t>
+            </w:r>
+          </w:p>
+        </w:tc>
+      </w:tr>
+      <w:tr>
+        <w:tc>
+          <w:tcPr>
+            <w:tcW w:w="803" w:type="dxa"/>
+            <w:vAlign w:val="center"/>
+          </w:tcPr>
+          <w:p>
+            <w:pPr>
+              <w:jc w:val="center"/>
+              <w:rPr>
+                <w:rFonts w:ascii="Arial" w:hAnsi="Arial" w:cs="Arial"/>
+              </w:rPr>
+            </w:pPr>
+            <w:r>
+              <w:rPr>
+                <w:rFonts w:ascii="Arial" w:hAnsi="Arial" w:cs="Arial"/>
+              </w:rPr>
+              <w:t>FR30</w:t>
+            </w:r>
+          </w:p>
+        </w:tc>
+        <w:tc>
+          <w:tcPr>
+            <w:tcW w:w="6887" w:type="dxa"/>
+            <w:vAlign w:val="center"/>
+          </w:tcPr>
+          <w:p>
+            <w:pPr>
+              <w:jc w:val="both"/>
+              <w:rPr>
+                <w:rFonts w:ascii="Arial" w:hAnsi="Arial" w:cs="Arial"/>
+              </w:rPr>
+            </w:pPr>
+            <w:r>
+              <w:rPr>
+                <w:rFonts w:ascii="Arial" w:hAnsi="Arial" w:cs="Arial"/>
+              </w:rPr>
+              <w:t>The system shall maintain audit logs of system activities</w:t>
+            </w:r>
+          </w:p>
+        </w:tc>
+        <w:tc>
+          <w:tcPr>
+            <w:tcW w:w="1070" w:type="dxa"/>
+            <w:vAlign w:val="center"/>
+          </w:tcPr>
+          <w:p>
+            <w:pPr>
+              <w:jc w:val="center"/>
+              <w:rPr>
+                <w:rFonts w:ascii="Arial" w:hAnsi="Arial" w:cs="Arial"/>
+              </w:rPr>
+            </w:pPr>
+            <w:r>
+              <w:rPr>
+                <w:rFonts w:ascii="Arial" w:hAnsi="Arial" w:cs="Arial"/>
+              </w:rPr>
+              <w:t>Medium</w:t>
+            </w:r>
+          </w:p>
+        </w:tc>
+      </w:tr>
+      <w:tr>
+        <w:tc>
+          <w:tcPr>
+            <w:tcW w:w="803" w:type="dxa"/>
+            <w:vAlign w:val="center"/>
+          </w:tcPr>
+          <w:p>
+            <w:pPr>
+              <w:jc w:val="center"/>
+              <w:rPr>
+                <w:rFonts w:ascii="Arial" w:hAnsi="Arial" w:cs="Arial"/>
+              </w:rPr>
+            </w:pPr>
+            <w:r>
+              <w:rPr>
+                <w:rFonts w:ascii="Arial" w:hAnsi="Arial" w:cs="Arial"/>
+              </w:rPr>
+              <w:t>FR31</w:t>
+            </w:r>
+          </w:p>
+        </w:tc>
+        <w:tc>
+          <w:tcPr>
+            <w:tcW w:w="6887" w:type="dxa"/>
+            <w:vAlign w:val="center"/>
+          </w:tcPr>
+          <w:p>
+            <w:pPr>
+              <w:jc w:val="both"/>
+              <w:rPr>
+                <w:rFonts w:ascii="Arial" w:hAnsi="Arial" w:cs="Arial"/>
+              </w:rPr>
+            </w:pPr>
+            <w:r>
+              <w:rPr>
+                <w:rFonts w:ascii="Arial" w:hAnsi="Arial" w:cs="Arial"/>
+              </w:rPr>
+              <w:t>The system shall support IT staff in maintaining system uptime and ensuring database integrity</w:t>
+            </w:r>
+          </w:p>
+        </w:tc>
+        <w:tc>
+          <w:tcPr>
+            <w:tcW w:w="1070" w:type="dxa"/>
+            <w:vAlign w:val="center"/>
+          </w:tcPr>
+          <w:p>
+            <w:pPr>
+              <w:jc w:val="center"/>
+              <w:rPr>
+                <w:rFonts w:ascii="Arial" w:hAnsi="Arial" w:cs="Arial"/>
+              </w:rPr>
+            </w:pPr>
+            <w:r>
+              <w:rPr>
+                <w:rFonts w:ascii="Arial" w:hAnsi="Arial" w:cs="Arial"/>
+              </w:rPr>
+              <w:t>High</w:t>
+            </w:r>
+          </w:p>
+        </w:tc>
+      </w:tr>
+      <w:tr>
+        <w:tc>
+          <w:tcPr>
+            <w:tcW w:w="803" w:type="dxa"/>
+            <w:vAlign w:val="center"/>
+          </w:tcPr>
+          <w:p>
+            <w:pPr>
+              <w:jc w:val="center"/>
+              <w:rPr>
+                <w:rFonts w:ascii="Arial" w:hAnsi="Arial" w:cs="Arial"/>
+              </w:rPr>
+            </w:pPr>
+            <w:r>
+              <w:rPr>
+                <w:rFonts w:ascii="Arial" w:hAnsi="Arial" w:cs="Arial"/>
+              </w:rPr>
+              <w:t>FR32</w:t>
+            </w:r>
+          </w:p>
+        </w:tc>
+        <w:tc>
+          <w:tcPr>
+            <w:tcW w:w="6887" w:type="dxa"/>
+            <w:vAlign w:val="center"/>
+          </w:tcPr>
+          <w:p>
+            <w:pPr>
+              <w:jc w:val="both"/>
+              <w:rPr>
+                <w:rFonts w:ascii="Arial" w:hAnsi="Arial" w:cs="Arial"/>
+              </w:rPr>
+            </w:pPr>
+            <w:r>
+              <w:rPr>
+                <w:rFonts w:ascii="Arial" w:hAnsi="Arial" w:cs="Arial"/>
+              </w:rPr>
+              <w:t>The system shall support IT staff in monitoring system performance and resolving technical issues</w:t>
+            </w:r>
+          </w:p>
+        </w:tc>
+        <w:tc>
+          <w:tcPr>
+            <w:tcW w:w="1070" w:type="dxa"/>
+            <w:vAlign w:val="center"/>
+          </w:tcPr>
+          <w:p>
+            <w:pPr>
+              <w:keepNext/>
+              <w:jc w:val="center"/>
+              <w:rPr>
+                <w:rFonts w:ascii="Arial" w:hAnsi="Arial" w:cs="Arial"/>
+              </w:rPr>
+            </w:pPr>
+            <w:r>
+              <w:rPr>
+                <w:rFonts w:ascii="Arial" w:hAnsi="Arial" w:cs="Arial"/>
+              </w:rPr>
+              <w:t>High</w:t>
+            </w:r>
           </w:p>
         </w:tc>
       </w:tr>
     </w:tbl>
     <w:p>
       <w:pPr>
-        <w:jc w:val="both"/>
-        <w:rPr>
-          <w:rFonts w:ascii="Arial" w:hAnsi="Arial" w:cs="Arial"/>
-        </w:rPr>
-      </w:pPr>
+        <w:pStyle w:val="Caption"/>
+        <w:ind w:left="567"/>
+        <w:rPr>
+          <w:rFonts w:ascii="Arial" w:hAnsi="Arial" w:cs="Arial"/>
+          <w:b/>
+          <w:bCs/>
+          <w:i w:val="0"/>
+          <w:iCs w:val="0"/>
+          <w:color w:val="215E99" w:themeColor="text2" w:themeTint="BF"/>
+          <w:sz w:val="24"/>
+          <w:szCs w:val="24"/>
+        </w:rPr>
+      </w:pPr>
+      <w:r>
+        <w:rPr>
+          <w:rFonts w:ascii="Arial" w:hAnsi="Arial" w:cs="Arial"/>
+          <w:b/>
+          <w:bCs/>
+          <w:i w:val="0"/>
+          <w:iCs w:val="0"/>
+          <w:color w:val="215E99" w:themeColor="text2" w:themeTint="BF"/>
+          <w:sz w:val="24"/>
+          <w:szCs w:val="24"/>
+        </w:rPr>
+        <w:t xml:space="preserve">Table </w:t>
+      </w:r>
+      <w:r>
+        <w:rPr>
+          <w:rFonts w:ascii="Arial" w:hAnsi="Arial" w:cs="Arial"/>
+          <w:b/>
+          <w:bCs/>
+          <w:i w:val="0"/>
+          <w:iCs w:val="0"/>
+          <w:color w:val="215E99" w:themeColor="text2" w:themeTint="BF"/>
+          <w:sz w:val="24"/>
+          <w:szCs w:val="24"/>
+        </w:rPr>
+        <w:fldChar w:fldCharType="begin"/>
+      </w:r>
+      <w:r>
+        <w:rPr>
+          <w:rFonts w:ascii="Arial" w:hAnsi="Arial" w:cs="Arial"/>
+          <w:b/>
+          <w:bCs/>
+          <w:i w:val="0"/>
+          <w:iCs w:val="0"/>
+          <w:color w:val="215E99" w:themeColor="text2" w:themeTint="BF"/>
+          <w:sz w:val="24"/>
+          <w:szCs w:val="24"/>
+        </w:rPr>
+        <w:instrText xml:space="preserve"> SEQ Table \* ARABIC </w:instrText>
+      </w:r>
+      <w:r>
+        <w:rPr>
+          <w:rFonts w:ascii="Arial" w:hAnsi="Arial" w:cs="Arial"/>
+          <w:b/>
+          <w:bCs/>
+          <w:i w:val="0"/>
+          <w:iCs w:val="0"/>
+          <w:color w:val="215E99" w:themeColor="text2" w:themeTint="BF"/>
+          <w:sz w:val="24"/>
+          <w:szCs w:val="24"/>
+        </w:rPr>
+        <w:fldChar w:fldCharType="separate"/>
+      </w:r>
+      <w:r>
+        <w:rPr>
+          <w:rFonts w:ascii="Arial" w:hAnsi="Arial" w:cs="Arial"/>
+          <w:b/>
+          <w:bCs/>
+          <w:i w:val="0"/>
+          <w:iCs w:val="0"/>
+          <w:noProof/>
+          <w:color w:val="215E99" w:themeColor="text2" w:themeTint="BF"/>
+          <w:sz w:val="24"/>
+          <w:szCs w:val="24"/>
+        </w:rPr>
+        <w:t>1</w:t>
+      </w:r>
+      <w:r>
+        <w:rPr>
+          <w:rFonts w:ascii="Arial" w:hAnsi="Arial" w:cs="Arial"/>
+          <w:b/>
+          <w:bCs/>
+          <w:i w:val="0"/>
+          <w:iCs w:val="0"/>
+          <w:color w:val="215E99" w:themeColor="text2" w:themeTint="BF"/>
+          <w:sz w:val="24"/>
+          <w:szCs w:val="24"/>
+        </w:rPr>
+        <w:fldChar w:fldCharType="end"/>
+      </w:r>
+      <w:r>
+        <w:rPr>
+          <w:rFonts w:ascii="Arial" w:hAnsi="Arial" w:cs="Arial"/>
+          <w:b/>
+          <w:bCs/>
+          <w:i w:val="0"/>
+          <w:iCs w:val="0"/>
+          <w:color w:val="215E99" w:themeColor="text2" w:themeTint="BF"/>
+          <w:sz w:val="24"/>
+          <w:szCs w:val="24"/>
+        </w:rPr>
+        <w:t>: Functional requirements table</w:t>
+      </w:r>
     </w:p>
     <w:p>
       <w:pPr>
@@ -11801,6 +12959,7 @@
     </w:p>
     <w:p>
       <w:pPr>
+        <w:spacing w:after="0" w:line="360" w:lineRule="auto"/>
         <w:ind w:left="567"/>
         <w:jc w:val="both"/>
         <w:rPr>
@@ -11811,19 +12970,2057 @@
         <w:rPr>
           <w:rFonts w:ascii="Arial" w:hAnsi="Arial" w:cs="Arial"/>
         </w:rPr>
-        <w:t xml:space="preserve">Based on the problem statement, the system’s key </w:t>
-      </w:r>
-      <w:r>
-        <w:rPr>
-          <w:rFonts w:ascii="Arial" w:hAnsi="Arial" w:cs="Arial"/>
-        </w:rPr>
-        <w:t>non-</w:t>
-      </w:r>
-      <w:r>
-        <w:rPr>
-          <w:rFonts w:ascii="Arial" w:hAnsi="Arial" w:cs="Arial"/>
-        </w:rPr>
-        <w:t>functional requirements</w:t>
+        <w:t>To ensure that the system is secure, reliable, efficient, and usable across multiple user groups and integrated systems, the non-functional requirements table of the Student Enrolment System are defined in accordance with ISO/IEC 25010:2023 (ISO, 2023</w:t>
+      </w:r>
+      <w:r>
+        <w:rPr>
+          <w:rFonts w:ascii="Arial" w:hAnsi="Arial" w:cs="Arial"/>
+        </w:rPr>
+        <w:t>)</w:t>
+      </w:r>
+      <w:r>
+        <w:rPr>
+          <w:rFonts w:ascii="Arial" w:hAnsi="Arial" w:cs="Arial"/>
+        </w:rPr>
+        <w:t xml:space="preserve">:  </w:t>
+      </w:r>
+    </w:p>
+    <w:tbl>
+      <w:tblPr>
+        <w:tblStyle w:val="TableGrid"/>
+        <w:tblW w:w="8931" w:type="dxa"/>
+        <w:tblInd w:w="562" w:type="dxa"/>
+        <w:tblLayout w:type="fixed"/>
+        <w:tblLook w:val="04A0" w:firstRow="1" w:lastRow="0" w:firstColumn="1" w:lastColumn="0" w:noHBand="0" w:noVBand="1"/>
+      </w:tblPr>
+      <w:tblGrid>
+        <w:gridCol w:w="977"/>
+        <w:gridCol w:w="4835"/>
+        <w:gridCol w:w="1985"/>
+        <w:gridCol w:w="1134"/>
+      </w:tblGrid>
+      <w:tr>
+        <w:tc>
+          <w:tcPr>
+            <w:tcW w:w="977" w:type="dxa"/>
+            <w:vAlign w:val="center"/>
+          </w:tcPr>
+          <w:p>
+            <w:pPr>
+              <w:jc w:val="center"/>
+              <w:rPr>
+                <w:rFonts w:ascii="Arial" w:hAnsi="Arial" w:cs="Arial"/>
+              </w:rPr>
+            </w:pPr>
+            <w:r>
+              <w:rPr>
+                <w:rFonts w:ascii="Arial" w:hAnsi="Arial" w:cs="Arial"/>
+              </w:rPr>
+              <w:t>ID</w:t>
+            </w:r>
+          </w:p>
+        </w:tc>
+        <w:tc>
+          <w:tcPr>
+            <w:tcW w:w="4835" w:type="dxa"/>
+            <w:vAlign w:val="center"/>
+          </w:tcPr>
+          <w:p>
+            <w:pPr>
+              <w:jc w:val="center"/>
+              <w:rPr>
+                <w:rFonts w:ascii="Arial" w:hAnsi="Arial" w:cs="Arial"/>
+              </w:rPr>
+            </w:pPr>
+            <w:r>
+              <w:rPr>
+                <w:rFonts w:ascii="Arial" w:hAnsi="Arial" w:cs="Arial"/>
+              </w:rPr>
+              <w:t>Non-</w:t>
+            </w:r>
+            <w:r>
+              <w:rPr>
+                <w:rFonts w:ascii="Arial" w:hAnsi="Arial" w:cs="Arial"/>
+              </w:rPr>
+              <w:t>Functional Requirement</w:t>
+            </w:r>
+          </w:p>
+        </w:tc>
+        <w:tc>
+          <w:tcPr>
+            <w:tcW w:w="1985" w:type="dxa"/>
+          </w:tcPr>
+          <w:p>
+            <w:pPr>
+              <w:jc w:val="center"/>
+              <w:rPr>
+                <w:rFonts w:ascii="Arial" w:hAnsi="Arial" w:cs="Arial"/>
+              </w:rPr>
+            </w:pPr>
+            <w:r>
+              <w:rPr>
+                <w:rFonts w:ascii="Arial" w:hAnsi="Arial" w:cs="Arial"/>
+              </w:rPr>
+              <w:t xml:space="preserve">ISO/IEC 25010:2023 </w:t>
+            </w:r>
+            <w:r>
+              <w:rPr>
+                <w:rFonts w:ascii="Arial" w:hAnsi="Arial" w:cs="Arial"/>
+              </w:rPr>
+              <w:t>A</w:t>
+            </w:r>
+            <w:r>
+              <w:rPr>
+                <w:rFonts w:ascii="Arial" w:hAnsi="Arial" w:cs="Arial"/>
+              </w:rPr>
+              <w:t>ttribute</w:t>
+            </w:r>
+          </w:p>
+        </w:tc>
+        <w:tc>
+          <w:tcPr>
+            <w:tcW w:w="1134" w:type="dxa"/>
+            <w:vAlign w:val="center"/>
+          </w:tcPr>
+          <w:p>
+            <w:pPr>
+              <w:jc w:val="center"/>
+              <w:rPr>
+                <w:rFonts w:ascii="Arial" w:hAnsi="Arial" w:cs="Arial"/>
+              </w:rPr>
+            </w:pPr>
+            <w:r>
+              <w:rPr>
+                <w:rFonts w:ascii="Arial" w:hAnsi="Arial" w:cs="Arial"/>
+              </w:rPr>
+              <w:t>Priority</w:t>
+            </w:r>
+          </w:p>
+        </w:tc>
+      </w:tr>
+      <w:tr>
+        <w:tc>
+          <w:tcPr>
+            <w:tcW w:w="977" w:type="dxa"/>
+            <w:vAlign w:val="center"/>
+          </w:tcPr>
+          <w:p>
+            <w:pPr>
+              <w:jc w:val="center"/>
+              <w:rPr>
+                <w:rFonts w:ascii="Arial" w:hAnsi="Arial" w:cs="Arial"/>
+              </w:rPr>
+            </w:pPr>
+            <w:r>
+              <w:rPr>
+                <w:rFonts w:ascii="Arial" w:hAnsi="Arial" w:cs="Arial"/>
+              </w:rPr>
+              <w:lastRenderedPageBreak/>
+              <w:t>N</w:t>
+            </w:r>
+            <w:r>
+              <w:rPr>
+                <w:rFonts w:ascii="Arial" w:hAnsi="Arial" w:cs="Arial"/>
+              </w:rPr>
+              <w:t>FR1</w:t>
+            </w:r>
+          </w:p>
+        </w:tc>
+        <w:tc>
+          <w:tcPr>
+            <w:tcW w:w="4835" w:type="dxa"/>
+            <w:vAlign w:val="center"/>
+          </w:tcPr>
+          <w:p>
+            <w:pPr>
+              <w:jc w:val="both"/>
+              <w:rPr>
+                <w:rFonts w:ascii="Arial" w:hAnsi="Arial" w:cs="Arial"/>
+              </w:rPr>
+            </w:pPr>
+            <w:r>
+              <w:rPr>
+                <w:rFonts w:ascii="Arial" w:hAnsi="Arial" w:cs="Arial"/>
+              </w:rPr>
+              <w:t xml:space="preserve">The system shall support at least </w:t>
+            </w:r>
+            <w:r>
+              <w:rPr>
+                <w:rFonts w:ascii="Arial" w:hAnsi="Arial" w:cs="Arial"/>
+              </w:rPr>
+              <w:t>5</w:t>
+            </w:r>
+            <w:r>
+              <w:rPr>
+                <w:rFonts w:ascii="Arial" w:hAnsi="Arial" w:cs="Arial"/>
+              </w:rPr>
+              <w:t>,000 simultaneous users during peak enrolment periods</w:t>
+            </w:r>
+          </w:p>
+        </w:tc>
+        <w:tc>
+          <w:tcPr>
+            <w:tcW w:w="1985" w:type="dxa"/>
+            <w:vAlign w:val="center"/>
+          </w:tcPr>
+          <w:p>
+            <w:pPr>
+              <w:jc w:val="center"/>
+              <w:rPr>
+                <w:rFonts w:ascii="Arial" w:hAnsi="Arial" w:cs="Arial"/>
+              </w:rPr>
+            </w:pPr>
+            <w:r>
+              <w:rPr>
+                <w:rFonts w:ascii="Arial" w:hAnsi="Arial" w:cs="Arial"/>
+              </w:rPr>
+              <w:t>Performance efficiency (capacity)</w:t>
+            </w:r>
+          </w:p>
+        </w:tc>
+        <w:tc>
+          <w:tcPr>
+            <w:tcW w:w="1134" w:type="dxa"/>
+            <w:vAlign w:val="center"/>
+          </w:tcPr>
+          <w:p>
+            <w:pPr>
+              <w:jc w:val="center"/>
+              <w:rPr>
+                <w:rFonts w:ascii="Arial" w:hAnsi="Arial" w:cs="Arial"/>
+              </w:rPr>
+            </w:pPr>
+            <w:r>
+              <w:rPr>
+                <w:rFonts w:ascii="Arial" w:hAnsi="Arial" w:cs="Arial"/>
+              </w:rPr>
+              <w:t>High</w:t>
+            </w:r>
+          </w:p>
+        </w:tc>
+      </w:tr>
+      <w:tr>
+        <w:tc>
+          <w:tcPr>
+            <w:tcW w:w="977" w:type="dxa"/>
+            <w:vAlign w:val="center"/>
+          </w:tcPr>
+          <w:p>
+            <w:pPr>
+              <w:jc w:val="center"/>
+              <w:rPr>
+                <w:rFonts w:ascii="Arial" w:hAnsi="Arial" w:cs="Arial"/>
+              </w:rPr>
+            </w:pPr>
+            <w:r>
+              <w:rPr>
+                <w:rFonts w:ascii="Arial" w:hAnsi="Arial" w:cs="Arial"/>
+              </w:rPr>
+              <w:t>NFR</w:t>
+            </w:r>
+            <w:r>
+              <w:rPr>
+                <w:rFonts w:ascii="Arial" w:hAnsi="Arial" w:cs="Arial"/>
+              </w:rPr>
+              <w:t>2</w:t>
+            </w:r>
+          </w:p>
+        </w:tc>
+        <w:tc>
+          <w:tcPr>
+            <w:tcW w:w="4835" w:type="dxa"/>
+            <w:vAlign w:val="center"/>
+          </w:tcPr>
+          <w:p>
+            <w:pPr>
+              <w:jc w:val="both"/>
+              <w:rPr>
+                <w:rFonts w:ascii="Arial" w:hAnsi="Arial" w:cs="Arial"/>
+              </w:rPr>
+            </w:pPr>
+            <w:r>
+              <w:rPr>
+                <w:rFonts w:ascii="Arial" w:hAnsi="Arial" w:cs="Arial"/>
+              </w:rPr>
+              <w:t>The system shall respond to course search requests within 2 seconds under normal load</w:t>
+            </w:r>
+          </w:p>
+        </w:tc>
+        <w:tc>
+          <w:tcPr>
+            <w:tcW w:w="1985" w:type="dxa"/>
+            <w:vAlign w:val="center"/>
+          </w:tcPr>
+          <w:p>
+            <w:pPr>
+              <w:jc w:val="center"/>
+              <w:rPr>
+                <w:rFonts w:ascii="Arial" w:hAnsi="Arial" w:cs="Arial"/>
+              </w:rPr>
+            </w:pPr>
+            <w:r>
+              <w:rPr>
+                <w:rFonts w:ascii="Arial" w:hAnsi="Arial" w:cs="Arial"/>
+              </w:rPr>
+              <w:t>Performance efficiency (time behaviour)</w:t>
+            </w:r>
+          </w:p>
+        </w:tc>
+        <w:tc>
+          <w:tcPr>
+            <w:tcW w:w="1134" w:type="dxa"/>
+            <w:vAlign w:val="center"/>
+          </w:tcPr>
+          <w:p>
+            <w:pPr>
+              <w:jc w:val="center"/>
+              <w:rPr>
+                <w:rFonts w:ascii="Arial" w:hAnsi="Arial" w:cs="Arial"/>
+              </w:rPr>
+            </w:pPr>
+            <w:r>
+              <w:rPr>
+                <w:rFonts w:ascii="Arial" w:hAnsi="Arial" w:cs="Arial"/>
+              </w:rPr>
+              <w:t>High</w:t>
+            </w:r>
+          </w:p>
+        </w:tc>
+      </w:tr>
+      <w:tr>
+        <w:tc>
+          <w:tcPr>
+            <w:tcW w:w="977" w:type="dxa"/>
+            <w:vAlign w:val="center"/>
+          </w:tcPr>
+          <w:p>
+            <w:pPr>
+              <w:jc w:val="center"/>
+              <w:rPr>
+                <w:rFonts w:ascii="Arial" w:hAnsi="Arial" w:cs="Arial"/>
+              </w:rPr>
+            </w:pPr>
+            <w:r>
+              <w:rPr>
+                <w:rFonts w:ascii="Arial" w:hAnsi="Arial" w:cs="Arial"/>
+              </w:rPr>
+              <w:t>NFR</w:t>
+            </w:r>
+            <w:r>
+              <w:rPr>
+                <w:rFonts w:ascii="Arial" w:hAnsi="Arial" w:cs="Arial"/>
+              </w:rPr>
+              <w:t>3</w:t>
+            </w:r>
+          </w:p>
+        </w:tc>
+        <w:tc>
+          <w:tcPr>
+            <w:tcW w:w="4835" w:type="dxa"/>
+            <w:vAlign w:val="center"/>
+          </w:tcPr>
+          <w:p>
+            <w:pPr>
+              <w:jc w:val="both"/>
+              <w:rPr>
+                <w:rFonts w:ascii="Arial" w:hAnsi="Arial" w:cs="Arial"/>
+              </w:rPr>
+            </w:pPr>
+            <w:r>
+              <w:rPr>
+                <w:rFonts w:ascii="Arial" w:hAnsi="Arial" w:cs="Arial"/>
+              </w:rPr>
+              <w:t>The system shall complete enrolment validation (prerequisite check, capacity check, timetable clash detection) within 3 seconds</w:t>
+            </w:r>
+          </w:p>
+        </w:tc>
+        <w:tc>
+          <w:tcPr>
+            <w:tcW w:w="1985" w:type="dxa"/>
+            <w:vAlign w:val="center"/>
+          </w:tcPr>
+          <w:p>
+            <w:pPr>
+              <w:jc w:val="center"/>
+              <w:rPr>
+                <w:rFonts w:ascii="Arial" w:hAnsi="Arial" w:cs="Arial"/>
+              </w:rPr>
+            </w:pPr>
+            <w:r>
+              <w:rPr>
+                <w:rFonts w:ascii="Arial" w:hAnsi="Arial" w:cs="Arial"/>
+              </w:rPr>
+              <w:t>Performance efficiency (time behaviour)</w:t>
+            </w:r>
+          </w:p>
+        </w:tc>
+        <w:tc>
+          <w:tcPr>
+            <w:tcW w:w="1134" w:type="dxa"/>
+            <w:vAlign w:val="center"/>
+          </w:tcPr>
+          <w:p>
+            <w:pPr>
+              <w:jc w:val="center"/>
+              <w:rPr>
+                <w:rFonts w:ascii="Arial" w:hAnsi="Arial" w:cs="Arial"/>
+              </w:rPr>
+            </w:pPr>
+            <w:r>
+              <w:rPr>
+                <w:rFonts w:ascii="Arial" w:hAnsi="Arial" w:cs="Arial"/>
+              </w:rPr>
+              <w:t>High</w:t>
+            </w:r>
+          </w:p>
+        </w:tc>
+      </w:tr>
+      <w:tr>
+        <w:tc>
+          <w:tcPr>
+            <w:tcW w:w="977" w:type="dxa"/>
+            <w:vAlign w:val="center"/>
+          </w:tcPr>
+          <w:p>
+            <w:pPr>
+              <w:jc w:val="center"/>
+              <w:rPr>
+                <w:rFonts w:ascii="Arial" w:hAnsi="Arial" w:cs="Arial"/>
+              </w:rPr>
+            </w:pPr>
+            <w:r>
+              <w:rPr>
+                <w:rFonts w:ascii="Arial" w:hAnsi="Arial" w:cs="Arial"/>
+              </w:rPr>
+              <w:t>NFR</w:t>
+            </w:r>
+            <w:r>
+              <w:rPr>
+                <w:rFonts w:ascii="Arial" w:hAnsi="Arial" w:cs="Arial"/>
+              </w:rPr>
+              <w:t>4</w:t>
+            </w:r>
+          </w:p>
+        </w:tc>
+        <w:tc>
+          <w:tcPr>
+            <w:tcW w:w="4835" w:type="dxa"/>
+            <w:vAlign w:val="center"/>
+          </w:tcPr>
+          <w:p>
+            <w:pPr>
+              <w:jc w:val="both"/>
+              <w:rPr>
+                <w:rFonts w:ascii="Arial" w:hAnsi="Arial" w:cs="Arial"/>
+                <w:color w:val="000000" w:themeColor="text1"/>
+              </w:rPr>
+            </w:pPr>
+            <w:r>
+              <w:rPr>
+                <w:rFonts w:ascii="Arial" w:hAnsi="Arial" w:cs="Arial"/>
+              </w:rPr>
+              <w:t xml:space="preserve">The system shall ensure all user authentication processes </w:t>
+            </w:r>
+            <w:r>
+              <w:rPr>
+                <w:rFonts w:ascii="Arial" w:hAnsi="Arial" w:cs="Arial"/>
+              </w:rPr>
+              <w:t xml:space="preserve">(login and identity verification) </w:t>
+            </w:r>
+            <w:r>
+              <w:rPr>
+                <w:rFonts w:ascii="Arial" w:hAnsi="Arial" w:cs="Arial"/>
+              </w:rPr>
+              <w:t>complete within 2 seconds</w:t>
+            </w:r>
+          </w:p>
+        </w:tc>
+        <w:tc>
+          <w:tcPr>
+            <w:tcW w:w="1985" w:type="dxa"/>
+            <w:vAlign w:val="center"/>
+          </w:tcPr>
+          <w:p>
+            <w:pPr>
+              <w:jc w:val="center"/>
+              <w:rPr>
+                <w:rFonts w:ascii="Arial" w:hAnsi="Arial" w:cs="Arial"/>
+              </w:rPr>
+            </w:pPr>
+            <w:r>
+              <w:rPr>
+                <w:rFonts w:ascii="Arial" w:hAnsi="Arial" w:cs="Arial"/>
+              </w:rPr>
+              <w:t>Performance efficiency (time behaviour)</w:t>
+            </w:r>
+          </w:p>
+        </w:tc>
+        <w:tc>
+          <w:tcPr>
+            <w:tcW w:w="1134" w:type="dxa"/>
+            <w:vAlign w:val="center"/>
+          </w:tcPr>
+          <w:p>
+            <w:pPr>
+              <w:jc w:val="center"/>
+              <w:rPr>
+                <w:rFonts w:ascii="Arial" w:hAnsi="Arial" w:cs="Arial"/>
+              </w:rPr>
+            </w:pPr>
+            <w:r>
+              <w:rPr>
+                <w:rFonts w:ascii="Arial" w:hAnsi="Arial" w:cs="Arial"/>
+              </w:rPr>
+              <w:t>High</w:t>
+            </w:r>
+          </w:p>
+        </w:tc>
+      </w:tr>
+      <w:tr>
+        <w:tc>
+          <w:tcPr>
+            <w:tcW w:w="977" w:type="dxa"/>
+            <w:vAlign w:val="center"/>
+          </w:tcPr>
+          <w:p>
+            <w:pPr>
+              <w:jc w:val="center"/>
+              <w:rPr>
+                <w:rFonts w:ascii="Arial" w:hAnsi="Arial" w:cs="Arial"/>
+              </w:rPr>
+            </w:pPr>
+            <w:r>
+              <w:rPr>
+                <w:rFonts w:ascii="Arial" w:hAnsi="Arial" w:cs="Arial"/>
+              </w:rPr>
+              <w:t>NFR</w:t>
+            </w:r>
+            <w:r>
+              <w:rPr>
+                <w:rFonts w:ascii="Arial" w:hAnsi="Arial" w:cs="Arial"/>
+              </w:rPr>
+              <w:t>5</w:t>
+            </w:r>
+          </w:p>
+        </w:tc>
+        <w:tc>
+          <w:tcPr>
+            <w:tcW w:w="4835" w:type="dxa"/>
+            <w:vAlign w:val="center"/>
+          </w:tcPr>
+          <w:p>
+            <w:pPr>
+              <w:jc w:val="both"/>
+              <w:rPr>
+                <w:rFonts w:ascii="Arial" w:hAnsi="Arial" w:cs="Arial"/>
+                <w:color w:val="000000" w:themeColor="text1"/>
+              </w:rPr>
+            </w:pPr>
+            <w:r>
+              <w:rPr>
+                <w:rFonts w:ascii="Arial" w:hAnsi="Arial" w:cs="Arial"/>
+              </w:rPr>
+              <w:t>The system shall ensure data synchronisation across integrated systems within 5 seconds to maintain data consistency</w:t>
+            </w:r>
+          </w:p>
+        </w:tc>
+        <w:tc>
+          <w:tcPr>
+            <w:tcW w:w="1985" w:type="dxa"/>
+            <w:vAlign w:val="center"/>
+          </w:tcPr>
+          <w:p>
+            <w:pPr>
+              <w:jc w:val="center"/>
+              <w:rPr>
+                <w:rFonts w:ascii="Arial" w:hAnsi="Arial" w:cs="Arial"/>
+              </w:rPr>
+            </w:pPr>
+            <w:r>
+              <w:rPr>
+                <w:rFonts w:ascii="Arial" w:hAnsi="Arial" w:cs="Arial"/>
+              </w:rPr>
+              <w:t>Performance efficiency (time behaviour)</w:t>
+            </w:r>
+          </w:p>
+        </w:tc>
+        <w:tc>
+          <w:tcPr>
+            <w:tcW w:w="1134" w:type="dxa"/>
+            <w:vAlign w:val="center"/>
+          </w:tcPr>
+          <w:p>
+            <w:pPr>
+              <w:jc w:val="center"/>
+              <w:rPr>
+                <w:rFonts w:ascii="Arial" w:hAnsi="Arial" w:cs="Arial"/>
+              </w:rPr>
+            </w:pPr>
+            <w:r>
+              <w:rPr>
+                <w:rFonts w:ascii="Arial" w:hAnsi="Arial" w:cs="Arial"/>
+              </w:rPr>
+              <w:t>High</w:t>
+            </w:r>
+          </w:p>
+        </w:tc>
+      </w:tr>
+      <w:tr>
+        <w:tc>
+          <w:tcPr>
+            <w:tcW w:w="977" w:type="dxa"/>
+            <w:vAlign w:val="center"/>
+          </w:tcPr>
+          <w:p>
+            <w:pPr>
+              <w:jc w:val="center"/>
+              <w:rPr>
+                <w:rFonts w:ascii="Arial" w:hAnsi="Arial" w:cs="Arial"/>
+              </w:rPr>
+            </w:pPr>
+            <w:r>
+              <w:rPr>
+                <w:rFonts w:ascii="Arial" w:hAnsi="Arial" w:cs="Arial"/>
+              </w:rPr>
+              <w:t>NFR</w:t>
+            </w:r>
+            <w:r>
+              <w:rPr>
+                <w:rFonts w:ascii="Arial" w:hAnsi="Arial" w:cs="Arial"/>
+              </w:rPr>
+              <w:t>6</w:t>
+            </w:r>
+          </w:p>
+        </w:tc>
+        <w:tc>
+          <w:tcPr>
+            <w:tcW w:w="4835" w:type="dxa"/>
+            <w:vAlign w:val="center"/>
+          </w:tcPr>
+          <w:p>
+            <w:pPr>
+              <w:jc w:val="both"/>
+              <w:rPr>
+                <w:rFonts w:ascii="Arial" w:hAnsi="Arial" w:cs="Arial"/>
+              </w:rPr>
+            </w:pPr>
+            <w:r>
+              <w:rPr>
+                <w:rFonts w:ascii="Arial" w:hAnsi="Arial" w:cs="Arial"/>
+              </w:rPr>
+              <w:t>The system shall provide secure authentication using hashed passwords for login and secure tokens for session management</w:t>
+            </w:r>
+          </w:p>
+        </w:tc>
+        <w:tc>
+          <w:tcPr>
+            <w:tcW w:w="1985" w:type="dxa"/>
+            <w:vAlign w:val="center"/>
+          </w:tcPr>
+          <w:p>
+            <w:pPr>
+              <w:jc w:val="center"/>
+              <w:rPr>
+                <w:rFonts w:ascii="Arial" w:hAnsi="Arial" w:cs="Arial"/>
+              </w:rPr>
+            </w:pPr>
+            <w:r>
+              <w:rPr>
+                <w:rFonts w:ascii="Arial" w:hAnsi="Arial" w:cs="Arial"/>
+              </w:rPr>
+              <w:t>Security ( confidentiality)</w:t>
+            </w:r>
+          </w:p>
+        </w:tc>
+        <w:tc>
+          <w:tcPr>
+            <w:tcW w:w="1134" w:type="dxa"/>
+            <w:vAlign w:val="center"/>
+          </w:tcPr>
+          <w:p>
+            <w:pPr>
+              <w:jc w:val="center"/>
+              <w:rPr>
+                <w:rFonts w:ascii="Arial" w:hAnsi="Arial" w:cs="Arial"/>
+              </w:rPr>
+            </w:pPr>
+            <w:r>
+              <w:rPr>
+                <w:rFonts w:ascii="Arial" w:hAnsi="Arial" w:cs="Arial"/>
+              </w:rPr>
+              <w:t>High</w:t>
+            </w:r>
+          </w:p>
+        </w:tc>
+      </w:tr>
+      <w:tr>
+        <w:tc>
+          <w:tcPr>
+            <w:tcW w:w="977" w:type="dxa"/>
+            <w:vAlign w:val="center"/>
+          </w:tcPr>
+          <w:p>
+            <w:pPr>
+              <w:jc w:val="center"/>
+              <w:rPr>
+                <w:rFonts w:ascii="Arial" w:hAnsi="Arial" w:cs="Arial"/>
+              </w:rPr>
+            </w:pPr>
+            <w:r>
+              <w:rPr>
+                <w:rFonts w:ascii="Arial" w:hAnsi="Arial" w:cs="Arial"/>
+              </w:rPr>
+              <w:t>NFR7</w:t>
+            </w:r>
+          </w:p>
+        </w:tc>
+        <w:tc>
+          <w:tcPr>
+            <w:tcW w:w="4835" w:type="dxa"/>
+            <w:vAlign w:val="center"/>
+          </w:tcPr>
+          <w:p>
+            <w:pPr>
+              <w:jc w:val="both"/>
+              <w:rPr>
+                <w:rFonts w:ascii="Arial" w:hAnsi="Arial" w:cs="Arial"/>
+              </w:rPr>
+            </w:pPr>
+            <w:r>
+              <w:rPr>
+                <w:rFonts w:ascii="Arial" w:hAnsi="Arial" w:cs="Arial"/>
+              </w:rPr>
+              <w:t xml:space="preserve">The system shall ensure that all sensitive data (student, academic, and financial) is </w:t>
+            </w:r>
+            <w:r>
+              <w:rPr>
+                <w:rFonts w:ascii="Arial" w:hAnsi="Arial" w:cs="Arial"/>
+              </w:rPr>
+              <w:t>transmitted securely using HTTPS</w:t>
+            </w:r>
+          </w:p>
+        </w:tc>
+        <w:tc>
+          <w:tcPr>
+            <w:tcW w:w="1985" w:type="dxa"/>
+            <w:vAlign w:val="center"/>
+          </w:tcPr>
+          <w:p>
+            <w:pPr>
+              <w:jc w:val="center"/>
+              <w:rPr>
+                <w:rFonts w:ascii="Arial" w:hAnsi="Arial" w:cs="Arial"/>
+              </w:rPr>
+            </w:pPr>
+            <w:r>
+              <w:rPr>
+                <w:rFonts w:ascii="Arial" w:hAnsi="Arial" w:cs="Arial"/>
+              </w:rPr>
+              <w:t>Security (integrity)</w:t>
+            </w:r>
+          </w:p>
+        </w:tc>
+        <w:tc>
+          <w:tcPr>
+            <w:tcW w:w="1134" w:type="dxa"/>
+            <w:vAlign w:val="center"/>
+          </w:tcPr>
+          <w:p>
+            <w:pPr>
+              <w:jc w:val="center"/>
+              <w:rPr>
+                <w:rFonts w:ascii="Arial" w:hAnsi="Arial" w:cs="Arial"/>
+              </w:rPr>
+            </w:pPr>
+            <w:r>
+              <w:rPr>
+                <w:rFonts w:ascii="Arial" w:hAnsi="Arial" w:cs="Arial"/>
+              </w:rPr>
+              <w:t>High</w:t>
+            </w:r>
+          </w:p>
+        </w:tc>
+      </w:tr>
+      <w:tr>
+        <w:tc>
+          <w:tcPr>
+            <w:tcW w:w="977" w:type="dxa"/>
+            <w:vAlign w:val="center"/>
+          </w:tcPr>
+          <w:p>
+            <w:pPr>
+              <w:jc w:val="center"/>
+              <w:rPr>
+                <w:rFonts w:ascii="Arial" w:hAnsi="Arial" w:cs="Arial"/>
+              </w:rPr>
+            </w:pPr>
+            <w:r>
+              <w:rPr>
+                <w:rFonts w:ascii="Arial" w:hAnsi="Arial" w:cs="Arial"/>
+              </w:rPr>
+              <w:t>NFR8</w:t>
+            </w:r>
+          </w:p>
+        </w:tc>
+        <w:tc>
+          <w:tcPr>
+            <w:tcW w:w="4835" w:type="dxa"/>
+            <w:vAlign w:val="center"/>
+          </w:tcPr>
+          <w:p>
+            <w:pPr>
+              <w:jc w:val="both"/>
+              <w:rPr>
+                <w:rFonts w:ascii="Arial" w:hAnsi="Arial" w:cs="Arial"/>
+              </w:rPr>
+            </w:pPr>
+            <w:r>
+              <w:rPr>
+                <w:rFonts w:ascii="Arial" w:hAnsi="Arial" w:cs="Arial"/>
+              </w:rPr>
+              <w:t>The system shall ensure that all sensitive data is protected when temporarily stored within the system</w:t>
+            </w:r>
+          </w:p>
+        </w:tc>
+        <w:tc>
+          <w:tcPr>
+            <w:tcW w:w="1985" w:type="dxa"/>
+            <w:vAlign w:val="center"/>
+          </w:tcPr>
+          <w:p>
+            <w:pPr>
+              <w:jc w:val="center"/>
+              <w:rPr>
+                <w:rFonts w:ascii="Arial" w:hAnsi="Arial" w:cs="Arial"/>
+              </w:rPr>
+            </w:pPr>
+            <w:r>
+              <w:rPr>
+                <w:rFonts w:ascii="Arial" w:hAnsi="Arial" w:cs="Arial"/>
+              </w:rPr>
+              <w:t>Security (integrity)</w:t>
+            </w:r>
+          </w:p>
+        </w:tc>
+        <w:tc>
+          <w:tcPr>
+            <w:tcW w:w="1134" w:type="dxa"/>
+            <w:vAlign w:val="center"/>
+          </w:tcPr>
+          <w:p>
+            <w:pPr>
+              <w:jc w:val="center"/>
+              <w:rPr>
+                <w:rFonts w:ascii="Arial" w:hAnsi="Arial" w:cs="Arial"/>
+              </w:rPr>
+            </w:pPr>
+            <w:r>
+              <w:rPr>
+                <w:rFonts w:ascii="Arial" w:hAnsi="Arial" w:cs="Arial"/>
+              </w:rPr>
+              <w:t>High</w:t>
+            </w:r>
+          </w:p>
+        </w:tc>
+      </w:tr>
+      <w:tr>
+        <w:tc>
+          <w:tcPr>
+            <w:tcW w:w="977" w:type="dxa"/>
+            <w:vAlign w:val="center"/>
+          </w:tcPr>
+          <w:p>
+            <w:pPr>
+              <w:jc w:val="center"/>
+              <w:rPr>
+                <w:rFonts w:ascii="Arial" w:hAnsi="Arial" w:cs="Arial"/>
+              </w:rPr>
+            </w:pPr>
+            <w:r>
+              <w:rPr>
+                <w:rFonts w:ascii="Arial" w:hAnsi="Arial" w:cs="Arial"/>
+              </w:rPr>
+              <w:t>NFR9</w:t>
+            </w:r>
+          </w:p>
+        </w:tc>
+        <w:tc>
+          <w:tcPr>
+            <w:tcW w:w="4835" w:type="dxa"/>
+            <w:vAlign w:val="center"/>
+          </w:tcPr>
+          <w:p>
+            <w:pPr>
+              <w:jc w:val="both"/>
+              <w:rPr>
+                <w:rFonts w:ascii="Arial" w:hAnsi="Arial" w:cs="Arial"/>
+                <w:color w:val="000000" w:themeColor="text1"/>
+              </w:rPr>
+            </w:pPr>
+            <w:r>
+              <w:rPr>
+                <w:rFonts w:ascii="Arial" w:hAnsi="Arial" w:cs="Arial"/>
+              </w:rPr>
+              <w:t>The system shall ensure audit logs are retained for at least 7 years for compliance purposes</w:t>
+            </w:r>
+          </w:p>
+        </w:tc>
+        <w:tc>
+          <w:tcPr>
+            <w:tcW w:w="1985" w:type="dxa"/>
+            <w:vAlign w:val="center"/>
+          </w:tcPr>
+          <w:p>
+            <w:pPr>
+              <w:jc w:val="center"/>
+              <w:rPr>
+                <w:rFonts w:ascii="Arial" w:hAnsi="Arial" w:cs="Arial"/>
+              </w:rPr>
+            </w:pPr>
+            <w:r>
+              <w:rPr>
+                <w:rFonts w:ascii="Arial" w:hAnsi="Arial" w:cs="Arial"/>
+              </w:rPr>
+              <w:t>Security (accountability)</w:t>
+            </w:r>
+          </w:p>
+        </w:tc>
+        <w:tc>
+          <w:tcPr>
+            <w:tcW w:w="1134" w:type="dxa"/>
+            <w:vAlign w:val="center"/>
+          </w:tcPr>
+          <w:p>
+            <w:pPr>
+              <w:jc w:val="center"/>
+              <w:rPr>
+                <w:rFonts w:ascii="Arial" w:hAnsi="Arial" w:cs="Arial"/>
+              </w:rPr>
+            </w:pPr>
+            <w:r>
+              <w:rPr>
+                <w:rFonts w:ascii="Arial" w:hAnsi="Arial" w:cs="Arial"/>
+              </w:rPr>
+              <w:t>Medium</w:t>
+            </w:r>
+          </w:p>
+        </w:tc>
+      </w:tr>
+      <w:tr>
+        <w:tc>
+          <w:tcPr>
+            <w:tcW w:w="977" w:type="dxa"/>
+            <w:vAlign w:val="center"/>
+          </w:tcPr>
+          <w:p>
+            <w:pPr>
+              <w:jc w:val="center"/>
+              <w:rPr>
+                <w:rFonts w:ascii="Arial" w:hAnsi="Arial" w:cs="Arial"/>
+              </w:rPr>
+            </w:pPr>
+            <w:r>
+              <w:rPr>
+                <w:rFonts w:ascii="Arial" w:hAnsi="Arial" w:cs="Arial"/>
+              </w:rPr>
+              <w:t>NFR10</w:t>
+            </w:r>
+          </w:p>
+        </w:tc>
+        <w:tc>
+          <w:tcPr>
+            <w:tcW w:w="4835" w:type="dxa"/>
+            <w:vAlign w:val="center"/>
+          </w:tcPr>
+          <w:p>
+            <w:pPr>
+              <w:jc w:val="both"/>
+              <w:rPr>
+                <w:rFonts w:ascii="Arial" w:hAnsi="Arial" w:cs="Arial"/>
+                <w:color w:val="000000" w:themeColor="text1"/>
+              </w:rPr>
+            </w:pPr>
+            <w:r>
+              <w:rPr>
+                <w:rFonts w:ascii="Arial" w:hAnsi="Arial" w:cs="Arial"/>
+              </w:rPr>
+              <w:t>The system shall automatically log out inactive users after 15 minutes of inactivity</w:t>
+            </w:r>
+          </w:p>
+        </w:tc>
+        <w:tc>
+          <w:tcPr>
+            <w:tcW w:w="1985" w:type="dxa"/>
+            <w:vAlign w:val="center"/>
+          </w:tcPr>
+          <w:p>
+            <w:pPr>
+              <w:jc w:val="center"/>
+              <w:rPr>
+                <w:rFonts w:ascii="Arial" w:hAnsi="Arial" w:cs="Arial"/>
+              </w:rPr>
+            </w:pPr>
+            <w:r>
+              <w:rPr>
+                <w:rFonts w:ascii="Arial" w:hAnsi="Arial" w:cs="Arial"/>
+              </w:rPr>
+              <w:t>Security (</w:t>
+            </w:r>
+            <w:r>
+              <w:rPr>
+                <w:rFonts w:ascii="Arial" w:hAnsi="Arial" w:cs="Arial"/>
+              </w:rPr>
+              <w:t>c</w:t>
+            </w:r>
+            <w:r>
+              <w:rPr>
+                <w:rFonts w:ascii="Arial" w:hAnsi="Arial" w:cs="Arial"/>
+              </w:rPr>
+              <w:t>onfidentiality</w:t>
+            </w:r>
+            <w:r>
+              <w:rPr>
+                <w:rFonts w:ascii="Arial" w:hAnsi="Arial" w:cs="Arial"/>
+              </w:rPr>
+              <w:t>)</w:t>
+            </w:r>
+          </w:p>
+        </w:tc>
+        <w:tc>
+          <w:tcPr>
+            <w:tcW w:w="1134" w:type="dxa"/>
+            <w:vAlign w:val="center"/>
+          </w:tcPr>
+          <w:p>
+            <w:pPr>
+              <w:jc w:val="center"/>
+              <w:rPr>
+                <w:rFonts w:ascii="Arial" w:hAnsi="Arial" w:cs="Arial"/>
+              </w:rPr>
+            </w:pPr>
+            <w:r>
+              <w:rPr>
+                <w:rFonts w:ascii="Arial" w:hAnsi="Arial" w:cs="Arial"/>
+              </w:rPr>
+              <w:t>Medium</w:t>
+            </w:r>
+          </w:p>
+        </w:tc>
+      </w:tr>
+      <w:tr>
+        <w:tc>
+          <w:tcPr>
+            <w:tcW w:w="977" w:type="dxa"/>
+            <w:vAlign w:val="center"/>
+          </w:tcPr>
+          <w:p>
+            <w:pPr>
+              <w:jc w:val="center"/>
+              <w:rPr>
+                <w:rFonts w:ascii="Arial" w:hAnsi="Arial" w:cs="Arial"/>
+              </w:rPr>
+            </w:pPr>
+            <w:r>
+              <w:rPr>
+                <w:rFonts w:ascii="Arial" w:hAnsi="Arial" w:cs="Arial"/>
+              </w:rPr>
+              <w:t>NFR11</w:t>
+            </w:r>
+          </w:p>
+        </w:tc>
+        <w:tc>
+          <w:tcPr>
+            <w:tcW w:w="4835" w:type="dxa"/>
+            <w:vAlign w:val="center"/>
+          </w:tcPr>
+          <w:p>
+            <w:pPr>
+              <w:jc w:val="both"/>
+              <w:rPr>
+                <w:rFonts w:ascii="Arial" w:hAnsi="Arial" w:cs="Arial"/>
+                <w:color w:val="000000" w:themeColor="text1"/>
+              </w:rPr>
+            </w:pPr>
+            <w:r>
+              <w:rPr>
+                <w:rFonts w:ascii="Arial" w:hAnsi="Arial" w:cs="Arial"/>
+                <w:color w:val="000000" w:themeColor="text1"/>
+              </w:rPr>
+              <w:t>The system shall be available 24/7 with 99.5% uptime, excluding scheduled maintenance</w:t>
+            </w:r>
+          </w:p>
+        </w:tc>
+        <w:tc>
+          <w:tcPr>
+            <w:tcW w:w="1985" w:type="dxa"/>
+            <w:vAlign w:val="center"/>
+          </w:tcPr>
+          <w:p>
+            <w:pPr>
+              <w:jc w:val="center"/>
+              <w:rPr>
+                <w:rFonts w:ascii="Arial" w:hAnsi="Arial" w:cs="Arial"/>
+              </w:rPr>
+            </w:pPr>
+            <w:r>
+              <w:rPr>
+                <w:rFonts w:ascii="Arial" w:hAnsi="Arial" w:cs="Arial"/>
+              </w:rPr>
+              <w:t>Reliability (availability)</w:t>
+            </w:r>
+          </w:p>
+        </w:tc>
+        <w:tc>
+          <w:tcPr>
+            <w:tcW w:w="1134" w:type="dxa"/>
+            <w:vAlign w:val="center"/>
+          </w:tcPr>
+          <w:p>
+            <w:pPr>
+              <w:jc w:val="center"/>
+              <w:rPr>
+                <w:rFonts w:ascii="Arial" w:hAnsi="Arial" w:cs="Arial"/>
+              </w:rPr>
+            </w:pPr>
+            <w:r>
+              <w:rPr>
+                <w:rFonts w:ascii="Arial" w:hAnsi="Arial" w:cs="Arial"/>
+              </w:rPr>
+              <w:t>High</w:t>
+            </w:r>
+          </w:p>
+        </w:tc>
+      </w:tr>
+      <w:tr>
+        <w:tc>
+          <w:tcPr>
+            <w:tcW w:w="977" w:type="dxa"/>
+            <w:vAlign w:val="center"/>
+          </w:tcPr>
+          <w:p>
+            <w:pPr>
+              <w:jc w:val="center"/>
+              <w:rPr>
+                <w:rFonts w:ascii="Arial" w:hAnsi="Arial" w:cs="Arial"/>
+              </w:rPr>
+            </w:pPr>
+            <w:r>
+              <w:rPr>
+                <w:rFonts w:ascii="Arial" w:hAnsi="Arial" w:cs="Arial"/>
+              </w:rPr>
+              <w:t>NFR12</w:t>
+            </w:r>
+          </w:p>
+        </w:tc>
+        <w:tc>
+          <w:tcPr>
+            <w:tcW w:w="4835" w:type="dxa"/>
+            <w:vAlign w:val="center"/>
+          </w:tcPr>
+          <w:p>
+            <w:pPr>
+              <w:jc w:val="both"/>
+              <w:rPr>
+                <w:rFonts w:ascii="Arial" w:hAnsi="Arial" w:cs="Arial"/>
+                <w:color w:val="000000" w:themeColor="text1"/>
+              </w:rPr>
+            </w:pPr>
+            <w:r>
+              <w:rPr>
+                <w:rFonts w:ascii="Arial" w:hAnsi="Arial" w:cs="Arial"/>
+                <w:color w:val="000000" w:themeColor="text1"/>
+              </w:rPr>
+              <w:t>The system shall ensure scheduled maintenance downtime does not exceed 4 hours per month</w:t>
+            </w:r>
+          </w:p>
+        </w:tc>
+        <w:tc>
+          <w:tcPr>
+            <w:tcW w:w="1985" w:type="dxa"/>
+            <w:vAlign w:val="center"/>
+          </w:tcPr>
+          <w:p>
+            <w:pPr>
+              <w:jc w:val="center"/>
+              <w:rPr>
+                <w:rFonts w:ascii="Arial" w:hAnsi="Arial" w:cs="Arial"/>
+              </w:rPr>
+            </w:pPr>
+            <w:r>
+              <w:rPr>
+                <w:rFonts w:ascii="Arial" w:hAnsi="Arial" w:cs="Arial"/>
+              </w:rPr>
+              <w:t>Reliability (availability)</w:t>
+            </w:r>
+          </w:p>
+        </w:tc>
+        <w:tc>
+          <w:tcPr>
+            <w:tcW w:w="1134" w:type="dxa"/>
+            <w:vAlign w:val="center"/>
+          </w:tcPr>
+          <w:p>
+            <w:pPr>
+              <w:jc w:val="center"/>
+              <w:rPr>
+                <w:rFonts w:ascii="Arial" w:hAnsi="Arial" w:cs="Arial"/>
+              </w:rPr>
+            </w:pPr>
+            <w:r>
+              <w:rPr>
+                <w:rFonts w:ascii="Arial" w:hAnsi="Arial" w:cs="Arial"/>
+              </w:rPr>
+              <w:t>Medium</w:t>
+            </w:r>
+          </w:p>
+        </w:tc>
+      </w:tr>
+      <w:tr>
+        <w:tc>
+          <w:tcPr>
+            <w:tcW w:w="977" w:type="dxa"/>
+            <w:vAlign w:val="center"/>
+          </w:tcPr>
+          <w:p>
+            <w:pPr>
+              <w:jc w:val="center"/>
+              <w:rPr>
+                <w:rFonts w:ascii="Arial" w:hAnsi="Arial" w:cs="Arial"/>
+              </w:rPr>
+            </w:pPr>
+            <w:r>
+              <w:rPr>
+                <w:rFonts w:ascii="Arial" w:hAnsi="Arial" w:cs="Arial"/>
+              </w:rPr>
+              <w:t>NFR13</w:t>
+            </w:r>
+          </w:p>
+        </w:tc>
+        <w:tc>
+          <w:tcPr>
+            <w:tcW w:w="4835" w:type="dxa"/>
+            <w:vAlign w:val="center"/>
+          </w:tcPr>
+          <w:p>
+            <w:pPr>
+              <w:jc w:val="both"/>
+              <w:rPr>
+                <w:rFonts w:ascii="Arial" w:hAnsi="Arial" w:cs="Arial"/>
+              </w:rPr>
+            </w:pPr>
+            <w:r>
+              <w:rPr>
+                <w:rFonts w:ascii="Arial" w:hAnsi="Arial" w:cs="Arial"/>
+              </w:rPr>
+              <w:t>The system shall perform daily automated backups of all enrolment and user data</w:t>
+            </w:r>
+          </w:p>
+        </w:tc>
+        <w:tc>
+          <w:tcPr>
+            <w:tcW w:w="1985" w:type="dxa"/>
+            <w:vAlign w:val="center"/>
+          </w:tcPr>
+          <w:p>
+            <w:pPr>
+              <w:jc w:val="center"/>
+              <w:rPr>
+                <w:rFonts w:ascii="Arial" w:hAnsi="Arial" w:cs="Arial"/>
+              </w:rPr>
+            </w:pPr>
+            <w:r>
+              <w:rPr>
+                <w:rFonts w:ascii="Arial" w:hAnsi="Arial" w:cs="Arial"/>
+              </w:rPr>
+              <w:t>Reliability (recoverability)</w:t>
+            </w:r>
+          </w:p>
+        </w:tc>
+        <w:tc>
+          <w:tcPr>
+            <w:tcW w:w="1134" w:type="dxa"/>
+            <w:vAlign w:val="center"/>
+          </w:tcPr>
+          <w:p>
+            <w:pPr>
+              <w:jc w:val="center"/>
+              <w:rPr>
+                <w:rFonts w:ascii="Arial" w:hAnsi="Arial" w:cs="Arial"/>
+              </w:rPr>
+            </w:pPr>
+            <w:r>
+              <w:rPr>
+                <w:rFonts w:ascii="Arial" w:hAnsi="Arial" w:cs="Arial"/>
+              </w:rPr>
+              <w:t>High</w:t>
+            </w:r>
+          </w:p>
+        </w:tc>
+      </w:tr>
+      <w:tr>
+        <w:tc>
+          <w:tcPr>
+            <w:tcW w:w="977" w:type="dxa"/>
+            <w:vAlign w:val="center"/>
+          </w:tcPr>
+          <w:p>
+            <w:pPr>
+              <w:jc w:val="center"/>
+              <w:rPr>
+                <w:rFonts w:ascii="Arial" w:hAnsi="Arial" w:cs="Arial"/>
+              </w:rPr>
+            </w:pPr>
+            <w:r>
+              <w:rPr>
+                <w:rFonts w:ascii="Arial" w:hAnsi="Arial" w:cs="Arial"/>
+              </w:rPr>
+              <w:t>NFR14</w:t>
+            </w:r>
+          </w:p>
+        </w:tc>
+        <w:tc>
+          <w:tcPr>
+            <w:tcW w:w="4835" w:type="dxa"/>
+            <w:vAlign w:val="center"/>
+          </w:tcPr>
+          <w:p>
+            <w:pPr>
+              <w:jc w:val="both"/>
+              <w:rPr>
+                <w:rFonts w:ascii="Arial" w:hAnsi="Arial" w:cs="Arial"/>
+              </w:rPr>
+            </w:pPr>
+            <w:r>
+              <w:rPr>
+                <w:rFonts w:ascii="Arial" w:hAnsi="Arial" w:cs="Arial"/>
+              </w:rPr>
+              <w:t>The system shall support data recovery within 1 hour in case of system failure</w:t>
+            </w:r>
+          </w:p>
+        </w:tc>
+        <w:tc>
+          <w:tcPr>
+            <w:tcW w:w="1985" w:type="dxa"/>
+            <w:vAlign w:val="center"/>
+          </w:tcPr>
+          <w:p>
+            <w:pPr>
+              <w:jc w:val="center"/>
+              <w:rPr>
+                <w:rFonts w:ascii="Arial" w:hAnsi="Arial" w:cs="Arial"/>
+              </w:rPr>
+            </w:pPr>
+            <w:r>
+              <w:rPr>
+                <w:rFonts w:ascii="Arial" w:hAnsi="Arial" w:cs="Arial"/>
+              </w:rPr>
+              <w:t>Reliability (recoverability)</w:t>
+            </w:r>
+          </w:p>
+        </w:tc>
+        <w:tc>
+          <w:tcPr>
+            <w:tcW w:w="1134" w:type="dxa"/>
+            <w:vAlign w:val="center"/>
+          </w:tcPr>
+          <w:p>
+            <w:pPr>
+              <w:jc w:val="center"/>
+              <w:rPr>
+                <w:rFonts w:ascii="Arial" w:hAnsi="Arial" w:cs="Arial"/>
+              </w:rPr>
+            </w:pPr>
+            <w:r>
+              <w:rPr>
+                <w:rFonts w:ascii="Arial" w:hAnsi="Arial" w:cs="Arial"/>
+              </w:rPr>
+              <w:t>High</w:t>
+            </w:r>
+          </w:p>
+        </w:tc>
+      </w:tr>
+      <w:tr>
+        <w:tc>
+          <w:tcPr>
+            <w:tcW w:w="977" w:type="dxa"/>
+            <w:vAlign w:val="center"/>
+          </w:tcPr>
+          <w:p>
+            <w:pPr>
+              <w:jc w:val="center"/>
+              <w:rPr>
+                <w:rFonts w:ascii="Arial" w:hAnsi="Arial" w:cs="Arial"/>
+              </w:rPr>
+            </w:pPr>
+            <w:r>
+              <w:rPr>
+                <w:rFonts w:ascii="Arial" w:hAnsi="Arial" w:cs="Arial"/>
+              </w:rPr>
+              <w:t>NFR15</w:t>
+            </w:r>
+          </w:p>
+        </w:tc>
+        <w:tc>
+          <w:tcPr>
+            <w:tcW w:w="4835" w:type="dxa"/>
+            <w:vAlign w:val="center"/>
+          </w:tcPr>
+          <w:p>
+            <w:pPr>
+              <w:jc w:val="both"/>
+              <w:rPr>
+                <w:rFonts w:ascii="Arial" w:hAnsi="Arial" w:cs="Arial"/>
+              </w:rPr>
+            </w:pPr>
+            <w:r>
+              <w:rPr>
+                <w:rFonts w:ascii="Arial" w:hAnsi="Arial" w:cs="Arial"/>
+              </w:rPr>
+              <w:t>The system shall support access from standard web browsers (Chrome, Edge, Firefox) without additional plugins</w:t>
+            </w:r>
+          </w:p>
+        </w:tc>
+        <w:tc>
+          <w:tcPr>
+            <w:tcW w:w="1985" w:type="dxa"/>
+            <w:vAlign w:val="center"/>
+          </w:tcPr>
+          <w:p>
+            <w:pPr>
+              <w:jc w:val="center"/>
+              <w:rPr>
+                <w:rFonts w:ascii="Arial" w:hAnsi="Arial" w:cs="Arial"/>
+              </w:rPr>
+            </w:pPr>
+            <w:r>
+              <w:rPr>
+                <w:rFonts w:ascii="Arial" w:hAnsi="Arial" w:cs="Arial"/>
+              </w:rPr>
+              <w:t>Compatibility (interoperability)</w:t>
+            </w:r>
+          </w:p>
+        </w:tc>
+        <w:tc>
+          <w:tcPr>
+            <w:tcW w:w="1134" w:type="dxa"/>
+            <w:vAlign w:val="center"/>
+          </w:tcPr>
+          <w:p>
+            <w:pPr>
+              <w:jc w:val="center"/>
+              <w:rPr>
+                <w:rFonts w:ascii="Arial" w:hAnsi="Arial" w:cs="Arial"/>
+              </w:rPr>
+            </w:pPr>
+            <w:r>
+              <w:rPr>
+                <w:rFonts w:ascii="Arial" w:hAnsi="Arial" w:cs="Arial"/>
+              </w:rPr>
+              <w:t>Medium</w:t>
+            </w:r>
+          </w:p>
+        </w:tc>
+      </w:tr>
+      <w:tr>
+        <w:tc>
+          <w:tcPr>
+            <w:tcW w:w="977" w:type="dxa"/>
+            <w:vAlign w:val="center"/>
+          </w:tcPr>
+          <w:p>
+            <w:pPr>
+              <w:jc w:val="center"/>
+              <w:rPr>
+                <w:rFonts w:ascii="Arial" w:hAnsi="Arial" w:cs="Arial"/>
+              </w:rPr>
+            </w:pPr>
+            <w:r>
+              <w:rPr>
+                <w:rFonts w:ascii="Arial" w:hAnsi="Arial" w:cs="Arial"/>
+              </w:rPr>
+              <w:lastRenderedPageBreak/>
+              <w:t>NFR16</w:t>
+            </w:r>
+          </w:p>
+        </w:tc>
+        <w:tc>
+          <w:tcPr>
+            <w:tcW w:w="4835" w:type="dxa"/>
+            <w:vAlign w:val="center"/>
+          </w:tcPr>
+          <w:p>
+            <w:pPr>
+              <w:jc w:val="both"/>
+              <w:rPr>
+                <w:rFonts w:ascii="Arial" w:hAnsi="Arial" w:cs="Arial"/>
+              </w:rPr>
+            </w:pPr>
+            <w:r>
+              <w:rPr>
+                <w:rFonts w:ascii="Arial" w:hAnsi="Arial" w:cs="Arial"/>
+              </w:rPr>
+              <w:t xml:space="preserve">The system shall support integration with </w:t>
+            </w:r>
+            <w:r>
+              <w:rPr>
+                <w:rFonts w:ascii="Arial" w:hAnsi="Arial" w:cs="Arial"/>
+              </w:rPr>
+              <w:t>other</w:t>
+            </w:r>
+            <w:r>
+              <w:rPr>
+                <w:rFonts w:ascii="Arial" w:hAnsi="Arial" w:cs="Arial"/>
+              </w:rPr>
+              <w:t xml:space="preserve"> </w:t>
+            </w:r>
+            <w:r>
+              <w:rPr>
+                <w:rFonts w:ascii="Arial" w:hAnsi="Arial" w:cs="Arial"/>
+              </w:rPr>
+              <w:t>AUT</w:t>
+            </w:r>
+            <w:r>
+              <w:rPr>
+                <w:rFonts w:ascii="Arial" w:hAnsi="Arial" w:cs="Arial"/>
+              </w:rPr>
+              <w:t xml:space="preserve"> systems</w:t>
+            </w:r>
+            <w:r>
+              <w:rPr>
+                <w:rFonts w:ascii="Arial" w:hAnsi="Arial" w:cs="Arial"/>
+              </w:rPr>
+              <w:t xml:space="preserve">, including </w:t>
+            </w:r>
+            <w:r>
+              <w:rPr>
+                <w:rFonts w:ascii="Arial" w:hAnsi="Arial" w:cs="Arial"/>
+              </w:rPr>
+              <w:t>Student Information System, Course Information System, HR System,</w:t>
+            </w:r>
+            <w:r>
+              <w:rPr>
+                <w:rFonts w:ascii="Arial" w:hAnsi="Arial" w:cs="Arial"/>
+              </w:rPr>
+              <w:t xml:space="preserve"> and</w:t>
+            </w:r>
+            <w:r>
+              <w:rPr>
+                <w:rFonts w:ascii="Arial" w:hAnsi="Arial" w:cs="Arial"/>
+              </w:rPr>
+              <w:t xml:space="preserve"> Finance System</w:t>
+            </w:r>
+          </w:p>
+        </w:tc>
+        <w:tc>
+          <w:tcPr>
+            <w:tcW w:w="1985" w:type="dxa"/>
+            <w:vAlign w:val="center"/>
+          </w:tcPr>
+          <w:p>
+            <w:pPr>
+              <w:jc w:val="center"/>
+              <w:rPr>
+                <w:rFonts w:ascii="Arial" w:hAnsi="Arial" w:cs="Arial"/>
+              </w:rPr>
+            </w:pPr>
+            <w:r>
+              <w:rPr>
+                <w:rFonts w:ascii="Arial" w:hAnsi="Arial" w:cs="Arial"/>
+              </w:rPr>
+              <w:t>Compatibility (interoperability)</w:t>
+            </w:r>
+          </w:p>
+        </w:tc>
+        <w:tc>
+          <w:tcPr>
+            <w:tcW w:w="1134" w:type="dxa"/>
+            <w:vAlign w:val="center"/>
+          </w:tcPr>
+          <w:p>
+            <w:pPr>
+              <w:jc w:val="center"/>
+              <w:rPr>
+                <w:rFonts w:ascii="Arial" w:hAnsi="Arial" w:cs="Arial"/>
+              </w:rPr>
+            </w:pPr>
+            <w:r>
+              <w:rPr>
+                <w:rFonts w:ascii="Arial" w:hAnsi="Arial" w:cs="Arial"/>
+              </w:rPr>
+              <w:t>High</w:t>
+            </w:r>
+          </w:p>
+        </w:tc>
+      </w:tr>
+      <w:tr>
+        <w:tc>
+          <w:tcPr>
+            <w:tcW w:w="977" w:type="dxa"/>
+            <w:vAlign w:val="center"/>
+          </w:tcPr>
+          <w:p>
+            <w:pPr>
+              <w:jc w:val="center"/>
+              <w:rPr>
+                <w:rFonts w:ascii="Arial" w:hAnsi="Arial" w:cs="Arial"/>
+              </w:rPr>
+            </w:pPr>
+            <w:r>
+              <w:rPr>
+                <w:rFonts w:ascii="Arial" w:hAnsi="Arial" w:cs="Arial"/>
+              </w:rPr>
+              <w:t>NFR17</w:t>
+            </w:r>
+          </w:p>
+        </w:tc>
+        <w:tc>
+          <w:tcPr>
+            <w:tcW w:w="4835" w:type="dxa"/>
+            <w:vAlign w:val="center"/>
+          </w:tcPr>
+          <w:p>
+            <w:pPr>
+              <w:jc w:val="both"/>
+              <w:rPr>
+                <w:rFonts w:ascii="Arial" w:hAnsi="Arial" w:cs="Arial"/>
+              </w:rPr>
+            </w:pPr>
+            <w:r>
+              <w:rPr>
+                <w:rFonts w:ascii="Arial" w:hAnsi="Arial" w:cs="Arial"/>
+              </w:rPr>
+              <w:t xml:space="preserve">The system shall support scalable architecture to allow future increase to </w:t>
+            </w:r>
+            <w:r>
+              <w:rPr>
+                <w:rFonts w:ascii="Arial" w:hAnsi="Arial" w:cs="Arial"/>
+              </w:rPr>
+              <w:t>10</w:t>
+            </w:r>
+            <w:r>
+              <w:rPr>
+                <w:rFonts w:ascii="Arial" w:hAnsi="Arial" w:cs="Arial"/>
+              </w:rPr>
+              <w:t>,000+ concurrent users without redesign</w:t>
+            </w:r>
+          </w:p>
+        </w:tc>
+        <w:tc>
+          <w:tcPr>
+            <w:tcW w:w="1985" w:type="dxa"/>
+            <w:vAlign w:val="center"/>
+          </w:tcPr>
+          <w:p>
+            <w:pPr>
+              <w:jc w:val="center"/>
+              <w:rPr>
+                <w:rFonts w:ascii="Arial" w:hAnsi="Arial" w:cs="Arial"/>
+              </w:rPr>
+            </w:pPr>
+            <w:r>
+              <w:rPr>
+                <w:rFonts w:ascii="Arial" w:hAnsi="Arial" w:cs="Arial"/>
+              </w:rPr>
+              <w:t>Flexibility (scalability)</w:t>
+            </w:r>
+          </w:p>
+        </w:tc>
+        <w:tc>
+          <w:tcPr>
+            <w:tcW w:w="1134" w:type="dxa"/>
+            <w:vAlign w:val="center"/>
+          </w:tcPr>
+          <w:p>
+            <w:pPr>
+              <w:jc w:val="center"/>
+              <w:rPr>
+                <w:rFonts w:ascii="Arial" w:hAnsi="Arial" w:cs="Arial"/>
+              </w:rPr>
+            </w:pPr>
+            <w:r>
+              <w:rPr>
+                <w:rFonts w:ascii="Arial" w:hAnsi="Arial" w:cs="Arial"/>
+              </w:rPr>
+              <w:t>Medium</w:t>
+            </w:r>
+          </w:p>
+        </w:tc>
+      </w:tr>
+      <w:tr>
+        <w:tc>
+          <w:tcPr>
+            <w:tcW w:w="977" w:type="dxa"/>
+            <w:vAlign w:val="center"/>
+          </w:tcPr>
+          <w:p>
+            <w:pPr>
+              <w:jc w:val="center"/>
+              <w:rPr>
+                <w:rFonts w:ascii="Arial" w:hAnsi="Arial" w:cs="Arial"/>
+              </w:rPr>
+            </w:pPr>
+            <w:r>
+              <w:rPr>
+                <w:rFonts w:ascii="Arial" w:hAnsi="Arial" w:cs="Arial"/>
+              </w:rPr>
+              <w:t>NFR1</w:t>
+            </w:r>
+            <w:r>
+              <w:rPr>
+                <w:rFonts w:ascii="Arial" w:hAnsi="Arial" w:cs="Arial"/>
+              </w:rPr>
+              <w:t>8</w:t>
+            </w:r>
+          </w:p>
+        </w:tc>
+        <w:tc>
+          <w:tcPr>
+            <w:tcW w:w="4835" w:type="dxa"/>
+            <w:vAlign w:val="center"/>
+          </w:tcPr>
+          <w:p>
+            <w:pPr>
+              <w:jc w:val="both"/>
+              <w:rPr>
+                <w:rFonts w:ascii="Arial" w:hAnsi="Arial" w:cs="Arial"/>
+              </w:rPr>
+            </w:pPr>
+            <w:r>
+              <w:rPr>
+                <w:rFonts w:ascii="Arial" w:hAnsi="Arial" w:cs="Arial"/>
+              </w:rPr>
+              <w:t>The system shall provide a user-friendly interface that allows users to complete enrolment tasks with minimal training</w:t>
+            </w:r>
+          </w:p>
+        </w:tc>
+        <w:tc>
+          <w:tcPr>
+            <w:tcW w:w="1985" w:type="dxa"/>
+            <w:vAlign w:val="center"/>
+          </w:tcPr>
+          <w:p>
+            <w:pPr>
+              <w:jc w:val="center"/>
+              <w:rPr>
+                <w:rFonts w:ascii="Arial" w:hAnsi="Arial" w:cs="Arial"/>
+              </w:rPr>
+            </w:pPr>
+            <w:r>
+              <w:rPr>
+                <w:rFonts w:ascii="Arial" w:hAnsi="Arial" w:cs="Arial"/>
+              </w:rPr>
+              <w:t>Interaction capability (learnability)</w:t>
+            </w:r>
+          </w:p>
+        </w:tc>
+        <w:tc>
+          <w:tcPr>
+            <w:tcW w:w="1134" w:type="dxa"/>
+            <w:vAlign w:val="center"/>
+          </w:tcPr>
+          <w:p>
+            <w:pPr>
+              <w:jc w:val="center"/>
+              <w:rPr>
+                <w:rFonts w:ascii="Arial" w:hAnsi="Arial" w:cs="Arial"/>
+              </w:rPr>
+            </w:pPr>
+            <w:r>
+              <w:rPr>
+                <w:rFonts w:ascii="Arial" w:hAnsi="Arial" w:cs="Arial"/>
+              </w:rPr>
+              <w:t>Medium</w:t>
+            </w:r>
+          </w:p>
+        </w:tc>
+      </w:tr>
+      <w:tr>
+        <w:tc>
+          <w:tcPr>
+            <w:tcW w:w="977" w:type="dxa"/>
+            <w:vAlign w:val="center"/>
+          </w:tcPr>
+          <w:p>
+            <w:pPr>
+              <w:jc w:val="center"/>
+              <w:rPr>
+                <w:rFonts w:ascii="Arial" w:hAnsi="Arial" w:cs="Arial"/>
+              </w:rPr>
+            </w:pPr>
+            <w:r>
+              <w:rPr>
+                <w:rFonts w:ascii="Arial" w:hAnsi="Arial" w:cs="Arial"/>
+              </w:rPr>
+              <w:t>NFR1</w:t>
+            </w:r>
+            <w:r>
+              <w:rPr>
+                <w:rFonts w:ascii="Arial" w:hAnsi="Arial" w:cs="Arial"/>
+              </w:rPr>
+              <w:t>9</w:t>
+            </w:r>
+          </w:p>
+        </w:tc>
+        <w:tc>
+          <w:tcPr>
+            <w:tcW w:w="4835" w:type="dxa"/>
+            <w:vAlign w:val="center"/>
+          </w:tcPr>
+          <w:p>
+            <w:pPr>
+              <w:jc w:val="both"/>
+              <w:rPr>
+                <w:rFonts w:ascii="Arial" w:hAnsi="Arial" w:cs="Arial"/>
+              </w:rPr>
+            </w:pPr>
+            <w:r>
+              <w:rPr>
+                <w:rFonts w:ascii="Arial" w:hAnsi="Arial" w:cs="Arial"/>
+              </w:rPr>
+              <w:t>The system shall provide clear error messages and guidance when enrolment issues occur</w:t>
+            </w:r>
+          </w:p>
+        </w:tc>
+        <w:tc>
+          <w:tcPr>
+            <w:tcW w:w="1985" w:type="dxa"/>
+            <w:vAlign w:val="center"/>
+          </w:tcPr>
+          <w:p>
+            <w:pPr>
+              <w:jc w:val="center"/>
+              <w:rPr>
+                <w:rFonts w:ascii="Arial" w:hAnsi="Arial" w:cs="Arial"/>
+              </w:rPr>
+            </w:pPr>
+            <w:r>
+              <w:rPr>
+                <w:rFonts w:ascii="Arial" w:hAnsi="Arial" w:cs="Arial"/>
+              </w:rPr>
+              <w:t>Interaction capability (operability)</w:t>
+            </w:r>
+          </w:p>
+        </w:tc>
+        <w:tc>
+          <w:tcPr>
+            <w:tcW w:w="1134" w:type="dxa"/>
+            <w:vAlign w:val="center"/>
+          </w:tcPr>
+          <w:p>
+            <w:pPr>
+              <w:jc w:val="center"/>
+              <w:rPr>
+                <w:rFonts w:ascii="Arial" w:hAnsi="Arial" w:cs="Arial"/>
+              </w:rPr>
+            </w:pPr>
+            <w:r>
+              <w:rPr>
+                <w:rFonts w:ascii="Arial" w:hAnsi="Arial" w:cs="Arial"/>
+              </w:rPr>
+              <w:t>Medium</w:t>
+            </w:r>
+          </w:p>
+        </w:tc>
+      </w:tr>
+    </w:tbl>
+    <w:p>
+      <w:pPr>
+        <w:pStyle w:val="Caption"/>
+        <w:ind w:left="567"/>
+        <w:rPr>
+          <w:rFonts w:ascii="Arial" w:hAnsi="Arial" w:cs="Arial"/>
+          <w:b/>
+          <w:bCs/>
+          <w:i w:val="0"/>
+          <w:iCs w:val="0"/>
+          <w:color w:val="215E99" w:themeColor="text2" w:themeTint="BF"/>
+          <w:sz w:val="24"/>
+          <w:szCs w:val="24"/>
+        </w:rPr>
+      </w:pPr>
+      <w:r>
+        <w:rPr>
+          <w:rFonts w:ascii="Arial" w:hAnsi="Arial" w:cs="Arial"/>
+          <w:b/>
+          <w:bCs/>
+          <w:i w:val="0"/>
+          <w:iCs w:val="0"/>
+          <w:color w:val="215E99" w:themeColor="text2" w:themeTint="BF"/>
+          <w:sz w:val="24"/>
+          <w:szCs w:val="24"/>
+        </w:rPr>
+        <w:t xml:space="preserve">Table </w:t>
+      </w:r>
+      <w:r>
+        <w:rPr>
+          <w:rFonts w:ascii="Arial" w:hAnsi="Arial" w:cs="Arial"/>
+          <w:b/>
+          <w:bCs/>
+          <w:i w:val="0"/>
+          <w:iCs w:val="0"/>
+          <w:color w:val="215E99" w:themeColor="text2" w:themeTint="BF"/>
+          <w:sz w:val="24"/>
+          <w:szCs w:val="24"/>
+        </w:rPr>
+        <w:fldChar w:fldCharType="begin"/>
+      </w:r>
+      <w:r>
+        <w:rPr>
+          <w:rFonts w:ascii="Arial" w:hAnsi="Arial" w:cs="Arial"/>
+          <w:b/>
+          <w:bCs/>
+          <w:i w:val="0"/>
+          <w:iCs w:val="0"/>
+          <w:color w:val="215E99" w:themeColor="text2" w:themeTint="BF"/>
+          <w:sz w:val="24"/>
+          <w:szCs w:val="24"/>
+        </w:rPr>
+        <w:instrText xml:space="preserve"> SEQ Table \* ARABIC </w:instrText>
+      </w:r>
+      <w:r>
+        <w:rPr>
+          <w:rFonts w:ascii="Arial" w:hAnsi="Arial" w:cs="Arial"/>
+          <w:b/>
+          <w:bCs/>
+          <w:i w:val="0"/>
+          <w:iCs w:val="0"/>
+          <w:color w:val="215E99" w:themeColor="text2" w:themeTint="BF"/>
+          <w:sz w:val="24"/>
+          <w:szCs w:val="24"/>
+        </w:rPr>
+        <w:fldChar w:fldCharType="separate"/>
+      </w:r>
+      <w:r>
+        <w:rPr>
+          <w:rFonts w:ascii="Arial" w:hAnsi="Arial" w:cs="Arial"/>
+          <w:b/>
+          <w:bCs/>
+          <w:i w:val="0"/>
+          <w:iCs w:val="0"/>
+          <w:noProof/>
+          <w:color w:val="215E99" w:themeColor="text2" w:themeTint="BF"/>
+          <w:sz w:val="24"/>
+          <w:szCs w:val="24"/>
+        </w:rPr>
+        <w:t>2</w:t>
+      </w:r>
+      <w:r>
+        <w:rPr>
+          <w:rFonts w:ascii="Arial" w:hAnsi="Arial" w:cs="Arial"/>
+          <w:b/>
+          <w:bCs/>
+          <w:i w:val="0"/>
+          <w:iCs w:val="0"/>
+          <w:color w:val="215E99" w:themeColor="text2" w:themeTint="BF"/>
+          <w:sz w:val="24"/>
+          <w:szCs w:val="24"/>
+        </w:rPr>
+        <w:fldChar w:fldCharType="end"/>
+      </w:r>
+      <w:r>
+        <w:rPr>
+          <w:rFonts w:ascii="Arial" w:hAnsi="Arial" w:cs="Arial"/>
+          <w:b/>
+          <w:bCs/>
+          <w:i w:val="0"/>
+          <w:iCs w:val="0"/>
+          <w:color w:val="215E99" w:themeColor="text2" w:themeTint="BF"/>
+          <w:sz w:val="24"/>
+          <w:szCs w:val="24"/>
+        </w:rPr>
+        <w:t>: Non-functional requirements tab</w:t>
+      </w:r>
+    </w:p>
+    <w:p>
+      <w:pPr>
+        <w:pStyle w:val="Heading2"/>
+        <w:spacing w:before="0" w:line="360" w:lineRule="auto"/>
+        <w:ind w:left="284"/>
+        <w:jc w:val="both"/>
+        <w:rPr>
+          <w:rFonts w:ascii="Arial" w:hAnsi="Arial" w:cs="Arial"/>
+          <w:b/>
+          <w:bCs/>
+          <w:color w:val="EE0000"/>
+          <w:sz w:val="28"/>
+          <w:szCs w:val="28"/>
+        </w:rPr>
+      </w:pPr>
+      <w:r>
+        <w:rPr>
+          <w:rFonts w:ascii="Arial" w:hAnsi="Arial" w:cs="Arial"/>
+          <w:b/>
+          <w:bCs/>
+          <w:color w:val="EE0000"/>
+          <w:sz w:val="28"/>
+          <w:szCs w:val="28"/>
+        </w:rPr>
+        <w:t>3</w:t>
+      </w:r>
+      <w:r>
+        <w:rPr>
+          <w:rFonts w:ascii="Arial" w:hAnsi="Arial" w:cs="Arial"/>
+          <w:b/>
+          <w:bCs/>
+          <w:color w:val="EE0000"/>
+          <w:sz w:val="28"/>
+          <w:szCs w:val="28"/>
+        </w:rPr>
+        <w:t>.</w:t>
+      </w:r>
+      <w:r>
+        <w:rPr>
+          <w:rFonts w:ascii="Arial" w:hAnsi="Arial" w:cs="Arial"/>
+          <w:b/>
+          <w:bCs/>
+          <w:color w:val="EE0000"/>
+          <w:sz w:val="28"/>
+          <w:szCs w:val="28"/>
+        </w:rPr>
+        <w:t>5</w:t>
+      </w:r>
+      <w:r>
+        <w:rPr>
+          <w:rFonts w:ascii="Arial" w:hAnsi="Arial" w:cs="Arial"/>
+          <w:b/>
+          <w:bCs/>
+          <w:color w:val="EE0000"/>
+          <w:sz w:val="28"/>
+          <w:szCs w:val="28"/>
+        </w:rPr>
+        <w:t xml:space="preserve">. </w:t>
+      </w:r>
+      <w:r>
+        <w:rPr>
+          <w:rFonts w:ascii="Arial" w:hAnsi="Arial" w:cs="Arial"/>
+          <w:b/>
+          <w:bCs/>
+          <w:color w:val="EE0000"/>
+          <w:sz w:val="28"/>
+          <w:szCs w:val="28"/>
+        </w:rPr>
+        <w:t>Traceability between stakeholders and requirements</w:t>
+      </w:r>
+    </w:p>
+    <w:p>
+      <w:pPr>
+        <w:ind w:left="567"/>
+        <w:jc w:val="both"/>
+        <w:rPr>
+          <w:rFonts w:ascii="Arial" w:hAnsi="Arial" w:cs="Arial"/>
+        </w:rPr>
+      </w:pPr>
+      <w:r>
+        <w:rPr>
+          <w:rFonts w:ascii="Arial" w:hAnsi="Arial" w:cs="Arial"/>
+        </w:rPr>
+        <w:t>Based on the functional and non-functional requirements defined in Sections 3.3 and 3.4, a traceability table is constructed below to illustrate which stakeholders are responsible for or affected by each functional and non-functional requirement</w:t>
+      </w:r>
+      <w:r>
+        <w:rPr>
+          <w:rFonts w:ascii="Arial" w:hAnsi="Arial" w:cs="Arial"/>
+        </w:rPr>
+        <w:t>.</w:t>
       </w:r>
       <w:r>
         <w:rPr>
@@ -11831,18 +15028,825 @@
         </w:rPr>
         <w:t xml:space="preserve"> </w:t>
       </w:r>
-      <w:r>
-        <w:rPr>
-          <w:rFonts w:ascii="Arial" w:hAnsi="Arial" w:cs="Arial"/>
-        </w:rPr>
-        <w:t>are identified as follows</w:t>
-      </w:r>
-      <w:r>
-        <w:rPr>
-          <w:rFonts w:ascii="Arial" w:hAnsi="Arial" w:cs="Arial"/>
-        </w:rPr>
-        <w:t xml:space="preserve">: </w:t>
-      </w:r>
+    </w:p>
+    <w:tbl>
+      <w:tblPr>
+        <w:tblStyle w:val="TableGrid"/>
+        <w:tblW w:w="8926" w:type="dxa"/>
+        <w:tblInd w:w="567" w:type="dxa"/>
+        <w:tblLook w:val="04A0" w:firstRow="1" w:lastRow="0" w:firstColumn="1" w:lastColumn="0" w:noHBand="0" w:noVBand="1"/>
+      </w:tblPr>
+      <w:tblGrid>
+        <w:gridCol w:w="1980"/>
+        <w:gridCol w:w="2268"/>
+        <w:gridCol w:w="4678"/>
+      </w:tblGrid>
+      <w:tr>
+        <w:tc>
+          <w:tcPr>
+            <w:tcW w:w="1980" w:type="dxa"/>
+            <w:vAlign w:val="center"/>
+          </w:tcPr>
+          <w:p>
+            <w:pPr>
+              <w:rPr>
+                <w:rFonts w:ascii="Arial" w:hAnsi="Arial" w:cs="Arial"/>
+              </w:rPr>
+            </w:pPr>
+            <w:r>
+              <w:rPr>
+                <w:rFonts w:ascii="Arial" w:hAnsi="Arial" w:cs="Arial"/>
+              </w:rPr>
+              <w:t>Stakeholder</w:t>
+            </w:r>
+          </w:p>
+        </w:tc>
+        <w:tc>
+          <w:tcPr>
+            <w:tcW w:w="2268" w:type="dxa"/>
+            <w:vAlign w:val="center"/>
+          </w:tcPr>
+          <w:p>
+            <w:pPr>
+              <w:rPr>
+                <w:rFonts w:ascii="Arial" w:hAnsi="Arial" w:cs="Arial"/>
+              </w:rPr>
+            </w:pPr>
+            <w:r>
+              <w:rPr>
+                <w:rFonts w:ascii="Arial" w:hAnsi="Arial" w:cs="Arial"/>
+              </w:rPr>
+              <w:t>Functional Requirements</w:t>
+            </w:r>
+          </w:p>
+        </w:tc>
+        <w:tc>
+          <w:tcPr>
+            <w:tcW w:w="4678" w:type="dxa"/>
+            <w:vAlign w:val="center"/>
+          </w:tcPr>
+          <w:p>
+            <w:pPr>
+              <w:rPr>
+                <w:rFonts w:ascii="Arial" w:hAnsi="Arial" w:cs="Arial"/>
+              </w:rPr>
+            </w:pPr>
+            <w:r>
+              <w:rPr>
+                <w:rFonts w:ascii="Arial" w:hAnsi="Arial" w:cs="Arial"/>
+              </w:rPr>
+              <w:t>Non-Functional Requirements</w:t>
+            </w:r>
+          </w:p>
+        </w:tc>
+      </w:tr>
+      <w:tr>
+        <w:tc>
+          <w:tcPr>
+            <w:tcW w:w="1980" w:type="dxa"/>
+            <w:vAlign w:val="center"/>
+          </w:tcPr>
+          <w:p>
+            <w:pPr>
+              <w:rPr>
+                <w:rFonts w:ascii="Arial" w:hAnsi="Arial" w:cs="Arial"/>
+              </w:rPr>
+            </w:pPr>
+            <w:r>
+              <w:rPr>
+                <w:rFonts w:ascii="Arial" w:hAnsi="Arial" w:cs="Arial"/>
+              </w:rPr>
+              <w:t>Students</w:t>
+            </w:r>
+          </w:p>
+        </w:tc>
+        <w:tc>
+          <w:tcPr>
+            <w:tcW w:w="2268" w:type="dxa"/>
+            <w:vAlign w:val="center"/>
+          </w:tcPr>
+          <w:p>
+            <w:pPr>
+              <w:rPr>
+                <w:rFonts w:ascii="Arial" w:hAnsi="Arial" w:cs="Arial"/>
+              </w:rPr>
+            </w:pPr>
+            <w:r>
+              <w:rPr>
+                <w:rFonts w:ascii="Arial" w:hAnsi="Arial" w:cs="Arial"/>
+              </w:rPr>
+              <w:t>FR1 - FR14, FR23, FR25</w:t>
+            </w:r>
+            <w:r>
+              <w:rPr>
+                <w:rFonts w:ascii="Arial" w:hAnsi="Arial" w:cs="Arial"/>
+              </w:rPr>
+              <w:t>, FR26</w:t>
+            </w:r>
+          </w:p>
+        </w:tc>
+        <w:tc>
+          <w:tcPr>
+            <w:tcW w:w="4678" w:type="dxa"/>
+            <w:vAlign w:val="center"/>
+          </w:tcPr>
+          <w:p>
+            <w:pPr>
+              <w:rPr>
+                <w:rFonts w:ascii="Arial" w:hAnsi="Arial" w:cs="Arial"/>
+              </w:rPr>
+            </w:pPr>
+            <w:r>
+              <w:rPr>
+                <w:rFonts w:ascii="Arial" w:hAnsi="Arial" w:cs="Arial"/>
+              </w:rPr>
+              <w:t>NFR1</w:t>
+            </w:r>
+            <w:r>
+              <w:rPr>
+                <w:rFonts w:ascii="Arial" w:hAnsi="Arial" w:cs="Arial"/>
+              </w:rPr>
+              <w:t xml:space="preserve"> - </w:t>
+            </w:r>
+            <w:r>
+              <w:rPr>
+                <w:rFonts w:ascii="Arial" w:hAnsi="Arial" w:cs="Arial"/>
+              </w:rPr>
+              <w:t>NFR8, NFR10, NFR11 - NFR1</w:t>
+            </w:r>
+            <w:r>
+              <w:rPr>
+                <w:rFonts w:ascii="Arial" w:hAnsi="Arial" w:cs="Arial"/>
+              </w:rPr>
+              <w:t>9</w:t>
+            </w:r>
+          </w:p>
+        </w:tc>
+      </w:tr>
+      <w:tr>
+        <w:tc>
+          <w:tcPr>
+            <w:tcW w:w="1980" w:type="dxa"/>
+            <w:vAlign w:val="center"/>
+          </w:tcPr>
+          <w:p>
+            <w:pPr>
+              <w:rPr>
+                <w:rFonts w:ascii="Arial" w:hAnsi="Arial" w:cs="Arial"/>
+              </w:rPr>
+            </w:pPr>
+            <w:r>
+              <w:rPr>
+                <w:rFonts w:ascii="Arial" w:hAnsi="Arial" w:cs="Arial"/>
+              </w:rPr>
+              <w:t xml:space="preserve">Academic </w:t>
+            </w:r>
+            <w:r>
+              <w:rPr>
+                <w:rFonts w:ascii="Arial" w:hAnsi="Arial" w:cs="Arial"/>
+              </w:rPr>
+              <w:t>d</w:t>
+            </w:r>
+            <w:r>
+              <w:rPr>
+                <w:rFonts w:ascii="Arial" w:hAnsi="Arial" w:cs="Arial"/>
+              </w:rPr>
+              <w:t xml:space="preserve">epartment </w:t>
+            </w:r>
+            <w:r>
+              <w:rPr>
+                <w:rFonts w:ascii="Arial" w:hAnsi="Arial" w:cs="Arial"/>
+              </w:rPr>
+              <w:t>s</w:t>
+            </w:r>
+            <w:r>
+              <w:rPr>
+                <w:rFonts w:ascii="Arial" w:hAnsi="Arial" w:cs="Arial"/>
+              </w:rPr>
+              <w:t>taff</w:t>
+            </w:r>
+          </w:p>
+        </w:tc>
+        <w:tc>
+          <w:tcPr>
+            <w:tcW w:w="2268" w:type="dxa"/>
+            <w:vAlign w:val="center"/>
+          </w:tcPr>
+          <w:p>
+            <w:pPr>
+              <w:rPr>
+                <w:rFonts w:ascii="Arial" w:hAnsi="Arial" w:cs="Arial"/>
+              </w:rPr>
+            </w:pPr>
+            <w:r>
+              <w:rPr>
+                <w:rFonts w:ascii="Arial" w:hAnsi="Arial" w:cs="Arial"/>
+              </w:rPr>
+              <w:t>FR2, FR15, FR16, FR17</w:t>
+            </w:r>
+          </w:p>
+        </w:tc>
+        <w:tc>
+          <w:tcPr>
+            <w:tcW w:w="4678" w:type="dxa"/>
+            <w:vAlign w:val="center"/>
+          </w:tcPr>
+          <w:p>
+            <w:pPr>
+              <w:rPr>
+                <w:rFonts w:ascii="Arial" w:hAnsi="Arial" w:cs="Arial"/>
+              </w:rPr>
+            </w:pPr>
+            <w:r>
+              <w:rPr>
+                <w:rFonts w:ascii="Arial" w:hAnsi="Arial" w:cs="Arial"/>
+              </w:rPr>
+              <w:t>NFR4, NFR6 - NFR8, NFR15, NFR16</w:t>
+            </w:r>
+            <w:r>
+              <w:rPr>
+                <w:rFonts w:ascii="Arial" w:hAnsi="Arial" w:cs="Arial"/>
+              </w:rPr>
+              <w:t xml:space="preserve">, </w:t>
+            </w:r>
+            <w:r>
+              <w:rPr>
+                <w:rFonts w:ascii="Arial" w:hAnsi="Arial" w:cs="Arial"/>
+              </w:rPr>
+              <w:t>NFR1</w:t>
+            </w:r>
+            <w:r>
+              <w:rPr>
+                <w:rFonts w:ascii="Arial" w:hAnsi="Arial" w:cs="Arial"/>
+              </w:rPr>
+              <w:t>8</w:t>
+            </w:r>
+            <w:r>
+              <w:rPr>
+                <w:rFonts w:ascii="Arial" w:hAnsi="Arial" w:cs="Arial"/>
+              </w:rPr>
+              <w:t>, NFR1</w:t>
+            </w:r>
+            <w:r>
+              <w:rPr>
+                <w:rFonts w:ascii="Arial" w:hAnsi="Arial" w:cs="Arial"/>
+              </w:rPr>
+              <w:t>9</w:t>
+            </w:r>
+          </w:p>
+        </w:tc>
+      </w:tr>
+      <w:tr>
+        <w:tc>
+          <w:tcPr>
+            <w:tcW w:w="1980" w:type="dxa"/>
+            <w:vAlign w:val="center"/>
+          </w:tcPr>
+          <w:p>
+            <w:pPr>
+              <w:rPr>
+                <w:rFonts w:ascii="Arial" w:hAnsi="Arial" w:cs="Arial"/>
+              </w:rPr>
+            </w:pPr>
+            <w:r>
+              <w:rPr>
+                <w:rFonts w:ascii="Arial" w:hAnsi="Arial" w:cs="Arial"/>
+              </w:rPr>
+              <w:t>A</w:t>
+            </w:r>
+            <w:r>
+              <w:rPr>
+                <w:rFonts w:ascii="Arial" w:hAnsi="Arial" w:cs="Arial"/>
+              </w:rPr>
+              <w:t xml:space="preserve">cademic </w:t>
+            </w:r>
+            <w:r>
+              <w:rPr>
+                <w:rFonts w:ascii="Arial" w:hAnsi="Arial" w:cs="Arial"/>
+              </w:rPr>
+              <w:t>r</w:t>
+            </w:r>
+            <w:r>
+              <w:rPr>
+                <w:rFonts w:ascii="Arial" w:hAnsi="Arial" w:cs="Arial"/>
+              </w:rPr>
+              <w:t xml:space="preserve">egistry </w:t>
+            </w:r>
+            <w:r>
+              <w:rPr>
+                <w:rFonts w:ascii="Arial" w:hAnsi="Arial" w:cs="Arial"/>
+              </w:rPr>
+              <w:t>s</w:t>
+            </w:r>
+            <w:r>
+              <w:rPr>
+                <w:rFonts w:ascii="Arial" w:hAnsi="Arial" w:cs="Arial"/>
+              </w:rPr>
+              <w:t>taff</w:t>
+            </w:r>
+          </w:p>
+        </w:tc>
+        <w:tc>
+          <w:tcPr>
+            <w:tcW w:w="2268" w:type="dxa"/>
+            <w:vAlign w:val="center"/>
+          </w:tcPr>
+          <w:p>
+            <w:pPr>
+              <w:rPr>
+                <w:rFonts w:ascii="Arial" w:hAnsi="Arial" w:cs="Arial"/>
+              </w:rPr>
+            </w:pPr>
+            <w:r>
+              <w:rPr>
+                <w:rFonts w:ascii="Arial" w:hAnsi="Arial" w:cs="Arial"/>
+              </w:rPr>
+              <w:t>FR8, FR18 - FR21</w:t>
+            </w:r>
+          </w:p>
+        </w:tc>
+        <w:tc>
+          <w:tcPr>
+            <w:tcW w:w="4678" w:type="dxa"/>
+            <w:vAlign w:val="center"/>
+          </w:tcPr>
+          <w:p>
+            <w:pPr>
+              <w:rPr>
+                <w:rFonts w:ascii="Arial" w:hAnsi="Arial" w:cs="Arial"/>
+              </w:rPr>
+            </w:pPr>
+            <w:r>
+              <w:rPr>
+                <w:rFonts w:ascii="Arial" w:hAnsi="Arial" w:cs="Arial"/>
+              </w:rPr>
+              <w:t>NFR6 - NFR8, NFR11, NFR15, NFR16</w:t>
+            </w:r>
+            <w:r>
+              <w:rPr>
+                <w:rFonts w:ascii="Arial" w:hAnsi="Arial" w:cs="Arial"/>
+              </w:rPr>
+              <w:t>,</w:t>
+            </w:r>
+            <w:r>
+              <w:rPr>
+                <w:rFonts w:ascii="Arial" w:hAnsi="Arial" w:cs="Arial"/>
+              </w:rPr>
+              <w:t xml:space="preserve"> </w:t>
+            </w:r>
+            <w:r>
+              <w:rPr>
+                <w:rFonts w:ascii="Arial" w:hAnsi="Arial" w:cs="Arial"/>
+              </w:rPr>
+              <w:t>NFR1</w:t>
+            </w:r>
+            <w:r>
+              <w:rPr>
+                <w:rFonts w:ascii="Arial" w:hAnsi="Arial" w:cs="Arial"/>
+              </w:rPr>
+              <w:t>8</w:t>
+            </w:r>
+            <w:r>
+              <w:rPr>
+                <w:rFonts w:ascii="Arial" w:hAnsi="Arial" w:cs="Arial"/>
+              </w:rPr>
+              <w:t>, NFR1</w:t>
+            </w:r>
+            <w:r>
+              <w:rPr>
+                <w:rFonts w:ascii="Arial" w:hAnsi="Arial" w:cs="Arial"/>
+              </w:rPr>
+              <w:t>9</w:t>
+            </w:r>
+          </w:p>
+        </w:tc>
+      </w:tr>
+      <w:tr>
+        <w:tc>
+          <w:tcPr>
+            <w:tcW w:w="1980" w:type="dxa"/>
+            <w:vAlign w:val="center"/>
+          </w:tcPr>
+          <w:p>
+            <w:pPr>
+              <w:rPr>
+                <w:rFonts w:ascii="Arial" w:hAnsi="Arial" w:cs="Arial"/>
+              </w:rPr>
+            </w:pPr>
+            <w:r>
+              <w:rPr>
+                <w:rFonts w:ascii="Arial" w:hAnsi="Arial" w:cs="Arial"/>
+              </w:rPr>
+              <w:t xml:space="preserve">Finance </w:t>
+            </w:r>
+            <w:r>
+              <w:rPr>
+                <w:rFonts w:ascii="Arial" w:hAnsi="Arial" w:cs="Arial"/>
+              </w:rPr>
+              <w:t>s</w:t>
+            </w:r>
+            <w:r>
+              <w:rPr>
+                <w:rFonts w:ascii="Arial" w:hAnsi="Arial" w:cs="Arial"/>
+              </w:rPr>
+              <w:t>taff</w:t>
+            </w:r>
+          </w:p>
+        </w:tc>
+        <w:tc>
+          <w:tcPr>
+            <w:tcW w:w="2268" w:type="dxa"/>
+            <w:vAlign w:val="center"/>
+          </w:tcPr>
+          <w:p>
+            <w:pPr>
+              <w:rPr>
+                <w:rFonts w:ascii="Arial" w:hAnsi="Arial" w:cs="Arial"/>
+              </w:rPr>
+            </w:pPr>
+            <w:r>
+              <w:rPr>
+                <w:rFonts w:ascii="Arial" w:hAnsi="Arial" w:cs="Arial"/>
+              </w:rPr>
+              <w:t>FR22</w:t>
+            </w:r>
+            <w:r>
+              <w:rPr>
+                <w:rFonts w:ascii="Arial" w:hAnsi="Arial" w:cs="Arial"/>
+              </w:rPr>
+              <w:t xml:space="preserve"> -</w:t>
+            </w:r>
+            <w:r>
+              <w:rPr>
+                <w:rFonts w:ascii="Arial" w:hAnsi="Arial" w:cs="Arial"/>
+              </w:rPr>
+              <w:t xml:space="preserve"> FR2</w:t>
+            </w:r>
+            <w:r>
+              <w:rPr>
+                <w:rFonts w:ascii="Arial" w:hAnsi="Arial" w:cs="Arial"/>
+              </w:rPr>
+              <w:t>6</w:t>
+            </w:r>
+          </w:p>
+        </w:tc>
+        <w:tc>
+          <w:tcPr>
+            <w:tcW w:w="4678" w:type="dxa"/>
+            <w:vAlign w:val="center"/>
+          </w:tcPr>
+          <w:p>
+            <w:pPr>
+              <w:rPr>
+                <w:rFonts w:ascii="Arial" w:hAnsi="Arial" w:cs="Arial"/>
+              </w:rPr>
+            </w:pPr>
+            <w:r>
+              <w:rPr>
+                <w:rFonts w:ascii="Arial" w:hAnsi="Arial" w:cs="Arial"/>
+              </w:rPr>
+              <w:t>NFR6 - NFR8, NFR11, NFR15, NFR16</w:t>
+            </w:r>
+            <w:r>
+              <w:rPr>
+                <w:rFonts w:ascii="Arial" w:hAnsi="Arial" w:cs="Arial"/>
+              </w:rPr>
+              <w:t xml:space="preserve">, </w:t>
+            </w:r>
+            <w:r>
+              <w:rPr>
+                <w:rFonts w:ascii="Arial" w:hAnsi="Arial" w:cs="Arial"/>
+              </w:rPr>
+              <w:t>NFR1</w:t>
+            </w:r>
+            <w:r>
+              <w:rPr>
+                <w:rFonts w:ascii="Arial" w:hAnsi="Arial" w:cs="Arial"/>
+              </w:rPr>
+              <w:t>8</w:t>
+            </w:r>
+            <w:r>
+              <w:rPr>
+                <w:rFonts w:ascii="Arial" w:hAnsi="Arial" w:cs="Arial"/>
+              </w:rPr>
+              <w:t>, NFR1</w:t>
+            </w:r>
+            <w:r>
+              <w:rPr>
+                <w:rFonts w:ascii="Arial" w:hAnsi="Arial" w:cs="Arial"/>
+              </w:rPr>
+              <w:t>9</w:t>
+            </w:r>
+          </w:p>
+        </w:tc>
+      </w:tr>
+      <w:tr>
+        <w:tc>
+          <w:tcPr>
+            <w:tcW w:w="1980" w:type="dxa"/>
+            <w:vAlign w:val="center"/>
+          </w:tcPr>
+          <w:p>
+            <w:pPr>
+              <w:rPr>
+                <w:rFonts w:ascii="Arial" w:hAnsi="Arial" w:cs="Arial"/>
+              </w:rPr>
+            </w:pPr>
+            <w:r>
+              <w:rPr>
+                <w:rFonts w:ascii="Arial" w:hAnsi="Arial" w:cs="Arial"/>
+              </w:rPr>
+              <w:t>IT staff</w:t>
+            </w:r>
+          </w:p>
+        </w:tc>
+        <w:tc>
+          <w:tcPr>
+            <w:tcW w:w="2268" w:type="dxa"/>
+            <w:vAlign w:val="center"/>
+          </w:tcPr>
+          <w:p>
+            <w:pPr>
+              <w:rPr>
+                <w:rFonts w:ascii="Arial" w:hAnsi="Arial" w:cs="Arial"/>
+              </w:rPr>
+            </w:pPr>
+            <w:r>
+              <w:rPr>
+                <w:rFonts w:ascii="Arial" w:hAnsi="Arial" w:cs="Arial"/>
+              </w:rPr>
+              <w:t>FR3</w:t>
+            </w:r>
+            <w:r>
+              <w:rPr>
+                <w:rFonts w:ascii="Arial" w:hAnsi="Arial" w:cs="Arial"/>
+              </w:rPr>
+              <w:t>1</w:t>
+            </w:r>
+            <w:r>
+              <w:rPr>
+                <w:rFonts w:ascii="Arial" w:hAnsi="Arial" w:cs="Arial"/>
+              </w:rPr>
+              <w:t>, FR3</w:t>
+            </w:r>
+            <w:r>
+              <w:rPr>
+                <w:rFonts w:ascii="Arial" w:hAnsi="Arial" w:cs="Arial"/>
+              </w:rPr>
+              <w:t>2</w:t>
+            </w:r>
+          </w:p>
+        </w:tc>
+        <w:tc>
+          <w:tcPr>
+            <w:tcW w:w="4678" w:type="dxa"/>
+            <w:vAlign w:val="center"/>
+          </w:tcPr>
+          <w:p>
+            <w:pPr>
+              <w:rPr>
+                <w:rFonts w:ascii="Arial" w:hAnsi="Arial" w:cs="Arial"/>
+              </w:rPr>
+            </w:pPr>
+            <w:r>
+              <w:rPr>
+                <w:rFonts w:ascii="Arial" w:hAnsi="Arial" w:cs="Arial"/>
+              </w:rPr>
+              <w:t>NFR11 - NFR1</w:t>
+            </w:r>
+            <w:r>
+              <w:rPr>
+                <w:rFonts w:ascii="Arial" w:hAnsi="Arial" w:cs="Arial"/>
+              </w:rPr>
+              <w:t>9</w:t>
+            </w:r>
+          </w:p>
+        </w:tc>
+      </w:tr>
+      <w:tr>
+        <w:tc>
+          <w:tcPr>
+            <w:tcW w:w="1980" w:type="dxa"/>
+            <w:vAlign w:val="center"/>
+          </w:tcPr>
+          <w:p>
+            <w:pPr>
+              <w:rPr>
+                <w:rFonts w:ascii="Arial" w:hAnsi="Arial" w:cs="Arial"/>
+              </w:rPr>
+            </w:pPr>
+            <w:r>
+              <w:rPr>
+                <w:rFonts w:ascii="Arial" w:hAnsi="Arial" w:cs="Arial"/>
+              </w:rPr>
+              <w:t>System Administrators</w:t>
+            </w:r>
+          </w:p>
+        </w:tc>
+        <w:tc>
+          <w:tcPr>
+            <w:tcW w:w="2268" w:type="dxa"/>
+            <w:vAlign w:val="center"/>
+          </w:tcPr>
+          <w:p>
+            <w:pPr>
+              <w:rPr>
+                <w:rFonts w:ascii="Arial" w:hAnsi="Arial" w:cs="Arial"/>
+              </w:rPr>
+            </w:pPr>
+            <w:r>
+              <w:rPr>
+                <w:rFonts w:ascii="Arial" w:hAnsi="Arial" w:cs="Arial"/>
+              </w:rPr>
+              <w:t>FR2</w:t>
+            </w:r>
+            <w:r>
+              <w:rPr>
+                <w:rFonts w:ascii="Arial" w:hAnsi="Arial" w:cs="Arial"/>
+              </w:rPr>
+              <w:t>7</w:t>
+            </w:r>
+            <w:r>
+              <w:rPr>
+                <w:rFonts w:ascii="Arial" w:hAnsi="Arial" w:cs="Arial"/>
+              </w:rPr>
+              <w:t xml:space="preserve"> </w:t>
+            </w:r>
+            <w:r>
+              <w:rPr>
+                <w:rFonts w:ascii="Arial" w:hAnsi="Arial" w:cs="Arial"/>
+              </w:rPr>
+              <w:t>–</w:t>
+            </w:r>
+            <w:r>
+              <w:rPr>
+                <w:rFonts w:ascii="Arial" w:hAnsi="Arial" w:cs="Arial"/>
+              </w:rPr>
+              <w:t xml:space="preserve"> FR</w:t>
+            </w:r>
+            <w:r>
+              <w:rPr>
+                <w:rFonts w:ascii="Arial" w:hAnsi="Arial" w:cs="Arial"/>
+              </w:rPr>
+              <w:t>30</w:t>
+            </w:r>
+          </w:p>
+        </w:tc>
+        <w:tc>
+          <w:tcPr>
+            <w:tcW w:w="4678" w:type="dxa"/>
+            <w:vAlign w:val="center"/>
+          </w:tcPr>
+          <w:p>
+            <w:pPr>
+              <w:keepNext/>
+              <w:rPr>
+                <w:rFonts w:ascii="Arial" w:hAnsi="Arial" w:cs="Arial"/>
+              </w:rPr>
+            </w:pPr>
+            <w:r>
+              <w:rPr>
+                <w:rFonts w:ascii="Arial" w:hAnsi="Arial" w:cs="Arial"/>
+              </w:rPr>
+              <w:t>NFR6 - NFR14, NFR16</w:t>
+            </w:r>
+            <w:r>
+              <w:rPr>
+                <w:rFonts w:ascii="Arial" w:hAnsi="Arial" w:cs="Arial"/>
+              </w:rPr>
+              <w:t xml:space="preserve"> -</w:t>
+            </w:r>
+            <w:r>
+              <w:rPr>
+                <w:rFonts w:ascii="Arial" w:hAnsi="Arial" w:cs="Arial"/>
+              </w:rPr>
+              <w:t xml:space="preserve"> NFR1</w:t>
+            </w:r>
+            <w:r>
+              <w:rPr>
+                <w:rFonts w:ascii="Arial" w:hAnsi="Arial" w:cs="Arial"/>
+              </w:rPr>
+              <w:t>9</w:t>
+            </w:r>
+          </w:p>
+        </w:tc>
+      </w:tr>
+    </w:tbl>
+    <w:p>
+      <w:pPr>
+        <w:pStyle w:val="Caption"/>
+        <w:ind w:left="567"/>
+        <w:rPr>
+          <w:rFonts w:ascii="Arial" w:hAnsi="Arial" w:cs="Arial"/>
+        </w:rPr>
+      </w:pPr>
+      <w:r>
+        <w:rPr>
+          <w:rFonts w:ascii="Arial" w:hAnsi="Arial" w:cs="Arial"/>
+          <w:b/>
+          <w:bCs/>
+          <w:i w:val="0"/>
+          <w:iCs w:val="0"/>
+          <w:color w:val="215E99" w:themeColor="text2" w:themeTint="BF"/>
+          <w:sz w:val="24"/>
+          <w:szCs w:val="24"/>
+        </w:rPr>
+        <w:t xml:space="preserve">Table </w:t>
+      </w:r>
+      <w:r>
+        <w:rPr>
+          <w:rFonts w:ascii="Arial" w:hAnsi="Arial" w:cs="Arial"/>
+          <w:b/>
+          <w:bCs/>
+          <w:i w:val="0"/>
+          <w:iCs w:val="0"/>
+          <w:color w:val="215E99" w:themeColor="text2" w:themeTint="BF"/>
+          <w:sz w:val="24"/>
+          <w:szCs w:val="24"/>
+        </w:rPr>
+        <w:fldChar w:fldCharType="begin"/>
+      </w:r>
+      <w:r>
+        <w:rPr>
+          <w:rFonts w:ascii="Arial" w:hAnsi="Arial" w:cs="Arial"/>
+          <w:b/>
+          <w:bCs/>
+          <w:i w:val="0"/>
+          <w:iCs w:val="0"/>
+          <w:color w:val="215E99" w:themeColor="text2" w:themeTint="BF"/>
+          <w:sz w:val="24"/>
+          <w:szCs w:val="24"/>
+        </w:rPr>
+        <w:instrText xml:space="preserve"> SEQ Table \* ARABIC </w:instrText>
+      </w:r>
+      <w:r>
+        <w:rPr>
+          <w:rFonts w:ascii="Arial" w:hAnsi="Arial" w:cs="Arial"/>
+          <w:b/>
+          <w:bCs/>
+          <w:i w:val="0"/>
+          <w:iCs w:val="0"/>
+          <w:color w:val="215E99" w:themeColor="text2" w:themeTint="BF"/>
+          <w:sz w:val="24"/>
+          <w:szCs w:val="24"/>
+        </w:rPr>
+        <w:fldChar w:fldCharType="separate"/>
+      </w:r>
+      <w:r>
+        <w:rPr>
+          <w:rFonts w:ascii="Arial" w:hAnsi="Arial" w:cs="Arial"/>
+          <w:b/>
+          <w:bCs/>
+          <w:i w:val="0"/>
+          <w:iCs w:val="0"/>
+          <w:noProof/>
+          <w:color w:val="215E99" w:themeColor="text2" w:themeTint="BF"/>
+          <w:sz w:val="24"/>
+          <w:szCs w:val="24"/>
+        </w:rPr>
+        <w:t>3</w:t>
+      </w:r>
+      <w:r>
+        <w:rPr>
+          <w:rFonts w:ascii="Arial" w:hAnsi="Arial" w:cs="Arial"/>
+          <w:b/>
+          <w:bCs/>
+          <w:i w:val="0"/>
+          <w:iCs w:val="0"/>
+          <w:color w:val="215E99" w:themeColor="text2" w:themeTint="BF"/>
+          <w:sz w:val="24"/>
+          <w:szCs w:val="24"/>
+        </w:rPr>
+        <w:fldChar w:fldCharType="end"/>
+      </w:r>
+      <w:r>
+        <w:rPr>
+          <w:rFonts w:ascii="Arial" w:hAnsi="Arial" w:cs="Arial"/>
+          <w:b/>
+          <w:bCs/>
+          <w:i w:val="0"/>
+          <w:iCs w:val="0"/>
+          <w:color w:val="215E99" w:themeColor="text2" w:themeTint="BF"/>
+          <w:sz w:val="24"/>
+          <w:szCs w:val="24"/>
+        </w:rPr>
+        <w:t>: Traceability between stakeholders and requirements</w:t>
+      </w:r>
+      <w:r>
+        <w:rPr>
+          <w:rFonts w:ascii="Arial" w:hAnsi="Arial" w:cs="Arial"/>
+        </w:rPr>
+        <w:t xml:space="preserve"> </w:t>
+      </w:r>
+    </w:p>
+    <w:p>
+      <w:pPr>
+        <w:ind w:left="567"/>
+        <w:jc w:val="both"/>
+        <w:rPr>
+          <w:rFonts w:ascii="Arial" w:hAnsi="Arial" w:cs="Arial"/>
+        </w:rPr>
+      </w:pPr>
       <w:r>
         <w:rPr>
           <w:rFonts w:ascii="Arial" w:hAnsi="Arial" w:cs="Arial"/>
@@ -12527,6 +16531,61 @@
           <w:rFonts w:ascii="Arial" w:hAnsi="Arial" w:cs="Arial"/>
         </w:rPr>
       </w:pPr>
+      <w:r>
+        <w:rPr>
+          <w:rFonts w:ascii="Arial" w:hAnsi="Arial" w:cs="Arial"/>
+        </w:rPr>
+        <w:t>IS</w:t>
+      </w:r>
+      <w:r>
+        <w:rPr>
+          <w:rFonts w:ascii="Arial" w:hAnsi="Arial" w:cs="Arial"/>
+        </w:rPr>
+        <w:t>O</w:t>
+      </w:r>
+      <w:r>
+        <w:rPr>
+          <w:rFonts w:ascii="Arial" w:hAnsi="Arial" w:cs="Arial"/>
+        </w:rPr>
+        <w:t xml:space="preserve">. (2023). </w:t>
+      </w:r>
+      <w:r>
+        <w:rPr>
+          <w:rFonts w:ascii="Arial" w:hAnsi="Arial" w:cs="Arial"/>
+          <w:i/>
+          <w:iCs/>
+        </w:rPr>
+        <w:t>ISO/IEC 25010:2023 – Systems and software engineering — Systems and software Quality Requirements and Evaluation (SQuaRE) — Product quality model.</w:t>
+      </w:r>
+      <w:r>
+        <w:rPr>
+          <w:rFonts w:ascii="Arial" w:hAnsi="Arial" w:cs="Arial"/>
+        </w:rPr>
+        <w:t xml:space="preserve"> </w:t>
+      </w:r>
+      <w:hyperlink r:id="rId17" w:history="1">
+        <w:r>
+          <w:rPr>
+            <w:rStyle w:val="Hyperlink"/>
+            <w:rFonts w:ascii="Arial" w:hAnsi="Arial" w:cs="Arial"/>
+          </w:rPr>
+          <w:t>https://www.iso.org/obp/ui/en/#iso:std:iso-iec:25</w:t>
+        </w:r>
+        <w:r>
+          <w:rPr>
+            <w:rStyle w:val="Hyperlink"/>
+            <w:rFonts w:ascii="Arial" w:hAnsi="Arial" w:cs="Arial"/>
+          </w:rPr>
+          <w:t>0</w:t>
+        </w:r>
+        <w:r>
+          <w:rPr>
+            <w:rStyle w:val="Hyperlink"/>
+            <w:rFonts w:ascii="Arial" w:hAnsi="Arial" w:cs="Arial"/>
+          </w:rPr>
+          <w:t>10:ed-2:v1:en:term:3.2.3</w:t>
+        </w:r>
+      </w:hyperlink>
     </w:p>
     <w:p>
       <w:pPr>
@@ -12541,7 +16600,7 @@
     <w:p>
       <w:pPr>
         <w:spacing w:line="360" w:lineRule="auto"/>
-        <w:ind w:left="284"/>
+        <w:ind w:left="567" w:hanging="567"/>
         <w:jc w:val="both"/>
         <w:rPr>
           <w:rFonts w:ascii="Arial" w:hAnsi="Arial" w:cs="Arial"/>
@@ -12568,8 +16627,18 @@
         </w:rPr>
       </w:pPr>
     </w:p>
+    <w:p>
+      <w:pPr>
+        <w:spacing w:line="360" w:lineRule="auto"/>
+        <w:ind w:left="284"/>
+        <w:jc w:val="both"/>
+        <w:rPr>
+          <w:rFonts w:ascii="Arial" w:hAnsi="Arial" w:cs="Arial"/>
+        </w:rPr>
+      </w:pPr>
+    </w:p>
     <w:sectPr>
-      <w:footerReference w:type="default" r:id="rId17"/>
+      <w:footerReference w:type="default" r:id="rId18"/>
       <w:pgSz w:w="12240" w:h="15840"/>
       <w:pgMar w:top="1440" w:right="1440" w:bottom="1440" w:left="1440" w:header="708" w:footer="708" w:gutter="0"/>
       <w:pgNumType w:start="1"/>
@@ -14679,16 +18748,16 @@
     </w:lvl>
   </w:abstractNum>
   <w:abstractNum w:abstractNumId="18" w15:restartNumberingAfterBreak="0">
-    <w:nsid w:val="6C2F091E"/>
+    <w:nsid w:val="5C770FB3"/>
     <w:multiLevelType w:val="hybridMultilevel"/>
-    <w:tmpl w:val="0E44B9C4"/>
+    <w:tmpl w:val="E9B2138A"/>
     <w:lvl w:ilvl="0" w:tplc="04090001">
       <w:start w:val="1"/>
       <w:numFmt w:val="bullet"/>
       <w:lvlText w:val=""/>
       <w:lvlJc w:val="left"/>
       <w:pPr>
-        <w:ind w:left="1287" w:hanging="360"/>
+        <w:ind w:left="1571" w:hanging="360"/>
       </w:pPr>
       <w:rPr>
         <w:rFonts w:ascii="Symbol" w:hAnsi="Symbol" w:hint="default"/>
@@ -14700,7 +18769,7 @@
       <w:lvlText w:val="o"/>
       <w:lvlJc w:val="left"/>
       <w:pPr>
-        <w:ind w:left="2007" w:hanging="360"/>
+        <w:ind w:left="2291" w:hanging="360"/>
       </w:pPr>
       <w:rPr>
         <w:rFonts w:ascii="Courier New" w:hAnsi="Courier New" w:cs="Courier New" w:hint="default"/>
@@ -14712,7 +18781,7 @@
       <w:lvlText w:val=""/>
       <w:lvlJc w:val="left"/>
       <w:pPr>
-        <w:ind w:left="2727" w:hanging="360"/>
+        <w:ind w:left="3011" w:hanging="360"/>
       </w:pPr>
       <w:rPr>
         <w:rFonts w:ascii="Wingdings" w:hAnsi="Wingdings" w:hint="default"/>
@@ -14724,7 +18793,7 @@
       <w:lvlText w:val=""/>
       <w:lvlJc w:val="left"/>
       <w:pPr>
-        <w:ind w:left="3447" w:hanging="360"/>
+        <w:ind w:left="3731" w:hanging="360"/>
       </w:pPr>
       <w:rPr>
         <w:rFonts w:ascii="Symbol" w:hAnsi="Symbol" w:hint="default"/>
@@ -14736,7 +18805,7 @@
       <w:lvlText w:val="o"/>
       <w:lvlJc w:val="left"/>
       <w:pPr>
-        <w:ind w:left="4167" w:hanging="360"/>
+        <w:ind w:left="4451" w:hanging="360"/>
       </w:pPr>
       <w:rPr>
         <w:rFonts w:ascii="Courier New" w:hAnsi="Courier New" w:cs="Courier New" w:hint="default"/>
@@ -14748,7 +18817,7 @@
       <w:lvlText w:val=""/>
       <w:lvlJc w:val="left"/>
       <w:pPr>
-        <w:ind w:left="4887" w:hanging="360"/>
+        <w:ind w:left="5171" w:hanging="360"/>
       </w:pPr>
       <w:rPr>
         <w:rFonts w:ascii="Wingdings" w:hAnsi="Wingdings" w:hint="default"/>
@@ -14760,7 +18829,7 @@
       <w:lvlText w:val=""/>
       <w:lvlJc w:val="left"/>
       <w:pPr>
-        <w:ind w:left="5607" w:hanging="360"/>
+        <w:ind w:left="5891" w:hanging="360"/>
       </w:pPr>
       <w:rPr>
         <w:rFonts w:ascii="Symbol" w:hAnsi="Symbol" w:hint="default"/>
@@ -14772,7 +18841,7 @@
       <w:lvlText w:val="o"/>
       <w:lvlJc w:val="left"/>
       <w:pPr>
-        <w:ind w:left="6327" w:hanging="360"/>
+        <w:ind w:left="6611" w:hanging="360"/>
       </w:pPr>
       <w:rPr>
         <w:rFonts w:ascii="Courier New" w:hAnsi="Courier New" w:cs="Courier New" w:hint="default"/>
@@ -14784,7 +18853,7 @@
       <w:lvlText w:val=""/>
       <w:lvlJc w:val="left"/>
       <w:pPr>
-        <w:ind w:left="7047" w:hanging="360"/>
+        <w:ind w:left="7331" w:hanging="360"/>
       </w:pPr>
       <w:rPr>
         <w:rFonts w:ascii="Wingdings" w:hAnsi="Wingdings" w:hint="default"/>
@@ -14792,16 +18861,16 @@
     </w:lvl>
   </w:abstractNum>
   <w:abstractNum w:abstractNumId="19" w15:restartNumberingAfterBreak="0">
-    <w:nsid w:val="6E7A0604"/>
+    <w:nsid w:val="6C2F091E"/>
     <w:multiLevelType w:val="hybridMultilevel"/>
-    <w:tmpl w:val="03EA74EE"/>
+    <w:tmpl w:val="0E44B9C4"/>
     <w:lvl w:ilvl="0" w:tplc="04090001">
       <w:start w:val="1"/>
       <w:numFmt w:val="bullet"/>
       <w:lvlText w:val=""/>
       <w:lvlJc w:val="left"/>
       <w:pPr>
-        <w:ind w:left="1571" w:hanging="360"/>
+        <w:ind w:left="1287" w:hanging="360"/>
       </w:pPr>
       <w:rPr>
         <w:rFonts w:ascii="Symbol" w:hAnsi="Symbol" w:hint="default"/>
@@ -14813,7 +18882,7 @@
       <w:lvlText w:val="o"/>
       <w:lvlJc w:val="left"/>
       <w:pPr>
-        <w:ind w:left="2291" w:hanging="360"/>
+        <w:ind w:left="2007" w:hanging="360"/>
       </w:pPr>
       <w:rPr>
         <w:rFonts w:ascii="Courier New" w:hAnsi="Courier New" w:cs="Courier New" w:hint="default"/>
@@ -14825,7 +18894,7 @@
       <w:lvlText w:val=""/>
       <w:lvlJc w:val="left"/>
       <w:pPr>
-        <w:ind w:left="3011" w:hanging="360"/>
+        <w:ind w:left="2727" w:hanging="360"/>
       </w:pPr>
       <w:rPr>
         <w:rFonts w:ascii="Wingdings" w:hAnsi="Wingdings" w:hint="default"/>
@@ -14837,7 +18906,7 @@
       <w:lvlText w:val=""/>
       <w:lvlJc w:val="left"/>
       <w:pPr>
-        <w:ind w:left="3731" w:hanging="360"/>
+        <w:ind w:left="3447" w:hanging="360"/>
       </w:pPr>
       <w:rPr>
         <w:rFonts w:ascii="Symbol" w:hAnsi="Symbol" w:hint="default"/>
@@ -14849,7 +18918,7 @@
       <w:lvlText w:val="o"/>
       <w:lvlJc w:val="left"/>
       <w:pPr>
-        <w:ind w:left="4451" w:hanging="360"/>
+        <w:ind w:left="4167" w:hanging="360"/>
       </w:pPr>
       <w:rPr>
         <w:rFonts w:ascii="Courier New" w:hAnsi="Courier New" w:cs="Courier New" w:hint="default"/>
@@ -14861,7 +18930,7 @@
       <w:lvlText w:val=""/>
       <w:lvlJc w:val="left"/>
       <w:pPr>
-        <w:ind w:left="5171" w:hanging="360"/>
+        <w:ind w:left="4887" w:hanging="360"/>
       </w:pPr>
       <w:rPr>
         <w:rFonts w:ascii="Wingdings" w:hAnsi="Wingdings" w:hint="default"/>
@@ -14873,7 +18942,7 @@
       <w:lvlText w:val=""/>
       <w:lvlJc w:val="left"/>
       <w:pPr>
-        <w:ind w:left="5891" w:hanging="360"/>
+        <w:ind w:left="5607" w:hanging="360"/>
       </w:pPr>
       <w:rPr>
         <w:rFonts w:ascii="Symbol" w:hAnsi="Symbol" w:hint="default"/>
@@ -14885,7 +18954,7 @@
       <w:lvlText w:val="o"/>
       <w:lvlJc w:val="left"/>
       <w:pPr>
-        <w:ind w:left="6611" w:hanging="360"/>
+        <w:ind w:left="6327" w:hanging="360"/>
       </w:pPr>
       <w:rPr>
         <w:rFonts w:ascii="Courier New" w:hAnsi="Courier New" w:cs="Courier New" w:hint="default"/>
@@ -14897,7 +18966,7 @@
       <w:lvlText w:val=""/>
       <w:lvlJc w:val="left"/>
       <w:pPr>
-        <w:ind w:left="7331" w:hanging="360"/>
+        <w:ind w:left="7047" w:hanging="360"/>
       </w:pPr>
       <w:rPr>
         <w:rFonts w:ascii="Wingdings" w:hAnsi="Wingdings" w:hint="default"/>
@@ -14905,6 +18974,119 @@
     </w:lvl>
   </w:abstractNum>
   <w:abstractNum w:abstractNumId="20" w15:restartNumberingAfterBreak="0">
+    <w:nsid w:val="6E7A0604"/>
+    <w:multiLevelType w:val="hybridMultilevel"/>
+    <w:tmpl w:val="03EA74EE"/>
+    <w:lvl w:ilvl="0" w:tplc="04090001">
+      <w:start w:val="1"/>
+      <w:numFmt w:val="bullet"/>
+      <w:lvlText w:val=""/>
+      <w:lvlJc w:val="left"/>
+      <w:pPr>
+        <w:ind w:left="1571" w:hanging="360"/>
+      </w:pPr>
+      <w:rPr>
+        <w:rFonts w:ascii="Symbol" w:hAnsi="Symbol" w:hint="default"/>
+      </w:rPr>
+    </w:lvl>
+    <w:lvl w:ilvl="1" w:tplc="04090003">
+      <w:start w:val="1"/>
+      <w:numFmt w:val="bullet"/>
+      <w:lvlText w:val="o"/>
+      <w:lvlJc w:val="left"/>
+      <w:pPr>
+        <w:ind w:left="2291" w:hanging="360"/>
+      </w:pPr>
+      <w:rPr>
+        <w:rFonts w:ascii="Courier New" w:hAnsi="Courier New" w:cs="Courier New" w:hint="default"/>
+      </w:rPr>
+    </w:lvl>
+    <w:lvl w:ilvl="2" w:tplc="04090005" w:tentative="1">
+      <w:start w:val="1"/>
+      <w:numFmt w:val="bullet"/>
+      <w:lvlText w:val=""/>
+      <w:lvlJc w:val="left"/>
+      <w:pPr>
+        <w:ind w:left="3011" w:hanging="360"/>
+      </w:pPr>
+      <w:rPr>
+        <w:rFonts w:ascii="Wingdings" w:hAnsi="Wingdings" w:hint="default"/>
+      </w:rPr>
+    </w:lvl>
+    <w:lvl w:ilvl="3" w:tplc="04090001" w:tentative="1">
+      <w:start w:val="1"/>
+      <w:numFmt w:val="bullet"/>
+      <w:lvlText w:val=""/>
+      <w:lvlJc w:val="left"/>
+      <w:pPr>
+        <w:ind w:left="3731" w:hanging="360"/>
+      </w:pPr>
+      <w:rPr>
+        <w:rFonts w:ascii="Symbol" w:hAnsi="Symbol" w:hint="default"/>
+      </w:rPr>
+    </w:lvl>
+    <w:lvl w:ilvl="4" w:tplc="04090003" w:tentative="1">
+      <w:start w:val="1"/>
+      <w:numFmt w:val="bullet"/>
+      <w:lvlText w:val="o"/>
+      <w:lvlJc w:val="left"/>
+      <w:pPr>
+        <w:ind w:left="4451" w:hanging="360"/>
+      </w:pPr>
+      <w:rPr>
+        <w:rFonts w:ascii="Courier New" w:hAnsi="Courier New" w:cs="Courier New" w:hint="default"/>
+      </w:rPr>
+    </w:lvl>
+    <w:lvl w:ilvl="5" w:tplc="04090005" w:tentative="1">
+      <w:start w:val="1"/>
+      <w:numFmt w:val="bullet"/>
+      <w:lvlText w:val=""/>
+      <w:lvlJc w:val="left"/>
+      <w:pPr>
+        <w:ind w:left="5171" w:hanging="360"/>
+      </w:pPr>
+      <w:rPr>
+        <w:rFonts w:ascii="Wingdings" w:hAnsi="Wingdings" w:hint="default"/>
+      </w:rPr>
+    </w:lvl>
+    <w:lvl w:ilvl="6" w:tplc="04090001" w:tentative="1">
+      <w:start w:val="1"/>
+      <w:numFmt w:val="bullet"/>
+      <w:lvlText w:val=""/>
+      <w:lvlJc w:val="left"/>
+      <w:pPr>
+        <w:ind w:left="5891" w:hanging="360"/>
+      </w:pPr>
+      <w:rPr>
+        <w:rFonts w:ascii="Symbol" w:hAnsi="Symbol" w:hint="default"/>
+      </w:rPr>
+    </w:lvl>
+    <w:lvl w:ilvl="7" w:tplc="04090003" w:tentative="1">
+      <w:start w:val="1"/>
+      <w:numFmt w:val="bullet"/>
+      <w:lvlText w:val="o"/>
+      <w:lvlJc w:val="left"/>
+      <w:pPr>
+        <w:ind w:left="6611" w:hanging="360"/>
+      </w:pPr>
+      <w:rPr>
+        <w:rFonts w:ascii="Courier New" w:hAnsi="Courier New" w:cs="Courier New" w:hint="default"/>
+      </w:rPr>
+    </w:lvl>
+    <w:lvl w:ilvl="8" w:tplc="04090005" w:tentative="1">
+      <w:start w:val="1"/>
+      <w:numFmt w:val="bullet"/>
+      <w:lvlText w:val=""/>
+      <w:lvlJc w:val="left"/>
+      <w:pPr>
+        <w:ind w:left="7331" w:hanging="360"/>
+      </w:pPr>
+      <w:rPr>
+        <w:rFonts w:ascii="Wingdings" w:hAnsi="Wingdings" w:hint="default"/>
+      </w:rPr>
+    </w:lvl>
+  </w:abstractNum>
+  <w:abstractNum w:abstractNumId="21" w15:restartNumberingAfterBreak="0">
     <w:nsid w:val="7C2F5FFD"/>
     <w:multiLevelType w:val="hybridMultilevel"/>
     <w:tmpl w:val="7C0C3FE6"/>
@@ -15042,7 +19224,7 @@
     <w:abstractNumId w:val="15"/>
   </w:num>
   <w:num w:numId="9" w16cid:durableId="1558129866">
-    <w:abstractNumId w:val="20"/>
+    <w:abstractNumId w:val="21"/>
   </w:num>
   <w:num w:numId="10" w16cid:durableId="1390153760">
     <w:abstractNumId w:val="17"/>
@@ -15063,7 +19245,7 @@
     <w:abstractNumId w:val="3"/>
   </w:num>
   <w:num w:numId="16" w16cid:durableId="1985357084">
-    <w:abstractNumId w:val="18"/>
+    <w:abstractNumId w:val="19"/>
   </w:num>
   <w:num w:numId="17" w16cid:durableId="1594624175">
     <w:abstractNumId w:val="14"/>
@@ -15078,7 +19260,10 @@
     <w:abstractNumId w:val="4"/>
   </w:num>
   <w:num w:numId="21" w16cid:durableId="1478108798">
-    <w:abstractNumId w:val="19"/>
+    <w:abstractNumId w:val="20"/>
+  </w:num>
+  <w:num w:numId="22" w16cid:durableId="117795495">
+    <w:abstractNumId w:val="18"/>
   </w:num>
 </w:numbering>
 </file>

--- a/Project Progress Report/Assignment_Phase_1-Thanh_Tran-24247169.docx
+++ b/Project Progress Report/Assignment_Phase_1-Thanh_Tran-24247169.docx
@@ -430,7 +430,7 @@
             </w:rPr>
             <w:fldChar w:fldCharType="separate"/>
           </w:r>
-          <w:hyperlink w:anchor="_Toc227348706" w:history="1">
+          <w:hyperlink w:anchor="_Toc227385130" w:history="1">
             <w:r>
               <w:rPr>
                 <w:rStyle w:val="Hyperlink"/>
@@ -477,7 +477,7 @@
                 <w:noProof/>
                 <w:webHidden/>
               </w:rPr>
-              <w:instrText xml:space="preserve"> PAGEREF _Toc227348706 \h </w:instrText>
+              <w:instrText xml:space="preserve"> PAGEREF _Toc227385130 \h </w:instrText>
             </w:r>
             <w:r>
               <w:rPr>
@@ -520,7 +520,7 @@
               <w:lang w:val="en-US" w:eastAsia="en-US"/>
             </w:rPr>
           </w:pPr>
-          <w:hyperlink w:anchor="_Toc227348707" w:history="1">
+          <w:hyperlink w:anchor="_Toc227385131" w:history="1">
             <w:r>
               <w:rPr>
                 <w:rStyle w:val="Hyperlink"/>
@@ -567,7 +567,7 @@
                 <w:noProof/>
                 <w:webHidden/>
               </w:rPr>
-              <w:instrText xml:space="preserve"> PAGEREF _Toc227348707 \h </w:instrText>
+              <w:instrText xml:space="preserve"> PAGEREF _Toc227385131 \h </w:instrText>
             </w:r>
             <w:r>
               <w:rPr>
@@ -609,7 +609,7 @@
               <w:lang w:val="en-US" w:eastAsia="en-US"/>
             </w:rPr>
           </w:pPr>
-          <w:hyperlink w:anchor="_Toc227348708" w:history="1">
+          <w:hyperlink w:anchor="_Toc227385132" w:history="1">
             <w:r>
               <w:rPr>
                 <w:rStyle w:val="Hyperlink"/>
@@ -639,7 +639,7 @@
                 <w:noProof/>
                 <w:webHidden/>
               </w:rPr>
-              <w:instrText xml:space="preserve"> PAGEREF _Toc227348708 \h </w:instrText>
+              <w:instrText xml:space="preserve"> PAGEREF _Toc227385132 \h </w:instrText>
             </w:r>
             <w:r>
               <w:rPr>
@@ -681,7 +681,7 @@
               <w:lang w:val="en-US" w:eastAsia="en-US"/>
             </w:rPr>
           </w:pPr>
-          <w:hyperlink w:anchor="_Toc227348709" w:history="1">
+          <w:hyperlink w:anchor="_Toc227385133" w:history="1">
             <w:r>
               <w:rPr>
                 <w:rStyle w:val="Hyperlink"/>
@@ -711,7 +711,7 @@
                 <w:noProof/>
                 <w:webHidden/>
               </w:rPr>
-              <w:instrText xml:space="preserve"> PAGEREF _Toc227348709 \h </w:instrText>
+              <w:instrText xml:space="preserve"> PAGEREF _Toc227385133 \h </w:instrText>
             </w:r>
             <w:r>
               <w:rPr>
@@ -753,7 +753,7 @@
               <w:lang w:val="en-US" w:eastAsia="en-US"/>
             </w:rPr>
           </w:pPr>
-          <w:hyperlink w:anchor="_Toc227348710" w:history="1">
+          <w:hyperlink w:anchor="_Toc227385134" w:history="1">
             <w:r>
               <w:rPr>
                 <w:rStyle w:val="Hyperlink"/>
@@ -783,7 +783,7 @@
                 <w:noProof/>
                 <w:webHidden/>
               </w:rPr>
-              <w:instrText xml:space="preserve"> PAGEREF _Toc227348710 \h </w:instrText>
+              <w:instrText xml:space="preserve"> PAGEREF _Toc227385134 \h </w:instrText>
             </w:r>
             <w:r>
               <w:rPr>
@@ -825,7 +825,7 @@
               <w:lang w:val="en-US" w:eastAsia="en-US"/>
             </w:rPr>
           </w:pPr>
-          <w:hyperlink w:anchor="_Toc227348711" w:history="1">
+          <w:hyperlink w:anchor="_Toc227385135" w:history="1">
             <w:r>
               <w:rPr>
                 <w:rStyle w:val="Hyperlink"/>
@@ -855,7 +855,7 @@
                 <w:noProof/>
                 <w:webHidden/>
               </w:rPr>
-              <w:instrText xml:space="preserve"> PAGEREF _Toc227348711 \h </w:instrText>
+              <w:instrText xml:space="preserve"> PAGEREF _Toc227385135 \h </w:instrText>
             </w:r>
             <w:r>
               <w:rPr>
@@ -897,7 +897,7 @@
               <w:lang w:val="en-US" w:eastAsia="en-US"/>
             </w:rPr>
           </w:pPr>
-          <w:hyperlink w:anchor="_Toc227348712" w:history="1">
+          <w:hyperlink w:anchor="_Toc227385136" w:history="1">
             <w:r>
               <w:rPr>
                 <w:rStyle w:val="Hyperlink"/>
@@ -927,7 +927,7 @@
                 <w:noProof/>
                 <w:webHidden/>
               </w:rPr>
-              <w:instrText xml:space="preserve"> PAGEREF _Toc227348712 \h </w:instrText>
+              <w:instrText xml:space="preserve"> PAGEREF _Toc227385136 \h </w:instrText>
             </w:r>
             <w:r>
               <w:rPr>
@@ -969,7 +969,7 @@
               <w:lang w:val="en-US" w:eastAsia="en-US"/>
             </w:rPr>
           </w:pPr>
-          <w:hyperlink w:anchor="_Toc227348713" w:history="1">
+          <w:hyperlink w:anchor="_Toc227385137" w:history="1">
             <w:r>
               <w:rPr>
                 <w:rStyle w:val="Hyperlink"/>
@@ -999,7 +999,7 @@
                 <w:noProof/>
                 <w:webHidden/>
               </w:rPr>
-              <w:instrText xml:space="preserve"> PAGEREF _Toc227348713 \h </w:instrText>
+              <w:instrText xml:space="preserve"> PAGEREF _Toc227385137 \h </w:instrText>
             </w:r>
             <w:r>
               <w:rPr>
@@ -1041,7 +1041,7 @@
               <w:lang w:val="en-US" w:eastAsia="en-US"/>
             </w:rPr>
           </w:pPr>
-          <w:hyperlink w:anchor="_Toc227348714" w:history="1">
+          <w:hyperlink w:anchor="_Toc227385138" w:history="1">
             <w:r>
               <w:rPr>
                 <w:rStyle w:val="Hyperlink"/>
@@ -1071,7 +1071,7 @@
                 <w:noProof/>
                 <w:webHidden/>
               </w:rPr>
-              <w:instrText xml:space="preserve"> PAGEREF _Toc227348714 \h </w:instrText>
+              <w:instrText xml:space="preserve"> PAGEREF _Toc227385138 \h </w:instrText>
             </w:r>
             <w:r>
               <w:rPr>
@@ -1113,7 +1113,7 @@
               <w:lang w:val="en-US" w:eastAsia="en-US"/>
             </w:rPr>
           </w:pPr>
-          <w:hyperlink w:anchor="_Toc227348715" w:history="1">
+          <w:hyperlink w:anchor="_Toc227385139" w:history="1">
             <w:r>
               <w:rPr>
                 <w:rStyle w:val="Hyperlink"/>
@@ -1143,7 +1143,7 @@
                 <w:noProof/>
                 <w:webHidden/>
               </w:rPr>
-              <w:instrText xml:space="preserve"> PAGEREF _Toc227348715 \h </w:instrText>
+              <w:instrText xml:space="preserve"> PAGEREF _Toc227385139 \h </w:instrText>
             </w:r>
             <w:r>
               <w:rPr>
@@ -1186,7 +1186,7 @@
               <w:lang w:val="en-US" w:eastAsia="en-US"/>
             </w:rPr>
           </w:pPr>
-          <w:hyperlink w:anchor="_Toc227348716" w:history="1">
+          <w:hyperlink w:anchor="_Toc227385140" w:history="1">
             <w:r>
               <w:rPr>
                 <w:rStyle w:val="Hyperlink"/>
@@ -1233,7 +1233,7 @@
                 <w:noProof/>
                 <w:webHidden/>
               </w:rPr>
-              <w:instrText xml:space="preserve"> PAGEREF _Toc227348716 \h </w:instrText>
+              <w:instrText xml:space="preserve"> PAGEREF _Toc227385140 \h </w:instrText>
             </w:r>
             <w:r>
               <w:rPr>
@@ -1275,7 +1275,7 @@
               <w:lang w:val="en-US" w:eastAsia="en-US"/>
             </w:rPr>
           </w:pPr>
-          <w:hyperlink w:anchor="_Toc227348717" w:history="1">
+          <w:hyperlink w:anchor="_Toc227385141" w:history="1">
             <w:r>
               <w:rPr>
                 <w:rStyle w:val="Hyperlink"/>
@@ -1305,7 +1305,7 @@
                 <w:noProof/>
                 <w:webHidden/>
               </w:rPr>
-              <w:instrText xml:space="preserve"> PAGEREF _Toc227348717 \h </w:instrText>
+              <w:instrText xml:space="preserve"> PAGEREF _Toc227385141 \h </w:instrText>
             </w:r>
             <w:r>
               <w:rPr>
@@ -1347,7 +1347,7 @@
               <w:lang w:val="en-US" w:eastAsia="en-US"/>
             </w:rPr>
           </w:pPr>
-          <w:hyperlink w:anchor="_Toc227348718" w:history="1">
+          <w:hyperlink w:anchor="_Toc227385142" w:history="1">
             <w:r>
               <w:rPr>
                 <w:rStyle w:val="Hyperlink"/>
@@ -1377,7 +1377,7 @@
                 <w:noProof/>
                 <w:webHidden/>
               </w:rPr>
-              <w:instrText xml:space="preserve"> PAGEREF _Toc227348718 \h </w:instrText>
+              <w:instrText xml:space="preserve"> PAGEREF _Toc227385142 \h </w:instrText>
             </w:r>
             <w:r>
               <w:rPr>
@@ -1419,7 +1419,7 @@
               <w:lang w:val="en-US" w:eastAsia="en-US"/>
             </w:rPr>
           </w:pPr>
-          <w:hyperlink w:anchor="_Toc227348719" w:history="1">
+          <w:hyperlink w:anchor="_Toc227385143" w:history="1">
             <w:r>
               <w:rPr>
                 <w:rStyle w:val="Hyperlink"/>
@@ -1449,7 +1449,7 @@
                 <w:noProof/>
                 <w:webHidden/>
               </w:rPr>
-              <w:instrText xml:space="preserve"> PAGEREF _Toc227348719 \h </w:instrText>
+              <w:instrText xml:space="preserve"> PAGEREF _Toc227385143 \h </w:instrText>
             </w:r>
             <w:r>
               <w:rPr>
@@ -1491,7 +1491,7 @@
               <w:lang w:val="en-US" w:eastAsia="en-US"/>
             </w:rPr>
           </w:pPr>
-          <w:hyperlink w:anchor="_Toc227348720" w:history="1">
+          <w:hyperlink w:anchor="_Toc227385144" w:history="1">
             <w:r>
               <w:rPr>
                 <w:rStyle w:val="Hyperlink"/>
@@ -1521,7 +1521,7 @@
                 <w:noProof/>
                 <w:webHidden/>
               </w:rPr>
-              <w:instrText xml:space="preserve"> PAGEREF _Toc227348720 \h </w:instrText>
+              <w:instrText xml:space="preserve"> PAGEREF _Toc227385144 \h </w:instrText>
             </w:r>
             <w:r>
               <w:rPr>
@@ -1563,7 +1563,7 @@
               <w:lang w:val="en-US" w:eastAsia="en-US"/>
             </w:rPr>
           </w:pPr>
-          <w:hyperlink w:anchor="_Toc227348721" w:history="1">
+          <w:hyperlink w:anchor="_Toc227385145" w:history="1">
             <w:r>
               <w:rPr>
                 <w:rStyle w:val="Hyperlink"/>
@@ -1593,7 +1593,7 @@
                 <w:noProof/>
                 <w:webHidden/>
               </w:rPr>
-              <w:instrText xml:space="preserve"> PAGEREF _Toc227348721 \h </w:instrText>
+              <w:instrText xml:space="preserve"> PAGEREF _Toc227385145 \h </w:instrText>
             </w:r>
             <w:r>
               <w:rPr>
@@ -1635,7 +1635,7 @@
               <w:lang w:val="en-US" w:eastAsia="en-US"/>
             </w:rPr>
           </w:pPr>
-          <w:hyperlink w:anchor="_Toc227348722" w:history="1">
+          <w:hyperlink w:anchor="_Toc227385146" w:history="1">
             <w:r>
               <w:rPr>
                 <w:rStyle w:val="Hyperlink"/>
@@ -1665,7 +1665,7 @@
                 <w:noProof/>
                 <w:webHidden/>
               </w:rPr>
-              <w:instrText xml:space="preserve"> PAGEREF _Toc227348722 \h </w:instrText>
+              <w:instrText xml:space="preserve"> PAGEREF _Toc227385146 \h </w:instrText>
             </w:r>
             <w:r>
               <w:rPr>
@@ -1707,7 +1707,7 @@
               <w:lang w:val="en-US" w:eastAsia="en-US"/>
             </w:rPr>
           </w:pPr>
-          <w:hyperlink w:anchor="_Toc227348723" w:history="1">
+          <w:hyperlink w:anchor="_Toc227385147" w:history="1">
             <w:r>
               <w:rPr>
                 <w:rStyle w:val="Hyperlink"/>
@@ -1737,7 +1737,7 @@
                 <w:noProof/>
                 <w:webHidden/>
               </w:rPr>
-              <w:instrText xml:space="preserve"> PAGEREF _Toc227348723 \h </w:instrText>
+              <w:instrText xml:space="preserve"> PAGEREF _Toc227385147 \h </w:instrText>
             </w:r>
             <w:r>
               <w:rPr>
@@ -1779,7 +1779,7 @@
               <w:lang w:val="en-US" w:eastAsia="en-US"/>
             </w:rPr>
           </w:pPr>
-          <w:hyperlink w:anchor="_Toc227348724" w:history="1">
+          <w:hyperlink w:anchor="_Toc227385148" w:history="1">
             <w:r>
               <w:rPr>
                 <w:rStyle w:val="Hyperlink"/>
@@ -1809,7 +1809,7 @@
                 <w:noProof/>
                 <w:webHidden/>
               </w:rPr>
-              <w:instrText xml:space="preserve"> PAGEREF _Toc227348724 \h </w:instrText>
+              <w:instrText xml:space="preserve"> PAGEREF _Toc227385148 \h </w:instrText>
             </w:r>
             <w:r>
               <w:rPr>
@@ -1851,7 +1851,7 @@
               <w:lang w:val="en-US" w:eastAsia="en-US"/>
             </w:rPr>
           </w:pPr>
-          <w:hyperlink w:anchor="_Toc227348725" w:history="1">
+          <w:hyperlink w:anchor="_Toc227385149" w:history="1">
             <w:r>
               <w:rPr>
                 <w:rStyle w:val="Hyperlink"/>
@@ -1881,7 +1881,7 @@
                 <w:noProof/>
                 <w:webHidden/>
               </w:rPr>
-              <w:instrText xml:space="preserve"> PAGEREF _Toc227348725 \h </w:instrText>
+              <w:instrText xml:space="preserve"> PAGEREF _Toc227385149 \h </w:instrText>
             </w:r>
             <w:r>
               <w:rPr>
@@ -1923,7 +1923,7 @@
               <w:lang w:val="en-US" w:eastAsia="en-US"/>
             </w:rPr>
           </w:pPr>
-          <w:hyperlink w:anchor="_Toc227348726" w:history="1">
+          <w:hyperlink w:anchor="_Toc227385150" w:history="1">
             <w:r>
               <w:rPr>
                 <w:rStyle w:val="Hyperlink"/>
@@ -1953,7 +1953,7 @@
                 <w:noProof/>
                 <w:webHidden/>
               </w:rPr>
-              <w:instrText xml:space="preserve"> PAGEREF _Toc227348726 \h </w:instrText>
+              <w:instrText xml:space="preserve"> PAGEREF _Toc227385150 \h </w:instrText>
             </w:r>
             <w:r>
               <w:rPr>
@@ -1995,7 +1995,7 @@
               <w:lang w:val="en-US" w:eastAsia="en-US"/>
             </w:rPr>
           </w:pPr>
-          <w:hyperlink w:anchor="_Toc227348727" w:history="1">
+          <w:hyperlink w:anchor="_Toc227385151" w:history="1">
             <w:r>
               <w:rPr>
                 <w:rStyle w:val="Hyperlink"/>
@@ -2025,7 +2025,7 @@
                 <w:noProof/>
                 <w:webHidden/>
               </w:rPr>
-              <w:instrText xml:space="preserve"> PAGEREF _Toc227348727 \h </w:instrText>
+              <w:instrText xml:space="preserve"> PAGEREF _Toc227385151 \h </w:instrText>
             </w:r>
             <w:r>
               <w:rPr>
@@ -2068,7 +2068,7 @@
               <w:lang w:val="en-US" w:eastAsia="en-US"/>
             </w:rPr>
           </w:pPr>
-          <w:hyperlink w:anchor="_Toc227348728" w:history="1">
+          <w:hyperlink w:anchor="_Toc227385152" w:history="1">
             <w:r>
               <w:rPr>
                 <w:rStyle w:val="Hyperlink"/>
@@ -2115,7 +2115,7 @@
                 <w:noProof/>
                 <w:webHidden/>
               </w:rPr>
-              <w:instrText xml:space="preserve"> PAGEREF _Toc227348728 \h </w:instrText>
+              <w:instrText xml:space="preserve"> PAGEREF _Toc227385152 \h </w:instrText>
             </w:r>
             <w:r>
               <w:rPr>
@@ -2157,7 +2157,7 @@
               <w:lang w:val="en-US" w:eastAsia="en-US"/>
             </w:rPr>
           </w:pPr>
-          <w:hyperlink w:anchor="_Toc227348729" w:history="1">
+          <w:hyperlink w:anchor="_Toc227385153" w:history="1">
             <w:r>
               <w:rPr>
                 <w:rStyle w:val="Hyperlink"/>
@@ -2187,7 +2187,7 @@
                 <w:noProof/>
                 <w:webHidden/>
               </w:rPr>
-              <w:instrText xml:space="preserve"> PAGEREF _Toc227348729 \h </w:instrText>
+              <w:instrText xml:space="preserve"> PAGEREF _Toc227385153 \h </w:instrText>
             </w:r>
             <w:r>
               <w:rPr>
@@ -2229,7 +2229,7 @@
               <w:lang w:val="en-US" w:eastAsia="en-US"/>
             </w:rPr>
           </w:pPr>
-          <w:hyperlink w:anchor="_Toc227348730" w:history="1">
+          <w:hyperlink w:anchor="_Toc227385154" w:history="1">
             <w:r>
               <w:rPr>
                 <w:rStyle w:val="Hyperlink"/>
@@ -2259,7 +2259,7 @@
                 <w:noProof/>
                 <w:webHidden/>
               </w:rPr>
-              <w:instrText xml:space="preserve"> PAGEREF _Toc227348730 \h </w:instrText>
+              <w:instrText xml:space="preserve"> PAGEREF _Toc227385154 \h </w:instrText>
             </w:r>
             <w:r>
               <w:rPr>
@@ -2301,7 +2301,7 @@
               <w:lang w:val="en-US" w:eastAsia="en-US"/>
             </w:rPr>
           </w:pPr>
-          <w:hyperlink w:anchor="_Toc227348731" w:history="1">
+          <w:hyperlink w:anchor="_Toc227385155" w:history="1">
             <w:r>
               <w:rPr>
                 <w:rStyle w:val="Hyperlink"/>
@@ -2331,7 +2331,7 @@
                 <w:noProof/>
                 <w:webHidden/>
               </w:rPr>
-              <w:instrText xml:space="preserve"> PAGEREF _Toc227348731 \h </w:instrText>
+              <w:instrText xml:space="preserve"> PAGEREF _Toc227385155 \h </w:instrText>
             </w:r>
             <w:r>
               <w:rPr>
@@ -2373,7 +2373,7 @@
               <w:lang w:val="en-US" w:eastAsia="en-US"/>
             </w:rPr>
           </w:pPr>
-          <w:hyperlink w:anchor="_Toc227348732" w:history="1">
+          <w:hyperlink w:anchor="_Toc227385156" w:history="1">
             <w:r>
               <w:rPr>
                 <w:rStyle w:val="Hyperlink"/>
@@ -2403,7 +2403,7 @@
                 <w:noProof/>
                 <w:webHidden/>
               </w:rPr>
-              <w:instrText xml:space="preserve"> PAGEREF _Toc227348732 \h </w:instrText>
+              <w:instrText xml:space="preserve"> PAGEREF _Toc227385156 \h </w:instrText>
             </w:r>
             <w:r>
               <w:rPr>
@@ -2445,7 +2445,7 @@
               <w:lang w:val="en-US" w:eastAsia="en-US"/>
             </w:rPr>
           </w:pPr>
-          <w:hyperlink w:anchor="_Toc227348733" w:history="1">
+          <w:hyperlink w:anchor="_Toc227385157" w:history="1">
             <w:r>
               <w:rPr>
                 <w:rStyle w:val="Hyperlink"/>
@@ -2475,7 +2475,7 @@
                 <w:noProof/>
                 <w:webHidden/>
               </w:rPr>
-              <w:instrText xml:space="preserve"> PAGEREF _Toc227348733 \h </w:instrText>
+              <w:instrText xml:space="preserve"> PAGEREF _Toc227385157 \h </w:instrText>
             </w:r>
             <w:r>
               <w:rPr>
@@ -2517,7 +2517,7 @@
               <w:lang w:val="en-US" w:eastAsia="en-US"/>
             </w:rPr>
           </w:pPr>
-          <w:hyperlink w:anchor="_Toc227348734" w:history="1">
+          <w:hyperlink w:anchor="_Toc227385158" w:history="1">
             <w:r>
               <w:rPr>
                 <w:rStyle w:val="Hyperlink"/>
@@ -2547,7 +2547,7 @@
                 <w:noProof/>
                 <w:webHidden/>
               </w:rPr>
-              <w:instrText xml:space="preserve"> PAGEREF _Toc227348734 \h </w:instrText>
+              <w:instrText xml:space="preserve"> PAGEREF _Toc227385158 \h </w:instrText>
             </w:r>
             <w:r>
               <w:rPr>
@@ -2568,6 +2568,222 @@
                 <w:webHidden/>
               </w:rPr>
               <w:t>27</w:t>
+            </w:r>
+            <w:r>
+              <w:rPr>
+                <w:noProof/>
+                <w:webHidden/>
+              </w:rPr>
+              <w:fldChar w:fldCharType="end"/>
+            </w:r>
+          </w:hyperlink>
+        </w:p>
+        <w:p>
+          <w:pPr>
+            <w:pStyle w:val="TOC3"/>
+            <w:tabs>
+              <w:tab w:val="right" w:leader="dot" w:pos="9350"/>
+            </w:tabs>
+            <w:rPr>
+              <w:noProof/>
+              <w:lang w:val="en-US" w:eastAsia="en-US"/>
+            </w:rPr>
+          </w:pPr>
+          <w:hyperlink w:anchor="_Toc227385159" w:history="1">
+            <w:r>
+              <w:rPr>
+                <w:rStyle w:val="Hyperlink"/>
+                <w:rFonts w:ascii="Arial" w:hAnsi="Arial" w:cs="Arial"/>
+                <w:b/>
+                <w:bCs/>
+                <w:noProof/>
+              </w:rPr>
+              <w:t>i. Include relationships</w:t>
+            </w:r>
+            <w:r>
+              <w:rPr>
+                <w:noProof/>
+                <w:webHidden/>
+              </w:rPr>
+              <w:tab/>
+            </w:r>
+            <w:r>
+              <w:rPr>
+                <w:noProof/>
+                <w:webHidden/>
+              </w:rPr>
+              <w:fldChar w:fldCharType="begin"/>
+            </w:r>
+            <w:r>
+              <w:rPr>
+                <w:noProof/>
+                <w:webHidden/>
+              </w:rPr>
+              <w:instrText xml:space="preserve"> PAGEREF _Toc227385159 \h </w:instrText>
+            </w:r>
+            <w:r>
+              <w:rPr>
+                <w:noProof/>
+                <w:webHidden/>
+              </w:rPr>
+            </w:r>
+            <w:r>
+              <w:rPr>
+                <w:noProof/>
+                <w:webHidden/>
+              </w:rPr>
+              <w:fldChar w:fldCharType="separate"/>
+            </w:r>
+            <w:r>
+              <w:rPr>
+                <w:noProof/>
+                <w:webHidden/>
+              </w:rPr>
+              <w:t>27</w:t>
+            </w:r>
+            <w:r>
+              <w:rPr>
+                <w:noProof/>
+                <w:webHidden/>
+              </w:rPr>
+              <w:fldChar w:fldCharType="end"/>
+            </w:r>
+          </w:hyperlink>
+        </w:p>
+        <w:p>
+          <w:pPr>
+            <w:pStyle w:val="TOC3"/>
+            <w:tabs>
+              <w:tab w:val="right" w:leader="dot" w:pos="9350"/>
+            </w:tabs>
+            <w:rPr>
+              <w:noProof/>
+              <w:lang w:val="en-US" w:eastAsia="en-US"/>
+            </w:rPr>
+          </w:pPr>
+          <w:hyperlink w:anchor="_Toc227385160" w:history="1">
+            <w:r>
+              <w:rPr>
+                <w:rStyle w:val="Hyperlink"/>
+                <w:rFonts w:ascii="Arial" w:hAnsi="Arial" w:cs="Arial"/>
+                <w:b/>
+                <w:bCs/>
+                <w:noProof/>
+              </w:rPr>
+              <w:t>ii. Extend relationships</w:t>
+            </w:r>
+            <w:r>
+              <w:rPr>
+                <w:noProof/>
+                <w:webHidden/>
+              </w:rPr>
+              <w:tab/>
+            </w:r>
+            <w:r>
+              <w:rPr>
+                <w:noProof/>
+                <w:webHidden/>
+              </w:rPr>
+              <w:fldChar w:fldCharType="begin"/>
+            </w:r>
+            <w:r>
+              <w:rPr>
+                <w:noProof/>
+                <w:webHidden/>
+              </w:rPr>
+              <w:instrText xml:space="preserve"> PAGEREF _Toc227385160 \h </w:instrText>
+            </w:r>
+            <w:r>
+              <w:rPr>
+                <w:noProof/>
+                <w:webHidden/>
+              </w:rPr>
+            </w:r>
+            <w:r>
+              <w:rPr>
+                <w:noProof/>
+                <w:webHidden/>
+              </w:rPr>
+              <w:fldChar w:fldCharType="separate"/>
+            </w:r>
+            <w:r>
+              <w:rPr>
+                <w:noProof/>
+                <w:webHidden/>
+              </w:rPr>
+              <w:t>28</w:t>
+            </w:r>
+            <w:r>
+              <w:rPr>
+                <w:noProof/>
+                <w:webHidden/>
+              </w:rPr>
+              <w:fldChar w:fldCharType="end"/>
+            </w:r>
+          </w:hyperlink>
+        </w:p>
+        <w:p>
+          <w:pPr>
+            <w:pStyle w:val="TOC3"/>
+            <w:tabs>
+              <w:tab w:val="right" w:leader="dot" w:pos="9350"/>
+            </w:tabs>
+            <w:rPr>
+              <w:noProof/>
+              <w:lang w:val="en-US" w:eastAsia="en-US"/>
+            </w:rPr>
+          </w:pPr>
+          <w:hyperlink w:anchor="_Toc227385161" w:history="1">
+            <w:r>
+              <w:rPr>
+                <w:rStyle w:val="Hyperlink"/>
+                <w:rFonts w:ascii="Arial" w:hAnsi="Arial" w:cs="Arial"/>
+                <w:b/>
+                <w:bCs/>
+                <w:noProof/>
+              </w:rPr>
+              <w:t>iii. Generalisation relationships</w:t>
+            </w:r>
+            <w:r>
+              <w:rPr>
+                <w:noProof/>
+                <w:webHidden/>
+              </w:rPr>
+              <w:tab/>
+            </w:r>
+            <w:r>
+              <w:rPr>
+                <w:noProof/>
+                <w:webHidden/>
+              </w:rPr>
+              <w:fldChar w:fldCharType="begin"/>
+            </w:r>
+            <w:r>
+              <w:rPr>
+                <w:noProof/>
+                <w:webHidden/>
+              </w:rPr>
+              <w:instrText xml:space="preserve"> PAGEREF _Toc227385161 \h </w:instrText>
+            </w:r>
+            <w:r>
+              <w:rPr>
+                <w:noProof/>
+                <w:webHidden/>
+              </w:rPr>
+            </w:r>
+            <w:r>
+              <w:rPr>
+                <w:noProof/>
+                <w:webHidden/>
+              </w:rPr>
+              <w:fldChar w:fldCharType="separate"/>
+            </w:r>
+            <w:r>
+              <w:rPr>
+                <w:noProof/>
+                <w:webHidden/>
+              </w:rPr>
+              <w:t>28</w:t>
             </w:r>
             <w:r>
               <w:rPr>
@@ -2589,7 +2805,7 @@
               <w:lang w:val="en-US" w:eastAsia="en-US"/>
             </w:rPr>
           </w:pPr>
-          <w:hyperlink w:anchor="_Toc227348735" w:history="1">
+          <w:hyperlink w:anchor="_Toc227385162" w:history="1">
             <w:r>
               <w:rPr>
                 <w:rStyle w:val="Hyperlink"/>
@@ -2619,7 +2835,7 @@
                 <w:noProof/>
                 <w:webHidden/>
               </w:rPr>
-              <w:instrText xml:space="preserve"> PAGEREF _Toc227348735 \h </w:instrText>
+              <w:instrText xml:space="preserve"> PAGEREF _Toc227385162 \h </w:instrText>
             </w:r>
             <w:r>
               <w:rPr>
@@ -2639,7 +2855,7 @@
                 <w:noProof/>
                 <w:webHidden/>
               </w:rPr>
-              <w:t>27</w:t>
+              <w:t>29</w:t>
             </w:r>
             <w:r>
               <w:rPr>
@@ -2662,7 +2878,7 @@
               <w:lang w:val="en-US" w:eastAsia="en-US"/>
             </w:rPr>
           </w:pPr>
-          <w:hyperlink w:anchor="_Toc227348736" w:history="1">
+          <w:hyperlink w:anchor="_Toc227385163" w:history="1">
             <w:r>
               <w:rPr>
                 <w:rStyle w:val="Hyperlink"/>
@@ -2709,7 +2925,7 @@
                 <w:noProof/>
                 <w:webHidden/>
               </w:rPr>
-              <w:instrText xml:space="preserve"> PAGEREF _Toc227348736 \h </w:instrText>
+              <w:instrText xml:space="preserve"> PAGEREF _Toc227385163 \h </w:instrText>
             </w:r>
             <w:r>
               <w:rPr>
@@ -2729,7 +2945,7 @@
                 <w:noProof/>
                 <w:webHidden/>
               </w:rPr>
-              <w:t>28</w:t>
+              <w:t>30</w:t>
             </w:r>
             <w:r>
               <w:rPr>
@@ -2752,7 +2968,7 @@
               <w:lang w:val="en-US" w:eastAsia="en-US"/>
             </w:rPr>
           </w:pPr>
-          <w:hyperlink w:anchor="_Toc227348737" w:history="1">
+          <w:hyperlink w:anchor="_Toc227385164" w:history="1">
             <w:r>
               <w:rPr>
                 <w:rStyle w:val="Hyperlink"/>
@@ -2799,7 +3015,7 @@
                 <w:noProof/>
                 <w:webHidden/>
               </w:rPr>
-              <w:instrText xml:space="preserve"> PAGEREF _Toc227348737 \h </w:instrText>
+              <w:instrText xml:space="preserve"> PAGEREF _Toc227385164 \h </w:instrText>
             </w:r>
             <w:r>
               <w:rPr>
@@ -2819,7 +3035,7 @@
                 <w:noProof/>
                 <w:webHidden/>
               </w:rPr>
-              <w:t>29</w:t>
+              <w:t>31</w:t>
             </w:r>
             <w:r>
               <w:rPr>
@@ -2842,7 +3058,7 @@
               <w:lang w:val="en-US" w:eastAsia="en-US"/>
             </w:rPr>
           </w:pPr>
-          <w:hyperlink w:anchor="_Toc227348738" w:history="1">
+          <w:hyperlink w:anchor="_Toc227385165" w:history="1">
             <w:r>
               <w:rPr>
                 <w:rStyle w:val="Hyperlink"/>
@@ -2889,7 +3105,7 @@
                 <w:noProof/>
                 <w:webHidden/>
               </w:rPr>
-              <w:instrText xml:space="preserve"> PAGEREF _Toc227348738 \h </w:instrText>
+              <w:instrText xml:space="preserve"> PAGEREF _Toc227385165 \h </w:instrText>
             </w:r>
             <w:r>
               <w:rPr>
@@ -2909,7 +3125,7 @@
                 <w:noProof/>
                 <w:webHidden/>
               </w:rPr>
-              <w:t>30</w:t>
+              <w:t>32</w:t>
             </w:r>
             <w:r>
               <w:rPr>
@@ -2931,7 +3147,7 @@
               <w:lang w:val="en-US" w:eastAsia="en-US"/>
             </w:rPr>
           </w:pPr>
-          <w:hyperlink w:anchor="_Toc227348739" w:history="1">
+          <w:hyperlink w:anchor="_Toc227385166" w:history="1">
             <w:r>
               <w:rPr>
                 <w:rStyle w:val="Hyperlink"/>
@@ -2961,7 +3177,7 @@
                 <w:noProof/>
                 <w:webHidden/>
               </w:rPr>
-              <w:instrText xml:space="preserve"> PAGEREF _Toc227348739 \h </w:instrText>
+              <w:instrText xml:space="preserve"> PAGEREF _Toc227385166 \h </w:instrText>
             </w:r>
             <w:r>
               <w:rPr>
@@ -2981,7 +3197,7 @@
                 <w:noProof/>
                 <w:webHidden/>
               </w:rPr>
-              <w:t>31</w:t>
+              <w:t>33</w:t>
             </w:r>
             <w:r>
               <w:rPr>
@@ -3050,7 +3266,7 @@
           <w:szCs w:val="32"/>
         </w:rPr>
       </w:pPr>
-      <w:bookmarkStart w:id="1" w:name="_Toc227348706"/>
+      <w:bookmarkStart w:id="1" w:name="_Toc227385130"/>
       <w:r>
         <w:rPr>
           <w:rFonts w:ascii="Arial" w:hAnsi="Arial" w:cs="Arial"/>
@@ -3171,7 +3387,7 @@
           <w:szCs w:val="32"/>
         </w:rPr>
       </w:pPr>
-      <w:bookmarkStart w:id="2" w:name="_Toc227348707"/>
+      <w:bookmarkStart w:id="2" w:name="_Toc227385131"/>
       <w:r>
         <w:rPr>
           <w:rFonts w:ascii="Arial" w:hAnsi="Arial" w:cs="Arial"/>
@@ -3245,7 +3461,7 @@
           <w:szCs w:val="28"/>
         </w:rPr>
       </w:pPr>
-      <w:bookmarkStart w:id="3" w:name="_Toc227348708"/>
+      <w:bookmarkStart w:id="3" w:name="_Toc227385132"/>
       <w:r>
         <w:rPr>
           <w:rFonts w:ascii="Arial" w:hAnsi="Arial" w:cs="Arial"/>
@@ -3541,7 +3757,7 @@
           <w:szCs w:val="28"/>
         </w:rPr>
       </w:pPr>
-      <w:bookmarkStart w:id="4" w:name="_Toc227348709"/>
+      <w:bookmarkStart w:id="4" w:name="_Toc227385133"/>
       <w:r>
         <w:rPr>
           <w:rFonts w:ascii="Arial" w:hAnsi="Arial" w:cs="Arial"/>
@@ -3983,7 +4199,31 @@
         <w:rPr>
           <w:rFonts w:ascii="Arial" w:hAnsi="Arial" w:cs="Arial"/>
         </w:rPr>
-        <w:t>, such as the Student Enrolment</w:t>
+        <w:t xml:space="preserve">, such as the </w:t>
+      </w:r>
+      <w:r>
+        <w:rPr>
+          <w:rFonts w:ascii="Arial" w:hAnsi="Arial" w:cs="Arial"/>
+        </w:rPr>
+        <w:t>Course Enrolment System</w:t>
+      </w:r>
+      <w:r>
+        <w:rPr>
+          <w:rFonts w:ascii="Arial" w:hAnsi="Arial" w:cs="Arial"/>
+        </w:rPr>
+        <w:t xml:space="preserve">, </w:t>
+      </w:r>
+      <w:r>
+        <w:rPr>
+          <w:rFonts w:ascii="Arial" w:hAnsi="Arial" w:cs="Arial"/>
+        </w:rPr>
+        <w:t xml:space="preserve">Course </w:t>
+      </w:r>
+      <w:r>
+        <w:rPr>
+          <w:rFonts w:ascii="Arial" w:hAnsi="Arial" w:cs="Arial"/>
+        </w:rPr>
+        <w:t>Information</w:t>
       </w:r>
       <w:r>
         <w:rPr>
@@ -3995,24 +4235,6 @@
         <w:rPr>
           <w:rFonts w:ascii="Arial" w:hAnsi="Arial" w:cs="Arial"/>
         </w:rPr>
-        <w:t xml:space="preserve">Course </w:t>
-      </w:r>
-      <w:r>
-        <w:rPr>
-          <w:rFonts w:ascii="Arial" w:hAnsi="Arial" w:cs="Arial"/>
-        </w:rPr>
-        <w:t>Information</w:t>
-      </w:r>
-      <w:r>
-        <w:rPr>
-          <w:rFonts w:ascii="Arial" w:hAnsi="Arial" w:cs="Arial"/>
-        </w:rPr>
-        <w:t xml:space="preserve"> System, </w:t>
-      </w:r>
-      <w:r>
-        <w:rPr>
-          <w:rFonts w:ascii="Arial" w:hAnsi="Arial" w:cs="Arial"/>
-        </w:rPr>
         <w:t xml:space="preserve">and </w:t>
       </w:r>
       <w:r>
@@ -4025,7 +4247,19 @@
         <w:rPr>
           <w:rFonts w:ascii="Arial" w:hAnsi="Arial" w:cs="Arial"/>
         </w:rPr>
-        <w:t xml:space="preserve"> Among these systems, the Student Enrolment System is selected as the focus of this project.</w:t>
+        <w:t xml:space="preserve"> Among these systems, the </w:t>
+      </w:r>
+      <w:r>
+        <w:rPr>
+          <w:rFonts w:ascii="Arial" w:hAnsi="Arial" w:cs="Arial"/>
+        </w:rPr>
+        <w:t>Course Enrolment System</w:t>
+      </w:r>
+      <w:r>
+        <w:rPr>
+          <w:rFonts w:ascii="Arial" w:hAnsi="Arial" w:cs="Arial"/>
+        </w:rPr>
+        <w:t xml:space="preserve"> is selected as the focus of this project.</w:t>
       </w:r>
     </w:p>
     <w:p>
@@ -4043,7 +4277,7 @@
           <w:szCs w:val="28"/>
         </w:rPr>
       </w:pPr>
-      <w:bookmarkStart w:id="5" w:name="_Toc227348710"/>
+      <w:bookmarkStart w:id="5" w:name="_Toc227385134"/>
       <w:r>
         <w:rPr>
           <w:rFonts w:ascii="Arial" w:hAnsi="Arial" w:cs="Arial"/>
@@ -4132,7 +4366,19 @@
         <w:rPr>
           <w:rFonts w:ascii="Arial" w:hAnsi="Arial" w:cs="Arial"/>
         </w:rPr>
-        <w:t xml:space="preserve">To address these issues, AUT requires a Student Enrolment System to manage course selection, enrolment, and related academic processes. </w:t>
+        <w:t xml:space="preserve">To address these issues, AUT requires a </w:t>
+      </w:r>
+      <w:r>
+        <w:rPr>
+          <w:rFonts w:ascii="Arial" w:hAnsi="Arial" w:cs="Arial"/>
+        </w:rPr>
+        <w:t>Course Enrolment System</w:t>
+      </w:r>
+      <w:r>
+        <w:rPr>
+          <w:rFonts w:ascii="Arial" w:hAnsi="Arial" w:cs="Arial"/>
+        </w:rPr>
+        <w:t xml:space="preserve"> to manage course selection, enrolment, and related academic processes. </w:t>
       </w:r>
       <w:r>
         <w:rPr>
@@ -4416,7 +4662,7 @@
           <w:szCs w:val="28"/>
         </w:rPr>
       </w:pPr>
-      <w:bookmarkStart w:id="6" w:name="_Toc227348711"/>
+      <w:bookmarkStart w:id="6" w:name="_Toc227385135"/>
       <w:r>
         <w:rPr>
           <w:rFonts w:ascii="Arial" w:hAnsi="Arial" w:cs="Arial"/>
@@ -4812,7 +5058,7 @@
           <w:szCs w:val="28"/>
         </w:rPr>
       </w:pPr>
-      <w:bookmarkStart w:id="7" w:name="_Toc227348712"/>
+      <w:bookmarkStart w:id="7" w:name="_Toc227385136"/>
       <w:r>
         <w:rPr>
           <w:rFonts w:ascii="Arial" w:hAnsi="Arial" w:cs="Arial"/>
@@ -4839,7 +5085,19 @@
         <w:rPr>
           <w:rFonts w:ascii="Arial" w:hAnsi="Arial" w:cs="Arial"/>
         </w:rPr>
-        <w:t xml:space="preserve">The Student Enrolment System is </w:t>
+        <w:t xml:space="preserve">The </w:t>
+      </w:r>
+      <w:r>
+        <w:rPr>
+          <w:rFonts w:ascii="Arial" w:hAnsi="Arial" w:cs="Arial"/>
+        </w:rPr>
+        <w:t>Course Enrolment System</w:t>
+      </w:r>
+      <w:r>
+        <w:rPr>
+          <w:rFonts w:ascii="Arial" w:hAnsi="Arial" w:cs="Arial"/>
+        </w:rPr>
+        <w:t xml:space="preserve"> is </w:t>
       </w:r>
       <w:r>
         <w:rPr>
@@ -4892,7 +5150,7 @@
           <w:szCs w:val="24"/>
         </w:rPr>
       </w:pPr>
-      <w:bookmarkStart w:id="8" w:name="_Toc227348713"/>
+      <w:bookmarkStart w:id="8" w:name="_Toc227385137"/>
       <w:r>
         <w:rPr>
           <w:rFonts w:ascii="Arial" w:hAnsi="Arial" w:cs="Arial"/>
@@ -5139,7 +5397,7 @@
           <w:szCs w:val="24"/>
         </w:rPr>
       </w:pPr>
-      <w:bookmarkStart w:id="9" w:name="_Toc227348714"/>
+      <w:bookmarkStart w:id="9" w:name="_Toc227385138"/>
       <w:r>
         <w:rPr>
           <w:rFonts w:ascii="Arial" w:hAnsi="Arial" w:cs="Arial"/>
@@ -5247,7 +5505,7 @@
           <w:szCs w:val="24"/>
         </w:rPr>
       </w:pPr>
-      <w:bookmarkStart w:id="10" w:name="_Toc227348715"/>
+      <w:bookmarkStart w:id="10" w:name="_Toc227385139"/>
       <w:r>
         <w:rPr>
           <w:rFonts w:ascii="Arial" w:hAnsi="Arial" w:cs="Arial"/>
@@ -5548,7 +5806,7 @@
           <w:szCs w:val="32"/>
         </w:rPr>
       </w:pPr>
-      <w:bookmarkStart w:id="11" w:name="_Toc227348716"/>
+      <w:bookmarkStart w:id="11" w:name="_Toc227385140"/>
       <w:r>
         <w:rPr>
           <w:rFonts w:ascii="Arial" w:hAnsi="Arial" w:cs="Arial"/>
@@ -5600,7 +5858,7 @@
           <w:szCs w:val="28"/>
         </w:rPr>
       </w:pPr>
-      <w:bookmarkStart w:id="12" w:name="_Toc227348717"/>
+      <w:bookmarkStart w:id="12" w:name="_Toc227385141"/>
       <w:r>
         <w:rPr>
           <w:rFonts w:ascii="Arial" w:hAnsi="Arial" w:cs="Arial"/>
@@ -5649,7 +5907,19 @@
         <w:rPr>
           <w:rFonts w:ascii="Arial" w:hAnsi="Arial" w:cs="Arial"/>
         </w:rPr>
-        <w:t xml:space="preserve">The requirements for the Student Enrolment System were elicited using a combination of </w:t>
+        <w:t xml:space="preserve">The requirements for the </w:t>
+      </w:r>
+      <w:r>
+        <w:rPr>
+          <w:rFonts w:ascii="Arial" w:hAnsi="Arial" w:cs="Arial"/>
+        </w:rPr>
+        <w:t>Course Enrolment System</w:t>
+      </w:r>
+      <w:r>
+        <w:rPr>
+          <w:rFonts w:ascii="Arial" w:hAnsi="Arial" w:cs="Arial"/>
+        </w:rPr>
+        <w:t xml:space="preserve"> were elicited using a combination of </w:t>
       </w:r>
       <w:r>
         <w:rPr>
@@ -5714,7 +5984,7 @@
           <w:szCs w:val="24"/>
         </w:rPr>
       </w:pPr>
-      <w:bookmarkStart w:id="13" w:name="_Toc227348718"/>
+      <w:bookmarkStart w:id="13" w:name="_Toc227385142"/>
       <w:r>
         <w:rPr>
           <w:rFonts w:ascii="Arial" w:hAnsi="Arial" w:cs="Arial"/>
@@ -6158,7 +6428,7 @@
           <w:szCs w:val="24"/>
         </w:rPr>
       </w:pPr>
-      <w:bookmarkStart w:id="14" w:name="_Toc227348719"/>
+      <w:bookmarkStart w:id="14" w:name="_Toc227385143"/>
       <w:r>
         <w:rPr>
           <w:rFonts w:ascii="Arial" w:hAnsi="Arial" w:cs="Arial"/>
@@ -6523,7 +6793,7 @@
           <w:szCs w:val="24"/>
         </w:rPr>
       </w:pPr>
-      <w:bookmarkStart w:id="15" w:name="_Toc227348720"/>
+      <w:bookmarkStart w:id="15" w:name="_Toc227385144"/>
       <w:r>
         <w:rPr>
           <w:rFonts w:ascii="Arial" w:hAnsi="Arial" w:cs="Arial"/>
@@ -7185,7 +7455,7 @@
           <w:szCs w:val="24"/>
         </w:rPr>
       </w:pPr>
-      <w:bookmarkStart w:id="16" w:name="_Toc227348721"/>
+      <w:bookmarkStart w:id="16" w:name="_Toc227385145"/>
       <w:r>
         <w:rPr>
           <w:rFonts w:ascii="Arial" w:hAnsi="Arial" w:cs="Arial"/>
@@ -7894,19 +8164,7 @@
         <w:rPr>
           <w:rFonts w:ascii="Arial" w:hAnsi="Arial" w:cs="Arial"/>
         </w:rPr>
-        <w:t xml:space="preserve">The requirement for secure access to system functions indicates that the system shall provide a login mechanism for all </w:t>
-      </w:r>
-      <w:r>
-        <w:rPr>
-          <w:rFonts w:ascii="Arial" w:hAnsi="Arial" w:cs="Arial"/>
-        </w:rPr>
-        <w:t xml:space="preserve">user </w:t>
-      </w:r>
-      <w:r>
-        <w:rPr>
-          <w:rFonts w:ascii="Arial" w:hAnsi="Arial" w:cs="Arial"/>
-        </w:rPr>
-        <w:t>types.</w:t>
+        <w:t>The requirement for secure access to system functions indicates that the system shall provide a login mechanism for all user types.</w:t>
       </w:r>
     </w:p>
     <w:p>
@@ -7992,7 +8250,7 @@
         <w:rPr>
           <w:rFonts w:ascii="Arial" w:hAnsi="Arial" w:cs="Arial"/>
         </w:rPr>
-        <w:t>Student Enrolment System</w:t>
+        <w:t>Course Enrolment System</w:t>
       </w:r>
       <w:r>
         <w:rPr>
@@ -8088,7 +8346,7 @@
           <w:szCs w:val="28"/>
         </w:rPr>
       </w:pPr>
-      <w:bookmarkStart w:id="17" w:name="_Toc227348722"/>
+      <w:bookmarkStart w:id="17" w:name="_Toc227385146"/>
       <w:r>
         <w:rPr>
           <w:rFonts w:ascii="Arial" w:hAnsi="Arial" w:cs="Arial"/>
@@ -8138,7 +8396,7 @@
           <w:szCs w:val="24"/>
         </w:rPr>
       </w:pPr>
-      <w:bookmarkStart w:id="18" w:name="_Toc227348723"/>
+      <w:bookmarkStart w:id="18" w:name="_Toc227385147"/>
       <w:r>
         <w:rPr>
           <w:rFonts w:ascii="Arial" w:hAnsi="Arial" w:cs="Arial"/>
@@ -9078,7 +9336,7 @@
           <w:szCs w:val="24"/>
         </w:rPr>
       </w:pPr>
-      <w:bookmarkStart w:id="19" w:name="_Toc227348724"/>
+      <w:bookmarkStart w:id="19" w:name="_Toc227385148"/>
       <w:r>
         <w:rPr>
           <w:rFonts w:ascii="Arial" w:hAnsi="Arial" w:cs="Arial"/>
@@ -9276,7 +9534,7 @@
           <w:szCs w:val="28"/>
         </w:rPr>
       </w:pPr>
-      <w:bookmarkStart w:id="20" w:name="_Toc227348725"/>
+      <w:bookmarkStart w:id="20" w:name="_Toc227385149"/>
       <w:r>
         <w:rPr>
           <w:rFonts w:ascii="Arial" w:hAnsi="Arial" w:cs="Arial"/>
@@ -9381,7 +9639,19 @@
         <w:rPr>
           <w:rFonts w:ascii="Arial" w:hAnsi="Arial" w:cs="Arial"/>
         </w:rPr>
-        <w:t>of the Student Enrolment System are defined as follows</w:t>
+        <w:t xml:space="preserve">of the </w:t>
+      </w:r>
+      <w:r>
+        <w:rPr>
+          <w:rFonts w:ascii="Arial" w:hAnsi="Arial" w:cs="Arial"/>
+        </w:rPr>
+        <w:t>Course Enrolment System</w:t>
+      </w:r>
+      <w:r>
+        <w:rPr>
+          <w:rFonts w:ascii="Arial" w:hAnsi="Arial" w:cs="Arial"/>
+        </w:rPr>
+        <w:t xml:space="preserve"> are defined as follows</w:t>
       </w:r>
       <w:r>
         <w:rPr>
@@ -10495,7 +10765,21 @@
                 <w:rFonts w:ascii="Arial" w:hAnsi="Arial" w:cs="Arial"/>
                 <w:color w:val="000000" w:themeColor="text1"/>
               </w:rPr>
-              <w:t>The system shall allow academic department staff to access the Course Information System via the Student Enrolment System to manage course details</w:t>
+              <w:t xml:space="preserve">The system shall allow academic department staff to access the Course Information System via the </w:t>
+            </w:r>
+            <w:r>
+              <w:rPr>
+                <w:rFonts w:ascii="Arial" w:hAnsi="Arial" w:cs="Arial"/>
+                <w:color w:val="000000" w:themeColor="text1"/>
+              </w:rPr>
+              <w:t>Course Enrolment System</w:t>
+            </w:r>
+            <w:r>
+              <w:rPr>
+                <w:rFonts w:ascii="Arial" w:hAnsi="Arial" w:cs="Arial"/>
+                <w:color w:val="000000" w:themeColor="text1"/>
+              </w:rPr>
+              <w:t xml:space="preserve"> to manage course details</w:t>
             </w:r>
           </w:p>
         </w:tc>
@@ -10996,7 +11280,21 @@
                 <w:rFonts w:ascii="Arial" w:hAnsi="Arial" w:cs="Arial"/>
                 <w:color w:val="000000" w:themeColor="text1"/>
               </w:rPr>
-              <w:t>The system shall allow finance staff to access the Finance System via the Student Enrolment System to manage exceptional cases, such as failed or delayed payments</w:t>
+              <w:t xml:space="preserve">The system shall allow finance staff to access the Finance System via the </w:t>
+            </w:r>
+            <w:r>
+              <w:rPr>
+                <w:rFonts w:ascii="Arial" w:hAnsi="Arial" w:cs="Arial"/>
+                <w:color w:val="000000" w:themeColor="text1"/>
+              </w:rPr>
+              <w:t>Course Enrolment System</w:t>
+            </w:r>
+            <w:r>
+              <w:rPr>
+                <w:rFonts w:ascii="Arial" w:hAnsi="Arial" w:cs="Arial"/>
+                <w:color w:val="000000" w:themeColor="text1"/>
+              </w:rPr>
+              <w:t xml:space="preserve"> to manage exceptional cases, such as failed or delayed payments</w:t>
             </w:r>
           </w:p>
         </w:tc>
@@ -11772,7 +12070,7 @@
           <w:szCs w:val="28"/>
         </w:rPr>
       </w:pPr>
-      <w:bookmarkStart w:id="21" w:name="_Toc227348726"/>
+      <w:bookmarkStart w:id="21" w:name="_Toc227385150"/>
       <w:r>
         <w:rPr>
           <w:rFonts w:ascii="Arial" w:hAnsi="Arial" w:cs="Arial"/>
@@ -11800,7 +12098,19 @@
         <w:rPr>
           <w:rFonts w:ascii="Arial" w:hAnsi="Arial" w:cs="Arial"/>
         </w:rPr>
-        <w:t>To ensure that the system is secure, reliable, efficient, and usable across multiple user groups and integrated systems, the non-functional requirements table of the Student Enrolment System are defined in accordance with ISO/IEC 25010:2023 (ISO, 2023</w:t>
+        <w:t xml:space="preserve">To ensure that the system is secure, reliable, efficient, and usable across multiple user groups and integrated systems, the non-functional requirements table of the </w:t>
+      </w:r>
+      <w:r>
+        <w:rPr>
+          <w:rFonts w:ascii="Arial" w:hAnsi="Arial" w:cs="Arial"/>
+        </w:rPr>
+        <w:t>Course Enrolment System</w:t>
+      </w:r>
+      <w:r>
+        <w:rPr>
+          <w:rFonts w:ascii="Arial" w:hAnsi="Arial" w:cs="Arial"/>
+        </w:rPr>
+        <w:t xml:space="preserve"> are defined in accordance with ISO/IEC 25010:2023 (ISO, 2023</w:t>
       </w:r>
       <w:r>
         <w:rPr>
@@ -13607,7 +13917,7 @@
           <w:szCs w:val="28"/>
         </w:rPr>
       </w:pPr>
-      <w:bookmarkStart w:id="22" w:name="_Toc227348727"/>
+      <w:bookmarkStart w:id="22" w:name="_Toc227385151"/>
       <w:r>
         <w:rPr>
           <w:rFonts w:ascii="Arial" w:hAnsi="Arial" w:cs="Arial"/>
@@ -13855,13 +14165,7 @@
               <w:rPr>
                 <w:rFonts w:ascii="Arial" w:hAnsi="Arial" w:cs="Arial"/>
               </w:rPr>
-              <w:t>FR1</w:t>
-            </w:r>
-            <w:r>
-              <w:rPr>
-                <w:rFonts w:ascii="Arial" w:hAnsi="Arial" w:cs="Arial"/>
-              </w:rPr>
-              <w:t xml:space="preserve">, </w:t>
+              <w:t xml:space="preserve">FR1, </w:t>
             </w:r>
             <w:r>
               <w:rPr>
@@ -13962,13 +14266,7 @@
               <w:rPr>
                 <w:rFonts w:ascii="Arial" w:hAnsi="Arial" w:cs="Arial"/>
               </w:rPr>
-              <w:t>FR1</w:t>
-            </w:r>
-            <w:r>
-              <w:rPr>
-                <w:rFonts w:ascii="Arial" w:hAnsi="Arial" w:cs="Arial"/>
-              </w:rPr>
-              <w:t xml:space="preserve">, </w:t>
+              <w:t xml:space="preserve">FR1, </w:t>
             </w:r>
             <w:r>
               <w:rPr>
@@ -14447,7 +14745,7 @@
           <w:szCs w:val="32"/>
         </w:rPr>
       </w:pPr>
-      <w:bookmarkStart w:id="23" w:name="_Toc227348728"/>
+      <w:bookmarkStart w:id="23" w:name="_Toc227385152"/>
       <w:r>
         <w:rPr>
           <w:rFonts w:ascii="Arial" w:hAnsi="Arial" w:cs="Arial"/>
@@ -14509,7 +14807,7 @@
           <w:szCs w:val="28"/>
         </w:rPr>
       </w:pPr>
-      <w:bookmarkStart w:id="24" w:name="_Toc227348729"/>
+      <w:bookmarkStart w:id="24" w:name="_Toc227385153"/>
       <w:r>
         <w:rPr>
           <w:rFonts w:ascii="Arial" w:hAnsi="Arial" w:cs="Arial"/>
@@ -14570,7 +14868,19 @@
         <w:rPr>
           <w:rFonts w:ascii="Arial" w:hAnsi="Arial" w:cs="Arial"/>
         </w:rPr>
-        <w:t>, the following actors are identified for the Student Enrolment System:</w:t>
+        <w:t xml:space="preserve">, the following actors are identified for the </w:t>
+      </w:r>
+      <w:r>
+        <w:rPr>
+          <w:rFonts w:ascii="Arial" w:hAnsi="Arial" w:cs="Arial"/>
+        </w:rPr>
+        <w:t>Course Enrolment System</w:t>
+      </w:r>
+      <w:r>
+        <w:rPr>
+          <w:rFonts w:ascii="Arial" w:hAnsi="Arial" w:cs="Arial"/>
+        </w:rPr>
+        <w:t>:</w:t>
       </w:r>
     </w:p>
     <w:p>
@@ -14651,25 +14961,7 @@
         <w:rPr>
           <w:rFonts w:ascii="Arial" w:hAnsi="Arial" w:cs="Arial"/>
         </w:rPr>
-        <w:t>logging into the system</w:t>
-      </w:r>
-      <w:r>
-        <w:rPr>
-          <w:rFonts w:ascii="Arial" w:hAnsi="Arial" w:cs="Arial"/>
-        </w:rPr>
-        <w:t xml:space="preserve"> </w:t>
-      </w:r>
-      <w:r>
-        <w:rPr>
-          <w:rFonts w:ascii="Arial" w:hAnsi="Arial" w:cs="Arial"/>
-        </w:rPr>
-        <w:t>(FR1</w:t>
-      </w:r>
-      <w:r>
-        <w:rPr>
-          <w:rFonts w:ascii="Arial" w:hAnsi="Arial" w:cs="Arial"/>
-        </w:rPr>
-        <w:t xml:space="preserve">), </w:t>
+        <w:t xml:space="preserve">logging into the system (FR1), </w:t>
       </w:r>
       <w:r>
         <w:rPr>
@@ -15073,13 +15365,7 @@
         <w:rPr>
           <w:rFonts w:ascii="Arial" w:hAnsi="Arial" w:cs="Arial"/>
         </w:rPr>
-        <w:t xml:space="preserve"> </w:t>
-      </w:r>
-      <w:r>
-        <w:rPr>
-          <w:rFonts w:ascii="Arial" w:hAnsi="Arial" w:cs="Arial"/>
-        </w:rPr>
-        <w:t xml:space="preserve">logging into the system (FR1), </w:t>
+        <w:t xml:space="preserve"> logging into the system (FR1), </w:t>
       </w:r>
       <w:r>
         <w:rPr>
@@ -15530,7 +15816,7 @@
           <w:szCs w:val="28"/>
         </w:rPr>
       </w:pPr>
-      <w:bookmarkStart w:id="25" w:name="_Toc227348730"/>
+      <w:bookmarkStart w:id="25" w:name="_Toc227385154"/>
       <w:r>
         <w:rPr>
           <w:rFonts w:ascii="Arial" w:hAnsi="Arial" w:cs="Arial"/>
@@ -15569,7 +15855,7 @@
           <w:szCs w:val="24"/>
         </w:rPr>
       </w:pPr>
-      <w:bookmarkStart w:id="26" w:name="_Toc227348731"/>
+      <w:bookmarkStart w:id="26" w:name="_Toc227385155"/>
       <w:r>
         <w:rPr>
           <w:rFonts w:ascii="Arial" w:hAnsi="Arial" w:cs="Arial"/>
@@ -15659,7 +15945,19 @@
         <w:rPr>
           <w:rFonts w:ascii="Arial" w:hAnsi="Arial" w:cs="Arial"/>
         </w:rPr>
-        <w:t xml:space="preserve"> are identified for the Student Enrolment System. Each use case represents a specific system function that supports user interaction and system behaviour</w:t>
+        <w:t xml:space="preserve"> are identified for the </w:t>
+      </w:r>
+      <w:r>
+        <w:rPr>
+          <w:rFonts w:ascii="Arial" w:hAnsi="Arial" w:cs="Arial"/>
+        </w:rPr>
+        <w:t>Course Enrolment System</w:t>
+      </w:r>
+      <w:r>
+        <w:rPr>
+          <w:rFonts w:ascii="Arial" w:hAnsi="Arial" w:cs="Arial"/>
+        </w:rPr>
+        <w:t>. Each use case represents a specific system function that supports user interaction and system behaviour</w:t>
       </w:r>
       <w:r>
         <w:rPr>
@@ -15716,13 +16014,7 @@
               <w:rPr>
                 <w:rFonts w:ascii="Arial" w:hAnsi="Arial" w:cs="Arial"/>
               </w:rPr>
-              <w:t>Use Case</w:t>
-            </w:r>
-            <w:r>
-              <w:rPr>
-                <w:rFonts w:ascii="Arial" w:hAnsi="Arial" w:cs="Arial"/>
-              </w:rPr>
-              <w:t xml:space="preserve"> ID</w:t>
+              <w:t>Use Case ID</w:t>
             </w:r>
           </w:p>
         </w:tc>
@@ -15838,13 +16130,7 @@
               <w:rPr>
                 <w:rFonts w:ascii="Arial" w:hAnsi="Arial" w:cs="Arial"/>
               </w:rPr>
-              <w:t>UC</w:t>
-            </w:r>
-            <w:r>
-              <w:rPr>
-                <w:rFonts w:ascii="Arial" w:hAnsi="Arial" w:cs="Arial"/>
-              </w:rPr>
-              <w:t>2</w:t>
+              <w:t>UC2</w:t>
             </w:r>
           </w:p>
         </w:tc>
@@ -15911,13 +16197,7 @@
               <w:rPr>
                 <w:rFonts w:ascii="Arial" w:hAnsi="Arial" w:cs="Arial"/>
               </w:rPr>
-              <w:t>UC</w:t>
-            </w:r>
-            <w:r>
-              <w:rPr>
-                <w:rFonts w:ascii="Arial" w:hAnsi="Arial" w:cs="Arial"/>
-              </w:rPr>
-              <w:t>3</w:t>
+              <w:t>UC3</w:t>
             </w:r>
           </w:p>
         </w:tc>
@@ -15984,13 +16264,7 @@
               <w:rPr>
                 <w:rFonts w:ascii="Arial" w:hAnsi="Arial" w:cs="Arial"/>
               </w:rPr>
-              <w:t>UC</w:t>
-            </w:r>
-            <w:r>
-              <w:rPr>
-                <w:rFonts w:ascii="Arial" w:hAnsi="Arial" w:cs="Arial"/>
-              </w:rPr>
-              <w:t>4</w:t>
+              <w:t>UC4</w:t>
             </w:r>
           </w:p>
         </w:tc>
@@ -16057,13 +16331,7 @@
               <w:rPr>
                 <w:rFonts w:ascii="Arial" w:hAnsi="Arial" w:cs="Arial"/>
               </w:rPr>
-              <w:t>UC</w:t>
-            </w:r>
-            <w:r>
-              <w:rPr>
-                <w:rFonts w:ascii="Arial" w:hAnsi="Arial" w:cs="Arial"/>
-              </w:rPr>
-              <w:t>5</w:t>
+              <w:t>UC5</w:t>
             </w:r>
           </w:p>
         </w:tc>
@@ -16130,13 +16398,7 @@
               <w:rPr>
                 <w:rFonts w:ascii="Arial" w:hAnsi="Arial" w:cs="Arial"/>
               </w:rPr>
-              <w:t>UC</w:t>
-            </w:r>
-            <w:r>
-              <w:rPr>
-                <w:rFonts w:ascii="Arial" w:hAnsi="Arial" w:cs="Arial"/>
-              </w:rPr>
-              <w:t>6</w:t>
+              <w:t>UC6</w:t>
             </w:r>
           </w:p>
         </w:tc>
@@ -16173,13 +16435,7 @@
               <w:rPr>
                 <w:rFonts w:ascii="Arial" w:hAnsi="Arial" w:cs="Arial"/>
               </w:rPr>
-              <w:t>C</w:t>
-            </w:r>
-            <w:r>
-              <w:rPr>
-                <w:rFonts w:ascii="Arial" w:hAnsi="Arial" w:cs="Arial"/>
-              </w:rPr>
-              <w:t>ourses</w:t>
+              <w:t>List</w:t>
             </w:r>
           </w:p>
         </w:tc>
@@ -16215,13 +16471,7 @@
               <w:rPr>
                 <w:rFonts w:ascii="Arial" w:hAnsi="Arial" w:cs="Arial"/>
               </w:rPr>
-              <w:t>UC</w:t>
-            </w:r>
-            <w:r>
-              <w:rPr>
-                <w:rFonts w:ascii="Arial" w:hAnsi="Arial" w:cs="Arial"/>
-              </w:rPr>
-              <w:t>7</w:t>
+              <w:t>UC7</w:t>
             </w:r>
           </w:p>
         </w:tc>
@@ -16507,7 +16757,13 @@
               <w:rPr>
                 <w:rFonts w:ascii="Arial" w:hAnsi="Arial" w:cs="Arial"/>
               </w:rPr>
-              <w:t>UC10</w:t>
+              <w:t>UC</w:t>
+            </w:r>
+            <w:r>
+              <w:rPr>
+                <w:rFonts w:ascii="Arial" w:hAnsi="Arial" w:cs="Arial"/>
+              </w:rPr>
+              <w:t>3</w:t>
             </w:r>
           </w:p>
         </w:tc>
@@ -16538,19 +16794,7 @@
               <w:rPr>
                 <w:rFonts w:ascii="Arial" w:hAnsi="Arial" w:cs="Arial"/>
               </w:rPr>
-              <w:t xml:space="preserve">ourse </w:t>
-            </w:r>
-            <w:r>
-              <w:rPr>
-                <w:rFonts w:ascii="Arial" w:hAnsi="Arial" w:cs="Arial"/>
-              </w:rPr>
-              <w:t>I</w:t>
-            </w:r>
-            <w:r>
-              <w:rPr>
-                <w:rFonts w:ascii="Arial" w:hAnsi="Arial" w:cs="Arial"/>
-              </w:rPr>
-              <w:t>nformation</w:t>
+              <w:t>ourse</w:t>
             </w:r>
           </w:p>
         </w:tc>
@@ -16586,7 +16830,13 @@
               <w:rPr>
                 <w:rFonts w:ascii="Arial" w:hAnsi="Arial" w:cs="Arial"/>
               </w:rPr>
-              <w:t>UC11</w:t>
+              <w:t>UC1</w:t>
+            </w:r>
+            <w:r>
+              <w:rPr>
+                <w:rFonts w:ascii="Arial" w:hAnsi="Arial" w:cs="Arial"/>
+              </w:rPr>
+              <w:t>0</w:t>
             </w:r>
           </w:p>
         </w:tc>
@@ -16653,7 +16903,13 @@
               <w:rPr>
                 <w:rFonts w:ascii="Arial" w:hAnsi="Arial" w:cs="Arial"/>
               </w:rPr>
-              <w:t>UC12</w:t>
+              <w:t>UC1</w:t>
+            </w:r>
+            <w:r>
+              <w:rPr>
+                <w:rFonts w:ascii="Arial" w:hAnsi="Arial" w:cs="Arial"/>
+              </w:rPr>
+              <w:t>1</w:t>
             </w:r>
           </w:p>
         </w:tc>
@@ -16781,7 +17037,13 @@
               <w:rPr>
                 <w:rFonts w:ascii="Arial" w:hAnsi="Arial" w:cs="Arial"/>
               </w:rPr>
-              <w:t>UC13</w:t>
+              <w:t>UC1</w:t>
+            </w:r>
+            <w:r>
+              <w:rPr>
+                <w:rFonts w:ascii="Arial" w:hAnsi="Arial" w:cs="Arial"/>
+              </w:rPr>
+              <w:t>2</w:t>
             </w:r>
           </w:p>
         </w:tc>
@@ -16860,7 +17122,13 @@
               <w:rPr>
                 <w:rFonts w:ascii="Arial" w:hAnsi="Arial" w:cs="Arial"/>
               </w:rPr>
-              <w:t>UC14</w:t>
+              <w:t>UC1</w:t>
+            </w:r>
+            <w:r>
+              <w:rPr>
+                <w:rFonts w:ascii="Arial" w:hAnsi="Arial" w:cs="Arial"/>
+              </w:rPr>
+              <w:t>3</w:t>
             </w:r>
           </w:p>
         </w:tc>
@@ -16939,7 +17207,13 @@
               <w:rPr>
                 <w:rFonts w:ascii="Arial" w:hAnsi="Arial" w:cs="Arial"/>
               </w:rPr>
-              <w:t>UC15</w:t>
+              <w:t>UC1</w:t>
+            </w:r>
+            <w:r>
+              <w:rPr>
+                <w:rFonts w:ascii="Arial" w:hAnsi="Arial" w:cs="Arial"/>
+              </w:rPr>
+              <w:t>4</w:t>
             </w:r>
           </w:p>
         </w:tc>
@@ -17018,7 +17292,13 @@
               <w:rPr>
                 <w:rFonts w:ascii="Arial" w:hAnsi="Arial" w:cs="Arial"/>
               </w:rPr>
-              <w:t>UC16</w:t>
+              <w:t>UC1</w:t>
+            </w:r>
+            <w:r>
+              <w:rPr>
+                <w:rFonts w:ascii="Arial" w:hAnsi="Arial" w:cs="Arial"/>
+              </w:rPr>
+              <w:t>5</w:t>
             </w:r>
           </w:p>
         </w:tc>
@@ -17158,7 +17438,13 @@
               <w:rPr>
                 <w:rFonts w:ascii="Arial" w:hAnsi="Arial" w:cs="Arial"/>
               </w:rPr>
-              <w:t>UC17</w:t>
+              <w:t>UC1</w:t>
+            </w:r>
+            <w:r>
+              <w:rPr>
+                <w:rFonts w:ascii="Arial" w:hAnsi="Arial" w:cs="Arial"/>
+              </w:rPr>
+              <w:t>6</w:t>
             </w:r>
           </w:p>
         </w:tc>
@@ -17237,7 +17523,13 @@
               <w:rPr>
                 <w:rFonts w:ascii="Arial" w:hAnsi="Arial" w:cs="Arial"/>
               </w:rPr>
-              <w:t>UC18</w:t>
+              <w:t>UC1</w:t>
+            </w:r>
+            <w:r>
+              <w:rPr>
+                <w:rFonts w:ascii="Arial" w:hAnsi="Arial" w:cs="Arial"/>
+              </w:rPr>
+              <w:t>7</w:t>
             </w:r>
           </w:p>
         </w:tc>
@@ -17383,7 +17675,7 @@
               <w:rPr>
                 <w:rFonts w:ascii="Arial" w:hAnsi="Arial" w:cs="Arial"/>
               </w:rPr>
-              <w:t>9</w:t>
+              <w:t>8</w:t>
             </w:r>
           </w:p>
         </w:tc>
@@ -17462,7 +17754,13 @@
               <w:rPr>
                 <w:rFonts w:ascii="Arial" w:hAnsi="Arial" w:cs="Arial"/>
               </w:rPr>
-              <w:t>UC20</w:t>
+              <w:t>UC</w:t>
+            </w:r>
+            <w:r>
+              <w:rPr>
+                <w:rFonts w:ascii="Arial" w:hAnsi="Arial" w:cs="Arial"/>
+              </w:rPr>
+              <w:t>19</w:t>
             </w:r>
           </w:p>
         </w:tc>
@@ -17541,7 +17839,13 @@
               <w:rPr>
                 <w:rFonts w:ascii="Arial" w:hAnsi="Arial" w:cs="Arial"/>
               </w:rPr>
-              <w:t>UC21</w:t>
+              <w:t>UC2</w:t>
+            </w:r>
+            <w:r>
+              <w:rPr>
+                <w:rFonts w:ascii="Arial" w:hAnsi="Arial" w:cs="Arial"/>
+              </w:rPr>
+              <w:t>0</w:t>
             </w:r>
           </w:p>
         </w:tc>
@@ -17682,7 +17986,13 @@
               <w:rPr>
                 <w:rFonts w:ascii="Arial" w:hAnsi="Arial" w:cs="Arial"/>
               </w:rPr>
-              <w:t>UC22</w:t>
+              <w:t>UC2</w:t>
+            </w:r>
+            <w:r>
+              <w:rPr>
+                <w:rFonts w:ascii="Arial" w:hAnsi="Arial" w:cs="Arial"/>
+              </w:rPr>
+              <w:t>1</w:t>
             </w:r>
           </w:p>
         </w:tc>
@@ -17761,7 +18071,13 @@
               <w:rPr>
                 <w:rFonts w:ascii="Arial" w:hAnsi="Arial" w:cs="Arial"/>
               </w:rPr>
-              <w:t>UC23</w:t>
+              <w:t>UC2</w:t>
+            </w:r>
+            <w:r>
+              <w:rPr>
+                <w:rFonts w:ascii="Arial" w:hAnsi="Arial" w:cs="Arial"/>
+              </w:rPr>
+              <w:t>2</w:t>
             </w:r>
           </w:p>
         </w:tc>
@@ -17840,7 +18156,13 @@
               <w:rPr>
                 <w:rFonts w:ascii="Arial" w:hAnsi="Arial" w:cs="Arial"/>
               </w:rPr>
-              <w:t>UC24</w:t>
+              <w:t>UC2</w:t>
+            </w:r>
+            <w:r>
+              <w:rPr>
+                <w:rFonts w:ascii="Arial" w:hAnsi="Arial" w:cs="Arial"/>
+              </w:rPr>
+              <w:t>3</w:t>
             </w:r>
           </w:p>
         </w:tc>
@@ -17919,7 +18241,13 @@
               <w:rPr>
                 <w:rFonts w:ascii="Arial" w:hAnsi="Arial" w:cs="Arial"/>
               </w:rPr>
-              <w:t>UC25</w:t>
+              <w:t>UC2</w:t>
+            </w:r>
+            <w:r>
+              <w:rPr>
+                <w:rFonts w:ascii="Arial" w:hAnsi="Arial" w:cs="Arial"/>
+              </w:rPr>
+              <w:t>4</w:t>
             </w:r>
           </w:p>
         </w:tc>
@@ -18090,7 +18418,7 @@
           <w:szCs w:val="24"/>
         </w:rPr>
       </w:pPr>
-      <w:bookmarkStart w:id="27" w:name="_Toc227348732"/>
+      <w:bookmarkStart w:id="27" w:name="_Toc227385156"/>
       <w:r>
         <w:rPr>
           <w:rFonts w:ascii="Arial" w:hAnsi="Arial" w:cs="Arial"/>
@@ -18245,7 +18573,13 @@
               <w:rPr>
                 <w:rFonts w:ascii="Arial" w:hAnsi="Arial" w:cs="Arial"/>
               </w:rPr>
-              <w:t>UC26</w:t>
+              <w:t>UC2</w:t>
+            </w:r>
+            <w:r>
+              <w:rPr>
+                <w:rFonts w:ascii="Arial" w:hAnsi="Arial" w:cs="Arial"/>
+              </w:rPr>
+              <w:t>5</w:t>
             </w:r>
           </w:p>
         </w:tc>
@@ -18311,7 +18645,13 @@
               <w:rPr>
                 <w:rFonts w:ascii="Arial" w:hAnsi="Arial" w:cs="Arial"/>
               </w:rPr>
-              <w:t>UC27</w:t>
+              <w:t>UC2</w:t>
+            </w:r>
+            <w:r>
+              <w:rPr>
+                <w:rFonts w:ascii="Arial" w:hAnsi="Arial" w:cs="Arial"/>
+              </w:rPr>
+              <w:t>6</w:t>
             </w:r>
           </w:p>
         </w:tc>
@@ -18377,7 +18717,13 @@
               <w:rPr>
                 <w:rFonts w:ascii="Arial" w:hAnsi="Arial" w:cs="Arial"/>
               </w:rPr>
-              <w:t>UC28</w:t>
+              <w:t>UC2</w:t>
+            </w:r>
+            <w:r>
+              <w:rPr>
+                <w:rFonts w:ascii="Arial" w:hAnsi="Arial" w:cs="Arial"/>
+              </w:rPr>
+              <w:t>7</w:t>
             </w:r>
           </w:p>
         </w:tc>
@@ -18443,7 +18789,13 @@
               <w:rPr>
                 <w:rFonts w:ascii="Arial" w:hAnsi="Arial" w:cs="Arial"/>
               </w:rPr>
-              <w:t>UC29</w:t>
+              <w:t>UC2</w:t>
+            </w:r>
+            <w:r>
+              <w:rPr>
+                <w:rFonts w:ascii="Arial" w:hAnsi="Arial" w:cs="Arial"/>
+              </w:rPr>
+              <w:t>8</w:t>
             </w:r>
           </w:p>
         </w:tc>
@@ -18502,7 +18854,7 @@
               <w:rPr>
                 <w:rFonts w:ascii="Arial" w:hAnsi="Arial" w:cs="Arial"/>
               </w:rPr>
-              <w:t>30</w:t>
+              <w:t>29</w:t>
             </w:r>
           </w:p>
         </w:tc>
@@ -18586,7 +18938,13 @@
               <w:rPr>
                 <w:rFonts w:ascii="Arial" w:hAnsi="Arial" w:cs="Arial"/>
               </w:rPr>
-              <w:t>UC31</w:t>
+              <w:t>UC3</w:t>
+            </w:r>
+            <w:r>
+              <w:rPr>
+                <w:rFonts w:ascii="Arial" w:hAnsi="Arial" w:cs="Arial"/>
+              </w:rPr>
+              <w:t>0</w:t>
             </w:r>
           </w:p>
         </w:tc>
@@ -18650,7 +19008,13 @@
               <w:rPr>
                 <w:rFonts w:ascii="Arial" w:hAnsi="Arial" w:cs="Arial"/>
               </w:rPr>
-              <w:t>UC32</w:t>
+              <w:t>UC3</w:t>
+            </w:r>
+            <w:r>
+              <w:rPr>
+                <w:rFonts w:ascii="Arial" w:hAnsi="Arial" w:cs="Arial"/>
+              </w:rPr>
+              <w:t>1</w:t>
             </w:r>
           </w:p>
         </w:tc>
@@ -18714,7 +19078,13 @@
               <w:rPr>
                 <w:rFonts w:ascii="Arial" w:hAnsi="Arial" w:cs="Arial"/>
               </w:rPr>
-              <w:t>UC33</w:t>
+              <w:t>UC3</w:t>
+            </w:r>
+            <w:r>
+              <w:rPr>
+                <w:rFonts w:ascii="Arial" w:hAnsi="Arial" w:cs="Arial"/>
+              </w:rPr>
+              <w:t>2</w:t>
             </w:r>
           </w:p>
         </w:tc>
@@ -18778,7 +19148,13 @@
               <w:rPr>
                 <w:rFonts w:ascii="Arial" w:hAnsi="Arial" w:cs="Arial"/>
               </w:rPr>
-              <w:t>UC34</w:t>
+              <w:t>UC3</w:t>
+            </w:r>
+            <w:r>
+              <w:rPr>
+                <w:rFonts w:ascii="Arial" w:hAnsi="Arial" w:cs="Arial"/>
+              </w:rPr>
+              <w:t>3</w:t>
             </w:r>
           </w:p>
         </w:tc>
@@ -18830,7 +19206,13 @@
               <w:rPr>
                 <w:rFonts w:ascii="Arial" w:hAnsi="Arial" w:cs="Arial"/>
               </w:rPr>
-              <w:t>UC35</w:t>
+              <w:t>UC3</w:t>
+            </w:r>
+            <w:r>
+              <w:rPr>
+                <w:rFonts w:ascii="Arial" w:hAnsi="Arial" w:cs="Arial"/>
+              </w:rPr>
+              <w:t>4</w:t>
             </w:r>
           </w:p>
         </w:tc>
@@ -19002,7 +19384,7 @@
           <w:szCs w:val="24"/>
         </w:rPr>
       </w:pPr>
-      <w:bookmarkStart w:id="28" w:name="_Toc227348733"/>
+      <w:bookmarkStart w:id="28" w:name="_Toc227385157"/>
       <w:r>
         <w:rPr>
           <w:rFonts w:ascii="Arial" w:hAnsi="Arial" w:cs="Arial"/>
@@ -19117,7 +19499,13 @@
         <w:rPr>
           <w:rFonts w:ascii="Arial" w:hAnsi="Arial" w:cs="Arial"/>
         </w:rPr>
-        <w:t xml:space="preserve"> provide detailed descriptions of some of the use cases identified above, focusing on the core system functions that are critical to the Student Enrolment System</w:t>
+        <w:t xml:space="preserve"> provide detailed descriptions of some of the use cases identified above, focusing on the core system functions that are critical to the </w:t>
+      </w:r>
+      <w:r>
+        <w:rPr>
+          <w:rFonts w:ascii="Arial" w:hAnsi="Arial" w:cs="Arial"/>
+        </w:rPr>
+        <w:t>Course Enrolment System</w:t>
       </w:r>
       <w:r>
         <w:rPr>
@@ -19340,13 +19728,7 @@
               <w:rPr>
                 <w:rFonts w:ascii="Arial" w:hAnsi="Arial" w:cs="Arial"/>
               </w:rPr>
-              <w:t>System is available</w:t>
-            </w:r>
-            <w:r>
-              <w:rPr>
-                <w:rFonts w:ascii="Arial" w:hAnsi="Arial" w:cs="Arial"/>
-              </w:rPr>
-              <w:t xml:space="preserve"> </w:t>
+              <w:t xml:space="preserve">System is available </w:t>
             </w:r>
           </w:p>
           <w:p>
@@ -19498,13 +19880,7 @@
               <w:rPr>
                 <w:rFonts w:ascii="Arial" w:hAnsi="Arial" w:cs="Arial"/>
               </w:rPr>
-              <w:t xml:space="preserve"> </w:t>
-            </w:r>
-            <w:r>
-              <w:rPr>
-                <w:rFonts w:ascii="Arial" w:hAnsi="Arial" w:cs="Arial"/>
-              </w:rPr>
-              <w:t xml:space="preserve">and </w:t>
+              <w:t xml:space="preserve"> and </w:t>
             </w:r>
             <w:r>
               <w:rPr>
@@ -19516,7 +19892,31 @@
               <w:rPr>
                 <w:rFonts w:ascii="Arial" w:hAnsi="Arial" w:cs="Arial"/>
               </w:rPr>
-              <w:t>(UC26, UC29)</w:t>
+              <w:t>(UC2</w:t>
+            </w:r>
+            <w:r>
+              <w:rPr>
+                <w:rFonts w:ascii="Arial" w:hAnsi="Arial" w:cs="Arial"/>
+              </w:rPr>
+              <w:t>5</w:t>
+            </w:r>
+            <w:r>
+              <w:rPr>
+                <w:rFonts w:ascii="Arial" w:hAnsi="Arial" w:cs="Arial"/>
+              </w:rPr>
+              <w:t>, UC2</w:t>
+            </w:r>
+            <w:r>
+              <w:rPr>
+                <w:rFonts w:ascii="Arial" w:hAnsi="Arial" w:cs="Arial"/>
+              </w:rPr>
+              <w:t>8</w:t>
+            </w:r>
+            <w:r>
+              <w:rPr>
+                <w:rFonts w:ascii="Arial" w:hAnsi="Arial" w:cs="Arial"/>
+              </w:rPr>
+              <w:t>)</w:t>
             </w:r>
           </w:p>
           <w:p>
@@ -19577,7 +19977,19 @@
               <w:rPr>
                 <w:rFonts w:ascii="Arial" w:hAnsi="Arial" w:cs="Arial"/>
               </w:rPr>
-              <w:t xml:space="preserve">UC26 </w:t>
+              <w:t>UC2</w:t>
+            </w:r>
+            <w:r>
+              <w:rPr>
+                <w:rFonts w:ascii="Arial" w:hAnsi="Arial" w:cs="Arial"/>
+              </w:rPr>
+              <w:t>5</w:t>
+            </w:r>
+            <w:r>
+              <w:rPr>
+                <w:rFonts w:ascii="Arial" w:hAnsi="Arial" w:cs="Arial"/>
+              </w:rPr>
+              <w:t xml:space="preserve"> </w:t>
             </w:r>
             <w:r>
               <w:rPr>
@@ -19609,7 +20021,19 @@
               <w:rPr>
                 <w:rFonts w:ascii="Arial" w:hAnsi="Arial" w:cs="Arial"/>
               </w:rPr>
-              <w:t xml:space="preserve">UC29 </w:t>
+              <w:t>UC2</w:t>
+            </w:r>
+            <w:r>
+              <w:rPr>
+                <w:rFonts w:ascii="Arial" w:hAnsi="Arial" w:cs="Arial"/>
+              </w:rPr>
+              <w:t>8</w:t>
+            </w:r>
+            <w:r>
+              <w:rPr>
+                <w:rFonts w:ascii="Arial" w:hAnsi="Arial" w:cs="Arial"/>
+              </w:rPr>
+              <w:t xml:space="preserve"> </w:t>
             </w:r>
             <w:r>
               <w:rPr>
@@ -19641,7 +20065,19 @@
               <w:rPr>
                 <w:rFonts w:ascii="Arial" w:hAnsi="Arial" w:cs="Arial"/>
               </w:rPr>
-              <w:t xml:space="preserve">UC35 </w:t>
+              <w:t>UC3</w:t>
+            </w:r>
+            <w:r>
+              <w:rPr>
+                <w:rFonts w:ascii="Arial" w:hAnsi="Arial" w:cs="Arial"/>
+              </w:rPr>
+              <w:t>4</w:t>
+            </w:r>
+            <w:r>
+              <w:rPr>
+                <w:rFonts w:ascii="Arial" w:hAnsi="Arial" w:cs="Arial"/>
+              </w:rPr>
+              <w:t xml:space="preserve"> </w:t>
             </w:r>
             <w:r>
               <w:rPr>
@@ -20133,13 +20569,7 @@
               <w:rPr>
                 <w:rFonts w:ascii="Arial" w:hAnsi="Arial" w:cs="Arial"/>
               </w:rPr>
-              <w:t>is logged in</w:t>
-            </w:r>
-            <w:r>
-              <w:rPr>
-                <w:rFonts w:ascii="Arial" w:hAnsi="Arial" w:cs="Arial"/>
-              </w:rPr>
-              <w:t xml:space="preserve"> </w:t>
+              <w:t xml:space="preserve">is logged in </w:t>
             </w:r>
             <w:r>
               <w:rPr>
@@ -20237,19 +20667,13 @@
               <w:rPr>
                 <w:rFonts w:ascii="Arial" w:hAnsi="Arial" w:cs="Arial"/>
               </w:rPr>
-              <w:t xml:space="preserve"> </w:t>
-            </w:r>
-            <w:r>
-              <w:rPr>
-                <w:rFonts w:ascii="Arial" w:hAnsi="Arial" w:cs="Arial"/>
-              </w:rPr>
-              <w:t>(UC2</w:t>
-            </w:r>
-            <w:r>
-              <w:rPr>
-                <w:rFonts w:ascii="Arial" w:hAnsi="Arial" w:cs="Arial"/>
-              </w:rPr>
-              <w:t>7</w:t>
+              <w:t xml:space="preserve"> (UC2</w:t>
+            </w:r>
+            <w:r>
+              <w:rPr>
+                <w:rFonts w:ascii="Arial" w:hAnsi="Arial" w:cs="Arial"/>
+              </w:rPr>
+              <w:t>6</w:t>
             </w:r>
             <w:r>
               <w:rPr>
@@ -20321,31 +20745,13 @@
               <w:rPr>
                 <w:rFonts w:ascii="Arial" w:hAnsi="Arial" w:cs="Arial"/>
               </w:rPr>
-              <w:t>7</w:t>
-            </w:r>
-            <w:r>
-              <w:rPr>
-                <w:rFonts w:ascii="Arial" w:hAnsi="Arial" w:cs="Arial"/>
-              </w:rPr>
-              <w:t xml:space="preserve"> </w:t>
-            </w:r>
-            <w:r>
-              <w:rPr>
-                <w:rFonts w:ascii="Arial" w:hAnsi="Arial" w:cs="Arial"/>
-              </w:rPr>
-              <w:t>“</w:t>
-            </w:r>
-            <w:r>
-              <w:rPr>
-                <w:rFonts w:ascii="Arial" w:hAnsi="Arial" w:cs="Arial"/>
-              </w:rPr>
-              <w:t>Retrieve course information</w:t>
-            </w:r>
-            <w:r>
-              <w:rPr>
-                <w:rFonts w:ascii="Arial" w:hAnsi="Arial" w:cs="Arial"/>
-              </w:rPr>
-              <w:t>”</w:t>
+              <w:t>6</w:t>
+            </w:r>
+            <w:r>
+              <w:rPr>
+                <w:rFonts w:ascii="Arial" w:hAnsi="Arial" w:cs="Arial"/>
+              </w:rPr>
+              <w:t xml:space="preserve"> “Retrieve course information”</w:t>
             </w:r>
           </w:p>
         </w:tc>
@@ -20464,19 +20870,7 @@
               <w:rPr>
                 <w:rFonts w:ascii="Arial" w:hAnsi="Arial" w:cs="Arial"/>
               </w:rPr>
-              <w:t>P</w:t>
-            </w:r>
-            <w:r>
-              <w:rPr>
-                <w:rFonts w:ascii="Arial" w:hAnsi="Arial" w:cs="Arial"/>
-              </w:rPr>
-              <w:t>ost</w:t>
-            </w:r>
-            <w:r>
-              <w:rPr>
-                <w:rFonts w:ascii="Arial" w:hAnsi="Arial" w:cs="Arial"/>
-              </w:rPr>
-              <w:t>-condition</w:t>
+              <w:t>Post-condition</w:t>
             </w:r>
           </w:p>
         </w:tc>
@@ -20755,13 +21149,7 @@
               <w:rPr>
                 <w:rFonts w:ascii="Arial" w:hAnsi="Arial" w:cs="Arial"/>
               </w:rPr>
-              <w:t xml:space="preserve">Student </w:t>
-            </w:r>
-            <w:r>
-              <w:rPr>
-                <w:rFonts w:ascii="Arial" w:hAnsi="Arial" w:cs="Arial"/>
-              </w:rPr>
-              <w:t>view</w:t>
+              <w:t>Student view</w:t>
             </w:r>
             <w:r>
               <w:rPr>
@@ -20977,13 +21365,7 @@
               <w:rPr>
                 <w:rFonts w:ascii="Arial" w:hAnsi="Arial" w:cs="Arial"/>
               </w:rPr>
-              <w:t>retrie</w:t>
-            </w:r>
-            <w:r>
-              <w:rPr>
-                <w:rFonts w:ascii="Arial" w:hAnsi="Arial" w:cs="Arial"/>
-              </w:rPr>
-              <w:t xml:space="preserve">ves </w:t>
+              <w:t xml:space="preserve">retrieves </w:t>
             </w:r>
             <w:r>
               <w:rPr>
@@ -21001,7 +21383,7 @@
               <w:rPr>
                 <w:rFonts w:ascii="Arial" w:hAnsi="Arial" w:cs="Arial"/>
               </w:rPr>
-              <w:t>7</w:t>
+              <w:t>6</w:t>
             </w:r>
             <w:r>
               <w:rPr>
@@ -21067,7 +21449,19 @@
               <w:rPr>
                 <w:rFonts w:ascii="Arial" w:hAnsi="Arial" w:cs="Arial"/>
               </w:rPr>
-              <w:t>UC27 “Retrieve course information”</w:t>
+              <w:t>UC2</w:t>
+            </w:r>
+            <w:r>
+              <w:rPr>
+                <w:rFonts w:ascii="Arial" w:hAnsi="Arial" w:cs="Arial"/>
+              </w:rPr>
+              <w:t>6</w:t>
+            </w:r>
+            <w:r>
+              <w:rPr>
+                <w:rFonts w:ascii="Arial" w:hAnsi="Arial" w:cs="Arial"/>
+              </w:rPr>
+              <w:t xml:space="preserve"> “Retrieve course information”</w:t>
             </w:r>
           </w:p>
         </w:tc>
@@ -21639,7 +22033,13 @@
               <w:rPr>
                 <w:rFonts w:ascii="Arial" w:hAnsi="Arial" w:cs="Arial"/>
               </w:rPr>
-              <w:t xml:space="preserve">6, </w:t>
+              <w:t>5</w:t>
+            </w:r>
+            <w:r>
+              <w:rPr>
+                <w:rFonts w:ascii="Arial" w:hAnsi="Arial" w:cs="Arial"/>
+              </w:rPr>
+              <w:t xml:space="preserve">, </w:t>
             </w:r>
             <w:r>
               <w:rPr>
@@ -21651,7 +22051,7 @@
               <w:rPr>
                 <w:rFonts w:ascii="Arial" w:hAnsi="Arial" w:cs="Arial"/>
               </w:rPr>
-              <w:t>7</w:t>
+              <w:t>6</w:t>
             </w:r>
             <w:r>
               <w:rPr>
@@ -21695,7 +22095,13 @@
               <w:rPr>
                 <w:rFonts w:ascii="Arial" w:hAnsi="Arial" w:cs="Arial"/>
               </w:rPr>
-              <w:t>31</w:t>
+              <w:t>3</w:t>
+            </w:r>
+            <w:r>
+              <w:rPr>
+                <w:rFonts w:ascii="Arial" w:hAnsi="Arial" w:cs="Arial"/>
+              </w:rPr>
+              <w:t>0</w:t>
             </w:r>
             <w:r>
               <w:rPr>
@@ -21739,7 +22145,13 @@
               <w:rPr>
                 <w:rFonts w:ascii="Arial" w:hAnsi="Arial" w:cs="Arial"/>
               </w:rPr>
-              <w:t>32</w:t>
+              <w:t>3</w:t>
+            </w:r>
+            <w:r>
+              <w:rPr>
+                <w:rFonts w:ascii="Arial" w:hAnsi="Arial" w:cs="Arial"/>
+              </w:rPr>
+              <w:t>1</w:t>
             </w:r>
             <w:r>
               <w:rPr>
@@ -21783,7 +22195,13 @@
               <w:rPr>
                 <w:rFonts w:ascii="Arial" w:hAnsi="Arial" w:cs="Arial"/>
               </w:rPr>
-              <w:t>33</w:t>
+              <w:t>3</w:t>
+            </w:r>
+            <w:r>
+              <w:rPr>
+                <w:rFonts w:ascii="Arial" w:hAnsi="Arial" w:cs="Arial"/>
+              </w:rPr>
+              <w:t>2</w:t>
             </w:r>
             <w:r>
               <w:rPr>
@@ -21871,13 +22289,7 @@
               <w:rPr>
                 <w:rFonts w:ascii="Arial" w:hAnsi="Arial" w:cs="Arial"/>
               </w:rPr>
-              <w:t>selected courses in the enrolment cart</w:t>
-            </w:r>
-            <w:r>
-              <w:rPr>
-                <w:rFonts w:ascii="Arial" w:hAnsi="Arial" w:cs="Arial"/>
-              </w:rPr>
-              <w:t xml:space="preserve"> </w:t>
+              <w:t xml:space="preserve">selected courses in the enrolment cart </w:t>
             </w:r>
           </w:p>
         </w:tc>
@@ -21923,13 +22335,39 @@
               <w:rPr>
                 <w:rFonts w:ascii="Arial" w:hAnsi="Arial" w:cs="Arial"/>
               </w:rPr>
+              <w:t>5</w:t>
+            </w:r>
+            <w:r>
+              <w:rPr>
+                <w:rFonts w:ascii="Arial" w:hAnsi="Arial" w:cs="Arial"/>
+              </w:rPr>
+              <w:t xml:space="preserve"> “Retrieve student information”</w:t>
+            </w:r>
+          </w:p>
+          <w:p>
+            <w:pPr>
+              <w:jc w:val="both"/>
+              <w:rPr>
+                <w:rFonts w:ascii="Arial" w:hAnsi="Arial" w:cs="Arial"/>
+              </w:rPr>
+            </w:pPr>
+            <w:r>
+              <w:rPr>
+                <w:rFonts w:ascii="Arial" w:hAnsi="Arial" w:cs="Arial"/>
+              </w:rPr>
+              <w:t>UC2</w:t>
+            </w:r>
+            <w:r>
+              <w:rPr>
+                <w:rFonts w:ascii="Arial" w:hAnsi="Arial" w:cs="Arial"/>
+              </w:rPr>
               <w:t>6</w:t>
             </w:r>
             <w:r>
               <w:rPr>
                 <w:rFonts w:ascii="Arial" w:hAnsi="Arial" w:cs="Arial"/>
               </w:rPr>
-              <w:t xml:space="preserve"> “Retrieve student information”</w:t>
+              <w:t xml:space="preserve"> “Retrieve course information”</w:t>
             </w:r>
           </w:p>
           <w:p>
@@ -21943,19 +22381,37 @@
               <w:rPr>
                 <w:rFonts w:ascii="Arial" w:hAnsi="Arial" w:cs="Arial"/>
               </w:rPr>
-              <w:t>UC2</w:t>
-            </w:r>
-            <w:r>
-              <w:rPr>
-                <w:rFonts w:ascii="Arial" w:hAnsi="Arial" w:cs="Arial"/>
-              </w:rPr>
-              <w:t>7</w:t>
-            </w:r>
-            <w:r>
-              <w:rPr>
-                <w:rFonts w:ascii="Arial" w:hAnsi="Arial" w:cs="Arial"/>
-              </w:rPr>
-              <w:t xml:space="preserve"> “Retrieve course information”</w:t>
+              <w:t>UC3</w:t>
+            </w:r>
+            <w:r>
+              <w:rPr>
+                <w:rFonts w:ascii="Arial" w:hAnsi="Arial" w:cs="Arial"/>
+              </w:rPr>
+              <w:t>0</w:t>
+            </w:r>
+            <w:r>
+              <w:rPr>
+                <w:rFonts w:ascii="Arial" w:hAnsi="Arial" w:cs="Arial"/>
+              </w:rPr>
+              <w:t xml:space="preserve"> </w:t>
+            </w:r>
+            <w:r>
+              <w:rPr>
+                <w:rFonts w:ascii="Arial" w:hAnsi="Arial" w:cs="Arial"/>
+              </w:rPr>
+              <w:t>“</w:t>
+            </w:r>
+            <w:r>
+              <w:rPr>
+                <w:rFonts w:ascii="Arial" w:hAnsi="Arial" w:cs="Arial"/>
+              </w:rPr>
+              <w:t>Validate course prerequisites</w:t>
+            </w:r>
+            <w:r>
+              <w:rPr>
+                <w:rFonts w:ascii="Arial" w:hAnsi="Arial" w:cs="Arial"/>
+              </w:rPr>
+              <w:t>”</w:t>
             </w:r>
           </w:p>
           <w:p>
@@ -21969,7 +22425,19 @@
               <w:rPr>
                 <w:rFonts w:ascii="Arial" w:hAnsi="Arial" w:cs="Arial"/>
               </w:rPr>
-              <w:t xml:space="preserve">UC31 </w:t>
+              <w:t>UC3</w:t>
+            </w:r>
+            <w:r>
+              <w:rPr>
+                <w:rFonts w:ascii="Arial" w:hAnsi="Arial" w:cs="Arial"/>
+              </w:rPr>
+              <w:t>1</w:t>
+            </w:r>
+            <w:r>
+              <w:rPr>
+                <w:rFonts w:ascii="Arial" w:hAnsi="Arial" w:cs="Arial"/>
+              </w:rPr>
+              <w:t xml:space="preserve"> </w:t>
             </w:r>
             <w:r>
               <w:rPr>
@@ -21981,7 +22449,7 @@
               <w:rPr>
                 <w:rFonts w:ascii="Arial" w:hAnsi="Arial" w:cs="Arial"/>
               </w:rPr>
-              <w:t>Validate course prerequisites</w:t>
+              <w:t>Check course capacity</w:t>
             </w:r>
             <w:r>
               <w:rPr>
@@ -22001,39 +22469,19 @@
               <w:rPr>
                 <w:rFonts w:ascii="Arial" w:hAnsi="Arial" w:cs="Arial"/>
               </w:rPr>
-              <w:t xml:space="preserve">UC32 </w:t>
-            </w:r>
-            <w:r>
-              <w:rPr>
-                <w:rFonts w:ascii="Arial" w:hAnsi="Arial" w:cs="Arial"/>
-              </w:rPr>
-              <w:t>“</w:t>
-            </w:r>
-            <w:r>
-              <w:rPr>
-                <w:rFonts w:ascii="Arial" w:hAnsi="Arial" w:cs="Arial"/>
-              </w:rPr>
-              <w:t>Check course capacity</w:t>
-            </w:r>
-            <w:r>
-              <w:rPr>
-                <w:rFonts w:ascii="Arial" w:hAnsi="Arial" w:cs="Arial"/>
-              </w:rPr>
-              <w:t>”</w:t>
-            </w:r>
-          </w:p>
-          <w:p>
-            <w:pPr>
-              <w:jc w:val="both"/>
-              <w:rPr>
-                <w:rFonts w:ascii="Arial" w:hAnsi="Arial" w:cs="Arial"/>
-              </w:rPr>
-            </w:pPr>
-            <w:r>
-              <w:rPr>
-                <w:rFonts w:ascii="Arial" w:hAnsi="Arial" w:cs="Arial"/>
-              </w:rPr>
-              <w:t xml:space="preserve">UC33 </w:t>
+              <w:t>UC3</w:t>
+            </w:r>
+            <w:r>
+              <w:rPr>
+                <w:rFonts w:ascii="Arial" w:hAnsi="Arial" w:cs="Arial"/>
+              </w:rPr>
+              <w:t>2</w:t>
+            </w:r>
+            <w:r>
+              <w:rPr>
+                <w:rFonts w:ascii="Arial" w:hAnsi="Arial" w:cs="Arial"/>
+              </w:rPr>
+              <w:t xml:space="preserve"> </w:t>
             </w:r>
             <w:r>
               <w:rPr>
@@ -22394,13 +22842,7 @@
               <w:rPr>
                 <w:rFonts w:ascii="Arial" w:hAnsi="Arial" w:cs="Arial"/>
               </w:rPr>
-              <w:t>UC</w:t>
-            </w:r>
-            <w:r>
-              <w:rPr>
-                <w:rFonts w:ascii="Arial" w:hAnsi="Arial" w:cs="Arial"/>
-              </w:rPr>
-              <w:t>5</w:t>
+              <w:t>UC5</w:t>
             </w:r>
           </w:p>
         </w:tc>
@@ -22740,13 +23182,39 @@
               <w:rPr>
                 <w:rFonts w:ascii="Arial" w:hAnsi="Arial" w:cs="Arial"/>
               </w:rPr>
+              <w:t>5</w:t>
+            </w:r>
+            <w:r>
+              <w:rPr>
+                <w:rFonts w:ascii="Arial" w:hAnsi="Arial" w:cs="Arial"/>
+              </w:rPr>
+              <w:t xml:space="preserve"> “Retrieve student information”</w:t>
+            </w:r>
+          </w:p>
+          <w:p>
+            <w:pPr>
+              <w:jc w:val="both"/>
+              <w:rPr>
+                <w:rFonts w:ascii="Arial" w:hAnsi="Arial" w:cs="Arial"/>
+              </w:rPr>
+            </w:pPr>
+            <w:r>
+              <w:rPr>
+                <w:rFonts w:ascii="Arial" w:hAnsi="Arial" w:cs="Arial"/>
+              </w:rPr>
+              <w:t>UC2</w:t>
+            </w:r>
+            <w:r>
+              <w:rPr>
+                <w:rFonts w:ascii="Arial" w:hAnsi="Arial" w:cs="Arial"/>
+              </w:rPr>
               <w:t>6</w:t>
             </w:r>
             <w:r>
               <w:rPr>
                 <w:rFonts w:ascii="Arial" w:hAnsi="Arial" w:cs="Arial"/>
               </w:rPr>
-              <w:t xml:space="preserve"> “Retrieve student information”</w:t>
+              <w:t xml:space="preserve"> “Retrieve course information”</w:t>
             </w:r>
           </w:p>
           <w:p>
@@ -22760,19 +23228,37 @@
               <w:rPr>
                 <w:rFonts w:ascii="Arial" w:hAnsi="Arial" w:cs="Arial"/>
               </w:rPr>
-              <w:t>UC2</w:t>
-            </w:r>
-            <w:r>
-              <w:rPr>
-                <w:rFonts w:ascii="Arial" w:hAnsi="Arial" w:cs="Arial"/>
-              </w:rPr>
-              <w:t>7</w:t>
-            </w:r>
-            <w:r>
-              <w:rPr>
-                <w:rFonts w:ascii="Arial" w:hAnsi="Arial" w:cs="Arial"/>
-              </w:rPr>
-              <w:t xml:space="preserve"> “Retrieve course information”</w:t>
+              <w:t>UC3</w:t>
+            </w:r>
+            <w:r>
+              <w:rPr>
+                <w:rFonts w:ascii="Arial" w:hAnsi="Arial" w:cs="Arial"/>
+              </w:rPr>
+              <w:t>0</w:t>
+            </w:r>
+            <w:r>
+              <w:rPr>
+                <w:rFonts w:ascii="Arial" w:hAnsi="Arial" w:cs="Arial"/>
+              </w:rPr>
+              <w:t xml:space="preserve"> </w:t>
+            </w:r>
+            <w:r>
+              <w:rPr>
+                <w:rFonts w:ascii="Arial" w:hAnsi="Arial" w:cs="Arial"/>
+              </w:rPr>
+              <w:t>“</w:t>
+            </w:r>
+            <w:r>
+              <w:rPr>
+                <w:rFonts w:ascii="Arial" w:hAnsi="Arial" w:cs="Arial"/>
+              </w:rPr>
+              <w:t>Validate course prerequisites</w:t>
+            </w:r>
+            <w:r>
+              <w:rPr>
+                <w:rFonts w:ascii="Arial" w:hAnsi="Arial" w:cs="Arial"/>
+              </w:rPr>
+              <w:t>”</w:t>
             </w:r>
           </w:p>
           <w:p>
@@ -22786,7 +23272,19 @@
               <w:rPr>
                 <w:rFonts w:ascii="Arial" w:hAnsi="Arial" w:cs="Arial"/>
               </w:rPr>
-              <w:t xml:space="preserve">UC31 </w:t>
+              <w:t>UC3</w:t>
+            </w:r>
+            <w:r>
+              <w:rPr>
+                <w:rFonts w:ascii="Arial" w:hAnsi="Arial" w:cs="Arial"/>
+              </w:rPr>
+              <w:t>1</w:t>
+            </w:r>
+            <w:r>
+              <w:rPr>
+                <w:rFonts w:ascii="Arial" w:hAnsi="Arial" w:cs="Arial"/>
+              </w:rPr>
+              <w:t xml:space="preserve"> </w:t>
             </w:r>
             <w:r>
               <w:rPr>
@@ -22798,7 +23296,7 @@
               <w:rPr>
                 <w:rFonts w:ascii="Arial" w:hAnsi="Arial" w:cs="Arial"/>
               </w:rPr>
-              <w:t>Validate course prerequisites</w:t>
+              <w:t>Check course capacity</w:t>
             </w:r>
             <w:r>
               <w:rPr>
@@ -22818,7 +23316,19 @@
               <w:rPr>
                 <w:rFonts w:ascii="Arial" w:hAnsi="Arial" w:cs="Arial"/>
               </w:rPr>
-              <w:t xml:space="preserve">UC32 </w:t>
+              <w:t>UC3</w:t>
+            </w:r>
+            <w:r>
+              <w:rPr>
+                <w:rFonts w:ascii="Arial" w:hAnsi="Arial" w:cs="Arial"/>
+              </w:rPr>
+              <w:t>2</w:t>
+            </w:r>
+            <w:r>
+              <w:rPr>
+                <w:rFonts w:ascii="Arial" w:hAnsi="Arial" w:cs="Arial"/>
+              </w:rPr>
+              <w:t xml:space="preserve"> </w:t>
             </w:r>
             <w:r>
               <w:rPr>
@@ -22830,7 +23340,7 @@
               <w:rPr>
                 <w:rFonts w:ascii="Arial" w:hAnsi="Arial" w:cs="Arial"/>
               </w:rPr>
-              <w:t>Check course capacity</w:t>
+              <w:t>Detect timetable clashes</w:t>
             </w:r>
             <w:r>
               <w:rPr>
@@ -22850,39 +23360,19 @@
               <w:rPr>
                 <w:rFonts w:ascii="Arial" w:hAnsi="Arial" w:cs="Arial"/>
               </w:rPr>
-              <w:t xml:space="preserve">UC33 </w:t>
-            </w:r>
-            <w:r>
-              <w:rPr>
-                <w:rFonts w:ascii="Arial" w:hAnsi="Arial" w:cs="Arial"/>
-              </w:rPr>
-              <w:t>“</w:t>
-            </w:r>
-            <w:r>
-              <w:rPr>
-                <w:rFonts w:ascii="Arial" w:hAnsi="Arial" w:cs="Arial"/>
-              </w:rPr>
-              <w:t>Detect timetable clashes</w:t>
-            </w:r>
-            <w:r>
-              <w:rPr>
-                <w:rFonts w:ascii="Arial" w:hAnsi="Arial" w:cs="Arial"/>
-              </w:rPr>
-              <w:t>”</w:t>
-            </w:r>
-          </w:p>
-          <w:p>
-            <w:pPr>
-              <w:jc w:val="both"/>
-              <w:rPr>
-                <w:rFonts w:ascii="Arial" w:hAnsi="Arial" w:cs="Arial"/>
-              </w:rPr>
-            </w:pPr>
-            <w:r>
-              <w:rPr>
-                <w:rFonts w:ascii="Arial" w:hAnsi="Arial" w:cs="Arial"/>
-              </w:rPr>
-              <w:t xml:space="preserve">UC35 </w:t>
+              <w:t>UC3</w:t>
+            </w:r>
+            <w:r>
+              <w:rPr>
+                <w:rFonts w:ascii="Arial" w:hAnsi="Arial" w:cs="Arial"/>
+              </w:rPr>
+              <w:t>4</w:t>
+            </w:r>
+            <w:r>
+              <w:rPr>
+                <w:rFonts w:ascii="Arial" w:hAnsi="Arial" w:cs="Arial"/>
+              </w:rPr>
+              <w:t xml:space="preserve"> </w:t>
             </w:r>
             <w:r>
               <w:rPr>
@@ -23168,7 +23658,7 @@
           <w:szCs w:val="28"/>
         </w:rPr>
       </w:pPr>
-      <w:bookmarkStart w:id="29" w:name="_Toc227348734"/>
+      <w:bookmarkStart w:id="29" w:name="_Toc227385158"/>
       <w:r>
         <w:rPr>
           <w:rFonts w:ascii="Arial" w:hAnsi="Arial" w:cs="Arial"/>
@@ -23202,6 +23692,1341 @@
           <w:rFonts w:ascii="Arial" w:hAnsi="Arial" w:cs="Arial"/>
         </w:rPr>
       </w:pPr>
+      <w:r>
+        <w:rPr>
+          <w:rFonts w:ascii="Arial" w:hAnsi="Arial" w:cs="Arial"/>
+        </w:rPr>
+        <w:t xml:space="preserve">The </w:t>
+      </w:r>
+      <w:r>
+        <w:rPr>
+          <w:rFonts w:ascii="Arial" w:hAnsi="Arial" w:cs="Arial"/>
+        </w:rPr>
+        <w:t>Course Enrolment System</w:t>
+      </w:r>
+      <w:r>
+        <w:rPr>
+          <w:rFonts w:ascii="Arial" w:hAnsi="Arial" w:cs="Arial"/>
+        </w:rPr>
+        <w:t xml:space="preserve"> use case model uses include, extend, and generalisation relationships to represent how different system functions interact with each other</w:t>
+      </w:r>
+      <w:r>
+        <w:rPr>
+          <w:rFonts w:ascii="Arial" w:hAnsi="Arial" w:cs="Arial"/>
+        </w:rPr>
+        <w:t>.</w:t>
+      </w:r>
+    </w:p>
+    <w:p>
+      <w:pPr>
+        <w:pStyle w:val="Heading3"/>
+        <w:ind w:left="567"/>
+        <w:jc w:val="both"/>
+        <w:rPr>
+          <w:rFonts w:ascii="Arial" w:hAnsi="Arial" w:cs="Arial"/>
+          <w:b/>
+          <w:bCs/>
+          <w:color w:val="EE0000"/>
+          <w:sz w:val="24"/>
+          <w:szCs w:val="24"/>
+        </w:rPr>
+      </w:pPr>
+      <w:bookmarkStart w:id="30" w:name="_Toc227385159"/>
+      <w:r>
+        <w:rPr>
+          <w:rFonts w:ascii="Arial" w:hAnsi="Arial" w:cs="Arial"/>
+          <w:b/>
+          <w:bCs/>
+          <w:color w:val="EE0000"/>
+          <w:sz w:val="24"/>
+          <w:szCs w:val="24"/>
+        </w:rPr>
+        <w:t xml:space="preserve">i. </w:t>
+      </w:r>
+      <w:r>
+        <w:rPr>
+          <w:rFonts w:ascii="Arial" w:hAnsi="Arial" w:cs="Arial"/>
+          <w:b/>
+          <w:bCs/>
+          <w:color w:val="EE0000"/>
+          <w:sz w:val="24"/>
+          <w:szCs w:val="24"/>
+        </w:rPr>
+        <w:t>I</w:t>
+      </w:r>
+      <w:r>
+        <w:rPr>
+          <w:rFonts w:ascii="Arial" w:hAnsi="Arial" w:cs="Arial"/>
+          <w:b/>
+          <w:bCs/>
+          <w:color w:val="EE0000"/>
+          <w:sz w:val="24"/>
+          <w:szCs w:val="24"/>
+        </w:rPr>
+        <w:t>nclude relationships</w:t>
+      </w:r>
+      <w:bookmarkEnd w:id="30"/>
+    </w:p>
+    <w:p>
+      <w:pPr>
+        <w:ind w:left="851"/>
+        <w:jc w:val="both"/>
+        <w:rPr>
+          <w:rFonts w:ascii="Arial" w:hAnsi="Arial" w:cs="Arial"/>
+        </w:rPr>
+      </w:pPr>
+      <w:r>
+        <w:rPr>
+          <w:rFonts w:ascii="Arial" w:hAnsi="Arial" w:cs="Arial"/>
+        </w:rPr>
+        <w:t>The include relationship is used when one use case must include another use case in its normal flow.</w:t>
+      </w:r>
+    </w:p>
+    <w:p>
+      <w:pPr>
+        <w:ind w:left="851"/>
+        <w:jc w:val="both"/>
+        <w:rPr>
+          <w:rFonts w:ascii="Arial" w:hAnsi="Arial" w:cs="Arial"/>
+        </w:rPr>
+      </w:pPr>
+      <w:r>
+        <w:rPr>
+          <w:rFonts w:ascii="Arial" w:hAnsi="Arial" w:cs="Arial"/>
+        </w:rPr>
+        <w:t>The following include relationships are identified in the system:</w:t>
+      </w:r>
+    </w:p>
+    <w:p>
+      <w:pPr>
+        <w:pStyle w:val="ListParagraph"/>
+        <w:numPr>
+          <w:ilvl w:val="0"/>
+          <w:numId w:val="30"/>
+        </w:numPr>
+        <w:jc w:val="both"/>
+        <w:rPr>
+          <w:rFonts w:ascii="Arial" w:hAnsi="Arial" w:cs="Arial"/>
+        </w:rPr>
+      </w:pPr>
+      <w:r>
+        <w:rPr>
+          <w:rFonts w:ascii="Arial" w:hAnsi="Arial" w:cs="Arial"/>
+        </w:rPr>
+        <w:t>“Login” must include</w:t>
+      </w:r>
+      <w:r>
+        <w:rPr>
+          <w:rFonts w:ascii="Arial" w:hAnsi="Arial" w:cs="Arial"/>
+        </w:rPr>
+        <w:t xml:space="preserve"> </w:t>
+      </w:r>
+      <w:r>
+        <w:rPr>
+          <w:rFonts w:ascii="Arial" w:hAnsi="Arial" w:cs="Arial"/>
+        </w:rPr>
+        <w:t>“Retrieve Student Information”</w:t>
+      </w:r>
+    </w:p>
+    <w:p>
+      <w:pPr>
+        <w:pStyle w:val="ListParagraph"/>
+        <w:numPr>
+          <w:ilvl w:val="0"/>
+          <w:numId w:val="30"/>
+        </w:numPr>
+        <w:jc w:val="both"/>
+        <w:rPr>
+          <w:rFonts w:ascii="Arial" w:hAnsi="Arial" w:cs="Arial"/>
+        </w:rPr>
+      </w:pPr>
+      <w:r>
+        <w:rPr>
+          <w:rFonts w:ascii="Arial" w:hAnsi="Arial" w:cs="Arial"/>
+        </w:rPr>
+        <w:t>“Login” must include “Retrieve HR Information”</w:t>
+      </w:r>
+    </w:p>
+    <w:p>
+      <w:pPr>
+        <w:pStyle w:val="ListParagraph"/>
+        <w:numPr>
+          <w:ilvl w:val="0"/>
+          <w:numId w:val="30"/>
+        </w:numPr>
+        <w:jc w:val="both"/>
+        <w:rPr>
+          <w:rFonts w:ascii="Arial" w:hAnsi="Arial" w:cs="Arial"/>
+        </w:rPr>
+      </w:pPr>
+      <w:r>
+        <w:rPr>
+          <w:rFonts w:ascii="Arial" w:hAnsi="Arial" w:cs="Arial"/>
+        </w:rPr>
+        <w:t>“Login” must include “Maintain Audit Logs”</w:t>
+      </w:r>
+    </w:p>
+    <w:p>
+      <w:pPr>
+        <w:pStyle w:val="ListParagraph"/>
+        <w:numPr>
+          <w:ilvl w:val="0"/>
+          <w:numId w:val="30"/>
+        </w:numPr>
+        <w:jc w:val="both"/>
+        <w:rPr>
+          <w:rFonts w:ascii="Arial" w:hAnsi="Arial" w:cs="Arial"/>
+        </w:rPr>
+      </w:pPr>
+      <w:r>
+        <w:rPr>
+          <w:rFonts w:ascii="Arial" w:hAnsi="Arial" w:cs="Arial"/>
+        </w:rPr>
+        <w:t>“Search Courses” must include “Retrieve Course Information”</w:t>
+      </w:r>
+    </w:p>
+    <w:p>
+      <w:pPr>
+        <w:pStyle w:val="ListParagraph"/>
+        <w:numPr>
+          <w:ilvl w:val="0"/>
+          <w:numId w:val="30"/>
+        </w:numPr>
+        <w:jc w:val="both"/>
+        <w:rPr>
+          <w:rFonts w:ascii="Arial" w:hAnsi="Arial" w:cs="Arial"/>
+        </w:rPr>
+      </w:pPr>
+      <w:r>
+        <w:rPr>
+          <w:rFonts w:ascii="Arial" w:hAnsi="Arial" w:cs="Arial"/>
+        </w:rPr>
+        <w:t>“View Course” must include “Retrieve Course Information”</w:t>
+      </w:r>
+    </w:p>
+    <w:p>
+      <w:pPr>
+        <w:pStyle w:val="ListParagraph"/>
+        <w:numPr>
+          <w:ilvl w:val="0"/>
+          <w:numId w:val="30"/>
+        </w:numPr>
+        <w:jc w:val="both"/>
+        <w:rPr>
+          <w:rFonts w:ascii="Arial" w:hAnsi="Arial" w:cs="Arial"/>
+        </w:rPr>
+      </w:pPr>
+      <w:r>
+        <w:rPr>
+          <w:rFonts w:ascii="Arial" w:hAnsi="Arial" w:cs="Arial"/>
+        </w:rPr>
+        <w:t>“Select Courses” must include “Retrieve Student Information”</w:t>
+      </w:r>
+    </w:p>
+    <w:p>
+      <w:pPr>
+        <w:pStyle w:val="ListParagraph"/>
+        <w:numPr>
+          <w:ilvl w:val="0"/>
+          <w:numId w:val="30"/>
+        </w:numPr>
+        <w:jc w:val="both"/>
+        <w:rPr>
+          <w:rFonts w:ascii="Arial" w:hAnsi="Arial" w:cs="Arial"/>
+        </w:rPr>
+      </w:pPr>
+      <w:r>
+        <w:rPr>
+          <w:rFonts w:ascii="Arial" w:hAnsi="Arial" w:cs="Arial"/>
+        </w:rPr>
+        <w:t>“Select Courses” must include “Retrieve Course Information”</w:t>
+      </w:r>
+    </w:p>
+    <w:p>
+      <w:pPr>
+        <w:pStyle w:val="ListParagraph"/>
+        <w:numPr>
+          <w:ilvl w:val="0"/>
+          <w:numId w:val="30"/>
+        </w:numPr>
+        <w:jc w:val="both"/>
+        <w:rPr>
+          <w:rFonts w:ascii="Arial" w:hAnsi="Arial" w:cs="Arial"/>
+        </w:rPr>
+      </w:pPr>
+      <w:r>
+        <w:rPr>
+          <w:rFonts w:ascii="Arial" w:hAnsi="Arial" w:cs="Arial"/>
+        </w:rPr>
+        <w:t>“Select Courses” must include “Validate Course Prerequisites”</w:t>
+      </w:r>
+    </w:p>
+    <w:p>
+      <w:pPr>
+        <w:pStyle w:val="ListParagraph"/>
+        <w:numPr>
+          <w:ilvl w:val="0"/>
+          <w:numId w:val="30"/>
+        </w:numPr>
+        <w:jc w:val="both"/>
+        <w:rPr>
+          <w:rFonts w:ascii="Arial" w:hAnsi="Arial" w:cs="Arial"/>
+        </w:rPr>
+      </w:pPr>
+      <w:r>
+        <w:rPr>
+          <w:rFonts w:ascii="Arial" w:hAnsi="Arial" w:cs="Arial"/>
+        </w:rPr>
+        <w:t>“Select Courses” must include “Check Course Capacity”</w:t>
+      </w:r>
+    </w:p>
+    <w:p>
+      <w:pPr>
+        <w:pStyle w:val="ListParagraph"/>
+        <w:numPr>
+          <w:ilvl w:val="0"/>
+          <w:numId w:val="30"/>
+        </w:numPr>
+        <w:jc w:val="both"/>
+        <w:rPr>
+          <w:rFonts w:ascii="Arial" w:hAnsi="Arial" w:cs="Arial"/>
+        </w:rPr>
+      </w:pPr>
+      <w:r>
+        <w:rPr>
+          <w:rFonts w:ascii="Arial" w:hAnsi="Arial" w:cs="Arial"/>
+        </w:rPr>
+        <w:t>“Select Courses” must include “Detect Timetable Clashes”</w:t>
+      </w:r>
+    </w:p>
+    <w:p>
+      <w:pPr>
+        <w:pStyle w:val="ListParagraph"/>
+        <w:numPr>
+          <w:ilvl w:val="0"/>
+          <w:numId w:val="30"/>
+        </w:numPr>
+        <w:jc w:val="both"/>
+        <w:rPr>
+          <w:rFonts w:ascii="Arial" w:hAnsi="Arial" w:cs="Arial"/>
+        </w:rPr>
+      </w:pPr>
+      <w:r>
+        <w:rPr>
+          <w:rFonts w:ascii="Arial" w:hAnsi="Arial" w:cs="Arial"/>
+        </w:rPr>
+        <w:t>“Select Courses” must include “View Timetable”</w:t>
+      </w:r>
+    </w:p>
+    <w:p>
+      <w:pPr>
+        <w:pStyle w:val="ListParagraph"/>
+        <w:numPr>
+          <w:ilvl w:val="0"/>
+          <w:numId w:val="30"/>
+        </w:numPr>
+        <w:jc w:val="both"/>
+        <w:rPr>
+          <w:rFonts w:ascii="Arial" w:hAnsi="Arial" w:cs="Arial"/>
+        </w:rPr>
+      </w:pPr>
+      <w:r>
+        <w:rPr>
+          <w:rFonts w:ascii="Arial" w:hAnsi="Arial" w:cs="Arial"/>
+        </w:rPr>
+        <w:t>“Submit Enrolment” must include “Retrieve Student Information”</w:t>
+      </w:r>
+    </w:p>
+    <w:p>
+      <w:pPr>
+        <w:pStyle w:val="ListParagraph"/>
+        <w:numPr>
+          <w:ilvl w:val="0"/>
+          <w:numId w:val="30"/>
+        </w:numPr>
+        <w:jc w:val="both"/>
+        <w:rPr>
+          <w:rFonts w:ascii="Arial" w:hAnsi="Arial" w:cs="Arial"/>
+        </w:rPr>
+      </w:pPr>
+      <w:r>
+        <w:rPr>
+          <w:rFonts w:ascii="Arial" w:hAnsi="Arial" w:cs="Arial"/>
+        </w:rPr>
+        <w:t>“Submit Enrolment” must include “Retrieve Course Information”</w:t>
+      </w:r>
+    </w:p>
+    <w:p>
+      <w:pPr>
+        <w:pStyle w:val="ListParagraph"/>
+        <w:numPr>
+          <w:ilvl w:val="0"/>
+          <w:numId w:val="30"/>
+        </w:numPr>
+        <w:jc w:val="both"/>
+        <w:rPr>
+          <w:rFonts w:ascii="Arial" w:hAnsi="Arial" w:cs="Arial"/>
+        </w:rPr>
+      </w:pPr>
+      <w:r>
+        <w:rPr>
+          <w:rFonts w:ascii="Arial" w:hAnsi="Arial" w:cs="Arial"/>
+        </w:rPr>
+        <w:t>“Submit Enrolment” must include “Validate Course Prerequisites”</w:t>
+      </w:r>
+    </w:p>
+    <w:p>
+      <w:pPr>
+        <w:pStyle w:val="ListParagraph"/>
+        <w:numPr>
+          <w:ilvl w:val="0"/>
+          <w:numId w:val="30"/>
+        </w:numPr>
+        <w:jc w:val="both"/>
+        <w:rPr>
+          <w:rFonts w:ascii="Arial" w:hAnsi="Arial" w:cs="Arial"/>
+        </w:rPr>
+      </w:pPr>
+      <w:r>
+        <w:rPr>
+          <w:rFonts w:ascii="Arial" w:hAnsi="Arial" w:cs="Arial"/>
+        </w:rPr>
+        <w:t>“Submit Enrolment” must include “Check Course Capacity”</w:t>
+      </w:r>
+    </w:p>
+    <w:p>
+      <w:pPr>
+        <w:pStyle w:val="ListParagraph"/>
+        <w:numPr>
+          <w:ilvl w:val="0"/>
+          <w:numId w:val="30"/>
+        </w:numPr>
+        <w:jc w:val="both"/>
+        <w:rPr>
+          <w:rFonts w:ascii="Arial" w:hAnsi="Arial" w:cs="Arial"/>
+        </w:rPr>
+      </w:pPr>
+      <w:r>
+        <w:rPr>
+          <w:rFonts w:ascii="Arial" w:hAnsi="Arial" w:cs="Arial"/>
+        </w:rPr>
+        <w:t>“Submit Enrolment” must include “Detect Timetable Clashes”</w:t>
+      </w:r>
+    </w:p>
+    <w:p>
+      <w:pPr>
+        <w:pStyle w:val="ListParagraph"/>
+        <w:numPr>
+          <w:ilvl w:val="0"/>
+          <w:numId w:val="30"/>
+        </w:numPr>
+        <w:jc w:val="both"/>
+        <w:rPr>
+          <w:rFonts w:ascii="Arial" w:hAnsi="Arial" w:cs="Arial"/>
+        </w:rPr>
+      </w:pPr>
+      <w:r>
+        <w:rPr>
+          <w:rFonts w:ascii="Arial" w:hAnsi="Arial" w:cs="Arial"/>
+        </w:rPr>
+        <w:t>“Submit Enrolment” must include “Maintain Audit Logs”</w:t>
+      </w:r>
+    </w:p>
+    <w:p>
+      <w:pPr>
+        <w:pStyle w:val="ListParagraph"/>
+        <w:numPr>
+          <w:ilvl w:val="0"/>
+          <w:numId w:val="30"/>
+        </w:numPr>
+        <w:jc w:val="both"/>
+        <w:rPr>
+          <w:rFonts w:ascii="Arial" w:hAnsi="Arial" w:cs="Arial"/>
+        </w:rPr>
+      </w:pPr>
+      <w:r>
+        <w:rPr>
+          <w:rFonts w:ascii="Arial" w:hAnsi="Arial" w:cs="Arial"/>
+        </w:rPr>
+        <w:t>“View Timetable” must include “Retrieve Course Information”</w:t>
+      </w:r>
+    </w:p>
+    <w:p>
+      <w:pPr>
+        <w:pStyle w:val="ListParagraph"/>
+        <w:numPr>
+          <w:ilvl w:val="0"/>
+          <w:numId w:val="30"/>
+        </w:numPr>
+        <w:jc w:val="both"/>
+        <w:rPr>
+          <w:rFonts w:ascii="Arial" w:hAnsi="Arial" w:cs="Arial"/>
+        </w:rPr>
+      </w:pPr>
+      <w:r>
+        <w:rPr>
+          <w:rFonts w:ascii="Arial" w:hAnsi="Arial" w:cs="Arial"/>
+        </w:rPr>
+        <w:t>“Modify Enrolment Request” must include “Retrieve Student Information”</w:t>
+      </w:r>
+    </w:p>
+    <w:p>
+      <w:pPr>
+        <w:pStyle w:val="ListParagraph"/>
+        <w:numPr>
+          <w:ilvl w:val="0"/>
+          <w:numId w:val="30"/>
+        </w:numPr>
+        <w:jc w:val="both"/>
+        <w:rPr>
+          <w:rFonts w:ascii="Arial" w:hAnsi="Arial" w:cs="Arial"/>
+        </w:rPr>
+      </w:pPr>
+      <w:r>
+        <w:rPr>
+          <w:rFonts w:ascii="Arial" w:hAnsi="Arial" w:cs="Arial"/>
+        </w:rPr>
+        <w:t>“Modify Enrolment Request” must include “Retrieve Course Information”</w:t>
+      </w:r>
+    </w:p>
+    <w:p>
+      <w:pPr>
+        <w:pStyle w:val="ListParagraph"/>
+        <w:numPr>
+          <w:ilvl w:val="0"/>
+          <w:numId w:val="30"/>
+        </w:numPr>
+        <w:jc w:val="both"/>
+        <w:rPr>
+          <w:rFonts w:ascii="Arial" w:hAnsi="Arial" w:cs="Arial"/>
+        </w:rPr>
+      </w:pPr>
+      <w:r>
+        <w:rPr>
+          <w:rFonts w:ascii="Arial" w:hAnsi="Arial" w:cs="Arial"/>
+        </w:rPr>
+        <w:t>“Modify Enrolment Request” must include “Validate Course Prerequisites”</w:t>
+      </w:r>
+    </w:p>
+    <w:p>
+      <w:pPr>
+        <w:pStyle w:val="ListParagraph"/>
+        <w:numPr>
+          <w:ilvl w:val="0"/>
+          <w:numId w:val="30"/>
+        </w:numPr>
+        <w:jc w:val="both"/>
+        <w:rPr>
+          <w:rFonts w:ascii="Arial" w:hAnsi="Arial" w:cs="Arial"/>
+        </w:rPr>
+      </w:pPr>
+      <w:r>
+        <w:rPr>
+          <w:rFonts w:ascii="Arial" w:hAnsi="Arial" w:cs="Arial"/>
+        </w:rPr>
+        <w:t>“Modify Enrolment Request” must include “Check Course Capacity”</w:t>
+      </w:r>
+    </w:p>
+    <w:p>
+      <w:pPr>
+        <w:pStyle w:val="ListParagraph"/>
+        <w:numPr>
+          <w:ilvl w:val="0"/>
+          <w:numId w:val="30"/>
+        </w:numPr>
+        <w:jc w:val="both"/>
+        <w:rPr>
+          <w:rFonts w:ascii="Arial" w:hAnsi="Arial" w:cs="Arial"/>
+        </w:rPr>
+      </w:pPr>
+      <w:r>
+        <w:rPr>
+          <w:rFonts w:ascii="Arial" w:hAnsi="Arial" w:cs="Arial"/>
+        </w:rPr>
+        <w:t>“Modify Enrolment Request” must include “Detect Timetable Clashes”</w:t>
+      </w:r>
+    </w:p>
+    <w:p>
+      <w:pPr>
+        <w:pStyle w:val="ListParagraph"/>
+        <w:numPr>
+          <w:ilvl w:val="0"/>
+          <w:numId w:val="30"/>
+        </w:numPr>
+        <w:jc w:val="both"/>
+        <w:rPr>
+          <w:rFonts w:ascii="Arial" w:hAnsi="Arial" w:cs="Arial"/>
+        </w:rPr>
+      </w:pPr>
+      <w:r>
+        <w:rPr>
+          <w:rFonts w:ascii="Arial" w:hAnsi="Arial" w:cs="Arial"/>
+        </w:rPr>
+        <w:t>“</w:t>
+      </w:r>
+      <w:r>
+        <w:rPr>
+          <w:rFonts w:ascii="Arial" w:hAnsi="Arial" w:cs="Arial"/>
+        </w:rPr>
+        <w:t>Modify Enrolment Request</w:t>
+      </w:r>
+      <w:r>
+        <w:rPr>
+          <w:rFonts w:ascii="Arial" w:hAnsi="Arial" w:cs="Arial"/>
+        </w:rPr>
+        <w:t>” must include “Maintain Audit Logs”</w:t>
+      </w:r>
+    </w:p>
+    <w:p>
+      <w:pPr>
+        <w:pStyle w:val="ListParagraph"/>
+        <w:numPr>
+          <w:ilvl w:val="0"/>
+          <w:numId w:val="30"/>
+        </w:numPr>
+        <w:jc w:val="both"/>
+        <w:rPr>
+          <w:rFonts w:ascii="Arial" w:hAnsi="Arial" w:cs="Arial"/>
+        </w:rPr>
+      </w:pPr>
+      <w:r>
+        <w:rPr>
+          <w:rFonts w:ascii="Arial" w:hAnsi="Arial" w:cs="Arial"/>
+        </w:rPr>
+        <w:t>“Track Enrolment Status” must include “Retrieve Student Information”</w:t>
+      </w:r>
+    </w:p>
+    <w:p>
+      <w:pPr>
+        <w:pStyle w:val="ListParagraph"/>
+        <w:numPr>
+          <w:ilvl w:val="0"/>
+          <w:numId w:val="30"/>
+        </w:numPr>
+        <w:jc w:val="both"/>
+        <w:rPr>
+          <w:rFonts w:ascii="Arial" w:hAnsi="Arial" w:cs="Arial"/>
+        </w:rPr>
+      </w:pPr>
+      <w:r>
+        <w:rPr>
+          <w:rFonts w:ascii="Arial" w:hAnsi="Arial" w:cs="Arial"/>
+        </w:rPr>
+        <w:t>“Manage Courses” must include “View Course”</w:t>
+      </w:r>
+    </w:p>
+    <w:p>
+      <w:pPr>
+        <w:pStyle w:val="ListParagraph"/>
+        <w:numPr>
+          <w:ilvl w:val="0"/>
+          <w:numId w:val="30"/>
+        </w:numPr>
+        <w:jc w:val="both"/>
+        <w:rPr>
+          <w:rFonts w:ascii="Arial" w:hAnsi="Arial" w:cs="Arial"/>
+        </w:rPr>
+      </w:pPr>
+      <w:r>
+        <w:rPr>
+          <w:rFonts w:ascii="Arial" w:hAnsi="Arial" w:cs="Arial"/>
+        </w:rPr>
+        <w:t>“Monitor Enrolment Status” must include “Retrieve Student Information”</w:t>
+      </w:r>
+    </w:p>
+    <w:p>
+      <w:pPr>
+        <w:pStyle w:val="ListParagraph"/>
+        <w:numPr>
+          <w:ilvl w:val="0"/>
+          <w:numId w:val="30"/>
+        </w:numPr>
+        <w:jc w:val="both"/>
+        <w:rPr>
+          <w:rFonts w:ascii="Arial" w:hAnsi="Arial" w:cs="Arial"/>
+        </w:rPr>
+      </w:pPr>
+      <w:r>
+        <w:rPr>
+          <w:rFonts w:ascii="Arial" w:hAnsi="Arial" w:cs="Arial"/>
+        </w:rPr>
+        <w:t>“Review Enrolment Requests” must include “Retrieve Student Information”</w:t>
+      </w:r>
+    </w:p>
+    <w:p>
+      <w:pPr>
+        <w:pStyle w:val="ListParagraph"/>
+        <w:numPr>
+          <w:ilvl w:val="0"/>
+          <w:numId w:val="30"/>
+        </w:numPr>
+        <w:jc w:val="both"/>
+        <w:rPr>
+          <w:rFonts w:ascii="Arial" w:hAnsi="Arial" w:cs="Arial"/>
+        </w:rPr>
+      </w:pPr>
+      <w:r>
+        <w:rPr>
+          <w:rFonts w:ascii="Arial" w:hAnsi="Arial" w:cs="Arial"/>
+        </w:rPr>
+        <w:lastRenderedPageBreak/>
+        <w:t>“Check Student Eligibility” must include “Retrieve Student Information”</w:t>
+      </w:r>
+    </w:p>
+    <w:p>
+      <w:pPr>
+        <w:pStyle w:val="ListParagraph"/>
+        <w:numPr>
+          <w:ilvl w:val="0"/>
+          <w:numId w:val="30"/>
+        </w:numPr>
+        <w:jc w:val="both"/>
+        <w:rPr>
+          <w:rFonts w:ascii="Arial" w:hAnsi="Arial" w:cs="Arial"/>
+        </w:rPr>
+      </w:pPr>
+      <w:r>
+        <w:rPr>
+          <w:rFonts w:ascii="Arial" w:hAnsi="Arial" w:cs="Arial"/>
+        </w:rPr>
+        <w:t>“View Payment Information” must include “Retrieve Financial Information”</w:t>
+      </w:r>
+    </w:p>
+    <w:p>
+      <w:pPr>
+        <w:pStyle w:val="ListParagraph"/>
+        <w:numPr>
+          <w:ilvl w:val="0"/>
+          <w:numId w:val="30"/>
+        </w:numPr>
+        <w:jc w:val="both"/>
+        <w:rPr>
+          <w:rFonts w:ascii="Arial" w:hAnsi="Arial" w:cs="Arial"/>
+        </w:rPr>
+      </w:pPr>
+      <w:r>
+        <w:rPr>
+          <w:rFonts w:ascii="Arial" w:hAnsi="Arial" w:cs="Arial"/>
+        </w:rPr>
+        <w:t>“Confirm Enrolment” must include “Retrieve Student Information”</w:t>
+      </w:r>
+    </w:p>
+    <w:p>
+      <w:pPr>
+        <w:pStyle w:val="ListParagraph"/>
+        <w:numPr>
+          <w:ilvl w:val="0"/>
+          <w:numId w:val="30"/>
+        </w:numPr>
+        <w:jc w:val="both"/>
+        <w:rPr>
+          <w:rFonts w:ascii="Arial" w:hAnsi="Arial" w:cs="Arial"/>
+        </w:rPr>
+      </w:pPr>
+      <w:r>
+        <w:rPr>
+          <w:rFonts w:ascii="Arial" w:hAnsi="Arial" w:cs="Arial"/>
+        </w:rPr>
+        <w:t>“Confirm Enrolment” must include “Retrieve Course Information”</w:t>
+      </w:r>
+    </w:p>
+    <w:p>
+      <w:pPr>
+        <w:pStyle w:val="ListParagraph"/>
+        <w:numPr>
+          <w:ilvl w:val="0"/>
+          <w:numId w:val="30"/>
+        </w:numPr>
+        <w:jc w:val="both"/>
+        <w:rPr>
+          <w:rFonts w:ascii="Arial" w:hAnsi="Arial" w:cs="Arial"/>
+        </w:rPr>
+      </w:pPr>
+      <w:r>
+        <w:rPr>
+          <w:rFonts w:ascii="Arial" w:hAnsi="Arial" w:cs="Arial"/>
+        </w:rPr>
+        <w:t>“Confirm Enrolment” must include “Retrieve Financial Information”</w:t>
+      </w:r>
+    </w:p>
+    <w:p>
+      <w:pPr>
+        <w:pStyle w:val="ListParagraph"/>
+        <w:numPr>
+          <w:ilvl w:val="0"/>
+          <w:numId w:val="30"/>
+        </w:numPr>
+        <w:jc w:val="both"/>
+        <w:rPr>
+          <w:rFonts w:ascii="Arial" w:hAnsi="Arial" w:cs="Arial"/>
+        </w:rPr>
+      </w:pPr>
+      <w:r>
+        <w:rPr>
+          <w:rFonts w:ascii="Arial" w:hAnsi="Arial" w:cs="Arial"/>
+        </w:rPr>
+        <w:t>“Confirm Enrolment” must include “Validate Course Prerequisites”</w:t>
+      </w:r>
+    </w:p>
+    <w:p>
+      <w:pPr>
+        <w:pStyle w:val="ListParagraph"/>
+        <w:numPr>
+          <w:ilvl w:val="0"/>
+          <w:numId w:val="30"/>
+        </w:numPr>
+        <w:jc w:val="both"/>
+        <w:rPr>
+          <w:rFonts w:ascii="Arial" w:hAnsi="Arial" w:cs="Arial"/>
+        </w:rPr>
+      </w:pPr>
+      <w:r>
+        <w:rPr>
+          <w:rFonts w:ascii="Arial" w:hAnsi="Arial" w:cs="Arial"/>
+        </w:rPr>
+        <w:t>“Confirm Enrolment” must include “Check Course Capacity”</w:t>
+      </w:r>
+    </w:p>
+    <w:p>
+      <w:pPr>
+        <w:pStyle w:val="ListParagraph"/>
+        <w:numPr>
+          <w:ilvl w:val="0"/>
+          <w:numId w:val="30"/>
+        </w:numPr>
+        <w:jc w:val="both"/>
+        <w:rPr>
+          <w:rFonts w:ascii="Arial" w:hAnsi="Arial" w:cs="Arial"/>
+        </w:rPr>
+      </w:pPr>
+      <w:r>
+        <w:rPr>
+          <w:rFonts w:ascii="Arial" w:hAnsi="Arial" w:cs="Arial"/>
+        </w:rPr>
+        <w:t>“Confirm Enrolment” must include “Detect Timetable Clashes”</w:t>
+      </w:r>
+    </w:p>
+    <w:p>
+      <w:pPr>
+        <w:pStyle w:val="ListParagraph"/>
+        <w:numPr>
+          <w:ilvl w:val="0"/>
+          <w:numId w:val="30"/>
+        </w:numPr>
+        <w:jc w:val="both"/>
+        <w:rPr>
+          <w:rFonts w:ascii="Arial" w:hAnsi="Arial" w:cs="Arial"/>
+        </w:rPr>
+      </w:pPr>
+      <w:r>
+        <w:rPr>
+          <w:rFonts w:ascii="Arial" w:hAnsi="Arial" w:cs="Arial"/>
+        </w:rPr>
+        <w:t>“Confirm Enrolment” must include “Approve Enrolment Request”</w:t>
+      </w:r>
+    </w:p>
+    <w:p>
+      <w:pPr>
+        <w:pStyle w:val="ListParagraph"/>
+        <w:numPr>
+          <w:ilvl w:val="0"/>
+          <w:numId w:val="30"/>
+        </w:numPr>
+        <w:jc w:val="both"/>
+        <w:rPr>
+          <w:rFonts w:ascii="Arial" w:hAnsi="Arial" w:cs="Arial"/>
+        </w:rPr>
+      </w:pPr>
+      <w:r>
+        <w:rPr>
+          <w:rFonts w:ascii="Arial" w:hAnsi="Arial" w:cs="Arial"/>
+        </w:rPr>
+        <w:t>“Manage Access Control” must include “Retrieve HR Information”</w:t>
+      </w:r>
+    </w:p>
+    <w:p>
+      <w:pPr>
+        <w:pStyle w:val="ListParagraph"/>
+        <w:numPr>
+          <w:ilvl w:val="0"/>
+          <w:numId w:val="30"/>
+        </w:numPr>
+        <w:jc w:val="both"/>
+        <w:rPr>
+          <w:rFonts w:ascii="Arial" w:hAnsi="Arial" w:cs="Arial"/>
+        </w:rPr>
+      </w:pPr>
+      <w:r>
+        <w:rPr>
+          <w:rFonts w:ascii="Arial" w:hAnsi="Arial" w:cs="Arial"/>
+        </w:rPr>
+        <w:t>“Manage Access Control” must include “Retrieve Student Information”</w:t>
+      </w:r>
+    </w:p>
+    <w:p>
+      <w:pPr>
+        <w:pStyle w:val="ListParagraph"/>
+        <w:numPr>
+          <w:ilvl w:val="0"/>
+          <w:numId w:val="30"/>
+        </w:numPr>
+        <w:jc w:val="both"/>
+        <w:rPr>
+          <w:rFonts w:ascii="Arial" w:hAnsi="Arial" w:cs="Arial"/>
+        </w:rPr>
+      </w:pPr>
+      <w:r>
+        <w:rPr>
+          <w:rFonts w:ascii="Arial" w:hAnsi="Arial" w:cs="Arial"/>
+        </w:rPr>
+        <w:t>“Review Audit Logs” must include “Maintain Audit Logs”</w:t>
+      </w:r>
+    </w:p>
+    <w:p>
+      <w:pPr>
+        <w:pStyle w:val="Heading3"/>
+        <w:ind w:left="567"/>
+        <w:jc w:val="both"/>
+        <w:rPr>
+          <w:rFonts w:ascii="Arial" w:hAnsi="Arial" w:cs="Arial"/>
+          <w:b/>
+          <w:bCs/>
+          <w:color w:val="EE0000"/>
+          <w:sz w:val="24"/>
+          <w:szCs w:val="24"/>
+        </w:rPr>
+      </w:pPr>
+      <w:bookmarkStart w:id="31" w:name="_Toc227385160"/>
+      <w:r>
+        <w:rPr>
+          <w:rFonts w:ascii="Arial" w:hAnsi="Arial" w:cs="Arial"/>
+          <w:b/>
+          <w:bCs/>
+          <w:color w:val="EE0000"/>
+          <w:sz w:val="24"/>
+          <w:szCs w:val="24"/>
+        </w:rPr>
+        <w:t>i</w:t>
+      </w:r>
+      <w:r>
+        <w:rPr>
+          <w:rFonts w:ascii="Arial" w:hAnsi="Arial" w:cs="Arial"/>
+          <w:b/>
+          <w:bCs/>
+          <w:color w:val="EE0000"/>
+          <w:sz w:val="24"/>
+          <w:szCs w:val="24"/>
+        </w:rPr>
+        <w:t>i</w:t>
+      </w:r>
+      <w:r>
+        <w:rPr>
+          <w:rFonts w:ascii="Arial" w:hAnsi="Arial" w:cs="Arial"/>
+          <w:b/>
+          <w:bCs/>
+          <w:color w:val="EE0000"/>
+          <w:sz w:val="24"/>
+          <w:szCs w:val="24"/>
+        </w:rPr>
+        <w:t xml:space="preserve">. </w:t>
+      </w:r>
+      <w:r>
+        <w:rPr>
+          <w:rFonts w:ascii="Arial" w:hAnsi="Arial" w:cs="Arial"/>
+          <w:b/>
+          <w:bCs/>
+          <w:color w:val="EE0000"/>
+          <w:sz w:val="24"/>
+          <w:szCs w:val="24"/>
+        </w:rPr>
+        <w:t>Extend</w:t>
+      </w:r>
+      <w:r>
+        <w:rPr>
+          <w:rFonts w:ascii="Arial" w:hAnsi="Arial" w:cs="Arial"/>
+          <w:b/>
+          <w:bCs/>
+          <w:color w:val="EE0000"/>
+          <w:sz w:val="24"/>
+          <w:szCs w:val="24"/>
+        </w:rPr>
+        <w:t xml:space="preserve"> relationships</w:t>
+      </w:r>
+      <w:bookmarkEnd w:id="31"/>
+    </w:p>
+    <w:p>
+      <w:pPr>
+        <w:ind w:left="851"/>
+        <w:jc w:val="both"/>
+        <w:rPr>
+          <w:rFonts w:ascii="Arial" w:hAnsi="Arial" w:cs="Arial"/>
+        </w:rPr>
+      </w:pPr>
+      <w:r>
+        <w:rPr>
+          <w:rFonts w:ascii="Arial" w:hAnsi="Arial" w:cs="Arial"/>
+        </w:rPr>
+        <w:t>The extend relationship is used when a use case may be triggered under certain conditions such as validation failure, exceptions, or additional processing steps</w:t>
+      </w:r>
+      <w:r>
+        <w:rPr>
+          <w:rFonts w:ascii="Arial" w:hAnsi="Arial" w:cs="Arial"/>
+        </w:rPr>
+        <w:t>.</w:t>
+      </w:r>
+    </w:p>
+    <w:p>
+      <w:pPr>
+        <w:ind w:left="851"/>
+        <w:jc w:val="both"/>
+        <w:rPr>
+          <w:rFonts w:ascii="Arial" w:hAnsi="Arial" w:cs="Arial"/>
+        </w:rPr>
+      </w:pPr>
+      <w:r>
+        <w:rPr>
+          <w:rFonts w:ascii="Arial" w:hAnsi="Arial" w:cs="Arial"/>
+        </w:rPr>
+        <w:t>The following extend relationships are defined:</w:t>
+      </w:r>
+    </w:p>
+    <w:p>
+      <w:pPr>
+        <w:pStyle w:val="ListParagraph"/>
+        <w:numPr>
+          <w:ilvl w:val="0"/>
+          <w:numId w:val="32"/>
+        </w:numPr>
+        <w:jc w:val="both"/>
+        <w:rPr>
+          <w:rFonts w:ascii="Arial" w:hAnsi="Arial" w:cs="Arial"/>
+        </w:rPr>
+      </w:pPr>
+      <w:r>
+        <w:rPr>
+          <w:rFonts w:ascii="Arial" w:hAnsi="Arial" w:cs="Arial"/>
+        </w:rPr>
+        <w:t>“Select Courses” may extend to “Notify Enrolment Issues”</w:t>
+      </w:r>
+    </w:p>
+    <w:p>
+      <w:pPr>
+        <w:pStyle w:val="ListParagraph"/>
+        <w:numPr>
+          <w:ilvl w:val="0"/>
+          <w:numId w:val="32"/>
+        </w:numPr>
+        <w:jc w:val="both"/>
+        <w:rPr>
+          <w:rFonts w:ascii="Arial" w:hAnsi="Arial" w:cs="Arial"/>
+        </w:rPr>
+      </w:pPr>
+      <w:r>
+        <w:rPr>
+          <w:rFonts w:ascii="Arial" w:hAnsi="Arial" w:cs="Arial"/>
+        </w:rPr>
+        <w:t>“Submit Enrolment” may extend to “Notify Enrolment Issues”</w:t>
+      </w:r>
+    </w:p>
+    <w:p>
+      <w:pPr>
+        <w:pStyle w:val="ListParagraph"/>
+        <w:numPr>
+          <w:ilvl w:val="0"/>
+          <w:numId w:val="32"/>
+        </w:numPr>
+        <w:jc w:val="both"/>
+        <w:rPr>
+          <w:rFonts w:ascii="Arial" w:hAnsi="Arial" w:cs="Arial"/>
+        </w:rPr>
+      </w:pPr>
+      <w:r>
+        <w:rPr>
+          <w:rFonts w:ascii="Arial" w:hAnsi="Arial" w:cs="Arial"/>
+        </w:rPr>
+        <w:t>“Submit Enrolment” may extend to “Modify Enrolment Request”</w:t>
+      </w:r>
+    </w:p>
+    <w:p>
+      <w:pPr>
+        <w:pStyle w:val="ListParagraph"/>
+        <w:numPr>
+          <w:ilvl w:val="0"/>
+          <w:numId w:val="32"/>
+        </w:numPr>
+        <w:jc w:val="both"/>
+        <w:rPr>
+          <w:rFonts w:ascii="Arial" w:hAnsi="Arial" w:cs="Arial"/>
+        </w:rPr>
+      </w:pPr>
+      <w:r>
+        <w:rPr>
+          <w:rFonts w:ascii="Arial" w:hAnsi="Arial" w:cs="Arial"/>
+        </w:rPr>
+        <w:t>“Modify Enrolment Request” may extend to “Notify Enrolment Issues”</w:t>
+      </w:r>
+    </w:p>
+    <w:p>
+      <w:pPr>
+        <w:pStyle w:val="ListParagraph"/>
+        <w:numPr>
+          <w:ilvl w:val="0"/>
+          <w:numId w:val="32"/>
+        </w:numPr>
+        <w:jc w:val="both"/>
+        <w:rPr>
+          <w:rFonts w:ascii="Arial" w:hAnsi="Arial" w:cs="Arial"/>
+        </w:rPr>
+      </w:pPr>
+      <w:r>
+        <w:rPr>
+          <w:rFonts w:ascii="Arial" w:hAnsi="Arial" w:cs="Arial"/>
+        </w:rPr>
+        <w:t>“View Payment Information” may extend to “Handle Payment Exceptions”</w:t>
+      </w:r>
+    </w:p>
+    <w:p>
+      <w:pPr>
+        <w:pStyle w:val="ListParagraph"/>
+        <w:numPr>
+          <w:ilvl w:val="0"/>
+          <w:numId w:val="32"/>
+        </w:numPr>
+        <w:jc w:val="both"/>
+        <w:rPr>
+          <w:rFonts w:ascii="Arial" w:hAnsi="Arial" w:cs="Arial"/>
+        </w:rPr>
+      </w:pPr>
+      <w:r>
+        <w:rPr>
+          <w:rFonts w:ascii="Arial" w:hAnsi="Arial" w:cs="Arial"/>
+        </w:rPr>
+        <w:t>“Handle Payment Exceptions” may extend to "Confirm Enrolment"</w:t>
+      </w:r>
+    </w:p>
+    <w:p>
+      <w:pPr>
+        <w:pStyle w:val="Heading3"/>
+        <w:ind w:left="567"/>
+        <w:jc w:val="both"/>
+        <w:rPr>
+          <w:rFonts w:ascii="Arial" w:hAnsi="Arial" w:cs="Arial"/>
+          <w:b/>
+          <w:bCs/>
+          <w:color w:val="EE0000"/>
+          <w:sz w:val="24"/>
+          <w:szCs w:val="24"/>
+        </w:rPr>
+      </w:pPr>
+      <w:bookmarkStart w:id="32" w:name="_Toc227385161"/>
+      <w:r>
+        <w:rPr>
+          <w:rFonts w:ascii="Arial" w:hAnsi="Arial" w:cs="Arial"/>
+          <w:b/>
+          <w:bCs/>
+          <w:color w:val="EE0000"/>
+          <w:sz w:val="24"/>
+          <w:szCs w:val="24"/>
+        </w:rPr>
+        <w:t>i</w:t>
+      </w:r>
+      <w:r>
+        <w:rPr>
+          <w:rFonts w:ascii="Arial" w:hAnsi="Arial" w:cs="Arial"/>
+          <w:b/>
+          <w:bCs/>
+          <w:color w:val="EE0000"/>
+          <w:sz w:val="24"/>
+          <w:szCs w:val="24"/>
+        </w:rPr>
+        <w:t>ii</w:t>
+      </w:r>
+      <w:r>
+        <w:rPr>
+          <w:rFonts w:ascii="Arial" w:hAnsi="Arial" w:cs="Arial"/>
+          <w:b/>
+          <w:bCs/>
+          <w:color w:val="EE0000"/>
+          <w:sz w:val="24"/>
+          <w:szCs w:val="24"/>
+        </w:rPr>
+        <w:t xml:space="preserve">. </w:t>
+      </w:r>
+      <w:r>
+        <w:rPr>
+          <w:rFonts w:ascii="Arial" w:hAnsi="Arial" w:cs="Arial"/>
+          <w:b/>
+          <w:bCs/>
+          <w:color w:val="EE0000"/>
+          <w:sz w:val="24"/>
+          <w:szCs w:val="24"/>
+        </w:rPr>
+        <w:t xml:space="preserve">Generalisation </w:t>
+      </w:r>
+      <w:r>
+        <w:rPr>
+          <w:rFonts w:ascii="Arial" w:hAnsi="Arial" w:cs="Arial"/>
+          <w:b/>
+          <w:bCs/>
+          <w:color w:val="EE0000"/>
+          <w:sz w:val="24"/>
+          <w:szCs w:val="24"/>
+        </w:rPr>
+        <w:t>relationships</w:t>
+      </w:r>
+      <w:bookmarkEnd w:id="32"/>
+    </w:p>
+    <w:p>
+      <w:pPr>
+        <w:ind w:left="851"/>
+        <w:jc w:val="both"/>
+        <w:rPr>
+          <w:rFonts w:ascii="Arial" w:hAnsi="Arial" w:cs="Arial"/>
+        </w:rPr>
+      </w:pPr>
+      <w:r>
+        <w:rPr>
+          <w:rFonts w:ascii="Arial" w:hAnsi="Arial" w:cs="Arial"/>
+        </w:rPr>
+        <w:t>The g</w:t>
+      </w:r>
+      <w:r>
+        <w:rPr>
+          <w:rFonts w:ascii="Arial" w:hAnsi="Arial" w:cs="Arial"/>
+        </w:rPr>
+        <w:t xml:space="preserve">eneralisation </w:t>
+      </w:r>
+      <w:r>
+        <w:rPr>
+          <w:rFonts w:ascii="Arial" w:hAnsi="Arial" w:cs="Arial"/>
+        </w:rPr>
+        <w:t xml:space="preserve">relationship </w:t>
+      </w:r>
+      <w:r>
+        <w:rPr>
+          <w:rFonts w:ascii="Arial" w:hAnsi="Arial" w:cs="Arial"/>
+        </w:rPr>
+        <w:t xml:space="preserve">is used </w:t>
+      </w:r>
+      <w:r>
+        <w:rPr>
+          <w:rFonts w:ascii="Arial" w:hAnsi="Arial" w:cs="Arial"/>
+        </w:rPr>
+        <w:t>when</w:t>
+      </w:r>
+      <w:r>
+        <w:rPr>
+          <w:rFonts w:ascii="Arial" w:hAnsi="Arial" w:cs="Arial"/>
+        </w:rPr>
+        <w:t xml:space="preserve"> </w:t>
+      </w:r>
+      <w:r>
+        <w:rPr>
+          <w:rFonts w:ascii="Arial" w:hAnsi="Arial" w:cs="Arial"/>
+        </w:rPr>
+        <w:t xml:space="preserve">actors or use cases </w:t>
+      </w:r>
+      <w:r>
+        <w:rPr>
+          <w:rFonts w:ascii="Arial" w:hAnsi="Arial" w:cs="Arial"/>
+        </w:rPr>
+        <w:t>share common characteristics and can be represented under a single generalised entity to reduce redundancy and improve model clarity</w:t>
+      </w:r>
+      <w:r>
+        <w:rPr>
+          <w:rFonts w:ascii="Arial" w:hAnsi="Arial" w:cs="Arial"/>
+        </w:rPr>
+        <w:t>.</w:t>
+      </w:r>
+    </w:p>
+    <w:p>
+      <w:pPr>
+        <w:ind w:left="851"/>
+        <w:jc w:val="both"/>
+        <w:rPr>
+          <w:rFonts w:ascii="Arial" w:hAnsi="Arial" w:cs="Arial"/>
+        </w:rPr>
+      </w:pPr>
+      <w:r>
+        <w:rPr>
+          <w:rFonts w:ascii="Arial" w:hAnsi="Arial" w:cs="Arial"/>
+        </w:rPr>
+        <w:t>The following generalisation relationships are defined:</w:t>
+      </w:r>
+      <w:r>
+        <w:rPr>
+          <w:rFonts w:ascii="Arial" w:hAnsi="Arial" w:cs="Arial"/>
+        </w:rPr>
+        <w:t xml:space="preserve"> </w:t>
+      </w:r>
+    </w:p>
+    <w:p>
+      <w:pPr>
+        <w:pStyle w:val="ListParagraph"/>
+        <w:numPr>
+          <w:ilvl w:val="0"/>
+          <w:numId w:val="34"/>
+        </w:numPr>
+        <w:jc w:val="both"/>
+        <w:rPr>
+          <w:rFonts w:ascii="Arial" w:hAnsi="Arial" w:cs="Arial"/>
+        </w:rPr>
+      </w:pPr>
+      <w:r>
+        <w:rPr>
+          <w:rFonts w:ascii="Arial" w:hAnsi="Arial" w:cs="Arial"/>
+        </w:rPr>
+        <w:t>“Staff” is a generalised actor with specialised actors</w:t>
+      </w:r>
+      <w:r>
+        <w:t xml:space="preserve"> </w:t>
+      </w:r>
+      <w:r>
+        <w:rPr>
+          <w:rFonts w:ascii="Arial" w:hAnsi="Arial" w:cs="Arial"/>
+        </w:rPr>
+        <w:t>"Academic Department Staff", "Academic Registry Staff", "Finance Staff", "IT Staff", and "System Administrator"</w:t>
+      </w:r>
+    </w:p>
+    <w:p>
+      <w:pPr>
+        <w:pStyle w:val="ListParagraph"/>
+        <w:numPr>
+          <w:ilvl w:val="0"/>
+          <w:numId w:val="34"/>
+        </w:numPr>
+        <w:jc w:val="both"/>
+        <w:rPr>
+          <w:rFonts w:ascii="Arial" w:hAnsi="Arial" w:cs="Arial"/>
+        </w:rPr>
+      </w:pPr>
+      <w:r>
+        <w:rPr>
+          <w:rFonts w:ascii="Arial" w:hAnsi="Arial" w:cs="Arial"/>
+        </w:rPr>
+        <w:t>“External System” is a generalised actor with specialised actors</w:t>
+      </w:r>
+      <w:r>
+        <w:t xml:space="preserve"> </w:t>
+      </w:r>
+      <w:r>
+        <w:rPr>
+          <w:rFonts w:ascii="Arial" w:hAnsi="Arial" w:cs="Arial"/>
+        </w:rPr>
+        <w:t>"Student Information System", "Course Information System", "Finance System",</w:t>
+      </w:r>
+      <w:r>
+        <w:rPr>
+          <w:rFonts w:ascii="Arial" w:hAnsi="Arial" w:cs="Arial"/>
+        </w:rPr>
+        <w:t xml:space="preserve"> </w:t>
+      </w:r>
+      <w:r>
+        <w:rPr>
+          <w:rFonts w:ascii="Arial" w:hAnsi="Arial" w:cs="Arial"/>
+        </w:rPr>
+        <w:t>and "HR System"</w:t>
+      </w:r>
     </w:p>
     <w:p>
       <w:pPr>
@@ -23218,7 +25043,7 @@
           <w:szCs w:val="28"/>
         </w:rPr>
       </w:pPr>
-      <w:bookmarkStart w:id="30" w:name="_Toc227348735"/>
+      <w:bookmarkStart w:id="33" w:name="_Toc227385162"/>
       <w:r>
         <w:rPr>
           <w:rFonts w:ascii="Arial" w:hAnsi="Arial" w:cs="Arial"/>
@@ -23228,9 +25053,10 @@
           <w:sz w:val="28"/>
           <w:szCs w:val="28"/>
         </w:rPr>
+        <w:lastRenderedPageBreak/>
         <w:t>4.4. Use Case Diagram</w:t>
       </w:r>
-      <w:bookmarkEnd w:id="30"/>
+      <w:bookmarkEnd w:id="33"/>
     </w:p>
     <w:p>
       <w:pPr>
@@ -23240,15 +25066,210 @@
           <w:rFonts w:ascii="Arial" w:hAnsi="Arial" w:cs="Arial"/>
         </w:rPr>
       </w:pPr>
-    </w:p>
-    <w:p>
-      <w:pPr>
+      <w:r>
+        <w:rPr>
+          <w:rFonts w:ascii="Arial" w:hAnsi="Arial" w:cs="Arial"/>
+        </w:rPr>
+        <w:t xml:space="preserve">After defining the actors, use cases, and their relationships, the use case diagram of the </w:t>
+      </w:r>
+      <w:r>
+        <w:rPr>
+          <w:rFonts w:ascii="Arial" w:hAnsi="Arial" w:cs="Arial"/>
+        </w:rPr>
+        <w:t xml:space="preserve">Course </w:t>
+      </w:r>
+      <w:r>
+        <w:rPr>
+          <w:rFonts w:ascii="Arial" w:hAnsi="Arial" w:cs="Arial"/>
+        </w:rPr>
+        <w:t>Enrolment System is constructed and presented in the figure below</w:t>
+      </w:r>
+      <w:r>
+        <w:rPr>
+          <w:rFonts w:ascii="Arial" w:hAnsi="Arial" w:cs="Arial"/>
+        </w:rPr>
+        <w:t>.</w:t>
+      </w:r>
+    </w:p>
+    <w:p>
+      <w:pPr>
+        <w:keepNext/>
+        <w:ind w:left="-1418"/>
+        <w:jc w:val="both"/>
+      </w:pPr>
+      <w:r>
+        <w:rPr>
+          <w:rFonts w:ascii="Arial" w:hAnsi="Arial" w:cs="Arial"/>
+          <w:noProof/>
+        </w:rPr>
+        <w:drawing>
+          <wp:inline distT="0" distB="0" distL="0" distR="0" wp14:anchorId="5FCF3CC9" wp14:editId="294BBFA5">
+            <wp:extent cx="7747000" cy="4644882"/>
+            <wp:effectExtent l="19050" t="19050" r="25400" b="22860"/>
+            <wp:docPr id="589726228" name="Picture 1"/>
+            <wp:cNvGraphicFramePr>
+              <a:graphicFrameLocks xmlns:a="http://schemas.openxmlformats.org/drawingml/2006/main" noChangeAspect="1"/>
+            </wp:cNvGraphicFramePr>
+            <a:graphic xmlns:a="http://schemas.openxmlformats.org/drawingml/2006/main">
+              <a:graphicData uri="http://schemas.openxmlformats.org/drawingml/2006/picture">
+                <pic:pic xmlns:pic="http://schemas.openxmlformats.org/drawingml/2006/picture">
+                  <pic:nvPicPr>
+                    <pic:cNvPr id="0" name="Picture 1"/>
+                    <pic:cNvPicPr>
+                      <a:picLocks noChangeAspect="1" noChangeArrowheads="1"/>
+                    </pic:cNvPicPr>
+                  </pic:nvPicPr>
+                  <pic:blipFill>
+                    <a:blip r:embed="rId10" cstate="print">
+                      <a:extLst>
+                        <a:ext uri="{28A0092B-C50C-407E-A947-70E740481C1C}">
+                          <a14:useLocalDpi xmlns:a14="http://schemas.microsoft.com/office/drawing/2010/main" val="0"/>
+                        </a:ext>
+                      </a:extLst>
+                    </a:blip>
+                    <a:srcRect/>
+                    <a:stretch>
+                      <a:fillRect/>
+                    </a:stretch>
+                  </pic:blipFill>
+                  <pic:spPr bwMode="auto">
+                    <a:xfrm>
+                      <a:off x="0" y="0"/>
+                      <a:ext cx="7770041" cy="4658696"/>
+                    </a:xfrm>
+                    <a:prstGeom prst="rect">
+                      <a:avLst/>
+                    </a:prstGeom>
+                    <a:noFill/>
+                    <a:ln>
+                      <a:solidFill>
+                        <a:schemeClr val="accent1"/>
+                      </a:solidFill>
+                    </a:ln>
+                  </pic:spPr>
+                </pic:pic>
+              </a:graphicData>
+            </a:graphic>
+          </wp:inline>
+        </w:drawing>
+      </w:r>
+    </w:p>
+    <w:p>
+      <w:pPr>
+        <w:pStyle w:val="Caption"/>
         <w:ind w:left="567"/>
         <w:jc w:val="both"/>
         <w:rPr>
           <w:rFonts w:ascii="Arial" w:hAnsi="Arial" w:cs="Arial"/>
-        </w:rPr>
-      </w:pPr>
+          <w:b/>
+          <w:bCs/>
+          <w:i w:val="0"/>
+          <w:iCs w:val="0"/>
+          <w:color w:val="215E99" w:themeColor="text2" w:themeTint="BF"/>
+          <w:sz w:val="24"/>
+          <w:szCs w:val="24"/>
+        </w:rPr>
+      </w:pPr>
+      <w:r>
+        <w:rPr>
+          <w:b/>
+          <w:bCs/>
+          <w:i w:val="0"/>
+          <w:iCs w:val="0"/>
+          <w:color w:val="215E99" w:themeColor="text2" w:themeTint="BF"/>
+          <w:sz w:val="24"/>
+          <w:szCs w:val="24"/>
+        </w:rPr>
+        <w:t xml:space="preserve">Figure </w:t>
+      </w:r>
+      <w:r>
+        <w:rPr>
+          <w:b/>
+          <w:bCs/>
+          <w:i w:val="0"/>
+          <w:iCs w:val="0"/>
+          <w:color w:val="215E99" w:themeColor="text2" w:themeTint="BF"/>
+          <w:sz w:val="24"/>
+          <w:szCs w:val="24"/>
+        </w:rPr>
+        <w:fldChar w:fldCharType="begin"/>
+      </w:r>
+      <w:r>
+        <w:rPr>
+          <w:b/>
+          <w:bCs/>
+          <w:i w:val="0"/>
+          <w:iCs w:val="0"/>
+          <w:color w:val="215E99" w:themeColor="text2" w:themeTint="BF"/>
+          <w:sz w:val="24"/>
+          <w:szCs w:val="24"/>
+        </w:rPr>
+        <w:instrText xml:space="preserve"> SEQ Figure \* ARABIC </w:instrText>
+      </w:r>
+      <w:r>
+        <w:rPr>
+          <w:b/>
+          <w:bCs/>
+          <w:i w:val="0"/>
+          <w:iCs w:val="0"/>
+          <w:color w:val="215E99" w:themeColor="text2" w:themeTint="BF"/>
+          <w:sz w:val="24"/>
+          <w:szCs w:val="24"/>
+        </w:rPr>
+        <w:fldChar w:fldCharType="separate"/>
+      </w:r>
+      <w:r>
+        <w:rPr>
+          <w:b/>
+          <w:bCs/>
+          <w:i w:val="0"/>
+          <w:iCs w:val="0"/>
+          <w:noProof/>
+          <w:color w:val="215E99" w:themeColor="text2" w:themeTint="BF"/>
+          <w:sz w:val="24"/>
+          <w:szCs w:val="24"/>
+        </w:rPr>
+        <w:t>2</w:t>
+      </w:r>
+      <w:r>
+        <w:rPr>
+          <w:b/>
+          <w:bCs/>
+          <w:i w:val="0"/>
+          <w:iCs w:val="0"/>
+          <w:color w:val="215E99" w:themeColor="text2" w:themeTint="BF"/>
+          <w:sz w:val="24"/>
+          <w:szCs w:val="24"/>
+        </w:rPr>
+        <w:fldChar w:fldCharType="end"/>
+      </w:r>
+      <w:r>
+        <w:rPr>
+          <w:b/>
+          <w:bCs/>
+          <w:i w:val="0"/>
+          <w:iCs w:val="0"/>
+          <w:color w:val="215E99" w:themeColor="text2" w:themeTint="BF"/>
+          <w:sz w:val="24"/>
+          <w:szCs w:val="24"/>
+        </w:rPr>
+        <w:t>: Course Enrolment System's Use Case Diagram</w:t>
+      </w:r>
+    </w:p>
+    <w:p>
+      <w:pPr>
+        <w:ind w:left="567"/>
+        <w:jc w:val="both"/>
+        <w:rPr>
+          <w:rFonts w:ascii="Arial" w:hAnsi="Arial" w:cs="Arial"/>
+        </w:rPr>
+      </w:pPr>
+      <w:r>
+        <w:rPr>
+          <w:rFonts w:ascii="Arial" w:hAnsi="Arial" w:cs="Arial"/>
+        </w:rPr>
+        <w:t>The use case diagram above provides an overview of the Student Enrolment System, showing how different actors interact with the system within the defined system boundary. It illustrates key system functions and the relationships between use cases, ensuring that all functional requirements are clearly represented.</w:t>
+      </w:r>
     </w:p>
     <w:p>
       <w:pPr>
@@ -23284,7 +25305,7 @@
           <w:szCs w:val="32"/>
         </w:rPr>
       </w:pPr>
-      <w:bookmarkStart w:id="31" w:name="_Toc227348736"/>
+      <w:bookmarkStart w:id="34" w:name="_Toc227385163"/>
       <w:r>
         <w:rPr>
           <w:rFonts w:ascii="Arial" w:hAnsi="Arial" w:cs="Arial"/>
@@ -23297,7 +25318,7 @@
         <w:lastRenderedPageBreak/>
         <w:t>Class diagram</w:t>
       </w:r>
-      <w:bookmarkEnd w:id="31"/>
+      <w:bookmarkEnd w:id="34"/>
     </w:p>
     <w:p>
       <w:pPr>
@@ -23342,7 +25363,7 @@
           <w:szCs w:val="32"/>
         </w:rPr>
       </w:pPr>
-      <w:bookmarkStart w:id="32" w:name="_Toc227348737"/>
+      <w:bookmarkStart w:id="35" w:name="_Toc227385164"/>
       <w:r>
         <w:rPr>
           <w:rFonts w:ascii="Arial" w:hAnsi="Arial" w:cs="Arial"/>
@@ -23377,7 +25398,7 @@
         </w:rPr>
         <w:t>mplementation</w:t>
       </w:r>
-      <w:bookmarkEnd w:id="32"/>
+      <w:bookmarkEnd w:id="35"/>
     </w:p>
     <w:p>
       <w:pPr>
@@ -23432,7 +25453,7 @@
           <w:szCs w:val="32"/>
         </w:rPr>
       </w:pPr>
-      <w:bookmarkStart w:id="33" w:name="_Toc227348738"/>
+      <w:bookmarkStart w:id="36" w:name="_Toc227385165"/>
       <w:r>
         <w:rPr>
           <w:rFonts w:ascii="Arial" w:hAnsi="Arial" w:cs="Arial"/>
@@ -23445,7 +25466,7 @@
         <w:lastRenderedPageBreak/>
         <w:t>Conclusion</w:t>
       </w:r>
-      <w:bookmarkEnd w:id="33"/>
+      <w:bookmarkEnd w:id="36"/>
     </w:p>
     <w:p>
       <w:pPr>
@@ -23505,7 +25526,7 @@
           <w:szCs w:val="32"/>
         </w:rPr>
       </w:pPr>
-      <w:bookmarkStart w:id="34" w:name="_Toc227348739"/>
+      <w:bookmarkStart w:id="37" w:name="_Toc227385166"/>
       <w:r>
         <w:rPr>
           <w:rFonts w:ascii="Arial" w:hAnsi="Arial" w:cs="Arial"/>
@@ -23518,7 +25539,7 @@
         <w:lastRenderedPageBreak/>
         <w:t>References</w:t>
       </w:r>
-      <w:bookmarkEnd w:id="34"/>
+      <w:bookmarkEnd w:id="37"/>
     </w:p>
     <w:p>
       <w:pPr>
@@ -23534,7 +25555,7 @@
         </w:rPr>
         <w:t xml:space="preserve">AUT (2018). City Campus’ newest building now open. </w:t>
       </w:r>
-      <w:hyperlink r:id="rId10" w:history="1">
+      <w:hyperlink r:id="rId11" w:history="1">
         <w:r>
           <w:rPr>
             <w:rStyle w:val="Hyperlink"/>
@@ -23584,7 +25605,7 @@
         </w:rPr>
         <w:t xml:space="preserve">. </w:t>
       </w:r>
-      <w:hyperlink r:id="rId11" w:history="1">
+      <w:hyperlink r:id="rId12" w:history="1">
         <w:r>
           <w:rPr>
             <w:rStyle w:val="Hyperlink"/>
@@ -23628,7 +25649,7 @@
         </w:rPr>
         <w:t xml:space="preserve"> </w:t>
       </w:r>
-      <w:hyperlink r:id="rId12" w:history="1">
+      <w:hyperlink r:id="rId13" w:history="1">
         <w:r>
           <w:rPr>
             <w:rStyle w:val="Hyperlink"/>
@@ -23666,7 +25687,7 @@
         </w:rPr>
         <w:t xml:space="preserve">. </w:t>
       </w:r>
-      <w:hyperlink r:id="rId13" w:history="1">
+      <w:hyperlink r:id="rId14" w:history="1">
         <w:r>
           <w:rPr>
             <w:rStyle w:val="Hyperlink"/>
@@ -23700,7 +25721,7 @@
         </w:rPr>
         <w:t xml:space="preserve">Enrolling in courses and classes. </w:t>
       </w:r>
-      <w:hyperlink r:id="rId14" w:history="1">
+      <w:hyperlink r:id="rId15" w:history="1">
         <w:r>
           <w:rPr>
             <w:rStyle w:val="Hyperlink"/>
@@ -23738,7 +25759,7 @@
         </w:rPr>
         <w:t xml:space="preserve">. </w:t>
       </w:r>
-      <w:hyperlink r:id="rId15" w:history="1">
+      <w:hyperlink r:id="rId16" w:history="1">
         <w:r>
           <w:rPr>
             <w:rStyle w:val="Hyperlink"/>
@@ -23776,7 +25797,7 @@
         </w:rPr>
         <w:t xml:space="preserve">. </w:t>
       </w:r>
-      <w:hyperlink r:id="rId16" w:history="1">
+      <w:hyperlink r:id="rId17" w:history="1">
         <w:r>
           <w:rPr>
             <w:rStyle w:val="Hyperlink"/>
@@ -23845,7 +25866,7 @@
         </w:rPr>
         <w:t xml:space="preserve"> </w:t>
       </w:r>
-      <w:hyperlink r:id="rId17" w:anchor="iso:std:iso-iec:25010:ed-2:v1:en:term:3.2.3" w:history="1">
+      <w:hyperlink r:id="rId18" w:anchor="iso:std:iso-iec:25010:ed-2:v1:en:term:3.2.3" w:history="1">
         <w:r>
           <w:rPr>
             <w:rStyle w:val="Hyperlink"/>
@@ -23906,7 +25927,7 @@
       </w:pPr>
     </w:p>
     <w:sectPr>
-      <w:footerReference w:type="default" r:id="rId18"/>
+      <w:footerReference w:type="default" r:id="rId19"/>
       <w:pgSz w:w="12240" w:h="15840"/>
       <w:pgMar w:top="1440" w:right="1440" w:bottom="1440" w:left="1440" w:header="708" w:footer="708" w:gutter="0"/>
       <w:pgNumType w:start="1"/>
@@ -24800,16 +26821,16 @@
     </w:lvl>
   </w:abstractNum>
   <w:abstractNum w:abstractNumId="7" w15:restartNumberingAfterBreak="0">
-    <w:nsid w:val="1A8B6F57"/>
+    <w:nsid w:val="16100EAE"/>
     <w:multiLevelType w:val="hybridMultilevel"/>
-    <w:tmpl w:val="5C604B8C"/>
+    <w:tmpl w:val="DAF2384C"/>
     <w:lvl w:ilvl="0" w:tplc="04090001">
       <w:start w:val="1"/>
       <w:numFmt w:val="bullet"/>
       <w:lvlText w:val=""/>
       <w:lvlJc w:val="left"/>
       <w:pPr>
-        <w:ind w:left="1287" w:hanging="360"/>
+        <w:ind w:left="1571" w:hanging="360"/>
       </w:pPr>
       <w:rPr>
         <w:rFonts w:ascii="Symbol" w:hAnsi="Symbol" w:hint="default"/>
@@ -24821,7 +26842,7 @@
       <w:lvlText w:val="o"/>
       <w:lvlJc w:val="left"/>
       <w:pPr>
-        <w:ind w:left="2007" w:hanging="360"/>
+        <w:ind w:left="2291" w:hanging="360"/>
       </w:pPr>
       <w:rPr>
         <w:rFonts w:ascii="Courier New" w:hAnsi="Courier New" w:cs="Courier New" w:hint="default"/>
@@ -24833,7 +26854,7 @@
       <w:lvlText w:val=""/>
       <w:lvlJc w:val="left"/>
       <w:pPr>
-        <w:ind w:left="2727" w:hanging="360"/>
+        <w:ind w:left="3011" w:hanging="360"/>
       </w:pPr>
       <w:rPr>
         <w:rFonts w:ascii="Wingdings" w:hAnsi="Wingdings" w:hint="default"/>
@@ -24845,7 +26866,7 @@
       <w:lvlText w:val=""/>
       <w:lvlJc w:val="left"/>
       <w:pPr>
-        <w:ind w:left="3447" w:hanging="360"/>
+        <w:ind w:left="3731" w:hanging="360"/>
       </w:pPr>
       <w:rPr>
         <w:rFonts w:ascii="Symbol" w:hAnsi="Symbol" w:hint="default"/>
@@ -24857,7 +26878,7 @@
       <w:lvlText w:val="o"/>
       <w:lvlJc w:val="left"/>
       <w:pPr>
-        <w:ind w:left="4167" w:hanging="360"/>
+        <w:ind w:left="4451" w:hanging="360"/>
       </w:pPr>
       <w:rPr>
         <w:rFonts w:ascii="Courier New" w:hAnsi="Courier New" w:cs="Courier New" w:hint="default"/>
@@ -24869,7 +26890,7 @@
       <w:lvlText w:val=""/>
       <w:lvlJc w:val="left"/>
       <w:pPr>
-        <w:ind w:left="4887" w:hanging="360"/>
+        <w:ind w:left="5171" w:hanging="360"/>
       </w:pPr>
       <w:rPr>
         <w:rFonts w:ascii="Wingdings" w:hAnsi="Wingdings" w:hint="default"/>
@@ -24881,7 +26902,7 @@
       <w:lvlText w:val=""/>
       <w:lvlJc w:val="left"/>
       <w:pPr>
-        <w:ind w:left="5607" w:hanging="360"/>
+        <w:ind w:left="5891" w:hanging="360"/>
       </w:pPr>
       <w:rPr>
         <w:rFonts w:ascii="Symbol" w:hAnsi="Symbol" w:hint="default"/>
@@ -24893,7 +26914,7 @@
       <w:lvlText w:val="o"/>
       <w:lvlJc w:val="left"/>
       <w:pPr>
-        <w:ind w:left="6327" w:hanging="360"/>
+        <w:ind w:left="6611" w:hanging="360"/>
       </w:pPr>
       <w:rPr>
         <w:rFonts w:ascii="Courier New" w:hAnsi="Courier New" w:cs="Courier New" w:hint="default"/>
@@ -24905,7 +26926,7 @@
       <w:lvlText w:val=""/>
       <w:lvlJc w:val="left"/>
       <w:pPr>
-        <w:ind w:left="7047" w:hanging="360"/>
+        <w:ind w:left="7331" w:hanging="360"/>
       </w:pPr>
       <w:rPr>
         <w:rFonts w:ascii="Wingdings" w:hAnsi="Wingdings" w:hint="default"/>
@@ -24913,6 +26934,232 @@
     </w:lvl>
   </w:abstractNum>
   <w:abstractNum w:abstractNumId="8" w15:restartNumberingAfterBreak="0">
+    <w:nsid w:val="164D2DFE"/>
+    <w:multiLevelType w:val="hybridMultilevel"/>
+    <w:tmpl w:val="6A1409EE"/>
+    <w:lvl w:ilvl="0" w:tplc="04090001">
+      <w:start w:val="1"/>
+      <w:numFmt w:val="bullet"/>
+      <w:lvlText w:val=""/>
+      <w:lvlJc w:val="left"/>
+      <w:pPr>
+        <w:ind w:left="1571" w:hanging="360"/>
+      </w:pPr>
+      <w:rPr>
+        <w:rFonts w:ascii="Symbol" w:hAnsi="Symbol" w:hint="default"/>
+      </w:rPr>
+    </w:lvl>
+    <w:lvl w:ilvl="1" w:tplc="04090003">
+      <w:start w:val="1"/>
+      <w:numFmt w:val="bullet"/>
+      <w:lvlText w:val="o"/>
+      <w:lvlJc w:val="left"/>
+      <w:pPr>
+        <w:ind w:left="2291" w:hanging="360"/>
+      </w:pPr>
+      <w:rPr>
+        <w:rFonts w:ascii="Courier New" w:hAnsi="Courier New" w:cs="Courier New" w:hint="default"/>
+      </w:rPr>
+    </w:lvl>
+    <w:lvl w:ilvl="2" w:tplc="04090005" w:tentative="1">
+      <w:start w:val="1"/>
+      <w:numFmt w:val="bullet"/>
+      <w:lvlText w:val=""/>
+      <w:lvlJc w:val="left"/>
+      <w:pPr>
+        <w:ind w:left="3011" w:hanging="360"/>
+      </w:pPr>
+      <w:rPr>
+        <w:rFonts w:ascii="Wingdings" w:hAnsi="Wingdings" w:hint="default"/>
+      </w:rPr>
+    </w:lvl>
+    <w:lvl w:ilvl="3" w:tplc="04090001" w:tentative="1">
+      <w:start w:val="1"/>
+      <w:numFmt w:val="bullet"/>
+      <w:lvlText w:val=""/>
+      <w:lvlJc w:val="left"/>
+      <w:pPr>
+        <w:ind w:left="3731" w:hanging="360"/>
+      </w:pPr>
+      <w:rPr>
+        <w:rFonts w:ascii="Symbol" w:hAnsi="Symbol" w:hint="default"/>
+      </w:rPr>
+    </w:lvl>
+    <w:lvl w:ilvl="4" w:tplc="04090003" w:tentative="1">
+      <w:start w:val="1"/>
+      <w:numFmt w:val="bullet"/>
+      <w:lvlText w:val="o"/>
+      <w:lvlJc w:val="left"/>
+      <w:pPr>
+        <w:ind w:left="4451" w:hanging="360"/>
+      </w:pPr>
+      <w:rPr>
+        <w:rFonts w:ascii="Courier New" w:hAnsi="Courier New" w:cs="Courier New" w:hint="default"/>
+      </w:rPr>
+    </w:lvl>
+    <w:lvl w:ilvl="5" w:tplc="04090005" w:tentative="1">
+      <w:start w:val="1"/>
+      <w:numFmt w:val="bullet"/>
+      <w:lvlText w:val=""/>
+      <w:lvlJc w:val="left"/>
+      <w:pPr>
+        <w:ind w:left="5171" w:hanging="360"/>
+      </w:pPr>
+      <w:rPr>
+        <w:rFonts w:ascii="Wingdings" w:hAnsi="Wingdings" w:hint="default"/>
+      </w:rPr>
+    </w:lvl>
+    <w:lvl w:ilvl="6" w:tplc="04090001" w:tentative="1">
+      <w:start w:val="1"/>
+      <w:numFmt w:val="bullet"/>
+      <w:lvlText w:val=""/>
+      <w:lvlJc w:val="left"/>
+      <w:pPr>
+        <w:ind w:left="5891" w:hanging="360"/>
+      </w:pPr>
+      <w:rPr>
+        <w:rFonts w:ascii="Symbol" w:hAnsi="Symbol" w:hint="default"/>
+      </w:rPr>
+    </w:lvl>
+    <w:lvl w:ilvl="7" w:tplc="04090003" w:tentative="1">
+      <w:start w:val="1"/>
+      <w:numFmt w:val="bullet"/>
+      <w:lvlText w:val="o"/>
+      <w:lvlJc w:val="left"/>
+      <w:pPr>
+        <w:ind w:left="6611" w:hanging="360"/>
+      </w:pPr>
+      <w:rPr>
+        <w:rFonts w:ascii="Courier New" w:hAnsi="Courier New" w:cs="Courier New" w:hint="default"/>
+      </w:rPr>
+    </w:lvl>
+    <w:lvl w:ilvl="8" w:tplc="04090005" w:tentative="1">
+      <w:start w:val="1"/>
+      <w:numFmt w:val="bullet"/>
+      <w:lvlText w:val=""/>
+      <w:lvlJc w:val="left"/>
+      <w:pPr>
+        <w:ind w:left="7331" w:hanging="360"/>
+      </w:pPr>
+      <w:rPr>
+        <w:rFonts w:ascii="Wingdings" w:hAnsi="Wingdings" w:hint="default"/>
+      </w:rPr>
+    </w:lvl>
+  </w:abstractNum>
+  <w:abstractNum w:abstractNumId="9" w15:restartNumberingAfterBreak="0">
+    <w:nsid w:val="1A8B6F57"/>
+    <w:multiLevelType w:val="hybridMultilevel"/>
+    <w:tmpl w:val="5C604B8C"/>
+    <w:lvl w:ilvl="0" w:tplc="04090001">
+      <w:start w:val="1"/>
+      <w:numFmt w:val="bullet"/>
+      <w:lvlText w:val=""/>
+      <w:lvlJc w:val="left"/>
+      <w:pPr>
+        <w:ind w:left="1287" w:hanging="360"/>
+      </w:pPr>
+      <w:rPr>
+        <w:rFonts w:ascii="Symbol" w:hAnsi="Symbol" w:hint="default"/>
+      </w:rPr>
+    </w:lvl>
+    <w:lvl w:ilvl="1" w:tplc="04090003" w:tentative="1">
+      <w:start w:val="1"/>
+      <w:numFmt w:val="bullet"/>
+      <w:lvlText w:val="o"/>
+      <w:lvlJc w:val="left"/>
+      <w:pPr>
+        <w:ind w:left="2007" w:hanging="360"/>
+      </w:pPr>
+      <w:rPr>
+        <w:rFonts w:ascii="Courier New" w:hAnsi="Courier New" w:cs="Courier New" w:hint="default"/>
+      </w:rPr>
+    </w:lvl>
+    <w:lvl w:ilvl="2" w:tplc="04090005" w:tentative="1">
+      <w:start w:val="1"/>
+      <w:numFmt w:val="bullet"/>
+      <w:lvlText w:val=""/>
+      <w:lvlJc w:val="left"/>
+      <w:pPr>
+        <w:ind w:left="2727" w:hanging="360"/>
+      </w:pPr>
+      <w:rPr>
+        <w:rFonts w:ascii="Wingdings" w:hAnsi="Wingdings" w:hint="default"/>
+      </w:rPr>
+    </w:lvl>
+    <w:lvl w:ilvl="3" w:tplc="04090001" w:tentative="1">
+      <w:start w:val="1"/>
+      <w:numFmt w:val="bullet"/>
+      <w:lvlText w:val=""/>
+      <w:lvlJc w:val="left"/>
+      <w:pPr>
+        <w:ind w:left="3447" w:hanging="360"/>
+      </w:pPr>
+      <w:rPr>
+        <w:rFonts w:ascii="Symbol" w:hAnsi="Symbol" w:hint="default"/>
+      </w:rPr>
+    </w:lvl>
+    <w:lvl w:ilvl="4" w:tplc="04090003" w:tentative="1">
+      <w:start w:val="1"/>
+      <w:numFmt w:val="bullet"/>
+      <w:lvlText w:val="o"/>
+      <w:lvlJc w:val="left"/>
+      <w:pPr>
+        <w:ind w:left="4167" w:hanging="360"/>
+      </w:pPr>
+      <w:rPr>
+        <w:rFonts w:ascii="Courier New" w:hAnsi="Courier New" w:cs="Courier New" w:hint="default"/>
+      </w:rPr>
+    </w:lvl>
+    <w:lvl w:ilvl="5" w:tplc="04090005" w:tentative="1">
+      <w:start w:val="1"/>
+      <w:numFmt w:val="bullet"/>
+      <w:lvlText w:val=""/>
+      <w:lvlJc w:val="left"/>
+      <w:pPr>
+        <w:ind w:left="4887" w:hanging="360"/>
+      </w:pPr>
+      <w:rPr>
+        <w:rFonts w:ascii="Wingdings" w:hAnsi="Wingdings" w:hint="default"/>
+      </w:rPr>
+    </w:lvl>
+    <w:lvl w:ilvl="6" w:tplc="04090001" w:tentative="1">
+      <w:start w:val="1"/>
+      <w:numFmt w:val="bullet"/>
+      <w:lvlText w:val=""/>
+      <w:lvlJc w:val="left"/>
+      <w:pPr>
+        <w:ind w:left="5607" w:hanging="360"/>
+      </w:pPr>
+      <w:rPr>
+        <w:rFonts w:ascii="Symbol" w:hAnsi="Symbol" w:hint="default"/>
+      </w:rPr>
+    </w:lvl>
+    <w:lvl w:ilvl="7" w:tplc="04090003" w:tentative="1">
+      <w:start w:val="1"/>
+      <w:numFmt w:val="bullet"/>
+      <w:lvlText w:val="o"/>
+      <w:lvlJc w:val="left"/>
+      <w:pPr>
+        <w:ind w:left="6327" w:hanging="360"/>
+      </w:pPr>
+      <w:rPr>
+        <w:rFonts w:ascii="Courier New" w:hAnsi="Courier New" w:cs="Courier New" w:hint="default"/>
+      </w:rPr>
+    </w:lvl>
+    <w:lvl w:ilvl="8" w:tplc="04090005" w:tentative="1">
+      <w:start w:val="1"/>
+      <w:numFmt w:val="bullet"/>
+      <w:lvlText w:val=""/>
+      <w:lvlJc w:val="left"/>
+      <w:pPr>
+        <w:ind w:left="7047" w:hanging="360"/>
+      </w:pPr>
+      <w:rPr>
+        <w:rFonts w:ascii="Wingdings" w:hAnsi="Wingdings" w:hint="default"/>
+      </w:rPr>
+    </w:lvl>
+  </w:abstractNum>
+  <w:abstractNum w:abstractNumId="10" w15:restartNumberingAfterBreak="0">
     <w:nsid w:val="1D2F497A"/>
     <w:multiLevelType w:val="hybridMultilevel"/>
     <w:tmpl w:val="A7F4E44E"/>
@@ -25001,7 +27248,7 @@
       </w:pPr>
     </w:lvl>
   </w:abstractNum>
-  <w:abstractNum w:abstractNumId="9" w15:restartNumberingAfterBreak="0">
+  <w:abstractNum w:abstractNumId="11" w15:restartNumberingAfterBreak="0">
     <w:nsid w:val="208A1330"/>
     <w:multiLevelType w:val="hybridMultilevel"/>
     <w:tmpl w:val="0972A492"/>
@@ -25114,7 +27361,7 @@
       </w:rPr>
     </w:lvl>
   </w:abstractNum>
-  <w:abstractNum w:abstractNumId="10" w15:restartNumberingAfterBreak="0">
+  <w:abstractNum w:abstractNumId="12" w15:restartNumberingAfterBreak="0">
     <w:nsid w:val="2AE42AD4"/>
     <w:multiLevelType w:val="hybridMultilevel"/>
     <w:tmpl w:val="A7F4E44E"/>
@@ -25203,7 +27450,7 @@
       </w:pPr>
     </w:lvl>
   </w:abstractNum>
-  <w:abstractNum w:abstractNumId="11" w15:restartNumberingAfterBreak="0">
+  <w:abstractNum w:abstractNumId="13" w15:restartNumberingAfterBreak="0">
     <w:nsid w:val="2EC15A1A"/>
     <w:multiLevelType w:val="hybridMultilevel"/>
     <w:tmpl w:val="310C0664"/>
@@ -25289,7 +27536,7 @@
       </w:pPr>
     </w:lvl>
   </w:abstractNum>
-  <w:abstractNum w:abstractNumId="12" w15:restartNumberingAfterBreak="0">
+  <w:abstractNum w:abstractNumId="14" w15:restartNumberingAfterBreak="0">
     <w:nsid w:val="3725559B"/>
     <w:multiLevelType w:val="hybridMultilevel"/>
     <w:tmpl w:val="BDCA7D84"/>
@@ -25402,7 +27649,7 @@
       </w:rPr>
     </w:lvl>
   </w:abstractNum>
-  <w:abstractNum w:abstractNumId="13" w15:restartNumberingAfterBreak="0">
+  <w:abstractNum w:abstractNumId="15" w15:restartNumberingAfterBreak="0">
     <w:nsid w:val="3C4C687A"/>
     <w:multiLevelType w:val="hybridMultilevel"/>
     <w:tmpl w:val="A7F4E44E"/>
@@ -25491,7 +27738,7 @@
       </w:pPr>
     </w:lvl>
   </w:abstractNum>
-  <w:abstractNum w:abstractNumId="14" w15:restartNumberingAfterBreak="0">
+  <w:abstractNum w:abstractNumId="16" w15:restartNumberingAfterBreak="0">
     <w:nsid w:val="443143D4"/>
     <w:multiLevelType w:val="hybridMultilevel"/>
     <w:tmpl w:val="BC7C5D7E"/>
@@ -25604,7 +27851,7 @@
       </w:rPr>
     </w:lvl>
   </w:abstractNum>
-  <w:abstractNum w:abstractNumId="15" w15:restartNumberingAfterBreak="0">
+  <w:abstractNum w:abstractNumId="17" w15:restartNumberingAfterBreak="0">
     <w:nsid w:val="46E171CB"/>
     <w:multiLevelType w:val="hybridMultilevel"/>
     <w:tmpl w:val="6E505BDA"/>
@@ -25717,7 +27964,7 @@
       </w:rPr>
     </w:lvl>
   </w:abstractNum>
-  <w:abstractNum w:abstractNumId="16" w15:restartNumberingAfterBreak="0">
+  <w:abstractNum w:abstractNumId="18" w15:restartNumberingAfterBreak="0">
     <w:nsid w:val="4E9208C8"/>
     <w:multiLevelType w:val="hybridMultilevel"/>
     <w:tmpl w:val="054A6BDE"/>
@@ -25830,7 +28077,7 @@
       </w:rPr>
     </w:lvl>
   </w:abstractNum>
-  <w:abstractNum w:abstractNumId="17" w15:restartNumberingAfterBreak="0">
+  <w:abstractNum w:abstractNumId="19" w15:restartNumberingAfterBreak="0">
     <w:nsid w:val="50B90995"/>
     <w:multiLevelType w:val="hybridMultilevel"/>
     <w:tmpl w:val="F4EC91BE"/>
@@ -25919,17 +28166,17 @@
       </w:pPr>
     </w:lvl>
   </w:abstractNum>
-  <w:abstractNum w:abstractNumId="18" w15:restartNumberingAfterBreak="0">
-    <w:nsid w:val="515E5162"/>
+  <w:abstractNum w:abstractNumId="20" w15:restartNumberingAfterBreak="0">
+    <w:nsid w:val="5114234E"/>
     <w:multiLevelType w:val="hybridMultilevel"/>
-    <w:tmpl w:val="B216AA34"/>
+    <w:tmpl w:val="1B9CA66A"/>
     <w:lvl w:ilvl="0" w:tplc="04090001">
       <w:start w:val="1"/>
       <w:numFmt w:val="bullet"/>
       <w:lvlText w:val=""/>
       <w:lvlJc w:val="left"/>
       <w:pPr>
-        <w:ind w:left="1287" w:hanging="360"/>
+        <w:ind w:left="1571" w:hanging="360"/>
       </w:pPr>
       <w:rPr>
         <w:rFonts w:ascii="Symbol" w:hAnsi="Symbol" w:hint="default"/>
@@ -25941,7 +28188,7 @@
       <w:lvlText w:val="o"/>
       <w:lvlJc w:val="left"/>
       <w:pPr>
-        <w:ind w:left="2007" w:hanging="360"/>
+        <w:ind w:left="2291" w:hanging="360"/>
       </w:pPr>
       <w:rPr>
         <w:rFonts w:ascii="Courier New" w:hAnsi="Courier New" w:cs="Courier New" w:hint="default"/>
@@ -25953,7 +28200,7 @@
       <w:lvlText w:val=""/>
       <w:lvlJc w:val="left"/>
       <w:pPr>
-        <w:ind w:left="2727" w:hanging="360"/>
+        <w:ind w:left="3011" w:hanging="360"/>
       </w:pPr>
       <w:rPr>
         <w:rFonts w:ascii="Wingdings" w:hAnsi="Wingdings" w:hint="default"/>
@@ -25965,7 +28212,7 @@
       <w:lvlText w:val=""/>
       <w:lvlJc w:val="left"/>
       <w:pPr>
-        <w:ind w:left="3447" w:hanging="360"/>
+        <w:ind w:left="3731" w:hanging="360"/>
       </w:pPr>
       <w:rPr>
         <w:rFonts w:ascii="Symbol" w:hAnsi="Symbol" w:hint="default"/>
@@ -25977,7 +28224,7 @@
       <w:lvlText w:val="o"/>
       <w:lvlJc w:val="left"/>
       <w:pPr>
-        <w:ind w:left="4167" w:hanging="360"/>
+        <w:ind w:left="4451" w:hanging="360"/>
       </w:pPr>
       <w:rPr>
         <w:rFonts w:ascii="Courier New" w:hAnsi="Courier New" w:cs="Courier New" w:hint="default"/>
@@ -25989,7 +28236,7 @@
       <w:lvlText w:val=""/>
       <w:lvlJc w:val="left"/>
       <w:pPr>
-        <w:ind w:left="4887" w:hanging="360"/>
+        <w:ind w:left="5171" w:hanging="360"/>
       </w:pPr>
       <w:rPr>
         <w:rFonts w:ascii="Wingdings" w:hAnsi="Wingdings" w:hint="default"/>
@@ -26001,7 +28248,7 @@
       <w:lvlText w:val=""/>
       <w:lvlJc w:val="left"/>
       <w:pPr>
-        <w:ind w:left="5607" w:hanging="360"/>
+        <w:ind w:left="5891" w:hanging="360"/>
       </w:pPr>
       <w:rPr>
         <w:rFonts w:ascii="Symbol" w:hAnsi="Symbol" w:hint="default"/>
@@ -26013,7 +28260,7 @@
       <w:lvlText w:val="o"/>
       <w:lvlJc w:val="left"/>
       <w:pPr>
-        <w:ind w:left="6327" w:hanging="360"/>
+        <w:ind w:left="6611" w:hanging="360"/>
       </w:pPr>
       <w:rPr>
         <w:rFonts w:ascii="Courier New" w:hAnsi="Courier New" w:cs="Courier New" w:hint="default"/>
@@ -26025,14 +28272,127 @@
       <w:lvlText w:val=""/>
       <w:lvlJc w:val="left"/>
       <w:pPr>
-        <w:ind w:left="7047" w:hanging="360"/>
+        <w:ind w:left="7331" w:hanging="360"/>
       </w:pPr>
       <w:rPr>
         <w:rFonts w:ascii="Wingdings" w:hAnsi="Wingdings" w:hint="default"/>
       </w:rPr>
     </w:lvl>
   </w:abstractNum>
-  <w:abstractNum w:abstractNumId="19" w15:restartNumberingAfterBreak="0">
+  <w:abstractNum w:abstractNumId="21" w15:restartNumberingAfterBreak="0">
+    <w:nsid w:val="515E5162"/>
+    <w:multiLevelType w:val="hybridMultilevel"/>
+    <w:tmpl w:val="B216AA34"/>
+    <w:lvl w:ilvl="0" w:tplc="04090001">
+      <w:start w:val="1"/>
+      <w:numFmt w:val="bullet"/>
+      <w:lvlText w:val=""/>
+      <w:lvlJc w:val="left"/>
+      <w:pPr>
+        <w:ind w:left="1287" w:hanging="360"/>
+      </w:pPr>
+      <w:rPr>
+        <w:rFonts w:ascii="Symbol" w:hAnsi="Symbol" w:hint="default"/>
+      </w:rPr>
+    </w:lvl>
+    <w:lvl w:ilvl="1" w:tplc="04090003" w:tentative="1">
+      <w:start w:val="1"/>
+      <w:numFmt w:val="bullet"/>
+      <w:lvlText w:val="o"/>
+      <w:lvlJc w:val="left"/>
+      <w:pPr>
+        <w:ind w:left="2007" w:hanging="360"/>
+      </w:pPr>
+      <w:rPr>
+        <w:rFonts w:ascii="Courier New" w:hAnsi="Courier New" w:cs="Courier New" w:hint="default"/>
+      </w:rPr>
+    </w:lvl>
+    <w:lvl w:ilvl="2" w:tplc="04090005" w:tentative="1">
+      <w:start w:val="1"/>
+      <w:numFmt w:val="bullet"/>
+      <w:lvlText w:val=""/>
+      <w:lvlJc w:val="left"/>
+      <w:pPr>
+        <w:ind w:left="2727" w:hanging="360"/>
+      </w:pPr>
+      <w:rPr>
+        <w:rFonts w:ascii="Wingdings" w:hAnsi="Wingdings" w:hint="default"/>
+      </w:rPr>
+    </w:lvl>
+    <w:lvl w:ilvl="3" w:tplc="04090001" w:tentative="1">
+      <w:start w:val="1"/>
+      <w:numFmt w:val="bullet"/>
+      <w:lvlText w:val=""/>
+      <w:lvlJc w:val="left"/>
+      <w:pPr>
+        <w:ind w:left="3447" w:hanging="360"/>
+      </w:pPr>
+      <w:rPr>
+        <w:rFonts w:ascii="Symbol" w:hAnsi="Symbol" w:hint="default"/>
+      </w:rPr>
+    </w:lvl>
+    <w:lvl w:ilvl="4" w:tplc="04090003" w:tentative="1">
+      <w:start w:val="1"/>
+      <w:numFmt w:val="bullet"/>
+      <w:lvlText w:val="o"/>
+      <w:lvlJc w:val="left"/>
+      <w:pPr>
+        <w:ind w:left="4167" w:hanging="360"/>
+      </w:pPr>
+      <w:rPr>
+        <w:rFonts w:ascii="Courier New" w:hAnsi="Courier New" w:cs="Courier New" w:hint="default"/>
+      </w:rPr>
+    </w:lvl>
+    <w:lvl w:ilvl="5" w:tplc="04090005" w:tentative="1">
+      <w:start w:val="1"/>
+      <w:numFmt w:val="bullet"/>
+      <w:lvlText w:val=""/>
+      <w:lvlJc w:val="left"/>
+      <w:pPr>
+        <w:ind w:left="4887" w:hanging="360"/>
+      </w:pPr>
+      <w:rPr>
+        <w:rFonts w:ascii="Wingdings" w:hAnsi="Wingdings" w:hint="default"/>
+      </w:rPr>
+    </w:lvl>
+    <w:lvl w:ilvl="6" w:tplc="04090001" w:tentative="1">
+      <w:start w:val="1"/>
+      <w:numFmt w:val="bullet"/>
+      <w:lvlText w:val=""/>
+      <w:lvlJc w:val="left"/>
+      <w:pPr>
+        <w:ind w:left="5607" w:hanging="360"/>
+      </w:pPr>
+      <w:rPr>
+        <w:rFonts w:ascii="Symbol" w:hAnsi="Symbol" w:hint="default"/>
+      </w:rPr>
+    </w:lvl>
+    <w:lvl w:ilvl="7" w:tplc="04090003" w:tentative="1">
+      <w:start w:val="1"/>
+      <w:numFmt w:val="bullet"/>
+      <w:lvlText w:val="o"/>
+      <w:lvlJc w:val="left"/>
+      <w:pPr>
+        <w:ind w:left="6327" w:hanging="360"/>
+      </w:pPr>
+      <w:rPr>
+        <w:rFonts w:ascii="Courier New" w:hAnsi="Courier New" w:cs="Courier New" w:hint="default"/>
+      </w:rPr>
+    </w:lvl>
+    <w:lvl w:ilvl="8" w:tplc="04090005" w:tentative="1">
+      <w:start w:val="1"/>
+      <w:numFmt w:val="bullet"/>
+      <w:lvlText w:val=""/>
+      <w:lvlJc w:val="left"/>
+      <w:pPr>
+        <w:ind w:left="7047" w:hanging="360"/>
+      </w:pPr>
+      <w:rPr>
+        <w:rFonts w:ascii="Wingdings" w:hAnsi="Wingdings" w:hint="default"/>
+      </w:rPr>
+    </w:lvl>
+  </w:abstractNum>
+  <w:abstractNum w:abstractNumId="22" w15:restartNumberingAfterBreak="0">
     <w:nsid w:val="533430E6"/>
     <w:multiLevelType w:val="hybridMultilevel"/>
     <w:tmpl w:val="05DE65C6"/>
@@ -26145,7 +28505,7 @@
       </w:rPr>
     </w:lvl>
   </w:abstractNum>
-  <w:abstractNum w:abstractNumId="20" w15:restartNumberingAfterBreak="0">
+  <w:abstractNum w:abstractNumId="23" w15:restartNumberingAfterBreak="0">
     <w:nsid w:val="557E14CA"/>
     <w:multiLevelType w:val="hybridMultilevel"/>
     <w:tmpl w:val="A7F4E44E"/>
@@ -26234,7 +28594,7 @@
       </w:pPr>
     </w:lvl>
   </w:abstractNum>
-  <w:abstractNum w:abstractNumId="21" w15:restartNumberingAfterBreak="0">
+  <w:abstractNum w:abstractNumId="24" w15:restartNumberingAfterBreak="0">
     <w:nsid w:val="55BD7A99"/>
     <w:multiLevelType w:val="hybridMultilevel"/>
     <w:tmpl w:val="259C26B4"/>
@@ -26347,7 +28707,7 @@
       </w:rPr>
     </w:lvl>
   </w:abstractNum>
-  <w:abstractNum w:abstractNumId="22" w15:restartNumberingAfterBreak="0">
+  <w:abstractNum w:abstractNumId="25" w15:restartNumberingAfterBreak="0">
     <w:nsid w:val="5729116B"/>
     <w:multiLevelType w:val="hybridMultilevel"/>
     <w:tmpl w:val="BB74E996"/>
@@ -26460,7 +28820,7 @@
       </w:rPr>
     </w:lvl>
   </w:abstractNum>
-  <w:abstractNum w:abstractNumId="23" w15:restartNumberingAfterBreak="0">
+  <w:abstractNum w:abstractNumId="26" w15:restartNumberingAfterBreak="0">
     <w:nsid w:val="584223CC"/>
     <w:multiLevelType w:val="hybridMultilevel"/>
     <w:tmpl w:val="15AE2CB0"/>
@@ -26573,7 +28933,7 @@
       </w:rPr>
     </w:lvl>
   </w:abstractNum>
-  <w:abstractNum w:abstractNumId="24" w15:restartNumberingAfterBreak="0">
+  <w:abstractNum w:abstractNumId="27" w15:restartNumberingAfterBreak="0">
     <w:nsid w:val="5A3C6B9D"/>
     <w:multiLevelType w:val="hybridMultilevel"/>
     <w:tmpl w:val="8A963DA4"/>
@@ -26686,7 +29046,7 @@
       </w:rPr>
     </w:lvl>
   </w:abstractNum>
-  <w:abstractNum w:abstractNumId="25" w15:restartNumberingAfterBreak="0">
+  <w:abstractNum w:abstractNumId="28" w15:restartNumberingAfterBreak="0">
     <w:nsid w:val="5C770FB3"/>
     <w:multiLevelType w:val="hybridMultilevel"/>
     <w:tmpl w:val="E9B2138A"/>
@@ -26799,7 +29159,120 @@
       </w:rPr>
     </w:lvl>
   </w:abstractNum>
-  <w:abstractNum w:abstractNumId="26" w15:restartNumberingAfterBreak="0">
+  <w:abstractNum w:abstractNumId="29" w15:restartNumberingAfterBreak="0">
+    <w:nsid w:val="5C9E6CF1"/>
+    <w:multiLevelType w:val="hybridMultilevel"/>
+    <w:tmpl w:val="5EE269DE"/>
+    <w:lvl w:ilvl="0" w:tplc="04090001">
+      <w:start w:val="1"/>
+      <w:numFmt w:val="bullet"/>
+      <w:lvlText w:val=""/>
+      <w:lvlJc w:val="left"/>
+      <w:pPr>
+        <w:ind w:left="1571" w:hanging="360"/>
+      </w:pPr>
+      <w:rPr>
+        <w:rFonts w:ascii="Symbol" w:hAnsi="Symbol" w:hint="default"/>
+      </w:rPr>
+    </w:lvl>
+    <w:lvl w:ilvl="1" w:tplc="04090003" w:tentative="1">
+      <w:start w:val="1"/>
+      <w:numFmt w:val="bullet"/>
+      <w:lvlText w:val="o"/>
+      <w:lvlJc w:val="left"/>
+      <w:pPr>
+        <w:ind w:left="2291" w:hanging="360"/>
+      </w:pPr>
+      <w:rPr>
+        <w:rFonts w:ascii="Courier New" w:hAnsi="Courier New" w:cs="Courier New" w:hint="default"/>
+      </w:rPr>
+    </w:lvl>
+    <w:lvl w:ilvl="2" w:tplc="04090005" w:tentative="1">
+      <w:start w:val="1"/>
+      <w:numFmt w:val="bullet"/>
+      <w:lvlText w:val=""/>
+      <w:lvlJc w:val="left"/>
+      <w:pPr>
+        <w:ind w:left="3011" w:hanging="360"/>
+      </w:pPr>
+      <w:rPr>
+        <w:rFonts w:ascii="Wingdings" w:hAnsi="Wingdings" w:hint="default"/>
+      </w:rPr>
+    </w:lvl>
+    <w:lvl w:ilvl="3" w:tplc="04090001" w:tentative="1">
+      <w:start w:val="1"/>
+      <w:numFmt w:val="bullet"/>
+      <w:lvlText w:val=""/>
+      <w:lvlJc w:val="left"/>
+      <w:pPr>
+        <w:ind w:left="3731" w:hanging="360"/>
+      </w:pPr>
+      <w:rPr>
+        <w:rFonts w:ascii="Symbol" w:hAnsi="Symbol" w:hint="default"/>
+      </w:rPr>
+    </w:lvl>
+    <w:lvl w:ilvl="4" w:tplc="04090003" w:tentative="1">
+      <w:start w:val="1"/>
+      <w:numFmt w:val="bullet"/>
+      <w:lvlText w:val="o"/>
+      <w:lvlJc w:val="left"/>
+      <w:pPr>
+        <w:ind w:left="4451" w:hanging="360"/>
+      </w:pPr>
+      <w:rPr>
+        <w:rFonts w:ascii="Courier New" w:hAnsi="Courier New" w:cs="Courier New" w:hint="default"/>
+      </w:rPr>
+    </w:lvl>
+    <w:lvl w:ilvl="5" w:tplc="04090005" w:tentative="1">
+      <w:start w:val="1"/>
+      <w:numFmt w:val="bullet"/>
+      <w:lvlText w:val=""/>
+      <w:lvlJc w:val="left"/>
+      <w:pPr>
+        <w:ind w:left="5171" w:hanging="360"/>
+      </w:pPr>
+      <w:rPr>
+        <w:rFonts w:ascii="Wingdings" w:hAnsi="Wingdings" w:hint="default"/>
+      </w:rPr>
+    </w:lvl>
+    <w:lvl w:ilvl="6" w:tplc="04090001" w:tentative="1">
+      <w:start w:val="1"/>
+      <w:numFmt w:val="bullet"/>
+      <w:lvlText w:val=""/>
+      <w:lvlJc w:val="left"/>
+      <w:pPr>
+        <w:ind w:left="5891" w:hanging="360"/>
+      </w:pPr>
+      <w:rPr>
+        <w:rFonts w:ascii="Symbol" w:hAnsi="Symbol" w:hint="default"/>
+      </w:rPr>
+    </w:lvl>
+    <w:lvl w:ilvl="7" w:tplc="04090003" w:tentative="1">
+      <w:start w:val="1"/>
+      <w:numFmt w:val="bullet"/>
+      <w:lvlText w:val="o"/>
+      <w:lvlJc w:val="left"/>
+      <w:pPr>
+        <w:ind w:left="6611" w:hanging="360"/>
+      </w:pPr>
+      <w:rPr>
+        <w:rFonts w:ascii="Courier New" w:hAnsi="Courier New" w:cs="Courier New" w:hint="default"/>
+      </w:rPr>
+    </w:lvl>
+    <w:lvl w:ilvl="8" w:tplc="04090005" w:tentative="1">
+      <w:start w:val="1"/>
+      <w:numFmt w:val="bullet"/>
+      <w:lvlText w:val=""/>
+      <w:lvlJc w:val="left"/>
+      <w:pPr>
+        <w:ind w:left="7331" w:hanging="360"/>
+      </w:pPr>
+      <w:rPr>
+        <w:rFonts w:ascii="Wingdings" w:hAnsi="Wingdings" w:hint="default"/>
+      </w:rPr>
+    </w:lvl>
+  </w:abstractNum>
+  <w:abstractNum w:abstractNumId="30" w15:restartNumberingAfterBreak="0">
     <w:nsid w:val="6C2F091E"/>
     <w:multiLevelType w:val="hybridMultilevel"/>
     <w:tmpl w:val="0E44B9C4"/>
@@ -26912,7 +29385,7 @@
       </w:rPr>
     </w:lvl>
   </w:abstractNum>
-  <w:abstractNum w:abstractNumId="27" w15:restartNumberingAfterBreak="0">
+  <w:abstractNum w:abstractNumId="31" w15:restartNumberingAfterBreak="0">
     <w:nsid w:val="6E7A0604"/>
     <w:multiLevelType w:val="hybridMultilevel"/>
     <w:tmpl w:val="03EA74EE"/>
@@ -27025,17 +29498,17 @@
       </w:rPr>
     </w:lvl>
   </w:abstractNum>
-  <w:abstractNum w:abstractNumId="28" w15:restartNumberingAfterBreak="0">
-    <w:nsid w:val="7C2F5FFD"/>
+  <w:abstractNum w:abstractNumId="32" w15:restartNumberingAfterBreak="0">
+    <w:nsid w:val="724A50F5"/>
     <w:multiLevelType w:val="hybridMultilevel"/>
-    <w:tmpl w:val="7C0C3FE6"/>
+    <w:tmpl w:val="30FCC03C"/>
     <w:lvl w:ilvl="0" w:tplc="04090001">
       <w:start w:val="1"/>
       <w:numFmt w:val="bullet"/>
       <w:lvlText w:val=""/>
       <w:lvlJc w:val="left"/>
       <w:pPr>
-        <w:ind w:left="1571" w:hanging="360"/>
+        <w:ind w:left="1287" w:hanging="360"/>
       </w:pPr>
       <w:rPr>
         <w:rFonts w:ascii="Symbol" w:hAnsi="Symbol" w:hint="default"/>
@@ -27047,7 +29520,7 @@
       <w:lvlText w:val="o"/>
       <w:lvlJc w:val="left"/>
       <w:pPr>
-        <w:ind w:left="2291" w:hanging="360"/>
+        <w:ind w:left="2007" w:hanging="360"/>
       </w:pPr>
       <w:rPr>
         <w:rFonts w:ascii="Courier New" w:hAnsi="Courier New" w:cs="Courier New" w:hint="default"/>
@@ -27059,7 +29532,7 @@
       <w:lvlText w:val=""/>
       <w:lvlJc w:val="left"/>
       <w:pPr>
-        <w:ind w:left="3011" w:hanging="360"/>
+        <w:ind w:left="2727" w:hanging="360"/>
       </w:pPr>
       <w:rPr>
         <w:rFonts w:ascii="Wingdings" w:hAnsi="Wingdings" w:hint="default"/>
@@ -27071,7 +29544,7 @@
       <w:lvlText w:val=""/>
       <w:lvlJc w:val="left"/>
       <w:pPr>
-        <w:ind w:left="3731" w:hanging="360"/>
+        <w:ind w:left="3447" w:hanging="360"/>
       </w:pPr>
       <w:rPr>
         <w:rFonts w:ascii="Symbol" w:hAnsi="Symbol" w:hint="default"/>
@@ -27083,7 +29556,7 @@
       <w:lvlText w:val="o"/>
       <w:lvlJc w:val="left"/>
       <w:pPr>
-        <w:ind w:left="4451" w:hanging="360"/>
+        <w:ind w:left="4167" w:hanging="360"/>
       </w:pPr>
       <w:rPr>
         <w:rFonts w:ascii="Courier New" w:hAnsi="Courier New" w:cs="Courier New" w:hint="default"/>
@@ -27095,7 +29568,7 @@
       <w:lvlText w:val=""/>
       <w:lvlJc w:val="left"/>
       <w:pPr>
-        <w:ind w:left="5171" w:hanging="360"/>
+        <w:ind w:left="4887" w:hanging="360"/>
       </w:pPr>
       <w:rPr>
         <w:rFonts w:ascii="Wingdings" w:hAnsi="Wingdings" w:hint="default"/>
@@ -27107,7 +29580,7 @@
       <w:lvlText w:val=""/>
       <w:lvlJc w:val="left"/>
       <w:pPr>
-        <w:ind w:left="5891" w:hanging="360"/>
+        <w:ind w:left="5607" w:hanging="360"/>
       </w:pPr>
       <w:rPr>
         <w:rFonts w:ascii="Symbol" w:hAnsi="Symbol" w:hint="default"/>
@@ -27119,7 +29592,7 @@
       <w:lvlText w:val="o"/>
       <w:lvlJc w:val="left"/>
       <w:pPr>
-        <w:ind w:left="6611" w:hanging="360"/>
+        <w:ind w:left="6327" w:hanging="360"/>
       </w:pPr>
       <w:rPr>
         <w:rFonts w:ascii="Courier New" w:hAnsi="Courier New" w:cs="Courier New" w:hint="default"/>
@@ -27131,6 +29604,119 @@
       <w:lvlText w:val=""/>
       <w:lvlJc w:val="left"/>
       <w:pPr>
+        <w:ind w:left="7047" w:hanging="360"/>
+      </w:pPr>
+      <w:rPr>
+        <w:rFonts w:ascii="Wingdings" w:hAnsi="Wingdings" w:hint="default"/>
+      </w:rPr>
+    </w:lvl>
+  </w:abstractNum>
+  <w:abstractNum w:abstractNumId="33" w15:restartNumberingAfterBreak="0">
+    <w:nsid w:val="7C2F5FFD"/>
+    <w:multiLevelType w:val="hybridMultilevel"/>
+    <w:tmpl w:val="7C0C3FE6"/>
+    <w:lvl w:ilvl="0" w:tplc="04090001">
+      <w:start w:val="1"/>
+      <w:numFmt w:val="bullet"/>
+      <w:lvlText w:val=""/>
+      <w:lvlJc w:val="left"/>
+      <w:pPr>
+        <w:ind w:left="1571" w:hanging="360"/>
+      </w:pPr>
+      <w:rPr>
+        <w:rFonts w:ascii="Symbol" w:hAnsi="Symbol" w:hint="default"/>
+      </w:rPr>
+    </w:lvl>
+    <w:lvl w:ilvl="1" w:tplc="04090003" w:tentative="1">
+      <w:start w:val="1"/>
+      <w:numFmt w:val="bullet"/>
+      <w:lvlText w:val="o"/>
+      <w:lvlJc w:val="left"/>
+      <w:pPr>
+        <w:ind w:left="2291" w:hanging="360"/>
+      </w:pPr>
+      <w:rPr>
+        <w:rFonts w:ascii="Courier New" w:hAnsi="Courier New" w:cs="Courier New" w:hint="default"/>
+      </w:rPr>
+    </w:lvl>
+    <w:lvl w:ilvl="2" w:tplc="04090005" w:tentative="1">
+      <w:start w:val="1"/>
+      <w:numFmt w:val="bullet"/>
+      <w:lvlText w:val=""/>
+      <w:lvlJc w:val="left"/>
+      <w:pPr>
+        <w:ind w:left="3011" w:hanging="360"/>
+      </w:pPr>
+      <w:rPr>
+        <w:rFonts w:ascii="Wingdings" w:hAnsi="Wingdings" w:hint="default"/>
+      </w:rPr>
+    </w:lvl>
+    <w:lvl w:ilvl="3" w:tplc="04090001" w:tentative="1">
+      <w:start w:val="1"/>
+      <w:numFmt w:val="bullet"/>
+      <w:lvlText w:val=""/>
+      <w:lvlJc w:val="left"/>
+      <w:pPr>
+        <w:ind w:left="3731" w:hanging="360"/>
+      </w:pPr>
+      <w:rPr>
+        <w:rFonts w:ascii="Symbol" w:hAnsi="Symbol" w:hint="default"/>
+      </w:rPr>
+    </w:lvl>
+    <w:lvl w:ilvl="4" w:tplc="04090003" w:tentative="1">
+      <w:start w:val="1"/>
+      <w:numFmt w:val="bullet"/>
+      <w:lvlText w:val="o"/>
+      <w:lvlJc w:val="left"/>
+      <w:pPr>
+        <w:ind w:left="4451" w:hanging="360"/>
+      </w:pPr>
+      <w:rPr>
+        <w:rFonts w:ascii="Courier New" w:hAnsi="Courier New" w:cs="Courier New" w:hint="default"/>
+      </w:rPr>
+    </w:lvl>
+    <w:lvl w:ilvl="5" w:tplc="04090005" w:tentative="1">
+      <w:start w:val="1"/>
+      <w:numFmt w:val="bullet"/>
+      <w:lvlText w:val=""/>
+      <w:lvlJc w:val="left"/>
+      <w:pPr>
+        <w:ind w:left="5171" w:hanging="360"/>
+      </w:pPr>
+      <w:rPr>
+        <w:rFonts w:ascii="Wingdings" w:hAnsi="Wingdings" w:hint="default"/>
+      </w:rPr>
+    </w:lvl>
+    <w:lvl w:ilvl="6" w:tplc="04090001" w:tentative="1">
+      <w:start w:val="1"/>
+      <w:numFmt w:val="bullet"/>
+      <w:lvlText w:val=""/>
+      <w:lvlJc w:val="left"/>
+      <w:pPr>
+        <w:ind w:left="5891" w:hanging="360"/>
+      </w:pPr>
+      <w:rPr>
+        <w:rFonts w:ascii="Symbol" w:hAnsi="Symbol" w:hint="default"/>
+      </w:rPr>
+    </w:lvl>
+    <w:lvl w:ilvl="7" w:tplc="04090003" w:tentative="1">
+      <w:start w:val="1"/>
+      <w:numFmt w:val="bullet"/>
+      <w:lvlText w:val="o"/>
+      <w:lvlJc w:val="left"/>
+      <w:pPr>
+        <w:ind w:left="6611" w:hanging="360"/>
+      </w:pPr>
+      <w:rPr>
+        <w:rFonts w:ascii="Courier New" w:hAnsi="Courier New" w:cs="Courier New" w:hint="default"/>
+      </w:rPr>
+    </w:lvl>
+    <w:lvl w:ilvl="8" w:tplc="04090005" w:tentative="1">
+      <w:start w:val="1"/>
+      <w:numFmt w:val="bullet"/>
+      <w:lvlText w:val=""/>
+      <w:lvlJc w:val="left"/>
+      <w:pPr>
         <w:ind w:left="7331" w:hanging="360"/>
       </w:pPr>
       <w:rPr>
@@ -27139,70 +29725,70 @@
     </w:lvl>
   </w:abstractNum>
   <w:num w:numId="1" w16cid:durableId="1045522712">
-    <w:abstractNumId w:val="17"/>
+    <w:abstractNumId w:val="19"/>
   </w:num>
   <w:num w:numId="2" w16cid:durableId="1914701475">
     <w:abstractNumId w:val="5"/>
   </w:num>
   <w:num w:numId="3" w16cid:durableId="1264529151">
-    <w:abstractNumId w:val="11"/>
+    <w:abstractNumId w:val="13"/>
   </w:num>
   <w:num w:numId="4" w16cid:durableId="1411461418">
+    <w:abstractNumId w:val="18"/>
+  </w:num>
+  <w:num w:numId="5" w16cid:durableId="185103095">
     <w:abstractNumId w:val="16"/>
   </w:num>
-  <w:num w:numId="5" w16cid:durableId="185103095">
-    <w:abstractNumId w:val="14"/>
-  </w:num>
   <w:num w:numId="6" w16cid:durableId="1852379492">
-    <w:abstractNumId w:val="23"/>
+    <w:abstractNumId w:val="26"/>
   </w:num>
   <w:num w:numId="7" w16cid:durableId="1846623942">
     <w:abstractNumId w:val="0"/>
   </w:num>
   <w:num w:numId="8" w16cid:durableId="385762116">
-    <w:abstractNumId w:val="22"/>
+    <w:abstractNumId w:val="25"/>
   </w:num>
   <w:num w:numId="9" w16cid:durableId="1558129866">
-    <w:abstractNumId w:val="28"/>
+    <w:abstractNumId w:val="33"/>
   </w:num>
   <w:num w:numId="10" w16cid:durableId="1390153760">
-    <w:abstractNumId w:val="24"/>
+    <w:abstractNumId w:val="27"/>
   </w:num>
   <w:num w:numId="11" w16cid:durableId="94328686">
-    <w:abstractNumId w:val="18"/>
+    <w:abstractNumId w:val="21"/>
   </w:num>
   <w:num w:numId="12" w16cid:durableId="1291398037">
-    <w:abstractNumId w:val="9"/>
+    <w:abstractNumId w:val="11"/>
   </w:num>
   <w:num w:numId="13" w16cid:durableId="1274365881">
-    <w:abstractNumId w:val="12"/>
+    <w:abstractNumId w:val="14"/>
   </w:num>
   <w:num w:numId="14" w16cid:durableId="569733674">
-    <w:abstractNumId w:val="19"/>
+    <w:abstractNumId w:val="22"/>
   </w:num>
   <w:num w:numId="15" w16cid:durableId="1075132196">
     <w:abstractNumId w:val="6"/>
   </w:num>
   <w:num w:numId="16" w16cid:durableId="1985357084">
-    <w:abstractNumId w:val="26"/>
+    <w:abstractNumId w:val="30"/>
   </w:num>
   <w:num w:numId="17" w16cid:durableId="1594624175">
-    <w:abstractNumId w:val="21"/>
+    <w:abstractNumId w:val="24"/>
   </w:num>
   <w:num w:numId="18" w16cid:durableId="342826157">
-    <w:abstractNumId w:val="15"/>
+    <w:abstractNumId w:val="17"/>
   </w:num>
   <w:num w:numId="19" w16cid:durableId="1603105666">
     <w:abstractNumId w:val="3"/>
   </w:num>
   <w:num w:numId="20" w16cid:durableId="376051927">
-    <w:abstractNumId w:val="7"/>
+    <w:abstractNumId w:val="9"/>
   </w:num>
   <w:num w:numId="21" w16cid:durableId="1478108798">
-    <w:abstractNumId w:val="27"/>
+    <w:abstractNumId w:val="31"/>
   </w:num>
   <w:num w:numId="22" w16cid:durableId="117795495">
-    <w:abstractNumId w:val="25"/>
+    <w:abstractNumId w:val="28"/>
   </w:num>
   <w:num w:numId="23" w16cid:durableId="467473909">
     <w:abstractNumId w:val="1"/>
@@ -27211,19 +29797,34 @@
     <w:abstractNumId w:val="2"/>
   </w:num>
   <w:num w:numId="25" w16cid:durableId="364913567">
-    <w:abstractNumId w:val="8"/>
+    <w:abstractNumId w:val="10"/>
   </w:num>
   <w:num w:numId="26" w16cid:durableId="792864256">
-    <w:abstractNumId w:val="20"/>
+    <w:abstractNumId w:val="23"/>
   </w:num>
   <w:num w:numId="27" w16cid:durableId="315453600">
     <w:abstractNumId w:val="4"/>
   </w:num>
   <w:num w:numId="28" w16cid:durableId="1704206103">
-    <w:abstractNumId w:val="13"/>
+    <w:abstractNumId w:val="15"/>
   </w:num>
   <w:num w:numId="29" w16cid:durableId="1336029196">
-    <w:abstractNumId w:val="10"/>
+    <w:abstractNumId w:val="12"/>
+  </w:num>
+  <w:num w:numId="30" w16cid:durableId="699665305">
+    <w:abstractNumId w:val="7"/>
+  </w:num>
+  <w:num w:numId="31" w16cid:durableId="1923367385">
+    <w:abstractNumId w:val="32"/>
+  </w:num>
+  <w:num w:numId="32" w16cid:durableId="1400787281">
+    <w:abstractNumId w:val="20"/>
+  </w:num>
+  <w:num w:numId="33" w16cid:durableId="768962521">
+    <w:abstractNumId w:val="8"/>
+  </w:num>
+  <w:num w:numId="34" w16cid:durableId="1878621888">
+    <w:abstractNumId w:val="29"/>
   </w:num>
 </w:numbering>
 </file>
@@ -27834,6 +30435,7 @@
   <w:style w:type="character" w:default="1" w:styleId="DefaultParagraphFont">
     <w:name w:val="Default Paragraph Font"/>
     <w:uiPriority w:val="1"/>
+    <w:semiHidden/>
     <w:unhideWhenUsed/>
   </w:style>
   <w:style w:type="table" w:default="1" w:styleId="TableNormal">

--- a/Project Progress Report/Assignment_Phase_1-Thanh_Tran-24247169.docx
+++ b/Project Progress Report/Assignment_Phase_1-Thanh_Tran-24247169.docx
@@ -430,7 +430,7 @@
             </w:rPr>
             <w:fldChar w:fldCharType="separate"/>
           </w:r>
-          <w:hyperlink w:anchor="_Toc227385130" w:history="1">
+          <w:hyperlink w:anchor="_Toc227439330" w:history="1">
             <w:r>
               <w:rPr>
                 <w:rStyle w:val="Hyperlink"/>
@@ -477,7 +477,7 @@
                 <w:noProof/>
                 <w:webHidden/>
               </w:rPr>
-              <w:instrText xml:space="preserve"> PAGEREF _Toc227385130 \h </w:instrText>
+              <w:instrText xml:space="preserve"> PAGEREF _Toc227439330 \h </w:instrText>
             </w:r>
             <w:r>
               <w:rPr>
@@ -520,7 +520,7 @@
               <w:lang w:val="en-US" w:eastAsia="en-US"/>
             </w:rPr>
           </w:pPr>
-          <w:hyperlink w:anchor="_Toc227385131" w:history="1">
+          <w:hyperlink w:anchor="_Toc227439331" w:history="1">
             <w:r>
               <w:rPr>
                 <w:rStyle w:val="Hyperlink"/>
@@ -567,7 +567,7 @@
                 <w:noProof/>
                 <w:webHidden/>
               </w:rPr>
-              <w:instrText xml:space="preserve"> PAGEREF _Toc227385131 \h </w:instrText>
+              <w:instrText xml:space="preserve"> PAGEREF _Toc227439331 \h </w:instrText>
             </w:r>
             <w:r>
               <w:rPr>
@@ -609,7 +609,7 @@
               <w:lang w:val="en-US" w:eastAsia="en-US"/>
             </w:rPr>
           </w:pPr>
-          <w:hyperlink w:anchor="_Toc227385132" w:history="1">
+          <w:hyperlink w:anchor="_Toc227439332" w:history="1">
             <w:r>
               <w:rPr>
                 <w:rStyle w:val="Hyperlink"/>
@@ -639,7 +639,7 @@
                 <w:noProof/>
                 <w:webHidden/>
               </w:rPr>
-              <w:instrText xml:space="preserve"> PAGEREF _Toc227385132 \h </w:instrText>
+              <w:instrText xml:space="preserve"> PAGEREF _Toc227439332 \h </w:instrText>
             </w:r>
             <w:r>
               <w:rPr>
@@ -681,7 +681,7 @@
               <w:lang w:val="en-US" w:eastAsia="en-US"/>
             </w:rPr>
           </w:pPr>
-          <w:hyperlink w:anchor="_Toc227385133" w:history="1">
+          <w:hyperlink w:anchor="_Toc227439333" w:history="1">
             <w:r>
               <w:rPr>
                 <w:rStyle w:val="Hyperlink"/>
@@ -711,7 +711,7 @@
                 <w:noProof/>
                 <w:webHidden/>
               </w:rPr>
-              <w:instrText xml:space="preserve"> PAGEREF _Toc227385133 \h </w:instrText>
+              <w:instrText xml:space="preserve"> PAGEREF _Toc227439333 \h </w:instrText>
             </w:r>
             <w:r>
               <w:rPr>
@@ -753,7 +753,7 @@
               <w:lang w:val="en-US" w:eastAsia="en-US"/>
             </w:rPr>
           </w:pPr>
-          <w:hyperlink w:anchor="_Toc227385134" w:history="1">
+          <w:hyperlink w:anchor="_Toc227439334" w:history="1">
             <w:r>
               <w:rPr>
                 <w:rStyle w:val="Hyperlink"/>
@@ -783,7 +783,7 @@
                 <w:noProof/>
                 <w:webHidden/>
               </w:rPr>
-              <w:instrText xml:space="preserve"> PAGEREF _Toc227385134 \h </w:instrText>
+              <w:instrText xml:space="preserve"> PAGEREF _Toc227439334 \h </w:instrText>
             </w:r>
             <w:r>
               <w:rPr>
@@ -825,7 +825,7 @@
               <w:lang w:val="en-US" w:eastAsia="en-US"/>
             </w:rPr>
           </w:pPr>
-          <w:hyperlink w:anchor="_Toc227385135" w:history="1">
+          <w:hyperlink w:anchor="_Toc227439335" w:history="1">
             <w:r>
               <w:rPr>
                 <w:rStyle w:val="Hyperlink"/>
@@ -855,7 +855,7 @@
                 <w:noProof/>
                 <w:webHidden/>
               </w:rPr>
-              <w:instrText xml:space="preserve"> PAGEREF _Toc227385135 \h </w:instrText>
+              <w:instrText xml:space="preserve"> PAGEREF _Toc227439335 \h </w:instrText>
             </w:r>
             <w:r>
               <w:rPr>
@@ -897,7 +897,7 @@
               <w:lang w:val="en-US" w:eastAsia="en-US"/>
             </w:rPr>
           </w:pPr>
-          <w:hyperlink w:anchor="_Toc227385136" w:history="1">
+          <w:hyperlink w:anchor="_Toc227439336" w:history="1">
             <w:r>
               <w:rPr>
                 <w:rStyle w:val="Hyperlink"/>
@@ -927,7 +927,7 @@
                 <w:noProof/>
                 <w:webHidden/>
               </w:rPr>
-              <w:instrText xml:space="preserve"> PAGEREF _Toc227385136 \h </w:instrText>
+              <w:instrText xml:space="preserve"> PAGEREF _Toc227439336 \h </w:instrText>
             </w:r>
             <w:r>
               <w:rPr>
@@ -969,7 +969,7 @@
               <w:lang w:val="en-US" w:eastAsia="en-US"/>
             </w:rPr>
           </w:pPr>
-          <w:hyperlink w:anchor="_Toc227385137" w:history="1">
+          <w:hyperlink w:anchor="_Toc227439337" w:history="1">
             <w:r>
               <w:rPr>
                 <w:rStyle w:val="Hyperlink"/>
@@ -999,7 +999,7 @@
                 <w:noProof/>
                 <w:webHidden/>
               </w:rPr>
-              <w:instrText xml:space="preserve"> PAGEREF _Toc227385137 \h </w:instrText>
+              <w:instrText xml:space="preserve"> PAGEREF _Toc227439337 \h </w:instrText>
             </w:r>
             <w:r>
               <w:rPr>
@@ -1041,7 +1041,7 @@
               <w:lang w:val="en-US" w:eastAsia="en-US"/>
             </w:rPr>
           </w:pPr>
-          <w:hyperlink w:anchor="_Toc227385138" w:history="1">
+          <w:hyperlink w:anchor="_Toc227439338" w:history="1">
             <w:r>
               <w:rPr>
                 <w:rStyle w:val="Hyperlink"/>
@@ -1071,7 +1071,7 @@
                 <w:noProof/>
                 <w:webHidden/>
               </w:rPr>
-              <w:instrText xml:space="preserve"> PAGEREF _Toc227385138 \h </w:instrText>
+              <w:instrText xml:space="preserve"> PAGEREF _Toc227439338 \h </w:instrText>
             </w:r>
             <w:r>
               <w:rPr>
@@ -1113,7 +1113,7 @@
               <w:lang w:val="en-US" w:eastAsia="en-US"/>
             </w:rPr>
           </w:pPr>
-          <w:hyperlink w:anchor="_Toc227385139" w:history="1">
+          <w:hyperlink w:anchor="_Toc227439339" w:history="1">
             <w:r>
               <w:rPr>
                 <w:rStyle w:val="Hyperlink"/>
@@ -1143,7 +1143,7 @@
                 <w:noProof/>
                 <w:webHidden/>
               </w:rPr>
-              <w:instrText xml:space="preserve"> PAGEREF _Toc227385139 \h </w:instrText>
+              <w:instrText xml:space="preserve"> PAGEREF _Toc227439339 \h </w:instrText>
             </w:r>
             <w:r>
               <w:rPr>
@@ -1186,7 +1186,7 @@
               <w:lang w:val="en-US" w:eastAsia="en-US"/>
             </w:rPr>
           </w:pPr>
-          <w:hyperlink w:anchor="_Toc227385140" w:history="1">
+          <w:hyperlink w:anchor="_Toc227439340" w:history="1">
             <w:r>
               <w:rPr>
                 <w:rStyle w:val="Hyperlink"/>
@@ -1233,7 +1233,7 @@
                 <w:noProof/>
                 <w:webHidden/>
               </w:rPr>
-              <w:instrText xml:space="preserve"> PAGEREF _Toc227385140 \h </w:instrText>
+              <w:instrText xml:space="preserve"> PAGEREF _Toc227439340 \h </w:instrText>
             </w:r>
             <w:r>
               <w:rPr>
@@ -1275,7 +1275,7 @@
               <w:lang w:val="en-US" w:eastAsia="en-US"/>
             </w:rPr>
           </w:pPr>
-          <w:hyperlink w:anchor="_Toc227385141" w:history="1">
+          <w:hyperlink w:anchor="_Toc227439341" w:history="1">
             <w:r>
               <w:rPr>
                 <w:rStyle w:val="Hyperlink"/>
@@ -1305,7 +1305,7 @@
                 <w:noProof/>
                 <w:webHidden/>
               </w:rPr>
-              <w:instrText xml:space="preserve"> PAGEREF _Toc227385141 \h </w:instrText>
+              <w:instrText xml:space="preserve"> PAGEREF _Toc227439341 \h </w:instrText>
             </w:r>
             <w:r>
               <w:rPr>
@@ -1347,7 +1347,7 @@
               <w:lang w:val="en-US" w:eastAsia="en-US"/>
             </w:rPr>
           </w:pPr>
-          <w:hyperlink w:anchor="_Toc227385142" w:history="1">
+          <w:hyperlink w:anchor="_Toc227439342" w:history="1">
             <w:r>
               <w:rPr>
                 <w:rStyle w:val="Hyperlink"/>
@@ -1377,7 +1377,7 @@
                 <w:noProof/>
                 <w:webHidden/>
               </w:rPr>
-              <w:instrText xml:space="preserve"> PAGEREF _Toc227385142 \h </w:instrText>
+              <w:instrText xml:space="preserve"> PAGEREF _Toc227439342 \h </w:instrText>
             </w:r>
             <w:r>
               <w:rPr>
@@ -1419,7 +1419,7 @@
               <w:lang w:val="en-US" w:eastAsia="en-US"/>
             </w:rPr>
           </w:pPr>
-          <w:hyperlink w:anchor="_Toc227385143" w:history="1">
+          <w:hyperlink w:anchor="_Toc227439343" w:history="1">
             <w:r>
               <w:rPr>
                 <w:rStyle w:val="Hyperlink"/>
@@ -1449,7 +1449,7 @@
                 <w:noProof/>
                 <w:webHidden/>
               </w:rPr>
-              <w:instrText xml:space="preserve"> PAGEREF _Toc227385143 \h </w:instrText>
+              <w:instrText xml:space="preserve"> PAGEREF _Toc227439343 \h </w:instrText>
             </w:r>
             <w:r>
               <w:rPr>
@@ -1491,7 +1491,7 @@
               <w:lang w:val="en-US" w:eastAsia="en-US"/>
             </w:rPr>
           </w:pPr>
-          <w:hyperlink w:anchor="_Toc227385144" w:history="1">
+          <w:hyperlink w:anchor="_Toc227439344" w:history="1">
             <w:r>
               <w:rPr>
                 <w:rStyle w:val="Hyperlink"/>
@@ -1521,7 +1521,7 @@
                 <w:noProof/>
                 <w:webHidden/>
               </w:rPr>
-              <w:instrText xml:space="preserve"> PAGEREF _Toc227385144 \h </w:instrText>
+              <w:instrText xml:space="preserve"> PAGEREF _Toc227439344 \h </w:instrText>
             </w:r>
             <w:r>
               <w:rPr>
@@ -1563,7 +1563,7 @@
               <w:lang w:val="en-US" w:eastAsia="en-US"/>
             </w:rPr>
           </w:pPr>
-          <w:hyperlink w:anchor="_Toc227385145" w:history="1">
+          <w:hyperlink w:anchor="_Toc227439345" w:history="1">
             <w:r>
               <w:rPr>
                 <w:rStyle w:val="Hyperlink"/>
@@ -1593,7 +1593,7 @@
                 <w:noProof/>
                 <w:webHidden/>
               </w:rPr>
-              <w:instrText xml:space="preserve"> PAGEREF _Toc227385145 \h </w:instrText>
+              <w:instrText xml:space="preserve"> PAGEREF _Toc227439345 \h </w:instrText>
             </w:r>
             <w:r>
               <w:rPr>
@@ -1635,7 +1635,7 @@
               <w:lang w:val="en-US" w:eastAsia="en-US"/>
             </w:rPr>
           </w:pPr>
-          <w:hyperlink w:anchor="_Toc227385146" w:history="1">
+          <w:hyperlink w:anchor="_Toc227439346" w:history="1">
             <w:r>
               <w:rPr>
                 <w:rStyle w:val="Hyperlink"/>
@@ -1665,7 +1665,7 @@
                 <w:noProof/>
                 <w:webHidden/>
               </w:rPr>
-              <w:instrText xml:space="preserve"> PAGEREF _Toc227385146 \h </w:instrText>
+              <w:instrText xml:space="preserve"> PAGEREF _Toc227439346 \h </w:instrText>
             </w:r>
             <w:r>
               <w:rPr>
@@ -1707,7 +1707,7 @@
               <w:lang w:val="en-US" w:eastAsia="en-US"/>
             </w:rPr>
           </w:pPr>
-          <w:hyperlink w:anchor="_Toc227385147" w:history="1">
+          <w:hyperlink w:anchor="_Toc227439347" w:history="1">
             <w:r>
               <w:rPr>
                 <w:rStyle w:val="Hyperlink"/>
@@ -1737,7 +1737,7 @@
                 <w:noProof/>
                 <w:webHidden/>
               </w:rPr>
-              <w:instrText xml:space="preserve"> PAGEREF _Toc227385147 \h </w:instrText>
+              <w:instrText xml:space="preserve"> PAGEREF _Toc227439347 \h </w:instrText>
             </w:r>
             <w:r>
               <w:rPr>
@@ -1779,7 +1779,7 @@
               <w:lang w:val="en-US" w:eastAsia="en-US"/>
             </w:rPr>
           </w:pPr>
-          <w:hyperlink w:anchor="_Toc227385148" w:history="1">
+          <w:hyperlink w:anchor="_Toc227439348" w:history="1">
             <w:r>
               <w:rPr>
                 <w:rStyle w:val="Hyperlink"/>
@@ -1809,7 +1809,7 @@
                 <w:noProof/>
                 <w:webHidden/>
               </w:rPr>
-              <w:instrText xml:space="preserve"> PAGEREF _Toc227385148 \h </w:instrText>
+              <w:instrText xml:space="preserve"> PAGEREF _Toc227439348 \h </w:instrText>
             </w:r>
             <w:r>
               <w:rPr>
@@ -1851,7 +1851,7 @@
               <w:lang w:val="en-US" w:eastAsia="en-US"/>
             </w:rPr>
           </w:pPr>
-          <w:hyperlink w:anchor="_Toc227385149" w:history="1">
+          <w:hyperlink w:anchor="_Toc227439349" w:history="1">
             <w:r>
               <w:rPr>
                 <w:rStyle w:val="Hyperlink"/>
@@ -1881,7 +1881,7 @@
                 <w:noProof/>
                 <w:webHidden/>
               </w:rPr>
-              <w:instrText xml:space="preserve"> PAGEREF _Toc227385149 \h </w:instrText>
+              <w:instrText xml:space="preserve"> PAGEREF _Toc227439349 \h </w:instrText>
             </w:r>
             <w:r>
               <w:rPr>
@@ -1923,7 +1923,7 @@
               <w:lang w:val="en-US" w:eastAsia="en-US"/>
             </w:rPr>
           </w:pPr>
-          <w:hyperlink w:anchor="_Toc227385150" w:history="1">
+          <w:hyperlink w:anchor="_Toc227439350" w:history="1">
             <w:r>
               <w:rPr>
                 <w:rStyle w:val="Hyperlink"/>
@@ -1953,7 +1953,7 @@
                 <w:noProof/>
                 <w:webHidden/>
               </w:rPr>
-              <w:instrText xml:space="preserve"> PAGEREF _Toc227385150 \h </w:instrText>
+              <w:instrText xml:space="preserve"> PAGEREF _Toc227439350 \h </w:instrText>
             </w:r>
             <w:r>
               <w:rPr>
@@ -1995,7 +1995,7 @@
               <w:lang w:val="en-US" w:eastAsia="en-US"/>
             </w:rPr>
           </w:pPr>
-          <w:hyperlink w:anchor="_Toc227385151" w:history="1">
+          <w:hyperlink w:anchor="_Toc227439351" w:history="1">
             <w:r>
               <w:rPr>
                 <w:rStyle w:val="Hyperlink"/>
@@ -2025,7 +2025,7 @@
                 <w:noProof/>
                 <w:webHidden/>
               </w:rPr>
-              <w:instrText xml:space="preserve"> PAGEREF _Toc227385151 \h </w:instrText>
+              <w:instrText xml:space="preserve"> PAGEREF _Toc227439351 \h </w:instrText>
             </w:r>
             <w:r>
               <w:rPr>
@@ -2068,7 +2068,7 @@
               <w:lang w:val="en-US" w:eastAsia="en-US"/>
             </w:rPr>
           </w:pPr>
-          <w:hyperlink w:anchor="_Toc227385152" w:history="1">
+          <w:hyperlink w:anchor="_Toc227439352" w:history="1">
             <w:r>
               <w:rPr>
                 <w:rStyle w:val="Hyperlink"/>
@@ -2094,7 +2094,7 @@
                 <w:bCs/>
                 <w:noProof/>
               </w:rPr>
-              <w:t>UML Requirements Modelling</w:t>
+              <w:t>UML requirements modelling</w:t>
             </w:r>
             <w:r>
               <w:rPr>
@@ -2115,7 +2115,7 @@
                 <w:noProof/>
                 <w:webHidden/>
               </w:rPr>
-              <w:instrText xml:space="preserve"> PAGEREF _Toc227385152 \h </w:instrText>
+              <w:instrText xml:space="preserve"> PAGEREF _Toc227439352 \h </w:instrText>
             </w:r>
             <w:r>
               <w:rPr>
@@ -2157,7 +2157,7 @@
               <w:lang w:val="en-US" w:eastAsia="en-US"/>
             </w:rPr>
           </w:pPr>
-          <w:hyperlink w:anchor="_Toc227385153" w:history="1">
+          <w:hyperlink w:anchor="_Toc227439353" w:history="1">
             <w:r>
               <w:rPr>
                 <w:rStyle w:val="Hyperlink"/>
@@ -2187,7 +2187,7 @@
                 <w:noProof/>
                 <w:webHidden/>
               </w:rPr>
-              <w:instrText xml:space="preserve"> PAGEREF _Toc227385153 \h </w:instrText>
+              <w:instrText xml:space="preserve"> PAGEREF _Toc227439353 \h </w:instrText>
             </w:r>
             <w:r>
               <w:rPr>
@@ -2229,7 +2229,7 @@
               <w:lang w:val="en-US" w:eastAsia="en-US"/>
             </w:rPr>
           </w:pPr>
-          <w:hyperlink w:anchor="_Toc227385154" w:history="1">
+          <w:hyperlink w:anchor="_Toc227439354" w:history="1">
             <w:r>
               <w:rPr>
                 <w:rStyle w:val="Hyperlink"/>
@@ -2259,7 +2259,7 @@
                 <w:noProof/>
                 <w:webHidden/>
               </w:rPr>
-              <w:instrText xml:space="preserve"> PAGEREF _Toc227385154 \h </w:instrText>
+              <w:instrText xml:space="preserve"> PAGEREF _Toc227439354 \h </w:instrText>
             </w:r>
             <w:r>
               <w:rPr>
@@ -2301,7 +2301,7 @@
               <w:lang w:val="en-US" w:eastAsia="en-US"/>
             </w:rPr>
           </w:pPr>
-          <w:hyperlink w:anchor="_Toc227385155" w:history="1">
+          <w:hyperlink w:anchor="_Toc227439355" w:history="1">
             <w:r>
               <w:rPr>
                 <w:rStyle w:val="Hyperlink"/>
@@ -2331,7 +2331,7 @@
                 <w:noProof/>
                 <w:webHidden/>
               </w:rPr>
-              <w:instrText xml:space="preserve"> PAGEREF _Toc227385155 \h </w:instrText>
+              <w:instrText xml:space="preserve"> PAGEREF _Toc227439355 \h </w:instrText>
             </w:r>
             <w:r>
               <w:rPr>
@@ -2373,7 +2373,7 @@
               <w:lang w:val="en-US" w:eastAsia="en-US"/>
             </w:rPr>
           </w:pPr>
-          <w:hyperlink w:anchor="_Toc227385156" w:history="1">
+          <w:hyperlink w:anchor="_Toc227439356" w:history="1">
             <w:r>
               <w:rPr>
                 <w:rStyle w:val="Hyperlink"/>
@@ -2403,7 +2403,7 @@
                 <w:noProof/>
                 <w:webHidden/>
               </w:rPr>
-              <w:instrText xml:space="preserve"> PAGEREF _Toc227385156 \h </w:instrText>
+              <w:instrText xml:space="preserve"> PAGEREF _Toc227439356 \h </w:instrText>
             </w:r>
             <w:r>
               <w:rPr>
@@ -2445,7 +2445,7 @@
               <w:lang w:val="en-US" w:eastAsia="en-US"/>
             </w:rPr>
           </w:pPr>
-          <w:hyperlink w:anchor="_Toc227385157" w:history="1">
+          <w:hyperlink w:anchor="_Toc227439357" w:history="1">
             <w:r>
               <w:rPr>
                 <w:rStyle w:val="Hyperlink"/>
@@ -2475,7 +2475,7 @@
                 <w:noProof/>
                 <w:webHidden/>
               </w:rPr>
-              <w:instrText xml:space="preserve"> PAGEREF _Toc227385157 \h </w:instrText>
+              <w:instrText xml:space="preserve"> PAGEREF _Toc227439357 \h </w:instrText>
             </w:r>
             <w:r>
               <w:rPr>
@@ -2517,7 +2517,7 @@
               <w:lang w:val="en-US" w:eastAsia="en-US"/>
             </w:rPr>
           </w:pPr>
-          <w:hyperlink w:anchor="_Toc227385158" w:history="1">
+          <w:hyperlink w:anchor="_Toc227439358" w:history="1">
             <w:r>
               <w:rPr>
                 <w:rStyle w:val="Hyperlink"/>
@@ -2547,7 +2547,7 @@
                 <w:noProof/>
                 <w:webHidden/>
               </w:rPr>
-              <w:instrText xml:space="preserve"> PAGEREF _Toc227385158 \h </w:instrText>
+              <w:instrText xml:space="preserve"> PAGEREF _Toc227439358 \h </w:instrText>
             </w:r>
             <w:r>
               <w:rPr>
@@ -2589,7 +2589,7 @@
               <w:lang w:val="en-US" w:eastAsia="en-US"/>
             </w:rPr>
           </w:pPr>
-          <w:hyperlink w:anchor="_Toc227385159" w:history="1">
+          <w:hyperlink w:anchor="_Toc227439359" w:history="1">
             <w:r>
               <w:rPr>
                 <w:rStyle w:val="Hyperlink"/>
@@ -2619,7 +2619,7 @@
                 <w:noProof/>
                 <w:webHidden/>
               </w:rPr>
-              <w:instrText xml:space="preserve"> PAGEREF _Toc227385159 \h </w:instrText>
+              <w:instrText xml:space="preserve"> PAGEREF _Toc227439359 \h </w:instrText>
             </w:r>
             <w:r>
               <w:rPr>
@@ -2661,7 +2661,7 @@
               <w:lang w:val="en-US" w:eastAsia="en-US"/>
             </w:rPr>
           </w:pPr>
-          <w:hyperlink w:anchor="_Toc227385160" w:history="1">
+          <w:hyperlink w:anchor="_Toc227439360" w:history="1">
             <w:r>
               <w:rPr>
                 <w:rStyle w:val="Hyperlink"/>
@@ -2691,7 +2691,7 @@
                 <w:noProof/>
                 <w:webHidden/>
               </w:rPr>
-              <w:instrText xml:space="preserve"> PAGEREF _Toc227385160 \h </w:instrText>
+              <w:instrText xml:space="preserve"> PAGEREF _Toc227439360 \h </w:instrText>
             </w:r>
             <w:r>
               <w:rPr>
@@ -2733,7 +2733,7 @@
               <w:lang w:val="en-US" w:eastAsia="en-US"/>
             </w:rPr>
           </w:pPr>
-          <w:hyperlink w:anchor="_Toc227385161" w:history="1">
+          <w:hyperlink w:anchor="_Toc227439361" w:history="1">
             <w:r>
               <w:rPr>
                 <w:rStyle w:val="Hyperlink"/>
@@ -2763,7 +2763,7 @@
                 <w:noProof/>
                 <w:webHidden/>
               </w:rPr>
-              <w:instrText xml:space="preserve"> PAGEREF _Toc227385161 \h </w:instrText>
+              <w:instrText xml:space="preserve"> PAGEREF _Toc227439361 \h </w:instrText>
             </w:r>
             <w:r>
               <w:rPr>
@@ -2805,7 +2805,7 @@
               <w:lang w:val="en-US" w:eastAsia="en-US"/>
             </w:rPr>
           </w:pPr>
-          <w:hyperlink w:anchor="_Toc227385162" w:history="1">
+          <w:hyperlink w:anchor="_Toc227439362" w:history="1">
             <w:r>
               <w:rPr>
                 <w:rStyle w:val="Hyperlink"/>
@@ -2835,7 +2835,7 @@
                 <w:noProof/>
                 <w:webHidden/>
               </w:rPr>
-              <w:instrText xml:space="preserve"> PAGEREF _Toc227385162 \h </w:instrText>
+              <w:instrText xml:space="preserve"> PAGEREF _Toc227439362 \h </w:instrText>
             </w:r>
             <w:r>
               <w:rPr>
@@ -2878,7 +2878,7 @@
               <w:lang w:val="en-US" w:eastAsia="en-US"/>
             </w:rPr>
           </w:pPr>
-          <w:hyperlink w:anchor="_Toc227385163" w:history="1">
+          <w:hyperlink w:anchor="_Toc227439363" w:history="1">
             <w:r>
               <w:rPr>
                 <w:rStyle w:val="Hyperlink"/>
@@ -2904,7 +2904,7 @@
                 <w:bCs/>
                 <w:noProof/>
               </w:rPr>
-              <w:t>Class diagram</w:t>
+              <w:t>Initial structural design</w:t>
             </w:r>
             <w:r>
               <w:rPr>
@@ -2925,7 +2925,7 @@
                 <w:noProof/>
                 <w:webHidden/>
               </w:rPr>
-              <w:instrText xml:space="preserve"> PAGEREF _Toc227385163 \h </w:instrText>
+              <w:instrText xml:space="preserve"> PAGEREF _Toc227439363 \h </w:instrText>
             </w:r>
             <w:r>
               <w:rPr>
@@ -2946,6 +2946,438 @@
                 <w:webHidden/>
               </w:rPr>
               <w:t>30</w:t>
+            </w:r>
+            <w:r>
+              <w:rPr>
+                <w:noProof/>
+                <w:webHidden/>
+              </w:rPr>
+              <w:fldChar w:fldCharType="end"/>
+            </w:r>
+          </w:hyperlink>
+        </w:p>
+        <w:p>
+          <w:pPr>
+            <w:pStyle w:val="TOC2"/>
+            <w:tabs>
+              <w:tab w:val="right" w:leader="dot" w:pos="9350"/>
+            </w:tabs>
+            <w:rPr>
+              <w:noProof/>
+              <w:lang w:val="en-US" w:eastAsia="en-US"/>
+            </w:rPr>
+          </w:pPr>
+          <w:hyperlink w:anchor="_Toc227439364" w:history="1">
+            <w:r>
+              <w:rPr>
+                <w:rStyle w:val="Hyperlink"/>
+                <w:rFonts w:ascii="Arial" w:hAnsi="Arial" w:cs="Arial"/>
+                <w:b/>
+                <w:bCs/>
+                <w:noProof/>
+              </w:rPr>
+              <w:t>5.1. Class diagram</w:t>
+            </w:r>
+            <w:r>
+              <w:rPr>
+                <w:noProof/>
+                <w:webHidden/>
+              </w:rPr>
+              <w:tab/>
+            </w:r>
+            <w:r>
+              <w:rPr>
+                <w:noProof/>
+                <w:webHidden/>
+              </w:rPr>
+              <w:fldChar w:fldCharType="begin"/>
+            </w:r>
+            <w:r>
+              <w:rPr>
+                <w:noProof/>
+                <w:webHidden/>
+              </w:rPr>
+              <w:instrText xml:space="preserve"> PAGEREF _Toc227439364 \h </w:instrText>
+            </w:r>
+            <w:r>
+              <w:rPr>
+                <w:noProof/>
+                <w:webHidden/>
+              </w:rPr>
+            </w:r>
+            <w:r>
+              <w:rPr>
+                <w:noProof/>
+                <w:webHidden/>
+              </w:rPr>
+              <w:fldChar w:fldCharType="separate"/>
+            </w:r>
+            <w:r>
+              <w:rPr>
+                <w:noProof/>
+                <w:webHidden/>
+              </w:rPr>
+              <w:t>30</w:t>
+            </w:r>
+            <w:r>
+              <w:rPr>
+                <w:noProof/>
+                <w:webHidden/>
+              </w:rPr>
+              <w:fldChar w:fldCharType="end"/>
+            </w:r>
+          </w:hyperlink>
+        </w:p>
+        <w:p>
+          <w:pPr>
+            <w:pStyle w:val="TOC3"/>
+            <w:tabs>
+              <w:tab w:val="right" w:leader="dot" w:pos="9350"/>
+            </w:tabs>
+            <w:rPr>
+              <w:noProof/>
+              <w:lang w:val="en-US" w:eastAsia="en-US"/>
+            </w:rPr>
+          </w:pPr>
+          <w:hyperlink w:anchor="_Toc227439365" w:history="1">
+            <w:r>
+              <w:rPr>
+                <w:rStyle w:val="Hyperlink"/>
+                <w:rFonts w:ascii="Arial" w:hAnsi="Arial" w:cs="Arial"/>
+                <w:b/>
+                <w:bCs/>
+                <w:noProof/>
+              </w:rPr>
+              <w:t>i. Identify classes</w:t>
+            </w:r>
+            <w:r>
+              <w:rPr>
+                <w:noProof/>
+                <w:webHidden/>
+              </w:rPr>
+              <w:tab/>
+            </w:r>
+            <w:r>
+              <w:rPr>
+                <w:noProof/>
+                <w:webHidden/>
+              </w:rPr>
+              <w:fldChar w:fldCharType="begin"/>
+            </w:r>
+            <w:r>
+              <w:rPr>
+                <w:noProof/>
+                <w:webHidden/>
+              </w:rPr>
+              <w:instrText xml:space="preserve"> PAGEREF _Toc227439365 \h </w:instrText>
+            </w:r>
+            <w:r>
+              <w:rPr>
+                <w:noProof/>
+                <w:webHidden/>
+              </w:rPr>
+            </w:r>
+            <w:r>
+              <w:rPr>
+                <w:noProof/>
+                <w:webHidden/>
+              </w:rPr>
+              <w:fldChar w:fldCharType="separate"/>
+            </w:r>
+            <w:r>
+              <w:rPr>
+                <w:noProof/>
+                <w:webHidden/>
+              </w:rPr>
+              <w:t>30</w:t>
+            </w:r>
+            <w:r>
+              <w:rPr>
+                <w:noProof/>
+                <w:webHidden/>
+              </w:rPr>
+              <w:fldChar w:fldCharType="end"/>
+            </w:r>
+          </w:hyperlink>
+        </w:p>
+        <w:p>
+          <w:pPr>
+            <w:pStyle w:val="TOC3"/>
+            <w:tabs>
+              <w:tab w:val="right" w:leader="dot" w:pos="9350"/>
+            </w:tabs>
+            <w:rPr>
+              <w:noProof/>
+              <w:lang w:val="en-US" w:eastAsia="en-US"/>
+            </w:rPr>
+          </w:pPr>
+          <w:hyperlink w:anchor="_Toc227439366" w:history="1">
+            <w:r>
+              <w:rPr>
+                <w:rStyle w:val="Hyperlink"/>
+                <w:rFonts w:ascii="Arial" w:hAnsi="Arial" w:cs="Arial"/>
+                <w:b/>
+                <w:bCs/>
+                <w:noProof/>
+              </w:rPr>
+              <w:t>ii. Identify attributes and operations</w:t>
+            </w:r>
+            <w:r>
+              <w:rPr>
+                <w:noProof/>
+                <w:webHidden/>
+              </w:rPr>
+              <w:tab/>
+            </w:r>
+            <w:r>
+              <w:rPr>
+                <w:noProof/>
+                <w:webHidden/>
+              </w:rPr>
+              <w:fldChar w:fldCharType="begin"/>
+            </w:r>
+            <w:r>
+              <w:rPr>
+                <w:noProof/>
+                <w:webHidden/>
+              </w:rPr>
+              <w:instrText xml:space="preserve"> PAGEREF _Toc227439366 \h </w:instrText>
+            </w:r>
+            <w:r>
+              <w:rPr>
+                <w:noProof/>
+                <w:webHidden/>
+              </w:rPr>
+            </w:r>
+            <w:r>
+              <w:rPr>
+                <w:noProof/>
+                <w:webHidden/>
+              </w:rPr>
+              <w:fldChar w:fldCharType="separate"/>
+            </w:r>
+            <w:r>
+              <w:rPr>
+                <w:noProof/>
+                <w:webHidden/>
+              </w:rPr>
+              <w:t>31</w:t>
+            </w:r>
+            <w:r>
+              <w:rPr>
+                <w:noProof/>
+                <w:webHidden/>
+              </w:rPr>
+              <w:fldChar w:fldCharType="end"/>
+            </w:r>
+          </w:hyperlink>
+        </w:p>
+        <w:p>
+          <w:pPr>
+            <w:pStyle w:val="TOC3"/>
+            <w:tabs>
+              <w:tab w:val="right" w:leader="dot" w:pos="9350"/>
+            </w:tabs>
+            <w:rPr>
+              <w:noProof/>
+              <w:lang w:val="en-US" w:eastAsia="en-US"/>
+            </w:rPr>
+          </w:pPr>
+          <w:hyperlink w:anchor="_Toc227439367" w:history="1">
+            <w:r>
+              <w:rPr>
+                <w:rStyle w:val="Hyperlink"/>
+                <w:rFonts w:ascii="Arial" w:hAnsi="Arial" w:cs="Arial"/>
+                <w:b/>
+                <w:bCs/>
+                <w:noProof/>
+              </w:rPr>
+              <w:t>iii. Identify relationships</w:t>
+            </w:r>
+            <w:r>
+              <w:rPr>
+                <w:noProof/>
+                <w:webHidden/>
+              </w:rPr>
+              <w:tab/>
+            </w:r>
+            <w:r>
+              <w:rPr>
+                <w:noProof/>
+                <w:webHidden/>
+              </w:rPr>
+              <w:fldChar w:fldCharType="begin"/>
+            </w:r>
+            <w:r>
+              <w:rPr>
+                <w:noProof/>
+                <w:webHidden/>
+              </w:rPr>
+              <w:instrText xml:space="preserve"> PAGEREF _Toc227439367 \h </w:instrText>
+            </w:r>
+            <w:r>
+              <w:rPr>
+                <w:noProof/>
+                <w:webHidden/>
+              </w:rPr>
+            </w:r>
+            <w:r>
+              <w:rPr>
+                <w:noProof/>
+                <w:webHidden/>
+              </w:rPr>
+              <w:fldChar w:fldCharType="separate"/>
+            </w:r>
+            <w:r>
+              <w:rPr>
+                <w:noProof/>
+                <w:webHidden/>
+              </w:rPr>
+              <w:t>33</w:t>
+            </w:r>
+            <w:r>
+              <w:rPr>
+                <w:noProof/>
+                <w:webHidden/>
+              </w:rPr>
+              <w:fldChar w:fldCharType="end"/>
+            </w:r>
+          </w:hyperlink>
+        </w:p>
+        <w:p>
+          <w:pPr>
+            <w:pStyle w:val="TOC2"/>
+            <w:tabs>
+              <w:tab w:val="right" w:leader="dot" w:pos="9350"/>
+            </w:tabs>
+            <w:rPr>
+              <w:noProof/>
+              <w:lang w:val="en-US" w:eastAsia="en-US"/>
+            </w:rPr>
+          </w:pPr>
+          <w:hyperlink w:anchor="_Toc227439368" w:history="1">
+            <w:r>
+              <w:rPr>
+                <w:rStyle w:val="Hyperlink"/>
+                <w:rFonts w:ascii="Arial" w:hAnsi="Arial" w:cs="Arial"/>
+                <w:b/>
+                <w:bCs/>
+                <w:noProof/>
+              </w:rPr>
+              <w:t>5.2. Mapping to C# classes</w:t>
+            </w:r>
+            <w:r>
+              <w:rPr>
+                <w:noProof/>
+                <w:webHidden/>
+              </w:rPr>
+              <w:tab/>
+            </w:r>
+            <w:r>
+              <w:rPr>
+                <w:noProof/>
+                <w:webHidden/>
+              </w:rPr>
+              <w:fldChar w:fldCharType="begin"/>
+            </w:r>
+            <w:r>
+              <w:rPr>
+                <w:noProof/>
+                <w:webHidden/>
+              </w:rPr>
+              <w:instrText xml:space="preserve"> PAGEREF _Toc227439368 \h </w:instrText>
+            </w:r>
+            <w:r>
+              <w:rPr>
+                <w:noProof/>
+                <w:webHidden/>
+              </w:rPr>
+            </w:r>
+            <w:r>
+              <w:rPr>
+                <w:noProof/>
+                <w:webHidden/>
+              </w:rPr>
+              <w:fldChar w:fldCharType="separate"/>
+            </w:r>
+            <w:r>
+              <w:rPr>
+                <w:noProof/>
+                <w:webHidden/>
+              </w:rPr>
+              <w:t>36</w:t>
+            </w:r>
+            <w:r>
+              <w:rPr>
+                <w:noProof/>
+                <w:webHidden/>
+              </w:rPr>
+              <w:fldChar w:fldCharType="end"/>
+            </w:r>
+          </w:hyperlink>
+        </w:p>
+        <w:p>
+          <w:pPr>
+            <w:pStyle w:val="TOC2"/>
+            <w:tabs>
+              <w:tab w:val="right" w:leader="dot" w:pos="9350"/>
+            </w:tabs>
+            <w:rPr>
+              <w:noProof/>
+              <w:lang w:val="en-US" w:eastAsia="en-US"/>
+            </w:rPr>
+          </w:pPr>
+          <w:hyperlink w:anchor="_Toc227439369" w:history="1">
+            <w:r>
+              <w:rPr>
+                <w:rStyle w:val="Hyperlink"/>
+                <w:rFonts w:ascii="Arial" w:hAnsi="Arial" w:cs="Arial"/>
+                <w:b/>
+                <w:bCs/>
+                <w:noProof/>
+              </w:rPr>
+              <w:t>5.3. Anticipated design weaknesses and limitations</w:t>
+            </w:r>
+            <w:r>
+              <w:rPr>
+                <w:noProof/>
+                <w:webHidden/>
+              </w:rPr>
+              <w:tab/>
+            </w:r>
+            <w:r>
+              <w:rPr>
+                <w:noProof/>
+                <w:webHidden/>
+              </w:rPr>
+              <w:fldChar w:fldCharType="begin"/>
+            </w:r>
+            <w:r>
+              <w:rPr>
+                <w:noProof/>
+                <w:webHidden/>
+              </w:rPr>
+              <w:instrText xml:space="preserve"> PAGEREF _Toc227439369 \h </w:instrText>
+            </w:r>
+            <w:r>
+              <w:rPr>
+                <w:noProof/>
+                <w:webHidden/>
+              </w:rPr>
+            </w:r>
+            <w:r>
+              <w:rPr>
+                <w:noProof/>
+                <w:webHidden/>
+              </w:rPr>
+              <w:fldChar w:fldCharType="separate"/>
+            </w:r>
+            <w:r>
+              <w:rPr>
+                <w:noProof/>
+                <w:webHidden/>
+              </w:rPr>
+              <w:t>36</w:t>
             </w:r>
             <w:r>
               <w:rPr>
@@ -2968,7 +3400,7 @@
               <w:lang w:val="en-US" w:eastAsia="en-US"/>
             </w:rPr>
           </w:pPr>
-          <w:hyperlink w:anchor="_Toc227385164" w:history="1">
+          <w:hyperlink w:anchor="_Toc227439370" w:history="1">
             <w:r>
               <w:rPr>
                 <w:rStyle w:val="Hyperlink"/>
@@ -3015,7 +3447,7 @@
                 <w:noProof/>
                 <w:webHidden/>
               </w:rPr>
-              <w:instrText xml:space="preserve"> PAGEREF _Toc227385164 \h </w:instrText>
+              <w:instrText xml:space="preserve"> PAGEREF _Toc227439370 \h </w:instrText>
             </w:r>
             <w:r>
               <w:rPr>
@@ -3035,7 +3467,7 @@
                 <w:noProof/>
                 <w:webHidden/>
               </w:rPr>
-              <w:t>31</w:t>
+              <w:t>37</w:t>
             </w:r>
             <w:r>
               <w:rPr>
@@ -3058,7 +3490,7 @@
               <w:lang w:val="en-US" w:eastAsia="en-US"/>
             </w:rPr>
           </w:pPr>
-          <w:hyperlink w:anchor="_Toc227385165" w:history="1">
+          <w:hyperlink w:anchor="_Toc227439371" w:history="1">
             <w:r>
               <w:rPr>
                 <w:rStyle w:val="Hyperlink"/>
@@ -3105,7 +3537,7 @@
                 <w:noProof/>
                 <w:webHidden/>
               </w:rPr>
-              <w:instrText xml:space="preserve"> PAGEREF _Toc227385165 \h </w:instrText>
+              <w:instrText xml:space="preserve"> PAGEREF _Toc227439371 \h </w:instrText>
             </w:r>
             <w:r>
               <w:rPr>
@@ -3125,7 +3557,7 @@
                 <w:noProof/>
                 <w:webHidden/>
               </w:rPr>
-              <w:t>32</w:t>
+              <w:t>38</w:t>
             </w:r>
             <w:r>
               <w:rPr>
@@ -3147,7 +3579,7 @@
               <w:lang w:val="en-US" w:eastAsia="en-US"/>
             </w:rPr>
           </w:pPr>
-          <w:hyperlink w:anchor="_Toc227385166" w:history="1">
+          <w:hyperlink w:anchor="_Toc227439372" w:history="1">
             <w:r>
               <w:rPr>
                 <w:rStyle w:val="Hyperlink"/>
@@ -3177,7 +3609,7 @@
                 <w:noProof/>
                 <w:webHidden/>
               </w:rPr>
-              <w:instrText xml:space="preserve"> PAGEREF _Toc227385166 \h </w:instrText>
+              <w:instrText xml:space="preserve"> PAGEREF _Toc227439372 \h </w:instrText>
             </w:r>
             <w:r>
               <w:rPr>
@@ -3197,7 +3629,7 @@
                 <w:noProof/>
                 <w:webHidden/>
               </w:rPr>
-              <w:t>33</w:t>
+              <w:t>39</w:t>
             </w:r>
             <w:r>
               <w:rPr>
@@ -3266,7 +3698,7 @@
           <w:szCs w:val="32"/>
         </w:rPr>
       </w:pPr>
-      <w:bookmarkStart w:id="1" w:name="_Toc227385130"/>
+      <w:bookmarkStart w:id="1" w:name="_Toc227439330"/>
       <w:r>
         <w:rPr>
           <w:rFonts w:ascii="Arial" w:hAnsi="Arial" w:cs="Arial"/>
@@ -3387,7 +3819,7 @@
           <w:szCs w:val="32"/>
         </w:rPr>
       </w:pPr>
-      <w:bookmarkStart w:id="2" w:name="_Toc227385131"/>
+      <w:bookmarkStart w:id="2" w:name="_Toc227439331"/>
       <w:r>
         <w:rPr>
           <w:rFonts w:ascii="Arial" w:hAnsi="Arial" w:cs="Arial"/>
@@ -3461,7 +3893,7 @@
           <w:szCs w:val="28"/>
         </w:rPr>
       </w:pPr>
-      <w:bookmarkStart w:id="3" w:name="_Toc227385132"/>
+      <w:bookmarkStart w:id="3" w:name="_Toc227439332"/>
       <w:r>
         <w:rPr>
           <w:rFonts w:ascii="Arial" w:hAnsi="Arial" w:cs="Arial"/>
@@ -3757,7 +4189,7 @@
           <w:szCs w:val="28"/>
         </w:rPr>
       </w:pPr>
-      <w:bookmarkStart w:id="4" w:name="_Toc227385133"/>
+      <w:bookmarkStart w:id="4" w:name="_Toc227439333"/>
       <w:r>
         <w:rPr>
           <w:rFonts w:ascii="Arial" w:hAnsi="Arial" w:cs="Arial"/>
@@ -4277,7 +4709,7 @@
           <w:szCs w:val="28"/>
         </w:rPr>
       </w:pPr>
-      <w:bookmarkStart w:id="5" w:name="_Toc227385134"/>
+      <w:bookmarkStart w:id="5" w:name="_Toc227439334"/>
       <w:r>
         <w:rPr>
           <w:rFonts w:ascii="Arial" w:hAnsi="Arial" w:cs="Arial"/>
@@ -4662,7 +5094,7 @@
           <w:szCs w:val="28"/>
         </w:rPr>
       </w:pPr>
-      <w:bookmarkStart w:id="6" w:name="_Toc227385135"/>
+      <w:bookmarkStart w:id="6" w:name="_Toc227439335"/>
       <w:r>
         <w:rPr>
           <w:rFonts w:ascii="Arial" w:hAnsi="Arial" w:cs="Arial"/>
@@ -5058,7 +5490,7 @@
           <w:szCs w:val="28"/>
         </w:rPr>
       </w:pPr>
-      <w:bookmarkStart w:id="7" w:name="_Toc227385136"/>
+      <w:bookmarkStart w:id="7" w:name="_Toc227439336"/>
       <w:r>
         <w:rPr>
           <w:rFonts w:ascii="Arial" w:hAnsi="Arial" w:cs="Arial"/>
@@ -5150,7 +5582,7 @@
           <w:szCs w:val="24"/>
         </w:rPr>
       </w:pPr>
-      <w:bookmarkStart w:id="8" w:name="_Toc227385137"/>
+      <w:bookmarkStart w:id="8" w:name="_Toc227439337"/>
       <w:r>
         <w:rPr>
           <w:rFonts w:ascii="Arial" w:hAnsi="Arial" w:cs="Arial"/>
@@ -5397,7 +5829,7 @@
           <w:szCs w:val="24"/>
         </w:rPr>
       </w:pPr>
-      <w:bookmarkStart w:id="9" w:name="_Toc227385138"/>
+      <w:bookmarkStart w:id="9" w:name="_Toc227439338"/>
       <w:r>
         <w:rPr>
           <w:rFonts w:ascii="Arial" w:hAnsi="Arial" w:cs="Arial"/>
@@ -5505,7 +5937,7 @@
           <w:szCs w:val="24"/>
         </w:rPr>
       </w:pPr>
-      <w:bookmarkStart w:id="10" w:name="_Toc227385139"/>
+      <w:bookmarkStart w:id="10" w:name="_Toc227439339"/>
       <w:r>
         <w:rPr>
           <w:rFonts w:ascii="Arial" w:hAnsi="Arial" w:cs="Arial"/>
@@ -5806,7 +6238,7 @@
           <w:szCs w:val="32"/>
         </w:rPr>
       </w:pPr>
-      <w:bookmarkStart w:id="11" w:name="_Toc227385140"/>
+      <w:bookmarkStart w:id="11" w:name="_Toc227439340"/>
       <w:r>
         <w:rPr>
           <w:rFonts w:ascii="Arial" w:hAnsi="Arial" w:cs="Arial"/>
@@ -5858,7 +6290,7 @@
           <w:szCs w:val="28"/>
         </w:rPr>
       </w:pPr>
-      <w:bookmarkStart w:id="12" w:name="_Toc227385141"/>
+      <w:bookmarkStart w:id="12" w:name="_Toc227439341"/>
       <w:r>
         <w:rPr>
           <w:rFonts w:ascii="Arial" w:hAnsi="Arial" w:cs="Arial"/>
@@ -5984,7 +6416,7 @@
           <w:szCs w:val="24"/>
         </w:rPr>
       </w:pPr>
-      <w:bookmarkStart w:id="13" w:name="_Toc227385142"/>
+      <w:bookmarkStart w:id="13" w:name="_Toc227439342"/>
       <w:r>
         <w:rPr>
           <w:rFonts w:ascii="Arial" w:hAnsi="Arial" w:cs="Arial"/>
@@ -6428,7 +6860,7 @@
           <w:szCs w:val="24"/>
         </w:rPr>
       </w:pPr>
-      <w:bookmarkStart w:id="14" w:name="_Toc227385143"/>
+      <w:bookmarkStart w:id="14" w:name="_Toc227439343"/>
       <w:r>
         <w:rPr>
           <w:rFonts w:ascii="Arial" w:hAnsi="Arial" w:cs="Arial"/>
@@ -6793,7 +7225,7 @@
           <w:szCs w:val="24"/>
         </w:rPr>
       </w:pPr>
-      <w:bookmarkStart w:id="15" w:name="_Toc227385144"/>
+      <w:bookmarkStart w:id="15" w:name="_Toc227439344"/>
       <w:r>
         <w:rPr>
           <w:rFonts w:ascii="Arial" w:hAnsi="Arial" w:cs="Arial"/>
@@ -7455,7 +7887,7 @@
           <w:szCs w:val="24"/>
         </w:rPr>
       </w:pPr>
-      <w:bookmarkStart w:id="16" w:name="_Toc227385145"/>
+      <w:bookmarkStart w:id="16" w:name="_Toc227439345"/>
       <w:r>
         <w:rPr>
           <w:rFonts w:ascii="Arial" w:hAnsi="Arial" w:cs="Arial"/>
@@ -8346,7 +8778,7 @@
           <w:szCs w:val="28"/>
         </w:rPr>
       </w:pPr>
-      <w:bookmarkStart w:id="17" w:name="_Toc227385146"/>
+      <w:bookmarkStart w:id="17" w:name="_Toc227439346"/>
       <w:r>
         <w:rPr>
           <w:rFonts w:ascii="Arial" w:hAnsi="Arial" w:cs="Arial"/>
@@ -8396,7 +8828,7 @@
           <w:szCs w:val="24"/>
         </w:rPr>
       </w:pPr>
-      <w:bookmarkStart w:id="18" w:name="_Toc227385147"/>
+      <w:bookmarkStart w:id="18" w:name="_Toc227439347"/>
       <w:r>
         <w:rPr>
           <w:rFonts w:ascii="Arial" w:hAnsi="Arial" w:cs="Arial"/>
@@ -9336,7 +9768,7 @@
           <w:szCs w:val="24"/>
         </w:rPr>
       </w:pPr>
-      <w:bookmarkStart w:id="19" w:name="_Toc227385148"/>
+      <w:bookmarkStart w:id="19" w:name="_Toc227439348"/>
       <w:r>
         <w:rPr>
           <w:rFonts w:ascii="Arial" w:hAnsi="Arial" w:cs="Arial"/>
@@ -9534,7 +9966,7 @@
           <w:szCs w:val="28"/>
         </w:rPr>
       </w:pPr>
-      <w:bookmarkStart w:id="20" w:name="_Toc227385149"/>
+      <w:bookmarkStart w:id="20" w:name="_Toc227439349"/>
       <w:r>
         <w:rPr>
           <w:rFonts w:ascii="Arial" w:hAnsi="Arial" w:cs="Arial"/>
@@ -12070,7 +12502,7 @@
           <w:szCs w:val="28"/>
         </w:rPr>
       </w:pPr>
-      <w:bookmarkStart w:id="21" w:name="_Toc227385150"/>
+      <w:bookmarkStart w:id="21" w:name="_Toc227439350"/>
       <w:r>
         <w:rPr>
           <w:rFonts w:ascii="Arial" w:hAnsi="Arial" w:cs="Arial"/>
@@ -13917,7 +14349,7 @@
           <w:szCs w:val="28"/>
         </w:rPr>
       </w:pPr>
-      <w:bookmarkStart w:id="22" w:name="_Toc227385151"/>
+      <w:bookmarkStart w:id="22" w:name="_Toc227439351"/>
       <w:r>
         <w:rPr>
           <w:rFonts w:ascii="Arial" w:hAnsi="Arial" w:cs="Arial"/>
@@ -14745,7 +15177,7 @@
           <w:szCs w:val="32"/>
         </w:rPr>
       </w:pPr>
-      <w:bookmarkStart w:id="23" w:name="_Toc227385152"/>
+      <w:bookmarkStart w:id="23" w:name="_Toc227439352"/>
       <w:r>
         <w:rPr>
           <w:rFonts w:ascii="Arial" w:hAnsi="Arial" w:cs="Arial"/>
@@ -14756,7 +15188,51 @@
           <w:szCs w:val="32"/>
         </w:rPr>
         <w:lastRenderedPageBreak/>
-        <w:t>UML Requirements Modelling</w:t>
+        <w:t xml:space="preserve">UML </w:t>
+      </w:r>
+      <w:r>
+        <w:rPr>
+          <w:rFonts w:ascii="Arial" w:hAnsi="Arial" w:cs="Arial"/>
+          <w:b/>
+          <w:bCs/>
+          <w:color w:val="EE0000"/>
+          <w:sz w:val="32"/>
+          <w:szCs w:val="32"/>
+        </w:rPr>
+        <w:t>r</w:t>
+      </w:r>
+      <w:r>
+        <w:rPr>
+          <w:rFonts w:ascii="Arial" w:hAnsi="Arial" w:cs="Arial"/>
+          <w:b/>
+          <w:bCs/>
+          <w:color w:val="EE0000"/>
+          <w:sz w:val="32"/>
+          <w:szCs w:val="32"/>
+        </w:rPr>
+        <w:t xml:space="preserve">equirements </w:t>
+      </w:r>
+      <w:r>
+        <w:rPr>
+          <w:rFonts w:ascii="Arial" w:hAnsi="Arial" w:cs="Arial"/>
+          <w:b/>
+          <w:bCs/>
+          <w:color w:val="EE0000"/>
+          <w:sz w:val="32"/>
+          <w:szCs w:val="32"/>
+        </w:rPr>
+        <w:t>m</w:t>
+      </w:r>
+      <w:r>
+        <w:rPr>
+          <w:rFonts w:ascii="Arial" w:hAnsi="Arial" w:cs="Arial"/>
+          <w:b/>
+          <w:bCs/>
+          <w:color w:val="EE0000"/>
+          <w:sz w:val="32"/>
+          <w:szCs w:val="32"/>
+        </w:rPr>
+        <w:t>odelling</w:t>
       </w:r>
       <w:bookmarkEnd w:id="23"/>
     </w:p>
@@ -14773,7 +15249,43 @@
         <w:rPr>
           <w:rFonts w:ascii="Arial" w:hAnsi="Arial" w:cs="Arial"/>
         </w:rPr>
-        <w:t>After completing the requirements analysis in part 3, the next step in the system development process is UML requirements modelling. This stage focuses on representing the system functionality from a user perspective using Use Case Modelling. It translates the identified functional requirements into a structured visual representation that illustrates how different actors interact with the system.</w:t>
+        <w:t xml:space="preserve">After completing the requirements analysis in part 3, the next step in the system development process is UML requirements modelling. This stage focuses on representing the system functionality from a user perspective using </w:t>
+      </w:r>
+      <w:r>
+        <w:rPr>
+          <w:rFonts w:ascii="Arial" w:hAnsi="Arial" w:cs="Arial"/>
+        </w:rPr>
+        <w:t>u</w:t>
+      </w:r>
+      <w:r>
+        <w:rPr>
+          <w:rFonts w:ascii="Arial" w:hAnsi="Arial" w:cs="Arial"/>
+        </w:rPr>
+        <w:t xml:space="preserve">se </w:t>
+      </w:r>
+      <w:r>
+        <w:rPr>
+          <w:rFonts w:ascii="Arial" w:hAnsi="Arial" w:cs="Arial"/>
+        </w:rPr>
+        <w:t>c</w:t>
+      </w:r>
+      <w:r>
+        <w:rPr>
+          <w:rFonts w:ascii="Arial" w:hAnsi="Arial" w:cs="Arial"/>
+        </w:rPr>
+        <w:t xml:space="preserve">ase </w:t>
+      </w:r>
+      <w:r>
+        <w:rPr>
+          <w:rFonts w:ascii="Arial" w:hAnsi="Arial" w:cs="Arial"/>
+        </w:rPr>
+        <w:t>m</w:t>
+      </w:r>
+      <w:r>
+        <w:rPr>
+          <w:rFonts w:ascii="Arial" w:hAnsi="Arial" w:cs="Arial"/>
+        </w:rPr>
+        <w:t>odelling. It translates the identified functional requirements into a structured visual representation that illustrates how different actors interact with the system.</w:t>
       </w:r>
     </w:p>
     <w:p>
@@ -14789,7 +15301,43 @@
         <w:rPr>
           <w:rFonts w:ascii="Arial" w:hAnsi="Arial" w:cs="Arial"/>
         </w:rPr>
-        <w:t>The Use Case Model provides a clear understanding of system behaviour, defines system boundaries, and ensures that all stakeholder requirements are properly captured. It also serves as a foundation for subsequent system design and implementation.</w:t>
+        <w:t xml:space="preserve">The </w:t>
+      </w:r>
+      <w:r>
+        <w:rPr>
+          <w:rFonts w:ascii="Arial" w:hAnsi="Arial" w:cs="Arial"/>
+        </w:rPr>
+        <w:t>u</w:t>
+      </w:r>
+      <w:r>
+        <w:rPr>
+          <w:rFonts w:ascii="Arial" w:hAnsi="Arial" w:cs="Arial"/>
+        </w:rPr>
+        <w:t xml:space="preserve">se </w:t>
+      </w:r>
+      <w:r>
+        <w:rPr>
+          <w:rFonts w:ascii="Arial" w:hAnsi="Arial" w:cs="Arial"/>
+        </w:rPr>
+        <w:t>c</w:t>
+      </w:r>
+      <w:r>
+        <w:rPr>
+          <w:rFonts w:ascii="Arial" w:hAnsi="Arial" w:cs="Arial"/>
+        </w:rPr>
+        <w:t xml:space="preserve">ase </w:t>
+      </w:r>
+      <w:r>
+        <w:rPr>
+          <w:rFonts w:ascii="Arial" w:hAnsi="Arial" w:cs="Arial"/>
+        </w:rPr>
+        <w:t>m</w:t>
+      </w:r>
+      <w:r>
+        <w:rPr>
+          <w:rFonts w:ascii="Arial" w:hAnsi="Arial" w:cs="Arial"/>
+        </w:rPr>
+        <w:t>odel provides a clear understanding of system behaviour, defines system boundaries, and ensures that all stakeholder requirements are properly captured. It also serves as a foundation for subsequent system design and implementation.</w:t>
       </w:r>
     </w:p>
     <w:p>
@@ -14807,7 +15355,7 @@
           <w:szCs w:val="28"/>
         </w:rPr>
       </w:pPr>
-      <w:bookmarkStart w:id="24" w:name="_Toc227385153"/>
+      <w:bookmarkStart w:id="24" w:name="_Toc227439353"/>
       <w:r>
         <w:rPr>
           <w:rFonts w:ascii="Arial" w:hAnsi="Arial" w:cs="Arial"/>
@@ -15816,7 +16364,7 @@
           <w:szCs w:val="28"/>
         </w:rPr>
       </w:pPr>
-      <w:bookmarkStart w:id="25" w:name="_Toc227385154"/>
+      <w:bookmarkStart w:id="25" w:name="_Toc227439354"/>
       <w:r>
         <w:rPr>
           <w:rFonts w:ascii="Arial" w:hAnsi="Arial" w:cs="Arial"/>
@@ -15855,7 +16403,7 @@
           <w:szCs w:val="24"/>
         </w:rPr>
       </w:pPr>
-      <w:bookmarkStart w:id="26" w:name="_Toc227385155"/>
+      <w:bookmarkStart w:id="26" w:name="_Toc227439355"/>
       <w:r>
         <w:rPr>
           <w:rFonts w:ascii="Arial" w:hAnsi="Arial" w:cs="Arial"/>
@@ -18418,7 +18966,7 @@
           <w:szCs w:val="24"/>
         </w:rPr>
       </w:pPr>
-      <w:bookmarkStart w:id="27" w:name="_Toc227385156"/>
+      <w:bookmarkStart w:id="27" w:name="_Toc227439356"/>
       <w:r>
         <w:rPr>
           <w:rFonts w:ascii="Arial" w:hAnsi="Arial" w:cs="Arial"/>
@@ -19384,7 +19932,7 @@
           <w:szCs w:val="24"/>
         </w:rPr>
       </w:pPr>
-      <w:bookmarkStart w:id="28" w:name="_Toc227385157"/>
+      <w:bookmarkStart w:id="28" w:name="_Toc227439357"/>
       <w:r>
         <w:rPr>
           <w:rFonts w:ascii="Arial" w:hAnsi="Arial" w:cs="Arial"/>
@@ -23658,7 +24206,7 @@
           <w:szCs w:val="28"/>
         </w:rPr>
       </w:pPr>
-      <w:bookmarkStart w:id="29" w:name="_Toc227385158"/>
+      <w:bookmarkStart w:id="29" w:name="_Toc227439358"/>
       <w:r>
         <w:rPr>
           <w:rFonts w:ascii="Arial" w:hAnsi="Arial" w:cs="Arial"/>
@@ -23731,7 +24279,7 @@
           <w:szCs w:val="24"/>
         </w:rPr>
       </w:pPr>
-      <w:bookmarkStart w:id="30" w:name="_Toc227385159"/>
+      <w:bookmarkStart w:id="30" w:name="_Toc227439359"/>
       <w:r>
         <w:rPr>
           <w:rFonts w:ascii="Arial" w:hAnsi="Arial" w:cs="Arial"/>
@@ -24596,7 +25144,7 @@
           <w:szCs w:val="24"/>
         </w:rPr>
       </w:pPr>
-      <w:bookmarkStart w:id="31" w:name="_Toc227385160"/>
+      <w:bookmarkStart w:id="31" w:name="_Toc227439360"/>
       <w:r>
         <w:rPr>
           <w:rFonts w:ascii="Arial" w:hAnsi="Arial" w:cs="Arial"/>
@@ -24818,7 +25366,7 @@
           <w:szCs w:val="24"/>
         </w:rPr>
       </w:pPr>
-      <w:bookmarkStart w:id="32" w:name="_Toc227385161"/>
+      <w:bookmarkStart w:id="32" w:name="_Toc227439361"/>
       <w:r>
         <w:rPr>
           <w:rFonts w:ascii="Arial" w:hAnsi="Arial" w:cs="Arial"/>
@@ -25043,7 +25591,7 @@
           <w:szCs w:val="28"/>
         </w:rPr>
       </w:pPr>
-      <w:bookmarkStart w:id="33" w:name="_Toc227385162"/>
+      <w:bookmarkStart w:id="33" w:name="_Toc227439362"/>
       <w:r>
         <w:rPr>
           <w:rFonts w:ascii="Arial" w:hAnsi="Arial" w:cs="Arial"/>
@@ -25103,10 +25651,10 @@
           <w:noProof/>
         </w:rPr>
         <w:drawing>
-          <wp:inline distT="0" distB="0" distL="0" distR="0" wp14:anchorId="5FCF3CC9" wp14:editId="294BBFA5">
-            <wp:extent cx="7747000" cy="4644882"/>
-            <wp:effectExtent l="19050" t="19050" r="25400" b="22860"/>
-            <wp:docPr id="589726228" name="Picture 1"/>
+          <wp:inline distT="0" distB="0" distL="0" distR="0" wp14:anchorId="180BD275" wp14:editId="57299F6E">
+            <wp:extent cx="7721600" cy="5161497"/>
+            <wp:effectExtent l="19050" t="19050" r="12700" b="20320"/>
+            <wp:docPr id="723597422" name="Picture 1"/>
             <wp:cNvGraphicFramePr>
               <a:graphicFrameLocks xmlns:a="http://schemas.openxmlformats.org/drawingml/2006/main" noChangeAspect="1"/>
             </wp:cNvGraphicFramePr>
@@ -25135,7 +25683,7 @@
                   <pic:spPr bwMode="auto">
                     <a:xfrm>
                       <a:off x="0" y="0"/>
-                      <a:ext cx="7770041" cy="4658696"/>
+                      <a:ext cx="7735647" cy="5170886"/>
                     </a:xfrm>
                     <a:prstGeom prst="rect">
                       <a:avLst/>
@@ -25143,7 +25691,9 @@
                     <a:noFill/>
                     <a:ln>
                       <a:solidFill>
-                        <a:schemeClr val="accent1"/>
+                        <a:schemeClr val="bg1">
+                          <a:lumMod val="85000"/>
+                        </a:schemeClr>
                       </a:solidFill>
                     </a:ln>
                   </pic:spPr>
@@ -25293,7 +25843,7 @@
           <w:ilvl w:val="0"/>
           <w:numId w:val="3"/>
         </w:numPr>
-        <w:spacing w:before="0" w:after="0" w:line="360" w:lineRule="auto"/>
+        <w:spacing w:after="0" w:line="360" w:lineRule="auto"/>
         <w:ind w:left="284"/>
         <w:jc w:val="both"/>
         <w:rPr>
@@ -25305,7 +25855,7 @@
           <w:szCs w:val="32"/>
         </w:rPr>
       </w:pPr>
-      <w:bookmarkStart w:id="34" w:name="_Toc227385163"/>
+      <w:bookmarkStart w:id="34" w:name="_Toc227439363"/>
       <w:r>
         <w:rPr>
           <w:rFonts w:ascii="Arial" w:hAnsi="Arial" w:cs="Arial"/>
@@ -25316,22 +25866,6126 @@
           <w:szCs w:val="32"/>
         </w:rPr>
         <w:lastRenderedPageBreak/>
-        <w:t>Class diagram</w:t>
+        <w:t xml:space="preserve">Initial </w:t>
+      </w:r>
+      <w:r>
+        <w:rPr>
+          <w:rFonts w:ascii="Arial" w:hAnsi="Arial" w:cs="Arial"/>
+          <w:b/>
+          <w:bCs/>
+          <w:color w:val="EE0000"/>
+          <w:sz w:val="32"/>
+          <w:szCs w:val="32"/>
+        </w:rPr>
+        <w:t>s</w:t>
+      </w:r>
+      <w:r>
+        <w:rPr>
+          <w:rFonts w:ascii="Arial" w:hAnsi="Arial" w:cs="Arial"/>
+          <w:b/>
+          <w:bCs/>
+          <w:color w:val="EE0000"/>
+          <w:sz w:val="32"/>
+          <w:szCs w:val="32"/>
+        </w:rPr>
+        <w:t xml:space="preserve">tructural </w:t>
+      </w:r>
+      <w:r>
+        <w:rPr>
+          <w:rFonts w:ascii="Arial" w:hAnsi="Arial" w:cs="Arial"/>
+          <w:b/>
+          <w:bCs/>
+          <w:color w:val="EE0000"/>
+          <w:sz w:val="32"/>
+          <w:szCs w:val="32"/>
+        </w:rPr>
+        <w:t>d</w:t>
+      </w:r>
+      <w:r>
+        <w:rPr>
+          <w:rFonts w:ascii="Arial" w:hAnsi="Arial" w:cs="Arial"/>
+          <w:b/>
+          <w:bCs/>
+          <w:color w:val="EE0000"/>
+          <w:sz w:val="32"/>
+          <w:szCs w:val="32"/>
+        </w:rPr>
+        <w:t>esign</w:t>
       </w:r>
       <w:bookmarkEnd w:id="34"/>
     </w:p>
     <w:p>
       <w:pPr>
+        <w:pStyle w:val="Heading2"/>
+        <w:spacing w:before="0" w:line="360" w:lineRule="auto"/>
+        <w:ind w:left="284"/>
+        <w:jc w:val="both"/>
+        <w:rPr>
+          <w:rFonts w:ascii="Arial" w:hAnsi="Arial" w:cs="Arial"/>
+          <w:b/>
+          <w:bCs/>
+          <w:color w:val="EE0000"/>
+          <w:sz w:val="28"/>
+          <w:szCs w:val="28"/>
+        </w:rPr>
+      </w:pPr>
+      <w:bookmarkStart w:id="35" w:name="_Toc227439364"/>
+      <w:r>
+        <w:rPr>
+          <w:rFonts w:ascii="Arial" w:hAnsi="Arial" w:cs="Arial"/>
+          <w:b/>
+          <w:bCs/>
+          <w:color w:val="EE0000"/>
+          <w:sz w:val="28"/>
+          <w:szCs w:val="28"/>
+        </w:rPr>
+        <w:t>5</w:t>
+      </w:r>
+      <w:r>
+        <w:rPr>
+          <w:rFonts w:ascii="Arial" w:hAnsi="Arial" w:cs="Arial"/>
+          <w:b/>
+          <w:bCs/>
+          <w:color w:val="EE0000"/>
+          <w:sz w:val="28"/>
+          <w:szCs w:val="28"/>
+        </w:rPr>
+        <w:t xml:space="preserve">.1. </w:t>
+      </w:r>
+      <w:r>
+        <w:rPr>
+          <w:rFonts w:ascii="Arial" w:hAnsi="Arial" w:cs="Arial"/>
+          <w:b/>
+          <w:bCs/>
+          <w:color w:val="EE0000"/>
+          <w:sz w:val="28"/>
+          <w:szCs w:val="28"/>
+        </w:rPr>
+        <w:t>C</w:t>
+      </w:r>
+      <w:r>
+        <w:rPr>
+          <w:rFonts w:ascii="Arial" w:hAnsi="Arial" w:cs="Arial"/>
+          <w:b/>
+          <w:bCs/>
+          <w:color w:val="EE0000"/>
+          <w:sz w:val="28"/>
+          <w:szCs w:val="28"/>
+        </w:rPr>
+        <w:t xml:space="preserve">lass </w:t>
+      </w:r>
+      <w:r>
+        <w:rPr>
+          <w:rFonts w:ascii="Arial" w:hAnsi="Arial" w:cs="Arial"/>
+          <w:b/>
+          <w:bCs/>
+          <w:color w:val="EE0000"/>
+          <w:sz w:val="28"/>
+          <w:szCs w:val="28"/>
+        </w:rPr>
+        <w:t>d</w:t>
+      </w:r>
+      <w:r>
+        <w:rPr>
+          <w:rFonts w:ascii="Arial" w:hAnsi="Arial" w:cs="Arial"/>
+          <w:b/>
+          <w:bCs/>
+          <w:color w:val="EE0000"/>
+          <w:sz w:val="28"/>
+          <w:szCs w:val="28"/>
+        </w:rPr>
+        <w:t>iagram</w:t>
+      </w:r>
+      <w:bookmarkEnd w:id="35"/>
+      <w:r>
+        <w:rPr>
+          <w:rFonts w:ascii="Arial" w:hAnsi="Arial" w:cs="Arial"/>
+          <w:b/>
+          <w:bCs/>
+          <w:color w:val="EE0000"/>
+          <w:sz w:val="28"/>
+          <w:szCs w:val="28"/>
+        </w:rPr>
+        <w:t xml:space="preserve"> </w:t>
+      </w:r>
+    </w:p>
+    <w:p>
+      <w:pPr>
         <w:spacing w:line="360" w:lineRule="auto"/>
+        <w:ind w:left="567"/>
+        <w:jc w:val="both"/>
+        <w:rPr>
+          <w:rFonts w:ascii="Arial" w:hAnsi="Arial" w:cs="Arial"/>
+        </w:rPr>
+      </w:pPr>
+      <w:r>
+        <w:rPr>
+          <w:rFonts w:ascii="Arial" w:hAnsi="Arial" w:cs="Arial"/>
+        </w:rPr>
+        <w:t xml:space="preserve">After completing the requirements analysis and use case modelling, the next step is to develop the </w:t>
+      </w:r>
+      <w:r>
+        <w:rPr>
+          <w:rFonts w:ascii="Arial" w:hAnsi="Arial" w:cs="Arial"/>
+        </w:rPr>
+        <w:t>c</w:t>
+      </w:r>
+      <w:r>
+        <w:rPr>
+          <w:rFonts w:ascii="Arial" w:hAnsi="Arial" w:cs="Arial"/>
+        </w:rPr>
+        <w:t>lass diagram of the Course Enrolment System</w:t>
+      </w:r>
+      <w:r>
+        <w:rPr>
+          <w:rFonts w:ascii="Arial" w:hAnsi="Arial" w:cs="Arial"/>
+        </w:rPr>
+        <w:t>.</w:t>
+      </w:r>
+    </w:p>
+    <w:p>
+      <w:pPr>
+        <w:pStyle w:val="Heading3"/>
+        <w:ind w:left="567"/>
+        <w:jc w:val="both"/>
+        <w:rPr>
+          <w:rFonts w:ascii="Arial" w:hAnsi="Arial" w:cs="Arial"/>
+          <w:b/>
+          <w:bCs/>
+          <w:color w:val="EE0000"/>
+          <w:sz w:val="24"/>
+          <w:szCs w:val="24"/>
+        </w:rPr>
+      </w:pPr>
+      <w:bookmarkStart w:id="36" w:name="_Toc227439365"/>
+      <w:r>
+        <w:rPr>
+          <w:rFonts w:ascii="Arial" w:hAnsi="Arial" w:cs="Arial"/>
+          <w:b/>
+          <w:bCs/>
+          <w:color w:val="EE0000"/>
+          <w:sz w:val="24"/>
+          <w:szCs w:val="24"/>
+        </w:rPr>
+        <w:t xml:space="preserve">i. </w:t>
+      </w:r>
+      <w:r>
+        <w:rPr>
+          <w:rFonts w:ascii="Arial" w:hAnsi="Arial" w:cs="Arial"/>
+          <w:b/>
+          <w:bCs/>
+          <w:color w:val="EE0000"/>
+          <w:sz w:val="24"/>
+          <w:szCs w:val="24"/>
+        </w:rPr>
+        <w:t xml:space="preserve">Identify </w:t>
+      </w:r>
+      <w:r>
+        <w:rPr>
+          <w:rFonts w:ascii="Arial" w:hAnsi="Arial" w:cs="Arial"/>
+          <w:b/>
+          <w:bCs/>
+          <w:color w:val="EE0000"/>
+          <w:sz w:val="24"/>
+          <w:szCs w:val="24"/>
+        </w:rPr>
+        <w:t>c</w:t>
+      </w:r>
+      <w:r>
+        <w:rPr>
+          <w:rFonts w:ascii="Arial" w:hAnsi="Arial" w:cs="Arial"/>
+          <w:b/>
+          <w:bCs/>
+          <w:color w:val="EE0000"/>
+          <w:sz w:val="24"/>
+          <w:szCs w:val="24"/>
+        </w:rPr>
+        <w:t>lasses</w:t>
+      </w:r>
+      <w:bookmarkEnd w:id="36"/>
+    </w:p>
+    <w:p>
+      <w:pPr>
+        <w:spacing w:line="360" w:lineRule="auto"/>
+        <w:ind w:left="851"/>
+        <w:jc w:val="both"/>
+        <w:rPr>
+          <w:rFonts w:ascii="Arial" w:hAnsi="Arial" w:cs="Arial"/>
+        </w:rPr>
+      </w:pPr>
+      <w:r>
+        <w:rPr>
+          <w:rFonts w:ascii="Arial" w:hAnsi="Arial" w:cs="Arial"/>
+        </w:rPr>
+        <w:t>Based on the requirements analysis and use case modelling, the key classes of the Course Enrolment System are identified:</w:t>
+      </w:r>
+    </w:p>
+    <w:p>
+      <w:pPr>
+        <w:pStyle w:val="ListParagraph"/>
+        <w:numPr>
+          <w:ilvl w:val="0"/>
+          <w:numId w:val="36"/>
+        </w:numPr>
+        <w:spacing w:line="360" w:lineRule="auto"/>
+        <w:jc w:val="both"/>
+        <w:rPr>
+          <w:rFonts w:ascii="Arial" w:hAnsi="Arial" w:cs="Arial"/>
+        </w:rPr>
+      </w:pPr>
+      <w:r>
+        <w:rPr>
+          <w:rFonts w:ascii="Arial" w:hAnsi="Arial" w:cs="Arial"/>
+        </w:rPr>
+        <w:t>Core domain classes</w:t>
+      </w:r>
+      <w:r>
+        <w:rPr>
+          <w:rFonts w:ascii="Arial" w:hAnsi="Arial" w:cs="Arial"/>
+        </w:rPr>
+        <w:t>:</w:t>
+      </w:r>
+    </w:p>
+    <w:p>
+      <w:pPr>
+        <w:pStyle w:val="ListParagraph"/>
+        <w:numPr>
+          <w:ilvl w:val="1"/>
+          <w:numId w:val="36"/>
+        </w:numPr>
+        <w:spacing w:line="360" w:lineRule="auto"/>
+        <w:ind w:left="2410"/>
+        <w:jc w:val="both"/>
+        <w:rPr>
+          <w:rFonts w:ascii="Arial" w:hAnsi="Arial" w:cs="Arial"/>
+        </w:rPr>
+      </w:pPr>
+      <w:r>
+        <w:rPr>
+          <w:rFonts w:ascii="Arial" w:hAnsi="Arial" w:cs="Arial"/>
+        </w:rPr>
+        <w:t>User (Abstract)</w:t>
+      </w:r>
+    </w:p>
+    <w:p>
+      <w:pPr>
+        <w:pStyle w:val="ListParagraph"/>
+        <w:numPr>
+          <w:ilvl w:val="1"/>
+          <w:numId w:val="36"/>
+        </w:numPr>
+        <w:spacing w:line="360" w:lineRule="auto"/>
+        <w:ind w:left="2410"/>
+        <w:jc w:val="both"/>
+        <w:rPr>
+          <w:rFonts w:ascii="Arial" w:hAnsi="Arial" w:cs="Arial"/>
+        </w:rPr>
+      </w:pPr>
+      <w:r>
+        <w:rPr>
+          <w:rFonts w:ascii="Arial" w:hAnsi="Arial" w:cs="Arial"/>
+        </w:rPr>
+        <w:t>Student</w:t>
+      </w:r>
+    </w:p>
+    <w:p>
+      <w:pPr>
+        <w:pStyle w:val="ListParagraph"/>
+        <w:numPr>
+          <w:ilvl w:val="1"/>
+          <w:numId w:val="36"/>
+        </w:numPr>
+        <w:spacing w:line="360" w:lineRule="auto"/>
+        <w:ind w:left="2410"/>
+        <w:jc w:val="both"/>
+        <w:rPr>
+          <w:rFonts w:ascii="Arial" w:hAnsi="Arial" w:cs="Arial"/>
+        </w:rPr>
+      </w:pPr>
+      <w:r>
+        <w:rPr>
+          <w:rFonts w:ascii="Arial" w:hAnsi="Arial" w:cs="Arial"/>
+        </w:rPr>
+        <w:t>Staff (Abstract)</w:t>
+      </w:r>
+    </w:p>
+    <w:p>
+      <w:pPr>
+        <w:pStyle w:val="ListParagraph"/>
+        <w:numPr>
+          <w:ilvl w:val="1"/>
+          <w:numId w:val="36"/>
+        </w:numPr>
+        <w:spacing w:line="360" w:lineRule="auto"/>
+        <w:ind w:left="2410"/>
+        <w:jc w:val="both"/>
+        <w:rPr>
+          <w:rFonts w:ascii="Arial" w:hAnsi="Arial" w:cs="Arial"/>
+        </w:rPr>
+      </w:pPr>
+      <w:proofErr w:type="spellStart"/>
+      <w:r>
+        <w:rPr>
+          <w:rFonts w:ascii="Arial" w:hAnsi="Arial" w:cs="Arial"/>
+        </w:rPr>
+        <w:t>AcademicStaff</w:t>
+      </w:r>
+      <w:proofErr w:type="spellEnd"/>
+    </w:p>
+    <w:p>
+      <w:pPr>
+        <w:pStyle w:val="ListParagraph"/>
+        <w:numPr>
+          <w:ilvl w:val="1"/>
+          <w:numId w:val="36"/>
+        </w:numPr>
+        <w:spacing w:line="360" w:lineRule="auto"/>
+        <w:ind w:left="2410"/>
+        <w:jc w:val="both"/>
+        <w:rPr>
+          <w:rFonts w:ascii="Arial" w:hAnsi="Arial" w:cs="Arial"/>
+        </w:rPr>
+      </w:pPr>
+      <w:proofErr w:type="spellStart"/>
+      <w:r>
+        <w:rPr>
+          <w:rFonts w:ascii="Arial" w:hAnsi="Arial" w:cs="Arial"/>
+        </w:rPr>
+        <w:t>RegistryStaff</w:t>
+      </w:r>
+      <w:proofErr w:type="spellEnd"/>
+    </w:p>
+    <w:p>
+      <w:pPr>
+        <w:pStyle w:val="ListParagraph"/>
+        <w:numPr>
+          <w:ilvl w:val="1"/>
+          <w:numId w:val="36"/>
+        </w:numPr>
+        <w:spacing w:line="360" w:lineRule="auto"/>
+        <w:ind w:left="2410"/>
+        <w:jc w:val="both"/>
+        <w:rPr>
+          <w:rFonts w:ascii="Arial" w:hAnsi="Arial" w:cs="Arial"/>
+        </w:rPr>
+      </w:pPr>
+      <w:proofErr w:type="spellStart"/>
+      <w:r>
+        <w:rPr>
+          <w:rFonts w:ascii="Arial" w:hAnsi="Arial" w:cs="Arial"/>
+        </w:rPr>
+        <w:t>FinanceStaff</w:t>
+      </w:r>
+      <w:proofErr w:type="spellEnd"/>
+    </w:p>
+    <w:p>
+      <w:pPr>
+        <w:pStyle w:val="ListParagraph"/>
+        <w:numPr>
+          <w:ilvl w:val="1"/>
+          <w:numId w:val="36"/>
+        </w:numPr>
+        <w:spacing w:line="360" w:lineRule="auto"/>
+        <w:ind w:left="2410"/>
+        <w:jc w:val="both"/>
+        <w:rPr>
+          <w:rFonts w:ascii="Arial" w:hAnsi="Arial" w:cs="Arial"/>
+        </w:rPr>
+      </w:pPr>
+      <w:proofErr w:type="spellStart"/>
+      <w:r>
+        <w:rPr>
+          <w:rFonts w:ascii="Arial" w:hAnsi="Arial" w:cs="Arial"/>
+        </w:rPr>
+        <w:t>ITStaff</w:t>
+      </w:r>
+      <w:proofErr w:type="spellEnd"/>
+    </w:p>
+    <w:p>
+      <w:pPr>
+        <w:pStyle w:val="ListParagraph"/>
+        <w:numPr>
+          <w:ilvl w:val="1"/>
+          <w:numId w:val="36"/>
+        </w:numPr>
+        <w:spacing w:line="360" w:lineRule="auto"/>
+        <w:ind w:left="2410"/>
+        <w:jc w:val="both"/>
+        <w:rPr>
+          <w:rFonts w:ascii="Arial" w:hAnsi="Arial" w:cs="Arial"/>
+        </w:rPr>
+      </w:pPr>
+      <w:proofErr w:type="spellStart"/>
+      <w:r>
+        <w:rPr>
+          <w:rFonts w:ascii="Arial" w:hAnsi="Arial" w:cs="Arial"/>
+        </w:rPr>
+        <w:t>SystemAdmin</w:t>
+      </w:r>
+      <w:proofErr w:type="spellEnd"/>
+    </w:p>
+    <w:p>
+      <w:pPr>
+        <w:pStyle w:val="ListParagraph"/>
+        <w:numPr>
+          <w:ilvl w:val="1"/>
+          <w:numId w:val="36"/>
+        </w:numPr>
+        <w:spacing w:line="360" w:lineRule="auto"/>
+        <w:ind w:left="2410"/>
+        <w:jc w:val="both"/>
+        <w:rPr>
+          <w:rFonts w:ascii="Arial" w:hAnsi="Arial" w:cs="Arial"/>
+        </w:rPr>
+      </w:pPr>
+      <w:r>
+        <w:rPr>
+          <w:rFonts w:ascii="Arial" w:hAnsi="Arial" w:cs="Arial"/>
+        </w:rPr>
+        <w:t>Course</w:t>
+      </w:r>
+    </w:p>
+    <w:p>
+      <w:pPr>
+        <w:pStyle w:val="ListParagraph"/>
+        <w:numPr>
+          <w:ilvl w:val="1"/>
+          <w:numId w:val="36"/>
+        </w:numPr>
+        <w:spacing w:line="360" w:lineRule="auto"/>
+        <w:ind w:left="2410"/>
+        <w:jc w:val="both"/>
+        <w:rPr>
+          <w:rFonts w:ascii="Arial" w:hAnsi="Arial" w:cs="Arial"/>
+        </w:rPr>
+      </w:pPr>
+      <w:r>
+        <w:rPr>
+          <w:rFonts w:ascii="Arial" w:hAnsi="Arial" w:cs="Arial"/>
+        </w:rPr>
+        <w:t>Timetable</w:t>
+      </w:r>
+    </w:p>
+    <w:p>
+      <w:pPr>
+        <w:pStyle w:val="ListParagraph"/>
+        <w:numPr>
+          <w:ilvl w:val="1"/>
+          <w:numId w:val="36"/>
+        </w:numPr>
+        <w:spacing w:line="360" w:lineRule="auto"/>
+        <w:ind w:left="2410"/>
+        <w:jc w:val="both"/>
+        <w:rPr>
+          <w:rFonts w:ascii="Arial" w:hAnsi="Arial" w:cs="Arial"/>
+        </w:rPr>
+      </w:pPr>
+      <w:proofErr w:type="spellStart"/>
+      <w:r>
+        <w:rPr>
+          <w:rFonts w:ascii="Arial" w:hAnsi="Arial" w:cs="Arial"/>
+        </w:rPr>
+        <w:t>EnrolmentRequest</w:t>
+      </w:r>
+      <w:proofErr w:type="spellEnd"/>
+    </w:p>
+    <w:p>
+      <w:pPr>
+        <w:pStyle w:val="ListParagraph"/>
+        <w:numPr>
+          <w:ilvl w:val="0"/>
+          <w:numId w:val="36"/>
+        </w:numPr>
+        <w:spacing w:line="360" w:lineRule="auto"/>
+        <w:jc w:val="both"/>
+        <w:rPr>
+          <w:rFonts w:ascii="Arial" w:hAnsi="Arial" w:cs="Arial"/>
+        </w:rPr>
+      </w:pPr>
+      <w:r>
+        <w:rPr>
+          <w:rFonts w:ascii="Arial" w:hAnsi="Arial" w:cs="Arial"/>
+        </w:rPr>
+        <w:t>Service layer classes</w:t>
+      </w:r>
+      <w:r>
+        <w:rPr>
+          <w:rFonts w:ascii="Arial" w:hAnsi="Arial" w:cs="Arial"/>
+        </w:rPr>
+        <w:t>:</w:t>
+      </w:r>
+    </w:p>
+    <w:p>
+      <w:pPr>
+        <w:pStyle w:val="ListParagraph"/>
+        <w:numPr>
+          <w:ilvl w:val="1"/>
+          <w:numId w:val="36"/>
+        </w:numPr>
+        <w:spacing w:line="360" w:lineRule="auto"/>
+        <w:ind w:left="2410"/>
+        <w:jc w:val="both"/>
+        <w:rPr>
+          <w:rFonts w:ascii="Arial" w:hAnsi="Arial" w:cs="Arial"/>
+        </w:rPr>
+      </w:pPr>
+      <w:proofErr w:type="spellStart"/>
+      <w:r>
+        <w:rPr>
+          <w:rFonts w:ascii="Arial" w:hAnsi="Arial" w:cs="Arial"/>
+        </w:rPr>
+        <w:t>EnrolmentService</w:t>
+      </w:r>
+      <w:proofErr w:type="spellEnd"/>
+    </w:p>
+    <w:p>
+      <w:pPr>
+        <w:pStyle w:val="ListParagraph"/>
+        <w:numPr>
+          <w:ilvl w:val="1"/>
+          <w:numId w:val="36"/>
+        </w:numPr>
+        <w:spacing w:line="360" w:lineRule="auto"/>
+        <w:ind w:left="2410"/>
+        <w:jc w:val="both"/>
+        <w:rPr>
+          <w:rFonts w:ascii="Arial" w:hAnsi="Arial" w:cs="Arial"/>
+        </w:rPr>
+      </w:pPr>
+      <w:proofErr w:type="spellStart"/>
+      <w:r>
+        <w:rPr>
+          <w:rFonts w:ascii="Arial" w:hAnsi="Arial" w:cs="Arial"/>
+        </w:rPr>
+        <w:t>NotificationService</w:t>
+      </w:r>
+      <w:proofErr w:type="spellEnd"/>
+    </w:p>
+    <w:p>
+      <w:pPr>
+        <w:pStyle w:val="ListParagraph"/>
+        <w:numPr>
+          <w:ilvl w:val="1"/>
+          <w:numId w:val="36"/>
+        </w:numPr>
+        <w:spacing w:line="360" w:lineRule="auto"/>
+        <w:ind w:left="2410"/>
+        <w:jc w:val="both"/>
+        <w:rPr>
+          <w:rFonts w:ascii="Arial" w:hAnsi="Arial" w:cs="Arial"/>
+        </w:rPr>
+      </w:pPr>
+      <w:proofErr w:type="spellStart"/>
+      <w:r>
+        <w:rPr>
+          <w:rFonts w:ascii="Arial" w:hAnsi="Arial" w:cs="Arial"/>
+        </w:rPr>
+        <w:t>AuditService</w:t>
+      </w:r>
+      <w:proofErr w:type="spellEnd"/>
+    </w:p>
+    <w:p>
+      <w:pPr>
+        <w:pStyle w:val="ListParagraph"/>
+        <w:numPr>
+          <w:ilvl w:val="0"/>
+          <w:numId w:val="36"/>
+        </w:numPr>
+        <w:spacing w:line="360" w:lineRule="auto"/>
+        <w:jc w:val="both"/>
+        <w:rPr>
+          <w:rFonts w:ascii="Arial" w:hAnsi="Arial" w:cs="Arial"/>
+        </w:rPr>
+      </w:pPr>
+      <w:r>
+        <w:rPr>
+          <w:rFonts w:ascii="Arial" w:hAnsi="Arial" w:cs="Arial"/>
+        </w:rPr>
+        <w:t>Integrated</w:t>
+      </w:r>
+      <w:r>
+        <w:rPr>
+          <w:rFonts w:ascii="Arial" w:hAnsi="Arial" w:cs="Arial"/>
+        </w:rPr>
+        <w:t xml:space="preserve"> syste</w:t>
+      </w:r>
+      <w:r>
+        <w:rPr>
+          <w:rFonts w:ascii="Arial" w:hAnsi="Arial" w:cs="Arial"/>
+        </w:rPr>
+        <w:t>ms:</w:t>
+      </w:r>
+    </w:p>
+    <w:p>
+      <w:pPr>
+        <w:pStyle w:val="ListParagraph"/>
+        <w:numPr>
+          <w:ilvl w:val="1"/>
+          <w:numId w:val="36"/>
+        </w:numPr>
+        <w:spacing w:line="360" w:lineRule="auto"/>
+        <w:ind w:left="2410"/>
+        <w:jc w:val="both"/>
+        <w:rPr>
+          <w:rFonts w:ascii="Arial" w:hAnsi="Arial" w:cs="Arial"/>
+        </w:rPr>
+      </w:pPr>
+      <w:proofErr w:type="spellStart"/>
+      <w:r>
+        <w:rPr>
+          <w:rFonts w:ascii="Arial" w:hAnsi="Arial" w:cs="Arial"/>
+        </w:rPr>
+        <w:t>ICourseInformationSystem</w:t>
+      </w:r>
+      <w:proofErr w:type="spellEnd"/>
+    </w:p>
+    <w:p>
+      <w:pPr>
+        <w:pStyle w:val="ListParagraph"/>
+        <w:numPr>
+          <w:ilvl w:val="1"/>
+          <w:numId w:val="36"/>
+        </w:numPr>
+        <w:spacing w:line="360" w:lineRule="auto"/>
+        <w:ind w:left="2410"/>
+        <w:jc w:val="both"/>
+        <w:rPr>
+          <w:rFonts w:ascii="Arial" w:hAnsi="Arial" w:cs="Arial"/>
+        </w:rPr>
+      </w:pPr>
+      <w:proofErr w:type="spellStart"/>
+      <w:r>
+        <w:rPr>
+          <w:rFonts w:ascii="Arial" w:hAnsi="Arial" w:cs="Arial"/>
+        </w:rPr>
+        <w:t>IStudentInformationSystem</w:t>
+      </w:r>
+      <w:proofErr w:type="spellEnd"/>
+    </w:p>
+    <w:p>
+      <w:pPr>
+        <w:pStyle w:val="ListParagraph"/>
+        <w:numPr>
+          <w:ilvl w:val="1"/>
+          <w:numId w:val="36"/>
+        </w:numPr>
+        <w:spacing w:line="360" w:lineRule="auto"/>
+        <w:ind w:left="2410"/>
+        <w:jc w:val="both"/>
+        <w:rPr>
+          <w:rFonts w:ascii="Arial" w:hAnsi="Arial" w:cs="Arial"/>
+        </w:rPr>
+      </w:pPr>
+      <w:proofErr w:type="spellStart"/>
+      <w:r>
+        <w:rPr>
+          <w:rFonts w:ascii="Arial" w:hAnsi="Arial" w:cs="Arial"/>
+        </w:rPr>
+        <w:t>IFinanceSystem</w:t>
+      </w:r>
+      <w:proofErr w:type="spellEnd"/>
+    </w:p>
+    <w:p>
+      <w:pPr>
+        <w:pStyle w:val="ListParagraph"/>
+        <w:numPr>
+          <w:ilvl w:val="1"/>
+          <w:numId w:val="36"/>
+        </w:numPr>
+        <w:spacing w:line="360" w:lineRule="auto"/>
+        <w:ind w:left="2410"/>
+        <w:jc w:val="both"/>
+        <w:rPr>
+          <w:rFonts w:ascii="Arial" w:hAnsi="Arial" w:cs="Arial"/>
+        </w:rPr>
+      </w:pPr>
+      <w:proofErr w:type="spellStart"/>
+      <w:r>
+        <w:rPr>
+          <w:rFonts w:ascii="Arial" w:hAnsi="Arial" w:cs="Arial"/>
+        </w:rPr>
+        <w:t>IHRSystem</w:t>
+      </w:r>
+      <w:proofErr w:type="spellEnd"/>
+    </w:p>
+    <w:p>
+      <w:pPr>
+        <w:pStyle w:val="ListParagraph"/>
+        <w:numPr>
+          <w:ilvl w:val="0"/>
+          <w:numId w:val="36"/>
+        </w:numPr>
+        <w:spacing w:line="360" w:lineRule="auto"/>
+        <w:jc w:val="both"/>
+        <w:rPr>
+          <w:rFonts w:ascii="Arial" w:hAnsi="Arial" w:cs="Arial"/>
+        </w:rPr>
+      </w:pPr>
+      <w:r>
+        <w:rPr>
+          <w:rFonts w:ascii="Arial" w:hAnsi="Arial" w:cs="Arial"/>
+        </w:rPr>
+        <w:t>Enumerations</w:t>
+      </w:r>
+      <w:r>
+        <w:rPr>
+          <w:rFonts w:ascii="Arial" w:hAnsi="Arial" w:cs="Arial"/>
+        </w:rPr>
+        <w:t>:</w:t>
+      </w:r>
+    </w:p>
+    <w:p>
+      <w:pPr>
+        <w:pStyle w:val="ListParagraph"/>
+        <w:numPr>
+          <w:ilvl w:val="1"/>
+          <w:numId w:val="36"/>
+        </w:numPr>
+        <w:spacing w:line="360" w:lineRule="auto"/>
+        <w:ind w:left="2410"/>
+        <w:jc w:val="both"/>
+        <w:rPr>
+          <w:rFonts w:ascii="Arial" w:hAnsi="Arial" w:cs="Arial"/>
+        </w:rPr>
+      </w:pPr>
+      <w:proofErr w:type="spellStart"/>
+      <w:r>
+        <w:rPr>
+          <w:rFonts w:ascii="Arial" w:hAnsi="Arial" w:cs="Arial"/>
+        </w:rPr>
+        <w:t>StudentType</w:t>
+      </w:r>
+      <w:proofErr w:type="spellEnd"/>
+    </w:p>
+    <w:p>
+      <w:pPr>
+        <w:pStyle w:val="ListParagraph"/>
+        <w:numPr>
+          <w:ilvl w:val="1"/>
+          <w:numId w:val="36"/>
+        </w:numPr>
+        <w:spacing w:line="360" w:lineRule="auto"/>
+        <w:ind w:left="2410"/>
+        <w:jc w:val="both"/>
+        <w:rPr>
+          <w:rFonts w:ascii="Arial" w:hAnsi="Arial" w:cs="Arial"/>
+        </w:rPr>
+      </w:pPr>
+      <w:proofErr w:type="spellStart"/>
+      <w:r>
+        <w:rPr>
+          <w:rFonts w:ascii="Arial" w:hAnsi="Arial" w:cs="Arial"/>
+        </w:rPr>
+        <w:lastRenderedPageBreak/>
+        <w:t>EnrolmentStatus</w:t>
+      </w:r>
+      <w:proofErr w:type="spellEnd"/>
+    </w:p>
+    <w:p>
+      <w:pPr>
+        <w:pStyle w:val="Heading3"/>
+        <w:ind w:left="567"/>
+        <w:jc w:val="both"/>
+        <w:rPr>
+          <w:rFonts w:ascii="Arial" w:hAnsi="Arial" w:cs="Arial"/>
+          <w:b/>
+          <w:bCs/>
+          <w:color w:val="EE0000"/>
+          <w:sz w:val="24"/>
+          <w:szCs w:val="24"/>
+        </w:rPr>
+      </w:pPr>
+      <w:bookmarkStart w:id="37" w:name="_Toc227439366"/>
+      <w:r>
+        <w:rPr>
+          <w:rFonts w:ascii="Arial" w:hAnsi="Arial" w:cs="Arial"/>
+          <w:b/>
+          <w:bCs/>
+          <w:color w:val="EE0000"/>
+          <w:sz w:val="24"/>
+          <w:szCs w:val="24"/>
+        </w:rPr>
+        <w:t>i</w:t>
+      </w:r>
+      <w:r>
+        <w:rPr>
+          <w:rFonts w:ascii="Arial" w:hAnsi="Arial" w:cs="Arial"/>
+          <w:b/>
+          <w:bCs/>
+          <w:color w:val="EE0000"/>
+          <w:sz w:val="24"/>
+          <w:szCs w:val="24"/>
+        </w:rPr>
+        <w:t>i</w:t>
+      </w:r>
+      <w:r>
+        <w:rPr>
+          <w:rFonts w:ascii="Arial" w:hAnsi="Arial" w:cs="Arial"/>
+          <w:b/>
+          <w:bCs/>
+          <w:color w:val="EE0000"/>
+          <w:sz w:val="24"/>
+          <w:szCs w:val="24"/>
+        </w:rPr>
+        <w:t xml:space="preserve">. </w:t>
+      </w:r>
+      <w:r>
+        <w:rPr>
+          <w:rFonts w:ascii="Arial" w:hAnsi="Arial" w:cs="Arial"/>
+          <w:b/>
+          <w:bCs/>
+          <w:color w:val="EE0000"/>
+          <w:sz w:val="24"/>
+          <w:szCs w:val="24"/>
+        </w:rPr>
+        <w:t xml:space="preserve">Identify </w:t>
+      </w:r>
+      <w:r>
+        <w:rPr>
+          <w:rFonts w:ascii="Arial" w:hAnsi="Arial" w:cs="Arial"/>
+          <w:b/>
+          <w:bCs/>
+          <w:color w:val="EE0000"/>
+          <w:sz w:val="24"/>
+          <w:szCs w:val="24"/>
+        </w:rPr>
+        <w:t>attributes and operations</w:t>
+      </w:r>
+      <w:bookmarkEnd w:id="37"/>
+    </w:p>
+    <w:p>
+      <w:pPr>
+        <w:spacing w:line="360" w:lineRule="auto"/>
+        <w:ind w:left="851"/>
+        <w:jc w:val="both"/>
+        <w:rPr>
+          <w:rFonts w:ascii="Arial" w:hAnsi="Arial" w:cs="Arial"/>
+        </w:rPr>
+      </w:pPr>
+      <w:r>
+        <w:rPr>
+          <w:rFonts w:ascii="Arial" w:hAnsi="Arial" w:cs="Arial"/>
+        </w:rPr>
+        <w:t>Based on the requirements analysis and use case modelling, the attributes and operations of the identified classes are presented in the table below</w:t>
+      </w:r>
+      <w:r>
+        <w:rPr>
+          <w:rFonts w:ascii="Arial" w:hAnsi="Arial" w:cs="Arial"/>
+        </w:rPr>
+        <w:t>:</w:t>
+      </w:r>
+    </w:p>
+    <w:tbl>
+      <w:tblPr>
+        <w:tblStyle w:val="TableGrid"/>
+        <w:tblW w:w="9537" w:type="dxa"/>
+        <w:tblInd w:w="851" w:type="dxa"/>
+        <w:tblLook w:val="04A0" w:firstRow="1" w:lastRow="0" w:firstColumn="1" w:lastColumn="0" w:noHBand="0" w:noVBand="1"/>
+      </w:tblPr>
+      <w:tblGrid>
+        <w:gridCol w:w="3111"/>
+        <w:gridCol w:w="2554"/>
+        <w:gridCol w:w="3872"/>
+      </w:tblGrid>
+      <w:tr>
+        <w:tc>
+          <w:tcPr>
+            <w:tcW w:w="3070" w:type="dxa"/>
+            <w:vAlign w:val="center"/>
+          </w:tcPr>
+          <w:p>
+            <w:pPr>
+              <w:spacing w:line="360" w:lineRule="auto"/>
+              <w:rPr>
+                <w:rFonts w:ascii="Arial" w:hAnsi="Arial" w:cs="Arial"/>
+              </w:rPr>
+            </w:pPr>
+            <w:r>
+              <w:rPr>
+                <w:rFonts w:ascii="Arial" w:hAnsi="Arial" w:cs="Arial"/>
+              </w:rPr>
+              <w:t>Class</w:t>
+            </w:r>
+          </w:p>
+        </w:tc>
+        <w:tc>
+          <w:tcPr>
+            <w:tcW w:w="2595" w:type="dxa"/>
+            <w:vAlign w:val="center"/>
+          </w:tcPr>
+          <w:p>
+            <w:pPr>
+              <w:spacing w:line="360" w:lineRule="auto"/>
+              <w:rPr>
+                <w:rFonts w:ascii="Arial" w:hAnsi="Arial" w:cs="Arial"/>
+              </w:rPr>
+            </w:pPr>
+            <w:r>
+              <w:rPr>
+                <w:rFonts w:ascii="Arial" w:hAnsi="Arial" w:cs="Arial"/>
+              </w:rPr>
+              <w:t>Attributes</w:t>
+            </w:r>
+          </w:p>
+        </w:tc>
+        <w:tc>
+          <w:tcPr>
+            <w:tcW w:w="3872" w:type="dxa"/>
+            <w:vAlign w:val="center"/>
+          </w:tcPr>
+          <w:p>
+            <w:pPr>
+              <w:spacing w:line="360" w:lineRule="auto"/>
+              <w:rPr>
+                <w:rFonts w:ascii="Arial" w:hAnsi="Arial" w:cs="Arial"/>
+              </w:rPr>
+            </w:pPr>
+            <w:r>
+              <w:rPr>
+                <w:rFonts w:ascii="Arial" w:hAnsi="Arial" w:cs="Arial"/>
+              </w:rPr>
+              <w:t>Operations</w:t>
+            </w:r>
+          </w:p>
+        </w:tc>
+      </w:tr>
+      <w:tr>
+        <w:tc>
+          <w:tcPr>
+            <w:tcW w:w="3070" w:type="dxa"/>
+            <w:vAlign w:val="center"/>
+          </w:tcPr>
+          <w:p>
+            <w:pPr>
+              <w:spacing w:line="360" w:lineRule="auto"/>
+              <w:rPr>
+                <w:rFonts w:ascii="Arial" w:hAnsi="Arial" w:cs="Arial"/>
+              </w:rPr>
+            </w:pPr>
+            <w:r>
+              <w:rPr>
+                <w:rFonts w:ascii="Arial" w:hAnsi="Arial" w:cs="Arial"/>
+              </w:rPr>
+              <w:t>User</w:t>
+            </w:r>
+          </w:p>
+        </w:tc>
+        <w:tc>
+          <w:tcPr>
+            <w:tcW w:w="2595" w:type="dxa"/>
+            <w:vAlign w:val="center"/>
+          </w:tcPr>
+          <w:p>
+            <w:pPr>
+              <w:spacing w:line="360" w:lineRule="auto"/>
+              <w:rPr>
+                <w:rFonts w:ascii="Arial" w:hAnsi="Arial" w:cs="Arial"/>
+              </w:rPr>
+            </w:pPr>
+            <w:proofErr w:type="spellStart"/>
+            <w:r>
+              <w:rPr>
+                <w:rFonts w:ascii="Arial" w:hAnsi="Arial" w:cs="Arial"/>
+              </w:rPr>
+              <w:t>userId</w:t>
+            </w:r>
+            <w:proofErr w:type="spellEnd"/>
+            <w:r>
+              <w:rPr>
+                <w:rFonts w:ascii="Arial" w:hAnsi="Arial" w:cs="Arial"/>
+              </w:rPr>
+              <w:t>: String</w:t>
+            </w:r>
+          </w:p>
+          <w:p>
+            <w:pPr>
+              <w:spacing w:line="360" w:lineRule="auto"/>
+              <w:rPr>
+                <w:rFonts w:ascii="Arial" w:hAnsi="Arial" w:cs="Arial"/>
+              </w:rPr>
+            </w:pPr>
+            <w:proofErr w:type="spellStart"/>
+            <w:r>
+              <w:rPr>
+                <w:rFonts w:ascii="Arial" w:hAnsi="Arial" w:cs="Arial"/>
+              </w:rPr>
+              <w:t>fullName</w:t>
+            </w:r>
+            <w:proofErr w:type="spellEnd"/>
+            <w:r>
+              <w:rPr>
+                <w:rFonts w:ascii="Arial" w:hAnsi="Arial" w:cs="Arial"/>
+              </w:rPr>
+              <w:t>: String</w:t>
+            </w:r>
+          </w:p>
+          <w:p>
+            <w:pPr>
+              <w:spacing w:line="360" w:lineRule="auto"/>
+              <w:rPr>
+                <w:rFonts w:ascii="Arial" w:hAnsi="Arial" w:cs="Arial"/>
+              </w:rPr>
+            </w:pPr>
+            <w:r>
+              <w:rPr>
+                <w:rFonts w:ascii="Arial" w:hAnsi="Arial" w:cs="Arial"/>
+              </w:rPr>
+              <w:t>email: String</w:t>
+            </w:r>
+          </w:p>
+          <w:p>
+            <w:pPr>
+              <w:spacing w:line="360" w:lineRule="auto"/>
+              <w:rPr>
+                <w:rFonts w:ascii="Arial" w:hAnsi="Arial" w:cs="Arial"/>
+              </w:rPr>
+            </w:pPr>
+            <w:r>
+              <w:rPr>
+                <w:rFonts w:ascii="Arial" w:hAnsi="Arial" w:cs="Arial"/>
+              </w:rPr>
+              <w:t>password: String</w:t>
+            </w:r>
+          </w:p>
+          <w:p>
+            <w:pPr>
+              <w:spacing w:line="360" w:lineRule="auto"/>
+              <w:rPr>
+                <w:rFonts w:ascii="Arial" w:hAnsi="Arial" w:cs="Arial"/>
+              </w:rPr>
+            </w:pPr>
+            <w:r>
+              <w:rPr>
+                <w:rFonts w:ascii="Arial" w:hAnsi="Arial" w:cs="Arial"/>
+              </w:rPr>
+              <w:t>name: String</w:t>
+            </w:r>
+          </w:p>
+          <w:p>
+            <w:pPr>
+              <w:spacing w:line="360" w:lineRule="auto"/>
+              <w:rPr>
+                <w:rFonts w:ascii="Arial" w:hAnsi="Arial" w:cs="Arial"/>
+              </w:rPr>
+            </w:pPr>
+            <w:r>
+              <w:rPr>
+                <w:rFonts w:ascii="Arial" w:hAnsi="Arial" w:cs="Arial"/>
+              </w:rPr>
+              <w:t>address: String</w:t>
+            </w:r>
+          </w:p>
+        </w:tc>
+        <w:tc>
+          <w:tcPr>
+            <w:tcW w:w="3872" w:type="dxa"/>
+            <w:vAlign w:val="center"/>
+          </w:tcPr>
+          <w:p>
+            <w:pPr>
+              <w:spacing w:line="360" w:lineRule="auto"/>
+              <w:rPr>
+                <w:rFonts w:ascii="Arial" w:hAnsi="Arial" w:cs="Arial"/>
+              </w:rPr>
+            </w:pPr>
+            <w:r>
+              <w:rPr>
+                <w:rFonts w:ascii="Arial" w:hAnsi="Arial" w:cs="Arial"/>
+              </w:rPr>
+              <w:t>login()</w:t>
+            </w:r>
+          </w:p>
+          <w:p>
+            <w:pPr>
+              <w:spacing w:line="360" w:lineRule="auto"/>
+              <w:rPr>
+                <w:rFonts w:ascii="Arial" w:hAnsi="Arial" w:cs="Arial"/>
+              </w:rPr>
+            </w:pPr>
+            <w:r>
+              <w:rPr>
+                <w:rFonts w:ascii="Arial" w:hAnsi="Arial" w:cs="Arial"/>
+              </w:rPr>
+              <w:t>logout()</w:t>
+            </w:r>
+          </w:p>
+          <w:p>
+            <w:pPr>
+              <w:spacing w:line="360" w:lineRule="auto"/>
+              <w:rPr>
+                <w:rFonts w:ascii="Arial" w:hAnsi="Arial" w:cs="Arial"/>
+              </w:rPr>
+            </w:pPr>
+            <w:proofErr w:type="spellStart"/>
+            <w:r>
+              <w:rPr>
+                <w:rFonts w:ascii="Arial" w:hAnsi="Arial" w:cs="Arial"/>
+              </w:rPr>
+              <w:t>resetPassword</w:t>
+            </w:r>
+            <w:proofErr w:type="spellEnd"/>
+            <w:r>
+              <w:rPr>
+                <w:rFonts w:ascii="Arial" w:hAnsi="Arial" w:cs="Arial"/>
+              </w:rPr>
+              <w:t>()</w:t>
+            </w:r>
+          </w:p>
+        </w:tc>
+      </w:tr>
+      <w:tr>
+        <w:tc>
+          <w:tcPr>
+            <w:tcW w:w="3070" w:type="dxa"/>
+            <w:vAlign w:val="center"/>
+          </w:tcPr>
+          <w:p>
+            <w:pPr>
+              <w:spacing w:line="360" w:lineRule="auto"/>
+              <w:rPr>
+                <w:rFonts w:ascii="Arial" w:hAnsi="Arial" w:cs="Arial"/>
+              </w:rPr>
+            </w:pPr>
+            <w:r>
+              <w:rPr>
+                <w:rFonts w:ascii="Arial" w:hAnsi="Arial" w:cs="Arial"/>
+              </w:rPr>
+              <w:t>Student</w:t>
+            </w:r>
+          </w:p>
+        </w:tc>
+        <w:tc>
+          <w:tcPr>
+            <w:tcW w:w="2595" w:type="dxa"/>
+            <w:vAlign w:val="center"/>
+          </w:tcPr>
+          <w:p>
+            <w:pPr>
+              <w:spacing w:line="360" w:lineRule="auto"/>
+              <w:rPr>
+                <w:rFonts w:ascii="Arial" w:hAnsi="Arial" w:cs="Arial"/>
+              </w:rPr>
+            </w:pPr>
+            <w:proofErr w:type="spellStart"/>
+            <w:r>
+              <w:rPr>
+                <w:rFonts w:ascii="Arial" w:hAnsi="Arial" w:cs="Arial"/>
+              </w:rPr>
+              <w:t>studentId</w:t>
+            </w:r>
+            <w:proofErr w:type="spellEnd"/>
+            <w:r>
+              <w:rPr>
+                <w:rFonts w:ascii="Arial" w:hAnsi="Arial" w:cs="Arial"/>
+              </w:rPr>
+              <w:t>: String</w:t>
+            </w:r>
+          </w:p>
+          <w:p>
+            <w:pPr>
+              <w:spacing w:line="360" w:lineRule="auto"/>
+              <w:rPr>
+                <w:rFonts w:ascii="Arial" w:hAnsi="Arial" w:cs="Arial"/>
+              </w:rPr>
+            </w:pPr>
+            <w:r>
+              <w:rPr>
+                <w:rFonts w:ascii="Arial" w:hAnsi="Arial" w:cs="Arial"/>
+              </w:rPr>
+              <w:t>programme: String</w:t>
+            </w:r>
+          </w:p>
+          <w:p>
+            <w:pPr>
+              <w:spacing w:line="360" w:lineRule="auto"/>
+              <w:rPr>
+                <w:rFonts w:ascii="Arial" w:hAnsi="Arial" w:cs="Arial"/>
+              </w:rPr>
+            </w:pPr>
+            <w:proofErr w:type="spellStart"/>
+            <w:r>
+              <w:rPr>
+                <w:rFonts w:ascii="Arial" w:hAnsi="Arial" w:cs="Arial"/>
+              </w:rPr>
+              <w:t>studentType</w:t>
+            </w:r>
+            <w:proofErr w:type="spellEnd"/>
+            <w:r>
+              <w:rPr>
+                <w:rFonts w:ascii="Arial" w:hAnsi="Arial" w:cs="Arial"/>
+              </w:rPr>
+              <w:t xml:space="preserve">: </w:t>
+            </w:r>
+            <w:proofErr w:type="spellStart"/>
+            <w:r>
+              <w:rPr>
+                <w:rFonts w:ascii="Arial" w:hAnsi="Arial" w:cs="Arial"/>
+              </w:rPr>
+              <w:t>StudentType</w:t>
+            </w:r>
+            <w:proofErr w:type="spellEnd"/>
+          </w:p>
+        </w:tc>
+        <w:tc>
+          <w:tcPr>
+            <w:tcW w:w="3872" w:type="dxa"/>
+            <w:vAlign w:val="center"/>
+          </w:tcPr>
+          <w:p>
+            <w:pPr>
+              <w:spacing w:line="360" w:lineRule="auto"/>
+              <w:rPr>
+                <w:rFonts w:ascii="Arial" w:hAnsi="Arial" w:cs="Arial"/>
+              </w:rPr>
+            </w:pPr>
+            <w:proofErr w:type="spellStart"/>
+            <w:r>
+              <w:rPr>
+                <w:rFonts w:ascii="Arial" w:hAnsi="Arial" w:cs="Arial"/>
+              </w:rPr>
+              <w:t>searchCourses</w:t>
+            </w:r>
+            <w:proofErr w:type="spellEnd"/>
+            <w:r>
+              <w:rPr>
+                <w:rFonts w:ascii="Arial" w:hAnsi="Arial" w:cs="Arial"/>
+              </w:rPr>
+              <w:t>()</w:t>
+            </w:r>
+          </w:p>
+          <w:p>
+            <w:pPr>
+              <w:spacing w:line="360" w:lineRule="auto"/>
+              <w:rPr>
+                <w:rFonts w:ascii="Arial" w:hAnsi="Arial" w:cs="Arial"/>
+              </w:rPr>
+            </w:pPr>
+            <w:proofErr w:type="spellStart"/>
+            <w:r>
+              <w:rPr>
+                <w:rFonts w:ascii="Arial" w:hAnsi="Arial" w:cs="Arial"/>
+              </w:rPr>
+              <w:t>selectCourses</w:t>
+            </w:r>
+            <w:proofErr w:type="spellEnd"/>
+            <w:r>
+              <w:rPr>
+                <w:rFonts w:ascii="Arial" w:hAnsi="Arial" w:cs="Arial"/>
+              </w:rPr>
+              <w:t>()</w:t>
+            </w:r>
+          </w:p>
+          <w:p>
+            <w:pPr>
+              <w:spacing w:line="360" w:lineRule="auto"/>
+              <w:rPr>
+                <w:rFonts w:ascii="Arial" w:hAnsi="Arial" w:cs="Arial"/>
+              </w:rPr>
+            </w:pPr>
+            <w:proofErr w:type="spellStart"/>
+            <w:r>
+              <w:rPr>
+                <w:rFonts w:ascii="Arial" w:hAnsi="Arial" w:cs="Arial"/>
+              </w:rPr>
+              <w:t>viewCourses</w:t>
+            </w:r>
+            <w:proofErr w:type="spellEnd"/>
+            <w:r>
+              <w:rPr>
+                <w:rFonts w:ascii="Arial" w:hAnsi="Arial" w:cs="Arial"/>
+              </w:rPr>
+              <w:t>()</w:t>
+            </w:r>
+          </w:p>
+          <w:p>
+            <w:pPr>
+              <w:spacing w:line="360" w:lineRule="auto"/>
+              <w:rPr>
+                <w:rFonts w:ascii="Arial" w:hAnsi="Arial" w:cs="Arial"/>
+              </w:rPr>
+            </w:pPr>
+            <w:proofErr w:type="spellStart"/>
+            <w:r>
+              <w:rPr>
+                <w:rFonts w:ascii="Arial" w:hAnsi="Arial" w:cs="Arial"/>
+              </w:rPr>
+              <w:t>viewTimetable</w:t>
+            </w:r>
+            <w:proofErr w:type="spellEnd"/>
+            <w:r>
+              <w:rPr>
+                <w:rFonts w:ascii="Arial" w:hAnsi="Arial" w:cs="Arial"/>
+              </w:rPr>
+              <w:t>()</w:t>
+            </w:r>
+          </w:p>
+          <w:p>
+            <w:pPr>
+              <w:spacing w:line="360" w:lineRule="auto"/>
+              <w:rPr>
+                <w:rFonts w:ascii="Arial" w:hAnsi="Arial" w:cs="Arial"/>
+              </w:rPr>
+            </w:pPr>
+            <w:proofErr w:type="spellStart"/>
+            <w:r>
+              <w:rPr>
+                <w:rFonts w:ascii="Arial" w:hAnsi="Arial" w:cs="Arial"/>
+              </w:rPr>
+              <w:t>submitEnrolment</w:t>
+            </w:r>
+            <w:proofErr w:type="spellEnd"/>
+            <w:r>
+              <w:rPr>
+                <w:rFonts w:ascii="Arial" w:hAnsi="Arial" w:cs="Arial"/>
+              </w:rPr>
+              <w:t>()</w:t>
+            </w:r>
+          </w:p>
+          <w:p>
+            <w:pPr>
+              <w:spacing w:line="360" w:lineRule="auto"/>
+              <w:rPr>
+                <w:rFonts w:ascii="Arial" w:hAnsi="Arial" w:cs="Arial"/>
+              </w:rPr>
+            </w:pPr>
+            <w:proofErr w:type="spellStart"/>
+            <w:r>
+              <w:rPr>
+                <w:rFonts w:ascii="Arial" w:hAnsi="Arial" w:cs="Arial"/>
+              </w:rPr>
+              <w:t>modifyEnrolmentRequest</w:t>
+            </w:r>
+            <w:proofErr w:type="spellEnd"/>
+            <w:r>
+              <w:rPr>
+                <w:rFonts w:ascii="Arial" w:hAnsi="Arial" w:cs="Arial"/>
+              </w:rPr>
+              <w:t>()</w:t>
+            </w:r>
+          </w:p>
+          <w:p>
+            <w:pPr>
+              <w:spacing w:line="360" w:lineRule="auto"/>
+              <w:rPr>
+                <w:rFonts w:ascii="Arial" w:hAnsi="Arial" w:cs="Arial"/>
+              </w:rPr>
+            </w:pPr>
+            <w:proofErr w:type="spellStart"/>
+            <w:r>
+              <w:rPr>
+                <w:rFonts w:ascii="Arial" w:hAnsi="Arial" w:cs="Arial"/>
+              </w:rPr>
+              <w:t>viewEnrolmentStatus</w:t>
+            </w:r>
+            <w:proofErr w:type="spellEnd"/>
+            <w:r>
+              <w:rPr>
+                <w:rFonts w:ascii="Arial" w:hAnsi="Arial" w:cs="Arial"/>
+              </w:rPr>
+              <w:t>()</w:t>
+            </w:r>
+          </w:p>
+        </w:tc>
+      </w:tr>
+      <w:tr>
+        <w:tc>
+          <w:tcPr>
+            <w:tcW w:w="3070" w:type="dxa"/>
+            <w:vAlign w:val="center"/>
+          </w:tcPr>
+          <w:p>
+            <w:pPr>
+              <w:spacing w:line="360" w:lineRule="auto"/>
+              <w:rPr>
+                <w:rFonts w:ascii="Arial" w:hAnsi="Arial" w:cs="Arial"/>
+              </w:rPr>
+            </w:pPr>
+            <w:r>
+              <w:rPr>
+                <w:rFonts w:ascii="Arial" w:hAnsi="Arial" w:cs="Arial"/>
+              </w:rPr>
+              <w:t>Staff</w:t>
+            </w:r>
+          </w:p>
+        </w:tc>
+        <w:tc>
+          <w:tcPr>
+            <w:tcW w:w="2595" w:type="dxa"/>
+            <w:vAlign w:val="center"/>
+          </w:tcPr>
+          <w:p>
+            <w:pPr>
+              <w:spacing w:line="360" w:lineRule="auto"/>
+              <w:rPr>
+                <w:rFonts w:ascii="Arial" w:hAnsi="Arial" w:cs="Arial"/>
+              </w:rPr>
+            </w:pPr>
+            <w:proofErr w:type="spellStart"/>
+            <w:r>
+              <w:rPr>
+                <w:rFonts w:ascii="Arial" w:hAnsi="Arial" w:cs="Arial"/>
+              </w:rPr>
+              <w:t>staffId</w:t>
+            </w:r>
+            <w:proofErr w:type="spellEnd"/>
+            <w:r>
+              <w:rPr>
+                <w:rFonts w:ascii="Arial" w:hAnsi="Arial" w:cs="Arial"/>
+              </w:rPr>
+              <w:t>: String</w:t>
+            </w:r>
+          </w:p>
+          <w:p>
+            <w:pPr>
+              <w:spacing w:line="360" w:lineRule="auto"/>
+              <w:rPr>
+                <w:rFonts w:ascii="Arial" w:hAnsi="Arial" w:cs="Arial"/>
+              </w:rPr>
+            </w:pPr>
+            <w:r>
+              <w:rPr>
+                <w:rFonts w:ascii="Arial" w:hAnsi="Arial" w:cs="Arial"/>
+              </w:rPr>
+              <w:t>department: String</w:t>
+            </w:r>
+          </w:p>
+        </w:tc>
+        <w:tc>
+          <w:tcPr>
+            <w:tcW w:w="3872" w:type="dxa"/>
+            <w:vAlign w:val="center"/>
+          </w:tcPr>
+          <w:p>
+            <w:pPr>
+              <w:spacing w:line="360" w:lineRule="auto"/>
+              <w:rPr>
+                <w:rFonts w:ascii="Arial" w:hAnsi="Arial" w:cs="Arial"/>
+              </w:rPr>
+            </w:pPr>
+          </w:p>
+        </w:tc>
+      </w:tr>
+      <w:tr>
+        <w:tc>
+          <w:tcPr>
+            <w:tcW w:w="3070" w:type="dxa"/>
+            <w:vAlign w:val="center"/>
+          </w:tcPr>
+          <w:p>
+            <w:pPr>
+              <w:spacing w:line="360" w:lineRule="auto"/>
+              <w:rPr>
+                <w:rFonts w:ascii="Arial" w:hAnsi="Arial" w:cs="Arial"/>
+              </w:rPr>
+            </w:pPr>
+            <w:proofErr w:type="spellStart"/>
+            <w:r>
+              <w:rPr>
+                <w:rFonts w:ascii="Arial" w:hAnsi="Arial" w:cs="Arial"/>
+              </w:rPr>
+              <w:t>AcademicStaff</w:t>
+            </w:r>
+            <w:proofErr w:type="spellEnd"/>
+          </w:p>
+        </w:tc>
+        <w:tc>
+          <w:tcPr>
+            <w:tcW w:w="2595" w:type="dxa"/>
+            <w:vAlign w:val="center"/>
+          </w:tcPr>
+          <w:p>
+            <w:pPr>
+              <w:spacing w:line="360" w:lineRule="auto"/>
+              <w:rPr>
+                <w:rFonts w:ascii="Arial" w:hAnsi="Arial" w:cs="Arial"/>
+              </w:rPr>
+            </w:pPr>
+            <w:r>
+              <w:rPr>
+                <w:rFonts w:ascii="Arial" w:hAnsi="Arial" w:cs="Arial"/>
+              </w:rPr>
+              <w:t>faculty: String</w:t>
+            </w:r>
+          </w:p>
+        </w:tc>
+        <w:tc>
+          <w:tcPr>
+            <w:tcW w:w="3872" w:type="dxa"/>
+            <w:vAlign w:val="center"/>
+          </w:tcPr>
+          <w:p>
+            <w:pPr>
+              <w:spacing w:line="360" w:lineRule="auto"/>
+              <w:rPr>
+                <w:rFonts w:ascii="Arial" w:hAnsi="Arial" w:cs="Arial"/>
+              </w:rPr>
+            </w:pPr>
+            <w:proofErr w:type="spellStart"/>
+            <w:r>
+              <w:rPr>
+                <w:rFonts w:ascii="Arial" w:hAnsi="Arial" w:cs="Arial"/>
+              </w:rPr>
+              <w:t>viewCourse</w:t>
+            </w:r>
+            <w:proofErr w:type="spellEnd"/>
+            <w:r>
+              <w:rPr>
+                <w:rFonts w:ascii="Arial" w:hAnsi="Arial" w:cs="Arial"/>
+              </w:rPr>
+              <w:t>()</w:t>
+            </w:r>
+          </w:p>
+          <w:p>
+            <w:pPr>
+              <w:spacing w:line="360" w:lineRule="auto"/>
+              <w:rPr>
+                <w:rFonts w:ascii="Arial" w:hAnsi="Arial" w:cs="Arial"/>
+              </w:rPr>
+            </w:pPr>
+            <w:proofErr w:type="spellStart"/>
+            <w:r>
+              <w:rPr>
+                <w:rFonts w:ascii="Arial" w:hAnsi="Arial" w:cs="Arial"/>
+              </w:rPr>
+              <w:t>manageCourse</w:t>
+            </w:r>
+            <w:proofErr w:type="spellEnd"/>
+            <w:r>
+              <w:rPr>
+                <w:rFonts w:ascii="Arial" w:hAnsi="Arial" w:cs="Arial"/>
+              </w:rPr>
+              <w:t>()</w:t>
+            </w:r>
+          </w:p>
+          <w:p>
+            <w:pPr>
+              <w:spacing w:line="360" w:lineRule="auto"/>
+              <w:rPr>
+                <w:rFonts w:ascii="Arial" w:hAnsi="Arial" w:cs="Arial"/>
+              </w:rPr>
+            </w:pPr>
+            <w:proofErr w:type="spellStart"/>
+            <w:r>
+              <w:rPr>
+                <w:rFonts w:ascii="Arial" w:hAnsi="Arial" w:cs="Arial"/>
+              </w:rPr>
+              <w:t>grantOverride</w:t>
+            </w:r>
+            <w:proofErr w:type="spellEnd"/>
+            <w:r>
+              <w:rPr>
+                <w:rFonts w:ascii="Arial" w:hAnsi="Arial" w:cs="Arial"/>
+              </w:rPr>
+              <w:t>()</w:t>
+            </w:r>
+          </w:p>
+        </w:tc>
+      </w:tr>
+      <w:tr>
+        <w:tc>
+          <w:tcPr>
+            <w:tcW w:w="3070" w:type="dxa"/>
+            <w:vAlign w:val="center"/>
+          </w:tcPr>
+          <w:p>
+            <w:pPr>
+              <w:spacing w:line="360" w:lineRule="auto"/>
+              <w:rPr>
+                <w:rFonts w:ascii="Arial" w:hAnsi="Arial" w:cs="Arial"/>
+              </w:rPr>
+            </w:pPr>
+            <w:proofErr w:type="spellStart"/>
+            <w:r>
+              <w:rPr>
+                <w:rFonts w:ascii="Arial" w:hAnsi="Arial" w:cs="Arial"/>
+              </w:rPr>
+              <w:t>RegistryStaff</w:t>
+            </w:r>
+            <w:proofErr w:type="spellEnd"/>
+          </w:p>
+        </w:tc>
+        <w:tc>
+          <w:tcPr>
+            <w:tcW w:w="2595" w:type="dxa"/>
+            <w:vAlign w:val="center"/>
+          </w:tcPr>
+          <w:p>
+            <w:pPr>
+              <w:spacing w:line="360" w:lineRule="auto"/>
+              <w:rPr>
+                <w:rFonts w:ascii="Arial" w:hAnsi="Arial" w:cs="Arial"/>
+              </w:rPr>
+            </w:pPr>
+            <w:proofErr w:type="spellStart"/>
+            <w:r>
+              <w:rPr>
+                <w:rFonts w:ascii="Arial" w:hAnsi="Arial" w:cs="Arial"/>
+              </w:rPr>
+              <w:t>officeLocation</w:t>
+            </w:r>
+            <w:proofErr w:type="spellEnd"/>
+            <w:r>
+              <w:rPr>
+                <w:rFonts w:ascii="Arial" w:hAnsi="Arial" w:cs="Arial"/>
+              </w:rPr>
+              <w:t>: String</w:t>
+            </w:r>
+          </w:p>
+        </w:tc>
+        <w:tc>
+          <w:tcPr>
+            <w:tcW w:w="3872" w:type="dxa"/>
+            <w:vAlign w:val="center"/>
+          </w:tcPr>
+          <w:p>
+            <w:pPr>
+              <w:spacing w:line="360" w:lineRule="auto"/>
+              <w:rPr>
+                <w:rFonts w:ascii="Arial" w:hAnsi="Arial" w:cs="Arial"/>
+              </w:rPr>
+            </w:pPr>
+            <w:proofErr w:type="spellStart"/>
+            <w:r>
+              <w:rPr>
+                <w:rFonts w:ascii="Arial" w:hAnsi="Arial" w:cs="Arial"/>
+              </w:rPr>
+              <w:t>monitorEnrolments</w:t>
+            </w:r>
+            <w:proofErr w:type="spellEnd"/>
+            <w:r>
+              <w:rPr>
+                <w:rFonts w:ascii="Arial" w:hAnsi="Arial" w:cs="Arial"/>
+              </w:rPr>
+              <w:t>()</w:t>
+            </w:r>
+          </w:p>
+          <w:p>
+            <w:pPr>
+              <w:spacing w:line="360" w:lineRule="auto"/>
+              <w:rPr>
+                <w:rFonts w:ascii="Arial" w:hAnsi="Arial" w:cs="Arial"/>
+              </w:rPr>
+            </w:pPr>
+            <w:proofErr w:type="spellStart"/>
+            <w:r>
+              <w:rPr>
+                <w:rFonts w:ascii="Arial" w:hAnsi="Arial" w:cs="Arial"/>
+              </w:rPr>
+              <w:t>reviewEnrolmentRequest</w:t>
+            </w:r>
+            <w:proofErr w:type="spellEnd"/>
+            <w:r>
+              <w:rPr>
+                <w:rFonts w:ascii="Arial" w:hAnsi="Arial" w:cs="Arial"/>
+              </w:rPr>
+              <w:t>()</w:t>
+            </w:r>
+          </w:p>
+          <w:p>
+            <w:pPr>
+              <w:spacing w:line="360" w:lineRule="auto"/>
+              <w:rPr>
+                <w:rFonts w:ascii="Arial" w:hAnsi="Arial" w:cs="Arial"/>
+              </w:rPr>
+            </w:pPr>
+            <w:proofErr w:type="spellStart"/>
+            <w:r>
+              <w:rPr>
+                <w:rFonts w:ascii="Arial" w:hAnsi="Arial" w:cs="Arial"/>
+              </w:rPr>
+              <w:t>checkStudentEligibility</w:t>
+            </w:r>
+            <w:proofErr w:type="spellEnd"/>
+            <w:r>
+              <w:rPr>
+                <w:rFonts w:ascii="Arial" w:hAnsi="Arial" w:cs="Arial"/>
+              </w:rPr>
+              <w:t>()</w:t>
+            </w:r>
+          </w:p>
+          <w:p>
+            <w:pPr>
+              <w:spacing w:line="360" w:lineRule="auto"/>
+              <w:rPr>
+                <w:rFonts w:ascii="Arial" w:hAnsi="Arial" w:cs="Arial"/>
+              </w:rPr>
+            </w:pPr>
+            <w:proofErr w:type="spellStart"/>
+            <w:r>
+              <w:rPr>
+                <w:rFonts w:ascii="Arial" w:hAnsi="Arial" w:cs="Arial"/>
+              </w:rPr>
+              <w:t>approveEnrolment</w:t>
+            </w:r>
+            <w:proofErr w:type="spellEnd"/>
+            <w:r>
+              <w:rPr>
+                <w:rFonts w:ascii="Arial" w:hAnsi="Arial" w:cs="Arial"/>
+              </w:rPr>
+              <w:t>()</w:t>
+            </w:r>
+          </w:p>
+          <w:p>
+            <w:pPr>
+              <w:spacing w:line="360" w:lineRule="auto"/>
+              <w:rPr>
+                <w:rFonts w:ascii="Arial" w:hAnsi="Arial" w:cs="Arial"/>
+              </w:rPr>
+            </w:pPr>
+            <w:proofErr w:type="spellStart"/>
+            <w:r>
+              <w:rPr>
+                <w:rFonts w:ascii="Arial" w:hAnsi="Arial" w:cs="Arial"/>
+              </w:rPr>
+              <w:t>rejectEnrolment</w:t>
+            </w:r>
+            <w:proofErr w:type="spellEnd"/>
+            <w:r>
+              <w:rPr>
+                <w:rFonts w:ascii="Arial" w:hAnsi="Arial" w:cs="Arial"/>
+              </w:rPr>
+              <w:t>()</w:t>
+            </w:r>
+          </w:p>
+        </w:tc>
+      </w:tr>
+      <w:tr>
+        <w:tc>
+          <w:tcPr>
+            <w:tcW w:w="3070" w:type="dxa"/>
+            <w:vAlign w:val="center"/>
+          </w:tcPr>
+          <w:p>
+            <w:pPr>
+              <w:spacing w:line="360" w:lineRule="auto"/>
+              <w:rPr>
+                <w:rFonts w:ascii="Arial" w:hAnsi="Arial" w:cs="Arial"/>
+              </w:rPr>
+            </w:pPr>
+            <w:proofErr w:type="spellStart"/>
+            <w:r>
+              <w:rPr>
+                <w:rFonts w:ascii="Arial" w:hAnsi="Arial" w:cs="Arial"/>
+              </w:rPr>
+              <w:t>FinanceStaff</w:t>
+            </w:r>
+            <w:proofErr w:type="spellEnd"/>
+          </w:p>
+        </w:tc>
+        <w:tc>
+          <w:tcPr>
+            <w:tcW w:w="2595" w:type="dxa"/>
+            <w:vAlign w:val="center"/>
+          </w:tcPr>
+          <w:p>
+            <w:pPr>
+              <w:spacing w:line="360" w:lineRule="auto"/>
+              <w:rPr>
+                <w:rFonts w:ascii="Arial" w:hAnsi="Arial" w:cs="Arial"/>
+              </w:rPr>
+            </w:pPr>
+            <w:proofErr w:type="spellStart"/>
+            <w:r>
+              <w:rPr>
+                <w:rFonts w:ascii="Arial" w:hAnsi="Arial" w:cs="Arial"/>
+              </w:rPr>
+              <w:t>financeUnit</w:t>
+            </w:r>
+            <w:proofErr w:type="spellEnd"/>
+            <w:r>
+              <w:rPr>
+                <w:rFonts w:ascii="Arial" w:hAnsi="Arial" w:cs="Arial"/>
+              </w:rPr>
+              <w:t>: String</w:t>
+            </w:r>
+          </w:p>
+        </w:tc>
+        <w:tc>
+          <w:tcPr>
+            <w:tcW w:w="3872" w:type="dxa"/>
+            <w:vAlign w:val="center"/>
+          </w:tcPr>
+          <w:p>
+            <w:pPr>
+              <w:spacing w:line="360" w:lineRule="auto"/>
+              <w:rPr>
+                <w:rFonts w:ascii="Arial" w:hAnsi="Arial" w:cs="Arial"/>
+              </w:rPr>
+            </w:pPr>
+            <w:proofErr w:type="spellStart"/>
+            <w:r>
+              <w:rPr>
+                <w:rFonts w:ascii="Arial" w:hAnsi="Arial" w:cs="Arial"/>
+              </w:rPr>
+              <w:t>viewPaymentStatus</w:t>
+            </w:r>
+            <w:proofErr w:type="spellEnd"/>
+            <w:r>
+              <w:rPr>
+                <w:rFonts w:ascii="Arial" w:hAnsi="Arial" w:cs="Arial"/>
+              </w:rPr>
+              <w:t>()</w:t>
+            </w:r>
+          </w:p>
+          <w:p>
+            <w:pPr>
+              <w:spacing w:line="360" w:lineRule="auto"/>
+              <w:rPr>
+                <w:rFonts w:ascii="Arial" w:hAnsi="Arial" w:cs="Arial"/>
+              </w:rPr>
+            </w:pPr>
+            <w:proofErr w:type="spellStart"/>
+            <w:r>
+              <w:rPr>
+                <w:rFonts w:ascii="Arial" w:hAnsi="Arial" w:cs="Arial"/>
+              </w:rPr>
+              <w:t>handlePaymentException</w:t>
+            </w:r>
+            <w:proofErr w:type="spellEnd"/>
+            <w:r>
+              <w:rPr>
+                <w:rFonts w:ascii="Arial" w:hAnsi="Arial" w:cs="Arial"/>
+              </w:rPr>
+              <w:t>()</w:t>
+            </w:r>
+          </w:p>
+        </w:tc>
+      </w:tr>
+      <w:tr>
+        <w:tc>
+          <w:tcPr>
+            <w:tcW w:w="3070" w:type="dxa"/>
+            <w:vAlign w:val="center"/>
+          </w:tcPr>
+          <w:p>
+            <w:pPr>
+              <w:spacing w:line="360" w:lineRule="auto"/>
+              <w:rPr>
+                <w:rFonts w:ascii="Arial" w:hAnsi="Arial" w:cs="Arial"/>
+              </w:rPr>
+            </w:pPr>
+            <w:proofErr w:type="spellStart"/>
+            <w:r>
+              <w:rPr>
+                <w:rFonts w:ascii="Arial" w:hAnsi="Arial" w:cs="Arial"/>
+              </w:rPr>
+              <w:lastRenderedPageBreak/>
+              <w:t>ITStaff</w:t>
+            </w:r>
+            <w:proofErr w:type="spellEnd"/>
+          </w:p>
+        </w:tc>
+        <w:tc>
+          <w:tcPr>
+            <w:tcW w:w="2595" w:type="dxa"/>
+            <w:vAlign w:val="center"/>
+          </w:tcPr>
+          <w:p>
+            <w:pPr>
+              <w:spacing w:line="360" w:lineRule="auto"/>
+              <w:rPr>
+                <w:rFonts w:ascii="Arial" w:hAnsi="Arial" w:cs="Arial"/>
+              </w:rPr>
+            </w:pPr>
+            <w:proofErr w:type="spellStart"/>
+            <w:r>
+              <w:rPr>
+                <w:rFonts w:ascii="Arial" w:hAnsi="Arial" w:cs="Arial"/>
+              </w:rPr>
+              <w:t>technicalArea</w:t>
+            </w:r>
+            <w:proofErr w:type="spellEnd"/>
+            <w:r>
+              <w:rPr>
+                <w:rFonts w:ascii="Arial" w:hAnsi="Arial" w:cs="Arial"/>
+              </w:rPr>
+              <w:t>: String</w:t>
+            </w:r>
+          </w:p>
+        </w:tc>
+        <w:tc>
+          <w:tcPr>
+            <w:tcW w:w="3872" w:type="dxa"/>
+            <w:vAlign w:val="center"/>
+          </w:tcPr>
+          <w:p>
+            <w:pPr>
+              <w:spacing w:line="360" w:lineRule="auto"/>
+              <w:rPr>
+                <w:rFonts w:ascii="Arial" w:hAnsi="Arial" w:cs="Arial"/>
+              </w:rPr>
+            </w:pPr>
+            <w:proofErr w:type="spellStart"/>
+            <w:r>
+              <w:rPr>
+                <w:rFonts w:ascii="Arial" w:hAnsi="Arial" w:cs="Arial"/>
+              </w:rPr>
+              <w:t>monitorSystemPerformance</w:t>
+            </w:r>
+            <w:proofErr w:type="spellEnd"/>
+            <w:r>
+              <w:rPr>
+                <w:rFonts w:ascii="Arial" w:hAnsi="Arial" w:cs="Arial"/>
+              </w:rPr>
+              <w:t>()</w:t>
+            </w:r>
+          </w:p>
+          <w:p>
+            <w:pPr>
+              <w:spacing w:line="360" w:lineRule="auto"/>
+              <w:rPr>
+                <w:rFonts w:ascii="Arial" w:hAnsi="Arial" w:cs="Arial"/>
+              </w:rPr>
+            </w:pPr>
+            <w:proofErr w:type="spellStart"/>
+            <w:r>
+              <w:rPr>
+                <w:rFonts w:ascii="Arial" w:hAnsi="Arial" w:cs="Arial"/>
+              </w:rPr>
+              <w:t>maintainSystemUptime</w:t>
+            </w:r>
+            <w:proofErr w:type="spellEnd"/>
+            <w:r>
+              <w:rPr>
+                <w:rFonts w:ascii="Arial" w:hAnsi="Arial" w:cs="Arial"/>
+              </w:rPr>
+              <w:t>()</w:t>
+            </w:r>
+          </w:p>
+          <w:p>
+            <w:pPr>
+              <w:spacing w:line="360" w:lineRule="auto"/>
+              <w:rPr>
+                <w:rFonts w:ascii="Arial" w:hAnsi="Arial" w:cs="Arial"/>
+              </w:rPr>
+            </w:pPr>
+            <w:proofErr w:type="spellStart"/>
+            <w:r>
+              <w:rPr>
+                <w:rFonts w:ascii="Arial" w:hAnsi="Arial" w:cs="Arial"/>
+              </w:rPr>
+              <w:t>validateDataConsistency</w:t>
+            </w:r>
+            <w:proofErr w:type="spellEnd"/>
+            <w:r>
+              <w:rPr>
+                <w:rFonts w:ascii="Arial" w:hAnsi="Arial" w:cs="Arial"/>
+              </w:rPr>
+              <w:t>()</w:t>
+            </w:r>
+          </w:p>
+          <w:p>
+            <w:pPr>
+              <w:spacing w:line="360" w:lineRule="auto"/>
+              <w:rPr>
+                <w:rFonts w:ascii="Arial" w:hAnsi="Arial" w:cs="Arial"/>
+              </w:rPr>
+            </w:pPr>
+            <w:proofErr w:type="spellStart"/>
+            <w:r>
+              <w:rPr>
+                <w:rFonts w:ascii="Arial" w:hAnsi="Arial" w:cs="Arial"/>
+              </w:rPr>
+              <w:t>resolveTechnicalIssues</w:t>
+            </w:r>
+            <w:proofErr w:type="spellEnd"/>
+            <w:r>
+              <w:rPr>
+                <w:rFonts w:ascii="Arial" w:hAnsi="Arial" w:cs="Arial"/>
+              </w:rPr>
+              <w:t>()</w:t>
+            </w:r>
+          </w:p>
+        </w:tc>
+      </w:tr>
+      <w:tr>
+        <w:tc>
+          <w:tcPr>
+            <w:tcW w:w="3070" w:type="dxa"/>
+            <w:vAlign w:val="center"/>
+          </w:tcPr>
+          <w:p>
+            <w:pPr>
+              <w:spacing w:line="360" w:lineRule="auto"/>
+              <w:rPr>
+                <w:rFonts w:ascii="Arial" w:hAnsi="Arial" w:cs="Arial"/>
+              </w:rPr>
+            </w:pPr>
+            <w:proofErr w:type="spellStart"/>
+            <w:r>
+              <w:rPr>
+                <w:rFonts w:ascii="Arial" w:hAnsi="Arial" w:cs="Arial"/>
+              </w:rPr>
+              <w:t>SystemAdmin</w:t>
+            </w:r>
+            <w:proofErr w:type="spellEnd"/>
+          </w:p>
+        </w:tc>
+        <w:tc>
+          <w:tcPr>
+            <w:tcW w:w="2595" w:type="dxa"/>
+            <w:vAlign w:val="center"/>
+          </w:tcPr>
+          <w:p>
+            <w:pPr>
+              <w:spacing w:line="360" w:lineRule="auto"/>
+              <w:rPr>
+                <w:rFonts w:ascii="Arial" w:hAnsi="Arial" w:cs="Arial"/>
+              </w:rPr>
+            </w:pPr>
+            <w:proofErr w:type="spellStart"/>
+            <w:r>
+              <w:rPr>
+                <w:rFonts w:ascii="Arial" w:hAnsi="Arial" w:cs="Arial"/>
+              </w:rPr>
+              <w:t>adminLevel</w:t>
+            </w:r>
+            <w:proofErr w:type="spellEnd"/>
+            <w:r>
+              <w:rPr>
+                <w:rFonts w:ascii="Arial" w:hAnsi="Arial" w:cs="Arial"/>
+              </w:rPr>
+              <w:t>: String</w:t>
+            </w:r>
+          </w:p>
+        </w:tc>
+        <w:tc>
+          <w:tcPr>
+            <w:tcW w:w="3872" w:type="dxa"/>
+            <w:vAlign w:val="center"/>
+          </w:tcPr>
+          <w:p>
+            <w:pPr>
+              <w:spacing w:line="360" w:lineRule="auto"/>
+              <w:rPr>
+                <w:rFonts w:ascii="Arial" w:hAnsi="Arial" w:cs="Arial"/>
+              </w:rPr>
+            </w:pPr>
+            <w:proofErr w:type="spellStart"/>
+            <w:r>
+              <w:rPr>
+                <w:rFonts w:ascii="Arial" w:hAnsi="Arial" w:cs="Arial"/>
+              </w:rPr>
+              <w:t>manageUserAccess</w:t>
+            </w:r>
+            <w:proofErr w:type="spellEnd"/>
+            <w:r>
+              <w:rPr>
+                <w:rFonts w:ascii="Arial" w:hAnsi="Arial" w:cs="Arial"/>
+              </w:rPr>
+              <w:t>()</w:t>
+            </w:r>
+          </w:p>
+          <w:p>
+            <w:pPr>
+              <w:spacing w:line="360" w:lineRule="auto"/>
+              <w:rPr>
+                <w:rFonts w:ascii="Arial" w:hAnsi="Arial" w:cs="Arial"/>
+              </w:rPr>
+            </w:pPr>
+            <w:proofErr w:type="spellStart"/>
+            <w:r>
+              <w:rPr>
+                <w:rFonts w:ascii="Arial" w:hAnsi="Arial" w:cs="Arial"/>
+              </w:rPr>
+              <w:t>setSystemConfiguration</w:t>
+            </w:r>
+            <w:proofErr w:type="spellEnd"/>
+            <w:r>
+              <w:rPr>
+                <w:rFonts w:ascii="Arial" w:hAnsi="Arial" w:cs="Arial"/>
+              </w:rPr>
+              <w:t>()</w:t>
+            </w:r>
+          </w:p>
+          <w:p>
+            <w:pPr>
+              <w:spacing w:line="360" w:lineRule="auto"/>
+              <w:rPr>
+                <w:rFonts w:ascii="Arial" w:hAnsi="Arial" w:cs="Arial"/>
+              </w:rPr>
+            </w:pPr>
+            <w:proofErr w:type="spellStart"/>
+            <w:r>
+              <w:rPr>
+                <w:rFonts w:ascii="Arial" w:hAnsi="Arial" w:cs="Arial"/>
+              </w:rPr>
+              <w:t>reviewAuditLogs</w:t>
+            </w:r>
+            <w:proofErr w:type="spellEnd"/>
+            <w:r>
+              <w:rPr>
+                <w:rFonts w:ascii="Arial" w:hAnsi="Arial" w:cs="Arial"/>
+              </w:rPr>
+              <w:t>()</w:t>
+            </w:r>
+          </w:p>
+        </w:tc>
+      </w:tr>
+      <w:tr>
+        <w:tc>
+          <w:tcPr>
+            <w:tcW w:w="3070" w:type="dxa"/>
+            <w:vAlign w:val="center"/>
+          </w:tcPr>
+          <w:p>
+            <w:pPr>
+              <w:spacing w:line="360" w:lineRule="auto"/>
+              <w:rPr>
+                <w:rFonts w:ascii="Arial" w:hAnsi="Arial" w:cs="Arial"/>
+              </w:rPr>
+            </w:pPr>
+            <w:r>
+              <w:rPr>
+                <w:rFonts w:ascii="Arial" w:hAnsi="Arial" w:cs="Arial"/>
+              </w:rPr>
+              <w:t>Course</w:t>
+            </w:r>
+          </w:p>
+        </w:tc>
+        <w:tc>
+          <w:tcPr>
+            <w:tcW w:w="2595" w:type="dxa"/>
+            <w:vAlign w:val="center"/>
+          </w:tcPr>
+          <w:p>
+            <w:pPr>
+              <w:spacing w:line="360" w:lineRule="auto"/>
+              <w:rPr>
+                <w:rFonts w:ascii="Arial" w:hAnsi="Arial" w:cs="Arial"/>
+              </w:rPr>
+            </w:pPr>
+            <w:proofErr w:type="spellStart"/>
+            <w:r>
+              <w:rPr>
+                <w:rFonts w:ascii="Arial" w:hAnsi="Arial" w:cs="Arial"/>
+              </w:rPr>
+              <w:t>courseId</w:t>
+            </w:r>
+            <w:proofErr w:type="spellEnd"/>
+            <w:r>
+              <w:rPr>
+                <w:rFonts w:ascii="Arial" w:hAnsi="Arial" w:cs="Arial"/>
+              </w:rPr>
+              <w:t>: String</w:t>
+            </w:r>
+          </w:p>
+          <w:p>
+            <w:pPr>
+              <w:spacing w:line="360" w:lineRule="auto"/>
+              <w:rPr>
+                <w:rFonts w:ascii="Arial" w:hAnsi="Arial" w:cs="Arial"/>
+              </w:rPr>
+            </w:pPr>
+            <w:proofErr w:type="spellStart"/>
+            <w:r>
+              <w:rPr>
+                <w:rFonts w:ascii="Arial" w:hAnsi="Arial" w:cs="Arial"/>
+              </w:rPr>
+              <w:t>courseCode</w:t>
+            </w:r>
+            <w:proofErr w:type="spellEnd"/>
+            <w:r>
+              <w:rPr>
+                <w:rFonts w:ascii="Arial" w:hAnsi="Arial" w:cs="Arial"/>
+              </w:rPr>
+              <w:t>: String</w:t>
+            </w:r>
+          </w:p>
+          <w:p>
+            <w:pPr>
+              <w:spacing w:line="360" w:lineRule="auto"/>
+              <w:rPr>
+                <w:rFonts w:ascii="Arial" w:hAnsi="Arial" w:cs="Arial"/>
+              </w:rPr>
+            </w:pPr>
+            <w:proofErr w:type="spellStart"/>
+            <w:r>
+              <w:rPr>
+                <w:rFonts w:ascii="Arial" w:hAnsi="Arial" w:cs="Arial"/>
+              </w:rPr>
+              <w:t>courseName</w:t>
+            </w:r>
+            <w:proofErr w:type="spellEnd"/>
+            <w:r>
+              <w:rPr>
+                <w:rFonts w:ascii="Arial" w:hAnsi="Arial" w:cs="Arial"/>
+              </w:rPr>
+              <w:t>: String</w:t>
+            </w:r>
+          </w:p>
+          <w:p>
+            <w:pPr>
+              <w:spacing w:line="360" w:lineRule="auto"/>
+              <w:rPr>
+                <w:rFonts w:ascii="Arial" w:hAnsi="Arial" w:cs="Arial"/>
+              </w:rPr>
+            </w:pPr>
+            <w:r>
+              <w:rPr>
+                <w:rFonts w:ascii="Arial" w:hAnsi="Arial" w:cs="Arial"/>
+              </w:rPr>
+              <w:t>description: String</w:t>
+            </w:r>
+          </w:p>
+          <w:p>
+            <w:pPr>
+              <w:spacing w:line="360" w:lineRule="auto"/>
+              <w:rPr>
+                <w:rFonts w:ascii="Arial" w:hAnsi="Arial" w:cs="Arial"/>
+              </w:rPr>
+            </w:pPr>
+            <w:r>
+              <w:rPr>
+                <w:rFonts w:ascii="Arial" w:hAnsi="Arial" w:cs="Arial"/>
+              </w:rPr>
+              <w:t>prerequisites: String</w:t>
+            </w:r>
+          </w:p>
+          <w:p>
+            <w:pPr>
+              <w:spacing w:line="360" w:lineRule="auto"/>
+              <w:rPr>
+                <w:rFonts w:ascii="Arial" w:hAnsi="Arial" w:cs="Arial"/>
+              </w:rPr>
+            </w:pPr>
+            <w:r>
+              <w:rPr>
+                <w:rFonts w:ascii="Arial" w:hAnsi="Arial" w:cs="Arial"/>
+              </w:rPr>
+              <w:t>capacity: int</w:t>
+            </w:r>
+          </w:p>
+          <w:p>
+            <w:pPr>
+              <w:spacing w:line="360" w:lineRule="auto"/>
+              <w:rPr>
+                <w:rFonts w:ascii="Arial" w:hAnsi="Arial" w:cs="Arial"/>
+              </w:rPr>
+            </w:pPr>
+            <w:r>
+              <w:rPr>
+                <w:rFonts w:ascii="Arial" w:hAnsi="Arial" w:cs="Arial"/>
+              </w:rPr>
+              <w:t>credits: int</w:t>
+            </w:r>
+          </w:p>
+        </w:tc>
+        <w:tc>
+          <w:tcPr>
+            <w:tcW w:w="3872" w:type="dxa"/>
+            <w:vAlign w:val="center"/>
+          </w:tcPr>
+          <w:p>
+            <w:pPr>
+              <w:spacing w:line="360" w:lineRule="auto"/>
+              <w:rPr>
+                <w:rFonts w:ascii="Arial" w:hAnsi="Arial" w:cs="Arial"/>
+              </w:rPr>
+            </w:pPr>
+            <w:proofErr w:type="spellStart"/>
+            <w:r>
+              <w:rPr>
+                <w:rFonts w:ascii="Arial" w:hAnsi="Arial" w:cs="Arial"/>
+              </w:rPr>
+              <w:t>isAvailable</w:t>
+            </w:r>
+            <w:proofErr w:type="spellEnd"/>
+            <w:r>
+              <w:rPr>
+                <w:rFonts w:ascii="Arial" w:hAnsi="Arial" w:cs="Arial"/>
+              </w:rPr>
+              <w:t>()</w:t>
+            </w:r>
+          </w:p>
+          <w:p>
+            <w:pPr>
+              <w:spacing w:line="360" w:lineRule="auto"/>
+              <w:rPr>
+                <w:rFonts w:ascii="Arial" w:hAnsi="Arial" w:cs="Arial"/>
+              </w:rPr>
+            </w:pPr>
+            <w:proofErr w:type="spellStart"/>
+            <w:r>
+              <w:rPr>
+                <w:rFonts w:ascii="Arial" w:hAnsi="Arial" w:cs="Arial"/>
+              </w:rPr>
+              <w:t>updateCapacity</w:t>
+            </w:r>
+            <w:proofErr w:type="spellEnd"/>
+            <w:r>
+              <w:rPr>
+                <w:rFonts w:ascii="Arial" w:hAnsi="Arial" w:cs="Arial"/>
+              </w:rPr>
+              <w:t>()</w:t>
+            </w:r>
+          </w:p>
+          <w:p>
+            <w:pPr>
+              <w:spacing w:line="360" w:lineRule="auto"/>
+              <w:rPr>
+                <w:rFonts w:ascii="Arial" w:hAnsi="Arial" w:cs="Arial"/>
+              </w:rPr>
+            </w:pPr>
+            <w:proofErr w:type="spellStart"/>
+            <w:r>
+              <w:rPr>
+                <w:rFonts w:ascii="Arial" w:hAnsi="Arial" w:cs="Arial"/>
+              </w:rPr>
+              <w:t>getPrerequisites</w:t>
+            </w:r>
+            <w:proofErr w:type="spellEnd"/>
+            <w:r>
+              <w:rPr>
+                <w:rFonts w:ascii="Arial" w:hAnsi="Arial" w:cs="Arial"/>
+              </w:rPr>
+              <w:t>()</w:t>
+            </w:r>
+          </w:p>
+        </w:tc>
+      </w:tr>
+      <w:tr>
+        <w:tc>
+          <w:tcPr>
+            <w:tcW w:w="3070" w:type="dxa"/>
+            <w:vAlign w:val="center"/>
+          </w:tcPr>
+          <w:p>
+            <w:pPr>
+              <w:spacing w:line="360" w:lineRule="auto"/>
+              <w:rPr>
+                <w:rFonts w:ascii="Arial" w:hAnsi="Arial" w:cs="Arial"/>
+              </w:rPr>
+            </w:pPr>
+            <w:r>
+              <w:rPr>
+                <w:rFonts w:ascii="Arial" w:hAnsi="Arial" w:cs="Arial"/>
+              </w:rPr>
+              <w:t>Timetable</w:t>
+            </w:r>
+          </w:p>
+        </w:tc>
+        <w:tc>
+          <w:tcPr>
+            <w:tcW w:w="2595" w:type="dxa"/>
+            <w:vAlign w:val="center"/>
+          </w:tcPr>
+          <w:p>
+            <w:pPr>
+              <w:spacing w:line="360" w:lineRule="auto"/>
+              <w:rPr>
+                <w:rFonts w:ascii="Arial" w:hAnsi="Arial" w:cs="Arial"/>
+              </w:rPr>
+            </w:pPr>
+            <w:proofErr w:type="spellStart"/>
+            <w:r>
+              <w:rPr>
+                <w:rFonts w:ascii="Arial" w:hAnsi="Arial" w:cs="Arial"/>
+              </w:rPr>
+              <w:t>timetableId</w:t>
+            </w:r>
+            <w:proofErr w:type="spellEnd"/>
+            <w:r>
+              <w:rPr>
+                <w:rFonts w:ascii="Arial" w:hAnsi="Arial" w:cs="Arial"/>
+              </w:rPr>
+              <w:t>: String</w:t>
+            </w:r>
+          </w:p>
+          <w:p>
+            <w:pPr>
+              <w:spacing w:line="360" w:lineRule="auto"/>
+              <w:rPr>
+                <w:rFonts w:ascii="Arial" w:hAnsi="Arial" w:cs="Arial"/>
+              </w:rPr>
+            </w:pPr>
+            <w:r>
+              <w:rPr>
+                <w:rFonts w:ascii="Arial" w:hAnsi="Arial" w:cs="Arial"/>
+              </w:rPr>
+              <w:t>day: String</w:t>
+            </w:r>
+          </w:p>
+          <w:p>
+            <w:pPr>
+              <w:spacing w:line="360" w:lineRule="auto"/>
+              <w:rPr>
+                <w:rFonts w:ascii="Arial" w:hAnsi="Arial" w:cs="Arial"/>
+              </w:rPr>
+            </w:pPr>
+            <w:proofErr w:type="spellStart"/>
+            <w:r>
+              <w:rPr>
+                <w:rFonts w:ascii="Arial" w:hAnsi="Arial" w:cs="Arial"/>
+              </w:rPr>
+              <w:t>startTime</w:t>
+            </w:r>
+            <w:proofErr w:type="spellEnd"/>
+            <w:r>
+              <w:rPr>
+                <w:rFonts w:ascii="Arial" w:hAnsi="Arial" w:cs="Arial"/>
+              </w:rPr>
+              <w:t>: String</w:t>
+            </w:r>
+          </w:p>
+          <w:p>
+            <w:pPr>
+              <w:spacing w:line="360" w:lineRule="auto"/>
+              <w:rPr>
+                <w:rFonts w:ascii="Arial" w:hAnsi="Arial" w:cs="Arial"/>
+              </w:rPr>
+            </w:pPr>
+            <w:proofErr w:type="spellStart"/>
+            <w:r>
+              <w:rPr>
+                <w:rFonts w:ascii="Arial" w:hAnsi="Arial" w:cs="Arial"/>
+              </w:rPr>
+              <w:t>endTime</w:t>
+            </w:r>
+            <w:proofErr w:type="spellEnd"/>
+            <w:r>
+              <w:rPr>
+                <w:rFonts w:ascii="Arial" w:hAnsi="Arial" w:cs="Arial"/>
+              </w:rPr>
+              <w:t>: String</w:t>
+            </w:r>
+          </w:p>
+          <w:p>
+            <w:pPr>
+              <w:spacing w:line="360" w:lineRule="auto"/>
+              <w:rPr>
+                <w:rFonts w:ascii="Arial" w:hAnsi="Arial" w:cs="Arial"/>
+              </w:rPr>
+            </w:pPr>
+            <w:r>
+              <w:rPr>
+                <w:rFonts w:ascii="Arial" w:hAnsi="Arial" w:cs="Arial"/>
+              </w:rPr>
+              <w:t>location: String</w:t>
+            </w:r>
+          </w:p>
+        </w:tc>
+        <w:tc>
+          <w:tcPr>
+            <w:tcW w:w="3872" w:type="dxa"/>
+            <w:vAlign w:val="center"/>
+          </w:tcPr>
+          <w:p>
+            <w:pPr>
+              <w:spacing w:line="360" w:lineRule="auto"/>
+              <w:rPr>
+                <w:rFonts w:ascii="Arial" w:hAnsi="Arial" w:cs="Arial"/>
+              </w:rPr>
+            </w:pPr>
+            <w:proofErr w:type="spellStart"/>
+            <w:r>
+              <w:rPr>
+                <w:rFonts w:ascii="Arial" w:hAnsi="Arial" w:cs="Arial"/>
+              </w:rPr>
+              <w:t>displayTimetable</w:t>
+            </w:r>
+            <w:proofErr w:type="spellEnd"/>
+            <w:r>
+              <w:rPr>
+                <w:rFonts w:ascii="Arial" w:hAnsi="Arial" w:cs="Arial"/>
+              </w:rPr>
+              <w:t>()</w:t>
+            </w:r>
+          </w:p>
+        </w:tc>
+      </w:tr>
+      <w:tr>
+        <w:tc>
+          <w:tcPr>
+            <w:tcW w:w="3070" w:type="dxa"/>
+            <w:vAlign w:val="center"/>
+          </w:tcPr>
+          <w:p>
+            <w:pPr>
+              <w:spacing w:line="360" w:lineRule="auto"/>
+              <w:rPr>
+                <w:rFonts w:ascii="Arial" w:hAnsi="Arial" w:cs="Arial"/>
+              </w:rPr>
+            </w:pPr>
+            <w:proofErr w:type="spellStart"/>
+            <w:r>
+              <w:rPr>
+                <w:rFonts w:ascii="Arial" w:hAnsi="Arial" w:cs="Arial"/>
+              </w:rPr>
+              <w:t>EnrolmentRequest</w:t>
+            </w:r>
+            <w:proofErr w:type="spellEnd"/>
+          </w:p>
+        </w:tc>
+        <w:tc>
+          <w:tcPr>
+            <w:tcW w:w="2595" w:type="dxa"/>
+            <w:vAlign w:val="center"/>
+          </w:tcPr>
+          <w:p>
+            <w:pPr>
+              <w:spacing w:line="360" w:lineRule="auto"/>
+              <w:rPr>
+                <w:rFonts w:ascii="Arial" w:hAnsi="Arial" w:cs="Arial"/>
+              </w:rPr>
+            </w:pPr>
+            <w:proofErr w:type="spellStart"/>
+            <w:r>
+              <w:rPr>
+                <w:rFonts w:ascii="Arial" w:hAnsi="Arial" w:cs="Arial"/>
+              </w:rPr>
+              <w:t>requestId</w:t>
+            </w:r>
+            <w:proofErr w:type="spellEnd"/>
+            <w:r>
+              <w:rPr>
+                <w:rFonts w:ascii="Arial" w:hAnsi="Arial" w:cs="Arial"/>
+              </w:rPr>
+              <w:t>: String</w:t>
+            </w:r>
+          </w:p>
+          <w:p>
+            <w:pPr>
+              <w:spacing w:line="360" w:lineRule="auto"/>
+              <w:rPr>
+                <w:rFonts w:ascii="Arial" w:hAnsi="Arial" w:cs="Arial"/>
+              </w:rPr>
+            </w:pPr>
+            <w:proofErr w:type="spellStart"/>
+            <w:r>
+              <w:rPr>
+                <w:rFonts w:ascii="Arial" w:hAnsi="Arial" w:cs="Arial"/>
+              </w:rPr>
+              <w:t>submissionDate</w:t>
+            </w:r>
+            <w:proofErr w:type="spellEnd"/>
+            <w:r>
+              <w:rPr>
+                <w:rFonts w:ascii="Arial" w:hAnsi="Arial" w:cs="Arial"/>
+              </w:rPr>
+              <w:t>: Date</w:t>
+            </w:r>
+          </w:p>
+          <w:p>
+            <w:pPr>
+              <w:spacing w:line="360" w:lineRule="auto"/>
+              <w:rPr>
+                <w:rFonts w:ascii="Arial" w:hAnsi="Arial" w:cs="Arial"/>
+              </w:rPr>
+            </w:pPr>
+            <w:proofErr w:type="spellStart"/>
+            <w:r>
+              <w:rPr>
+                <w:rFonts w:ascii="Arial" w:hAnsi="Arial" w:cs="Arial"/>
+              </w:rPr>
+              <w:t>enrolmentStatus</w:t>
+            </w:r>
+            <w:proofErr w:type="spellEnd"/>
+            <w:r>
+              <w:rPr>
+                <w:rFonts w:ascii="Arial" w:hAnsi="Arial" w:cs="Arial"/>
+              </w:rPr>
+              <w:t xml:space="preserve">: </w:t>
+            </w:r>
+            <w:proofErr w:type="spellStart"/>
+            <w:r>
+              <w:rPr>
+                <w:rFonts w:ascii="Arial" w:hAnsi="Arial" w:cs="Arial"/>
+              </w:rPr>
+              <w:t>EnrolmentStatus</w:t>
+            </w:r>
+            <w:proofErr w:type="spellEnd"/>
+          </w:p>
+        </w:tc>
+        <w:tc>
+          <w:tcPr>
+            <w:tcW w:w="3872" w:type="dxa"/>
+            <w:vAlign w:val="center"/>
+          </w:tcPr>
+          <w:p>
+            <w:pPr>
+              <w:spacing w:line="360" w:lineRule="auto"/>
+              <w:rPr>
+                <w:rFonts w:ascii="Arial" w:hAnsi="Arial" w:cs="Arial"/>
+              </w:rPr>
+            </w:pPr>
+            <w:r>
+              <w:rPr>
+                <w:rFonts w:ascii="Arial" w:hAnsi="Arial" w:cs="Arial"/>
+              </w:rPr>
+              <w:t>submit()</w:t>
+            </w:r>
+          </w:p>
+          <w:p>
+            <w:pPr>
+              <w:spacing w:line="360" w:lineRule="auto"/>
+              <w:rPr>
+                <w:rFonts w:ascii="Arial" w:hAnsi="Arial" w:cs="Arial"/>
+              </w:rPr>
+            </w:pPr>
+            <w:r>
+              <w:rPr>
+                <w:rFonts w:ascii="Arial" w:hAnsi="Arial" w:cs="Arial"/>
+              </w:rPr>
+              <w:t>resubmit()</w:t>
+            </w:r>
+          </w:p>
+          <w:p>
+            <w:pPr>
+              <w:spacing w:line="360" w:lineRule="auto"/>
+              <w:rPr>
+                <w:rFonts w:ascii="Arial" w:hAnsi="Arial" w:cs="Arial"/>
+              </w:rPr>
+            </w:pPr>
+            <w:r>
+              <w:rPr>
+                <w:rFonts w:ascii="Arial" w:hAnsi="Arial" w:cs="Arial"/>
+              </w:rPr>
+              <w:t>cancel()</w:t>
+            </w:r>
+          </w:p>
+        </w:tc>
+      </w:tr>
+      <w:tr>
+        <w:tc>
+          <w:tcPr>
+            <w:tcW w:w="3070" w:type="dxa"/>
+            <w:vAlign w:val="center"/>
+          </w:tcPr>
+          <w:p>
+            <w:pPr>
+              <w:spacing w:line="360" w:lineRule="auto"/>
+              <w:rPr>
+                <w:rFonts w:ascii="Arial" w:hAnsi="Arial" w:cs="Arial"/>
+              </w:rPr>
+            </w:pPr>
+            <w:proofErr w:type="spellStart"/>
+            <w:r>
+              <w:rPr>
+                <w:rFonts w:ascii="Arial" w:hAnsi="Arial" w:cs="Arial"/>
+              </w:rPr>
+              <w:t>EnrolmentService</w:t>
+            </w:r>
+            <w:proofErr w:type="spellEnd"/>
+          </w:p>
+        </w:tc>
+        <w:tc>
+          <w:tcPr>
+            <w:tcW w:w="2595" w:type="dxa"/>
+            <w:vAlign w:val="center"/>
+          </w:tcPr>
+          <w:p>
+            <w:pPr>
+              <w:spacing w:line="360" w:lineRule="auto"/>
+              <w:rPr>
+                <w:rFonts w:ascii="Arial" w:hAnsi="Arial" w:cs="Arial"/>
+              </w:rPr>
+            </w:pPr>
+          </w:p>
+        </w:tc>
+        <w:tc>
+          <w:tcPr>
+            <w:tcW w:w="3872" w:type="dxa"/>
+            <w:vAlign w:val="center"/>
+          </w:tcPr>
+          <w:p>
+            <w:pPr>
+              <w:spacing w:line="360" w:lineRule="auto"/>
+              <w:rPr>
+                <w:rFonts w:ascii="Arial" w:hAnsi="Arial" w:cs="Arial"/>
+              </w:rPr>
+            </w:pPr>
+            <w:proofErr w:type="spellStart"/>
+            <w:r>
+              <w:rPr>
+                <w:rFonts w:ascii="Arial" w:hAnsi="Arial" w:cs="Arial"/>
+              </w:rPr>
+              <w:t>validatePrerequisites</w:t>
+            </w:r>
+            <w:proofErr w:type="spellEnd"/>
+            <w:r>
+              <w:rPr>
+                <w:rFonts w:ascii="Arial" w:hAnsi="Arial" w:cs="Arial"/>
+              </w:rPr>
+              <w:t>()</w:t>
+            </w:r>
+          </w:p>
+          <w:p>
+            <w:pPr>
+              <w:spacing w:line="360" w:lineRule="auto"/>
+              <w:rPr>
+                <w:rFonts w:ascii="Arial" w:hAnsi="Arial" w:cs="Arial"/>
+              </w:rPr>
+            </w:pPr>
+            <w:proofErr w:type="spellStart"/>
+            <w:r>
+              <w:rPr>
+                <w:rFonts w:ascii="Arial" w:hAnsi="Arial" w:cs="Arial"/>
+              </w:rPr>
+              <w:t>checkCourseCapacity</w:t>
+            </w:r>
+            <w:proofErr w:type="spellEnd"/>
+            <w:r>
+              <w:rPr>
+                <w:rFonts w:ascii="Arial" w:hAnsi="Arial" w:cs="Arial"/>
+              </w:rPr>
+              <w:t>()</w:t>
+            </w:r>
+          </w:p>
+          <w:p>
+            <w:pPr>
+              <w:spacing w:line="360" w:lineRule="auto"/>
+              <w:rPr>
+                <w:rFonts w:ascii="Arial" w:hAnsi="Arial" w:cs="Arial"/>
+              </w:rPr>
+            </w:pPr>
+            <w:proofErr w:type="spellStart"/>
+            <w:r>
+              <w:rPr>
+                <w:rFonts w:ascii="Arial" w:hAnsi="Arial" w:cs="Arial"/>
+              </w:rPr>
+              <w:t>detectTimetableClashes</w:t>
+            </w:r>
+            <w:proofErr w:type="spellEnd"/>
+            <w:r>
+              <w:rPr>
+                <w:rFonts w:ascii="Arial" w:hAnsi="Arial" w:cs="Arial"/>
+              </w:rPr>
+              <w:t>()</w:t>
+            </w:r>
+          </w:p>
+          <w:p>
+            <w:pPr>
+              <w:spacing w:line="360" w:lineRule="auto"/>
+              <w:rPr>
+                <w:rFonts w:ascii="Arial" w:hAnsi="Arial" w:cs="Arial"/>
+              </w:rPr>
+            </w:pPr>
+            <w:proofErr w:type="spellStart"/>
+            <w:r>
+              <w:rPr>
+                <w:rFonts w:ascii="Arial" w:hAnsi="Arial" w:cs="Arial"/>
+              </w:rPr>
+              <w:t>checkFinancialEligibility</w:t>
+            </w:r>
+            <w:proofErr w:type="spellEnd"/>
+            <w:r>
+              <w:rPr>
+                <w:rFonts w:ascii="Arial" w:hAnsi="Arial" w:cs="Arial"/>
+              </w:rPr>
+              <w:t>(</w:t>
+            </w:r>
+            <w:proofErr w:type="spellStart"/>
+            <w:r>
+              <w:rPr>
+                <w:rFonts w:ascii="Arial" w:hAnsi="Arial" w:cs="Arial"/>
+              </w:rPr>
+              <w:t>studentId</w:t>
+            </w:r>
+            <w:proofErr w:type="spellEnd"/>
+            <w:r>
+              <w:rPr>
+                <w:rFonts w:ascii="Arial" w:hAnsi="Arial" w:cs="Arial"/>
+              </w:rPr>
+              <w:t xml:space="preserve">, </w:t>
+            </w:r>
+            <w:proofErr w:type="spellStart"/>
+            <w:r>
+              <w:rPr>
+                <w:rFonts w:ascii="Arial" w:hAnsi="Arial" w:cs="Arial"/>
+              </w:rPr>
+              <w:t>studentType</w:t>
+            </w:r>
+            <w:proofErr w:type="spellEnd"/>
+            <w:r>
+              <w:rPr>
+                <w:rFonts w:ascii="Arial" w:hAnsi="Arial" w:cs="Arial"/>
+              </w:rPr>
+              <w:t>)</w:t>
+            </w:r>
+          </w:p>
+          <w:p>
+            <w:pPr>
+              <w:spacing w:line="360" w:lineRule="auto"/>
+              <w:rPr>
+                <w:rFonts w:ascii="Arial" w:hAnsi="Arial" w:cs="Arial"/>
+              </w:rPr>
+            </w:pPr>
+            <w:proofErr w:type="spellStart"/>
+            <w:r>
+              <w:rPr>
+                <w:rFonts w:ascii="Arial" w:hAnsi="Arial" w:cs="Arial"/>
+              </w:rPr>
+              <w:t>confirmEnrolment</w:t>
+            </w:r>
+            <w:proofErr w:type="spellEnd"/>
+            <w:r>
+              <w:rPr>
+                <w:rFonts w:ascii="Arial" w:hAnsi="Arial" w:cs="Arial"/>
+              </w:rPr>
+              <w:t>()</w:t>
+            </w:r>
+          </w:p>
+        </w:tc>
+      </w:tr>
+      <w:tr>
+        <w:tc>
+          <w:tcPr>
+            <w:tcW w:w="3070" w:type="dxa"/>
+            <w:vAlign w:val="center"/>
+          </w:tcPr>
+          <w:p>
+            <w:pPr>
+              <w:spacing w:line="360" w:lineRule="auto"/>
+              <w:rPr>
+                <w:rFonts w:ascii="Arial" w:hAnsi="Arial" w:cs="Arial"/>
+              </w:rPr>
+            </w:pPr>
+            <w:proofErr w:type="spellStart"/>
+            <w:r>
+              <w:rPr>
+                <w:rFonts w:ascii="Arial" w:hAnsi="Arial" w:cs="Arial"/>
+              </w:rPr>
+              <w:lastRenderedPageBreak/>
+              <w:t>NotificationService</w:t>
+            </w:r>
+            <w:proofErr w:type="spellEnd"/>
+          </w:p>
+        </w:tc>
+        <w:tc>
+          <w:tcPr>
+            <w:tcW w:w="2595" w:type="dxa"/>
+            <w:vAlign w:val="center"/>
+          </w:tcPr>
+          <w:p>
+            <w:pPr>
+              <w:spacing w:line="360" w:lineRule="auto"/>
+              <w:rPr>
+                <w:rFonts w:ascii="Arial" w:hAnsi="Arial" w:cs="Arial"/>
+              </w:rPr>
+            </w:pPr>
+          </w:p>
+        </w:tc>
+        <w:tc>
+          <w:tcPr>
+            <w:tcW w:w="3872" w:type="dxa"/>
+            <w:vAlign w:val="center"/>
+          </w:tcPr>
+          <w:p>
+            <w:pPr>
+              <w:spacing w:line="360" w:lineRule="auto"/>
+              <w:rPr>
+                <w:rFonts w:ascii="Arial" w:hAnsi="Arial" w:cs="Arial"/>
+              </w:rPr>
+            </w:pPr>
+            <w:proofErr w:type="spellStart"/>
+            <w:r>
+              <w:rPr>
+                <w:rFonts w:ascii="Arial" w:hAnsi="Arial" w:cs="Arial"/>
+              </w:rPr>
+              <w:t>notifyEnrolmentIssues</w:t>
+            </w:r>
+            <w:proofErr w:type="spellEnd"/>
+            <w:r>
+              <w:rPr>
+                <w:rFonts w:ascii="Arial" w:hAnsi="Arial" w:cs="Arial"/>
+              </w:rPr>
+              <w:t>(student, issues)</w:t>
+            </w:r>
+          </w:p>
+        </w:tc>
+      </w:tr>
+      <w:tr>
+        <w:tc>
+          <w:tcPr>
+            <w:tcW w:w="3070" w:type="dxa"/>
+            <w:vAlign w:val="center"/>
+          </w:tcPr>
+          <w:p>
+            <w:pPr>
+              <w:spacing w:line="360" w:lineRule="auto"/>
+              <w:rPr>
+                <w:rFonts w:ascii="Arial" w:hAnsi="Arial" w:cs="Arial"/>
+              </w:rPr>
+            </w:pPr>
+            <w:proofErr w:type="spellStart"/>
+            <w:r>
+              <w:rPr>
+                <w:rFonts w:ascii="Arial" w:hAnsi="Arial" w:cs="Arial"/>
+              </w:rPr>
+              <w:t>AuditService</w:t>
+            </w:r>
+            <w:proofErr w:type="spellEnd"/>
+          </w:p>
+        </w:tc>
+        <w:tc>
+          <w:tcPr>
+            <w:tcW w:w="2595" w:type="dxa"/>
+            <w:vAlign w:val="center"/>
+          </w:tcPr>
+          <w:p>
+            <w:pPr>
+              <w:spacing w:line="360" w:lineRule="auto"/>
+              <w:rPr>
+                <w:rFonts w:ascii="Arial" w:hAnsi="Arial" w:cs="Arial"/>
+              </w:rPr>
+            </w:pPr>
+          </w:p>
+        </w:tc>
+        <w:tc>
+          <w:tcPr>
+            <w:tcW w:w="3872" w:type="dxa"/>
+            <w:vAlign w:val="center"/>
+          </w:tcPr>
+          <w:p>
+            <w:pPr>
+              <w:spacing w:line="360" w:lineRule="auto"/>
+              <w:rPr>
+                <w:rFonts w:ascii="Arial" w:hAnsi="Arial" w:cs="Arial"/>
+              </w:rPr>
+            </w:pPr>
+            <w:proofErr w:type="spellStart"/>
+            <w:r>
+              <w:rPr>
+                <w:rFonts w:ascii="Arial" w:hAnsi="Arial" w:cs="Arial"/>
+              </w:rPr>
+              <w:t>logActivity</w:t>
+            </w:r>
+            <w:proofErr w:type="spellEnd"/>
+            <w:r>
+              <w:rPr>
+                <w:rFonts w:ascii="Arial" w:hAnsi="Arial" w:cs="Arial"/>
+              </w:rPr>
+              <w:t>(</w:t>
+            </w:r>
+            <w:proofErr w:type="spellStart"/>
+            <w:r>
+              <w:rPr>
+                <w:rFonts w:ascii="Arial" w:hAnsi="Arial" w:cs="Arial"/>
+              </w:rPr>
+              <w:t>userId</w:t>
+            </w:r>
+            <w:proofErr w:type="spellEnd"/>
+            <w:r>
+              <w:rPr>
+                <w:rFonts w:ascii="Arial" w:hAnsi="Arial" w:cs="Arial"/>
+              </w:rPr>
+              <w:t>, action, timestamp)</w:t>
+            </w:r>
+          </w:p>
+        </w:tc>
+      </w:tr>
+      <w:tr>
+        <w:tc>
+          <w:tcPr>
+            <w:tcW w:w="3070" w:type="dxa"/>
+            <w:vAlign w:val="center"/>
+          </w:tcPr>
+          <w:p>
+            <w:pPr>
+              <w:spacing w:line="360" w:lineRule="auto"/>
+              <w:rPr>
+                <w:rFonts w:ascii="Arial" w:hAnsi="Arial" w:cs="Arial"/>
+              </w:rPr>
+            </w:pPr>
+            <w:proofErr w:type="spellStart"/>
+            <w:r>
+              <w:rPr>
+                <w:rFonts w:ascii="Arial" w:hAnsi="Arial" w:cs="Arial"/>
+              </w:rPr>
+              <w:t>ICourseInformationSystem</w:t>
+            </w:r>
+            <w:proofErr w:type="spellEnd"/>
+          </w:p>
+        </w:tc>
+        <w:tc>
+          <w:tcPr>
+            <w:tcW w:w="2595" w:type="dxa"/>
+            <w:vAlign w:val="center"/>
+          </w:tcPr>
+          <w:p>
+            <w:pPr>
+              <w:spacing w:line="360" w:lineRule="auto"/>
+              <w:rPr>
+                <w:rFonts w:ascii="Arial" w:hAnsi="Arial" w:cs="Arial"/>
+              </w:rPr>
+            </w:pPr>
+          </w:p>
+        </w:tc>
+        <w:tc>
+          <w:tcPr>
+            <w:tcW w:w="3872" w:type="dxa"/>
+            <w:vAlign w:val="center"/>
+          </w:tcPr>
+          <w:p>
+            <w:pPr>
+              <w:spacing w:line="360" w:lineRule="auto"/>
+              <w:rPr>
+                <w:rFonts w:ascii="Arial" w:hAnsi="Arial" w:cs="Arial"/>
+              </w:rPr>
+            </w:pPr>
+            <w:proofErr w:type="spellStart"/>
+            <w:r>
+              <w:rPr>
+                <w:rFonts w:ascii="Arial" w:hAnsi="Arial" w:cs="Arial"/>
+              </w:rPr>
+              <w:t>getCourseInfo</w:t>
+            </w:r>
+            <w:proofErr w:type="spellEnd"/>
+            <w:r>
+              <w:rPr>
+                <w:rFonts w:ascii="Arial" w:hAnsi="Arial" w:cs="Arial"/>
+              </w:rPr>
+              <w:t>(</w:t>
+            </w:r>
+            <w:proofErr w:type="spellStart"/>
+            <w:r>
+              <w:rPr>
+                <w:rFonts w:ascii="Arial" w:hAnsi="Arial" w:cs="Arial"/>
+              </w:rPr>
+              <w:t>courseId</w:t>
+            </w:r>
+            <w:proofErr w:type="spellEnd"/>
+            <w:r>
+              <w:rPr>
+                <w:rFonts w:ascii="Arial" w:hAnsi="Arial" w:cs="Arial"/>
+              </w:rPr>
+              <w:t>)</w:t>
+            </w:r>
+          </w:p>
+          <w:p>
+            <w:pPr>
+              <w:spacing w:line="360" w:lineRule="auto"/>
+              <w:rPr>
+                <w:rFonts w:ascii="Arial" w:hAnsi="Arial" w:cs="Arial"/>
+              </w:rPr>
+            </w:pPr>
+            <w:proofErr w:type="spellStart"/>
+            <w:r>
+              <w:rPr>
+                <w:rFonts w:ascii="Arial" w:hAnsi="Arial" w:cs="Arial"/>
+              </w:rPr>
+              <w:t>updateCourse</w:t>
+            </w:r>
+            <w:proofErr w:type="spellEnd"/>
+            <w:r>
+              <w:rPr>
+                <w:rFonts w:ascii="Arial" w:hAnsi="Arial" w:cs="Arial"/>
+              </w:rPr>
+              <w:t>(</w:t>
+            </w:r>
+            <w:proofErr w:type="spellStart"/>
+            <w:r>
+              <w:rPr>
+                <w:rFonts w:ascii="Arial" w:hAnsi="Arial" w:cs="Arial"/>
+              </w:rPr>
+              <w:t>courseId</w:t>
+            </w:r>
+            <w:proofErr w:type="spellEnd"/>
+            <w:r>
+              <w:rPr>
+                <w:rFonts w:ascii="Arial" w:hAnsi="Arial" w:cs="Arial"/>
+              </w:rPr>
+              <w:t>)</w:t>
+            </w:r>
+          </w:p>
+        </w:tc>
+      </w:tr>
+      <w:tr>
+        <w:tc>
+          <w:tcPr>
+            <w:tcW w:w="3070" w:type="dxa"/>
+            <w:vAlign w:val="center"/>
+          </w:tcPr>
+          <w:p>
+            <w:pPr>
+              <w:spacing w:line="360" w:lineRule="auto"/>
+              <w:rPr>
+                <w:rFonts w:ascii="Arial" w:hAnsi="Arial" w:cs="Arial"/>
+              </w:rPr>
+            </w:pPr>
+            <w:proofErr w:type="spellStart"/>
+            <w:r>
+              <w:rPr>
+                <w:rFonts w:ascii="Arial" w:hAnsi="Arial" w:cs="Arial"/>
+              </w:rPr>
+              <w:t>IStudentInformationSystem</w:t>
+            </w:r>
+            <w:proofErr w:type="spellEnd"/>
+          </w:p>
+        </w:tc>
+        <w:tc>
+          <w:tcPr>
+            <w:tcW w:w="2595" w:type="dxa"/>
+            <w:vAlign w:val="center"/>
+          </w:tcPr>
+          <w:p>
+            <w:pPr>
+              <w:spacing w:line="360" w:lineRule="auto"/>
+              <w:rPr>
+                <w:rFonts w:ascii="Arial" w:hAnsi="Arial" w:cs="Arial"/>
+              </w:rPr>
+            </w:pPr>
+          </w:p>
+        </w:tc>
+        <w:tc>
+          <w:tcPr>
+            <w:tcW w:w="3872" w:type="dxa"/>
+            <w:vAlign w:val="center"/>
+          </w:tcPr>
+          <w:p>
+            <w:pPr>
+              <w:spacing w:line="360" w:lineRule="auto"/>
+              <w:rPr>
+                <w:rFonts w:ascii="Arial" w:hAnsi="Arial" w:cs="Arial"/>
+              </w:rPr>
+            </w:pPr>
+            <w:proofErr w:type="spellStart"/>
+            <w:r>
+              <w:rPr>
+                <w:rFonts w:ascii="Arial" w:hAnsi="Arial" w:cs="Arial"/>
+              </w:rPr>
+              <w:t>getStudentInfo</w:t>
+            </w:r>
+            <w:proofErr w:type="spellEnd"/>
+            <w:r>
+              <w:rPr>
+                <w:rFonts w:ascii="Arial" w:hAnsi="Arial" w:cs="Arial"/>
+              </w:rPr>
+              <w:t>(</w:t>
+            </w:r>
+            <w:proofErr w:type="spellStart"/>
+            <w:r>
+              <w:rPr>
+                <w:rFonts w:ascii="Arial" w:hAnsi="Arial" w:cs="Arial"/>
+              </w:rPr>
+              <w:t>studentId</w:t>
+            </w:r>
+            <w:proofErr w:type="spellEnd"/>
+            <w:r>
+              <w:rPr>
+                <w:rFonts w:ascii="Arial" w:hAnsi="Arial" w:cs="Arial"/>
+              </w:rPr>
+              <w:t>)</w:t>
+            </w:r>
+          </w:p>
+          <w:p>
+            <w:pPr>
+              <w:spacing w:line="360" w:lineRule="auto"/>
+              <w:rPr>
+                <w:rFonts w:ascii="Arial" w:hAnsi="Arial" w:cs="Arial"/>
+              </w:rPr>
+            </w:pPr>
+            <w:proofErr w:type="spellStart"/>
+            <w:r>
+              <w:rPr>
+                <w:rFonts w:ascii="Arial" w:hAnsi="Arial" w:cs="Arial"/>
+              </w:rPr>
+              <w:t>getAcademicRecord</w:t>
+            </w:r>
+            <w:proofErr w:type="spellEnd"/>
+            <w:r>
+              <w:rPr>
+                <w:rFonts w:ascii="Arial" w:hAnsi="Arial" w:cs="Arial"/>
+              </w:rPr>
+              <w:t>(</w:t>
+            </w:r>
+            <w:proofErr w:type="spellStart"/>
+            <w:r>
+              <w:rPr>
+                <w:rFonts w:ascii="Arial" w:hAnsi="Arial" w:cs="Arial"/>
+              </w:rPr>
+              <w:t>studentId</w:t>
+            </w:r>
+            <w:proofErr w:type="spellEnd"/>
+            <w:r>
+              <w:rPr>
+                <w:rFonts w:ascii="Arial" w:hAnsi="Arial" w:cs="Arial"/>
+              </w:rPr>
+              <w:t>)</w:t>
+            </w:r>
+          </w:p>
+        </w:tc>
+      </w:tr>
+      <w:tr>
+        <w:tc>
+          <w:tcPr>
+            <w:tcW w:w="3070" w:type="dxa"/>
+            <w:vAlign w:val="center"/>
+          </w:tcPr>
+          <w:p>
+            <w:pPr>
+              <w:spacing w:line="360" w:lineRule="auto"/>
+              <w:rPr>
+                <w:rFonts w:ascii="Arial" w:hAnsi="Arial" w:cs="Arial"/>
+              </w:rPr>
+            </w:pPr>
+            <w:proofErr w:type="spellStart"/>
+            <w:r>
+              <w:rPr>
+                <w:rFonts w:ascii="Arial" w:hAnsi="Arial" w:cs="Arial"/>
+              </w:rPr>
+              <w:t>IFinanceSystem</w:t>
+            </w:r>
+            <w:proofErr w:type="spellEnd"/>
+          </w:p>
+        </w:tc>
+        <w:tc>
+          <w:tcPr>
+            <w:tcW w:w="2595" w:type="dxa"/>
+            <w:vAlign w:val="center"/>
+          </w:tcPr>
+          <w:p>
+            <w:pPr>
+              <w:spacing w:line="360" w:lineRule="auto"/>
+              <w:rPr>
+                <w:rFonts w:ascii="Arial" w:hAnsi="Arial" w:cs="Arial"/>
+              </w:rPr>
+            </w:pPr>
+          </w:p>
+        </w:tc>
+        <w:tc>
+          <w:tcPr>
+            <w:tcW w:w="3872" w:type="dxa"/>
+            <w:vAlign w:val="center"/>
+          </w:tcPr>
+          <w:p>
+            <w:pPr>
+              <w:spacing w:line="360" w:lineRule="auto"/>
+              <w:rPr>
+                <w:rFonts w:ascii="Arial" w:hAnsi="Arial" w:cs="Arial"/>
+              </w:rPr>
+            </w:pPr>
+            <w:proofErr w:type="spellStart"/>
+            <w:r>
+              <w:rPr>
+                <w:rFonts w:ascii="Arial" w:hAnsi="Arial" w:cs="Arial"/>
+              </w:rPr>
+              <w:t>getPaymentStatus</w:t>
+            </w:r>
+            <w:proofErr w:type="spellEnd"/>
+            <w:r>
+              <w:rPr>
+                <w:rFonts w:ascii="Arial" w:hAnsi="Arial" w:cs="Arial"/>
+              </w:rPr>
+              <w:t>(</w:t>
+            </w:r>
+            <w:proofErr w:type="spellStart"/>
+            <w:r>
+              <w:rPr>
+                <w:rFonts w:ascii="Arial" w:hAnsi="Arial" w:cs="Arial"/>
+              </w:rPr>
+              <w:t>studentId</w:t>
+            </w:r>
+            <w:proofErr w:type="spellEnd"/>
+            <w:r>
+              <w:rPr>
+                <w:rFonts w:ascii="Arial" w:hAnsi="Arial" w:cs="Arial"/>
+              </w:rPr>
+              <w:t>)</w:t>
+            </w:r>
+          </w:p>
+          <w:p>
+            <w:pPr>
+              <w:spacing w:line="360" w:lineRule="auto"/>
+              <w:rPr>
+                <w:rFonts w:ascii="Arial" w:hAnsi="Arial" w:cs="Arial"/>
+              </w:rPr>
+            </w:pPr>
+            <w:proofErr w:type="spellStart"/>
+            <w:r>
+              <w:rPr>
+                <w:rFonts w:ascii="Arial" w:hAnsi="Arial" w:cs="Arial"/>
+              </w:rPr>
+              <w:t>verifyInsurance</w:t>
+            </w:r>
+            <w:proofErr w:type="spellEnd"/>
+            <w:r>
+              <w:rPr>
+                <w:rFonts w:ascii="Arial" w:hAnsi="Arial" w:cs="Arial"/>
+              </w:rPr>
+              <w:t>(</w:t>
+            </w:r>
+            <w:proofErr w:type="spellStart"/>
+            <w:r>
+              <w:rPr>
+                <w:rFonts w:ascii="Arial" w:hAnsi="Arial" w:cs="Arial"/>
+              </w:rPr>
+              <w:t>studentId</w:t>
+            </w:r>
+            <w:proofErr w:type="spellEnd"/>
+            <w:r>
+              <w:rPr>
+                <w:rFonts w:ascii="Arial" w:hAnsi="Arial" w:cs="Arial"/>
+              </w:rPr>
+              <w:t>)</w:t>
+            </w:r>
+          </w:p>
+          <w:p>
+            <w:pPr>
+              <w:spacing w:line="360" w:lineRule="auto"/>
+              <w:rPr>
+                <w:rFonts w:ascii="Arial" w:hAnsi="Arial" w:cs="Arial"/>
+              </w:rPr>
+            </w:pPr>
+            <w:proofErr w:type="spellStart"/>
+            <w:r>
+              <w:rPr>
+                <w:rFonts w:ascii="Arial" w:hAnsi="Arial" w:cs="Arial"/>
+              </w:rPr>
+              <w:t>checkFinancialPolicy</w:t>
+            </w:r>
+            <w:proofErr w:type="spellEnd"/>
+            <w:r>
+              <w:rPr>
+                <w:rFonts w:ascii="Arial" w:hAnsi="Arial" w:cs="Arial"/>
+              </w:rPr>
+              <w:t>(</w:t>
+            </w:r>
+            <w:proofErr w:type="spellStart"/>
+            <w:r>
+              <w:rPr>
+                <w:rFonts w:ascii="Arial" w:hAnsi="Arial" w:cs="Arial"/>
+              </w:rPr>
+              <w:t>studentId</w:t>
+            </w:r>
+            <w:proofErr w:type="spellEnd"/>
+            <w:r>
+              <w:rPr>
+                <w:rFonts w:ascii="Arial" w:hAnsi="Arial" w:cs="Arial"/>
+              </w:rPr>
+              <w:t>)</w:t>
+            </w:r>
+          </w:p>
+        </w:tc>
+      </w:tr>
+      <w:tr>
+        <w:tc>
+          <w:tcPr>
+            <w:tcW w:w="3070" w:type="dxa"/>
+            <w:vAlign w:val="center"/>
+          </w:tcPr>
+          <w:p>
+            <w:pPr>
+              <w:spacing w:line="360" w:lineRule="auto"/>
+              <w:rPr>
+                <w:rFonts w:ascii="Arial" w:hAnsi="Arial" w:cs="Arial"/>
+              </w:rPr>
+            </w:pPr>
+            <w:proofErr w:type="spellStart"/>
+            <w:r>
+              <w:rPr>
+                <w:rFonts w:ascii="Arial" w:hAnsi="Arial" w:cs="Arial"/>
+              </w:rPr>
+              <w:t>IHRSystem</w:t>
+            </w:r>
+            <w:proofErr w:type="spellEnd"/>
+          </w:p>
+        </w:tc>
+        <w:tc>
+          <w:tcPr>
+            <w:tcW w:w="2595" w:type="dxa"/>
+            <w:vAlign w:val="center"/>
+          </w:tcPr>
+          <w:p>
+            <w:pPr>
+              <w:spacing w:line="360" w:lineRule="auto"/>
+              <w:rPr>
+                <w:rFonts w:ascii="Arial" w:hAnsi="Arial" w:cs="Arial"/>
+              </w:rPr>
+            </w:pPr>
+          </w:p>
+        </w:tc>
+        <w:tc>
+          <w:tcPr>
+            <w:tcW w:w="3872" w:type="dxa"/>
+            <w:vAlign w:val="center"/>
+          </w:tcPr>
+          <w:p>
+            <w:pPr>
+              <w:spacing w:line="360" w:lineRule="auto"/>
+              <w:rPr>
+                <w:rFonts w:ascii="Arial" w:hAnsi="Arial" w:cs="Arial"/>
+              </w:rPr>
+            </w:pPr>
+            <w:proofErr w:type="spellStart"/>
+            <w:r>
+              <w:rPr>
+                <w:rFonts w:ascii="Arial" w:hAnsi="Arial" w:cs="Arial"/>
+              </w:rPr>
+              <w:t>getStaffRole</w:t>
+            </w:r>
+            <w:proofErr w:type="spellEnd"/>
+            <w:r>
+              <w:rPr>
+                <w:rFonts w:ascii="Arial" w:hAnsi="Arial" w:cs="Arial"/>
+              </w:rPr>
+              <w:t>(</w:t>
+            </w:r>
+            <w:proofErr w:type="spellStart"/>
+            <w:r>
+              <w:rPr>
+                <w:rFonts w:ascii="Arial" w:hAnsi="Arial" w:cs="Arial"/>
+              </w:rPr>
+              <w:t>staffId</w:t>
+            </w:r>
+            <w:proofErr w:type="spellEnd"/>
+            <w:r>
+              <w:rPr>
+                <w:rFonts w:ascii="Arial" w:hAnsi="Arial" w:cs="Arial"/>
+              </w:rPr>
+              <w:t>)</w:t>
+            </w:r>
+          </w:p>
+          <w:p>
+            <w:pPr>
+              <w:spacing w:line="360" w:lineRule="auto"/>
+              <w:rPr>
+                <w:rFonts w:ascii="Arial" w:hAnsi="Arial" w:cs="Arial"/>
+              </w:rPr>
+            </w:pPr>
+            <w:proofErr w:type="spellStart"/>
+            <w:r>
+              <w:rPr>
+                <w:rFonts w:ascii="Arial" w:hAnsi="Arial" w:cs="Arial"/>
+              </w:rPr>
+              <w:t>getAccessRights</w:t>
+            </w:r>
+            <w:proofErr w:type="spellEnd"/>
+            <w:r>
+              <w:rPr>
+                <w:rFonts w:ascii="Arial" w:hAnsi="Arial" w:cs="Arial"/>
+              </w:rPr>
+              <w:t>(</w:t>
+            </w:r>
+            <w:proofErr w:type="spellStart"/>
+            <w:r>
+              <w:rPr>
+                <w:rFonts w:ascii="Arial" w:hAnsi="Arial" w:cs="Arial"/>
+              </w:rPr>
+              <w:t>userId</w:t>
+            </w:r>
+            <w:proofErr w:type="spellEnd"/>
+            <w:r>
+              <w:rPr>
+                <w:rFonts w:ascii="Arial" w:hAnsi="Arial" w:cs="Arial"/>
+              </w:rPr>
+              <w:t>)</w:t>
+            </w:r>
+          </w:p>
+        </w:tc>
+      </w:tr>
+      <w:tr>
+        <w:tc>
+          <w:tcPr>
+            <w:tcW w:w="3070" w:type="dxa"/>
+            <w:vAlign w:val="center"/>
+          </w:tcPr>
+          <w:p>
+            <w:pPr>
+              <w:spacing w:line="360" w:lineRule="auto"/>
+              <w:rPr>
+                <w:rFonts w:ascii="Arial" w:hAnsi="Arial" w:cs="Arial"/>
+              </w:rPr>
+            </w:pPr>
+            <w:proofErr w:type="spellStart"/>
+            <w:r>
+              <w:rPr>
+                <w:rFonts w:ascii="Arial" w:hAnsi="Arial" w:cs="Arial"/>
+              </w:rPr>
+              <w:t>StudentType</w:t>
+            </w:r>
+            <w:proofErr w:type="spellEnd"/>
+          </w:p>
+        </w:tc>
+        <w:tc>
+          <w:tcPr>
+            <w:tcW w:w="2595" w:type="dxa"/>
+            <w:vAlign w:val="center"/>
+          </w:tcPr>
+          <w:p>
+            <w:pPr>
+              <w:spacing w:line="360" w:lineRule="auto"/>
+              <w:rPr>
+                <w:rFonts w:ascii="Arial" w:hAnsi="Arial" w:cs="Arial"/>
+              </w:rPr>
+            </w:pPr>
+            <w:r>
+              <w:rPr>
+                <w:rFonts w:ascii="Arial" w:hAnsi="Arial" w:cs="Arial"/>
+              </w:rPr>
+              <w:t>Domestic</w:t>
+            </w:r>
+          </w:p>
+          <w:p>
+            <w:pPr>
+              <w:spacing w:line="360" w:lineRule="auto"/>
+              <w:rPr>
+                <w:rFonts w:ascii="Arial" w:hAnsi="Arial" w:cs="Arial"/>
+              </w:rPr>
+            </w:pPr>
+            <w:r>
+              <w:rPr>
+                <w:rFonts w:ascii="Arial" w:hAnsi="Arial" w:cs="Arial"/>
+              </w:rPr>
+              <w:t>International</w:t>
+            </w:r>
+          </w:p>
+        </w:tc>
+        <w:tc>
+          <w:tcPr>
+            <w:tcW w:w="3872" w:type="dxa"/>
+            <w:vAlign w:val="center"/>
+          </w:tcPr>
+          <w:p>
+            <w:pPr>
+              <w:spacing w:line="360" w:lineRule="auto"/>
+              <w:rPr>
+                <w:rFonts w:ascii="Arial" w:hAnsi="Arial" w:cs="Arial"/>
+              </w:rPr>
+            </w:pPr>
+          </w:p>
+        </w:tc>
+      </w:tr>
+      <w:tr>
+        <w:tc>
+          <w:tcPr>
+            <w:tcW w:w="3070" w:type="dxa"/>
+            <w:vAlign w:val="center"/>
+          </w:tcPr>
+          <w:p>
+            <w:pPr>
+              <w:spacing w:line="360" w:lineRule="auto"/>
+              <w:rPr>
+                <w:rFonts w:ascii="Arial" w:hAnsi="Arial" w:cs="Arial"/>
+              </w:rPr>
+            </w:pPr>
+            <w:proofErr w:type="spellStart"/>
+            <w:r>
+              <w:rPr>
+                <w:rFonts w:ascii="Arial" w:hAnsi="Arial" w:cs="Arial"/>
+              </w:rPr>
+              <w:t>EnrolmentStatus</w:t>
+            </w:r>
+            <w:proofErr w:type="spellEnd"/>
+          </w:p>
+        </w:tc>
+        <w:tc>
+          <w:tcPr>
+            <w:tcW w:w="2595" w:type="dxa"/>
+            <w:vAlign w:val="center"/>
+          </w:tcPr>
+          <w:p>
+            <w:pPr>
+              <w:spacing w:line="360" w:lineRule="auto"/>
+              <w:rPr>
+                <w:rFonts w:ascii="Arial" w:hAnsi="Arial" w:cs="Arial"/>
+              </w:rPr>
+            </w:pPr>
+            <w:r>
+              <w:rPr>
+                <w:rFonts w:ascii="Arial" w:hAnsi="Arial" w:cs="Arial"/>
+              </w:rPr>
+              <w:t>Draft</w:t>
+            </w:r>
+          </w:p>
+          <w:p>
+            <w:pPr>
+              <w:spacing w:line="360" w:lineRule="auto"/>
+              <w:rPr>
+                <w:rFonts w:ascii="Arial" w:hAnsi="Arial" w:cs="Arial"/>
+              </w:rPr>
+            </w:pPr>
+            <w:r>
+              <w:rPr>
+                <w:rFonts w:ascii="Arial" w:hAnsi="Arial" w:cs="Arial"/>
+              </w:rPr>
+              <w:t>Pending</w:t>
+            </w:r>
+          </w:p>
+          <w:p>
+            <w:pPr>
+              <w:spacing w:line="360" w:lineRule="auto"/>
+              <w:rPr>
+                <w:rFonts w:ascii="Arial" w:hAnsi="Arial" w:cs="Arial"/>
+              </w:rPr>
+            </w:pPr>
+            <w:r>
+              <w:rPr>
+                <w:rFonts w:ascii="Arial" w:hAnsi="Arial" w:cs="Arial"/>
+              </w:rPr>
+              <w:t>Approved</w:t>
+            </w:r>
+          </w:p>
+          <w:p>
+            <w:pPr>
+              <w:spacing w:line="360" w:lineRule="auto"/>
+              <w:rPr>
+                <w:rFonts w:ascii="Arial" w:hAnsi="Arial" w:cs="Arial"/>
+              </w:rPr>
+            </w:pPr>
+            <w:r>
+              <w:rPr>
+                <w:rFonts w:ascii="Arial" w:hAnsi="Arial" w:cs="Arial"/>
+              </w:rPr>
+              <w:t>Rejected</w:t>
+            </w:r>
+          </w:p>
+          <w:p>
+            <w:pPr>
+              <w:spacing w:line="360" w:lineRule="auto"/>
+              <w:rPr>
+                <w:rFonts w:ascii="Arial" w:hAnsi="Arial" w:cs="Arial"/>
+              </w:rPr>
+            </w:pPr>
+            <w:r>
+              <w:rPr>
+                <w:rFonts w:ascii="Arial" w:hAnsi="Arial" w:cs="Arial"/>
+              </w:rPr>
+              <w:t>Confirmed</w:t>
+            </w:r>
+          </w:p>
+        </w:tc>
+        <w:tc>
+          <w:tcPr>
+            <w:tcW w:w="3872" w:type="dxa"/>
+            <w:vAlign w:val="center"/>
+          </w:tcPr>
+          <w:p>
+            <w:pPr>
+              <w:keepNext/>
+              <w:spacing w:line="360" w:lineRule="auto"/>
+              <w:rPr>
+                <w:rFonts w:ascii="Arial" w:hAnsi="Arial" w:cs="Arial"/>
+              </w:rPr>
+            </w:pPr>
+          </w:p>
+        </w:tc>
+      </w:tr>
+    </w:tbl>
+    <w:p>
+      <w:pPr>
+        <w:pStyle w:val="Caption"/>
+        <w:ind w:left="851"/>
+        <w:rPr>
+          <w:rFonts w:ascii="Arial" w:hAnsi="Arial" w:cs="Arial"/>
+          <w:b/>
+          <w:bCs/>
+          <w:i w:val="0"/>
+          <w:iCs w:val="0"/>
+          <w:color w:val="215E99" w:themeColor="text2" w:themeTint="BF"/>
+          <w:sz w:val="24"/>
+          <w:szCs w:val="24"/>
+        </w:rPr>
+      </w:pPr>
+      <w:r>
+        <w:rPr>
+          <w:rFonts w:ascii="Arial" w:hAnsi="Arial" w:cs="Arial"/>
+          <w:b/>
+          <w:bCs/>
+          <w:i w:val="0"/>
+          <w:iCs w:val="0"/>
+          <w:color w:val="215E99" w:themeColor="text2" w:themeTint="BF"/>
+          <w:sz w:val="24"/>
+          <w:szCs w:val="24"/>
+        </w:rPr>
+        <w:t xml:space="preserve">Table </w:t>
+      </w:r>
+      <w:r>
+        <w:rPr>
+          <w:rFonts w:ascii="Arial" w:hAnsi="Arial" w:cs="Arial"/>
+          <w:b/>
+          <w:bCs/>
+          <w:i w:val="0"/>
+          <w:iCs w:val="0"/>
+          <w:color w:val="215E99" w:themeColor="text2" w:themeTint="BF"/>
+          <w:sz w:val="24"/>
+          <w:szCs w:val="24"/>
+        </w:rPr>
+        <w:fldChar w:fldCharType="begin"/>
+      </w:r>
+      <w:r>
+        <w:rPr>
+          <w:rFonts w:ascii="Arial" w:hAnsi="Arial" w:cs="Arial"/>
+          <w:b/>
+          <w:bCs/>
+          <w:i w:val="0"/>
+          <w:iCs w:val="0"/>
+          <w:color w:val="215E99" w:themeColor="text2" w:themeTint="BF"/>
+          <w:sz w:val="24"/>
+          <w:szCs w:val="24"/>
+        </w:rPr>
+        <w:instrText xml:space="preserve"> SEQ Table \* ARABIC </w:instrText>
+      </w:r>
+      <w:r>
+        <w:rPr>
+          <w:rFonts w:ascii="Arial" w:hAnsi="Arial" w:cs="Arial"/>
+          <w:b/>
+          <w:bCs/>
+          <w:i w:val="0"/>
+          <w:iCs w:val="0"/>
+          <w:color w:val="215E99" w:themeColor="text2" w:themeTint="BF"/>
+          <w:sz w:val="24"/>
+          <w:szCs w:val="24"/>
+        </w:rPr>
+        <w:fldChar w:fldCharType="separate"/>
+      </w:r>
+      <w:r>
+        <w:rPr>
+          <w:rFonts w:ascii="Arial" w:hAnsi="Arial" w:cs="Arial"/>
+          <w:b/>
+          <w:bCs/>
+          <w:i w:val="0"/>
+          <w:iCs w:val="0"/>
+          <w:noProof/>
+          <w:color w:val="215E99" w:themeColor="text2" w:themeTint="BF"/>
+          <w:sz w:val="24"/>
+          <w:szCs w:val="24"/>
+        </w:rPr>
+        <w:t>11</w:t>
+      </w:r>
+      <w:r>
+        <w:rPr>
+          <w:rFonts w:ascii="Arial" w:hAnsi="Arial" w:cs="Arial"/>
+          <w:b/>
+          <w:bCs/>
+          <w:i w:val="0"/>
+          <w:iCs w:val="0"/>
+          <w:color w:val="215E99" w:themeColor="text2" w:themeTint="BF"/>
+          <w:sz w:val="24"/>
+          <w:szCs w:val="24"/>
+        </w:rPr>
+        <w:fldChar w:fldCharType="end"/>
+      </w:r>
+      <w:r>
+        <w:rPr>
+          <w:rFonts w:ascii="Arial" w:hAnsi="Arial" w:cs="Arial"/>
+          <w:b/>
+          <w:bCs/>
+          <w:i w:val="0"/>
+          <w:iCs w:val="0"/>
+          <w:color w:val="215E99" w:themeColor="text2" w:themeTint="BF"/>
+          <w:sz w:val="24"/>
+          <w:szCs w:val="24"/>
+        </w:rPr>
+        <w:t>: Classes' attributes and operations</w:t>
+      </w:r>
+    </w:p>
+    <w:p>
+      <w:pPr>
+        <w:pStyle w:val="Heading3"/>
+        <w:ind w:left="567"/>
+        <w:jc w:val="both"/>
+        <w:rPr>
+          <w:rFonts w:ascii="Arial" w:hAnsi="Arial" w:cs="Arial"/>
+          <w:b/>
+          <w:bCs/>
+          <w:color w:val="EE0000"/>
+          <w:sz w:val="24"/>
+          <w:szCs w:val="24"/>
+        </w:rPr>
+      </w:pPr>
+      <w:bookmarkStart w:id="38" w:name="_Toc227439367"/>
+      <w:r>
+        <w:rPr>
+          <w:rFonts w:ascii="Arial" w:hAnsi="Arial" w:cs="Arial"/>
+          <w:b/>
+          <w:bCs/>
+          <w:color w:val="EE0000"/>
+          <w:sz w:val="24"/>
+          <w:szCs w:val="24"/>
+        </w:rPr>
+        <w:t>i</w:t>
+      </w:r>
+      <w:r>
+        <w:rPr>
+          <w:rFonts w:ascii="Arial" w:hAnsi="Arial" w:cs="Arial"/>
+          <w:b/>
+          <w:bCs/>
+          <w:color w:val="EE0000"/>
+          <w:sz w:val="24"/>
+          <w:szCs w:val="24"/>
+        </w:rPr>
+        <w:t>i</w:t>
+      </w:r>
+      <w:r>
+        <w:rPr>
+          <w:rFonts w:ascii="Arial" w:hAnsi="Arial" w:cs="Arial"/>
+          <w:b/>
+          <w:bCs/>
+          <w:color w:val="EE0000"/>
+          <w:sz w:val="24"/>
+          <w:szCs w:val="24"/>
+        </w:rPr>
+        <w:t>i</w:t>
+      </w:r>
+      <w:r>
+        <w:rPr>
+          <w:rFonts w:ascii="Arial" w:hAnsi="Arial" w:cs="Arial"/>
+          <w:b/>
+          <w:bCs/>
+          <w:color w:val="EE0000"/>
+          <w:sz w:val="24"/>
+          <w:szCs w:val="24"/>
+        </w:rPr>
+        <w:t xml:space="preserve">. </w:t>
+      </w:r>
+      <w:r>
+        <w:rPr>
+          <w:rFonts w:ascii="Arial" w:hAnsi="Arial" w:cs="Arial"/>
+          <w:b/>
+          <w:bCs/>
+          <w:color w:val="EE0000"/>
+          <w:sz w:val="24"/>
+          <w:szCs w:val="24"/>
+        </w:rPr>
+        <w:t xml:space="preserve">Identify </w:t>
+      </w:r>
+      <w:r>
+        <w:rPr>
+          <w:rFonts w:ascii="Arial" w:hAnsi="Arial" w:cs="Arial"/>
+          <w:b/>
+          <w:bCs/>
+          <w:color w:val="EE0000"/>
+          <w:sz w:val="24"/>
+          <w:szCs w:val="24"/>
+        </w:rPr>
+        <w:t>r</w:t>
+      </w:r>
+      <w:r>
+        <w:rPr>
+          <w:rFonts w:ascii="Arial" w:hAnsi="Arial" w:cs="Arial"/>
+          <w:b/>
+          <w:bCs/>
+          <w:color w:val="EE0000"/>
+          <w:sz w:val="24"/>
+          <w:szCs w:val="24"/>
+        </w:rPr>
+        <w:t>elationships</w:t>
+      </w:r>
+      <w:bookmarkEnd w:id="38"/>
+    </w:p>
+    <w:p>
+      <w:pPr>
+        <w:spacing w:line="360" w:lineRule="auto"/>
+        <w:ind w:left="851"/>
+        <w:jc w:val="both"/>
+        <w:rPr>
+          <w:rFonts w:ascii="Arial" w:hAnsi="Arial" w:cs="Arial"/>
+        </w:rPr>
+      </w:pPr>
+      <w:r>
+        <w:rPr>
+          <w:rFonts w:ascii="Arial" w:hAnsi="Arial" w:cs="Arial"/>
+        </w:rPr>
+        <w:t>Based on the requirements analysis and use case modelling, the relationships between classes in the Course Enrolment System are identified and categorised into generalisation, association, dependency, and multiplicity relationships</w:t>
+      </w:r>
+      <w:r>
+        <w:rPr>
+          <w:rFonts w:ascii="Arial" w:hAnsi="Arial" w:cs="Arial"/>
+        </w:rPr>
+        <w:t>:</w:t>
+      </w:r>
+    </w:p>
+    <w:p>
+      <w:pPr>
+        <w:pStyle w:val="ListParagraph"/>
+        <w:numPr>
+          <w:ilvl w:val="0"/>
+          <w:numId w:val="37"/>
+        </w:numPr>
+        <w:spacing w:line="360" w:lineRule="auto"/>
+        <w:jc w:val="both"/>
+        <w:rPr>
+          <w:rFonts w:ascii="Arial" w:hAnsi="Arial" w:cs="Arial"/>
+        </w:rPr>
+      </w:pPr>
+      <w:r>
+        <w:rPr>
+          <w:rFonts w:ascii="Arial" w:hAnsi="Arial" w:cs="Arial"/>
+        </w:rPr>
+        <w:t>Generalisation Relationships</w:t>
+      </w:r>
+      <w:r>
+        <w:rPr>
+          <w:rFonts w:ascii="Arial" w:hAnsi="Arial" w:cs="Arial"/>
+        </w:rPr>
+        <w:t>:</w:t>
+      </w:r>
+    </w:p>
+    <w:p>
+      <w:pPr>
+        <w:pStyle w:val="ListParagraph"/>
+        <w:numPr>
+          <w:ilvl w:val="1"/>
+          <w:numId w:val="37"/>
+        </w:numPr>
+        <w:spacing w:line="360" w:lineRule="auto"/>
+        <w:ind w:left="2127"/>
+        <w:jc w:val="both"/>
+        <w:rPr>
+          <w:rFonts w:ascii="Arial" w:hAnsi="Arial" w:cs="Arial"/>
+        </w:rPr>
+      </w:pPr>
+      <w:r>
+        <w:rPr>
+          <w:rFonts w:ascii="Arial" w:hAnsi="Arial" w:cs="Arial"/>
+        </w:rPr>
+        <w:t>Student generalises to User</w:t>
+      </w:r>
+    </w:p>
+    <w:p>
+      <w:pPr>
+        <w:pStyle w:val="ListParagraph"/>
+        <w:numPr>
+          <w:ilvl w:val="1"/>
+          <w:numId w:val="37"/>
+        </w:numPr>
+        <w:spacing w:line="360" w:lineRule="auto"/>
+        <w:ind w:left="2127"/>
+        <w:jc w:val="both"/>
+        <w:rPr>
+          <w:rFonts w:ascii="Arial" w:hAnsi="Arial" w:cs="Arial"/>
+        </w:rPr>
+      </w:pPr>
+      <w:r>
+        <w:rPr>
+          <w:rFonts w:ascii="Arial" w:hAnsi="Arial" w:cs="Arial"/>
+        </w:rPr>
+        <w:t>Staff generalises to User</w:t>
+      </w:r>
+    </w:p>
+    <w:p>
+      <w:pPr>
+        <w:pStyle w:val="ListParagraph"/>
+        <w:numPr>
+          <w:ilvl w:val="1"/>
+          <w:numId w:val="37"/>
+        </w:numPr>
+        <w:spacing w:line="360" w:lineRule="auto"/>
+        <w:ind w:left="2127"/>
+        <w:jc w:val="both"/>
+        <w:rPr>
+          <w:rFonts w:ascii="Arial" w:hAnsi="Arial" w:cs="Arial"/>
+        </w:rPr>
+      </w:pPr>
+      <w:proofErr w:type="spellStart"/>
+      <w:r>
+        <w:rPr>
+          <w:rFonts w:ascii="Arial" w:hAnsi="Arial" w:cs="Arial"/>
+        </w:rPr>
+        <w:t>AcademicStaff</w:t>
+      </w:r>
+      <w:proofErr w:type="spellEnd"/>
+      <w:r>
+        <w:rPr>
+          <w:rFonts w:ascii="Arial" w:hAnsi="Arial" w:cs="Arial"/>
+        </w:rPr>
+        <w:t xml:space="preserve"> generalises to Staff</w:t>
+      </w:r>
+    </w:p>
+    <w:p>
+      <w:pPr>
+        <w:pStyle w:val="ListParagraph"/>
+        <w:numPr>
+          <w:ilvl w:val="1"/>
+          <w:numId w:val="37"/>
+        </w:numPr>
+        <w:spacing w:line="360" w:lineRule="auto"/>
+        <w:ind w:left="2127"/>
+        <w:jc w:val="both"/>
+        <w:rPr>
+          <w:rFonts w:ascii="Arial" w:hAnsi="Arial" w:cs="Arial"/>
+        </w:rPr>
+      </w:pPr>
+      <w:proofErr w:type="spellStart"/>
+      <w:r>
+        <w:rPr>
+          <w:rFonts w:ascii="Arial" w:hAnsi="Arial" w:cs="Arial"/>
+        </w:rPr>
+        <w:t>RegistryStaff</w:t>
+      </w:r>
+      <w:proofErr w:type="spellEnd"/>
+      <w:r>
+        <w:rPr>
+          <w:rFonts w:ascii="Arial" w:hAnsi="Arial" w:cs="Arial"/>
+        </w:rPr>
+        <w:t xml:space="preserve"> generalises to Staff</w:t>
+      </w:r>
+    </w:p>
+    <w:p>
+      <w:pPr>
+        <w:pStyle w:val="ListParagraph"/>
+        <w:numPr>
+          <w:ilvl w:val="1"/>
+          <w:numId w:val="37"/>
+        </w:numPr>
+        <w:spacing w:line="360" w:lineRule="auto"/>
+        <w:ind w:left="2127"/>
+        <w:jc w:val="both"/>
+        <w:rPr>
+          <w:rFonts w:ascii="Arial" w:hAnsi="Arial" w:cs="Arial"/>
+        </w:rPr>
+      </w:pPr>
+      <w:proofErr w:type="spellStart"/>
+      <w:r>
+        <w:rPr>
+          <w:rFonts w:ascii="Arial" w:hAnsi="Arial" w:cs="Arial"/>
+        </w:rPr>
+        <w:lastRenderedPageBreak/>
+        <w:t>FinanceStaff</w:t>
+      </w:r>
+      <w:proofErr w:type="spellEnd"/>
+      <w:r>
+        <w:rPr>
+          <w:rFonts w:ascii="Arial" w:hAnsi="Arial" w:cs="Arial"/>
+        </w:rPr>
+        <w:t xml:space="preserve"> generalises to Staff</w:t>
+      </w:r>
+    </w:p>
+    <w:p>
+      <w:pPr>
+        <w:pStyle w:val="ListParagraph"/>
+        <w:numPr>
+          <w:ilvl w:val="1"/>
+          <w:numId w:val="37"/>
+        </w:numPr>
+        <w:spacing w:line="360" w:lineRule="auto"/>
+        <w:ind w:left="2127"/>
+        <w:jc w:val="both"/>
+        <w:rPr>
+          <w:rFonts w:ascii="Arial" w:hAnsi="Arial" w:cs="Arial"/>
+        </w:rPr>
+      </w:pPr>
+      <w:proofErr w:type="spellStart"/>
+      <w:r>
+        <w:rPr>
+          <w:rFonts w:ascii="Arial" w:hAnsi="Arial" w:cs="Arial"/>
+        </w:rPr>
+        <w:t>ITStaff</w:t>
+      </w:r>
+      <w:proofErr w:type="spellEnd"/>
+      <w:r>
+        <w:rPr>
+          <w:rFonts w:ascii="Arial" w:hAnsi="Arial" w:cs="Arial"/>
+        </w:rPr>
+        <w:t xml:space="preserve"> generalises to Staff</w:t>
+      </w:r>
+    </w:p>
+    <w:p>
+      <w:pPr>
+        <w:pStyle w:val="ListParagraph"/>
+        <w:numPr>
+          <w:ilvl w:val="1"/>
+          <w:numId w:val="37"/>
+        </w:numPr>
+        <w:spacing w:line="360" w:lineRule="auto"/>
+        <w:ind w:left="2127"/>
+        <w:jc w:val="both"/>
+        <w:rPr>
+          <w:rFonts w:ascii="Arial" w:hAnsi="Arial" w:cs="Arial"/>
+        </w:rPr>
+      </w:pPr>
+      <w:proofErr w:type="spellStart"/>
+      <w:r>
+        <w:rPr>
+          <w:rFonts w:ascii="Arial" w:hAnsi="Arial" w:cs="Arial"/>
+        </w:rPr>
+        <w:t>SystemAdmin</w:t>
+      </w:r>
+      <w:proofErr w:type="spellEnd"/>
+      <w:r>
+        <w:rPr>
+          <w:rFonts w:ascii="Arial" w:hAnsi="Arial" w:cs="Arial"/>
+        </w:rPr>
+        <w:t xml:space="preserve"> generalises to Staff</w:t>
+      </w:r>
+    </w:p>
+    <w:p>
+      <w:pPr>
+        <w:pStyle w:val="ListParagraph"/>
+        <w:numPr>
+          <w:ilvl w:val="0"/>
+          <w:numId w:val="37"/>
+        </w:numPr>
+        <w:spacing w:line="360" w:lineRule="auto"/>
+        <w:jc w:val="both"/>
+        <w:rPr>
+          <w:rFonts w:ascii="Arial" w:hAnsi="Arial" w:cs="Arial"/>
+        </w:rPr>
+      </w:pPr>
+      <w:r>
+        <w:rPr>
+          <w:rFonts w:ascii="Arial" w:hAnsi="Arial" w:cs="Arial"/>
+        </w:rPr>
+        <w:t>Association Relationships</w:t>
+      </w:r>
+    </w:p>
+    <w:p>
+      <w:pPr>
+        <w:pStyle w:val="ListParagraph"/>
+        <w:numPr>
+          <w:ilvl w:val="1"/>
+          <w:numId w:val="37"/>
+        </w:numPr>
+        <w:spacing w:line="360" w:lineRule="auto"/>
+        <w:ind w:left="2127"/>
+        <w:jc w:val="both"/>
+        <w:rPr>
+          <w:rFonts w:ascii="Arial" w:hAnsi="Arial" w:cs="Arial"/>
+        </w:rPr>
+      </w:pPr>
+      <w:r>
+        <w:rPr>
+          <w:rFonts w:ascii="Arial" w:hAnsi="Arial" w:cs="Arial"/>
+        </w:rPr>
+        <w:t>Student is associated with Timetable (1 – 1).</w:t>
+      </w:r>
+    </w:p>
+    <w:p>
+      <w:pPr>
+        <w:pStyle w:val="ListParagraph"/>
+        <w:numPr>
+          <w:ilvl w:val="2"/>
+          <w:numId w:val="37"/>
+        </w:numPr>
+        <w:spacing w:line="360" w:lineRule="auto"/>
+        <w:ind w:left="2694"/>
+        <w:jc w:val="both"/>
+        <w:rPr>
+          <w:rFonts w:ascii="Arial" w:hAnsi="Arial" w:cs="Arial"/>
+        </w:rPr>
+      </w:pPr>
+      <w:r>
+        <w:rPr>
+          <w:rFonts w:ascii="Arial" w:hAnsi="Arial" w:cs="Arial"/>
+        </w:rPr>
+        <w:t>Each student has only one timetable</w:t>
+      </w:r>
+      <w:r>
+        <w:rPr>
+          <w:rFonts w:ascii="Arial" w:hAnsi="Arial" w:cs="Arial"/>
+        </w:rPr>
+        <w:t>.</w:t>
+      </w:r>
+    </w:p>
+    <w:p>
+      <w:pPr>
+        <w:pStyle w:val="ListParagraph"/>
+        <w:numPr>
+          <w:ilvl w:val="2"/>
+          <w:numId w:val="37"/>
+        </w:numPr>
+        <w:spacing w:line="360" w:lineRule="auto"/>
+        <w:ind w:left="2694"/>
+        <w:jc w:val="both"/>
+        <w:rPr>
+          <w:rFonts w:ascii="Arial" w:hAnsi="Arial" w:cs="Arial"/>
+        </w:rPr>
+      </w:pPr>
+      <w:r>
+        <w:rPr>
+          <w:rFonts w:ascii="Arial" w:hAnsi="Arial" w:cs="Arial"/>
+        </w:rPr>
+        <w:t>E</w:t>
+      </w:r>
+      <w:r>
+        <w:rPr>
+          <w:rFonts w:ascii="Arial" w:hAnsi="Arial" w:cs="Arial"/>
+        </w:rPr>
+        <w:t>ach timetable belongs to one student.</w:t>
+      </w:r>
+    </w:p>
+    <w:p>
+      <w:pPr>
+        <w:pStyle w:val="ListParagraph"/>
+        <w:numPr>
+          <w:ilvl w:val="1"/>
+          <w:numId w:val="37"/>
+        </w:numPr>
+        <w:spacing w:line="360" w:lineRule="auto"/>
+        <w:ind w:left="2127"/>
+        <w:jc w:val="both"/>
+        <w:rPr>
+          <w:rFonts w:ascii="Arial" w:hAnsi="Arial" w:cs="Arial"/>
+        </w:rPr>
+      </w:pPr>
+      <w:r>
+        <w:rPr>
+          <w:rFonts w:ascii="Arial" w:hAnsi="Arial" w:cs="Arial"/>
+        </w:rPr>
+        <w:t>Timetable is associated with Course (1 – 1).</w:t>
+      </w:r>
+    </w:p>
+    <w:p>
+      <w:pPr>
+        <w:pStyle w:val="ListParagraph"/>
+        <w:numPr>
+          <w:ilvl w:val="2"/>
+          <w:numId w:val="37"/>
+        </w:numPr>
+        <w:spacing w:line="360" w:lineRule="auto"/>
+        <w:ind w:left="2694"/>
+        <w:jc w:val="both"/>
+        <w:rPr>
+          <w:rFonts w:ascii="Arial" w:hAnsi="Arial" w:cs="Arial"/>
+        </w:rPr>
+      </w:pPr>
+      <w:r>
+        <w:rPr>
+          <w:rFonts w:ascii="Arial" w:hAnsi="Arial" w:cs="Arial"/>
+        </w:rPr>
+        <w:t>Each timetable belongs to one course</w:t>
+      </w:r>
+      <w:r>
+        <w:rPr>
+          <w:rFonts w:ascii="Arial" w:hAnsi="Arial" w:cs="Arial"/>
+        </w:rPr>
+        <w:t>.</w:t>
+      </w:r>
+    </w:p>
+    <w:p>
+      <w:pPr>
+        <w:pStyle w:val="ListParagraph"/>
+        <w:numPr>
+          <w:ilvl w:val="2"/>
+          <w:numId w:val="37"/>
+        </w:numPr>
+        <w:spacing w:line="360" w:lineRule="auto"/>
+        <w:ind w:left="2694"/>
+        <w:jc w:val="both"/>
+        <w:rPr>
+          <w:rFonts w:ascii="Arial" w:hAnsi="Arial" w:cs="Arial"/>
+        </w:rPr>
+      </w:pPr>
+      <w:r>
+        <w:rPr>
+          <w:rFonts w:ascii="Arial" w:hAnsi="Arial" w:cs="Arial"/>
+        </w:rPr>
+        <w:t>E</w:t>
+      </w:r>
+      <w:r>
+        <w:rPr>
+          <w:rFonts w:ascii="Arial" w:hAnsi="Arial" w:cs="Arial"/>
+        </w:rPr>
+        <w:t xml:space="preserve">ach course has </w:t>
+      </w:r>
+      <w:r>
+        <w:rPr>
+          <w:rFonts w:ascii="Arial" w:hAnsi="Arial" w:cs="Arial"/>
+        </w:rPr>
+        <w:t xml:space="preserve">only </w:t>
+      </w:r>
+      <w:r>
+        <w:rPr>
+          <w:rFonts w:ascii="Arial" w:hAnsi="Arial" w:cs="Arial"/>
+        </w:rPr>
+        <w:t>one timetable.</w:t>
+      </w:r>
+    </w:p>
+    <w:p>
+      <w:pPr>
+        <w:pStyle w:val="ListParagraph"/>
+        <w:numPr>
+          <w:ilvl w:val="1"/>
+          <w:numId w:val="37"/>
+        </w:numPr>
+        <w:spacing w:line="360" w:lineRule="auto"/>
+        <w:ind w:left="2127"/>
+        <w:jc w:val="both"/>
+        <w:rPr>
+          <w:rFonts w:ascii="Arial" w:hAnsi="Arial" w:cs="Arial"/>
+        </w:rPr>
+      </w:pPr>
+      <w:r>
+        <w:rPr>
+          <w:rFonts w:ascii="Arial" w:hAnsi="Arial" w:cs="Arial"/>
+        </w:rPr>
+        <w:t xml:space="preserve">Student is associated with </w:t>
+      </w:r>
+      <w:proofErr w:type="spellStart"/>
+      <w:r>
+        <w:rPr>
+          <w:rFonts w:ascii="Arial" w:hAnsi="Arial" w:cs="Arial"/>
+        </w:rPr>
+        <w:t>EnrolmentRequest</w:t>
+      </w:r>
+      <w:proofErr w:type="spellEnd"/>
+      <w:r>
+        <w:rPr>
+          <w:rFonts w:ascii="Arial" w:hAnsi="Arial" w:cs="Arial"/>
+        </w:rPr>
+        <w:t xml:space="preserve"> (1 – </w:t>
+      </w:r>
+      <w:proofErr w:type="gramStart"/>
+      <w:r>
+        <w:rPr>
+          <w:rFonts w:ascii="Arial" w:hAnsi="Arial" w:cs="Arial"/>
+        </w:rPr>
+        <w:t>0..</w:t>
+      </w:r>
+      <w:proofErr w:type="gramEnd"/>
+      <w:r>
+        <w:rPr>
+          <w:rFonts w:ascii="Arial" w:hAnsi="Arial" w:cs="Arial"/>
+        </w:rPr>
+        <w:t>*).</w:t>
+      </w:r>
+    </w:p>
+    <w:p>
+      <w:pPr>
+        <w:pStyle w:val="ListParagraph"/>
+        <w:numPr>
+          <w:ilvl w:val="2"/>
+          <w:numId w:val="37"/>
+        </w:numPr>
+        <w:spacing w:line="360" w:lineRule="auto"/>
+        <w:ind w:left="2694"/>
+        <w:jc w:val="both"/>
+        <w:rPr>
+          <w:rFonts w:ascii="Arial" w:hAnsi="Arial" w:cs="Arial"/>
+        </w:rPr>
+      </w:pPr>
+      <w:r>
+        <w:rPr>
+          <w:rFonts w:ascii="Arial" w:hAnsi="Arial" w:cs="Arial"/>
+        </w:rPr>
+        <w:t xml:space="preserve">Each student can </w:t>
+      </w:r>
+      <w:r>
+        <w:rPr>
+          <w:rFonts w:ascii="Arial" w:hAnsi="Arial" w:cs="Arial"/>
+        </w:rPr>
+        <w:t>submit</w:t>
+      </w:r>
+      <w:r>
+        <w:rPr>
+          <w:rFonts w:ascii="Arial" w:hAnsi="Arial" w:cs="Arial"/>
+        </w:rPr>
+        <w:t xml:space="preserve"> zero or many enrolment requests</w:t>
+      </w:r>
+      <w:r>
+        <w:rPr>
+          <w:rFonts w:ascii="Arial" w:hAnsi="Arial" w:cs="Arial"/>
+        </w:rPr>
+        <w:t>.</w:t>
+      </w:r>
+    </w:p>
+    <w:p>
+      <w:pPr>
+        <w:pStyle w:val="ListParagraph"/>
+        <w:numPr>
+          <w:ilvl w:val="2"/>
+          <w:numId w:val="37"/>
+        </w:numPr>
+        <w:spacing w:line="360" w:lineRule="auto"/>
+        <w:ind w:left="2694"/>
+        <w:jc w:val="both"/>
+        <w:rPr>
+          <w:rFonts w:ascii="Arial" w:hAnsi="Arial" w:cs="Arial"/>
+        </w:rPr>
+      </w:pPr>
+      <w:r>
+        <w:rPr>
+          <w:rFonts w:ascii="Arial" w:hAnsi="Arial" w:cs="Arial"/>
+        </w:rPr>
+        <w:t>E</w:t>
+      </w:r>
+      <w:r>
+        <w:rPr>
+          <w:rFonts w:ascii="Arial" w:hAnsi="Arial" w:cs="Arial"/>
+        </w:rPr>
+        <w:t xml:space="preserve">ach enrolment request belongs to exactly one student. </w:t>
+      </w:r>
+    </w:p>
+    <w:p>
+      <w:pPr>
+        <w:pStyle w:val="ListParagraph"/>
+        <w:numPr>
+          <w:ilvl w:val="1"/>
+          <w:numId w:val="37"/>
+        </w:numPr>
+        <w:spacing w:line="360" w:lineRule="auto"/>
+        <w:ind w:left="2127"/>
+        <w:jc w:val="both"/>
+        <w:rPr>
+          <w:rFonts w:ascii="Arial" w:hAnsi="Arial" w:cs="Arial"/>
+        </w:rPr>
+      </w:pPr>
+      <w:proofErr w:type="spellStart"/>
+      <w:r>
+        <w:rPr>
+          <w:rFonts w:ascii="Arial" w:hAnsi="Arial" w:cs="Arial"/>
+        </w:rPr>
+        <w:t>EnrolmentRequest</w:t>
+      </w:r>
+      <w:proofErr w:type="spellEnd"/>
+      <w:r>
+        <w:rPr>
+          <w:rFonts w:ascii="Arial" w:hAnsi="Arial" w:cs="Arial"/>
+        </w:rPr>
+        <w:t xml:space="preserve"> is associated with Course (1 – </w:t>
+      </w:r>
+      <w:proofErr w:type="gramStart"/>
+      <w:r>
+        <w:rPr>
+          <w:rFonts w:ascii="Arial" w:hAnsi="Arial" w:cs="Arial"/>
+        </w:rPr>
+        <w:t>1..</w:t>
+      </w:r>
+      <w:proofErr w:type="gramEnd"/>
+      <w:r>
+        <w:rPr>
+          <w:rFonts w:ascii="Arial" w:hAnsi="Arial" w:cs="Arial"/>
+        </w:rPr>
+        <w:t>*).</w:t>
+      </w:r>
+    </w:p>
+    <w:p>
+      <w:pPr>
+        <w:pStyle w:val="ListParagraph"/>
+        <w:numPr>
+          <w:ilvl w:val="2"/>
+          <w:numId w:val="37"/>
+        </w:numPr>
+        <w:spacing w:line="360" w:lineRule="auto"/>
+        <w:ind w:left="2694"/>
+        <w:jc w:val="both"/>
+        <w:rPr>
+          <w:rFonts w:ascii="Arial" w:hAnsi="Arial" w:cs="Arial"/>
+        </w:rPr>
+      </w:pPr>
+      <w:r>
+        <w:rPr>
+          <w:rFonts w:ascii="Arial" w:hAnsi="Arial" w:cs="Arial"/>
+        </w:rPr>
+        <w:t xml:space="preserve">Each enrolment request must contain at least. </w:t>
+      </w:r>
+    </w:p>
+    <w:p>
+      <w:pPr>
+        <w:pStyle w:val="ListParagraph"/>
+        <w:numPr>
+          <w:ilvl w:val="2"/>
+          <w:numId w:val="37"/>
+        </w:numPr>
+        <w:spacing w:line="360" w:lineRule="auto"/>
+        <w:ind w:left="2694"/>
+        <w:jc w:val="both"/>
+        <w:rPr>
+          <w:rFonts w:ascii="Arial" w:hAnsi="Arial" w:cs="Arial"/>
+        </w:rPr>
+      </w:pPr>
+      <w:r>
+        <w:rPr>
+          <w:rFonts w:ascii="Arial" w:hAnsi="Arial" w:cs="Arial"/>
+        </w:rPr>
+        <w:t xml:space="preserve">Each course in the request </w:t>
+      </w:r>
+      <w:r>
+        <w:rPr>
+          <w:rFonts w:ascii="Arial" w:hAnsi="Arial" w:cs="Arial"/>
+        </w:rPr>
+        <w:t xml:space="preserve">belongs </w:t>
+      </w:r>
+      <w:r>
+        <w:rPr>
+          <w:rFonts w:ascii="Arial" w:hAnsi="Arial" w:cs="Arial"/>
+        </w:rPr>
+        <w:t xml:space="preserve">to </w:t>
+      </w:r>
+      <w:r>
+        <w:rPr>
+          <w:rFonts w:ascii="Arial" w:hAnsi="Arial" w:cs="Arial"/>
+        </w:rPr>
+        <w:t>one</w:t>
+      </w:r>
+      <w:r>
+        <w:rPr>
+          <w:rFonts w:ascii="Arial" w:hAnsi="Arial" w:cs="Arial"/>
+        </w:rPr>
+        <w:t xml:space="preserve"> enrolment </w:t>
+      </w:r>
+      <w:r>
+        <w:rPr>
+          <w:rFonts w:ascii="Arial" w:hAnsi="Arial" w:cs="Arial"/>
+        </w:rPr>
+        <w:t>request</w:t>
+      </w:r>
+      <w:r>
+        <w:rPr>
+          <w:rFonts w:ascii="Arial" w:hAnsi="Arial" w:cs="Arial"/>
+        </w:rPr>
+        <w:t>.</w:t>
+      </w:r>
+    </w:p>
+    <w:p>
+      <w:pPr>
+        <w:pStyle w:val="ListParagraph"/>
+        <w:numPr>
+          <w:ilvl w:val="1"/>
+          <w:numId w:val="37"/>
+        </w:numPr>
+        <w:spacing w:line="360" w:lineRule="auto"/>
+        <w:ind w:left="2127"/>
+        <w:jc w:val="both"/>
+        <w:rPr>
+          <w:rFonts w:ascii="Arial" w:hAnsi="Arial" w:cs="Arial"/>
+        </w:rPr>
+      </w:pPr>
+      <w:proofErr w:type="spellStart"/>
+      <w:r>
+        <w:rPr>
+          <w:rFonts w:ascii="Arial" w:hAnsi="Arial" w:cs="Arial"/>
+        </w:rPr>
+        <w:t>EnrolmentRequest</w:t>
+      </w:r>
+      <w:proofErr w:type="spellEnd"/>
+      <w:r>
+        <w:rPr>
+          <w:rFonts w:ascii="Arial" w:hAnsi="Arial" w:cs="Arial"/>
+        </w:rPr>
+        <w:t xml:space="preserve"> is associated with </w:t>
+      </w:r>
+      <w:proofErr w:type="spellStart"/>
+      <w:r>
+        <w:rPr>
+          <w:rFonts w:ascii="Arial" w:hAnsi="Arial" w:cs="Arial"/>
+        </w:rPr>
+        <w:t>RegistryStaff</w:t>
+      </w:r>
+      <w:proofErr w:type="spellEnd"/>
+      <w:r>
+        <w:rPr>
+          <w:rFonts w:ascii="Arial" w:hAnsi="Arial" w:cs="Arial"/>
+        </w:rPr>
+        <w:t xml:space="preserve"> (</w:t>
+      </w:r>
+      <w:proofErr w:type="gramStart"/>
+      <w:r>
+        <w:rPr>
+          <w:rFonts w:ascii="Arial" w:hAnsi="Arial" w:cs="Arial"/>
+        </w:rPr>
+        <w:t>0..</w:t>
+      </w:r>
+      <w:proofErr w:type="gramEnd"/>
+      <w:r>
+        <w:rPr>
+          <w:rFonts w:ascii="Arial" w:hAnsi="Arial" w:cs="Arial"/>
+        </w:rPr>
+        <w:t>* – 1).</w:t>
+      </w:r>
+    </w:p>
+    <w:p>
+      <w:pPr>
+        <w:pStyle w:val="ListParagraph"/>
+        <w:numPr>
+          <w:ilvl w:val="2"/>
+          <w:numId w:val="37"/>
+        </w:numPr>
+        <w:spacing w:line="360" w:lineRule="auto"/>
+        <w:ind w:left="2694"/>
+        <w:jc w:val="both"/>
+        <w:rPr>
+          <w:rFonts w:ascii="Arial" w:hAnsi="Arial" w:cs="Arial"/>
+        </w:rPr>
+      </w:pPr>
+      <w:r>
+        <w:rPr>
+          <w:rFonts w:ascii="Arial" w:hAnsi="Arial" w:cs="Arial"/>
+        </w:rPr>
+        <w:t>E</w:t>
+      </w:r>
+      <w:r>
+        <w:rPr>
+          <w:rFonts w:ascii="Arial" w:hAnsi="Arial" w:cs="Arial"/>
+        </w:rPr>
+        <w:t>ach enrolment request is processed by one registry staff.</w:t>
+      </w:r>
+    </w:p>
+    <w:p>
+      <w:pPr>
+        <w:pStyle w:val="ListParagraph"/>
+        <w:numPr>
+          <w:ilvl w:val="2"/>
+          <w:numId w:val="37"/>
+        </w:numPr>
+        <w:spacing w:line="360" w:lineRule="auto"/>
+        <w:ind w:left="2694"/>
+        <w:jc w:val="both"/>
+        <w:rPr>
+          <w:rFonts w:ascii="Arial" w:hAnsi="Arial" w:cs="Arial"/>
+        </w:rPr>
+      </w:pPr>
+      <w:r>
+        <w:rPr>
+          <w:rFonts w:ascii="Arial" w:hAnsi="Arial" w:cs="Arial"/>
+        </w:rPr>
+        <w:t>Each registry staff can handle zero or many enrolment requests</w:t>
+      </w:r>
+      <w:r>
+        <w:rPr>
+          <w:rFonts w:ascii="Arial" w:hAnsi="Arial" w:cs="Arial"/>
+        </w:rPr>
+        <w:t>.</w:t>
+      </w:r>
+    </w:p>
+    <w:p>
+      <w:pPr>
+        <w:pStyle w:val="ListParagraph"/>
+        <w:numPr>
+          <w:ilvl w:val="1"/>
+          <w:numId w:val="37"/>
+        </w:numPr>
+        <w:spacing w:line="360" w:lineRule="auto"/>
+        <w:ind w:left="2127"/>
+        <w:jc w:val="both"/>
+        <w:rPr>
+          <w:rFonts w:ascii="Arial" w:hAnsi="Arial" w:cs="Arial"/>
+        </w:rPr>
+      </w:pPr>
+      <w:r>
+        <w:rPr>
+          <w:rFonts w:ascii="Arial" w:hAnsi="Arial" w:cs="Arial"/>
+        </w:rPr>
+        <w:t xml:space="preserve">Course is associated with </w:t>
+      </w:r>
+      <w:proofErr w:type="spellStart"/>
+      <w:r>
+        <w:rPr>
+          <w:rFonts w:ascii="Arial" w:hAnsi="Arial" w:cs="Arial"/>
+        </w:rPr>
+        <w:t>AcademicStaff</w:t>
+      </w:r>
+      <w:proofErr w:type="spellEnd"/>
+      <w:r>
+        <w:rPr>
+          <w:rFonts w:ascii="Arial" w:hAnsi="Arial" w:cs="Arial"/>
+        </w:rPr>
+        <w:t xml:space="preserve"> (</w:t>
+      </w:r>
+      <w:proofErr w:type="gramStart"/>
+      <w:r>
+        <w:rPr>
+          <w:rFonts w:ascii="Arial" w:hAnsi="Arial" w:cs="Arial"/>
+        </w:rPr>
+        <w:t>1..</w:t>
+      </w:r>
+      <w:proofErr w:type="gramEnd"/>
+      <w:r>
+        <w:rPr>
+          <w:rFonts w:ascii="Arial" w:hAnsi="Arial" w:cs="Arial"/>
+        </w:rPr>
+        <w:t>* – 1).</w:t>
+      </w:r>
+    </w:p>
+    <w:p>
+      <w:pPr>
+        <w:pStyle w:val="ListParagraph"/>
+        <w:numPr>
+          <w:ilvl w:val="2"/>
+          <w:numId w:val="37"/>
+        </w:numPr>
+        <w:spacing w:line="360" w:lineRule="auto"/>
+        <w:ind w:left="2694"/>
+        <w:jc w:val="both"/>
+        <w:rPr>
+          <w:rFonts w:ascii="Arial" w:hAnsi="Arial" w:cs="Arial"/>
+        </w:rPr>
+      </w:pPr>
+      <w:r>
+        <w:rPr>
+          <w:rFonts w:ascii="Arial" w:hAnsi="Arial" w:cs="Arial"/>
+        </w:rPr>
+        <w:t>Each course is managed by one academic staff</w:t>
+      </w:r>
+      <w:r>
+        <w:rPr>
+          <w:rFonts w:ascii="Arial" w:hAnsi="Arial" w:cs="Arial"/>
+        </w:rPr>
+        <w:t>.</w:t>
+      </w:r>
+      <w:r>
+        <w:rPr>
+          <w:rFonts w:ascii="Arial" w:hAnsi="Arial" w:cs="Arial"/>
+        </w:rPr>
+        <w:t xml:space="preserve"> </w:t>
+      </w:r>
+    </w:p>
+    <w:p>
+      <w:pPr>
+        <w:pStyle w:val="ListParagraph"/>
+        <w:numPr>
+          <w:ilvl w:val="2"/>
+          <w:numId w:val="37"/>
+        </w:numPr>
+        <w:spacing w:line="360" w:lineRule="auto"/>
+        <w:ind w:left="2694"/>
+        <w:jc w:val="both"/>
+        <w:rPr>
+          <w:rFonts w:ascii="Arial" w:hAnsi="Arial" w:cs="Arial"/>
+        </w:rPr>
+      </w:pPr>
+      <w:r>
+        <w:rPr>
+          <w:rFonts w:ascii="Arial" w:hAnsi="Arial" w:cs="Arial"/>
+        </w:rPr>
+        <w:t xml:space="preserve">Each </w:t>
+      </w:r>
+      <w:r>
+        <w:rPr>
+          <w:rFonts w:ascii="Arial" w:hAnsi="Arial" w:cs="Arial"/>
+        </w:rPr>
+        <w:t>academic staff can manage multiple courses.</w:t>
+      </w:r>
+    </w:p>
+    <w:p>
+      <w:pPr>
+        <w:pStyle w:val="ListParagraph"/>
+        <w:numPr>
+          <w:ilvl w:val="1"/>
+          <w:numId w:val="37"/>
+        </w:numPr>
+        <w:spacing w:line="360" w:lineRule="auto"/>
+        <w:ind w:left="2127"/>
+        <w:jc w:val="both"/>
+        <w:rPr>
+          <w:rFonts w:ascii="Arial" w:hAnsi="Arial" w:cs="Arial"/>
+        </w:rPr>
+      </w:pPr>
+      <w:proofErr w:type="spellStart"/>
+      <w:r>
+        <w:rPr>
+          <w:rFonts w:ascii="Arial" w:hAnsi="Arial" w:cs="Arial"/>
+        </w:rPr>
+        <w:t>SystemAdmin</w:t>
+      </w:r>
+      <w:proofErr w:type="spellEnd"/>
+      <w:r>
+        <w:rPr>
+          <w:rFonts w:ascii="Arial" w:hAnsi="Arial" w:cs="Arial"/>
+        </w:rPr>
+        <w:t xml:space="preserve"> is associated with </w:t>
+      </w:r>
+      <w:proofErr w:type="spellStart"/>
+      <w:r>
+        <w:rPr>
+          <w:rFonts w:ascii="Arial" w:hAnsi="Arial" w:cs="Arial"/>
+        </w:rPr>
+        <w:t>AuditService</w:t>
+      </w:r>
+      <w:proofErr w:type="spellEnd"/>
+      <w:r>
+        <w:rPr>
+          <w:rFonts w:ascii="Arial" w:hAnsi="Arial" w:cs="Arial"/>
+        </w:rPr>
+        <w:t xml:space="preserve"> (1 – 1).</w:t>
+      </w:r>
+    </w:p>
+    <w:p>
+      <w:pPr>
+        <w:pStyle w:val="ListParagraph"/>
+        <w:numPr>
+          <w:ilvl w:val="2"/>
+          <w:numId w:val="37"/>
+        </w:numPr>
+        <w:spacing w:line="360" w:lineRule="auto"/>
+        <w:ind w:left="2694"/>
+        <w:jc w:val="both"/>
+        <w:rPr>
+          <w:rFonts w:ascii="Arial" w:hAnsi="Arial" w:cs="Arial"/>
+        </w:rPr>
+      </w:pPr>
+      <w:r>
+        <w:rPr>
+          <w:rFonts w:ascii="Arial" w:hAnsi="Arial" w:cs="Arial"/>
+        </w:rPr>
+        <w:t>Each system administrator interacts with the audit service</w:t>
+      </w:r>
+      <w:r>
+        <w:rPr>
+          <w:rFonts w:ascii="Arial" w:hAnsi="Arial" w:cs="Arial"/>
+        </w:rPr>
+        <w:t>.</w:t>
+      </w:r>
+    </w:p>
+    <w:p>
+      <w:pPr>
+        <w:pStyle w:val="ListParagraph"/>
+        <w:numPr>
+          <w:ilvl w:val="2"/>
+          <w:numId w:val="37"/>
+        </w:numPr>
+        <w:spacing w:line="360" w:lineRule="auto"/>
+        <w:ind w:left="2694"/>
+        <w:jc w:val="both"/>
+        <w:rPr>
+          <w:rFonts w:ascii="Arial" w:hAnsi="Arial" w:cs="Arial"/>
+        </w:rPr>
+      </w:pPr>
+      <w:r>
+        <w:rPr>
+          <w:rFonts w:ascii="Arial" w:hAnsi="Arial" w:cs="Arial"/>
+        </w:rPr>
+        <w:t xml:space="preserve">Each </w:t>
+      </w:r>
+      <w:r>
+        <w:rPr>
+          <w:rFonts w:ascii="Arial" w:hAnsi="Arial" w:cs="Arial"/>
+        </w:rPr>
+        <w:t>a</w:t>
+      </w:r>
+      <w:r>
+        <w:rPr>
+          <w:rFonts w:ascii="Arial" w:hAnsi="Arial" w:cs="Arial"/>
+        </w:rPr>
+        <w:t xml:space="preserve">udit </w:t>
+      </w:r>
+      <w:r>
+        <w:rPr>
+          <w:rFonts w:ascii="Arial" w:hAnsi="Arial" w:cs="Arial"/>
+        </w:rPr>
+        <w:t>s</w:t>
+      </w:r>
+      <w:r>
+        <w:rPr>
+          <w:rFonts w:ascii="Arial" w:hAnsi="Arial" w:cs="Arial"/>
+        </w:rPr>
+        <w:t>ervice is assigned to only one system administrator</w:t>
+      </w:r>
+      <w:r>
+        <w:rPr>
+          <w:rFonts w:ascii="Arial" w:hAnsi="Arial" w:cs="Arial"/>
+        </w:rPr>
+        <w:t>.</w:t>
+      </w:r>
+    </w:p>
+    <w:p>
+      <w:pPr>
+        <w:pStyle w:val="ListParagraph"/>
+        <w:numPr>
+          <w:ilvl w:val="0"/>
+          <w:numId w:val="37"/>
+        </w:numPr>
+        <w:spacing w:line="360" w:lineRule="auto"/>
+        <w:jc w:val="both"/>
+        <w:rPr>
+          <w:rFonts w:ascii="Arial" w:hAnsi="Arial" w:cs="Arial"/>
+        </w:rPr>
+      </w:pPr>
+      <w:r>
+        <w:rPr>
+          <w:rFonts w:ascii="Arial" w:hAnsi="Arial" w:cs="Arial"/>
+        </w:rPr>
+        <w:t>Dependency Relationships</w:t>
+      </w:r>
+    </w:p>
+    <w:p>
+      <w:pPr>
+        <w:pStyle w:val="ListParagraph"/>
+        <w:numPr>
+          <w:ilvl w:val="1"/>
+          <w:numId w:val="37"/>
+        </w:numPr>
+        <w:spacing w:line="360" w:lineRule="auto"/>
+        <w:ind w:left="2127"/>
+        <w:jc w:val="both"/>
+        <w:rPr>
+          <w:rFonts w:ascii="Arial" w:hAnsi="Arial" w:cs="Arial"/>
+        </w:rPr>
+      </w:pPr>
+      <w:r>
+        <w:rPr>
+          <w:rFonts w:ascii="Arial" w:hAnsi="Arial" w:cs="Arial"/>
+        </w:rPr>
+        <w:t xml:space="preserve">Student depends on </w:t>
+      </w:r>
+      <w:proofErr w:type="spellStart"/>
+      <w:r>
+        <w:rPr>
+          <w:rFonts w:ascii="Arial" w:hAnsi="Arial" w:cs="Arial"/>
+        </w:rPr>
+        <w:t>StudentType</w:t>
+      </w:r>
+      <w:proofErr w:type="spellEnd"/>
+    </w:p>
+    <w:p>
+      <w:pPr>
+        <w:pStyle w:val="ListParagraph"/>
+        <w:numPr>
+          <w:ilvl w:val="1"/>
+          <w:numId w:val="37"/>
+        </w:numPr>
+        <w:spacing w:line="360" w:lineRule="auto"/>
+        <w:ind w:left="2127"/>
+        <w:jc w:val="both"/>
+        <w:rPr>
+          <w:rFonts w:ascii="Arial" w:hAnsi="Arial" w:cs="Arial"/>
+        </w:rPr>
+      </w:pPr>
+      <w:r>
+        <w:rPr>
+          <w:rFonts w:ascii="Arial" w:hAnsi="Arial" w:cs="Arial"/>
+        </w:rPr>
+        <w:t xml:space="preserve">Student depends on </w:t>
+      </w:r>
+      <w:proofErr w:type="spellStart"/>
+      <w:r>
+        <w:rPr>
+          <w:rFonts w:ascii="Arial" w:hAnsi="Arial" w:cs="Arial"/>
+        </w:rPr>
+        <w:t>ICourseInformationSystem</w:t>
+      </w:r>
+      <w:proofErr w:type="spellEnd"/>
+    </w:p>
+    <w:p>
+      <w:pPr>
+        <w:pStyle w:val="ListParagraph"/>
+        <w:numPr>
+          <w:ilvl w:val="1"/>
+          <w:numId w:val="37"/>
+        </w:numPr>
+        <w:spacing w:line="360" w:lineRule="auto"/>
+        <w:ind w:left="2127"/>
+        <w:jc w:val="both"/>
+        <w:rPr>
+          <w:rFonts w:ascii="Arial" w:hAnsi="Arial" w:cs="Arial"/>
+        </w:rPr>
+      </w:pPr>
+      <w:r>
+        <w:rPr>
+          <w:rFonts w:ascii="Arial" w:hAnsi="Arial" w:cs="Arial"/>
+        </w:rPr>
+        <w:t xml:space="preserve">Course depends on </w:t>
+      </w:r>
+      <w:proofErr w:type="spellStart"/>
+      <w:r>
+        <w:rPr>
+          <w:rFonts w:ascii="Arial" w:hAnsi="Arial" w:cs="Arial"/>
+        </w:rPr>
+        <w:t>ICourseInformationSystem</w:t>
+      </w:r>
+      <w:proofErr w:type="spellEnd"/>
+    </w:p>
+    <w:p>
+      <w:pPr>
+        <w:pStyle w:val="ListParagraph"/>
+        <w:numPr>
+          <w:ilvl w:val="1"/>
+          <w:numId w:val="37"/>
+        </w:numPr>
+        <w:spacing w:line="360" w:lineRule="auto"/>
+        <w:ind w:left="2127"/>
+        <w:jc w:val="both"/>
+        <w:rPr>
+          <w:rFonts w:ascii="Arial" w:hAnsi="Arial" w:cs="Arial"/>
+        </w:rPr>
+      </w:pPr>
+      <w:proofErr w:type="spellStart"/>
+      <w:r>
+        <w:rPr>
+          <w:rFonts w:ascii="Arial" w:hAnsi="Arial" w:cs="Arial"/>
+        </w:rPr>
+        <w:t>AcademicStaff</w:t>
+      </w:r>
+      <w:proofErr w:type="spellEnd"/>
+      <w:r>
+        <w:rPr>
+          <w:rFonts w:ascii="Arial" w:hAnsi="Arial" w:cs="Arial"/>
+        </w:rPr>
+        <w:t xml:space="preserve"> depends on </w:t>
+      </w:r>
+      <w:proofErr w:type="spellStart"/>
+      <w:r>
+        <w:rPr>
+          <w:rFonts w:ascii="Arial" w:hAnsi="Arial" w:cs="Arial"/>
+        </w:rPr>
+        <w:t>ICourseInformationSystem</w:t>
+      </w:r>
+      <w:proofErr w:type="spellEnd"/>
+    </w:p>
+    <w:p>
+      <w:pPr>
+        <w:pStyle w:val="ListParagraph"/>
+        <w:numPr>
+          <w:ilvl w:val="1"/>
+          <w:numId w:val="37"/>
+        </w:numPr>
+        <w:spacing w:line="360" w:lineRule="auto"/>
+        <w:ind w:left="2127"/>
+        <w:jc w:val="both"/>
+        <w:rPr>
+          <w:rFonts w:ascii="Arial" w:hAnsi="Arial" w:cs="Arial"/>
+        </w:rPr>
+      </w:pPr>
+      <w:proofErr w:type="spellStart"/>
+      <w:r>
+        <w:rPr>
+          <w:rFonts w:ascii="Arial" w:hAnsi="Arial" w:cs="Arial"/>
+        </w:rPr>
+        <w:t>ITStaff</w:t>
+      </w:r>
+      <w:proofErr w:type="spellEnd"/>
+      <w:r>
+        <w:rPr>
+          <w:rFonts w:ascii="Arial" w:hAnsi="Arial" w:cs="Arial"/>
+        </w:rPr>
+        <w:t xml:space="preserve"> depends on </w:t>
+      </w:r>
+      <w:proofErr w:type="spellStart"/>
+      <w:r>
+        <w:rPr>
+          <w:rFonts w:ascii="Arial" w:hAnsi="Arial" w:cs="Arial"/>
+        </w:rPr>
+        <w:t>ICourseInformationSystem</w:t>
+      </w:r>
+      <w:proofErr w:type="spellEnd"/>
+    </w:p>
+    <w:p>
+      <w:pPr>
+        <w:pStyle w:val="ListParagraph"/>
+        <w:numPr>
+          <w:ilvl w:val="1"/>
+          <w:numId w:val="37"/>
+        </w:numPr>
+        <w:spacing w:line="360" w:lineRule="auto"/>
+        <w:ind w:left="2127"/>
+        <w:jc w:val="both"/>
+        <w:rPr>
+          <w:rFonts w:ascii="Arial" w:hAnsi="Arial" w:cs="Arial"/>
+        </w:rPr>
+      </w:pPr>
+      <w:proofErr w:type="spellStart"/>
+      <w:r>
+        <w:rPr>
+          <w:rFonts w:ascii="Arial" w:hAnsi="Arial" w:cs="Arial"/>
+        </w:rPr>
+        <w:lastRenderedPageBreak/>
+        <w:t>NotificationService</w:t>
+      </w:r>
+      <w:proofErr w:type="spellEnd"/>
+      <w:r>
+        <w:rPr>
+          <w:rFonts w:ascii="Arial" w:hAnsi="Arial" w:cs="Arial"/>
+        </w:rPr>
+        <w:t xml:space="preserve"> depends on Student</w:t>
+      </w:r>
+    </w:p>
+    <w:p>
+      <w:pPr>
+        <w:pStyle w:val="ListParagraph"/>
+        <w:numPr>
+          <w:ilvl w:val="1"/>
+          <w:numId w:val="37"/>
+        </w:numPr>
+        <w:spacing w:line="360" w:lineRule="auto"/>
+        <w:ind w:left="2127"/>
+        <w:jc w:val="both"/>
+        <w:rPr>
+          <w:rFonts w:ascii="Arial" w:hAnsi="Arial" w:cs="Arial"/>
+        </w:rPr>
+      </w:pPr>
+      <w:proofErr w:type="spellStart"/>
+      <w:r>
+        <w:rPr>
+          <w:rFonts w:ascii="Arial" w:hAnsi="Arial" w:cs="Arial"/>
+        </w:rPr>
+        <w:t>EnrolmentRequest</w:t>
+      </w:r>
+      <w:proofErr w:type="spellEnd"/>
+      <w:r>
+        <w:rPr>
+          <w:rFonts w:ascii="Arial" w:hAnsi="Arial" w:cs="Arial"/>
+        </w:rPr>
+        <w:t xml:space="preserve"> depends on </w:t>
+      </w:r>
+      <w:proofErr w:type="spellStart"/>
+      <w:r>
+        <w:rPr>
+          <w:rFonts w:ascii="Arial" w:hAnsi="Arial" w:cs="Arial"/>
+        </w:rPr>
+        <w:t>EnrolmentStatus</w:t>
+      </w:r>
+      <w:proofErr w:type="spellEnd"/>
+    </w:p>
+    <w:p>
+      <w:pPr>
+        <w:pStyle w:val="ListParagraph"/>
+        <w:numPr>
+          <w:ilvl w:val="1"/>
+          <w:numId w:val="37"/>
+        </w:numPr>
+        <w:spacing w:line="360" w:lineRule="auto"/>
+        <w:ind w:left="2127"/>
+        <w:jc w:val="both"/>
+        <w:rPr>
+          <w:rFonts w:ascii="Arial" w:hAnsi="Arial" w:cs="Arial"/>
+        </w:rPr>
+      </w:pPr>
+      <w:proofErr w:type="spellStart"/>
+      <w:r>
+        <w:rPr>
+          <w:rFonts w:ascii="Arial" w:hAnsi="Arial" w:cs="Arial"/>
+        </w:rPr>
+        <w:t>AcademicStaff</w:t>
+      </w:r>
+      <w:proofErr w:type="spellEnd"/>
+      <w:r>
+        <w:rPr>
+          <w:rFonts w:ascii="Arial" w:hAnsi="Arial" w:cs="Arial"/>
+        </w:rPr>
+        <w:t xml:space="preserve"> depends on </w:t>
+      </w:r>
+      <w:proofErr w:type="spellStart"/>
+      <w:r>
+        <w:rPr>
+          <w:rFonts w:ascii="Arial" w:hAnsi="Arial" w:cs="Arial"/>
+        </w:rPr>
+        <w:t>EnrolmentRequest</w:t>
+      </w:r>
+      <w:proofErr w:type="spellEnd"/>
+    </w:p>
+    <w:p>
+      <w:pPr>
+        <w:pStyle w:val="ListParagraph"/>
+        <w:numPr>
+          <w:ilvl w:val="1"/>
+          <w:numId w:val="37"/>
+        </w:numPr>
+        <w:spacing w:line="360" w:lineRule="auto"/>
+        <w:ind w:left="2127"/>
+        <w:jc w:val="both"/>
+        <w:rPr>
+          <w:rFonts w:ascii="Arial" w:hAnsi="Arial" w:cs="Arial"/>
+        </w:rPr>
+      </w:pPr>
+      <w:proofErr w:type="spellStart"/>
+      <w:r>
+        <w:rPr>
+          <w:rFonts w:ascii="Arial" w:hAnsi="Arial" w:cs="Arial"/>
+        </w:rPr>
+        <w:t>EnrolmentService</w:t>
+      </w:r>
+      <w:proofErr w:type="spellEnd"/>
+      <w:r>
+        <w:rPr>
+          <w:rFonts w:ascii="Arial" w:hAnsi="Arial" w:cs="Arial"/>
+        </w:rPr>
+        <w:t xml:space="preserve"> depends on </w:t>
+      </w:r>
+      <w:proofErr w:type="spellStart"/>
+      <w:r>
+        <w:rPr>
+          <w:rFonts w:ascii="Arial" w:hAnsi="Arial" w:cs="Arial"/>
+        </w:rPr>
+        <w:t>EnrolmentRequest</w:t>
+      </w:r>
+      <w:proofErr w:type="spellEnd"/>
+    </w:p>
+    <w:p>
+      <w:pPr>
+        <w:pStyle w:val="ListParagraph"/>
+        <w:numPr>
+          <w:ilvl w:val="1"/>
+          <w:numId w:val="37"/>
+        </w:numPr>
+        <w:spacing w:line="360" w:lineRule="auto"/>
+        <w:ind w:left="2127"/>
+        <w:jc w:val="both"/>
+        <w:rPr>
+          <w:rFonts w:ascii="Arial" w:hAnsi="Arial" w:cs="Arial"/>
+        </w:rPr>
+      </w:pPr>
+      <w:proofErr w:type="spellStart"/>
+      <w:r>
+        <w:rPr>
+          <w:rFonts w:ascii="Arial" w:hAnsi="Arial" w:cs="Arial"/>
+        </w:rPr>
+        <w:t>EnrolmentService</w:t>
+      </w:r>
+      <w:proofErr w:type="spellEnd"/>
+      <w:r>
+        <w:rPr>
+          <w:rFonts w:ascii="Arial" w:hAnsi="Arial" w:cs="Arial"/>
+        </w:rPr>
+        <w:t xml:space="preserve"> depends on </w:t>
+      </w:r>
+      <w:proofErr w:type="spellStart"/>
+      <w:r>
+        <w:rPr>
+          <w:rFonts w:ascii="Arial" w:hAnsi="Arial" w:cs="Arial"/>
+        </w:rPr>
+        <w:t>NotificationService</w:t>
+      </w:r>
+      <w:proofErr w:type="spellEnd"/>
+    </w:p>
+    <w:p>
+      <w:pPr>
+        <w:pStyle w:val="ListParagraph"/>
+        <w:numPr>
+          <w:ilvl w:val="1"/>
+          <w:numId w:val="37"/>
+        </w:numPr>
+        <w:spacing w:line="360" w:lineRule="auto"/>
+        <w:ind w:left="2127"/>
+        <w:jc w:val="both"/>
+        <w:rPr>
+          <w:rFonts w:ascii="Arial" w:hAnsi="Arial" w:cs="Arial"/>
+        </w:rPr>
+      </w:pPr>
+      <w:proofErr w:type="spellStart"/>
+      <w:r>
+        <w:rPr>
+          <w:rFonts w:ascii="Arial" w:hAnsi="Arial" w:cs="Arial"/>
+        </w:rPr>
+        <w:t>EnrolmentService</w:t>
+      </w:r>
+      <w:proofErr w:type="spellEnd"/>
+      <w:r>
+        <w:rPr>
+          <w:rFonts w:ascii="Arial" w:hAnsi="Arial" w:cs="Arial"/>
+        </w:rPr>
+        <w:t xml:space="preserve"> depends on </w:t>
+      </w:r>
+      <w:proofErr w:type="spellStart"/>
+      <w:r>
+        <w:rPr>
+          <w:rFonts w:ascii="Arial" w:hAnsi="Arial" w:cs="Arial"/>
+        </w:rPr>
+        <w:t>ICourseInformationSystem</w:t>
+      </w:r>
+      <w:proofErr w:type="spellEnd"/>
+    </w:p>
+    <w:p>
+      <w:pPr>
+        <w:pStyle w:val="ListParagraph"/>
+        <w:numPr>
+          <w:ilvl w:val="1"/>
+          <w:numId w:val="37"/>
+        </w:numPr>
+        <w:spacing w:line="360" w:lineRule="auto"/>
+        <w:ind w:left="2127"/>
+        <w:jc w:val="both"/>
+        <w:rPr>
+          <w:rFonts w:ascii="Arial" w:hAnsi="Arial" w:cs="Arial"/>
+        </w:rPr>
+      </w:pPr>
+      <w:proofErr w:type="spellStart"/>
+      <w:r>
+        <w:rPr>
+          <w:rFonts w:ascii="Arial" w:hAnsi="Arial" w:cs="Arial"/>
+        </w:rPr>
+        <w:t>EnrolmentService</w:t>
+      </w:r>
+      <w:proofErr w:type="spellEnd"/>
+      <w:r>
+        <w:rPr>
+          <w:rFonts w:ascii="Arial" w:hAnsi="Arial" w:cs="Arial"/>
+        </w:rPr>
+        <w:t xml:space="preserve"> depends on </w:t>
+      </w:r>
+      <w:proofErr w:type="spellStart"/>
+      <w:r>
+        <w:rPr>
+          <w:rFonts w:ascii="Arial" w:hAnsi="Arial" w:cs="Arial"/>
+        </w:rPr>
+        <w:t>IStudentInformationSystem</w:t>
+      </w:r>
+      <w:proofErr w:type="spellEnd"/>
+    </w:p>
+    <w:p>
+      <w:pPr>
+        <w:pStyle w:val="ListParagraph"/>
+        <w:numPr>
+          <w:ilvl w:val="1"/>
+          <w:numId w:val="37"/>
+        </w:numPr>
+        <w:spacing w:line="360" w:lineRule="auto"/>
+        <w:ind w:left="2127"/>
+        <w:jc w:val="both"/>
+        <w:rPr>
+          <w:rFonts w:ascii="Arial" w:hAnsi="Arial" w:cs="Arial"/>
+        </w:rPr>
+      </w:pPr>
+      <w:proofErr w:type="spellStart"/>
+      <w:r>
+        <w:rPr>
+          <w:rFonts w:ascii="Arial" w:hAnsi="Arial" w:cs="Arial"/>
+        </w:rPr>
+        <w:t>EnrolmentService</w:t>
+      </w:r>
+      <w:proofErr w:type="spellEnd"/>
+      <w:r>
+        <w:rPr>
+          <w:rFonts w:ascii="Arial" w:hAnsi="Arial" w:cs="Arial"/>
+        </w:rPr>
+        <w:t xml:space="preserve"> depends on </w:t>
+      </w:r>
+      <w:proofErr w:type="spellStart"/>
+      <w:r>
+        <w:rPr>
+          <w:rFonts w:ascii="Arial" w:hAnsi="Arial" w:cs="Arial"/>
+        </w:rPr>
+        <w:t>IFinanceSystem</w:t>
+      </w:r>
+      <w:proofErr w:type="spellEnd"/>
+    </w:p>
+    <w:p>
+      <w:pPr>
+        <w:pStyle w:val="ListParagraph"/>
+        <w:numPr>
+          <w:ilvl w:val="1"/>
+          <w:numId w:val="37"/>
+        </w:numPr>
+        <w:spacing w:line="360" w:lineRule="auto"/>
+        <w:ind w:left="2127"/>
+        <w:jc w:val="both"/>
+        <w:rPr>
+          <w:rFonts w:ascii="Arial" w:hAnsi="Arial" w:cs="Arial"/>
+        </w:rPr>
+      </w:pPr>
+      <w:proofErr w:type="spellStart"/>
+      <w:r>
+        <w:rPr>
+          <w:rFonts w:ascii="Arial" w:hAnsi="Arial" w:cs="Arial"/>
+        </w:rPr>
+        <w:t>EnrolmentService</w:t>
+      </w:r>
+      <w:proofErr w:type="spellEnd"/>
+      <w:r>
+        <w:rPr>
+          <w:rFonts w:ascii="Arial" w:hAnsi="Arial" w:cs="Arial"/>
+        </w:rPr>
+        <w:t xml:space="preserve"> depends on </w:t>
+      </w:r>
+      <w:proofErr w:type="spellStart"/>
+      <w:r>
+        <w:rPr>
+          <w:rFonts w:ascii="Arial" w:hAnsi="Arial" w:cs="Arial"/>
+        </w:rPr>
+        <w:t>IHRSystem</w:t>
+      </w:r>
+      <w:proofErr w:type="spellEnd"/>
+    </w:p>
+    <w:p>
+      <w:pPr>
+        <w:pStyle w:val="ListParagraph"/>
+        <w:numPr>
+          <w:ilvl w:val="1"/>
+          <w:numId w:val="37"/>
+        </w:numPr>
+        <w:spacing w:line="360" w:lineRule="auto"/>
+        <w:ind w:left="2127"/>
+        <w:jc w:val="both"/>
+        <w:rPr>
+          <w:rFonts w:ascii="Arial" w:hAnsi="Arial" w:cs="Arial"/>
+        </w:rPr>
+      </w:pPr>
+      <w:proofErr w:type="spellStart"/>
+      <w:r>
+        <w:rPr>
+          <w:rFonts w:ascii="Arial" w:hAnsi="Arial" w:cs="Arial"/>
+        </w:rPr>
+        <w:t>EnrolmentService</w:t>
+      </w:r>
+      <w:proofErr w:type="spellEnd"/>
+      <w:r>
+        <w:rPr>
+          <w:rFonts w:ascii="Arial" w:hAnsi="Arial" w:cs="Arial"/>
+        </w:rPr>
+        <w:t xml:space="preserve"> depends on </w:t>
+      </w:r>
+      <w:proofErr w:type="spellStart"/>
+      <w:r>
+        <w:rPr>
+          <w:rFonts w:ascii="Arial" w:hAnsi="Arial" w:cs="Arial"/>
+        </w:rPr>
+        <w:t>AuditService</w:t>
+      </w:r>
+      <w:proofErr w:type="spellEnd"/>
+    </w:p>
+    <w:p>
+      <w:pPr>
+        <w:pStyle w:val="ListParagraph"/>
+        <w:numPr>
+          <w:ilvl w:val="1"/>
+          <w:numId w:val="37"/>
+        </w:numPr>
+        <w:spacing w:line="360" w:lineRule="auto"/>
+        <w:ind w:left="2127"/>
+        <w:jc w:val="both"/>
+        <w:rPr>
+          <w:rFonts w:ascii="Arial" w:hAnsi="Arial" w:cs="Arial"/>
+        </w:rPr>
+      </w:pPr>
+      <w:proofErr w:type="spellStart"/>
+      <w:r>
+        <w:rPr>
+          <w:rFonts w:ascii="Arial" w:hAnsi="Arial" w:cs="Arial"/>
+        </w:rPr>
+        <w:t>RegistryStaff</w:t>
+      </w:r>
+      <w:proofErr w:type="spellEnd"/>
+      <w:r>
+        <w:rPr>
+          <w:rFonts w:ascii="Arial" w:hAnsi="Arial" w:cs="Arial"/>
+        </w:rPr>
+        <w:t xml:space="preserve"> depends on </w:t>
+      </w:r>
+      <w:proofErr w:type="spellStart"/>
+      <w:r>
+        <w:rPr>
+          <w:rFonts w:ascii="Arial" w:hAnsi="Arial" w:cs="Arial"/>
+        </w:rPr>
+        <w:t>EnrolmentService</w:t>
+      </w:r>
+      <w:proofErr w:type="spellEnd"/>
+    </w:p>
+    <w:p>
+      <w:pPr>
+        <w:pStyle w:val="ListParagraph"/>
+        <w:numPr>
+          <w:ilvl w:val="1"/>
+          <w:numId w:val="37"/>
+        </w:numPr>
+        <w:spacing w:line="360" w:lineRule="auto"/>
+        <w:ind w:left="2127"/>
+        <w:jc w:val="both"/>
+        <w:rPr>
+          <w:rFonts w:ascii="Arial" w:hAnsi="Arial" w:cs="Arial"/>
+        </w:rPr>
+      </w:pPr>
+      <w:proofErr w:type="spellStart"/>
+      <w:r>
+        <w:rPr>
+          <w:rFonts w:ascii="Arial" w:hAnsi="Arial" w:cs="Arial"/>
+        </w:rPr>
+        <w:t>RegistryStaff</w:t>
+      </w:r>
+      <w:proofErr w:type="spellEnd"/>
+      <w:r>
+        <w:rPr>
+          <w:rFonts w:ascii="Arial" w:hAnsi="Arial" w:cs="Arial"/>
+        </w:rPr>
+        <w:t xml:space="preserve"> depends on </w:t>
+      </w:r>
+      <w:proofErr w:type="spellStart"/>
+      <w:r>
+        <w:rPr>
+          <w:rFonts w:ascii="Arial" w:hAnsi="Arial" w:cs="Arial"/>
+        </w:rPr>
+        <w:t>IStudentInformationSystem</w:t>
+      </w:r>
+      <w:proofErr w:type="spellEnd"/>
+    </w:p>
+    <w:p>
+      <w:pPr>
+        <w:pStyle w:val="ListParagraph"/>
+        <w:numPr>
+          <w:ilvl w:val="1"/>
+          <w:numId w:val="37"/>
+        </w:numPr>
+        <w:spacing w:line="360" w:lineRule="auto"/>
+        <w:ind w:left="2127"/>
+        <w:jc w:val="both"/>
+        <w:rPr>
+          <w:rFonts w:ascii="Arial" w:hAnsi="Arial" w:cs="Arial"/>
+        </w:rPr>
+      </w:pPr>
+      <w:proofErr w:type="spellStart"/>
+      <w:r>
+        <w:rPr>
+          <w:rFonts w:ascii="Arial" w:hAnsi="Arial" w:cs="Arial"/>
+        </w:rPr>
+        <w:t>ITStaff</w:t>
+      </w:r>
+      <w:proofErr w:type="spellEnd"/>
+      <w:r>
+        <w:rPr>
+          <w:rFonts w:ascii="Arial" w:hAnsi="Arial" w:cs="Arial"/>
+        </w:rPr>
+        <w:t xml:space="preserve"> depends on </w:t>
+      </w:r>
+      <w:proofErr w:type="spellStart"/>
+      <w:r>
+        <w:rPr>
+          <w:rFonts w:ascii="Arial" w:hAnsi="Arial" w:cs="Arial"/>
+        </w:rPr>
+        <w:t>IStudentInformationSystem</w:t>
+      </w:r>
+      <w:proofErr w:type="spellEnd"/>
+    </w:p>
+    <w:p>
+      <w:pPr>
+        <w:pStyle w:val="ListParagraph"/>
+        <w:numPr>
+          <w:ilvl w:val="1"/>
+          <w:numId w:val="37"/>
+        </w:numPr>
+        <w:spacing w:line="360" w:lineRule="auto"/>
+        <w:ind w:left="2127"/>
+        <w:jc w:val="both"/>
+        <w:rPr>
+          <w:rFonts w:ascii="Arial" w:hAnsi="Arial" w:cs="Arial"/>
+        </w:rPr>
+      </w:pPr>
+      <w:proofErr w:type="spellStart"/>
+      <w:r>
+        <w:rPr>
+          <w:rFonts w:ascii="Arial" w:hAnsi="Arial" w:cs="Arial"/>
+        </w:rPr>
+        <w:t>ITStaff</w:t>
+      </w:r>
+      <w:proofErr w:type="spellEnd"/>
+      <w:r>
+        <w:rPr>
+          <w:rFonts w:ascii="Arial" w:hAnsi="Arial" w:cs="Arial"/>
+        </w:rPr>
+        <w:t xml:space="preserve"> depends on </w:t>
+      </w:r>
+      <w:proofErr w:type="spellStart"/>
+      <w:r>
+        <w:rPr>
+          <w:rFonts w:ascii="Arial" w:hAnsi="Arial" w:cs="Arial"/>
+        </w:rPr>
+        <w:t>IFinanceSystem</w:t>
+      </w:r>
+      <w:proofErr w:type="spellEnd"/>
+    </w:p>
+    <w:p>
+      <w:pPr>
+        <w:pStyle w:val="ListParagraph"/>
+        <w:numPr>
+          <w:ilvl w:val="1"/>
+          <w:numId w:val="37"/>
+        </w:numPr>
+        <w:spacing w:line="360" w:lineRule="auto"/>
+        <w:ind w:left="2127"/>
+        <w:jc w:val="both"/>
+        <w:rPr>
+          <w:rFonts w:ascii="Arial" w:hAnsi="Arial" w:cs="Arial"/>
+        </w:rPr>
+      </w:pPr>
+      <w:proofErr w:type="spellStart"/>
+      <w:r>
+        <w:rPr>
+          <w:rFonts w:ascii="Arial" w:hAnsi="Arial" w:cs="Arial"/>
+        </w:rPr>
+        <w:t>ITStaff</w:t>
+      </w:r>
+      <w:proofErr w:type="spellEnd"/>
+      <w:r>
+        <w:rPr>
+          <w:rFonts w:ascii="Arial" w:hAnsi="Arial" w:cs="Arial"/>
+        </w:rPr>
+        <w:t xml:space="preserve"> depends on </w:t>
+      </w:r>
+      <w:proofErr w:type="spellStart"/>
+      <w:r>
+        <w:rPr>
+          <w:rFonts w:ascii="Arial" w:hAnsi="Arial" w:cs="Arial"/>
+        </w:rPr>
+        <w:t>AuditService</w:t>
+      </w:r>
+      <w:proofErr w:type="spellEnd"/>
+    </w:p>
+    <w:p>
+      <w:pPr>
+        <w:pStyle w:val="ListParagraph"/>
+        <w:numPr>
+          <w:ilvl w:val="1"/>
+          <w:numId w:val="37"/>
+        </w:numPr>
+        <w:spacing w:line="360" w:lineRule="auto"/>
+        <w:ind w:left="2127"/>
+        <w:jc w:val="both"/>
+        <w:rPr>
+          <w:rFonts w:ascii="Arial" w:hAnsi="Arial" w:cs="Arial"/>
+        </w:rPr>
+      </w:pPr>
+      <w:r>
+        <w:rPr>
+          <w:rFonts w:ascii="Arial" w:hAnsi="Arial" w:cs="Arial"/>
+        </w:rPr>
+        <w:t xml:space="preserve">User depends on </w:t>
+      </w:r>
+      <w:proofErr w:type="spellStart"/>
+      <w:r>
+        <w:rPr>
+          <w:rFonts w:ascii="Arial" w:hAnsi="Arial" w:cs="Arial"/>
+        </w:rPr>
+        <w:t>AuditService</w:t>
+      </w:r>
+      <w:proofErr w:type="spellEnd"/>
+    </w:p>
+    <w:p>
+      <w:pPr>
+        <w:pStyle w:val="ListParagraph"/>
+        <w:numPr>
+          <w:ilvl w:val="1"/>
+          <w:numId w:val="37"/>
+        </w:numPr>
+        <w:spacing w:line="360" w:lineRule="auto"/>
+        <w:ind w:left="2127"/>
+        <w:jc w:val="both"/>
+        <w:rPr>
+          <w:rFonts w:ascii="Arial" w:hAnsi="Arial" w:cs="Arial"/>
+        </w:rPr>
+      </w:pPr>
+      <w:r>
+        <w:rPr>
+          <w:rFonts w:ascii="Arial" w:hAnsi="Arial" w:cs="Arial"/>
+        </w:rPr>
+        <w:t xml:space="preserve">Staff depends on </w:t>
+      </w:r>
+      <w:proofErr w:type="spellStart"/>
+      <w:r>
+        <w:rPr>
+          <w:rFonts w:ascii="Arial" w:hAnsi="Arial" w:cs="Arial"/>
+        </w:rPr>
+        <w:t>IHRSystem</w:t>
+      </w:r>
+      <w:proofErr w:type="spellEnd"/>
+    </w:p>
+    <w:p>
+      <w:pPr>
+        <w:pStyle w:val="ListParagraph"/>
+        <w:numPr>
+          <w:ilvl w:val="1"/>
+          <w:numId w:val="37"/>
+        </w:numPr>
+        <w:spacing w:line="360" w:lineRule="auto"/>
+        <w:ind w:left="2127"/>
+        <w:jc w:val="both"/>
+        <w:rPr>
+          <w:rFonts w:ascii="Arial" w:hAnsi="Arial" w:cs="Arial"/>
+        </w:rPr>
+      </w:pPr>
+      <w:proofErr w:type="spellStart"/>
+      <w:r>
+        <w:rPr>
+          <w:rFonts w:ascii="Arial" w:hAnsi="Arial" w:cs="Arial"/>
+        </w:rPr>
+        <w:t>FinanceStaff</w:t>
+      </w:r>
+      <w:proofErr w:type="spellEnd"/>
+      <w:r>
+        <w:rPr>
+          <w:rFonts w:ascii="Arial" w:hAnsi="Arial" w:cs="Arial"/>
+        </w:rPr>
+        <w:t xml:space="preserve"> depends on </w:t>
+      </w:r>
+      <w:proofErr w:type="spellStart"/>
+      <w:r>
+        <w:rPr>
+          <w:rFonts w:ascii="Arial" w:hAnsi="Arial" w:cs="Arial"/>
+        </w:rPr>
+        <w:t>IFinanceSystem</w:t>
+      </w:r>
+      <w:proofErr w:type="spellEnd"/>
+    </w:p>
+    <w:p>
+      <w:pPr>
+        <w:ind w:left="567"/>
+        <w:jc w:val="both"/>
+        <w:rPr>
+          <w:rFonts w:ascii="Arial" w:hAnsi="Arial" w:cs="Arial"/>
+        </w:rPr>
+      </w:pPr>
+      <w:r>
+        <w:rPr>
+          <w:rFonts w:ascii="Arial" w:hAnsi="Arial" w:cs="Arial"/>
+        </w:rPr>
+        <w:t>After defining the classes, attributes, operations, and relationships, the class diagram of the Course Enrolment System is constructed and presented in the figure below.</w:t>
+      </w:r>
+    </w:p>
+    <w:p>
+      <w:pPr>
+        <w:keepNext/>
+        <w:ind w:left="-1418"/>
+        <w:jc w:val="both"/>
+      </w:pPr>
+      <w:r>
+        <w:rPr>
+          <w:rFonts w:ascii="Arial" w:hAnsi="Arial" w:cs="Arial"/>
+          <w:noProof/>
+        </w:rPr>
+        <w:lastRenderedPageBreak/>
+        <w:drawing>
+          <wp:inline distT="0" distB="0" distL="0" distR="0" wp14:anchorId="0620FF58" wp14:editId="366C75F9">
+            <wp:extent cx="7701188" cy="3644900"/>
+            <wp:effectExtent l="19050" t="19050" r="14605" b="12700"/>
+            <wp:docPr id="1663634495" name="Picture 2"/>
+            <wp:cNvGraphicFramePr>
+              <a:graphicFrameLocks xmlns:a="http://schemas.openxmlformats.org/drawingml/2006/main" noChangeAspect="1"/>
+            </wp:cNvGraphicFramePr>
+            <a:graphic xmlns:a="http://schemas.openxmlformats.org/drawingml/2006/main">
+              <a:graphicData uri="http://schemas.openxmlformats.org/drawingml/2006/picture">
+                <pic:pic xmlns:pic="http://schemas.openxmlformats.org/drawingml/2006/picture">
+                  <pic:nvPicPr>
+                    <pic:cNvPr id="0" name="Picture 2"/>
+                    <pic:cNvPicPr>
+                      <a:picLocks noChangeAspect="1" noChangeArrowheads="1"/>
+                    </pic:cNvPicPr>
+                  </pic:nvPicPr>
+                  <pic:blipFill>
+                    <a:blip r:embed="rId11">
+                      <a:extLst>
+                        <a:ext uri="{28A0092B-C50C-407E-A947-70E740481C1C}">
+                          <a14:useLocalDpi xmlns:a14="http://schemas.microsoft.com/office/drawing/2010/main" val="0"/>
+                        </a:ext>
+                      </a:extLst>
+                    </a:blip>
+                    <a:srcRect/>
+                    <a:stretch>
+                      <a:fillRect/>
+                    </a:stretch>
+                  </pic:blipFill>
+                  <pic:spPr bwMode="auto">
+                    <a:xfrm>
+                      <a:off x="0" y="0"/>
+                      <a:ext cx="7710586" cy="3649348"/>
+                    </a:xfrm>
+                    <a:prstGeom prst="rect">
+                      <a:avLst/>
+                    </a:prstGeom>
+                    <a:noFill/>
+                    <a:ln>
+                      <a:solidFill>
+                        <a:schemeClr val="bg1">
+                          <a:lumMod val="85000"/>
+                        </a:schemeClr>
+                      </a:solidFill>
+                    </a:ln>
+                  </pic:spPr>
+                </pic:pic>
+              </a:graphicData>
+            </a:graphic>
+          </wp:inline>
+        </w:drawing>
+      </w:r>
+    </w:p>
+    <w:p>
+      <w:pPr>
+        <w:pStyle w:val="Caption"/>
+        <w:ind w:left="567"/>
+        <w:jc w:val="both"/>
+        <w:rPr>
+          <w:rFonts w:ascii="Arial" w:hAnsi="Arial" w:cs="Arial"/>
+          <w:b/>
+          <w:bCs/>
+          <w:i w:val="0"/>
+          <w:iCs w:val="0"/>
+          <w:color w:val="215E99" w:themeColor="text2" w:themeTint="BF"/>
+          <w:sz w:val="24"/>
+          <w:szCs w:val="24"/>
+        </w:rPr>
+      </w:pPr>
+      <w:r>
+        <w:rPr>
+          <w:rFonts w:ascii="Arial" w:hAnsi="Arial" w:cs="Arial"/>
+          <w:b/>
+          <w:bCs/>
+          <w:i w:val="0"/>
+          <w:iCs w:val="0"/>
+          <w:color w:val="215E99" w:themeColor="text2" w:themeTint="BF"/>
+          <w:sz w:val="24"/>
+          <w:szCs w:val="24"/>
+        </w:rPr>
+        <w:t xml:space="preserve">Table </w:t>
+      </w:r>
+      <w:r>
+        <w:rPr>
+          <w:rFonts w:ascii="Arial" w:hAnsi="Arial" w:cs="Arial"/>
+          <w:b/>
+          <w:bCs/>
+          <w:i w:val="0"/>
+          <w:iCs w:val="0"/>
+          <w:color w:val="215E99" w:themeColor="text2" w:themeTint="BF"/>
+          <w:sz w:val="24"/>
+          <w:szCs w:val="24"/>
+        </w:rPr>
+        <w:fldChar w:fldCharType="begin"/>
+      </w:r>
+      <w:r>
+        <w:rPr>
+          <w:rFonts w:ascii="Arial" w:hAnsi="Arial" w:cs="Arial"/>
+          <w:b/>
+          <w:bCs/>
+          <w:i w:val="0"/>
+          <w:iCs w:val="0"/>
+          <w:color w:val="215E99" w:themeColor="text2" w:themeTint="BF"/>
+          <w:sz w:val="24"/>
+          <w:szCs w:val="24"/>
+        </w:rPr>
+        <w:instrText xml:space="preserve"> SEQ Table \* ARABIC </w:instrText>
+      </w:r>
+      <w:r>
+        <w:rPr>
+          <w:rFonts w:ascii="Arial" w:hAnsi="Arial" w:cs="Arial"/>
+          <w:b/>
+          <w:bCs/>
+          <w:i w:val="0"/>
+          <w:iCs w:val="0"/>
+          <w:color w:val="215E99" w:themeColor="text2" w:themeTint="BF"/>
+          <w:sz w:val="24"/>
+          <w:szCs w:val="24"/>
+        </w:rPr>
+        <w:fldChar w:fldCharType="separate"/>
+      </w:r>
+      <w:r>
+        <w:rPr>
+          <w:rFonts w:ascii="Arial" w:hAnsi="Arial" w:cs="Arial"/>
+          <w:b/>
+          <w:bCs/>
+          <w:i w:val="0"/>
+          <w:iCs w:val="0"/>
+          <w:noProof/>
+          <w:color w:val="215E99" w:themeColor="text2" w:themeTint="BF"/>
+          <w:sz w:val="24"/>
+          <w:szCs w:val="24"/>
+        </w:rPr>
+        <w:t>12</w:t>
+      </w:r>
+      <w:r>
+        <w:rPr>
+          <w:rFonts w:ascii="Arial" w:hAnsi="Arial" w:cs="Arial"/>
+          <w:b/>
+          <w:bCs/>
+          <w:i w:val="0"/>
+          <w:iCs w:val="0"/>
+          <w:color w:val="215E99" w:themeColor="text2" w:themeTint="BF"/>
+          <w:sz w:val="24"/>
+          <w:szCs w:val="24"/>
+        </w:rPr>
+        <w:fldChar w:fldCharType="end"/>
+      </w:r>
+      <w:r>
+        <w:rPr>
+          <w:rFonts w:ascii="Arial" w:hAnsi="Arial" w:cs="Arial"/>
+          <w:b/>
+          <w:bCs/>
+          <w:i w:val="0"/>
+          <w:iCs w:val="0"/>
+          <w:color w:val="215E99" w:themeColor="text2" w:themeTint="BF"/>
+          <w:sz w:val="24"/>
+          <w:szCs w:val="24"/>
+        </w:rPr>
+        <w:t>: Course Enrolment System's Class Diagram</w:t>
+      </w:r>
+    </w:p>
+    <w:p>
+      <w:pPr>
+        <w:pStyle w:val="Heading2"/>
+        <w:spacing w:before="0" w:line="360" w:lineRule="auto"/>
         <w:ind w:left="284"/>
         <w:jc w:val="both"/>
         <w:rPr>
           <w:rFonts w:ascii="Arial" w:hAnsi="Arial" w:cs="Arial"/>
-        </w:rPr>
-      </w:pPr>
-    </w:p>
-    <w:p>
-      <w:pPr>
+          <w:b/>
+          <w:bCs/>
+          <w:color w:val="EE0000"/>
+          <w:sz w:val="28"/>
+          <w:szCs w:val="28"/>
+        </w:rPr>
+      </w:pPr>
+      <w:bookmarkStart w:id="39" w:name="_Toc227439368"/>
+      <w:r>
+        <w:rPr>
+          <w:rFonts w:ascii="Arial" w:hAnsi="Arial" w:cs="Arial"/>
+          <w:b/>
+          <w:bCs/>
+          <w:color w:val="EE0000"/>
+          <w:sz w:val="28"/>
+          <w:szCs w:val="28"/>
+        </w:rPr>
+        <w:t>5</w:t>
+      </w:r>
+      <w:r>
+        <w:rPr>
+          <w:rFonts w:ascii="Arial" w:hAnsi="Arial" w:cs="Arial"/>
+          <w:b/>
+          <w:bCs/>
+          <w:color w:val="EE0000"/>
+          <w:sz w:val="28"/>
+          <w:szCs w:val="28"/>
+        </w:rPr>
+        <w:t>.</w:t>
+      </w:r>
+      <w:r>
+        <w:rPr>
+          <w:rFonts w:ascii="Arial" w:hAnsi="Arial" w:cs="Arial"/>
+          <w:b/>
+          <w:bCs/>
+          <w:color w:val="EE0000"/>
+          <w:sz w:val="28"/>
+          <w:szCs w:val="28"/>
+        </w:rPr>
+        <w:t>2</w:t>
+      </w:r>
+      <w:r>
+        <w:rPr>
+          <w:rFonts w:ascii="Arial" w:hAnsi="Arial" w:cs="Arial"/>
+          <w:b/>
+          <w:bCs/>
+          <w:color w:val="EE0000"/>
+          <w:sz w:val="28"/>
+          <w:szCs w:val="28"/>
+        </w:rPr>
+        <w:t xml:space="preserve">. </w:t>
+      </w:r>
+      <w:r>
+        <w:rPr>
+          <w:rFonts w:ascii="Arial" w:hAnsi="Arial" w:cs="Arial"/>
+          <w:b/>
+          <w:bCs/>
+          <w:color w:val="EE0000"/>
+          <w:sz w:val="28"/>
+          <w:szCs w:val="28"/>
+        </w:rPr>
+        <w:t xml:space="preserve">Mapping to C# </w:t>
+      </w:r>
+      <w:r>
+        <w:rPr>
+          <w:rFonts w:ascii="Arial" w:hAnsi="Arial" w:cs="Arial"/>
+          <w:b/>
+          <w:bCs/>
+          <w:color w:val="EE0000"/>
+          <w:sz w:val="28"/>
+          <w:szCs w:val="28"/>
+        </w:rPr>
+        <w:t>c</w:t>
+      </w:r>
+      <w:r>
+        <w:rPr>
+          <w:rFonts w:ascii="Arial" w:hAnsi="Arial" w:cs="Arial"/>
+          <w:b/>
+          <w:bCs/>
+          <w:color w:val="EE0000"/>
+          <w:sz w:val="28"/>
+          <w:szCs w:val="28"/>
+        </w:rPr>
+        <w:t>lasses</w:t>
+      </w:r>
+      <w:bookmarkEnd w:id="39"/>
+      <w:r>
+        <w:rPr>
+          <w:rFonts w:ascii="Arial" w:hAnsi="Arial" w:cs="Arial"/>
+          <w:b/>
+          <w:bCs/>
+          <w:color w:val="EE0000"/>
+          <w:sz w:val="28"/>
+          <w:szCs w:val="28"/>
+        </w:rPr>
+        <w:t xml:space="preserve"> </w:t>
+      </w:r>
+    </w:p>
+    <w:p>
+      <w:pPr>
+        <w:ind w:left="567"/>
+        <w:jc w:val="both"/>
+        <w:rPr>
+          <w:rFonts w:ascii="Arial" w:hAnsi="Arial" w:cs="Arial"/>
+        </w:rPr>
+      </w:pPr>
+    </w:p>
+    <w:p>
+      <w:pPr>
+        <w:pStyle w:val="Heading2"/>
+        <w:spacing w:before="0" w:line="360" w:lineRule="auto"/>
+        <w:ind w:left="284"/>
+        <w:jc w:val="both"/>
+        <w:rPr>
+          <w:rFonts w:ascii="Arial" w:hAnsi="Arial" w:cs="Arial"/>
+          <w:b/>
+          <w:bCs/>
+          <w:color w:val="EE0000"/>
+          <w:sz w:val="28"/>
+          <w:szCs w:val="28"/>
+        </w:rPr>
+      </w:pPr>
+      <w:bookmarkStart w:id="40" w:name="_Toc227439369"/>
+      <w:r>
+        <w:rPr>
+          <w:rFonts w:ascii="Arial" w:hAnsi="Arial" w:cs="Arial"/>
+          <w:b/>
+          <w:bCs/>
+          <w:color w:val="EE0000"/>
+          <w:sz w:val="28"/>
+          <w:szCs w:val="28"/>
+        </w:rPr>
+        <w:t>5</w:t>
+      </w:r>
+      <w:r>
+        <w:rPr>
+          <w:rFonts w:ascii="Arial" w:hAnsi="Arial" w:cs="Arial"/>
+          <w:b/>
+          <w:bCs/>
+          <w:color w:val="EE0000"/>
+          <w:sz w:val="28"/>
+          <w:szCs w:val="28"/>
+        </w:rPr>
+        <w:t>.</w:t>
+      </w:r>
+      <w:r>
+        <w:rPr>
+          <w:rFonts w:ascii="Arial" w:hAnsi="Arial" w:cs="Arial"/>
+          <w:b/>
+          <w:bCs/>
+          <w:color w:val="EE0000"/>
+          <w:sz w:val="28"/>
+          <w:szCs w:val="28"/>
+        </w:rPr>
+        <w:t>3</w:t>
+      </w:r>
+      <w:r>
+        <w:rPr>
+          <w:rFonts w:ascii="Arial" w:hAnsi="Arial" w:cs="Arial"/>
+          <w:b/>
+          <w:bCs/>
+          <w:color w:val="EE0000"/>
+          <w:sz w:val="28"/>
+          <w:szCs w:val="28"/>
+        </w:rPr>
+        <w:t xml:space="preserve">. </w:t>
+      </w:r>
+      <w:r>
+        <w:rPr>
+          <w:rFonts w:ascii="Arial" w:hAnsi="Arial" w:cs="Arial"/>
+          <w:b/>
+          <w:bCs/>
+          <w:color w:val="EE0000"/>
+          <w:sz w:val="28"/>
+          <w:szCs w:val="28"/>
+        </w:rPr>
+        <w:t>Anticipated design weaknesses and limitations</w:t>
+      </w:r>
+      <w:bookmarkEnd w:id="40"/>
+      <w:r>
+        <w:rPr>
+          <w:rFonts w:ascii="Arial" w:hAnsi="Arial" w:cs="Arial"/>
+          <w:b/>
+          <w:bCs/>
+          <w:color w:val="EE0000"/>
+          <w:sz w:val="28"/>
+          <w:szCs w:val="28"/>
+        </w:rPr>
+        <w:t xml:space="preserve"> </w:t>
+      </w:r>
+    </w:p>
+    <w:p>
+      <w:pPr>
+        <w:ind w:left="567"/>
+        <w:jc w:val="both"/>
+        <w:rPr>
+          <w:rFonts w:ascii="Arial" w:hAnsi="Arial" w:cs="Arial"/>
+          <w:lang w:val="en-US"/>
+        </w:rPr>
+      </w:pPr>
+    </w:p>
+    <w:p>
+      <w:pPr>
+        <w:ind w:left="567"/>
         <w:jc w:val="both"/>
         <w:rPr>
           <w:rFonts w:ascii="Arial" w:hAnsi="Arial" w:cs="Arial"/>
@@ -25363,7 +32017,7 @@
           <w:szCs w:val="32"/>
         </w:rPr>
       </w:pPr>
-      <w:bookmarkStart w:id="35" w:name="_Toc227385164"/>
+      <w:bookmarkStart w:id="41" w:name="_Toc227439370"/>
       <w:r>
         <w:rPr>
           <w:rFonts w:ascii="Arial" w:hAnsi="Arial" w:cs="Arial"/>
@@ -25398,7 +32052,7 @@
         </w:rPr>
         <w:t>mplementation</w:t>
       </w:r>
-      <w:bookmarkEnd w:id="35"/>
+      <w:bookmarkEnd w:id="41"/>
     </w:p>
     <w:p>
       <w:pPr>
@@ -25453,7 +32107,7 @@
           <w:szCs w:val="32"/>
         </w:rPr>
       </w:pPr>
-      <w:bookmarkStart w:id="36" w:name="_Toc227385165"/>
+      <w:bookmarkStart w:id="42" w:name="_Toc227439371"/>
       <w:r>
         <w:rPr>
           <w:rFonts w:ascii="Arial" w:hAnsi="Arial" w:cs="Arial"/>
@@ -25466,7 +32120,7 @@
         <w:lastRenderedPageBreak/>
         <w:t>Conclusion</w:t>
       </w:r>
-      <w:bookmarkEnd w:id="36"/>
+      <w:bookmarkEnd w:id="42"/>
     </w:p>
     <w:p>
       <w:pPr>
@@ -25526,7 +32180,7 @@
           <w:szCs w:val="32"/>
         </w:rPr>
       </w:pPr>
-      <w:bookmarkStart w:id="37" w:name="_Toc227385166"/>
+      <w:bookmarkStart w:id="43" w:name="_Toc227439372"/>
       <w:r>
         <w:rPr>
           <w:rFonts w:ascii="Arial" w:hAnsi="Arial" w:cs="Arial"/>
@@ -25539,7 +32193,7 @@
         <w:lastRenderedPageBreak/>
         <w:t>References</w:t>
       </w:r>
-      <w:bookmarkEnd w:id="37"/>
+      <w:bookmarkEnd w:id="43"/>
     </w:p>
     <w:p>
       <w:pPr>
@@ -25555,7 +32209,7 @@
         </w:rPr>
         <w:t xml:space="preserve">AUT (2018). City Campus’ newest building now open. </w:t>
       </w:r>
-      <w:hyperlink r:id="rId11" w:history="1">
+      <w:hyperlink r:id="rId12" w:history="1">
         <w:r>
           <w:rPr>
             <w:rStyle w:val="Hyperlink"/>
@@ -25605,7 +32259,7 @@
         </w:rPr>
         <w:t xml:space="preserve">. </w:t>
       </w:r>
-      <w:hyperlink r:id="rId12" w:history="1">
+      <w:hyperlink r:id="rId13" w:history="1">
         <w:r>
           <w:rPr>
             <w:rStyle w:val="Hyperlink"/>
@@ -25649,7 +32303,7 @@
         </w:rPr>
         <w:t xml:space="preserve"> </w:t>
       </w:r>
-      <w:hyperlink r:id="rId13" w:history="1">
+      <w:hyperlink r:id="rId14" w:history="1">
         <w:r>
           <w:rPr>
             <w:rStyle w:val="Hyperlink"/>
@@ -25687,7 +32341,7 @@
         </w:rPr>
         <w:t xml:space="preserve">. </w:t>
       </w:r>
-      <w:hyperlink r:id="rId14" w:history="1">
+      <w:hyperlink r:id="rId15" w:history="1">
         <w:r>
           <w:rPr>
             <w:rStyle w:val="Hyperlink"/>
@@ -25721,7 +32375,7 @@
         </w:rPr>
         <w:t xml:space="preserve">Enrolling in courses and classes. </w:t>
       </w:r>
-      <w:hyperlink r:id="rId15" w:history="1">
+      <w:hyperlink r:id="rId16" w:history="1">
         <w:r>
           <w:rPr>
             <w:rStyle w:val="Hyperlink"/>
@@ -25759,7 +32413,7 @@
         </w:rPr>
         <w:t xml:space="preserve">. </w:t>
       </w:r>
-      <w:hyperlink r:id="rId16" w:history="1">
+      <w:hyperlink r:id="rId17" w:history="1">
         <w:r>
           <w:rPr>
             <w:rStyle w:val="Hyperlink"/>
@@ -25797,7 +32451,7 @@
         </w:rPr>
         <w:t xml:space="preserve">. </w:t>
       </w:r>
-      <w:hyperlink r:id="rId17" w:history="1">
+      <w:hyperlink r:id="rId18" w:history="1">
         <w:r>
           <w:rPr>
             <w:rStyle w:val="Hyperlink"/>
@@ -25866,7 +32520,7 @@
         </w:rPr>
         <w:t xml:space="preserve"> </w:t>
       </w:r>
-      <w:hyperlink r:id="rId18" w:anchor="iso:std:iso-iec:25010:ed-2:v1:en:term:3.2.3" w:history="1">
+      <w:hyperlink r:id="rId19" w:anchor="iso:std:iso-iec:25010:ed-2:v1:en:term:3.2.3" w:history="1">
         <w:r>
           <w:rPr>
             <w:rStyle w:val="Hyperlink"/>
@@ -25927,7 +32581,8 @@
       </w:pPr>
     </w:p>
     <w:sectPr>
-      <w:footerReference w:type="default" r:id="rId19"/>
+      <w:footerReference w:type="default" r:id="rId20"/>
+      <w:type w:val="continuous"/>
       <w:pgSz w:w="12240" w:h="15840"/>
       <w:pgMar w:top="1440" w:right="1440" w:bottom="1440" w:left="1440" w:header="708" w:footer="708" w:gutter="0"/>
       <w:pgNumType w:start="1"/>
@@ -25967,7 +32622,7 @@
 <w:ftr xmlns:wpc="http://schemas.microsoft.com/office/word/2010/wordprocessingCanvas" xmlns:cx="http://schemas.microsoft.com/office/drawing/2014/chartex" xmlns:cx1="http://schemas.microsoft.com/office/drawing/2015/9/8/chartex" xmlns:cx2="http://schemas.microsoft.com/office/drawing/2015/10/21/chartex" xmlns:cx3="http://schemas.microsoft.com/office/drawing/2016/5/9/chartex" xmlns:cx4="http://schemas.microsoft.com/office/drawing/2016/5/10/chartex" xmlns:cx5="http://schemas.microsoft.com/office/drawing/2016/5/11/chartex" xmlns:cx6="http://schemas.microsoft.com/office/drawing/2016/5/12/chartex" xmlns:cx7="http://schemas.microsoft.com/office/drawing/2016/5/13/chartex" xmlns:cx8="http://schemas.microsoft.com/office/drawing/2016/5/14/chartex" xmlns:mc="http://schemas.openxmlformats.org/markup-compatibility/2006" xmlns:aink="http://schemas.microsoft.com/office/drawing/2016/ink" xmlns:am3d="http://schemas.microsoft.com/office/drawing/2017/model3d" xmlns:o="urn:schemas-microsoft-com:office:office" xmlns:oel="http://schemas.microsoft.com/office/2019/extlst" xmlns:r="http://schemas.openxmlformats.org/officeDocument/2006/relationships" xmlns:m="http://schemas.openxmlformats.org/officeDocument/2006/math" xmlns:v="urn:schemas-microsoft-com:vml" xmlns:wp14="http://schemas.microsoft.com/office/word/2010/wordprocessingDrawing" xmlns:wp="http://schemas.openxmlformats.org/drawingml/2006/wordprocessingDrawing" xmlns:w10="urn:schemas-microsoft-com:office:word" xmlns:w="http://schemas.openxmlformats.org/wordprocessingml/2006/main" xmlns:w14="http://schemas.microsoft.com/office/word/2010/wordml" xmlns:w15="http://schemas.microsoft.com/office/word/2012/wordml" xmlns:w16cex="http://schemas.microsoft.com/office/word/2018/wordml/cex" xmlns:w16cid="http://schemas.microsoft.com/office/word/2016/wordml/cid" xmlns:w16="http://schemas.microsoft.com/office/word/2018/wordml" xmlns:w16du="http://schemas.microsoft.com/office/word/2023/wordml/word16du" xmlns:w16sdtdh="http://schemas.microsoft.com/office/word/2020/wordml/sdtdatahash" xmlns:w16sdtfl="http://schemas.microsoft.com/office/word/2024/wordml/sdtformatlock" xmlns:w16se="http://schemas.microsoft.com/office/word/2015/wordml/symex" xmlns:wpg="http://schemas.microsoft.com/office/word/2010/wordprocessingGroup" xmlns:wpi="http://schemas.microsoft.com/office/word/2010/wordprocessingInk" xmlns:wne="http://schemas.microsoft.com/office/word/2006/wordml" xmlns:wps="http://schemas.microsoft.com/office/word/2010/wordprocessingShape" mc:Ignorable="w14 w15 w16se w16cid w16 w16cex w16sdtdh w16sdtfl w16du wp14">
   <w:sdt>
     <w:sdtPr>
-      <w:id w:val="-1366671273"/>
+      <w:id w:val="-1232380231"/>
       <w:docPartObj>
         <w:docPartGallery w:val="Page Numbers (Bottom of Page)"/>
         <w:docPartUnique/>
@@ -25976,7 +32631,7 @@
     <w:sdtContent>
       <w:sdt>
         <w:sdtPr>
-          <w:id w:val="-1657149182"/>
+          <w:id w:val="825562156"/>
           <w:docPartObj>
             <w:docPartGallery w:val="Page Numbers (Top of Page)"/>
             <w:docPartUnique/>
@@ -26821,6 +33476,119 @@
     </w:lvl>
   </w:abstractNum>
   <w:abstractNum w:abstractNumId="7" w15:restartNumberingAfterBreak="0">
+    <w:nsid w:val="0F671F6D"/>
+    <w:multiLevelType w:val="hybridMultilevel"/>
+    <w:tmpl w:val="B60461C0"/>
+    <w:lvl w:ilvl="0" w:tplc="04090001">
+      <w:start w:val="1"/>
+      <w:numFmt w:val="bullet"/>
+      <w:lvlText w:val=""/>
+      <w:lvlJc w:val="left"/>
+      <w:pPr>
+        <w:ind w:left="1854" w:hanging="360"/>
+      </w:pPr>
+      <w:rPr>
+        <w:rFonts w:ascii="Symbol" w:hAnsi="Symbol" w:hint="default"/>
+      </w:rPr>
+    </w:lvl>
+    <w:lvl w:ilvl="1" w:tplc="04090003">
+      <w:start w:val="1"/>
+      <w:numFmt w:val="bullet"/>
+      <w:lvlText w:val="o"/>
+      <w:lvlJc w:val="left"/>
+      <w:pPr>
+        <w:ind w:left="2574" w:hanging="360"/>
+      </w:pPr>
+      <w:rPr>
+        <w:rFonts w:ascii="Courier New" w:hAnsi="Courier New" w:cs="Courier New" w:hint="default"/>
+      </w:rPr>
+    </w:lvl>
+    <w:lvl w:ilvl="2" w:tplc="04090005" w:tentative="1">
+      <w:start w:val="1"/>
+      <w:numFmt w:val="bullet"/>
+      <w:lvlText w:val=""/>
+      <w:lvlJc w:val="left"/>
+      <w:pPr>
+        <w:ind w:left="3294" w:hanging="360"/>
+      </w:pPr>
+      <w:rPr>
+        <w:rFonts w:ascii="Wingdings" w:hAnsi="Wingdings" w:hint="default"/>
+      </w:rPr>
+    </w:lvl>
+    <w:lvl w:ilvl="3" w:tplc="04090001" w:tentative="1">
+      <w:start w:val="1"/>
+      <w:numFmt w:val="bullet"/>
+      <w:lvlText w:val=""/>
+      <w:lvlJc w:val="left"/>
+      <w:pPr>
+        <w:ind w:left="4014" w:hanging="360"/>
+      </w:pPr>
+      <w:rPr>
+        <w:rFonts w:ascii="Symbol" w:hAnsi="Symbol" w:hint="default"/>
+      </w:rPr>
+    </w:lvl>
+    <w:lvl w:ilvl="4" w:tplc="04090003" w:tentative="1">
+      <w:start w:val="1"/>
+      <w:numFmt w:val="bullet"/>
+      <w:lvlText w:val="o"/>
+      <w:lvlJc w:val="left"/>
+      <w:pPr>
+        <w:ind w:left="4734" w:hanging="360"/>
+      </w:pPr>
+      <w:rPr>
+        <w:rFonts w:ascii="Courier New" w:hAnsi="Courier New" w:cs="Courier New" w:hint="default"/>
+      </w:rPr>
+    </w:lvl>
+    <w:lvl w:ilvl="5" w:tplc="04090005" w:tentative="1">
+      <w:start w:val="1"/>
+      <w:numFmt w:val="bullet"/>
+      <w:lvlText w:val=""/>
+      <w:lvlJc w:val="left"/>
+      <w:pPr>
+        <w:ind w:left="5454" w:hanging="360"/>
+      </w:pPr>
+      <w:rPr>
+        <w:rFonts w:ascii="Wingdings" w:hAnsi="Wingdings" w:hint="default"/>
+      </w:rPr>
+    </w:lvl>
+    <w:lvl w:ilvl="6" w:tplc="04090001" w:tentative="1">
+      <w:start w:val="1"/>
+      <w:numFmt w:val="bullet"/>
+      <w:lvlText w:val=""/>
+      <w:lvlJc w:val="left"/>
+      <w:pPr>
+        <w:ind w:left="6174" w:hanging="360"/>
+      </w:pPr>
+      <w:rPr>
+        <w:rFonts w:ascii="Symbol" w:hAnsi="Symbol" w:hint="default"/>
+      </w:rPr>
+    </w:lvl>
+    <w:lvl w:ilvl="7" w:tplc="04090003" w:tentative="1">
+      <w:start w:val="1"/>
+      <w:numFmt w:val="bullet"/>
+      <w:lvlText w:val="o"/>
+      <w:lvlJc w:val="left"/>
+      <w:pPr>
+        <w:ind w:left="6894" w:hanging="360"/>
+      </w:pPr>
+      <w:rPr>
+        <w:rFonts w:ascii="Courier New" w:hAnsi="Courier New" w:cs="Courier New" w:hint="default"/>
+      </w:rPr>
+    </w:lvl>
+    <w:lvl w:ilvl="8" w:tplc="04090005" w:tentative="1">
+      <w:start w:val="1"/>
+      <w:numFmt w:val="bullet"/>
+      <w:lvlText w:val=""/>
+      <w:lvlJc w:val="left"/>
+      <w:pPr>
+        <w:ind w:left="7614" w:hanging="360"/>
+      </w:pPr>
+      <w:rPr>
+        <w:rFonts w:ascii="Wingdings" w:hAnsi="Wingdings" w:hint="default"/>
+      </w:rPr>
+    </w:lvl>
+  </w:abstractNum>
+  <w:abstractNum w:abstractNumId="8" w15:restartNumberingAfterBreak="0">
     <w:nsid w:val="16100EAE"/>
     <w:multiLevelType w:val="hybridMultilevel"/>
     <w:tmpl w:val="DAF2384C"/>
@@ -26933,7 +33701,7 @@
       </w:rPr>
     </w:lvl>
   </w:abstractNum>
-  <w:abstractNum w:abstractNumId="8" w15:restartNumberingAfterBreak="0">
+  <w:abstractNum w:abstractNumId="9" w15:restartNumberingAfterBreak="0">
     <w:nsid w:val="164D2DFE"/>
     <w:multiLevelType w:val="hybridMultilevel"/>
     <w:tmpl w:val="6A1409EE"/>
@@ -27046,7 +33814,120 @@
       </w:rPr>
     </w:lvl>
   </w:abstractNum>
-  <w:abstractNum w:abstractNumId="9" w15:restartNumberingAfterBreak="0">
+  <w:abstractNum w:abstractNumId="10" w15:restartNumberingAfterBreak="0">
+    <w:nsid w:val="18D019B6"/>
+    <w:multiLevelType w:val="hybridMultilevel"/>
+    <w:tmpl w:val="2446EDE2"/>
+    <w:lvl w:ilvl="0" w:tplc="04090001">
+      <w:start w:val="1"/>
+      <w:numFmt w:val="bullet"/>
+      <w:lvlText w:val=""/>
+      <w:lvlJc w:val="left"/>
+      <w:pPr>
+        <w:ind w:left="1571" w:hanging="360"/>
+      </w:pPr>
+      <w:rPr>
+        <w:rFonts w:ascii="Symbol" w:hAnsi="Symbol" w:hint="default"/>
+      </w:rPr>
+    </w:lvl>
+    <w:lvl w:ilvl="1" w:tplc="04090003">
+      <w:start w:val="1"/>
+      <w:numFmt w:val="bullet"/>
+      <w:lvlText w:val="o"/>
+      <w:lvlJc w:val="left"/>
+      <w:pPr>
+        <w:ind w:left="2291" w:hanging="360"/>
+      </w:pPr>
+      <w:rPr>
+        <w:rFonts w:ascii="Courier New" w:hAnsi="Courier New" w:cs="Courier New" w:hint="default"/>
+      </w:rPr>
+    </w:lvl>
+    <w:lvl w:ilvl="2" w:tplc="04090005">
+      <w:start w:val="1"/>
+      <w:numFmt w:val="bullet"/>
+      <w:lvlText w:val=""/>
+      <w:lvlJc w:val="left"/>
+      <w:pPr>
+        <w:ind w:left="3011" w:hanging="360"/>
+      </w:pPr>
+      <w:rPr>
+        <w:rFonts w:ascii="Wingdings" w:hAnsi="Wingdings" w:hint="default"/>
+      </w:rPr>
+    </w:lvl>
+    <w:lvl w:ilvl="3" w:tplc="04090001" w:tentative="1">
+      <w:start w:val="1"/>
+      <w:numFmt w:val="bullet"/>
+      <w:lvlText w:val=""/>
+      <w:lvlJc w:val="left"/>
+      <w:pPr>
+        <w:ind w:left="3731" w:hanging="360"/>
+      </w:pPr>
+      <w:rPr>
+        <w:rFonts w:ascii="Symbol" w:hAnsi="Symbol" w:hint="default"/>
+      </w:rPr>
+    </w:lvl>
+    <w:lvl w:ilvl="4" w:tplc="04090003" w:tentative="1">
+      <w:start w:val="1"/>
+      <w:numFmt w:val="bullet"/>
+      <w:lvlText w:val="o"/>
+      <w:lvlJc w:val="left"/>
+      <w:pPr>
+        <w:ind w:left="4451" w:hanging="360"/>
+      </w:pPr>
+      <w:rPr>
+        <w:rFonts w:ascii="Courier New" w:hAnsi="Courier New" w:cs="Courier New" w:hint="default"/>
+      </w:rPr>
+    </w:lvl>
+    <w:lvl w:ilvl="5" w:tplc="04090005" w:tentative="1">
+      <w:start w:val="1"/>
+      <w:numFmt w:val="bullet"/>
+      <w:lvlText w:val=""/>
+      <w:lvlJc w:val="left"/>
+      <w:pPr>
+        <w:ind w:left="5171" w:hanging="360"/>
+      </w:pPr>
+      <w:rPr>
+        <w:rFonts w:ascii="Wingdings" w:hAnsi="Wingdings" w:hint="default"/>
+      </w:rPr>
+    </w:lvl>
+    <w:lvl w:ilvl="6" w:tplc="04090001" w:tentative="1">
+      <w:start w:val="1"/>
+      <w:numFmt w:val="bullet"/>
+      <w:lvlText w:val=""/>
+      <w:lvlJc w:val="left"/>
+      <w:pPr>
+        <w:ind w:left="5891" w:hanging="360"/>
+      </w:pPr>
+      <w:rPr>
+        <w:rFonts w:ascii="Symbol" w:hAnsi="Symbol" w:hint="default"/>
+      </w:rPr>
+    </w:lvl>
+    <w:lvl w:ilvl="7" w:tplc="04090003" w:tentative="1">
+      <w:start w:val="1"/>
+      <w:numFmt w:val="bullet"/>
+      <w:lvlText w:val="o"/>
+      <w:lvlJc w:val="left"/>
+      <w:pPr>
+        <w:ind w:left="6611" w:hanging="360"/>
+      </w:pPr>
+      <w:rPr>
+        <w:rFonts w:ascii="Courier New" w:hAnsi="Courier New" w:cs="Courier New" w:hint="default"/>
+      </w:rPr>
+    </w:lvl>
+    <w:lvl w:ilvl="8" w:tplc="04090005" w:tentative="1">
+      <w:start w:val="1"/>
+      <w:numFmt w:val="bullet"/>
+      <w:lvlText w:val=""/>
+      <w:lvlJc w:val="left"/>
+      <w:pPr>
+        <w:ind w:left="7331" w:hanging="360"/>
+      </w:pPr>
+      <w:rPr>
+        <w:rFonts w:ascii="Wingdings" w:hAnsi="Wingdings" w:hint="default"/>
+      </w:rPr>
+    </w:lvl>
+  </w:abstractNum>
+  <w:abstractNum w:abstractNumId="11" w15:restartNumberingAfterBreak="0">
     <w:nsid w:val="1A8B6F57"/>
     <w:multiLevelType w:val="hybridMultilevel"/>
     <w:tmpl w:val="5C604B8C"/>
@@ -27159,7 +34040,7 @@
       </w:rPr>
     </w:lvl>
   </w:abstractNum>
-  <w:abstractNum w:abstractNumId="10" w15:restartNumberingAfterBreak="0">
+  <w:abstractNum w:abstractNumId="12" w15:restartNumberingAfterBreak="0">
     <w:nsid w:val="1D2F497A"/>
     <w:multiLevelType w:val="hybridMultilevel"/>
     <w:tmpl w:val="A7F4E44E"/>
@@ -27248,7 +34129,7 @@
       </w:pPr>
     </w:lvl>
   </w:abstractNum>
-  <w:abstractNum w:abstractNumId="11" w15:restartNumberingAfterBreak="0">
+  <w:abstractNum w:abstractNumId="13" w15:restartNumberingAfterBreak="0">
     <w:nsid w:val="208A1330"/>
     <w:multiLevelType w:val="hybridMultilevel"/>
     <w:tmpl w:val="0972A492"/>
@@ -27361,7 +34242,7 @@
       </w:rPr>
     </w:lvl>
   </w:abstractNum>
-  <w:abstractNum w:abstractNumId="12" w15:restartNumberingAfterBreak="0">
+  <w:abstractNum w:abstractNumId="14" w15:restartNumberingAfterBreak="0">
     <w:nsid w:val="2AE42AD4"/>
     <w:multiLevelType w:val="hybridMultilevel"/>
     <w:tmpl w:val="A7F4E44E"/>
@@ -27450,7 +34331,7 @@
       </w:pPr>
     </w:lvl>
   </w:abstractNum>
-  <w:abstractNum w:abstractNumId="13" w15:restartNumberingAfterBreak="0">
+  <w:abstractNum w:abstractNumId="15" w15:restartNumberingAfterBreak="0">
     <w:nsid w:val="2EC15A1A"/>
     <w:multiLevelType w:val="hybridMultilevel"/>
     <w:tmpl w:val="310C0664"/>
@@ -27536,7 +34417,7 @@
       </w:pPr>
     </w:lvl>
   </w:abstractNum>
-  <w:abstractNum w:abstractNumId="14" w15:restartNumberingAfterBreak="0">
+  <w:abstractNum w:abstractNumId="16" w15:restartNumberingAfterBreak="0">
     <w:nsid w:val="3725559B"/>
     <w:multiLevelType w:val="hybridMultilevel"/>
     <w:tmpl w:val="BDCA7D84"/>
@@ -27649,7 +34530,7 @@
       </w:rPr>
     </w:lvl>
   </w:abstractNum>
-  <w:abstractNum w:abstractNumId="15" w15:restartNumberingAfterBreak="0">
+  <w:abstractNum w:abstractNumId="17" w15:restartNumberingAfterBreak="0">
     <w:nsid w:val="3C4C687A"/>
     <w:multiLevelType w:val="hybridMultilevel"/>
     <w:tmpl w:val="A7F4E44E"/>
@@ -27738,7 +34619,7 @@
       </w:pPr>
     </w:lvl>
   </w:abstractNum>
-  <w:abstractNum w:abstractNumId="16" w15:restartNumberingAfterBreak="0">
+  <w:abstractNum w:abstractNumId="18" w15:restartNumberingAfterBreak="0">
     <w:nsid w:val="443143D4"/>
     <w:multiLevelType w:val="hybridMultilevel"/>
     <w:tmpl w:val="BC7C5D7E"/>
@@ -27851,7 +34732,7 @@
       </w:rPr>
     </w:lvl>
   </w:abstractNum>
-  <w:abstractNum w:abstractNumId="17" w15:restartNumberingAfterBreak="0">
+  <w:abstractNum w:abstractNumId="19" w15:restartNumberingAfterBreak="0">
     <w:nsid w:val="46E171CB"/>
     <w:multiLevelType w:val="hybridMultilevel"/>
     <w:tmpl w:val="6E505BDA"/>
@@ -27964,7 +34845,7 @@
       </w:rPr>
     </w:lvl>
   </w:abstractNum>
-  <w:abstractNum w:abstractNumId="18" w15:restartNumberingAfterBreak="0">
+  <w:abstractNum w:abstractNumId="20" w15:restartNumberingAfterBreak="0">
     <w:nsid w:val="4E9208C8"/>
     <w:multiLevelType w:val="hybridMultilevel"/>
     <w:tmpl w:val="054A6BDE"/>
@@ -28077,7 +34958,7 @@
       </w:rPr>
     </w:lvl>
   </w:abstractNum>
-  <w:abstractNum w:abstractNumId="19" w15:restartNumberingAfterBreak="0">
+  <w:abstractNum w:abstractNumId="21" w15:restartNumberingAfterBreak="0">
     <w:nsid w:val="50B90995"/>
     <w:multiLevelType w:val="hybridMultilevel"/>
     <w:tmpl w:val="F4EC91BE"/>
@@ -28166,7 +35047,7 @@
       </w:pPr>
     </w:lvl>
   </w:abstractNum>
-  <w:abstractNum w:abstractNumId="20" w15:restartNumberingAfterBreak="0">
+  <w:abstractNum w:abstractNumId="22" w15:restartNumberingAfterBreak="0">
     <w:nsid w:val="5114234E"/>
     <w:multiLevelType w:val="hybridMultilevel"/>
     <w:tmpl w:val="1B9CA66A"/>
@@ -28279,7 +35160,7 @@
       </w:rPr>
     </w:lvl>
   </w:abstractNum>
-  <w:abstractNum w:abstractNumId="21" w15:restartNumberingAfterBreak="0">
+  <w:abstractNum w:abstractNumId="23" w15:restartNumberingAfterBreak="0">
     <w:nsid w:val="515E5162"/>
     <w:multiLevelType w:val="hybridMultilevel"/>
     <w:tmpl w:val="B216AA34"/>
@@ -28392,7 +35273,7 @@
       </w:rPr>
     </w:lvl>
   </w:abstractNum>
-  <w:abstractNum w:abstractNumId="22" w15:restartNumberingAfterBreak="0">
+  <w:abstractNum w:abstractNumId="24" w15:restartNumberingAfterBreak="0">
     <w:nsid w:val="533430E6"/>
     <w:multiLevelType w:val="hybridMultilevel"/>
     <w:tmpl w:val="05DE65C6"/>
@@ -28505,7 +35386,7 @@
       </w:rPr>
     </w:lvl>
   </w:abstractNum>
-  <w:abstractNum w:abstractNumId="23" w15:restartNumberingAfterBreak="0">
+  <w:abstractNum w:abstractNumId="25" w15:restartNumberingAfterBreak="0">
     <w:nsid w:val="557E14CA"/>
     <w:multiLevelType w:val="hybridMultilevel"/>
     <w:tmpl w:val="A7F4E44E"/>
@@ -28594,7 +35475,7 @@
       </w:pPr>
     </w:lvl>
   </w:abstractNum>
-  <w:abstractNum w:abstractNumId="24" w15:restartNumberingAfterBreak="0">
+  <w:abstractNum w:abstractNumId="26" w15:restartNumberingAfterBreak="0">
     <w:nsid w:val="55BD7A99"/>
     <w:multiLevelType w:val="hybridMultilevel"/>
     <w:tmpl w:val="259C26B4"/>
@@ -28707,7 +35588,7 @@
       </w:rPr>
     </w:lvl>
   </w:abstractNum>
-  <w:abstractNum w:abstractNumId="25" w15:restartNumberingAfterBreak="0">
+  <w:abstractNum w:abstractNumId="27" w15:restartNumberingAfterBreak="0">
     <w:nsid w:val="5729116B"/>
     <w:multiLevelType w:val="hybridMultilevel"/>
     <w:tmpl w:val="BB74E996"/>
@@ -28820,7 +35701,7 @@
       </w:rPr>
     </w:lvl>
   </w:abstractNum>
-  <w:abstractNum w:abstractNumId="26" w15:restartNumberingAfterBreak="0">
+  <w:abstractNum w:abstractNumId="28" w15:restartNumberingAfterBreak="0">
     <w:nsid w:val="584223CC"/>
     <w:multiLevelType w:val="hybridMultilevel"/>
     <w:tmpl w:val="15AE2CB0"/>
@@ -28933,7 +35814,7 @@
       </w:rPr>
     </w:lvl>
   </w:abstractNum>
-  <w:abstractNum w:abstractNumId="27" w15:restartNumberingAfterBreak="0">
+  <w:abstractNum w:abstractNumId="29" w15:restartNumberingAfterBreak="0">
     <w:nsid w:val="5A3C6B9D"/>
     <w:multiLevelType w:val="hybridMultilevel"/>
     <w:tmpl w:val="8A963DA4"/>
@@ -29046,7 +35927,7 @@
       </w:rPr>
     </w:lvl>
   </w:abstractNum>
-  <w:abstractNum w:abstractNumId="28" w15:restartNumberingAfterBreak="0">
+  <w:abstractNum w:abstractNumId="30" w15:restartNumberingAfterBreak="0">
     <w:nsid w:val="5C770FB3"/>
     <w:multiLevelType w:val="hybridMultilevel"/>
     <w:tmpl w:val="E9B2138A"/>
@@ -29159,7 +36040,7 @@
       </w:rPr>
     </w:lvl>
   </w:abstractNum>
-  <w:abstractNum w:abstractNumId="29" w15:restartNumberingAfterBreak="0">
+  <w:abstractNum w:abstractNumId="31" w15:restartNumberingAfterBreak="0">
     <w:nsid w:val="5C9E6CF1"/>
     <w:multiLevelType w:val="hybridMultilevel"/>
     <w:tmpl w:val="5EE269DE"/>
@@ -29272,7 +36153,7 @@
       </w:rPr>
     </w:lvl>
   </w:abstractNum>
-  <w:abstractNum w:abstractNumId="30" w15:restartNumberingAfterBreak="0">
+  <w:abstractNum w:abstractNumId="32" w15:restartNumberingAfterBreak="0">
     <w:nsid w:val="6C2F091E"/>
     <w:multiLevelType w:val="hybridMultilevel"/>
     <w:tmpl w:val="0E44B9C4"/>
@@ -29385,7 +36266,7 @@
       </w:rPr>
     </w:lvl>
   </w:abstractNum>
-  <w:abstractNum w:abstractNumId="31" w15:restartNumberingAfterBreak="0">
+  <w:abstractNum w:abstractNumId="33" w15:restartNumberingAfterBreak="0">
     <w:nsid w:val="6E7A0604"/>
     <w:multiLevelType w:val="hybridMultilevel"/>
     <w:tmpl w:val="03EA74EE"/>
@@ -29498,7 +36379,7 @@
       </w:rPr>
     </w:lvl>
   </w:abstractNum>
-  <w:abstractNum w:abstractNumId="32" w15:restartNumberingAfterBreak="0">
+  <w:abstractNum w:abstractNumId="34" w15:restartNumberingAfterBreak="0">
     <w:nsid w:val="724A50F5"/>
     <w:multiLevelType w:val="hybridMultilevel"/>
     <w:tmpl w:val="30FCC03C"/>
@@ -29611,7 +36492,7 @@
       </w:rPr>
     </w:lvl>
   </w:abstractNum>
-  <w:abstractNum w:abstractNumId="33" w15:restartNumberingAfterBreak="0">
+  <w:abstractNum w:abstractNumId="35" w15:restartNumberingAfterBreak="0">
     <w:nsid w:val="7C2F5FFD"/>
     <w:multiLevelType w:val="hybridMultilevel"/>
     <w:tmpl w:val="7C0C3FE6"/>
@@ -29724,71 +36605,184 @@
       </w:rPr>
     </w:lvl>
   </w:abstractNum>
+  <w:abstractNum w:abstractNumId="36" w15:restartNumberingAfterBreak="0">
+    <w:nsid w:val="7D4B6A95"/>
+    <w:multiLevelType w:val="hybridMultilevel"/>
+    <w:tmpl w:val="36E0857E"/>
+    <w:lvl w:ilvl="0" w:tplc="04090001">
+      <w:start w:val="1"/>
+      <w:numFmt w:val="bullet"/>
+      <w:lvlText w:val=""/>
+      <w:lvlJc w:val="left"/>
+      <w:pPr>
+        <w:ind w:left="1571" w:hanging="360"/>
+      </w:pPr>
+      <w:rPr>
+        <w:rFonts w:ascii="Symbol" w:hAnsi="Symbol" w:hint="default"/>
+      </w:rPr>
+    </w:lvl>
+    <w:lvl w:ilvl="1" w:tplc="04090003" w:tentative="1">
+      <w:start w:val="1"/>
+      <w:numFmt w:val="bullet"/>
+      <w:lvlText w:val="o"/>
+      <w:lvlJc w:val="left"/>
+      <w:pPr>
+        <w:ind w:left="2291" w:hanging="360"/>
+      </w:pPr>
+      <w:rPr>
+        <w:rFonts w:ascii="Courier New" w:hAnsi="Courier New" w:cs="Courier New" w:hint="default"/>
+      </w:rPr>
+    </w:lvl>
+    <w:lvl w:ilvl="2" w:tplc="04090005" w:tentative="1">
+      <w:start w:val="1"/>
+      <w:numFmt w:val="bullet"/>
+      <w:lvlText w:val=""/>
+      <w:lvlJc w:val="left"/>
+      <w:pPr>
+        <w:ind w:left="3011" w:hanging="360"/>
+      </w:pPr>
+      <w:rPr>
+        <w:rFonts w:ascii="Wingdings" w:hAnsi="Wingdings" w:hint="default"/>
+      </w:rPr>
+    </w:lvl>
+    <w:lvl w:ilvl="3" w:tplc="04090001" w:tentative="1">
+      <w:start w:val="1"/>
+      <w:numFmt w:val="bullet"/>
+      <w:lvlText w:val=""/>
+      <w:lvlJc w:val="left"/>
+      <w:pPr>
+        <w:ind w:left="3731" w:hanging="360"/>
+      </w:pPr>
+      <w:rPr>
+        <w:rFonts w:ascii="Symbol" w:hAnsi="Symbol" w:hint="default"/>
+      </w:rPr>
+    </w:lvl>
+    <w:lvl w:ilvl="4" w:tplc="04090003" w:tentative="1">
+      <w:start w:val="1"/>
+      <w:numFmt w:val="bullet"/>
+      <w:lvlText w:val="o"/>
+      <w:lvlJc w:val="left"/>
+      <w:pPr>
+        <w:ind w:left="4451" w:hanging="360"/>
+      </w:pPr>
+      <w:rPr>
+        <w:rFonts w:ascii="Courier New" w:hAnsi="Courier New" w:cs="Courier New" w:hint="default"/>
+      </w:rPr>
+    </w:lvl>
+    <w:lvl w:ilvl="5" w:tplc="04090005" w:tentative="1">
+      <w:start w:val="1"/>
+      <w:numFmt w:val="bullet"/>
+      <w:lvlText w:val=""/>
+      <w:lvlJc w:val="left"/>
+      <w:pPr>
+        <w:ind w:left="5171" w:hanging="360"/>
+      </w:pPr>
+      <w:rPr>
+        <w:rFonts w:ascii="Wingdings" w:hAnsi="Wingdings" w:hint="default"/>
+      </w:rPr>
+    </w:lvl>
+    <w:lvl w:ilvl="6" w:tplc="04090001" w:tentative="1">
+      <w:start w:val="1"/>
+      <w:numFmt w:val="bullet"/>
+      <w:lvlText w:val=""/>
+      <w:lvlJc w:val="left"/>
+      <w:pPr>
+        <w:ind w:left="5891" w:hanging="360"/>
+      </w:pPr>
+      <w:rPr>
+        <w:rFonts w:ascii="Symbol" w:hAnsi="Symbol" w:hint="default"/>
+      </w:rPr>
+    </w:lvl>
+    <w:lvl w:ilvl="7" w:tplc="04090003" w:tentative="1">
+      <w:start w:val="1"/>
+      <w:numFmt w:val="bullet"/>
+      <w:lvlText w:val="o"/>
+      <w:lvlJc w:val="left"/>
+      <w:pPr>
+        <w:ind w:left="6611" w:hanging="360"/>
+      </w:pPr>
+      <w:rPr>
+        <w:rFonts w:ascii="Courier New" w:hAnsi="Courier New" w:cs="Courier New" w:hint="default"/>
+      </w:rPr>
+    </w:lvl>
+    <w:lvl w:ilvl="8" w:tplc="04090005" w:tentative="1">
+      <w:start w:val="1"/>
+      <w:numFmt w:val="bullet"/>
+      <w:lvlText w:val=""/>
+      <w:lvlJc w:val="left"/>
+      <w:pPr>
+        <w:ind w:left="7331" w:hanging="360"/>
+      </w:pPr>
+      <w:rPr>
+        <w:rFonts w:ascii="Wingdings" w:hAnsi="Wingdings" w:hint="default"/>
+      </w:rPr>
+    </w:lvl>
+  </w:abstractNum>
   <w:num w:numId="1" w16cid:durableId="1045522712">
-    <w:abstractNumId w:val="19"/>
+    <w:abstractNumId w:val="21"/>
   </w:num>
   <w:num w:numId="2" w16cid:durableId="1914701475">
     <w:abstractNumId w:val="5"/>
   </w:num>
   <w:num w:numId="3" w16cid:durableId="1264529151">
-    <w:abstractNumId w:val="13"/>
+    <w:abstractNumId w:val="15"/>
   </w:num>
   <w:num w:numId="4" w16cid:durableId="1411461418">
+    <w:abstractNumId w:val="20"/>
+  </w:num>
+  <w:num w:numId="5" w16cid:durableId="185103095">
     <w:abstractNumId w:val="18"/>
   </w:num>
-  <w:num w:numId="5" w16cid:durableId="185103095">
-    <w:abstractNumId w:val="16"/>
-  </w:num>
   <w:num w:numId="6" w16cid:durableId="1852379492">
-    <w:abstractNumId w:val="26"/>
+    <w:abstractNumId w:val="28"/>
   </w:num>
   <w:num w:numId="7" w16cid:durableId="1846623942">
     <w:abstractNumId w:val="0"/>
   </w:num>
   <w:num w:numId="8" w16cid:durableId="385762116">
-    <w:abstractNumId w:val="25"/>
+    <w:abstractNumId w:val="27"/>
   </w:num>
   <w:num w:numId="9" w16cid:durableId="1558129866">
-    <w:abstractNumId w:val="33"/>
+    <w:abstractNumId w:val="35"/>
   </w:num>
   <w:num w:numId="10" w16cid:durableId="1390153760">
-    <w:abstractNumId w:val="27"/>
+    <w:abstractNumId w:val="29"/>
   </w:num>
   <w:num w:numId="11" w16cid:durableId="94328686">
-    <w:abstractNumId w:val="21"/>
+    <w:abstractNumId w:val="23"/>
   </w:num>
   <w:num w:numId="12" w16cid:durableId="1291398037">
-    <w:abstractNumId w:val="11"/>
+    <w:abstractNumId w:val="13"/>
   </w:num>
   <w:num w:numId="13" w16cid:durableId="1274365881">
-    <w:abstractNumId w:val="14"/>
+    <w:abstractNumId w:val="16"/>
   </w:num>
   <w:num w:numId="14" w16cid:durableId="569733674">
-    <w:abstractNumId w:val="22"/>
+    <w:abstractNumId w:val="24"/>
   </w:num>
   <w:num w:numId="15" w16cid:durableId="1075132196">
     <w:abstractNumId w:val="6"/>
   </w:num>
   <w:num w:numId="16" w16cid:durableId="1985357084">
-    <w:abstractNumId w:val="30"/>
+    <w:abstractNumId w:val="32"/>
   </w:num>
   <w:num w:numId="17" w16cid:durableId="1594624175">
-    <w:abstractNumId w:val="24"/>
+    <w:abstractNumId w:val="26"/>
   </w:num>
   <w:num w:numId="18" w16cid:durableId="342826157">
-    <w:abstractNumId w:val="17"/>
+    <w:abstractNumId w:val="19"/>
   </w:num>
   <w:num w:numId="19" w16cid:durableId="1603105666">
     <w:abstractNumId w:val="3"/>
   </w:num>
   <w:num w:numId="20" w16cid:durableId="376051927">
-    <w:abstractNumId w:val="9"/>
+    <w:abstractNumId w:val="11"/>
   </w:num>
   <w:num w:numId="21" w16cid:durableId="1478108798">
-    <w:abstractNumId w:val="31"/>
+    <w:abstractNumId w:val="33"/>
   </w:num>
   <w:num w:numId="22" w16cid:durableId="117795495">
-    <w:abstractNumId w:val="28"/>
+    <w:abstractNumId w:val="30"/>
   </w:num>
   <w:num w:numId="23" w16cid:durableId="467473909">
     <w:abstractNumId w:val="1"/>
@@ -29797,34 +36791,43 @@
     <w:abstractNumId w:val="2"/>
   </w:num>
   <w:num w:numId="25" w16cid:durableId="364913567">
-    <w:abstractNumId w:val="10"/>
+    <w:abstractNumId w:val="12"/>
   </w:num>
   <w:num w:numId="26" w16cid:durableId="792864256">
-    <w:abstractNumId w:val="23"/>
+    <w:abstractNumId w:val="25"/>
   </w:num>
   <w:num w:numId="27" w16cid:durableId="315453600">
     <w:abstractNumId w:val="4"/>
   </w:num>
   <w:num w:numId="28" w16cid:durableId="1704206103">
-    <w:abstractNumId w:val="15"/>
+    <w:abstractNumId w:val="17"/>
   </w:num>
   <w:num w:numId="29" w16cid:durableId="1336029196">
-    <w:abstractNumId w:val="12"/>
+    <w:abstractNumId w:val="14"/>
   </w:num>
   <w:num w:numId="30" w16cid:durableId="699665305">
+    <w:abstractNumId w:val="8"/>
+  </w:num>
+  <w:num w:numId="31" w16cid:durableId="1923367385">
+    <w:abstractNumId w:val="34"/>
+  </w:num>
+  <w:num w:numId="32" w16cid:durableId="1400787281">
+    <w:abstractNumId w:val="22"/>
+  </w:num>
+  <w:num w:numId="33" w16cid:durableId="768962521">
+    <w:abstractNumId w:val="9"/>
+  </w:num>
+  <w:num w:numId="34" w16cid:durableId="1878621888">
+    <w:abstractNumId w:val="31"/>
+  </w:num>
+  <w:num w:numId="35" w16cid:durableId="128480913">
+    <w:abstractNumId w:val="36"/>
+  </w:num>
+  <w:num w:numId="36" w16cid:durableId="868950601">
     <w:abstractNumId w:val="7"/>
   </w:num>
-  <w:num w:numId="31" w16cid:durableId="1923367385">
-    <w:abstractNumId w:val="32"/>
-  </w:num>
-  <w:num w:numId="32" w16cid:durableId="1400787281">
-    <w:abstractNumId w:val="20"/>
-  </w:num>
-  <w:num w:numId="33" w16cid:durableId="768962521">
-    <w:abstractNumId w:val="8"/>
-  </w:num>
-  <w:num w:numId="34" w16cid:durableId="1878621888">
-    <w:abstractNumId w:val="29"/>
+  <w:num w:numId="37" w16cid:durableId="1871141270">
+    <w:abstractNumId w:val="10"/>
   </w:num>
 </w:numbering>
 </file>
